--- a/contrato.docx
+++ b/contrato.docx
@@ -1,6 +1,6 @@
 
 <file path=word/document.xml><?xml version="1.0" encoding="utf-8"?>
-<w:document xmlns:wpc="http://schemas.microsoft.com/office/word/2010/wordprocessingCanvas" xmlns:cx="http://schemas.microsoft.com/office/drawing/2014/chartex" xmlns:cx1="http://schemas.microsoft.com/office/drawing/2015/9/8/chartex" xmlns:cx2="http://schemas.microsoft.com/office/drawing/2015/10/21/chartex" xmlns:cx3="http://schemas.microsoft.com/office/drawing/2016/5/9/chartex" xmlns:cx4="http://schemas.microsoft.com/office/drawing/2016/5/10/chartex" xmlns:cx5="http://schemas.microsoft.com/office/drawing/2016/5/11/chartex" xmlns:cx6="http://schemas.microsoft.com/office/drawing/2016/5/12/chartex" xmlns:cx7="http://schemas.microsoft.com/office/drawing/2016/5/13/chartex" xmlns:cx8="http://schemas.microsoft.com/office/drawing/2016/5/14/chartex" xmlns:mc="http://schemas.openxmlformats.org/markup-compatibility/2006" xmlns:aink="http://schemas.microsoft.com/office/drawing/2016/ink" xmlns:am3d="http://schemas.microsoft.com/office/drawing/2017/model3d" xmlns:o="urn:schemas-microsoft-com:office:office" xmlns:oel="http://schemas.microsoft.com/office/2019/extlst" xmlns:r="http://schemas.openxmlformats.org/officeDocument/2006/relationships" xmlns:m="http://schemas.openxmlformats.org/officeDocument/2006/math" xmlns:v="urn:schemas-microsoft-com:vml" xmlns:wp14="http://schemas.microsoft.com/office/word/2010/wordprocessingDrawing" xmlns:wp="http://schemas.openxmlformats.org/drawingml/2006/wordprocessingDrawing" xmlns:w10="urn:schemas-microsoft-com:office:word" xmlns:w="http://schemas.openxmlformats.org/wordprocessingml/2006/main" xmlns:w14="http://schemas.microsoft.com/office/word/2010/wordml" xmlns:w15="http://schemas.microsoft.com/office/word/2012/wordml" xmlns:w16cex="http://schemas.microsoft.com/office/word/2018/wordml/cex" xmlns:w16cid="http://schemas.microsoft.com/office/word/2016/wordml/cid" xmlns:w16="http://schemas.microsoft.com/office/word/2018/wordml" xmlns:w16du="http://schemas.microsoft.com/office/word/2023/wordml/word16du" xmlns:w16sdtdh="http://schemas.microsoft.com/office/word/2020/wordml/sdtdatahash" xmlns:w16sdtfl="http://schemas.microsoft.com/office/word/2024/wordml/sdtformatlock" xmlns:w16se="http://schemas.microsoft.com/office/word/2015/wordml/symex" xmlns:wpg="http://schemas.microsoft.com/office/word/2010/wordprocessingGroup" xmlns:wpi="http://schemas.microsoft.com/office/word/2010/wordprocessingInk" xmlns:wne="http://schemas.microsoft.com/office/word/2006/wordml" xmlns:wps="http://schemas.microsoft.com/office/word/2010/wordprocessingShape" mc:Ignorable="w14 w15 w16se w16cid w16 w16cex w16sdtdh w16sdtfl w16du wp14">
+<w:document xmlns:wpc="http://schemas.microsoft.com/office/word/2010/wordprocessingCanvas" xmlns:mc="http://schemas.openxmlformats.org/markup-compatibility/2006" xmlns:o="urn:schemas-microsoft-com:office:office" xmlns:r="http://schemas.openxmlformats.org/officeDocument/2006/relationships" xmlns:m="http://schemas.openxmlformats.org/officeDocument/2006/math" xmlns:v="urn:schemas-microsoft-com:vml" xmlns:wp14="http://schemas.microsoft.com/office/word/2010/wordprocessingDrawing" xmlns:wp="http://schemas.openxmlformats.org/drawingml/2006/wordprocessingDrawing" xmlns:w10="urn:schemas-microsoft-com:office:word" xmlns:w="http://schemas.openxmlformats.org/wordprocessingml/2006/main" xmlns:w14="http://schemas.microsoft.com/office/word/2010/wordml" xmlns:w15="http://schemas.microsoft.com/office/word/2012/wordml" xmlns:wpg="http://schemas.microsoft.com/office/word/2010/wordprocessingGroup" xmlns:wpi="http://schemas.microsoft.com/office/word/2010/wordprocessingInk" xmlns:wne="http://schemas.microsoft.com/office/word/2006/wordml" xmlns:wps="http://schemas.microsoft.com/office/word/2010/wordprocessingShape" mc:Ignorable="w14 w15 wp14">
   <w:body>
     <w:p>
       <w:pPr>
@@ -160,18 +160,27 @@
           <w:b/>
           <w:bCs/>
           <w:color w:val="000000" w:themeColor="text1"/>
-          <w:highlight w:val="yellow"/>
-        </w:rPr>
-      </w:pPr>
-      <w:r>
-        <w:rPr>
-          <w:rFonts w:ascii="Book Antiqua" w:hAnsi="Book Antiqua" w:cs="Times New Roman"/>
-          <w:b/>
-          <w:bCs/>
-          <w:color w:val="000000" w:themeColor="text1"/>
-          <w:highlight w:val="yellow"/>
-        </w:rPr>
-        <w:t>NÚMERO DE CNPJ:</w:t>
+        </w:rPr>
+      </w:pPr>
+      <w:r>
+        <w:rPr>
+          <w:rFonts w:ascii="Book Antiqua" w:hAnsi="Book Antiqua" w:cs="Times New Roman"/>
+          <w:b/>
+          <w:bCs/>
+          <w:color w:val="000000" w:themeColor="text1"/>
+        </w:rPr>
+        <w:t>NÚMER</w:t>
+      </w:r>
+      <w:bookmarkStart w:id="0" w:name="_GoBack"/>
+      <w:bookmarkEnd w:id="0"/>
+      <w:r>
+        <w:rPr>
+          <w:rFonts w:ascii="Book Antiqua" w:hAnsi="Book Antiqua" w:cs="Times New Roman"/>
+          <w:b/>
+          <w:bCs/>
+          <w:color w:val="000000" w:themeColor="text1"/>
+        </w:rPr>
+        <w:t>O DE CNPJ:</w:t>
       </w:r>
       <w:r>
         <w:rPr>
@@ -181,42 +190,51 @@
           <w:color w:val="333333"/>
           <w:sz w:val="16"/>
           <w:szCs w:val="16"/>
-          <w:highlight w:val="yellow"/>
           <w:shd w:val="clear" w:color="auto" w:fill="FFFFFF"/>
         </w:rPr>
         <w:t xml:space="preserve"> </w:t>
       </w:r>
-      <w:r>
-        <w:rPr>
-          <w:rFonts w:ascii="Book Antiqua" w:hAnsi="Book Antiqua" w:cs="Times New Roman"/>
-          <w:b/>
-          <w:bCs/>
-          <w:color w:val="000000" w:themeColor="text1"/>
-          <w:highlight w:val="yellow"/>
-        </w:rPr>
-        <w:t>48.038.381/0001-24</w:t>
-      </w:r>
-    </w:p>
-    <w:p>
-      <w:pPr>
-        <w:pStyle w:val="SemEspaamento"/>
-        <w:spacing w:line="276" w:lineRule="auto"/>
-        <w:jc w:val="both"/>
-        <w:rPr>
-          <w:rFonts w:ascii="Book Antiqua" w:hAnsi="Book Antiqua" w:cs="Times New Roman"/>
-          <w:b/>
-          <w:bCs/>
-          <w:color w:val="000000" w:themeColor="text1"/>
-          <w:highlight w:val="yellow"/>
-        </w:rPr>
-      </w:pPr>
-      <w:r>
-        <w:rPr>
-          <w:rFonts w:ascii="Book Antiqua" w:hAnsi="Book Antiqua" w:cs="Times New Roman"/>
-          <w:b/>
-          <w:bCs/>
-          <w:color w:val="000000" w:themeColor="text1"/>
-          <w:highlight w:val="yellow"/>
+      <w:proofErr w:type="gramStart"/>
+      <w:r>
+        <w:rPr>
+          <w:b/>
+        </w:rPr>
+        <w:t xml:space="preserve">{{ </w:t>
+      </w:r>
+      <w:proofErr w:type="spellStart"/>
+      <w:r>
+        <w:rPr>
+          <w:b/>
+        </w:rPr>
+        <w:t>cnpj</w:t>
+      </w:r>
+      <w:proofErr w:type="spellEnd"/>
+      <w:proofErr w:type="gramEnd"/>
+      <w:r>
+        <w:rPr>
+          <w:b/>
+        </w:rPr>
+        <w:t xml:space="preserve"> }}</w:t>
+      </w:r>
+    </w:p>
+    <w:p>
+      <w:pPr>
+        <w:pStyle w:val="SemEspaamento"/>
+        <w:spacing w:line="276" w:lineRule="auto"/>
+        <w:jc w:val="both"/>
+        <w:rPr>
+          <w:rFonts w:ascii="Book Antiqua" w:hAnsi="Book Antiqua" w:cs="Times New Roman"/>
+          <w:b/>
+          <w:bCs/>
+          <w:color w:val="000000" w:themeColor="text1"/>
+        </w:rPr>
+      </w:pPr>
+      <w:r>
+        <w:rPr>
+          <w:rFonts w:ascii="Book Antiqua" w:hAnsi="Book Antiqua" w:cs="Times New Roman"/>
+          <w:b/>
+          <w:bCs/>
+          <w:color w:val="000000" w:themeColor="text1"/>
         </w:rPr>
         <w:t>NOME</w:t>
       </w:r>
@@ -226,7 +244,6 @@
           <w:b/>
           <w:bCs/>
           <w:color w:val="000000" w:themeColor="text1"/>
-          <w:highlight w:val="yellow"/>
         </w:rPr>
         <w:t xml:space="preserve"> </w:t>
       </w:r>
@@ -236,143 +253,234 @@
           <w:b/>
           <w:bCs/>
           <w:color w:val="000000" w:themeColor="text1"/>
-          <w:highlight w:val="yellow"/>
         </w:rPr>
         <w:t xml:space="preserve">EMPRESARIAL: </w:t>
       </w:r>
-      <w:r>
-        <w:rPr>
-          <w:rFonts w:ascii="Book Antiqua" w:hAnsi="Book Antiqua" w:cs="Times New Roman"/>
-          <w:b/>
-          <w:bCs/>
-          <w:color w:val="000000" w:themeColor="text1"/>
-          <w:highlight w:val="yellow"/>
-        </w:rPr>
-        <w:t>BRUNA DE MORAIS PESSOA LTDA</w:t>
-      </w:r>
-    </w:p>
-    <w:p>
-      <w:pPr>
-        <w:pStyle w:val="SemEspaamento"/>
-        <w:spacing w:line="276" w:lineRule="auto"/>
-        <w:jc w:val="both"/>
-        <w:rPr>
-          <w:rFonts w:ascii="Book Antiqua" w:hAnsi="Book Antiqua" w:cs="Times New Roman"/>
-          <w:b/>
-          <w:bCs/>
-          <w:color w:val="000000" w:themeColor="text1"/>
-          <w:highlight w:val="yellow"/>
-        </w:rPr>
-      </w:pPr>
-      <w:r>
-        <w:rPr>
-          <w:rFonts w:ascii="Book Antiqua" w:hAnsi="Book Antiqua" w:cs="Times New Roman"/>
-          <w:b/>
-          <w:bCs/>
-          <w:color w:val="000000" w:themeColor="text1"/>
-          <w:highlight w:val="yellow"/>
+      <w:proofErr w:type="gramStart"/>
+      <w:r>
+        <w:rPr>
+          <w:b/>
+        </w:rPr>
+        <w:t xml:space="preserve">{{ </w:t>
+      </w:r>
+      <w:proofErr w:type="spellStart"/>
+      <w:r>
+        <w:rPr>
+          <w:b/>
+        </w:rPr>
+        <w:t>razao</w:t>
+      </w:r>
+      <w:proofErr w:type="gramEnd"/>
+      <w:r>
+        <w:rPr>
+          <w:b/>
+        </w:rPr>
+        <w:t>_social</w:t>
+      </w:r>
+      <w:proofErr w:type="spellEnd"/>
+      <w:r>
+        <w:rPr>
+          <w:b/>
+        </w:rPr>
+        <w:t xml:space="preserve"> }}</w:t>
+      </w:r>
+    </w:p>
+    <w:p>
+      <w:pPr>
+        <w:pStyle w:val="SemEspaamento"/>
+        <w:spacing w:line="276" w:lineRule="auto"/>
+        <w:jc w:val="both"/>
+        <w:rPr>
+          <w:rFonts w:ascii="Book Antiqua" w:hAnsi="Book Antiqua" w:cs="Times New Roman"/>
+          <w:b/>
+          <w:bCs/>
+          <w:color w:val="000000" w:themeColor="text1"/>
+        </w:rPr>
+      </w:pPr>
+      <w:r>
+        <w:rPr>
+          <w:rFonts w:ascii="Book Antiqua" w:hAnsi="Book Antiqua" w:cs="Times New Roman"/>
+          <w:b/>
+          <w:bCs/>
+          <w:color w:val="000000" w:themeColor="text1"/>
         </w:rPr>
         <w:t xml:space="preserve">TÍTULO DO ESTABELECIMENTO (NOME DE FANTASIA): </w:t>
       </w:r>
-      <w:r>
-        <w:rPr>
-          <w:rFonts w:ascii="Book Antiqua" w:hAnsi="Book Antiqua" w:cs="Times New Roman"/>
-          <w:b/>
-          <w:bCs/>
-          <w:color w:val="000000" w:themeColor="text1"/>
-          <w:highlight w:val="yellow"/>
-        </w:rPr>
-        <w:t>GERTULINO CHURRASQUINHO</w:t>
-      </w:r>
-    </w:p>
-    <w:p>
-      <w:pPr>
-        <w:pStyle w:val="SemEspaamento"/>
-        <w:spacing w:line="276" w:lineRule="auto"/>
-        <w:jc w:val="both"/>
-        <w:rPr>
-          <w:rFonts w:ascii="Book Antiqua" w:hAnsi="Book Antiqua" w:cs="Times New Roman"/>
-          <w:b/>
-          <w:bCs/>
-          <w:color w:val="000000" w:themeColor="text1"/>
-          <w:highlight w:val="yellow"/>
-        </w:rPr>
-      </w:pPr>
-      <w:r>
-        <w:rPr>
-          <w:rFonts w:ascii="Book Antiqua" w:hAnsi="Book Antiqua" w:cs="Times New Roman"/>
-          <w:b/>
-          <w:bCs/>
-          <w:color w:val="000000" w:themeColor="text1"/>
-          <w:highlight w:val="yellow"/>
+      <w:proofErr w:type="gramStart"/>
+      <w:r>
+        <w:rPr>
+          <w:b/>
+          <w:bCs/>
+        </w:rPr>
+        <w:t xml:space="preserve">{{ </w:t>
+      </w:r>
+      <w:proofErr w:type="spellStart"/>
+      <w:r>
+        <w:rPr>
+          <w:b/>
+          <w:bCs/>
+        </w:rPr>
+        <w:t>nome</w:t>
+      </w:r>
+      <w:proofErr w:type="gramEnd"/>
+      <w:r>
+        <w:rPr>
+          <w:b/>
+          <w:bCs/>
+        </w:rPr>
+        <w:t>_fantasia</w:t>
+      </w:r>
+      <w:proofErr w:type="spellEnd"/>
+      <w:r>
+        <w:rPr>
+          <w:b/>
+          <w:bCs/>
+        </w:rPr>
+        <w:t xml:space="preserve"> }}</w:t>
+      </w:r>
+    </w:p>
+    <w:p>
+      <w:pPr>
+        <w:pStyle w:val="SemEspaamento"/>
+        <w:spacing w:line="276" w:lineRule="auto"/>
+        <w:jc w:val="both"/>
+        <w:rPr>
+          <w:rFonts w:ascii="Book Antiqua" w:hAnsi="Book Antiqua" w:cs="Times New Roman"/>
+          <w:b/>
+          <w:bCs/>
+          <w:color w:val="000000" w:themeColor="text1"/>
+        </w:rPr>
+      </w:pPr>
+      <w:r>
+        <w:rPr>
+          <w:rFonts w:ascii="Book Antiqua" w:hAnsi="Book Antiqua" w:cs="Times New Roman"/>
+          <w:b/>
+          <w:bCs/>
+          <w:color w:val="000000" w:themeColor="text1"/>
         </w:rPr>
         <w:t xml:space="preserve">LOGRADOURO: </w:t>
       </w:r>
-      <w:r>
-        <w:rPr>
-          <w:rFonts w:ascii="Book Antiqua" w:hAnsi="Book Antiqua" w:cs="Times New Roman"/>
-          <w:b/>
-          <w:bCs/>
-          <w:color w:val="000000" w:themeColor="text1"/>
-          <w:highlight w:val="yellow"/>
-        </w:rPr>
-        <w:t>AV GETULINO ARTIAGA, 207, SALA 2, CENTRO</w:t>
-      </w:r>
-    </w:p>
-    <w:p>
-      <w:pPr>
-        <w:pStyle w:val="SemEspaamento"/>
-        <w:spacing w:line="276" w:lineRule="auto"/>
-        <w:jc w:val="both"/>
-        <w:rPr>
-          <w:rFonts w:ascii="Book Antiqua" w:hAnsi="Book Antiqua" w:cs="Times New Roman"/>
-          <w:b/>
-          <w:bCs/>
-          <w:color w:val="000000" w:themeColor="text1"/>
-          <w:highlight w:val="yellow"/>
-        </w:rPr>
-      </w:pPr>
-      <w:r>
-        <w:rPr>
-          <w:rFonts w:ascii="Book Antiqua" w:hAnsi="Book Antiqua" w:cs="Times New Roman"/>
-          <w:b/>
-          <w:bCs/>
-          <w:color w:val="000000" w:themeColor="text1"/>
-          <w:highlight w:val="yellow"/>
+      <w:proofErr w:type="gramStart"/>
+      <w:r>
+        <w:rPr>
+          <w:b/>
+        </w:rPr>
+        <w:t>{{ logradouro</w:t>
+      </w:r>
+      <w:proofErr w:type="gramEnd"/>
+      <w:r>
+        <w:rPr>
+          <w:b/>
+        </w:rPr>
+        <w:t xml:space="preserve"> }}</w:t>
+      </w:r>
+      <w:r>
+        <w:rPr>
+          <w:b/>
+        </w:rPr>
+        <w:t xml:space="preserve"> , </w:t>
+      </w:r>
+      <w:r>
+        <w:rPr>
+          <w:b/>
+          <w:bCs/>
+        </w:rPr>
+        <w:t>{{ numero }}</w:t>
+      </w:r>
+      <w:r>
+        <w:rPr>
+          <w:b/>
+          <w:bCs/>
+        </w:rPr>
+        <w:t xml:space="preserve"> , </w:t>
+      </w:r>
+      <w:r>
+        <w:rPr>
+          <w:b/>
+          <w:bCs/>
+        </w:rPr>
+        <w:t>{{ complemento }}</w:t>
+      </w:r>
+      <w:r>
+        <w:rPr>
+          <w:b/>
+          <w:bCs/>
+        </w:rPr>
+        <w:t xml:space="preserve"> - </w:t>
+      </w:r>
+      <w:r>
+        <w:rPr>
+          <w:b/>
+          <w:bCs/>
+        </w:rPr>
+        <w:t>{{ bairro }}</w:t>
+      </w:r>
+    </w:p>
+    <w:p>
+      <w:pPr>
+        <w:pStyle w:val="SemEspaamento"/>
+        <w:spacing w:line="276" w:lineRule="auto"/>
+        <w:jc w:val="both"/>
+        <w:rPr>
+          <w:rFonts w:ascii="Book Antiqua" w:hAnsi="Book Antiqua" w:cs="Times New Roman"/>
+          <w:b/>
+          <w:bCs/>
+          <w:color w:val="000000" w:themeColor="text1"/>
+        </w:rPr>
+      </w:pPr>
+      <w:r>
+        <w:rPr>
+          <w:rFonts w:ascii="Book Antiqua" w:hAnsi="Book Antiqua" w:cs="Times New Roman"/>
+          <w:b/>
+          <w:bCs/>
+          <w:color w:val="000000" w:themeColor="text1"/>
         </w:rPr>
         <w:t xml:space="preserve">CEP: </w:t>
       </w:r>
-      <w:r>
-        <w:rPr>
-          <w:rFonts w:ascii="Book Antiqua" w:hAnsi="Book Antiqua" w:cs="Times New Roman"/>
-          <w:b/>
-          <w:bCs/>
-          <w:color w:val="000000" w:themeColor="text1"/>
-          <w:highlight w:val="yellow"/>
-        </w:rPr>
-        <w:t>75.025-070</w:t>
-      </w:r>
-    </w:p>
-    <w:p>
-      <w:pPr>
-        <w:pStyle w:val="SemEspaamento"/>
-        <w:spacing w:line="276" w:lineRule="auto"/>
-        <w:jc w:val="both"/>
-        <w:rPr>
-          <w:rFonts w:ascii="Book Antiqua" w:hAnsi="Book Antiqua" w:cs="Times New Roman"/>
-          <w:b/>
-          <w:bCs/>
-          <w:color w:val="000000" w:themeColor="text1"/>
-          <w:highlight w:val="yellow"/>
-        </w:rPr>
-      </w:pPr>
-      <w:r>
-        <w:rPr>
-          <w:rFonts w:ascii="Book Antiqua" w:hAnsi="Book Antiqua" w:cs="Times New Roman"/>
-          <w:b/>
-          <w:bCs/>
-          <w:color w:val="000000" w:themeColor="text1"/>
-          <w:highlight w:val="yellow"/>
+      <w:proofErr w:type="gramStart"/>
+      <w:r>
+        <w:rPr>
+          <w:b/>
+          <w:bCs/>
+        </w:rPr>
+        <w:t xml:space="preserve">{{ </w:t>
+      </w:r>
+      <w:proofErr w:type="spellStart"/>
+      <w:r>
+        <w:rPr>
+          <w:b/>
+          <w:bCs/>
+        </w:rPr>
+        <w:t>cep</w:t>
+      </w:r>
+      <w:proofErr w:type="spellEnd"/>
+      <w:proofErr w:type="gramEnd"/>
+      <w:r>
+        <w:rPr>
+          <w:b/>
+          <w:bCs/>
+        </w:rPr>
+        <w:t xml:space="preserve"> }}</w:t>
+      </w:r>
+    </w:p>
+    <w:p>
+      <w:pPr>
+        <w:pStyle w:val="SemEspaamento"/>
+        <w:spacing w:line="276" w:lineRule="auto"/>
+        <w:jc w:val="both"/>
+        <w:rPr>
+          <w:rFonts w:ascii="Book Antiqua" w:hAnsi="Book Antiqua" w:cs="Times New Roman"/>
+          <w:b/>
+          <w:bCs/>
+          <w:color w:val="000000" w:themeColor="text1"/>
+        </w:rPr>
+      </w:pPr>
+      <w:r>
+        <w:rPr>
+          <w:rFonts w:ascii="Book Antiqua" w:hAnsi="Book Antiqua" w:cs="Times New Roman"/>
+          <w:b/>
+          <w:bCs/>
+          <w:color w:val="000000" w:themeColor="text1"/>
         </w:rPr>
         <w:t>MUNICÍPIO:</w:t>
       </w:r>
@@ -384,42 +492,68 @@
           <w:color w:val="333333"/>
           <w:sz w:val="16"/>
           <w:szCs w:val="16"/>
-          <w:highlight w:val="yellow"/>
           <w:shd w:val="clear" w:color="auto" w:fill="FFFFFF"/>
         </w:rPr>
         <w:t xml:space="preserve"> </w:t>
       </w:r>
-      <w:r>
-        <w:rPr>
-          <w:rFonts w:ascii="Book Antiqua" w:hAnsi="Book Antiqua" w:cs="Times New Roman"/>
-          <w:b/>
-          <w:bCs/>
-          <w:color w:val="000000" w:themeColor="text1"/>
-          <w:highlight w:val="yellow"/>
-        </w:rPr>
-        <w:t xml:space="preserve">ANAPOLIS – GO </w:t>
-      </w:r>
-    </w:p>
-    <w:p>
-      <w:pPr>
-        <w:pStyle w:val="SemEspaamento"/>
-        <w:spacing w:line="276" w:lineRule="auto"/>
-        <w:jc w:val="both"/>
-        <w:rPr>
-          <w:rFonts w:ascii="Book Antiqua" w:hAnsi="Book Antiqua" w:cs="Times New Roman"/>
-          <w:b/>
-          <w:bCs/>
-          <w:color w:val="000000" w:themeColor="text1"/>
-          <w:highlight w:val="yellow"/>
-        </w:rPr>
-      </w:pPr>
-      <w:r>
-        <w:rPr>
-          <w:rFonts w:ascii="Book Antiqua" w:hAnsi="Book Antiqua" w:cs="Times New Roman"/>
-          <w:b/>
-          <w:bCs/>
-          <w:color w:val="000000" w:themeColor="text1"/>
-          <w:highlight w:val="yellow"/>
+      <w:proofErr w:type="gramStart"/>
+      <w:r>
+        <w:rPr>
+          <w:b/>
+          <w:bCs/>
+        </w:rPr>
+        <w:t xml:space="preserve">{{ </w:t>
+      </w:r>
+      <w:proofErr w:type="spellStart"/>
+      <w:r>
+        <w:rPr>
+          <w:b/>
+          <w:bCs/>
+        </w:rPr>
+        <w:t>municipio</w:t>
+      </w:r>
+      <w:proofErr w:type="spellEnd"/>
+      <w:proofErr w:type="gramEnd"/>
+      <w:r>
+        <w:rPr>
+          <w:b/>
+          <w:bCs/>
+        </w:rPr>
+        <w:t xml:space="preserve"> }}</w:t>
+      </w:r>
+      <w:r>
+        <w:rPr>
+          <w:b/>
+          <w:bCs/>
+        </w:rPr>
+        <w:t xml:space="preserve"> - </w:t>
+      </w:r>
+      <w:r>
+        <w:rPr>
+          <w:b/>
+          <w:bCs/>
+        </w:rPr>
+        <w:t>{{ uf }}</w:t>
+      </w:r>
+    </w:p>
+    <w:p>
+      <w:pPr>
+        <w:pStyle w:val="SemEspaamento"/>
+        <w:spacing w:line="276" w:lineRule="auto"/>
+        <w:jc w:val="both"/>
+        <w:rPr>
+          <w:rFonts w:ascii="Book Antiqua" w:hAnsi="Book Antiqua" w:cs="Times New Roman"/>
+          <w:b/>
+          <w:bCs/>
+          <w:color w:val="000000" w:themeColor="text1"/>
+        </w:rPr>
+      </w:pPr>
+      <w:r>
+        <w:rPr>
+          <w:rFonts w:ascii="Book Antiqua" w:hAnsi="Book Antiqua" w:cs="Times New Roman"/>
+          <w:b/>
+          <w:bCs/>
+          <w:color w:val="000000" w:themeColor="text1"/>
         </w:rPr>
         <w:t>ENDEREÇO ELETRÔNICO:</w:t>
       </w:r>
@@ -429,42 +563,85 @@
           <w:b/>
           <w:bCs/>
           <w:color w:val="000000" w:themeColor="text1"/>
-          <w:highlight w:val="yellow"/>
         </w:rPr>
         <w:t xml:space="preserve"> </w:t>
       </w:r>
-    </w:p>
-    <w:p>
-      <w:pPr>
-        <w:pStyle w:val="SemEspaamento"/>
-        <w:spacing w:line="276" w:lineRule="auto"/>
-        <w:jc w:val="both"/>
-        <w:rPr>
-          <w:rFonts w:ascii="Book Antiqua" w:hAnsi="Book Antiqua" w:cs="Times New Roman"/>
-          <w:b/>
-          <w:bCs/>
-          <w:color w:val="000000" w:themeColor="text1"/>
-        </w:rPr>
-      </w:pPr>
-      <w:r>
-        <w:rPr>
-          <w:rFonts w:ascii="Book Antiqua" w:hAnsi="Book Antiqua" w:cs="Times New Roman"/>
-          <w:b/>
-          <w:bCs/>
-          <w:color w:val="000000" w:themeColor="text1"/>
-          <w:highlight w:val="yellow"/>
+      <w:proofErr w:type="gramStart"/>
+      <w:r>
+        <w:rPr>
+          <w:b/>
+          <w:bCs/>
+        </w:rPr>
+        <w:t xml:space="preserve">{{ </w:t>
+      </w:r>
+      <w:proofErr w:type="spellStart"/>
+      <w:r>
+        <w:rPr>
+          <w:b/>
+          <w:bCs/>
+        </w:rPr>
+        <w:t>email</w:t>
+      </w:r>
+      <w:proofErr w:type="spellEnd"/>
+      <w:proofErr w:type="gramEnd"/>
+      <w:r>
+        <w:rPr>
+          <w:b/>
+          <w:bCs/>
+        </w:rPr>
+        <w:t xml:space="preserve"> }}</w:t>
+      </w:r>
+    </w:p>
+    <w:p>
+      <w:pPr>
+        <w:pStyle w:val="SemEspaamento"/>
+        <w:spacing w:line="276" w:lineRule="auto"/>
+        <w:jc w:val="both"/>
+        <w:rPr>
+          <w:rFonts w:ascii="Book Antiqua" w:hAnsi="Book Antiqua" w:cs="Times New Roman"/>
+          <w:b/>
+          <w:bCs/>
+          <w:color w:val="000000" w:themeColor="text1"/>
+        </w:rPr>
+      </w:pPr>
+      <w:r>
+        <w:rPr>
+          <w:rFonts w:ascii="Book Antiqua" w:hAnsi="Book Antiqua" w:cs="Times New Roman"/>
+          <w:b/>
+          <w:bCs/>
+          <w:color w:val="000000" w:themeColor="text1"/>
         </w:rPr>
         <w:t xml:space="preserve">TELEFONE: </w:t>
       </w:r>
-      <w:r>
-        <w:rPr>
-          <w:rFonts w:ascii="Book Antiqua" w:hAnsi="Book Antiqua" w:cs="Times New Roman"/>
-          <w:b/>
-          <w:bCs/>
-          <w:color w:val="000000" w:themeColor="text1"/>
-          <w:highlight w:val="yellow"/>
-        </w:rPr>
-        <w:t>(62) 8106-4636</w:t>
+      <w:proofErr w:type="gramStart"/>
+      <w:r>
+        <w:rPr>
+          <w:b/>
+          <w:bCs/>
+        </w:rPr>
+        <w:t xml:space="preserve">{{ </w:t>
+      </w:r>
+      <w:r>
+        <w:rPr>
+          <w:b/>
+          <w:bCs/>
+        </w:rPr>
+        <w:t>ddd</w:t>
+      </w:r>
+      <w:proofErr w:type="gramEnd"/>
+      <w:r>
+        <w:rPr>
+          <w:b/>
+          <w:bCs/>
+        </w:rPr>
+        <w:t>_telefone_1</w:t>
+      </w:r>
+      <w:r>
+        <w:rPr>
+          <w:b/>
+          <w:bCs/>
+        </w:rPr>
+        <w:t xml:space="preserve"> }}</w:t>
       </w:r>
     </w:p>
     <w:p>
@@ -1380,50 +1557,50 @@
         </w:rPr>
         <w:t xml:space="preserve"> As imagens presentes no </w:t>
       </w:r>
+      <w:r>
+        <w:rPr>
+          <w:rFonts w:ascii="Book Antiqua" w:hAnsi="Book Antiqua" w:cs="Times New Roman"/>
+          <w:color w:val="000000" w:themeColor="text1"/>
+        </w:rPr>
+        <w:t>catalogo apresentado</w:t>
+      </w:r>
+      <w:r>
+        <w:rPr>
+          <w:rFonts w:ascii="Book Antiqua" w:hAnsi="Book Antiqua" w:cs="Times New Roman"/>
+          <w:color w:val="000000" w:themeColor="text1"/>
+        </w:rPr>
+        <w:t xml:space="preserve"> pela VENDEDORA </w:t>
+      </w:r>
+      <w:r>
+        <w:rPr>
+          <w:rFonts w:ascii="Book Antiqua" w:hAnsi="Book Antiqua" w:cs="Times New Roman"/>
+          <w:color w:val="000000" w:themeColor="text1"/>
+        </w:rPr>
+        <w:t>ao</w:t>
+      </w:r>
+      <w:r>
+        <w:rPr>
+          <w:rFonts w:ascii="Book Antiqua" w:hAnsi="Book Antiqua" w:cs="Times New Roman"/>
+          <w:color w:val="000000" w:themeColor="text1"/>
+        </w:rPr>
+        <w:t xml:space="preserve"> </w:t>
+      </w:r>
       <w:proofErr w:type="gramStart"/>
       <w:r>
         <w:rPr>
           <w:rFonts w:ascii="Book Antiqua" w:hAnsi="Book Antiqua" w:cs="Times New Roman"/>
           <w:color w:val="000000" w:themeColor="text1"/>
         </w:rPr>
-        <w:t>catalogo</w:t>
+        <w:t>COMPRADOR</w:t>
+      </w:r>
+      <w:r>
+        <w:rPr>
+          <w:rFonts w:ascii="Book Antiqua" w:hAnsi="Book Antiqua" w:cs="Times New Roman"/>
+          <w:color w:val="000000" w:themeColor="text1"/>
+        </w:rPr>
+        <w:t>(</w:t>
       </w:r>
       <w:proofErr w:type="gramEnd"/>
-      <w:r>
-        <w:rPr>
-          <w:rFonts w:ascii="Book Antiqua" w:hAnsi="Book Antiqua" w:cs="Times New Roman"/>
-          <w:color w:val="000000" w:themeColor="text1"/>
-        </w:rPr>
-        <w:t xml:space="preserve"> apresentado</w:t>
-      </w:r>
-      <w:r>
-        <w:rPr>
-          <w:rFonts w:ascii="Book Antiqua" w:hAnsi="Book Antiqua" w:cs="Times New Roman"/>
-          <w:color w:val="000000" w:themeColor="text1"/>
-        </w:rPr>
-        <w:t xml:space="preserve"> pela VENDEDORA </w:t>
-      </w:r>
-      <w:r>
-        <w:rPr>
-          <w:rFonts w:ascii="Book Antiqua" w:hAnsi="Book Antiqua" w:cs="Times New Roman"/>
-          <w:color w:val="000000" w:themeColor="text1"/>
-        </w:rPr>
-        <w:t>ao</w:t>
-      </w:r>
-      <w:r>
-        <w:rPr>
-          <w:rFonts w:ascii="Book Antiqua" w:hAnsi="Book Antiqua" w:cs="Times New Roman"/>
-          <w:color w:val="000000" w:themeColor="text1"/>
-        </w:rPr>
-        <w:t xml:space="preserve"> COMPRADOR</w:t>
-      </w:r>
-      <w:r>
-        <w:rPr>
-          <w:rFonts w:ascii="Book Antiqua" w:hAnsi="Book Antiqua" w:cs="Times New Roman"/>
-          <w:color w:val="000000" w:themeColor="text1"/>
-        </w:rPr>
-        <w:t>(</w:t>
-      </w:r>
       <w:r>
         <w:rPr>
           <w:rFonts w:ascii="Book Antiqua" w:hAnsi="Book Antiqua" w:cs="Times New Roman"/>
@@ -1848,7 +2025,7 @@
           <w:color w:val="000000" w:themeColor="text1"/>
         </w:rPr>
       </w:pPr>
-      <w:bookmarkStart w:id="0" w:name="_Hlk174707443"/>
+      <w:bookmarkStart w:id="1" w:name="_Hlk174707443"/>
     </w:p>
     <w:p>
       <w:pPr>
@@ -1934,7 +2111,7 @@
         </w:rPr>
       </w:pPr>
     </w:p>
-    <w:bookmarkEnd w:id="0"/>
+    <w:bookmarkEnd w:id="1"/>
     <w:p>
       <w:pPr>
         <w:pStyle w:val="SemEspaamento"/>
@@ -2172,7 +2349,6 @@
         </w:rPr>
         <w:t xml:space="preserve"> ficando </w:t>
       </w:r>
-      <w:proofErr w:type="gramStart"/>
       <w:r>
         <w:rPr>
           <w:rFonts w:ascii="Book Antiqua" w:hAnsi="Book Antiqua" w:cs="Times New Roman"/>
@@ -2180,7 +2356,6 @@
         </w:rPr>
         <w:t>ambos cientes</w:t>
       </w:r>
-      <w:proofErr w:type="gramEnd"/>
       <w:r>
         <w:rPr>
           <w:rFonts w:ascii="Book Antiqua" w:hAnsi="Book Antiqua" w:cs="Times New Roman"/>
@@ -2454,17 +2629,8 @@
           <w:rFonts w:ascii="Book Antiqua" w:hAnsi="Book Antiqua" w:cs="Times New Roman"/>
           <w:color w:val="000000" w:themeColor="text1"/>
         </w:rPr>
-        <w:t xml:space="preserve">, instalação ao ar </w:t>
-      </w:r>
-      <w:proofErr w:type="gramStart"/>
-      <w:r>
-        <w:rPr>
-          <w:rFonts w:ascii="Book Antiqua" w:hAnsi="Book Antiqua" w:cs="Times New Roman"/>
-          <w:color w:val="000000" w:themeColor="text1"/>
-        </w:rPr>
-        <w:t>livre e etc.</w:t>
-      </w:r>
-      <w:proofErr w:type="gramEnd"/>
+        <w:t>, instalação ao ar livre e etc.</w:t>
+      </w:r>
     </w:p>
     <w:p>
       <w:pPr>
@@ -3397,15 +3563,7 @@
           <w:bCs/>
           <w:color w:val="000000" w:themeColor="text1"/>
         </w:rPr>
-        <w:t xml:space="preserve"> Após a entrega dos equipamentos, ficará o COMPRADOR(A) responsável pel</w:t>
-      </w:r>
-      <w:r>
-        <w:rPr>
-          <w:rFonts w:ascii="Book Antiqua" w:hAnsi="Book Antiqua" w:cs="Times New Roman"/>
-          <w:bCs/>
-          <w:color w:val="000000" w:themeColor="text1"/>
-        </w:rPr>
-        <w:t xml:space="preserve">a conservação deste em relação ao acondicionamento e prevenção de eventuais danos (arranhões, chuva, </w:t>
+        <w:t xml:space="preserve"> Após a entrega dos equipamentos, ficará o </w:t>
       </w:r>
       <w:proofErr w:type="gramStart"/>
       <w:r>
@@ -3414,7 +3572,24 @@
           <w:bCs/>
           <w:color w:val="000000" w:themeColor="text1"/>
         </w:rPr>
-        <w:t xml:space="preserve">infiltrações e </w:t>
+        <w:t>COMPRADOR(</w:t>
+      </w:r>
+      <w:proofErr w:type="gramEnd"/>
+      <w:r>
+        <w:rPr>
+          <w:rFonts w:ascii="Book Antiqua" w:hAnsi="Book Antiqua" w:cs="Times New Roman"/>
+          <w:bCs/>
+          <w:color w:val="000000" w:themeColor="text1"/>
+        </w:rPr>
+        <w:t>A) responsável pel</w:t>
+      </w:r>
+      <w:r>
+        <w:rPr>
+          <w:rFonts w:ascii="Book Antiqua" w:hAnsi="Book Antiqua" w:cs="Times New Roman"/>
+          <w:bCs/>
+          <w:color w:val="000000" w:themeColor="text1"/>
+        </w:rPr>
+        <w:t xml:space="preserve">a conservação deste em relação ao acondicionamento e prevenção de eventuais danos (arranhões, chuva, infiltrações e </w:t>
       </w:r>
       <w:proofErr w:type="spellStart"/>
       <w:r>
@@ -3426,7 +3601,6 @@
         <w:t>etc</w:t>
       </w:r>
       <w:proofErr w:type="spellEnd"/>
-      <w:proofErr w:type="gramEnd"/>
       <w:r>
         <w:rPr>
           <w:rFonts w:ascii="Book Antiqua" w:hAnsi="Book Antiqua" w:cs="Times New Roman"/>
@@ -4569,7 +4743,7 @@
           <w:color w:val="000000" w:themeColor="text1"/>
         </w:rPr>
       </w:pPr>
-      <w:bookmarkStart w:id="1" w:name="_Hlk126854378"/>
+      <w:bookmarkStart w:id="2" w:name="_Hlk126854378"/>
       <w:r>
         <w:rPr>
           <w:rFonts w:ascii="Book Antiqua" w:hAnsi="Book Antiqua" w:cs="Times New Roman"/>
@@ -4584,15 +4758,7 @@
           <w:bCs/>
           <w:color w:val="000000" w:themeColor="text1"/>
         </w:rPr>
-        <w:t xml:space="preserve">Apresentar o catálogo de produtos e o projeto para o COMPRADOR(A) discriminando a </w:t>
-      </w:r>
-      <w:r>
-        <w:rPr>
-          <w:rFonts w:ascii="Book Antiqua" w:hAnsi="Book Antiqua" w:cs="Times New Roman"/>
-          <w:bCs/>
-          <w:color w:val="000000" w:themeColor="text1"/>
-        </w:rPr>
-        <w:t xml:space="preserve">metragem e o material utilizado na fabricação </w:t>
+        <w:t xml:space="preserve">Apresentar o catálogo de produtos e o projeto para o </w:t>
       </w:r>
       <w:proofErr w:type="gramStart"/>
       <w:r>
@@ -4601,7 +4767,7 @@
           <w:bCs/>
           <w:color w:val="000000" w:themeColor="text1"/>
         </w:rPr>
-        <w:t>do mesmo</w:t>
+        <w:t>COMPRADOR(</w:t>
       </w:r>
       <w:proofErr w:type="gramEnd"/>
       <w:r>
@@ -4610,10 +4776,18 @@
           <w:bCs/>
           <w:color w:val="000000" w:themeColor="text1"/>
         </w:rPr>
-        <w:t>.</w:t>
-      </w:r>
-    </w:p>
-    <w:bookmarkEnd w:id="1"/>
+        <w:t xml:space="preserve">A) discriminando a </w:t>
+      </w:r>
+      <w:r>
+        <w:rPr>
+          <w:rFonts w:ascii="Book Antiqua" w:hAnsi="Book Antiqua" w:cs="Times New Roman"/>
+          <w:bCs/>
+          <w:color w:val="000000" w:themeColor="text1"/>
+        </w:rPr>
+        <w:t>metragem e o material utilizado na fabricação do mesmo.</w:t>
+      </w:r>
+    </w:p>
+    <w:bookmarkEnd w:id="2"/>
     <w:p>
       <w:pPr>
         <w:pStyle w:val="SemEspaamento"/>
@@ -5026,7 +5200,7 @@
           <w:bCs/>
           <w:color w:val="000000" w:themeColor="text1"/>
         </w:rPr>
-        <w:t xml:space="preserve">Assinar o projeto em para o VENDEDORA(A) com a aprovação final do produto adquirido e discriminado com a metragem e o material utilizado na fabricação </w:t>
+        <w:t xml:space="preserve">Assinar o projeto em para o </w:t>
       </w:r>
       <w:proofErr w:type="gramStart"/>
       <w:r>
@@ -5035,7 +5209,7 @@
           <w:bCs/>
           <w:color w:val="000000" w:themeColor="text1"/>
         </w:rPr>
-        <w:t>do mesmo</w:t>
+        <w:t>VENDEDORA(</w:t>
       </w:r>
       <w:proofErr w:type="gramEnd"/>
       <w:r>
@@ -5044,120 +5218,485 @@
           <w:bCs/>
           <w:color w:val="000000" w:themeColor="text1"/>
         </w:rPr>
-        <w:t xml:space="preserve">, comprometendo-se em </w:t>
+        <w:t xml:space="preserve">A) com a aprovação final do produto adquirido e discriminado com a metragem e o material utilizado na fabricação do mesmo, comprometendo-se em recebe-lo quando cumpridas as especificações nele contidas. </w:t>
+      </w:r>
+    </w:p>
+    <w:p>
+      <w:pPr>
+        <w:pStyle w:val="SemEspaamento"/>
+        <w:spacing w:line="276" w:lineRule="auto"/>
+        <w:jc w:val="both"/>
+        <w:rPr>
+          <w:rFonts w:ascii="Book Antiqua" w:hAnsi="Book Antiqua" w:cs="Times New Roman"/>
+          <w:bCs/>
+          <w:color w:val="000000" w:themeColor="text1"/>
+        </w:rPr>
+      </w:pPr>
+    </w:p>
+    <w:p>
+      <w:pPr>
+        <w:pStyle w:val="SemEspaamento"/>
+        <w:spacing w:line="276" w:lineRule="auto"/>
+        <w:jc w:val="both"/>
+        <w:rPr>
+          <w:rFonts w:ascii="Book Antiqua" w:hAnsi="Book Antiqua" w:cs="Times New Roman"/>
+          <w:bCs/>
+          <w:color w:val="000000" w:themeColor="text1"/>
+        </w:rPr>
+      </w:pPr>
+      <w:r>
+        <w:rPr>
+          <w:rFonts w:ascii="Book Antiqua" w:hAnsi="Book Antiqua" w:cs="Times New Roman"/>
+          <w:b/>
+          <w:color w:val="000000" w:themeColor="text1"/>
+        </w:rPr>
+        <w:t>Parágrafo Terceiro:</w:t>
+      </w:r>
+      <w:r>
+        <w:rPr>
+          <w:rFonts w:ascii="Book Antiqua" w:hAnsi="Book Antiqua" w:cs="Times New Roman"/>
+          <w:bCs/>
+          <w:color w:val="000000" w:themeColor="text1"/>
+        </w:rPr>
+        <w:t xml:space="preserve"> </w:t>
+      </w:r>
+      <w:r>
+        <w:rPr>
+          <w:rFonts w:ascii="Book Antiqua" w:hAnsi="Book Antiqua" w:cs="Times New Roman"/>
+          <w:bCs/>
+          <w:color w:val="000000" w:themeColor="text1"/>
+        </w:rPr>
+        <w:t>Zelar para que os bens sejam recebidos no local escolhido pelas partes em conformidade com o que prevê este Contrato e o projeto escolhido e assinado no ato da compra, bem como para que o referido local esteja apto à montagem nos termos anteriormente dispostos.</w:t>
+      </w:r>
+    </w:p>
+    <w:p>
+      <w:pPr>
+        <w:pStyle w:val="SemEspaamento"/>
+        <w:spacing w:line="276" w:lineRule="auto"/>
+        <w:jc w:val="both"/>
+        <w:rPr>
+          <w:rFonts w:ascii="Book Antiqua" w:hAnsi="Book Antiqua" w:cs="Times New Roman"/>
+          <w:b/>
+          <w:color w:val="000000" w:themeColor="text1"/>
+        </w:rPr>
+      </w:pPr>
+    </w:p>
+    <w:p>
+      <w:pPr>
+        <w:pStyle w:val="SemEspaamento"/>
+        <w:spacing w:line="276" w:lineRule="auto"/>
+        <w:jc w:val="both"/>
+        <w:rPr>
+          <w:rFonts w:ascii="Book Antiqua" w:hAnsi="Book Antiqua" w:cs="Times New Roman"/>
+          <w:bCs/>
+          <w:color w:val="000000" w:themeColor="text1"/>
+        </w:rPr>
+      </w:pPr>
+      <w:r>
+        <w:rPr>
+          <w:rFonts w:ascii="Book Antiqua" w:hAnsi="Book Antiqua" w:cs="Times New Roman"/>
+          <w:b/>
+          <w:color w:val="000000" w:themeColor="text1"/>
+        </w:rPr>
+        <w:t xml:space="preserve">Parágrafo Quarto: </w:t>
+      </w:r>
+      <w:r>
+        <w:rPr>
+          <w:rFonts w:ascii="Book Antiqua" w:hAnsi="Book Antiqua" w:cs="Times New Roman"/>
+          <w:bCs/>
+          <w:color w:val="000000" w:themeColor="text1"/>
+        </w:rPr>
+        <w:t xml:space="preserve">Proceder à liberação dos acessos e meios para a montagem solicitados previamente pela VENDEDORA, tais como </w:t>
+      </w:r>
+      <w:r>
+        <w:rPr>
+          <w:rFonts w:ascii="Book Antiqua" w:hAnsi="Book Antiqua" w:cs="Times New Roman"/>
+          <w:color w:val="000000" w:themeColor="text1"/>
+        </w:rPr>
+        <w:t>fornecimento de energia, cabeamento, extensões elétricas e etc</w:t>
+      </w:r>
+      <w:r>
+        <w:rPr>
+          <w:rFonts w:ascii="Book Antiqua" w:hAnsi="Book Antiqua" w:cs="Times New Roman"/>
+          <w:bCs/>
+          <w:color w:val="000000" w:themeColor="text1"/>
+        </w:rPr>
+        <w:t>.</w:t>
+      </w:r>
+    </w:p>
+    <w:p>
+      <w:pPr>
+        <w:pStyle w:val="SemEspaamento"/>
+        <w:spacing w:line="276" w:lineRule="auto"/>
+        <w:jc w:val="both"/>
+        <w:rPr>
+          <w:rFonts w:ascii="Book Antiqua" w:hAnsi="Book Antiqua" w:cs="Times New Roman"/>
+          <w:b/>
+          <w:color w:val="000000" w:themeColor="text1"/>
+        </w:rPr>
+      </w:pPr>
+    </w:p>
+    <w:p>
+      <w:pPr>
+        <w:pStyle w:val="SemEspaamento"/>
+        <w:spacing w:line="276" w:lineRule="auto"/>
+        <w:jc w:val="both"/>
+        <w:rPr>
+          <w:rFonts w:ascii="Book Antiqua" w:hAnsi="Book Antiqua" w:cs="Times New Roman"/>
+          <w:bCs/>
+          <w:color w:val="000000" w:themeColor="text1"/>
+        </w:rPr>
+      </w:pPr>
+      <w:r>
+        <w:rPr>
+          <w:rFonts w:ascii="Book Antiqua" w:hAnsi="Book Antiqua" w:cs="Times New Roman"/>
+          <w:b/>
+          <w:color w:val="000000" w:themeColor="text1"/>
+        </w:rPr>
+        <w:t xml:space="preserve">Parágrafo Quinto: </w:t>
+      </w:r>
+      <w:r>
+        <w:rPr>
+          <w:rFonts w:ascii="Book Antiqua" w:hAnsi="Book Antiqua" w:cs="Times New Roman"/>
+          <w:bCs/>
+          <w:color w:val="000000" w:themeColor="text1"/>
+        </w:rPr>
+        <w:t>Fornecer à VENDEDORA</w:t>
+      </w:r>
+      <w:r>
+        <w:rPr>
+          <w:rFonts w:ascii="Book Antiqua" w:hAnsi="Book Antiqua" w:cs="Times New Roman"/>
+          <w:bCs/>
+          <w:color w:val="000000" w:themeColor="text1"/>
+        </w:rPr>
+        <w:t xml:space="preserve"> </w:t>
+      </w:r>
+      <w:r>
+        <w:rPr>
+          <w:rFonts w:ascii="Book Antiqua" w:hAnsi="Book Antiqua" w:cs="Times New Roman"/>
+          <w:bCs/>
+          <w:color w:val="000000" w:themeColor="text1"/>
+        </w:rPr>
+        <w:t>os meios de comunicação e canais de contato para fins de esclarecimentos de dúvidas, notificações e reclamações, providenciando as respostas em tempo hábil.</w:t>
+      </w:r>
+    </w:p>
+    <w:p>
+      <w:pPr>
+        <w:pStyle w:val="SemEspaamento"/>
+        <w:spacing w:line="276" w:lineRule="auto"/>
+        <w:jc w:val="both"/>
+        <w:rPr>
+          <w:rFonts w:ascii="Book Antiqua" w:hAnsi="Book Antiqua" w:cs="Times New Roman"/>
+          <w:bCs/>
+          <w:color w:val="000000" w:themeColor="text1"/>
+        </w:rPr>
+      </w:pPr>
+    </w:p>
+    <w:p>
+      <w:pPr>
+        <w:pStyle w:val="SemEspaamento"/>
+        <w:spacing w:line="276" w:lineRule="auto"/>
+        <w:jc w:val="both"/>
+        <w:rPr>
+          <w:rFonts w:ascii="Book Antiqua" w:hAnsi="Book Antiqua" w:cs="Times New Roman"/>
+          <w:bCs/>
+          <w:color w:val="000000" w:themeColor="text1"/>
+        </w:rPr>
+      </w:pPr>
+      <w:r>
+        <w:rPr>
+          <w:rFonts w:ascii="Book Antiqua" w:hAnsi="Book Antiqua" w:cs="Times New Roman"/>
+          <w:b/>
+          <w:color w:val="000000" w:themeColor="text1"/>
+        </w:rPr>
+        <w:t xml:space="preserve">Parágrafo </w:t>
+      </w:r>
+      <w:r>
+        <w:rPr>
+          <w:rFonts w:ascii="Book Antiqua" w:hAnsi="Book Antiqua" w:cs="Times New Roman"/>
+          <w:b/>
+          <w:color w:val="000000" w:themeColor="text1"/>
+        </w:rPr>
+        <w:t>Sexto</w:t>
+      </w:r>
+      <w:r>
+        <w:rPr>
+          <w:rFonts w:ascii="Book Antiqua" w:hAnsi="Book Antiqua" w:cs="Times New Roman"/>
+          <w:b/>
+          <w:color w:val="000000" w:themeColor="text1"/>
+        </w:rPr>
+        <w:t>:</w:t>
+      </w:r>
+      <w:r>
+        <w:rPr>
+          <w:rFonts w:ascii="Book Antiqua" w:hAnsi="Book Antiqua" w:cs="Times New Roman"/>
+          <w:bCs/>
+          <w:color w:val="000000" w:themeColor="text1"/>
+        </w:rPr>
+        <w:t xml:space="preserve"> </w:t>
+      </w:r>
+      <w:r>
+        <w:rPr>
+          <w:rFonts w:ascii="Book Antiqua" w:hAnsi="Book Antiqua" w:cs="Times New Roman"/>
+          <w:bCs/>
+          <w:color w:val="000000" w:themeColor="text1"/>
+        </w:rPr>
+        <w:t>Fornecer à VENDEDORA previamente todas informações referentes aos regimentos internos, acessos das vias, horários de montagem, quantitativo de pessoal autorizado ou quaisquer outras informações que seja</w:t>
+      </w:r>
+      <w:r>
+        <w:rPr>
+          <w:rFonts w:ascii="Book Antiqua" w:hAnsi="Book Antiqua" w:cs="Times New Roman"/>
+          <w:bCs/>
+          <w:color w:val="000000" w:themeColor="text1"/>
+        </w:rPr>
+        <w:t>m</w:t>
+      </w:r>
+      <w:r>
+        <w:rPr>
+          <w:rFonts w:ascii="Book Antiqua" w:hAnsi="Book Antiqua" w:cs="Times New Roman"/>
+          <w:bCs/>
+          <w:color w:val="000000" w:themeColor="text1"/>
+        </w:rPr>
+        <w:t xml:space="preserve"> úteis para a melhor efetivação tanto da entrega quanto da instalação dos produtos adquiridos.   </w:t>
+      </w:r>
+    </w:p>
+    <w:p>
+      <w:pPr>
+        <w:pStyle w:val="SemEspaamento"/>
+        <w:spacing w:line="276" w:lineRule="auto"/>
+        <w:jc w:val="both"/>
+        <w:rPr>
+          <w:rFonts w:ascii="Book Antiqua" w:hAnsi="Book Antiqua" w:cs="Times New Roman"/>
+          <w:bCs/>
+          <w:color w:val="000000" w:themeColor="text1"/>
+        </w:rPr>
+      </w:pPr>
+    </w:p>
+    <w:p>
+      <w:pPr>
+        <w:pStyle w:val="SemEspaamento"/>
+        <w:spacing w:line="276" w:lineRule="auto"/>
+        <w:jc w:val="both"/>
+        <w:rPr>
+          <w:rFonts w:ascii="Book Antiqua" w:hAnsi="Book Antiqua" w:cs="Times New Roman"/>
+          <w:bCs/>
+          <w:color w:val="000000" w:themeColor="text1"/>
+        </w:rPr>
+      </w:pPr>
+      <w:r>
+        <w:rPr>
+          <w:rFonts w:ascii="Book Antiqua" w:hAnsi="Book Antiqua" w:cs="Times New Roman"/>
+          <w:b/>
+          <w:color w:val="000000" w:themeColor="text1"/>
+        </w:rPr>
+        <w:t xml:space="preserve">Parágrafo Sétimo: </w:t>
+      </w:r>
+      <w:r>
+        <w:rPr>
+          <w:rFonts w:ascii="Book Antiqua" w:hAnsi="Book Antiqua" w:cs="Times New Roman"/>
+          <w:bCs/>
+          <w:color w:val="000000" w:themeColor="text1"/>
+        </w:rPr>
+        <w:t>Zelar pelo fiel comprimento do presente contrato e de todas as cláusulas e obrigações nele dispostas, em especial quanto</w:t>
+      </w:r>
+      <w:r>
+        <w:rPr>
+          <w:rFonts w:ascii="Book Antiqua" w:hAnsi="Book Antiqua" w:cs="Times New Roman"/>
+          <w:bCs/>
+          <w:color w:val="000000" w:themeColor="text1"/>
+        </w:rPr>
+        <w:t xml:space="preserve"> à veracidade das informações prestadas</w:t>
+      </w:r>
+      <w:r>
+        <w:rPr>
+          <w:rFonts w:ascii="Book Antiqua" w:hAnsi="Book Antiqua" w:cs="Times New Roman"/>
+          <w:bCs/>
+          <w:color w:val="000000" w:themeColor="text1"/>
+        </w:rPr>
+        <w:t>.</w:t>
+      </w:r>
+    </w:p>
+    <w:p>
+      <w:pPr>
+        <w:pStyle w:val="SemEspaamento"/>
+        <w:spacing w:line="276" w:lineRule="auto"/>
+        <w:jc w:val="both"/>
+        <w:rPr>
+          <w:rFonts w:ascii="Book Antiqua" w:hAnsi="Book Antiqua" w:cs="Times New Roman"/>
+          <w:bCs/>
+          <w:color w:val="000000" w:themeColor="text1"/>
+        </w:rPr>
+      </w:pPr>
+    </w:p>
+    <w:p>
+      <w:pPr>
+        <w:pStyle w:val="SemEspaamento"/>
+        <w:spacing w:line="276" w:lineRule="auto"/>
+        <w:jc w:val="both"/>
+        <w:rPr>
+          <w:rFonts w:ascii="Book Antiqua" w:hAnsi="Book Antiqua" w:cs="Times New Roman"/>
+          <w:b/>
+          <w:color w:val="000000" w:themeColor="text1"/>
+          <w:u w:val="single"/>
+        </w:rPr>
+      </w:pPr>
+      <w:r>
+        <w:rPr>
+          <w:rFonts w:ascii="Book Antiqua" w:hAnsi="Book Antiqua" w:cs="Times New Roman"/>
+          <w:b/>
+          <w:color w:val="000000" w:themeColor="text1"/>
+          <w:u w:val="single"/>
+        </w:rPr>
+        <w:t>VII – DA GARANTIA</w:t>
+      </w:r>
+    </w:p>
+    <w:p>
+      <w:pPr>
+        <w:pStyle w:val="SemEspaamento"/>
+        <w:spacing w:line="276" w:lineRule="auto"/>
+        <w:jc w:val="both"/>
+        <w:rPr>
+          <w:rFonts w:ascii="Book Antiqua" w:hAnsi="Book Antiqua" w:cs="Times New Roman"/>
+          <w:color w:val="000000" w:themeColor="text1"/>
+        </w:rPr>
+      </w:pPr>
+      <w:r>
+        <w:rPr>
+          <w:rFonts w:ascii="Book Antiqua" w:hAnsi="Book Antiqua" w:cs="Times New Roman"/>
+          <w:b/>
+          <w:color w:val="000000" w:themeColor="text1"/>
+        </w:rPr>
+        <w:t xml:space="preserve">CLÁUSULA DÉCIMA SÉTIMA: </w:t>
+      </w:r>
+      <w:r>
+        <w:rPr>
+          <w:rFonts w:ascii="Book Antiqua" w:hAnsi="Book Antiqua" w:cs="Times New Roman"/>
+          <w:color w:val="000000" w:themeColor="text1"/>
+        </w:rPr>
+        <w:t xml:space="preserve"> </w:t>
+      </w:r>
+      <w:r>
+        <w:rPr>
+          <w:rFonts w:ascii="Book Antiqua" w:hAnsi="Book Antiqua" w:cs="Times New Roman"/>
+          <w:color w:val="000000" w:themeColor="text1"/>
+        </w:rPr>
+        <w:t>O</w:t>
+      </w:r>
+      <w:r>
+        <w:rPr>
+          <w:rFonts w:ascii="Book Antiqua" w:hAnsi="Book Antiqua" w:cs="Times New Roman"/>
+          <w:color w:val="000000" w:themeColor="text1"/>
+        </w:rPr>
+        <w:t xml:space="preserve"> brinquedo objeto do presente contrato tem garantia de </w:t>
+      </w:r>
+      <w:r>
+        <w:rPr>
+          <w:rFonts w:ascii="Book Antiqua" w:hAnsi="Book Antiqua" w:cs="Times New Roman"/>
+          <w:color w:val="000000" w:themeColor="text1"/>
+        </w:rPr>
+        <w:t>06</w:t>
+      </w:r>
+      <w:r>
+        <w:rPr>
+          <w:rFonts w:ascii="Book Antiqua" w:hAnsi="Book Antiqua" w:cs="Times New Roman"/>
+          <w:color w:val="000000" w:themeColor="text1"/>
+        </w:rPr>
+        <w:t xml:space="preserve"> (</w:t>
+      </w:r>
+      <w:r>
+        <w:rPr>
+          <w:rFonts w:ascii="Book Antiqua" w:hAnsi="Book Antiqua" w:cs="Times New Roman"/>
+          <w:color w:val="000000" w:themeColor="text1"/>
+        </w:rPr>
+        <w:t>seis</w:t>
+      </w:r>
+      <w:r>
+        <w:rPr>
+          <w:rFonts w:ascii="Book Antiqua" w:hAnsi="Book Antiqua" w:cs="Times New Roman"/>
+          <w:color w:val="000000" w:themeColor="text1"/>
+        </w:rPr>
+        <w:t xml:space="preserve">) </w:t>
+      </w:r>
+      <w:r>
+        <w:rPr>
+          <w:rFonts w:ascii="Book Antiqua" w:hAnsi="Book Antiqua" w:cs="Times New Roman"/>
+          <w:color w:val="000000" w:themeColor="text1"/>
+        </w:rPr>
+        <w:t>meses a</w:t>
+      </w:r>
+      <w:r>
+        <w:rPr>
+          <w:rFonts w:ascii="Book Antiqua" w:hAnsi="Book Antiqua" w:cs="Times New Roman"/>
+          <w:color w:val="000000" w:themeColor="text1"/>
+        </w:rPr>
+        <w:t xml:space="preserve"> contra defeitos de fabricação, </w:t>
+      </w:r>
+      <w:r>
+        <w:rPr>
+          <w:rFonts w:ascii="Book Antiqua" w:hAnsi="Book Antiqua" w:cs="Times New Roman"/>
+          <w:color w:val="000000" w:themeColor="text1"/>
+        </w:rPr>
+        <w:t>contados da data da efetiva entrega ao (</w:t>
       </w:r>
       <w:proofErr w:type="gramStart"/>
       <w:r>
         <w:rPr>
           <w:rFonts w:ascii="Book Antiqua" w:hAnsi="Book Antiqua" w:cs="Times New Roman"/>
-          <w:bCs/>
-          <w:color w:val="000000" w:themeColor="text1"/>
-        </w:rPr>
-        <w:t>recebe-lo</w:t>
+          <w:color w:val="000000" w:themeColor="text1"/>
+        </w:rPr>
+        <w:t>a)  COMPRADOR</w:t>
       </w:r>
       <w:proofErr w:type="gramEnd"/>
       <w:r>
         <w:rPr>
           <w:rFonts w:ascii="Book Antiqua" w:hAnsi="Book Antiqua" w:cs="Times New Roman"/>
-          <w:bCs/>
-          <w:color w:val="000000" w:themeColor="text1"/>
-        </w:rPr>
-        <w:t xml:space="preserve"> quando cumpridas as especificações nele contidas. </w:t>
-      </w:r>
-    </w:p>
-    <w:p>
-      <w:pPr>
-        <w:pStyle w:val="SemEspaamento"/>
-        <w:spacing w:line="276" w:lineRule="auto"/>
-        <w:jc w:val="both"/>
-        <w:rPr>
-          <w:rFonts w:ascii="Book Antiqua" w:hAnsi="Book Antiqua" w:cs="Times New Roman"/>
-          <w:bCs/>
-          <w:color w:val="000000" w:themeColor="text1"/>
-        </w:rPr>
-      </w:pPr>
-    </w:p>
-    <w:p>
-      <w:pPr>
-        <w:pStyle w:val="SemEspaamento"/>
-        <w:spacing w:line="276" w:lineRule="auto"/>
-        <w:jc w:val="both"/>
-        <w:rPr>
-          <w:rFonts w:ascii="Book Antiqua" w:hAnsi="Book Antiqua" w:cs="Times New Roman"/>
-          <w:bCs/>
-          <w:color w:val="000000" w:themeColor="text1"/>
-        </w:rPr>
-      </w:pPr>
-      <w:r>
-        <w:rPr>
-          <w:rFonts w:ascii="Book Antiqua" w:hAnsi="Book Antiqua" w:cs="Times New Roman"/>
-          <w:b/>
-          <w:color w:val="000000" w:themeColor="text1"/>
-        </w:rPr>
-        <w:t>Parágrafo Terceiro:</w:t>
-      </w:r>
-      <w:r>
-        <w:rPr>
-          <w:rFonts w:ascii="Book Antiqua" w:hAnsi="Book Antiqua" w:cs="Times New Roman"/>
-          <w:bCs/>
-          <w:color w:val="000000" w:themeColor="text1"/>
-        </w:rPr>
-        <w:t xml:space="preserve"> </w:t>
-      </w:r>
-      <w:r>
-        <w:rPr>
-          <w:rFonts w:ascii="Book Antiqua" w:hAnsi="Book Antiqua" w:cs="Times New Roman"/>
-          <w:bCs/>
-          <w:color w:val="000000" w:themeColor="text1"/>
-        </w:rPr>
-        <w:t>Zelar para que os bens sejam recebidos no local escolhido pelas partes em conformidade com o que prevê este Contrato e o projeto escolhido e assinado no ato da compra, bem como para que o referido local esteja apto à montagem nos termos anteriormente dispostos.</w:t>
-      </w:r>
-    </w:p>
-    <w:p>
-      <w:pPr>
-        <w:pStyle w:val="SemEspaamento"/>
-        <w:spacing w:line="276" w:lineRule="auto"/>
-        <w:jc w:val="both"/>
-        <w:rPr>
-          <w:rFonts w:ascii="Book Antiqua" w:hAnsi="Book Antiqua" w:cs="Times New Roman"/>
-          <w:b/>
-          <w:color w:val="000000" w:themeColor="text1"/>
-        </w:rPr>
-      </w:pPr>
-    </w:p>
-    <w:p>
-      <w:pPr>
-        <w:pStyle w:val="SemEspaamento"/>
-        <w:spacing w:line="276" w:lineRule="auto"/>
-        <w:jc w:val="both"/>
-        <w:rPr>
-          <w:rFonts w:ascii="Book Antiqua" w:hAnsi="Book Antiqua" w:cs="Times New Roman"/>
-          <w:bCs/>
-          <w:color w:val="000000" w:themeColor="text1"/>
-        </w:rPr>
-      </w:pPr>
-      <w:r>
-        <w:rPr>
-          <w:rFonts w:ascii="Book Antiqua" w:hAnsi="Book Antiqua" w:cs="Times New Roman"/>
-          <w:b/>
-          <w:color w:val="000000" w:themeColor="text1"/>
-        </w:rPr>
-        <w:t xml:space="preserve">Parágrafo Quarto: </w:t>
-      </w:r>
-      <w:r>
-        <w:rPr>
-          <w:rFonts w:ascii="Book Antiqua" w:hAnsi="Book Antiqua" w:cs="Times New Roman"/>
-          <w:bCs/>
-          <w:color w:val="000000" w:themeColor="text1"/>
-        </w:rPr>
-        <w:t xml:space="preserve">Proceder à liberação dos acessos e meios para a montagem solicitados previamente pela VENDEDORA, tais como </w:t>
-      </w:r>
-      <w:r>
-        <w:rPr>
-          <w:rFonts w:ascii="Book Antiqua" w:hAnsi="Book Antiqua" w:cs="Times New Roman"/>
-          <w:color w:val="000000" w:themeColor="text1"/>
-        </w:rPr>
-        <w:t xml:space="preserve">fornecimento de energia, cabeamento, extensões </w:t>
+          <w:color w:val="000000" w:themeColor="text1"/>
+        </w:rPr>
+        <w:t xml:space="preserve">(A), </w:t>
+      </w:r>
+      <w:r>
+        <w:rPr>
+          <w:rFonts w:ascii="Book Antiqua" w:hAnsi="Book Antiqua" w:cs="Times New Roman"/>
+          <w:color w:val="000000" w:themeColor="text1"/>
+        </w:rPr>
+        <w:t>observadas as condições estabelecidas no Termo de Garantia do Produto, que é parte integrante do presente instrumento.</w:t>
+      </w:r>
+    </w:p>
+    <w:p>
+      <w:pPr>
+        <w:pStyle w:val="SemEspaamento"/>
+        <w:spacing w:line="276" w:lineRule="auto"/>
+        <w:jc w:val="both"/>
+        <w:rPr>
+          <w:rFonts w:ascii="Book Antiqua" w:hAnsi="Book Antiqua" w:cs="Times New Roman"/>
+          <w:color w:val="000000" w:themeColor="text1"/>
+        </w:rPr>
+      </w:pPr>
+    </w:p>
+    <w:p>
+      <w:pPr>
+        <w:pStyle w:val="SemEspaamento"/>
+        <w:spacing w:line="276" w:lineRule="auto"/>
+        <w:jc w:val="both"/>
+        <w:rPr>
+          <w:rFonts w:ascii="Book Antiqua" w:hAnsi="Book Antiqua" w:cs="Times New Roman"/>
+          <w:color w:val="000000" w:themeColor="text1"/>
+        </w:rPr>
+      </w:pPr>
+      <w:r>
+        <w:rPr>
+          <w:rFonts w:ascii="Book Antiqua" w:hAnsi="Book Antiqua" w:cs="Times New Roman"/>
+          <w:b/>
+          <w:color w:val="000000" w:themeColor="text1"/>
+        </w:rPr>
+        <w:t>CLÁUSULA DÉCIMA OITAVA</w:t>
+      </w:r>
+      <w:r>
+        <w:rPr>
+          <w:rFonts w:ascii="Book Antiqua" w:hAnsi="Book Antiqua" w:cs="Times New Roman"/>
+          <w:color w:val="000000" w:themeColor="text1"/>
+        </w:rPr>
+        <w:t xml:space="preserve">: </w:t>
       </w:r>
       <w:proofErr w:type="gramStart"/>
       <w:r>
@@ -5165,432 +5704,22 @@
           <w:rFonts w:ascii="Book Antiqua" w:hAnsi="Book Antiqua" w:cs="Times New Roman"/>
           <w:color w:val="000000" w:themeColor="text1"/>
         </w:rPr>
-        <w:t>elétricas e etc</w:t>
-      </w:r>
-      <w:r>
-        <w:rPr>
-          <w:rFonts w:ascii="Book Antiqua" w:hAnsi="Book Antiqua" w:cs="Times New Roman"/>
-          <w:bCs/>
-          <w:color w:val="000000" w:themeColor="text1"/>
-        </w:rPr>
-        <w:t>.</w:t>
+        <w:t>O(</w:t>
       </w:r>
       <w:proofErr w:type="gramEnd"/>
-    </w:p>
-    <w:p>
-      <w:pPr>
-        <w:pStyle w:val="SemEspaamento"/>
-        <w:spacing w:line="276" w:lineRule="auto"/>
-        <w:jc w:val="both"/>
-        <w:rPr>
-          <w:rFonts w:ascii="Book Antiqua" w:hAnsi="Book Antiqua" w:cs="Times New Roman"/>
-          <w:b/>
-          <w:color w:val="000000" w:themeColor="text1"/>
-        </w:rPr>
-      </w:pPr>
-    </w:p>
-    <w:p>
-      <w:pPr>
-        <w:pStyle w:val="SemEspaamento"/>
-        <w:spacing w:line="276" w:lineRule="auto"/>
-        <w:jc w:val="both"/>
-        <w:rPr>
-          <w:rFonts w:ascii="Book Antiqua" w:hAnsi="Book Antiqua" w:cs="Times New Roman"/>
-          <w:bCs/>
-          <w:color w:val="000000" w:themeColor="text1"/>
-        </w:rPr>
-      </w:pPr>
-      <w:r>
-        <w:rPr>
-          <w:rFonts w:ascii="Book Antiqua" w:hAnsi="Book Antiqua" w:cs="Times New Roman"/>
-          <w:b/>
-          <w:color w:val="000000" w:themeColor="text1"/>
-        </w:rPr>
-        <w:t xml:space="preserve">Parágrafo Quinto: </w:t>
-      </w:r>
-      <w:r>
-        <w:rPr>
-          <w:rFonts w:ascii="Book Antiqua" w:hAnsi="Book Antiqua" w:cs="Times New Roman"/>
-          <w:bCs/>
-          <w:color w:val="000000" w:themeColor="text1"/>
-        </w:rPr>
-        <w:t>Fornecer à VENDEDORA</w:t>
-      </w:r>
-      <w:r>
-        <w:rPr>
-          <w:rFonts w:ascii="Book Antiqua" w:hAnsi="Book Antiqua" w:cs="Times New Roman"/>
-          <w:bCs/>
-          <w:color w:val="000000" w:themeColor="text1"/>
-        </w:rPr>
-        <w:t xml:space="preserve"> </w:t>
-      </w:r>
-      <w:r>
-        <w:rPr>
-          <w:rFonts w:ascii="Book Antiqua" w:hAnsi="Book Antiqua" w:cs="Times New Roman"/>
-          <w:bCs/>
-          <w:color w:val="000000" w:themeColor="text1"/>
-        </w:rPr>
-        <w:t>os meios de comunicação e canais de contato para fins de esclarecimentos de dúvidas, notificações e reclamações, providenciando as respostas em tempo hábil.</w:t>
-      </w:r>
-    </w:p>
-    <w:p>
-      <w:pPr>
-        <w:pStyle w:val="SemEspaamento"/>
-        <w:spacing w:line="276" w:lineRule="auto"/>
-        <w:jc w:val="both"/>
-        <w:rPr>
-          <w:rFonts w:ascii="Book Antiqua" w:hAnsi="Book Antiqua" w:cs="Times New Roman"/>
-          <w:bCs/>
-          <w:color w:val="000000" w:themeColor="text1"/>
-        </w:rPr>
-      </w:pPr>
-    </w:p>
-    <w:p>
-      <w:pPr>
-        <w:pStyle w:val="SemEspaamento"/>
-        <w:spacing w:line="276" w:lineRule="auto"/>
-        <w:jc w:val="both"/>
-        <w:rPr>
-          <w:rFonts w:ascii="Book Antiqua" w:hAnsi="Book Antiqua" w:cs="Times New Roman"/>
-          <w:bCs/>
-          <w:color w:val="000000" w:themeColor="text1"/>
-        </w:rPr>
-      </w:pPr>
-      <w:r>
-        <w:rPr>
-          <w:rFonts w:ascii="Book Antiqua" w:hAnsi="Book Antiqua" w:cs="Times New Roman"/>
-          <w:b/>
-          <w:color w:val="000000" w:themeColor="text1"/>
-        </w:rPr>
-        <w:t xml:space="preserve">Parágrafo </w:t>
-      </w:r>
-      <w:r>
-        <w:rPr>
-          <w:rFonts w:ascii="Book Antiqua" w:hAnsi="Book Antiqua" w:cs="Times New Roman"/>
-          <w:b/>
-          <w:color w:val="000000" w:themeColor="text1"/>
-        </w:rPr>
-        <w:t>Sexto</w:t>
-      </w:r>
-      <w:r>
-        <w:rPr>
-          <w:rFonts w:ascii="Book Antiqua" w:hAnsi="Book Antiqua" w:cs="Times New Roman"/>
-          <w:b/>
-          <w:color w:val="000000" w:themeColor="text1"/>
-        </w:rPr>
-        <w:t>:</w:t>
-      </w:r>
-      <w:r>
-        <w:rPr>
-          <w:rFonts w:ascii="Book Antiqua" w:hAnsi="Book Antiqua" w:cs="Times New Roman"/>
-          <w:bCs/>
-          <w:color w:val="000000" w:themeColor="text1"/>
-        </w:rPr>
-        <w:t xml:space="preserve"> </w:t>
-      </w:r>
-      <w:r>
-        <w:rPr>
-          <w:rFonts w:ascii="Book Antiqua" w:hAnsi="Book Antiqua" w:cs="Times New Roman"/>
-          <w:bCs/>
-          <w:color w:val="000000" w:themeColor="text1"/>
-        </w:rPr>
-        <w:t xml:space="preserve">Fornecer à VENDEDORA previamente </w:t>
-      </w:r>
-      <w:proofErr w:type="gramStart"/>
-      <w:r>
-        <w:rPr>
-          <w:rFonts w:ascii="Book Antiqua" w:hAnsi="Book Antiqua" w:cs="Times New Roman"/>
-          <w:bCs/>
-          <w:color w:val="000000" w:themeColor="text1"/>
-        </w:rPr>
-        <w:t>todas informações</w:t>
-      </w:r>
-      <w:proofErr w:type="gramEnd"/>
-      <w:r>
-        <w:rPr>
-          <w:rFonts w:ascii="Book Antiqua" w:hAnsi="Book Antiqua" w:cs="Times New Roman"/>
-          <w:bCs/>
-          <w:color w:val="000000" w:themeColor="text1"/>
-        </w:rPr>
-        <w:t xml:space="preserve"> referentes aos regimentos internos, acessos das vias, horários de montagem, quantitativo de pessoal autorizado ou quaisquer outras informações que seja</w:t>
-      </w:r>
-      <w:r>
-        <w:rPr>
-          <w:rFonts w:ascii="Book Antiqua" w:hAnsi="Book Antiqua" w:cs="Times New Roman"/>
-          <w:bCs/>
-          <w:color w:val="000000" w:themeColor="text1"/>
-        </w:rPr>
-        <w:t>m</w:t>
-      </w:r>
-      <w:r>
-        <w:rPr>
-          <w:rFonts w:ascii="Book Antiqua" w:hAnsi="Book Antiqua" w:cs="Times New Roman"/>
-          <w:bCs/>
-          <w:color w:val="000000" w:themeColor="text1"/>
-        </w:rPr>
-        <w:t xml:space="preserve"> úteis para a melhor efetivação tanto da entrega quanto da instalação dos produtos adquiridos.   </w:t>
-      </w:r>
-    </w:p>
-    <w:p>
-      <w:pPr>
-        <w:pStyle w:val="SemEspaamento"/>
-        <w:spacing w:line="276" w:lineRule="auto"/>
-        <w:jc w:val="both"/>
-        <w:rPr>
-          <w:rFonts w:ascii="Book Antiqua" w:hAnsi="Book Antiqua" w:cs="Times New Roman"/>
-          <w:bCs/>
-          <w:color w:val="000000" w:themeColor="text1"/>
-        </w:rPr>
-      </w:pPr>
-    </w:p>
-    <w:p>
-      <w:pPr>
-        <w:pStyle w:val="SemEspaamento"/>
-        <w:spacing w:line="276" w:lineRule="auto"/>
-        <w:jc w:val="both"/>
-        <w:rPr>
-          <w:rFonts w:ascii="Book Antiqua" w:hAnsi="Book Antiqua" w:cs="Times New Roman"/>
-          <w:bCs/>
-          <w:color w:val="000000" w:themeColor="text1"/>
-        </w:rPr>
-      </w:pPr>
-      <w:r>
-        <w:rPr>
-          <w:rFonts w:ascii="Book Antiqua" w:hAnsi="Book Antiqua" w:cs="Times New Roman"/>
-          <w:b/>
-          <w:color w:val="000000" w:themeColor="text1"/>
-        </w:rPr>
-        <w:t xml:space="preserve">Parágrafo Sétimo: </w:t>
-      </w:r>
-      <w:r>
-        <w:rPr>
-          <w:rFonts w:ascii="Book Antiqua" w:hAnsi="Book Antiqua" w:cs="Times New Roman"/>
-          <w:bCs/>
-          <w:color w:val="000000" w:themeColor="text1"/>
-        </w:rPr>
-        <w:t>Zelar pelo fiel comprimento do presente contrato e de todas as cláusulas e obrigações nele dispostas, em especial quanto</w:t>
-      </w:r>
-      <w:r>
-        <w:rPr>
-          <w:rFonts w:ascii="Book Antiqua" w:hAnsi="Book Antiqua" w:cs="Times New Roman"/>
-          <w:bCs/>
-          <w:color w:val="000000" w:themeColor="text1"/>
-        </w:rPr>
-        <w:t xml:space="preserve"> à veracidade das informações prestadas</w:t>
-      </w:r>
-      <w:r>
-        <w:rPr>
-          <w:rFonts w:ascii="Book Antiqua" w:hAnsi="Book Antiqua" w:cs="Times New Roman"/>
-          <w:bCs/>
-          <w:color w:val="000000" w:themeColor="text1"/>
-        </w:rPr>
-        <w:t>.</w:t>
-      </w:r>
-    </w:p>
-    <w:p>
-      <w:pPr>
-        <w:pStyle w:val="SemEspaamento"/>
-        <w:spacing w:line="276" w:lineRule="auto"/>
-        <w:jc w:val="both"/>
-        <w:rPr>
-          <w:rFonts w:ascii="Book Antiqua" w:hAnsi="Book Antiqua" w:cs="Times New Roman"/>
-          <w:bCs/>
-          <w:color w:val="000000" w:themeColor="text1"/>
-        </w:rPr>
-      </w:pPr>
-    </w:p>
-    <w:p>
-      <w:pPr>
-        <w:pStyle w:val="SemEspaamento"/>
-        <w:spacing w:line="276" w:lineRule="auto"/>
-        <w:jc w:val="both"/>
-        <w:rPr>
-          <w:rFonts w:ascii="Book Antiqua" w:hAnsi="Book Antiqua" w:cs="Times New Roman"/>
-          <w:b/>
-          <w:color w:val="000000" w:themeColor="text1"/>
-          <w:u w:val="single"/>
-        </w:rPr>
-      </w:pPr>
-      <w:r>
-        <w:rPr>
-          <w:rFonts w:ascii="Book Antiqua" w:hAnsi="Book Antiqua" w:cs="Times New Roman"/>
-          <w:b/>
-          <w:color w:val="000000" w:themeColor="text1"/>
-          <w:u w:val="single"/>
-        </w:rPr>
-        <w:t>VII – DA GARANTIA</w:t>
-      </w:r>
-    </w:p>
-    <w:p>
-      <w:pPr>
-        <w:pStyle w:val="SemEspaamento"/>
-        <w:spacing w:line="276" w:lineRule="auto"/>
-        <w:jc w:val="both"/>
-        <w:rPr>
-          <w:rFonts w:ascii="Book Antiqua" w:hAnsi="Book Antiqua" w:cs="Times New Roman"/>
-          <w:color w:val="000000" w:themeColor="text1"/>
-        </w:rPr>
-      </w:pPr>
-      <w:r>
-        <w:rPr>
-          <w:rFonts w:ascii="Book Antiqua" w:hAnsi="Book Antiqua" w:cs="Times New Roman"/>
-          <w:b/>
-          <w:color w:val="000000" w:themeColor="text1"/>
-        </w:rPr>
-        <w:t xml:space="preserve">CLÁUSULA DÉCIMA SÉTIMA: </w:t>
-      </w:r>
-      <w:r>
-        <w:rPr>
-          <w:rFonts w:ascii="Book Antiqua" w:hAnsi="Book Antiqua" w:cs="Times New Roman"/>
-          <w:color w:val="000000" w:themeColor="text1"/>
-        </w:rPr>
-        <w:t xml:space="preserve"> </w:t>
-      </w:r>
-      <w:r>
-        <w:rPr>
-          <w:rFonts w:ascii="Book Antiqua" w:hAnsi="Book Antiqua" w:cs="Times New Roman"/>
-          <w:color w:val="000000" w:themeColor="text1"/>
-        </w:rPr>
-        <w:t>O</w:t>
-      </w:r>
-      <w:r>
-        <w:rPr>
-          <w:rFonts w:ascii="Book Antiqua" w:hAnsi="Book Antiqua" w:cs="Times New Roman"/>
-          <w:color w:val="000000" w:themeColor="text1"/>
-        </w:rPr>
-        <w:t xml:space="preserve"> brinquedo objeto do presente contrato tem garantia de </w:t>
-      </w:r>
-      <w:r>
-        <w:rPr>
-          <w:rFonts w:ascii="Book Antiqua" w:hAnsi="Book Antiqua" w:cs="Times New Roman"/>
-          <w:color w:val="000000" w:themeColor="text1"/>
-        </w:rPr>
-        <w:t>06</w:t>
-      </w:r>
-      <w:r>
-        <w:rPr>
-          <w:rFonts w:ascii="Book Antiqua" w:hAnsi="Book Antiqua" w:cs="Times New Roman"/>
-          <w:color w:val="000000" w:themeColor="text1"/>
-        </w:rPr>
-        <w:t xml:space="preserve"> (</w:t>
-      </w:r>
-      <w:r>
-        <w:rPr>
-          <w:rFonts w:ascii="Book Antiqua" w:hAnsi="Book Antiqua" w:cs="Times New Roman"/>
-          <w:color w:val="000000" w:themeColor="text1"/>
-        </w:rPr>
-        <w:t>seis</w:t>
-      </w:r>
-      <w:r>
-        <w:rPr>
-          <w:rFonts w:ascii="Book Antiqua" w:hAnsi="Book Antiqua" w:cs="Times New Roman"/>
-          <w:color w:val="000000" w:themeColor="text1"/>
-        </w:rPr>
-        <w:t xml:space="preserve">) </w:t>
-      </w:r>
-      <w:r>
-        <w:rPr>
-          <w:rFonts w:ascii="Book Antiqua" w:hAnsi="Book Antiqua" w:cs="Times New Roman"/>
-          <w:color w:val="000000" w:themeColor="text1"/>
-        </w:rPr>
-        <w:t>meses a</w:t>
-      </w:r>
-      <w:r>
-        <w:rPr>
-          <w:rFonts w:ascii="Book Antiqua" w:hAnsi="Book Antiqua" w:cs="Times New Roman"/>
-          <w:color w:val="000000" w:themeColor="text1"/>
-        </w:rPr>
-        <w:t xml:space="preserve"> contra defeitos de fabricação, </w:t>
-      </w:r>
-      <w:r>
-        <w:rPr>
-          <w:rFonts w:ascii="Book Antiqua" w:hAnsi="Book Antiqua" w:cs="Times New Roman"/>
-          <w:color w:val="000000" w:themeColor="text1"/>
-        </w:rPr>
-        <w:t>contados da data da efetiva entrega ao (</w:t>
-      </w:r>
-      <w:proofErr w:type="gramStart"/>
-      <w:r>
-        <w:rPr>
-          <w:rFonts w:ascii="Book Antiqua" w:hAnsi="Book Antiqua" w:cs="Times New Roman"/>
-          <w:color w:val="000000" w:themeColor="text1"/>
-        </w:rPr>
-        <w:t>a)  COMPRADOR</w:t>
-      </w:r>
-      <w:proofErr w:type="gramEnd"/>
-      <w:r>
-        <w:rPr>
-          <w:rFonts w:ascii="Book Antiqua" w:hAnsi="Book Antiqua" w:cs="Times New Roman"/>
-          <w:color w:val="000000" w:themeColor="text1"/>
-        </w:rPr>
-        <w:t xml:space="preserve">(A), </w:t>
-      </w:r>
-      <w:r>
-        <w:rPr>
-          <w:rFonts w:ascii="Book Antiqua" w:hAnsi="Book Antiqua" w:cs="Times New Roman"/>
-          <w:color w:val="000000" w:themeColor="text1"/>
-        </w:rPr>
-        <w:t>observadas as condições estabelecidas no Termo de Garantia do Produto, que é parte integrante do presente instrumento.</w:t>
-      </w:r>
-    </w:p>
-    <w:p>
-      <w:pPr>
-        <w:pStyle w:val="SemEspaamento"/>
-        <w:spacing w:line="276" w:lineRule="auto"/>
-        <w:jc w:val="both"/>
-        <w:rPr>
-          <w:rFonts w:ascii="Book Antiqua" w:hAnsi="Book Antiqua" w:cs="Times New Roman"/>
-          <w:color w:val="000000" w:themeColor="text1"/>
-        </w:rPr>
-      </w:pPr>
-    </w:p>
-    <w:p>
-      <w:pPr>
-        <w:pStyle w:val="SemEspaamento"/>
-        <w:spacing w:line="276" w:lineRule="auto"/>
-        <w:jc w:val="both"/>
-        <w:rPr>
-          <w:rFonts w:ascii="Book Antiqua" w:hAnsi="Book Antiqua" w:cs="Times New Roman"/>
-          <w:color w:val="000000" w:themeColor="text1"/>
-        </w:rPr>
-      </w:pPr>
-      <w:r>
-        <w:rPr>
-          <w:rFonts w:ascii="Book Antiqua" w:hAnsi="Book Antiqua" w:cs="Times New Roman"/>
-          <w:b/>
-          <w:color w:val="000000" w:themeColor="text1"/>
-        </w:rPr>
-        <w:t>CLÁUSULA DÉCIMA OITAVA</w:t>
-      </w:r>
-      <w:r>
-        <w:rPr>
-          <w:rFonts w:ascii="Book Antiqua" w:hAnsi="Book Antiqua" w:cs="Times New Roman"/>
-          <w:color w:val="000000" w:themeColor="text1"/>
-        </w:rPr>
-        <w:t>: O(A) COMPRADOR(A) desde já da ciência e concorda expressamente com todas as condições estabelecidas no referido documento, especialmente quanto às condições de uso, manutenção, limpeza e local de instalação, restando ciente, ainda, que o não cumprimento das determinações nele contidas</w:t>
-      </w:r>
-      <w:r>
-        <w:rPr>
-          <w:rFonts w:ascii="Book Antiqua" w:hAnsi="Book Antiqua" w:cs="Times New Roman"/>
-          <w:color w:val="000000" w:themeColor="text1"/>
-        </w:rPr>
-        <w:t xml:space="preserve"> acarretarão </w:t>
-      </w:r>
-      <w:proofErr w:type="gramStart"/>
-      <w:r>
-        <w:rPr>
-          <w:rFonts w:ascii="Book Antiqua" w:hAnsi="Book Antiqua" w:cs="Times New Roman"/>
-          <w:color w:val="000000" w:themeColor="text1"/>
-        </w:rPr>
-        <w:t>na</w:t>
-      </w:r>
-      <w:proofErr w:type="gramEnd"/>
-      <w:r>
-        <w:rPr>
-          <w:rFonts w:ascii="Book Antiqua" w:hAnsi="Book Antiqua" w:cs="Times New Roman"/>
-          <w:color w:val="000000" w:themeColor="text1"/>
-        </w:rPr>
-        <w:t xml:space="preserve"> perda da garantia do produto, independentemente do prazo da compra</w:t>
+      <w:r>
+        <w:rPr>
+          <w:rFonts w:ascii="Book Antiqua" w:hAnsi="Book Antiqua" w:cs="Times New Roman"/>
+          <w:color w:val="000000" w:themeColor="text1"/>
+        </w:rPr>
+        <w:t>A) COMPRADOR(A) desde já da ciência e concorda expressamente com todas as condições estabelecidas no referido documento, especialmente quanto às condições de uso, manutenção, limpeza e local de instalação, restando ciente, ainda, que o não cumprimento das determinações nele contidas</w:t>
+      </w:r>
+      <w:r>
+        <w:rPr>
+          <w:rFonts w:ascii="Book Antiqua" w:hAnsi="Book Antiqua" w:cs="Times New Roman"/>
+          <w:color w:val="000000" w:themeColor="text1"/>
+        </w:rPr>
+        <w:t xml:space="preserve"> acarretarão na perda da garantia do produto, independentemente do prazo da compra</w:t>
       </w:r>
       <w:r>
         <w:rPr>
@@ -5784,7 +5913,7 @@
           <w:rFonts w:ascii="Book Antiqua" w:hAnsi="Book Antiqua" w:cs="Times New Roman"/>
           <w:color w:val="000000" w:themeColor="text1"/>
         </w:rPr>
-        <w:t xml:space="preserve">Fica desde já ciente o(a) COMPRADOR(a) que todos os contatos com a Vendedora para fins de agendamento de manutenção ou acionamento da garantia do produto deverão ocorrer de segunda-feira </w:t>
+        <w:t xml:space="preserve">Fica desde já ciente </w:t>
       </w:r>
       <w:proofErr w:type="gramStart"/>
       <w:r>
@@ -5792,223 +5921,232 @@
           <w:rFonts w:ascii="Book Antiqua" w:hAnsi="Book Antiqua" w:cs="Times New Roman"/>
           <w:color w:val="000000" w:themeColor="text1"/>
         </w:rPr>
+        <w:t>o(</w:t>
+      </w:r>
+      <w:proofErr w:type="gramEnd"/>
+      <w:r>
+        <w:rPr>
+          <w:rFonts w:ascii="Book Antiqua" w:hAnsi="Book Antiqua" w:cs="Times New Roman"/>
+          <w:color w:val="000000" w:themeColor="text1"/>
+        </w:rPr>
+        <w:t>a) COMPRADOR(a) que todos os contatos com a Vendedora para fins de agendamento de manutenção ou acionamento da garantia do produto deverão ocorrer de segunda-feira à sexta-feira, das 08 às 18hrs, excetuados os feriados nacionais ou municipais. Os contatos realizados fora do acima descrito serão respondidos no próximo dia útil subsequente e dentro do horário estabelecido.</w:t>
+      </w:r>
+    </w:p>
+    <w:p>
+      <w:pPr>
+        <w:pStyle w:val="SemEspaamento"/>
+        <w:spacing w:line="276" w:lineRule="auto"/>
+        <w:jc w:val="both"/>
+        <w:rPr>
+          <w:rFonts w:ascii="Book Antiqua" w:hAnsi="Book Antiqua" w:cs="Times New Roman"/>
+          <w:color w:val="000000" w:themeColor="text1"/>
+        </w:rPr>
+      </w:pPr>
+    </w:p>
+    <w:p>
+      <w:pPr>
+        <w:pStyle w:val="SemEspaamento"/>
+        <w:spacing w:line="276" w:lineRule="auto"/>
+        <w:jc w:val="both"/>
+        <w:rPr>
+          <w:rFonts w:ascii="Book Antiqua" w:hAnsi="Book Antiqua" w:cs="Times New Roman"/>
+          <w:color w:val="000000" w:themeColor="text1"/>
+        </w:rPr>
+      </w:pPr>
+      <w:r>
+        <w:rPr>
+          <w:rFonts w:ascii="Book Antiqua" w:hAnsi="Book Antiqua" w:cs="Times New Roman"/>
+          <w:b/>
+          <w:bCs/>
+          <w:color w:val="000000" w:themeColor="text1"/>
+        </w:rPr>
+        <w:t>CLÁUSULA VIGÉSIM</w:t>
+      </w:r>
+      <w:r>
+        <w:rPr>
+          <w:rFonts w:ascii="Book Antiqua" w:hAnsi="Book Antiqua" w:cs="Times New Roman"/>
+          <w:b/>
+          <w:bCs/>
+          <w:color w:val="000000" w:themeColor="text1"/>
+        </w:rPr>
+        <w:t>A</w:t>
+      </w:r>
+      <w:r>
+        <w:rPr>
+          <w:rFonts w:ascii="Book Antiqua" w:hAnsi="Book Antiqua" w:cs="Times New Roman"/>
+          <w:b/>
+          <w:bCs/>
+          <w:color w:val="000000" w:themeColor="text1"/>
+        </w:rPr>
+        <w:t>:</w:t>
+      </w:r>
+      <w:r>
+        <w:rPr>
+          <w:rFonts w:ascii="Book Antiqua" w:hAnsi="Book Antiqua" w:cs="Times New Roman"/>
+          <w:color w:val="000000" w:themeColor="text1"/>
+        </w:rPr>
+        <w:t xml:space="preserve"> A </w:t>
+      </w:r>
+      <w:r>
+        <w:rPr>
+          <w:rFonts w:ascii="Book Antiqua" w:hAnsi="Book Antiqua" w:cs="Times New Roman"/>
+          <w:color w:val="000000" w:themeColor="text1"/>
+        </w:rPr>
+        <w:t>VENDEDOR</w:t>
+      </w:r>
+      <w:r>
+        <w:rPr>
+          <w:rFonts w:ascii="Book Antiqua" w:hAnsi="Book Antiqua" w:cs="Times New Roman"/>
+          <w:color w:val="000000" w:themeColor="text1"/>
+        </w:rPr>
+        <w:t>A</w:t>
+      </w:r>
+      <w:r>
+        <w:rPr>
+          <w:rFonts w:ascii="Book Antiqua" w:hAnsi="Book Antiqua" w:cs="Times New Roman"/>
+          <w:color w:val="000000" w:themeColor="text1"/>
+        </w:rPr>
+        <w:t xml:space="preserve"> não se responsabilizará pelos danos causados no </w:t>
+      </w:r>
+      <w:r>
+        <w:rPr>
+          <w:rFonts w:ascii="Book Antiqua" w:hAnsi="Book Antiqua" w:cs="Times New Roman"/>
+          <w:color w:val="000000" w:themeColor="text1"/>
+        </w:rPr>
+        <w:t>brinquedo</w:t>
+      </w:r>
+      <w:r>
+        <w:rPr>
+          <w:rFonts w:ascii="Book Antiqua" w:hAnsi="Book Antiqua" w:cs="Times New Roman"/>
+          <w:color w:val="000000" w:themeColor="text1"/>
+        </w:rPr>
+        <w:t xml:space="preserve"> por negligência do</w:t>
+      </w:r>
+      <w:r>
+        <w:rPr>
+          <w:rFonts w:ascii="Book Antiqua" w:hAnsi="Book Antiqua" w:cs="Times New Roman"/>
+          <w:color w:val="000000" w:themeColor="text1"/>
+        </w:rPr>
+        <w:t>(a)</w:t>
+      </w:r>
+      <w:r>
+        <w:rPr>
+          <w:rFonts w:ascii="Book Antiqua" w:hAnsi="Book Antiqua" w:cs="Times New Roman"/>
+          <w:color w:val="000000" w:themeColor="text1"/>
+        </w:rPr>
+        <w:t xml:space="preserve"> COMPRADOR</w:t>
+      </w:r>
+      <w:r>
+        <w:rPr>
+          <w:rFonts w:ascii="Book Antiqua" w:hAnsi="Book Antiqua" w:cs="Times New Roman"/>
+          <w:color w:val="000000" w:themeColor="text1"/>
+        </w:rPr>
+        <w:t>(A)</w:t>
+      </w:r>
+      <w:r>
+        <w:rPr>
+          <w:rFonts w:ascii="Book Antiqua" w:hAnsi="Book Antiqua" w:cs="Times New Roman"/>
+          <w:color w:val="000000" w:themeColor="text1"/>
+        </w:rPr>
+        <w:t>, e por problemas decorrentes da não realização das revisões acertadas.</w:t>
+      </w:r>
+    </w:p>
+    <w:p>
+      <w:pPr>
+        <w:pStyle w:val="SemEspaamento"/>
+        <w:spacing w:line="276" w:lineRule="auto"/>
+        <w:jc w:val="both"/>
+        <w:rPr>
+          <w:rFonts w:ascii="Book Antiqua" w:hAnsi="Book Antiqua" w:cs="Times New Roman"/>
+          <w:color w:val="000000" w:themeColor="text1"/>
+        </w:rPr>
+      </w:pPr>
+    </w:p>
+    <w:p>
+      <w:pPr>
+        <w:pStyle w:val="SemEspaamento"/>
+        <w:spacing w:line="276" w:lineRule="auto"/>
+        <w:jc w:val="both"/>
+        <w:rPr>
+          <w:rFonts w:ascii="Book Antiqua" w:hAnsi="Book Antiqua" w:cs="Times New Roman"/>
+          <w:color w:val="000000" w:themeColor="text1"/>
+        </w:rPr>
+      </w:pPr>
+      <w:r>
+        <w:rPr>
+          <w:rFonts w:ascii="Book Antiqua" w:hAnsi="Book Antiqua" w:cs="Times New Roman"/>
+          <w:b/>
+          <w:bCs/>
+          <w:color w:val="000000" w:themeColor="text1"/>
+        </w:rPr>
+        <w:t xml:space="preserve">CLÁUSULA VIGÉSIMA </w:t>
+      </w:r>
+      <w:r>
+        <w:rPr>
+          <w:rFonts w:ascii="Book Antiqua" w:hAnsi="Book Antiqua" w:cs="Times New Roman"/>
+          <w:b/>
+          <w:bCs/>
+          <w:color w:val="000000" w:themeColor="text1"/>
+        </w:rPr>
+        <w:t>PRIMEIRA</w:t>
+      </w:r>
+      <w:r>
+        <w:rPr>
+          <w:rFonts w:ascii="Book Antiqua" w:hAnsi="Book Antiqua" w:cs="Times New Roman"/>
+          <w:color w:val="000000" w:themeColor="text1"/>
+        </w:rPr>
+        <w:t xml:space="preserve">: </w:t>
+      </w:r>
+      <w:r>
+        <w:rPr>
+          <w:rFonts w:ascii="Book Antiqua" w:hAnsi="Book Antiqua" w:cs="Times New Roman"/>
+          <w:color w:val="000000" w:themeColor="text1"/>
+        </w:rPr>
+        <w:t xml:space="preserve">Cumpre </w:t>
+      </w:r>
+      <w:r>
+        <w:rPr>
+          <w:rFonts w:ascii="Book Antiqua" w:hAnsi="Book Antiqua" w:cs="Times New Roman"/>
+          <w:color w:val="000000" w:themeColor="text1"/>
+        </w:rPr>
+        <w:t>ao (</w:t>
+      </w:r>
+      <w:r>
+        <w:rPr>
+          <w:rFonts w:ascii="Book Antiqua" w:hAnsi="Book Antiqua" w:cs="Times New Roman"/>
+          <w:color w:val="000000" w:themeColor="text1"/>
+        </w:rPr>
         <w:t>à</w:t>
       </w:r>
+      <w:r>
+        <w:rPr>
+          <w:rFonts w:ascii="Book Antiqua" w:hAnsi="Book Antiqua" w:cs="Times New Roman"/>
+          <w:color w:val="000000" w:themeColor="text1"/>
+        </w:rPr>
+        <w:t>)</w:t>
+      </w:r>
+      <w:r>
+        <w:rPr>
+          <w:rFonts w:ascii="Book Antiqua" w:hAnsi="Book Antiqua" w:cs="Times New Roman"/>
+          <w:color w:val="000000" w:themeColor="text1"/>
+        </w:rPr>
+        <w:t xml:space="preserve"> </w:t>
+      </w:r>
+      <w:proofErr w:type="gramStart"/>
+      <w:r>
+        <w:rPr>
+          <w:rFonts w:ascii="Book Antiqua" w:hAnsi="Book Antiqua" w:cs="Times New Roman"/>
+          <w:color w:val="000000" w:themeColor="text1"/>
+        </w:rPr>
+        <w:t>COMPRADOR(</w:t>
+      </w:r>
       <w:proofErr w:type="gramEnd"/>
       <w:r>
         <w:rPr>
           <w:rFonts w:ascii="Book Antiqua" w:hAnsi="Book Antiqua" w:cs="Times New Roman"/>
           <w:color w:val="000000" w:themeColor="text1"/>
         </w:rPr>
-        <w:t xml:space="preserve"> sexta-feira, das 08 às 18hrs, excetuados os feriados nacionais ou municipais. Os contatos realizados fora do acima descrito serão respondidos no próximo dia útil subsequente e dentro do horário estabelecido.</w:t>
-      </w:r>
-    </w:p>
-    <w:p>
-      <w:pPr>
-        <w:pStyle w:val="SemEspaamento"/>
-        <w:spacing w:line="276" w:lineRule="auto"/>
-        <w:jc w:val="both"/>
-        <w:rPr>
-          <w:rFonts w:ascii="Book Antiqua" w:hAnsi="Book Antiqua" w:cs="Times New Roman"/>
-          <w:color w:val="000000" w:themeColor="text1"/>
-        </w:rPr>
-      </w:pPr>
-    </w:p>
-    <w:p>
-      <w:pPr>
-        <w:pStyle w:val="SemEspaamento"/>
-        <w:spacing w:line="276" w:lineRule="auto"/>
-        <w:jc w:val="both"/>
-        <w:rPr>
-          <w:rFonts w:ascii="Book Antiqua" w:hAnsi="Book Antiqua" w:cs="Times New Roman"/>
-          <w:color w:val="000000" w:themeColor="text1"/>
-        </w:rPr>
-      </w:pPr>
-      <w:r>
-        <w:rPr>
-          <w:rFonts w:ascii="Book Antiqua" w:hAnsi="Book Antiqua" w:cs="Times New Roman"/>
-          <w:b/>
-          <w:bCs/>
-          <w:color w:val="000000" w:themeColor="text1"/>
-        </w:rPr>
-        <w:t>CLÁUSULA VIGÉSIM</w:t>
-      </w:r>
-      <w:r>
-        <w:rPr>
-          <w:rFonts w:ascii="Book Antiqua" w:hAnsi="Book Antiqua" w:cs="Times New Roman"/>
-          <w:b/>
-          <w:bCs/>
-          <w:color w:val="000000" w:themeColor="text1"/>
-        </w:rPr>
-        <w:t>A</w:t>
-      </w:r>
-      <w:r>
-        <w:rPr>
-          <w:rFonts w:ascii="Book Antiqua" w:hAnsi="Book Antiqua" w:cs="Times New Roman"/>
-          <w:b/>
-          <w:bCs/>
-          <w:color w:val="000000" w:themeColor="text1"/>
-        </w:rPr>
-        <w:t>:</w:t>
-      </w:r>
-      <w:r>
-        <w:rPr>
-          <w:rFonts w:ascii="Book Antiqua" w:hAnsi="Book Antiqua" w:cs="Times New Roman"/>
-          <w:color w:val="000000" w:themeColor="text1"/>
-        </w:rPr>
-        <w:t xml:space="preserve"> A </w:t>
-      </w:r>
-      <w:r>
-        <w:rPr>
-          <w:rFonts w:ascii="Book Antiqua" w:hAnsi="Book Antiqua" w:cs="Times New Roman"/>
-          <w:color w:val="000000" w:themeColor="text1"/>
-        </w:rPr>
-        <w:t>VENDEDOR</w:t>
-      </w:r>
-      <w:r>
-        <w:rPr>
-          <w:rFonts w:ascii="Book Antiqua" w:hAnsi="Book Antiqua" w:cs="Times New Roman"/>
-          <w:color w:val="000000" w:themeColor="text1"/>
-        </w:rPr>
-        <w:t>A</w:t>
-      </w:r>
-      <w:r>
-        <w:rPr>
-          <w:rFonts w:ascii="Book Antiqua" w:hAnsi="Book Antiqua" w:cs="Times New Roman"/>
-          <w:color w:val="000000" w:themeColor="text1"/>
-        </w:rPr>
-        <w:t xml:space="preserve"> não se responsabilizará pelos danos causados no </w:t>
-      </w:r>
-      <w:r>
-        <w:rPr>
-          <w:rFonts w:ascii="Book Antiqua" w:hAnsi="Book Antiqua" w:cs="Times New Roman"/>
-          <w:color w:val="000000" w:themeColor="text1"/>
-        </w:rPr>
-        <w:t>brinquedo</w:t>
-      </w:r>
-      <w:r>
-        <w:rPr>
-          <w:rFonts w:ascii="Book Antiqua" w:hAnsi="Book Antiqua" w:cs="Times New Roman"/>
-          <w:color w:val="000000" w:themeColor="text1"/>
-        </w:rPr>
-        <w:t xml:space="preserve"> por negligência do</w:t>
-      </w:r>
-      <w:r>
-        <w:rPr>
-          <w:rFonts w:ascii="Book Antiqua" w:hAnsi="Book Antiqua" w:cs="Times New Roman"/>
-          <w:color w:val="000000" w:themeColor="text1"/>
-        </w:rPr>
-        <w:t>(a)</w:t>
-      </w:r>
-      <w:r>
-        <w:rPr>
-          <w:rFonts w:ascii="Book Antiqua" w:hAnsi="Book Antiqua" w:cs="Times New Roman"/>
-          <w:color w:val="000000" w:themeColor="text1"/>
-        </w:rPr>
-        <w:t xml:space="preserve"> COMPRADOR</w:t>
-      </w:r>
-      <w:r>
-        <w:rPr>
-          <w:rFonts w:ascii="Book Antiqua" w:hAnsi="Book Antiqua" w:cs="Times New Roman"/>
-          <w:color w:val="000000" w:themeColor="text1"/>
-        </w:rPr>
-        <w:t>(A)</w:t>
-      </w:r>
-      <w:r>
-        <w:rPr>
-          <w:rFonts w:ascii="Book Antiqua" w:hAnsi="Book Antiqua" w:cs="Times New Roman"/>
-          <w:color w:val="000000" w:themeColor="text1"/>
-        </w:rPr>
-        <w:t>, e por problemas decorrentes da não realização das revisões acertadas.</w:t>
-      </w:r>
-    </w:p>
-    <w:p>
-      <w:pPr>
-        <w:pStyle w:val="SemEspaamento"/>
-        <w:spacing w:line="276" w:lineRule="auto"/>
-        <w:jc w:val="both"/>
-        <w:rPr>
-          <w:rFonts w:ascii="Book Antiqua" w:hAnsi="Book Antiqua" w:cs="Times New Roman"/>
-          <w:color w:val="000000" w:themeColor="text1"/>
-        </w:rPr>
-      </w:pPr>
-    </w:p>
-    <w:p>
-      <w:pPr>
-        <w:pStyle w:val="SemEspaamento"/>
-        <w:spacing w:line="276" w:lineRule="auto"/>
-        <w:jc w:val="both"/>
-        <w:rPr>
-          <w:rFonts w:ascii="Book Antiqua" w:hAnsi="Book Antiqua" w:cs="Times New Roman"/>
-          <w:color w:val="000000" w:themeColor="text1"/>
-        </w:rPr>
-      </w:pPr>
-      <w:r>
-        <w:rPr>
-          <w:rFonts w:ascii="Book Antiqua" w:hAnsi="Book Antiqua" w:cs="Times New Roman"/>
-          <w:b/>
-          <w:bCs/>
-          <w:color w:val="000000" w:themeColor="text1"/>
-        </w:rPr>
-        <w:t xml:space="preserve">CLÁUSULA VIGÉSIMA </w:t>
-      </w:r>
-      <w:r>
-        <w:rPr>
-          <w:rFonts w:ascii="Book Antiqua" w:hAnsi="Book Antiqua" w:cs="Times New Roman"/>
-          <w:b/>
-          <w:bCs/>
-          <w:color w:val="000000" w:themeColor="text1"/>
-        </w:rPr>
-        <w:t>PRIMEIRA</w:t>
-      </w:r>
-      <w:r>
-        <w:rPr>
-          <w:rFonts w:ascii="Book Antiqua" w:hAnsi="Book Antiqua" w:cs="Times New Roman"/>
-          <w:color w:val="000000" w:themeColor="text1"/>
-        </w:rPr>
-        <w:t xml:space="preserve">: </w:t>
-      </w:r>
-      <w:r>
-        <w:rPr>
-          <w:rFonts w:ascii="Book Antiqua" w:hAnsi="Book Antiqua" w:cs="Times New Roman"/>
-          <w:color w:val="000000" w:themeColor="text1"/>
-        </w:rPr>
-        <w:t xml:space="preserve">Cumpre </w:t>
-      </w:r>
-      <w:r>
-        <w:rPr>
-          <w:rFonts w:ascii="Book Antiqua" w:hAnsi="Book Antiqua" w:cs="Times New Roman"/>
-          <w:color w:val="000000" w:themeColor="text1"/>
-        </w:rPr>
-        <w:t>ao (</w:t>
-      </w:r>
-      <w:r>
-        <w:rPr>
-          <w:rFonts w:ascii="Book Antiqua" w:hAnsi="Book Antiqua" w:cs="Times New Roman"/>
-          <w:color w:val="000000" w:themeColor="text1"/>
-        </w:rPr>
-        <w:t>à</w:t>
-      </w:r>
-      <w:r>
-        <w:rPr>
-          <w:rFonts w:ascii="Book Antiqua" w:hAnsi="Book Antiqua" w:cs="Times New Roman"/>
-          <w:color w:val="000000" w:themeColor="text1"/>
-        </w:rPr>
-        <w:t>)</w:t>
-      </w:r>
-      <w:r>
-        <w:rPr>
-          <w:rFonts w:ascii="Book Antiqua" w:hAnsi="Book Antiqua" w:cs="Times New Roman"/>
-          <w:color w:val="000000" w:themeColor="text1"/>
-        </w:rPr>
-        <w:t xml:space="preserve"> </w:t>
-      </w:r>
-      <w:r>
-        <w:rPr>
-          <w:rFonts w:ascii="Book Antiqua" w:hAnsi="Book Antiqua" w:cs="Times New Roman"/>
-          <w:color w:val="000000" w:themeColor="text1"/>
-        </w:rPr>
-        <w:t xml:space="preserve">COMPRADOR(A), no ato da </w:t>
+        <w:t xml:space="preserve">A), no ato da </w:t>
       </w:r>
       <w:r>
         <w:rPr>
@@ -6029,23 +6167,7 @@
           <w:rFonts w:ascii="Book Antiqua" w:hAnsi="Book Antiqua" w:cs="Times New Roman"/>
           <w:color w:val="000000" w:themeColor="text1"/>
         </w:rPr>
-        <w:t xml:space="preserve"> o brinquedo corresponde em suas especificações ao produto que por ela adquirido, sendo que silêncio desta acarretará </w:t>
-      </w:r>
-      <w:proofErr w:type="gramStart"/>
-      <w:r>
-        <w:rPr>
-          <w:rFonts w:ascii="Book Antiqua" w:hAnsi="Book Antiqua" w:cs="Times New Roman"/>
-          <w:color w:val="000000" w:themeColor="text1"/>
-        </w:rPr>
-        <w:t>na</w:t>
-      </w:r>
-      <w:proofErr w:type="gramEnd"/>
-      <w:r>
-        <w:rPr>
-          <w:rFonts w:ascii="Book Antiqua" w:hAnsi="Book Antiqua" w:cs="Times New Roman"/>
-          <w:color w:val="000000" w:themeColor="text1"/>
-        </w:rPr>
-        <w:t xml:space="preserve"> aceitação nos moldes em que se </w:t>
+        <w:t xml:space="preserve"> o brinquedo corresponde em suas especificações ao produto que por ela adquirido, sendo que silêncio desta acarretará na aceitação nos moldes em que se </w:t>
       </w:r>
       <w:r>
         <w:rPr>
@@ -7207,6 +7329,7 @@
           <w:color w:val="000000" w:themeColor="text1"/>
         </w:rPr>
       </w:pPr>
+      <w:proofErr w:type="gramStart"/>
       <w:r>
         <w:rPr>
           <w:rFonts w:ascii="Book Antiqua" w:hAnsi="Book Antiqua" w:cs="Times New Roman"/>
@@ -7216,28 +7339,13 @@
         </w:rPr>
         <w:t>Parágrafo Segundo</w:t>
       </w:r>
-      <w:r>
-        <w:rPr>
-          <w:rFonts w:ascii="Book Antiqua" w:hAnsi="Book Antiqua" w:cs="Times New Roman"/>
-          <w:color w:val="000000" w:themeColor="text1"/>
-        </w:rPr>
-        <w:t xml:space="preserve">: Em caso de descumprimento de quaisquer das obrigações acima dispostas, será devida multa pelo CONTRATADO no valor correspondente à 20 (vinte) vezes o </w:t>
-      </w:r>
-      <w:proofErr w:type="gramStart"/>
-      <w:r>
-        <w:rPr>
-          <w:rFonts w:ascii="Book Antiqua" w:hAnsi="Book Antiqua" w:cs="Times New Roman"/>
-          <w:color w:val="000000" w:themeColor="text1"/>
-        </w:rPr>
-        <w:t>salário mínimo</w:t>
-      </w:r>
       <w:proofErr w:type="gramEnd"/>
       <w:r>
         <w:rPr>
           <w:rFonts w:ascii="Book Antiqua" w:hAnsi="Book Antiqua" w:cs="Times New Roman"/>
           <w:color w:val="000000" w:themeColor="text1"/>
         </w:rPr>
-        <w:t xml:space="preserve"> vigente no ato da infração, sem prejuízo de outras sanções a serem tomadas seja civil ou criminalmente.</w:t>
+        <w:t>: Em caso de descumprimento de quaisquer das obrigações acima dispostas, será devida multa pelo CONTRATADO no valor correspondente à 20 (vinte) vezes o salário mínimo vigente no ato da infração, sem prejuízo de outras sanções a serem tomadas seja civil ou criminalmente.</w:t>
       </w:r>
     </w:p>
     <w:p>
@@ -8234,23 +8342,7 @@
           <w:rFonts w:ascii="Book Antiqua" w:hAnsi="Book Antiqua" w:cs="Times New Roman"/>
           <w:color w:val="000000" w:themeColor="text1"/>
         </w:rPr>
-        <w:t xml:space="preserve"> Todas as obrigações assumidas no presente instrumento são exigíveis nos prazos e pela forma </w:t>
-      </w:r>
-      <w:proofErr w:type="gramStart"/>
-      <w:r>
-        <w:rPr>
-          <w:rFonts w:ascii="Book Antiqua" w:hAnsi="Book Antiqua" w:cs="Times New Roman"/>
-          <w:color w:val="000000" w:themeColor="text1"/>
-        </w:rPr>
-        <w:t>convencionados</w:t>
-      </w:r>
-      <w:proofErr w:type="gramEnd"/>
-      <w:r>
-        <w:rPr>
-          <w:rFonts w:ascii="Book Antiqua" w:hAnsi="Book Antiqua" w:cs="Times New Roman"/>
-          <w:color w:val="000000" w:themeColor="text1"/>
-        </w:rPr>
-        <w:t>, independentemente de qualquer aviso, interpelação ou notificação judicial ou extrajudicial e qualquer tolerância quanto ao cumprimento das disposições aqui estipuladas não será considerada como novação contratual.</w:t>
+        <w:t xml:space="preserve"> Todas as obrigações assumidas no presente instrumento são exigíveis nos prazos e pela forma convencionados, independentemente de qualquer aviso, interpelação ou notificação judicial ou extrajudicial e qualquer tolerância quanto ao cumprimento das disposições aqui estipuladas não será considerada como novação contratual.</w:t>
       </w:r>
     </w:p>
     <w:p>
@@ -8770,6 +8862,7 @@
           <w:rFonts w:ascii="Book Antiqua" w:hAnsi="Book Antiqua" w:cs="Times New Roman"/>
           <w:noProof/>
           <w:color w:val="000000" w:themeColor="text1"/>
+          <w:lang w:eastAsia="pt-BR"/>
         </w:rPr>
         <w:lastRenderedPageBreak/>
         <w:drawing>
@@ -8828,7 +8921,7 @@
 </file>
 
 <file path=word/endnotes.xml><?xml version="1.0" encoding="utf-8"?>
-<w:endnotes xmlns:wpc="http://schemas.microsoft.com/office/word/2010/wordprocessingCanvas" xmlns:cx="http://schemas.microsoft.com/office/drawing/2014/chartex" xmlns:cx1="http://schemas.microsoft.com/office/drawing/2015/9/8/chartex" xmlns:cx2="http://schemas.microsoft.com/office/drawing/2015/10/21/chartex" xmlns:cx3="http://schemas.microsoft.com/office/drawing/2016/5/9/chartex" xmlns:cx4="http://schemas.microsoft.com/office/drawing/2016/5/10/chartex" xmlns:cx5="http://schemas.microsoft.com/office/drawing/2016/5/11/chartex" xmlns:cx6="http://schemas.microsoft.com/office/drawing/2016/5/12/chartex" xmlns:cx7="http://schemas.microsoft.com/office/drawing/2016/5/13/chartex" xmlns:cx8="http://schemas.microsoft.com/office/drawing/2016/5/14/chartex" xmlns:mc="http://schemas.openxmlformats.org/markup-compatibility/2006" xmlns:aink="http://schemas.microsoft.com/office/drawing/2016/ink" xmlns:am3d="http://schemas.microsoft.com/office/drawing/2017/model3d" xmlns:o="urn:schemas-microsoft-com:office:office" xmlns:oel="http://schemas.microsoft.com/office/2019/extlst" xmlns:r="http://schemas.openxmlformats.org/officeDocument/2006/relationships" xmlns:m="http://schemas.openxmlformats.org/officeDocument/2006/math" xmlns:v="urn:schemas-microsoft-com:vml" xmlns:wp14="http://schemas.microsoft.com/office/word/2010/wordprocessingDrawing" xmlns:wp="http://schemas.openxmlformats.org/drawingml/2006/wordprocessingDrawing" xmlns:w10="urn:schemas-microsoft-com:office:word" xmlns:w="http://schemas.openxmlformats.org/wordprocessingml/2006/main" xmlns:w14="http://schemas.microsoft.com/office/word/2010/wordml" xmlns:w15="http://schemas.microsoft.com/office/word/2012/wordml" xmlns:w16cex="http://schemas.microsoft.com/office/word/2018/wordml/cex" xmlns:w16cid="http://schemas.microsoft.com/office/word/2016/wordml/cid" xmlns:w16="http://schemas.microsoft.com/office/word/2018/wordml" xmlns:w16du="http://schemas.microsoft.com/office/word/2023/wordml/word16du" xmlns:w16sdtdh="http://schemas.microsoft.com/office/word/2020/wordml/sdtdatahash" xmlns:w16sdtfl="http://schemas.microsoft.com/office/word/2024/wordml/sdtformatlock" xmlns:w16se="http://schemas.microsoft.com/office/word/2015/wordml/symex" xmlns:wpg="http://schemas.microsoft.com/office/word/2010/wordprocessingGroup" xmlns:wpi="http://schemas.microsoft.com/office/word/2010/wordprocessingInk" xmlns:wne="http://schemas.microsoft.com/office/word/2006/wordml" xmlns:wps="http://schemas.microsoft.com/office/word/2010/wordprocessingShape" mc:Ignorable="w14 w15 w16se w16cid w16 w16cex w16sdtdh w16sdtfl w16du wp14">
+<w:endnotes xmlns:wpc="http://schemas.microsoft.com/office/word/2010/wordprocessingCanvas" xmlns:mc="http://schemas.openxmlformats.org/markup-compatibility/2006" xmlns:o="urn:schemas-microsoft-com:office:office" xmlns:r="http://schemas.openxmlformats.org/officeDocument/2006/relationships" xmlns:m="http://schemas.openxmlformats.org/officeDocument/2006/math" xmlns:v="urn:schemas-microsoft-com:vml" xmlns:wp14="http://schemas.microsoft.com/office/word/2010/wordprocessingDrawing" xmlns:wp="http://schemas.openxmlformats.org/drawingml/2006/wordprocessingDrawing" xmlns:w10="urn:schemas-microsoft-com:office:word" xmlns:w="http://schemas.openxmlformats.org/wordprocessingml/2006/main" xmlns:w14="http://schemas.microsoft.com/office/word/2010/wordml" xmlns:w15="http://schemas.microsoft.com/office/word/2012/wordml" xmlns:wpg="http://schemas.microsoft.com/office/word/2010/wordprocessingGroup" xmlns:wpi="http://schemas.microsoft.com/office/word/2010/wordprocessingInk" xmlns:wne="http://schemas.microsoft.com/office/word/2006/wordml" xmlns:wps="http://schemas.microsoft.com/office/word/2010/wordprocessingShape" mc:Ignorable="w14 w15 wp14">
   <w:endnote w:type="separator" w:id="-1">
     <w:p>
       <w:r>
@@ -8847,7 +8940,7 @@
 </file>
 
 <file path=word/footer1.xml><?xml version="1.0" encoding="utf-8"?>
-<w:ftr xmlns:wpc="http://schemas.microsoft.com/office/word/2010/wordprocessingCanvas" xmlns:cx="http://schemas.microsoft.com/office/drawing/2014/chartex" xmlns:cx1="http://schemas.microsoft.com/office/drawing/2015/9/8/chartex" xmlns:cx2="http://schemas.microsoft.com/office/drawing/2015/10/21/chartex" xmlns:cx3="http://schemas.microsoft.com/office/drawing/2016/5/9/chartex" xmlns:cx4="http://schemas.microsoft.com/office/drawing/2016/5/10/chartex" xmlns:cx5="http://schemas.microsoft.com/office/drawing/2016/5/11/chartex" xmlns:cx6="http://schemas.microsoft.com/office/drawing/2016/5/12/chartex" xmlns:cx7="http://schemas.microsoft.com/office/drawing/2016/5/13/chartex" xmlns:cx8="http://schemas.microsoft.com/office/drawing/2016/5/14/chartex" xmlns:mc="http://schemas.openxmlformats.org/markup-compatibility/2006" xmlns:aink="http://schemas.microsoft.com/office/drawing/2016/ink" xmlns:am3d="http://schemas.microsoft.com/office/drawing/2017/model3d" xmlns:o="urn:schemas-microsoft-com:office:office" xmlns:oel="http://schemas.microsoft.com/office/2019/extlst" xmlns:r="http://schemas.openxmlformats.org/officeDocument/2006/relationships" xmlns:m="http://schemas.openxmlformats.org/officeDocument/2006/math" xmlns:v="urn:schemas-microsoft-com:vml" xmlns:wp14="http://schemas.microsoft.com/office/word/2010/wordprocessingDrawing" xmlns:wp="http://schemas.openxmlformats.org/drawingml/2006/wordprocessingDrawing" xmlns:w10="urn:schemas-microsoft-com:office:word" xmlns:w="http://schemas.openxmlformats.org/wordprocessingml/2006/main" xmlns:w14="http://schemas.microsoft.com/office/word/2010/wordml" xmlns:w15="http://schemas.microsoft.com/office/word/2012/wordml" xmlns:w16cex="http://schemas.microsoft.com/office/word/2018/wordml/cex" xmlns:w16cid="http://schemas.microsoft.com/office/word/2016/wordml/cid" xmlns:w16="http://schemas.microsoft.com/office/word/2018/wordml" xmlns:w16du="http://schemas.microsoft.com/office/word/2023/wordml/word16du" xmlns:w16sdtdh="http://schemas.microsoft.com/office/word/2020/wordml/sdtdatahash" xmlns:w16sdtfl="http://schemas.microsoft.com/office/word/2024/wordml/sdtformatlock" xmlns:w16se="http://schemas.microsoft.com/office/word/2015/wordml/symex" xmlns:wpg="http://schemas.microsoft.com/office/word/2010/wordprocessingGroup" xmlns:wpi="http://schemas.microsoft.com/office/word/2010/wordprocessingInk" xmlns:wne="http://schemas.microsoft.com/office/word/2006/wordml" xmlns:wps="http://schemas.microsoft.com/office/word/2010/wordprocessingShape" mc:Ignorable="w14 w15 w16se w16cid w16 w16cex w16sdtdh w16sdtfl w16du wp14">
+<w:ftr xmlns:wpc="http://schemas.microsoft.com/office/word/2010/wordprocessingCanvas" xmlns:mc="http://schemas.openxmlformats.org/markup-compatibility/2006" xmlns:o="urn:schemas-microsoft-com:office:office" xmlns:r="http://schemas.openxmlformats.org/officeDocument/2006/relationships" xmlns:m="http://schemas.openxmlformats.org/officeDocument/2006/math" xmlns:v="urn:schemas-microsoft-com:vml" xmlns:wp14="http://schemas.microsoft.com/office/word/2010/wordprocessingDrawing" xmlns:wp="http://schemas.openxmlformats.org/drawingml/2006/wordprocessingDrawing" xmlns:w10="urn:schemas-microsoft-com:office:word" xmlns:w="http://schemas.openxmlformats.org/wordprocessingml/2006/main" xmlns:w14="http://schemas.microsoft.com/office/word/2010/wordml" xmlns:w15="http://schemas.microsoft.com/office/word/2012/wordml" xmlns:wpg="http://schemas.microsoft.com/office/word/2010/wordprocessingGroup" xmlns:wpi="http://schemas.microsoft.com/office/word/2010/wordprocessingInk" xmlns:wne="http://schemas.microsoft.com/office/word/2006/wordml" xmlns:wps="http://schemas.microsoft.com/office/word/2010/wordprocessingShape" mc:Ignorable="w14 w15 wp14">
   <w:sdt>
     <w:sdtPr>
       <w:id w:val="1266196697"/>
@@ -8856,6 +8949,7 @@
         <w:docPartUnique/>
       </w:docPartObj>
     </w:sdtPr>
+    <w:sdtEndPr/>
     <w:sdtContent>
       <w:p>
         <w:pPr>
@@ -8955,7 +9049,7 @@
                                   <w:sz w:val="28"/>
                                   <w:szCs w:val="28"/>
                                 </w:rPr>
-                                <w:t>8</w:t>
+                                <w:t>13</w:t>
                               </w:r>
                               <w:r>
                                 <w:rPr>
@@ -9000,7 +9094,7 @@
                   </v:formulas>
                   <v:path gradientshapeok="t" limo="10800,10800" o:connecttype="custom" o:connectlocs="@8,0;0,@9;@8,@7;@6,@9" textboxrect="@3,@3,@4,@5"/>
                 </v:shapetype>
-                <v:shape id="Fluxograma: Processo Alternativo 6" o:spid="_x0000_s1026" type="#_x0000_t176" style="position:absolute;margin-left:0;margin-top:0;width:40.35pt;height:34.75pt;z-index:251659264;visibility:visible;mso-wrap-style:square;mso-width-percent:0;mso-height-percent:0;mso-wrap-distance-left:9pt;mso-wrap-distance-top:0;mso-wrap-distance-right:9pt;mso-wrap-distance-bottom:0;mso-position-horizontal:center;mso-position-horizontal-relative:right-margin-area;mso-position-vertical:center;mso-position-vertical-relative:bottom-margin-area;mso-width-percent:0;mso-height-percent:0;mso-width-relative:page;mso-height-relative:page;v-text-anchor:top" o:gfxdata="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" filled="f" fillcolor="#5c83b4" stroked="f" strokecolor="#737373">
+                <v:shape id="Fluxograma: Processo Alternativo 6" o:spid="_x0000_s1026" type="#_x0000_t176" style="position:absolute;margin-left:0;margin-top:0;width:40.35pt;height:34.75pt;z-index:251659264;visibility:visible;mso-wrap-style:square;mso-width-percent:0;mso-height-percent:0;mso-wrap-distance-left:9pt;mso-wrap-distance-top:0;mso-wrap-distance-right:9pt;mso-wrap-distance-bottom:0;mso-position-horizontal:center;mso-position-horizontal-relative:right-margin-area;mso-position-vertical:center;mso-position-vertical-relative:bottom-margin-area;mso-width-percent:0;mso-height-percent:0;mso-width-relative:page;mso-height-relative:page;v-text-anchor:top" o:gfxdata="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" filled="f" fillcolor="#5c83b4" stroked="f" strokecolor="#737373">
                   <v:textbox>
                     <w:txbxContent>
                       <w:p>
@@ -9031,7 +9125,7 @@
                             <w:sz w:val="28"/>
                             <w:szCs w:val="28"/>
                           </w:rPr>
-                          <w:t>8</w:t>
+                          <w:t>13</w:t>
                         </w:r>
                         <w:r>
                           <w:rPr>
@@ -9056,7 +9150,7 @@
 </file>
 
 <file path=word/footnotes.xml><?xml version="1.0" encoding="utf-8"?>
-<w:footnotes xmlns:wpc="http://schemas.microsoft.com/office/word/2010/wordprocessingCanvas" xmlns:cx="http://schemas.microsoft.com/office/drawing/2014/chartex" xmlns:cx1="http://schemas.microsoft.com/office/drawing/2015/9/8/chartex" xmlns:cx2="http://schemas.microsoft.com/office/drawing/2015/10/21/chartex" xmlns:cx3="http://schemas.microsoft.com/office/drawing/2016/5/9/chartex" xmlns:cx4="http://schemas.microsoft.com/office/drawing/2016/5/10/chartex" xmlns:cx5="http://schemas.microsoft.com/office/drawing/2016/5/11/chartex" xmlns:cx6="http://schemas.microsoft.com/office/drawing/2016/5/12/chartex" xmlns:cx7="http://schemas.microsoft.com/office/drawing/2016/5/13/chartex" xmlns:cx8="http://schemas.microsoft.com/office/drawing/2016/5/14/chartex" xmlns:mc="http://schemas.openxmlformats.org/markup-compatibility/2006" xmlns:aink="http://schemas.microsoft.com/office/drawing/2016/ink" xmlns:am3d="http://schemas.microsoft.com/office/drawing/2017/model3d" xmlns:o="urn:schemas-microsoft-com:office:office" xmlns:oel="http://schemas.microsoft.com/office/2019/extlst" xmlns:r="http://schemas.openxmlformats.org/officeDocument/2006/relationships" xmlns:m="http://schemas.openxmlformats.org/officeDocument/2006/math" xmlns:v="urn:schemas-microsoft-com:vml" xmlns:wp14="http://schemas.microsoft.com/office/word/2010/wordprocessingDrawing" xmlns:wp="http://schemas.openxmlformats.org/drawingml/2006/wordprocessingDrawing" xmlns:w10="urn:schemas-microsoft-com:office:word" xmlns:w="http://schemas.openxmlformats.org/wordprocessingml/2006/main" xmlns:w14="http://schemas.microsoft.com/office/word/2010/wordml" xmlns:w15="http://schemas.microsoft.com/office/word/2012/wordml" xmlns:w16cex="http://schemas.microsoft.com/office/word/2018/wordml/cex" xmlns:w16cid="http://schemas.microsoft.com/office/word/2016/wordml/cid" xmlns:w16="http://schemas.microsoft.com/office/word/2018/wordml" xmlns:w16du="http://schemas.microsoft.com/office/word/2023/wordml/word16du" xmlns:w16sdtdh="http://schemas.microsoft.com/office/word/2020/wordml/sdtdatahash" xmlns:w16sdtfl="http://schemas.microsoft.com/office/word/2024/wordml/sdtformatlock" xmlns:w16se="http://schemas.microsoft.com/office/word/2015/wordml/symex" xmlns:wpg="http://schemas.microsoft.com/office/word/2010/wordprocessingGroup" xmlns:wpi="http://schemas.microsoft.com/office/word/2010/wordprocessingInk" xmlns:wne="http://schemas.microsoft.com/office/word/2006/wordml" xmlns:wps="http://schemas.microsoft.com/office/word/2010/wordprocessingShape" mc:Ignorable="w14 w15 w16se w16cid w16 w16cex w16sdtdh w16sdtfl w16du wp14">
+<w:footnotes xmlns:wpc="http://schemas.microsoft.com/office/word/2010/wordprocessingCanvas" xmlns:mc="http://schemas.openxmlformats.org/markup-compatibility/2006" xmlns:o="urn:schemas-microsoft-com:office:office" xmlns:r="http://schemas.openxmlformats.org/officeDocument/2006/relationships" xmlns:m="http://schemas.openxmlformats.org/officeDocument/2006/math" xmlns:v="urn:schemas-microsoft-com:vml" xmlns:wp14="http://schemas.microsoft.com/office/word/2010/wordprocessingDrawing" xmlns:wp="http://schemas.openxmlformats.org/drawingml/2006/wordprocessingDrawing" xmlns:w10="urn:schemas-microsoft-com:office:word" xmlns:w="http://schemas.openxmlformats.org/wordprocessingml/2006/main" xmlns:w14="http://schemas.microsoft.com/office/word/2010/wordml" xmlns:w15="http://schemas.microsoft.com/office/word/2012/wordml" xmlns:wpg="http://schemas.microsoft.com/office/word/2010/wordprocessingGroup" xmlns:wpi="http://schemas.microsoft.com/office/word/2010/wordprocessingInk" xmlns:wne="http://schemas.microsoft.com/office/word/2006/wordml" xmlns:wps="http://schemas.microsoft.com/office/word/2010/wordprocessingShape" mc:Ignorable="w14 w15 wp14">
   <w:footnote w:type="separator" w:id="-1">
     <w:p>
       <w:r>
@@ -9075,7 +9169,7 @@
 </file>
 
 <file path=word/header1.xml><?xml version="1.0" encoding="utf-8"?>
-<w:hdr xmlns:wpc="http://schemas.microsoft.com/office/word/2010/wordprocessingCanvas" xmlns:cx="http://schemas.microsoft.com/office/drawing/2014/chartex" xmlns:cx1="http://schemas.microsoft.com/office/drawing/2015/9/8/chartex" xmlns:cx2="http://schemas.microsoft.com/office/drawing/2015/10/21/chartex" xmlns:cx3="http://schemas.microsoft.com/office/drawing/2016/5/9/chartex" xmlns:cx4="http://schemas.microsoft.com/office/drawing/2016/5/10/chartex" xmlns:cx5="http://schemas.microsoft.com/office/drawing/2016/5/11/chartex" xmlns:cx6="http://schemas.microsoft.com/office/drawing/2016/5/12/chartex" xmlns:cx7="http://schemas.microsoft.com/office/drawing/2016/5/13/chartex" xmlns:cx8="http://schemas.microsoft.com/office/drawing/2016/5/14/chartex" xmlns:mc="http://schemas.openxmlformats.org/markup-compatibility/2006" xmlns:aink="http://schemas.microsoft.com/office/drawing/2016/ink" xmlns:am3d="http://schemas.microsoft.com/office/drawing/2017/model3d" xmlns:o="urn:schemas-microsoft-com:office:office" xmlns:oel="http://schemas.microsoft.com/office/2019/extlst" xmlns:r="http://schemas.openxmlformats.org/officeDocument/2006/relationships" xmlns:m="http://schemas.openxmlformats.org/officeDocument/2006/math" xmlns:v="urn:schemas-microsoft-com:vml" xmlns:wp14="http://schemas.microsoft.com/office/word/2010/wordprocessingDrawing" xmlns:wp="http://schemas.openxmlformats.org/drawingml/2006/wordprocessingDrawing" xmlns:w10="urn:schemas-microsoft-com:office:word" xmlns:w="http://schemas.openxmlformats.org/wordprocessingml/2006/main" xmlns:w14="http://schemas.microsoft.com/office/word/2010/wordml" xmlns:w15="http://schemas.microsoft.com/office/word/2012/wordml" xmlns:w16cex="http://schemas.microsoft.com/office/word/2018/wordml/cex" xmlns:w16cid="http://schemas.microsoft.com/office/word/2016/wordml/cid" xmlns:w16="http://schemas.microsoft.com/office/word/2018/wordml" xmlns:w16du="http://schemas.microsoft.com/office/word/2023/wordml/word16du" xmlns:w16sdtdh="http://schemas.microsoft.com/office/word/2020/wordml/sdtdatahash" xmlns:w16sdtfl="http://schemas.microsoft.com/office/word/2024/wordml/sdtformatlock" xmlns:w16se="http://schemas.microsoft.com/office/word/2015/wordml/symex" xmlns:wpg="http://schemas.microsoft.com/office/word/2010/wordprocessingGroup" xmlns:wpi="http://schemas.microsoft.com/office/word/2010/wordprocessingInk" xmlns:wne="http://schemas.microsoft.com/office/word/2006/wordml" xmlns:wps="http://schemas.microsoft.com/office/word/2010/wordprocessingShape" mc:Ignorable="w14 w15 w16se w16cid w16 w16cex w16sdtdh w16sdtfl w16du wp14">
+<w:hdr xmlns:wpc="http://schemas.microsoft.com/office/word/2010/wordprocessingCanvas" xmlns:mc="http://schemas.openxmlformats.org/markup-compatibility/2006" xmlns:o="urn:schemas-microsoft-com:office:office" xmlns:r="http://schemas.openxmlformats.org/officeDocument/2006/relationships" xmlns:m="http://schemas.openxmlformats.org/officeDocument/2006/math" xmlns:v="urn:schemas-microsoft-com:vml" xmlns:wp14="http://schemas.microsoft.com/office/word/2010/wordprocessingDrawing" xmlns:wp="http://schemas.openxmlformats.org/drawingml/2006/wordprocessingDrawing" xmlns:w10="urn:schemas-microsoft-com:office:word" xmlns:w="http://schemas.openxmlformats.org/wordprocessingml/2006/main" xmlns:w14="http://schemas.microsoft.com/office/word/2010/wordml" xmlns:w15="http://schemas.microsoft.com/office/word/2012/wordml" xmlns:wpg="http://schemas.microsoft.com/office/word/2010/wordprocessingGroup" xmlns:wpi="http://schemas.microsoft.com/office/word/2010/wordprocessingInk" xmlns:wne="http://schemas.microsoft.com/office/word/2006/wordml" xmlns:wps="http://schemas.microsoft.com/office/word/2010/wordprocessingShape" mc:Ignorable="w14 w15 wp14">
   <w:p>
     <w:pPr>
       <w:pStyle w:val="Cabealho"/>
@@ -9153,7 +9247,7 @@
 </file>
 
 <file path=word/numbering.xml><?xml version="1.0" encoding="utf-8"?>
-<w:numbering xmlns:wpc="http://schemas.microsoft.com/office/word/2010/wordprocessingCanvas" xmlns:cx="http://schemas.microsoft.com/office/drawing/2014/chartex" xmlns:cx1="http://schemas.microsoft.com/office/drawing/2015/9/8/chartex" xmlns:cx2="http://schemas.microsoft.com/office/drawing/2015/10/21/chartex" xmlns:cx3="http://schemas.microsoft.com/office/drawing/2016/5/9/chartex" xmlns:cx4="http://schemas.microsoft.com/office/drawing/2016/5/10/chartex" xmlns:cx5="http://schemas.microsoft.com/office/drawing/2016/5/11/chartex" xmlns:cx6="http://schemas.microsoft.com/office/drawing/2016/5/12/chartex" xmlns:cx7="http://schemas.microsoft.com/office/drawing/2016/5/13/chartex" xmlns:cx8="http://schemas.microsoft.com/office/drawing/2016/5/14/chartex" xmlns:mc="http://schemas.openxmlformats.org/markup-compatibility/2006" xmlns:aink="http://schemas.microsoft.com/office/drawing/2016/ink" xmlns:am3d="http://schemas.microsoft.com/office/drawing/2017/model3d" xmlns:o="urn:schemas-microsoft-com:office:office" xmlns:oel="http://schemas.microsoft.com/office/2019/extlst" xmlns:r="http://schemas.openxmlformats.org/officeDocument/2006/relationships" xmlns:m="http://schemas.openxmlformats.org/officeDocument/2006/math" xmlns:v="urn:schemas-microsoft-com:vml" xmlns:wp14="http://schemas.microsoft.com/office/word/2010/wordprocessingDrawing" xmlns:wp="http://schemas.openxmlformats.org/drawingml/2006/wordprocessingDrawing" xmlns:w10="urn:schemas-microsoft-com:office:word" xmlns:w="http://schemas.openxmlformats.org/wordprocessingml/2006/main" xmlns:w14="http://schemas.microsoft.com/office/word/2010/wordml" xmlns:w15="http://schemas.microsoft.com/office/word/2012/wordml" xmlns:w16cex="http://schemas.microsoft.com/office/word/2018/wordml/cex" xmlns:w16cid="http://schemas.microsoft.com/office/word/2016/wordml/cid" xmlns:w16="http://schemas.microsoft.com/office/word/2018/wordml" xmlns:w16du="http://schemas.microsoft.com/office/word/2023/wordml/word16du" xmlns:w16sdtdh="http://schemas.microsoft.com/office/word/2020/wordml/sdtdatahash" xmlns:w16sdtfl="http://schemas.microsoft.com/office/word/2024/wordml/sdtformatlock" xmlns:w16se="http://schemas.microsoft.com/office/word/2015/wordml/symex" xmlns:wpg="http://schemas.microsoft.com/office/word/2010/wordprocessingGroup" xmlns:wpi="http://schemas.microsoft.com/office/word/2010/wordprocessingInk" xmlns:wne="http://schemas.microsoft.com/office/word/2006/wordml" xmlns:wps="http://schemas.microsoft.com/office/word/2010/wordprocessingShape" mc:Ignorable="w14 w15 w16se w16cid w16 w16cex w16sdtdh w16sdtfl w16du wp14">
+<w:numbering xmlns:wpc="http://schemas.microsoft.com/office/word/2010/wordprocessingCanvas" xmlns:mc="http://schemas.openxmlformats.org/markup-compatibility/2006" xmlns:o="urn:schemas-microsoft-com:office:office" xmlns:r="http://schemas.openxmlformats.org/officeDocument/2006/relationships" xmlns:m="http://schemas.openxmlformats.org/officeDocument/2006/math" xmlns:v="urn:schemas-microsoft-com:vml" xmlns:wp14="http://schemas.microsoft.com/office/word/2010/wordprocessingDrawing" xmlns:wp="http://schemas.openxmlformats.org/drawingml/2006/wordprocessingDrawing" xmlns:w10="urn:schemas-microsoft-com:office:word" xmlns:w="http://schemas.openxmlformats.org/wordprocessingml/2006/main" xmlns:w14="http://schemas.microsoft.com/office/word/2010/wordml" xmlns:w15="http://schemas.microsoft.com/office/word/2012/wordml" xmlns:wpg="http://schemas.microsoft.com/office/word/2010/wordprocessingGroup" xmlns:wpi="http://schemas.microsoft.com/office/word/2010/wordprocessingInk" xmlns:wne="http://schemas.microsoft.com/office/word/2006/wordml" xmlns:wps="http://schemas.microsoft.com/office/word/2010/wordprocessingShape" mc:Ignorable="w14 w15 wp14">
   <w:abstractNum w:abstractNumId="0" w15:restartNumberingAfterBreak="0">
     <w:nsid w:val="00A84A97"/>
     <w:multiLevelType w:val="hybridMultilevel"/>
@@ -10341,47 +10435,47 @@
       </w:pPr>
     </w:lvl>
   </w:abstractNum>
-  <w:num w:numId="1" w16cid:durableId="483354051">
+  <w:num w:numId="1">
     <w:abstractNumId w:val="5"/>
   </w:num>
-  <w:num w:numId="2" w16cid:durableId="468254981">
+  <w:num w:numId="2">
     <w:abstractNumId w:val="7"/>
   </w:num>
-  <w:num w:numId="3" w16cid:durableId="345136528">
+  <w:num w:numId="3">
     <w:abstractNumId w:val="11"/>
   </w:num>
-  <w:num w:numId="4" w16cid:durableId="450051742">
+  <w:num w:numId="4">
     <w:abstractNumId w:val="9"/>
   </w:num>
-  <w:num w:numId="5" w16cid:durableId="981883004">
+  <w:num w:numId="5">
     <w:abstractNumId w:val="4"/>
   </w:num>
-  <w:num w:numId="6" w16cid:durableId="1675498201">
+  <w:num w:numId="6">
     <w:abstractNumId w:val="2"/>
   </w:num>
-  <w:num w:numId="7" w16cid:durableId="1832059916">
+  <w:num w:numId="7">
     <w:abstractNumId w:val="10"/>
   </w:num>
-  <w:num w:numId="8" w16cid:durableId="174467966">
+  <w:num w:numId="8">
     <w:abstractNumId w:val="8"/>
   </w:num>
-  <w:num w:numId="9" w16cid:durableId="1534805166">
+  <w:num w:numId="9">
     <w:abstractNumId w:val="6"/>
   </w:num>
-  <w:num w:numId="10" w16cid:durableId="1892380944">
+  <w:num w:numId="10">
     <w:abstractNumId w:val="0"/>
   </w:num>
-  <w:num w:numId="11" w16cid:durableId="1080715626">
+  <w:num w:numId="11">
     <w:abstractNumId w:val="3"/>
   </w:num>
-  <w:num w:numId="12" w16cid:durableId="1941183229">
+  <w:num w:numId="12">
     <w:abstractNumId w:val="1"/>
   </w:num>
 </w:numbering>
 </file>
 
 <file path=word/styles.xml><?xml version="1.0" encoding="utf-8"?>
-<w:styles xmlns:mc="http://schemas.openxmlformats.org/markup-compatibility/2006" xmlns:r="http://schemas.openxmlformats.org/officeDocument/2006/relationships" xmlns:w="http://schemas.openxmlformats.org/wordprocessingml/2006/main" xmlns:w14="http://schemas.microsoft.com/office/word/2010/wordml" xmlns:w15="http://schemas.microsoft.com/office/word/2012/wordml" xmlns:w16cex="http://schemas.microsoft.com/office/word/2018/wordml/cex" xmlns:w16cid="http://schemas.microsoft.com/office/word/2016/wordml/cid" xmlns:w16="http://schemas.microsoft.com/office/word/2018/wordml" xmlns:w16du="http://schemas.microsoft.com/office/word/2023/wordml/word16du" xmlns:w16sdtdh="http://schemas.microsoft.com/office/word/2020/wordml/sdtdatahash" xmlns:w16sdtfl="http://schemas.microsoft.com/office/word/2024/wordml/sdtformatlock" xmlns:w16se="http://schemas.microsoft.com/office/word/2015/wordml/symex" mc:Ignorable="w14 w15 w16se w16cid w16 w16cex w16sdtdh w16sdtfl w16du">
+<w:styles xmlns:mc="http://schemas.openxmlformats.org/markup-compatibility/2006" xmlns:r="http://schemas.openxmlformats.org/officeDocument/2006/relationships" xmlns:w="http://schemas.openxmlformats.org/wordprocessingml/2006/main" xmlns:w14="http://schemas.microsoft.com/office/word/2010/wordml" xmlns:w15="http://schemas.microsoft.com/office/word/2012/wordml" mc:Ignorable="w14 w15">
   <w:docDefaults>
     <w:rPrDefault>
       <w:rPr>
@@ -10397,7 +10491,7 @@
       </w:pPr>
     </w:pPrDefault>
   </w:docDefaults>
-  <w:latentStyles w:defLockedState="0" w:defUIPriority="99" w:defSemiHidden="0" w:defUnhideWhenUsed="0" w:defQFormat="0" w:count="376">
+  <w:latentStyles w:defLockedState="0" w:defUIPriority="99" w:defSemiHidden="0" w:defUnhideWhenUsed="0" w:defQFormat="0" w:count="371">
     <w:lsdException w:name="Normal" w:uiPriority="0" w:qFormat="1"/>
     <w:lsdException w:name="heading 1" w:uiPriority="9" w:qFormat="1"/>
     <w:lsdException w:name="heading 2" w:semiHidden="1" w:uiPriority="9" w:unhideWhenUsed="1" w:qFormat="1"/>
@@ -10769,11 +10863,6 @@
     <w:lsdException w:name="List Table 5 Dark Accent 6" w:uiPriority="50"/>
     <w:lsdException w:name="List Table 6 Colorful Accent 6" w:uiPriority="51"/>
     <w:lsdException w:name="List Table 7 Colorful Accent 6" w:uiPriority="52"/>
-    <w:lsdException w:name="Mention" w:semiHidden="1" w:unhideWhenUsed="1"/>
-    <w:lsdException w:name="Smart Hyperlink" w:semiHidden="1" w:unhideWhenUsed="1"/>
-    <w:lsdException w:name="Hashtag" w:semiHidden="1" w:unhideWhenUsed="1"/>
-    <w:lsdException w:name="Unresolved Mention" w:semiHidden="1" w:unhideWhenUsed="1"/>
-    <w:lsdException w:name="Smart Link" w:semiHidden="1" w:unhideWhenUsed="1"/>
   </w:latentStyles>
   <w:style w:type="paragraph" w:default="1" w:styleId="Normal">
     <w:name w:val="Normal"/>
@@ -11319,7 +11408,7 @@
 </file>
 
 <file path=customXml/itemProps1.xml><?xml version="1.0" encoding="utf-8"?>
-<ds:datastoreItem xmlns:ds="http://schemas.openxmlformats.org/officeDocument/2006/customXml" ds:itemID="{1AAA9736-377C-4B09-9D1A-544F91E790AA}">
+<ds:datastoreItem xmlns:ds="http://schemas.openxmlformats.org/officeDocument/2006/customXml" ds:itemID="{29295C43-515C-468C-91FD-816213773210}">
   <ds:schemaRefs>
     <ds:schemaRef ds:uri="http://schemas.openxmlformats.org/officeDocument/2006/bibliography"/>
   </ds:schemaRefs>

--- a/contrato.docx
+++ b/contrato.docx
@@ -169,18 +169,7 @@
           <w:bCs/>
           <w:color w:val="000000" w:themeColor="text1"/>
         </w:rPr>
-        <w:t>NÚMER</w:t>
-      </w:r>
-      <w:bookmarkStart w:id="0" w:name="_GoBack"/>
-      <w:bookmarkEnd w:id="0"/>
-      <w:r>
-        <w:rPr>
-          <w:rFonts w:ascii="Book Antiqua" w:hAnsi="Book Antiqua" w:cs="Times New Roman"/>
-          <w:b/>
-          <w:bCs/>
-          <w:color w:val="000000" w:themeColor="text1"/>
-        </w:rPr>
-        <w:t>O DE CNPJ:</w:t>
+        <w:t>NÚMERO DE CNPJ:</w:t>
       </w:r>
       <w:r>
         <w:rPr>
@@ -201,18 +190,140 @@
         </w:rPr>
         <w:t xml:space="preserve">{{ </w:t>
       </w:r>
+      <w:r>
+        <w:rPr>
+          <w:b/>
+        </w:rPr>
+        <w:t>CNPJ</w:t>
+      </w:r>
+      <w:bookmarkStart w:id="0" w:name="_GoBack"/>
+      <w:bookmarkEnd w:id="0"/>
+      <w:proofErr w:type="gramEnd"/>
+      <w:r>
+        <w:rPr>
+          <w:b/>
+        </w:rPr>
+        <w:t xml:space="preserve"> }}</w:t>
+      </w:r>
+    </w:p>
+    <w:p>
+      <w:pPr>
+        <w:pStyle w:val="SemEspaamento"/>
+        <w:spacing w:line="276" w:lineRule="auto"/>
+        <w:jc w:val="both"/>
+        <w:rPr>
+          <w:rFonts w:ascii="Book Antiqua" w:hAnsi="Book Antiqua" w:cs="Times New Roman"/>
+          <w:b/>
+          <w:bCs/>
+          <w:color w:val="000000" w:themeColor="text1"/>
+        </w:rPr>
+      </w:pPr>
+      <w:r>
+        <w:rPr>
+          <w:rFonts w:ascii="Book Antiqua" w:hAnsi="Book Antiqua" w:cs="Times New Roman"/>
+          <w:b/>
+          <w:bCs/>
+          <w:color w:val="000000" w:themeColor="text1"/>
+        </w:rPr>
+        <w:t>NOME</w:t>
+      </w:r>
+      <w:r>
+        <w:rPr>
+          <w:rFonts w:ascii="Book Antiqua" w:hAnsi="Book Antiqua" w:cs="Times New Roman"/>
+          <w:b/>
+          <w:bCs/>
+          <w:color w:val="000000" w:themeColor="text1"/>
+        </w:rPr>
+        <w:t xml:space="preserve"> </w:t>
+      </w:r>
+      <w:r>
+        <w:rPr>
+          <w:rFonts w:ascii="Book Antiqua" w:hAnsi="Book Antiqua" w:cs="Times New Roman"/>
+          <w:b/>
+          <w:bCs/>
+          <w:color w:val="000000" w:themeColor="text1"/>
+        </w:rPr>
+        <w:t xml:space="preserve">EMPRESARIAL: </w:t>
+      </w:r>
+      <w:proofErr w:type="gramStart"/>
+      <w:r>
+        <w:rPr>
+          <w:b/>
+        </w:rPr>
+        <w:t xml:space="preserve">{{ </w:t>
+      </w:r>
       <w:proofErr w:type="spellStart"/>
       <w:r>
         <w:rPr>
           <w:b/>
         </w:rPr>
-        <w:t>cnpj</w:t>
+        <w:t>razao</w:t>
+      </w:r>
+      <w:proofErr w:type="gramEnd"/>
+      <w:r>
+        <w:rPr>
+          <w:b/>
+        </w:rPr>
+        <w:t>_social</w:t>
       </w:r>
       <w:proofErr w:type="spellEnd"/>
+      <w:r>
+        <w:rPr>
+          <w:b/>
+        </w:rPr>
+        <w:t xml:space="preserve"> }}</w:t>
+      </w:r>
+    </w:p>
+    <w:p>
+      <w:pPr>
+        <w:pStyle w:val="SemEspaamento"/>
+        <w:spacing w:line="276" w:lineRule="auto"/>
+        <w:jc w:val="both"/>
+        <w:rPr>
+          <w:rFonts w:ascii="Book Antiqua" w:hAnsi="Book Antiqua" w:cs="Times New Roman"/>
+          <w:b/>
+          <w:bCs/>
+          <w:color w:val="000000" w:themeColor="text1"/>
+        </w:rPr>
+      </w:pPr>
+      <w:r>
+        <w:rPr>
+          <w:rFonts w:ascii="Book Antiqua" w:hAnsi="Book Antiqua" w:cs="Times New Roman"/>
+          <w:b/>
+          <w:bCs/>
+          <w:color w:val="000000" w:themeColor="text1"/>
+        </w:rPr>
+        <w:t xml:space="preserve">TÍTULO DO ESTABELECIMENTO (NOME DE FANTASIA): </w:t>
+      </w:r>
+      <w:proofErr w:type="gramStart"/>
+      <w:r>
+        <w:rPr>
+          <w:b/>
+          <w:bCs/>
+        </w:rPr>
+        <w:t xml:space="preserve">{{ </w:t>
+      </w:r>
+      <w:proofErr w:type="spellStart"/>
+      <w:r>
+        <w:rPr>
+          <w:b/>
+          <w:bCs/>
+        </w:rPr>
+        <w:t>nome</w:t>
+      </w:r>
       <w:proofErr w:type="gramEnd"/>
       <w:r>
         <w:rPr>
           <w:b/>
+          <w:bCs/>
+        </w:rPr>
+        <w:t>_fantasia</w:t>
+      </w:r>
+      <w:proofErr w:type="spellEnd"/>
+      <w:r>
+        <w:rPr>
+          <w:b/>
+          <w:bCs/>
         </w:rPr>
         <w:t xml:space="preserve"> }}</w:t>
       </w:r>
@@ -236,144 +347,22 @@
           <w:bCs/>
           <w:color w:val="000000" w:themeColor="text1"/>
         </w:rPr>
-        <w:t>NOME</w:t>
-      </w:r>
-      <w:r>
-        <w:rPr>
-          <w:rFonts w:ascii="Book Antiqua" w:hAnsi="Book Antiqua" w:cs="Times New Roman"/>
-          <w:b/>
-          <w:bCs/>
-          <w:color w:val="000000" w:themeColor="text1"/>
-        </w:rPr>
-        <w:t xml:space="preserve"> </w:t>
-      </w:r>
-      <w:r>
-        <w:rPr>
-          <w:rFonts w:ascii="Book Antiqua" w:hAnsi="Book Antiqua" w:cs="Times New Roman"/>
-          <w:b/>
-          <w:bCs/>
-          <w:color w:val="000000" w:themeColor="text1"/>
-        </w:rPr>
-        <w:t xml:space="preserve">EMPRESARIAL: </w:t>
+        <w:t xml:space="preserve">LOGRADOURO: </w:t>
       </w:r>
       <w:proofErr w:type="gramStart"/>
       <w:r>
         <w:rPr>
           <w:b/>
         </w:rPr>
-        <w:t xml:space="preserve">{{ </w:t>
-      </w:r>
-      <w:proofErr w:type="spellStart"/>
-      <w:r>
-        <w:rPr>
-          <w:b/>
-        </w:rPr>
-        <w:t>razao</w:t>
+        <w:t>{{ logradouro</w:t>
       </w:r>
       <w:proofErr w:type="gramEnd"/>
       <w:r>
         <w:rPr>
           <w:b/>
         </w:rPr>
-        <w:t>_social</w:t>
-      </w:r>
-      <w:proofErr w:type="spellEnd"/>
-      <w:r>
-        <w:rPr>
-          <w:b/>
-        </w:rPr>
         <w:t xml:space="preserve"> }}</w:t>
       </w:r>
-    </w:p>
-    <w:p>
-      <w:pPr>
-        <w:pStyle w:val="SemEspaamento"/>
-        <w:spacing w:line="276" w:lineRule="auto"/>
-        <w:jc w:val="both"/>
-        <w:rPr>
-          <w:rFonts w:ascii="Book Antiqua" w:hAnsi="Book Antiqua" w:cs="Times New Roman"/>
-          <w:b/>
-          <w:bCs/>
-          <w:color w:val="000000" w:themeColor="text1"/>
-        </w:rPr>
-      </w:pPr>
-      <w:r>
-        <w:rPr>
-          <w:rFonts w:ascii="Book Antiqua" w:hAnsi="Book Antiqua" w:cs="Times New Roman"/>
-          <w:b/>
-          <w:bCs/>
-          <w:color w:val="000000" w:themeColor="text1"/>
-        </w:rPr>
-        <w:t xml:space="preserve">TÍTULO DO ESTABELECIMENTO (NOME DE FANTASIA): </w:t>
-      </w:r>
-      <w:proofErr w:type="gramStart"/>
-      <w:r>
-        <w:rPr>
-          <w:b/>
-          <w:bCs/>
-        </w:rPr>
-        <w:t xml:space="preserve">{{ </w:t>
-      </w:r>
-      <w:proofErr w:type="spellStart"/>
-      <w:r>
-        <w:rPr>
-          <w:b/>
-          <w:bCs/>
-        </w:rPr>
-        <w:t>nome</w:t>
-      </w:r>
-      <w:proofErr w:type="gramEnd"/>
-      <w:r>
-        <w:rPr>
-          <w:b/>
-          <w:bCs/>
-        </w:rPr>
-        <w:t>_fantasia</w:t>
-      </w:r>
-      <w:proofErr w:type="spellEnd"/>
-      <w:r>
-        <w:rPr>
-          <w:b/>
-          <w:bCs/>
-        </w:rPr>
-        <w:t xml:space="preserve"> }}</w:t>
-      </w:r>
-    </w:p>
-    <w:p>
-      <w:pPr>
-        <w:pStyle w:val="SemEspaamento"/>
-        <w:spacing w:line="276" w:lineRule="auto"/>
-        <w:jc w:val="both"/>
-        <w:rPr>
-          <w:rFonts w:ascii="Book Antiqua" w:hAnsi="Book Antiqua" w:cs="Times New Roman"/>
-          <w:b/>
-          <w:bCs/>
-          <w:color w:val="000000" w:themeColor="text1"/>
-        </w:rPr>
-      </w:pPr>
-      <w:r>
-        <w:rPr>
-          <w:rFonts w:ascii="Book Antiqua" w:hAnsi="Book Antiqua" w:cs="Times New Roman"/>
-          <w:b/>
-          <w:bCs/>
-          <w:color w:val="000000" w:themeColor="text1"/>
-        </w:rPr>
-        <w:t xml:space="preserve">LOGRADOURO: </w:t>
-      </w:r>
-      <w:proofErr w:type="gramStart"/>
-      <w:r>
-        <w:rPr>
-          <w:b/>
-        </w:rPr>
-        <w:t>{{ logradouro</w:t>
-      </w:r>
-      <w:proofErr w:type="gramEnd"/>
-      <w:r>
-        <w:rPr>
-          <w:b/>
-        </w:rPr>
-        <w:t xml:space="preserve"> }}</w:t>
-      </w:r>
       <w:r>
         <w:rPr>
           <w:b/>
@@ -385,35 +374,7 @@
           <w:b/>
           <w:bCs/>
         </w:rPr>
-        <w:t>{{ numero }}</w:t>
-      </w:r>
-      <w:r>
-        <w:rPr>
-          <w:b/>
-          <w:bCs/>
-        </w:rPr>
-        <w:t xml:space="preserve"> , </w:t>
-      </w:r>
-      <w:r>
-        <w:rPr>
-          <w:b/>
-          <w:bCs/>
-        </w:rPr>
-        <w:t>{{ complemento }}</w:t>
-      </w:r>
-      <w:r>
-        <w:rPr>
-          <w:b/>
-          <w:bCs/>
-        </w:rPr>
-        <w:t xml:space="preserve"> - </w:t>
-      </w:r>
-      <w:r>
-        <w:rPr>
-          <w:b/>
-          <w:bCs/>
-        </w:rPr>
-        <w:t>{{ bairro }}</w:t>
+        <w:t>{{ numero }} , {{ complemento }} - {{ bairro }}</w:t>
       </w:r>
     </w:p>
     <w:p>
@@ -519,21 +480,7 @@
           <w:b/>
           <w:bCs/>
         </w:rPr>
-        <w:t xml:space="preserve"> }}</w:t>
-      </w:r>
-      <w:r>
-        <w:rPr>
-          <w:b/>
-          <w:bCs/>
-        </w:rPr>
-        <w:t xml:space="preserve"> - </w:t>
-      </w:r>
-      <w:r>
-        <w:rPr>
-          <w:b/>
-          <w:bCs/>
-        </w:rPr>
-        <w:t>{{ uf }}</w:t>
+        <w:t xml:space="preserve"> }} - {{ uf }}</w:t>
       </w:r>
     </w:p>
     <w:p>
@@ -619,14 +566,7 @@
           <w:b/>
           <w:bCs/>
         </w:rPr>
-        <w:t xml:space="preserve">{{ </w:t>
-      </w:r>
-      <w:r>
-        <w:rPr>
-          <w:b/>
-          <w:bCs/>
-        </w:rPr>
-        <w:t>ddd</w:t>
+        <w:t>{{ ddd</w:t>
       </w:r>
       <w:proofErr w:type="gramEnd"/>
       <w:r>
@@ -634,14 +574,7 @@
           <w:b/>
           <w:bCs/>
         </w:rPr>
-        <w:t>_telefone_1</w:t>
-      </w:r>
-      <w:r>
-        <w:rPr>
-          <w:b/>
-          <w:bCs/>
-        </w:rPr>
-        <w:t xml:space="preserve"> }}</w:t>
+        <w:t>_telefone_1 }}</w:t>
       </w:r>
     </w:p>
     <w:p>
@@ -11408,7 +11341,7 @@
 </file>
 
 <file path=customXml/itemProps1.xml><?xml version="1.0" encoding="utf-8"?>
-<ds:datastoreItem xmlns:ds="http://schemas.openxmlformats.org/officeDocument/2006/customXml" ds:itemID="{29295C43-515C-468C-91FD-816213773210}">
+<ds:datastoreItem xmlns:ds="http://schemas.openxmlformats.org/officeDocument/2006/customXml" ds:itemID="{DF18CF99-2AE4-42B3-9E09-7C64585B307F}">
   <ds:schemaRefs>
     <ds:schemaRef ds:uri="http://schemas.openxmlformats.org/officeDocument/2006/bibliography"/>
   </ds:schemaRefs>

--- a/contrato.docx
+++ b/contrato.docx
@@ -196,130 +196,126 @@
         </w:rPr>
         <w:t>CNPJ</w:t>
       </w:r>
+      <w:proofErr w:type="gramEnd"/>
+      <w:r>
+        <w:rPr>
+          <w:b/>
+        </w:rPr>
+        <w:t xml:space="preserve"> }}</w:t>
+      </w:r>
+    </w:p>
+    <w:p>
+      <w:pPr>
+        <w:pStyle w:val="SemEspaamento"/>
+        <w:spacing w:line="276" w:lineRule="auto"/>
+        <w:jc w:val="both"/>
+        <w:rPr>
+          <w:rFonts w:ascii="Book Antiqua" w:hAnsi="Book Antiqua" w:cs="Times New Roman"/>
+          <w:b/>
+          <w:bCs/>
+          <w:color w:val="000000" w:themeColor="text1"/>
+        </w:rPr>
+      </w:pPr>
+      <w:r>
+        <w:rPr>
+          <w:rFonts w:ascii="Book Antiqua" w:hAnsi="Book Antiqua" w:cs="Times New Roman"/>
+          <w:b/>
+          <w:bCs/>
+          <w:color w:val="000000" w:themeColor="text1"/>
+        </w:rPr>
+        <w:t>NOME</w:t>
+      </w:r>
+      <w:r>
+        <w:rPr>
+          <w:rFonts w:ascii="Book Antiqua" w:hAnsi="Book Antiqua" w:cs="Times New Roman"/>
+          <w:b/>
+          <w:bCs/>
+          <w:color w:val="000000" w:themeColor="text1"/>
+        </w:rPr>
+        <w:t xml:space="preserve"> </w:t>
+      </w:r>
+      <w:r>
+        <w:rPr>
+          <w:rFonts w:ascii="Book Antiqua" w:hAnsi="Book Antiqua" w:cs="Times New Roman"/>
+          <w:b/>
+          <w:bCs/>
+          <w:color w:val="000000" w:themeColor="text1"/>
+        </w:rPr>
+        <w:t xml:space="preserve">EMPRESARIAL: </w:t>
+      </w:r>
+      <w:proofErr w:type="gramStart"/>
+      <w:r>
+        <w:rPr>
+          <w:b/>
+        </w:rPr>
+        <w:t xml:space="preserve">{{ </w:t>
+      </w:r>
+      <w:r>
+        <w:rPr>
+          <w:b/>
+        </w:rPr>
+        <w:t>RAZAO</w:t>
+      </w:r>
+      <w:proofErr w:type="gramEnd"/>
+      <w:r>
+        <w:rPr>
+          <w:b/>
+        </w:rPr>
+        <w:t>_SOCIAL</w:t>
+      </w:r>
+      <w:r>
+        <w:rPr>
+          <w:b/>
+        </w:rPr>
+        <w:t xml:space="preserve"> }}</w:t>
+      </w:r>
+    </w:p>
+    <w:p>
+      <w:pPr>
+        <w:pStyle w:val="SemEspaamento"/>
+        <w:spacing w:line="276" w:lineRule="auto"/>
+        <w:jc w:val="both"/>
+        <w:rPr>
+          <w:rFonts w:ascii="Book Antiqua" w:hAnsi="Book Antiqua" w:cs="Times New Roman"/>
+          <w:b/>
+          <w:bCs/>
+          <w:color w:val="000000" w:themeColor="text1"/>
+        </w:rPr>
+      </w:pPr>
+      <w:r>
+        <w:rPr>
+          <w:rFonts w:ascii="Book Antiqua" w:hAnsi="Book Antiqua" w:cs="Times New Roman"/>
+          <w:b/>
+          <w:bCs/>
+          <w:color w:val="000000" w:themeColor="text1"/>
+        </w:rPr>
+        <w:t xml:space="preserve">TÍTULO DO ESTABELECIMENTO (NOME DE FANTASIA): </w:t>
+      </w:r>
+      <w:proofErr w:type="gramStart"/>
+      <w:r>
+        <w:rPr>
+          <w:b/>
+          <w:bCs/>
+        </w:rPr>
+        <w:t xml:space="preserve">{{ </w:t>
+      </w:r>
       <w:bookmarkStart w:id="0" w:name="_GoBack"/>
+      <w:r>
+        <w:rPr>
+          <w:b/>
+          <w:bCs/>
+        </w:rPr>
+        <w:t>NOME</w:t>
+      </w:r>
+      <w:proofErr w:type="gramEnd"/>
+      <w:r>
+        <w:rPr>
+          <w:b/>
+          <w:bCs/>
+        </w:rPr>
+        <w:t>_FANTASIA</w:t>
+      </w:r>
       <w:bookmarkEnd w:id="0"/>
-      <w:proofErr w:type="gramEnd"/>
-      <w:r>
-        <w:rPr>
-          <w:b/>
-        </w:rPr>
-        <w:t xml:space="preserve"> }}</w:t>
-      </w:r>
-    </w:p>
-    <w:p>
-      <w:pPr>
-        <w:pStyle w:val="SemEspaamento"/>
-        <w:spacing w:line="276" w:lineRule="auto"/>
-        <w:jc w:val="both"/>
-        <w:rPr>
-          <w:rFonts w:ascii="Book Antiqua" w:hAnsi="Book Antiqua" w:cs="Times New Roman"/>
-          <w:b/>
-          <w:bCs/>
-          <w:color w:val="000000" w:themeColor="text1"/>
-        </w:rPr>
-      </w:pPr>
-      <w:r>
-        <w:rPr>
-          <w:rFonts w:ascii="Book Antiqua" w:hAnsi="Book Antiqua" w:cs="Times New Roman"/>
-          <w:b/>
-          <w:bCs/>
-          <w:color w:val="000000" w:themeColor="text1"/>
-        </w:rPr>
-        <w:t>NOME</w:t>
-      </w:r>
-      <w:r>
-        <w:rPr>
-          <w:rFonts w:ascii="Book Antiqua" w:hAnsi="Book Antiqua" w:cs="Times New Roman"/>
-          <w:b/>
-          <w:bCs/>
-          <w:color w:val="000000" w:themeColor="text1"/>
-        </w:rPr>
-        <w:t xml:space="preserve"> </w:t>
-      </w:r>
-      <w:r>
-        <w:rPr>
-          <w:rFonts w:ascii="Book Antiqua" w:hAnsi="Book Antiqua" w:cs="Times New Roman"/>
-          <w:b/>
-          <w:bCs/>
-          <w:color w:val="000000" w:themeColor="text1"/>
-        </w:rPr>
-        <w:t xml:space="preserve">EMPRESARIAL: </w:t>
-      </w:r>
-      <w:proofErr w:type="gramStart"/>
-      <w:r>
-        <w:rPr>
-          <w:b/>
-        </w:rPr>
-        <w:t xml:space="preserve">{{ </w:t>
-      </w:r>
-      <w:proofErr w:type="spellStart"/>
-      <w:r>
-        <w:rPr>
-          <w:b/>
-        </w:rPr>
-        <w:t>razao</w:t>
-      </w:r>
-      <w:proofErr w:type="gramEnd"/>
-      <w:r>
-        <w:rPr>
-          <w:b/>
-        </w:rPr>
-        <w:t>_social</w:t>
-      </w:r>
-      <w:proofErr w:type="spellEnd"/>
-      <w:r>
-        <w:rPr>
-          <w:b/>
-        </w:rPr>
-        <w:t xml:space="preserve"> }}</w:t>
-      </w:r>
-    </w:p>
-    <w:p>
-      <w:pPr>
-        <w:pStyle w:val="SemEspaamento"/>
-        <w:spacing w:line="276" w:lineRule="auto"/>
-        <w:jc w:val="both"/>
-        <w:rPr>
-          <w:rFonts w:ascii="Book Antiqua" w:hAnsi="Book Antiqua" w:cs="Times New Roman"/>
-          <w:b/>
-          <w:bCs/>
-          <w:color w:val="000000" w:themeColor="text1"/>
-        </w:rPr>
-      </w:pPr>
-      <w:r>
-        <w:rPr>
-          <w:rFonts w:ascii="Book Antiqua" w:hAnsi="Book Antiqua" w:cs="Times New Roman"/>
-          <w:b/>
-          <w:bCs/>
-          <w:color w:val="000000" w:themeColor="text1"/>
-        </w:rPr>
-        <w:t xml:space="preserve">TÍTULO DO ESTABELECIMENTO (NOME DE FANTASIA): </w:t>
-      </w:r>
-      <w:proofErr w:type="gramStart"/>
-      <w:r>
-        <w:rPr>
-          <w:b/>
-          <w:bCs/>
-        </w:rPr>
-        <w:t xml:space="preserve">{{ </w:t>
-      </w:r>
-      <w:proofErr w:type="spellStart"/>
-      <w:r>
-        <w:rPr>
-          <w:b/>
-          <w:bCs/>
-        </w:rPr>
-        <w:t>nome</w:t>
-      </w:r>
-      <w:proofErr w:type="gramEnd"/>
-      <w:r>
-        <w:rPr>
-          <w:b/>
-          <w:bCs/>
-        </w:rPr>
-        <w:t>_fantasia</w:t>
-      </w:r>
-      <w:proofErr w:type="spellEnd"/>
       <w:r>
         <w:rPr>
           <w:b/>
@@ -11341,7 +11337,7 @@
 </file>
 
 <file path=customXml/itemProps1.xml><?xml version="1.0" encoding="utf-8"?>
-<ds:datastoreItem xmlns:ds="http://schemas.openxmlformats.org/officeDocument/2006/customXml" ds:itemID="{DF18CF99-2AE4-42B3-9E09-7C64585B307F}">
+<ds:datastoreItem xmlns:ds="http://schemas.openxmlformats.org/officeDocument/2006/customXml" ds:itemID="{7BE9BE35-D966-47EC-AEE4-54BDC660EA39}">
   <ds:schemaRefs>
     <ds:schemaRef ds:uri="http://schemas.openxmlformats.org/officeDocument/2006/bibliography"/>
   </ds:schemaRefs>

--- a/contrato.docx
+++ b/contrato.docx
@@ -254,14 +254,14 @@
         <w:rPr>
           <w:b/>
         </w:rPr>
-        <w:t>RAZAO</w:t>
+        <w:t>NOME</w:t>
       </w:r>
       <w:proofErr w:type="gramEnd"/>
       <w:r>
         <w:rPr>
           <w:b/>
         </w:rPr>
-        <w:t>_SOCIAL</w:t>
+        <w:t>_EMPRESARIAL</w:t>
       </w:r>
       <w:r>
         <w:rPr>
@@ -299,7 +299,6 @@
         </w:rPr>
         <w:t xml:space="preserve">{{ </w:t>
       </w:r>
-      <w:bookmarkStart w:id="0" w:name="_GoBack"/>
       <w:r>
         <w:rPr>
           <w:b/>
@@ -315,7 +314,6 @@
         </w:rPr>
         <w:t>_FANTASIA</w:t>
       </w:r>
-      <w:bookmarkEnd w:id="0"/>
       <w:r>
         <w:rPr>
           <w:b/>
@@ -350,7 +348,13 @@
         <w:rPr>
           <w:b/>
         </w:rPr>
-        <w:t>{{ logradouro</w:t>
+        <w:t xml:space="preserve">{{ </w:t>
+      </w:r>
+      <w:r>
+        <w:rPr>
+          <w:b/>
+        </w:rPr>
+        <w:t>LOGRADOURO</w:t>
       </w:r>
       <w:proofErr w:type="gramEnd"/>
       <w:r>
@@ -402,15 +406,13 @@
         </w:rPr>
         <w:t xml:space="preserve">{{ </w:t>
       </w:r>
-      <w:proofErr w:type="spellStart"/>
-      <w:r>
-        <w:rPr>
-          <w:b/>
-          <w:bCs/>
-        </w:rPr>
-        <w:t>cep</w:t>
-      </w:r>
-      <w:proofErr w:type="spellEnd"/>
+      <w:r>
+        <w:rPr>
+          <w:b/>
+          <w:bCs/>
+        </w:rPr>
+        <w:t>CEP</w:t>
+      </w:r>
       <w:proofErr w:type="gramEnd"/>
       <w:r>
         <w:rPr>
@@ -461,22 +463,34 @@
         </w:rPr>
         <w:t xml:space="preserve">{{ </w:t>
       </w:r>
-      <w:proofErr w:type="spellStart"/>
-      <w:r>
-        <w:rPr>
-          <w:b/>
-          <w:bCs/>
-        </w:rPr>
-        <w:t>municipio</w:t>
-      </w:r>
-      <w:proofErr w:type="spellEnd"/>
+      <w:r>
+        <w:rPr>
+          <w:b/>
+          <w:bCs/>
+        </w:rPr>
+        <w:t>MUNICIPIO</w:t>
+      </w:r>
       <w:proofErr w:type="gramEnd"/>
       <w:r>
         <w:rPr>
           <w:b/>
           <w:bCs/>
         </w:rPr>
-        <w:t xml:space="preserve"> }} - {{ uf }}</w:t>
+        <w:t xml:space="preserve"> }} - {{ </w:t>
+      </w:r>
+      <w:r>
+        <w:rPr>
+          <w:b/>
+          <w:bCs/>
+        </w:rPr>
+        <w:t>UF</w:t>
+      </w:r>
+      <w:r>
+        <w:rPr>
+          <w:b/>
+          <w:bCs/>
+        </w:rPr>
+        <w:t xml:space="preserve"> }}</w:t>
       </w:r>
     </w:p>
     <w:p>
@@ -517,15 +531,13 @@
         </w:rPr>
         <w:t xml:space="preserve">{{ </w:t>
       </w:r>
-      <w:proofErr w:type="spellStart"/>
-      <w:r>
-        <w:rPr>
-          <w:b/>
-          <w:bCs/>
-        </w:rPr>
-        <w:t>email</w:t>
-      </w:r>
-      <w:proofErr w:type="spellEnd"/>
+      <w:r>
+        <w:rPr>
+          <w:b/>
+          <w:bCs/>
+        </w:rPr>
+        <w:t>EMAIL</w:t>
+      </w:r>
       <w:proofErr w:type="gramEnd"/>
       <w:r>
         <w:rPr>
@@ -562,15 +574,24 @@
           <w:b/>
           <w:bCs/>
         </w:rPr>
-        <w:t>{{ ddd</w:t>
-      </w:r>
+        <w:t xml:space="preserve">{{ </w:t>
+      </w:r>
+      <w:r>
+        <w:rPr>
+          <w:b/>
+          <w:bCs/>
+        </w:rPr>
+        <w:t>TELEFONE</w:t>
+      </w:r>
+      <w:bookmarkStart w:id="0" w:name="_GoBack"/>
+      <w:bookmarkEnd w:id="0"/>
       <w:proofErr w:type="gramEnd"/>
       <w:r>
         <w:rPr>
           <w:b/>
           <w:bCs/>
         </w:rPr>
-        <w:t>_telefone_1 }}</w:t>
+        <w:t xml:space="preserve"> }}</w:t>
       </w:r>
     </w:p>
     <w:p>
@@ -8978,7 +8999,7 @@
                                   <w:sz w:val="28"/>
                                   <w:szCs w:val="28"/>
                                 </w:rPr>
-                                <w:t>13</w:t>
+                                <w:t>4</w:t>
                               </w:r>
                               <w:r>
                                 <w:rPr>
@@ -9054,7 +9075,7 @@
                             <w:sz w:val="28"/>
                             <w:szCs w:val="28"/>
                           </w:rPr>
-                          <w:t>13</w:t>
+                          <w:t>4</w:t>
                         </w:r>
                         <w:r>
                           <w:rPr>
@@ -11337,7 +11358,7 @@
 </file>
 
 <file path=customXml/itemProps1.xml><?xml version="1.0" encoding="utf-8"?>
-<ds:datastoreItem xmlns:ds="http://schemas.openxmlformats.org/officeDocument/2006/customXml" ds:itemID="{7BE9BE35-D966-47EC-AEE4-54BDC660EA39}">
+<ds:datastoreItem xmlns:ds="http://schemas.openxmlformats.org/officeDocument/2006/customXml" ds:itemID="{DF45A4EE-9F06-4C4B-8C1E-EFB7BD628318}">
   <ds:schemaRefs>
     <ds:schemaRef ds:uri="http://schemas.openxmlformats.org/officeDocument/2006/bibliography"/>
   </ds:schemaRefs>

--- a/contrato.docx
+++ b/contrato.docx
@@ -187,12 +187,14 @@
       <w:r>
         <w:rPr>
           <w:b/>
+          <w:sz w:val="28"/>
         </w:rPr>
         <w:t xml:space="preserve">{{ </w:t>
       </w:r>
       <w:r>
         <w:rPr>
           <w:b/>
+          <w:sz w:val="28"/>
         </w:rPr>
         <w:t>CNPJ</w:t>
       </w:r>
@@ -200,6 +202,7 @@
       <w:r>
         <w:rPr>
           <w:b/>
+          <w:sz w:val="28"/>
         </w:rPr>
         <w:t xml:space="preserve"> }}</w:t>
       </w:r>
@@ -247,12 +250,14 @@
       <w:r>
         <w:rPr>
           <w:b/>
+          <w:sz w:val="28"/>
         </w:rPr>
         <w:t xml:space="preserve">{{ </w:t>
       </w:r>
       <w:r>
         <w:rPr>
           <w:b/>
+          <w:sz w:val="28"/>
         </w:rPr>
         <w:t>NOME</w:t>
       </w:r>
@@ -260,12 +265,14 @@
       <w:r>
         <w:rPr>
           <w:b/>
+          <w:sz w:val="28"/>
         </w:rPr>
         <w:t>_EMPRESARIAL</w:t>
       </w:r>
       <w:r>
         <w:rPr>
           <w:b/>
+          <w:sz w:val="28"/>
         </w:rPr>
         <w:t xml:space="preserve"> }}</w:t>
       </w:r>
@@ -296,6 +303,7 @@
         <w:rPr>
           <w:b/>
           <w:bCs/>
+          <w:sz w:val="28"/>
         </w:rPr>
         <w:t xml:space="preserve">{{ </w:t>
       </w:r>
@@ -303,6 +311,7 @@
         <w:rPr>
           <w:b/>
           <w:bCs/>
+          <w:sz w:val="28"/>
         </w:rPr>
         <w:t>NOME</w:t>
       </w:r>
@@ -311,6 +320,7 @@
         <w:rPr>
           <w:b/>
           <w:bCs/>
+          <w:sz w:val="28"/>
         </w:rPr>
         <w:t>_FANTASIA</w:t>
       </w:r>
@@ -318,6 +328,7 @@
         <w:rPr>
           <w:b/>
           <w:bCs/>
+          <w:sz w:val="28"/>
         </w:rPr>
         <w:t xml:space="preserve"> }}</w:t>
       </w:r>
@@ -347,12 +358,14 @@
       <w:r>
         <w:rPr>
           <w:b/>
+          <w:sz w:val="28"/>
         </w:rPr>
         <w:t xml:space="preserve">{{ </w:t>
       </w:r>
       <w:r>
         <w:rPr>
           <w:b/>
+          <w:sz w:val="28"/>
         </w:rPr>
         <w:t>LOGRADOURO</w:t>
       </w:r>
@@ -360,6 +373,7 @@
       <w:r>
         <w:rPr>
           <w:b/>
+          <w:sz w:val="28"/>
         </w:rPr>
         <w:t xml:space="preserve"> }}</w:t>
       </w:r>
@@ -403,6 +417,7 @@
         <w:rPr>
           <w:b/>
           <w:bCs/>
+          <w:sz w:val="28"/>
         </w:rPr>
         <w:t xml:space="preserve">{{ </w:t>
       </w:r>
@@ -410,6 +425,7 @@
         <w:rPr>
           <w:b/>
           <w:bCs/>
+          <w:sz w:val="28"/>
         </w:rPr>
         <w:t>CEP</w:t>
       </w:r>
@@ -418,6 +434,7 @@
         <w:rPr>
           <w:b/>
           <w:bCs/>
+          <w:sz w:val="28"/>
         </w:rPr>
         <w:t xml:space="preserve"> }}</w:t>
       </w:r>
@@ -460,6 +477,7 @@
         <w:rPr>
           <w:b/>
           <w:bCs/>
+          <w:sz w:val="28"/>
         </w:rPr>
         <w:t xml:space="preserve">{{ </w:t>
       </w:r>
@@ -467,6 +485,7 @@
         <w:rPr>
           <w:b/>
           <w:bCs/>
+          <w:sz w:val="28"/>
         </w:rPr>
         <w:t>MUNICIPIO</w:t>
       </w:r>
@@ -475,13 +494,30 @@
         <w:rPr>
           <w:b/>
           <w:bCs/>
-        </w:rPr>
-        <w:t xml:space="preserve"> }} - {{ </w:t>
-      </w:r>
-      <w:r>
-        <w:rPr>
-          <w:b/>
-          <w:bCs/>
+          <w:sz w:val="28"/>
+        </w:rPr>
+        <w:t xml:space="preserve"> }}</w:t>
+      </w:r>
+      <w:r>
+        <w:rPr>
+          <w:b/>
+          <w:bCs/>
+        </w:rPr>
+        <w:t xml:space="preserve"> - </w:t>
+      </w:r>
+      <w:r>
+        <w:rPr>
+          <w:b/>
+          <w:bCs/>
+          <w:sz w:val="28"/>
+        </w:rPr>
+        <w:t xml:space="preserve">{{ </w:t>
+      </w:r>
+      <w:r>
+        <w:rPr>
+          <w:b/>
+          <w:bCs/>
+          <w:sz w:val="28"/>
         </w:rPr>
         <w:t>UF</w:t>
       </w:r>
@@ -489,6 +525,7 @@
         <w:rPr>
           <w:b/>
           <w:bCs/>
+          <w:sz w:val="28"/>
         </w:rPr>
         <w:t xml:space="preserve"> }}</w:t>
       </w:r>
@@ -528,6 +565,7 @@
         <w:rPr>
           <w:b/>
           <w:bCs/>
+          <w:sz w:val="28"/>
         </w:rPr>
         <w:t xml:space="preserve">{{ </w:t>
       </w:r>
@@ -535,6 +573,7 @@
         <w:rPr>
           <w:b/>
           <w:bCs/>
+          <w:sz w:val="28"/>
         </w:rPr>
         <w:t>EMAIL</w:t>
       </w:r>
@@ -543,6 +582,7 @@
         <w:rPr>
           <w:b/>
           <w:bCs/>
+          <w:sz w:val="28"/>
         </w:rPr>
         <w:t xml:space="preserve"> }}</w:t>
       </w:r>
@@ -568,11 +608,13 @@
         </w:rPr>
         <w:t xml:space="preserve">TELEFONE: </w:t>
       </w:r>
+      <w:bookmarkStart w:id="0" w:name="_GoBack"/>
       <w:proofErr w:type="gramStart"/>
       <w:r>
         <w:rPr>
           <w:b/>
           <w:bCs/>
+          <w:sz w:val="28"/>
         </w:rPr>
         <w:t xml:space="preserve">{{ </w:t>
       </w:r>
@@ -580,19 +622,20 @@
         <w:rPr>
           <w:b/>
           <w:bCs/>
+          <w:sz w:val="28"/>
         </w:rPr>
         <w:t>TELEFONE</w:t>
       </w:r>
-      <w:bookmarkStart w:id="0" w:name="_GoBack"/>
+      <w:proofErr w:type="gramEnd"/>
+      <w:r>
+        <w:rPr>
+          <w:b/>
+          <w:bCs/>
+          <w:sz w:val="28"/>
+        </w:rPr>
+        <w:t xml:space="preserve"> }}</w:t>
+      </w:r>
       <w:bookmarkEnd w:id="0"/>
-      <w:proofErr w:type="gramEnd"/>
-      <w:r>
-        <w:rPr>
-          <w:b/>
-          <w:bCs/>
-        </w:rPr>
-        <w:t xml:space="preserve"> }}</w:t>
-      </w:r>
     </w:p>
     <w:p>
       <w:pPr>
@@ -1212,7 +1255,7 @@
           <w:i/>
           <w:iCs/>
         </w:rPr>
-        <w:t xml:space="preserve">será desenvolvido com materiais cuidadosamente selecionados para garantir segurança e durabilidade. O uso de tubos de aço de 2 polegadas, com espessura de chapa 14, proporciona uma base sólida e resistente. As conexões e junções em alumínio na liga 7075, fabricadas por processo de injeção, garantem robustez e confiabilidade estrutural. O madeiramento em MDF de 15 mm, combinado com espumas de 8 mm, oferece um trajeto suave e seguro para os usuários, minimizando riscos de ferimentos. As telas de nylon com abertura de 0.5 cm proporcionam uma barreira protetora, tornando o labirinto ainda mais seguro e protegido. Para o revestimento externo, utilizamos lonas coloridas em </w:t>
+        <w:t xml:space="preserve">será desenvolvido com materiais cuidadosamente selecionados para garantir segurança e durabilidade. O uso de tubos de aço de 2 polegadas, com espessura de chapa 14, proporciona uma base sólida e resistente. As conexões e junções em alumínio na liga 7075, fabricadas por processo de injeção, garantem robustez e confiabilidade estrutural. O madeiramento em MDF de 15 mm, combinado com espumas de 8 mm, oferece um trajeto suave e seguro para os usuários, minimizando riscos de </w:t>
       </w:r>
       <w:r>
         <w:rPr>
@@ -1221,7 +1264,7 @@
           <w:iCs/>
         </w:rPr>
         <w:lastRenderedPageBreak/>
-        <w:t>PVC tramado, garantindo resistência e vivacidade estética. As espumas coloridas, revestindo toda a estrutura metálica, não apenas adicionam um toque de diversão, mas também funcionam como uma camada adicional de proteção para as crianças. Os atrativos e obstáculos foram projetados com materiais macios e elásticos, garantindo movimentos seguros e confortáveis para as crianças.</w:t>
+        <w:t>ferimentos. As telas de nylon com abertura de 0.5 cm proporcionam uma barreira protetora, tornando o labirinto ainda mais seguro e protegido. Para o revestimento externo, utilizamos lonas coloridas em PVC tramado, garantindo resistência e vivacidade estética. As espumas coloridas, revestindo toda a estrutura metálica, não apenas adicionam um toque de diversão, mas também funcionam como uma camada adicional de proteção para as crianças. Os atrativos e obstáculos foram projetados com materiais macios e elásticos, garantindo movimentos seguros e confortáveis para as crianças.</w:t>
       </w:r>
     </w:p>
     <w:p>
@@ -2115,551 +2158,551 @@
           <w:b/>
           <w:color w:val="000000" w:themeColor="text1"/>
         </w:rPr>
+        <w:t>Parágrafo Quarto:</w:t>
+      </w:r>
+      <w:r>
+        <w:rPr>
+          <w:rFonts w:ascii="Book Antiqua" w:hAnsi="Book Antiqua" w:cs="Times New Roman"/>
+          <w:color w:val="000000" w:themeColor="text1"/>
+        </w:rPr>
+        <w:t xml:space="preserve"> Em caso de atraso no pagamento de quaisquer das parcelas acima destacadas nas datas ajustadas, haverá a incidência de multa de 2% (dois por cento) sobre o valor do débito, juros legais de 0,033% ao dia e correção monetária pelo INPC.</w:t>
+      </w:r>
+    </w:p>
+    <w:p>
+      <w:pPr>
+        <w:pStyle w:val="SemEspaamento"/>
+        <w:spacing w:line="276" w:lineRule="auto"/>
+        <w:jc w:val="both"/>
+        <w:rPr>
+          <w:rFonts w:ascii="Book Antiqua" w:hAnsi="Book Antiqua" w:cs="Times New Roman"/>
+          <w:color w:val="000000" w:themeColor="text1"/>
+        </w:rPr>
+      </w:pPr>
+    </w:p>
+    <w:p>
+      <w:pPr>
+        <w:pStyle w:val="SemEspaamento"/>
+        <w:spacing w:line="276" w:lineRule="auto"/>
+        <w:jc w:val="both"/>
+        <w:rPr>
+          <w:rFonts w:ascii="Book Antiqua" w:hAnsi="Book Antiqua" w:cs="Times New Roman"/>
+          <w:color w:val="000000" w:themeColor="text1"/>
+        </w:rPr>
+      </w:pPr>
+      <w:r>
+        <w:rPr>
+          <w:rFonts w:ascii="Book Antiqua" w:hAnsi="Book Antiqua" w:cs="Times New Roman"/>
+          <w:b/>
+          <w:color w:val="000000" w:themeColor="text1"/>
+        </w:rPr>
+        <w:t>Parágrafo Quinto:</w:t>
+      </w:r>
+      <w:r>
+        <w:rPr>
+          <w:rFonts w:ascii="Book Antiqua" w:hAnsi="Book Antiqua" w:cs="Times New Roman"/>
+          <w:color w:val="000000" w:themeColor="text1"/>
+        </w:rPr>
+        <w:t xml:space="preserve"> No caso de inadimplemento de qualquer das obrigações previstas nesta Cláusula por parte do COMPRADOR(A), além da incidência dos encargos estipulados na Parágrafo Quarto, haverá a inscrição desta nos órgãos de proteção ao crédito (SPC/SERASA), respeitada a notificação prévia destes para ciência das pendências existentes, pelo que na inércia, serão adotadas estas e outras providências para o recebimento, tais como protesto e cobrança judicial.</w:t>
+      </w:r>
+    </w:p>
+    <w:p>
+      <w:pPr>
+        <w:pStyle w:val="SemEspaamento"/>
+        <w:spacing w:line="276" w:lineRule="auto"/>
+        <w:jc w:val="both"/>
+        <w:rPr>
+          <w:rFonts w:ascii="Book Antiqua" w:hAnsi="Book Antiqua" w:cs="Times New Roman"/>
+          <w:color w:val="000000" w:themeColor="text1"/>
+        </w:rPr>
+      </w:pPr>
+    </w:p>
+    <w:p>
+      <w:pPr>
+        <w:pStyle w:val="SemEspaamento"/>
+        <w:spacing w:line="276" w:lineRule="auto"/>
+        <w:jc w:val="both"/>
+        <w:rPr>
+          <w:rFonts w:ascii="Book Antiqua" w:hAnsi="Book Antiqua" w:cs="Times New Roman"/>
+          <w:b/>
+          <w:color w:val="000000" w:themeColor="text1"/>
+          <w:u w:val="single"/>
+        </w:rPr>
+      </w:pPr>
+      <w:r>
+        <w:rPr>
+          <w:rFonts w:ascii="Book Antiqua" w:hAnsi="Book Antiqua" w:cs="Times New Roman"/>
+          <w:b/>
+          <w:color w:val="000000" w:themeColor="text1"/>
+          <w:u w:val="single"/>
+        </w:rPr>
+        <w:t xml:space="preserve">III </w:t>
+      </w:r>
+      <w:r>
+        <w:rPr>
+          <w:rFonts w:ascii="Book Antiqua" w:hAnsi="Book Antiqua" w:cs="Times New Roman"/>
+          <w:b/>
+          <w:color w:val="000000" w:themeColor="text1"/>
+          <w:u w:val="single"/>
+        </w:rPr>
+        <w:t>–</w:t>
+      </w:r>
+      <w:r>
+        <w:rPr>
+          <w:rFonts w:ascii="Book Antiqua" w:hAnsi="Book Antiqua" w:cs="Times New Roman"/>
+          <w:b/>
+          <w:color w:val="000000" w:themeColor="text1"/>
+          <w:u w:val="single"/>
+        </w:rPr>
+        <w:t xml:space="preserve"> DO</w:t>
+      </w:r>
+      <w:r>
+        <w:rPr>
+          <w:rFonts w:ascii="Book Antiqua" w:hAnsi="Book Antiqua" w:cs="Times New Roman"/>
+          <w:b/>
+          <w:color w:val="000000" w:themeColor="text1"/>
+          <w:u w:val="single"/>
+        </w:rPr>
+        <w:t xml:space="preserve"> RECEBIMENTO DO EQUIPAMENTO E LOCAL DA MONTAGEM</w:t>
+      </w:r>
+    </w:p>
+    <w:p>
+      <w:pPr>
+        <w:pStyle w:val="SemEspaamento"/>
+        <w:spacing w:line="276" w:lineRule="auto"/>
+        <w:jc w:val="both"/>
+        <w:rPr>
+          <w:rFonts w:ascii="Book Antiqua" w:hAnsi="Book Antiqua" w:cs="Times New Roman"/>
+          <w:color w:val="000000" w:themeColor="text1"/>
+        </w:rPr>
+      </w:pPr>
+      <w:r>
+        <w:rPr>
+          <w:rFonts w:ascii="Book Antiqua" w:hAnsi="Book Antiqua" w:cs="Times New Roman"/>
+          <w:b/>
+          <w:color w:val="000000" w:themeColor="text1"/>
+        </w:rPr>
+        <w:t xml:space="preserve">CLAÚSULA QUINTA – </w:t>
+      </w:r>
+      <w:r>
+        <w:rPr>
+          <w:rFonts w:ascii="Book Antiqua" w:hAnsi="Book Antiqua" w:cs="Times New Roman"/>
+          <w:color w:val="000000" w:themeColor="text1"/>
+        </w:rPr>
+        <w:t>Para a entrega e instalação dos produtos adquiridos, compromete-se o COMPRADOR(A) disponibilizar o local da montagem totalmente limpo, livre de entulhos ou objetos que possam atrapalhar ou impedir de qualquer forma na realização da instalação do equipamento.</w:t>
+      </w:r>
+    </w:p>
+    <w:p>
+      <w:pPr>
+        <w:pStyle w:val="SemEspaamento"/>
+        <w:spacing w:line="276" w:lineRule="auto"/>
+        <w:jc w:val="both"/>
+        <w:rPr>
+          <w:rFonts w:ascii="Book Antiqua" w:hAnsi="Book Antiqua" w:cs="Times New Roman"/>
+          <w:color w:val="000000" w:themeColor="text1"/>
+        </w:rPr>
+      </w:pPr>
+    </w:p>
+    <w:p>
+      <w:pPr>
+        <w:pStyle w:val="SemEspaamento"/>
+        <w:spacing w:line="276" w:lineRule="auto"/>
+        <w:jc w:val="both"/>
+        <w:rPr>
+          <w:rFonts w:ascii="Book Antiqua" w:hAnsi="Book Antiqua" w:cs="Times New Roman"/>
+          <w:color w:val="000000" w:themeColor="text1"/>
+        </w:rPr>
+      </w:pPr>
+      <w:r>
+        <w:rPr>
+          <w:rFonts w:ascii="Book Antiqua" w:hAnsi="Book Antiqua" w:cs="Times New Roman"/>
+          <w:b/>
+          <w:color w:val="000000" w:themeColor="text1"/>
+        </w:rPr>
+        <w:t>Parágrafo Primeiro:</w:t>
+      </w:r>
+      <w:r>
+        <w:rPr>
+          <w:rFonts w:ascii="Book Antiqua" w:hAnsi="Book Antiqua" w:cs="Times New Roman"/>
+          <w:color w:val="000000" w:themeColor="text1"/>
+        </w:rPr>
+        <w:t xml:space="preserve"> A data da instalação do equipamento será previamente ajustada entre as partes contratante</w:t>
+      </w:r>
+      <w:r>
+        <w:rPr>
+          <w:rFonts w:ascii="Book Antiqua" w:hAnsi="Book Antiqua" w:cs="Times New Roman"/>
+          <w:color w:val="000000" w:themeColor="text1"/>
+        </w:rPr>
+        <w:t>s,</w:t>
+      </w:r>
+      <w:r>
+        <w:rPr>
+          <w:rFonts w:ascii="Book Antiqua" w:hAnsi="Book Antiqua" w:cs="Times New Roman"/>
+          <w:color w:val="000000" w:themeColor="text1"/>
+        </w:rPr>
+        <w:t xml:space="preserve"> ficando </w:t>
+      </w:r>
+      <w:r>
+        <w:rPr>
+          <w:rFonts w:ascii="Book Antiqua" w:hAnsi="Book Antiqua" w:cs="Times New Roman"/>
+          <w:color w:val="000000" w:themeColor="text1"/>
+        </w:rPr>
+        <w:t>ambos cientes</w:t>
+      </w:r>
+      <w:r>
+        <w:rPr>
+          <w:rFonts w:ascii="Book Antiqua" w:hAnsi="Book Antiqua" w:cs="Times New Roman"/>
+          <w:color w:val="000000" w:themeColor="text1"/>
+        </w:rPr>
+        <w:t xml:space="preserve"> da data inicial e previsão da data final para fins de organização e planejamento.</w:t>
+      </w:r>
+    </w:p>
+    <w:p>
+      <w:pPr>
+        <w:pStyle w:val="SemEspaamento"/>
+        <w:spacing w:line="276" w:lineRule="auto"/>
+        <w:jc w:val="both"/>
+        <w:rPr>
+          <w:rFonts w:ascii="Book Antiqua" w:hAnsi="Book Antiqua" w:cs="Times New Roman"/>
+          <w:color w:val="000000" w:themeColor="text1"/>
+        </w:rPr>
+      </w:pPr>
+    </w:p>
+    <w:p>
+      <w:pPr>
+        <w:pStyle w:val="SemEspaamento"/>
+        <w:spacing w:line="276" w:lineRule="auto"/>
+        <w:jc w:val="both"/>
+        <w:rPr>
+          <w:rFonts w:ascii="Book Antiqua" w:hAnsi="Book Antiqua" w:cs="Times New Roman"/>
+          <w:color w:val="000000" w:themeColor="text1"/>
+        </w:rPr>
+      </w:pPr>
+      <w:r>
+        <w:rPr>
+          <w:rFonts w:ascii="Book Antiqua" w:hAnsi="Book Antiqua" w:cs="Times New Roman"/>
+          <w:b/>
+          <w:color w:val="000000" w:themeColor="text1"/>
+        </w:rPr>
+        <w:t>Parágrafo Segundo:</w:t>
+      </w:r>
+      <w:r>
+        <w:rPr>
+          <w:rFonts w:ascii="Book Antiqua" w:hAnsi="Book Antiqua" w:cs="Times New Roman"/>
+          <w:color w:val="000000" w:themeColor="text1"/>
+        </w:rPr>
+        <w:t xml:space="preserve"> Caso haja atraso no início da montagem por culpa do COMPRADOR(A) por qualquer razão, e, especialmente quanto à entrega do espaço para montagem nos termos do </w:t>
+      </w:r>
+      <w:r>
+        <w:rPr>
+          <w:rFonts w:ascii="Book Antiqua" w:hAnsi="Book Antiqua" w:cs="Times New Roman"/>
+          <w:i/>
+          <w:color w:val="000000" w:themeColor="text1"/>
+        </w:rPr>
+        <w:t>caput</w:t>
+      </w:r>
+      <w:r>
+        <w:rPr>
+          <w:rFonts w:ascii="Book Antiqua" w:hAnsi="Book Antiqua" w:cs="Times New Roman"/>
+          <w:color w:val="000000" w:themeColor="text1"/>
+        </w:rPr>
+        <w:t xml:space="preserve"> desta cláusula, deverá este arca</w:t>
+      </w:r>
+      <w:r>
+        <w:rPr>
+          <w:rFonts w:ascii="Book Antiqua" w:hAnsi="Book Antiqua" w:cs="Times New Roman"/>
+          <w:color w:val="000000" w:themeColor="text1"/>
+        </w:rPr>
+        <w:t>r</w:t>
+      </w:r>
+      <w:r>
+        <w:rPr>
+          <w:rFonts w:ascii="Book Antiqua" w:hAnsi="Book Antiqua" w:cs="Times New Roman"/>
+          <w:color w:val="000000" w:themeColor="text1"/>
+        </w:rPr>
+        <w:t xml:space="preserve"> com os custos sobrevindos do atraso como horas-extras, refeições, estadias dos responsáveis pela montagem, sem haver qualquer compensação em relaç</w:t>
+      </w:r>
+      <w:r>
+        <w:rPr>
+          <w:rFonts w:ascii="Book Antiqua" w:hAnsi="Book Antiqua" w:cs="Times New Roman"/>
+          <w:color w:val="000000" w:themeColor="text1"/>
+        </w:rPr>
+        <w:t>ão ao valor disposto no cont</w:t>
+      </w:r>
+      <w:r>
+        <w:rPr>
+          <w:rFonts w:ascii="Book Antiqua" w:hAnsi="Book Antiqua" w:cs="Times New Roman"/>
+          <w:color w:val="000000" w:themeColor="text1"/>
+        </w:rPr>
+        <w:t>rato</w:t>
+      </w:r>
+      <w:r>
+        <w:rPr>
+          <w:rFonts w:ascii="Book Antiqua" w:hAnsi="Book Antiqua" w:cs="Times New Roman"/>
+          <w:color w:val="000000" w:themeColor="text1"/>
+        </w:rPr>
+        <w:t xml:space="preserve"> para fins de aquisição</w:t>
+      </w:r>
+      <w:r>
+        <w:rPr>
+          <w:rFonts w:ascii="Book Antiqua" w:hAnsi="Book Antiqua" w:cs="Times New Roman"/>
+          <w:color w:val="000000" w:themeColor="text1"/>
+        </w:rPr>
+        <w:t>.</w:t>
+      </w:r>
+    </w:p>
+    <w:p>
+      <w:pPr>
+        <w:pStyle w:val="SemEspaamento"/>
+        <w:spacing w:line="276" w:lineRule="auto"/>
+        <w:jc w:val="both"/>
+        <w:rPr>
+          <w:rFonts w:ascii="Book Antiqua" w:hAnsi="Book Antiqua" w:cs="Times New Roman"/>
+          <w:color w:val="000000" w:themeColor="text1"/>
+        </w:rPr>
+      </w:pPr>
+    </w:p>
+    <w:p>
+      <w:pPr>
+        <w:pStyle w:val="SemEspaamento"/>
+        <w:spacing w:line="276" w:lineRule="auto"/>
+        <w:jc w:val="both"/>
+        <w:rPr>
+          <w:rFonts w:ascii="Book Antiqua" w:hAnsi="Book Antiqua" w:cs="Times New Roman"/>
+          <w:color w:val="000000" w:themeColor="text1"/>
+        </w:rPr>
+      </w:pPr>
+      <w:r>
+        <w:rPr>
+          <w:rFonts w:ascii="Book Antiqua" w:hAnsi="Book Antiqua" w:cs="Times New Roman"/>
+          <w:b/>
+          <w:color w:val="000000" w:themeColor="text1"/>
+        </w:rPr>
+        <w:t>Parágrafo Terceiro:</w:t>
+      </w:r>
+      <w:r>
+        <w:rPr>
+          <w:rFonts w:ascii="Book Antiqua" w:hAnsi="Book Antiqua" w:cs="Times New Roman"/>
+          <w:color w:val="000000" w:themeColor="text1"/>
+        </w:rPr>
+        <w:t xml:space="preserve"> Para a apuração dos valores a serem cobrados pelo atraso </w:t>
+      </w:r>
+      <w:r>
+        <w:rPr>
+          <w:rFonts w:ascii="Book Antiqua" w:hAnsi="Book Antiqua" w:cs="Times New Roman"/>
+          <w:color w:val="000000" w:themeColor="text1"/>
+        </w:rPr>
+        <w:t>na montagem por culpa do COMPRADOR(A), deverá a VENDEDORA apresentar os respectivos comprovantes de despesas e orçamentos na data do requerimento.</w:t>
+      </w:r>
+    </w:p>
+    <w:p>
+      <w:pPr>
+        <w:pStyle w:val="SemEspaamento"/>
+        <w:spacing w:line="276" w:lineRule="auto"/>
+        <w:jc w:val="both"/>
+        <w:rPr>
+          <w:rFonts w:ascii="Book Antiqua" w:hAnsi="Book Antiqua" w:cs="Times New Roman"/>
+          <w:color w:val="000000" w:themeColor="text1"/>
+        </w:rPr>
+      </w:pPr>
+    </w:p>
+    <w:p>
+      <w:pPr>
+        <w:pStyle w:val="SemEspaamento"/>
+        <w:spacing w:line="276" w:lineRule="auto"/>
+        <w:jc w:val="both"/>
+        <w:rPr>
+          <w:rFonts w:ascii="Book Antiqua" w:hAnsi="Book Antiqua" w:cs="Times New Roman"/>
+          <w:color w:val="000000" w:themeColor="text1"/>
+        </w:rPr>
+      </w:pPr>
+      <w:r>
+        <w:rPr>
+          <w:rFonts w:ascii="Book Antiqua" w:hAnsi="Book Antiqua" w:cs="Times New Roman"/>
+          <w:b/>
+          <w:color w:val="000000" w:themeColor="text1"/>
+        </w:rPr>
+        <w:t>CLÁUSULA SEXTA</w:t>
+      </w:r>
+      <w:r>
+        <w:rPr>
+          <w:rFonts w:ascii="Book Antiqua" w:hAnsi="Book Antiqua" w:cs="Times New Roman"/>
+          <w:color w:val="000000" w:themeColor="text1"/>
+        </w:rPr>
+        <w:t xml:space="preserve"> – Deverá o COMPRADOR(A) no ato da aquisição dos equipamentos informar à VENDEDORA quaisquer condições ou problemas</w:t>
+      </w:r>
+      <w:r>
+        <w:rPr>
+          <w:rFonts w:ascii="Book Antiqua" w:hAnsi="Book Antiqua" w:cs="Times New Roman"/>
+          <w:color w:val="000000" w:themeColor="text1"/>
+        </w:rPr>
+        <w:t xml:space="preserve"> ou características</w:t>
+      </w:r>
+      <w:r>
+        <w:rPr>
+          <w:rFonts w:ascii="Book Antiqua" w:hAnsi="Book Antiqua" w:cs="Times New Roman"/>
+          <w:color w:val="000000" w:themeColor="text1"/>
+        </w:rPr>
+        <w:t xml:space="preserve"> específic</w:t>
+      </w:r>
+      <w:r>
+        <w:rPr>
+          <w:rFonts w:ascii="Book Antiqua" w:hAnsi="Book Antiqua" w:cs="Times New Roman"/>
+          <w:color w:val="000000" w:themeColor="text1"/>
+        </w:rPr>
+        <w:t>a</w:t>
+      </w:r>
+      <w:r>
+        <w:rPr>
+          <w:rFonts w:ascii="Book Antiqua" w:hAnsi="Book Antiqua" w:cs="Times New Roman"/>
+          <w:color w:val="000000" w:themeColor="text1"/>
+        </w:rPr>
+        <w:t>s existentes no local da montagem para fins de elaboração do projeto.</w:t>
+      </w:r>
+    </w:p>
+    <w:p>
+      <w:pPr>
+        <w:pStyle w:val="SemEspaamento"/>
+        <w:spacing w:line="276" w:lineRule="auto"/>
+        <w:jc w:val="both"/>
+        <w:rPr>
+          <w:rFonts w:ascii="Book Antiqua" w:hAnsi="Book Antiqua" w:cs="Times New Roman"/>
+          <w:color w:val="000000" w:themeColor="text1"/>
+        </w:rPr>
+      </w:pPr>
+    </w:p>
+    <w:p>
+      <w:pPr>
+        <w:pStyle w:val="SemEspaamento"/>
+        <w:spacing w:line="276" w:lineRule="auto"/>
+        <w:jc w:val="both"/>
+        <w:rPr>
+          <w:rFonts w:ascii="Book Antiqua" w:hAnsi="Book Antiqua" w:cs="Times New Roman"/>
+          <w:color w:val="000000" w:themeColor="text1"/>
+        </w:rPr>
+      </w:pPr>
+      <w:r>
+        <w:rPr>
+          <w:rFonts w:ascii="Book Antiqua" w:hAnsi="Book Antiqua" w:cs="Times New Roman"/>
+          <w:b/>
+          <w:color w:val="000000" w:themeColor="text1"/>
+        </w:rPr>
+        <w:t xml:space="preserve">Parágrafo Primeiro: </w:t>
+      </w:r>
+      <w:r>
+        <w:rPr>
+          <w:rFonts w:ascii="Book Antiqua" w:hAnsi="Book Antiqua" w:cs="Times New Roman"/>
+          <w:color w:val="000000" w:themeColor="text1"/>
+        </w:rPr>
+        <w:t>As especificações acima descritas são, mas não se limita</w:t>
+      </w:r>
+      <w:r>
+        <w:rPr>
+          <w:rFonts w:ascii="Book Antiqua" w:hAnsi="Book Antiqua" w:cs="Times New Roman"/>
+          <w:color w:val="000000" w:themeColor="text1"/>
+        </w:rPr>
+        <w:t>m</w:t>
+      </w:r>
+      <w:r>
+        <w:rPr>
+          <w:rFonts w:ascii="Book Antiqua" w:hAnsi="Book Antiqua" w:cs="Times New Roman"/>
+          <w:color w:val="000000" w:themeColor="text1"/>
+        </w:rPr>
+        <w:t>,</w:t>
+      </w:r>
+      <w:r>
+        <w:rPr>
+          <w:rFonts w:ascii="Book Antiqua" w:hAnsi="Book Antiqua" w:cs="Times New Roman"/>
+          <w:color w:val="000000" w:themeColor="text1"/>
+        </w:rPr>
+        <w:t xml:space="preserve"> àquelas que de ordem estrutural como colunas, forração, pisos, madeiramento, lajes, locais impermeabilizados, divisórias</w:t>
+      </w:r>
+      <w:r>
+        <w:rPr>
+          <w:rFonts w:ascii="Book Antiqua" w:hAnsi="Book Antiqua" w:cs="Times New Roman"/>
+          <w:color w:val="000000" w:themeColor="text1"/>
+        </w:rPr>
+        <w:t>, instalação ao ar livre e etc.</w:t>
+      </w:r>
+    </w:p>
+    <w:p>
+      <w:pPr>
+        <w:pStyle w:val="SemEspaamento"/>
+        <w:spacing w:line="276" w:lineRule="auto"/>
+        <w:jc w:val="both"/>
+        <w:rPr>
+          <w:rFonts w:ascii="Book Antiqua" w:hAnsi="Book Antiqua" w:cs="Times New Roman"/>
+          <w:color w:val="000000" w:themeColor="text1"/>
+        </w:rPr>
+      </w:pPr>
+    </w:p>
+    <w:p>
+      <w:pPr>
+        <w:pStyle w:val="SemEspaamento"/>
+        <w:spacing w:line="276" w:lineRule="auto"/>
+        <w:jc w:val="both"/>
+        <w:rPr>
+          <w:rFonts w:ascii="Book Antiqua" w:hAnsi="Book Antiqua" w:cs="Times New Roman"/>
+          <w:color w:val="000000" w:themeColor="text1"/>
+        </w:rPr>
+      </w:pPr>
+      <w:r>
+        <w:rPr>
+          <w:rFonts w:ascii="Book Antiqua" w:hAnsi="Book Antiqua" w:cs="Times New Roman"/>
+          <w:b/>
+          <w:color w:val="000000" w:themeColor="text1"/>
+        </w:rPr>
+        <w:t>Parágrafo Segundo:</w:t>
+      </w:r>
+      <w:r>
+        <w:rPr>
+          <w:rFonts w:ascii="Book Antiqua" w:hAnsi="Book Antiqua" w:cs="Times New Roman"/>
+          <w:color w:val="000000" w:themeColor="text1"/>
+        </w:rPr>
+        <w:t xml:space="preserve"> Fica desde já o COMPRADOR(A) ciente de que para a instalação do equipamento adquirido é necessári</w:t>
+      </w:r>
+      <w:r>
+        <w:rPr>
+          <w:rFonts w:ascii="Book Antiqua" w:hAnsi="Book Antiqua" w:cs="Times New Roman"/>
+          <w:color w:val="000000" w:themeColor="text1"/>
+        </w:rPr>
+        <w:t>a</w:t>
+      </w:r>
+      <w:r>
+        <w:rPr>
+          <w:rFonts w:ascii="Book Antiqua" w:hAnsi="Book Antiqua" w:cs="Times New Roman"/>
+          <w:color w:val="000000" w:themeColor="text1"/>
+        </w:rPr>
+        <w:t xml:space="preserve"> a perfuração de pisos e paredes com material necessário para suportar tanto o peso quanto os movimentos realizados pelo brinquedo, devendo o COMPRADOR(A) informar previamente à VENDEDORA a existência de tubulações hidráulicas, elétricas e de ar-condicionado, não havendo qualquer responsabilidade desta, seja a que título for, caso haja perfuração ou qualquer sinistralidade no momento da montagem do equipamento. </w:t>
+      </w:r>
+    </w:p>
+    <w:p>
+      <w:pPr>
+        <w:pStyle w:val="SemEspaamento"/>
+        <w:spacing w:line="276" w:lineRule="auto"/>
+        <w:jc w:val="both"/>
+        <w:rPr>
+          <w:rFonts w:ascii="Book Antiqua" w:hAnsi="Book Antiqua" w:cs="Times New Roman"/>
+          <w:color w:val="000000" w:themeColor="text1"/>
+        </w:rPr>
+      </w:pPr>
+    </w:p>
+    <w:p>
+      <w:pPr>
+        <w:pStyle w:val="SemEspaamento"/>
+        <w:spacing w:line="276" w:lineRule="auto"/>
+        <w:jc w:val="both"/>
+        <w:rPr>
+          <w:rFonts w:ascii="Book Antiqua" w:hAnsi="Book Antiqua" w:cs="Times New Roman"/>
+          <w:color w:val="000000" w:themeColor="text1"/>
+        </w:rPr>
+      </w:pPr>
+      <w:r>
+        <w:rPr>
+          <w:rFonts w:ascii="Book Antiqua" w:hAnsi="Book Antiqua" w:cs="Times New Roman"/>
+          <w:b/>
+          <w:color w:val="000000" w:themeColor="text1"/>
+        </w:rPr>
         <w:lastRenderedPageBreak/>
-        <w:t>Parágrafo Quarto:</w:t>
-      </w:r>
-      <w:r>
-        <w:rPr>
-          <w:rFonts w:ascii="Book Antiqua" w:hAnsi="Book Antiqua" w:cs="Times New Roman"/>
-          <w:color w:val="000000" w:themeColor="text1"/>
-        </w:rPr>
-        <w:t xml:space="preserve"> Em caso de atraso no pagamento de quaisquer das parcelas acima destacadas nas datas ajustadas, haverá a incidência de multa de 2% (dois por cento) sobre o valor do débito, juros legais de 0,033% ao dia e correção monetária pelo INPC.</w:t>
-      </w:r>
-    </w:p>
-    <w:p>
-      <w:pPr>
-        <w:pStyle w:val="SemEspaamento"/>
-        <w:spacing w:line="276" w:lineRule="auto"/>
-        <w:jc w:val="both"/>
-        <w:rPr>
-          <w:rFonts w:ascii="Book Antiqua" w:hAnsi="Book Antiqua" w:cs="Times New Roman"/>
-          <w:color w:val="000000" w:themeColor="text1"/>
-        </w:rPr>
-      </w:pPr>
-    </w:p>
-    <w:p>
-      <w:pPr>
-        <w:pStyle w:val="SemEspaamento"/>
-        <w:spacing w:line="276" w:lineRule="auto"/>
-        <w:jc w:val="both"/>
-        <w:rPr>
-          <w:rFonts w:ascii="Book Antiqua" w:hAnsi="Book Antiqua" w:cs="Times New Roman"/>
-          <w:color w:val="000000" w:themeColor="text1"/>
-        </w:rPr>
-      </w:pPr>
-      <w:r>
-        <w:rPr>
-          <w:rFonts w:ascii="Book Antiqua" w:hAnsi="Book Antiqua" w:cs="Times New Roman"/>
-          <w:b/>
-          <w:color w:val="000000" w:themeColor="text1"/>
-        </w:rPr>
-        <w:t>Parágrafo Quinto:</w:t>
-      </w:r>
-      <w:r>
-        <w:rPr>
-          <w:rFonts w:ascii="Book Antiqua" w:hAnsi="Book Antiqua" w:cs="Times New Roman"/>
-          <w:color w:val="000000" w:themeColor="text1"/>
-        </w:rPr>
-        <w:t xml:space="preserve"> No caso de inadimplemento de qualquer das obrigações previstas nesta Cláusula por parte do COMPRADOR(A), além da incidência dos encargos estipulados na Parágrafo Quarto, haverá a inscrição desta nos órgãos de proteção ao crédito (SPC/SERASA), respeitada a notificação prévia destes para ciência das pendências existentes, pelo que na inércia, serão adotadas estas e outras providências para o recebimento, tais como protesto e cobrança judicial.</w:t>
-      </w:r>
-    </w:p>
-    <w:p>
-      <w:pPr>
-        <w:pStyle w:val="SemEspaamento"/>
-        <w:spacing w:line="276" w:lineRule="auto"/>
-        <w:jc w:val="both"/>
-        <w:rPr>
-          <w:rFonts w:ascii="Book Antiqua" w:hAnsi="Book Antiqua" w:cs="Times New Roman"/>
-          <w:color w:val="000000" w:themeColor="text1"/>
-        </w:rPr>
-      </w:pPr>
-    </w:p>
-    <w:p>
-      <w:pPr>
-        <w:pStyle w:val="SemEspaamento"/>
-        <w:spacing w:line="276" w:lineRule="auto"/>
-        <w:jc w:val="both"/>
-        <w:rPr>
-          <w:rFonts w:ascii="Book Antiqua" w:hAnsi="Book Antiqua" w:cs="Times New Roman"/>
-          <w:b/>
-          <w:color w:val="000000" w:themeColor="text1"/>
-          <w:u w:val="single"/>
-        </w:rPr>
-      </w:pPr>
-      <w:r>
-        <w:rPr>
-          <w:rFonts w:ascii="Book Antiqua" w:hAnsi="Book Antiqua" w:cs="Times New Roman"/>
-          <w:b/>
-          <w:color w:val="000000" w:themeColor="text1"/>
-          <w:u w:val="single"/>
-        </w:rPr>
-        <w:t xml:space="preserve">III </w:t>
-      </w:r>
-      <w:r>
-        <w:rPr>
-          <w:rFonts w:ascii="Book Antiqua" w:hAnsi="Book Antiqua" w:cs="Times New Roman"/>
-          <w:b/>
-          <w:color w:val="000000" w:themeColor="text1"/>
-          <w:u w:val="single"/>
-        </w:rPr>
-        <w:t>–</w:t>
-      </w:r>
-      <w:r>
-        <w:rPr>
-          <w:rFonts w:ascii="Book Antiqua" w:hAnsi="Book Antiqua" w:cs="Times New Roman"/>
-          <w:b/>
-          <w:color w:val="000000" w:themeColor="text1"/>
-          <w:u w:val="single"/>
-        </w:rPr>
-        <w:t xml:space="preserve"> DO</w:t>
-      </w:r>
-      <w:r>
-        <w:rPr>
-          <w:rFonts w:ascii="Book Antiqua" w:hAnsi="Book Antiqua" w:cs="Times New Roman"/>
-          <w:b/>
-          <w:color w:val="000000" w:themeColor="text1"/>
-          <w:u w:val="single"/>
-        </w:rPr>
-        <w:t xml:space="preserve"> RECEBIMENTO DO EQUIPAMENTO E LOCAL DA MONTAGEM</w:t>
-      </w:r>
-    </w:p>
-    <w:p>
-      <w:pPr>
-        <w:pStyle w:val="SemEspaamento"/>
-        <w:spacing w:line="276" w:lineRule="auto"/>
-        <w:jc w:val="both"/>
-        <w:rPr>
-          <w:rFonts w:ascii="Book Antiqua" w:hAnsi="Book Antiqua" w:cs="Times New Roman"/>
-          <w:color w:val="000000" w:themeColor="text1"/>
-        </w:rPr>
-      </w:pPr>
-      <w:r>
-        <w:rPr>
-          <w:rFonts w:ascii="Book Antiqua" w:hAnsi="Book Antiqua" w:cs="Times New Roman"/>
-          <w:b/>
-          <w:color w:val="000000" w:themeColor="text1"/>
-        </w:rPr>
-        <w:t xml:space="preserve">CLAÚSULA QUINTA – </w:t>
-      </w:r>
-      <w:r>
-        <w:rPr>
-          <w:rFonts w:ascii="Book Antiqua" w:hAnsi="Book Antiqua" w:cs="Times New Roman"/>
-          <w:color w:val="000000" w:themeColor="text1"/>
-        </w:rPr>
-        <w:t>Para a entrega e instalação dos produtos adquiridos, compromete-se o COMPRADOR(A) disponibilizar o local da montagem totalmente limpo, livre de entulhos ou objetos que possam atrapalhar ou impedir de qualquer forma na realização da instalação do equipamento.</w:t>
-      </w:r>
-    </w:p>
-    <w:p>
-      <w:pPr>
-        <w:pStyle w:val="SemEspaamento"/>
-        <w:spacing w:line="276" w:lineRule="auto"/>
-        <w:jc w:val="both"/>
-        <w:rPr>
-          <w:rFonts w:ascii="Book Antiqua" w:hAnsi="Book Antiqua" w:cs="Times New Roman"/>
-          <w:color w:val="000000" w:themeColor="text1"/>
-        </w:rPr>
-      </w:pPr>
-    </w:p>
-    <w:p>
-      <w:pPr>
-        <w:pStyle w:val="SemEspaamento"/>
-        <w:spacing w:line="276" w:lineRule="auto"/>
-        <w:jc w:val="both"/>
-        <w:rPr>
-          <w:rFonts w:ascii="Book Antiqua" w:hAnsi="Book Antiqua" w:cs="Times New Roman"/>
-          <w:color w:val="000000" w:themeColor="text1"/>
-        </w:rPr>
-      </w:pPr>
-      <w:r>
-        <w:rPr>
-          <w:rFonts w:ascii="Book Antiqua" w:hAnsi="Book Antiqua" w:cs="Times New Roman"/>
-          <w:b/>
-          <w:color w:val="000000" w:themeColor="text1"/>
-        </w:rPr>
-        <w:t>Parágrafo Primeiro:</w:t>
-      </w:r>
-      <w:r>
-        <w:rPr>
-          <w:rFonts w:ascii="Book Antiqua" w:hAnsi="Book Antiqua" w:cs="Times New Roman"/>
-          <w:color w:val="000000" w:themeColor="text1"/>
-        </w:rPr>
-        <w:t xml:space="preserve"> A data da instalação do equipamento será previamente ajustada entre as partes contratante</w:t>
-      </w:r>
-      <w:r>
-        <w:rPr>
-          <w:rFonts w:ascii="Book Antiqua" w:hAnsi="Book Antiqua" w:cs="Times New Roman"/>
-          <w:color w:val="000000" w:themeColor="text1"/>
-        </w:rPr>
-        <w:t>s,</w:t>
-      </w:r>
-      <w:r>
-        <w:rPr>
-          <w:rFonts w:ascii="Book Antiqua" w:hAnsi="Book Antiqua" w:cs="Times New Roman"/>
-          <w:color w:val="000000" w:themeColor="text1"/>
-        </w:rPr>
-        <w:t xml:space="preserve"> ficando </w:t>
-      </w:r>
-      <w:r>
-        <w:rPr>
-          <w:rFonts w:ascii="Book Antiqua" w:hAnsi="Book Antiqua" w:cs="Times New Roman"/>
-          <w:color w:val="000000" w:themeColor="text1"/>
-        </w:rPr>
-        <w:t>ambos cientes</w:t>
-      </w:r>
-      <w:r>
-        <w:rPr>
-          <w:rFonts w:ascii="Book Antiqua" w:hAnsi="Book Antiqua" w:cs="Times New Roman"/>
-          <w:color w:val="000000" w:themeColor="text1"/>
-        </w:rPr>
-        <w:t xml:space="preserve"> da data inicial e previsão da data final para fins de organização e planejamento.</w:t>
-      </w:r>
-    </w:p>
-    <w:p>
-      <w:pPr>
-        <w:pStyle w:val="SemEspaamento"/>
-        <w:spacing w:line="276" w:lineRule="auto"/>
-        <w:jc w:val="both"/>
-        <w:rPr>
-          <w:rFonts w:ascii="Book Antiqua" w:hAnsi="Book Antiqua" w:cs="Times New Roman"/>
-          <w:color w:val="000000" w:themeColor="text1"/>
-        </w:rPr>
-      </w:pPr>
-    </w:p>
-    <w:p>
-      <w:pPr>
-        <w:pStyle w:val="SemEspaamento"/>
-        <w:spacing w:line="276" w:lineRule="auto"/>
-        <w:jc w:val="both"/>
-        <w:rPr>
-          <w:rFonts w:ascii="Book Antiqua" w:hAnsi="Book Antiqua" w:cs="Times New Roman"/>
-          <w:color w:val="000000" w:themeColor="text1"/>
-        </w:rPr>
-      </w:pPr>
-      <w:r>
-        <w:rPr>
-          <w:rFonts w:ascii="Book Antiqua" w:hAnsi="Book Antiqua" w:cs="Times New Roman"/>
-          <w:b/>
-          <w:color w:val="000000" w:themeColor="text1"/>
-        </w:rPr>
-        <w:t>Parágrafo Segundo:</w:t>
-      </w:r>
-      <w:r>
-        <w:rPr>
-          <w:rFonts w:ascii="Book Antiqua" w:hAnsi="Book Antiqua" w:cs="Times New Roman"/>
-          <w:color w:val="000000" w:themeColor="text1"/>
-        </w:rPr>
-        <w:t xml:space="preserve"> Caso haja atraso no início da montagem por culpa do COMPRADOR(A) por qualquer razão, e, especialmente quanto à entrega do espaço para montagem nos termos do </w:t>
-      </w:r>
-      <w:r>
-        <w:rPr>
-          <w:rFonts w:ascii="Book Antiqua" w:hAnsi="Book Antiqua" w:cs="Times New Roman"/>
-          <w:i/>
-          <w:color w:val="000000" w:themeColor="text1"/>
-        </w:rPr>
-        <w:t>caput</w:t>
-      </w:r>
-      <w:r>
-        <w:rPr>
-          <w:rFonts w:ascii="Book Antiqua" w:hAnsi="Book Antiqua" w:cs="Times New Roman"/>
-          <w:color w:val="000000" w:themeColor="text1"/>
-        </w:rPr>
-        <w:t xml:space="preserve"> desta cláusula, deverá este arca</w:t>
-      </w:r>
-      <w:r>
-        <w:rPr>
-          <w:rFonts w:ascii="Book Antiqua" w:hAnsi="Book Antiqua" w:cs="Times New Roman"/>
-          <w:color w:val="000000" w:themeColor="text1"/>
-        </w:rPr>
-        <w:t>r</w:t>
-      </w:r>
-      <w:r>
-        <w:rPr>
-          <w:rFonts w:ascii="Book Antiqua" w:hAnsi="Book Antiqua" w:cs="Times New Roman"/>
-          <w:color w:val="000000" w:themeColor="text1"/>
-        </w:rPr>
-        <w:t xml:space="preserve"> com os custos sobrevindos do atraso como horas-extras, refeições, estadias dos responsáveis pela montagem, sem haver qualquer compensação em relaç</w:t>
-      </w:r>
-      <w:r>
-        <w:rPr>
-          <w:rFonts w:ascii="Book Antiqua" w:hAnsi="Book Antiqua" w:cs="Times New Roman"/>
-          <w:color w:val="000000" w:themeColor="text1"/>
-        </w:rPr>
-        <w:t>ão ao valor disposto no cont</w:t>
-      </w:r>
-      <w:r>
-        <w:rPr>
-          <w:rFonts w:ascii="Book Antiqua" w:hAnsi="Book Antiqua" w:cs="Times New Roman"/>
-          <w:color w:val="000000" w:themeColor="text1"/>
-        </w:rPr>
-        <w:t>rato</w:t>
-      </w:r>
-      <w:r>
-        <w:rPr>
-          <w:rFonts w:ascii="Book Antiqua" w:hAnsi="Book Antiqua" w:cs="Times New Roman"/>
-          <w:color w:val="000000" w:themeColor="text1"/>
-        </w:rPr>
-        <w:t xml:space="preserve"> para fins de aquisição</w:t>
-      </w:r>
-      <w:r>
-        <w:rPr>
-          <w:rFonts w:ascii="Book Antiqua" w:hAnsi="Book Antiqua" w:cs="Times New Roman"/>
-          <w:color w:val="000000" w:themeColor="text1"/>
-        </w:rPr>
-        <w:t>.</w:t>
-      </w:r>
-    </w:p>
-    <w:p>
-      <w:pPr>
-        <w:pStyle w:val="SemEspaamento"/>
-        <w:spacing w:line="276" w:lineRule="auto"/>
-        <w:jc w:val="both"/>
-        <w:rPr>
-          <w:rFonts w:ascii="Book Antiqua" w:hAnsi="Book Antiqua" w:cs="Times New Roman"/>
-          <w:color w:val="000000" w:themeColor="text1"/>
-        </w:rPr>
-      </w:pPr>
-    </w:p>
-    <w:p>
-      <w:pPr>
-        <w:pStyle w:val="SemEspaamento"/>
-        <w:spacing w:line="276" w:lineRule="auto"/>
-        <w:jc w:val="both"/>
-        <w:rPr>
-          <w:rFonts w:ascii="Book Antiqua" w:hAnsi="Book Antiqua" w:cs="Times New Roman"/>
-          <w:color w:val="000000" w:themeColor="text1"/>
-        </w:rPr>
-      </w:pPr>
-      <w:r>
-        <w:rPr>
-          <w:rFonts w:ascii="Book Antiqua" w:hAnsi="Book Antiqua" w:cs="Times New Roman"/>
-          <w:b/>
-          <w:color w:val="000000" w:themeColor="text1"/>
-        </w:rPr>
-        <w:t>Parágrafo Terceiro:</w:t>
-      </w:r>
-      <w:r>
-        <w:rPr>
-          <w:rFonts w:ascii="Book Antiqua" w:hAnsi="Book Antiqua" w:cs="Times New Roman"/>
-          <w:color w:val="000000" w:themeColor="text1"/>
-        </w:rPr>
-        <w:t xml:space="preserve"> Para a apuração dos valores a serem cobrados pelo atraso </w:t>
-      </w:r>
-      <w:r>
-        <w:rPr>
-          <w:rFonts w:ascii="Book Antiqua" w:hAnsi="Book Antiqua" w:cs="Times New Roman"/>
-          <w:color w:val="000000" w:themeColor="text1"/>
-        </w:rPr>
-        <w:t>na montagem por culpa do COMPRADOR(A), deverá a VENDEDORA apresentar os respectivos comprovantes de despesas e orçamentos na data do requerimento.</w:t>
-      </w:r>
-    </w:p>
-    <w:p>
-      <w:pPr>
-        <w:pStyle w:val="SemEspaamento"/>
-        <w:spacing w:line="276" w:lineRule="auto"/>
-        <w:jc w:val="both"/>
-        <w:rPr>
-          <w:rFonts w:ascii="Book Antiqua" w:hAnsi="Book Antiqua" w:cs="Times New Roman"/>
-          <w:color w:val="000000" w:themeColor="text1"/>
-        </w:rPr>
-      </w:pPr>
-    </w:p>
-    <w:p>
-      <w:pPr>
-        <w:pStyle w:val="SemEspaamento"/>
-        <w:spacing w:line="276" w:lineRule="auto"/>
-        <w:jc w:val="both"/>
-        <w:rPr>
-          <w:rFonts w:ascii="Book Antiqua" w:hAnsi="Book Antiqua" w:cs="Times New Roman"/>
-          <w:color w:val="000000" w:themeColor="text1"/>
-        </w:rPr>
-      </w:pPr>
-      <w:r>
-        <w:rPr>
-          <w:rFonts w:ascii="Book Antiqua" w:hAnsi="Book Antiqua" w:cs="Times New Roman"/>
-          <w:b/>
-          <w:color w:val="000000" w:themeColor="text1"/>
-        </w:rPr>
-        <w:t>CLÁUSULA SEXTA</w:t>
-      </w:r>
-      <w:r>
-        <w:rPr>
-          <w:rFonts w:ascii="Book Antiqua" w:hAnsi="Book Antiqua" w:cs="Times New Roman"/>
-          <w:color w:val="000000" w:themeColor="text1"/>
-        </w:rPr>
-        <w:t xml:space="preserve"> – Deverá o COMPRADOR(A) no ato da aquisição dos equipamentos informar à VENDEDORA quaisquer condições ou problemas</w:t>
-      </w:r>
-      <w:r>
-        <w:rPr>
-          <w:rFonts w:ascii="Book Antiqua" w:hAnsi="Book Antiqua" w:cs="Times New Roman"/>
-          <w:color w:val="000000" w:themeColor="text1"/>
-        </w:rPr>
-        <w:t xml:space="preserve"> ou características</w:t>
-      </w:r>
-      <w:r>
-        <w:rPr>
-          <w:rFonts w:ascii="Book Antiqua" w:hAnsi="Book Antiqua" w:cs="Times New Roman"/>
-          <w:color w:val="000000" w:themeColor="text1"/>
-        </w:rPr>
-        <w:t xml:space="preserve"> específic</w:t>
-      </w:r>
-      <w:r>
-        <w:rPr>
-          <w:rFonts w:ascii="Book Antiqua" w:hAnsi="Book Antiqua" w:cs="Times New Roman"/>
-          <w:color w:val="000000" w:themeColor="text1"/>
-        </w:rPr>
-        <w:t>a</w:t>
-      </w:r>
-      <w:r>
-        <w:rPr>
-          <w:rFonts w:ascii="Book Antiqua" w:hAnsi="Book Antiqua" w:cs="Times New Roman"/>
-          <w:color w:val="000000" w:themeColor="text1"/>
-        </w:rPr>
-        <w:t>s existentes no local da montagem para fins de elaboração do projeto.</w:t>
-      </w:r>
-    </w:p>
-    <w:p>
-      <w:pPr>
-        <w:pStyle w:val="SemEspaamento"/>
-        <w:spacing w:line="276" w:lineRule="auto"/>
-        <w:jc w:val="both"/>
-        <w:rPr>
-          <w:rFonts w:ascii="Book Antiqua" w:hAnsi="Book Antiqua" w:cs="Times New Roman"/>
-          <w:color w:val="000000" w:themeColor="text1"/>
-        </w:rPr>
-      </w:pPr>
-    </w:p>
-    <w:p>
-      <w:pPr>
-        <w:pStyle w:val="SemEspaamento"/>
-        <w:spacing w:line="276" w:lineRule="auto"/>
-        <w:jc w:val="both"/>
-        <w:rPr>
-          <w:rFonts w:ascii="Book Antiqua" w:hAnsi="Book Antiqua" w:cs="Times New Roman"/>
-          <w:color w:val="000000" w:themeColor="text1"/>
-        </w:rPr>
-      </w:pPr>
-      <w:r>
-        <w:rPr>
-          <w:rFonts w:ascii="Book Antiqua" w:hAnsi="Book Antiqua" w:cs="Times New Roman"/>
-          <w:b/>
-          <w:color w:val="000000" w:themeColor="text1"/>
-        </w:rPr>
-        <w:t xml:space="preserve">Parágrafo Primeiro: </w:t>
-      </w:r>
-      <w:r>
-        <w:rPr>
-          <w:rFonts w:ascii="Book Antiqua" w:hAnsi="Book Antiqua" w:cs="Times New Roman"/>
-          <w:color w:val="000000" w:themeColor="text1"/>
-        </w:rPr>
-        <w:t>As especificações acima descritas são, mas não se limita</w:t>
-      </w:r>
-      <w:r>
-        <w:rPr>
-          <w:rFonts w:ascii="Book Antiqua" w:hAnsi="Book Antiqua" w:cs="Times New Roman"/>
-          <w:color w:val="000000" w:themeColor="text1"/>
-        </w:rPr>
-        <w:t>m</w:t>
-      </w:r>
-      <w:r>
-        <w:rPr>
-          <w:rFonts w:ascii="Book Antiqua" w:hAnsi="Book Antiqua" w:cs="Times New Roman"/>
-          <w:color w:val="000000" w:themeColor="text1"/>
-        </w:rPr>
-        <w:t>,</w:t>
-      </w:r>
-      <w:r>
-        <w:rPr>
-          <w:rFonts w:ascii="Book Antiqua" w:hAnsi="Book Antiqua" w:cs="Times New Roman"/>
-          <w:color w:val="000000" w:themeColor="text1"/>
-        </w:rPr>
-        <w:t xml:space="preserve"> àquelas que de ordem estrutural como colunas, forração, pisos, madeiramento, lajes, locais impermeabilizados, divisórias</w:t>
-      </w:r>
-      <w:r>
-        <w:rPr>
-          <w:rFonts w:ascii="Book Antiqua" w:hAnsi="Book Antiqua" w:cs="Times New Roman"/>
-          <w:color w:val="000000" w:themeColor="text1"/>
-        </w:rPr>
-        <w:t>, instalação ao ar livre e etc.</w:t>
-      </w:r>
-    </w:p>
-    <w:p>
-      <w:pPr>
-        <w:pStyle w:val="SemEspaamento"/>
-        <w:spacing w:line="276" w:lineRule="auto"/>
-        <w:jc w:val="both"/>
-        <w:rPr>
-          <w:rFonts w:ascii="Book Antiqua" w:hAnsi="Book Antiqua" w:cs="Times New Roman"/>
-          <w:color w:val="000000" w:themeColor="text1"/>
-        </w:rPr>
-      </w:pPr>
-    </w:p>
-    <w:p>
-      <w:pPr>
-        <w:pStyle w:val="SemEspaamento"/>
-        <w:spacing w:line="276" w:lineRule="auto"/>
-        <w:jc w:val="both"/>
-        <w:rPr>
-          <w:rFonts w:ascii="Book Antiqua" w:hAnsi="Book Antiqua" w:cs="Times New Roman"/>
-          <w:color w:val="000000" w:themeColor="text1"/>
-        </w:rPr>
-      </w:pPr>
-      <w:r>
-        <w:rPr>
-          <w:rFonts w:ascii="Book Antiqua" w:hAnsi="Book Antiqua" w:cs="Times New Roman"/>
-          <w:b/>
-          <w:color w:val="000000" w:themeColor="text1"/>
-        </w:rPr>
-        <w:t>Parágrafo Segundo:</w:t>
-      </w:r>
-      <w:r>
-        <w:rPr>
-          <w:rFonts w:ascii="Book Antiqua" w:hAnsi="Book Antiqua" w:cs="Times New Roman"/>
-          <w:color w:val="000000" w:themeColor="text1"/>
-        </w:rPr>
-        <w:t xml:space="preserve"> Fica desde já o COMPRADOR(A) ciente de que para a instalação do equipamento adquirido é necessári</w:t>
-      </w:r>
-      <w:r>
-        <w:rPr>
-          <w:rFonts w:ascii="Book Antiqua" w:hAnsi="Book Antiqua" w:cs="Times New Roman"/>
-          <w:color w:val="000000" w:themeColor="text1"/>
-        </w:rPr>
-        <w:t>a</w:t>
-      </w:r>
-      <w:r>
-        <w:rPr>
-          <w:rFonts w:ascii="Book Antiqua" w:hAnsi="Book Antiqua" w:cs="Times New Roman"/>
-          <w:color w:val="000000" w:themeColor="text1"/>
-        </w:rPr>
-        <w:t xml:space="preserve"> a perfuração de pisos e paredes com material necessário para suportar tanto o peso quanto os movimentos realizados pelo brinquedo, devendo o COMPRADOR(A) informar previamente à VENDEDORA a existência de tubulações hidráulicas, elétricas e de ar-condicionado, não havendo qualquer responsabilidade desta, seja a que título for, caso haja perfuração ou qualquer sinistralidade no momento da montagem do equipamento. </w:t>
-      </w:r>
-    </w:p>
-    <w:p>
-      <w:pPr>
-        <w:pStyle w:val="SemEspaamento"/>
-        <w:spacing w:line="276" w:lineRule="auto"/>
-        <w:jc w:val="both"/>
-        <w:rPr>
-          <w:rFonts w:ascii="Book Antiqua" w:hAnsi="Book Antiqua" w:cs="Times New Roman"/>
-          <w:color w:val="000000" w:themeColor="text1"/>
-        </w:rPr>
-      </w:pPr>
-    </w:p>
-    <w:p>
-      <w:pPr>
-        <w:pStyle w:val="SemEspaamento"/>
-        <w:spacing w:line="276" w:lineRule="auto"/>
-        <w:jc w:val="both"/>
-        <w:rPr>
-          <w:rFonts w:ascii="Book Antiqua" w:hAnsi="Book Antiqua" w:cs="Times New Roman"/>
-          <w:color w:val="000000" w:themeColor="text1"/>
-        </w:rPr>
-      </w:pPr>
-      <w:r>
-        <w:rPr>
-          <w:rFonts w:ascii="Book Antiqua" w:hAnsi="Book Antiqua" w:cs="Times New Roman"/>
-          <w:b/>
-          <w:color w:val="000000" w:themeColor="text1"/>
-        </w:rPr>
         <w:t xml:space="preserve">Parágrafo Terceiro: </w:t>
       </w:r>
       <w:r>
@@ -3505,6 +3548,7 @@
           <w:b/>
           <w:color w:val="000000" w:themeColor="text1"/>
         </w:rPr>
+        <w:lastRenderedPageBreak/>
         <w:t>Parágrafo Primeiro:</w:t>
       </w:r>
       <w:r>
@@ -3565,16 +3609,7 @@
           <w:bCs/>
           <w:color w:val="000000" w:themeColor="text1"/>
         </w:rPr>
-        <w:t xml:space="preserve">, não se responsabilizando a VENDEDORA por eventuais danos ocorridos após a </w:t>
-      </w:r>
-      <w:r>
-        <w:rPr>
-          <w:rFonts w:ascii="Book Antiqua" w:hAnsi="Book Antiqua" w:cs="Times New Roman"/>
-          <w:bCs/>
-          <w:color w:val="000000" w:themeColor="text1"/>
-        </w:rPr>
-        <w:lastRenderedPageBreak/>
-        <w:t>entrega do produto no local de instalação, salvo aqueles causados no momento da montagem por seus colaboradores.</w:t>
+        <w:t>, não se responsabilizando a VENDEDORA por eventuais danos ocorridos após a entrega do produto no local de instalação, salvo aqueles causados no momento da montagem por seus colaboradores.</w:t>
       </w:r>
     </w:p>
     <w:p>
@@ -4322,817 +4357,6 @@
           <w:b/>
           <w:color w:val="000000" w:themeColor="text1"/>
         </w:rPr>
-        <w:t>Parágrafo Segundo:</w:t>
-      </w:r>
-      <w:r>
-        <w:rPr>
-          <w:rFonts w:ascii="Book Antiqua" w:hAnsi="Book Antiqua" w:cs="Times New Roman"/>
-          <w:bCs/>
-          <w:color w:val="000000" w:themeColor="text1"/>
-        </w:rPr>
-        <w:t xml:space="preserve"> Estando o pedido em ordem e no prazo de entrega estabelecido, o</w:t>
-      </w:r>
-      <w:r>
-        <w:rPr>
-          <w:rFonts w:ascii="Book Antiqua" w:hAnsi="Book Antiqua" w:cs="Times New Roman"/>
-          <w:bCs/>
-          <w:color w:val="000000" w:themeColor="text1"/>
-        </w:rPr>
-        <w:t xml:space="preserve"> não recebimento dos </w:t>
-      </w:r>
-      <w:r>
-        <w:rPr>
-          <w:rFonts w:ascii="Book Antiqua" w:hAnsi="Book Antiqua" w:cs="Times New Roman"/>
-          <w:bCs/>
-          <w:color w:val="000000" w:themeColor="text1"/>
-        </w:rPr>
-        <w:t>brinquedos adquiridos pelo COMPRADOR(A), seu representante legal, ou representantes nomeados</w:t>
-      </w:r>
-      <w:r>
-        <w:rPr>
-          <w:rFonts w:ascii="Book Antiqua" w:hAnsi="Book Antiqua" w:cs="Times New Roman"/>
-          <w:bCs/>
-          <w:color w:val="000000" w:themeColor="text1"/>
-        </w:rPr>
-        <w:t xml:space="preserve"> no local da instalação </w:t>
-      </w:r>
-      <w:r>
-        <w:rPr>
-          <w:rFonts w:ascii="Book Antiqua" w:hAnsi="Book Antiqua" w:cs="Times New Roman"/>
-          <w:bCs/>
-          <w:color w:val="000000" w:themeColor="text1"/>
-        </w:rPr>
-        <w:t>será entendido como por sua Culpa,</w:t>
-      </w:r>
-      <w:r>
-        <w:rPr>
-          <w:rFonts w:ascii="Book Antiqua" w:hAnsi="Book Antiqua" w:cs="Times New Roman"/>
-          <w:bCs/>
-          <w:color w:val="000000" w:themeColor="text1"/>
-        </w:rPr>
-        <w:t xml:space="preserve"> incorrendo assim nas hipóteses e consequências dispostas na Cláusula Oitava</w:t>
-      </w:r>
-      <w:r>
-        <w:rPr>
-          <w:rFonts w:ascii="Book Antiqua" w:hAnsi="Book Antiqua" w:cs="Times New Roman"/>
-          <w:bCs/>
-          <w:color w:val="000000" w:themeColor="text1"/>
-        </w:rPr>
-        <w:t xml:space="preserve"> e seguintes</w:t>
-      </w:r>
-      <w:r>
-        <w:rPr>
-          <w:rFonts w:ascii="Book Antiqua" w:hAnsi="Book Antiqua" w:cs="Times New Roman"/>
-          <w:bCs/>
-          <w:color w:val="000000" w:themeColor="text1"/>
-        </w:rPr>
-        <w:t xml:space="preserve"> deste instrumento.</w:t>
-      </w:r>
-    </w:p>
-    <w:p>
-      <w:pPr>
-        <w:pStyle w:val="SemEspaamento"/>
-        <w:spacing w:line="276" w:lineRule="auto"/>
-        <w:jc w:val="both"/>
-        <w:rPr>
-          <w:rFonts w:ascii="Book Antiqua" w:hAnsi="Book Antiqua" w:cs="Times New Roman"/>
-          <w:bCs/>
-          <w:color w:val="000000" w:themeColor="text1"/>
-        </w:rPr>
-      </w:pPr>
-    </w:p>
-    <w:p>
-      <w:pPr>
-        <w:pStyle w:val="SemEspaamento"/>
-        <w:spacing w:line="276" w:lineRule="auto"/>
-        <w:jc w:val="both"/>
-        <w:rPr>
-          <w:rFonts w:ascii="Book Antiqua" w:hAnsi="Book Antiqua" w:cs="Times New Roman"/>
-          <w:color w:val="000000" w:themeColor="text1"/>
-        </w:rPr>
-      </w:pPr>
-      <w:r>
-        <w:rPr>
-          <w:rFonts w:ascii="Book Antiqua" w:hAnsi="Book Antiqua" w:cs="Times New Roman"/>
-          <w:b/>
-          <w:color w:val="000000" w:themeColor="text1"/>
-        </w:rPr>
-        <w:t xml:space="preserve">CLÁUSULA DÉCIMA TERCEIRA: </w:t>
-      </w:r>
-      <w:r>
-        <w:rPr>
-          <w:rFonts w:ascii="Book Antiqua" w:hAnsi="Book Antiqua" w:cs="Times New Roman"/>
-          <w:color w:val="000000" w:themeColor="text1"/>
-        </w:rPr>
-        <w:t xml:space="preserve">Fica ciente o COMPRADOR(A) que caso a entrega </w:t>
-      </w:r>
-      <w:r>
-        <w:rPr>
-          <w:rFonts w:ascii="Book Antiqua" w:hAnsi="Book Antiqua" w:cs="Times New Roman"/>
-          <w:color w:val="000000" w:themeColor="text1"/>
-        </w:rPr>
-        <w:t xml:space="preserve">dos equipamentos e </w:t>
-      </w:r>
-      <w:r>
-        <w:rPr>
-          <w:rFonts w:ascii="Book Antiqua" w:hAnsi="Book Antiqua" w:cs="Times New Roman"/>
-          <w:color w:val="000000" w:themeColor="text1"/>
-        </w:rPr>
-        <w:t xml:space="preserve">realização da montagem </w:t>
-      </w:r>
-      <w:r>
-        <w:rPr>
-          <w:rFonts w:ascii="Book Antiqua" w:hAnsi="Book Antiqua" w:cs="Times New Roman"/>
-          <w:color w:val="000000" w:themeColor="text1"/>
-        </w:rPr>
-        <w:t>ocorreram em</w:t>
-      </w:r>
-      <w:r>
-        <w:rPr>
-          <w:rFonts w:ascii="Book Antiqua" w:hAnsi="Book Antiqua" w:cs="Times New Roman"/>
-          <w:color w:val="000000" w:themeColor="text1"/>
-        </w:rPr>
-        <w:t xml:space="preserve"> condomínios ou locais comerciais que possuírem </w:t>
-      </w:r>
-      <w:r>
-        <w:rPr>
-          <w:rFonts w:ascii="Book Antiqua" w:hAnsi="Book Antiqua" w:cs="Times New Roman"/>
-          <w:color w:val="000000" w:themeColor="text1"/>
-        </w:rPr>
-        <w:t xml:space="preserve">necessidade de autorização prévia, esta deverá ser realizada dando-se acesso </w:t>
-      </w:r>
-      <w:r>
-        <w:rPr>
-          <w:rFonts w:ascii="Book Antiqua" w:hAnsi="Book Antiqua" w:cs="Times New Roman"/>
-          <w:color w:val="000000" w:themeColor="text1"/>
-        </w:rPr>
-        <w:t xml:space="preserve">à VENDEDORA aos locais destinados para os fins necessários de montagem, </w:t>
-      </w:r>
-      <w:r>
-        <w:rPr>
-          <w:rFonts w:ascii="Book Antiqua" w:hAnsi="Book Antiqua" w:cs="Times New Roman"/>
-          <w:color w:val="000000" w:themeColor="text1"/>
-        </w:rPr>
-        <w:t xml:space="preserve">sendo obrigação desta informar os dados das pessoas que comparecerão para montagem </w:t>
-      </w:r>
-      <w:r>
-        <w:rPr>
-          <w:rFonts w:ascii="Book Antiqua" w:hAnsi="Book Antiqua" w:cs="Times New Roman"/>
-          <w:color w:val="000000" w:themeColor="text1"/>
-        </w:rPr>
-        <w:t>no prazo indicado pela COMPRADORA.</w:t>
-      </w:r>
-    </w:p>
-    <w:p>
-      <w:pPr>
-        <w:pStyle w:val="SemEspaamento"/>
-        <w:spacing w:line="276" w:lineRule="auto"/>
-        <w:jc w:val="both"/>
-        <w:rPr>
-          <w:rFonts w:ascii="Book Antiqua" w:hAnsi="Book Antiqua" w:cs="Times New Roman"/>
-          <w:color w:val="000000" w:themeColor="text1"/>
-        </w:rPr>
-      </w:pPr>
-    </w:p>
-    <w:p>
-      <w:pPr>
-        <w:pStyle w:val="SemEspaamento"/>
-        <w:spacing w:line="276" w:lineRule="auto"/>
-        <w:jc w:val="both"/>
-        <w:rPr>
-          <w:rFonts w:ascii="Book Antiqua" w:hAnsi="Book Antiqua" w:cs="Times New Roman"/>
-          <w:bCs/>
-          <w:color w:val="000000" w:themeColor="text1"/>
-        </w:rPr>
-      </w:pPr>
-      <w:r>
-        <w:rPr>
-          <w:rFonts w:ascii="Book Antiqua" w:hAnsi="Book Antiqua" w:cs="Times New Roman"/>
-          <w:b/>
-          <w:bCs/>
-          <w:color w:val="000000" w:themeColor="text1"/>
-        </w:rPr>
-        <w:t>Parágrafo Único:</w:t>
-      </w:r>
-      <w:r>
-        <w:rPr>
-          <w:rFonts w:ascii="Book Antiqua" w:hAnsi="Book Antiqua" w:cs="Times New Roman"/>
-          <w:color w:val="000000" w:themeColor="text1"/>
-        </w:rPr>
-        <w:t xml:space="preserve"> Caso não seja realizada a liberação por parte do COMPRADOR(A) e impossibilitada a entrega ou a montagem dos equipamentos </w:t>
-      </w:r>
-      <w:r>
-        <w:rPr>
-          <w:rFonts w:ascii="Book Antiqua" w:hAnsi="Book Antiqua" w:cs="Times New Roman"/>
-          <w:bCs/>
-          <w:color w:val="000000" w:themeColor="text1"/>
-        </w:rPr>
-        <w:t>no local da instalação será entendido como por sua Culpa, incorrendo assim nas hipóteses e consequências dispostas na Cláusula Oitava e seguintes deste instrumento.</w:t>
-      </w:r>
-    </w:p>
-    <w:p>
-      <w:pPr>
-        <w:pStyle w:val="SemEspaamento"/>
-        <w:spacing w:line="276" w:lineRule="auto"/>
-        <w:jc w:val="both"/>
-        <w:rPr>
-          <w:rFonts w:ascii="Book Antiqua" w:hAnsi="Book Antiqua" w:cs="Times New Roman"/>
-          <w:color w:val="000000" w:themeColor="text1"/>
-        </w:rPr>
-      </w:pPr>
-    </w:p>
-    <w:p>
-      <w:pPr>
-        <w:pStyle w:val="SemEspaamento"/>
-        <w:spacing w:line="276" w:lineRule="auto"/>
-        <w:jc w:val="both"/>
-        <w:rPr>
-          <w:rFonts w:ascii="Book Antiqua" w:hAnsi="Book Antiqua" w:cs="Times New Roman"/>
-          <w:bCs/>
-          <w:color w:val="000000" w:themeColor="text1"/>
-        </w:rPr>
-      </w:pPr>
-      <w:r>
-        <w:rPr>
-          <w:rFonts w:ascii="Book Antiqua" w:hAnsi="Book Antiqua" w:cs="Times New Roman"/>
-          <w:b/>
-          <w:color w:val="000000" w:themeColor="text1"/>
-        </w:rPr>
-        <w:t xml:space="preserve">CLÁUSULA DÉCIMA QUARTA: </w:t>
-      </w:r>
-      <w:r>
-        <w:rPr>
-          <w:rFonts w:ascii="Book Antiqua" w:hAnsi="Book Antiqua" w:cs="Times New Roman"/>
-          <w:bCs/>
-          <w:color w:val="000000" w:themeColor="text1"/>
-        </w:rPr>
-        <w:t xml:space="preserve">Finalizada a Instalação do brinquedo no prazo contratual, o COMPRADOR(A) </w:t>
-      </w:r>
-      <w:r>
-        <w:rPr>
-          <w:rFonts w:ascii="Book Antiqua" w:hAnsi="Book Antiqua" w:cs="Times New Roman"/>
-          <w:bCs/>
-          <w:color w:val="000000" w:themeColor="text1"/>
-        </w:rPr>
-        <w:t xml:space="preserve">realizará a vistoria do equipamento e, estando em ordem a montagem, assinará TERMO DE ENTREGA E CONFORMIDADE, que fará parte do presente instrumento, </w:t>
-      </w:r>
-      <w:r>
-        <w:rPr>
-          <w:rFonts w:ascii="Book Antiqua" w:hAnsi="Book Antiqua" w:cs="Times New Roman"/>
-          <w:bCs/>
-          <w:color w:val="000000" w:themeColor="text1"/>
-        </w:rPr>
-        <w:t xml:space="preserve">para </w:t>
-      </w:r>
-      <w:r>
-        <w:rPr>
-          <w:rFonts w:ascii="Book Antiqua" w:hAnsi="Book Antiqua" w:cs="Times New Roman"/>
-          <w:color w:val="000000" w:themeColor="text1"/>
-        </w:rPr>
-        <w:t xml:space="preserve">nada mais reclamar, eis que vistoriou o mesmo, </w:t>
-      </w:r>
-      <w:r>
-        <w:rPr>
-          <w:rFonts w:ascii="Book Antiqua" w:hAnsi="Book Antiqua" w:cs="Times New Roman"/>
-          <w:bCs/>
-          <w:color w:val="000000" w:themeColor="text1"/>
-        </w:rPr>
-        <w:t xml:space="preserve">passando a partir da </w:t>
-      </w:r>
-      <w:r>
-        <w:rPr>
-          <w:rFonts w:ascii="Book Antiqua" w:hAnsi="Book Antiqua" w:cs="Times New Roman"/>
-          <w:bCs/>
-          <w:color w:val="000000" w:themeColor="text1"/>
-        </w:rPr>
-        <w:t>respectiva data o início do vigor da garantia do brinquedo contra defeitos de fabricação.</w:t>
-      </w:r>
-    </w:p>
-    <w:p>
-      <w:pPr>
-        <w:pStyle w:val="SemEspaamento"/>
-        <w:spacing w:line="276" w:lineRule="auto"/>
-        <w:jc w:val="both"/>
-        <w:rPr>
-          <w:rFonts w:ascii="Book Antiqua" w:hAnsi="Book Antiqua" w:cs="Times New Roman"/>
-          <w:bCs/>
-          <w:color w:val="000000" w:themeColor="text1"/>
-        </w:rPr>
-      </w:pPr>
-    </w:p>
-    <w:p>
-      <w:pPr>
-        <w:pStyle w:val="SemEspaamento"/>
-        <w:spacing w:line="276" w:lineRule="auto"/>
-        <w:jc w:val="both"/>
-        <w:rPr>
-          <w:rFonts w:ascii="Book Antiqua" w:hAnsi="Book Antiqua" w:cs="Times New Roman"/>
-          <w:b/>
-          <w:color w:val="000000" w:themeColor="text1"/>
-          <w:u w:val="single"/>
-        </w:rPr>
-      </w:pPr>
-      <w:r>
-        <w:rPr>
-          <w:rFonts w:ascii="Book Antiqua" w:hAnsi="Book Antiqua" w:cs="Times New Roman"/>
-          <w:b/>
-          <w:color w:val="000000" w:themeColor="text1"/>
-          <w:u w:val="single"/>
-        </w:rPr>
-        <w:t>V – DAS OBRIGAÇÕES DA VENDEDORA</w:t>
-      </w:r>
-    </w:p>
-    <w:p>
-      <w:pPr>
-        <w:pStyle w:val="SemEspaamento"/>
-        <w:spacing w:line="276" w:lineRule="auto"/>
-        <w:jc w:val="both"/>
-        <w:rPr>
-          <w:rFonts w:ascii="Book Antiqua" w:hAnsi="Book Antiqua" w:cs="Times New Roman"/>
-          <w:bCs/>
-          <w:color w:val="000000" w:themeColor="text1"/>
-        </w:rPr>
-      </w:pPr>
-      <w:r>
-        <w:rPr>
-          <w:rFonts w:ascii="Book Antiqua" w:hAnsi="Book Antiqua" w:cs="Times New Roman"/>
-          <w:b/>
-          <w:color w:val="000000" w:themeColor="text1"/>
-        </w:rPr>
-        <w:t xml:space="preserve">CLÁUSULA DÉCIMA QUINTA: </w:t>
-      </w:r>
-      <w:r>
-        <w:rPr>
-          <w:rFonts w:ascii="Book Antiqua" w:hAnsi="Book Antiqua" w:cs="Times New Roman"/>
-          <w:bCs/>
-          <w:color w:val="000000" w:themeColor="text1"/>
-        </w:rPr>
-        <w:t>São obrigações da VENDEDORA:</w:t>
-      </w:r>
-    </w:p>
-    <w:p>
-      <w:pPr>
-        <w:pStyle w:val="SemEspaamento"/>
-        <w:spacing w:line="276" w:lineRule="auto"/>
-        <w:jc w:val="both"/>
-        <w:rPr>
-          <w:rFonts w:ascii="Book Antiqua" w:hAnsi="Book Antiqua" w:cs="Times New Roman"/>
-          <w:bCs/>
-          <w:color w:val="000000" w:themeColor="text1"/>
-        </w:rPr>
-      </w:pPr>
-    </w:p>
-    <w:p>
-      <w:pPr>
-        <w:pStyle w:val="SemEspaamento"/>
-        <w:spacing w:line="276" w:lineRule="auto"/>
-        <w:jc w:val="both"/>
-        <w:rPr>
-          <w:rFonts w:ascii="Book Antiqua" w:hAnsi="Book Antiqua" w:cs="Times New Roman"/>
-          <w:bCs/>
-          <w:color w:val="000000" w:themeColor="text1"/>
-        </w:rPr>
-      </w:pPr>
-      <w:bookmarkStart w:id="2" w:name="_Hlk126854378"/>
-      <w:r>
-        <w:rPr>
-          <w:rFonts w:ascii="Book Antiqua" w:hAnsi="Book Antiqua" w:cs="Times New Roman"/>
-          <w:b/>
-          <w:color w:val="000000" w:themeColor="text1"/>
-        </w:rPr>
-        <w:t xml:space="preserve">Parágrafo Primeiro: </w:t>
-      </w:r>
-      <w:r>
-        <w:rPr>
-          <w:rFonts w:ascii="Book Antiqua" w:hAnsi="Book Antiqua" w:cs="Times New Roman"/>
-          <w:bCs/>
-          <w:color w:val="000000" w:themeColor="text1"/>
-        </w:rPr>
-        <w:t xml:space="preserve">Apresentar o catálogo de produtos e o projeto para o </w:t>
-      </w:r>
-      <w:proofErr w:type="gramStart"/>
-      <w:r>
-        <w:rPr>
-          <w:rFonts w:ascii="Book Antiqua" w:hAnsi="Book Antiqua" w:cs="Times New Roman"/>
-          <w:bCs/>
-          <w:color w:val="000000" w:themeColor="text1"/>
-        </w:rPr>
-        <w:t>COMPRADOR(</w:t>
-      </w:r>
-      <w:proofErr w:type="gramEnd"/>
-      <w:r>
-        <w:rPr>
-          <w:rFonts w:ascii="Book Antiqua" w:hAnsi="Book Antiqua" w:cs="Times New Roman"/>
-          <w:bCs/>
-          <w:color w:val="000000" w:themeColor="text1"/>
-        </w:rPr>
-        <w:t xml:space="preserve">A) discriminando a </w:t>
-      </w:r>
-      <w:r>
-        <w:rPr>
-          <w:rFonts w:ascii="Book Antiqua" w:hAnsi="Book Antiqua" w:cs="Times New Roman"/>
-          <w:bCs/>
-          <w:color w:val="000000" w:themeColor="text1"/>
-        </w:rPr>
-        <w:t>metragem e o material utilizado na fabricação do mesmo.</w:t>
-      </w:r>
-    </w:p>
-    <w:bookmarkEnd w:id="2"/>
-    <w:p>
-      <w:pPr>
-        <w:pStyle w:val="SemEspaamento"/>
-        <w:spacing w:line="276" w:lineRule="auto"/>
-        <w:jc w:val="both"/>
-        <w:rPr>
-          <w:rFonts w:ascii="Book Antiqua" w:hAnsi="Book Antiqua" w:cs="Times New Roman"/>
-          <w:bCs/>
-          <w:color w:val="000000" w:themeColor="text1"/>
-        </w:rPr>
-      </w:pPr>
-    </w:p>
-    <w:p>
-      <w:pPr>
-        <w:pStyle w:val="SemEspaamento"/>
-        <w:spacing w:line="276" w:lineRule="auto"/>
-        <w:jc w:val="both"/>
-        <w:rPr>
-          <w:rFonts w:ascii="Book Antiqua" w:hAnsi="Book Antiqua" w:cs="Times New Roman"/>
-          <w:bCs/>
-          <w:color w:val="000000" w:themeColor="text1"/>
-        </w:rPr>
-      </w:pPr>
-      <w:r>
-        <w:rPr>
-          <w:rFonts w:ascii="Book Antiqua" w:hAnsi="Book Antiqua" w:cs="Times New Roman"/>
-          <w:b/>
-          <w:color w:val="000000" w:themeColor="text1"/>
-        </w:rPr>
-        <w:t>Parágrafo Segundo:</w:t>
-      </w:r>
-      <w:r>
-        <w:rPr>
-          <w:rFonts w:ascii="Book Antiqua" w:hAnsi="Book Antiqua" w:cs="Times New Roman"/>
-          <w:bCs/>
-          <w:color w:val="000000" w:themeColor="text1"/>
-        </w:rPr>
-        <w:t xml:space="preserve"> Zelar para que os bens sejam entregues no local escolhido pelas partes em conformidade com o que prevê este Contrato</w:t>
-      </w:r>
-      <w:r>
-        <w:rPr>
-          <w:rFonts w:ascii="Book Antiqua" w:hAnsi="Book Antiqua" w:cs="Times New Roman"/>
-          <w:bCs/>
-          <w:color w:val="000000" w:themeColor="text1"/>
-        </w:rPr>
-        <w:t xml:space="preserve"> e o projeto escolhido e assinado no ato da compra.</w:t>
-      </w:r>
-    </w:p>
-    <w:p>
-      <w:pPr>
-        <w:pStyle w:val="SemEspaamento"/>
-        <w:spacing w:line="276" w:lineRule="auto"/>
-        <w:jc w:val="both"/>
-        <w:rPr>
-          <w:rFonts w:ascii="Book Antiqua" w:hAnsi="Book Antiqua" w:cs="Times New Roman"/>
-          <w:bCs/>
-          <w:color w:val="000000" w:themeColor="text1"/>
-        </w:rPr>
-      </w:pPr>
-    </w:p>
-    <w:p>
-      <w:pPr>
-        <w:pStyle w:val="SemEspaamento"/>
-        <w:spacing w:line="276" w:lineRule="auto"/>
-        <w:jc w:val="both"/>
-        <w:rPr>
-          <w:rFonts w:ascii="Book Antiqua" w:hAnsi="Book Antiqua" w:cs="Times New Roman"/>
-          <w:bCs/>
-          <w:color w:val="000000" w:themeColor="text1"/>
-        </w:rPr>
-      </w:pPr>
-      <w:r>
-        <w:rPr>
-          <w:rFonts w:ascii="Book Antiqua" w:hAnsi="Book Antiqua" w:cs="Times New Roman"/>
-          <w:b/>
-          <w:color w:val="000000" w:themeColor="text1"/>
-        </w:rPr>
-        <w:t xml:space="preserve">Parágrafo Terceiro: </w:t>
-      </w:r>
-      <w:r>
-        <w:rPr>
-          <w:rFonts w:ascii="Book Antiqua" w:hAnsi="Book Antiqua" w:cs="Times New Roman"/>
-          <w:bCs/>
-          <w:color w:val="000000" w:themeColor="text1"/>
-        </w:rPr>
-        <w:t>Entregar no local escolhido pel</w:t>
-      </w:r>
-      <w:r>
-        <w:rPr>
-          <w:rFonts w:ascii="Book Antiqua" w:hAnsi="Book Antiqua" w:cs="Times New Roman"/>
-          <w:bCs/>
-          <w:color w:val="000000" w:themeColor="text1"/>
-        </w:rPr>
-        <w:t>o COMPRADOR(A)</w:t>
-      </w:r>
-      <w:r>
-        <w:rPr>
-          <w:rFonts w:ascii="Book Antiqua" w:hAnsi="Book Antiqua" w:cs="Times New Roman"/>
-          <w:bCs/>
-          <w:color w:val="000000" w:themeColor="text1"/>
-        </w:rPr>
-        <w:t xml:space="preserve"> </w:t>
-      </w:r>
-      <w:r>
-        <w:rPr>
-          <w:rFonts w:ascii="Book Antiqua" w:hAnsi="Book Antiqua" w:cs="Times New Roman"/>
-          <w:bCs/>
-          <w:color w:val="000000" w:themeColor="text1"/>
-        </w:rPr>
-        <w:t xml:space="preserve">os equipamentos adquiridos </w:t>
-      </w:r>
-      <w:r>
-        <w:rPr>
-          <w:rFonts w:ascii="Book Antiqua" w:hAnsi="Book Antiqua" w:cs="Times New Roman"/>
-          <w:bCs/>
-          <w:color w:val="000000" w:themeColor="text1"/>
-        </w:rPr>
-        <w:t>para guarda dos bens, livre</w:t>
-      </w:r>
-      <w:r>
-        <w:rPr>
-          <w:rFonts w:ascii="Book Antiqua" w:hAnsi="Book Antiqua" w:cs="Times New Roman"/>
-          <w:bCs/>
-          <w:color w:val="000000" w:themeColor="text1"/>
-        </w:rPr>
-        <w:t>s</w:t>
-      </w:r>
-      <w:r>
-        <w:rPr>
-          <w:rFonts w:ascii="Book Antiqua" w:hAnsi="Book Antiqua" w:cs="Times New Roman"/>
-          <w:bCs/>
-          <w:color w:val="000000" w:themeColor="text1"/>
-        </w:rPr>
-        <w:t xml:space="preserve"> e desembaraçados de qualquer ônus, na data es</w:t>
-      </w:r>
-      <w:r>
-        <w:rPr>
-          <w:rFonts w:ascii="Book Antiqua" w:hAnsi="Book Antiqua" w:cs="Times New Roman"/>
-          <w:bCs/>
-          <w:color w:val="000000" w:themeColor="text1"/>
-        </w:rPr>
-        <w:t xml:space="preserve">perada </w:t>
-      </w:r>
-      <w:r>
-        <w:rPr>
-          <w:rFonts w:ascii="Book Antiqua" w:hAnsi="Book Antiqua" w:cs="Times New Roman"/>
-          <w:bCs/>
-          <w:color w:val="000000" w:themeColor="text1"/>
-        </w:rPr>
-        <w:t>neste Contrato</w:t>
-      </w:r>
-      <w:r>
-        <w:rPr>
-          <w:rFonts w:ascii="Book Antiqua" w:hAnsi="Book Antiqua" w:cs="Times New Roman"/>
-          <w:bCs/>
-          <w:color w:val="000000" w:themeColor="text1"/>
-        </w:rPr>
-        <w:t>.</w:t>
-      </w:r>
-    </w:p>
-    <w:p>
-      <w:pPr>
-        <w:pStyle w:val="SemEspaamento"/>
-        <w:spacing w:line="276" w:lineRule="auto"/>
-        <w:jc w:val="both"/>
-        <w:rPr>
-          <w:rFonts w:ascii="Book Antiqua" w:hAnsi="Book Antiqua" w:cs="Times New Roman"/>
-          <w:bCs/>
-          <w:color w:val="000000" w:themeColor="text1"/>
-        </w:rPr>
-      </w:pPr>
-    </w:p>
-    <w:p>
-      <w:pPr>
-        <w:pStyle w:val="SemEspaamento"/>
-        <w:spacing w:line="276" w:lineRule="auto"/>
-        <w:jc w:val="both"/>
-        <w:rPr>
-          <w:rFonts w:ascii="Book Antiqua" w:hAnsi="Book Antiqua" w:cs="Times New Roman"/>
-          <w:bCs/>
-          <w:color w:val="000000" w:themeColor="text1"/>
-        </w:rPr>
-      </w:pPr>
-      <w:r>
-        <w:rPr>
-          <w:rFonts w:ascii="Book Antiqua" w:hAnsi="Book Antiqua" w:cs="Times New Roman"/>
-          <w:b/>
-          <w:color w:val="000000" w:themeColor="text1"/>
-        </w:rPr>
-        <w:t xml:space="preserve">Parágrafo Quarto: </w:t>
-      </w:r>
-      <w:r>
-        <w:rPr>
-          <w:rFonts w:ascii="Book Antiqua" w:hAnsi="Book Antiqua" w:cs="Times New Roman"/>
-          <w:bCs/>
-          <w:color w:val="000000" w:themeColor="text1"/>
-        </w:rPr>
-        <w:t>Fornecer ao COMPRADOR(A) os meios de comunicação e canais de contato para fins de esclarecimentos de dúvidas</w:t>
-      </w:r>
-      <w:r>
-        <w:rPr>
-          <w:rFonts w:ascii="Book Antiqua" w:hAnsi="Book Antiqua" w:cs="Times New Roman"/>
-          <w:bCs/>
-          <w:color w:val="000000" w:themeColor="text1"/>
-        </w:rPr>
-        <w:t>, notificações e reclamações, providenciando as respostas em tempo hábil.</w:t>
-      </w:r>
-    </w:p>
-    <w:p>
-      <w:pPr>
-        <w:pStyle w:val="SemEspaamento"/>
-        <w:spacing w:line="276" w:lineRule="auto"/>
-        <w:jc w:val="both"/>
-        <w:rPr>
-          <w:rFonts w:ascii="Book Antiqua" w:hAnsi="Book Antiqua" w:cs="Times New Roman"/>
-          <w:bCs/>
-          <w:color w:val="000000" w:themeColor="text1"/>
-        </w:rPr>
-      </w:pPr>
-    </w:p>
-    <w:p>
-      <w:pPr>
-        <w:pStyle w:val="SemEspaamento"/>
-        <w:spacing w:line="276" w:lineRule="auto"/>
-        <w:jc w:val="both"/>
-        <w:rPr>
-          <w:rFonts w:ascii="Book Antiqua" w:hAnsi="Book Antiqua" w:cs="Times New Roman"/>
-          <w:bCs/>
-          <w:color w:val="000000" w:themeColor="text1"/>
-        </w:rPr>
-      </w:pPr>
-      <w:r>
-        <w:rPr>
-          <w:rFonts w:ascii="Book Antiqua" w:hAnsi="Book Antiqua" w:cs="Times New Roman"/>
-          <w:b/>
-          <w:color w:val="000000" w:themeColor="text1"/>
-        </w:rPr>
-        <w:t>Parágrafo Quinto:</w:t>
-      </w:r>
-      <w:r>
-        <w:rPr>
-          <w:rFonts w:ascii="Book Antiqua" w:hAnsi="Book Antiqua" w:cs="Times New Roman"/>
-          <w:bCs/>
-          <w:color w:val="000000" w:themeColor="text1"/>
-        </w:rPr>
-        <w:t xml:space="preserve"> Zelar pelo fiel comprimento do presente contrato e de todas as cláusulas e obrigações nele dispostas, em especial quanto aos prazos estabelecidos. </w:t>
-      </w:r>
-    </w:p>
-    <w:p>
-      <w:pPr>
-        <w:pStyle w:val="SemEspaamento"/>
-        <w:spacing w:line="276" w:lineRule="auto"/>
-        <w:jc w:val="both"/>
-        <w:rPr>
-          <w:rFonts w:ascii="Book Antiqua" w:hAnsi="Book Antiqua" w:cs="Times New Roman"/>
-          <w:bCs/>
-          <w:color w:val="000000" w:themeColor="text1"/>
-        </w:rPr>
-      </w:pPr>
-    </w:p>
-    <w:p>
-      <w:pPr>
-        <w:pStyle w:val="SemEspaamento"/>
-        <w:spacing w:line="276" w:lineRule="auto"/>
-        <w:jc w:val="both"/>
-        <w:rPr>
-          <w:rFonts w:ascii="Book Antiqua" w:hAnsi="Book Antiqua" w:cs="Times New Roman"/>
-          <w:b/>
-          <w:color w:val="000000" w:themeColor="text1"/>
-          <w:u w:val="single"/>
-        </w:rPr>
-      </w:pPr>
-      <w:r>
-        <w:rPr>
-          <w:rFonts w:ascii="Book Antiqua" w:hAnsi="Book Antiqua" w:cs="Times New Roman"/>
-          <w:b/>
-          <w:color w:val="000000" w:themeColor="text1"/>
-          <w:u w:val="single"/>
-        </w:rPr>
-        <w:t>VI – DAS OBRIGAÇÕES DA COMPRADORA</w:t>
-      </w:r>
-    </w:p>
-    <w:p>
-      <w:pPr>
-        <w:pStyle w:val="SemEspaamento"/>
-        <w:spacing w:line="276" w:lineRule="auto"/>
-        <w:jc w:val="both"/>
-        <w:rPr>
-          <w:rFonts w:ascii="Book Antiqua" w:hAnsi="Book Antiqua" w:cs="Times New Roman"/>
-          <w:bCs/>
-          <w:color w:val="000000" w:themeColor="text1"/>
-        </w:rPr>
-      </w:pPr>
-      <w:r>
-        <w:rPr>
-          <w:rFonts w:ascii="Book Antiqua" w:hAnsi="Book Antiqua" w:cs="Times New Roman"/>
-          <w:b/>
-          <w:color w:val="000000" w:themeColor="text1"/>
-        </w:rPr>
-        <w:t xml:space="preserve">CLÁUSULA DÉCIMA SEXTA: </w:t>
-      </w:r>
-      <w:r>
-        <w:rPr>
-          <w:rFonts w:ascii="Book Antiqua" w:hAnsi="Book Antiqua" w:cs="Times New Roman"/>
-          <w:bCs/>
-          <w:color w:val="000000" w:themeColor="text1"/>
-        </w:rPr>
-        <w:t>São obrigações do COMPRADOR(A):</w:t>
-      </w:r>
-    </w:p>
-    <w:p>
-      <w:pPr>
-        <w:pStyle w:val="SemEspaamento"/>
-        <w:spacing w:line="276" w:lineRule="auto"/>
-        <w:jc w:val="both"/>
-        <w:rPr>
-          <w:rFonts w:ascii="Book Antiqua" w:hAnsi="Book Antiqua" w:cs="Times New Roman"/>
-          <w:b/>
-          <w:color w:val="000000" w:themeColor="text1"/>
-        </w:rPr>
-      </w:pPr>
-    </w:p>
-    <w:p>
-      <w:pPr>
-        <w:pStyle w:val="SemEspaamento"/>
-        <w:spacing w:line="276" w:lineRule="auto"/>
-        <w:jc w:val="both"/>
-        <w:rPr>
-          <w:rFonts w:ascii="Book Antiqua" w:hAnsi="Book Antiqua" w:cs="Times New Roman"/>
-          <w:b/>
-          <w:color w:val="000000" w:themeColor="text1"/>
-        </w:rPr>
-      </w:pPr>
-      <w:r>
-        <w:rPr>
-          <w:rFonts w:ascii="Book Antiqua" w:hAnsi="Book Antiqua" w:cs="Times New Roman"/>
-          <w:b/>
-          <w:color w:val="000000" w:themeColor="text1"/>
-        </w:rPr>
-        <w:t>Parágrafo Primeiro:</w:t>
-      </w:r>
-      <w:r>
-        <w:rPr>
-          <w:rFonts w:ascii="Book Antiqua" w:hAnsi="Book Antiqua" w:cs="Times New Roman"/>
-          <w:b/>
-          <w:color w:val="000000" w:themeColor="text1"/>
-        </w:rPr>
-        <w:t xml:space="preserve"> </w:t>
-      </w:r>
-      <w:r>
-        <w:rPr>
-          <w:rFonts w:ascii="Book Antiqua" w:hAnsi="Book Antiqua" w:cs="Times New Roman"/>
-          <w:bCs/>
-          <w:color w:val="000000" w:themeColor="text1"/>
-        </w:rPr>
-        <w:t>Efetuar o pagamento dos valores descritos neste contrato nas datas e condições acima dispostos.</w:t>
-      </w:r>
-      <w:r>
-        <w:rPr>
-          <w:rFonts w:ascii="Book Antiqua" w:hAnsi="Book Antiqua" w:cs="Times New Roman"/>
-          <w:b/>
-          <w:color w:val="000000" w:themeColor="text1"/>
-        </w:rPr>
-        <w:t xml:space="preserve"> </w:t>
-      </w:r>
-    </w:p>
-    <w:p>
-      <w:pPr>
-        <w:pStyle w:val="SemEspaamento"/>
-        <w:spacing w:line="276" w:lineRule="auto"/>
-        <w:jc w:val="both"/>
-        <w:rPr>
-          <w:rFonts w:ascii="Book Antiqua" w:hAnsi="Book Antiqua" w:cs="Times New Roman"/>
-          <w:bCs/>
-          <w:color w:val="000000" w:themeColor="text1"/>
-        </w:rPr>
-      </w:pPr>
-    </w:p>
-    <w:p>
-      <w:pPr>
-        <w:pStyle w:val="SemEspaamento"/>
-        <w:spacing w:line="276" w:lineRule="auto"/>
-        <w:jc w:val="both"/>
-        <w:rPr>
-          <w:rFonts w:ascii="Book Antiqua" w:hAnsi="Book Antiqua" w:cs="Times New Roman"/>
-          <w:bCs/>
-          <w:color w:val="000000" w:themeColor="text1"/>
-        </w:rPr>
-      </w:pPr>
-      <w:r>
-        <w:rPr>
-          <w:rFonts w:ascii="Book Antiqua" w:hAnsi="Book Antiqua" w:cs="Times New Roman"/>
-          <w:b/>
-          <w:color w:val="000000" w:themeColor="text1"/>
-        </w:rPr>
         <w:lastRenderedPageBreak/>
         <w:t>Parágrafo Segundo:</w:t>
       </w:r>
@@ -5142,6 +4366,515 @@
           <w:bCs/>
           <w:color w:val="000000" w:themeColor="text1"/>
         </w:rPr>
+        <w:t xml:space="preserve"> Estando o pedido em ordem e no prazo de entrega estabelecido, o</w:t>
+      </w:r>
+      <w:r>
+        <w:rPr>
+          <w:rFonts w:ascii="Book Antiqua" w:hAnsi="Book Antiqua" w:cs="Times New Roman"/>
+          <w:bCs/>
+          <w:color w:val="000000" w:themeColor="text1"/>
+        </w:rPr>
+        <w:t xml:space="preserve"> não recebimento dos </w:t>
+      </w:r>
+      <w:r>
+        <w:rPr>
+          <w:rFonts w:ascii="Book Antiqua" w:hAnsi="Book Antiqua" w:cs="Times New Roman"/>
+          <w:bCs/>
+          <w:color w:val="000000" w:themeColor="text1"/>
+        </w:rPr>
+        <w:t>brinquedos adquiridos pelo COMPRADOR(A), seu representante legal, ou representantes nomeados</w:t>
+      </w:r>
+      <w:r>
+        <w:rPr>
+          <w:rFonts w:ascii="Book Antiqua" w:hAnsi="Book Antiqua" w:cs="Times New Roman"/>
+          <w:bCs/>
+          <w:color w:val="000000" w:themeColor="text1"/>
+        </w:rPr>
+        <w:t xml:space="preserve"> no local da instalação </w:t>
+      </w:r>
+      <w:r>
+        <w:rPr>
+          <w:rFonts w:ascii="Book Antiqua" w:hAnsi="Book Antiqua" w:cs="Times New Roman"/>
+          <w:bCs/>
+          <w:color w:val="000000" w:themeColor="text1"/>
+        </w:rPr>
+        <w:t>será entendido como por sua Culpa,</w:t>
+      </w:r>
+      <w:r>
+        <w:rPr>
+          <w:rFonts w:ascii="Book Antiqua" w:hAnsi="Book Antiqua" w:cs="Times New Roman"/>
+          <w:bCs/>
+          <w:color w:val="000000" w:themeColor="text1"/>
+        </w:rPr>
+        <w:t xml:space="preserve"> incorrendo assim nas hipóteses e consequências dispostas na Cláusula Oitava</w:t>
+      </w:r>
+      <w:r>
+        <w:rPr>
+          <w:rFonts w:ascii="Book Antiqua" w:hAnsi="Book Antiqua" w:cs="Times New Roman"/>
+          <w:bCs/>
+          <w:color w:val="000000" w:themeColor="text1"/>
+        </w:rPr>
+        <w:t xml:space="preserve"> e seguintes</w:t>
+      </w:r>
+      <w:r>
+        <w:rPr>
+          <w:rFonts w:ascii="Book Antiqua" w:hAnsi="Book Antiqua" w:cs="Times New Roman"/>
+          <w:bCs/>
+          <w:color w:val="000000" w:themeColor="text1"/>
+        </w:rPr>
+        <w:t xml:space="preserve"> deste instrumento.</w:t>
+      </w:r>
+    </w:p>
+    <w:p>
+      <w:pPr>
+        <w:pStyle w:val="SemEspaamento"/>
+        <w:spacing w:line="276" w:lineRule="auto"/>
+        <w:jc w:val="both"/>
+        <w:rPr>
+          <w:rFonts w:ascii="Book Antiqua" w:hAnsi="Book Antiqua" w:cs="Times New Roman"/>
+          <w:bCs/>
+          <w:color w:val="000000" w:themeColor="text1"/>
+        </w:rPr>
+      </w:pPr>
+    </w:p>
+    <w:p>
+      <w:pPr>
+        <w:pStyle w:val="SemEspaamento"/>
+        <w:spacing w:line="276" w:lineRule="auto"/>
+        <w:jc w:val="both"/>
+        <w:rPr>
+          <w:rFonts w:ascii="Book Antiqua" w:hAnsi="Book Antiqua" w:cs="Times New Roman"/>
+          <w:color w:val="000000" w:themeColor="text1"/>
+        </w:rPr>
+      </w:pPr>
+      <w:r>
+        <w:rPr>
+          <w:rFonts w:ascii="Book Antiqua" w:hAnsi="Book Antiqua" w:cs="Times New Roman"/>
+          <w:b/>
+          <w:color w:val="000000" w:themeColor="text1"/>
+        </w:rPr>
+        <w:t xml:space="preserve">CLÁUSULA DÉCIMA TERCEIRA: </w:t>
+      </w:r>
+      <w:r>
+        <w:rPr>
+          <w:rFonts w:ascii="Book Antiqua" w:hAnsi="Book Antiqua" w:cs="Times New Roman"/>
+          <w:color w:val="000000" w:themeColor="text1"/>
+        </w:rPr>
+        <w:t xml:space="preserve">Fica ciente o COMPRADOR(A) que caso a entrega </w:t>
+      </w:r>
+      <w:r>
+        <w:rPr>
+          <w:rFonts w:ascii="Book Antiqua" w:hAnsi="Book Antiqua" w:cs="Times New Roman"/>
+          <w:color w:val="000000" w:themeColor="text1"/>
+        </w:rPr>
+        <w:t xml:space="preserve">dos equipamentos e </w:t>
+      </w:r>
+      <w:r>
+        <w:rPr>
+          <w:rFonts w:ascii="Book Antiqua" w:hAnsi="Book Antiqua" w:cs="Times New Roman"/>
+          <w:color w:val="000000" w:themeColor="text1"/>
+        </w:rPr>
+        <w:t xml:space="preserve">realização da montagem </w:t>
+      </w:r>
+      <w:r>
+        <w:rPr>
+          <w:rFonts w:ascii="Book Antiqua" w:hAnsi="Book Antiqua" w:cs="Times New Roman"/>
+          <w:color w:val="000000" w:themeColor="text1"/>
+        </w:rPr>
+        <w:t>ocorreram em</w:t>
+      </w:r>
+      <w:r>
+        <w:rPr>
+          <w:rFonts w:ascii="Book Antiqua" w:hAnsi="Book Antiqua" w:cs="Times New Roman"/>
+          <w:color w:val="000000" w:themeColor="text1"/>
+        </w:rPr>
+        <w:t xml:space="preserve"> condomínios ou locais comerciais que possuírem </w:t>
+      </w:r>
+      <w:r>
+        <w:rPr>
+          <w:rFonts w:ascii="Book Antiqua" w:hAnsi="Book Antiqua" w:cs="Times New Roman"/>
+          <w:color w:val="000000" w:themeColor="text1"/>
+        </w:rPr>
+        <w:t xml:space="preserve">necessidade de autorização prévia, esta deverá ser realizada dando-se acesso </w:t>
+      </w:r>
+      <w:r>
+        <w:rPr>
+          <w:rFonts w:ascii="Book Antiqua" w:hAnsi="Book Antiqua" w:cs="Times New Roman"/>
+          <w:color w:val="000000" w:themeColor="text1"/>
+        </w:rPr>
+        <w:t xml:space="preserve">à VENDEDORA aos locais destinados para os fins necessários de montagem, </w:t>
+      </w:r>
+      <w:r>
+        <w:rPr>
+          <w:rFonts w:ascii="Book Antiqua" w:hAnsi="Book Antiqua" w:cs="Times New Roman"/>
+          <w:color w:val="000000" w:themeColor="text1"/>
+        </w:rPr>
+        <w:t xml:space="preserve">sendo obrigação desta informar os dados das pessoas que comparecerão para montagem </w:t>
+      </w:r>
+      <w:r>
+        <w:rPr>
+          <w:rFonts w:ascii="Book Antiqua" w:hAnsi="Book Antiqua" w:cs="Times New Roman"/>
+          <w:color w:val="000000" w:themeColor="text1"/>
+        </w:rPr>
+        <w:t>no prazo indicado pela COMPRADORA.</w:t>
+      </w:r>
+    </w:p>
+    <w:p>
+      <w:pPr>
+        <w:pStyle w:val="SemEspaamento"/>
+        <w:spacing w:line="276" w:lineRule="auto"/>
+        <w:jc w:val="both"/>
+        <w:rPr>
+          <w:rFonts w:ascii="Book Antiqua" w:hAnsi="Book Antiqua" w:cs="Times New Roman"/>
+          <w:color w:val="000000" w:themeColor="text1"/>
+        </w:rPr>
+      </w:pPr>
+    </w:p>
+    <w:p>
+      <w:pPr>
+        <w:pStyle w:val="SemEspaamento"/>
+        <w:spacing w:line="276" w:lineRule="auto"/>
+        <w:jc w:val="both"/>
+        <w:rPr>
+          <w:rFonts w:ascii="Book Antiqua" w:hAnsi="Book Antiqua" w:cs="Times New Roman"/>
+          <w:bCs/>
+          <w:color w:val="000000" w:themeColor="text1"/>
+        </w:rPr>
+      </w:pPr>
+      <w:r>
+        <w:rPr>
+          <w:rFonts w:ascii="Book Antiqua" w:hAnsi="Book Antiqua" w:cs="Times New Roman"/>
+          <w:b/>
+          <w:bCs/>
+          <w:color w:val="000000" w:themeColor="text1"/>
+        </w:rPr>
+        <w:t>Parágrafo Único:</w:t>
+      </w:r>
+      <w:r>
+        <w:rPr>
+          <w:rFonts w:ascii="Book Antiqua" w:hAnsi="Book Antiqua" w:cs="Times New Roman"/>
+          <w:color w:val="000000" w:themeColor="text1"/>
+        </w:rPr>
+        <w:t xml:space="preserve"> Caso não seja realizada a liberação por parte do COMPRADOR(A) e impossibilitada a entrega ou a montagem dos equipamentos </w:t>
+      </w:r>
+      <w:r>
+        <w:rPr>
+          <w:rFonts w:ascii="Book Antiqua" w:hAnsi="Book Antiqua" w:cs="Times New Roman"/>
+          <w:bCs/>
+          <w:color w:val="000000" w:themeColor="text1"/>
+        </w:rPr>
+        <w:t>no local da instalação será entendido como por sua Culpa, incorrendo assim nas hipóteses e consequências dispostas na Cláusula Oitava e seguintes deste instrumento.</w:t>
+      </w:r>
+    </w:p>
+    <w:p>
+      <w:pPr>
+        <w:pStyle w:val="SemEspaamento"/>
+        <w:spacing w:line="276" w:lineRule="auto"/>
+        <w:jc w:val="both"/>
+        <w:rPr>
+          <w:rFonts w:ascii="Book Antiqua" w:hAnsi="Book Antiqua" w:cs="Times New Roman"/>
+          <w:color w:val="000000" w:themeColor="text1"/>
+        </w:rPr>
+      </w:pPr>
+    </w:p>
+    <w:p>
+      <w:pPr>
+        <w:pStyle w:val="SemEspaamento"/>
+        <w:spacing w:line="276" w:lineRule="auto"/>
+        <w:jc w:val="both"/>
+        <w:rPr>
+          <w:rFonts w:ascii="Book Antiqua" w:hAnsi="Book Antiqua" w:cs="Times New Roman"/>
+          <w:bCs/>
+          <w:color w:val="000000" w:themeColor="text1"/>
+        </w:rPr>
+      </w:pPr>
+      <w:r>
+        <w:rPr>
+          <w:rFonts w:ascii="Book Antiqua" w:hAnsi="Book Antiqua" w:cs="Times New Roman"/>
+          <w:b/>
+          <w:color w:val="000000" w:themeColor="text1"/>
+        </w:rPr>
+        <w:t xml:space="preserve">CLÁUSULA DÉCIMA QUARTA: </w:t>
+      </w:r>
+      <w:r>
+        <w:rPr>
+          <w:rFonts w:ascii="Book Antiqua" w:hAnsi="Book Antiqua" w:cs="Times New Roman"/>
+          <w:bCs/>
+          <w:color w:val="000000" w:themeColor="text1"/>
+        </w:rPr>
+        <w:t xml:space="preserve">Finalizada a Instalação do brinquedo no prazo contratual, o COMPRADOR(A) </w:t>
+      </w:r>
+      <w:r>
+        <w:rPr>
+          <w:rFonts w:ascii="Book Antiqua" w:hAnsi="Book Antiqua" w:cs="Times New Roman"/>
+          <w:bCs/>
+          <w:color w:val="000000" w:themeColor="text1"/>
+        </w:rPr>
+        <w:t xml:space="preserve">realizará a vistoria do equipamento e, estando em ordem a montagem, assinará TERMO DE ENTREGA E CONFORMIDADE, que fará parte do presente instrumento, </w:t>
+      </w:r>
+      <w:r>
+        <w:rPr>
+          <w:rFonts w:ascii="Book Antiqua" w:hAnsi="Book Antiqua" w:cs="Times New Roman"/>
+          <w:bCs/>
+          <w:color w:val="000000" w:themeColor="text1"/>
+        </w:rPr>
+        <w:t xml:space="preserve">para </w:t>
+      </w:r>
+      <w:r>
+        <w:rPr>
+          <w:rFonts w:ascii="Book Antiqua" w:hAnsi="Book Antiqua" w:cs="Times New Roman"/>
+          <w:color w:val="000000" w:themeColor="text1"/>
+        </w:rPr>
+        <w:t xml:space="preserve">nada mais reclamar, eis que vistoriou o mesmo, </w:t>
+      </w:r>
+      <w:r>
+        <w:rPr>
+          <w:rFonts w:ascii="Book Antiqua" w:hAnsi="Book Antiqua" w:cs="Times New Roman"/>
+          <w:bCs/>
+          <w:color w:val="000000" w:themeColor="text1"/>
+        </w:rPr>
+        <w:t xml:space="preserve">passando a partir da </w:t>
+      </w:r>
+      <w:r>
+        <w:rPr>
+          <w:rFonts w:ascii="Book Antiqua" w:hAnsi="Book Antiqua" w:cs="Times New Roman"/>
+          <w:bCs/>
+          <w:color w:val="000000" w:themeColor="text1"/>
+        </w:rPr>
+        <w:t>respectiva data o início do vigor da garantia do brinquedo contra defeitos de fabricação.</w:t>
+      </w:r>
+    </w:p>
+    <w:p>
+      <w:pPr>
+        <w:pStyle w:val="SemEspaamento"/>
+        <w:spacing w:line="276" w:lineRule="auto"/>
+        <w:jc w:val="both"/>
+        <w:rPr>
+          <w:rFonts w:ascii="Book Antiqua" w:hAnsi="Book Antiqua" w:cs="Times New Roman"/>
+          <w:bCs/>
+          <w:color w:val="000000" w:themeColor="text1"/>
+        </w:rPr>
+      </w:pPr>
+    </w:p>
+    <w:p>
+      <w:pPr>
+        <w:pStyle w:val="SemEspaamento"/>
+        <w:spacing w:line="276" w:lineRule="auto"/>
+        <w:jc w:val="both"/>
+        <w:rPr>
+          <w:rFonts w:ascii="Book Antiqua" w:hAnsi="Book Antiqua" w:cs="Times New Roman"/>
+          <w:b/>
+          <w:color w:val="000000" w:themeColor="text1"/>
+          <w:u w:val="single"/>
+        </w:rPr>
+      </w:pPr>
+      <w:r>
+        <w:rPr>
+          <w:rFonts w:ascii="Book Antiqua" w:hAnsi="Book Antiqua" w:cs="Times New Roman"/>
+          <w:b/>
+          <w:color w:val="000000" w:themeColor="text1"/>
+          <w:u w:val="single"/>
+        </w:rPr>
+        <w:t>V – DAS OBRIGAÇÕES DA VENDEDORA</w:t>
+      </w:r>
+    </w:p>
+    <w:p>
+      <w:pPr>
+        <w:pStyle w:val="SemEspaamento"/>
+        <w:spacing w:line="276" w:lineRule="auto"/>
+        <w:jc w:val="both"/>
+        <w:rPr>
+          <w:rFonts w:ascii="Book Antiqua" w:hAnsi="Book Antiqua" w:cs="Times New Roman"/>
+          <w:bCs/>
+          <w:color w:val="000000" w:themeColor="text1"/>
+        </w:rPr>
+      </w:pPr>
+      <w:r>
+        <w:rPr>
+          <w:rFonts w:ascii="Book Antiqua" w:hAnsi="Book Antiqua" w:cs="Times New Roman"/>
+          <w:b/>
+          <w:color w:val="000000" w:themeColor="text1"/>
+        </w:rPr>
+        <w:t xml:space="preserve">CLÁUSULA DÉCIMA QUINTA: </w:t>
+      </w:r>
+      <w:r>
+        <w:rPr>
+          <w:rFonts w:ascii="Book Antiqua" w:hAnsi="Book Antiqua" w:cs="Times New Roman"/>
+          <w:bCs/>
+          <w:color w:val="000000" w:themeColor="text1"/>
+        </w:rPr>
+        <w:t>São obrigações da VENDEDORA:</w:t>
+      </w:r>
+    </w:p>
+    <w:p>
+      <w:pPr>
+        <w:pStyle w:val="SemEspaamento"/>
+        <w:spacing w:line="276" w:lineRule="auto"/>
+        <w:jc w:val="both"/>
+        <w:rPr>
+          <w:rFonts w:ascii="Book Antiqua" w:hAnsi="Book Antiqua" w:cs="Times New Roman"/>
+          <w:bCs/>
+          <w:color w:val="000000" w:themeColor="text1"/>
+        </w:rPr>
+      </w:pPr>
+    </w:p>
+    <w:p>
+      <w:pPr>
+        <w:pStyle w:val="SemEspaamento"/>
+        <w:spacing w:line="276" w:lineRule="auto"/>
+        <w:jc w:val="both"/>
+        <w:rPr>
+          <w:rFonts w:ascii="Book Antiqua" w:hAnsi="Book Antiqua" w:cs="Times New Roman"/>
+          <w:bCs/>
+          <w:color w:val="000000" w:themeColor="text1"/>
+        </w:rPr>
+      </w:pPr>
+      <w:bookmarkStart w:id="2" w:name="_Hlk126854378"/>
+      <w:r>
+        <w:rPr>
+          <w:rFonts w:ascii="Book Antiqua" w:hAnsi="Book Antiqua" w:cs="Times New Roman"/>
+          <w:b/>
+          <w:color w:val="000000" w:themeColor="text1"/>
+        </w:rPr>
+        <w:t xml:space="preserve">Parágrafo Primeiro: </w:t>
+      </w:r>
+      <w:r>
+        <w:rPr>
+          <w:rFonts w:ascii="Book Antiqua" w:hAnsi="Book Antiqua" w:cs="Times New Roman"/>
+          <w:bCs/>
+          <w:color w:val="000000" w:themeColor="text1"/>
+        </w:rPr>
+        <w:t xml:space="preserve">Apresentar o catálogo de produtos e o projeto para o </w:t>
+      </w:r>
+      <w:proofErr w:type="gramStart"/>
+      <w:r>
+        <w:rPr>
+          <w:rFonts w:ascii="Book Antiqua" w:hAnsi="Book Antiqua" w:cs="Times New Roman"/>
+          <w:bCs/>
+          <w:color w:val="000000" w:themeColor="text1"/>
+        </w:rPr>
+        <w:t>COMPRADOR(</w:t>
+      </w:r>
+      <w:proofErr w:type="gramEnd"/>
+      <w:r>
+        <w:rPr>
+          <w:rFonts w:ascii="Book Antiqua" w:hAnsi="Book Antiqua" w:cs="Times New Roman"/>
+          <w:bCs/>
+          <w:color w:val="000000" w:themeColor="text1"/>
+        </w:rPr>
+        <w:t xml:space="preserve">A) discriminando a </w:t>
+      </w:r>
+      <w:r>
+        <w:rPr>
+          <w:rFonts w:ascii="Book Antiqua" w:hAnsi="Book Antiqua" w:cs="Times New Roman"/>
+          <w:bCs/>
+          <w:color w:val="000000" w:themeColor="text1"/>
+        </w:rPr>
+        <w:t>metragem e o material utilizado na fabricação do mesmo.</w:t>
+      </w:r>
+    </w:p>
+    <w:bookmarkEnd w:id="2"/>
+    <w:p>
+      <w:pPr>
+        <w:pStyle w:val="SemEspaamento"/>
+        <w:spacing w:line="276" w:lineRule="auto"/>
+        <w:jc w:val="both"/>
+        <w:rPr>
+          <w:rFonts w:ascii="Book Antiqua" w:hAnsi="Book Antiqua" w:cs="Times New Roman"/>
+          <w:bCs/>
+          <w:color w:val="000000" w:themeColor="text1"/>
+        </w:rPr>
+      </w:pPr>
+    </w:p>
+    <w:p>
+      <w:pPr>
+        <w:pStyle w:val="SemEspaamento"/>
+        <w:spacing w:line="276" w:lineRule="auto"/>
+        <w:jc w:val="both"/>
+        <w:rPr>
+          <w:rFonts w:ascii="Book Antiqua" w:hAnsi="Book Antiqua" w:cs="Times New Roman"/>
+          <w:bCs/>
+          <w:color w:val="000000" w:themeColor="text1"/>
+        </w:rPr>
+      </w:pPr>
+      <w:r>
+        <w:rPr>
+          <w:rFonts w:ascii="Book Antiqua" w:hAnsi="Book Antiqua" w:cs="Times New Roman"/>
+          <w:b/>
+          <w:color w:val="000000" w:themeColor="text1"/>
+        </w:rPr>
+        <w:t>Parágrafo Segundo:</w:t>
+      </w:r>
+      <w:r>
+        <w:rPr>
+          <w:rFonts w:ascii="Book Antiqua" w:hAnsi="Book Antiqua" w:cs="Times New Roman"/>
+          <w:bCs/>
+          <w:color w:val="000000" w:themeColor="text1"/>
+        </w:rPr>
+        <w:t xml:space="preserve"> Zelar para que os bens sejam entregues no local escolhido pelas partes em conformidade com o que prevê este Contrato</w:t>
+      </w:r>
+      <w:r>
+        <w:rPr>
+          <w:rFonts w:ascii="Book Antiqua" w:hAnsi="Book Antiqua" w:cs="Times New Roman"/>
+          <w:bCs/>
+          <w:color w:val="000000" w:themeColor="text1"/>
+        </w:rPr>
+        <w:t xml:space="preserve"> e o projeto escolhido e assinado no ato da compra.</w:t>
+      </w:r>
+    </w:p>
+    <w:p>
+      <w:pPr>
+        <w:pStyle w:val="SemEspaamento"/>
+        <w:spacing w:line="276" w:lineRule="auto"/>
+        <w:jc w:val="both"/>
+        <w:rPr>
+          <w:rFonts w:ascii="Book Antiqua" w:hAnsi="Book Antiqua" w:cs="Times New Roman"/>
+          <w:bCs/>
+          <w:color w:val="000000" w:themeColor="text1"/>
+        </w:rPr>
+      </w:pPr>
+    </w:p>
+    <w:p>
+      <w:pPr>
+        <w:pStyle w:val="SemEspaamento"/>
+        <w:spacing w:line="276" w:lineRule="auto"/>
+        <w:jc w:val="both"/>
+        <w:rPr>
+          <w:rFonts w:ascii="Book Antiqua" w:hAnsi="Book Antiqua" w:cs="Times New Roman"/>
+          <w:bCs/>
+          <w:color w:val="000000" w:themeColor="text1"/>
+        </w:rPr>
+      </w:pPr>
+      <w:r>
+        <w:rPr>
+          <w:rFonts w:ascii="Book Antiqua" w:hAnsi="Book Antiqua" w:cs="Times New Roman"/>
+          <w:b/>
+          <w:color w:val="000000" w:themeColor="text1"/>
+        </w:rPr>
+        <w:t xml:space="preserve">Parágrafo Terceiro: </w:t>
+      </w:r>
+      <w:r>
+        <w:rPr>
+          <w:rFonts w:ascii="Book Antiqua" w:hAnsi="Book Antiqua" w:cs="Times New Roman"/>
+          <w:bCs/>
+          <w:color w:val="000000" w:themeColor="text1"/>
+        </w:rPr>
+        <w:t>Entregar no local escolhido pel</w:t>
+      </w:r>
+      <w:r>
+        <w:rPr>
+          <w:rFonts w:ascii="Book Antiqua" w:hAnsi="Book Antiqua" w:cs="Times New Roman"/>
+          <w:bCs/>
+          <w:color w:val="000000" w:themeColor="text1"/>
+        </w:rPr>
+        <w:t>o COMPRADOR(A)</w:t>
+      </w:r>
+      <w:r>
+        <w:rPr>
+          <w:rFonts w:ascii="Book Antiqua" w:hAnsi="Book Antiqua" w:cs="Times New Roman"/>
+          <w:bCs/>
+          <w:color w:val="000000" w:themeColor="text1"/>
+        </w:rPr>
         <w:t xml:space="preserve"> </w:t>
       </w:r>
       <w:r>
@@ -5150,6 +4883,309 @@
           <w:bCs/>
           <w:color w:val="000000" w:themeColor="text1"/>
         </w:rPr>
+        <w:t xml:space="preserve">os equipamentos adquiridos </w:t>
+      </w:r>
+      <w:r>
+        <w:rPr>
+          <w:rFonts w:ascii="Book Antiqua" w:hAnsi="Book Antiqua" w:cs="Times New Roman"/>
+          <w:bCs/>
+          <w:color w:val="000000" w:themeColor="text1"/>
+        </w:rPr>
+        <w:t>para guarda dos bens, livre</w:t>
+      </w:r>
+      <w:r>
+        <w:rPr>
+          <w:rFonts w:ascii="Book Antiqua" w:hAnsi="Book Antiqua" w:cs="Times New Roman"/>
+          <w:bCs/>
+          <w:color w:val="000000" w:themeColor="text1"/>
+        </w:rPr>
+        <w:t>s</w:t>
+      </w:r>
+      <w:r>
+        <w:rPr>
+          <w:rFonts w:ascii="Book Antiqua" w:hAnsi="Book Antiqua" w:cs="Times New Roman"/>
+          <w:bCs/>
+          <w:color w:val="000000" w:themeColor="text1"/>
+        </w:rPr>
+        <w:t xml:space="preserve"> e desembaraçados de qualquer ônus, na data es</w:t>
+      </w:r>
+      <w:r>
+        <w:rPr>
+          <w:rFonts w:ascii="Book Antiqua" w:hAnsi="Book Antiqua" w:cs="Times New Roman"/>
+          <w:bCs/>
+          <w:color w:val="000000" w:themeColor="text1"/>
+        </w:rPr>
+        <w:t xml:space="preserve">perada </w:t>
+      </w:r>
+      <w:r>
+        <w:rPr>
+          <w:rFonts w:ascii="Book Antiqua" w:hAnsi="Book Antiqua" w:cs="Times New Roman"/>
+          <w:bCs/>
+          <w:color w:val="000000" w:themeColor="text1"/>
+        </w:rPr>
+        <w:t>neste Contrato</w:t>
+      </w:r>
+      <w:r>
+        <w:rPr>
+          <w:rFonts w:ascii="Book Antiqua" w:hAnsi="Book Antiqua" w:cs="Times New Roman"/>
+          <w:bCs/>
+          <w:color w:val="000000" w:themeColor="text1"/>
+        </w:rPr>
+        <w:t>.</w:t>
+      </w:r>
+    </w:p>
+    <w:p>
+      <w:pPr>
+        <w:pStyle w:val="SemEspaamento"/>
+        <w:spacing w:line="276" w:lineRule="auto"/>
+        <w:jc w:val="both"/>
+        <w:rPr>
+          <w:rFonts w:ascii="Book Antiqua" w:hAnsi="Book Antiqua" w:cs="Times New Roman"/>
+          <w:bCs/>
+          <w:color w:val="000000" w:themeColor="text1"/>
+        </w:rPr>
+      </w:pPr>
+    </w:p>
+    <w:p>
+      <w:pPr>
+        <w:pStyle w:val="SemEspaamento"/>
+        <w:spacing w:line="276" w:lineRule="auto"/>
+        <w:jc w:val="both"/>
+        <w:rPr>
+          <w:rFonts w:ascii="Book Antiqua" w:hAnsi="Book Antiqua" w:cs="Times New Roman"/>
+          <w:bCs/>
+          <w:color w:val="000000" w:themeColor="text1"/>
+        </w:rPr>
+      </w:pPr>
+      <w:r>
+        <w:rPr>
+          <w:rFonts w:ascii="Book Antiqua" w:hAnsi="Book Antiqua" w:cs="Times New Roman"/>
+          <w:b/>
+          <w:color w:val="000000" w:themeColor="text1"/>
+        </w:rPr>
+        <w:t xml:space="preserve">Parágrafo Quarto: </w:t>
+      </w:r>
+      <w:r>
+        <w:rPr>
+          <w:rFonts w:ascii="Book Antiqua" w:hAnsi="Book Antiqua" w:cs="Times New Roman"/>
+          <w:bCs/>
+          <w:color w:val="000000" w:themeColor="text1"/>
+        </w:rPr>
+        <w:t>Fornecer ao COMPRADOR(A) os meios de comunicação e canais de contato para fins de esclarecimentos de dúvidas</w:t>
+      </w:r>
+      <w:r>
+        <w:rPr>
+          <w:rFonts w:ascii="Book Antiqua" w:hAnsi="Book Antiqua" w:cs="Times New Roman"/>
+          <w:bCs/>
+          <w:color w:val="000000" w:themeColor="text1"/>
+        </w:rPr>
+        <w:t>, notificações e reclamações, providenciando as respostas em tempo hábil.</w:t>
+      </w:r>
+    </w:p>
+    <w:p>
+      <w:pPr>
+        <w:pStyle w:val="SemEspaamento"/>
+        <w:spacing w:line="276" w:lineRule="auto"/>
+        <w:jc w:val="both"/>
+        <w:rPr>
+          <w:rFonts w:ascii="Book Antiqua" w:hAnsi="Book Antiqua" w:cs="Times New Roman"/>
+          <w:bCs/>
+          <w:color w:val="000000" w:themeColor="text1"/>
+        </w:rPr>
+      </w:pPr>
+    </w:p>
+    <w:p>
+      <w:pPr>
+        <w:pStyle w:val="SemEspaamento"/>
+        <w:spacing w:line="276" w:lineRule="auto"/>
+        <w:jc w:val="both"/>
+        <w:rPr>
+          <w:rFonts w:ascii="Book Antiqua" w:hAnsi="Book Antiqua" w:cs="Times New Roman"/>
+          <w:bCs/>
+          <w:color w:val="000000" w:themeColor="text1"/>
+        </w:rPr>
+      </w:pPr>
+      <w:r>
+        <w:rPr>
+          <w:rFonts w:ascii="Book Antiqua" w:hAnsi="Book Antiqua" w:cs="Times New Roman"/>
+          <w:b/>
+          <w:color w:val="000000" w:themeColor="text1"/>
+        </w:rPr>
+        <w:t>Parágrafo Quinto:</w:t>
+      </w:r>
+      <w:r>
+        <w:rPr>
+          <w:rFonts w:ascii="Book Antiqua" w:hAnsi="Book Antiqua" w:cs="Times New Roman"/>
+          <w:bCs/>
+          <w:color w:val="000000" w:themeColor="text1"/>
+        </w:rPr>
+        <w:t xml:space="preserve"> Zelar pelo fiel comprimento do presente contrato e de todas as cláusulas e obrigações nele dispostas, em especial quanto aos prazos estabelecidos. </w:t>
+      </w:r>
+    </w:p>
+    <w:p>
+      <w:pPr>
+        <w:pStyle w:val="SemEspaamento"/>
+        <w:spacing w:line="276" w:lineRule="auto"/>
+        <w:jc w:val="both"/>
+        <w:rPr>
+          <w:rFonts w:ascii="Book Antiqua" w:hAnsi="Book Antiqua" w:cs="Times New Roman"/>
+          <w:bCs/>
+          <w:color w:val="000000" w:themeColor="text1"/>
+        </w:rPr>
+      </w:pPr>
+    </w:p>
+    <w:p>
+      <w:pPr>
+        <w:pStyle w:val="SemEspaamento"/>
+        <w:spacing w:line="276" w:lineRule="auto"/>
+        <w:jc w:val="both"/>
+        <w:rPr>
+          <w:rFonts w:ascii="Book Antiqua" w:hAnsi="Book Antiqua" w:cs="Times New Roman"/>
+          <w:b/>
+          <w:color w:val="000000" w:themeColor="text1"/>
+          <w:u w:val="single"/>
+        </w:rPr>
+      </w:pPr>
+      <w:r>
+        <w:rPr>
+          <w:rFonts w:ascii="Book Antiqua" w:hAnsi="Book Antiqua" w:cs="Times New Roman"/>
+          <w:b/>
+          <w:color w:val="000000" w:themeColor="text1"/>
+          <w:u w:val="single"/>
+        </w:rPr>
+        <w:t>VI – DAS OBRIGAÇÕES DA COMPRADORA</w:t>
+      </w:r>
+    </w:p>
+    <w:p>
+      <w:pPr>
+        <w:pStyle w:val="SemEspaamento"/>
+        <w:spacing w:line="276" w:lineRule="auto"/>
+        <w:jc w:val="both"/>
+        <w:rPr>
+          <w:rFonts w:ascii="Book Antiqua" w:hAnsi="Book Antiqua" w:cs="Times New Roman"/>
+          <w:bCs/>
+          <w:color w:val="000000" w:themeColor="text1"/>
+        </w:rPr>
+      </w:pPr>
+      <w:r>
+        <w:rPr>
+          <w:rFonts w:ascii="Book Antiqua" w:hAnsi="Book Antiqua" w:cs="Times New Roman"/>
+          <w:b/>
+          <w:color w:val="000000" w:themeColor="text1"/>
+        </w:rPr>
+        <w:t xml:space="preserve">CLÁUSULA DÉCIMA SEXTA: </w:t>
+      </w:r>
+      <w:r>
+        <w:rPr>
+          <w:rFonts w:ascii="Book Antiqua" w:hAnsi="Book Antiqua" w:cs="Times New Roman"/>
+          <w:bCs/>
+          <w:color w:val="000000" w:themeColor="text1"/>
+        </w:rPr>
+        <w:t>São obrigações do COMPRADOR(A):</w:t>
+      </w:r>
+    </w:p>
+    <w:p>
+      <w:pPr>
+        <w:pStyle w:val="SemEspaamento"/>
+        <w:spacing w:line="276" w:lineRule="auto"/>
+        <w:jc w:val="both"/>
+        <w:rPr>
+          <w:rFonts w:ascii="Book Antiqua" w:hAnsi="Book Antiqua" w:cs="Times New Roman"/>
+          <w:b/>
+          <w:color w:val="000000" w:themeColor="text1"/>
+        </w:rPr>
+      </w:pPr>
+    </w:p>
+    <w:p>
+      <w:pPr>
+        <w:pStyle w:val="SemEspaamento"/>
+        <w:spacing w:line="276" w:lineRule="auto"/>
+        <w:jc w:val="both"/>
+        <w:rPr>
+          <w:rFonts w:ascii="Book Antiqua" w:hAnsi="Book Antiqua" w:cs="Times New Roman"/>
+          <w:b/>
+          <w:color w:val="000000" w:themeColor="text1"/>
+        </w:rPr>
+      </w:pPr>
+      <w:r>
+        <w:rPr>
+          <w:rFonts w:ascii="Book Antiqua" w:hAnsi="Book Antiqua" w:cs="Times New Roman"/>
+          <w:b/>
+          <w:color w:val="000000" w:themeColor="text1"/>
+        </w:rPr>
+        <w:lastRenderedPageBreak/>
+        <w:t>Parágrafo Primeiro:</w:t>
+      </w:r>
+      <w:r>
+        <w:rPr>
+          <w:rFonts w:ascii="Book Antiqua" w:hAnsi="Book Antiqua" w:cs="Times New Roman"/>
+          <w:b/>
+          <w:color w:val="000000" w:themeColor="text1"/>
+        </w:rPr>
+        <w:t xml:space="preserve"> </w:t>
+      </w:r>
+      <w:r>
+        <w:rPr>
+          <w:rFonts w:ascii="Book Antiqua" w:hAnsi="Book Antiqua" w:cs="Times New Roman"/>
+          <w:bCs/>
+          <w:color w:val="000000" w:themeColor="text1"/>
+        </w:rPr>
+        <w:t>Efetuar o pagamento dos valores descritos neste contrato nas datas e condições acima dispostos.</w:t>
+      </w:r>
+      <w:r>
+        <w:rPr>
+          <w:rFonts w:ascii="Book Antiqua" w:hAnsi="Book Antiqua" w:cs="Times New Roman"/>
+          <w:b/>
+          <w:color w:val="000000" w:themeColor="text1"/>
+        </w:rPr>
+        <w:t xml:space="preserve"> </w:t>
+      </w:r>
+    </w:p>
+    <w:p>
+      <w:pPr>
+        <w:pStyle w:val="SemEspaamento"/>
+        <w:spacing w:line="276" w:lineRule="auto"/>
+        <w:jc w:val="both"/>
+        <w:rPr>
+          <w:rFonts w:ascii="Book Antiqua" w:hAnsi="Book Antiqua" w:cs="Times New Roman"/>
+          <w:bCs/>
+          <w:color w:val="000000" w:themeColor="text1"/>
+        </w:rPr>
+      </w:pPr>
+    </w:p>
+    <w:p>
+      <w:pPr>
+        <w:pStyle w:val="SemEspaamento"/>
+        <w:spacing w:line="276" w:lineRule="auto"/>
+        <w:jc w:val="both"/>
+        <w:rPr>
+          <w:rFonts w:ascii="Book Antiqua" w:hAnsi="Book Antiqua" w:cs="Times New Roman"/>
+          <w:bCs/>
+          <w:color w:val="000000" w:themeColor="text1"/>
+        </w:rPr>
+      </w:pPr>
+      <w:r>
+        <w:rPr>
+          <w:rFonts w:ascii="Book Antiqua" w:hAnsi="Book Antiqua" w:cs="Times New Roman"/>
+          <w:b/>
+          <w:color w:val="000000" w:themeColor="text1"/>
+        </w:rPr>
+        <w:t>Parágrafo Segundo:</w:t>
+      </w:r>
+      <w:r>
+        <w:rPr>
+          <w:rFonts w:ascii="Book Antiqua" w:hAnsi="Book Antiqua" w:cs="Times New Roman"/>
+          <w:bCs/>
+          <w:color w:val="000000" w:themeColor="text1"/>
+        </w:rPr>
+        <w:t xml:space="preserve"> </w:t>
+      </w:r>
+      <w:r>
+        <w:rPr>
+          <w:rFonts w:ascii="Book Antiqua" w:hAnsi="Book Antiqua" w:cs="Times New Roman"/>
+          <w:bCs/>
+          <w:color w:val="000000" w:themeColor="text1"/>
+        </w:rPr>
         <w:t xml:space="preserve">Assinar o projeto em para o </w:t>
       </w:r>
       <w:proofErr w:type="gramStart"/>
@@ -5821,31 +5857,826 @@
           <w:rFonts w:ascii="Book Antiqua" w:hAnsi="Book Antiqua" w:cs="Times New Roman"/>
           <w:color w:val="000000" w:themeColor="text1"/>
         </w:rPr>
-        <w:t xml:space="preserve"> Correrá por conta do(a) COMPRADOR(A) as despesas necessárias para a compra e montagem dos materiais estragados ou danificados pelo desgaste natural do produto, devendo a </w:t>
-      </w:r>
-      <w:r>
-        <w:rPr>
-          <w:rFonts w:ascii="Book Antiqua" w:hAnsi="Book Antiqua" w:cs="Times New Roman"/>
+        <w:t xml:space="preserve"> Correrá por conta do(a) COMPRADOR(A) as despesas necessárias para a compra e montagem dos materiais estragados ou danificados pelo desgaste natural do produto, devendo a manutenção ser realizada junto à VENDEDORA ou por empresa por ela indicada, sob pena da perda da garantia, ante o desconhecimento da qualidade e procedência dos materiais adquiridos e montados.</w:t>
+      </w:r>
+    </w:p>
+    <w:p>
+      <w:pPr>
+        <w:pStyle w:val="SemEspaamento"/>
+        <w:spacing w:line="276" w:lineRule="auto"/>
+        <w:jc w:val="both"/>
+        <w:rPr>
+          <w:rFonts w:ascii="Book Antiqua" w:hAnsi="Book Antiqua" w:cs="Times New Roman"/>
+          <w:color w:val="000000" w:themeColor="text1"/>
+        </w:rPr>
+      </w:pPr>
+      <w:r>
+        <w:rPr>
+          <w:rFonts w:ascii="Book Antiqua" w:hAnsi="Book Antiqua" w:cs="Times New Roman"/>
+          <w:b/>
+          <w:color w:val="000000" w:themeColor="text1"/>
+        </w:rPr>
+        <w:t>Parágrafo Segundo:</w:t>
+      </w:r>
+      <w:r>
+        <w:rPr>
+          <w:rFonts w:ascii="Book Antiqua" w:hAnsi="Book Antiqua" w:cs="Times New Roman"/>
+          <w:b/>
+          <w:color w:val="000000" w:themeColor="text1"/>
+        </w:rPr>
+        <w:t xml:space="preserve"> </w:t>
+      </w:r>
+      <w:r>
+        <w:rPr>
+          <w:rFonts w:ascii="Book Antiqua" w:hAnsi="Book Antiqua" w:cs="Times New Roman"/>
+          <w:color w:val="000000" w:themeColor="text1"/>
+        </w:rPr>
+        <w:t xml:space="preserve">Fica desde já ciente </w:t>
+      </w:r>
+      <w:proofErr w:type="gramStart"/>
+      <w:r>
+        <w:rPr>
+          <w:rFonts w:ascii="Book Antiqua" w:hAnsi="Book Antiqua" w:cs="Times New Roman"/>
+          <w:color w:val="000000" w:themeColor="text1"/>
+        </w:rPr>
+        <w:t>o(</w:t>
+      </w:r>
+      <w:proofErr w:type="gramEnd"/>
+      <w:r>
+        <w:rPr>
+          <w:rFonts w:ascii="Book Antiqua" w:hAnsi="Book Antiqua" w:cs="Times New Roman"/>
+          <w:color w:val="000000" w:themeColor="text1"/>
+        </w:rPr>
+        <w:t>a) COMPRADOR(a) que todos os contatos com a Vendedora para fins de agendamento de manutenção ou acionamento da garantia do produto deverão ocorrer de segunda-feira à sexta-feira, das 08 às 18hrs, excetuados os feriados nacionais ou municipais. Os contatos realizados fora do acima descrito serão respondidos no próximo dia útil subsequente e dentro do horário estabelecido.</w:t>
+      </w:r>
+    </w:p>
+    <w:p>
+      <w:pPr>
+        <w:pStyle w:val="SemEspaamento"/>
+        <w:spacing w:line="276" w:lineRule="auto"/>
+        <w:jc w:val="both"/>
+        <w:rPr>
+          <w:rFonts w:ascii="Book Antiqua" w:hAnsi="Book Antiqua" w:cs="Times New Roman"/>
+          <w:color w:val="000000" w:themeColor="text1"/>
+        </w:rPr>
+      </w:pPr>
+    </w:p>
+    <w:p>
+      <w:pPr>
+        <w:pStyle w:val="SemEspaamento"/>
+        <w:spacing w:line="276" w:lineRule="auto"/>
+        <w:jc w:val="both"/>
+        <w:rPr>
+          <w:rFonts w:ascii="Book Antiqua" w:hAnsi="Book Antiqua" w:cs="Times New Roman"/>
+          <w:color w:val="000000" w:themeColor="text1"/>
+        </w:rPr>
+      </w:pPr>
+      <w:r>
+        <w:rPr>
+          <w:rFonts w:ascii="Book Antiqua" w:hAnsi="Book Antiqua" w:cs="Times New Roman"/>
+          <w:b/>
+          <w:bCs/>
+          <w:color w:val="000000" w:themeColor="text1"/>
+        </w:rPr>
+        <w:t>CLÁUSULA VIGÉSIM</w:t>
+      </w:r>
+      <w:r>
+        <w:rPr>
+          <w:rFonts w:ascii="Book Antiqua" w:hAnsi="Book Antiqua" w:cs="Times New Roman"/>
+          <w:b/>
+          <w:bCs/>
+          <w:color w:val="000000" w:themeColor="text1"/>
+        </w:rPr>
+        <w:t>A</w:t>
+      </w:r>
+      <w:r>
+        <w:rPr>
+          <w:rFonts w:ascii="Book Antiqua" w:hAnsi="Book Antiqua" w:cs="Times New Roman"/>
+          <w:b/>
+          <w:bCs/>
+          <w:color w:val="000000" w:themeColor="text1"/>
+        </w:rPr>
+        <w:t>:</w:t>
+      </w:r>
+      <w:r>
+        <w:rPr>
+          <w:rFonts w:ascii="Book Antiqua" w:hAnsi="Book Antiqua" w:cs="Times New Roman"/>
+          <w:color w:val="000000" w:themeColor="text1"/>
+        </w:rPr>
+        <w:t xml:space="preserve"> A </w:t>
+      </w:r>
+      <w:r>
+        <w:rPr>
+          <w:rFonts w:ascii="Book Antiqua" w:hAnsi="Book Antiqua" w:cs="Times New Roman"/>
+          <w:color w:val="000000" w:themeColor="text1"/>
+        </w:rPr>
+        <w:t>VENDEDOR</w:t>
+      </w:r>
+      <w:r>
+        <w:rPr>
+          <w:rFonts w:ascii="Book Antiqua" w:hAnsi="Book Antiqua" w:cs="Times New Roman"/>
+          <w:color w:val="000000" w:themeColor="text1"/>
+        </w:rPr>
+        <w:t>A</w:t>
+      </w:r>
+      <w:r>
+        <w:rPr>
+          <w:rFonts w:ascii="Book Antiqua" w:hAnsi="Book Antiqua" w:cs="Times New Roman"/>
+          <w:color w:val="000000" w:themeColor="text1"/>
+        </w:rPr>
+        <w:t xml:space="preserve"> não se responsabilizará pelos danos causados no </w:t>
+      </w:r>
+      <w:r>
+        <w:rPr>
+          <w:rFonts w:ascii="Book Antiqua" w:hAnsi="Book Antiqua" w:cs="Times New Roman"/>
+          <w:color w:val="000000" w:themeColor="text1"/>
+        </w:rPr>
+        <w:t>brinquedo</w:t>
+      </w:r>
+      <w:r>
+        <w:rPr>
+          <w:rFonts w:ascii="Book Antiqua" w:hAnsi="Book Antiqua" w:cs="Times New Roman"/>
+          <w:color w:val="000000" w:themeColor="text1"/>
+        </w:rPr>
+        <w:t xml:space="preserve"> por negligência do</w:t>
+      </w:r>
+      <w:r>
+        <w:rPr>
+          <w:rFonts w:ascii="Book Antiqua" w:hAnsi="Book Antiqua" w:cs="Times New Roman"/>
+          <w:color w:val="000000" w:themeColor="text1"/>
+        </w:rPr>
+        <w:t>(a)</w:t>
+      </w:r>
+      <w:r>
+        <w:rPr>
+          <w:rFonts w:ascii="Book Antiqua" w:hAnsi="Book Antiqua" w:cs="Times New Roman"/>
+          <w:color w:val="000000" w:themeColor="text1"/>
+        </w:rPr>
+        <w:t xml:space="preserve"> COMPRADOR</w:t>
+      </w:r>
+      <w:r>
+        <w:rPr>
+          <w:rFonts w:ascii="Book Antiqua" w:hAnsi="Book Antiqua" w:cs="Times New Roman"/>
+          <w:color w:val="000000" w:themeColor="text1"/>
+        </w:rPr>
+        <w:t>(A)</w:t>
+      </w:r>
+      <w:r>
+        <w:rPr>
+          <w:rFonts w:ascii="Book Antiqua" w:hAnsi="Book Antiqua" w:cs="Times New Roman"/>
+          <w:color w:val="000000" w:themeColor="text1"/>
+        </w:rPr>
+        <w:t>, e por problemas decorrentes da não realização das revisões acertadas.</w:t>
+      </w:r>
+    </w:p>
+    <w:p>
+      <w:pPr>
+        <w:pStyle w:val="SemEspaamento"/>
+        <w:spacing w:line="276" w:lineRule="auto"/>
+        <w:jc w:val="both"/>
+        <w:rPr>
+          <w:rFonts w:ascii="Book Antiqua" w:hAnsi="Book Antiqua" w:cs="Times New Roman"/>
+          <w:color w:val="000000" w:themeColor="text1"/>
+        </w:rPr>
+      </w:pPr>
+    </w:p>
+    <w:p>
+      <w:pPr>
+        <w:pStyle w:val="SemEspaamento"/>
+        <w:spacing w:line="276" w:lineRule="auto"/>
+        <w:jc w:val="both"/>
+        <w:rPr>
+          <w:rFonts w:ascii="Book Antiqua" w:hAnsi="Book Antiqua" w:cs="Times New Roman"/>
+          <w:color w:val="000000" w:themeColor="text1"/>
+        </w:rPr>
+      </w:pPr>
+      <w:r>
+        <w:rPr>
+          <w:rFonts w:ascii="Book Antiqua" w:hAnsi="Book Antiqua" w:cs="Times New Roman"/>
+          <w:b/>
+          <w:bCs/>
+          <w:color w:val="000000" w:themeColor="text1"/>
+        </w:rPr>
+        <w:t xml:space="preserve">CLÁUSULA VIGÉSIMA </w:t>
+      </w:r>
+      <w:r>
+        <w:rPr>
+          <w:rFonts w:ascii="Book Antiqua" w:hAnsi="Book Antiqua" w:cs="Times New Roman"/>
+          <w:b/>
+          <w:bCs/>
+          <w:color w:val="000000" w:themeColor="text1"/>
+        </w:rPr>
+        <w:t>PRIMEIRA</w:t>
+      </w:r>
+      <w:r>
+        <w:rPr>
+          <w:rFonts w:ascii="Book Antiqua" w:hAnsi="Book Antiqua" w:cs="Times New Roman"/>
+          <w:color w:val="000000" w:themeColor="text1"/>
+        </w:rPr>
+        <w:t xml:space="preserve">: </w:t>
+      </w:r>
+      <w:r>
+        <w:rPr>
+          <w:rFonts w:ascii="Book Antiqua" w:hAnsi="Book Antiqua" w:cs="Times New Roman"/>
+          <w:color w:val="000000" w:themeColor="text1"/>
+        </w:rPr>
+        <w:t xml:space="preserve">Cumpre </w:t>
+      </w:r>
+      <w:r>
+        <w:rPr>
+          <w:rFonts w:ascii="Book Antiqua" w:hAnsi="Book Antiqua" w:cs="Times New Roman"/>
+          <w:color w:val="000000" w:themeColor="text1"/>
+        </w:rPr>
+        <w:t>ao (</w:t>
+      </w:r>
+      <w:r>
+        <w:rPr>
+          <w:rFonts w:ascii="Book Antiqua" w:hAnsi="Book Antiqua" w:cs="Times New Roman"/>
+          <w:color w:val="000000" w:themeColor="text1"/>
+        </w:rPr>
+        <w:t>à</w:t>
+      </w:r>
+      <w:r>
+        <w:rPr>
+          <w:rFonts w:ascii="Book Antiqua" w:hAnsi="Book Antiqua" w:cs="Times New Roman"/>
+          <w:color w:val="000000" w:themeColor="text1"/>
+        </w:rPr>
+        <w:t>)</w:t>
+      </w:r>
+      <w:r>
+        <w:rPr>
+          <w:rFonts w:ascii="Book Antiqua" w:hAnsi="Book Antiqua" w:cs="Times New Roman"/>
+          <w:color w:val="000000" w:themeColor="text1"/>
+        </w:rPr>
+        <w:t xml:space="preserve"> </w:t>
+      </w:r>
+      <w:proofErr w:type="gramStart"/>
+      <w:r>
+        <w:rPr>
+          <w:rFonts w:ascii="Book Antiqua" w:hAnsi="Book Antiqua" w:cs="Times New Roman"/>
+          <w:color w:val="000000" w:themeColor="text1"/>
+        </w:rPr>
+        <w:t>COMPRADOR(</w:t>
+      </w:r>
+      <w:proofErr w:type="gramEnd"/>
+      <w:r>
+        <w:rPr>
+          <w:rFonts w:ascii="Book Antiqua" w:hAnsi="Book Antiqua" w:cs="Times New Roman"/>
+          <w:color w:val="000000" w:themeColor="text1"/>
+        </w:rPr>
+        <w:t xml:space="preserve">A), no ato da </w:t>
+      </w:r>
+      <w:r>
+        <w:rPr>
+          <w:rFonts w:ascii="Book Antiqua" w:hAnsi="Book Antiqua" w:cs="Times New Roman"/>
+          <w:color w:val="000000" w:themeColor="text1"/>
+        </w:rPr>
+        <w:t>entrega, fiscalizar</w:t>
+      </w:r>
+      <w:r>
+        <w:rPr>
+          <w:rFonts w:ascii="Book Antiqua" w:hAnsi="Book Antiqua" w:cs="Times New Roman"/>
+          <w:color w:val="000000" w:themeColor="text1"/>
+        </w:rPr>
+        <w:t xml:space="preserve"> se</w:t>
+      </w:r>
+      <w:r>
+        <w:rPr>
+          <w:rFonts w:ascii="Book Antiqua" w:hAnsi="Book Antiqua" w:cs="Times New Roman"/>
+          <w:color w:val="000000" w:themeColor="text1"/>
+        </w:rPr>
+        <w:t xml:space="preserve"> o brinquedo corresponde em suas especificações ao produto que por ela adquirido, sendo que silêncio desta acarretará na aceitação nos moldes em que se </w:t>
+      </w:r>
+      <w:r>
+        <w:rPr>
+          <w:rFonts w:ascii="Book Antiqua" w:hAnsi="Book Antiqua" w:cs="Times New Roman"/>
+          <w:color w:val="000000" w:themeColor="text1"/>
+        </w:rPr>
+        <w:t>encontrar</w:t>
+      </w:r>
+      <w:r>
+        <w:rPr>
+          <w:rFonts w:ascii="Book Antiqua" w:hAnsi="Book Antiqua" w:cs="Times New Roman"/>
+          <w:color w:val="000000" w:themeColor="text1"/>
+        </w:rPr>
+        <w:t xml:space="preserve"> no ato.</w:t>
+      </w:r>
+    </w:p>
+    <w:p>
+      <w:pPr>
+        <w:pStyle w:val="SemEspaamento"/>
+        <w:spacing w:line="276" w:lineRule="auto"/>
+        <w:jc w:val="both"/>
+        <w:rPr>
+          <w:rFonts w:ascii="Book Antiqua" w:hAnsi="Book Antiqua" w:cs="Times New Roman"/>
+          <w:color w:val="000000" w:themeColor="text1"/>
+        </w:rPr>
+      </w:pPr>
+    </w:p>
+    <w:p>
+      <w:pPr>
+        <w:pStyle w:val="SemEspaamento"/>
+        <w:spacing w:line="276" w:lineRule="auto"/>
+        <w:jc w:val="both"/>
+        <w:rPr>
+          <w:rFonts w:ascii="Book Antiqua" w:hAnsi="Book Antiqua" w:cs="Times New Roman"/>
+          <w:b/>
+          <w:color w:val="000000" w:themeColor="text1"/>
+          <w:u w:val="single"/>
+        </w:rPr>
+      </w:pPr>
+      <w:r>
+        <w:rPr>
+          <w:rFonts w:ascii="Book Antiqua" w:hAnsi="Book Antiqua" w:cs="Times New Roman"/>
+          <w:b/>
+          <w:color w:val="000000" w:themeColor="text1"/>
+          <w:u w:val="single"/>
+        </w:rPr>
+        <w:t>VII</w:t>
+      </w:r>
+      <w:r>
+        <w:rPr>
+          <w:rFonts w:ascii="Book Antiqua" w:hAnsi="Book Antiqua" w:cs="Times New Roman"/>
+          <w:b/>
+          <w:color w:val="000000" w:themeColor="text1"/>
+          <w:u w:val="single"/>
+        </w:rPr>
+        <w:t>I</w:t>
+      </w:r>
+      <w:r>
+        <w:rPr>
+          <w:rFonts w:ascii="Book Antiqua" w:hAnsi="Book Antiqua" w:cs="Times New Roman"/>
+          <w:b/>
+          <w:color w:val="000000" w:themeColor="text1"/>
+          <w:u w:val="single"/>
+        </w:rPr>
+        <w:t>- DA RESCISÃO CONTRATUAL</w:t>
+      </w:r>
+    </w:p>
+    <w:p>
+      <w:pPr>
+        <w:pStyle w:val="SemEspaamento"/>
+        <w:spacing w:line="276" w:lineRule="auto"/>
+        <w:jc w:val="both"/>
+        <w:rPr>
+          <w:rFonts w:ascii="Book Antiqua" w:hAnsi="Book Antiqua" w:cs="Times New Roman"/>
+          <w:color w:val="000000" w:themeColor="text1"/>
+        </w:rPr>
+      </w:pPr>
+      <w:r>
+        <w:rPr>
+          <w:rFonts w:ascii="Book Antiqua" w:hAnsi="Book Antiqua" w:cs="Times New Roman"/>
+          <w:b/>
+          <w:bCs/>
+          <w:color w:val="000000" w:themeColor="text1"/>
+        </w:rPr>
+        <w:t xml:space="preserve">CLÁUSULA VIGÉSIMA </w:t>
+      </w:r>
+      <w:r>
+        <w:rPr>
+          <w:rFonts w:ascii="Book Antiqua" w:hAnsi="Book Antiqua" w:cs="Times New Roman"/>
+          <w:b/>
+          <w:bCs/>
+          <w:color w:val="000000" w:themeColor="text1"/>
+        </w:rPr>
+        <w:t>SEGUNDA</w:t>
+      </w:r>
+      <w:r>
+        <w:rPr>
+          <w:rFonts w:ascii="Book Antiqua" w:hAnsi="Book Antiqua" w:cs="Times New Roman"/>
+          <w:b/>
+          <w:bCs/>
+          <w:color w:val="000000" w:themeColor="text1"/>
+        </w:rPr>
+        <w:t>:</w:t>
+      </w:r>
+      <w:r>
+        <w:rPr>
+          <w:rFonts w:ascii="Book Antiqua" w:hAnsi="Book Antiqua" w:cs="Times New Roman"/>
+          <w:color w:val="000000" w:themeColor="text1"/>
+        </w:rPr>
+        <w:t xml:space="preserve"> O presente contrato somente poderá ser rescindido por justo motivo, nos casos previstos neste contrato</w:t>
+      </w:r>
+      <w:r>
+        <w:rPr>
+          <w:rFonts w:ascii="Book Antiqua" w:hAnsi="Book Antiqua" w:cs="Times New Roman"/>
+          <w:color w:val="000000" w:themeColor="text1"/>
+        </w:rPr>
+        <w:t>.</w:t>
+      </w:r>
+    </w:p>
+    <w:p>
+      <w:pPr>
+        <w:pStyle w:val="SemEspaamento"/>
+        <w:spacing w:line="276" w:lineRule="auto"/>
+        <w:jc w:val="both"/>
+        <w:rPr>
+          <w:rFonts w:ascii="Book Antiqua" w:hAnsi="Book Antiqua" w:cs="Times New Roman"/>
+          <w:color w:val="000000" w:themeColor="text1"/>
+        </w:rPr>
+      </w:pPr>
+    </w:p>
+    <w:p>
+      <w:pPr>
+        <w:pStyle w:val="SemEspaamento"/>
+        <w:spacing w:line="276" w:lineRule="auto"/>
+        <w:jc w:val="both"/>
+        <w:rPr>
+          <w:rFonts w:ascii="Book Antiqua" w:hAnsi="Book Antiqua" w:cs="Times New Roman"/>
+          <w:color w:val="000000" w:themeColor="text1"/>
+        </w:rPr>
+      </w:pPr>
+      <w:r>
+        <w:rPr>
+          <w:rFonts w:ascii="Book Antiqua" w:hAnsi="Book Antiqua" w:cs="Times New Roman"/>
+          <w:b/>
+          <w:bCs/>
+          <w:color w:val="000000" w:themeColor="text1"/>
+        </w:rPr>
+        <w:t>Parágrafo Primeiro:</w:t>
+      </w:r>
+      <w:r>
+        <w:rPr>
+          <w:rFonts w:ascii="Book Antiqua" w:hAnsi="Book Antiqua" w:cs="Times New Roman"/>
+          <w:color w:val="000000" w:themeColor="text1"/>
+        </w:rPr>
+        <w:t xml:space="preserve"> Caso o(a) COMPRADOR(A), após o fechamento do contrato, pagamento da parcela inicial e antes da entrega do produto, desista da aquisição deverá pagar à VENDEDOR o montante correspondente à 50% (cinquenta por cento) do montante estipulado como valor do contrato, em virtude do dispêndio de valores necessário para a fabricação do brinquedo, mão de obra e impostos incidentes, sem prejuízo da necessidade de reparação por danos suportados.</w:t>
+      </w:r>
+    </w:p>
+    <w:p>
+      <w:pPr>
+        <w:pStyle w:val="SemEspaamento"/>
+        <w:spacing w:line="276" w:lineRule="auto"/>
+        <w:jc w:val="both"/>
+        <w:rPr>
+          <w:rFonts w:ascii="Book Antiqua" w:hAnsi="Book Antiqua" w:cs="Times New Roman"/>
+          <w:color w:val="000000" w:themeColor="text1"/>
+        </w:rPr>
+      </w:pPr>
+    </w:p>
+    <w:p>
+      <w:pPr>
+        <w:pStyle w:val="SemEspaamento"/>
+        <w:spacing w:line="276" w:lineRule="auto"/>
+        <w:jc w:val="both"/>
+        <w:rPr>
+          <w:rFonts w:ascii="Book Antiqua" w:hAnsi="Book Antiqua" w:cs="Times New Roman"/>
+          <w:color w:val="000000" w:themeColor="text1"/>
+        </w:rPr>
+      </w:pPr>
+      <w:r>
+        <w:rPr>
+          <w:rFonts w:ascii="Book Antiqua" w:hAnsi="Book Antiqua" w:cs="Times New Roman"/>
+          <w:b/>
+          <w:bCs/>
+          <w:color w:val="000000" w:themeColor="text1"/>
+        </w:rPr>
+        <w:t>Parágrafo Segundo:</w:t>
+      </w:r>
+      <w:r>
+        <w:rPr>
+          <w:rFonts w:ascii="Book Antiqua" w:hAnsi="Book Antiqua" w:cs="Times New Roman"/>
+          <w:color w:val="000000" w:themeColor="text1"/>
+        </w:rPr>
+        <w:t xml:space="preserve"> Caso a VENDEDORA já tenha realizado a entrega do produto e o(a) COMPRADOR(A) desista da aquisição, além do pagamento do valor estabelecido no Parágrafo Primeiro, esta deverá arcar com as despesas necessárias para a remoção</w:t>
+      </w:r>
+      <w:r>
+        <w:rPr>
+          <w:rFonts w:ascii="Book Antiqua" w:hAnsi="Book Antiqua" w:cs="Times New Roman"/>
+          <w:color w:val="000000" w:themeColor="text1"/>
+        </w:rPr>
+        <w:t>, como frete, alimentação, diárias de ajudantes e outras necessárias para a retirada do produto.</w:t>
+      </w:r>
+    </w:p>
+    <w:p>
+      <w:pPr>
+        <w:pStyle w:val="SemEspaamento"/>
+        <w:spacing w:line="276" w:lineRule="auto"/>
+        <w:jc w:val="both"/>
+        <w:rPr>
+          <w:rFonts w:ascii="Book Antiqua" w:hAnsi="Book Antiqua" w:cs="Times New Roman"/>
+          <w:color w:val="000000" w:themeColor="text1"/>
+        </w:rPr>
+      </w:pPr>
+    </w:p>
+    <w:p>
+      <w:pPr>
+        <w:pStyle w:val="SemEspaamento"/>
+        <w:spacing w:line="276" w:lineRule="auto"/>
+        <w:jc w:val="both"/>
+        <w:rPr>
+          <w:rFonts w:ascii="Book Antiqua" w:hAnsi="Book Antiqua" w:cs="Times New Roman"/>
+          <w:color w:val="000000" w:themeColor="text1"/>
+        </w:rPr>
+      </w:pPr>
+      <w:r>
+        <w:rPr>
+          <w:rFonts w:ascii="Book Antiqua" w:hAnsi="Book Antiqua" w:cs="Times New Roman"/>
+          <w:b/>
+          <w:bCs/>
+          <w:color w:val="000000" w:themeColor="text1"/>
+        </w:rPr>
+        <w:t>Parágrafo terceiro:</w:t>
+      </w:r>
+      <w:r>
+        <w:rPr>
+          <w:rFonts w:ascii="Book Antiqua" w:hAnsi="Book Antiqua" w:cs="Times New Roman"/>
+          <w:color w:val="000000" w:themeColor="text1"/>
+        </w:rPr>
+        <w:t xml:space="preserve"> Na incidência das hipóteses previstas no</w:t>
+      </w:r>
+      <w:r>
+        <w:rPr>
+          <w:rFonts w:ascii="Book Antiqua" w:hAnsi="Book Antiqua" w:cs="Times New Roman"/>
+          <w:color w:val="000000" w:themeColor="text1"/>
+        </w:rPr>
+        <w:t>s parágrafos anteriores, o valor pago pelo(a) COMPRADOR(A) a título de entrada servirá para fins de compensação do valor apurado a pago à VENDEDORA.</w:t>
+      </w:r>
+      <w:r>
+        <w:rPr>
+          <w:rFonts w:ascii="Book Antiqua" w:hAnsi="Book Antiqua" w:cs="Times New Roman"/>
+          <w:color w:val="000000" w:themeColor="text1"/>
+        </w:rPr>
+        <w:t xml:space="preserve"> </w:t>
+      </w:r>
+    </w:p>
+    <w:p>
+      <w:pPr>
+        <w:pStyle w:val="SemEspaamento"/>
+        <w:spacing w:line="276" w:lineRule="auto"/>
+        <w:jc w:val="both"/>
+        <w:rPr>
+          <w:rFonts w:ascii="Book Antiqua" w:hAnsi="Book Antiqua" w:cs="Times New Roman"/>
+          <w:color w:val="000000" w:themeColor="text1"/>
+        </w:rPr>
+      </w:pPr>
+    </w:p>
+    <w:p>
+      <w:pPr>
+        <w:pStyle w:val="SemEspaamento"/>
+        <w:spacing w:line="276" w:lineRule="auto"/>
+        <w:jc w:val="both"/>
+        <w:rPr>
+          <w:rFonts w:ascii="Book Antiqua" w:hAnsi="Book Antiqua" w:cs="Times New Roman"/>
+          <w:color w:val="000000" w:themeColor="text1"/>
+        </w:rPr>
+      </w:pPr>
+      <w:r>
+        <w:rPr>
+          <w:rFonts w:ascii="Book Antiqua" w:hAnsi="Book Antiqua" w:cs="Times New Roman"/>
+          <w:b/>
+          <w:bCs/>
+          <w:color w:val="000000" w:themeColor="text1"/>
+        </w:rPr>
+        <w:t xml:space="preserve">CLÁUSULA VIGÉSIMA </w:t>
+      </w:r>
+      <w:r>
+        <w:rPr>
+          <w:rFonts w:ascii="Book Antiqua" w:hAnsi="Book Antiqua" w:cs="Times New Roman"/>
+          <w:b/>
+          <w:bCs/>
+          <w:color w:val="000000" w:themeColor="text1"/>
+        </w:rPr>
+        <w:t>TERCEIRA</w:t>
+      </w:r>
+      <w:r>
+        <w:rPr>
+          <w:rFonts w:ascii="Book Antiqua" w:hAnsi="Book Antiqua" w:cs="Times New Roman"/>
+          <w:color w:val="000000" w:themeColor="text1"/>
+        </w:rPr>
+        <w:t xml:space="preserve">: </w:t>
+      </w:r>
+      <w:r>
+        <w:rPr>
+          <w:rFonts w:ascii="Book Antiqua" w:hAnsi="Book Antiqua" w:cs="Times New Roman"/>
+          <w:color w:val="000000" w:themeColor="text1"/>
+        </w:rPr>
+        <w:t>F</w:t>
+      </w:r>
+      <w:r>
+        <w:rPr>
+          <w:rFonts w:ascii="Book Antiqua" w:hAnsi="Book Antiqua" w:cs="Times New Roman"/>
+          <w:color w:val="000000" w:themeColor="text1"/>
+        </w:rPr>
+        <w:t>ica estabelecida a obrigatoriedade de pagamento de multa de 20% (vinte por cento), sobre o valor desta transação, cominada à parte que descumprir ou dificultar o fiel cumprimento de qualquer uma das cláusulas e condições do presente contrato, além de ficar a parte infratora sujeita ao pagamento de custas e honorários de advogado, no caso de a parte prejudicada tiver que recorrer a qualquer procedimento judicial para fazer valer os seus direitos.</w:t>
+      </w:r>
+    </w:p>
+    <w:p>
+      <w:pPr>
+        <w:pStyle w:val="SemEspaamento"/>
+        <w:spacing w:line="276" w:lineRule="auto"/>
+        <w:jc w:val="both"/>
+        <w:rPr>
+          <w:rFonts w:ascii="Book Antiqua" w:hAnsi="Book Antiqua" w:cs="Times New Roman"/>
+          <w:color w:val="000000" w:themeColor="text1"/>
+        </w:rPr>
+      </w:pPr>
+    </w:p>
+    <w:p>
+      <w:pPr>
+        <w:pStyle w:val="SemEspaamento"/>
+        <w:spacing w:line="276" w:lineRule="auto"/>
+        <w:jc w:val="both"/>
+        <w:rPr>
+          <w:rFonts w:ascii="Book Antiqua" w:hAnsi="Book Antiqua" w:cs="Times New Roman"/>
+          <w:b/>
+          <w:bCs/>
+          <w:color w:val="000000" w:themeColor="text1"/>
+          <w:u w:val="single"/>
+        </w:rPr>
+      </w:pPr>
+      <w:r>
+        <w:rPr>
+          <w:rFonts w:ascii="Book Antiqua" w:hAnsi="Book Antiqua" w:cs="Times New Roman"/>
+          <w:b/>
+          <w:bCs/>
+          <w:color w:val="000000" w:themeColor="text1"/>
+          <w:u w:val="single"/>
+        </w:rPr>
+        <w:t xml:space="preserve">IX - </w:t>
+      </w:r>
+      <w:r>
+        <w:rPr>
+          <w:rFonts w:ascii="Book Antiqua" w:hAnsi="Book Antiqua" w:cs="Times New Roman"/>
+          <w:b/>
+          <w:bCs/>
+          <w:color w:val="000000" w:themeColor="text1"/>
+          <w:u w:val="single"/>
+        </w:rPr>
+        <w:t>DA LEI GERAL DE PROTEÇÃO DE DADOS</w:t>
+      </w:r>
+    </w:p>
+    <w:p>
+      <w:pPr>
+        <w:pStyle w:val="SemEspaamento"/>
+        <w:spacing w:line="276" w:lineRule="auto"/>
+        <w:jc w:val="both"/>
+        <w:rPr>
+          <w:rFonts w:ascii="Book Antiqua" w:hAnsi="Book Antiqua" w:cs="Times New Roman"/>
+          <w:color w:val="000000" w:themeColor="text1"/>
+        </w:rPr>
+      </w:pPr>
+      <w:r>
+        <w:rPr>
+          <w:rFonts w:ascii="Book Antiqua" w:hAnsi="Book Antiqua" w:cs="Times New Roman"/>
+          <w:b/>
+          <w:bCs/>
           <w:color w:val="000000" w:themeColor="text1"/>
         </w:rPr>
         <w:lastRenderedPageBreak/>
-        <w:t>manutenção ser realizada junto à VENDEDORA ou por empresa por ela indicada, sob pena da perda da garantia, ante o desconhecimento da qualidade e procedência dos materiais adquiridos e montados.</w:t>
-      </w:r>
-    </w:p>
-    <w:p>
-      <w:pPr>
-        <w:pStyle w:val="SemEspaamento"/>
-        <w:spacing w:line="276" w:lineRule="auto"/>
-        <w:jc w:val="both"/>
-        <w:rPr>
-          <w:rFonts w:ascii="Book Antiqua" w:hAnsi="Book Antiqua" w:cs="Times New Roman"/>
-          <w:color w:val="000000" w:themeColor="text1"/>
-        </w:rPr>
-      </w:pPr>
-      <w:r>
-        <w:rPr>
-          <w:rFonts w:ascii="Book Antiqua" w:hAnsi="Book Antiqua" w:cs="Times New Roman"/>
-          <w:b/>
+        <w:t xml:space="preserve">CLÁUSULA VIGÉSIMA </w:t>
+      </w:r>
+      <w:r>
+        <w:rPr>
+          <w:rFonts w:ascii="Book Antiqua" w:hAnsi="Book Antiqua" w:cs="Times New Roman"/>
+          <w:b/>
+          <w:bCs/>
+          <w:color w:val="000000" w:themeColor="text1"/>
+        </w:rPr>
+        <w:t>QUARTA</w:t>
+      </w:r>
+      <w:r>
+        <w:rPr>
+          <w:rFonts w:ascii="Book Antiqua" w:hAnsi="Book Antiqua" w:cs="Times New Roman"/>
+          <w:color w:val="000000" w:themeColor="text1"/>
+        </w:rPr>
+        <w:t>: Ao assinar o presente termo, o CONTRATANTE consente e concorda que a CONTRATADA tome decisões referentes ao tratamento de seus dados pessoais e dados pessoais sensíveis do contratante, bem como do beneficiário, envolvendo operações como as que se referem a coleta, produção, recepção, classificação, utilização, acesso, reprodução, transmissão, distribuição, processamento, arquivamento, armazenamento, eliminação, avaliação ou controle da informação, modificação, comunicação, transferência, difusão ou extração, eletrônica e manualmente, informações e dados prestados pela CONTRATANTE e seus clientes (“Dados Protegidos”), exclusivamente para fins específicos de prestação dos Serviços, bem como visando à concepção e execução de trabalhos jurídicos decorrentes da contratação, nos termos da Lei 13.709/2018.</w:t>
+      </w:r>
+    </w:p>
+    <w:p>
+      <w:pPr>
+        <w:pStyle w:val="SemEspaamento"/>
+        <w:spacing w:line="276" w:lineRule="auto"/>
+        <w:jc w:val="both"/>
+        <w:rPr>
+          <w:rFonts w:ascii="Book Antiqua" w:hAnsi="Book Antiqua" w:cs="Times New Roman"/>
+          <w:color w:val="000000" w:themeColor="text1"/>
+        </w:rPr>
+      </w:pPr>
+    </w:p>
+    <w:p>
+      <w:pPr>
+        <w:pStyle w:val="SemEspaamento"/>
+        <w:spacing w:line="276" w:lineRule="auto"/>
+        <w:jc w:val="both"/>
+        <w:rPr>
+          <w:rFonts w:ascii="Book Antiqua" w:hAnsi="Book Antiqua" w:cs="Times New Roman"/>
+          <w:color w:val="000000" w:themeColor="text1"/>
+        </w:rPr>
+      </w:pPr>
+      <w:r>
+        <w:rPr>
+          <w:rFonts w:ascii="Book Antiqua" w:hAnsi="Book Antiqua" w:cs="Times New Roman"/>
+          <w:b/>
+          <w:bCs/>
+          <w:color w:val="000000" w:themeColor="text1"/>
+        </w:rPr>
+        <w:t>Parágrafo Primeiro:</w:t>
+      </w:r>
+      <w:r>
+        <w:rPr>
+          <w:rFonts w:ascii="Book Antiqua" w:hAnsi="Book Antiqua" w:cs="Times New Roman"/>
+          <w:color w:val="000000" w:themeColor="text1"/>
+        </w:rPr>
+        <w:t xml:space="preserve"> Para os fins deste contrato, embasado na Lei Geral de Proteção de Dados, considera-se: I - Dado pessoal: informação relacionada a pessoa natural identificada ou identificável;</w:t>
+      </w:r>
+      <w:r>
+        <w:rPr>
+          <w:rFonts w:ascii="Book Antiqua" w:hAnsi="Book Antiqua" w:cs="Times New Roman"/>
+          <w:color w:val="000000" w:themeColor="text1"/>
+        </w:rPr>
+        <w:t xml:space="preserve"> </w:t>
+      </w:r>
+      <w:r>
+        <w:rPr>
+          <w:rFonts w:ascii="Book Antiqua" w:hAnsi="Book Antiqua" w:cs="Times New Roman"/>
+          <w:color w:val="000000" w:themeColor="text1"/>
+        </w:rPr>
+        <w:t>II</w:t>
+      </w:r>
+      <w:r>
+        <w:rPr>
+          <w:rFonts w:ascii="Book Antiqua" w:hAnsi="Book Antiqua" w:cs="Times New Roman"/>
+          <w:color w:val="000000" w:themeColor="text1"/>
+        </w:rPr>
+        <w:t xml:space="preserve"> </w:t>
+      </w:r>
+      <w:r>
+        <w:rPr>
+          <w:rFonts w:ascii="Book Antiqua" w:hAnsi="Book Antiqua" w:cs="Times New Roman"/>
+          <w:color w:val="000000" w:themeColor="text1"/>
+        </w:rPr>
+        <w:t>- dado pessoal sensível: dado pessoal sobre origem racial ou étnica, convicção religiosa, opinião política, filiação a sindicato ou a organização de caráter religioso, filosófico ou político, dado referente à saúde, dado genético ou biométrico, quando vinculado a uma pessoa natural;</w:t>
+      </w:r>
+      <w:r>
+        <w:rPr>
+          <w:rFonts w:ascii="Book Antiqua" w:hAnsi="Book Antiqua" w:cs="Times New Roman"/>
+          <w:color w:val="000000" w:themeColor="text1"/>
+        </w:rPr>
+        <w:t xml:space="preserve"> </w:t>
+      </w:r>
+      <w:r>
+        <w:rPr>
+          <w:rFonts w:ascii="Book Antiqua" w:hAnsi="Book Antiqua" w:cs="Times New Roman"/>
+          <w:color w:val="000000" w:themeColor="text1"/>
+        </w:rPr>
+        <w:t>III</w:t>
+      </w:r>
+      <w:r>
+        <w:rPr>
+          <w:rFonts w:ascii="Book Antiqua" w:hAnsi="Book Antiqua" w:cs="Times New Roman"/>
+          <w:color w:val="000000" w:themeColor="text1"/>
+        </w:rPr>
+        <w:t xml:space="preserve"> </w:t>
+      </w:r>
+      <w:r>
+        <w:rPr>
+          <w:rFonts w:ascii="Book Antiqua" w:hAnsi="Book Antiqua" w:cs="Times New Roman"/>
+          <w:color w:val="000000" w:themeColor="text1"/>
+        </w:rPr>
+        <w:t>-controlador: pessoa natural ou jurídica, de direito público ou privado, a quem competem as decisões referentes ao tratamento de dados pessoais;</w:t>
+      </w:r>
+      <w:r>
+        <w:rPr>
+          <w:rFonts w:ascii="Book Antiqua" w:hAnsi="Book Antiqua" w:cs="Times New Roman"/>
+          <w:color w:val="000000" w:themeColor="text1"/>
+        </w:rPr>
+        <w:t xml:space="preserve"> </w:t>
+      </w:r>
+      <w:r>
+        <w:rPr>
+          <w:rFonts w:ascii="Book Antiqua" w:hAnsi="Book Antiqua" w:cs="Times New Roman"/>
+          <w:color w:val="000000" w:themeColor="text1"/>
+        </w:rPr>
+        <w:t>IV- tratamento: toda operação realizada com dados pessoais, como as que se referem a coleta, produção, recepção, classificação, utilização, acesso, reprodução, transmissão, distribuição, processamento, arquivamento, armazenamento, eliminação, avaliação ou controle da informação, modificação, comunicação, transferência, difusão ou extração;</w:t>
+      </w:r>
+    </w:p>
+    <w:p>
+      <w:pPr>
+        <w:pStyle w:val="SemEspaamento"/>
+        <w:spacing w:line="276" w:lineRule="auto"/>
+        <w:jc w:val="both"/>
+        <w:rPr>
+          <w:rFonts w:ascii="Book Antiqua" w:hAnsi="Book Antiqua" w:cs="Times New Roman"/>
+          <w:color w:val="000000" w:themeColor="text1"/>
+        </w:rPr>
+      </w:pPr>
+    </w:p>
+    <w:p>
+      <w:pPr>
+        <w:pStyle w:val="SemEspaamento"/>
+        <w:spacing w:line="276" w:lineRule="auto"/>
+        <w:jc w:val="both"/>
+        <w:rPr>
+          <w:rFonts w:ascii="Book Antiqua" w:hAnsi="Book Antiqua" w:cs="Times New Roman"/>
+          <w:color w:val="000000" w:themeColor="text1"/>
+        </w:rPr>
+      </w:pPr>
+      <w:r>
+        <w:rPr>
+          <w:rFonts w:ascii="Book Antiqua" w:hAnsi="Book Antiqua" w:cs="Times New Roman"/>
+          <w:b/>
+          <w:bCs/>
           <w:color w:val="000000" w:themeColor="text1"/>
         </w:rPr>
         <w:t>Parágrafo Segundo:</w:t>
@@ -5853,73 +6684,122 @@
       <w:r>
         <w:rPr>
           <w:rFonts w:ascii="Book Antiqua" w:hAnsi="Book Antiqua" w:cs="Times New Roman"/>
-          <w:b/>
+          <w:color w:val="000000" w:themeColor="text1"/>
+        </w:rPr>
+        <w:t xml:space="preserve"> O CONTRATADO fica autorizado a coletar e a realizar o tratamento dos seguintes dados pessoais do Titular e do Beneficiário: Nome completo; Data de nascimento; Número e imagem da Carteira de Identidade (RG); Número e imagem do Cadastro de Pessoas Físicas (CPF); Número e imagem da Carteira Nacional de Habilitação (CNH); Estado civil; Nível de instrução ou escolaridade; Endereço completo; Números de telefone, WhatsApp e endereços de e-mail.</w:t>
+      </w:r>
+    </w:p>
+    <w:p>
+      <w:pPr>
+        <w:pStyle w:val="SemEspaamento"/>
+        <w:spacing w:line="276" w:lineRule="auto"/>
+        <w:jc w:val="both"/>
+        <w:rPr>
+          <w:rFonts w:ascii="Book Antiqua" w:hAnsi="Book Antiqua" w:cs="Times New Roman"/>
+          <w:color w:val="000000" w:themeColor="text1"/>
+        </w:rPr>
+      </w:pPr>
+      <w:r>
+        <w:rPr>
+          <w:rFonts w:ascii="Book Antiqua" w:hAnsi="Book Antiqua" w:cs="Times New Roman"/>
           <w:color w:val="000000" w:themeColor="text1"/>
         </w:rPr>
         <w:t xml:space="preserve"> </w:t>
       </w:r>
-      <w:r>
-        <w:rPr>
-          <w:rFonts w:ascii="Book Antiqua" w:hAnsi="Book Antiqua" w:cs="Times New Roman"/>
-          <w:color w:val="000000" w:themeColor="text1"/>
-        </w:rPr>
-        <w:t xml:space="preserve">Fica desde já ciente </w:t>
-      </w:r>
-      <w:proofErr w:type="gramStart"/>
-      <w:r>
-        <w:rPr>
-          <w:rFonts w:ascii="Book Antiqua" w:hAnsi="Book Antiqua" w:cs="Times New Roman"/>
-          <w:color w:val="000000" w:themeColor="text1"/>
-        </w:rPr>
-        <w:t>o(</w:t>
-      </w:r>
-      <w:proofErr w:type="gramEnd"/>
-      <w:r>
-        <w:rPr>
-          <w:rFonts w:ascii="Book Antiqua" w:hAnsi="Book Antiqua" w:cs="Times New Roman"/>
-          <w:color w:val="000000" w:themeColor="text1"/>
-        </w:rPr>
-        <w:t>a) COMPRADOR(a) que todos os contatos com a Vendedora para fins de agendamento de manutenção ou acionamento da garantia do produto deverão ocorrer de segunda-feira à sexta-feira, das 08 às 18hrs, excetuados os feriados nacionais ou municipais. Os contatos realizados fora do acima descrito serão respondidos no próximo dia útil subsequente e dentro do horário estabelecido.</w:t>
-      </w:r>
-    </w:p>
-    <w:p>
-      <w:pPr>
-        <w:pStyle w:val="SemEspaamento"/>
-        <w:spacing w:line="276" w:lineRule="auto"/>
-        <w:jc w:val="both"/>
-        <w:rPr>
-          <w:rFonts w:ascii="Book Antiqua" w:hAnsi="Book Antiqua" w:cs="Times New Roman"/>
-          <w:color w:val="000000" w:themeColor="text1"/>
-        </w:rPr>
-      </w:pPr>
-    </w:p>
-    <w:p>
-      <w:pPr>
-        <w:pStyle w:val="SemEspaamento"/>
-        <w:spacing w:line="276" w:lineRule="auto"/>
-        <w:jc w:val="both"/>
-        <w:rPr>
-          <w:rFonts w:ascii="Book Antiqua" w:hAnsi="Book Antiqua" w:cs="Times New Roman"/>
-          <w:color w:val="000000" w:themeColor="text1"/>
-        </w:rPr>
-      </w:pPr>
-      <w:r>
-        <w:rPr>
-          <w:rFonts w:ascii="Book Antiqua" w:hAnsi="Book Antiqua" w:cs="Times New Roman"/>
-          <w:b/>
-          <w:bCs/>
-          <w:color w:val="000000" w:themeColor="text1"/>
-        </w:rPr>
-        <w:t>CLÁUSULA VIGÉSIM</w:t>
-      </w:r>
-      <w:r>
-        <w:rPr>
-          <w:rFonts w:ascii="Book Antiqua" w:hAnsi="Book Antiqua" w:cs="Times New Roman"/>
-          <w:b/>
-          <w:bCs/>
-          <w:color w:val="000000" w:themeColor="text1"/>
-        </w:rPr>
-        <w:t>A</w:t>
+    </w:p>
+    <w:p>
+      <w:pPr>
+        <w:pStyle w:val="SemEspaamento"/>
+        <w:spacing w:line="276" w:lineRule="auto"/>
+        <w:jc w:val="both"/>
+        <w:rPr>
+          <w:rFonts w:ascii="Book Antiqua" w:hAnsi="Book Antiqua" w:cs="Times New Roman"/>
+          <w:color w:val="000000" w:themeColor="text1"/>
+        </w:rPr>
+      </w:pPr>
+      <w:r>
+        <w:rPr>
+          <w:rFonts w:ascii="Book Antiqua" w:hAnsi="Book Antiqua" w:cs="Times New Roman"/>
+          <w:b/>
+          <w:bCs/>
+          <w:color w:val="000000" w:themeColor="text1"/>
+        </w:rPr>
+        <w:t>Parágrafo Terceiro:</w:t>
+      </w:r>
+      <w:r>
+        <w:rPr>
+          <w:rFonts w:ascii="Book Antiqua" w:hAnsi="Book Antiqua" w:cs="Times New Roman"/>
+          <w:color w:val="000000" w:themeColor="text1"/>
+        </w:rPr>
+        <w:t xml:space="preserve"> Os dados serão mantidos e armazenados pela CONTRATADA</w:t>
+      </w:r>
+      <w:r>
+        <w:rPr>
+          <w:rFonts w:ascii="Book Antiqua" w:hAnsi="Book Antiqua" w:cs="Times New Roman"/>
+          <w:color w:val="000000" w:themeColor="text1"/>
+        </w:rPr>
+        <w:t xml:space="preserve">, </w:t>
+      </w:r>
+      <w:r>
+        <w:rPr>
+          <w:rFonts w:ascii="Book Antiqua" w:hAnsi="Book Antiqua" w:cs="Times New Roman"/>
+          <w:color w:val="000000" w:themeColor="text1"/>
+        </w:rPr>
+        <w:t>preservando os direitos fundamentais de liberdade, intimidade e privacidade do CONTRATANTE e</w:t>
+      </w:r>
+      <w:r>
+        <w:rPr>
+          <w:rFonts w:ascii="Book Antiqua" w:hAnsi="Book Antiqua" w:cs="Times New Roman"/>
+          <w:color w:val="000000" w:themeColor="text1"/>
+        </w:rPr>
+        <w:t xml:space="preserve"> do (a) COMPRADOR(A)</w:t>
+      </w:r>
+      <w:r>
+        <w:rPr>
+          <w:rFonts w:ascii="Book Antiqua" w:hAnsi="Book Antiqua" w:cs="Times New Roman"/>
+          <w:color w:val="000000" w:themeColor="text1"/>
+        </w:rPr>
+        <w:t>.</w:t>
+      </w:r>
+    </w:p>
+    <w:p>
+      <w:pPr>
+        <w:pStyle w:val="SemEspaamento"/>
+        <w:spacing w:line="276" w:lineRule="auto"/>
+        <w:jc w:val="both"/>
+        <w:rPr>
+          <w:rFonts w:ascii="Book Antiqua" w:hAnsi="Book Antiqua" w:cs="Times New Roman"/>
+          <w:color w:val="000000" w:themeColor="text1"/>
+        </w:rPr>
+      </w:pPr>
+    </w:p>
+    <w:p>
+      <w:pPr>
+        <w:pStyle w:val="SemEspaamento"/>
+        <w:spacing w:line="276" w:lineRule="auto"/>
+        <w:jc w:val="both"/>
+        <w:rPr>
+          <w:rFonts w:ascii="Book Antiqua" w:hAnsi="Book Antiqua" w:cs="Times New Roman"/>
+          <w:color w:val="000000" w:themeColor="text1"/>
+        </w:rPr>
+      </w:pPr>
+      <w:r>
+        <w:rPr>
+          <w:rFonts w:ascii="Book Antiqua" w:hAnsi="Book Antiqua" w:cs="Times New Roman"/>
+          <w:b/>
+          <w:bCs/>
+          <w:color w:val="000000" w:themeColor="text1"/>
+        </w:rPr>
+        <w:t xml:space="preserve">Parágrafo </w:t>
+      </w:r>
+      <w:r>
+        <w:rPr>
+          <w:rFonts w:ascii="Book Antiqua" w:hAnsi="Book Antiqua" w:cs="Times New Roman"/>
+          <w:b/>
+          <w:bCs/>
+          <w:color w:val="000000" w:themeColor="text1"/>
+        </w:rPr>
+        <w:t>Quarto</w:t>
       </w:r>
       <w:r>
         <w:rPr>
@@ -5935,56 +6815,132 @@
           <w:rFonts w:ascii="Book Antiqua" w:hAnsi="Book Antiqua" w:cs="Times New Roman"/>
           <w:color w:val="000000" w:themeColor="text1"/>
         </w:rPr>
-        <w:t xml:space="preserve"> A </w:t>
-      </w:r>
-      <w:r>
-        <w:rPr>
-          <w:rFonts w:ascii="Book Antiqua" w:hAnsi="Book Antiqua" w:cs="Times New Roman"/>
-          <w:color w:val="000000" w:themeColor="text1"/>
-        </w:rPr>
-        <w:t>VENDEDOR</w:t>
-      </w:r>
-      <w:r>
-        <w:rPr>
-          <w:rFonts w:ascii="Book Antiqua" w:hAnsi="Book Antiqua" w:cs="Times New Roman"/>
-          <w:color w:val="000000" w:themeColor="text1"/>
-        </w:rPr>
-        <w:t>A</w:t>
-      </w:r>
-      <w:r>
-        <w:rPr>
-          <w:rFonts w:ascii="Book Antiqua" w:hAnsi="Book Antiqua" w:cs="Times New Roman"/>
-          <w:color w:val="000000" w:themeColor="text1"/>
-        </w:rPr>
-        <w:t xml:space="preserve"> não se responsabilizará pelos danos causados no </w:t>
-      </w:r>
-      <w:r>
-        <w:rPr>
-          <w:rFonts w:ascii="Book Antiqua" w:hAnsi="Book Antiqua" w:cs="Times New Roman"/>
-          <w:color w:val="000000" w:themeColor="text1"/>
-        </w:rPr>
-        <w:t>brinquedo</w:t>
-      </w:r>
-      <w:r>
-        <w:rPr>
-          <w:rFonts w:ascii="Book Antiqua" w:hAnsi="Book Antiqua" w:cs="Times New Roman"/>
-          <w:color w:val="000000" w:themeColor="text1"/>
-        </w:rPr>
-        <w:t xml:space="preserve"> por negligência do</w:t>
-      </w:r>
-      <w:r>
-        <w:rPr>
-          <w:rFonts w:ascii="Book Antiqua" w:hAnsi="Book Antiqua" w:cs="Times New Roman"/>
-          <w:color w:val="000000" w:themeColor="text1"/>
-        </w:rPr>
-        <w:t>(a)</w:t>
-      </w:r>
-      <w:r>
-        <w:rPr>
-          <w:rFonts w:ascii="Book Antiqua" w:hAnsi="Book Antiqua" w:cs="Times New Roman"/>
-          <w:color w:val="000000" w:themeColor="text1"/>
-        </w:rPr>
-        <w:t xml:space="preserve"> COMPRADOR</w:t>
+        <w:t xml:space="preserve"> O Controlador fica autorizado a compartilhar os dados pessoais do Titular com outros agentes de tratamento de dados, observados os princípios e as garantias estabelecidas pela Lei nº 13.709/2018 e 13.853/2019.</w:t>
+      </w:r>
+    </w:p>
+    <w:p>
+      <w:pPr>
+        <w:pStyle w:val="SemEspaamento"/>
+        <w:spacing w:line="276" w:lineRule="auto"/>
+        <w:jc w:val="both"/>
+        <w:rPr>
+          <w:rFonts w:ascii="Book Antiqua" w:hAnsi="Book Antiqua" w:cs="Times New Roman"/>
+          <w:color w:val="000000" w:themeColor="text1"/>
+        </w:rPr>
+      </w:pPr>
+    </w:p>
+    <w:p>
+      <w:pPr>
+        <w:pStyle w:val="SemEspaamento"/>
+        <w:spacing w:line="276" w:lineRule="auto"/>
+        <w:jc w:val="both"/>
+        <w:rPr>
+          <w:rFonts w:ascii="Book Antiqua" w:hAnsi="Book Antiqua" w:cs="Times New Roman"/>
+          <w:color w:val="000000" w:themeColor="text1"/>
+        </w:rPr>
+      </w:pPr>
+      <w:r>
+        <w:rPr>
+          <w:rFonts w:ascii="Book Antiqua" w:hAnsi="Book Antiqua" w:cs="Times New Roman"/>
+          <w:b/>
+          <w:bCs/>
+          <w:color w:val="000000" w:themeColor="text1"/>
+        </w:rPr>
+        <w:t xml:space="preserve">Parágrafo </w:t>
+      </w:r>
+      <w:r>
+        <w:rPr>
+          <w:rFonts w:ascii="Book Antiqua" w:hAnsi="Book Antiqua" w:cs="Times New Roman"/>
+          <w:b/>
+          <w:bCs/>
+          <w:color w:val="000000" w:themeColor="text1"/>
+        </w:rPr>
+        <w:t>Quinto:</w:t>
+      </w:r>
+      <w:r>
+        <w:rPr>
+          <w:rFonts w:ascii="Book Antiqua" w:hAnsi="Book Antiqua" w:cs="Times New Roman"/>
+          <w:color w:val="000000" w:themeColor="text1"/>
+        </w:rPr>
+        <w:t xml:space="preserve"> Em observância a Lei n. 13.709/2018-LGPD, a CONTRATANTE autoriza a CONTRATADA a efetuar o tratamento, comunicação e compartilhamento de seus dados pessoais e pessoais sensíveis assim como do respectivo beneficiário, com outros controladores, de forma Livre, Clara e inequívoca, atendendo a todos os procedimentos legais.</w:t>
+      </w:r>
+    </w:p>
+    <w:p>
+      <w:pPr>
+        <w:pStyle w:val="SemEspaamento"/>
+        <w:spacing w:line="276" w:lineRule="auto"/>
+        <w:jc w:val="both"/>
+        <w:rPr>
+          <w:rFonts w:ascii="Book Antiqua" w:hAnsi="Book Antiqua" w:cs="Times New Roman"/>
+          <w:color w:val="000000" w:themeColor="text1"/>
+        </w:rPr>
+      </w:pPr>
+    </w:p>
+    <w:p>
+      <w:pPr>
+        <w:pStyle w:val="SemEspaamento"/>
+        <w:spacing w:line="276" w:lineRule="auto"/>
+        <w:jc w:val="both"/>
+        <w:rPr>
+          <w:rFonts w:ascii="Book Antiqua" w:hAnsi="Book Antiqua" w:cs="Times New Roman"/>
+          <w:b/>
+          <w:color w:val="000000" w:themeColor="text1"/>
+          <w:u w:val="single"/>
+        </w:rPr>
+      </w:pPr>
+      <w:r>
+        <w:rPr>
+          <w:rFonts w:ascii="Book Antiqua" w:hAnsi="Book Antiqua" w:cs="Times New Roman"/>
+          <w:b/>
+          <w:color w:val="000000" w:themeColor="text1"/>
+          <w:u w:val="single"/>
+        </w:rPr>
+        <w:t>X</w:t>
+      </w:r>
+      <w:r>
+        <w:rPr>
+          <w:rFonts w:ascii="Book Antiqua" w:hAnsi="Book Antiqua" w:cs="Times New Roman"/>
+          <w:b/>
+          <w:color w:val="000000" w:themeColor="text1"/>
+          <w:u w:val="single"/>
+        </w:rPr>
+        <w:t>- DA AUTORIZAÇÃO DE USO DE IMAGEM E DADOS</w:t>
+      </w:r>
+    </w:p>
+    <w:p>
+      <w:pPr>
+        <w:pStyle w:val="SemEspaamento"/>
+        <w:spacing w:line="276" w:lineRule="auto"/>
+        <w:jc w:val="both"/>
+        <w:rPr>
+          <w:rFonts w:ascii="Book Antiqua" w:hAnsi="Book Antiqua" w:cs="Times New Roman"/>
+          <w:color w:val="000000" w:themeColor="text1"/>
+        </w:rPr>
+      </w:pPr>
+      <w:r>
+        <w:rPr>
+          <w:rFonts w:ascii="Book Antiqua" w:hAnsi="Book Antiqua" w:cs="Times New Roman"/>
+          <w:b/>
+          <w:bCs/>
+          <w:color w:val="000000" w:themeColor="text1"/>
+        </w:rPr>
+        <w:t>CLÁUSULA VIGÉSIMA</w:t>
+      </w:r>
+      <w:r>
+        <w:rPr>
+          <w:rFonts w:ascii="Book Antiqua" w:hAnsi="Book Antiqua" w:cs="Times New Roman"/>
+          <w:b/>
+          <w:bCs/>
+          <w:color w:val="000000" w:themeColor="text1"/>
+        </w:rPr>
+        <w:t xml:space="preserve"> QUINTA</w:t>
+      </w:r>
+      <w:r>
+        <w:rPr>
+          <w:rFonts w:ascii="Book Antiqua" w:hAnsi="Book Antiqua" w:cs="Times New Roman"/>
+          <w:color w:val="000000" w:themeColor="text1"/>
+        </w:rPr>
+        <w:t>: O</w:t>
       </w:r>
       <w:r>
         <w:rPr>
@@ -5998,943 +6954,8 @@
           <w:rFonts w:ascii="Book Antiqua" w:hAnsi="Book Antiqua" w:cs="Times New Roman"/>
           <w:color w:val="000000" w:themeColor="text1"/>
         </w:rPr>
-        <w:t>, e por problemas decorrentes da não realização das revisões acertadas.</w:t>
-      </w:r>
-    </w:p>
-    <w:p>
-      <w:pPr>
-        <w:pStyle w:val="SemEspaamento"/>
-        <w:spacing w:line="276" w:lineRule="auto"/>
-        <w:jc w:val="both"/>
-        <w:rPr>
-          <w:rFonts w:ascii="Book Antiqua" w:hAnsi="Book Antiqua" w:cs="Times New Roman"/>
-          <w:color w:val="000000" w:themeColor="text1"/>
-        </w:rPr>
-      </w:pPr>
-    </w:p>
-    <w:p>
-      <w:pPr>
-        <w:pStyle w:val="SemEspaamento"/>
-        <w:spacing w:line="276" w:lineRule="auto"/>
-        <w:jc w:val="both"/>
-        <w:rPr>
-          <w:rFonts w:ascii="Book Antiqua" w:hAnsi="Book Antiqua" w:cs="Times New Roman"/>
-          <w:color w:val="000000" w:themeColor="text1"/>
-        </w:rPr>
-      </w:pPr>
-      <w:r>
-        <w:rPr>
-          <w:rFonts w:ascii="Book Antiqua" w:hAnsi="Book Antiqua" w:cs="Times New Roman"/>
-          <w:b/>
-          <w:bCs/>
-          <w:color w:val="000000" w:themeColor="text1"/>
-        </w:rPr>
-        <w:t xml:space="preserve">CLÁUSULA VIGÉSIMA </w:t>
-      </w:r>
-      <w:r>
-        <w:rPr>
-          <w:rFonts w:ascii="Book Antiqua" w:hAnsi="Book Antiqua" w:cs="Times New Roman"/>
-          <w:b/>
-          <w:bCs/>
-          <w:color w:val="000000" w:themeColor="text1"/>
-        </w:rPr>
-        <w:t>PRIMEIRA</w:t>
-      </w:r>
-      <w:r>
-        <w:rPr>
-          <w:rFonts w:ascii="Book Antiqua" w:hAnsi="Book Antiqua" w:cs="Times New Roman"/>
-          <w:color w:val="000000" w:themeColor="text1"/>
-        </w:rPr>
-        <w:t xml:space="preserve">: </w:t>
-      </w:r>
-      <w:r>
-        <w:rPr>
-          <w:rFonts w:ascii="Book Antiqua" w:hAnsi="Book Antiqua" w:cs="Times New Roman"/>
-          <w:color w:val="000000" w:themeColor="text1"/>
-        </w:rPr>
-        <w:t xml:space="preserve">Cumpre </w:t>
-      </w:r>
-      <w:r>
-        <w:rPr>
-          <w:rFonts w:ascii="Book Antiqua" w:hAnsi="Book Antiqua" w:cs="Times New Roman"/>
-          <w:color w:val="000000" w:themeColor="text1"/>
-        </w:rPr>
-        <w:t>ao (</w:t>
-      </w:r>
-      <w:r>
-        <w:rPr>
-          <w:rFonts w:ascii="Book Antiqua" w:hAnsi="Book Antiqua" w:cs="Times New Roman"/>
-          <w:color w:val="000000" w:themeColor="text1"/>
-        </w:rPr>
-        <w:t>à</w:t>
-      </w:r>
-      <w:r>
-        <w:rPr>
-          <w:rFonts w:ascii="Book Antiqua" w:hAnsi="Book Antiqua" w:cs="Times New Roman"/>
-          <w:color w:val="000000" w:themeColor="text1"/>
-        </w:rPr>
-        <w:t>)</w:t>
-      </w:r>
-      <w:r>
-        <w:rPr>
-          <w:rFonts w:ascii="Book Antiqua" w:hAnsi="Book Antiqua" w:cs="Times New Roman"/>
-          <w:color w:val="000000" w:themeColor="text1"/>
-        </w:rPr>
         <w:t xml:space="preserve"> </w:t>
       </w:r>
-      <w:proofErr w:type="gramStart"/>
-      <w:r>
-        <w:rPr>
-          <w:rFonts w:ascii="Book Antiqua" w:hAnsi="Book Antiqua" w:cs="Times New Roman"/>
-          <w:color w:val="000000" w:themeColor="text1"/>
-        </w:rPr>
-        <w:t>COMPRADOR(</w:t>
-      </w:r>
-      <w:proofErr w:type="gramEnd"/>
-      <w:r>
-        <w:rPr>
-          <w:rFonts w:ascii="Book Antiqua" w:hAnsi="Book Antiqua" w:cs="Times New Roman"/>
-          <w:color w:val="000000" w:themeColor="text1"/>
-        </w:rPr>
-        <w:t xml:space="preserve">A), no ato da </w:t>
-      </w:r>
-      <w:r>
-        <w:rPr>
-          <w:rFonts w:ascii="Book Antiqua" w:hAnsi="Book Antiqua" w:cs="Times New Roman"/>
-          <w:color w:val="000000" w:themeColor="text1"/>
-        </w:rPr>
-        <w:t>entrega, fiscalizar</w:t>
-      </w:r>
-      <w:r>
-        <w:rPr>
-          <w:rFonts w:ascii="Book Antiqua" w:hAnsi="Book Antiqua" w:cs="Times New Roman"/>
-          <w:color w:val="000000" w:themeColor="text1"/>
-        </w:rPr>
-        <w:t xml:space="preserve"> se</w:t>
-      </w:r>
-      <w:r>
-        <w:rPr>
-          <w:rFonts w:ascii="Book Antiqua" w:hAnsi="Book Antiqua" w:cs="Times New Roman"/>
-          <w:color w:val="000000" w:themeColor="text1"/>
-        </w:rPr>
-        <w:t xml:space="preserve"> o brinquedo corresponde em suas especificações ao produto que por ela adquirido, sendo que silêncio desta acarretará na aceitação nos moldes em que se </w:t>
-      </w:r>
-      <w:r>
-        <w:rPr>
-          <w:rFonts w:ascii="Book Antiqua" w:hAnsi="Book Antiqua" w:cs="Times New Roman"/>
-          <w:color w:val="000000" w:themeColor="text1"/>
-        </w:rPr>
-        <w:t>encontrar</w:t>
-      </w:r>
-      <w:r>
-        <w:rPr>
-          <w:rFonts w:ascii="Book Antiqua" w:hAnsi="Book Antiqua" w:cs="Times New Roman"/>
-          <w:color w:val="000000" w:themeColor="text1"/>
-        </w:rPr>
-        <w:t xml:space="preserve"> no ato.</w:t>
-      </w:r>
-    </w:p>
-    <w:p>
-      <w:pPr>
-        <w:pStyle w:val="SemEspaamento"/>
-        <w:spacing w:line="276" w:lineRule="auto"/>
-        <w:jc w:val="both"/>
-        <w:rPr>
-          <w:rFonts w:ascii="Book Antiqua" w:hAnsi="Book Antiqua" w:cs="Times New Roman"/>
-          <w:color w:val="000000" w:themeColor="text1"/>
-        </w:rPr>
-      </w:pPr>
-    </w:p>
-    <w:p>
-      <w:pPr>
-        <w:pStyle w:val="SemEspaamento"/>
-        <w:spacing w:line="276" w:lineRule="auto"/>
-        <w:jc w:val="both"/>
-        <w:rPr>
-          <w:rFonts w:ascii="Book Antiqua" w:hAnsi="Book Antiqua" w:cs="Times New Roman"/>
-          <w:b/>
-          <w:color w:val="000000" w:themeColor="text1"/>
-          <w:u w:val="single"/>
-        </w:rPr>
-      </w:pPr>
-      <w:r>
-        <w:rPr>
-          <w:rFonts w:ascii="Book Antiqua" w:hAnsi="Book Antiqua" w:cs="Times New Roman"/>
-          <w:b/>
-          <w:color w:val="000000" w:themeColor="text1"/>
-          <w:u w:val="single"/>
-        </w:rPr>
-        <w:t>VII</w:t>
-      </w:r>
-      <w:r>
-        <w:rPr>
-          <w:rFonts w:ascii="Book Antiqua" w:hAnsi="Book Antiqua" w:cs="Times New Roman"/>
-          <w:b/>
-          <w:color w:val="000000" w:themeColor="text1"/>
-          <w:u w:val="single"/>
-        </w:rPr>
-        <w:t>I</w:t>
-      </w:r>
-      <w:r>
-        <w:rPr>
-          <w:rFonts w:ascii="Book Antiqua" w:hAnsi="Book Antiqua" w:cs="Times New Roman"/>
-          <w:b/>
-          <w:color w:val="000000" w:themeColor="text1"/>
-          <w:u w:val="single"/>
-        </w:rPr>
-        <w:t>- DA RESCISÃO CONTRATUAL</w:t>
-      </w:r>
-    </w:p>
-    <w:p>
-      <w:pPr>
-        <w:pStyle w:val="SemEspaamento"/>
-        <w:spacing w:line="276" w:lineRule="auto"/>
-        <w:jc w:val="both"/>
-        <w:rPr>
-          <w:rFonts w:ascii="Book Antiqua" w:hAnsi="Book Antiqua" w:cs="Times New Roman"/>
-          <w:color w:val="000000" w:themeColor="text1"/>
-        </w:rPr>
-      </w:pPr>
-      <w:r>
-        <w:rPr>
-          <w:rFonts w:ascii="Book Antiqua" w:hAnsi="Book Antiqua" w:cs="Times New Roman"/>
-          <w:b/>
-          <w:bCs/>
-          <w:color w:val="000000" w:themeColor="text1"/>
-        </w:rPr>
-        <w:t xml:space="preserve">CLÁUSULA VIGÉSIMA </w:t>
-      </w:r>
-      <w:r>
-        <w:rPr>
-          <w:rFonts w:ascii="Book Antiqua" w:hAnsi="Book Antiqua" w:cs="Times New Roman"/>
-          <w:b/>
-          <w:bCs/>
-          <w:color w:val="000000" w:themeColor="text1"/>
-        </w:rPr>
-        <w:t>SEGUNDA</w:t>
-      </w:r>
-      <w:r>
-        <w:rPr>
-          <w:rFonts w:ascii="Book Antiqua" w:hAnsi="Book Antiqua" w:cs="Times New Roman"/>
-          <w:b/>
-          <w:bCs/>
-          <w:color w:val="000000" w:themeColor="text1"/>
-        </w:rPr>
-        <w:t>:</w:t>
-      </w:r>
-      <w:r>
-        <w:rPr>
-          <w:rFonts w:ascii="Book Antiqua" w:hAnsi="Book Antiqua" w:cs="Times New Roman"/>
-          <w:color w:val="000000" w:themeColor="text1"/>
-        </w:rPr>
-        <w:t xml:space="preserve"> O presente contrato somente poderá ser rescindido por justo motivo, nos casos previstos neste contrato</w:t>
-      </w:r>
-      <w:r>
-        <w:rPr>
-          <w:rFonts w:ascii="Book Antiqua" w:hAnsi="Book Antiqua" w:cs="Times New Roman"/>
-          <w:color w:val="000000" w:themeColor="text1"/>
-        </w:rPr>
-        <w:t>.</w:t>
-      </w:r>
-    </w:p>
-    <w:p>
-      <w:pPr>
-        <w:pStyle w:val="SemEspaamento"/>
-        <w:spacing w:line="276" w:lineRule="auto"/>
-        <w:jc w:val="both"/>
-        <w:rPr>
-          <w:rFonts w:ascii="Book Antiqua" w:hAnsi="Book Antiqua" w:cs="Times New Roman"/>
-          <w:color w:val="000000" w:themeColor="text1"/>
-        </w:rPr>
-      </w:pPr>
-    </w:p>
-    <w:p>
-      <w:pPr>
-        <w:pStyle w:val="SemEspaamento"/>
-        <w:spacing w:line="276" w:lineRule="auto"/>
-        <w:jc w:val="both"/>
-        <w:rPr>
-          <w:rFonts w:ascii="Book Antiqua" w:hAnsi="Book Antiqua" w:cs="Times New Roman"/>
-          <w:color w:val="000000" w:themeColor="text1"/>
-        </w:rPr>
-      </w:pPr>
-      <w:r>
-        <w:rPr>
-          <w:rFonts w:ascii="Book Antiqua" w:hAnsi="Book Antiqua" w:cs="Times New Roman"/>
-          <w:b/>
-          <w:bCs/>
-          <w:color w:val="000000" w:themeColor="text1"/>
-        </w:rPr>
-        <w:t>Parágrafo Primeiro:</w:t>
-      </w:r>
-      <w:r>
-        <w:rPr>
-          <w:rFonts w:ascii="Book Antiqua" w:hAnsi="Book Antiqua" w:cs="Times New Roman"/>
-          <w:color w:val="000000" w:themeColor="text1"/>
-        </w:rPr>
-        <w:t xml:space="preserve"> Caso o(a) COMPRADOR(A), após o fechamento do contrato, pagamento da parcela inicial e antes da entrega do produto, desista da aquisição deverá pagar à VENDEDOR o montante correspondente à 50% (cinquenta por cento) do montante estipulado como valor do contrato, em virtude do dispêndio de valores necessário para a fabricação do brinquedo, mão de obra e impostos incidentes, sem prejuízo da necessidade de reparação por danos suportados.</w:t>
-      </w:r>
-    </w:p>
-    <w:p>
-      <w:pPr>
-        <w:pStyle w:val="SemEspaamento"/>
-        <w:spacing w:line="276" w:lineRule="auto"/>
-        <w:jc w:val="both"/>
-        <w:rPr>
-          <w:rFonts w:ascii="Book Antiqua" w:hAnsi="Book Antiqua" w:cs="Times New Roman"/>
-          <w:color w:val="000000" w:themeColor="text1"/>
-        </w:rPr>
-      </w:pPr>
-    </w:p>
-    <w:p>
-      <w:pPr>
-        <w:pStyle w:val="SemEspaamento"/>
-        <w:spacing w:line="276" w:lineRule="auto"/>
-        <w:jc w:val="both"/>
-        <w:rPr>
-          <w:rFonts w:ascii="Book Antiqua" w:hAnsi="Book Antiqua" w:cs="Times New Roman"/>
-          <w:color w:val="000000" w:themeColor="text1"/>
-        </w:rPr>
-      </w:pPr>
-      <w:r>
-        <w:rPr>
-          <w:rFonts w:ascii="Book Antiqua" w:hAnsi="Book Antiqua" w:cs="Times New Roman"/>
-          <w:b/>
-          <w:bCs/>
-          <w:color w:val="000000" w:themeColor="text1"/>
-        </w:rPr>
-        <w:t>Parágrafo Segundo:</w:t>
-      </w:r>
-      <w:r>
-        <w:rPr>
-          <w:rFonts w:ascii="Book Antiqua" w:hAnsi="Book Antiqua" w:cs="Times New Roman"/>
-          <w:color w:val="000000" w:themeColor="text1"/>
-        </w:rPr>
-        <w:t xml:space="preserve"> Caso a VENDEDORA já tenha realizado a entrega do produto e o(a) COMPRADOR(A) desista da aquisição, além do pagamento do valor estabelecido no Parágrafo Primeiro, esta deverá arcar com as despesas necessárias para a remoção</w:t>
-      </w:r>
-      <w:r>
-        <w:rPr>
-          <w:rFonts w:ascii="Book Antiqua" w:hAnsi="Book Antiqua" w:cs="Times New Roman"/>
-          <w:color w:val="000000" w:themeColor="text1"/>
-        </w:rPr>
-        <w:t>, como frete, alimentação, diárias de ajudantes e outras necessárias para a retirada do produto.</w:t>
-      </w:r>
-    </w:p>
-    <w:p>
-      <w:pPr>
-        <w:pStyle w:val="SemEspaamento"/>
-        <w:spacing w:line="276" w:lineRule="auto"/>
-        <w:jc w:val="both"/>
-        <w:rPr>
-          <w:rFonts w:ascii="Book Antiqua" w:hAnsi="Book Antiqua" w:cs="Times New Roman"/>
-          <w:color w:val="000000" w:themeColor="text1"/>
-        </w:rPr>
-      </w:pPr>
-    </w:p>
-    <w:p>
-      <w:pPr>
-        <w:pStyle w:val="SemEspaamento"/>
-        <w:spacing w:line="276" w:lineRule="auto"/>
-        <w:jc w:val="both"/>
-        <w:rPr>
-          <w:rFonts w:ascii="Book Antiqua" w:hAnsi="Book Antiqua" w:cs="Times New Roman"/>
-          <w:color w:val="000000" w:themeColor="text1"/>
-        </w:rPr>
-      </w:pPr>
-      <w:r>
-        <w:rPr>
-          <w:rFonts w:ascii="Book Antiqua" w:hAnsi="Book Antiqua" w:cs="Times New Roman"/>
-          <w:b/>
-          <w:bCs/>
-          <w:color w:val="000000" w:themeColor="text1"/>
-        </w:rPr>
-        <w:t>Parágrafo terceiro:</w:t>
-      </w:r>
-      <w:r>
-        <w:rPr>
-          <w:rFonts w:ascii="Book Antiqua" w:hAnsi="Book Antiqua" w:cs="Times New Roman"/>
-          <w:color w:val="000000" w:themeColor="text1"/>
-        </w:rPr>
-        <w:t xml:space="preserve"> Na incidência das hipóteses previstas no</w:t>
-      </w:r>
-      <w:r>
-        <w:rPr>
-          <w:rFonts w:ascii="Book Antiqua" w:hAnsi="Book Antiqua" w:cs="Times New Roman"/>
-          <w:color w:val="000000" w:themeColor="text1"/>
-        </w:rPr>
-        <w:t>s parágrafos anteriores, o valor pago pelo(a) COMPRADOR(A) a título de entrada servirá para fins de compensação do valor apurado a pago à VENDEDORA.</w:t>
-      </w:r>
-      <w:r>
-        <w:rPr>
-          <w:rFonts w:ascii="Book Antiqua" w:hAnsi="Book Antiqua" w:cs="Times New Roman"/>
-          <w:color w:val="000000" w:themeColor="text1"/>
-        </w:rPr>
-        <w:t xml:space="preserve"> </w:t>
-      </w:r>
-    </w:p>
-    <w:p>
-      <w:pPr>
-        <w:pStyle w:val="SemEspaamento"/>
-        <w:spacing w:line="276" w:lineRule="auto"/>
-        <w:jc w:val="both"/>
-        <w:rPr>
-          <w:rFonts w:ascii="Book Antiqua" w:hAnsi="Book Antiqua" w:cs="Times New Roman"/>
-          <w:color w:val="000000" w:themeColor="text1"/>
-        </w:rPr>
-      </w:pPr>
-    </w:p>
-    <w:p>
-      <w:pPr>
-        <w:pStyle w:val="SemEspaamento"/>
-        <w:spacing w:line="276" w:lineRule="auto"/>
-        <w:jc w:val="both"/>
-        <w:rPr>
-          <w:rFonts w:ascii="Book Antiqua" w:hAnsi="Book Antiqua" w:cs="Times New Roman"/>
-          <w:color w:val="000000" w:themeColor="text1"/>
-        </w:rPr>
-      </w:pPr>
-      <w:r>
-        <w:rPr>
-          <w:rFonts w:ascii="Book Antiqua" w:hAnsi="Book Antiqua" w:cs="Times New Roman"/>
-          <w:b/>
-          <w:bCs/>
-          <w:color w:val="000000" w:themeColor="text1"/>
-        </w:rPr>
-        <w:t xml:space="preserve">CLÁUSULA VIGÉSIMA </w:t>
-      </w:r>
-      <w:r>
-        <w:rPr>
-          <w:rFonts w:ascii="Book Antiqua" w:hAnsi="Book Antiqua" w:cs="Times New Roman"/>
-          <w:b/>
-          <w:bCs/>
-          <w:color w:val="000000" w:themeColor="text1"/>
-        </w:rPr>
-        <w:t>TERCEIRA</w:t>
-      </w:r>
-      <w:r>
-        <w:rPr>
-          <w:rFonts w:ascii="Book Antiqua" w:hAnsi="Book Antiqua" w:cs="Times New Roman"/>
-          <w:color w:val="000000" w:themeColor="text1"/>
-        </w:rPr>
-        <w:t xml:space="preserve">: </w:t>
-      </w:r>
-      <w:r>
-        <w:rPr>
-          <w:rFonts w:ascii="Book Antiqua" w:hAnsi="Book Antiqua" w:cs="Times New Roman"/>
-          <w:color w:val="000000" w:themeColor="text1"/>
-        </w:rPr>
-        <w:t>F</w:t>
-      </w:r>
-      <w:r>
-        <w:rPr>
-          <w:rFonts w:ascii="Book Antiqua" w:hAnsi="Book Antiqua" w:cs="Times New Roman"/>
-          <w:color w:val="000000" w:themeColor="text1"/>
-        </w:rPr>
-        <w:t>ica estabelecida a obrigatoriedade de pagamento de multa de 20% (vinte por cento), sobre o valor desta transação, cominada à parte que descumprir ou dificultar o fiel cumprimento de qualquer uma das cláusulas e condições do presente contrato, além de ficar a parte infratora sujeita ao pagamento de custas e honorários de advogado, no caso de a parte prejudicada tiver que recorrer a qualquer procedimento judicial para fazer valer os seus direitos.</w:t>
-      </w:r>
-    </w:p>
-    <w:p>
-      <w:pPr>
-        <w:pStyle w:val="SemEspaamento"/>
-        <w:spacing w:line="276" w:lineRule="auto"/>
-        <w:jc w:val="both"/>
-        <w:rPr>
-          <w:rFonts w:ascii="Book Antiqua" w:hAnsi="Book Antiqua" w:cs="Times New Roman"/>
-          <w:color w:val="000000" w:themeColor="text1"/>
-        </w:rPr>
-      </w:pPr>
-    </w:p>
-    <w:p>
-      <w:pPr>
-        <w:pStyle w:val="SemEspaamento"/>
-        <w:spacing w:line="276" w:lineRule="auto"/>
-        <w:jc w:val="both"/>
-        <w:rPr>
-          <w:rFonts w:ascii="Book Antiqua" w:hAnsi="Book Antiqua" w:cs="Times New Roman"/>
-          <w:b/>
-          <w:bCs/>
-          <w:color w:val="000000" w:themeColor="text1"/>
-          <w:u w:val="single"/>
-        </w:rPr>
-      </w:pPr>
-      <w:r>
-        <w:rPr>
-          <w:rFonts w:ascii="Book Antiqua" w:hAnsi="Book Antiqua" w:cs="Times New Roman"/>
-          <w:b/>
-          <w:bCs/>
-          <w:color w:val="000000" w:themeColor="text1"/>
-          <w:u w:val="single"/>
-        </w:rPr>
-        <w:t xml:space="preserve">IX - </w:t>
-      </w:r>
-      <w:r>
-        <w:rPr>
-          <w:rFonts w:ascii="Book Antiqua" w:hAnsi="Book Antiqua" w:cs="Times New Roman"/>
-          <w:b/>
-          <w:bCs/>
-          <w:color w:val="000000" w:themeColor="text1"/>
-          <w:u w:val="single"/>
-        </w:rPr>
-        <w:t>DA LEI GERAL DE PROTEÇÃO DE DADOS</w:t>
-      </w:r>
-    </w:p>
-    <w:p>
-      <w:pPr>
-        <w:pStyle w:val="SemEspaamento"/>
-        <w:spacing w:line="276" w:lineRule="auto"/>
-        <w:jc w:val="both"/>
-        <w:rPr>
-          <w:rFonts w:ascii="Book Antiqua" w:hAnsi="Book Antiqua" w:cs="Times New Roman"/>
-          <w:color w:val="000000" w:themeColor="text1"/>
-        </w:rPr>
-      </w:pPr>
-      <w:r>
-        <w:rPr>
-          <w:rFonts w:ascii="Book Antiqua" w:hAnsi="Book Antiqua" w:cs="Times New Roman"/>
-          <w:b/>
-          <w:bCs/>
-          <w:color w:val="000000" w:themeColor="text1"/>
-        </w:rPr>
-        <w:t xml:space="preserve">CLÁUSULA VIGÉSIMA </w:t>
-      </w:r>
-      <w:r>
-        <w:rPr>
-          <w:rFonts w:ascii="Book Antiqua" w:hAnsi="Book Antiqua" w:cs="Times New Roman"/>
-          <w:b/>
-          <w:bCs/>
-          <w:color w:val="000000" w:themeColor="text1"/>
-        </w:rPr>
-        <w:t>QUARTA</w:t>
-      </w:r>
-      <w:r>
-        <w:rPr>
-          <w:rFonts w:ascii="Book Antiqua" w:hAnsi="Book Antiqua" w:cs="Times New Roman"/>
-          <w:color w:val="000000" w:themeColor="text1"/>
-        </w:rPr>
-        <w:t xml:space="preserve">: Ao assinar o presente termo, o CONTRATANTE consente e concorda que a CONTRATADA tome decisões referentes ao tratamento de seus dados pessoais e dados pessoais sensíveis do contratante, bem como do beneficiário, envolvendo operações como as que se referem a coleta, produção, recepção, classificação, utilização, acesso, reprodução, transmissão, </w:t>
-      </w:r>
-      <w:r>
-        <w:rPr>
-          <w:rFonts w:ascii="Book Antiqua" w:hAnsi="Book Antiqua" w:cs="Times New Roman"/>
-          <w:color w:val="000000" w:themeColor="text1"/>
-        </w:rPr>
-        <w:lastRenderedPageBreak/>
-        <w:t>distribuição, processamento, arquivamento, armazenamento, eliminação, avaliação ou controle da informação, modificação, comunicação, transferência, difusão ou extração, eletrônica e manualmente, informações e dados prestados pela CONTRATANTE e seus clientes (“Dados Protegidos”), exclusivamente para fins específicos de prestação dos Serviços, bem como visando à concepção e execução de trabalhos jurídicos decorrentes da contratação, nos termos da Lei 13.709/2018.</w:t>
-      </w:r>
-    </w:p>
-    <w:p>
-      <w:pPr>
-        <w:pStyle w:val="SemEspaamento"/>
-        <w:spacing w:line="276" w:lineRule="auto"/>
-        <w:jc w:val="both"/>
-        <w:rPr>
-          <w:rFonts w:ascii="Book Antiqua" w:hAnsi="Book Antiqua" w:cs="Times New Roman"/>
-          <w:color w:val="000000" w:themeColor="text1"/>
-        </w:rPr>
-      </w:pPr>
-    </w:p>
-    <w:p>
-      <w:pPr>
-        <w:pStyle w:val="SemEspaamento"/>
-        <w:spacing w:line="276" w:lineRule="auto"/>
-        <w:jc w:val="both"/>
-        <w:rPr>
-          <w:rFonts w:ascii="Book Antiqua" w:hAnsi="Book Antiqua" w:cs="Times New Roman"/>
-          <w:color w:val="000000" w:themeColor="text1"/>
-        </w:rPr>
-      </w:pPr>
-      <w:r>
-        <w:rPr>
-          <w:rFonts w:ascii="Book Antiqua" w:hAnsi="Book Antiqua" w:cs="Times New Roman"/>
-          <w:b/>
-          <w:bCs/>
-          <w:color w:val="000000" w:themeColor="text1"/>
-        </w:rPr>
-        <w:t>Parágrafo Primeiro:</w:t>
-      </w:r>
-      <w:r>
-        <w:rPr>
-          <w:rFonts w:ascii="Book Antiqua" w:hAnsi="Book Antiqua" w:cs="Times New Roman"/>
-          <w:color w:val="000000" w:themeColor="text1"/>
-        </w:rPr>
-        <w:t xml:space="preserve"> Para os fins deste contrato, embasado na Lei Geral de Proteção de Dados, considera-se: I - Dado pessoal: informação relacionada a pessoa natural identificada ou identificável;</w:t>
-      </w:r>
-      <w:r>
-        <w:rPr>
-          <w:rFonts w:ascii="Book Antiqua" w:hAnsi="Book Antiqua" w:cs="Times New Roman"/>
-          <w:color w:val="000000" w:themeColor="text1"/>
-        </w:rPr>
-        <w:t xml:space="preserve"> </w:t>
-      </w:r>
-      <w:r>
-        <w:rPr>
-          <w:rFonts w:ascii="Book Antiqua" w:hAnsi="Book Antiqua" w:cs="Times New Roman"/>
-          <w:color w:val="000000" w:themeColor="text1"/>
-        </w:rPr>
-        <w:t>II</w:t>
-      </w:r>
-      <w:r>
-        <w:rPr>
-          <w:rFonts w:ascii="Book Antiqua" w:hAnsi="Book Antiqua" w:cs="Times New Roman"/>
-          <w:color w:val="000000" w:themeColor="text1"/>
-        </w:rPr>
-        <w:t xml:space="preserve"> </w:t>
-      </w:r>
-      <w:r>
-        <w:rPr>
-          <w:rFonts w:ascii="Book Antiqua" w:hAnsi="Book Antiqua" w:cs="Times New Roman"/>
-          <w:color w:val="000000" w:themeColor="text1"/>
-        </w:rPr>
-        <w:t>- dado pessoal sensível: dado pessoal sobre origem racial ou étnica, convicção religiosa, opinião política, filiação a sindicato ou a organização de caráter religioso, filosófico ou político, dado referente à saúde, dado genético ou biométrico, quando vinculado a uma pessoa natural;</w:t>
-      </w:r>
-      <w:r>
-        <w:rPr>
-          <w:rFonts w:ascii="Book Antiqua" w:hAnsi="Book Antiqua" w:cs="Times New Roman"/>
-          <w:color w:val="000000" w:themeColor="text1"/>
-        </w:rPr>
-        <w:t xml:space="preserve"> </w:t>
-      </w:r>
-      <w:r>
-        <w:rPr>
-          <w:rFonts w:ascii="Book Antiqua" w:hAnsi="Book Antiqua" w:cs="Times New Roman"/>
-          <w:color w:val="000000" w:themeColor="text1"/>
-        </w:rPr>
-        <w:t>III</w:t>
-      </w:r>
-      <w:r>
-        <w:rPr>
-          <w:rFonts w:ascii="Book Antiqua" w:hAnsi="Book Antiqua" w:cs="Times New Roman"/>
-          <w:color w:val="000000" w:themeColor="text1"/>
-        </w:rPr>
-        <w:t xml:space="preserve"> </w:t>
-      </w:r>
-      <w:r>
-        <w:rPr>
-          <w:rFonts w:ascii="Book Antiqua" w:hAnsi="Book Antiqua" w:cs="Times New Roman"/>
-          <w:color w:val="000000" w:themeColor="text1"/>
-        </w:rPr>
-        <w:t>-controlador: pessoa natural ou jurídica, de direito público ou privado, a quem competem as decisões referentes ao tratamento de dados pessoais;</w:t>
-      </w:r>
-      <w:r>
-        <w:rPr>
-          <w:rFonts w:ascii="Book Antiqua" w:hAnsi="Book Antiqua" w:cs="Times New Roman"/>
-          <w:color w:val="000000" w:themeColor="text1"/>
-        </w:rPr>
-        <w:t xml:space="preserve"> </w:t>
-      </w:r>
-      <w:r>
-        <w:rPr>
-          <w:rFonts w:ascii="Book Antiqua" w:hAnsi="Book Antiqua" w:cs="Times New Roman"/>
-          <w:color w:val="000000" w:themeColor="text1"/>
-        </w:rPr>
-        <w:t>IV- tratamento: toda operação realizada com dados pessoais, como as que se referem a coleta, produção, recepção, classificação, utilização, acesso, reprodução, transmissão, distribuição, processamento, arquivamento, armazenamento, eliminação, avaliação ou controle da informação, modificação, comunicação, transferência, difusão ou extração;</w:t>
-      </w:r>
-    </w:p>
-    <w:p>
-      <w:pPr>
-        <w:pStyle w:val="SemEspaamento"/>
-        <w:spacing w:line="276" w:lineRule="auto"/>
-        <w:jc w:val="both"/>
-        <w:rPr>
-          <w:rFonts w:ascii="Book Antiqua" w:hAnsi="Book Antiqua" w:cs="Times New Roman"/>
-          <w:color w:val="000000" w:themeColor="text1"/>
-        </w:rPr>
-      </w:pPr>
-    </w:p>
-    <w:p>
-      <w:pPr>
-        <w:pStyle w:val="SemEspaamento"/>
-        <w:spacing w:line="276" w:lineRule="auto"/>
-        <w:jc w:val="both"/>
-        <w:rPr>
-          <w:rFonts w:ascii="Book Antiqua" w:hAnsi="Book Antiqua" w:cs="Times New Roman"/>
-          <w:color w:val="000000" w:themeColor="text1"/>
-        </w:rPr>
-      </w:pPr>
-      <w:r>
-        <w:rPr>
-          <w:rFonts w:ascii="Book Antiqua" w:hAnsi="Book Antiqua" w:cs="Times New Roman"/>
-          <w:b/>
-          <w:bCs/>
-          <w:color w:val="000000" w:themeColor="text1"/>
-        </w:rPr>
-        <w:t>Parágrafo Segundo:</w:t>
-      </w:r>
-      <w:r>
-        <w:rPr>
-          <w:rFonts w:ascii="Book Antiqua" w:hAnsi="Book Antiqua" w:cs="Times New Roman"/>
-          <w:color w:val="000000" w:themeColor="text1"/>
-        </w:rPr>
-        <w:t xml:space="preserve"> O CONTRATADO fica autorizado a coletar e a realizar o tratamento dos seguintes dados pessoais do Titular e do Beneficiário: Nome completo; Data de nascimento; Número e imagem da Carteira de Identidade (RG); Número e imagem do Cadastro de Pessoas Físicas (CPF); Número e imagem da Carteira Nacional de Habilitação (CNH); Estado civil; Nível de instrução ou escolaridade; Endereço completo; Números de telefone, WhatsApp e endereços de e-mail.</w:t>
-      </w:r>
-    </w:p>
-    <w:p>
-      <w:pPr>
-        <w:pStyle w:val="SemEspaamento"/>
-        <w:spacing w:line="276" w:lineRule="auto"/>
-        <w:jc w:val="both"/>
-        <w:rPr>
-          <w:rFonts w:ascii="Book Antiqua" w:hAnsi="Book Antiqua" w:cs="Times New Roman"/>
-          <w:color w:val="000000" w:themeColor="text1"/>
-        </w:rPr>
-      </w:pPr>
-      <w:r>
-        <w:rPr>
-          <w:rFonts w:ascii="Book Antiqua" w:hAnsi="Book Antiqua" w:cs="Times New Roman"/>
-          <w:color w:val="000000" w:themeColor="text1"/>
-        </w:rPr>
-        <w:t xml:space="preserve"> </w:t>
-      </w:r>
-    </w:p>
-    <w:p>
-      <w:pPr>
-        <w:pStyle w:val="SemEspaamento"/>
-        <w:spacing w:line="276" w:lineRule="auto"/>
-        <w:jc w:val="both"/>
-        <w:rPr>
-          <w:rFonts w:ascii="Book Antiqua" w:hAnsi="Book Antiqua" w:cs="Times New Roman"/>
-          <w:color w:val="000000" w:themeColor="text1"/>
-        </w:rPr>
-      </w:pPr>
-      <w:r>
-        <w:rPr>
-          <w:rFonts w:ascii="Book Antiqua" w:hAnsi="Book Antiqua" w:cs="Times New Roman"/>
-          <w:b/>
-          <w:bCs/>
-          <w:color w:val="000000" w:themeColor="text1"/>
-        </w:rPr>
-        <w:t>Parágrafo Terceiro:</w:t>
-      </w:r>
-      <w:r>
-        <w:rPr>
-          <w:rFonts w:ascii="Book Antiqua" w:hAnsi="Book Antiqua" w:cs="Times New Roman"/>
-          <w:color w:val="000000" w:themeColor="text1"/>
-        </w:rPr>
-        <w:t xml:space="preserve"> Os dados serão mantidos e armazenados pela CONTRATADA</w:t>
-      </w:r>
-      <w:r>
-        <w:rPr>
-          <w:rFonts w:ascii="Book Antiqua" w:hAnsi="Book Antiqua" w:cs="Times New Roman"/>
-          <w:color w:val="000000" w:themeColor="text1"/>
-        </w:rPr>
-        <w:t xml:space="preserve">, </w:t>
-      </w:r>
-      <w:r>
-        <w:rPr>
-          <w:rFonts w:ascii="Book Antiqua" w:hAnsi="Book Antiqua" w:cs="Times New Roman"/>
-          <w:color w:val="000000" w:themeColor="text1"/>
-        </w:rPr>
-        <w:t>preservando os direitos fundamentais de liberdade, intimidade e privacidade do CONTRATANTE e</w:t>
-      </w:r>
-      <w:r>
-        <w:rPr>
-          <w:rFonts w:ascii="Book Antiqua" w:hAnsi="Book Antiqua" w:cs="Times New Roman"/>
-          <w:color w:val="000000" w:themeColor="text1"/>
-        </w:rPr>
-        <w:t xml:space="preserve"> do (a) COMPRADOR(A)</w:t>
-      </w:r>
-      <w:r>
-        <w:rPr>
-          <w:rFonts w:ascii="Book Antiqua" w:hAnsi="Book Antiqua" w:cs="Times New Roman"/>
-          <w:color w:val="000000" w:themeColor="text1"/>
-        </w:rPr>
-        <w:t>.</w:t>
-      </w:r>
-    </w:p>
-    <w:p>
-      <w:pPr>
-        <w:pStyle w:val="SemEspaamento"/>
-        <w:spacing w:line="276" w:lineRule="auto"/>
-        <w:jc w:val="both"/>
-        <w:rPr>
-          <w:rFonts w:ascii="Book Antiqua" w:hAnsi="Book Antiqua" w:cs="Times New Roman"/>
-          <w:color w:val="000000" w:themeColor="text1"/>
-        </w:rPr>
-      </w:pPr>
-    </w:p>
-    <w:p>
-      <w:pPr>
-        <w:pStyle w:val="SemEspaamento"/>
-        <w:spacing w:line="276" w:lineRule="auto"/>
-        <w:jc w:val="both"/>
-        <w:rPr>
-          <w:rFonts w:ascii="Book Antiqua" w:hAnsi="Book Antiqua" w:cs="Times New Roman"/>
-          <w:color w:val="000000" w:themeColor="text1"/>
-        </w:rPr>
-      </w:pPr>
-      <w:r>
-        <w:rPr>
-          <w:rFonts w:ascii="Book Antiqua" w:hAnsi="Book Antiqua" w:cs="Times New Roman"/>
-          <w:b/>
-          <w:bCs/>
-          <w:color w:val="000000" w:themeColor="text1"/>
-        </w:rPr>
-        <w:t xml:space="preserve">Parágrafo </w:t>
-      </w:r>
-      <w:r>
-        <w:rPr>
-          <w:rFonts w:ascii="Book Antiqua" w:hAnsi="Book Antiqua" w:cs="Times New Roman"/>
-          <w:b/>
-          <w:bCs/>
-          <w:color w:val="000000" w:themeColor="text1"/>
-        </w:rPr>
-        <w:t>Quarto</w:t>
-      </w:r>
-      <w:r>
-        <w:rPr>
-          <w:rFonts w:ascii="Book Antiqua" w:hAnsi="Book Antiqua" w:cs="Times New Roman"/>
-          <w:b/>
-          <w:bCs/>
-          <w:color w:val="000000" w:themeColor="text1"/>
-        </w:rPr>
-        <w:t>:</w:t>
-      </w:r>
-      <w:r>
-        <w:rPr>
-          <w:rFonts w:ascii="Book Antiqua" w:hAnsi="Book Antiqua" w:cs="Times New Roman"/>
-          <w:color w:val="000000" w:themeColor="text1"/>
-        </w:rPr>
-        <w:t xml:space="preserve"> O Controlador fica autorizado a compartilhar os dados pessoais do Titular com outros agentes de tratamento de dados, observados os princípios e as garantias estabelecidas pela Lei nº 13.709/2018 e 13.853/2019.</w:t>
-      </w:r>
-    </w:p>
-    <w:p>
-      <w:pPr>
-        <w:pStyle w:val="SemEspaamento"/>
-        <w:spacing w:line="276" w:lineRule="auto"/>
-        <w:jc w:val="both"/>
-        <w:rPr>
-          <w:rFonts w:ascii="Book Antiqua" w:hAnsi="Book Antiqua" w:cs="Times New Roman"/>
-          <w:color w:val="000000" w:themeColor="text1"/>
-        </w:rPr>
-      </w:pPr>
-    </w:p>
-    <w:p>
-      <w:pPr>
-        <w:pStyle w:val="SemEspaamento"/>
-        <w:spacing w:line="276" w:lineRule="auto"/>
-        <w:jc w:val="both"/>
-        <w:rPr>
-          <w:rFonts w:ascii="Book Antiqua" w:hAnsi="Book Antiqua" w:cs="Times New Roman"/>
-          <w:color w:val="000000" w:themeColor="text1"/>
-        </w:rPr>
-      </w:pPr>
-      <w:r>
-        <w:rPr>
-          <w:rFonts w:ascii="Book Antiqua" w:hAnsi="Book Antiqua" w:cs="Times New Roman"/>
-          <w:b/>
-          <w:bCs/>
-          <w:color w:val="000000" w:themeColor="text1"/>
-        </w:rPr>
-        <w:t xml:space="preserve">Parágrafo </w:t>
-      </w:r>
-      <w:r>
-        <w:rPr>
-          <w:rFonts w:ascii="Book Antiqua" w:hAnsi="Book Antiqua" w:cs="Times New Roman"/>
-          <w:b/>
-          <w:bCs/>
-          <w:color w:val="000000" w:themeColor="text1"/>
-        </w:rPr>
-        <w:t>Quinto:</w:t>
-      </w:r>
-      <w:r>
-        <w:rPr>
-          <w:rFonts w:ascii="Book Antiqua" w:hAnsi="Book Antiqua" w:cs="Times New Roman"/>
-          <w:color w:val="000000" w:themeColor="text1"/>
-        </w:rPr>
-        <w:t xml:space="preserve"> Em observância a Lei n. 13.709/2018-LGPD, a CONTRATANTE autoriza a CONTRATADA a efetuar o tratamento, comunicação e compartilhamento de seus dados pessoais e pessoais sensíveis assim como do respectivo beneficiário, com outros controladores, de forma Livre, Clara e inequívoca, atendendo a todos os procedimentos legais.</w:t>
-      </w:r>
-    </w:p>
-    <w:p>
-      <w:pPr>
-        <w:pStyle w:val="SemEspaamento"/>
-        <w:spacing w:line="276" w:lineRule="auto"/>
-        <w:jc w:val="both"/>
-        <w:rPr>
-          <w:rFonts w:ascii="Book Antiqua" w:hAnsi="Book Antiqua" w:cs="Times New Roman"/>
-          <w:color w:val="000000" w:themeColor="text1"/>
-        </w:rPr>
-      </w:pPr>
-    </w:p>
-    <w:p>
-      <w:pPr>
-        <w:pStyle w:val="SemEspaamento"/>
-        <w:spacing w:line="276" w:lineRule="auto"/>
-        <w:jc w:val="both"/>
-        <w:rPr>
-          <w:rFonts w:ascii="Book Antiqua" w:hAnsi="Book Antiqua" w:cs="Times New Roman"/>
-          <w:b/>
-          <w:color w:val="000000" w:themeColor="text1"/>
-          <w:u w:val="single"/>
-        </w:rPr>
-      </w:pPr>
-      <w:r>
-        <w:rPr>
-          <w:rFonts w:ascii="Book Antiqua" w:hAnsi="Book Antiqua" w:cs="Times New Roman"/>
-          <w:b/>
-          <w:color w:val="000000" w:themeColor="text1"/>
-          <w:u w:val="single"/>
-        </w:rPr>
-        <w:t>X</w:t>
-      </w:r>
-      <w:r>
-        <w:rPr>
-          <w:rFonts w:ascii="Book Antiqua" w:hAnsi="Book Antiqua" w:cs="Times New Roman"/>
-          <w:b/>
-          <w:color w:val="000000" w:themeColor="text1"/>
-          <w:u w:val="single"/>
-        </w:rPr>
-        <w:t>- DA AUTORIZAÇÃO DE USO DE IMAGEM E DADOS</w:t>
-      </w:r>
-    </w:p>
-    <w:p>
-      <w:pPr>
-        <w:pStyle w:val="SemEspaamento"/>
-        <w:spacing w:line="276" w:lineRule="auto"/>
-        <w:jc w:val="both"/>
-        <w:rPr>
-          <w:rFonts w:ascii="Book Antiqua" w:hAnsi="Book Antiqua" w:cs="Times New Roman"/>
-          <w:color w:val="000000" w:themeColor="text1"/>
-        </w:rPr>
-      </w:pPr>
-      <w:r>
-        <w:rPr>
-          <w:rFonts w:ascii="Book Antiqua" w:hAnsi="Book Antiqua" w:cs="Times New Roman"/>
-          <w:b/>
-          <w:bCs/>
-          <w:color w:val="000000" w:themeColor="text1"/>
-        </w:rPr>
-        <w:t>CLÁUSULA VIGÉSIMA</w:t>
-      </w:r>
-      <w:r>
-        <w:rPr>
-          <w:rFonts w:ascii="Book Antiqua" w:hAnsi="Book Antiqua" w:cs="Times New Roman"/>
-          <w:b/>
-          <w:bCs/>
-          <w:color w:val="000000" w:themeColor="text1"/>
-        </w:rPr>
-        <w:t xml:space="preserve"> QUINTA</w:t>
-      </w:r>
-      <w:r>
-        <w:rPr>
-          <w:rFonts w:ascii="Book Antiqua" w:hAnsi="Book Antiqua" w:cs="Times New Roman"/>
-          <w:color w:val="000000" w:themeColor="text1"/>
-        </w:rPr>
-        <w:t>: O</w:t>
-      </w:r>
-      <w:r>
-        <w:rPr>
-          <w:rFonts w:ascii="Book Antiqua" w:hAnsi="Book Antiqua" w:cs="Times New Roman"/>
-          <w:color w:val="000000" w:themeColor="text1"/>
-        </w:rPr>
-        <w:t>(A)</w:t>
-      </w:r>
-      <w:r>
-        <w:rPr>
-          <w:rFonts w:ascii="Book Antiqua" w:hAnsi="Book Antiqua" w:cs="Times New Roman"/>
-          <w:color w:val="000000" w:themeColor="text1"/>
-        </w:rPr>
-        <w:t xml:space="preserve"> </w:t>
-      </w:r>
       <w:r>
         <w:rPr>
           <w:rFonts w:ascii="Book Antiqua" w:hAnsi="Book Antiqua" w:cs="Times New Roman"/>
@@ -7008,15 +7029,7 @@
           <w:rFonts w:ascii="Book Antiqua" w:hAnsi="Book Antiqua" w:cs="Times New Roman"/>
           <w:color w:val="000000" w:themeColor="text1"/>
         </w:rPr>
-        <w:t xml:space="preserve">: O CONTRATANTE autoriza a CONTRATADA a utilizar a imagem e voz do beneficiário, do qual é responsável legal, de forma presencial ou remota, de forma gratuita e sem ônus na divulgação dos trabalhos desenvolvidos pela CONTRATADA, por meio de fotos, áudios </w:t>
-      </w:r>
-      <w:r>
-        <w:rPr>
-          <w:rFonts w:ascii="Book Antiqua" w:hAnsi="Book Antiqua" w:cs="Times New Roman"/>
-          <w:color w:val="000000" w:themeColor="text1"/>
-        </w:rPr>
-        <w:lastRenderedPageBreak/>
-        <w:t>e vídeos em todos os meios de divulgação possíveis, seja em mídia impressa (livros, catálogos, revista, jornal, panfletos, folder, outdoors, entre outros), televisiva (propaganda para televisão aberta/fechada, vídeos, filmes, entre outros), radiofônica (programa de rádio, podcasts, entre outros), escrita, falada, na internet, incluindo redes sociais</w:t>
+        <w:t>: O CONTRATANTE autoriza a CONTRATADA a utilizar a imagem e voz do beneficiário, do qual é responsável legal, de forma presencial ou remota, de forma gratuita e sem ônus na divulgação dos trabalhos desenvolvidos pela CONTRATADA, por meio de fotos, áudios e vídeos em todos os meios de divulgação possíveis, seja em mídia impressa (livros, catálogos, revista, jornal, panfletos, folder, outdoors, entre outros), televisiva (propaganda para televisão aberta/fechada, vídeos, filmes, entre outros), radiofônica (programa de rádio, podcasts, entre outros), escrita, falada, na internet, incluindo redes sociais</w:t>
       </w:r>
       <w:r>
         <w:rPr>
@@ -7550,7 +7563,15 @@
           <w:rFonts w:ascii="Book Antiqua" w:hAnsi="Book Antiqua" w:cs="Times New Roman"/>
           <w:color w:val="000000" w:themeColor="text1"/>
         </w:rPr>
-        <w:t xml:space="preserve"> A CONTRATANTE declara para todos os fins que não faz uso, direto ou indireto, de mão-de-obra infanto-juvenil ou trabalho forçado em suas atividades; Garante ambiente de trabalho seguro e saudável, possuindo Programa de Segurança, Saúde e Meio Ambiente; Garante a liberdade de associação sindical dos seus empregados; Não permite qualquer tipo de ato ou situação discriminatória; Não permite práticas disciplinares abusivas; Conhece e aplica a legislação vigente, principalmente, mas não se limitando, a trabalhista, ambiental.</w:t>
+        <w:t xml:space="preserve"> A CONTRATANTE declara para todos os fins que não faz uso, direto ou indireto, de mão-de-obra infanto-juvenil ou trabalho forçado em suas atividades; Garante ambiente de trabalho seguro e saudável, possuindo Programa de Segurança, Saúde e Meio Ambiente; Garante a </w:t>
+      </w:r>
+      <w:r>
+        <w:rPr>
+          <w:rFonts w:ascii="Book Antiqua" w:hAnsi="Book Antiqua" w:cs="Times New Roman"/>
+          <w:color w:val="000000" w:themeColor="text1"/>
+        </w:rPr>
+        <w:lastRenderedPageBreak/>
+        <w:t>liberdade de associação sindical dos seus empregados; Não permite qualquer tipo de ato ou situação discriminatória; Não permite práticas disciplinares abusivas; Conhece e aplica a legislação vigente, principalmente, mas não se limitando, a trabalhista, ambiental.</w:t>
       </w:r>
     </w:p>
     <w:p>
@@ -7585,576 +7606,582 @@
           <w:color w:val="000000" w:themeColor="text1"/>
           <w:u w:val="single"/>
         </w:rPr>
+        <w:t>XI</w:t>
+      </w:r>
+      <w:r>
+        <w:rPr>
+          <w:rFonts w:ascii="Book Antiqua" w:hAnsi="Book Antiqua" w:cs="Times New Roman"/>
+          <w:b/>
+          <w:bCs/>
+          <w:color w:val="000000" w:themeColor="text1"/>
+          <w:u w:val="single"/>
+        </w:rPr>
+        <w:t>V</w:t>
+      </w:r>
+      <w:r>
+        <w:rPr>
+          <w:rFonts w:ascii="Book Antiqua" w:hAnsi="Book Antiqua" w:cs="Times New Roman"/>
+          <w:b/>
+          <w:bCs/>
+          <w:color w:val="000000" w:themeColor="text1"/>
+          <w:u w:val="single"/>
+        </w:rPr>
+        <w:t xml:space="preserve"> - </w:t>
+      </w:r>
+      <w:r>
+        <w:rPr>
+          <w:rFonts w:ascii="Book Antiqua" w:hAnsi="Book Antiqua" w:cs="Times New Roman"/>
+          <w:b/>
+          <w:bCs/>
+          <w:color w:val="000000" w:themeColor="text1"/>
+          <w:u w:val="single"/>
+        </w:rPr>
+        <w:t>PROCEDIMENTOS DA POLÍTICA ANTICORRUPÇÃO</w:t>
+      </w:r>
+    </w:p>
+    <w:p>
+      <w:pPr>
+        <w:pStyle w:val="SemEspaamento"/>
+        <w:spacing w:line="276" w:lineRule="auto"/>
+        <w:jc w:val="both"/>
+        <w:rPr>
+          <w:rFonts w:ascii="Book Antiqua" w:hAnsi="Book Antiqua" w:cs="Times New Roman"/>
+          <w:color w:val="000000" w:themeColor="text1"/>
+        </w:rPr>
+      </w:pPr>
+      <w:r>
+        <w:rPr>
+          <w:rFonts w:ascii="Book Antiqua" w:hAnsi="Book Antiqua" w:cs="Times New Roman"/>
+          <w:b/>
+          <w:bCs/>
+          <w:color w:val="000000" w:themeColor="text1"/>
+        </w:rPr>
+        <w:t xml:space="preserve">CLÁUSULA </w:t>
+      </w:r>
+      <w:r>
+        <w:rPr>
+          <w:rFonts w:ascii="Book Antiqua" w:hAnsi="Book Antiqua" w:cs="Times New Roman"/>
+          <w:b/>
+          <w:bCs/>
+          <w:color w:val="000000" w:themeColor="text1"/>
+        </w:rPr>
+        <w:t>TRIGÉSIMA PRIMEIRA</w:t>
+      </w:r>
+      <w:r>
+        <w:rPr>
+          <w:rFonts w:ascii="Book Antiqua" w:hAnsi="Book Antiqua" w:cs="Times New Roman"/>
+          <w:color w:val="000000" w:themeColor="text1"/>
+        </w:rPr>
+        <w:t>: A CONTRATANTE durante o prazo de vigência deste Contrato e por um período de 05 (cinco) anos após a conclusão ou rescisão dos termos e condições contratuais, concorda em preservar os livros, dados e registros que documentam com exatidão e integridade todos os serviços realizados, pagamentos recebidos ou feitos e gastos incorridos junto a FORNECEDORA ou de algum modo relacionados com a execução deste Contrato.</w:t>
+      </w:r>
+    </w:p>
+    <w:p>
+      <w:pPr>
+        <w:pStyle w:val="SemEspaamento"/>
+        <w:spacing w:line="276" w:lineRule="auto"/>
+        <w:jc w:val="both"/>
+        <w:rPr>
+          <w:rFonts w:ascii="Book Antiqua" w:hAnsi="Book Antiqua" w:cs="Times New Roman"/>
+          <w:color w:val="000000" w:themeColor="text1"/>
+        </w:rPr>
+      </w:pPr>
+    </w:p>
+    <w:p>
+      <w:pPr>
+        <w:pStyle w:val="SemEspaamento"/>
+        <w:spacing w:line="276" w:lineRule="auto"/>
+        <w:jc w:val="both"/>
+        <w:rPr>
+          <w:rFonts w:ascii="Book Antiqua" w:hAnsi="Book Antiqua" w:cs="Times New Roman"/>
+          <w:color w:val="000000" w:themeColor="text1"/>
+        </w:rPr>
+      </w:pPr>
+      <w:r>
+        <w:rPr>
+          <w:rFonts w:ascii="Book Antiqua" w:hAnsi="Book Antiqua" w:cs="Times New Roman"/>
+          <w:b/>
+          <w:bCs/>
+          <w:color w:val="000000" w:themeColor="text1"/>
+        </w:rPr>
+        <w:t>Parágrafo Único</w:t>
+      </w:r>
+      <w:r>
+        <w:rPr>
+          <w:rFonts w:ascii="Book Antiqua" w:hAnsi="Book Antiqua" w:cs="Times New Roman"/>
+          <w:b/>
+          <w:bCs/>
+          <w:color w:val="000000" w:themeColor="text1"/>
+        </w:rPr>
+        <w:t>:</w:t>
+      </w:r>
+      <w:r>
+        <w:rPr>
+          <w:rFonts w:ascii="Book Antiqua" w:hAnsi="Book Antiqua" w:cs="Times New Roman"/>
+          <w:color w:val="000000" w:themeColor="text1"/>
+        </w:rPr>
+        <w:t xml:space="preserve"> Sem prejuízo das demais condições rescisórias previstas neste Contrato, caso ocorra alguma violação a representação, garantias, cláusulas, condições ou ainda quebra de qualquer termo substancial de qualquer outro contrato pela CONTRATANTE, e que guarde relação aos propósitos da Política de Anticorrupção, a CONTRATADA poderá, segundo seus próprios critérios e complementando quaisquer outros recursos constantes na lei ou neste Contrato, rescindir imediatamente este Contrato sem a obrigação de cumprimento de aviso prévio e pagamento de indenização, bem como a CONTRATANTE concorda em isentar e indenizar a CONTRATADA de toda e qualquer alegação, perda ou dano decorrente ou relacionado a tal violação. Na hipótese acima, todos os pedidos pendentes à CONTRATADA em relação ao objeto contratado serão imediatamente suspensos e/ou cancelados a critério desta.</w:t>
+      </w:r>
+    </w:p>
+    <w:p>
+      <w:pPr>
+        <w:pStyle w:val="SemEspaamento"/>
+        <w:spacing w:line="276" w:lineRule="auto"/>
+        <w:jc w:val="both"/>
+        <w:rPr>
+          <w:rFonts w:ascii="Book Antiqua" w:hAnsi="Book Antiqua" w:cs="Times New Roman"/>
+          <w:b/>
+          <w:bCs/>
+          <w:color w:val="000000" w:themeColor="text1"/>
+          <w:u w:val="single"/>
+        </w:rPr>
+      </w:pPr>
+    </w:p>
+    <w:p>
+      <w:pPr>
+        <w:pStyle w:val="SemEspaamento"/>
+        <w:spacing w:line="276" w:lineRule="auto"/>
+        <w:jc w:val="both"/>
+        <w:rPr>
+          <w:rFonts w:ascii="Book Antiqua" w:hAnsi="Book Antiqua" w:cs="Times New Roman"/>
+          <w:b/>
+          <w:bCs/>
+          <w:color w:val="000000" w:themeColor="text1"/>
+          <w:u w:val="single"/>
+        </w:rPr>
+      </w:pPr>
+      <w:r>
+        <w:rPr>
+          <w:rFonts w:ascii="Book Antiqua" w:hAnsi="Book Antiqua" w:cs="Times New Roman"/>
+          <w:b/>
+          <w:bCs/>
+          <w:color w:val="000000" w:themeColor="text1"/>
+          <w:u w:val="single"/>
+        </w:rPr>
+        <w:t xml:space="preserve">XV - </w:t>
+      </w:r>
+      <w:r>
+        <w:rPr>
+          <w:rFonts w:ascii="Book Antiqua" w:hAnsi="Book Antiqua" w:cs="Times New Roman"/>
+          <w:b/>
+          <w:bCs/>
+          <w:color w:val="000000" w:themeColor="text1"/>
+          <w:u w:val="single"/>
+        </w:rPr>
+        <w:t>DISPOSIÇÕES GERAIS</w:t>
+      </w:r>
+      <w:r>
+        <w:rPr>
+          <w:rFonts w:ascii="Book Antiqua" w:hAnsi="Book Antiqua" w:cs="Times New Roman"/>
+          <w:b/>
+          <w:bCs/>
+          <w:color w:val="000000" w:themeColor="text1"/>
+          <w:u w:val="single"/>
+        </w:rPr>
+        <w:t>:</w:t>
+      </w:r>
+    </w:p>
+    <w:p>
+      <w:pPr>
+        <w:pStyle w:val="SemEspaamento"/>
+        <w:spacing w:line="276" w:lineRule="auto"/>
+        <w:jc w:val="both"/>
+        <w:rPr>
+          <w:rFonts w:ascii="Book Antiqua" w:hAnsi="Book Antiqua" w:cs="Times New Roman"/>
+          <w:color w:val="000000" w:themeColor="text1"/>
+        </w:rPr>
+      </w:pPr>
+      <w:r>
+        <w:rPr>
+          <w:rFonts w:ascii="Book Antiqua" w:hAnsi="Book Antiqua" w:cs="Times New Roman"/>
+          <w:b/>
+          <w:bCs/>
+          <w:color w:val="000000" w:themeColor="text1"/>
+        </w:rPr>
+        <w:t xml:space="preserve">CLÁUSULA </w:t>
+      </w:r>
+      <w:r>
+        <w:rPr>
+          <w:rFonts w:ascii="Book Antiqua" w:hAnsi="Book Antiqua" w:cs="Times New Roman"/>
+          <w:b/>
+          <w:bCs/>
+          <w:color w:val="000000" w:themeColor="text1"/>
+        </w:rPr>
+        <w:t>TRIGÉSIMA SEGUNDA</w:t>
+      </w:r>
+      <w:r>
+        <w:rPr>
+          <w:rFonts w:ascii="Book Antiqua" w:hAnsi="Book Antiqua" w:cs="Times New Roman"/>
+          <w:color w:val="000000" w:themeColor="text1"/>
+        </w:rPr>
+        <w:t>: O projeto será iniciado somente após a assinatura do contrato e o pagamento da parcela inicial definida de forma integral.</w:t>
+      </w:r>
+    </w:p>
+    <w:p>
+      <w:pPr>
+        <w:pStyle w:val="SemEspaamento"/>
+        <w:spacing w:line="276" w:lineRule="auto"/>
+        <w:jc w:val="both"/>
+        <w:rPr>
+          <w:rFonts w:ascii="Book Antiqua" w:hAnsi="Book Antiqua" w:cs="Times New Roman"/>
+          <w:color w:val="000000" w:themeColor="text1"/>
+        </w:rPr>
+      </w:pPr>
+    </w:p>
+    <w:p>
+      <w:pPr>
+        <w:pStyle w:val="SemEspaamento"/>
+        <w:spacing w:line="276" w:lineRule="auto"/>
+        <w:jc w:val="both"/>
+        <w:rPr>
+          <w:rFonts w:ascii="Book Antiqua" w:hAnsi="Book Antiqua" w:cs="Times New Roman"/>
+          <w:color w:val="000000" w:themeColor="text1"/>
+        </w:rPr>
+      </w:pPr>
+      <w:r>
+        <w:rPr>
+          <w:rFonts w:ascii="Book Antiqua" w:hAnsi="Book Antiqua" w:cs="Times New Roman"/>
+          <w:b/>
+          <w:bCs/>
+          <w:color w:val="000000" w:themeColor="text1"/>
+        </w:rPr>
+        <w:t>CLÁUSULA TRIGÉSIMA TERCEIRA:</w:t>
+      </w:r>
+      <w:r>
+        <w:rPr>
+          <w:rFonts w:ascii="Book Antiqua" w:hAnsi="Book Antiqua" w:cs="Times New Roman"/>
+          <w:color w:val="000000" w:themeColor="text1"/>
+        </w:rPr>
+        <w:t xml:space="preserve"> </w:t>
+      </w:r>
+      <w:r>
+        <w:rPr>
+          <w:rFonts w:ascii="Book Antiqua" w:hAnsi="Book Antiqua" w:cs="Times New Roman"/>
+          <w:color w:val="000000" w:themeColor="text1"/>
+        </w:rPr>
+        <w:t>Qualquer modificação, alteração ou acréscimo pertinente ao presente Contrato s</w:t>
+      </w:r>
+      <w:r>
+        <w:rPr>
+          <w:rFonts w:ascii="Book Antiqua" w:hAnsi="Book Antiqua" w:cs="Times New Roman"/>
+          <w:color w:val="000000" w:themeColor="text1"/>
+        </w:rPr>
+        <w:t xml:space="preserve">omente </w:t>
+      </w:r>
+      <w:r>
+        <w:rPr>
+          <w:rFonts w:ascii="Book Antiqua" w:hAnsi="Book Antiqua" w:cs="Times New Roman"/>
+          <w:color w:val="000000" w:themeColor="text1"/>
+        </w:rPr>
+        <w:t>será admitida mediante a formalização de Termo Aditivo entre as Partes com a</w:t>
+      </w:r>
+      <w:r>
+        <w:rPr>
+          <w:rFonts w:ascii="Book Antiqua" w:hAnsi="Book Antiqua" w:cs="Times New Roman"/>
+          <w:color w:val="000000" w:themeColor="text1"/>
+        </w:rPr>
+        <w:t xml:space="preserve"> </w:t>
+      </w:r>
+      <w:r>
+        <w:rPr>
+          <w:rFonts w:ascii="Book Antiqua" w:hAnsi="Book Antiqua" w:cs="Times New Roman"/>
+          <w:color w:val="000000" w:themeColor="text1"/>
+        </w:rPr>
+        <w:t>finalidade específica;</w:t>
+      </w:r>
+    </w:p>
+    <w:p>
+      <w:pPr>
+        <w:pStyle w:val="SemEspaamento"/>
+        <w:spacing w:line="276" w:lineRule="auto"/>
+        <w:jc w:val="both"/>
+        <w:rPr>
+          <w:rFonts w:ascii="Book Antiqua" w:hAnsi="Book Antiqua" w:cs="Times New Roman"/>
+          <w:color w:val="000000" w:themeColor="text1"/>
+        </w:rPr>
+      </w:pPr>
+    </w:p>
+    <w:p>
+      <w:pPr>
+        <w:pStyle w:val="SemEspaamento"/>
+        <w:spacing w:line="276" w:lineRule="auto"/>
+        <w:jc w:val="both"/>
+        <w:rPr>
+          <w:rFonts w:ascii="Book Antiqua" w:hAnsi="Book Antiqua" w:cs="Times New Roman"/>
+          <w:color w:val="000000" w:themeColor="text1"/>
+        </w:rPr>
+      </w:pPr>
+      <w:r>
+        <w:rPr>
+          <w:rFonts w:ascii="Book Antiqua" w:hAnsi="Book Antiqua" w:cs="Times New Roman"/>
+          <w:b/>
+          <w:bCs/>
+          <w:color w:val="000000" w:themeColor="text1"/>
+        </w:rPr>
+        <w:t>CLÁUSULA TRIGÉSIMA QUARTA:</w:t>
+      </w:r>
+      <w:r>
+        <w:rPr>
+          <w:rFonts w:ascii="Book Antiqua" w:hAnsi="Book Antiqua" w:cs="Times New Roman"/>
+          <w:color w:val="000000" w:themeColor="text1"/>
+        </w:rPr>
+        <w:t xml:space="preserve"> </w:t>
+      </w:r>
+      <w:r>
+        <w:rPr>
+          <w:rFonts w:ascii="Book Antiqua" w:hAnsi="Book Antiqua" w:cs="Times New Roman"/>
+          <w:color w:val="000000" w:themeColor="text1"/>
+        </w:rPr>
+        <w:t xml:space="preserve">todos os comunicados entre as partes deverão ser realizados por meios convencionais e </w:t>
+      </w:r>
+      <w:r>
+        <w:rPr>
+          <w:rFonts w:ascii="Book Antiqua" w:hAnsi="Book Antiqua" w:cs="Times New Roman"/>
+          <w:color w:val="000000" w:themeColor="text1"/>
+        </w:rPr>
+        <w:t>legítimos (E</w:t>
+      </w:r>
+      <w:r>
+        <w:rPr>
+          <w:rFonts w:ascii="Book Antiqua" w:hAnsi="Book Antiqua" w:cs="Times New Roman"/>
+          <w:color w:val="000000" w:themeColor="text1"/>
+        </w:rPr>
+        <w:t>-</w:t>
+      </w:r>
+      <w:r>
+        <w:rPr>
+          <w:rFonts w:ascii="Book Antiqua" w:hAnsi="Book Antiqua" w:cs="Times New Roman"/>
+          <w:color w:val="000000" w:themeColor="text1"/>
+        </w:rPr>
+        <w:t xml:space="preserve">mails, </w:t>
+      </w:r>
+      <w:r>
+        <w:rPr>
+          <w:rFonts w:ascii="Book Antiqua" w:hAnsi="Book Antiqua" w:cs="Times New Roman"/>
+          <w:color w:val="000000" w:themeColor="text1"/>
+        </w:rPr>
+        <w:t>N</w:t>
+      </w:r>
+      <w:r>
+        <w:rPr>
+          <w:rFonts w:ascii="Book Antiqua" w:hAnsi="Book Antiqua" w:cs="Times New Roman"/>
+          <w:color w:val="000000" w:themeColor="text1"/>
+        </w:rPr>
+        <w:t>otificação, carta, WhatsApp) desde que previamente ajustados, sob pena de não reconhecimento</w:t>
+      </w:r>
+      <w:r>
+        <w:rPr>
+          <w:rFonts w:ascii="Book Antiqua" w:hAnsi="Book Antiqua" w:cs="Times New Roman"/>
+          <w:color w:val="000000" w:themeColor="text1"/>
+        </w:rPr>
+        <w:t xml:space="preserve"> e não validação para os fins que se destinam neste contrato.</w:t>
+      </w:r>
+      <w:r>
+        <w:rPr>
+          <w:rFonts w:ascii="Book Antiqua" w:hAnsi="Book Antiqua" w:cs="Times New Roman"/>
+          <w:color w:val="000000" w:themeColor="text1"/>
+        </w:rPr>
+        <w:t xml:space="preserve"> </w:t>
+      </w:r>
+      <w:r>
+        <w:rPr>
+          <w:rFonts w:ascii="Book Antiqua" w:hAnsi="Book Antiqua" w:cs="Times New Roman"/>
+          <w:color w:val="000000" w:themeColor="text1"/>
+        </w:rPr>
+        <w:t xml:space="preserve"> </w:t>
+      </w:r>
+    </w:p>
+    <w:p>
+      <w:pPr>
+        <w:pStyle w:val="SemEspaamento"/>
+        <w:spacing w:line="276" w:lineRule="auto"/>
+        <w:jc w:val="both"/>
+        <w:rPr>
+          <w:rFonts w:ascii="Book Antiqua" w:hAnsi="Book Antiqua" w:cs="Times New Roman"/>
+          <w:color w:val="000000" w:themeColor="text1"/>
+        </w:rPr>
+      </w:pPr>
+      <w:r>
+        <w:rPr>
+          <w:rFonts w:ascii="Book Antiqua" w:hAnsi="Book Antiqua" w:cs="Times New Roman"/>
+          <w:b/>
+          <w:bCs/>
+          <w:color w:val="000000" w:themeColor="text1"/>
+        </w:rPr>
+        <w:t>CLÁUSULA TRIGÉSIMA QUINTA</w:t>
+      </w:r>
+      <w:r>
+        <w:rPr>
+          <w:rFonts w:ascii="Book Antiqua" w:hAnsi="Book Antiqua" w:cs="Times New Roman"/>
+          <w:color w:val="000000" w:themeColor="text1"/>
+        </w:rPr>
+        <w:t>:</w:t>
+      </w:r>
+      <w:r>
+        <w:rPr>
+          <w:rFonts w:ascii="Book Antiqua" w:hAnsi="Book Antiqua" w:cs="Times New Roman"/>
+          <w:color w:val="000000" w:themeColor="text1"/>
+        </w:rPr>
+        <w:t xml:space="preserve"> </w:t>
+      </w:r>
+      <w:r>
+        <w:rPr>
+          <w:rFonts w:ascii="Book Antiqua" w:hAnsi="Book Antiqua" w:cs="Times New Roman"/>
+          <w:color w:val="000000" w:themeColor="text1"/>
+        </w:rPr>
+        <w:t xml:space="preserve">Declara o </w:t>
+      </w:r>
+      <w:r>
+        <w:rPr>
+          <w:rFonts w:ascii="Book Antiqua" w:hAnsi="Book Antiqua" w:cs="Times New Roman"/>
+          <w:color w:val="000000" w:themeColor="text1"/>
+        </w:rPr>
+        <w:t>CONTRATANTE</w:t>
+      </w:r>
+      <w:r>
+        <w:rPr>
+          <w:rFonts w:ascii="Book Antiqua" w:hAnsi="Book Antiqua" w:cs="Times New Roman"/>
+          <w:color w:val="000000" w:themeColor="text1"/>
+        </w:rPr>
+        <w:t xml:space="preserve"> ter tido a oportunidade de fazer perguntas, que foram respondidas satisfatoriamente e de ter recebido todos os esclarecimentos necessários à compreensão dos aspectos ligados ao serviço que está contratando. Confirma ainda ter recebido todas as explicações, lido, compreendido e concordado com tudo que lhe foi esclarecido, e que lhe foi dada a oportunidade de anular ou questionar qualquer parágrafo ou palavras com as quais não concordasse.</w:t>
+      </w:r>
+    </w:p>
+    <w:p>
+      <w:pPr>
+        <w:pStyle w:val="SemEspaamento"/>
+        <w:spacing w:line="276" w:lineRule="auto"/>
+        <w:jc w:val="both"/>
+        <w:rPr>
+          <w:rFonts w:ascii="Book Antiqua" w:hAnsi="Book Antiqua" w:cs="Times New Roman"/>
+          <w:color w:val="000000" w:themeColor="text1"/>
+        </w:rPr>
+      </w:pPr>
+    </w:p>
+    <w:p>
+      <w:pPr>
+        <w:pStyle w:val="SemEspaamento"/>
+        <w:spacing w:line="276" w:lineRule="auto"/>
+        <w:jc w:val="both"/>
+        <w:rPr>
+          <w:rFonts w:ascii="Book Antiqua" w:hAnsi="Book Antiqua" w:cs="Times New Roman"/>
+          <w:color w:val="000000" w:themeColor="text1"/>
+        </w:rPr>
+      </w:pPr>
+      <w:r>
+        <w:rPr>
+          <w:rFonts w:ascii="Book Antiqua" w:hAnsi="Book Antiqua" w:cs="Times New Roman"/>
+          <w:b/>
+          <w:bCs/>
+          <w:color w:val="000000" w:themeColor="text1"/>
+        </w:rPr>
+        <w:t>CLÁUSULA TRIGÉSIMA SEXTA</w:t>
+      </w:r>
+      <w:r>
+        <w:rPr>
+          <w:rFonts w:ascii="Book Antiqua" w:hAnsi="Book Antiqua" w:cs="Times New Roman"/>
+          <w:color w:val="000000" w:themeColor="text1"/>
+        </w:rPr>
+        <w:t xml:space="preserve">: </w:t>
+      </w:r>
+      <w:r>
+        <w:rPr>
+          <w:rFonts w:ascii="Book Antiqua" w:hAnsi="Book Antiqua" w:cs="Times New Roman"/>
+          <w:color w:val="000000" w:themeColor="text1"/>
+        </w:rPr>
+        <w:t>O presente Contrato é celebrado de comum acordo entre as partes, que concordam e dão ciência a todos os seus termos, assumindo plena eficácia e força de título executivo extrajudicial.</w:t>
+      </w:r>
+    </w:p>
+    <w:p>
+      <w:pPr>
+        <w:pStyle w:val="SemEspaamento"/>
+        <w:spacing w:line="276" w:lineRule="auto"/>
+        <w:jc w:val="both"/>
+        <w:rPr>
+          <w:rFonts w:ascii="Book Antiqua" w:hAnsi="Book Antiqua" w:cs="Times New Roman"/>
+          <w:color w:val="000000" w:themeColor="text1"/>
+        </w:rPr>
+      </w:pPr>
+    </w:p>
+    <w:p>
+      <w:pPr>
+        <w:pStyle w:val="SemEspaamento"/>
+        <w:spacing w:line="276" w:lineRule="auto"/>
+        <w:jc w:val="both"/>
+        <w:rPr>
+          <w:rFonts w:ascii="Book Antiqua" w:hAnsi="Book Antiqua" w:cs="Times New Roman"/>
+          <w:color w:val="000000" w:themeColor="text1"/>
+        </w:rPr>
+      </w:pPr>
+      <w:r>
+        <w:rPr>
+          <w:rFonts w:ascii="Book Antiqua" w:hAnsi="Book Antiqua" w:cs="Times New Roman"/>
+          <w:b/>
+          <w:bCs/>
+          <w:color w:val="000000" w:themeColor="text1"/>
+        </w:rPr>
+        <w:t xml:space="preserve">Parágrafo </w:t>
+      </w:r>
+      <w:r>
+        <w:rPr>
+          <w:rFonts w:ascii="Book Antiqua" w:hAnsi="Book Antiqua" w:cs="Times New Roman"/>
+          <w:b/>
+          <w:bCs/>
+          <w:color w:val="000000" w:themeColor="text1"/>
+        </w:rPr>
+        <w:t>Primeiro</w:t>
+      </w:r>
+      <w:r>
+        <w:rPr>
+          <w:rFonts w:ascii="Book Antiqua" w:hAnsi="Book Antiqua" w:cs="Times New Roman"/>
+          <w:b/>
+          <w:bCs/>
+          <w:color w:val="000000" w:themeColor="text1"/>
+        </w:rPr>
+        <w:t xml:space="preserve">: </w:t>
+      </w:r>
+      <w:r>
+        <w:rPr>
+          <w:rFonts w:ascii="Book Antiqua" w:hAnsi="Book Antiqua" w:cs="Times New Roman"/>
+          <w:color w:val="000000" w:themeColor="text1"/>
+        </w:rPr>
+        <w:t xml:space="preserve">O presente instrumento é irrevogável, irretratável e consubstancia todo o acordo constante neste instrumento e somente poderá ser alterado ou modificado, mediante documento </w:t>
+      </w:r>
+      <w:r>
+        <w:rPr>
+          <w:rFonts w:ascii="Book Antiqua" w:hAnsi="Book Antiqua" w:cs="Times New Roman"/>
+          <w:color w:val="000000" w:themeColor="text1"/>
+        </w:rPr>
         <w:lastRenderedPageBreak/>
-        <w:t>XI</w:t>
-      </w:r>
-      <w:r>
-        <w:rPr>
-          <w:rFonts w:ascii="Book Antiqua" w:hAnsi="Book Antiqua" w:cs="Times New Roman"/>
-          <w:b/>
-          <w:bCs/>
-          <w:color w:val="000000" w:themeColor="text1"/>
-          <w:u w:val="single"/>
-        </w:rPr>
-        <w:t>V</w:t>
-      </w:r>
-      <w:r>
-        <w:rPr>
-          <w:rFonts w:ascii="Book Antiqua" w:hAnsi="Book Antiqua" w:cs="Times New Roman"/>
-          <w:b/>
-          <w:bCs/>
-          <w:color w:val="000000" w:themeColor="text1"/>
-          <w:u w:val="single"/>
-        </w:rPr>
-        <w:t xml:space="preserve"> - </w:t>
-      </w:r>
-      <w:r>
-        <w:rPr>
-          <w:rFonts w:ascii="Book Antiqua" w:hAnsi="Book Antiqua" w:cs="Times New Roman"/>
-          <w:b/>
-          <w:bCs/>
-          <w:color w:val="000000" w:themeColor="text1"/>
-          <w:u w:val="single"/>
-        </w:rPr>
-        <w:t>PROCEDIMENTOS DA POLÍTICA ANTICORRUPÇÃO</w:t>
-      </w:r>
-    </w:p>
-    <w:p>
-      <w:pPr>
-        <w:pStyle w:val="SemEspaamento"/>
-        <w:spacing w:line="276" w:lineRule="auto"/>
-        <w:jc w:val="both"/>
-        <w:rPr>
-          <w:rFonts w:ascii="Book Antiqua" w:hAnsi="Book Antiqua" w:cs="Times New Roman"/>
-          <w:color w:val="000000" w:themeColor="text1"/>
-        </w:rPr>
-      </w:pPr>
-      <w:r>
-        <w:rPr>
-          <w:rFonts w:ascii="Book Antiqua" w:hAnsi="Book Antiqua" w:cs="Times New Roman"/>
-          <w:b/>
-          <w:bCs/>
-          <w:color w:val="000000" w:themeColor="text1"/>
-        </w:rPr>
-        <w:t xml:space="preserve">CLÁUSULA </w:t>
-      </w:r>
-      <w:r>
-        <w:rPr>
-          <w:rFonts w:ascii="Book Antiqua" w:hAnsi="Book Antiqua" w:cs="Times New Roman"/>
-          <w:b/>
-          <w:bCs/>
-          <w:color w:val="000000" w:themeColor="text1"/>
-        </w:rPr>
-        <w:t>TRIGÉSIMA PRIMEIRA</w:t>
-      </w:r>
-      <w:r>
-        <w:rPr>
-          <w:rFonts w:ascii="Book Antiqua" w:hAnsi="Book Antiqua" w:cs="Times New Roman"/>
-          <w:color w:val="000000" w:themeColor="text1"/>
-        </w:rPr>
-        <w:t>: A CONTRATANTE durante o prazo de vigência deste Contrato e por um período de 05 (cinco) anos após a conclusão ou rescisão dos termos e condições contratuais, concorda em preservar os livros, dados e registros que documentam com exatidão e integridade todos os serviços realizados, pagamentos recebidos ou feitos e gastos incorridos junto a FORNECEDORA ou de algum modo relacionados com a execução deste Contrato.</w:t>
-      </w:r>
-    </w:p>
-    <w:p>
-      <w:pPr>
-        <w:pStyle w:val="SemEspaamento"/>
-        <w:spacing w:line="276" w:lineRule="auto"/>
-        <w:jc w:val="both"/>
-        <w:rPr>
-          <w:rFonts w:ascii="Book Antiqua" w:hAnsi="Book Antiqua" w:cs="Times New Roman"/>
-          <w:color w:val="000000" w:themeColor="text1"/>
-        </w:rPr>
-      </w:pPr>
-    </w:p>
-    <w:p>
-      <w:pPr>
-        <w:pStyle w:val="SemEspaamento"/>
-        <w:spacing w:line="276" w:lineRule="auto"/>
-        <w:jc w:val="both"/>
-        <w:rPr>
-          <w:rFonts w:ascii="Book Antiqua" w:hAnsi="Book Antiqua" w:cs="Times New Roman"/>
-          <w:color w:val="000000" w:themeColor="text1"/>
-        </w:rPr>
-      </w:pPr>
-      <w:r>
-        <w:rPr>
-          <w:rFonts w:ascii="Book Antiqua" w:hAnsi="Book Antiqua" w:cs="Times New Roman"/>
-          <w:b/>
-          <w:bCs/>
-          <w:color w:val="000000" w:themeColor="text1"/>
-        </w:rPr>
-        <w:t>Parágrafo Único</w:t>
-      </w:r>
-      <w:r>
-        <w:rPr>
-          <w:rFonts w:ascii="Book Antiqua" w:hAnsi="Book Antiqua" w:cs="Times New Roman"/>
-          <w:b/>
-          <w:bCs/>
-          <w:color w:val="000000" w:themeColor="text1"/>
-        </w:rPr>
-        <w:t>:</w:t>
-      </w:r>
-      <w:r>
-        <w:rPr>
-          <w:rFonts w:ascii="Book Antiqua" w:hAnsi="Book Antiqua" w:cs="Times New Roman"/>
-          <w:color w:val="000000" w:themeColor="text1"/>
-        </w:rPr>
-        <w:t xml:space="preserve"> Sem prejuízo das demais condições rescisórias previstas neste Contrato, caso ocorra alguma violação a representação, garantias, cláusulas, condições ou ainda quebra de qualquer termo substancial de qualquer outro contrato pela CONTRATANTE, e que guarde relação aos propósitos da Política de Anticorrupção, a CONTRATADA poderá, segundo seus próprios critérios e complementando quaisquer outros recursos constantes na lei ou neste Contrato, rescindir imediatamente este Contrato sem a obrigação de cumprimento de aviso prévio e pagamento de indenização, bem como a CONTRATANTE concorda em isentar e indenizar a CONTRATADA de toda e qualquer alegação, perda ou dano decorrente ou relacionado a tal violação. Na hipótese acima, todos os pedidos pendentes à CONTRATADA em relação ao objeto contratado serão imediatamente suspensos e/ou cancelados a critério desta.</w:t>
-      </w:r>
-    </w:p>
-    <w:p>
-      <w:pPr>
-        <w:pStyle w:val="SemEspaamento"/>
-        <w:spacing w:line="276" w:lineRule="auto"/>
-        <w:jc w:val="both"/>
-        <w:rPr>
-          <w:rFonts w:ascii="Book Antiqua" w:hAnsi="Book Antiqua" w:cs="Times New Roman"/>
-          <w:b/>
-          <w:bCs/>
-          <w:color w:val="000000" w:themeColor="text1"/>
-          <w:u w:val="single"/>
-        </w:rPr>
-      </w:pPr>
-    </w:p>
-    <w:p>
-      <w:pPr>
-        <w:pStyle w:val="SemEspaamento"/>
-        <w:spacing w:line="276" w:lineRule="auto"/>
-        <w:jc w:val="both"/>
-        <w:rPr>
-          <w:rFonts w:ascii="Book Antiqua" w:hAnsi="Book Antiqua" w:cs="Times New Roman"/>
-          <w:b/>
-          <w:bCs/>
-          <w:color w:val="000000" w:themeColor="text1"/>
-          <w:u w:val="single"/>
-        </w:rPr>
-      </w:pPr>
-      <w:r>
-        <w:rPr>
-          <w:rFonts w:ascii="Book Antiqua" w:hAnsi="Book Antiqua" w:cs="Times New Roman"/>
-          <w:b/>
-          <w:bCs/>
-          <w:color w:val="000000" w:themeColor="text1"/>
-          <w:u w:val="single"/>
-        </w:rPr>
-        <w:t xml:space="preserve">XV - </w:t>
-      </w:r>
-      <w:r>
-        <w:rPr>
-          <w:rFonts w:ascii="Book Antiqua" w:hAnsi="Book Antiqua" w:cs="Times New Roman"/>
-          <w:b/>
-          <w:bCs/>
-          <w:color w:val="000000" w:themeColor="text1"/>
-          <w:u w:val="single"/>
-        </w:rPr>
-        <w:t>DISPOSIÇÕES GERAIS</w:t>
-      </w:r>
-      <w:r>
-        <w:rPr>
-          <w:rFonts w:ascii="Book Antiqua" w:hAnsi="Book Antiqua" w:cs="Times New Roman"/>
-          <w:b/>
-          <w:bCs/>
-          <w:color w:val="000000" w:themeColor="text1"/>
-          <w:u w:val="single"/>
-        </w:rPr>
-        <w:t>:</w:t>
-      </w:r>
-    </w:p>
-    <w:p>
-      <w:pPr>
-        <w:pStyle w:val="SemEspaamento"/>
-        <w:spacing w:line="276" w:lineRule="auto"/>
-        <w:jc w:val="both"/>
-        <w:rPr>
-          <w:rFonts w:ascii="Book Antiqua" w:hAnsi="Book Antiqua" w:cs="Times New Roman"/>
-          <w:color w:val="000000" w:themeColor="text1"/>
-        </w:rPr>
-      </w:pPr>
-      <w:r>
-        <w:rPr>
-          <w:rFonts w:ascii="Book Antiqua" w:hAnsi="Book Antiqua" w:cs="Times New Roman"/>
-          <w:b/>
-          <w:bCs/>
-          <w:color w:val="000000" w:themeColor="text1"/>
-        </w:rPr>
-        <w:t xml:space="preserve">CLÁUSULA </w:t>
-      </w:r>
-      <w:r>
-        <w:rPr>
-          <w:rFonts w:ascii="Book Antiqua" w:hAnsi="Book Antiqua" w:cs="Times New Roman"/>
-          <w:b/>
-          <w:bCs/>
-          <w:color w:val="000000" w:themeColor="text1"/>
-        </w:rPr>
-        <w:t>TRIGÉSIMA SEGUNDA</w:t>
-      </w:r>
-      <w:r>
-        <w:rPr>
-          <w:rFonts w:ascii="Book Antiqua" w:hAnsi="Book Antiqua" w:cs="Times New Roman"/>
-          <w:color w:val="000000" w:themeColor="text1"/>
-        </w:rPr>
-        <w:t>: O projeto será iniciado somente após a assinatura do contrato e o pagamento da parcela inicial definida de forma integral.</w:t>
-      </w:r>
-    </w:p>
-    <w:p>
-      <w:pPr>
-        <w:pStyle w:val="SemEspaamento"/>
-        <w:spacing w:line="276" w:lineRule="auto"/>
-        <w:jc w:val="both"/>
-        <w:rPr>
-          <w:rFonts w:ascii="Book Antiqua" w:hAnsi="Book Antiqua" w:cs="Times New Roman"/>
-          <w:color w:val="000000" w:themeColor="text1"/>
-        </w:rPr>
-      </w:pPr>
-    </w:p>
-    <w:p>
-      <w:pPr>
-        <w:pStyle w:val="SemEspaamento"/>
-        <w:spacing w:line="276" w:lineRule="auto"/>
-        <w:jc w:val="both"/>
-        <w:rPr>
-          <w:rFonts w:ascii="Book Antiqua" w:hAnsi="Book Antiqua" w:cs="Times New Roman"/>
-          <w:color w:val="000000" w:themeColor="text1"/>
-        </w:rPr>
-      </w:pPr>
-      <w:r>
-        <w:rPr>
-          <w:rFonts w:ascii="Book Antiqua" w:hAnsi="Book Antiqua" w:cs="Times New Roman"/>
-          <w:b/>
-          <w:bCs/>
-          <w:color w:val="000000" w:themeColor="text1"/>
-        </w:rPr>
-        <w:t>CLÁUSULA TRIGÉSIMA TERCEIRA:</w:t>
-      </w:r>
-      <w:r>
-        <w:rPr>
-          <w:rFonts w:ascii="Book Antiqua" w:hAnsi="Book Antiqua" w:cs="Times New Roman"/>
-          <w:color w:val="000000" w:themeColor="text1"/>
-        </w:rPr>
-        <w:t xml:space="preserve"> </w:t>
-      </w:r>
-      <w:r>
-        <w:rPr>
-          <w:rFonts w:ascii="Book Antiqua" w:hAnsi="Book Antiqua" w:cs="Times New Roman"/>
-          <w:color w:val="000000" w:themeColor="text1"/>
-        </w:rPr>
-        <w:t>Qualquer modificação, alteração ou acréscimo pertinente ao presente Contrato s</w:t>
-      </w:r>
-      <w:r>
-        <w:rPr>
-          <w:rFonts w:ascii="Book Antiqua" w:hAnsi="Book Antiqua" w:cs="Times New Roman"/>
-          <w:color w:val="000000" w:themeColor="text1"/>
-        </w:rPr>
-        <w:t xml:space="preserve">omente </w:t>
-      </w:r>
-      <w:r>
-        <w:rPr>
-          <w:rFonts w:ascii="Book Antiqua" w:hAnsi="Book Antiqua" w:cs="Times New Roman"/>
-          <w:color w:val="000000" w:themeColor="text1"/>
-        </w:rPr>
-        <w:t>será admitida mediante a formalização de Termo Aditivo entre as Partes com a</w:t>
-      </w:r>
-      <w:r>
-        <w:rPr>
-          <w:rFonts w:ascii="Book Antiqua" w:hAnsi="Book Antiqua" w:cs="Times New Roman"/>
-          <w:color w:val="000000" w:themeColor="text1"/>
-        </w:rPr>
-        <w:t xml:space="preserve"> </w:t>
-      </w:r>
-      <w:r>
-        <w:rPr>
-          <w:rFonts w:ascii="Book Antiqua" w:hAnsi="Book Antiqua" w:cs="Times New Roman"/>
-          <w:color w:val="000000" w:themeColor="text1"/>
-        </w:rPr>
-        <w:t>finalidade específica;</w:t>
-      </w:r>
-    </w:p>
-    <w:p>
-      <w:pPr>
-        <w:pStyle w:val="SemEspaamento"/>
-        <w:spacing w:line="276" w:lineRule="auto"/>
-        <w:jc w:val="both"/>
-        <w:rPr>
-          <w:rFonts w:ascii="Book Antiqua" w:hAnsi="Book Antiqua" w:cs="Times New Roman"/>
-          <w:color w:val="000000" w:themeColor="text1"/>
-        </w:rPr>
-      </w:pPr>
-    </w:p>
-    <w:p>
-      <w:pPr>
-        <w:pStyle w:val="SemEspaamento"/>
-        <w:spacing w:line="276" w:lineRule="auto"/>
-        <w:jc w:val="both"/>
-        <w:rPr>
-          <w:rFonts w:ascii="Book Antiqua" w:hAnsi="Book Antiqua" w:cs="Times New Roman"/>
-          <w:color w:val="000000" w:themeColor="text1"/>
-        </w:rPr>
-      </w:pPr>
-      <w:r>
-        <w:rPr>
-          <w:rFonts w:ascii="Book Antiqua" w:hAnsi="Book Antiqua" w:cs="Times New Roman"/>
-          <w:b/>
-          <w:bCs/>
-          <w:color w:val="000000" w:themeColor="text1"/>
-        </w:rPr>
-        <w:t>CLÁUSULA TRIGÉSIMA QUARTA:</w:t>
-      </w:r>
-      <w:r>
-        <w:rPr>
-          <w:rFonts w:ascii="Book Antiqua" w:hAnsi="Book Antiqua" w:cs="Times New Roman"/>
-          <w:color w:val="000000" w:themeColor="text1"/>
-        </w:rPr>
-        <w:t xml:space="preserve"> </w:t>
-      </w:r>
-      <w:r>
-        <w:rPr>
-          <w:rFonts w:ascii="Book Antiqua" w:hAnsi="Book Antiqua" w:cs="Times New Roman"/>
-          <w:color w:val="000000" w:themeColor="text1"/>
-        </w:rPr>
-        <w:t xml:space="preserve">todos os comunicados entre as partes deverão ser realizados por meios convencionais e </w:t>
-      </w:r>
-      <w:r>
-        <w:rPr>
-          <w:rFonts w:ascii="Book Antiqua" w:hAnsi="Book Antiqua" w:cs="Times New Roman"/>
-          <w:color w:val="000000" w:themeColor="text1"/>
-        </w:rPr>
-        <w:t>legítimos (E</w:t>
-      </w:r>
-      <w:r>
-        <w:rPr>
-          <w:rFonts w:ascii="Book Antiqua" w:hAnsi="Book Antiqua" w:cs="Times New Roman"/>
-          <w:color w:val="000000" w:themeColor="text1"/>
-        </w:rPr>
-        <w:t>-</w:t>
-      </w:r>
-      <w:r>
-        <w:rPr>
-          <w:rFonts w:ascii="Book Antiqua" w:hAnsi="Book Antiqua" w:cs="Times New Roman"/>
-          <w:color w:val="000000" w:themeColor="text1"/>
-        </w:rPr>
-        <w:t xml:space="preserve">mails, </w:t>
-      </w:r>
-      <w:r>
-        <w:rPr>
-          <w:rFonts w:ascii="Book Antiqua" w:hAnsi="Book Antiqua" w:cs="Times New Roman"/>
-          <w:color w:val="000000" w:themeColor="text1"/>
-        </w:rPr>
-        <w:t>N</w:t>
-      </w:r>
-      <w:r>
-        <w:rPr>
-          <w:rFonts w:ascii="Book Antiqua" w:hAnsi="Book Antiqua" w:cs="Times New Roman"/>
-          <w:color w:val="000000" w:themeColor="text1"/>
-        </w:rPr>
-        <w:t>otificação, carta, WhatsApp) desde que previamente ajustados, sob pena de não reconhecimento</w:t>
-      </w:r>
-      <w:r>
-        <w:rPr>
-          <w:rFonts w:ascii="Book Antiqua" w:hAnsi="Book Antiqua" w:cs="Times New Roman"/>
-          <w:color w:val="000000" w:themeColor="text1"/>
-        </w:rPr>
-        <w:t xml:space="preserve"> e não validação para os fins que se destinam neste contrato.</w:t>
-      </w:r>
-      <w:r>
-        <w:rPr>
-          <w:rFonts w:ascii="Book Antiqua" w:hAnsi="Book Antiqua" w:cs="Times New Roman"/>
-          <w:color w:val="000000" w:themeColor="text1"/>
-        </w:rPr>
-        <w:t xml:space="preserve"> </w:t>
-      </w:r>
-      <w:r>
-        <w:rPr>
-          <w:rFonts w:ascii="Book Antiqua" w:hAnsi="Book Antiqua" w:cs="Times New Roman"/>
-          <w:color w:val="000000" w:themeColor="text1"/>
-        </w:rPr>
-        <w:t xml:space="preserve"> </w:t>
-      </w:r>
-    </w:p>
-    <w:p>
-      <w:pPr>
-        <w:pStyle w:val="SemEspaamento"/>
-        <w:spacing w:line="276" w:lineRule="auto"/>
-        <w:jc w:val="both"/>
-        <w:rPr>
-          <w:rFonts w:ascii="Book Antiqua" w:hAnsi="Book Antiqua" w:cs="Times New Roman"/>
-          <w:color w:val="000000" w:themeColor="text1"/>
-        </w:rPr>
-      </w:pPr>
-      <w:r>
-        <w:rPr>
-          <w:rFonts w:ascii="Book Antiqua" w:hAnsi="Book Antiqua" w:cs="Times New Roman"/>
-          <w:b/>
-          <w:bCs/>
-          <w:color w:val="000000" w:themeColor="text1"/>
-        </w:rPr>
-        <w:t>CLÁUSULA TRIGÉSIMA QUINTA</w:t>
-      </w:r>
-      <w:r>
-        <w:rPr>
-          <w:rFonts w:ascii="Book Antiqua" w:hAnsi="Book Antiqua" w:cs="Times New Roman"/>
-          <w:color w:val="000000" w:themeColor="text1"/>
-        </w:rPr>
-        <w:t>:</w:t>
-      </w:r>
-      <w:r>
-        <w:rPr>
-          <w:rFonts w:ascii="Book Antiqua" w:hAnsi="Book Antiqua" w:cs="Times New Roman"/>
-          <w:color w:val="000000" w:themeColor="text1"/>
-        </w:rPr>
-        <w:t xml:space="preserve"> </w:t>
-      </w:r>
-      <w:r>
-        <w:rPr>
-          <w:rFonts w:ascii="Book Antiqua" w:hAnsi="Book Antiqua" w:cs="Times New Roman"/>
-          <w:color w:val="000000" w:themeColor="text1"/>
-        </w:rPr>
-        <w:t xml:space="preserve">Declara o </w:t>
-      </w:r>
-      <w:r>
-        <w:rPr>
-          <w:rFonts w:ascii="Book Antiqua" w:hAnsi="Book Antiqua" w:cs="Times New Roman"/>
-          <w:color w:val="000000" w:themeColor="text1"/>
-        </w:rPr>
-        <w:t>CONTRATANTE</w:t>
-      </w:r>
-      <w:r>
-        <w:rPr>
-          <w:rFonts w:ascii="Book Antiqua" w:hAnsi="Book Antiqua" w:cs="Times New Roman"/>
-          <w:color w:val="000000" w:themeColor="text1"/>
-        </w:rPr>
-        <w:t xml:space="preserve"> ter tido a oportunidade de fazer perguntas, que foram respondidas satisfatoriamente e de ter recebido todos os esclarecimentos necessários à compreensão dos aspectos ligados ao serviço que está contratando. Confirma ainda ter recebido todas as explicações, lido, compreendido e concordado com tudo que lhe foi esclarecido, e que lhe foi dada a oportunidade de anular ou questionar qualquer parágrafo ou palavras com as quais não concordasse.</w:t>
-      </w:r>
-    </w:p>
-    <w:p>
-      <w:pPr>
-        <w:pStyle w:val="SemEspaamento"/>
-        <w:spacing w:line="276" w:lineRule="auto"/>
-        <w:jc w:val="both"/>
-        <w:rPr>
-          <w:rFonts w:ascii="Book Antiqua" w:hAnsi="Book Antiqua" w:cs="Times New Roman"/>
-          <w:color w:val="000000" w:themeColor="text1"/>
-        </w:rPr>
-      </w:pPr>
-    </w:p>
-    <w:p>
-      <w:pPr>
-        <w:pStyle w:val="SemEspaamento"/>
-        <w:spacing w:line="276" w:lineRule="auto"/>
-        <w:jc w:val="both"/>
-        <w:rPr>
-          <w:rFonts w:ascii="Book Antiqua" w:hAnsi="Book Antiqua" w:cs="Times New Roman"/>
-          <w:color w:val="000000" w:themeColor="text1"/>
-        </w:rPr>
-      </w:pPr>
-      <w:r>
-        <w:rPr>
-          <w:rFonts w:ascii="Book Antiqua" w:hAnsi="Book Antiqua" w:cs="Times New Roman"/>
-          <w:b/>
-          <w:bCs/>
-          <w:color w:val="000000" w:themeColor="text1"/>
-        </w:rPr>
-        <w:t>CLÁUSULA TRIGÉSIMA SEXTA</w:t>
-      </w:r>
-      <w:r>
-        <w:rPr>
-          <w:rFonts w:ascii="Book Antiqua" w:hAnsi="Book Antiqua" w:cs="Times New Roman"/>
-          <w:color w:val="000000" w:themeColor="text1"/>
-        </w:rPr>
-        <w:t xml:space="preserve">: </w:t>
-      </w:r>
-      <w:r>
-        <w:rPr>
-          <w:rFonts w:ascii="Book Antiqua" w:hAnsi="Book Antiqua" w:cs="Times New Roman"/>
-          <w:color w:val="000000" w:themeColor="text1"/>
-        </w:rPr>
-        <w:t>O presente Contrato é celebrado de comum acordo entre as partes, que concordam e dão ciência a todos os seus termos, assumindo plena eficácia e força de título executivo extrajudicial.</w:t>
-      </w:r>
-    </w:p>
-    <w:p>
-      <w:pPr>
-        <w:pStyle w:val="SemEspaamento"/>
-        <w:spacing w:line="276" w:lineRule="auto"/>
-        <w:jc w:val="both"/>
-        <w:rPr>
-          <w:rFonts w:ascii="Book Antiqua" w:hAnsi="Book Antiqua" w:cs="Times New Roman"/>
-          <w:color w:val="000000" w:themeColor="text1"/>
-        </w:rPr>
-      </w:pPr>
-    </w:p>
-    <w:p>
-      <w:pPr>
-        <w:pStyle w:val="SemEspaamento"/>
-        <w:spacing w:line="276" w:lineRule="auto"/>
-        <w:jc w:val="both"/>
-        <w:rPr>
-          <w:rFonts w:ascii="Book Antiqua" w:hAnsi="Book Antiqua" w:cs="Times New Roman"/>
-          <w:color w:val="000000" w:themeColor="text1"/>
-        </w:rPr>
-      </w:pPr>
-      <w:r>
-        <w:rPr>
-          <w:rFonts w:ascii="Book Antiqua" w:hAnsi="Book Antiqua" w:cs="Times New Roman"/>
-          <w:b/>
-          <w:bCs/>
-          <w:color w:val="000000" w:themeColor="text1"/>
-        </w:rPr>
-        <w:t xml:space="preserve">Parágrafo </w:t>
-      </w:r>
-      <w:r>
-        <w:rPr>
-          <w:rFonts w:ascii="Book Antiqua" w:hAnsi="Book Antiqua" w:cs="Times New Roman"/>
-          <w:b/>
-          <w:bCs/>
-          <w:color w:val="000000" w:themeColor="text1"/>
-        </w:rPr>
-        <w:t>Primeiro</w:t>
-      </w:r>
-      <w:r>
-        <w:rPr>
-          <w:rFonts w:ascii="Book Antiqua" w:hAnsi="Book Antiqua" w:cs="Times New Roman"/>
-          <w:b/>
-          <w:bCs/>
-          <w:color w:val="000000" w:themeColor="text1"/>
-        </w:rPr>
-        <w:t xml:space="preserve">: </w:t>
-      </w:r>
-      <w:r>
-        <w:rPr>
-          <w:rFonts w:ascii="Book Antiqua" w:hAnsi="Book Antiqua" w:cs="Times New Roman"/>
-          <w:color w:val="000000" w:themeColor="text1"/>
-        </w:rPr>
-        <w:t>O presente instrumento é irrevogável, irretratável e consubstancia todo o acordo constante neste instrumento e somente poderá ser alterado ou modificado, mediante documento público, formalmente em ordem e devidamente assinado pelas partes, que passará a fazer parte integrante do presente instrumento, para todos os fins de direito.</w:t>
-      </w:r>
-    </w:p>
-    <w:p>
-      <w:pPr>
-        <w:pStyle w:val="SemEspaamento"/>
-        <w:spacing w:line="276" w:lineRule="auto"/>
-        <w:jc w:val="both"/>
-        <w:rPr>
-          <w:rFonts w:ascii="Book Antiqua" w:hAnsi="Book Antiqua" w:cs="Times New Roman"/>
-          <w:color w:val="000000" w:themeColor="text1"/>
-        </w:rPr>
-      </w:pPr>
-    </w:p>
-    <w:p>
-      <w:pPr>
-        <w:pStyle w:val="SemEspaamento"/>
-        <w:spacing w:line="276" w:lineRule="auto"/>
-        <w:jc w:val="both"/>
-        <w:rPr>
-          <w:rFonts w:ascii="Book Antiqua" w:hAnsi="Book Antiqua" w:cs="Times New Roman"/>
-          <w:color w:val="000000" w:themeColor="text1"/>
-        </w:rPr>
-      </w:pPr>
-      <w:r>
-        <w:rPr>
-          <w:rFonts w:ascii="Book Antiqua" w:hAnsi="Book Antiqua" w:cs="Times New Roman"/>
-          <w:b/>
-          <w:bCs/>
-          <w:color w:val="000000" w:themeColor="text1"/>
-        </w:rPr>
-        <w:lastRenderedPageBreak/>
+        <w:t>público, formalmente em ordem e devidamente assinado pelas partes, que passará a fazer parte integrante do presente instrumento, para todos os fins de direito.</w:t>
+      </w:r>
+    </w:p>
+    <w:p>
+      <w:pPr>
+        <w:pStyle w:val="SemEspaamento"/>
+        <w:spacing w:line="276" w:lineRule="auto"/>
+        <w:jc w:val="both"/>
+        <w:rPr>
+          <w:rFonts w:ascii="Book Antiqua" w:hAnsi="Book Antiqua" w:cs="Times New Roman"/>
+          <w:color w:val="000000" w:themeColor="text1"/>
+        </w:rPr>
+      </w:pPr>
+    </w:p>
+    <w:p>
+      <w:pPr>
+        <w:pStyle w:val="SemEspaamento"/>
+        <w:spacing w:line="276" w:lineRule="auto"/>
+        <w:jc w:val="both"/>
+        <w:rPr>
+          <w:rFonts w:ascii="Book Antiqua" w:hAnsi="Book Antiqua" w:cs="Times New Roman"/>
+          <w:color w:val="000000" w:themeColor="text1"/>
+        </w:rPr>
+      </w:pPr>
+      <w:r>
+        <w:rPr>
+          <w:rFonts w:ascii="Book Antiqua" w:hAnsi="Book Antiqua" w:cs="Times New Roman"/>
+          <w:b/>
+          <w:bCs/>
+          <w:color w:val="000000" w:themeColor="text1"/>
+        </w:rPr>
         <w:t xml:space="preserve">Parágrafo </w:t>
       </w:r>
       <w:r>
@@ -8999,7 +9026,7 @@
                                   <w:sz w:val="28"/>
                                   <w:szCs w:val="28"/>
                                 </w:rPr>
-                                <w:t>4</w:t>
+                                <w:t>13</w:t>
                               </w:r>
                               <w:r>
                                 <w:rPr>
@@ -9075,7 +9102,7 @@
                             <w:sz w:val="28"/>
                             <w:szCs w:val="28"/>
                           </w:rPr>
-                          <w:t>4</w:t>
+                          <w:t>13</w:t>
                         </w:r>
                         <w:r>
                           <w:rPr>
@@ -11358,7 +11385,7 @@
 </file>
 
 <file path=customXml/itemProps1.xml><?xml version="1.0" encoding="utf-8"?>
-<ds:datastoreItem xmlns:ds="http://schemas.openxmlformats.org/officeDocument/2006/customXml" ds:itemID="{DF45A4EE-9F06-4C4B-8C1E-EFB7BD628318}">
+<ds:datastoreItem xmlns:ds="http://schemas.openxmlformats.org/officeDocument/2006/customXml" ds:itemID="{A40992E1-63B7-4EE7-88A2-CD084E86EC33}">
   <ds:schemaRefs>
     <ds:schemaRef ds:uri="http://schemas.openxmlformats.org/officeDocument/2006/bibliography"/>
   </ds:schemaRefs>

--- a/contrato.docx
+++ b/contrato.docx
@@ -608,304 +608,346 @@
         </w:rPr>
         <w:t xml:space="preserve">TELEFONE: </w:t>
       </w:r>
+      <w:proofErr w:type="gramStart"/>
+      <w:r>
+        <w:rPr>
+          <w:b/>
+          <w:bCs/>
+          <w:sz w:val="28"/>
+        </w:rPr>
+        <w:t xml:space="preserve">{{ </w:t>
+      </w:r>
+      <w:r>
+        <w:rPr>
+          <w:b/>
+          <w:bCs/>
+          <w:sz w:val="28"/>
+        </w:rPr>
+        <w:t>TELEFONE</w:t>
+      </w:r>
+      <w:proofErr w:type="gramEnd"/>
+      <w:r>
+        <w:rPr>
+          <w:b/>
+          <w:bCs/>
+          <w:sz w:val="28"/>
+        </w:rPr>
+        <w:t xml:space="preserve"> }}</w:t>
+      </w:r>
+    </w:p>
+    <w:p>
+      <w:pPr>
+        <w:pStyle w:val="SemEspaamento"/>
+        <w:spacing w:line="276" w:lineRule="auto"/>
+        <w:jc w:val="both"/>
+        <w:rPr>
+          <w:rFonts w:ascii="Book Antiqua" w:hAnsi="Book Antiqua" w:cs="Times New Roman"/>
+          <w:b/>
+          <w:bCs/>
+          <w:color w:val="000000" w:themeColor="text1"/>
+        </w:rPr>
+      </w:pPr>
+    </w:p>
+    <w:p>
+      <w:pPr>
+        <w:pStyle w:val="SemEspaamento"/>
+        <w:spacing w:line="276" w:lineRule="auto"/>
+        <w:jc w:val="both"/>
+        <w:rPr>
+          <w:rFonts w:ascii="Book Antiqua" w:hAnsi="Book Antiqua" w:cs="Times New Roman"/>
+          <w:color w:val="000000" w:themeColor="text1"/>
+        </w:rPr>
+      </w:pPr>
+      <w:r>
+        <w:rPr>
+          <w:rFonts w:ascii="Book Antiqua" w:hAnsi="Book Antiqua" w:cs="Times New Roman"/>
+          <w:color w:val="000000" w:themeColor="text1"/>
+        </w:rPr>
+        <w:t xml:space="preserve">firmam o presente </w:t>
+      </w:r>
+      <w:r>
+        <w:rPr>
+          <w:rFonts w:ascii="Book Antiqua" w:hAnsi="Book Antiqua" w:cs="Times New Roman"/>
+          <w:b/>
+          <w:color w:val="000000" w:themeColor="text1"/>
+        </w:rPr>
+        <w:t>CONTRATO DE COMPRA E VENDA</w:t>
+      </w:r>
+      <w:r>
+        <w:rPr>
+          <w:rFonts w:ascii="Book Antiqua" w:hAnsi="Book Antiqua" w:cs="Times New Roman"/>
+          <w:color w:val="000000" w:themeColor="text1"/>
+        </w:rPr>
+        <w:t xml:space="preserve"> à vista do que dispõem </w:t>
+      </w:r>
+      <w:r>
+        <w:rPr>
+          <w:rFonts w:ascii="Book Antiqua" w:hAnsi="Book Antiqua" w:cs="Times New Roman"/>
+          <w:color w:val="000000" w:themeColor="text1"/>
+        </w:rPr>
+        <w:t>as</w:t>
+      </w:r>
+      <w:r>
+        <w:rPr>
+          <w:rFonts w:ascii="Book Antiqua" w:hAnsi="Book Antiqua" w:cs="Times New Roman"/>
+          <w:color w:val="000000" w:themeColor="text1"/>
+        </w:rPr>
+        <w:t xml:space="preserve"> cláusulas de obrigações e condições que compõem o presente contrato a seguir especificadas e cujo cumprimento se obrigam mutuamente:</w:t>
+      </w:r>
+    </w:p>
+    <w:p>
+      <w:pPr>
+        <w:pStyle w:val="SemEspaamento"/>
+        <w:spacing w:line="276" w:lineRule="auto"/>
+        <w:jc w:val="both"/>
+        <w:rPr>
+          <w:rFonts w:ascii="Book Antiqua" w:hAnsi="Book Antiqua" w:cs="Times New Roman"/>
+          <w:b/>
+          <w:bCs/>
+          <w:color w:val="000000" w:themeColor="text1"/>
+          <w:u w:val="single"/>
+        </w:rPr>
+      </w:pPr>
+    </w:p>
+    <w:p>
+      <w:pPr>
+        <w:pStyle w:val="SemEspaamento"/>
+        <w:spacing w:line="276" w:lineRule="auto"/>
+        <w:jc w:val="both"/>
+        <w:rPr>
+          <w:rFonts w:ascii="Book Antiqua" w:hAnsi="Book Antiqua" w:cs="Times New Roman"/>
+          <w:b/>
+          <w:bCs/>
+          <w:color w:val="000000" w:themeColor="text1"/>
+          <w:u w:val="single"/>
+        </w:rPr>
+      </w:pPr>
+      <w:r>
+        <w:rPr>
+          <w:rFonts w:ascii="Book Antiqua" w:hAnsi="Book Antiqua" w:cs="Times New Roman"/>
+          <w:b/>
+          <w:bCs/>
+          <w:color w:val="000000" w:themeColor="text1"/>
+          <w:u w:val="single"/>
+        </w:rPr>
+        <w:t xml:space="preserve">I – DO </w:t>
+      </w:r>
+      <w:r>
+        <w:rPr>
+          <w:rFonts w:ascii="Book Antiqua" w:hAnsi="Book Antiqua" w:cs="Times New Roman"/>
+          <w:b/>
+          <w:bCs/>
+          <w:color w:val="000000" w:themeColor="text1"/>
+          <w:u w:val="single"/>
+        </w:rPr>
+        <w:t>OBJETO</w:t>
+      </w:r>
+      <w:r>
+        <w:rPr>
+          <w:rFonts w:ascii="Book Antiqua" w:hAnsi="Book Antiqua" w:cs="Times New Roman"/>
+          <w:b/>
+          <w:bCs/>
+          <w:color w:val="000000" w:themeColor="text1"/>
+          <w:u w:val="single"/>
+        </w:rPr>
+        <w:t xml:space="preserve"> DO CONTRATO</w:t>
+      </w:r>
+      <w:r>
+        <w:rPr>
+          <w:rFonts w:ascii="Book Antiqua" w:hAnsi="Book Antiqua" w:cs="Times New Roman"/>
+          <w:b/>
+          <w:bCs/>
+          <w:color w:val="000000" w:themeColor="text1"/>
+          <w:u w:val="single"/>
+        </w:rPr>
+        <w:t>:</w:t>
+      </w:r>
+    </w:p>
+    <w:p>
+      <w:pPr>
+        <w:pStyle w:val="SemEspaamento"/>
+        <w:spacing w:line="276" w:lineRule="auto"/>
+        <w:jc w:val="both"/>
+        <w:rPr>
+          <w:rFonts w:ascii="Book Antiqua" w:hAnsi="Book Antiqua" w:cs="Times New Roman"/>
+          <w:color w:val="000000" w:themeColor="text1"/>
+        </w:rPr>
+      </w:pPr>
+    </w:p>
+    <w:p>
+      <w:pPr>
+        <w:pStyle w:val="SemEspaamento"/>
+        <w:spacing w:line="276" w:lineRule="auto"/>
+        <w:jc w:val="both"/>
+        <w:rPr>
+          <w:rFonts w:ascii="Book Antiqua" w:hAnsi="Book Antiqua" w:cs="Times New Roman"/>
+          <w:color w:val="000000" w:themeColor="text1"/>
+        </w:rPr>
+      </w:pPr>
+      <w:r>
+        <w:rPr>
+          <w:rFonts w:ascii="Book Antiqua" w:hAnsi="Book Antiqua" w:cs="Times New Roman"/>
+          <w:b/>
+          <w:color w:val="000000" w:themeColor="text1"/>
+        </w:rPr>
+        <w:t xml:space="preserve">CLÁUSULA </w:t>
+      </w:r>
+      <w:r>
+        <w:rPr>
+          <w:rFonts w:ascii="Book Antiqua" w:hAnsi="Book Antiqua" w:cs="Times New Roman"/>
+          <w:b/>
+          <w:color w:val="000000" w:themeColor="text1"/>
+        </w:rPr>
+        <w:t>PRIMEIRA</w:t>
+      </w:r>
+      <w:r>
+        <w:rPr>
+          <w:rFonts w:ascii="Book Antiqua" w:hAnsi="Book Antiqua" w:cs="Times New Roman"/>
+          <w:b/>
+          <w:color w:val="000000" w:themeColor="text1"/>
+        </w:rPr>
+        <w:t xml:space="preserve">: </w:t>
+      </w:r>
+      <w:r>
+        <w:rPr>
+          <w:rFonts w:ascii="Book Antiqua" w:hAnsi="Book Antiqua" w:cs="Times New Roman"/>
+          <w:color w:val="000000" w:themeColor="text1"/>
+        </w:rPr>
+        <w:t xml:space="preserve">O objeto deste contrato é a </w:t>
+      </w:r>
+      <w:r>
+        <w:rPr>
+          <w:rFonts w:ascii="Book Antiqua" w:hAnsi="Book Antiqua" w:cs="Times New Roman"/>
+          <w:color w:val="000000" w:themeColor="text1"/>
+        </w:rPr>
+        <w:t>v</w:t>
+      </w:r>
+      <w:r>
+        <w:rPr>
+          <w:rFonts w:ascii="Book Antiqua" w:hAnsi="Book Antiqua" w:cs="Times New Roman"/>
+          <w:color w:val="000000" w:themeColor="text1"/>
+        </w:rPr>
+        <w:t xml:space="preserve">enda, </w:t>
+      </w:r>
+      <w:r>
+        <w:rPr>
+          <w:rFonts w:ascii="Book Antiqua" w:hAnsi="Book Antiqua" w:cs="Times New Roman"/>
+          <w:color w:val="000000" w:themeColor="text1"/>
+        </w:rPr>
+        <w:t>instalação e m</w:t>
+      </w:r>
+      <w:r>
+        <w:rPr>
+          <w:rFonts w:ascii="Book Antiqua" w:hAnsi="Book Antiqua" w:cs="Times New Roman"/>
+          <w:color w:val="000000" w:themeColor="text1"/>
+        </w:rPr>
+        <w:t>ontagem</w:t>
+      </w:r>
+      <w:r>
+        <w:rPr>
+          <w:rFonts w:ascii="Book Antiqua" w:hAnsi="Book Antiqua" w:cs="Times New Roman"/>
+          <w:color w:val="000000" w:themeColor="text1"/>
+        </w:rPr>
+        <w:t xml:space="preserve"> de um Playground</w:t>
+      </w:r>
+      <w:r>
+        <w:rPr>
+          <w:rFonts w:ascii="Book Antiqua" w:hAnsi="Book Antiqua" w:cs="Times New Roman"/>
+          <w:color w:val="000000" w:themeColor="text1"/>
+        </w:rPr>
+        <w:t xml:space="preserve"> </w:t>
+      </w:r>
+      <w:r>
+        <w:rPr>
+          <w:rFonts w:ascii="Book Antiqua" w:hAnsi="Book Antiqua" w:cs="Times New Roman"/>
+          <w:color w:val="000000" w:themeColor="text1"/>
+        </w:rPr>
+        <w:t xml:space="preserve">de fabricação da </w:t>
+      </w:r>
+      <w:r>
+        <w:rPr>
+          <w:rFonts w:ascii="Book Antiqua" w:hAnsi="Book Antiqua" w:cs="Times New Roman"/>
+          <w:color w:val="000000" w:themeColor="text1"/>
+        </w:rPr>
+        <w:t>VENDEDORA</w:t>
+      </w:r>
+      <w:r>
+        <w:rPr>
+          <w:rFonts w:ascii="Book Antiqua" w:hAnsi="Book Antiqua" w:cs="Times New Roman"/>
+          <w:color w:val="000000" w:themeColor="text1"/>
+        </w:rPr>
+        <w:t xml:space="preserve">, </w:t>
+      </w:r>
+      <w:r>
+        <w:rPr>
+          <w:rFonts w:ascii="Book Antiqua" w:hAnsi="Book Antiqua" w:cs="Times New Roman"/>
+          <w:color w:val="000000" w:themeColor="text1"/>
+        </w:rPr>
+        <w:t xml:space="preserve">doravante denominado brinquedo, </w:t>
+      </w:r>
+      <w:r>
+        <w:rPr>
+          <w:rFonts w:ascii="Book Antiqua" w:hAnsi="Book Antiqua" w:cs="Times New Roman"/>
+          <w:color w:val="000000" w:themeColor="text1"/>
+        </w:rPr>
+        <w:t>conforme abaixo identificado:</w:t>
+      </w:r>
+    </w:p>
+    <w:p>
+      <w:pPr>
+        <w:pStyle w:val="SemEspaamento"/>
+        <w:spacing w:line="276" w:lineRule="auto"/>
+        <w:jc w:val="both"/>
+        <w:rPr>
+          <w:rFonts w:ascii="Book Antiqua" w:hAnsi="Book Antiqua" w:cs="Times New Roman"/>
+          <w:color w:val="000000" w:themeColor="text1"/>
+        </w:rPr>
+      </w:pPr>
+    </w:p>
+    <w:p>
+      <w:pPr>
+        <w:pStyle w:val="SemEspaamento"/>
+        <w:spacing w:line="276" w:lineRule="auto"/>
+        <w:jc w:val="both"/>
+        <w:rPr>
+          <w:rFonts w:ascii="Book Antiqua" w:hAnsi="Book Antiqua" w:cs="Times New Roman"/>
+          <w:color w:val="000000" w:themeColor="text1"/>
+          <w:sz w:val="18"/>
+        </w:rPr>
+      </w:pPr>
       <w:bookmarkStart w:id="0" w:name="_GoBack"/>
       <w:proofErr w:type="gramStart"/>
       <w:r>
         <w:rPr>
-          <w:b/>
-          <w:bCs/>
-          <w:sz w:val="28"/>
+          <w:rFonts w:ascii="Book Antiqua" w:hAnsi="Book Antiqua"/>
+          <w:bCs/>
         </w:rPr>
         <w:t xml:space="preserve">{{ </w:t>
       </w:r>
       <w:r>
         <w:rPr>
-          <w:b/>
-          <w:bCs/>
-          <w:sz w:val="28"/>
-        </w:rPr>
-        <w:t>TELEFONE</w:t>
+          <w:rFonts w:ascii="Book Antiqua" w:hAnsi="Book Antiqua"/>
+          <w:bCs/>
+        </w:rPr>
+        <w:t>DESCRICAO</w:t>
       </w:r>
       <w:proofErr w:type="gramEnd"/>
       <w:r>
         <w:rPr>
-          <w:b/>
-          <w:bCs/>
-          <w:sz w:val="28"/>
+          <w:rFonts w:ascii="Book Antiqua" w:hAnsi="Book Antiqua"/>
+          <w:bCs/>
+        </w:rPr>
+        <w:t>_PRODUTO</w:t>
+      </w:r>
+      <w:r>
+        <w:rPr>
+          <w:rFonts w:ascii="Book Antiqua" w:hAnsi="Book Antiqua"/>
+          <w:bCs/>
         </w:rPr>
         <w:t xml:space="preserve"> }}</w:t>
       </w:r>
-      <w:bookmarkEnd w:id="0"/>
-    </w:p>
-    <w:p>
-      <w:pPr>
-        <w:pStyle w:val="SemEspaamento"/>
-        <w:spacing w:line="276" w:lineRule="auto"/>
-        <w:jc w:val="both"/>
-        <w:rPr>
-          <w:rFonts w:ascii="Book Antiqua" w:hAnsi="Book Antiqua" w:cs="Times New Roman"/>
-          <w:b/>
-          <w:bCs/>
-          <w:color w:val="000000" w:themeColor="text1"/>
-        </w:rPr>
-      </w:pPr>
-    </w:p>
-    <w:p>
-      <w:pPr>
-        <w:pStyle w:val="SemEspaamento"/>
-        <w:spacing w:line="276" w:lineRule="auto"/>
-        <w:jc w:val="both"/>
-        <w:rPr>
-          <w:rFonts w:ascii="Book Antiqua" w:hAnsi="Book Antiqua" w:cs="Times New Roman"/>
-          <w:color w:val="000000" w:themeColor="text1"/>
-        </w:rPr>
-      </w:pPr>
-      <w:r>
-        <w:rPr>
-          <w:rFonts w:ascii="Book Antiqua" w:hAnsi="Book Antiqua" w:cs="Times New Roman"/>
-          <w:color w:val="000000" w:themeColor="text1"/>
-        </w:rPr>
-        <w:t xml:space="preserve">firmam o presente </w:t>
-      </w:r>
-      <w:r>
-        <w:rPr>
-          <w:rFonts w:ascii="Book Antiqua" w:hAnsi="Book Antiqua" w:cs="Times New Roman"/>
-          <w:b/>
-          <w:color w:val="000000" w:themeColor="text1"/>
-        </w:rPr>
-        <w:t>CONTRATO DE COMPRA E VENDA</w:t>
-      </w:r>
-      <w:r>
-        <w:rPr>
-          <w:rFonts w:ascii="Book Antiqua" w:hAnsi="Book Antiqua" w:cs="Times New Roman"/>
-          <w:color w:val="000000" w:themeColor="text1"/>
-        </w:rPr>
-        <w:t xml:space="preserve"> à vista do que dispõem </w:t>
-      </w:r>
-      <w:r>
-        <w:rPr>
-          <w:rFonts w:ascii="Book Antiqua" w:hAnsi="Book Antiqua" w:cs="Times New Roman"/>
-          <w:color w:val="000000" w:themeColor="text1"/>
-        </w:rPr>
-        <w:t>as</w:t>
-      </w:r>
-      <w:r>
-        <w:rPr>
-          <w:rFonts w:ascii="Book Antiqua" w:hAnsi="Book Antiqua" w:cs="Times New Roman"/>
-          <w:color w:val="000000" w:themeColor="text1"/>
-        </w:rPr>
-        <w:t xml:space="preserve"> cláusulas de obrigações e condições que compõem o presente contrato a seguir especificadas e cujo cumprimento se obrigam mutuamente:</w:t>
-      </w:r>
-    </w:p>
-    <w:p>
-      <w:pPr>
-        <w:pStyle w:val="SemEspaamento"/>
-        <w:spacing w:line="276" w:lineRule="auto"/>
-        <w:jc w:val="both"/>
-        <w:rPr>
-          <w:rFonts w:ascii="Book Antiqua" w:hAnsi="Book Antiqua" w:cs="Times New Roman"/>
-          <w:b/>
-          <w:bCs/>
-          <w:color w:val="000000" w:themeColor="text1"/>
-          <w:u w:val="single"/>
-        </w:rPr>
-      </w:pPr>
-    </w:p>
-    <w:p>
-      <w:pPr>
-        <w:pStyle w:val="SemEspaamento"/>
-        <w:spacing w:line="276" w:lineRule="auto"/>
-        <w:jc w:val="both"/>
-        <w:rPr>
-          <w:rFonts w:ascii="Book Antiqua" w:hAnsi="Book Antiqua" w:cs="Times New Roman"/>
-          <w:b/>
-          <w:bCs/>
-          <w:color w:val="000000" w:themeColor="text1"/>
-          <w:u w:val="single"/>
-        </w:rPr>
-      </w:pPr>
-      <w:r>
-        <w:rPr>
-          <w:rFonts w:ascii="Book Antiqua" w:hAnsi="Book Antiqua" w:cs="Times New Roman"/>
-          <w:b/>
-          <w:bCs/>
-          <w:color w:val="000000" w:themeColor="text1"/>
-          <w:u w:val="single"/>
-        </w:rPr>
-        <w:t xml:space="preserve">I – DO </w:t>
-      </w:r>
-      <w:r>
-        <w:rPr>
-          <w:rFonts w:ascii="Book Antiqua" w:hAnsi="Book Antiqua" w:cs="Times New Roman"/>
-          <w:b/>
-          <w:bCs/>
-          <w:color w:val="000000" w:themeColor="text1"/>
-          <w:u w:val="single"/>
-        </w:rPr>
-        <w:t>OBJETO</w:t>
-      </w:r>
-      <w:r>
-        <w:rPr>
-          <w:rFonts w:ascii="Book Antiqua" w:hAnsi="Book Antiqua" w:cs="Times New Roman"/>
-          <w:b/>
-          <w:bCs/>
-          <w:color w:val="000000" w:themeColor="text1"/>
-          <w:u w:val="single"/>
-        </w:rPr>
-        <w:t xml:space="preserve"> DO CONTRATO</w:t>
-      </w:r>
-      <w:r>
-        <w:rPr>
-          <w:rFonts w:ascii="Book Antiqua" w:hAnsi="Book Antiqua" w:cs="Times New Roman"/>
-          <w:b/>
-          <w:bCs/>
-          <w:color w:val="000000" w:themeColor="text1"/>
-          <w:u w:val="single"/>
-        </w:rPr>
-        <w:t>:</w:t>
-      </w:r>
-    </w:p>
-    <w:p>
-      <w:pPr>
-        <w:pStyle w:val="SemEspaamento"/>
-        <w:spacing w:line="276" w:lineRule="auto"/>
-        <w:jc w:val="both"/>
-        <w:rPr>
-          <w:rFonts w:ascii="Book Antiqua" w:hAnsi="Book Antiqua" w:cs="Times New Roman"/>
-          <w:color w:val="000000" w:themeColor="text1"/>
-        </w:rPr>
-      </w:pPr>
-    </w:p>
-    <w:p>
-      <w:pPr>
-        <w:pStyle w:val="SemEspaamento"/>
-        <w:spacing w:line="276" w:lineRule="auto"/>
-        <w:jc w:val="both"/>
-        <w:rPr>
-          <w:rFonts w:ascii="Book Antiqua" w:hAnsi="Book Antiqua" w:cs="Times New Roman"/>
-          <w:color w:val="000000" w:themeColor="text1"/>
-        </w:rPr>
-      </w:pPr>
-      <w:r>
-        <w:rPr>
-          <w:rFonts w:ascii="Book Antiqua" w:hAnsi="Book Antiqua" w:cs="Times New Roman"/>
-          <w:b/>
-          <w:color w:val="000000" w:themeColor="text1"/>
-        </w:rPr>
-        <w:t xml:space="preserve">CLÁUSULA </w:t>
-      </w:r>
-      <w:r>
-        <w:rPr>
-          <w:rFonts w:ascii="Book Antiqua" w:hAnsi="Book Antiqua" w:cs="Times New Roman"/>
-          <w:b/>
-          <w:color w:val="000000" w:themeColor="text1"/>
-        </w:rPr>
-        <w:t>PRIMEIRA</w:t>
-      </w:r>
-      <w:r>
-        <w:rPr>
-          <w:rFonts w:ascii="Book Antiqua" w:hAnsi="Book Antiqua" w:cs="Times New Roman"/>
-          <w:b/>
-          <w:color w:val="000000" w:themeColor="text1"/>
-        </w:rPr>
-        <w:t xml:space="preserve">: </w:t>
-      </w:r>
-      <w:r>
-        <w:rPr>
-          <w:rFonts w:ascii="Book Antiqua" w:hAnsi="Book Antiqua" w:cs="Times New Roman"/>
-          <w:color w:val="000000" w:themeColor="text1"/>
-        </w:rPr>
-        <w:t xml:space="preserve">O objeto deste contrato é a </w:t>
-      </w:r>
-      <w:r>
-        <w:rPr>
-          <w:rFonts w:ascii="Book Antiqua" w:hAnsi="Book Antiqua" w:cs="Times New Roman"/>
-          <w:color w:val="000000" w:themeColor="text1"/>
-        </w:rPr>
-        <w:t>v</w:t>
-      </w:r>
-      <w:r>
-        <w:rPr>
-          <w:rFonts w:ascii="Book Antiqua" w:hAnsi="Book Antiqua" w:cs="Times New Roman"/>
-          <w:color w:val="000000" w:themeColor="text1"/>
-        </w:rPr>
-        <w:t xml:space="preserve">enda, </w:t>
-      </w:r>
-      <w:r>
-        <w:rPr>
-          <w:rFonts w:ascii="Book Antiqua" w:hAnsi="Book Antiqua" w:cs="Times New Roman"/>
-          <w:color w:val="000000" w:themeColor="text1"/>
-        </w:rPr>
-        <w:t>instalação e m</w:t>
-      </w:r>
-      <w:r>
-        <w:rPr>
-          <w:rFonts w:ascii="Book Antiqua" w:hAnsi="Book Antiqua" w:cs="Times New Roman"/>
-          <w:color w:val="000000" w:themeColor="text1"/>
-        </w:rPr>
-        <w:t>ontagem</w:t>
-      </w:r>
-      <w:r>
-        <w:rPr>
-          <w:rFonts w:ascii="Book Antiqua" w:hAnsi="Book Antiqua" w:cs="Times New Roman"/>
-          <w:color w:val="000000" w:themeColor="text1"/>
-        </w:rPr>
-        <w:t xml:space="preserve"> de um Playground</w:t>
-      </w:r>
-      <w:r>
-        <w:rPr>
-          <w:rFonts w:ascii="Book Antiqua" w:hAnsi="Book Antiqua" w:cs="Times New Roman"/>
-          <w:color w:val="000000" w:themeColor="text1"/>
-        </w:rPr>
-        <w:t xml:space="preserve"> </w:t>
-      </w:r>
-      <w:r>
-        <w:rPr>
-          <w:rFonts w:ascii="Book Antiqua" w:hAnsi="Book Antiqua" w:cs="Times New Roman"/>
-          <w:color w:val="000000" w:themeColor="text1"/>
-        </w:rPr>
-        <w:t xml:space="preserve">de fabricação da </w:t>
-      </w:r>
-      <w:r>
-        <w:rPr>
-          <w:rFonts w:ascii="Book Antiqua" w:hAnsi="Book Antiqua" w:cs="Times New Roman"/>
-          <w:color w:val="000000" w:themeColor="text1"/>
-        </w:rPr>
-        <w:t>VENDEDORA</w:t>
-      </w:r>
-      <w:r>
-        <w:rPr>
-          <w:rFonts w:ascii="Book Antiqua" w:hAnsi="Book Antiqua" w:cs="Times New Roman"/>
-          <w:color w:val="000000" w:themeColor="text1"/>
-        </w:rPr>
-        <w:t xml:space="preserve">, </w:t>
-      </w:r>
-      <w:r>
-        <w:rPr>
-          <w:rFonts w:ascii="Book Antiqua" w:hAnsi="Book Antiqua" w:cs="Times New Roman"/>
-          <w:color w:val="000000" w:themeColor="text1"/>
-        </w:rPr>
-        <w:t xml:space="preserve">doravante denominado brinquedo, </w:t>
-      </w:r>
-      <w:r>
-        <w:rPr>
-          <w:rFonts w:ascii="Book Antiqua" w:hAnsi="Book Antiqua" w:cs="Times New Roman"/>
-          <w:color w:val="000000" w:themeColor="text1"/>
-        </w:rPr>
-        <w:t>conforme abaixo identificado:</w:t>
-      </w:r>
-    </w:p>
-    <w:p>
-      <w:pPr>
-        <w:pStyle w:val="SemEspaamento"/>
-        <w:spacing w:line="276" w:lineRule="auto"/>
-        <w:jc w:val="both"/>
-        <w:rPr>
-          <w:rFonts w:ascii="Book Antiqua" w:hAnsi="Book Antiqua" w:cs="Times New Roman"/>
-          <w:color w:val="000000" w:themeColor="text1"/>
-        </w:rPr>
-      </w:pPr>
-    </w:p>
+    </w:p>
+    <w:bookmarkEnd w:id="0"/>
     <w:p>
       <w:pPr>
         <w:pStyle w:val="SemEspaamento"/>
@@ -1255,7 +1297,7 @@
           <w:i/>
           <w:iCs/>
         </w:rPr>
-        <w:t xml:space="preserve">será desenvolvido com materiais cuidadosamente selecionados para garantir segurança e durabilidade. O uso de tubos de aço de 2 polegadas, com espessura de chapa 14, proporciona uma base sólida e resistente. As conexões e junções em alumínio na liga 7075, fabricadas por processo de injeção, garantem robustez e confiabilidade estrutural. O madeiramento em MDF de 15 mm, combinado com espumas de 8 mm, oferece um trajeto suave e seguro para os usuários, minimizando riscos de </w:t>
+        <w:t xml:space="preserve">será desenvolvido com materiais cuidadosamente selecionados para garantir segurança e durabilidade. O uso de tubos de aço de 2 polegadas, com espessura de chapa 14, proporciona uma base sólida e resistente. As conexões e junções em alumínio na liga 7075, fabricadas por processo de injeção, garantem robustez e confiabilidade estrutural. O madeiramento em MDF de 15 mm, combinado com </w:t>
       </w:r>
       <w:r>
         <w:rPr>
@@ -1264,7 +1306,7 @@
           <w:iCs/>
         </w:rPr>
         <w:lastRenderedPageBreak/>
-        <w:t>ferimentos. As telas de nylon com abertura de 0.5 cm proporcionam uma barreira protetora, tornando o labirinto ainda mais seguro e protegido. Para o revestimento externo, utilizamos lonas coloridas em PVC tramado, garantindo resistência e vivacidade estética. As espumas coloridas, revestindo toda a estrutura metálica, não apenas adicionam um toque de diversão, mas também funcionam como uma camada adicional de proteção para as crianças. Os atrativos e obstáculos foram projetados com materiais macios e elásticos, garantindo movimentos seguros e confortáveis para as crianças.</w:t>
+        <w:t>espumas de 8 mm, oferece um trajeto suave e seguro para os usuários, minimizando riscos de ferimentos. As telas de nylon com abertura de 0.5 cm proporcionam uma barreira protetora, tornando o labirinto ainda mais seguro e protegido. Para o revestimento externo, utilizamos lonas coloridas em PVC tramado, garantindo resistência e vivacidade estética. As espumas coloridas, revestindo toda a estrutura metálica, não apenas adicionam um toque de diversão, mas também funcionam como uma camada adicional de proteção para as crianças. Os atrativos e obstáculos foram projetados com materiais macios e elásticos, garantindo movimentos seguros e confortáveis para as crianças.</w:t>
       </w:r>
     </w:p>
     <w:p>
@@ -2121,6 +2163,7 @@
           <w:b/>
           <w:color w:val="000000" w:themeColor="text1"/>
         </w:rPr>
+        <w:lastRenderedPageBreak/>
         <w:t xml:space="preserve">Parágrafo Terceiro: </w:t>
       </w:r>
       <w:r>
@@ -2672,37 +2715,44 @@
           <w:rFonts w:ascii="Book Antiqua" w:hAnsi="Book Antiqua" w:cs="Times New Roman"/>
           <w:color w:val="000000" w:themeColor="text1"/>
         </w:rPr>
-        <w:t xml:space="preserve"> a perfuração de pisos e paredes com material necessário para suportar tanto o peso quanto os movimentos realizados pelo brinquedo, devendo o COMPRADOR(A) informar previamente à VENDEDORA a existência de tubulações hidráulicas, elétricas e de ar-condicionado, não havendo qualquer responsabilidade desta, seja a que título for, caso haja perfuração ou qualquer sinistralidade no momento da montagem do equipamento. </w:t>
-      </w:r>
-    </w:p>
-    <w:p>
-      <w:pPr>
-        <w:pStyle w:val="SemEspaamento"/>
-        <w:spacing w:line="276" w:lineRule="auto"/>
-        <w:jc w:val="both"/>
-        <w:rPr>
-          <w:rFonts w:ascii="Book Antiqua" w:hAnsi="Book Antiqua" w:cs="Times New Roman"/>
-          <w:color w:val="000000" w:themeColor="text1"/>
-        </w:rPr>
-      </w:pPr>
-    </w:p>
-    <w:p>
-      <w:pPr>
-        <w:pStyle w:val="SemEspaamento"/>
-        <w:spacing w:line="276" w:lineRule="auto"/>
-        <w:jc w:val="both"/>
-        <w:rPr>
-          <w:rFonts w:ascii="Book Antiqua" w:hAnsi="Book Antiqua" w:cs="Times New Roman"/>
-          <w:color w:val="000000" w:themeColor="text1"/>
-        </w:rPr>
-      </w:pPr>
-      <w:r>
-        <w:rPr>
-          <w:rFonts w:ascii="Book Antiqua" w:hAnsi="Book Antiqua" w:cs="Times New Roman"/>
-          <w:b/>
+        <w:t xml:space="preserve"> a perfuração de pisos e paredes com material necessário para suportar tanto o peso quanto os movimentos realizados pelo brinquedo, devendo o COMPRADOR(A) informar previamente à VENDEDORA a existência de tubulações hidráulicas, elétricas e de ar-condicionado, </w:t>
+      </w:r>
+      <w:r>
+        <w:rPr>
+          <w:rFonts w:ascii="Book Antiqua" w:hAnsi="Book Antiqua" w:cs="Times New Roman"/>
           <w:color w:val="000000" w:themeColor="text1"/>
         </w:rPr>
         <w:lastRenderedPageBreak/>
+        <w:t xml:space="preserve">não havendo qualquer responsabilidade desta, seja a que título for, caso haja perfuração ou qualquer sinistralidade no momento da montagem do equipamento. </w:t>
+      </w:r>
+    </w:p>
+    <w:p>
+      <w:pPr>
+        <w:pStyle w:val="SemEspaamento"/>
+        <w:spacing w:line="276" w:lineRule="auto"/>
+        <w:jc w:val="both"/>
+        <w:rPr>
+          <w:rFonts w:ascii="Book Antiqua" w:hAnsi="Book Antiqua" w:cs="Times New Roman"/>
+          <w:color w:val="000000" w:themeColor="text1"/>
+        </w:rPr>
+      </w:pPr>
+    </w:p>
+    <w:p>
+      <w:pPr>
+        <w:pStyle w:val="SemEspaamento"/>
+        <w:spacing w:line="276" w:lineRule="auto"/>
+        <w:jc w:val="both"/>
+        <w:rPr>
+          <w:rFonts w:ascii="Book Antiqua" w:hAnsi="Book Antiqua" w:cs="Times New Roman"/>
+          <w:color w:val="000000" w:themeColor="text1"/>
+        </w:rPr>
+      </w:pPr>
+      <w:r>
+        <w:rPr>
+          <w:rFonts w:ascii="Book Antiqua" w:hAnsi="Book Antiqua" w:cs="Times New Roman"/>
+          <w:b/>
+          <w:color w:val="000000" w:themeColor="text1"/>
+        </w:rPr>
         <w:t xml:space="preserve">Parágrafo Terceiro: </w:t>
       </w:r>
       <w:r>
@@ -3434,6 +3484,7 @@
           <w:b/>
           <w:color w:val="000000" w:themeColor="text1"/>
         </w:rPr>
+        <w:lastRenderedPageBreak/>
         <w:t xml:space="preserve">CLÁUSULA DÉCIMA: </w:t>
       </w:r>
       <w:r>
@@ -3548,7 +3599,6 @@
           <w:b/>
           <w:color w:val="000000" w:themeColor="text1"/>
         </w:rPr>
-        <w:lastRenderedPageBreak/>
         <w:t>Parágrafo Primeiro:</w:t>
       </w:r>
       <w:r>
@@ -4301,6 +4351,7 @@
           <w:b/>
           <w:color w:val="000000" w:themeColor="text1"/>
         </w:rPr>
+        <w:lastRenderedPageBreak/>
         <w:t xml:space="preserve">Parágrafo </w:t>
       </w:r>
       <w:r>
@@ -4357,7 +4408,818 @@
           <w:b/>
           <w:color w:val="000000" w:themeColor="text1"/>
         </w:rPr>
+        <w:t>Parágrafo Segundo:</w:t>
+      </w:r>
+      <w:r>
+        <w:rPr>
+          <w:rFonts w:ascii="Book Antiqua" w:hAnsi="Book Antiqua" w:cs="Times New Roman"/>
+          <w:bCs/>
+          <w:color w:val="000000" w:themeColor="text1"/>
+        </w:rPr>
+        <w:t xml:space="preserve"> Estando o pedido em ordem e no prazo de entrega estabelecido, o</w:t>
+      </w:r>
+      <w:r>
+        <w:rPr>
+          <w:rFonts w:ascii="Book Antiqua" w:hAnsi="Book Antiqua" w:cs="Times New Roman"/>
+          <w:bCs/>
+          <w:color w:val="000000" w:themeColor="text1"/>
+        </w:rPr>
+        <w:t xml:space="preserve"> não recebimento dos </w:t>
+      </w:r>
+      <w:r>
+        <w:rPr>
+          <w:rFonts w:ascii="Book Antiqua" w:hAnsi="Book Antiqua" w:cs="Times New Roman"/>
+          <w:bCs/>
+          <w:color w:val="000000" w:themeColor="text1"/>
+        </w:rPr>
+        <w:t>brinquedos adquiridos pelo COMPRADOR(A), seu representante legal, ou representantes nomeados</w:t>
+      </w:r>
+      <w:r>
+        <w:rPr>
+          <w:rFonts w:ascii="Book Antiqua" w:hAnsi="Book Antiqua" w:cs="Times New Roman"/>
+          <w:bCs/>
+          <w:color w:val="000000" w:themeColor="text1"/>
+        </w:rPr>
+        <w:t xml:space="preserve"> no local da instalação </w:t>
+      </w:r>
+      <w:r>
+        <w:rPr>
+          <w:rFonts w:ascii="Book Antiqua" w:hAnsi="Book Antiqua" w:cs="Times New Roman"/>
+          <w:bCs/>
+          <w:color w:val="000000" w:themeColor="text1"/>
+        </w:rPr>
+        <w:t>será entendido como por sua Culpa,</w:t>
+      </w:r>
+      <w:r>
+        <w:rPr>
+          <w:rFonts w:ascii="Book Antiqua" w:hAnsi="Book Antiqua" w:cs="Times New Roman"/>
+          <w:bCs/>
+          <w:color w:val="000000" w:themeColor="text1"/>
+        </w:rPr>
+        <w:t xml:space="preserve"> incorrendo assim nas hipóteses e consequências dispostas na Cláusula Oitava</w:t>
+      </w:r>
+      <w:r>
+        <w:rPr>
+          <w:rFonts w:ascii="Book Antiqua" w:hAnsi="Book Antiqua" w:cs="Times New Roman"/>
+          <w:bCs/>
+          <w:color w:val="000000" w:themeColor="text1"/>
+        </w:rPr>
+        <w:t xml:space="preserve"> e seguintes</w:t>
+      </w:r>
+      <w:r>
+        <w:rPr>
+          <w:rFonts w:ascii="Book Antiqua" w:hAnsi="Book Antiqua" w:cs="Times New Roman"/>
+          <w:bCs/>
+          <w:color w:val="000000" w:themeColor="text1"/>
+        </w:rPr>
+        <w:t xml:space="preserve"> deste instrumento.</w:t>
+      </w:r>
+    </w:p>
+    <w:p>
+      <w:pPr>
+        <w:pStyle w:val="SemEspaamento"/>
+        <w:spacing w:line="276" w:lineRule="auto"/>
+        <w:jc w:val="both"/>
+        <w:rPr>
+          <w:rFonts w:ascii="Book Antiqua" w:hAnsi="Book Antiqua" w:cs="Times New Roman"/>
+          <w:bCs/>
+          <w:color w:val="000000" w:themeColor="text1"/>
+        </w:rPr>
+      </w:pPr>
+    </w:p>
+    <w:p>
+      <w:pPr>
+        <w:pStyle w:val="SemEspaamento"/>
+        <w:spacing w:line="276" w:lineRule="auto"/>
+        <w:jc w:val="both"/>
+        <w:rPr>
+          <w:rFonts w:ascii="Book Antiqua" w:hAnsi="Book Antiqua" w:cs="Times New Roman"/>
+          <w:color w:val="000000" w:themeColor="text1"/>
+        </w:rPr>
+      </w:pPr>
+      <w:r>
+        <w:rPr>
+          <w:rFonts w:ascii="Book Antiqua" w:hAnsi="Book Antiqua" w:cs="Times New Roman"/>
+          <w:b/>
+          <w:color w:val="000000" w:themeColor="text1"/>
+        </w:rPr>
+        <w:t xml:space="preserve">CLÁUSULA DÉCIMA TERCEIRA: </w:t>
+      </w:r>
+      <w:r>
+        <w:rPr>
+          <w:rFonts w:ascii="Book Antiqua" w:hAnsi="Book Antiqua" w:cs="Times New Roman"/>
+          <w:color w:val="000000" w:themeColor="text1"/>
+        </w:rPr>
+        <w:t xml:space="preserve">Fica ciente o COMPRADOR(A) que caso a entrega </w:t>
+      </w:r>
+      <w:r>
+        <w:rPr>
+          <w:rFonts w:ascii="Book Antiqua" w:hAnsi="Book Antiqua" w:cs="Times New Roman"/>
+          <w:color w:val="000000" w:themeColor="text1"/>
+        </w:rPr>
+        <w:t xml:space="preserve">dos equipamentos e </w:t>
+      </w:r>
+      <w:r>
+        <w:rPr>
+          <w:rFonts w:ascii="Book Antiqua" w:hAnsi="Book Antiqua" w:cs="Times New Roman"/>
+          <w:color w:val="000000" w:themeColor="text1"/>
+        </w:rPr>
+        <w:t xml:space="preserve">realização da montagem </w:t>
+      </w:r>
+      <w:r>
+        <w:rPr>
+          <w:rFonts w:ascii="Book Antiqua" w:hAnsi="Book Antiqua" w:cs="Times New Roman"/>
+          <w:color w:val="000000" w:themeColor="text1"/>
+        </w:rPr>
+        <w:t>ocorreram em</w:t>
+      </w:r>
+      <w:r>
+        <w:rPr>
+          <w:rFonts w:ascii="Book Antiqua" w:hAnsi="Book Antiqua" w:cs="Times New Roman"/>
+          <w:color w:val="000000" w:themeColor="text1"/>
+        </w:rPr>
+        <w:t xml:space="preserve"> condomínios ou locais comerciais que possuírem </w:t>
+      </w:r>
+      <w:r>
+        <w:rPr>
+          <w:rFonts w:ascii="Book Antiqua" w:hAnsi="Book Antiqua" w:cs="Times New Roman"/>
+          <w:color w:val="000000" w:themeColor="text1"/>
+        </w:rPr>
+        <w:t xml:space="preserve">necessidade de autorização prévia, esta deverá ser realizada dando-se acesso </w:t>
+      </w:r>
+      <w:r>
+        <w:rPr>
+          <w:rFonts w:ascii="Book Antiqua" w:hAnsi="Book Antiqua" w:cs="Times New Roman"/>
+          <w:color w:val="000000" w:themeColor="text1"/>
+        </w:rPr>
+        <w:t xml:space="preserve">à VENDEDORA aos locais destinados para os fins necessários de montagem, </w:t>
+      </w:r>
+      <w:r>
+        <w:rPr>
+          <w:rFonts w:ascii="Book Antiqua" w:hAnsi="Book Antiqua" w:cs="Times New Roman"/>
+          <w:color w:val="000000" w:themeColor="text1"/>
+        </w:rPr>
+        <w:t xml:space="preserve">sendo obrigação desta informar os dados das pessoas que comparecerão para montagem </w:t>
+      </w:r>
+      <w:r>
+        <w:rPr>
+          <w:rFonts w:ascii="Book Antiqua" w:hAnsi="Book Antiqua" w:cs="Times New Roman"/>
+          <w:color w:val="000000" w:themeColor="text1"/>
+        </w:rPr>
+        <w:t>no prazo indicado pela COMPRADORA.</w:t>
+      </w:r>
+    </w:p>
+    <w:p>
+      <w:pPr>
+        <w:pStyle w:val="SemEspaamento"/>
+        <w:spacing w:line="276" w:lineRule="auto"/>
+        <w:jc w:val="both"/>
+        <w:rPr>
+          <w:rFonts w:ascii="Book Antiqua" w:hAnsi="Book Antiqua" w:cs="Times New Roman"/>
+          <w:color w:val="000000" w:themeColor="text1"/>
+        </w:rPr>
+      </w:pPr>
+    </w:p>
+    <w:p>
+      <w:pPr>
+        <w:pStyle w:val="SemEspaamento"/>
+        <w:spacing w:line="276" w:lineRule="auto"/>
+        <w:jc w:val="both"/>
+        <w:rPr>
+          <w:rFonts w:ascii="Book Antiqua" w:hAnsi="Book Antiqua" w:cs="Times New Roman"/>
+          <w:bCs/>
+          <w:color w:val="000000" w:themeColor="text1"/>
+        </w:rPr>
+      </w:pPr>
+      <w:r>
+        <w:rPr>
+          <w:rFonts w:ascii="Book Antiqua" w:hAnsi="Book Antiqua" w:cs="Times New Roman"/>
+          <w:b/>
+          <w:bCs/>
+          <w:color w:val="000000" w:themeColor="text1"/>
+        </w:rPr>
+        <w:t>Parágrafo Único:</w:t>
+      </w:r>
+      <w:r>
+        <w:rPr>
+          <w:rFonts w:ascii="Book Antiqua" w:hAnsi="Book Antiqua" w:cs="Times New Roman"/>
+          <w:color w:val="000000" w:themeColor="text1"/>
+        </w:rPr>
+        <w:t xml:space="preserve"> Caso não seja realizada a liberação por parte do COMPRADOR(A) e impossibilitada a entrega ou a montagem dos equipamentos </w:t>
+      </w:r>
+      <w:r>
+        <w:rPr>
+          <w:rFonts w:ascii="Book Antiqua" w:hAnsi="Book Antiqua" w:cs="Times New Roman"/>
+          <w:bCs/>
+          <w:color w:val="000000" w:themeColor="text1"/>
+        </w:rPr>
+        <w:t>no local da instalação será entendido como por sua Culpa, incorrendo assim nas hipóteses e consequências dispostas na Cláusula Oitava e seguintes deste instrumento.</w:t>
+      </w:r>
+    </w:p>
+    <w:p>
+      <w:pPr>
+        <w:pStyle w:val="SemEspaamento"/>
+        <w:spacing w:line="276" w:lineRule="auto"/>
+        <w:jc w:val="both"/>
+        <w:rPr>
+          <w:rFonts w:ascii="Book Antiqua" w:hAnsi="Book Antiqua" w:cs="Times New Roman"/>
+          <w:color w:val="000000" w:themeColor="text1"/>
+        </w:rPr>
+      </w:pPr>
+    </w:p>
+    <w:p>
+      <w:pPr>
+        <w:pStyle w:val="SemEspaamento"/>
+        <w:spacing w:line="276" w:lineRule="auto"/>
+        <w:jc w:val="both"/>
+        <w:rPr>
+          <w:rFonts w:ascii="Book Antiqua" w:hAnsi="Book Antiqua" w:cs="Times New Roman"/>
+          <w:bCs/>
+          <w:color w:val="000000" w:themeColor="text1"/>
+        </w:rPr>
+      </w:pPr>
+      <w:r>
+        <w:rPr>
+          <w:rFonts w:ascii="Book Antiqua" w:hAnsi="Book Antiqua" w:cs="Times New Roman"/>
+          <w:b/>
+          <w:color w:val="000000" w:themeColor="text1"/>
+        </w:rPr>
+        <w:t xml:space="preserve">CLÁUSULA DÉCIMA QUARTA: </w:t>
+      </w:r>
+      <w:r>
+        <w:rPr>
+          <w:rFonts w:ascii="Book Antiqua" w:hAnsi="Book Antiqua" w:cs="Times New Roman"/>
+          <w:bCs/>
+          <w:color w:val="000000" w:themeColor="text1"/>
+        </w:rPr>
+        <w:t xml:space="preserve">Finalizada a Instalação do brinquedo no prazo contratual, o COMPRADOR(A) </w:t>
+      </w:r>
+      <w:r>
+        <w:rPr>
+          <w:rFonts w:ascii="Book Antiqua" w:hAnsi="Book Antiqua" w:cs="Times New Roman"/>
+          <w:bCs/>
+          <w:color w:val="000000" w:themeColor="text1"/>
+        </w:rPr>
+        <w:t xml:space="preserve">realizará a vistoria do equipamento e, estando em ordem a montagem, assinará TERMO DE ENTREGA E CONFORMIDADE, que fará parte do presente instrumento, </w:t>
+      </w:r>
+      <w:r>
+        <w:rPr>
+          <w:rFonts w:ascii="Book Antiqua" w:hAnsi="Book Antiqua" w:cs="Times New Roman"/>
+          <w:bCs/>
+          <w:color w:val="000000" w:themeColor="text1"/>
+        </w:rPr>
+        <w:t xml:space="preserve">para </w:t>
+      </w:r>
+      <w:r>
+        <w:rPr>
+          <w:rFonts w:ascii="Book Antiqua" w:hAnsi="Book Antiqua" w:cs="Times New Roman"/>
+          <w:color w:val="000000" w:themeColor="text1"/>
+        </w:rPr>
+        <w:t xml:space="preserve">nada mais reclamar, eis que vistoriou o mesmo, </w:t>
+      </w:r>
+      <w:r>
+        <w:rPr>
+          <w:rFonts w:ascii="Book Antiqua" w:hAnsi="Book Antiqua" w:cs="Times New Roman"/>
+          <w:bCs/>
+          <w:color w:val="000000" w:themeColor="text1"/>
+        </w:rPr>
+        <w:t xml:space="preserve">passando a partir da </w:t>
+      </w:r>
+      <w:r>
+        <w:rPr>
+          <w:rFonts w:ascii="Book Antiqua" w:hAnsi="Book Antiqua" w:cs="Times New Roman"/>
+          <w:bCs/>
+          <w:color w:val="000000" w:themeColor="text1"/>
+        </w:rPr>
+        <w:t>respectiva data o início do vigor da garantia do brinquedo contra defeitos de fabricação.</w:t>
+      </w:r>
+    </w:p>
+    <w:p>
+      <w:pPr>
+        <w:pStyle w:val="SemEspaamento"/>
+        <w:spacing w:line="276" w:lineRule="auto"/>
+        <w:jc w:val="both"/>
+        <w:rPr>
+          <w:rFonts w:ascii="Book Antiqua" w:hAnsi="Book Antiqua" w:cs="Times New Roman"/>
+          <w:bCs/>
+          <w:color w:val="000000" w:themeColor="text1"/>
+        </w:rPr>
+      </w:pPr>
+    </w:p>
+    <w:p>
+      <w:pPr>
+        <w:pStyle w:val="SemEspaamento"/>
+        <w:spacing w:line="276" w:lineRule="auto"/>
+        <w:jc w:val="both"/>
+        <w:rPr>
+          <w:rFonts w:ascii="Book Antiqua" w:hAnsi="Book Antiqua" w:cs="Times New Roman"/>
+          <w:b/>
+          <w:color w:val="000000" w:themeColor="text1"/>
+          <w:u w:val="single"/>
+        </w:rPr>
+      </w:pPr>
+      <w:r>
+        <w:rPr>
+          <w:rFonts w:ascii="Book Antiqua" w:hAnsi="Book Antiqua" w:cs="Times New Roman"/>
+          <w:b/>
+          <w:color w:val="000000" w:themeColor="text1"/>
+          <w:u w:val="single"/>
+        </w:rPr>
+        <w:t>V – DAS OBRIGAÇÕES DA VENDEDORA</w:t>
+      </w:r>
+    </w:p>
+    <w:p>
+      <w:pPr>
+        <w:pStyle w:val="SemEspaamento"/>
+        <w:spacing w:line="276" w:lineRule="auto"/>
+        <w:jc w:val="both"/>
+        <w:rPr>
+          <w:rFonts w:ascii="Book Antiqua" w:hAnsi="Book Antiqua" w:cs="Times New Roman"/>
+          <w:bCs/>
+          <w:color w:val="000000" w:themeColor="text1"/>
+        </w:rPr>
+      </w:pPr>
+      <w:r>
+        <w:rPr>
+          <w:rFonts w:ascii="Book Antiqua" w:hAnsi="Book Antiqua" w:cs="Times New Roman"/>
+          <w:b/>
+          <w:color w:val="000000" w:themeColor="text1"/>
+        </w:rPr>
+        <w:t xml:space="preserve">CLÁUSULA DÉCIMA QUINTA: </w:t>
+      </w:r>
+      <w:r>
+        <w:rPr>
+          <w:rFonts w:ascii="Book Antiqua" w:hAnsi="Book Antiqua" w:cs="Times New Roman"/>
+          <w:bCs/>
+          <w:color w:val="000000" w:themeColor="text1"/>
+        </w:rPr>
+        <w:t>São obrigações da VENDEDORA:</w:t>
+      </w:r>
+    </w:p>
+    <w:p>
+      <w:pPr>
+        <w:pStyle w:val="SemEspaamento"/>
+        <w:spacing w:line="276" w:lineRule="auto"/>
+        <w:jc w:val="both"/>
+        <w:rPr>
+          <w:rFonts w:ascii="Book Antiqua" w:hAnsi="Book Antiqua" w:cs="Times New Roman"/>
+          <w:bCs/>
+          <w:color w:val="000000" w:themeColor="text1"/>
+        </w:rPr>
+      </w:pPr>
+    </w:p>
+    <w:p>
+      <w:pPr>
+        <w:pStyle w:val="SemEspaamento"/>
+        <w:spacing w:line="276" w:lineRule="auto"/>
+        <w:jc w:val="both"/>
+        <w:rPr>
+          <w:rFonts w:ascii="Book Antiqua" w:hAnsi="Book Antiqua" w:cs="Times New Roman"/>
+          <w:bCs/>
+          <w:color w:val="000000" w:themeColor="text1"/>
+        </w:rPr>
+      </w:pPr>
+      <w:bookmarkStart w:id="2" w:name="_Hlk126854378"/>
+      <w:r>
+        <w:rPr>
+          <w:rFonts w:ascii="Book Antiqua" w:hAnsi="Book Antiqua" w:cs="Times New Roman"/>
+          <w:b/>
+          <w:color w:val="000000" w:themeColor="text1"/>
+        </w:rPr>
+        <w:t xml:space="preserve">Parágrafo Primeiro: </w:t>
+      </w:r>
+      <w:r>
+        <w:rPr>
+          <w:rFonts w:ascii="Book Antiqua" w:hAnsi="Book Antiqua" w:cs="Times New Roman"/>
+          <w:bCs/>
+          <w:color w:val="000000" w:themeColor="text1"/>
+        </w:rPr>
+        <w:t xml:space="preserve">Apresentar o catálogo de produtos e o projeto para o </w:t>
+      </w:r>
+      <w:proofErr w:type="gramStart"/>
+      <w:r>
+        <w:rPr>
+          <w:rFonts w:ascii="Book Antiqua" w:hAnsi="Book Antiqua" w:cs="Times New Roman"/>
+          <w:bCs/>
+          <w:color w:val="000000" w:themeColor="text1"/>
+        </w:rPr>
+        <w:t>COMPRADOR(</w:t>
+      </w:r>
+      <w:proofErr w:type="gramEnd"/>
+      <w:r>
+        <w:rPr>
+          <w:rFonts w:ascii="Book Antiqua" w:hAnsi="Book Antiqua" w:cs="Times New Roman"/>
+          <w:bCs/>
+          <w:color w:val="000000" w:themeColor="text1"/>
+        </w:rPr>
+        <w:t xml:space="preserve">A) discriminando a </w:t>
+      </w:r>
+      <w:r>
+        <w:rPr>
+          <w:rFonts w:ascii="Book Antiqua" w:hAnsi="Book Antiqua" w:cs="Times New Roman"/>
+          <w:bCs/>
+          <w:color w:val="000000" w:themeColor="text1"/>
+        </w:rPr>
+        <w:t>metragem e o material utilizado na fabricação do mesmo.</w:t>
+      </w:r>
+    </w:p>
+    <w:bookmarkEnd w:id="2"/>
+    <w:p>
+      <w:pPr>
+        <w:pStyle w:val="SemEspaamento"/>
+        <w:spacing w:line="276" w:lineRule="auto"/>
+        <w:jc w:val="both"/>
+        <w:rPr>
+          <w:rFonts w:ascii="Book Antiqua" w:hAnsi="Book Antiqua" w:cs="Times New Roman"/>
+          <w:bCs/>
+          <w:color w:val="000000" w:themeColor="text1"/>
+        </w:rPr>
+      </w:pPr>
+    </w:p>
+    <w:p>
+      <w:pPr>
+        <w:pStyle w:val="SemEspaamento"/>
+        <w:spacing w:line="276" w:lineRule="auto"/>
+        <w:jc w:val="both"/>
+        <w:rPr>
+          <w:rFonts w:ascii="Book Antiqua" w:hAnsi="Book Antiqua" w:cs="Times New Roman"/>
+          <w:bCs/>
+          <w:color w:val="000000" w:themeColor="text1"/>
+        </w:rPr>
+      </w:pPr>
+      <w:r>
+        <w:rPr>
+          <w:rFonts w:ascii="Book Antiqua" w:hAnsi="Book Antiqua" w:cs="Times New Roman"/>
+          <w:b/>
+          <w:color w:val="000000" w:themeColor="text1"/>
+        </w:rPr>
+        <w:t>Parágrafo Segundo:</w:t>
+      </w:r>
+      <w:r>
+        <w:rPr>
+          <w:rFonts w:ascii="Book Antiqua" w:hAnsi="Book Antiqua" w:cs="Times New Roman"/>
+          <w:bCs/>
+          <w:color w:val="000000" w:themeColor="text1"/>
+        </w:rPr>
+        <w:t xml:space="preserve"> Zelar para que os bens sejam entregues no local escolhido pelas partes em conformidade com o que prevê este Contrato</w:t>
+      </w:r>
+      <w:r>
+        <w:rPr>
+          <w:rFonts w:ascii="Book Antiqua" w:hAnsi="Book Antiqua" w:cs="Times New Roman"/>
+          <w:bCs/>
+          <w:color w:val="000000" w:themeColor="text1"/>
+        </w:rPr>
+        <w:t xml:space="preserve"> e o projeto escolhido e assinado no ato da compra.</w:t>
+      </w:r>
+    </w:p>
+    <w:p>
+      <w:pPr>
+        <w:pStyle w:val="SemEspaamento"/>
+        <w:spacing w:line="276" w:lineRule="auto"/>
+        <w:jc w:val="both"/>
+        <w:rPr>
+          <w:rFonts w:ascii="Book Antiqua" w:hAnsi="Book Antiqua" w:cs="Times New Roman"/>
+          <w:bCs/>
+          <w:color w:val="000000" w:themeColor="text1"/>
+        </w:rPr>
+      </w:pPr>
+    </w:p>
+    <w:p>
+      <w:pPr>
+        <w:pStyle w:val="SemEspaamento"/>
+        <w:spacing w:line="276" w:lineRule="auto"/>
+        <w:jc w:val="both"/>
+        <w:rPr>
+          <w:rFonts w:ascii="Book Antiqua" w:hAnsi="Book Antiqua" w:cs="Times New Roman"/>
+          <w:bCs/>
+          <w:color w:val="000000" w:themeColor="text1"/>
+        </w:rPr>
+      </w:pPr>
+      <w:r>
+        <w:rPr>
+          <w:rFonts w:ascii="Book Antiqua" w:hAnsi="Book Antiqua" w:cs="Times New Roman"/>
+          <w:b/>
+          <w:color w:val="000000" w:themeColor="text1"/>
+        </w:rPr>
+        <w:t xml:space="preserve">Parágrafo Terceiro: </w:t>
+      </w:r>
+      <w:r>
+        <w:rPr>
+          <w:rFonts w:ascii="Book Antiqua" w:hAnsi="Book Antiqua" w:cs="Times New Roman"/>
+          <w:bCs/>
+          <w:color w:val="000000" w:themeColor="text1"/>
+        </w:rPr>
+        <w:t>Entregar no local escolhido pel</w:t>
+      </w:r>
+      <w:r>
+        <w:rPr>
+          <w:rFonts w:ascii="Book Antiqua" w:hAnsi="Book Antiqua" w:cs="Times New Roman"/>
+          <w:bCs/>
+          <w:color w:val="000000" w:themeColor="text1"/>
+        </w:rPr>
+        <w:t>o COMPRADOR(A)</w:t>
+      </w:r>
+      <w:r>
+        <w:rPr>
+          <w:rFonts w:ascii="Book Antiqua" w:hAnsi="Book Antiqua" w:cs="Times New Roman"/>
+          <w:bCs/>
+          <w:color w:val="000000" w:themeColor="text1"/>
+        </w:rPr>
+        <w:t xml:space="preserve"> </w:t>
+      </w:r>
+      <w:r>
+        <w:rPr>
+          <w:rFonts w:ascii="Book Antiqua" w:hAnsi="Book Antiqua" w:cs="Times New Roman"/>
+          <w:bCs/>
+          <w:color w:val="000000" w:themeColor="text1"/>
+        </w:rPr>
+        <w:t xml:space="preserve">os equipamentos adquiridos </w:t>
+      </w:r>
+      <w:r>
+        <w:rPr>
+          <w:rFonts w:ascii="Book Antiqua" w:hAnsi="Book Antiqua" w:cs="Times New Roman"/>
+          <w:bCs/>
+          <w:color w:val="000000" w:themeColor="text1"/>
+        </w:rPr>
+        <w:t>para guarda dos bens, livre</w:t>
+      </w:r>
+      <w:r>
+        <w:rPr>
+          <w:rFonts w:ascii="Book Antiqua" w:hAnsi="Book Antiqua" w:cs="Times New Roman"/>
+          <w:bCs/>
+          <w:color w:val="000000" w:themeColor="text1"/>
+        </w:rPr>
+        <w:t>s</w:t>
+      </w:r>
+      <w:r>
+        <w:rPr>
+          <w:rFonts w:ascii="Book Antiqua" w:hAnsi="Book Antiqua" w:cs="Times New Roman"/>
+          <w:bCs/>
+          <w:color w:val="000000" w:themeColor="text1"/>
+        </w:rPr>
+        <w:t xml:space="preserve"> e desembaraçados de qualquer ônus, na data es</w:t>
+      </w:r>
+      <w:r>
+        <w:rPr>
+          <w:rFonts w:ascii="Book Antiqua" w:hAnsi="Book Antiqua" w:cs="Times New Roman"/>
+          <w:bCs/>
+          <w:color w:val="000000" w:themeColor="text1"/>
+        </w:rPr>
+        <w:t xml:space="preserve">perada </w:t>
+      </w:r>
+      <w:r>
+        <w:rPr>
+          <w:rFonts w:ascii="Book Antiqua" w:hAnsi="Book Antiqua" w:cs="Times New Roman"/>
+          <w:bCs/>
+          <w:color w:val="000000" w:themeColor="text1"/>
+        </w:rPr>
+        <w:t>neste Contrato</w:t>
+      </w:r>
+      <w:r>
+        <w:rPr>
+          <w:rFonts w:ascii="Book Antiqua" w:hAnsi="Book Antiqua" w:cs="Times New Roman"/>
+          <w:bCs/>
+          <w:color w:val="000000" w:themeColor="text1"/>
+        </w:rPr>
+        <w:t>.</w:t>
+      </w:r>
+    </w:p>
+    <w:p>
+      <w:pPr>
+        <w:pStyle w:val="SemEspaamento"/>
+        <w:spacing w:line="276" w:lineRule="auto"/>
+        <w:jc w:val="both"/>
+        <w:rPr>
+          <w:rFonts w:ascii="Book Antiqua" w:hAnsi="Book Antiqua" w:cs="Times New Roman"/>
+          <w:bCs/>
+          <w:color w:val="000000" w:themeColor="text1"/>
+        </w:rPr>
+      </w:pPr>
+    </w:p>
+    <w:p>
+      <w:pPr>
+        <w:pStyle w:val="SemEspaamento"/>
+        <w:spacing w:line="276" w:lineRule="auto"/>
+        <w:jc w:val="both"/>
+        <w:rPr>
+          <w:rFonts w:ascii="Book Antiqua" w:hAnsi="Book Antiqua" w:cs="Times New Roman"/>
+          <w:bCs/>
+          <w:color w:val="000000" w:themeColor="text1"/>
+        </w:rPr>
+      </w:pPr>
+      <w:r>
+        <w:rPr>
+          <w:rFonts w:ascii="Book Antiqua" w:hAnsi="Book Antiqua" w:cs="Times New Roman"/>
+          <w:b/>
+          <w:color w:val="000000" w:themeColor="text1"/>
+        </w:rPr>
+        <w:t xml:space="preserve">Parágrafo Quarto: </w:t>
+      </w:r>
+      <w:r>
+        <w:rPr>
+          <w:rFonts w:ascii="Book Antiqua" w:hAnsi="Book Antiqua" w:cs="Times New Roman"/>
+          <w:bCs/>
+          <w:color w:val="000000" w:themeColor="text1"/>
+        </w:rPr>
+        <w:t>Fornecer ao COMPRADOR(A) os meios de comunicação e canais de contato para fins de esclarecimentos de dúvidas</w:t>
+      </w:r>
+      <w:r>
+        <w:rPr>
+          <w:rFonts w:ascii="Book Antiqua" w:hAnsi="Book Antiqua" w:cs="Times New Roman"/>
+          <w:bCs/>
+          <w:color w:val="000000" w:themeColor="text1"/>
+        </w:rPr>
+        <w:t>, notificações e reclamações, providenciando as respostas em tempo hábil.</w:t>
+      </w:r>
+    </w:p>
+    <w:p>
+      <w:pPr>
+        <w:pStyle w:val="SemEspaamento"/>
+        <w:spacing w:line="276" w:lineRule="auto"/>
+        <w:jc w:val="both"/>
+        <w:rPr>
+          <w:rFonts w:ascii="Book Antiqua" w:hAnsi="Book Antiqua" w:cs="Times New Roman"/>
+          <w:bCs/>
+          <w:color w:val="000000" w:themeColor="text1"/>
+        </w:rPr>
+      </w:pPr>
+    </w:p>
+    <w:p>
+      <w:pPr>
+        <w:pStyle w:val="SemEspaamento"/>
+        <w:spacing w:line="276" w:lineRule="auto"/>
+        <w:jc w:val="both"/>
+        <w:rPr>
+          <w:rFonts w:ascii="Book Antiqua" w:hAnsi="Book Antiqua" w:cs="Times New Roman"/>
+          <w:bCs/>
+          <w:color w:val="000000" w:themeColor="text1"/>
+        </w:rPr>
+      </w:pPr>
+      <w:r>
+        <w:rPr>
+          <w:rFonts w:ascii="Book Antiqua" w:hAnsi="Book Antiqua" w:cs="Times New Roman"/>
+          <w:b/>
+          <w:color w:val="000000" w:themeColor="text1"/>
+        </w:rPr>
+        <w:t>Parágrafo Quinto:</w:t>
+      </w:r>
+      <w:r>
+        <w:rPr>
+          <w:rFonts w:ascii="Book Antiqua" w:hAnsi="Book Antiqua" w:cs="Times New Roman"/>
+          <w:bCs/>
+          <w:color w:val="000000" w:themeColor="text1"/>
+        </w:rPr>
+        <w:t xml:space="preserve"> Zelar pelo fiel comprimento do presente contrato e de todas as cláusulas e obrigações nele dispostas, em especial quanto aos prazos estabelecidos. </w:t>
+      </w:r>
+    </w:p>
+    <w:p>
+      <w:pPr>
+        <w:pStyle w:val="SemEspaamento"/>
+        <w:spacing w:line="276" w:lineRule="auto"/>
+        <w:jc w:val="both"/>
+        <w:rPr>
+          <w:rFonts w:ascii="Book Antiqua" w:hAnsi="Book Antiqua" w:cs="Times New Roman"/>
+          <w:bCs/>
+          <w:color w:val="000000" w:themeColor="text1"/>
+        </w:rPr>
+      </w:pPr>
+    </w:p>
+    <w:p>
+      <w:pPr>
+        <w:pStyle w:val="SemEspaamento"/>
+        <w:spacing w:line="276" w:lineRule="auto"/>
+        <w:jc w:val="both"/>
+        <w:rPr>
+          <w:rFonts w:ascii="Book Antiqua" w:hAnsi="Book Antiqua" w:cs="Times New Roman"/>
+          <w:b/>
+          <w:color w:val="000000" w:themeColor="text1"/>
+          <w:u w:val="single"/>
+        </w:rPr>
+      </w:pPr>
+      <w:r>
+        <w:rPr>
+          <w:rFonts w:ascii="Book Antiqua" w:hAnsi="Book Antiqua" w:cs="Times New Roman"/>
+          <w:b/>
+          <w:color w:val="000000" w:themeColor="text1"/>
+          <w:u w:val="single"/>
+        </w:rPr>
+        <w:t>VI – DAS OBRIGAÇÕES DA COMPRADORA</w:t>
+      </w:r>
+    </w:p>
+    <w:p>
+      <w:pPr>
+        <w:pStyle w:val="SemEspaamento"/>
+        <w:spacing w:line="276" w:lineRule="auto"/>
+        <w:jc w:val="both"/>
+        <w:rPr>
+          <w:rFonts w:ascii="Book Antiqua" w:hAnsi="Book Antiqua" w:cs="Times New Roman"/>
+          <w:bCs/>
+          <w:color w:val="000000" w:themeColor="text1"/>
+        </w:rPr>
+      </w:pPr>
+      <w:r>
+        <w:rPr>
+          <w:rFonts w:ascii="Book Antiqua" w:hAnsi="Book Antiqua" w:cs="Times New Roman"/>
+          <w:b/>
+          <w:color w:val="000000" w:themeColor="text1"/>
+        </w:rPr>
         <w:lastRenderedPageBreak/>
+        <w:t xml:space="preserve">CLÁUSULA DÉCIMA SEXTA: </w:t>
+      </w:r>
+      <w:r>
+        <w:rPr>
+          <w:rFonts w:ascii="Book Antiqua" w:hAnsi="Book Antiqua" w:cs="Times New Roman"/>
+          <w:bCs/>
+          <w:color w:val="000000" w:themeColor="text1"/>
+        </w:rPr>
+        <w:t>São obrigações do COMPRADOR(A):</w:t>
+      </w:r>
+    </w:p>
+    <w:p>
+      <w:pPr>
+        <w:pStyle w:val="SemEspaamento"/>
+        <w:spacing w:line="276" w:lineRule="auto"/>
+        <w:jc w:val="both"/>
+        <w:rPr>
+          <w:rFonts w:ascii="Book Antiqua" w:hAnsi="Book Antiqua" w:cs="Times New Roman"/>
+          <w:b/>
+          <w:color w:val="000000" w:themeColor="text1"/>
+        </w:rPr>
+      </w:pPr>
+    </w:p>
+    <w:p>
+      <w:pPr>
+        <w:pStyle w:val="SemEspaamento"/>
+        <w:spacing w:line="276" w:lineRule="auto"/>
+        <w:jc w:val="both"/>
+        <w:rPr>
+          <w:rFonts w:ascii="Book Antiqua" w:hAnsi="Book Antiqua" w:cs="Times New Roman"/>
+          <w:b/>
+          <w:color w:val="000000" w:themeColor="text1"/>
+        </w:rPr>
+      </w:pPr>
+      <w:r>
+        <w:rPr>
+          <w:rFonts w:ascii="Book Antiqua" w:hAnsi="Book Antiqua" w:cs="Times New Roman"/>
+          <w:b/>
+          <w:color w:val="000000" w:themeColor="text1"/>
+        </w:rPr>
+        <w:t>Parágrafo Primeiro:</w:t>
+      </w:r>
+      <w:r>
+        <w:rPr>
+          <w:rFonts w:ascii="Book Antiqua" w:hAnsi="Book Antiqua" w:cs="Times New Roman"/>
+          <w:b/>
+          <w:color w:val="000000" w:themeColor="text1"/>
+        </w:rPr>
+        <w:t xml:space="preserve"> </w:t>
+      </w:r>
+      <w:r>
+        <w:rPr>
+          <w:rFonts w:ascii="Book Antiqua" w:hAnsi="Book Antiqua" w:cs="Times New Roman"/>
+          <w:bCs/>
+          <w:color w:val="000000" w:themeColor="text1"/>
+        </w:rPr>
+        <w:t>Efetuar o pagamento dos valores descritos neste contrato nas datas e condições acima dispostos.</w:t>
+      </w:r>
+      <w:r>
+        <w:rPr>
+          <w:rFonts w:ascii="Book Antiqua" w:hAnsi="Book Antiqua" w:cs="Times New Roman"/>
+          <w:b/>
+          <w:color w:val="000000" w:themeColor="text1"/>
+        </w:rPr>
+        <w:t xml:space="preserve"> </w:t>
+      </w:r>
+    </w:p>
+    <w:p>
+      <w:pPr>
+        <w:pStyle w:val="SemEspaamento"/>
+        <w:spacing w:line="276" w:lineRule="auto"/>
+        <w:jc w:val="both"/>
+        <w:rPr>
+          <w:rFonts w:ascii="Book Antiqua" w:hAnsi="Book Antiqua" w:cs="Times New Roman"/>
+          <w:bCs/>
+          <w:color w:val="000000" w:themeColor="text1"/>
+        </w:rPr>
+      </w:pPr>
+    </w:p>
+    <w:p>
+      <w:pPr>
+        <w:pStyle w:val="SemEspaamento"/>
+        <w:spacing w:line="276" w:lineRule="auto"/>
+        <w:jc w:val="both"/>
+        <w:rPr>
+          <w:rFonts w:ascii="Book Antiqua" w:hAnsi="Book Antiqua" w:cs="Times New Roman"/>
+          <w:bCs/>
+          <w:color w:val="000000" w:themeColor="text1"/>
+        </w:rPr>
+      </w:pPr>
+      <w:r>
+        <w:rPr>
+          <w:rFonts w:ascii="Book Antiqua" w:hAnsi="Book Antiqua" w:cs="Times New Roman"/>
+          <w:b/>
+          <w:color w:val="000000" w:themeColor="text1"/>
+        </w:rPr>
         <w:t>Parágrafo Segundo:</w:t>
       </w:r>
       <w:r>
@@ -4366,178 +5228,561 @@
           <w:bCs/>
           <w:color w:val="000000" w:themeColor="text1"/>
         </w:rPr>
-        <w:t xml:space="preserve"> Estando o pedido em ordem e no prazo de entrega estabelecido, o</w:t>
-      </w:r>
-      <w:r>
-        <w:rPr>
-          <w:rFonts w:ascii="Book Antiqua" w:hAnsi="Book Antiqua" w:cs="Times New Roman"/>
-          <w:bCs/>
-          <w:color w:val="000000" w:themeColor="text1"/>
-        </w:rPr>
-        <w:t xml:space="preserve"> não recebimento dos </w:t>
-      </w:r>
-      <w:r>
-        <w:rPr>
-          <w:rFonts w:ascii="Book Antiqua" w:hAnsi="Book Antiqua" w:cs="Times New Roman"/>
-          <w:bCs/>
-          <w:color w:val="000000" w:themeColor="text1"/>
-        </w:rPr>
-        <w:t>brinquedos adquiridos pelo COMPRADOR(A), seu representante legal, ou representantes nomeados</w:t>
-      </w:r>
-      <w:r>
-        <w:rPr>
-          <w:rFonts w:ascii="Book Antiqua" w:hAnsi="Book Antiqua" w:cs="Times New Roman"/>
-          <w:bCs/>
-          <w:color w:val="000000" w:themeColor="text1"/>
-        </w:rPr>
-        <w:t xml:space="preserve"> no local da instalação </w:t>
-      </w:r>
-      <w:r>
-        <w:rPr>
-          <w:rFonts w:ascii="Book Antiqua" w:hAnsi="Book Antiqua" w:cs="Times New Roman"/>
-          <w:bCs/>
-          <w:color w:val="000000" w:themeColor="text1"/>
-        </w:rPr>
-        <w:t>será entendido como por sua Culpa,</w:t>
-      </w:r>
-      <w:r>
-        <w:rPr>
-          <w:rFonts w:ascii="Book Antiqua" w:hAnsi="Book Antiqua" w:cs="Times New Roman"/>
-          <w:bCs/>
-          <w:color w:val="000000" w:themeColor="text1"/>
-        </w:rPr>
-        <w:t xml:space="preserve"> incorrendo assim nas hipóteses e consequências dispostas na Cláusula Oitava</w:t>
-      </w:r>
-      <w:r>
-        <w:rPr>
-          <w:rFonts w:ascii="Book Antiqua" w:hAnsi="Book Antiqua" w:cs="Times New Roman"/>
-          <w:bCs/>
-          <w:color w:val="000000" w:themeColor="text1"/>
-        </w:rPr>
-        <w:t xml:space="preserve"> e seguintes</w:t>
-      </w:r>
-      <w:r>
-        <w:rPr>
-          <w:rFonts w:ascii="Book Antiqua" w:hAnsi="Book Antiqua" w:cs="Times New Roman"/>
-          <w:bCs/>
-          <w:color w:val="000000" w:themeColor="text1"/>
-        </w:rPr>
-        <w:t xml:space="preserve"> deste instrumento.</w:t>
-      </w:r>
-    </w:p>
-    <w:p>
-      <w:pPr>
-        <w:pStyle w:val="SemEspaamento"/>
-        <w:spacing w:line="276" w:lineRule="auto"/>
-        <w:jc w:val="both"/>
-        <w:rPr>
-          <w:rFonts w:ascii="Book Antiqua" w:hAnsi="Book Antiqua" w:cs="Times New Roman"/>
-          <w:bCs/>
-          <w:color w:val="000000" w:themeColor="text1"/>
-        </w:rPr>
-      </w:pPr>
-    </w:p>
-    <w:p>
-      <w:pPr>
-        <w:pStyle w:val="SemEspaamento"/>
-        <w:spacing w:line="276" w:lineRule="auto"/>
-        <w:jc w:val="both"/>
-        <w:rPr>
-          <w:rFonts w:ascii="Book Antiqua" w:hAnsi="Book Antiqua" w:cs="Times New Roman"/>
-          <w:color w:val="000000" w:themeColor="text1"/>
-        </w:rPr>
-      </w:pPr>
-      <w:r>
-        <w:rPr>
-          <w:rFonts w:ascii="Book Antiqua" w:hAnsi="Book Antiqua" w:cs="Times New Roman"/>
-          <w:b/>
-          <w:color w:val="000000" w:themeColor="text1"/>
-        </w:rPr>
-        <w:t xml:space="preserve">CLÁUSULA DÉCIMA TERCEIRA: </w:t>
-      </w:r>
-      <w:r>
-        <w:rPr>
-          <w:rFonts w:ascii="Book Antiqua" w:hAnsi="Book Antiqua" w:cs="Times New Roman"/>
-          <w:color w:val="000000" w:themeColor="text1"/>
-        </w:rPr>
-        <w:t xml:space="preserve">Fica ciente o COMPRADOR(A) que caso a entrega </w:t>
-      </w:r>
-      <w:r>
-        <w:rPr>
-          <w:rFonts w:ascii="Book Antiqua" w:hAnsi="Book Antiqua" w:cs="Times New Roman"/>
-          <w:color w:val="000000" w:themeColor="text1"/>
-        </w:rPr>
-        <w:t xml:space="preserve">dos equipamentos e </w:t>
-      </w:r>
-      <w:r>
-        <w:rPr>
-          <w:rFonts w:ascii="Book Antiqua" w:hAnsi="Book Antiqua" w:cs="Times New Roman"/>
-          <w:color w:val="000000" w:themeColor="text1"/>
-        </w:rPr>
-        <w:t xml:space="preserve">realização da montagem </w:t>
-      </w:r>
-      <w:r>
-        <w:rPr>
-          <w:rFonts w:ascii="Book Antiqua" w:hAnsi="Book Antiqua" w:cs="Times New Roman"/>
-          <w:color w:val="000000" w:themeColor="text1"/>
-        </w:rPr>
-        <w:t>ocorreram em</w:t>
-      </w:r>
-      <w:r>
-        <w:rPr>
-          <w:rFonts w:ascii="Book Antiqua" w:hAnsi="Book Antiqua" w:cs="Times New Roman"/>
-          <w:color w:val="000000" w:themeColor="text1"/>
-        </w:rPr>
-        <w:t xml:space="preserve"> condomínios ou locais comerciais que possuírem </w:t>
-      </w:r>
-      <w:r>
-        <w:rPr>
-          <w:rFonts w:ascii="Book Antiqua" w:hAnsi="Book Antiqua" w:cs="Times New Roman"/>
-          <w:color w:val="000000" w:themeColor="text1"/>
-        </w:rPr>
-        <w:t xml:space="preserve">necessidade de autorização prévia, esta deverá ser realizada dando-se acesso </w:t>
-      </w:r>
-      <w:r>
-        <w:rPr>
-          <w:rFonts w:ascii="Book Antiqua" w:hAnsi="Book Antiqua" w:cs="Times New Roman"/>
-          <w:color w:val="000000" w:themeColor="text1"/>
-        </w:rPr>
-        <w:t xml:space="preserve">à VENDEDORA aos locais destinados para os fins necessários de montagem, </w:t>
-      </w:r>
-      <w:r>
-        <w:rPr>
-          <w:rFonts w:ascii="Book Antiqua" w:hAnsi="Book Antiqua" w:cs="Times New Roman"/>
-          <w:color w:val="000000" w:themeColor="text1"/>
-        </w:rPr>
-        <w:t xml:space="preserve">sendo obrigação desta informar os dados das pessoas que comparecerão para montagem </w:t>
-      </w:r>
-      <w:r>
-        <w:rPr>
-          <w:rFonts w:ascii="Book Antiqua" w:hAnsi="Book Antiqua" w:cs="Times New Roman"/>
-          <w:color w:val="000000" w:themeColor="text1"/>
-        </w:rPr>
-        <w:t>no prazo indicado pela COMPRADORA.</w:t>
-      </w:r>
-    </w:p>
-    <w:p>
-      <w:pPr>
-        <w:pStyle w:val="SemEspaamento"/>
-        <w:spacing w:line="276" w:lineRule="auto"/>
-        <w:jc w:val="both"/>
-        <w:rPr>
-          <w:rFonts w:ascii="Book Antiqua" w:hAnsi="Book Antiqua" w:cs="Times New Roman"/>
-          <w:color w:val="000000" w:themeColor="text1"/>
-        </w:rPr>
-      </w:pPr>
-    </w:p>
-    <w:p>
-      <w:pPr>
-        <w:pStyle w:val="SemEspaamento"/>
-        <w:spacing w:line="276" w:lineRule="auto"/>
-        <w:jc w:val="both"/>
-        <w:rPr>
-          <w:rFonts w:ascii="Book Antiqua" w:hAnsi="Book Antiqua" w:cs="Times New Roman"/>
-          <w:bCs/>
+        <w:t xml:space="preserve"> </w:t>
+      </w:r>
+      <w:r>
+        <w:rPr>
+          <w:rFonts w:ascii="Book Antiqua" w:hAnsi="Book Antiqua" w:cs="Times New Roman"/>
+          <w:bCs/>
+          <w:color w:val="000000" w:themeColor="text1"/>
+        </w:rPr>
+        <w:t xml:space="preserve">Assinar o projeto em para o </w:t>
+      </w:r>
+      <w:proofErr w:type="gramStart"/>
+      <w:r>
+        <w:rPr>
+          <w:rFonts w:ascii="Book Antiqua" w:hAnsi="Book Antiqua" w:cs="Times New Roman"/>
+          <w:bCs/>
+          <w:color w:val="000000" w:themeColor="text1"/>
+        </w:rPr>
+        <w:t>VENDEDORA(</w:t>
+      </w:r>
+      <w:proofErr w:type="gramEnd"/>
+      <w:r>
+        <w:rPr>
+          <w:rFonts w:ascii="Book Antiqua" w:hAnsi="Book Antiqua" w:cs="Times New Roman"/>
+          <w:bCs/>
+          <w:color w:val="000000" w:themeColor="text1"/>
+        </w:rPr>
+        <w:t xml:space="preserve">A) com a aprovação final do produto adquirido e discriminado com a metragem e o material utilizado na fabricação do mesmo, comprometendo-se em recebe-lo quando cumpridas as especificações nele contidas. </w:t>
+      </w:r>
+    </w:p>
+    <w:p>
+      <w:pPr>
+        <w:pStyle w:val="SemEspaamento"/>
+        <w:spacing w:line="276" w:lineRule="auto"/>
+        <w:jc w:val="both"/>
+        <w:rPr>
+          <w:rFonts w:ascii="Book Antiqua" w:hAnsi="Book Antiqua" w:cs="Times New Roman"/>
+          <w:bCs/>
+          <w:color w:val="000000" w:themeColor="text1"/>
+        </w:rPr>
+      </w:pPr>
+    </w:p>
+    <w:p>
+      <w:pPr>
+        <w:pStyle w:val="SemEspaamento"/>
+        <w:spacing w:line="276" w:lineRule="auto"/>
+        <w:jc w:val="both"/>
+        <w:rPr>
+          <w:rFonts w:ascii="Book Antiqua" w:hAnsi="Book Antiqua" w:cs="Times New Roman"/>
+          <w:bCs/>
+          <w:color w:val="000000" w:themeColor="text1"/>
+        </w:rPr>
+      </w:pPr>
+      <w:r>
+        <w:rPr>
+          <w:rFonts w:ascii="Book Antiqua" w:hAnsi="Book Antiqua" w:cs="Times New Roman"/>
+          <w:b/>
+          <w:color w:val="000000" w:themeColor="text1"/>
+        </w:rPr>
+        <w:t>Parágrafo Terceiro:</w:t>
+      </w:r>
+      <w:r>
+        <w:rPr>
+          <w:rFonts w:ascii="Book Antiqua" w:hAnsi="Book Antiqua" w:cs="Times New Roman"/>
+          <w:bCs/>
+          <w:color w:val="000000" w:themeColor="text1"/>
+        </w:rPr>
+        <w:t xml:space="preserve"> </w:t>
+      </w:r>
+      <w:r>
+        <w:rPr>
+          <w:rFonts w:ascii="Book Antiqua" w:hAnsi="Book Antiqua" w:cs="Times New Roman"/>
+          <w:bCs/>
+          <w:color w:val="000000" w:themeColor="text1"/>
+        </w:rPr>
+        <w:t>Zelar para que os bens sejam recebidos no local escolhido pelas partes em conformidade com o que prevê este Contrato e o projeto escolhido e assinado no ato da compra, bem como para que o referido local esteja apto à montagem nos termos anteriormente dispostos.</w:t>
+      </w:r>
+    </w:p>
+    <w:p>
+      <w:pPr>
+        <w:pStyle w:val="SemEspaamento"/>
+        <w:spacing w:line="276" w:lineRule="auto"/>
+        <w:jc w:val="both"/>
+        <w:rPr>
+          <w:rFonts w:ascii="Book Antiqua" w:hAnsi="Book Antiqua" w:cs="Times New Roman"/>
+          <w:b/>
+          <w:color w:val="000000" w:themeColor="text1"/>
+        </w:rPr>
+      </w:pPr>
+    </w:p>
+    <w:p>
+      <w:pPr>
+        <w:pStyle w:val="SemEspaamento"/>
+        <w:spacing w:line="276" w:lineRule="auto"/>
+        <w:jc w:val="both"/>
+        <w:rPr>
+          <w:rFonts w:ascii="Book Antiqua" w:hAnsi="Book Antiqua" w:cs="Times New Roman"/>
+          <w:bCs/>
+          <w:color w:val="000000" w:themeColor="text1"/>
+        </w:rPr>
+      </w:pPr>
+      <w:r>
+        <w:rPr>
+          <w:rFonts w:ascii="Book Antiqua" w:hAnsi="Book Antiqua" w:cs="Times New Roman"/>
+          <w:b/>
+          <w:color w:val="000000" w:themeColor="text1"/>
+        </w:rPr>
+        <w:t xml:space="preserve">Parágrafo Quarto: </w:t>
+      </w:r>
+      <w:r>
+        <w:rPr>
+          <w:rFonts w:ascii="Book Antiqua" w:hAnsi="Book Antiqua" w:cs="Times New Roman"/>
+          <w:bCs/>
+          <w:color w:val="000000" w:themeColor="text1"/>
+        </w:rPr>
+        <w:t xml:space="preserve">Proceder à liberação dos acessos e meios para a montagem solicitados previamente pela VENDEDORA, tais como </w:t>
+      </w:r>
+      <w:r>
+        <w:rPr>
+          <w:rFonts w:ascii="Book Antiqua" w:hAnsi="Book Antiqua" w:cs="Times New Roman"/>
+          <w:color w:val="000000" w:themeColor="text1"/>
+        </w:rPr>
+        <w:t>fornecimento de energia, cabeamento, extensões elétricas e etc</w:t>
+      </w:r>
+      <w:r>
+        <w:rPr>
+          <w:rFonts w:ascii="Book Antiqua" w:hAnsi="Book Antiqua" w:cs="Times New Roman"/>
+          <w:bCs/>
+          <w:color w:val="000000" w:themeColor="text1"/>
+        </w:rPr>
+        <w:t>.</w:t>
+      </w:r>
+    </w:p>
+    <w:p>
+      <w:pPr>
+        <w:pStyle w:val="SemEspaamento"/>
+        <w:spacing w:line="276" w:lineRule="auto"/>
+        <w:jc w:val="both"/>
+        <w:rPr>
+          <w:rFonts w:ascii="Book Antiqua" w:hAnsi="Book Antiqua" w:cs="Times New Roman"/>
+          <w:b/>
+          <w:color w:val="000000" w:themeColor="text1"/>
+        </w:rPr>
+      </w:pPr>
+    </w:p>
+    <w:p>
+      <w:pPr>
+        <w:pStyle w:val="SemEspaamento"/>
+        <w:spacing w:line="276" w:lineRule="auto"/>
+        <w:jc w:val="both"/>
+        <w:rPr>
+          <w:rFonts w:ascii="Book Antiqua" w:hAnsi="Book Antiqua" w:cs="Times New Roman"/>
+          <w:bCs/>
+          <w:color w:val="000000" w:themeColor="text1"/>
+        </w:rPr>
+      </w:pPr>
+      <w:r>
+        <w:rPr>
+          <w:rFonts w:ascii="Book Antiqua" w:hAnsi="Book Antiqua" w:cs="Times New Roman"/>
+          <w:b/>
+          <w:color w:val="000000" w:themeColor="text1"/>
+        </w:rPr>
+        <w:t xml:space="preserve">Parágrafo Quinto: </w:t>
+      </w:r>
+      <w:r>
+        <w:rPr>
+          <w:rFonts w:ascii="Book Antiqua" w:hAnsi="Book Antiqua" w:cs="Times New Roman"/>
+          <w:bCs/>
+          <w:color w:val="000000" w:themeColor="text1"/>
+        </w:rPr>
+        <w:t>Fornecer à VENDEDORA</w:t>
+      </w:r>
+      <w:r>
+        <w:rPr>
+          <w:rFonts w:ascii="Book Antiqua" w:hAnsi="Book Antiqua" w:cs="Times New Roman"/>
+          <w:bCs/>
+          <w:color w:val="000000" w:themeColor="text1"/>
+        </w:rPr>
+        <w:t xml:space="preserve"> </w:t>
+      </w:r>
+      <w:r>
+        <w:rPr>
+          <w:rFonts w:ascii="Book Antiqua" w:hAnsi="Book Antiqua" w:cs="Times New Roman"/>
+          <w:bCs/>
+          <w:color w:val="000000" w:themeColor="text1"/>
+        </w:rPr>
+        <w:t>os meios de comunicação e canais de contato para fins de esclarecimentos de dúvidas, notificações e reclamações, providenciando as respostas em tempo hábil.</w:t>
+      </w:r>
+    </w:p>
+    <w:p>
+      <w:pPr>
+        <w:pStyle w:val="SemEspaamento"/>
+        <w:spacing w:line="276" w:lineRule="auto"/>
+        <w:jc w:val="both"/>
+        <w:rPr>
+          <w:rFonts w:ascii="Book Antiqua" w:hAnsi="Book Antiqua" w:cs="Times New Roman"/>
+          <w:bCs/>
+          <w:color w:val="000000" w:themeColor="text1"/>
+        </w:rPr>
+      </w:pPr>
+    </w:p>
+    <w:p>
+      <w:pPr>
+        <w:pStyle w:val="SemEspaamento"/>
+        <w:spacing w:line="276" w:lineRule="auto"/>
+        <w:jc w:val="both"/>
+        <w:rPr>
+          <w:rFonts w:ascii="Book Antiqua" w:hAnsi="Book Antiqua" w:cs="Times New Roman"/>
+          <w:bCs/>
+          <w:color w:val="000000" w:themeColor="text1"/>
+        </w:rPr>
+      </w:pPr>
+      <w:r>
+        <w:rPr>
+          <w:rFonts w:ascii="Book Antiqua" w:hAnsi="Book Antiqua" w:cs="Times New Roman"/>
+          <w:b/>
+          <w:color w:val="000000" w:themeColor="text1"/>
+        </w:rPr>
+        <w:t xml:space="preserve">Parágrafo </w:t>
+      </w:r>
+      <w:r>
+        <w:rPr>
+          <w:rFonts w:ascii="Book Antiqua" w:hAnsi="Book Antiqua" w:cs="Times New Roman"/>
+          <w:b/>
+          <w:color w:val="000000" w:themeColor="text1"/>
+        </w:rPr>
+        <w:t>Sexto</w:t>
+      </w:r>
+      <w:r>
+        <w:rPr>
+          <w:rFonts w:ascii="Book Antiqua" w:hAnsi="Book Antiqua" w:cs="Times New Roman"/>
+          <w:b/>
+          <w:color w:val="000000" w:themeColor="text1"/>
+        </w:rPr>
+        <w:t>:</w:t>
+      </w:r>
+      <w:r>
+        <w:rPr>
+          <w:rFonts w:ascii="Book Antiqua" w:hAnsi="Book Antiqua" w:cs="Times New Roman"/>
+          <w:bCs/>
+          <w:color w:val="000000" w:themeColor="text1"/>
+        </w:rPr>
+        <w:t xml:space="preserve"> </w:t>
+      </w:r>
+      <w:r>
+        <w:rPr>
+          <w:rFonts w:ascii="Book Antiqua" w:hAnsi="Book Antiqua" w:cs="Times New Roman"/>
+          <w:bCs/>
+          <w:color w:val="000000" w:themeColor="text1"/>
+        </w:rPr>
+        <w:t>Fornecer à VENDEDORA previamente todas informações referentes aos regimentos internos, acessos das vias, horários de montagem, quantitativo de pessoal autorizado ou quaisquer outras informações que seja</w:t>
+      </w:r>
+      <w:r>
+        <w:rPr>
+          <w:rFonts w:ascii="Book Antiqua" w:hAnsi="Book Antiqua" w:cs="Times New Roman"/>
+          <w:bCs/>
+          <w:color w:val="000000" w:themeColor="text1"/>
+        </w:rPr>
+        <w:t>m</w:t>
+      </w:r>
+      <w:r>
+        <w:rPr>
+          <w:rFonts w:ascii="Book Antiqua" w:hAnsi="Book Antiqua" w:cs="Times New Roman"/>
+          <w:bCs/>
+          <w:color w:val="000000" w:themeColor="text1"/>
+        </w:rPr>
+        <w:t xml:space="preserve"> úteis para a melhor efetivação tanto da entrega quanto da instalação dos produtos adquiridos.   </w:t>
+      </w:r>
+    </w:p>
+    <w:p>
+      <w:pPr>
+        <w:pStyle w:val="SemEspaamento"/>
+        <w:spacing w:line="276" w:lineRule="auto"/>
+        <w:jc w:val="both"/>
+        <w:rPr>
+          <w:rFonts w:ascii="Book Antiqua" w:hAnsi="Book Antiqua" w:cs="Times New Roman"/>
+          <w:bCs/>
+          <w:color w:val="000000" w:themeColor="text1"/>
+        </w:rPr>
+      </w:pPr>
+    </w:p>
+    <w:p>
+      <w:pPr>
+        <w:pStyle w:val="SemEspaamento"/>
+        <w:spacing w:line="276" w:lineRule="auto"/>
+        <w:jc w:val="both"/>
+        <w:rPr>
+          <w:rFonts w:ascii="Book Antiqua" w:hAnsi="Book Antiqua" w:cs="Times New Roman"/>
+          <w:bCs/>
+          <w:color w:val="000000" w:themeColor="text1"/>
+        </w:rPr>
+      </w:pPr>
+      <w:r>
+        <w:rPr>
+          <w:rFonts w:ascii="Book Antiqua" w:hAnsi="Book Antiqua" w:cs="Times New Roman"/>
+          <w:b/>
+          <w:color w:val="000000" w:themeColor="text1"/>
+        </w:rPr>
+        <w:t xml:space="preserve">Parágrafo Sétimo: </w:t>
+      </w:r>
+      <w:r>
+        <w:rPr>
+          <w:rFonts w:ascii="Book Antiqua" w:hAnsi="Book Antiqua" w:cs="Times New Roman"/>
+          <w:bCs/>
+          <w:color w:val="000000" w:themeColor="text1"/>
+        </w:rPr>
+        <w:t>Zelar pelo fiel comprimento do presente contrato e de todas as cláusulas e obrigações nele dispostas, em especial quanto</w:t>
+      </w:r>
+      <w:r>
+        <w:rPr>
+          <w:rFonts w:ascii="Book Antiqua" w:hAnsi="Book Antiqua" w:cs="Times New Roman"/>
+          <w:bCs/>
+          <w:color w:val="000000" w:themeColor="text1"/>
+        </w:rPr>
+        <w:t xml:space="preserve"> à veracidade das informações prestadas</w:t>
+      </w:r>
+      <w:r>
+        <w:rPr>
+          <w:rFonts w:ascii="Book Antiqua" w:hAnsi="Book Antiqua" w:cs="Times New Roman"/>
+          <w:bCs/>
+          <w:color w:val="000000" w:themeColor="text1"/>
+        </w:rPr>
+        <w:t>.</w:t>
+      </w:r>
+    </w:p>
+    <w:p>
+      <w:pPr>
+        <w:pStyle w:val="SemEspaamento"/>
+        <w:spacing w:line="276" w:lineRule="auto"/>
+        <w:jc w:val="both"/>
+        <w:rPr>
+          <w:rFonts w:ascii="Book Antiqua" w:hAnsi="Book Antiqua" w:cs="Times New Roman"/>
+          <w:bCs/>
+          <w:color w:val="000000" w:themeColor="text1"/>
+        </w:rPr>
+      </w:pPr>
+    </w:p>
+    <w:p>
+      <w:pPr>
+        <w:pStyle w:val="SemEspaamento"/>
+        <w:spacing w:line="276" w:lineRule="auto"/>
+        <w:jc w:val="both"/>
+        <w:rPr>
+          <w:rFonts w:ascii="Book Antiqua" w:hAnsi="Book Antiqua" w:cs="Times New Roman"/>
+          <w:b/>
+          <w:color w:val="000000" w:themeColor="text1"/>
+          <w:u w:val="single"/>
+        </w:rPr>
+      </w:pPr>
+      <w:r>
+        <w:rPr>
+          <w:rFonts w:ascii="Book Antiqua" w:hAnsi="Book Antiqua" w:cs="Times New Roman"/>
+          <w:b/>
+          <w:color w:val="000000" w:themeColor="text1"/>
+          <w:u w:val="single"/>
+        </w:rPr>
+        <w:t>VII – DA GARANTIA</w:t>
+      </w:r>
+    </w:p>
+    <w:p>
+      <w:pPr>
+        <w:pStyle w:val="SemEspaamento"/>
+        <w:spacing w:line="276" w:lineRule="auto"/>
+        <w:jc w:val="both"/>
+        <w:rPr>
+          <w:rFonts w:ascii="Book Antiqua" w:hAnsi="Book Antiqua" w:cs="Times New Roman"/>
+          <w:color w:val="000000" w:themeColor="text1"/>
+        </w:rPr>
+      </w:pPr>
+      <w:r>
+        <w:rPr>
+          <w:rFonts w:ascii="Book Antiqua" w:hAnsi="Book Antiqua" w:cs="Times New Roman"/>
+          <w:b/>
+          <w:color w:val="000000" w:themeColor="text1"/>
+        </w:rPr>
+        <w:t xml:space="preserve">CLÁUSULA DÉCIMA SÉTIMA: </w:t>
+      </w:r>
+      <w:r>
+        <w:rPr>
+          <w:rFonts w:ascii="Book Antiqua" w:hAnsi="Book Antiqua" w:cs="Times New Roman"/>
+          <w:color w:val="000000" w:themeColor="text1"/>
+        </w:rPr>
+        <w:t xml:space="preserve"> </w:t>
+      </w:r>
+      <w:r>
+        <w:rPr>
+          <w:rFonts w:ascii="Book Antiqua" w:hAnsi="Book Antiqua" w:cs="Times New Roman"/>
+          <w:color w:val="000000" w:themeColor="text1"/>
+        </w:rPr>
+        <w:t>O</w:t>
+      </w:r>
+      <w:r>
+        <w:rPr>
+          <w:rFonts w:ascii="Book Antiqua" w:hAnsi="Book Antiqua" w:cs="Times New Roman"/>
+          <w:color w:val="000000" w:themeColor="text1"/>
+        </w:rPr>
+        <w:t xml:space="preserve"> brinquedo objeto do presente contrato tem garantia de </w:t>
+      </w:r>
+      <w:r>
+        <w:rPr>
+          <w:rFonts w:ascii="Book Antiqua" w:hAnsi="Book Antiqua" w:cs="Times New Roman"/>
+          <w:color w:val="000000" w:themeColor="text1"/>
+        </w:rPr>
+        <w:t>06</w:t>
+      </w:r>
+      <w:r>
+        <w:rPr>
+          <w:rFonts w:ascii="Book Antiqua" w:hAnsi="Book Antiqua" w:cs="Times New Roman"/>
+          <w:color w:val="000000" w:themeColor="text1"/>
+        </w:rPr>
+        <w:t xml:space="preserve"> (</w:t>
+      </w:r>
+      <w:r>
+        <w:rPr>
+          <w:rFonts w:ascii="Book Antiqua" w:hAnsi="Book Antiqua" w:cs="Times New Roman"/>
+          <w:color w:val="000000" w:themeColor="text1"/>
+        </w:rPr>
+        <w:t>seis</w:t>
+      </w:r>
+      <w:r>
+        <w:rPr>
+          <w:rFonts w:ascii="Book Antiqua" w:hAnsi="Book Antiqua" w:cs="Times New Roman"/>
+          <w:color w:val="000000" w:themeColor="text1"/>
+        </w:rPr>
+        <w:t xml:space="preserve">) </w:t>
+      </w:r>
+      <w:r>
+        <w:rPr>
+          <w:rFonts w:ascii="Book Antiqua" w:hAnsi="Book Antiqua" w:cs="Times New Roman"/>
+          <w:color w:val="000000" w:themeColor="text1"/>
+        </w:rPr>
+        <w:t>meses a</w:t>
+      </w:r>
+      <w:r>
+        <w:rPr>
+          <w:rFonts w:ascii="Book Antiqua" w:hAnsi="Book Antiqua" w:cs="Times New Roman"/>
+          <w:color w:val="000000" w:themeColor="text1"/>
+        </w:rPr>
+        <w:t xml:space="preserve"> contra defeitos de fabricação, </w:t>
+      </w:r>
+      <w:r>
+        <w:rPr>
+          <w:rFonts w:ascii="Book Antiqua" w:hAnsi="Book Antiqua" w:cs="Times New Roman"/>
+          <w:color w:val="000000" w:themeColor="text1"/>
+        </w:rPr>
+        <w:t>contados da data da efetiva entrega ao (</w:t>
+      </w:r>
+      <w:proofErr w:type="gramStart"/>
+      <w:r>
+        <w:rPr>
+          <w:rFonts w:ascii="Book Antiqua" w:hAnsi="Book Antiqua" w:cs="Times New Roman"/>
+          <w:color w:val="000000" w:themeColor="text1"/>
+        </w:rPr>
+        <w:t>a)  COMPRADOR</w:t>
+      </w:r>
+      <w:proofErr w:type="gramEnd"/>
+      <w:r>
+        <w:rPr>
+          <w:rFonts w:ascii="Book Antiqua" w:hAnsi="Book Antiqua" w:cs="Times New Roman"/>
+          <w:color w:val="000000" w:themeColor="text1"/>
+        </w:rPr>
+        <w:t xml:space="preserve">(A), </w:t>
+      </w:r>
+      <w:r>
+        <w:rPr>
+          <w:rFonts w:ascii="Book Antiqua" w:hAnsi="Book Antiqua" w:cs="Times New Roman"/>
+          <w:color w:val="000000" w:themeColor="text1"/>
+        </w:rPr>
+        <w:t>observadas as condições estabelecidas no Termo de Garantia do Produto, que é parte integrante do presente instrumento.</w:t>
+      </w:r>
+    </w:p>
+    <w:p>
+      <w:pPr>
+        <w:pStyle w:val="SemEspaamento"/>
+        <w:spacing w:line="276" w:lineRule="auto"/>
+        <w:jc w:val="both"/>
+        <w:rPr>
+          <w:rFonts w:ascii="Book Antiqua" w:hAnsi="Book Antiqua" w:cs="Times New Roman"/>
+          <w:color w:val="000000" w:themeColor="text1"/>
+        </w:rPr>
+      </w:pPr>
+    </w:p>
+    <w:p>
+      <w:pPr>
+        <w:pStyle w:val="SemEspaamento"/>
+        <w:spacing w:line="276" w:lineRule="auto"/>
+        <w:jc w:val="both"/>
+        <w:rPr>
+          <w:rFonts w:ascii="Book Antiqua" w:hAnsi="Book Antiqua" w:cs="Times New Roman"/>
+          <w:color w:val="000000" w:themeColor="text1"/>
+        </w:rPr>
+      </w:pPr>
+      <w:r>
+        <w:rPr>
+          <w:rFonts w:ascii="Book Antiqua" w:hAnsi="Book Antiqua" w:cs="Times New Roman"/>
+          <w:b/>
+          <w:color w:val="000000" w:themeColor="text1"/>
+        </w:rPr>
+        <w:t>CLÁUSULA DÉCIMA OITAVA</w:t>
+      </w:r>
+      <w:r>
+        <w:rPr>
+          <w:rFonts w:ascii="Book Antiqua" w:hAnsi="Book Antiqua" w:cs="Times New Roman"/>
+          <w:color w:val="000000" w:themeColor="text1"/>
+        </w:rPr>
+        <w:t xml:space="preserve">: </w:t>
+      </w:r>
+      <w:proofErr w:type="gramStart"/>
+      <w:r>
+        <w:rPr>
+          <w:rFonts w:ascii="Book Antiqua" w:hAnsi="Book Antiqua" w:cs="Times New Roman"/>
+          <w:color w:val="000000" w:themeColor="text1"/>
+        </w:rPr>
+        <w:t>O(</w:t>
+      </w:r>
+      <w:proofErr w:type="gramEnd"/>
+      <w:r>
+        <w:rPr>
+          <w:rFonts w:ascii="Book Antiqua" w:hAnsi="Book Antiqua" w:cs="Times New Roman"/>
+          <w:color w:val="000000" w:themeColor="text1"/>
+        </w:rPr>
+        <w:t>A) COMPRADOR(A) desde já da ciência e concorda expressamente com todas as condições estabelecidas no referido documento, especialmente quanto às condições de uso, manutenção, limpeza e local de instalação, restando ciente, ainda, que o não cumprimento das determinações nele contidas</w:t>
+      </w:r>
+      <w:r>
+        <w:rPr>
+          <w:rFonts w:ascii="Book Antiqua" w:hAnsi="Book Antiqua" w:cs="Times New Roman"/>
+          <w:color w:val="000000" w:themeColor="text1"/>
+        </w:rPr>
+        <w:t xml:space="preserve"> acarretarão na perda da garantia do produto, independentemente do prazo da compra</w:t>
+      </w:r>
+      <w:r>
+        <w:rPr>
+          <w:rFonts w:ascii="Book Antiqua" w:hAnsi="Book Antiqua" w:cs="Times New Roman"/>
+          <w:color w:val="000000" w:themeColor="text1"/>
+        </w:rPr>
+        <w:t>.</w:t>
+      </w:r>
+    </w:p>
+    <w:p>
+      <w:pPr>
+        <w:pStyle w:val="SemEspaamento"/>
+        <w:spacing w:line="276" w:lineRule="auto"/>
+        <w:jc w:val="both"/>
+        <w:rPr>
+          <w:rFonts w:ascii="Book Antiqua" w:hAnsi="Book Antiqua" w:cs="Times New Roman"/>
+          <w:color w:val="000000" w:themeColor="text1"/>
+        </w:rPr>
+      </w:pPr>
+    </w:p>
+    <w:p>
+      <w:pPr>
+        <w:pStyle w:val="SemEspaamento"/>
+        <w:spacing w:line="276" w:lineRule="auto"/>
+        <w:jc w:val="both"/>
+        <w:rPr>
+          <w:rFonts w:ascii="Book Antiqua" w:hAnsi="Book Antiqua" w:cs="Times New Roman"/>
           <w:color w:val="000000" w:themeColor="text1"/>
         </w:rPr>
       </w:pPr>
@@ -4555,103 +5800,433 @@
           <w:rFonts w:ascii="Book Antiqua" w:hAnsi="Book Antiqua" w:cs="Times New Roman"/>
           <w:color w:val="000000" w:themeColor="text1"/>
         </w:rPr>
-        <w:t xml:space="preserve"> Caso não seja realizada a liberação por parte do COMPRADOR(A) e impossibilitada a entrega ou a montagem dos equipamentos </w:t>
-      </w:r>
-      <w:r>
-        <w:rPr>
-          <w:rFonts w:ascii="Book Antiqua" w:hAnsi="Book Antiqua" w:cs="Times New Roman"/>
-          <w:bCs/>
-          <w:color w:val="000000" w:themeColor="text1"/>
-        </w:rPr>
-        <w:t>no local da instalação será entendido como por sua Culpa, incorrendo assim nas hipóteses e consequências dispostas na Cláusula Oitava e seguintes deste instrumento.</w:t>
-      </w:r>
-    </w:p>
-    <w:p>
-      <w:pPr>
-        <w:pStyle w:val="SemEspaamento"/>
-        <w:spacing w:line="276" w:lineRule="auto"/>
-        <w:jc w:val="both"/>
-        <w:rPr>
-          <w:rFonts w:ascii="Book Antiqua" w:hAnsi="Book Antiqua" w:cs="Times New Roman"/>
-          <w:color w:val="000000" w:themeColor="text1"/>
-        </w:rPr>
-      </w:pPr>
-    </w:p>
-    <w:p>
-      <w:pPr>
-        <w:pStyle w:val="SemEspaamento"/>
-        <w:spacing w:line="276" w:lineRule="auto"/>
-        <w:jc w:val="both"/>
-        <w:rPr>
-          <w:rFonts w:ascii="Book Antiqua" w:hAnsi="Book Antiqua" w:cs="Times New Roman"/>
-          <w:bCs/>
-          <w:color w:val="000000" w:themeColor="text1"/>
-        </w:rPr>
-      </w:pPr>
-      <w:r>
-        <w:rPr>
-          <w:rFonts w:ascii="Book Antiqua" w:hAnsi="Book Antiqua" w:cs="Times New Roman"/>
-          <w:b/>
-          <w:color w:val="000000" w:themeColor="text1"/>
-        </w:rPr>
-        <w:t xml:space="preserve">CLÁUSULA DÉCIMA QUARTA: </w:t>
-      </w:r>
-      <w:r>
-        <w:rPr>
-          <w:rFonts w:ascii="Book Antiqua" w:hAnsi="Book Antiqua" w:cs="Times New Roman"/>
-          <w:bCs/>
-          <w:color w:val="000000" w:themeColor="text1"/>
-        </w:rPr>
-        <w:t xml:space="preserve">Finalizada a Instalação do brinquedo no prazo contratual, o COMPRADOR(A) </w:t>
-      </w:r>
-      <w:r>
-        <w:rPr>
-          <w:rFonts w:ascii="Book Antiqua" w:hAnsi="Book Antiqua" w:cs="Times New Roman"/>
-          <w:bCs/>
-          <w:color w:val="000000" w:themeColor="text1"/>
-        </w:rPr>
-        <w:t xml:space="preserve">realizará a vistoria do equipamento e, estando em ordem a montagem, assinará TERMO DE ENTREGA E CONFORMIDADE, que fará parte do presente instrumento, </w:t>
-      </w:r>
-      <w:r>
-        <w:rPr>
-          <w:rFonts w:ascii="Book Antiqua" w:hAnsi="Book Antiqua" w:cs="Times New Roman"/>
-          <w:bCs/>
-          <w:color w:val="000000" w:themeColor="text1"/>
-        </w:rPr>
-        <w:t xml:space="preserve">para </w:t>
-      </w:r>
-      <w:r>
-        <w:rPr>
-          <w:rFonts w:ascii="Book Antiqua" w:hAnsi="Book Antiqua" w:cs="Times New Roman"/>
-          <w:color w:val="000000" w:themeColor="text1"/>
-        </w:rPr>
-        <w:t xml:space="preserve">nada mais reclamar, eis que vistoriou o mesmo, </w:t>
-      </w:r>
-      <w:r>
-        <w:rPr>
-          <w:rFonts w:ascii="Book Antiqua" w:hAnsi="Book Antiqua" w:cs="Times New Roman"/>
-          <w:bCs/>
-          <w:color w:val="000000" w:themeColor="text1"/>
-        </w:rPr>
-        <w:t xml:space="preserve">passando a partir da </w:t>
-      </w:r>
-      <w:r>
-        <w:rPr>
-          <w:rFonts w:ascii="Book Antiqua" w:hAnsi="Book Antiqua" w:cs="Times New Roman"/>
-          <w:bCs/>
-          <w:color w:val="000000" w:themeColor="text1"/>
-        </w:rPr>
-        <w:t>respectiva data o início do vigor da garantia do brinquedo contra defeitos de fabricação.</w:t>
-      </w:r>
-    </w:p>
-    <w:p>
-      <w:pPr>
-        <w:pStyle w:val="SemEspaamento"/>
-        <w:spacing w:line="276" w:lineRule="auto"/>
-        <w:jc w:val="both"/>
-        <w:rPr>
-          <w:rFonts w:ascii="Book Antiqua" w:hAnsi="Book Antiqua" w:cs="Times New Roman"/>
-          <w:bCs/>
+        <w:t xml:space="preserve"> É de responsabilidade exclusiva do(a) COMPRADOR(A), cuidar e fiscalizar para que a utilização do brinquedo seja realizada de maneira correta, bem como, se estão sendo respeitados os critérios de segurança informados no ato da compra, especialmente em relação ao peso, tamanho e outros critérios a serem observados por aqueles que usam o produto.</w:t>
+      </w:r>
+    </w:p>
+    <w:p>
+      <w:pPr>
+        <w:pStyle w:val="SemEspaamento"/>
+        <w:spacing w:line="276" w:lineRule="auto"/>
+        <w:jc w:val="both"/>
+        <w:rPr>
+          <w:rFonts w:ascii="Book Antiqua" w:hAnsi="Book Antiqua" w:cs="Times New Roman"/>
+          <w:color w:val="000000" w:themeColor="text1"/>
+        </w:rPr>
+      </w:pPr>
+    </w:p>
+    <w:p>
+      <w:pPr>
+        <w:pStyle w:val="SemEspaamento"/>
+        <w:spacing w:line="276" w:lineRule="auto"/>
+        <w:jc w:val="both"/>
+        <w:rPr>
+          <w:rFonts w:ascii="Book Antiqua" w:hAnsi="Book Antiqua" w:cs="Times New Roman"/>
+          <w:color w:val="000000" w:themeColor="text1"/>
+        </w:rPr>
+      </w:pPr>
+      <w:r>
+        <w:rPr>
+          <w:rFonts w:ascii="Book Antiqua" w:hAnsi="Book Antiqua" w:cs="Times New Roman"/>
+          <w:b/>
+          <w:color w:val="000000" w:themeColor="text1"/>
+        </w:rPr>
+        <w:t>CLÁUSULA DÉCIMA NONA</w:t>
+      </w:r>
+      <w:r>
+        <w:rPr>
+          <w:rFonts w:ascii="Book Antiqua" w:hAnsi="Book Antiqua" w:cs="Times New Roman"/>
+          <w:color w:val="000000" w:themeColor="text1"/>
+        </w:rPr>
+        <w:t>: Deverá o(a) COMPRADOR(A) realizar a vistoria de revisão dos brinquedos no prazo máximo de 04 (quatro)</w:t>
+      </w:r>
+      <w:r>
+        <w:rPr>
+          <w:rFonts w:ascii="Book Antiqua" w:hAnsi="Book Antiqua" w:cs="Times New Roman"/>
+          <w:color w:val="000000" w:themeColor="text1"/>
+        </w:rPr>
+        <w:t xml:space="preserve"> </w:t>
+      </w:r>
+      <w:r>
+        <w:rPr>
+          <w:rFonts w:ascii="Book Antiqua" w:hAnsi="Book Antiqua" w:cs="Times New Roman"/>
+          <w:color w:val="000000" w:themeColor="text1"/>
+        </w:rPr>
+        <w:t xml:space="preserve">meses, durante o período da garantia, para fins de </w:t>
+      </w:r>
+      <w:r>
+        <w:rPr>
+          <w:rFonts w:ascii="Book Antiqua" w:hAnsi="Book Antiqua" w:cs="Times New Roman"/>
+          <w:color w:val="000000" w:themeColor="text1"/>
+        </w:rPr>
+        <w:lastRenderedPageBreak/>
+        <w:t>verificação do brinquedo e troca de materiais estragados ou danificados pelo desgaste natural do produto.</w:t>
+      </w:r>
+    </w:p>
+    <w:p>
+      <w:pPr>
+        <w:pStyle w:val="SemEspaamento"/>
+        <w:spacing w:line="276" w:lineRule="auto"/>
+        <w:jc w:val="both"/>
+        <w:rPr>
+          <w:rFonts w:ascii="Book Antiqua" w:hAnsi="Book Antiqua" w:cs="Times New Roman"/>
+          <w:color w:val="000000" w:themeColor="text1"/>
+        </w:rPr>
+      </w:pPr>
+    </w:p>
+    <w:p>
+      <w:pPr>
+        <w:pStyle w:val="SemEspaamento"/>
+        <w:spacing w:line="276" w:lineRule="auto"/>
+        <w:jc w:val="both"/>
+        <w:rPr>
+          <w:rFonts w:ascii="Book Antiqua" w:hAnsi="Book Antiqua" w:cs="Times New Roman"/>
+          <w:color w:val="000000" w:themeColor="text1"/>
+        </w:rPr>
+      </w:pPr>
+      <w:r>
+        <w:rPr>
+          <w:rFonts w:ascii="Book Antiqua" w:hAnsi="Book Antiqua" w:cs="Times New Roman"/>
+          <w:b/>
+          <w:bCs/>
+          <w:color w:val="000000" w:themeColor="text1"/>
+        </w:rPr>
+        <w:t xml:space="preserve">Parágrafo </w:t>
+      </w:r>
+      <w:r>
+        <w:rPr>
+          <w:rFonts w:ascii="Book Antiqua" w:hAnsi="Book Antiqua" w:cs="Times New Roman"/>
+          <w:b/>
+          <w:bCs/>
+          <w:color w:val="000000" w:themeColor="text1"/>
+        </w:rPr>
+        <w:t>Primeiro</w:t>
+      </w:r>
+      <w:r>
+        <w:rPr>
+          <w:rFonts w:ascii="Book Antiqua" w:hAnsi="Book Antiqua" w:cs="Times New Roman"/>
+          <w:b/>
+          <w:bCs/>
+          <w:color w:val="000000" w:themeColor="text1"/>
+        </w:rPr>
+        <w:t>:</w:t>
+      </w:r>
+      <w:r>
+        <w:rPr>
+          <w:rFonts w:ascii="Book Antiqua" w:hAnsi="Book Antiqua" w:cs="Times New Roman"/>
+          <w:color w:val="000000" w:themeColor="text1"/>
+        </w:rPr>
+        <w:t xml:space="preserve"> Correrá por conta do(a) COMPRADOR(A) as despesas necessárias para a compra e montagem dos materiais estragados ou danificados pelo desgaste natural do produto, devendo a manutenção ser realizada junto à VENDEDORA ou por empresa por ela indicada, sob pena da perda da garantia, ante o desconhecimento da qualidade e procedência dos materiais adquiridos e montados.</w:t>
+      </w:r>
+    </w:p>
+    <w:p>
+      <w:pPr>
+        <w:pStyle w:val="SemEspaamento"/>
+        <w:spacing w:line="276" w:lineRule="auto"/>
+        <w:jc w:val="both"/>
+        <w:rPr>
+          <w:rFonts w:ascii="Book Antiqua" w:hAnsi="Book Antiqua" w:cs="Times New Roman"/>
+          <w:color w:val="000000" w:themeColor="text1"/>
+        </w:rPr>
+      </w:pPr>
+      <w:r>
+        <w:rPr>
+          <w:rFonts w:ascii="Book Antiqua" w:hAnsi="Book Antiqua" w:cs="Times New Roman"/>
+          <w:b/>
+          <w:color w:val="000000" w:themeColor="text1"/>
+        </w:rPr>
+        <w:t>Parágrafo Segundo:</w:t>
+      </w:r>
+      <w:r>
+        <w:rPr>
+          <w:rFonts w:ascii="Book Antiqua" w:hAnsi="Book Antiqua" w:cs="Times New Roman"/>
+          <w:b/>
+          <w:color w:val="000000" w:themeColor="text1"/>
+        </w:rPr>
+        <w:t xml:space="preserve"> </w:t>
+      </w:r>
+      <w:r>
+        <w:rPr>
+          <w:rFonts w:ascii="Book Antiqua" w:hAnsi="Book Antiqua" w:cs="Times New Roman"/>
+          <w:color w:val="000000" w:themeColor="text1"/>
+        </w:rPr>
+        <w:t xml:space="preserve">Fica desde já ciente </w:t>
+      </w:r>
+      <w:proofErr w:type="gramStart"/>
+      <w:r>
+        <w:rPr>
+          <w:rFonts w:ascii="Book Antiqua" w:hAnsi="Book Antiqua" w:cs="Times New Roman"/>
+          <w:color w:val="000000" w:themeColor="text1"/>
+        </w:rPr>
+        <w:t>o(</w:t>
+      </w:r>
+      <w:proofErr w:type="gramEnd"/>
+      <w:r>
+        <w:rPr>
+          <w:rFonts w:ascii="Book Antiqua" w:hAnsi="Book Antiqua" w:cs="Times New Roman"/>
+          <w:color w:val="000000" w:themeColor="text1"/>
+        </w:rPr>
+        <w:t>a) COMPRADOR(a) que todos os contatos com a Vendedora para fins de agendamento de manutenção ou acionamento da garantia do produto deverão ocorrer de segunda-feira à sexta-feira, das 08 às 18hrs, excetuados os feriados nacionais ou municipais. Os contatos realizados fora do acima descrito serão respondidos no próximo dia útil subsequente e dentro do horário estabelecido.</w:t>
+      </w:r>
+    </w:p>
+    <w:p>
+      <w:pPr>
+        <w:pStyle w:val="SemEspaamento"/>
+        <w:spacing w:line="276" w:lineRule="auto"/>
+        <w:jc w:val="both"/>
+        <w:rPr>
+          <w:rFonts w:ascii="Book Antiqua" w:hAnsi="Book Antiqua" w:cs="Times New Roman"/>
+          <w:color w:val="000000" w:themeColor="text1"/>
+        </w:rPr>
+      </w:pPr>
+    </w:p>
+    <w:p>
+      <w:pPr>
+        <w:pStyle w:val="SemEspaamento"/>
+        <w:spacing w:line="276" w:lineRule="auto"/>
+        <w:jc w:val="both"/>
+        <w:rPr>
+          <w:rFonts w:ascii="Book Antiqua" w:hAnsi="Book Antiqua" w:cs="Times New Roman"/>
+          <w:color w:val="000000" w:themeColor="text1"/>
+        </w:rPr>
+      </w:pPr>
+      <w:r>
+        <w:rPr>
+          <w:rFonts w:ascii="Book Antiqua" w:hAnsi="Book Antiqua" w:cs="Times New Roman"/>
+          <w:b/>
+          <w:bCs/>
+          <w:color w:val="000000" w:themeColor="text1"/>
+        </w:rPr>
+        <w:t>CLÁUSULA VIGÉSIM</w:t>
+      </w:r>
+      <w:r>
+        <w:rPr>
+          <w:rFonts w:ascii="Book Antiqua" w:hAnsi="Book Antiqua" w:cs="Times New Roman"/>
+          <w:b/>
+          <w:bCs/>
+          <w:color w:val="000000" w:themeColor="text1"/>
+        </w:rPr>
+        <w:t>A</w:t>
+      </w:r>
+      <w:r>
+        <w:rPr>
+          <w:rFonts w:ascii="Book Antiqua" w:hAnsi="Book Antiqua" w:cs="Times New Roman"/>
+          <w:b/>
+          <w:bCs/>
+          <w:color w:val="000000" w:themeColor="text1"/>
+        </w:rPr>
+        <w:t>:</w:t>
+      </w:r>
+      <w:r>
+        <w:rPr>
+          <w:rFonts w:ascii="Book Antiqua" w:hAnsi="Book Antiqua" w:cs="Times New Roman"/>
+          <w:color w:val="000000" w:themeColor="text1"/>
+        </w:rPr>
+        <w:t xml:space="preserve"> A </w:t>
+      </w:r>
+      <w:r>
+        <w:rPr>
+          <w:rFonts w:ascii="Book Antiqua" w:hAnsi="Book Antiqua" w:cs="Times New Roman"/>
+          <w:color w:val="000000" w:themeColor="text1"/>
+        </w:rPr>
+        <w:t>VENDEDOR</w:t>
+      </w:r>
+      <w:r>
+        <w:rPr>
+          <w:rFonts w:ascii="Book Antiqua" w:hAnsi="Book Antiqua" w:cs="Times New Roman"/>
+          <w:color w:val="000000" w:themeColor="text1"/>
+        </w:rPr>
+        <w:t>A</w:t>
+      </w:r>
+      <w:r>
+        <w:rPr>
+          <w:rFonts w:ascii="Book Antiqua" w:hAnsi="Book Antiqua" w:cs="Times New Roman"/>
+          <w:color w:val="000000" w:themeColor="text1"/>
+        </w:rPr>
+        <w:t xml:space="preserve"> não se responsabilizará pelos danos causados no </w:t>
+      </w:r>
+      <w:r>
+        <w:rPr>
+          <w:rFonts w:ascii="Book Antiqua" w:hAnsi="Book Antiqua" w:cs="Times New Roman"/>
+          <w:color w:val="000000" w:themeColor="text1"/>
+        </w:rPr>
+        <w:t>brinquedo</w:t>
+      </w:r>
+      <w:r>
+        <w:rPr>
+          <w:rFonts w:ascii="Book Antiqua" w:hAnsi="Book Antiqua" w:cs="Times New Roman"/>
+          <w:color w:val="000000" w:themeColor="text1"/>
+        </w:rPr>
+        <w:t xml:space="preserve"> por negligência do</w:t>
+      </w:r>
+      <w:r>
+        <w:rPr>
+          <w:rFonts w:ascii="Book Antiqua" w:hAnsi="Book Antiqua" w:cs="Times New Roman"/>
+          <w:color w:val="000000" w:themeColor="text1"/>
+        </w:rPr>
+        <w:t>(a)</w:t>
+      </w:r>
+      <w:r>
+        <w:rPr>
+          <w:rFonts w:ascii="Book Antiqua" w:hAnsi="Book Antiqua" w:cs="Times New Roman"/>
+          <w:color w:val="000000" w:themeColor="text1"/>
+        </w:rPr>
+        <w:t xml:space="preserve"> COMPRADOR</w:t>
+      </w:r>
+      <w:r>
+        <w:rPr>
+          <w:rFonts w:ascii="Book Antiqua" w:hAnsi="Book Antiqua" w:cs="Times New Roman"/>
+          <w:color w:val="000000" w:themeColor="text1"/>
+        </w:rPr>
+        <w:t>(A)</w:t>
+      </w:r>
+      <w:r>
+        <w:rPr>
+          <w:rFonts w:ascii="Book Antiqua" w:hAnsi="Book Antiqua" w:cs="Times New Roman"/>
+          <w:color w:val="000000" w:themeColor="text1"/>
+        </w:rPr>
+        <w:t>, e por problemas decorrentes da não realização das revisões acertadas.</w:t>
+      </w:r>
+    </w:p>
+    <w:p>
+      <w:pPr>
+        <w:pStyle w:val="SemEspaamento"/>
+        <w:spacing w:line="276" w:lineRule="auto"/>
+        <w:jc w:val="both"/>
+        <w:rPr>
+          <w:rFonts w:ascii="Book Antiqua" w:hAnsi="Book Antiqua" w:cs="Times New Roman"/>
+          <w:color w:val="000000" w:themeColor="text1"/>
+        </w:rPr>
+      </w:pPr>
+    </w:p>
+    <w:p>
+      <w:pPr>
+        <w:pStyle w:val="SemEspaamento"/>
+        <w:spacing w:line="276" w:lineRule="auto"/>
+        <w:jc w:val="both"/>
+        <w:rPr>
+          <w:rFonts w:ascii="Book Antiqua" w:hAnsi="Book Antiqua" w:cs="Times New Roman"/>
+          <w:color w:val="000000" w:themeColor="text1"/>
+        </w:rPr>
+      </w:pPr>
+      <w:r>
+        <w:rPr>
+          <w:rFonts w:ascii="Book Antiqua" w:hAnsi="Book Antiqua" w:cs="Times New Roman"/>
+          <w:b/>
+          <w:bCs/>
+          <w:color w:val="000000" w:themeColor="text1"/>
+        </w:rPr>
+        <w:t xml:space="preserve">CLÁUSULA VIGÉSIMA </w:t>
+      </w:r>
+      <w:r>
+        <w:rPr>
+          <w:rFonts w:ascii="Book Antiqua" w:hAnsi="Book Antiqua" w:cs="Times New Roman"/>
+          <w:b/>
+          <w:bCs/>
+          <w:color w:val="000000" w:themeColor="text1"/>
+        </w:rPr>
+        <w:t>PRIMEIRA</w:t>
+      </w:r>
+      <w:r>
+        <w:rPr>
+          <w:rFonts w:ascii="Book Antiqua" w:hAnsi="Book Antiqua" w:cs="Times New Roman"/>
+          <w:color w:val="000000" w:themeColor="text1"/>
+        </w:rPr>
+        <w:t xml:space="preserve">: </w:t>
+      </w:r>
+      <w:r>
+        <w:rPr>
+          <w:rFonts w:ascii="Book Antiqua" w:hAnsi="Book Antiqua" w:cs="Times New Roman"/>
+          <w:color w:val="000000" w:themeColor="text1"/>
+        </w:rPr>
+        <w:t xml:space="preserve">Cumpre </w:t>
+      </w:r>
+      <w:r>
+        <w:rPr>
+          <w:rFonts w:ascii="Book Antiqua" w:hAnsi="Book Antiqua" w:cs="Times New Roman"/>
+          <w:color w:val="000000" w:themeColor="text1"/>
+        </w:rPr>
+        <w:t>ao (</w:t>
+      </w:r>
+      <w:r>
+        <w:rPr>
+          <w:rFonts w:ascii="Book Antiqua" w:hAnsi="Book Antiqua" w:cs="Times New Roman"/>
+          <w:color w:val="000000" w:themeColor="text1"/>
+        </w:rPr>
+        <w:t>à</w:t>
+      </w:r>
+      <w:r>
+        <w:rPr>
+          <w:rFonts w:ascii="Book Antiqua" w:hAnsi="Book Antiqua" w:cs="Times New Roman"/>
+          <w:color w:val="000000" w:themeColor="text1"/>
+        </w:rPr>
+        <w:t>)</w:t>
+      </w:r>
+      <w:r>
+        <w:rPr>
+          <w:rFonts w:ascii="Book Antiqua" w:hAnsi="Book Antiqua" w:cs="Times New Roman"/>
+          <w:color w:val="000000" w:themeColor="text1"/>
+        </w:rPr>
+        <w:t xml:space="preserve"> </w:t>
+      </w:r>
+      <w:proofErr w:type="gramStart"/>
+      <w:r>
+        <w:rPr>
+          <w:rFonts w:ascii="Book Antiqua" w:hAnsi="Book Antiqua" w:cs="Times New Roman"/>
+          <w:color w:val="000000" w:themeColor="text1"/>
+        </w:rPr>
+        <w:t>COMPRADOR(</w:t>
+      </w:r>
+      <w:proofErr w:type="gramEnd"/>
+      <w:r>
+        <w:rPr>
+          <w:rFonts w:ascii="Book Antiqua" w:hAnsi="Book Antiqua" w:cs="Times New Roman"/>
+          <w:color w:val="000000" w:themeColor="text1"/>
+        </w:rPr>
+        <w:t xml:space="preserve">A), no ato da </w:t>
+      </w:r>
+      <w:r>
+        <w:rPr>
+          <w:rFonts w:ascii="Book Antiqua" w:hAnsi="Book Antiqua" w:cs="Times New Roman"/>
+          <w:color w:val="000000" w:themeColor="text1"/>
+        </w:rPr>
+        <w:t>entrega, fiscalizar</w:t>
+      </w:r>
+      <w:r>
+        <w:rPr>
+          <w:rFonts w:ascii="Book Antiqua" w:hAnsi="Book Antiqua" w:cs="Times New Roman"/>
+          <w:color w:val="000000" w:themeColor="text1"/>
+        </w:rPr>
+        <w:t xml:space="preserve"> se</w:t>
+      </w:r>
+      <w:r>
+        <w:rPr>
+          <w:rFonts w:ascii="Book Antiqua" w:hAnsi="Book Antiqua" w:cs="Times New Roman"/>
+          <w:color w:val="000000" w:themeColor="text1"/>
+        </w:rPr>
+        <w:t xml:space="preserve"> o brinquedo corresponde em suas especificações ao produto que por ela adquirido, sendo que silêncio desta acarretará na aceitação nos moldes em que se </w:t>
+      </w:r>
+      <w:r>
+        <w:rPr>
+          <w:rFonts w:ascii="Book Antiqua" w:hAnsi="Book Antiqua" w:cs="Times New Roman"/>
+          <w:color w:val="000000" w:themeColor="text1"/>
+        </w:rPr>
+        <w:t>encontrar</w:t>
+      </w:r>
+      <w:r>
+        <w:rPr>
+          <w:rFonts w:ascii="Book Antiqua" w:hAnsi="Book Antiqua" w:cs="Times New Roman"/>
+          <w:color w:val="000000" w:themeColor="text1"/>
+        </w:rPr>
+        <w:t xml:space="preserve"> no ato.</w:t>
+      </w:r>
+    </w:p>
+    <w:p>
+      <w:pPr>
+        <w:pStyle w:val="SemEspaamento"/>
+        <w:spacing w:line="276" w:lineRule="auto"/>
+        <w:jc w:val="both"/>
+        <w:rPr>
+          <w:rFonts w:ascii="Book Antiqua" w:hAnsi="Book Antiqua" w:cs="Times New Roman"/>
           <w:color w:val="000000" w:themeColor="text1"/>
         </w:rPr>
       </w:pPr>
@@ -4675,132 +6250,143 @@
           <w:color w:val="000000" w:themeColor="text1"/>
           <w:u w:val="single"/>
         </w:rPr>
-        <w:t>V – DAS OBRIGAÇÕES DA VENDEDORA</w:t>
-      </w:r>
-    </w:p>
-    <w:p>
-      <w:pPr>
-        <w:pStyle w:val="SemEspaamento"/>
-        <w:spacing w:line="276" w:lineRule="auto"/>
-        <w:jc w:val="both"/>
-        <w:rPr>
-          <w:rFonts w:ascii="Book Antiqua" w:hAnsi="Book Antiqua" w:cs="Times New Roman"/>
-          <w:bCs/>
-          <w:color w:val="000000" w:themeColor="text1"/>
-        </w:rPr>
-      </w:pPr>
-      <w:r>
-        <w:rPr>
-          <w:rFonts w:ascii="Book Antiqua" w:hAnsi="Book Antiqua" w:cs="Times New Roman"/>
-          <w:b/>
-          <w:color w:val="000000" w:themeColor="text1"/>
-        </w:rPr>
-        <w:t xml:space="preserve">CLÁUSULA DÉCIMA QUINTA: </w:t>
-      </w:r>
-      <w:r>
-        <w:rPr>
-          <w:rFonts w:ascii="Book Antiqua" w:hAnsi="Book Antiqua" w:cs="Times New Roman"/>
-          <w:bCs/>
-          <w:color w:val="000000" w:themeColor="text1"/>
-        </w:rPr>
-        <w:t>São obrigações da VENDEDORA:</w:t>
-      </w:r>
-    </w:p>
-    <w:p>
-      <w:pPr>
-        <w:pStyle w:val="SemEspaamento"/>
-        <w:spacing w:line="276" w:lineRule="auto"/>
-        <w:jc w:val="both"/>
-        <w:rPr>
-          <w:rFonts w:ascii="Book Antiqua" w:hAnsi="Book Antiqua" w:cs="Times New Roman"/>
-          <w:bCs/>
-          <w:color w:val="000000" w:themeColor="text1"/>
-        </w:rPr>
-      </w:pPr>
-    </w:p>
-    <w:p>
-      <w:pPr>
-        <w:pStyle w:val="SemEspaamento"/>
-        <w:spacing w:line="276" w:lineRule="auto"/>
-        <w:jc w:val="both"/>
-        <w:rPr>
-          <w:rFonts w:ascii="Book Antiqua" w:hAnsi="Book Antiqua" w:cs="Times New Roman"/>
-          <w:bCs/>
-          <w:color w:val="000000" w:themeColor="text1"/>
-        </w:rPr>
-      </w:pPr>
-      <w:bookmarkStart w:id="2" w:name="_Hlk126854378"/>
-      <w:r>
-        <w:rPr>
-          <w:rFonts w:ascii="Book Antiqua" w:hAnsi="Book Antiqua" w:cs="Times New Roman"/>
-          <w:b/>
-          <w:color w:val="000000" w:themeColor="text1"/>
-        </w:rPr>
-        <w:t xml:space="preserve">Parágrafo Primeiro: </w:t>
-      </w:r>
-      <w:r>
-        <w:rPr>
-          <w:rFonts w:ascii="Book Antiqua" w:hAnsi="Book Antiqua" w:cs="Times New Roman"/>
-          <w:bCs/>
-          <w:color w:val="000000" w:themeColor="text1"/>
-        </w:rPr>
-        <w:t xml:space="preserve">Apresentar o catálogo de produtos e o projeto para o </w:t>
-      </w:r>
-      <w:proofErr w:type="gramStart"/>
-      <w:r>
-        <w:rPr>
-          <w:rFonts w:ascii="Book Antiqua" w:hAnsi="Book Antiqua" w:cs="Times New Roman"/>
-          <w:bCs/>
-          <w:color w:val="000000" w:themeColor="text1"/>
-        </w:rPr>
-        <w:t>COMPRADOR(</w:t>
-      </w:r>
-      <w:proofErr w:type="gramEnd"/>
-      <w:r>
-        <w:rPr>
-          <w:rFonts w:ascii="Book Antiqua" w:hAnsi="Book Antiqua" w:cs="Times New Roman"/>
-          <w:bCs/>
-          <w:color w:val="000000" w:themeColor="text1"/>
-        </w:rPr>
-        <w:t xml:space="preserve">A) discriminando a </w:t>
-      </w:r>
-      <w:r>
-        <w:rPr>
-          <w:rFonts w:ascii="Book Antiqua" w:hAnsi="Book Antiqua" w:cs="Times New Roman"/>
-          <w:bCs/>
-          <w:color w:val="000000" w:themeColor="text1"/>
-        </w:rPr>
-        <w:t>metragem e o material utilizado na fabricação do mesmo.</w:t>
-      </w:r>
-    </w:p>
-    <w:bookmarkEnd w:id="2"/>
-    <w:p>
-      <w:pPr>
-        <w:pStyle w:val="SemEspaamento"/>
-        <w:spacing w:line="276" w:lineRule="auto"/>
-        <w:jc w:val="both"/>
-        <w:rPr>
-          <w:rFonts w:ascii="Book Antiqua" w:hAnsi="Book Antiqua" w:cs="Times New Roman"/>
-          <w:bCs/>
-          <w:color w:val="000000" w:themeColor="text1"/>
-        </w:rPr>
-      </w:pPr>
-    </w:p>
-    <w:p>
-      <w:pPr>
-        <w:pStyle w:val="SemEspaamento"/>
-        <w:spacing w:line="276" w:lineRule="auto"/>
-        <w:jc w:val="both"/>
-        <w:rPr>
-          <w:rFonts w:ascii="Book Antiqua" w:hAnsi="Book Antiqua" w:cs="Times New Roman"/>
-          <w:bCs/>
-          <w:color w:val="000000" w:themeColor="text1"/>
-        </w:rPr>
-      </w:pPr>
-      <w:r>
-        <w:rPr>
-          <w:rFonts w:ascii="Book Antiqua" w:hAnsi="Book Antiqua" w:cs="Times New Roman"/>
-          <w:b/>
+        <w:t>VII</w:t>
+      </w:r>
+      <w:r>
+        <w:rPr>
+          <w:rFonts w:ascii="Book Antiqua" w:hAnsi="Book Antiqua" w:cs="Times New Roman"/>
+          <w:b/>
+          <w:color w:val="000000" w:themeColor="text1"/>
+          <w:u w:val="single"/>
+        </w:rPr>
+        <w:t>I</w:t>
+      </w:r>
+      <w:r>
+        <w:rPr>
+          <w:rFonts w:ascii="Book Antiqua" w:hAnsi="Book Antiqua" w:cs="Times New Roman"/>
+          <w:b/>
+          <w:color w:val="000000" w:themeColor="text1"/>
+          <w:u w:val="single"/>
+        </w:rPr>
+        <w:t>- DA RESCISÃO CONTRATUAL</w:t>
+      </w:r>
+    </w:p>
+    <w:p>
+      <w:pPr>
+        <w:pStyle w:val="SemEspaamento"/>
+        <w:spacing w:line="276" w:lineRule="auto"/>
+        <w:jc w:val="both"/>
+        <w:rPr>
+          <w:rFonts w:ascii="Book Antiqua" w:hAnsi="Book Antiqua" w:cs="Times New Roman"/>
+          <w:color w:val="000000" w:themeColor="text1"/>
+        </w:rPr>
+      </w:pPr>
+      <w:r>
+        <w:rPr>
+          <w:rFonts w:ascii="Book Antiqua" w:hAnsi="Book Antiqua" w:cs="Times New Roman"/>
+          <w:b/>
+          <w:bCs/>
+          <w:color w:val="000000" w:themeColor="text1"/>
+        </w:rPr>
+        <w:t xml:space="preserve">CLÁUSULA VIGÉSIMA </w:t>
+      </w:r>
+      <w:r>
+        <w:rPr>
+          <w:rFonts w:ascii="Book Antiqua" w:hAnsi="Book Antiqua" w:cs="Times New Roman"/>
+          <w:b/>
+          <w:bCs/>
+          <w:color w:val="000000" w:themeColor="text1"/>
+        </w:rPr>
+        <w:t>SEGUNDA</w:t>
+      </w:r>
+      <w:r>
+        <w:rPr>
+          <w:rFonts w:ascii="Book Antiqua" w:hAnsi="Book Antiqua" w:cs="Times New Roman"/>
+          <w:b/>
+          <w:bCs/>
+          <w:color w:val="000000" w:themeColor="text1"/>
+        </w:rPr>
+        <w:t>:</w:t>
+      </w:r>
+      <w:r>
+        <w:rPr>
+          <w:rFonts w:ascii="Book Antiqua" w:hAnsi="Book Antiqua" w:cs="Times New Roman"/>
+          <w:color w:val="000000" w:themeColor="text1"/>
+        </w:rPr>
+        <w:t xml:space="preserve"> O presente contrato somente poderá ser rescindido por justo motivo, nos casos previstos neste contrato</w:t>
+      </w:r>
+      <w:r>
+        <w:rPr>
+          <w:rFonts w:ascii="Book Antiqua" w:hAnsi="Book Antiqua" w:cs="Times New Roman"/>
+          <w:color w:val="000000" w:themeColor="text1"/>
+        </w:rPr>
+        <w:t>.</w:t>
+      </w:r>
+    </w:p>
+    <w:p>
+      <w:pPr>
+        <w:pStyle w:val="SemEspaamento"/>
+        <w:spacing w:line="276" w:lineRule="auto"/>
+        <w:jc w:val="both"/>
+        <w:rPr>
+          <w:rFonts w:ascii="Book Antiqua" w:hAnsi="Book Antiqua" w:cs="Times New Roman"/>
+          <w:color w:val="000000" w:themeColor="text1"/>
+        </w:rPr>
+      </w:pPr>
+    </w:p>
+    <w:p>
+      <w:pPr>
+        <w:pStyle w:val="SemEspaamento"/>
+        <w:spacing w:line="276" w:lineRule="auto"/>
+        <w:jc w:val="both"/>
+        <w:rPr>
+          <w:rFonts w:ascii="Book Antiqua" w:hAnsi="Book Antiqua" w:cs="Times New Roman"/>
+          <w:color w:val="000000" w:themeColor="text1"/>
+        </w:rPr>
+      </w:pPr>
+      <w:r>
+        <w:rPr>
+          <w:rFonts w:ascii="Book Antiqua" w:hAnsi="Book Antiqua" w:cs="Times New Roman"/>
+          <w:b/>
+          <w:bCs/>
+          <w:color w:val="000000" w:themeColor="text1"/>
+        </w:rPr>
+        <w:t>Parágrafo Primeiro:</w:t>
+      </w:r>
+      <w:r>
+        <w:rPr>
+          <w:rFonts w:ascii="Book Antiqua" w:hAnsi="Book Antiqua" w:cs="Times New Roman"/>
+          <w:color w:val="000000" w:themeColor="text1"/>
+        </w:rPr>
+        <w:t xml:space="preserve"> Caso o(a) COMPRADOR(A), após o fechamento do contrato, pagamento da parcela inicial e antes da entrega do produto, desista da aquisição deverá pagar à VENDEDOR o montante correspondente à 50% (cinquenta por cento) do montante estipulado como valor do contrato, em virtude do dispêndio de valores necessário para a fabricação do brinquedo, mão de obra e impostos incidentes, sem prejuízo da necessidade de reparação por danos suportados.</w:t>
+      </w:r>
+    </w:p>
+    <w:p>
+      <w:pPr>
+        <w:pStyle w:val="SemEspaamento"/>
+        <w:spacing w:line="276" w:lineRule="auto"/>
+        <w:jc w:val="both"/>
+        <w:rPr>
+          <w:rFonts w:ascii="Book Antiqua" w:hAnsi="Book Antiqua" w:cs="Times New Roman"/>
+          <w:color w:val="000000" w:themeColor="text1"/>
+        </w:rPr>
+      </w:pPr>
+    </w:p>
+    <w:p>
+      <w:pPr>
+        <w:pStyle w:val="SemEspaamento"/>
+        <w:spacing w:line="276" w:lineRule="auto"/>
+        <w:jc w:val="both"/>
+        <w:rPr>
+          <w:rFonts w:ascii="Book Antiqua" w:hAnsi="Book Antiqua" w:cs="Times New Roman"/>
+          <w:color w:val="000000" w:themeColor="text1"/>
+        </w:rPr>
+      </w:pPr>
+      <w:r>
+        <w:rPr>
+          <w:rFonts w:ascii="Book Antiqua" w:hAnsi="Book Antiqua" w:cs="Times New Roman"/>
+          <w:b/>
+          <w:bCs/>
           <w:color w:val="000000" w:themeColor="text1"/>
         </w:rPr>
         <w:t>Parágrafo Segundo:</w:t>
@@ -4808,127 +6394,427 @@
       <w:r>
         <w:rPr>
           <w:rFonts w:ascii="Book Antiqua" w:hAnsi="Book Antiqua" w:cs="Times New Roman"/>
-          <w:bCs/>
-          <w:color w:val="000000" w:themeColor="text1"/>
-        </w:rPr>
-        <w:t xml:space="preserve"> Zelar para que os bens sejam entregues no local escolhido pelas partes em conformidade com o que prevê este Contrato</w:t>
-      </w:r>
-      <w:r>
-        <w:rPr>
-          <w:rFonts w:ascii="Book Antiqua" w:hAnsi="Book Antiqua" w:cs="Times New Roman"/>
-          <w:bCs/>
-          <w:color w:val="000000" w:themeColor="text1"/>
-        </w:rPr>
-        <w:t xml:space="preserve"> e o projeto escolhido e assinado no ato da compra.</w:t>
-      </w:r>
-    </w:p>
-    <w:p>
-      <w:pPr>
-        <w:pStyle w:val="SemEspaamento"/>
-        <w:spacing w:line="276" w:lineRule="auto"/>
-        <w:jc w:val="both"/>
-        <w:rPr>
-          <w:rFonts w:ascii="Book Antiqua" w:hAnsi="Book Antiqua" w:cs="Times New Roman"/>
-          <w:bCs/>
-          <w:color w:val="000000" w:themeColor="text1"/>
-        </w:rPr>
-      </w:pPr>
-    </w:p>
-    <w:p>
-      <w:pPr>
-        <w:pStyle w:val="SemEspaamento"/>
-        <w:spacing w:line="276" w:lineRule="auto"/>
-        <w:jc w:val="both"/>
-        <w:rPr>
-          <w:rFonts w:ascii="Book Antiqua" w:hAnsi="Book Antiqua" w:cs="Times New Roman"/>
-          <w:bCs/>
-          <w:color w:val="000000" w:themeColor="text1"/>
-        </w:rPr>
-      </w:pPr>
-      <w:r>
-        <w:rPr>
-          <w:rFonts w:ascii="Book Antiqua" w:hAnsi="Book Antiqua" w:cs="Times New Roman"/>
-          <w:b/>
-          <w:color w:val="000000" w:themeColor="text1"/>
-        </w:rPr>
-        <w:t xml:space="preserve">Parágrafo Terceiro: </w:t>
-      </w:r>
-      <w:r>
-        <w:rPr>
-          <w:rFonts w:ascii="Book Antiqua" w:hAnsi="Book Antiqua" w:cs="Times New Roman"/>
-          <w:bCs/>
-          <w:color w:val="000000" w:themeColor="text1"/>
-        </w:rPr>
-        <w:t>Entregar no local escolhido pel</w:t>
-      </w:r>
-      <w:r>
-        <w:rPr>
-          <w:rFonts w:ascii="Book Antiqua" w:hAnsi="Book Antiqua" w:cs="Times New Roman"/>
-          <w:bCs/>
-          <w:color w:val="000000" w:themeColor="text1"/>
-        </w:rPr>
-        <w:t>o COMPRADOR(A)</w:t>
-      </w:r>
-      <w:r>
-        <w:rPr>
-          <w:rFonts w:ascii="Book Antiqua" w:hAnsi="Book Antiqua" w:cs="Times New Roman"/>
-          <w:bCs/>
+          <w:color w:val="000000" w:themeColor="text1"/>
+        </w:rPr>
+        <w:t xml:space="preserve"> Caso a VENDEDORA já tenha realizado a entrega do produto e o(a) COMPRADOR(A) desista da aquisição, além do pagamento do valor estabelecido no Parágrafo Primeiro, esta deverá arcar com as despesas necessárias para a remoção</w:t>
+      </w:r>
+      <w:r>
+        <w:rPr>
+          <w:rFonts w:ascii="Book Antiqua" w:hAnsi="Book Antiqua" w:cs="Times New Roman"/>
+          <w:color w:val="000000" w:themeColor="text1"/>
+        </w:rPr>
+        <w:t>, como frete, alimentação, diárias de ajudantes e outras necessárias para a retirada do produto.</w:t>
+      </w:r>
+    </w:p>
+    <w:p>
+      <w:pPr>
+        <w:pStyle w:val="SemEspaamento"/>
+        <w:spacing w:line="276" w:lineRule="auto"/>
+        <w:jc w:val="both"/>
+        <w:rPr>
+          <w:rFonts w:ascii="Book Antiqua" w:hAnsi="Book Antiqua" w:cs="Times New Roman"/>
+          <w:color w:val="000000" w:themeColor="text1"/>
+        </w:rPr>
+      </w:pPr>
+    </w:p>
+    <w:p>
+      <w:pPr>
+        <w:pStyle w:val="SemEspaamento"/>
+        <w:spacing w:line="276" w:lineRule="auto"/>
+        <w:jc w:val="both"/>
+        <w:rPr>
+          <w:rFonts w:ascii="Book Antiqua" w:hAnsi="Book Antiqua" w:cs="Times New Roman"/>
+          <w:color w:val="000000" w:themeColor="text1"/>
+        </w:rPr>
+      </w:pPr>
+      <w:r>
+        <w:rPr>
+          <w:rFonts w:ascii="Book Antiqua" w:hAnsi="Book Antiqua" w:cs="Times New Roman"/>
+          <w:b/>
+          <w:bCs/>
+          <w:color w:val="000000" w:themeColor="text1"/>
+        </w:rPr>
+        <w:t>Parágrafo terceiro:</w:t>
+      </w:r>
+      <w:r>
+        <w:rPr>
+          <w:rFonts w:ascii="Book Antiqua" w:hAnsi="Book Antiqua" w:cs="Times New Roman"/>
+          <w:color w:val="000000" w:themeColor="text1"/>
+        </w:rPr>
+        <w:t xml:space="preserve"> Na incidência das hipóteses previstas no</w:t>
+      </w:r>
+      <w:r>
+        <w:rPr>
+          <w:rFonts w:ascii="Book Antiqua" w:hAnsi="Book Antiqua" w:cs="Times New Roman"/>
+          <w:color w:val="000000" w:themeColor="text1"/>
+        </w:rPr>
+        <w:t>s parágrafos anteriores, o valor pago pelo(a) COMPRADOR(A) a título de entrada servirá para fins de compensação do valor apurado a pago à VENDEDORA.</w:t>
+      </w:r>
+      <w:r>
+        <w:rPr>
+          <w:rFonts w:ascii="Book Antiqua" w:hAnsi="Book Antiqua" w:cs="Times New Roman"/>
           <w:color w:val="000000" w:themeColor="text1"/>
         </w:rPr>
         <w:t xml:space="preserve"> </w:t>
       </w:r>
-      <w:r>
-        <w:rPr>
-          <w:rFonts w:ascii="Book Antiqua" w:hAnsi="Book Antiqua" w:cs="Times New Roman"/>
-          <w:bCs/>
-          <w:color w:val="000000" w:themeColor="text1"/>
-        </w:rPr>
-        <w:t xml:space="preserve">os equipamentos adquiridos </w:t>
-      </w:r>
-      <w:r>
-        <w:rPr>
-          <w:rFonts w:ascii="Book Antiqua" w:hAnsi="Book Antiqua" w:cs="Times New Roman"/>
-          <w:bCs/>
-          <w:color w:val="000000" w:themeColor="text1"/>
-        </w:rPr>
-        <w:t>para guarda dos bens, livre</w:t>
-      </w:r>
-      <w:r>
-        <w:rPr>
-          <w:rFonts w:ascii="Book Antiqua" w:hAnsi="Book Antiqua" w:cs="Times New Roman"/>
-          <w:bCs/>
-          <w:color w:val="000000" w:themeColor="text1"/>
-        </w:rPr>
-        <w:t>s</w:t>
-      </w:r>
-      <w:r>
-        <w:rPr>
-          <w:rFonts w:ascii="Book Antiqua" w:hAnsi="Book Antiqua" w:cs="Times New Roman"/>
-          <w:bCs/>
-          <w:color w:val="000000" w:themeColor="text1"/>
-        </w:rPr>
-        <w:t xml:space="preserve"> e desembaraçados de qualquer ônus, na data es</w:t>
-      </w:r>
-      <w:r>
-        <w:rPr>
-          <w:rFonts w:ascii="Book Antiqua" w:hAnsi="Book Antiqua" w:cs="Times New Roman"/>
-          <w:bCs/>
-          <w:color w:val="000000" w:themeColor="text1"/>
-        </w:rPr>
-        <w:t xml:space="preserve">perada </w:t>
-      </w:r>
-      <w:r>
-        <w:rPr>
-          <w:rFonts w:ascii="Book Antiqua" w:hAnsi="Book Antiqua" w:cs="Times New Roman"/>
-          <w:bCs/>
-          <w:color w:val="000000" w:themeColor="text1"/>
-        </w:rPr>
-        <w:t>neste Contrato</w:t>
-      </w:r>
-      <w:r>
-        <w:rPr>
-          <w:rFonts w:ascii="Book Antiqua" w:hAnsi="Book Antiqua" w:cs="Times New Roman"/>
-          <w:bCs/>
+    </w:p>
+    <w:p>
+      <w:pPr>
+        <w:pStyle w:val="SemEspaamento"/>
+        <w:spacing w:line="276" w:lineRule="auto"/>
+        <w:jc w:val="both"/>
+        <w:rPr>
+          <w:rFonts w:ascii="Book Antiqua" w:hAnsi="Book Antiqua" w:cs="Times New Roman"/>
+          <w:color w:val="000000" w:themeColor="text1"/>
+        </w:rPr>
+      </w:pPr>
+    </w:p>
+    <w:p>
+      <w:pPr>
+        <w:pStyle w:val="SemEspaamento"/>
+        <w:spacing w:line="276" w:lineRule="auto"/>
+        <w:jc w:val="both"/>
+        <w:rPr>
+          <w:rFonts w:ascii="Book Antiqua" w:hAnsi="Book Antiqua" w:cs="Times New Roman"/>
+          <w:color w:val="000000" w:themeColor="text1"/>
+        </w:rPr>
+      </w:pPr>
+      <w:r>
+        <w:rPr>
+          <w:rFonts w:ascii="Book Antiqua" w:hAnsi="Book Antiqua" w:cs="Times New Roman"/>
+          <w:b/>
+          <w:bCs/>
+          <w:color w:val="000000" w:themeColor="text1"/>
+        </w:rPr>
+        <w:t xml:space="preserve">CLÁUSULA VIGÉSIMA </w:t>
+      </w:r>
+      <w:r>
+        <w:rPr>
+          <w:rFonts w:ascii="Book Antiqua" w:hAnsi="Book Antiqua" w:cs="Times New Roman"/>
+          <w:b/>
+          <w:bCs/>
+          <w:color w:val="000000" w:themeColor="text1"/>
+        </w:rPr>
+        <w:t>TERCEIRA</w:t>
+      </w:r>
+      <w:r>
+        <w:rPr>
+          <w:rFonts w:ascii="Book Antiqua" w:hAnsi="Book Antiqua" w:cs="Times New Roman"/>
+          <w:color w:val="000000" w:themeColor="text1"/>
+        </w:rPr>
+        <w:t xml:space="preserve">: </w:t>
+      </w:r>
+      <w:r>
+        <w:rPr>
+          <w:rFonts w:ascii="Book Antiqua" w:hAnsi="Book Antiqua" w:cs="Times New Roman"/>
+          <w:color w:val="000000" w:themeColor="text1"/>
+        </w:rPr>
+        <w:t>F</w:t>
+      </w:r>
+      <w:r>
+        <w:rPr>
+          <w:rFonts w:ascii="Book Antiqua" w:hAnsi="Book Antiqua" w:cs="Times New Roman"/>
+          <w:color w:val="000000" w:themeColor="text1"/>
+        </w:rPr>
+        <w:t>ica estabelecida a obrigatoriedade de pagamento de multa de 20% (vinte por cento), sobre o valor desta transação, cominada à parte que descumprir ou dificultar o fiel cumprimento de qualquer uma das cláusulas e condições do presente contrato, além de ficar a parte infratora sujeita ao pagamento de custas e honorários de advogado, no caso de a parte prejudicada tiver que recorrer a qualquer procedimento judicial para fazer valer os seus direitos.</w:t>
+      </w:r>
+    </w:p>
+    <w:p>
+      <w:pPr>
+        <w:pStyle w:val="SemEspaamento"/>
+        <w:spacing w:line="276" w:lineRule="auto"/>
+        <w:jc w:val="both"/>
+        <w:rPr>
+          <w:rFonts w:ascii="Book Antiqua" w:hAnsi="Book Antiqua" w:cs="Times New Roman"/>
+          <w:color w:val="000000" w:themeColor="text1"/>
+        </w:rPr>
+      </w:pPr>
+    </w:p>
+    <w:p>
+      <w:pPr>
+        <w:pStyle w:val="SemEspaamento"/>
+        <w:spacing w:line="276" w:lineRule="auto"/>
+        <w:jc w:val="both"/>
+        <w:rPr>
+          <w:rFonts w:ascii="Book Antiqua" w:hAnsi="Book Antiqua" w:cs="Times New Roman"/>
+          <w:b/>
+          <w:bCs/>
+          <w:color w:val="000000" w:themeColor="text1"/>
+          <w:u w:val="single"/>
+        </w:rPr>
+      </w:pPr>
+      <w:r>
+        <w:rPr>
+          <w:rFonts w:ascii="Book Antiqua" w:hAnsi="Book Antiqua" w:cs="Times New Roman"/>
+          <w:b/>
+          <w:bCs/>
+          <w:color w:val="000000" w:themeColor="text1"/>
+          <w:u w:val="single"/>
+        </w:rPr>
+        <w:lastRenderedPageBreak/>
+        <w:t xml:space="preserve">IX - </w:t>
+      </w:r>
+      <w:r>
+        <w:rPr>
+          <w:rFonts w:ascii="Book Antiqua" w:hAnsi="Book Antiqua" w:cs="Times New Roman"/>
+          <w:b/>
+          <w:bCs/>
+          <w:color w:val="000000" w:themeColor="text1"/>
+          <w:u w:val="single"/>
+        </w:rPr>
+        <w:t>DA LEI GERAL DE PROTEÇÃO DE DADOS</w:t>
+      </w:r>
+    </w:p>
+    <w:p>
+      <w:pPr>
+        <w:pStyle w:val="SemEspaamento"/>
+        <w:spacing w:line="276" w:lineRule="auto"/>
+        <w:jc w:val="both"/>
+        <w:rPr>
+          <w:rFonts w:ascii="Book Antiqua" w:hAnsi="Book Antiqua" w:cs="Times New Roman"/>
+          <w:color w:val="000000" w:themeColor="text1"/>
+        </w:rPr>
+      </w:pPr>
+      <w:r>
+        <w:rPr>
+          <w:rFonts w:ascii="Book Antiqua" w:hAnsi="Book Antiqua" w:cs="Times New Roman"/>
+          <w:b/>
+          <w:bCs/>
+          <w:color w:val="000000" w:themeColor="text1"/>
+        </w:rPr>
+        <w:t xml:space="preserve">CLÁUSULA VIGÉSIMA </w:t>
+      </w:r>
+      <w:r>
+        <w:rPr>
+          <w:rFonts w:ascii="Book Antiqua" w:hAnsi="Book Antiqua" w:cs="Times New Roman"/>
+          <w:b/>
+          <w:bCs/>
+          <w:color w:val="000000" w:themeColor="text1"/>
+        </w:rPr>
+        <w:t>QUARTA</w:t>
+      </w:r>
+      <w:r>
+        <w:rPr>
+          <w:rFonts w:ascii="Book Antiqua" w:hAnsi="Book Antiqua" w:cs="Times New Roman"/>
+          <w:color w:val="000000" w:themeColor="text1"/>
+        </w:rPr>
+        <w:t>: Ao assinar o presente termo, o CONTRATANTE consente e concorda que a CONTRATADA tome decisões referentes ao tratamento de seus dados pessoais e dados pessoais sensíveis do contratante, bem como do beneficiário, envolvendo operações como as que se referem a coleta, produção, recepção, classificação, utilização, acesso, reprodução, transmissão, distribuição, processamento, arquivamento, armazenamento, eliminação, avaliação ou controle da informação, modificação, comunicação, transferência, difusão ou extração, eletrônica e manualmente, informações e dados prestados pela CONTRATANTE e seus clientes (“Dados Protegidos”), exclusivamente para fins específicos de prestação dos Serviços, bem como visando à concepção e execução de trabalhos jurídicos decorrentes da contratação, nos termos da Lei 13.709/2018.</w:t>
+      </w:r>
+    </w:p>
+    <w:p>
+      <w:pPr>
+        <w:pStyle w:val="SemEspaamento"/>
+        <w:spacing w:line="276" w:lineRule="auto"/>
+        <w:jc w:val="both"/>
+        <w:rPr>
+          <w:rFonts w:ascii="Book Antiqua" w:hAnsi="Book Antiqua" w:cs="Times New Roman"/>
+          <w:color w:val="000000" w:themeColor="text1"/>
+        </w:rPr>
+      </w:pPr>
+    </w:p>
+    <w:p>
+      <w:pPr>
+        <w:pStyle w:val="SemEspaamento"/>
+        <w:spacing w:line="276" w:lineRule="auto"/>
+        <w:jc w:val="both"/>
+        <w:rPr>
+          <w:rFonts w:ascii="Book Antiqua" w:hAnsi="Book Antiqua" w:cs="Times New Roman"/>
+          <w:color w:val="000000" w:themeColor="text1"/>
+        </w:rPr>
+      </w:pPr>
+      <w:r>
+        <w:rPr>
+          <w:rFonts w:ascii="Book Antiqua" w:hAnsi="Book Antiqua" w:cs="Times New Roman"/>
+          <w:b/>
+          <w:bCs/>
+          <w:color w:val="000000" w:themeColor="text1"/>
+        </w:rPr>
+        <w:t>Parágrafo Primeiro:</w:t>
+      </w:r>
+      <w:r>
+        <w:rPr>
+          <w:rFonts w:ascii="Book Antiqua" w:hAnsi="Book Antiqua" w:cs="Times New Roman"/>
+          <w:color w:val="000000" w:themeColor="text1"/>
+        </w:rPr>
+        <w:t xml:space="preserve"> Para os fins deste contrato, embasado na Lei Geral de Proteção de Dados, considera-se: I - Dado pessoal: informação relacionada a pessoa natural identificada ou identificável;</w:t>
+      </w:r>
+      <w:r>
+        <w:rPr>
+          <w:rFonts w:ascii="Book Antiqua" w:hAnsi="Book Antiqua" w:cs="Times New Roman"/>
+          <w:color w:val="000000" w:themeColor="text1"/>
+        </w:rPr>
+        <w:t xml:space="preserve"> </w:t>
+      </w:r>
+      <w:r>
+        <w:rPr>
+          <w:rFonts w:ascii="Book Antiqua" w:hAnsi="Book Antiqua" w:cs="Times New Roman"/>
+          <w:color w:val="000000" w:themeColor="text1"/>
+        </w:rPr>
+        <w:t>II</w:t>
+      </w:r>
+      <w:r>
+        <w:rPr>
+          <w:rFonts w:ascii="Book Antiqua" w:hAnsi="Book Antiqua" w:cs="Times New Roman"/>
+          <w:color w:val="000000" w:themeColor="text1"/>
+        </w:rPr>
+        <w:t xml:space="preserve"> </w:t>
+      </w:r>
+      <w:r>
+        <w:rPr>
+          <w:rFonts w:ascii="Book Antiqua" w:hAnsi="Book Antiqua" w:cs="Times New Roman"/>
+          <w:color w:val="000000" w:themeColor="text1"/>
+        </w:rPr>
+        <w:t>- dado pessoal sensível: dado pessoal sobre origem racial ou étnica, convicção religiosa, opinião política, filiação a sindicato ou a organização de caráter religioso, filosófico ou político, dado referente à saúde, dado genético ou biométrico, quando vinculado a uma pessoa natural;</w:t>
+      </w:r>
+      <w:r>
+        <w:rPr>
+          <w:rFonts w:ascii="Book Antiqua" w:hAnsi="Book Antiqua" w:cs="Times New Roman"/>
+          <w:color w:val="000000" w:themeColor="text1"/>
+        </w:rPr>
+        <w:t xml:space="preserve"> </w:t>
+      </w:r>
+      <w:r>
+        <w:rPr>
+          <w:rFonts w:ascii="Book Antiqua" w:hAnsi="Book Antiqua" w:cs="Times New Roman"/>
+          <w:color w:val="000000" w:themeColor="text1"/>
+        </w:rPr>
+        <w:t>III</w:t>
+      </w:r>
+      <w:r>
+        <w:rPr>
+          <w:rFonts w:ascii="Book Antiqua" w:hAnsi="Book Antiqua" w:cs="Times New Roman"/>
+          <w:color w:val="000000" w:themeColor="text1"/>
+        </w:rPr>
+        <w:t xml:space="preserve"> </w:t>
+      </w:r>
+      <w:r>
+        <w:rPr>
+          <w:rFonts w:ascii="Book Antiqua" w:hAnsi="Book Antiqua" w:cs="Times New Roman"/>
+          <w:color w:val="000000" w:themeColor="text1"/>
+        </w:rPr>
+        <w:t>-controlador: pessoa natural ou jurídica, de direito público ou privado, a quem competem as decisões referentes ao tratamento de dados pessoais;</w:t>
+      </w:r>
+      <w:r>
+        <w:rPr>
+          <w:rFonts w:ascii="Book Antiqua" w:hAnsi="Book Antiqua" w:cs="Times New Roman"/>
+          <w:color w:val="000000" w:themeColor="text1"/>
+        </w:rPr>
+        <w:t xml:space="preserve"> </w:t>
+      </w:r>
+      <w:r>
+        <w:rPr>
+          <w:rFonts w:ascii="Book Antiqua" w:hAnsi="Book Antiqua" w:cs="Times New Roman"/>
+          <w:color w:val="000000" w:themeColor="text1"/>
+        </w:rPr>
+        <w:t>IV- tratamento: toda operação realizada com dados pessoais, como as que se referem a coleta, produção, recepção, classificação, utilização, acesso, reprodução, transmissão, distribuição, processamento, arquivamento, armazenamento, eliminação, avaliação ou controle da informação, modificação, comunicação, transferência, difusão ou extração;</w:t>
+      </w:r>
+    </w:p>
+    <w:p>
+      <w:pPr>
+        <w:pStyle w:val="SemEspaamento"/>
+        <w:spacing w:line="276" w:lineRule="auto"/>
+        <w:jc w:val="both"/>
+        <w:rPr>
+          <w:rFonts w:ascii="Book Antiqua" w:hAnsi="Book Antiqua" w:cs="Times New Roman"/>
+          <w:color w:val="000000" w:themeColor="text1"/>
+        </w:rPr>
+      </w:pPr>
+    </w:p>
+    <w:p>
+      <w:pPr>
+        <w:pStyle w:val="SemEspaamento"/>
+        <w:spacing w:line="276" w:lineRule="auto"/>
+        <w:jc w:val="both"/>
+        <w:rPr>
+          <w:rFonts w:ascii="Book Antiqua" w:hAnsi="Book Antiqua" w:cs="Times New Roman"/>
+          <w:color w:val="000000" w:themeColor="text1"/>
+        </w:rPr>
+      </w:pPr>
+      <w:r>
+        <w:rPr>
+          <w:rFonts w:ascii="Book Antiqua" w:hAnsi="Book Antiqua" w:cs="Times New Roman"/>
+          <w:b/>
+          <w:bCs/>
+          <w:color w:val="000000" w:themeColor="text1"/>
+        </w:rPr>
+        <w:t>Parágrafo Segundo:</w:t>
+      </w:r>
+      <w:r>
+        <w:rPr>
+          <w:rFonts w:ascii="Book Antiqua" w:hAnsi="Book Antiqua" w:cs="Times New Roman"/>
+          <w:color w:val="000000" w:themeColor="text1"/>
+        </w:rPr>
+        <w:t xml:space="preserve"> O CONTRATADO fica autorizado a coletar e a realizar o tratamento dos seguintes dados pessoais do Titular e do Beneficiário: Nome completo; Data de nascimento; Número e imagem da Carteira de Identidade (RG); Número e imagem do Cadastro de Pessoas Físicas (CPF); Número e imagem da Carteira Nacional de Habilitação (CNH); Estado civil; Nível de instrução ou escolaridade; Endereço completo; Números de telefone, WhatsApp e endereços de e-mail.</w:t>
+      </w:r>
+    </w:p>
+    <w:p>
+      <w:pPr>
+        <w:pStyle w:val="SemEspaamento"/>
+        <w:spacing w:line="276" w:lineRule="auto"/>
+        <w:jc w:val="both"/>
+        <w:rPr>
+          <w:rFonts w:ascii="Book Antiqua" w:hAnsi="Book Antiqua" w:cs="Times New Roman"/>
+          <w:color w:val="000000" w:themeColor="text1"/>
+        </w:rPr>
+      </w:pPr>
+      <w:r>
+        <w:rPr>
+          <w:rFonts w:ascii="Book Antiqua" w:hAnsi="Book Antiqua" w:cs="Times New Roman"/>
+          <w:color w:val="000000" w:themeColor="text1"/>
+        </w:rPr>
+        <w:t xml:space="preserve"> </w:t>
+      </w:r>
+    </w:p>
+    <w:p>
+      <w:pPr>
+        <w:pStyle w:val="SemEspaamento"/>
+        <w:spacing w:line="276" w:lineRule="auto"/>
+        <w:jc w:val="both"/>
+        <w:rPr>
+          <w:rFonts w:ascii="Book Antiqua" w:hAnsi="Book Antiqua" w:cs="Times New Roman"/>
+          <w:color w:val="000000" w:themeColor="text1"/>
+        </w:rPr>
+      </w:pPr>
+      <w:r>
+        <w:rPr>
+          <w:rFonts w:ascii="Book Antiqua" w:hAnsi="Book Antiqua" w:cs="Times New Roman"/>
+          <w:b/>
+          <w:bCs/>
+          <w:color w:val="000000" w:themeColor="text1"/>
+        </w:rPr>
+        <w:t>Parágrafo Terceiro:</w:t>
+      </w:r>
+      <w:r>
+        <w:rPr>
+          <w:rFonts w:ascii="Book Antiqua" w:hAnsi="Book Antiqua" w:cs="Times New Roman"/>
+          <w:color w:val="000000" w:themeColor="text1"/>
+        </w:rPr>
+        <w:t xml:space="preserve"> Os dados serão mantidos e armazenados pela CONTRATADA</w:t>
+      </w:r>
+      <w:r>
+        <w:rPr>
+          <w:rFonts w:ascii="Book Antiqua" w:hAnsi="Book Antiqua" w:cs="Times New Roman"/>
+          <w:color w:val="000000" w:themeColor="text1"/>
+        </w:rPr>
+        <w:t xml:space="preserve">, </w:t>
+      </w:r>
+      <w:r>
+        <w:rPr>
+          <w:rFonts w:ascii="Book Antiqua" w:hAnsi="Book Antiqua" w:cs="Times New Roman"/>
+          <w:color w:val="000000" w:themeColor="text1"/>
+        </w:rPr>
+        <w:t>preservando os direitos fundamentais de liberdade, intimidade e privacidade do CONTRATANTE e</w:t>
+      </w:r>
+      <w:r>
+        <w:rPr>
+          <w:rFonts w:ascii="Book Antiqua" w:hAnsi="Book Antiqua" w:cs="Times New Roman"/>
+          <w:color w:val="000000" w:themeColor="text1"/>
+        </w:rPr>
+        <w:t xml:space="preserve"> do (a) COMPRADOR(A)</w:t>
+      </w:r>
+      <w:r>
+        <w:rPr>
+          <w:rFonts w:ascii="Book Antiqua" w:hAnsi="Book Antiqua" w:cs="Times New Roman"/>
           <w:color w:val="000000" w:themeColor="text1"/>
         </w:rPr>
         <w:t>.</w:t>
@@ -4941,95 +6827,109 @@
         <w:jc w:val="both"/>
         <w:rPr>
           <w:rFonts w:ascii="Book Antiqua" w:hAnsi="Book Antiqua" w:cs="Times New Roman"/>
-          <w:bCs/>
-          <w:color w:val="000000" w:themeColor="text1"/>
-        </w:rPr>
-      </w:pPr>
-    </w:p>
-    <w:p>
-      <w:pPr>
-        <w:pStyle w:val="SemEspaamento"/>
-        <w:spacing w:line="276" w:lineRule="auto"/>
-        <w:jc w:val="both"/>
-        <w:rPr>
-          <w:rFonts w:ascii="Book Antiqua" w:hAnsi="Book Antiqua" w:cs="Times New Roman"/>
-          <w:bCs/>
-          <w:color w:val="000000" w:themeColor="text1"/>
-        </w:rPr>
-      </w:pPr>
-      <w:r>
-        <w:rPr>
-          <w:rFonts w:ascii="Book Antiqua" w:hAnsi="Book Antiqua" w:cs="Times New Roman"/>
-          <w:b/>
-          <w:color w:val="000000" w:themeColor="text1"/>
-        </w:rPr>
-        <w:t xml:space="preserve">Parágrafo Quarto: </w:t>
-      </w:r>
-      <w:r>
-        <w:rPr>
-          <w:rFonts w:ascii="Book Antiqua" w:hAnsi="Book Antiqua" w:cs="Times New Roman"/>
-          <w:bCs/>
-          <w:color w:val="000000" w:themeColor="text1"/>
-        </w:rPr>
-        <w:t>Fornecer ao COMPRADOR(A) os meios de comunicação e canais de contato para fins de esclarecimentos de dúvidas</w:t>
-      </w:r>
-      <w:r>
-        <w:rPr>
-          <w:rFonts w:ascii="Book Antiqua" w:hAnsi="Book Antiqua" w:cs="Times New Roman"/>
-          <w:bCs/>
-          <w:color w:val="000000" w:themeColor="text1"/>
-        </w:rPr>
-        <w:t>, notificações e reclamações, providenciando as respostas em tempo hábil.</w:t>
-      </w:r>
-    </w:p>
-    <w:p>
-      <w:pPr>
-        <w:pStyle w:val="SemEspaamento"/>
-        <w:spacing w:line="276" w:lineRule="auto"/>
-        <w:jc w:val="both"/>
-        <w:rPr>
-          <w:rFonts w:ascii="Book Antiqua" w:hAnsi="Book Antiqua" w:cs="Times New Roman"/>
-          <w:bCs/>
-          <w:color w:val="000000" w:themeColor="text1"/>
-        </w:rPr>
-      </w:pPr>
-    </w:p>
-    <w:p>
-      <w:pPr>
-        <w:pStyle w:val="SemEspaamento"/>
-        <w:spacing w:line="276" w:lineRule="auto"/>
-        <w:jc w:val="both"/>
-        <w:rPr>
-          <w:rFonts w:ascii="Book Antiqua" w:hAnsi="Book Antiqua" w:cs="Times New Roman"/>
-          <w:bCs/>
-          <w:color w:val="000000" w:themeColor="text1"/>
-        </w:rPr>
-      </w:pPr>
-      <w:r>
-        <w:rPr>
-          <w:rFonts w:ascii="Book Antiqua" w:hAnsi="Book Antiqua" w:cs="Times New Roman"/>
-          <w:b/>
-          <w:color w:val="000000" w:themeColor="text1"/>
-        </w:rPr>
-        <w:t>Parágrafo Quinto:</w:t>
-      </w:r>
-      <w:r>
-        <w:rPr>
-          <w:rFonts w:ascii="Book Antiqua" w:hAnsi="Book Antiqua" w:cs="Times New Roman"/>
-          <w:bCs/>
-          <w:color w:val="000000" w:themeColor="text1"/>
-        </w:rPr>
-        <w:t xml:space="preserve"> Zelar pelo fiel comprimento do presente contrato e de todas as cláusulas e obrigações nele dispostas, em especial quanto aos prazos estabelecidos. </w:t>
-      </w:r>
-    </w:p>
-    <w:p>
-      <w:pPr>
-        <w:pStyle w:val="SemEspaamento"/>
-        <w:spacing w:line="276" w:lineRule="auto"/>
-        <w:jc w:val="both"/>
-        <w:rPr>
-          <w:rFonts w:ascii="Book Antiqua" w:hAnsi="Book Antiqua" w:cs="Times New Roman"/>
-          <w:bCs/>
+          <w:color w:val="000000" w:themeColor="text1"/>
+        </w:rPr>
+      </w:pPr>
+    </w:p>
+    <w:p>
+      <w:pPr>
+        <w:pStyle w:val="SemEspaamento"/>
+        <w:spacing w:line="276" w:lineRule="auto"/>
+        <w:jc w:val="both"/>
+        <w:rPr>
+          <w:rFonts w:ascii="Book Antiqua" w:hAnsi="Book Antiqua" w:cs="Times New Roman"/>
+          <w:color w:val="000000" w:themeColor="text1"/>
+        </w:rPr>
+      </w:pPr>
+      <w:r>
+        <w:rPr>
+          <w:rFonts w:ascii="Book Antiqua" w:hAnsi="Book Antiqua" w:cs="Times New Roman"/>
+          <w:b/>
+          <w:bCs/>
+          <w:color w:val="000000" w:themeColor="text1"/>
+        </w:rPr>
+        <w:t xml:space="preserve">Parágrafo </w:t>
+      </w:r>
+      <w:r>
+        <w:rPr>
+          <w:rFonts w:ascii="Book Antiqua" w:hAnsi="Book Antiqua" w:cs="Times New Roman"/>
+          <w:b/>
+          <w:bCs/>
+          <w:color w:val="000000" w:themeColor="text1"/>
+        </w:rPr>
+        <w:t>Quarto</w:t>
+      </w:r>
+      <w:r>
+        <w:rPr>
+          <w:rFonts w:ascii="Book Antiqua" w:hAnsi="Book Antiqua" w:cs="Times New Roman"/>
+          <w:b/>
+          <w:bCs/>
+          <w:color w:val="000000" w:themeColor="text1"/>
+        </w:rPr>
+        <w:t>:</w:t>
+      </w:r>
+      <w:r>
+        <w:rPr>
+          <w:rFonts w:ascii="Book Antiqua" w:hAnsi="Book Antiqua" w:cs="Times New Roman"/>
+          <w:color w:val="000000" w:themeColor="text1"/>
+        </w:rPr>
+        <w:t xml:space="preserve"> O Controlador fica autorizado a compartilhar os dados pessoais do Titular com outros agentes de tratamento de dados, observados os princípios e as garantias estabelecidas pela Lei nº 13.709/2018 e 13.853/2019.</w:t>
+      </w:r>
+    </w:p>
+    <w:p>
+      <w:pPr>
+        <w:pStyle w:val="SemEspaamento"/>
+        <w:spacing w:line="276" w:lineRule="auto"/>
+        <w:jc w:val="both"/>
+        <w:rPr>
+          <w:rFonts w:ascii="Book Antiqua" w:hAnsi="Book Antiqua" w:cs="Times New Roman"/>
+          <w:color w:val="000000" w:themeColor="text1"/>
+        </w:rPr>
+      </w:pPr>
+    </w:p>
+    <w:p>
+      <w:pPr>
+        <w:pStyle w:val="SemEspaamento"/>
+        <w:spacing w:line="276" w:lineRule="auto"/>
+        <w:jc w:val="both"/>
+        <w:rPr>
+          <w:rFonts w:ascii="Book Antiqua" w:hAnsi="Book Antiqua" w:cs="Times New Roman"/>
+          <w:color w:val="000000" w:themeColor="text1"/>
+        </w:rPr>
+      </w:pPr>
+      <w:r>
+        <w:rPr>
+          <w:rFonts w:ascii="Book Antiqua" w:hAnsi="Book Antiqua" w:cs="Times New Roman"/>
+          <w:b/>
+          <w:bCs/>
+          <w:color w:val="000000" w:themeColor="text1"/>
+        </w:rPr>
+        <w:t xml:space="preserve">Parágrafo </w:t>
+      </w:r>
+      <w:r>
+        <w:rPr>
+          <w:rFonts w:ascii="Book Antiqua" w:hAnsi="Book Antiqua" w:cs="Times New Roman"/>
+          <w:b/>
+          <w:bCs/>
+          <w:color w:val="000000" w:themeColor="text1"/>
+        </w:rPr>
+        <w:t>Quinto:</w:t>
+      </w:r>
+      <w:r>
+        <w:rPr>
+          <w:rFonts w:ascii="Book Antiqua" w:hAnsi="Book Antiqua" w:cs="Times New Roman"/>
+          <w:color w:val="000000" w:themeColor="text1"/>
+        </w:rPr>
+        <w:t xml:space="preserve"> Em observância a Lei n. 13.709/2018-LGPD, a CONTRATANTE autoriza a CONTRATADA a efetuar o tratamento, comunicação e compartilhamento de seus dados pessoais e pessoais sensíveis assim como do respectivo beneficiário, com outros controladores, de forma Livre, Clara e inequívoca, atendendo a todos os procedimentos legais.</w:t>
+      </w:r>
+    </w:p>
+    <w:p>
+      <w:pPr>
+        <w:pStyle w:val="SemEspaamento"/>
+        <w:spacing w:line="276" w:lineRule="auto"/>
+        <w:jc w:val="both"/>
+        <w:rPr>
+          <w:rFonts w:ascii="Book Antiqua" w:hAnsi="Book Antiqua" w:cs="Times New Roman"/>
           <w:color w:val="000000" w:themeColor="text1"/>
         </w:rPr>
       </w:pPr>
@@ -5053,1936 +6953,102 @@
           <w:color w:val="000000" w:themeColor="text1"/>
           <w:u w:val="single"/>
         </w:rPr>
-        <w:t>VI – DAS OBRIGAÇÕES DA COMPRADORA</w:t>
-      </w:r>
-    </w:p>
-    <w:p>
-      <w:pPr>
-        <w:pStyle w:val="SemEspaamento"/>
-        <w:spacing w:line="276" w:lineRule="auto"/>
-        <w:jc w:val="both"/>
-        <w:rPr>
-          <w:rFonts w:ascii="Book Antiqua" w:hAnsi="Book Antiqua" w:cs="Times New Roman"/>
-          <w:bCs/>
-          <w:color w:val="000000" w:themeColor="text1"/>
-        </w:rPr>
-      </w:pPr>
-      <w:r>
-        <w:rPr>
-          <w:rFonts w:ascii="Book Antiqua" w:hAnsi="Book Antiqua" w:cs="Times New Roman"/>
-          <w:b/>
-          <w:color w:val="000000" w:themeColor="text1"/>
-        </w:rPr>
-        <w:t xml:space="preserve">CLÁUSULA DÉCIMA SEXTA: </w:t>
-      </w:r>
-      <w:r>
-        <w:rPr>
-          <w:rFonts w:ascii="Book Antiqua" w:hAnsi="Book Antiqua" w:cs="Times New Roman"/>
-          <w:bCs/>
-          <w:color w:val="000000" w:themeColor="text1"/>
-        </w:rPr>
-        <w:t>São obrigações do COMPRADOR(A):</w:t>
-      </w:r>
-    </w:p>
-    <w:p>
-      <w:pPr>
-        <w:pStyle w:val="SemEspaamento"/>
-        <w:spacing w:line="276" w:lineRule="auto"/>
-        <w:jc w:val="both"/>
-        <w:rPr>
-          <w:rFonts w:ascii="Book Antiqua" w:hAnsi="Book Antiqua" w:cs="Times New Roman"/>
-          <w:b/>
-          <w:color w:val="000000" w:themeColor="text1"/>
-        </w:rPr>
-      </w:pPr>
-    </w:p>
-    <w:p>
-      <w:pPr>
-        <w:pStyle w:val="SemEspaamento"/>
-        <w:spacing w:line="276" w:lineRule="auto"/>
-        <w:jc w:val="both"/>
-        <w:rPr>
-          <w:rFonts w:ascii="Book Antiqua" w:hAnsi="Book Antiqua" w:cs="Times New Roman"/>
-          <w:b/>
-          <w:color w:val="000000" w:themeColor="text1"/>
-        </w:rPr>
-      </w:pPr>
-      <w:r>
-        <w:rPr>
-          <w:rFonts w:ascii="Book Antiqua" w:hAnsi="Book Antiqua" w:cs="Times New Roman"/>
-          <w:b/>
+        <w:t>X</w:t>
+      </w:r>
+      <w:r>
+        <w:rPr>
+          <w:rFonts w:ascii="Book Antiqua" w:hAnsi="Book Antiqua" w:cs="Times New Roman"/>
+          <w:b/>
+          <w:color w:val="000000" w:themeColor="text1"/>
+          <w:u w:val="single"/>
+        </w:rPr>
+        <w:t>- DA AUTORIZAÇÃO DE USO DE IMAGEM E DADOS</w:t>
+      </w:r>
+    </w:p>
+    <w:p>
+      <w:pPr>
+        <w:pStyle w:val="SemEspaamento"/>
+        <w:spacing w:line="276" w:lineRule="auto"/>
+        <w:jc w:val="both"/>
+        <w:rPr>
+          <w:rFonts w:ascii="Book Antiqua" w:hAnsi="Book Antiqua" w:cs="Times New Roman"/>
+          <w:color w:val="000000" w:themeColor="text1"/>
+        </w:rPr>
+      </w:pPr>
+      <w:r>
+        <w:rPr>
+          <w:rFonts w:ascii="Book Antiqua" w:hAnsi="Book Antiqua" w:cs="Times New Roman"/>
+          <w:b/>
+          <w:bCs/>
+          <w:color w:val="000000" w:themeColor="text1"/>
+        </w:rPr>
+        <w:t>CLÁUSULA VIGÉSIMA</w:t>
+      </w:r>
+      <w:r>
+        <w:rPr>
+          <w:rFonts w:ascii="Book Antiqua" w:hAnsi="Book Antiqua" w:cs="Times New Roman"/>
+          <w:b/>
+          <w:bCs/>
+          <w:color w:val="000000" w:themeColor="text1"/>
+        </w:rPr>
+        <w:t xml:space="preserve"> QUINTA</w:t>
+      </w:r>
+      <w:r>
+        <w:rPr>
+          <w:rFonts w:ascii="Book Antiqua" w:hAnsi="Book Antiqua" w:cs="Times New Roman"/>
+          <w:color w:val="000000" w:themeColor="text1"/>
+        </w:rPr>
+        <w:t>: O</w:t>
+      </w:r>
+      <w:r>
+        <w:rPr>
+          <w:rFonts w:ascii="Book Antiqua" w:hAnsi="Book Antiqua" w:cs="Times New Roman"/>
+          <w:color w:val="000000" w:themeColor="text1"/>
+        </w:rPr>
+        <w:t>(A)</w:t>
+      </w:r>
+      <w:r>
+        <w:rPr>
+          <w:rFonts w:ascii="Book Antiqua" w:hAnsi="Book Antiqua" w:cs="Times New Roman"/>
+          <w:color w:val="000000" w:themeColor="text1"/>
+        </w:rPr>
+        <w:t xml:space="preserve"> </w:t>
+      </w:r>
+      <w:r>
+        <w:rPr>
+          <w:rFonts w:ascii="Book Antiqua" w:hAnsi="Book Antiqua" w:cs="Times New Roman"/>
+          <w:color w:val="000000" w:themeColor="text1"/>
+        </w:rPr>
+        <w:t xml:space="preserve">COMPRADOR(A) </w:t>
+      </w:r>
+      <w:r>
+        <w:rPr>
+          <w:rFonts w:ascii="Book Antiqua" w:hAnsi="Book Antiqua" w:cs="Times New Roman"/>
+          <w:color w:val="000000" w:themeColor="text1"/>
+        </w:rPr>
+        <w:t xml:space="preserve">cede, gratuitamente, o direito de imagem </w:t>
+      </w:r>
+      <w:r>
+        <w:rPr>
+          <w:rFonts w:ascii="Book Antiqua" w:hAnsi="Book Antiqua" w:cs="Times New Roman"/>
+          <w:color w:val="000000" w:themeColor="text1"/>
+        </w:rPr>
+        <w:t>do local da montagem do brinquedo</w:t>
+      </w:r>
+      <w:r>
+        <w:rPr>
+          <w:rFonts w:ascii="Book Antiqua" w:hAnsi="Book Antiqua" w:cs="Times New Roman"/>
+          <w:color w:val="000000" w:themeColor="text1"/>
+        </w:rPr>
+        <w:t xml:space="preserve">, para figurar, coletivamente e (ou) individualmente, em campanhas institucionais ou publicitárias da CONTRATADA, tais como site, TV, jornais, revista, </w:t>
+      </w:r>
+      <w:r>
+        <w:rPr>
+          <w:rFonts w:ascii="Book Antiqua" w:hAnsi="Book Antiqua" w:cs="Times New Roman"/>
           <w:color w:val="000000" w:themeColor="text1"/>
         </w:rPr>
         <w:lastRenderedPageBreak/>
-        <w:t>Parágrafo Primeiro:</w:t>
-      </w:r>
-      <w:r>
-        <w:rPr>
-          <w:rFonts w:ascii="Book Antiqua" w:hAnsi="Book Antiqua" w:cs="Times New Roman"/>
-          <w:b/>
-          <w:color w:val="000000" w:themeColor="text1"/>
-        </w:rPr>
-        <w:t xml:space="preserve"> </w:t>
-      </w:r>
-      <w:r>
-        <w:rPr>
-          <w:rFonts w:ascii="Book Antiqua" w:hAnsi="Book Antiqua" w:cs="Times New Roman"/>
-          <w:bCs/>
-          <w:color w:val="000000" w:themeColor="text1"/>
-        </w:rPr>
-        <w:t>Efetuar o pagamento dos valores descritos neste contrato nas datas e condições acima dispostos.</w:t>
-      </w:r>
-      <w:r>
-        <w:rPr>
-          <w:rFonts w:ascii="Book Antiqua" w:hAnsi="Book Antiqua" w:cs="Times New Roman"/>
-          <w:b/>
-          <w:color w:val="000000" w:themeColor="text1"/>
-        </w:rPr>
-        <w:t xml:space="preserve"> </w:t>
-      </w:r>
-    </w:p>
-    <w:p>
-      <w:pPr>
-        <w:pStyle w:val="SemEspaamento"/>
-        <w:spacing w:line="276" w:lineRule="auto"/>
-        <w:jc w:val="both"/>
-        <w:rPr>
-          <w:rFonts w:ascii="Book Antiqua" w:hAnsi="Book Antiqua" w:cs="Times New Roman"/>
-          <w:bCs/>
-          <w:color w:val="000000" w:themeColor="text1"/>
-        </w:rPr>
-      </w:pPr>
-    </w:p>
-    <w:p>
-      <w:pPr>
-        <w:pStyle w:val="SemEspaamento"/>
-        <w:spacing w:line="276" w:lineRule="auto"/>
-        <w:jc w:val="both"/>
-        <w:rPr>
-          <w:rFonts w:ascii="Book Antiqua" w:hAnsi="Book Antiqua" w:cs="Times New Roman"/>
-          <w:bCs/>
-          <w:color w:val="000000" w:themeColor="text1"/>
-        </w:rPr>
-      </w:pPr>
-      <w:r>
-        <w:rPr>
-          <w:rFonts w:ascii="Book Antiqua" w:hAnsi="Book Antiqua" w:cs="Times New Roman"/>
-          <w:b/>
-          <w:color w:val="000000" w:themeColor="text1"/>
-        </w:rPr>
-        <w:t>Parágrafo Segundo:</w:t>
-      </w:r>
-      <w:r>
-        <w:rPr>
-          <w:rFonts w:ascii="Book Antiqua" w:hAnsi="Book Antiqua" w:cs="Times New Roman"/>
-          <w:bCs/>
-          <w:color w:val="000000" w:themeColor="text1"/>
-        </w:rPr>
-        <w:t xml:space="preserve"> </w:t>
-      </w:r>
-      <w:r>
-        <w:rPr>
-          <w:rFonts w:ascii="Book Antiqua" w:hAnsi="Book Antiqua" w:cs="Times New Roman"/>
-          <w:bCs/>
-          <w:color w:val="000000" w:themeColor="text1"/>
-        </w:rPr>
-        <w:t xml:space="preserve">Assinar o projeto em para o </w:t>
-      </w:r>
-      <w:proofErr w:type="gramStart"/>
-      <w:r>
-        <w:rPr>
-          <w:rFonts w:ascii="Book Antiqua" w:hAnsi="Book Antiqua" w:cs="Times New Roman"/>
-          <w:bCs/>
-          <w:color w:val="000000" w:themeColor="text1"/>
-        </w:rPr>
-        <w:t>VENDEDORA(</w:t>
-      </w:r>
-      <w:proofErr w:type="gramEnd"/>
-      <w:r>
-        <w:rPr>
-          <w:rFonts w:ascii="Book Antiqua" w:hAnsi="Book Antiqua" w:cs="Times New Roman"/>
-          <w:bCs/>
-          <w:color w:val="000000" w:themeColor="text1"/>
-        </w:rPr>
-        <w:t xml:space="preserve">A) com a aprovação final do produto adquirido e discriminado com a metragem e o material utilizado na fabricação do mesmo, comprometendo-se em recebe-lo quando cumpridas as especificações nele contidas. </w:t>
-      </w:r>
-    </w:p>
-    <w:p>
-      <w:pPr>
-        <w:pStyle w:val="SemEspaamento"/>
-        <w:spacing w:line="276" w:lineRule="auto"/>
-        <w:jc w:val="both"/>
-        <w:rPr>
-          <w:rFonts w:ascii="Book Antiqua" w:hAnsi="Book Antiqua" w:cs="Times New Roman"/>
-          <w:bCs/>
-          <w:color w:val="000000" w:themeColor="text1"/>
-        </w:rPr>
-      </w:pPr>
-    </w:p>
-    <w:p>
-      <w:pPr>
-        <w:pStyle w:val="SemEspaamento"/>
-        <w:spacing w:line="276" w:lineRule="auto"/>
-        <w:jc w:val="both"/>
-        <w:rPr>
-          <w:rFonts w:ascii="Book Antiqua" w:hAnsi="Book Antiqua" w:cs="Times New Roman"/>
-          <w:bCs/>
-          <w:color w:val="000000" w:themeColor="text1"/>
-        </w:rPr>
-      </w:pPr>
-      <w:r>
-        <w:rPr>
-          <w:rFonts w:ascii="Book Antiqua" w:hAnsi="Book Antiqua" w:cs="Times New Roman"/>
-          <w:b/>
-          <w:color w:val="000000" w:themeColor="text1"/>
-        </w:rPr>
-        <w:t>Parágrafo Terceiro:</w:t>
-      </w:r>
-      <w:r>
-        <w:rPr>
-          <w:rFonts w:ascii="Book Antiqua" w:hAnsi="Book Antiqua" w:cs="Times New Roman"/>
-          <w:bCs/>
-          <w:color w:val="000000" w:themeColor="text1"/>
-        </w:rPr>
-        <w:t xml:space="preserve"> </w:t>
-      </w:r>
-      <w:r>
-        <w:rPr>
-          <w:rFonts w:ascii="Book Antiqua" w:hAnsi="Book Antiqua" w:cs="Times New Roman"/>
-          <w:bCs/>
-          <w:color w:val="000000" w:themeColor="text1"/>
-        </w:rPr>
-        <w:t>Zelar para que os bens sejam recebidos no local escolhido pelas partes em conformidade com o que prevê este Contrato e o projeto escolhido e assinado no ato da compra, bem como para que o referido local esteja apto à montagem nos termos anteriormente dispostos.</w:t>
-      </w:r>
-    </w:p>
-    <w:p>
-      <w:pPr>
-        <w:pStyle w:val="SemEspaamento"/>
-        <w:spacing w:line="276" w:lineRule="auto"/>
-        <w:jc w:val="both"/>
-        <w:rPr>
-          <w:rFonts w:ascii="Book Antiqua" w:hAnsi="Book Antiqua" w:cs="Times New Roman"/>
-          <w:b/>
-          <w:color w:val="000000" w:themeColor="text1"/>
-        </w:rPr>
-      </w:pPr>
-    </w:p>
-    <w:p>
-      <w:pPr>
-        <w:pStyle w:val="SemEspaamento"/>
-        <w:spacing w:line="276" w:lineRule="auto"/>
-        <w:jc w:val="both"/>
-        <w:rPr>
-          <w:rFonts w:ascii="Book Antiqua" w:hAnsi="Book Antiqua" w:cs="Times New Roman"/>
-          <w:bCs/>
-          <w:color w:val="000000" w:themeColor="text1"/>
-        </w:rPr>
-      </w:pPr>
-      <w:r>
-        <w:rPr>
-          <w:rFonts w:ascii="Book Antiqua" w:hAnsi="Book Antiqua" w:cs="Times New Roman"/>
-          <w:b/>
-          <w:color w:val="000000" w:themeColor="text1"/>
-        </w:rPr>
-        <w:t xml:space="preserve">Parágrafo Quarto: </w:t>
-      </w:r>
-      <w:r>
-        <w:rPr>
-          <w:rFonts w:ascii="Book Antiqua" w:hAnsi="Book Antiqua" w:cs="Times New Roman"/>
-          <w:bCs/>
-          <w:color w:val="000000" w:themeColor="text1"/>
-        </w:rPr>
-        <w:t xml:space="preserve">Proceder à liberação dos acessos e meios para a montagem solicitados previamente pela VENDEDORA, tais como </w:t>
-      </w:r>
-      <w:r>
-        <w:rPr>
-          <w:rFonts w:ascii="Book Antiqua" w:hAnsi="Book Antiqua" w:cs="Times New Roman"/>
-          <w:color w:val="000000" w:themeColor="text1"/>
-        </w:rPr>
-        <w:t>fornecimento de energia, cabeamento, extensões elétricas e etc</w:t>
-      </w:r>
-      <w:r>
-        <w:rPr>
-          <w:rFonts w:ascii="Book Antiqua" w:hAnsi="Book Antiqua" w:cs="Times New Roman"/>
-          <w:bCs/>
-          <w:color w:val="000000" w:themeColor="text1"/>
-        </w:rPr>
-        <w:t>.</w:t>
-      </w:r>
-    </w:p>
-    <w:p>
-      <w:pPr>
-        <w:pStyle w:val="SemEspaamento"/>
-        <w:spacing w:line="276" w:lineRule="auto"/>
-        <w:jc w:val="both"/>
-        <w:rPr>
-          <w:rFonts w:ascii="Book Antiqua" w:hAnsi="Book Antiqua" w:cs="Times New Roman"/>
-          <w:b/>
-          <w:color w:val="000000" w:themeColor="text1"/>
-        </w:rPr>
-      </w:pPr>
-    </w:p>
-    <w:p>
-      <w:pPr>
-        <w:pStyle w:val="SemEspaamento"/>
-        <w:spacing w:line="276" w:lineRule="auto"/>
-        <w:jc w:val="both"/>
-        <w:rPr>
-          <w:rFonts w:ascii="Book Antiqua" w:hAnsi="Book Antiqua" w:cs="Times New Roman"/>
-          <w:bCs/>
-          <w:color w:val="000000" w:themeColor="text1"/>
-        </w:rPr>
-      </w:pPr>
-      <w:r>
-        <w:rPr>
-          <w:rFonts w:ascii="Book Antiqua" w:hAnsi="Book Antiqua" w:cs="Times New Roman"/>
-          <w:b/>
-          <w:color w:val="000000" w:themeColor="text1"/>
-        </w:rPr>
-        <w:t xml:space="preserve">Parágrafo Quinto: </w:t>
-      </w:r>
-      <w:r>
-        <w:rPr>
-          <w:rFonts w:ascii="Book Antiqua" w:hAnsi="Book Antiqua" w:cs="Times New Roman"/>
-          <w:bCs/>
-          <w:color w:val="000000" w:themeColor="text1"/>
-        </w:rPr>
-        <w:t>Fornecer à VENDEDORA</w:t>
-      </w:r>
-      <w:r>
-        <w:rPr>
-          <w:rFonts w:ascii="Book Antiqua" w:hAnsi="Book Antiqua" w:cs="Times New Roman"/>
-          <w:bCs/>
-          <w:color w:val="000000" w:themeColor="text1"/>
-        </w:rPr>
-        <w:t xml:space="preserve"> </w:t>
-      </w:r>
-      <w:r>
-        <w:rPr>
-          <w:rFonts w:ascii="Book Antiqua" w:hAnsi="Book Antiqua" w:cs="Times New Roman"/>
-          <w:bCs/>
-          <w:color w:val="000000" w:themeColor="text1"/>
-        </w:rPr>
-        <w:t>os meios de comunicação e canais de contato para fins de esclarecimentos de dúvidas, notificações e reclamações, providenciando as respostas em tempo hábil.</w:t>
-      </w:r>
-    </w:p>
-    <w:p>
-      <w:pPr>
-        <w:pStyle w:val="SemEspaamento"/>
-        <w:spacing w:line="276" w:lineRule="auto"/>
-        <w:jc w:val="both"/>
-        <w:rPr>
-          <w:rFonts w:ascii="Book Antiqua" w:hAnsi="Book Antiqua" w:cs="Times New Roman"/>
-          <w:bCs/>
-          <w:color w:val="000000" w:themeColor="text1"/>
-        </w:rPr>
-      </w:pPr>
-    </w:p>
-    <w:p>
-      <w:pPr>
-        <w:pStyle w:val="SemEspaamento"/>
-        <w:spacing w:line="276" w:lineRule="auto"/>
-        <w:jc w:val="both"/>
-        <w:rPr>
-          <w:rFonts w:ascii="Book Antiqua" w:hAnsi="Book Antiqua" w:cs="Times New Roman"/>
-          <w:bCs/>
-          <w:color w:val="000000" w:themeColor="text1"/>
-        </w:rPr>
-      </w:pPr>
-      <w:r>
-        <w:rPr>
-          <w:rFonts w:ascii="Book Antiqua" w:hAnsi="Book Antiqua" w:cs="Times New Roman"/>
-          <w:b/>
-          <w:color w:val="000000" w:themeColor="text1"/>
-        </w:rPr>
-        <w:t xml:space="preserve">Parágrafo </w:t>
-      </w:r>
-      <w:r>
-        <w:rPr>
-          <w:rFonts w:ascii="Book Antiqua" w:hAnsi="Book Antiqua" w:cs="Times New Roman"/>
-          <w:b/>
-          <w:color w:val="000000" w:themeColor="text1"/>
-        </w:rPr>
-        <w:t>Sexto</w:t>
-      </w:r>
-      <w:r>
-        <w:rPr>
-          <w:rFonts w:ascii="Book Antiqua" w:hAnsi="Book Antiqua" w:cs="Times New Roman"/>
-          <w:b/>
-          <w:color w:val="000000" w:themeColor="text1"/>
-        </w:rPr>
-        <w:t>:</w:t>
-      </w:r>
-      <w:r>
-        <w:rPr>
-          <w:rFonts w:ascii="Book Antiqua" w:hAnsi="Book Antiqua" w:cs="Times New Roman"/>
-          <w:bCs/>
-          <w:color w:val="000000" w:themeColor="text1"/>
-        </w:rPr>
-        <w:t xml:space="preserve"> </w:t>
-      </w:r>
-      <w:r>
-        <w:rPr>
-          <w:rFonts w:ascii="Book Antiqua" w:hAnsi="Book Antiqua" w:cs="Times New Roman"/>
-          <w:bCs/>
-          <w:color w:val="000000" w:themeColor="text1"/>
-        </w:rPr>
-        <w:t>Fornecer à VENDEDORA previamente todas informações referentes aos regimentos internos, acessos das vias, horários de montagem, quantitativo de pessoal autorizado ou quaisquer outras informações que seja</w:t>
-      </w:r>
-      <w:r>
-        <w:rPr>
-          <w:rFonts w:ascii="Book Antiqua" w:hAnsi="Book Antiqua" w:cs="Times New Roman"/>
-          <w:bCs/>
-          <w:color w:val="000000" w:themeColor="text1"/>
-        </w:rPr>
-        <w:t>m</w:t>
-      </w:r>
-      <w:r>
-        <w:rPr>
-          <w:rFonts w:ascii="Book Antiqua" w:hAnsi="Book Antiqua" w:cs="Times New Roman"/>
-          <w:bCs/>
-          <w:color w:val="000000" w:themeColor="text1"/>
-        </w:rPr>
-        <w:t xml:space="preserve"> úteis para a melhor efetivação tanto da entrega quanto da instalação dos produtos adquiridos.   </w:t>
-      </w:r>
-    </w:p>
-    <w:p>
-      <w:pPr>
-        <w:pStyle w:val="SemEspaamento"/>
-        <w:spacing w:line="276" w:lineRule="auto"/>
-        <w:jc w:val="both"/>
-        <w:rPr>
-          <w:rFonts w:ascii="Book Antiqua" w:hAnsi="Book Antiqua" w:cs="Times New Roman"/>
-          <w:bCs/>
-          <w:color w:val="000000" w:themeColor="text1"/>
-        </w:rPr>
-      </w:pPr>
-    </w:p>
-    <w:p>
-      <w:pPr>
-        <w:pStyle w:val="SemEspaamento"/>
-        <w:spacing w:line="276" w:lineRule="auto"/>
-        <w:jc w:val="both"/>
-        <w:rPr>
-          <w:rFonts w:ascii="Book Antiqua" w:hAnsi="Book Antiqua" w:cs="Times New Roman"/>
-          <w:bCs/>
-          <w:color w:val="000000" w:themeColor="text1"/>
-        </w:rPr>
-      </w:pPr>
-      <w:r>
-        <w:rPr>
-          <w:rFonts w:ascii="Book Antiqua" w:hAnsi="Book Antiqua" w:cs="Times New Roman"/>
-          <w:b/>
-          <w:color w:val="000000" w:themeColor="text1"/>
-        </w:rPr>
-        <w:t xml:space="preserve">Parágrafo Sétimo: </w:t>
-      </w:r>
-      <w:r>
-        <w:rPr>
-          <w:rFonts w:ascii="Book Antiqua" w:hAnsi="Book Antiqua" w:cs="Times New Roman"/>
-          <w:bCs/>
-          <w:color w:val="000000" w:themeColor="text1"/>
-        </w:rPr>
-        <w:t>Zelar pelo fiel comprimento do presente contrato e de todas as cláusulas e obrigações nele dispostas, em especial quanto</w:t>
-      </w:r>
-      <w:r>
-        <w:rPr>
-          <w:rFonts w:ascii="Book Antiqua" w:hAnsi="Book Antiqua" w:cs="Times New Roman"/>
-          <w:bCs/>
-          <w:color w:val="000000" w:themeColor="text1"/>
-        </w:rPr>
-        <w:t xml:space="preserve"> à veracidade das informações prestadas</w:t>
-      </w:r>
-      <w:r>
-        <w:rPr>
-          <w:rFonts w:ascii="Book Antiqua" w:hAnsi="Book Antiqua" w:cs="Times New Roman"/>
-          <w:bCs/>
-          <w:color w:val="000000" w:themeColor="text1"/>
-        </w:rPr>
-        <w:t>.</w:t>
-      </w:r>
-    </w:p>
-    <w:p>
-      <w:pPr>
-        <w:pStyle w:val="SemEspaamento"/>
-        <w:spacing w:line="276" w:lineRule="auto"/>
-        <w:jc w:val="both"/>
-        <w:rPr>
-          <w:rFonts w:ascii="Book Antiqua" w:hAnsi="Book Antiqua" w:cs="Times New Roman"/>
-          <w:bCs/>
-          <w:color w:val="000000" w:themeColor="text1"/>
-        </w:rPr>
-      </w:pPr>
-    </w:p>
-    <w:p>
-      <w:pPr>
-        <w:pStyle w:val="SemEspaamento"/>
-        <w:spacing w:line="276" w:lineRule="auto"/>
-        <w:jc w:val="both"/>
-        <w:rPr>
-          <w:rFonts w:ascii="Book Antiqua" w:hAnsi="Book Antiqua" w:cs="Times New Roman"/>
-          <w:b/>
-          <w:color w:val="000000" w:themeColor="text1"/>
-          <w:u w:val="single"/>
-        </w:rPr>
-      </w:pPr>
-      <w:r>
-        <w:rPr>
-          <w:rFonts w:ascii="Book Antiqua" w:hAnsi="Book Antiqua" w:cs="Times New Roman"/>
-          <w:b/>
-          <w:color w:val="000000" w:themeColor="text1"/>
-          <w:u w:val="single"/>
-        </w:rPr>
-        <w:t>VII – DA GARANTIA</w:t>
-      </w:r>
-    </w:p>
-    <w:p>
-      <w:pPr>
-        <w:pStyle w:val="SemEspaamento"/>
-        <w:spacing w:line="276" w:lineRule="auto"/>
-        <w:jc w:val="both"/>
-        <w:rPr>
-          <w:rFonts w:ascii="Book Antiqua" w:hAnsi="Book Antiqua" w:cs="Times New Roman"/>
-          <w:color w:val="000000" w:themeColor="text1"/>
-        </w:rPr>
-      </w:pPr>
-      <w:r>
-        <w:rPr>
-          <w:rFonts w:ascii="Book Antiqua" w:hAnsi="Book Antiqua" w:cs="Times New Roman"/>
-          <w:b/>
-          <w:color w:val="000000" w:themeColor="text1"/>
-        </w:rPr>
-        <w:t xml:space="preserve">CLÁUSULA DÉCIMA SÉTIMA: </w:t>
-      </w:r>
-      <w:r>
-        <w:rPr>
-          <w:rFonts w:ascii="Book Antiqua" w:hAnsi="Book Antiqua" w:cs="Times New Roman"/>
-          <w:color w:val="000000" w:themeColor="text1"/>
-        </w:rPr>
-        <w:t xml:space="preserve"> </w:t>
-      </w:r>
-      <w:r>
-        <w:rPr>
-          <w:rFonts w:ascii="Book Antiqua" w:hAnsi="Book Antiqua" w:cs="Times New Roman"/>
-          <w:color w:val="000000" w:themeColor="text1"/>
-        </w:rPr>
-        <w:t>O</w:t>
-      </w:r>
-      <w:r>
-        <w:rPr>
-          <w:rFonts w:ascii="Book Antiqua" w:hAnsi="Book Antiqua" w:cs="Times New Roman"/>
-          <w:color w:val="000000" w:themeColor="text1"/>
-        </w:rPr>
-        <w:t xml:space="preserve"> brinquedo objeto do presente contrato tem garantia de </w:t>
-      </w:r>
-      <w:r>
-        <w:rPr>
-          <w:rFonts w:ascii="Book Antiqua" w:hAnsi="Book Antiqua" w:cs="Times New Roman"/>
-          <w:color w:val="000000" w:themeColor="text1"/>
-        </w:rPr>
-        <w:t>06</w:t>
-      </w:r>
-      <w:r>
-        <w:rPr>
-          <w:rFonts w:ascii="Book Antiqua" w:hAnsi="Book Antiqua" w:cs="Times New Roman"/>
-          <w:color w:val="000000" w:themeColor="text1"/>
-        </w:rPr>
-        <w:t xml:space="preserve"> (</w:t>
-      </w:r>
-      <w:r>
-        <w:rPr>
-          <w:rFonts w:ascii="Book Antiqua" w:hAnsi="Book Antiqua" w:cs="Times New Roman"/>
-          <w:color w:val="000000" w:themeColor="text1"/>
-        </w:rPr>
-        <w:t>seis</w:t>
-      </w:r>
-      <w:r>
-        <w:rPr>
-          <w:rFonts w:ascii="Book Antiqua" w:hAnsi="Book Antiqua" w:cs="Times New Roman"/>
-          <w:color w:val="000000" w:themeColor="text1"/>
-        </w:rPr>
-        <w:t xml:space="preserve">) </w:t>
-      </w:r>
-      <w:r>
-        <w:rPr>
-          <w:rFonts w:ascii="Book Antiqua" w:hAnsi="Book Antiqua" w:cs="Times New Roman"/>
-          <w:color w:val="000000" w:themeColor="text1"/>
-        </w:rPr>
-        <w:t>meses a</w:t>
-      </w:r>
-      <w:r>
-        <w:rPr>
-          <w:rFonts w:ascii="Book Antiqua" w:hAnsi="Book Antiqua" w:cs="Times New Roman"/>
-          <w:color w:val="000000" w:themeColor="text1"/>
-        </w:rPr>
-        <w:t xml:space="preserve"> contra defeitos de fabricação, </w:t>
-      </w:r>
-      <w:r>
-        <w:rPr>
-          <w:rFonts w:ascii="Book Antiqua" w:hAnsi="Book Antiqua" w:cs="Times New Roman"/>
-          <w:color w:val="000000" w:themeColor="text1"/>
-        </w:rPr>
-        <w:t>contados da data da efetiva entrega ao (</w:t>
-      </w:r>
-      <w:proofErr w:type="gramStart"/>
-      <w:r>
-        <w:rPr>
-          <w:rFonts w:ascii="Book Antiqua" w:hAnsi="Book Antiqua" w:cs="Times New Roman"/>
-          <w:color w:val="000000" w:themeColor="text1"/>
-        </w:rPr>
-        <w:t>a)  COMPRADOR</w:t>
-      </w:r>
-      <w:proofErr w:type="gramEnd"/>
-      <w:r>
-        <w:rPr>
-          <w:rFonts w:ascii="Book Antiqua" w:hAnsi="Book Antiqua" w:cs="Times New Roman"/>
-          <w:color w:val="000000" w:themeColor="text1"/>
-        </w:rPr>
-        <w:t xml:space="preserve">(A), </w:t>
-      </w:r>
-      <w:r>
-        <w:rPr>
-          <w:rFonts w:ascii="Book Antiqua" w:hAnsi="Book Antiqua" w:cs="Times New Roman"/>
-          <w:color w:val="000000" w:themeColor="text1"/>
-        </w:rPr>
-        <w:t>observadas as condições estabelecidas no Termo de Garantia do Produto, que é parte integrante do presente instrumento.</w:t>
-      </w:r>
-    </w:p>
-    <w:p>
-      <w:pPr>
-        <w:pStyle w:val="SemEspaamento"/>
-        <w:spacing w:line="276" w:lineRule="auto"/>
-        <w:jc w:val="both"/>
-        <w:rPr>
-          <w:rFonts w:ascii="Book Antiqua" w:hAnsi="Book Antiqua" w:cs="Times New Roman"/>
-          <w:color w:val="000000" w:themeColor="text1"/>
-        </w:rPr>
-      </w:pPr>
-    </w:p>
-    <w:p>
-      <w:pPr>
-        <w:pStyle w:val="SemEspaamento"/>
-        <w:spacing w:line="276" w:lineRule="auto"/>
-        <w:jc w:val="both"/>
-        <w:rPr>
-          <w:rFonts w:ascii="Book Antiqua" w:hAnsi="Book Antiqua" w:cs="Times New Roman"/>
-          <w:color w:val="000000" w:themeColor="text1"/>
-        </w:rPr>
-      </w:pPr>
-      <w:r>
-        <w:rPr>
-          <w:rFonts w:ascii="Book Antiqua" w:hAnsi="Book Antiqua" w:cs="Times New Roman"/>
-          <w:b/>
-          <w:color w:val="000000" w:themeColor="text1"/>
-        </w:rPr>
-        <w:t>CLÁUSULA DÉCIMA OITAVA</w:t>
-      </w:r>
-      <w:r>
-        <w:rPr>
-          <w:rFonts w:ascii="Book Antiqua" w:hAnsi="Book Antiqua" w:cs="Times New Roman"/>
-          <w:color w:val="000000" w:themeColor="text1"/>
-        </w:rPr>
-        <w:t xml:space="preserve">: </w:t>
-      </w:r>
-      <w:proofErr w:type="gramStart"/>
-      <w:r>
-        <w:rPr>
-          <w:rFonts w:ascii="Book Antiqua" w:hAnsi="Book Antiqua" w:cs="Times New Roman"/>
-          <w:color w:val="000000" w:themeColor="text1"/>
-        </w:rPr>
-        <w:t>O(</w:t>
-      </w:r>
-      <w:proofErr w:type="gramEnd"/>
-      <w:r>
-        <w:rPr>
-          <w:rFonts w:ascii="Book Antiqua" w:hAnsi="Book Antiqua" w:cs="Times New Roman"/>
-          <w:color w:val="000000" w:themeColor="text1"/>
-        </w:rPr>
-        <w:t>A) COMPRADOR(A) desde já da ciência e concorda expressamente com todas as condições estabelecidas no referido documento, especialmente quanto às condições de uso, manutenção, limpeza e local de instalação, restando ciente, ainda, que o não cumprimento das determinações nele contidas</w:t>
-      </w:r>
-      <w:r>
-        <w:rPr>
-          <w:rFonts w:ascii="Book Antiqua" w:hAnsi="Book Antiqua" w:cs="Times New Roman"/>
-          <w:color w:val="000000" w:themeColor="text1"/>
-        </w:rPr>
-        <w:t xml:space="preserve"> acarretarão na perda da garantia do produto, independentemente do prazo da compra</w:t>
-      </w:r>
-      <w:r>
-        <w:rPr>
-          <w:rFonts w:ascii="Book Antiqua" w:hAnsi="Book Antiqua" w:cs="Times New Roman"/>
-          <w:color w:val="000000" w:themeColor="text1"/>
-        </w:rPr>
-        <w:t>.</w:t>
-      </w:r>
-    </w:p>
-    <w:p>
-      <w:pPr>
-        <w:pStyle w:val="SemEspaamento"/>
-        <w:spacing w:line="276" w:lineRule="auto"/>
-        <w:jc w:val="both"/>
-        <w:rPr>
-          <w:rFonts w:ascii="Book Antiqua" w:hAnsi="Book Antiqua" w:cs="Times New Roman"/>
-          <w:color w:val="000000" w:themeColor="text1"/>
-        </w:rPr>
-      </w:pPr>
-    </w:p>
-    <w:p>
-      <w:pPr>
-        <w:pStyle w:val="SemEspaamento"/>
-        <w:spacing w:line="276" w:lineRule="auto"/>
-        <w:jc w:val="both"/>
-        <w:rPr>
-          <w:rFonts w:ascii="Book Antiqua" w:hAnsi="Book Antiqua" w:cs="Times New Roman"/>
-          <w:color w:val="000000" w:themeColor="text1"/>
-        </w:rPr>
-      </w:pPr>
-      <w:r>
-        <w:rPr>
-          <w:rFonts w:ascii="Book Antiqua" w:hAnsi="Book Antiqua" w:cs="Times New Roman"/>
-          <w:b/>
-          <w:bCs/>
-          <w:color w:val="000000" w:themeColor="text1"/>
-        </w:rPr>
-        <w:t>Parágrafo Único:</w:t>
-      </w:r>
-      <w:r>
-        <w:rPr>
-          <w:rFonts w:ascii="Book Antiqua" w:hAnsi="Book Antiqua" w:cs="Times New Roman"/>
-          <w:color w:val="000000" w:themeColor="text1"/>
-        </w:rPr>
-        <w:t xml:space="preserve"> É de responsabilidade exclusiva do(a) COMPRADOR(A), cuidar e fiscalizar para que a utilização do brinquedo seja realizada de maneira correta, bem como, se estão sendo respeitados os critérios de segurança informados no ato da compra, especialmente em relação ao peso, tamanho e outros critérios a serem observados por aqueles que usam o produto.</w:t>
-      </w:r>
-    </w:p>
-    <w:p>
-      <w:pPr>
-        <w:pStyle w:val="SemEspaamento"/>
-        <w:spacing w:line="276" w:lineRule="auto"/>
-        <w:jc w:val="both"/>
-        <w:rPr>
-          <w:rFonts w:ascii="Book Antiqua" w:hAnsi="Book Antiqua" w:cs="Times New Roman"/>
-          <w:color w:val="000000" w:themeColor="text1"/>
-        </w:rPr>
-      </w:pPr>
-    </w:p>
-    <w:p>
-      <w:pPr>
-        <w:pStyle w:val="SemEspaamento"/>
-        <w:spacing w:line="276" w:lineRule="auto"/>
-        <w:jc w:val="both"/>
-        <w:rPr>
-          <w:rFonts w:ascii="Book Antiqua" w:hAnsi="Book Antiqua" w:cs="Times New Roman"/>
-          <w:color w:val="000000" w:themeColor="text1"/>
-        </w:rPr>
-      </w:pPr>
-      <w:r>
-        <w:rPr>
-          <w:rFonts w:ascii="Book Antiqua" w:hAnsi="Book Antiqua" w:cs="Times New Roman"/>
-          <w:b/>
-          <w:color w:val="000000" w:themeColor="text1"/>
-        </w:rPr>
-        <w:t>CLÁUSULA DÉCIMA NONA</w:t>
-      </w:r>
-      <w:r>
-        <w:rPr>
-          <w:rFonts w:ascii="Book Antiqua" w:hAnsi="Book Antiqua" w:cs="Times New Roman"/>
-          <w:color w:val="000000" w:themeColor="text1"/>
-        </w:rPr>
-        <w:t>: Deverá o(a) COMPRADOR(A) realizar a vistoria de revisão dos brinquedos no prazo máximo de 04 (quatro)</w:t>
-      </w:r>
-      <w:r>
-        <w:rPr>
-          <w:rFonts w:ascii="Book Antiqua" w:hAnsi="Book Antiqua" w:cs="Times New Roman"/>
-          <w:color w:val="000000" w:themeColor="text1"/>
-        </w:rPr>
-        <w:t xml:space="preserve"> </w:t>
-      </w:r>
-      <w:r>
-        <w:rPr>
-          <w:rFonts w:ascii="Book Antiqua" w:hAnsi="Book Antiqua" w:cs="Times New Roman"/>
-          <w:color w:val="000000" w:themeColor="text1"/>
-        </w:rPr>
-        <w:t>meses, durante o período da garantia, para fins de verificação do brinquedo e troca de materiais estragados ou danificados pelo desgaste natural do produto.</w:t>
-      </w:r>
-    </w:p>
-    <w:p>
-      <w:pPr>
-        <w:pStyle w:val="SemEspaamento"/>
-        <w:spacing w:line="276" w:lineRule="auto"/>
-        <w:jc w:val="both"/>
-        <w:rPr>
-          <w:rFonts w:ascii="Book Antiqua" w:hAnsi="Book Antiqua" w:cs="Times New Roman"/>
-          <w:color w:val="000000" w:themeColor="text1"/>
-        </w:rPr>
-      </w:pPr>
-    </w:p>
-    <w:p>
-      <w:pPr>
-        <w:pStyle w:val="SemEspaamento"/>
-        <w:spacing w:line="276" w:lineRule="auto"/>
-        <w:jc w:val="both"/>
-        <w:rPr>
-          <w:rFonts w:ascii="Book Antiqua" w:hAnsi="Book Antiqua" w:cs="Times New Roman"/>
-          <w:color w:val="000000" w:themeColor="text1"/>
-        </w:rPr>
-      </w:pPr>
-      <w:r>
-        <w:rPr>
-          <w:rFonts w:ascii="Book Antiqua" w:hAnsi="Book Antiqua" w:cs="Times New Roman"/>
-          <w:b/>
-          <w:bCs/>
-          <w:color w:val="000000" w:themeColor="text1"/>
-        </w:rPr>
-        <w:t xml:space="preserve">Parágrafo </w:t>
-      </w:r>
-      <w:r>
-        <w:rPr>
-          <w:rFonts w:ascii="Book Antiqua" w:hAnsi="Book Antiqua" w:cs="Times New Roman"/>
-          <w:b/>
-          <w:bCs/>
-          <w:color w:val="000000" w:themeColor="text1"/>
-        </w:rPr>
-        <w:t>Primeiro</w:t>
-      </w:r>
-      <w:r>
-        <w:rPr>
-          <w:rFonts w:ascii="Book Antiqua" w:hAnsi="Book Antiqua" w:cs="Times New Roman"/>
-          <w:b/>
-          <w:bCs/>
-          <w:color w:val="000000" w:themeColor="text1"/>
-        </w:rPr>
-        <w:t>:</w:t>
-      </w:r>
-      <w:r>
-        <w:rPr>
-          <w:rFonts w:ascii="Book Antiqua" w:hAnsi="Book Antiqua" w:cs="Times New Roman"/>
-          <w:color w:val="000000" w:themeColor="text1"/>
-        </w:rPr>
-        <w:t xml:space="preserve"> Correrá por conta do(a) COMPRADOR(A) as despesas necessárias para a compra e montagem dos materiais estragados ou danificados pelo desgaste natural do produto, devendo a manutenção ser realizada junto à VENDEDORA ou por empresa por ela indicada, sob pena da perda da garantia, ante o desconhecimento da qualidade e procedência dos materiais adquiridos e montados.</w:t>
-      </w:r>
-    </w:p>
-    <w:p>
-      <w:pPr>
-        <w:pStyle w:val="SemEspaamento"/>
-        <w:spacing w:line="276" w:lineRule="auto"/>
-        <w:jc w:val="both"/>
-        <w:rPr>
-          <w:rFonts w:ascii="Book Antiqua" w:hAnsi="Book Antiqua" w:cs="Times New Roman"/>
-          <w:color w:val="000000" w:themeColor="text1"/>
-        </w:rPr>
-      </w:pPr>
-      <w:r>
-        <w:rPr>
-          <w:rFonts w:ascii="Book Antiqua" w:hAnsi="Book Antiqua" w:cs="Times New Roman"/>
-          <w:b/>
-          <w:color w:val="000000" w:themeColor="text1"/>
-        </w:rPr>
-        <w:t>Parágrafo Segundo:</w:t>
-      </w:r>
-      <w:r>
-        <w:rPr>
-          <w:rFonts w:ascii="Book Antiqua" w:hAnsi="Book Antiqua" w:cs="Times New Roman"/>
-          <w:b/>
-          <w:color w:val="000000" w:themeColor="text1"/>
-        </w:rPr>
-        <w:t xml:space="preserve"> </w:t>
-      </w:r>
-      <w:r>
-        <w:rPr>
-          <w:rFonts w:ascii="Book Antiqua" w:hAnsi="Book Antiqua" w:cs="Times New Roman"/>
-          <w:color w:val="000000" w:themeColor="text1"/>
-        </w:rPr>
-        <w:t xml:space="preserve">Fica desde já ciente </w:t>
-      </w:r>
-      <w:proofErr w:type="gramStart"/>
-      <w:r>
-        <w:rPr>
-          <w:rFonts w:ascii="Book Antiqua" w:hAnsi="Book Antiqua" w:cs="Times New Roman"/>
-          <w:color w:val="000000" w:themeColor="text1"/>
-        </w:rPr>
-        <w:t>o(</w:t>
-      </w:r>
-      <w:proofErr w:type="gramEnd"/>
-      <w:r>
-        <w:rPr>
-          <w:rFonts w:ascii="Book Antiqua" w:hAnsi="Book Antiqua" w:cs="Times New Roman"/>
-          <w:color w:val="000000" w:themeColor="text1"/>
-        </w:rPr>
-        <w:t>a) COMPRADOR(a) que todos os contatos com a Vendedora para fins de agendamento de manutenção ou acionamento da garantia do produto deverão ocorrer de segunda-feira à sexta-feira, das 08 às 18hrs, excetuados os feriados nacionais ou municipais. Os contatos realizados fora do acima descrito serão respondidos no próximo dia útil subsequente e dentro do horário estabelecido.</w:t>
-      </w:r>
-    </w:p>
-    <w:p>
-      <w:pPr>
-        <w:pStyle w:val="SemEspaamento"/>
-        <w:spacing w:line="276" w:lineRule="auto"/>
-        <w:jc w:val="both"/>
-        <w:rPr>
-          <w:rFonts w:ascii="Book Antiqua" w:hAnsi="Book Antiqua" w:cs="Times New Roman"/>
-          <w:color w:val="000000" w:themeColor="text1"/>
-        </w:rPr>
-      </w:pPr>
-    </w:p>
-    <w:p>
-      <w:pPr>
-        <w:pStyle w:val="SemEspaamento"/>
-        <w:spacing w:line="276" w:lineRule="auto"/>
-        <w:jc w:val="both"/>
-        <w:rPr>
-          <w:rFonts w:ascii="Book Antiqua" w:hAnsi="Book Antiqua" w:cs="Times New Roman"/>
-          <w:color w:val="000000" w:themeColor="text1"/>
-        </w:rPr>
-      </w:pPr>
-      <w:r>
-        <w:rPr>
-          <w:rFonts w:ascii="Book Antiqua" w:hAnsi="Book Antiqua" w:cs="Times New Roman"/>
-          <w:b/>
-          <w:bCs/>
-          <w:color w:val="000000" w:themeColor="text1"/>
-        </w:rPr>
-        <w:t>CLÁUSULA VIGÉSIM</w:t>
-      </w:r>
-      <w:r>
-        <w:rPr>
-          <w:rFonts w:ascii="Book Antiqua" w:hAnsi="Book Antiqua" w:cs="Times New Roman"/>
-          <w:b/>
-          <w:bCs/>
-          <w:color w:val="000000" w:themeColor="text1"/>
-        </w:rPr>
-        <w:t>A</w:t>
-      </w:r>
-      <w:r>
-        <w:rPr>
-          <w:rFonts w:ascii="Book Antiqua" w:hAnsi="Book Antiqua" w:cs="Times New Roman"/>
-          <w:b/>
-          <w:bCs/>
-          <w:color w:val="000000" w:themeColor="text1"/>
-        </w:rPr>
-        <w:t>:</w:t>
-      </w:r>
-      <w:r>
-        <w:rPr>
-          <w:rFonts w:ascii="Book Antiqua" w:hAnsi="Book Antiqua" w:cs="Times New Roman"/>
-          <w:color w:val="000000" w:themeColor="text1"/>
-        </w:rPr>
-        <w:t xml:space="preserve"> A </w:t>
-      </w:r>
-      <w:r>
-        <w:rPr>
-          <w:rFonts w:ascii="Book Antiqua" w:hAnsi="Book Antiqua" w:cs="Times New Roman"/>
-          <w:color w:val="000000" w:themeColor="text1"/>
-        </w:rPr>
-        <w:t>VENDEDOR</w:t>
-      </w:r>
-      <w:r>
-        <w:rPr>
-          <w:rFonts w:ascii="Book Antiqua" w:hAnsi="Book Antiqua" w:cs="Times New Roman"/>
-          <w:color w:val="000000" w:themeColor="text1"/>
-        </w:rPr>
-        <w:t>A</w:t>
-      </w:r>
-      <w:r>
-        <w:rPr>
-          <w:rFonts w:ascii="Book Antiqua" w:hAnsi="Book Antiqua" w:cs="Times New Roman"/>
-          <w:color w:val="000000" w:themeColor="text1"/>
-        </w:rPr>
-        <w:t xml:space="preserve"> não se responsabilizará pelos danos causados no </w:t>
-      </w:r>
-      <w:r>
-        <w:rPr>
-          <w:rFonts w:ascii="Book Antiqua" w:hAnsi="Book Antiqua" w:cs="Times New Roman"/>
-          <w:color w:val="000000" w:themeColor="text1"/>
-        </w:rPr>
-        <w:t>brinquedo</w:t>
-      </w:r>
-      <w:r>
-        <w:rPr>
-          <w:rFonts w:ascii="Book Antiqua" w:hAnsi="Book Antiqua" w:cs="Times New Roman"/>
-          <w:color w:val="000000" w:themeColor="text1"/>
-        </w:rPr>
-        <w:t xml:space="preserve"> por negligência do</w:t>
-      </w:r>
-      <w:r>
-        <w:rPr>
-          <w:rFonts w:ascii="Book Antiqua" w:hAnsi="Book Antiqua" w:cs="Times New Roman"/>
-          <w:color w:val="000000" w:themeColor="text1"/>
-        </w:rPr>
-        <w:t>(a)</w:t>
-      </w:r>
-      <w:r>
-        <w:rPr>
-          <w:rFonts w:ascii="Book Antiqua" w:hAnsi="Book Antiqua" w:cs="Times New Roman"/>
-          <w:color w:val="000000" w:themeColor="text1"/>
-        </w:rPr>
-        <w:t xml:space="preserve"> COMPRADOR</w:t>
-      </w:r>
-      <w:r>
-        <w:rPr>
-          <w:rFonts w:ascii="Book Antiqua" w:hAnsi="Book Antiqua" w:cs="Times New Roman"/>
-          <w:color w:val="000000" w:themeColor="text1"/>
-        </w:rPr>
-        <w:t>(A)</w:t>
-      </w:r>
-      <w:r>
-        <w:rPr>
-          <w:rFonts w:ascii="Book Antiqua" w:hAnsi="Book Antiqua" w:cs="Times New Roman"/>
-          <w:color w:val="000000" w:themeColor="text1"/>
-        </w:rPr>
-        <w:t>, e por problemas decorrentes da não realização das revisões acertadas.</w:t>
-      </w:r>
-    </w:p>
-    <w:p>
-      <w:pPr>
-        <w:pStyle w:val="SemEspaamento"/>
-        <w:spacing w:line="276" w:lineRule="auto"/>
-        <w:jc w:val="both"/>
-        <w:rPr>
-          <w:rFonts w:ascii="Book Antiqua" w:hAnsi="Book Antiqua" w:cs="Times New Roman"/>
-          <w:color w:val="000000" w:themeColor="text1"/>
-        </w:rPr>
-      </w:pPr>
-    </w:p>
-    <w:p>
-      <w:pPr>
-        <w:pStyle w:val="SemEspaamento"/>
-        <w:spacing w:line="276" w:lineRule="auto"/>
-        <w:jc w:val="both"/>
-        <w:rPr>
-          <w:rFonts w:ascii="Book Antiqua" w:hAnsi="Book Antiqua" w:cs="Times New Roman"/>
-          <w:color w:val="000000" w:themeColor="text1"/>
-        </w:rPr>
-      </w:pPr>
-      <w:r>
-        <w:rPr>
-          <w:rFonts w:ascii="Book Antiqua" w:hAnsi="Book Antiqua" w:cs="Times New Roman"/>
-          <w:b/>
-          <w:bCs/>
-          <w:color w:val="000000" w:themeColor="text1"/>
-        </w:rPr>
-        <w:t xml:space="preserve">CLÁUSULA VIGÉSIMA </w:t>
-      </w:r>
-      <w:r>
-        <w:rPr>
-          <w:rFonts w:ascii="Book Antiqua" w:hAnsi="Book Antiqua" w:cs="Times New Roman"/>
-          <w:b/>
-          <w:bCs/>
-          <w:color w:val="000000" w:themeColor="text1"/>
-        </w:rPr>
-        <w:t>PRIMEIRA</w:t>
-      </w:r>
-      <w:r>
-        <w:rPr>
-          <w:rFonts w:ascii="Book Antiqua" w:hAnsi="Book Antiqua" w:cs="Times New Roman"/>
-          <w:color w:val="000000" w:themeColor="text1"/>
-        </w:rPr>
-        <w:t xml:space="preserve">: </w:t>
-      </w:r>
-      <w:r>
-        <w:rPr>
-          <w:rFonts w:ascii="Book Antiqua" w:hAnsi="Book Antiqua" w:cs="Times New Roman"/>
-          <w:color w:val="000000" w:themeColor="text1"/>
-        </w:rPr>
-        <w:t xml:space="preserve">Cumpre </w:t>
-      </w:r>
-      <w:r>
-        <w:rPr>
-          <w:rFonts w:ascii="Book Antiqua" w:hAnsi="Book Antiqua" w:cs="Times New Roman"/>
-          <w:color w:val="000000" w:themeColor="text1"/>
-        </w:rPr>
-        <w:t>ao (</w:t>
-      </w:r>
-      <w:r>
-        <w:rPr>
-          <w:rFonts w:ascii="Book Antiqua" w:hAnsi="Book Antiqua" w:cs="Times New Roman"/>
-          <w:color w:val="000000" w:themeColor="text1"/>
-        </w:rPr>
-        <w:t>à</w:t>
-      </w:r>
-      <w:r>
-        <w:rPr>
-          <w:rFonts w:ascii="Book Antiqua" w:hAnsi="Book Antiqua" w:cs="Times New Roman"/>
-          <w:color w:val="000000" w:themeColor="text1"/>
-        </w:rPr>
-        <w:t>)</w:t>
-      </w:r>
-      <w:r>
-        <w:rPr>
-          <w:rFonts w:ascii="Book Antiqua" w:hAnsi="Book Antiqua" w:cs="Times New Roman"/>
-          <w:color w:val="000000" w:themeColor="text1"/>
-        </w:rPr>
-        <w:t xml:space="preserve"> </w:t>
-      </w:r>
-      <w:proofErr w:type="gramStart"/>
-      <w:r>
-        <w:rPr>
-          <w:rFonts w:ascii="Book Antiqua" w:hAnsi="Book Antiqua" w:cs="Times New Roman"/>
-          <w:color w:val="000000" w:themeColor="text1"/>
-        </w:rPr>
-        <w:t>COMPRADOR(</w:t>
-      </w:r>
-      <w:proofErr w:type="gramEnd"/>
-      <w:r>
-        <w:rPr>
-          <w:rFonts w:ascii="Book Antiqua" w:hAnsi="Book Antiqua" w:cs="Times New Roman"/>
-          <w:color w:val="000000" w:themeColor="text1"/>
-        </w:rPr>
-        <w:t xml:space="preserve">A), no ato da </w:t>
-      </w:r>
-      <w:r>
-        <w:rPr>
-          <w:rFonts w:ascii="Book Antiqua" w:hAnsi="Book Antiqua" w:cs="Times New Roman"/>
-          <w:color w:val="000000" w:themeColor="text1"/>
-        </w:rPr>
-        <w:t>entrega, fiscalizar</w:t>
-      </w:r>
-      <w:r>
-        <w:rPr>
-          <w:rFonts w:ascii="Book Antiqua" w:hAnsi="Book Antiqua" w:cs="Times New Roman"/>
-          <w:color w:val="000000" w:themeColor="text1"/>
-        </w:rPr>
-        <w:t xml:space="preserve"> se</w:t>
-      </w:r>
-      <w:r>
-        <w:rPr>
-          <w:rFonts w:ascii="Book Antiqua" w:hAnsi="Book Antiqua" w:cs="Times New Roman"/>
-          <w:color w:val="000000" w:themeColor="text1"/>
-        </w:rPr>
-        <w:t xml:space="preserve"> o brinquedo corresponde em suas especificações ao produto que por ela adquirido, sendo que silêncio desta acarretará na aceitação nos moldes em que se </w:t>
-      </w:r>
-      <w:r>
-        <w:rPr>
-          <w:rFonts w:ascii="Book Antiqua" w:hAnsi="Book Antiqua" w:cs="Times New Roman"/>
-          <w:color w:val="000000" w:themeColor="text1"/>
-        </w:rPr>
-        <w:t>encontrar</w:t>
-      </w:r>
-      <w:r>
-        <w:rPr>
-          <w:rFonts w:ascii="Book Antiqua" w:hAnsi="Book Antiqua" w:cs="Times New Roman"/>
-          <w:color w:val="000000" w:themeColor="text1"/>
-        </w:rPr>
-        <w:t xml:space="preserve"> no ato.</w:t>
-      </w:r>
-    </w:p>
-    <w:p>
-      <w:pPr>
-        <w:pStyle w:val="SemEspaamento"/>
-        <w:spacing w:line="276" w:lineRule="auto"/>
-        <w:jc w:val="both"/>
-        <w:rPr>
-          <w:rFonts w:ascii="Book Antiqua" w:hAnsi="Book Antiqua" w:cs="Times New Roman"/>
-          <w:color w:val="000000" w:themeColor="text1"/>
-        </w:rPr>
-      </w:pPr>
-    </w:p>
-    <w:p>
-      <w:pPr>
-        <w:pStyle w:val="SemEspaamento"/>
-        <w:spacing w:line="276" w:lineRule="auto"/>
-        <w:jc w:val="both"/>
-        <w:rPr>
-          <w:rFonts w:ascii="Book Antiqua" w:hAnsi="Book Antiqua" w:cs="Times New Roman"/>
-          <w:b/>
-          <w:color w:val="000000" w:themeColor="text1"/>
-          <w:u w:val="single"/>
-        </w:rPr>
-      </w:pPr>
-      <w:r>
-        <w:rPr>
-          <w:rFonts w:ascii="Book Antiqua" w:hAnsi="Book Antiqua" w:cs="Times New Roman"/>
-          <w:b/>
-          <w:color w:val="000000" w:themeColor="text1"/>
-          <w:u w:val="single"/>
-        </w:rPr>
-        <w:t>VII</w:t>
-      </w:r>
-      <w:r>
-        <w:rPr>
-          <w:rFonts w:ascii="Book Antiqua" w:hAnsi="Book Antiqua" w:cs="Times New Roman"/>
-          <w:b/>
-          <w:color w:val="000000" w:themeColor="text1"/>
-          <w:u w:val="single"/>
-        </w:rPr>
-        <w:t>I</w:t>
-      </w:r>
-      <w:r>
-        <w:rPr>
-          <w:rFonts w:ascii="Book Antiqua" w:hAnsi="Book Antiqua" w:cs="Times New Roman"/>
-          <w:b/>
-          <w:color w:val="000000" w:themeColor="text1"/>
-          <w:u w:val="single"/>
-        </w:rPr>
-        <w:t>- DA RESCISÃO CONTRATUAL</w:t>
-      </w:r>
-    </w:p>
-    <w:p>
-      <w:pPr>
-        <w:pStyle w:val="SemEspaamento"/>
-        <w:spacing w:line="276" w:lineRule="auto"/>
-        <w:jc w:val="both"/>
-        <w:rPr>
-          <w:rFonts w:ascii="Book Antiqua" w:hAnsi="Book Antiqua" w:cs="Times New Roman"/>
-          <w:color w:val="000000" w:themeColor="text1"/>
-        </w:rPr>
-      </w:pPr>
-      <w:r>
-        <w:rPr>
-          <w:rFonts w:ascii="Book Antiqua" w:hAnsi="Book Antiqua" w:cs="Times New Roman"/>
-          <w:b/>
-          <w:bCs/>
-          <w:color w:val="000000" w:themeColor="text1"/>
-        </w:rPr>
-        <w:t xml:space="preserve">CLÁUSULA VIGÉSIMA </w:t>
-      </w:r>
-      <w:r>
-        <w:rPr>
-          <w:rFonts w:ascii="Book Antiqua" w:hAnsi="Book Antiqua" w:cs="Times New Roman"/>
-          <w:b/>
-          <w:bCs/>
-          <w:color w:val="000000" w:themeColor="text1"/>
-        </w:rPr>
-        <w:t>SEGUNDA</w:t>
-      </w:r>
-      <w:r>
-        <w:rPr>
-          <w:rFonts w:ascii="Book Antiqua" w:hAnsi="Book Antiqua" w:cs="Times New Roman"/>
-          <w:b/>
-          <w:bCs/>
-          <w:color w:val="000000" w:themeColor="text1"/>
-        </w:rPr>
-        <w:t>:</w:t>
-      </w:r>
-      <w:r>
-        <w:rPr>
-          <w:rFonts w:ascii="Book Antiqua" w:hAnsi="Book Antiqua" w:cs="Times New Roman"/>
-          <w:color w:val="000000" w:themeColor="text1"/>
-        </w:rPr>
-        <w:t xml:space="preserve"> O presente contrato somente poderá ser rescindido por justo motivo, nos casos previstos neste contrato</w:t>
-      </w:r>
-      <w:r>
-        <w:rPr>
-          <w:rFonts w:ascii="Book Antiqua" w:hAnsi="Book Antiqua" w:cs="Times New Roman"/>
-          <w:color w:val="000000" w:themeColor="text1"/>
-        </w:rPr>
-        <w:t>.</w:t>
-      </w:r>
-    </w:p>
-    <w:p>
-      <w:pPr>
-        <w:pStyle w:val="SemEspaamento"/>
-        <w:spacing w:line="276" w:lineRule="auto"/>
-        <w:jc w:val="both"/>
-        <w:rPr>
-          <w:rFonts w:ascii="Book Antiqua" w:hAnsi="Book Antiqua" w:cs="Times New Roman"/>
-          <w:color w:val="000000" w:themeColor="text1"/>
-        </w:rPr>
-      </w:pPr>
-    </w:p>
-    <w:p>
-      <w:pPr>
-        <w:pStyle w:val="SemEspaamento"/>
-        <w:spacing w:line="276" w:lineRule="auto"/>
-        <w:jc w:val="both"/>
-        <w:rPr>
-          <w:rFonts w:ascii="Book Antiqua" w:hAnsi="Book Antiqua" w:cs="Times New Roman"/>
-          <w:color w:val="000000" w:themeColor="text1"/>
-        </w:rPr>
-      </w:pPr>
-      <w:r>
-        <w:rPr>
-          <w:rFonts w:ascii="Book Antiqua" w:hAnsi="Book Antiqua" w:cs="Times New Roman"/>
-          <w:b/>
-          <w:bCs/>
-          <w:color w:val="000000" w:themeColor="text1"/>
-        </w:rPr>
-        <w:t>Parágrafo Primeiro:</w:t>
-      </w:r>
-      <w:r>
-        <w:rPr>
-          <w:rFonts w:ascii="Book Antiqua" w:hAnsi="Book Antiqua" w:cs="Times New Roman"/>
-          <w:color w:val="000000" w:themeColor="text1"/>
-        </w:rPr>
-        <w:t xml:space="preserve"> Caso o(a) COMPRADOR(A), após o fechamento do contrato, pagamento da parcela inicial e antes da entrega do produto, desista da aquisição deverá pagar à VENDEDOR o montante correspondente à 50% (cinquenta por cento) do montante estipulado como valor do contrato, em virtude do dispêndio de valores necessário para a fabricação do brinquedo, mão de obra e impostos incidentes, sem prejuízo da necessidade de reparação por danos suportados.</w:t>
-      </w:r>
-    </w:p>
-    <w:p>
-      <w:pPr>
-        <w:pStyle w:val="SemEspaamento"/>
-        <w:spacing w:line="276" w:lineRule="auto"/>
-        <w:jc w:val="both"/>
-        <w:rPr>
-          <w:rFonts w:ascii="Book Antiqua" w:hAnsi="Book Antiqua" w:cs="Times New Roman"/>
-          <w:color w:val="000000" w:themeColor="text1"/>
-        </w:rPr>
-      </w:pPr>
-    </w:p>
-    <w:p>
-      <w:pPr>
-        <w:pStyle w:val="SemEspaamento"/>
-        <w:spacing w:line="276" w:lineRule="auto"/>
-        <w:jc w:val="both"/>
-        <w:rPr>
-          <w:rFonts w:ascii="Book Antiqua" w:hAnsi="Book Antiqua" w:cs="Times New Roman"/>
-          <w:color w:val="000000" w:themeColor="text1"/>
-        </w:rPr>
-      </w:pPr>
-      <w:r>
-        <w:rPr>
-          <w:rFonts w:ascii="Book Antiqua" w:hAnsi="Book Antiqua" w:cs="Times New Roman"/>
-          <w:b/>
-          <w:bCs/>
-          <w:color w:val="000000" w:themeColor="text1"/>
-        </w:rPr>
-        <w:t>Parágrafo Segundo:</w:t>
-      </w:r>
-      <w:r>
-        <w:rPr>
-          <w:rFonts w:ascii="Book Antiqua" w:hAnsi="Book Antiqua" w:cs="Times New Roman"/>
-          <w:color w:val="000000" w:themeColor="text1"/>
-        </w:rPr>
-        <w:t xml:space="preserve"> Caso a VENDEDORA já tenha realizado a entrega do produto e o(a) COMPRADOR(A) desista da aquisição, além do pagamento do valor estabelecido no Parágrafo Primeiro, esta deverá arcar com as despesas necessárias para a remoção</w:t>
-      </w:r>
-      <w:r>
-        <w:rPr>
-          <w:rFonts w:ascii="Book Antiqua" w:hAnsi="Book Antiqua" w:cs="Times New Roman"/>
-          <w:color w:val="000000" w:themeColor="text1"/>
-        </w:rPr>
-        <w:t>, como frete, alimentação, diárias de ajudantes e outras necessárias para a retirada do produto.</w:t>
-      </w:r>
-    </w:p>
-    <w:p>
-      <w:pPr>
-        <w:pStyle w:val="SemEspaamento"/>
-        <w:spacing w:line="276" w:lineRule="auto"/>
-        <w:jc w:val="both"/>
-        <w:rPr>
-          <w:rFonts w:ascii="Book Antiqua" w:hAnsi="Book Antiqua" w:cs="Times New Roman"/>
-          <w:color w:val="000000" w:themeColor="text1"/>
-        </w:rPr>
-      </w:pPr>
-    </w:p>
-    <w:p>
-      <w:pPr>
-        <w:pStyle w:val="SemEspaamento"/>
-        <w:spacing w:line="276" w:lineRule="auto"/>
-        <w:jc w:val="both"/>
-        <w:rPr>
-          <w:rFonts w:ascii="Book Antiqua" w:hAnsi="Book Antiqua" w:cs="Times New Roman"/>
-          <w:color w:val="000000" w:themeColor="text1"/>
-        </w:rPr>
-      </w:pPr>
-      <w:r>
-        <w:rPr>
-          <w:rFonts w:ascii="Book Antiqua" w:hAnsi="Book Antiqua" w:cs="Times New Roman"/>
-          <w:b/>
-          <w:bCs/>
-          <w:color w:val="000000" w:themeColor="text1"/>
-        </w:rPr>
-        <w:t>Parágrafo terceiro:</w:t>
-      </w:r>
-      <w:r>
-        <w:rPr>
-          <w:rFonts w:ascii="Book Antiqua" w:hAnsi="Book Antiqua" w:cs="Times New Roman"/>
-          <w:color w:val="000000" w:themeColor="text1"/>
-        </w:rPr>
-        <w:t xml:space="preserve"> Na incidência das hipóteses previstas no</w:t>
-      </w:r>
-      <w:r>
-        <w:rPr>
-          <w:rFonts w:ascii="Book Antiqua" w:hAnsi="Book Antiqua" w:cs="Times New Roman"/>
-          <w:color w:val="000000" w:themeColor="text1"/>
-        </w:rPr>
-        <w:t>s parágrafos anteriores, o valor pago pelo(a) COMPRADOR(A) a título de entrada servirá para fins de compensação do valor apurado a pago à VENDEDORA.</w:t>
-      </w:r>
-      <w:r>
-        <w:rPr>
-          <w:rFonts w:ascii="Book Antiqua" w:hAnsi="Book Antiqua" w:cs="Times New Roman"/>
-          <w:color w:val="000000" w:themeColor="text1"/>
-        </w:rPr>
-        <w:t xml:space="preserve"> </w:t>
-      </w:r>
-    </w:p>
-    <w:p>
-      <w:pPr>
-        <w:pStyle w:val="SemEspaamento"/>
-        <w:spacing w:line="276" w:lineRule="auto"/>
-        <w:jc w:val="both"/>
-        <w:rPr>
-          <w:rFonts w:ascii="Book Antiqua" w:hAnsi="Book Antiqua" w:cs="Times New Roman"/>
-          <w:color w:val="000000" w:themeColor="text1"/>
-        </w:rPr>
-      </w:pPr>
-    </w:p>
-    <w:p>
-      <w:pPr>
-        <w:pStyle w:val="SemEspaamento"/>
-        <w:spacing w:line="276" w:lineRule="auto"/>
-        <w:jc w:val="both"/>
-        <w:rPr>
-          <w:rFonts w:ascii="Book Antiqua" w:hAnsi="Book Antiqua" w:cs="Times New Roman"/>
-          <w:color w:val="000000" w:themeColor="text1"/>
-        </w:rPr>
-      </w:pPr>
-      <w:r>
-        <w:rPr>
-          <w:rFonts w:ascii="Book Antiqua" w:hAnsi="Book Antiqua" w:cs="Times New Roman"/>
-          <w:b/>
-          <w:bCs/>
-          <w:color w:val="000000" w:themeColor="text1"/>
-        </w:rPr>
-        <w:t xml:space="preserve">CLÁUSULA VIGÉSIMA </w:t>
-      </w:r>
-      <w:r>
-        <w:rPr>
-          <w:rFonts w:ascii="Book Antiqua" w:hAnsi="Book Antiqua" w:cs="Times New Roman"/>
-          <w:b/>
-          <w:bCs/>
-          <w:color w:val="000000" w:themeColor="text1"/>
-        </w:rPr>
-        <w:t>TERCEIRA</w:t>
-      </w:r>
-      <w:r>
-        <w:rPr>
-          <w:rFonts w:ascii="Book Antiqua" w:hAnsi="Book Antiqua" w:cs="Times New Roman"/>
-          <w:color w:val="000000" w:themeColor="text1"/>
-        </w:rPr>
-        <w:t xml:space="preserve">: </w:t>
-      </w:r>
-      <w:r>
-        <w:rPr>
-          <w:rFonts w:ascii="Book Antiqua" w:hAnsi="Book Antiqua" w:cs="Times New Roman"/>
-          <w:color w:val="000000" w:themeColor="text1"/>
-        </w:rPr>
-        <w:t>F</w:t>
-      </w:r>
-      <w:r>
-        <w:rPr>
-          <w:rFonts w:ascii="Book Antiqua" w:hAnsi="Book Antiqua" w:cs="Times New Roman"/>
-          <w:color w:val="000000" w:themeColor="text1"/>
-        </w:rPr>
-        <w:t>ica estabelecida a obrigatoriedade de pagamento de multa de 20% (vinte por cento), sobre o valor desta transação, cominada à parte que descumprir ou dificultar o fiel cumprimento de qualquer uma das cláusulas e condições do presente contrato, além de ficar a parte infratora sujeita ao pagamento de custas e honorários de advogado, no caso de a parte prejudicada tiver que recorrer a qualquer procedimento judicial para fazer valer os seus direitos.</w:t>
-      </w:r>
-    </w:p>
-    <w:p>
-      <w:pPr>
-        <w:pStyle w:val="SemEspaamento"/>
-        <w:spacing w:line="276" w:lineRule="auto"/>
-        <w:jc w:val="both"/>
-        <w:rPr>
-          <w:rFonts w:ascii="Book Antiqua" w:hAnsi="Book Antiqua" w:cs="Times New Roman"/>
-          <w:color w:val="000000" w:themeColor="text1"/>
-        </w:rPr>
-      </w:pPr>
-    </w:p>
-    <w:p>
-      <w:pPr>
-        <w:pStyle w:val="SemEspaamento"/>
-        <w:spacing w:line="276" w:lineRule="auto"/>
-        <w:jc w:val="both"/>
-        <w:rPr>
-          <w:rFonts w:ascii="Book Antiqua" w:hAnsi="Book Antiqua" w:cs="Times New Roman"/>
-          <w:b/>
-          <w:bCs/>
-          <w:color w:val="000000" w:themeColor="text1"/>
-          <w:u w:val="single"/>
-        </w:rPr>
-      </w:pPr>
-      <w:r>
-        <w:rPr>
-          <w:rFonts w:ascii="Book Antiqua" w:hAnsi="Book Antiqua" w:cs="Times New Roman"/>
-          <w:b/>
-          <w:bCs/>
-          <w:color w:val="000000" w:themeColor="text1"/>
-          <w:u w:val="single"/>
-        </w:rPr>
-        <w:t xml:space="preserve">IX - </w:t>
-      </w:r>
-      <w:r>
-        <w:rPr>
-          <w:rFonts w:ascii="Book Antiqua" w:hAnsi="Book Antiqua" w:cs="Times New Roman"/>
-          <w:b/>
-          <w:bCs/>
-          <w:color w:val="000000" w:themeColor="text1"/>
-          <w:u w:val="single"/>
-        </w:rPr>
-        <w:t>DA LEI GERAL DE PROTEÇÃO DE DADOS</w:t>
-      </w:r>
-    </w:p>
-    <w:p>
-      <w:pPr>
-        <w:pStyle w:val="SemEspaamento"/>
-        <w:spacing w:line="276" w:lineRule="auto"/>
-        <w:jc w:val="both"/>
-        <w:rPr>
-          <w:rFonts w:ascii="Book Antiqua" w:hAnsi="Book Antiqua" w:cs="Times New Roman"/>
-          <w:color w:val="000000" w:themeColor="text1"/>
-        </w:rPr>
-      </w:pPr>
-      <w:r>
-        <w:rPr>
-          <w:rFonts w:ascii="Book Antiqua" w:hAnsi="Book Antiqua" w:cs="Times New Roman"/>
-          <w:b/>
-          <w:bCs/>
-          <w:color w:val="000000" w:themeColor="text1"/>
-        </w:rPr>
-        <w:lastRenderedPageBreak/>
-        <w:t xml:space="preserve">CLÁUSULA VIGÉSIMA </w:t>
-      </w:r>
-      <w:r>
-        <w:rPr>
-          <w:rFonts w:ascii="Book Antiqua" w:hAnsi="Book Antiqua" w:cs="Times New Roman"/>
-          <w:b/>
-          <w:bCs/>
-          <w:color w:val="000000" w:themeColor="text1"/>
-        </w:rPr>
-        <w:t>QUARTA</w:t>
-      </w:r>
-      <w:r>
-        <w:rPr>
-          <w:rFonts w:ascii="Book Antiqua" w:hAnsi="Book Antiqua" w:cs="Times New Roman"/>
-          <w:color w:val="000000" w:themeColor="text1"/>
-        </w:rPr>
-        <w:t>: Ao assinar o presente termo, o CONTRATANTE consente e concorda que a CONTRATADA tome decisões referentes ao tratamento de seus dados pessoais e dados pessoais sensíveis do contratante, bem como do beneficiário, envolvendo operações como as que se referem a coleta, produção, recepção, classificação, utilização, acesso, reprodução, transmissão, distribuição, processamento, arquivamento, armazenamento, eliminação, avaliação ou controle da informação, modificação, comunicação, transferência, difusão ou extração, eletrônica e manualmente, informações e dados prestados pela CONTRATANTE e seus clientes (“Dados Protegidos”), exclusivamente para fins específicos de prestação dos Serviços, bem como visando à concepção e execução de trabalhos jurídicos decorrentes da contratação, nos termos da Lei 13.709/2018.</w:t>
-      </w:r>
-    </w:p>
-    <w:p>
-      <w:pPr>
-        <w:pStyle w:val="SemEspaamento"/>
-        <w:spacing w:line="276" w:lineRule="auto"/>
-        <w:jc w:val="both"/>
-        <w:rPr>
-          <w:rFonts w:ascii="Book Antiqua" w:hAnsi="Book Antiqua" w:cs="Times New Roman"/>
-          <w:color w:val="000000" w:themeColor="text1"/>
-        </w:rPr>
-      </w:pPr>
-    </w:p>
-    <w:p>
-      <w:pPr>
-        <w:pStyle w:val="SemEspaamento"/>
-        <w:spacing w:line="276" w:lineRule="auto"/>
-        <w:jc w:val="both"/>
-        <w:rPr>
-          <w:rFonts w:ascii="Book Antiqua" w:hAnsi="Book Antiqua" w:cs="Times New Roman"/>
-          <w:color w:val="000000" w:themeColor="text1"/>
-        </w:rPr>
-      </w:pPr>
-      <w:r>
-        <w:rPr>
-          <w:rFonts w:ascii="Book Antiqua" w:hAnsi="Book Antiqua" w:cs="Times New Roman"/>
-          <w:b/>
-          <w:bCs/>
-          <w:color w:val="000000" w:themeColor="text1"/>
-        </w:rPr>
-        <w:t>Parágrafo Primeiro:</w:t>
-      </w:r>
-      <w:r>
-        <w:rPr>
-          <w:rFonts w:ascii="Book Antiqua" w:hAnsi="Book Antiqua" w:cs="Times New Roman"/>
-          <w:color w:val="000000" w:themeColor="text1"/>
-        </w:rPr>
-        <w:t xml:space="preserve"> Para os fins deste contrato, embasado na Lei Geral de Proteção de Dados, considera-se: I - Dado pessoal: informação relacionada a pessoa natural identificada ou identificável;</w:t>
-      </w:r>
-      <w:r>
-        <w:rPr>
-          <w:rFonts w:ascii="Book Antiqua" w:hAnsi="Book Antiqua" w:cs="Times New Roman"/>
-          <w:color w:val="000000" w:themeColor="text1"/>
-        </w:rPr>
-        <w:t xml:space="preserve"> </w:t>
-      </w:r>
-      <w:r>
-        <w:rPr>
-          <w:rFonts w:ascii="Book Antiqua" w:hAnsi="Book Antiqua" w:cs="Times New Roman"/>
-          <w:color w:val="000000" w:themeColor="text1"/>
-        </w:rPr>
-        <w:t>II</w:t>
-      </w:r>
-      <w:r>
-        <w:rPr>
-          <w:rFonts w:ascii="Book Antiqua" w:hAnsi="Book Antiqua" w:cs="Times New Roman"/>
-          <w:color w:val="000000" w:themeColor="text1"/>
-        </w:rPr>
-        <w:t xml:space="preserve"> </w:t>
-      </w:r>
-      <w:r>
-        <w:rPr>
-          <w:rFonts w:ascii="Book Antiqua" w:hAnsi="Book Antiqua" w:cs="Times New Roman"/>
-          <w:color w:val="000000" w:themeColor="text1"/>
-        </w:rPr>
-        <w:t>- dado pessoal sensível: dado pessoal sobre origem racial ou étnica, convicção religiosa, opinião política, filiação a sindicato ou a organização de caráter religioso, filosófico ou político, dado referente à saúde, dado genético ou biométrico, quando vinculado a uma pessoa natural;</w:t>
-      </w:r>
-      <w:r>
-        <w:rPr>
-          <w:rFonts w:ascii="Book Antiqua" w:hAnsi="Book Antiqua" w:cs="Times New Roman"/>
-          <w:color w:val="000000" w:themeColor="text1"/>
-        </w:rPr>
-        <w:t xml:space="preserve"> </w:t>
-      </w:r>
-      <w:r>
-        <w:rPr>
-          <w:rFonts w:ascii="Book Antiqua" w:hAnsi="Book Antiqua" w:cs="Times New Roman"/>
-          <w:color w:val="000000" w:themeColor="text1"/>
-        </w:rPr>
-        <w:t>III</w:t>
-      </w:r>
-      <w:r>
-        <w:rPr>
-          <w:rFonts w:ascii="Book Antiqua" w:hAnsi="Book Antiqua" w:cs="Times New Roman"/>
-          <w:color w:val="000000" w:themeColor="text1"/>
-        </w:rPr>
-        <w:t xml:space="preserve"> </w:t>
-      </w:r>
-      <w:r>
-        <w:rPr>
-          <w:rFonts w:ascii="Book Antiqua" w:hAnsi="Book Antiqua" w:cs="Times New Roman"/>
-          <w:color w:val="000000" w:themeColor="text1"/>
-        </w:rPr>
-        <w:t>-controlador: pessoa natural ou jurídica, de direito público ou privado, a quem competem as decisões referentes ao tratamento de dados pessoais;</w:t>
-      </w:r>
-      <w:r>
-        <w:rPr>
-          <w:rFonts w:ascii="Book Antiqua" w:hAnsi="Book Antiqua" w:cs="Times New Roman"/>
-          <w:color w:val="000000" w:themeColor="text1"/>
-        </w:rPr>
-        <w:t xml:space="preserve"> </w:t>
-      </w:r>
-      <w:r>
-        <w:rPr>
-          <w:rFonts w:ascii="Book Antiqua" w:hAnsi="Book Antiqua" w:cs="Times New Roman"/>
-          <w:color w:val="000000" w:themeColor="text1"/>
-        </w:rPr>
-        <w:t>IV- tratamento: toda operação realizada com dados pessoais, como as que se referem a coleta, produção, recepção, classificação, utilização, acesso, reprodução, transmissão, distribuição, processamento, arquivamento, armazenamento, eliminação, avaliação ou controle da informação, modificação, comunicação, transferência, difusão ou extração;</w:t>
-      </w:r>
-    </w:p>
-    <w:p>
-      <w:pPr>
-        <w:pStyle w:val="SemEspaamento"/>
-        <w:spacing w:line="276" w:lineRule="auto"/>
-        <w:jc w:val="both"/>
-        <w:rPr>
-          <w:rFonts w:ascii="Book Antiqua" w:hAnsi="Book Antiqua" w:cs="Times New Roman"/>
-          <w:color w:val="000000" w:themeColor="text1"/>
-        </w:rPr>
-      </w:pPr>
-    </w:p>
-    <w:p>
-      <w:pPr>
-        <w:pStyle w:val="SemEspaamento"/>
-        <w:spacing w:line="276" w:lineRule="auto"/>
-        <w:jc w:val="both"/>
-        <w:rPr>
-          <w:rFonts w:ascii="Book Antiqua" w:hAnsi="Book Antiqua" w:cs="Times New Roman"/>
-          <w:color w:val="000000" w:themeColor="text1"/>
-        </w:rPr>
-      </w:pPr>
-      <w:r>
-        <w:rPr>
-          <w:rFonts w:ascii="Book Antiqua" w:hAnsi="Book Antiqua" w:cs="Times New Roman"/>
-          <w:b/>
-          <w:bCs/>
-          <w:color w:val="000000" w:themeColor="text1"/>
-        </w:rPr>
-        <w:t>Parágrafo Segundo:</w:t>
-      </w:r>
-      <w:r>
-        <w:rPr>
-          <w:rFonts w:ascii="Book Antiqua" w:hAnsi="Book Antiqua" w:cs="Times New Roman"/>
-          <w:color w:val="000000" w:themeColor="text1"/>
-        </w:rPr>
-        <w:t xml:space="preserve"> O CONTRATADO fica autorizado a coletar e a realizar o tratamento dos seguintes dados pessoais do Titular e do Beneficiário: Nome completo; Data de nascimento; Número e imagem da Carteira de Identidade (RG); Número e imagem do Cadastro de Pessoas Físicas (CPF); Número e imagem da Carteira Nacional de Habilitação (CNH); Estado civil; Nível de instrução ou escolaridade; Endereço completo; Números de telefone, WhatsApp e endereços de e-mail.</w:t>
-      </w:r>
-    </w:p>
-    <w:p>
-      <w:pPr>
-        <w:pStyle w:val="SemEspaamento"/>
-        <w:spacing w:line="276" w:lineRule="auto"/>
-        <w:jc w:val="both"/>
-        <w:rPr>
-          <w:rFonts w:ascii="Book Antiqua" w:hAnsi="Book Antiqua" w:cs="Times New Roman"/>
-          <w:color w:val="000000" w:themeColor="text1"/>
-        </w:rPr>
-      </w:pPr>
-      <w:r>
-        <w:rPr>
-          <w:rFonts w:ascii="Book Antiqua" w:hAnsi="Book Antiqua" w:cs="Times New Roman"/>
-          <w:color w:val="000000" w:themeColor="text1"/>
-        </w:rPr>
-        <w:t xml:space="preserve"> </w:t>
-      </w:r>
-    </w:p>
-    <w:p>
-      <w:pPr>
-        <w:pStyle w:val="SemEspaamento"/>
-        <w:spacing w:line="276" w:lineRule="auto"/>
-        <w:jc w:val="both"/>
-        <w:rPr>
-          <w:rFonts w:ascii="Book Antiqua" w:hAnsi="Book Antiqua" w:cs="Times New Roman"/>
-          <w:color w:val="000000" w:themeColor="text1"/>
-        </w:rPr>
-      </w:pPr>
-      <w:r>
-        <w:rPr>
-          <w:rFonts w:ascii="Book Antiqua" w:hAnsi="Book Antiqua" w:cs="Times New Roman"/>
-          <w:b/>
-          <w:bCs/>
-          <w:color w:val="000000" w:themeColor="text1"/>
-        </w:rPr>
-        <w:t>Parágrafo Terceiro:</w:t>
-      </w:r>
-      <w:r>
-        <w:rPr>
-          <w:rFonts w:ascii="Book Antiqua" w:hAnsi="Book Antiqua" w:cs="Times New Roman"/>
-          <w:color w:val="000000" w:themeColor="text1"/>
-        </w:rPr>
-        <w:t xml:space="preserve"> Os dados serão mantidos e armazenados pela CONTRATADA</w:t>
-      </w:r>
-      <w:r>
-        <w:rPr>
-          <w:rFonts w:ascii="Book Antiqua" w:hAnsi="Book Antiqua" w:cs="Times New Roman"/>
-          <w:color w:val="000000" w:themeColor="text1"/>
-        </w:rPr>
-        <w:t xml:space="preserve">, </w:t>
-      </w:r>
-      <w:r>
-        <w:rPr>
-          <w:rFonts w:ascii="Book Antiqua" w:hAnsi="Book Antiqua" w:cs="Times New Roman"/>
-          <w:color w:val="000000" w:themeColor="text1"/>
-        </w:rPr>
-        <w:t>preservando os direitos fundamentais de liberdade, intimidade e privacidade do CONTRATANTE e</w:t>
-      </w:r>
-      <w:r>
-        <w:rPr>
-          <w:rFonts w:ascii="Book Antiqua" w:hAnsi="Book Antiqua" w:cs="Times New Roman"/>
-          <w:color w:val="000000" w:themeColor="text1"/>
-        </w:rPr>
-        <w:t xml:space="preserve"> do (a) COMPRADOR(A)</w:t>
-      </w:r>
-      <w:r>
-        <w:rPr>
-          <w:rFonts w:ascii="Book Antiqua" w:hAnsi="Book Antiqua" w:cs="Times New Roman"/>
-          <w:color w:val="000000" w:themeColor="text1"/>
-        </w:rPr>
-        <w:t>.</w:t>
-      </w:r>
-    </w:p>
-    <w:p>
-      <w:pPr>
-        <w:pStyle w:val="SemEspaamento"/>
-        <w:spacing w:line="276" w:lineRule="auto"/>
-        <w:jc w:val="both"/>
-        <w:rPr>
-          <w:rFonts w:ascii="Book Antiqua" w:hAnsi="Book Antiqua" w:cs="Times New Roman"/>
-          <w:color w:val="000000" w:themeColor="text1"/>
-        </w:rPr>
-      </w:pPr>
-    </w:p>
-    <w:p>
-      <w:pPr>
-        <w:pStyle w:val="SemEspaamento"/>
-        <w:spacing w:line="276" w:lineRule="auto"/>
-        <w:jc w:val="both"/>
-        <w:rPr>
-          <w:rFonts w:ascii="Book Antiqua" w:hAnsi="Book Antiqua" w:cs="Times New Roman"/>
-          <w:color w:val="000000" w:themeColor="text1"/>
-        </w:rPr>
-      </w:pPr>
-      <w:r>
-        <w:rPr>
-          <w:rFonts w:ascii="Book Antiqua" w:hAnsi="Book Antiqua" w:cs="Times New Roman"/>
-          <w:b/>
-          <w:bCs/>
-          <w:color w:val="000000" w:themeColor="text1"/>
-        </w:rPr>
-        <w:t xml:space="preserve">Parágrafo </w:t>
-      </w:r>
-      <w:r>
-        <w:rPr>
-          <w:rFonts w:ascii="Book Antiqua" w:hAnsi="Book Antiqua" w:cs="Times New Roman"/>
-          <w:b/>
-          <w:bCs/>
-          <w:color w:val="000000" w:themeColor="text1"/>
-        </w:rPr>
-        <w:t>Quarto</w:t>
-      </w:r>
-      <w:r>
-        <w:rPr>
-          <w:rFonts w:ascii="Book Antiqua" w:hAnsi="Book Antiqua" w:cs="Times New Roman"/>
-          <w:b/>
-          <w:bCs/>
-          <w:color w:val="000000" w:themeColor="text1"/>
-        </w:rPr>
-        <w:t>:</w:t>
-      </w:r>
-      <w:r>
-        <w:rPr>
-          <w:rFonts w:ascii="Book Antiqua" w:hAnsi="Book Antiqua" w:cs="Times New Roman"/>
-          <w:color w:val="000000" w:themeColor="text1"/>
-        </w:rPr>
-        <w:t xml:space="preserve"> O Controlador fica autorizado a compartilhar os dados pessoais do Titular com outros agentes de tratamento de dados, observados os princípios e as garantias estabelecidas pela Lei nº 13.709/2018 e 13.853/2019.</w:t>
-      </w:r>
-    </w:p>
-    <w:p>
-      <w:pPr>
-        <w:pStyle w:val="SemEspaamento"/>
-        <w:spacing w:line="276" w:lineRule="auto"/>
-        <w:jc w:val="both"/>
-        <w:rPr>
-          <w:rFonts w:ascii="Book Antiqua" w:hAnsi="Book Antiqua" w:cs="Times New Roman"/>
-          <w:color w:val="000000" w:themeColor="text1"/>
-        </w:rPr>
-      </w:pPr>
-    </w:p>
-    <w:p>
-      <w:pPr>
-        <w:pStyle w:val="SemEspaamento"/>
-        <w:spacing w:line="276" w:lineRule="auto"/>
-        <w:jc w:val="both"/>
-        <w:rPr>
-          <w:rFonts w:ascii="Book Antiqua" w:hAnsi="Book Antiqua" w:cs="Times New Roman"/>
-          <w:color w:val="000000" w:themeColor="text1"/>
-        </w:rPr>
-      </w:pPr>
-      <w:r>
-        <w:rPr>
-          <w:rFonts w:ascii="Book Antiqua" w:hAnsi="Book Antiqua" w:cs="Times New Roman"/>
-          <w:b/>
-          <w:bCs/>
-          <w:color w:val="000000" w:themeColor="text1"/>
-        </w:rPr>
-        <w:t xml:space="preserve">Parágrafo </w:t>
-      </w:r>
-      <w:r>
-        <w:rPr>
-          <w:rFonts w:ascii="Book Antiqua" w:hAnsi="Book Antiqua" w:cs="Times New Roman"/>
-          <w:b/>
-          <w:bCs/>
-          <w:color w:val="000000" w:themeColor="text1"/>
-        </w:rPr>
-        <w:t>Quinto:</w:t>
-      </w:r>
-      <w:r>
-        <w:rPr>
-          <w:rFonts w:ascii="Book Antiqua" w:hAnsi="Book Antiqua" w:cs="Times New Roman"/>
-          <w:color w:val="000000" w:themeColor="text1"/>
-        </w:rPr>
-        <w:t xml:space="preserve"> Em observância a Lei n. 13.709/2018-LGPD, a CONTRATANTE autoriza a CONTRATADA a efetuar o tratamento, comunicação e compartilhamento de seus dados pessoais e pessoais sensíveis assim como do respectivo beneficiário, com outros controladores, de forma Livre, Clara e inequívoca, atendendo a todos os procedimentos legais.</w:t>
-      </w:r>
-    </w:p>
-    <w:p>
-      <w:pPr>
-        <w:pStyle w:val="SemEspaamento"/>
-        <w:spacing w:line="276" w:lineRule="auto"/>
-        <w:jc w:val="both"/>
-        <w:rPr>
-          <w:rFonts w:ascii="Book Antiqua" w:hAnsi="Book Antiqua" w:cs="Times New Roman"/>
-          <w:color w:val="000000" w:themeColor="text1"/>
-        </w:rPr>
-      </w:pPr>
-    </w:p>
-    <w:p>
-      <w:pPr>
-        <w:pStyle w:val="SemEspaamento"/>
-        <w:spacing w:line="276" w:lineRule="auto"/>
-        <w:jc w:val="both"/>
-        <w:rPr>
-          <w:rFonts w:ascii="Book Antiqua" w:hAnsi="Book Antiqua" w:cs="Times New Roman"/>
-          <w:b/>
-          <w:color w:val="000000" w:themeColor="text1"/>
-          <w:u w:val="single"/>
-        </w:rPr>
-      </w:pPr>
-      <w:r>
-        <w:rPr>
-          <w:rFonts w:ascii="Book Antiqua" w:hAnsi="Book Antiqua" w:cs="Times New Roman"/>
-          <w:b/>
-          <w:color w:val="000000" w:themeColor="text1"/>
-          <w:u w:val="single"/>
-        </w:rPr>
-        <w:t>X</w:t>
-      </w:r>
-      <w:r>
-        <w:rPr>
-          <w:rFonts w:ascii="Book Antiqua" w:hAnsi="Book Antiqua" w:cs="Times New Roman"/>
-          <w:b/>
-          <w:color w:val="000000" w:themeColor="text1"/>
-          <w:u w:val="single"/>
-        </w:rPr>
-        <w:t>- DA AUTORIZAÇÃO DE USO DE IMAGEM E DADOS</w:t>
-      </w:r>
-    </w:p>
-    <w:p>
-      <w:pPr>
-        <w:pStyle w:val="SemEspaamento"/>
-        <w:spacing w:line="276" w:lineRule="auto"/>
-        <w:jc w:val="both"/>
-        <w:rPr>
-          <w:rFonts w:ascii="Book Antiqua" w:hAnsi="Book Antiqua" w:cs="Times New Roman"/>
-          <w:color w:val="000000" w:themeColor="text1"/>
-        </w:rPr>
-      </w:pPr>
-      <w:r>
-        <w:rPr>
-          <w:rFonts w:ascii="Book Antiqua" w:hAnsi="Book Antiqua" w:cs="Times New Roman"/>
-          <w:b/>
-          <w:bCs/>
-          <w:color w:val="000000" w:themeColor="text1"/>
-        </w:rPr>
-        <w:t>CLÁUSULA VIGÉSIMA</w:t>
-      </w:r>
-      <w:r>
-        <w:rPr>
-          <w:rFonts w:ascii="Book Antiqua" w:hAnsi="Book Antiqua" w:cs="Times New Roman"/>
-          <w:b/>
-          <w:bCs/>
-          <w:color w:val="000000" w:themeColor="text1"/>
-        </w:rPr>
-        <w:t xml:space="preserve"> QUINTA</w:t>
-      </w:r>
-      <w:r>
-        <w:rPr>
-          <w:rFonts w:ascii="Book Antiqua" w:hAnsi="Book Antiqua" w:cs="Times New Roman"/>
-          <w:color w:val="000000" w:themeColor="text1"/>
-        </w:rPr>
-        <w:t>: O</w:t>
-      </w:r>
-      <w:r>
-        <w:rPr>
-          <w:rFonts w:ascii="Book Antiqua" w:hAnsi="Book Antiqua" w:cs="Times New Roman"/>
-          <w:color w:val="000000" w:themeColor="text1"/>
-        </w:rPr>
-        <w:t>(A)</w:t>
-      </w:r>
-      <w:r>
-        <w:rPr>
-          <w:rFonts w:ascii="Book Antiqua" w:hAnsi="Book Antiqua" w:cs="Times New Roman"/>
-          <w:color w:val="000000" w:themeColor="text1"/>
-        </w:rPr>
-        <w:t xml:space="preserve"> </w:t>
-      </w:r>
-      <w:r>
-        <w:rPr>
-          <w:rFonts w:ascii="Book Antiqua" w:hAnsi="Book Antiqua" w:cs="Times New Roman"/>
-          <w:color w:val="000000" w:themeColor="text1"/>
-        </w:rPr>
-        <w:t xml:space="preserve">COMPRADOR(A) </w:t>
-      </w:r>
-      <w:r>
-        <w:rPr>
-          <w:rFonts w:ascii="Book Antiqua" w:hAnsi="Book Antiqua" w:cs="Times New Roman"/>
-          <w:color w:val="000000" w:themeColor="text1"/>
-        </w:rPr>
-        <w:t xml:space="preserve">cede, gratuitamente, o direito de imagem </w:t>
-      </w:r>
-      <w:r>
-        <w:rPr>
-          <w:rFonts w:ascii="Book Antiqua" w:hAnsi="Book Antiqua" w:cs="Times New Roman"/>
-          <w:color w:val="000000" w:themeColor="text1"/>
-        </w:rPr>
-        <w:t>do local da montagem do brinquedo</w:t>
-      </w:r>
-      <w:r>
-        <w:rPr>
-          <w:rFonts w:ascii="Book Antiqua" w:hAnsi="Book Antiqua" w:cs="Times New Roman"/>
-          <w:color w:val="000000" w:themeColor="text1"/>
-        </w:rPr>
-        <w:t>, para figurar, coletivamente e (ou) individualmente, em campanhas institucionais ou publicitárias da CONTRATADA, tais como site, TV, jornais, revista, folder, outdoors, rádio, redes sociais, ficando autorizada a cessão de direitos de veiculação, não recebendo para tanto qualquer tipo de remuneração ou benefício.</w:t>
+        <w:t>folder, outdoors, rádio, redes sociais, ficando autorizada a cessão de direitos de veiculação, não recebendo para tanto qualquer tipo de remuneração ou benefício.</w:t>
       </w:r>
     </w:p>
     <w:p>
@@ -7538,6 +7604,7 @@
           <w:bCs/>
           <w:color w:val="000000" w:themeColor="text1"/>
         </w:rPr>
+        <w:lastRenderedPageBreak/>
         <w:t xml:space="preserve">CLÁUSULA </w:t>
       </w:r>
       <w:r>
@@ -7563,15 +7630,7 @@
           <w:rFonts w:ascii="Book Antiqua" w:hAnsi="Book Antiqua" w:cs="Times New Roman"/>
           <w:color w:val="000000" w:themeColor="text1"/>
         </w:rPr>
-        <w:t xml:space="preserve"> A CONTRATANTE declara para todos os fins que não faz uso, direto ou indireto, de mão-de-obra infanto-juvenil ou trabalho forçado em suas atividades; Garante ambiente de trabalho seguro e saudável, possuindo Programa de Segurança, Saúde e Meio Ambiente; Garante a </w:t>
-      </w:r>
-      <w:r>
-        <w:rPr>
-          <w:rFonts w:ascii="Book Antiqua" w:hAnsi="Book Antiqua" w:cs="Times New Roman"/>
-          <w:color w:val="000000" w:themeColor="text1"/>
-        </w:rPr>
-        <w:lastRenderedPageBreak/>
-        <w:t>liberdade de associação sindical dos seus empregados; Não permite qualquer tipo de ato ou situação discriminatória; Não permite práticas disciplinares abusivas; Conhece e aplica a legislação vigente, principalmente, mas não se limitando, a trabalhista, ambiental.</w:t>
+        <w:t xml:space="preserve"> A CONTRATANTE declara para todos os fins que não faz uso, direto ou indireto, de mão-de-obra infanto-juvenil ou trabalho forçado em suas atividades; Garante ambiente de trabalho seguro e saudável, possuindo Programa de Segurança, Saúde e Meio Ambiente; Garante a liberdade de associação sindical dos seus empregados; Não permite qualquer tipo de ato ou situação discriminatória; Não permite práticas disciplinares abusivas; Conhece e aplica a legislação vigente, principalmente, mas não se limitando, a trabalhista, ambiental.</w:t>
       </w:r>
     </w:p>
     <w:p>
@@ -8143,15 +8202,7 @@
           <w:rFonts w:ascii="Book Antiqua" w:hAnsi="Book Antiqua" w:cs="Times New Roman"/>
           <w:color w:val="000000" w:themeColor="text1"/>
         </w:rPr>
-        <w:t xml:space="preserve">O presente instrumento é irrevogável, irretratável e consubstancia todo o acordo constante neste instrumento e somente poderá ser alterado ou modificado, mediante documento </w:t>
-      </w:r>
-      <w:r>
-        <w:rPr>
-          <w:rFonts w:ascii="Book Antiqua" w:hAnsi="Book Antiqua" w:cs="Times New Roman"/>
-          <w:color w:val="000000" w:themeColor="text1"/>
-        </w:rPr>
-        <w:lastRenderedPageBreak/>
-        <w:t>público, formalmente em ordem e devidamente assinado pelas partes, que passará a fazer parte integrante do presente instrumento, para todos os fins de direito.</w:t>
+        <w:t>O presente instrumento é irrevogável, irretratável e consubstancia todo o acordo constante neste instrumento e somente poderá ser alterado ou modificado, mediante documento público, formalmente em ordem e devidamente assinado pelas partes, que passará a fazer parte integrante do presente instrumento, para todos os fins de direito.</w:t>
       </w:r>
     </w:p>
     <w:p>
@@ -11385,7 +11436,7 @@
 </file>
 
 <file path=customXml/itemProps1.xml><?xml version="1.0" encoding="utf-8"?>
-<ds:datastoreItem xmlns:ds="http://schemas.openxmlformats.org/officeDocument/2006/customXml" ds:itemID="{A40992E1-63B7-4EE7-88A2-CD084E86EC33}">
+<ds:datastoreItem xmlns:ds="http://schemas.openxmlformats.org/officeDocument/2006/customXml" ds:itemID="{BA1030A1-7739-41A4-9505-84FD7C78029D}">
   <ds:schemaRefs>
     <ds:schemaRef ds:uri="http://schemas.openxmlformats.org/officeDocument/2006/bibliography"/>
   </ds:schemaRefs>

--- a/contrato.docx
+++ b/contrato.docx
@@ -912,42 +912,57 @@
         <w:rPr>
           <w:rFonts w:ascii="Book Antiqua" w:hAnsi="Book Antiqua" w:cs="Times New Roman"/>
           <w:color w:val="000000" w:themeColor="text1"/>
+        </w:rPr>
+      </w:pPr>
+      <w:bookmarkStart w:id="0" w:name="_GoBack"/>
+      <w:bookmarkEnd w:id="0"/>
+      <w:r>
+        <w:rPr>
+          <w:rFonts w:ascii="Book Antiqua" w:hAnsi="Book Antiqua" w:cs="Times New Roman"/>
+          <w:color w:val="000000" w:themeColor="text1"/>
+        </w:rPr>
+        <w:t>TESTE</w:t>
+      </w:r>
+    </w:p>
+    <w:p>
+      <w:pPr>
+        <w:pStyle w:val="SemEspaamento"/>
+        <w:spacing w:line="276" w:lineRule="auto"/>
+        <w:jc w:val="both"/>
+        <w:rPr>
+          <w:rFonts w:ascii="Book Antiqua" w:hAnsi="Book Antiqua" w:cs="Times New Roman"/>
+          <w:color w:val="000000" w:themeColor="text1"/>
+        </w:rPr>
+      </w:pPr>
+    </w:p>
+    <w:p>
+      <w:pPr>
+        <w:pStyle w:val="SemEspaamento"/>
+        <w:spacing w:line="276" w:lineRule="auto"/>
+        <w:jc w:val="both"/>
+        <w:rPr>
+          <w:rFonts w:ascii="Book Antiqua" w:hAnsi="Book Antiqua" w:cs="Times New Roman"/>
+          <w:color w:val="000000" w:themeColor="text1"/>
           <w:sz w:val="18"/>
         </w:rPr>
       </w:pPr>
-      <w:bookmarkStart w:id="0" w:name="_GoBack"/>
       <w:proofErr w:type="gramStart"/>
       <w:r>
         <w:rPr>
           <w:rFonts w:ascii="Book Antiqua" w:hAnsi="Book Antiqua"/>
           <w:bCs/>
         </w:rPr>
-        <w:t xml:space="preserve">{{ </w:t>
-      </w:r>
+        <w:t>{{ DESCRICAO</w:t>
+      </w:r>
+      <w:proofErr w:type="gramEnd"/>
       <w:r>
         <w:rPr>
           <w:rFonts w:ascii="Book Antiqua" w:hAnsi="Book Antiqua"/>
           <w:bCs/>
         </w:rPr>
-        <w:t>DESCRICAO</w:t>
-      </w:r>
-      <w:proofErr w:type="gramEnd"/>
-      <w:r>
-        <w:rPr>
-          <w:rFonts w:ascii="Book Antiqua" w:hAnsi="Book Antiqua"/>
-          <w:bCs/>
-        </w:rPr>
-        <w:t>_PRODUTO</w:t>
-      </w:r>
-      <w:r>
-        <w:rPr>
-          <w:rFonts w:ascii="Book Antiqua" w:hAnsi="Book Antiqua"/>
-          <w:bCs/>
-        </w:rPr>
-        <w:t xml:space="preserve"> }}</w:t>
-      </w:r>
-    </w:p>
-    <w:bookmarkEnd w:id="0"/>
+        <w:t>_PRODUTO }}</w:t>
+      </w:r>
+    </w:p>
     <w:p>
       <w:pPr>
         <w:pStyle w:val="SemEspaamento"/>
@@ -1297,7 +1312,7 @@
           <w:i/>
           <w:iCs/>
         </w:rPr>
-        <w:t xml:space="preserve">será desenvolvido com materiais cuidadosamente selecionados para garantir segurança e durabilidade. O uso de tubos de aço de 2 polegadas, com espessura de chapa 14, proporciona uma base sólida e resistente. As conexões e junções em alumínio na liga 7075, fabricadas por processo de injeção, garantem robustez e confiabilidade estrutural. O madeiramento em MDF de 15 mm, combinado com </w:t>
+        <w:t xml:space="preserve">será desenvolvido com materiais cuidadosamente selecionados para garantir segurança e durabilidade. O uso de tubos de aço de 2 polegadas, com espessura de chapa 14, proporciona uma base </w:t>
       </w:r>
       <w:r>
         <w:rPr>
@@ -1306,7 +1321,7 @@
           <w:iCs/>
         </w:rPr>
         <w:lastRenderedPageBreak/>
-        <w:t>espumas de 8 mm, oferece um trajeto suave e seguro para os usuários, minimizando riscos de ferimentos. As telas de nylon com abertura de 0.5 cm proporcionam uma barreira protetora, tornando o labirinto ainda mais seguro e protegido. Para o revestimento externo, utilizamos lonas coloridas em PVC tramado, garantindo resistência e vivacidade estética. As espumas coloridas, revestindo toda a estrutura metálica, não apenas adicionam um toque de diversão, mas também funcionam como uma camada adicional de proteção para as crianças. Os atrativos e obstáculos foram projetados com materiais macios e elásticos, garantindo movimentos seguros e confortáveis para as crianças.</w:t>
+        <w:t>sólida e resistente. As conexões e junções em alumínio na liga 7075, fabricadas por processo de injeção, garantem robustez e confiabilidade estrutural. O madeiramento em MDF de 15 mm, combinado com espumas de 8 mm, oferece um trajeto suave e seguro para os usuários, minimizando riscos de ferimentos. As telas de nylon com abertura de 0.5 cm proporcionam uma barreira protetora, tornando o labirinto ainda mais seguro e protegido. Para o revestimento externo, utilizamos lonas coloridas em PVC tramado, garantindo resistência e vivacidade estética. As espumas coloridas, revestindo toda a estrutura metálica, não apenas adicionam um toque de diversão, mas também funcionam como uma camada adicional de proteção para as crianças. Os atrativos e obstáculos foram projetados com materiais macios e elásticos, garantindo movimentos seguros e confortáveis para as crianças.</w:t>
       </w:r>
     </w:p>
     <w:p>
@@ -11436,7 +11451,7 @@
 </file>
 
 <file path=customXml/itemProps1.xml><?xml version="1.0" encoding="utf-8"?>
-<ds:datastoreItem xmlns:ds="http://schemas.openxmlformats.org/officeDocument/2006/customXml" ds:itemID="{BA1030A1-7739-41A4-9505-84FD7C78029D}">
+<ds:datastoreItem xmlns:ds="http://schemas.openxmlformats.org/officeDocument/2006/customXml" ds:itemID="{C4DE570B-95E1-453B-A676-053622862666}">
   <ds:schemaRefs>
     <ds:schemaRef ds:uri="http://schemas.openxmlformats.org/officeDocument/2006/bibliography"/>
   </ds:schemaRefs>

--- a/contrato.docx
+++ b/contrato.docx
@@ -914,8 +914,6 @@
           <w:color w:val="000000" w:themeColor="text1"/>
         </w:rPr>
       </w:pPr>
-      <w:bookmarkStart w:id="0" w:name="_GoBack"/>
-      <w:bookmarkEnd w:id="0"/>
       <w:r>
         <w:rPr>
           <w:rFonts w:ascii="Book Antiqua" w:hAnsi="Book Antiqua" w:cs="Times New Roman"/>
@@ -942,6 +940,8 @@
         <w:jc w:val="both"/>
         <w:rPr>
           <w:rFonts w:ascii="Book Antiqua" w:hAnsi="Book Antiqua" w:cs="Times New Roman"/>
+          <w:b/>
+          <w:i/>
           <w:color w:val="000000" w:themeColor="text1"/>
           <w:sz w:val="18"/>
         </w:rPr>
@@ -950,7 +950,9 @@
       <w:r>
         <w:rPr>
           <w:rFonts w:ascii="Book Antiqua" w:hAnsi="Book Antiqua"/>
-          <w:bCs/>
+          <w:b/>
+          <w:bCs/>
+          <w:i/>
         </w:rPr>
         <w:t>{{ DESCRICAO</w:t>
       </w:r>
@@ -958,7 +960,9 @@
       <w:r>
         <w:rPr>
           <w:rFonts w:ascii="Book Antiqua" w:hAnsi="Book Antiqua"/>
-          <w:bCs/>
+          <w:b/>
+          <w:bCs/>
+          <w:i/>
         </w:rPr>
         <w:t>_PRODUTO }}</w:t>
       </w:r>
@@ -990,6 +994,8 @@
           <w:highlight w:val="yellow"/>
         </w:rPr>
       </w:pPr>
+      <w:bookmarkStart w:id="0" w:name="_GoBack"/>
+      <w:bookmarkEnd w:id="0"/>
       <w:r>
         <w:rPr>
           <w:rFonts w:ascii="Book Antiqua" w:hAnsi="Book Antiqua" w:cs="Times New Roman"/>
@@ -9092,7 +9098,7 @@
                                   <w:sz w:val="28"/>
                                   <w:szCs w:val="28"/>
                                 </w:rPr>
-                                <w:t>13</w:t>
+                                <w:t>6</w:t>
                               </w:r>
                               <w:r>
                                 <w:rPr>
@@ -9168,7 +9174,7 @@
                             <w:sz w:val="28"/>
                             <w:szCs w:val="28"/>
                           </w:rPr>
-                          <w:t>13</w:t>
+                          <w:t>6</w:t>
                         </w:r>
                         <w:r>
                           <w:rPr>
@@ -11451,7 +11457,7 @@
 </file>
 
 <file path=customXml/itemProps1.xml><?xml version="1.0" encoding="utf-8"?>
-<ds:datastoreItem xmlns:ds="http://schemas.openxmlformats.org/officeDocument/2006/customXml" ds:itemID="{C4DE570B-95E1-453B-A676-053622862666}">
+<ds:datastoreItem xmlns:ds="http://schemas.openxmlformats.org/officeDocument/2006/customXml" ds:itemID="{71ED8BA0-5BDF-4F58-8736-ED8B8B2B62FF}">
   <ds:schemaRefs>
     <ds:schemaRef ds:uri="http://schemas.openxmlformats.org/officeDocument/2006/bibliography"/>
   </ds:schemaRefs>

--- a/contrato.docx
+++ b/contrato.docx
@@ -907,35 +907,10 @@
     <w:p>
       <w:pPr>
         <w:pStyle w:val="SemEspaamento"/>
-        <w:spacing w:line="276" w:lineRule="auto"/>
-        <w:jc w:val="both"/>
-        <w:rPr>
-          <w:rFonts w:ascii="Book Antiqua" w:hAnsi="Book Antiqua" w:cs="Times New Roman"/>
-          <w:color w:val="000000" w:themeColor="text1"/>
-        </w:rPr>
-      </w:pPr>
-      <w:r>
-        <w:rPr>
-          <w:rFonts w:ascii="Book Antiqua" w:hAnsi="Book Antiqua" w:cs="Times New Roman"/>
-          <w:color w:val="000000" w:themeColor="text1"/>
-        </w:rPr>
-        <w:t>TESTE</w:t>
-      </w:r>
-    </w:p>
-    <w:p>
-      <w:pPr>
-        <w:pStyle w:val="SemEspaamento"/>
-        <w:spacing w:line="276" w:lineRule="auto"/>
-        <w:jc w:val="both"/>
-        <w:rPr>
-          <w:rFonts w:ascii="Book Antiqua" w:hAnsi="Book Antiqua" w:cs="Times New Roman"/>
-          <w:color w:val="000000" w:themeColor="text1"/>
-        </w:rPr>
-      </w:pPr>
-    </w:p>
-    <w:p>
-      <w:pPr>
-        <w:pStyle w:val="SemEspaamento"/>
+        <w:numPr>
+          <w:ilvl w:val="0"/>
+          <w:numId w:val="13"/>
+        </w:numPr>
         <w:spacing w:line="276" w:lineRule="auto"/>
         <w:jc w:val="both"/>
         <w:rPr>
@@ -970,13 +945,109 @@
     <w:p>
       <w:pPr>
         <w:pStyle w:val="SemEspaamento"/>
-        <w:spacing w:line="276" w:lineRule="auto"/>
-        <w:jc w:val="both"/>
-        <w:rPr>
-          <w:rFonts w:ascii="Book Antiqua" w:hAnsi="Book Antiqua" w:cs="Times New Roman"/>
-          <w:color w:val="000000" w:themeColor="text1"/>
-        </w:rPr>
-      </w:pPr>
+        <w:numPr>
+          <w:ilvl w:val="0"/>
+          <w:numId w:val="13"/>
+        </w:numPr>
+        <w:spacing w:line="276" w:lineRule="auto"/>
+        <w:jc w:val="both"/>
+        <w:rPr>
+          <w:rFonts w:ascii="Book Antiqua" w:hAnsi="Book Antiqua" w:cs="Times New Roman"/>
+          <w:b/>
+          <w:i/>
+          <w:color w:val="000000" w:themeColor="text1"/>
+          <w:sz w:val="18"/>
+        </w:rPr>
+      </w:pPr>
+      <w:r>
+        <w:rPr>
+          <w:rFonts w:ascii="Book Antiqua" w:hAnsi="Book Antiqua" w:cs="Times New Roman"/>
+          <w:i/>
+          <w:iCs/>
+          <w:highlight w:val="yellow"/>
+        </w:rPr>
+        <w:t>39m</w:t>
+      </w:r>
+    </w:p>
+    <w:p>
+      <w:pPr>
+        <w:pStyle w:val="SemEspaamento"/>
+        <w:numPr>
+          <w:ilvl w:val="0"/>
+          <w:numId w:val="13"/>
+        </w:numPr>
+        <w:spacing w:line="276" w:lineRule="auto"/>
+        <w:jc w:val="both"/>
+        <w:rPr>
+          <w:rFonts w:ascii="Book Antiqua" w:hAnsi="Book Antiqua" w:cs="Times New Roman"/>
+          <w:b/>
+          <w:i/>
+          <w:color w:val="000000" w:themeColor="text1"/>
+          <w:sz w:val="18"/>
+        </w:rPr>
+      </w:pPr>
+      <w:r>
+        <w:rPr>
+          <w:rFonts w:ascii="Book Antiqua" w:hAnsi="Book Antiqua" w:cs="Times New Roman"/>
+          <w:i/>
+          <w:iCs/>
+          <w:highlight w:val="yellow"/>
+        </w:rPr>
+        <w:t>Brinquedo será todo colorido com cores aleatórias</w:t>
+      </w:r>
+      <w:r>
+        <w:rPr>
+          <w:rFonts w:ascii="Book Antiqua" w:hAnsi="Book Antiqua" w:cs="Times New Roman"/>
+          <w:i/>
+          <w:iCs/>
+          <w:highlight w:val="yellow"/>
+        </w:rPr>
+        <w:t xml:space="preserve"> disponíveis em estoque.</w:t>
+      </w:r>
+    </w:p>
+    <w:p>
+      <w:pPr>
+        <w:pStyle w:val="SemEspaamento"/>
+        <w:numPr>
+          <w:ilvl w:val="0"/>
+          <w:numId w:val="13"/>
+        </w:numPr>
+        <w:spacing w:line="276" w:lineRule="auto"/>
+        <w:jc w:val="both"/>
+        <w:rPr>
+          <w:rFonts w:ascii="Book Antiqua" w:hAnsi="Book Antiqua" w:cs="Times New Roman"/>
+          <w:b/>
+          <w:i/>
+          <w:color w:val="000000" w:themeColor="text1"/>
+          <w:sz w:val="18"/>
+        </w:rPr>
+      </w:pPr>
+      <w:bookmarkStart w:id="0" w:name="_GoBack"/>
+      <w:bookmarkEnd w:id="0"/>
+      <w:r>
+        <w:rPr>
+          <w:rFonts w:ascii="Book Antiqua" w:hAnsi="Book Antiqua" w:cs="Times New Roman"/>
+          <w:i/>
+          <w:iCs/>
+        </w:rPr>
+        <w:t>O projeto</w:t>
+      </w:r>
+      <w:r>
+        <w:rPr>
+          <w:rFonts w:ascii="Book Antiqua" w:hAnsi="Book Antiqua" w:cs="Times New Roman"/>
+          <w:i/>
+          <w:iCs/>
+        </w:rPr>
+        <w:t xml:space="preserve"> </w:t>
+      </w:r>
+      <w:r>
+        <w:rPr>
+          <w:rFonts w:ascii="Book Antiqua" w:hAnsi="Book Antiqua" w:cs="Times New Roman"/>
+          <w:i/>
+          <w:iCs/>
+        </w:rPr>
+        <w:t>será desenvolvido com materiais cuidadosamente selecionados para garantir segurança e durabilidade. O uso de tubos de aço de 2 polegadas, com espessura de chapa 14, proporciona uma base sólida e resistente. As conexões e junções em alumínio na liga 7075, fabricadas por processo de injeção, garantem robustez e confiabilidade estrutural. O madeiramento em MDF de 15 mm, combinado com espumas de 8 mm, oferece um trajeto suave e seguro para os usuários, minimizando riscos de ferimentos. As telas de nylon com abertura de 0.5 cm proporcionam uma barreira protetora, tornando o labirinto ainda mais seguro e protegido. Para o revestimento externo, utilizamos lonas coloridas em PVC tramado, garantindo resistência e vivacidade estética. As espumas coloridas, revestindo toda a estrutura metálica, não apenas adicionam um toque de diversão, mas também funcionam como uma camada adicional de proteção para as crianças. Os atrativos e obstáculos foram projetados com materiais macios e elásticos, garantindo movimentos seguros e confortáveis para as crianças.</w:t>
+      </w:r>
     </w:p>
     <w:p>
       <w:pPr>
@@ -991,366 +1062,15 @@
           <w:rFonts w:ascii="Book Antiqua" w:hAnsi="Book Antiqua" w:cs="Times New Roman"/>
           <w:i/>
           <w:iCs/>
-          <w:highlight w:val="yellow"/>
-        </w:rPr>
-      </w:pPr>
-      <w:bookmarkStart w:id="0" w:name="_GoBack"/>
-      <w:bookmarkEnd w:id="0"/>
+        </w:rPr>
+      </w:pPr>
       <w:r>
         <w:rPr>
           <w:rFonts w:ascii="Book Antiqua" w:hAnsi="Book Antiqua" w:cs="Times New Roman"/>
           <w:i/>
           <w:iCs/>
         </w:rPr>
-        <w:t>Um complexo de Playground infantil “BRINQUEDÃO” contendo as seguintes medidas e especificações</w:t>
-      </w:r>
-      <w:r>
-        <w:rPr>
-          <w:rFonts w:ascii="Book Antiqua" w:hAnsi="Book Antiqua" w:cs="Times New Roman"/>
-          <w:i/>
-          <w:iCs/>
-          <w:highlight w:val="yellow"/>
-        </w:rPr>
-        <w:t>:</w:t>
-      </w:r>
-      <w:r>
-        <w:rPr>
-          <w:rFonts w:ascii="Book Antiqua" w:hAnsi="Book Antiqua" w:cs="Times New Roman"/>
-          <w:i/>
-          <w:iCs/>
-          <w:highlight w:val="yellow"/>
-        </w:rPr>
-        <w:t xml:space="preserve"> </w:t>
-      </w:r>
-      <w:r>
-        <w:rPr>
-          <w:rFonts w:ascii="Book Antiqua" w:hAnsi="Book Antiqua" w:cs="Times New Roman"/>
-          <w:i/>
-          <w:iCs/>
-          <w:highlight w:val="yellow"/>
-        </w:rPr>
-        <w:t>6,60</w:t>
-      </w:r>
-      <w:r>
-        <w:rPr>
-          <w:rFonts w:ascii="Book Antiqua" w:hAnsi="Book Antiqua" w:cs="Times New Roman"/>
-          <w:i/>
-          <w:iCs/>
-          <w:highlight w:val="yellow"/>
-        </w:rPr>
-        <w:t xml:space="preserve">m de comprimento; </w:t>
-      </w:r>
-      <w:r>
-        <w:rPr>
-          <w:rFonts w:ascii="Book Antiqua" w:hAnsi="Book Antiqua" w:cs="Times New Roman"/>
-          <w:i/>
-          <w:iCs/>
-          <w:highlight w:val="yellow"/>
-        </w:rPr>
-        <w:t>3,50</w:t>
-      </w:r>
-      <w:r>
-        <w:rPr>
-          <w:rFonts w:ascii="Book Antiqua" w:hAnsi="Book Antiqua" w:cs="Times New Roman"/>
-          <w:i/>
-          <w:iCs/>
-          <w:highlight w:val="yellow"/>
-        </w:rPr>
-        <w:t>m de largura</w:t>
-      </w:r>
-      <w:r>
-        <w:rPr>
-          <w:rFonts w:ascii="Book Antiqua" w:hAnsi="Book Antiqua" w:cs="Times New Roman"/>
-          <w:i/>
-          <w:iCs/>
-          <w:highlight w:val="yellow"/>
-        </w:rPr>
-        <w:t xml:space="preserve"> na parte do escorregador</w:t>
-      </w:r>
-      <w:r>
-        <w:rPr>
-          <w:rFonts w:ascii="Book Antiqua" w:hAnsi="Book Antiqua" w:cs="Times New Roman"/>
-          <w:i/>
-          <w:iCs/>
-          <w:highlight w:val="yellow"/>
-        </w:rPr>
-        <w:t xml:space="preserve">, </w:t>
-      </w:r>
-      <w:r>
-        <w:rPr>
-          <w:rFonts w:ascii="Book Antiqua" w:hAnsi="Book Antiqua" w:cs="Times New Roman"/>
-          <w:i/>
-          <w:iCs/>
-          <w:highlight w:val="yellow"/>
-        </w:rPr>
-        <w:t>3</w:t>
-      </w:r>
-      <w:r>
-        <w:rPr>
-          <w:rFonts w:ascii="Book Antiqua" w:hAnsi="Book Antiqua" w:cs="Times New Roman"/>
-          <w:i/>
-          <w:iCs/>
-          <w:highlight w:val="yellow"/>
-        </w:rPr>
-        <w:t>m de altura final,</w:t>
-      </w:r>
-      <w:r>
-        <w:rPr>
-          <w:rFonts w:ascii="Book Antiqua" w:hAnsi="Book Antiqua" w:cs="Times New Roman"/>
-          <w:i/>
-          <w:iCs/>
-          <w:highlight w:val="yellow"/>
-        </w:rPr>
-        <w:t xml:space="preserve"> </w:t>
-      </w:r>
-      <w:r>
-        <w:rPr>
-          <w:rFonts w:ascii="Book Antiqua" w:hAnsi="Book Antiqua" w:cs="Times New Roman"/>
-          <w:i/>
-          <w:iCs/>
-          <w:highlight w:val="yellow"/>
-        </w:rPr>
-        <w:t>3</w:t>
-      </w:r>
-      <w:r>
-        <w:rPr>
-          <w:rFonts w:ascii="Book Antiqua" w:hAnsi="Book Antiqua" w:cs="Times New Roman"/>
-          <w:i/>
-          <w:iCs/>
-          <w:highlight w:val="yellow"/>
-        </w:rPr>
-        <w:t xml:space="preserve"> pavimentos, 1 escorregador </w:t>
-      </w:r>
-      <w:r>
-        <w:rPr>
-          <w:rFonts w:ascii="Book Antiqua" w:hAnsi="Book Antiqua" w:cs="Times New Roman"/>
-          <w:i/>
-          <w:iCs/>
-          <w:highlight w:val="yellow"/>
-        </w:rPr>
-        <w:t>tubular caindo na piscina de bolinhas, com fechamento na piscina de bolinhas em tela,</w:t>
-      </w:r>
-      <w:r>
-        <w:rPr>
-          <w:rFonts w:ascii="Book Antiqua" w:hAnsi="Book Antiqua" w:cs="Times New Roman"/>
-          <w:i/>
-          <w:iCs/>
-          <w:highlight w:val="yellow"/>
-        </w:rPr>
-        <w:t xml:space="preserve"> </w:t>
-      </w:r>
-      <w:r>
-        <w:rPr>
-          <w:rFonts w:ascii="Book Antiqua" w:hAnsi="Book Antiqua" w:cs="Times New Roman"/>
-          <w:i/>
-          <w:iCs/>
-          <w:highlight w:val="yellow"/>
-        </w:rPr>
-        <w:t xml:space="preserve">com atrativos e obstáculos instalados em pontos aleatórios sendo; socão, bananinhas, </w:t>
-      </w:r>
-      <w:r>
-        <w:rPr>
-          <w:rFonts w:ascii="Book Antiqua" w:hAnsi="Book Antiqua" w:cs="Times New Roman"/>
-          <w:i/>
-          <w:iCs/>
-          <w:highlight w:val="yellow"/>
-        </w:rPr>
-        <w:t>ponte</w:t>
-      </w:r>
-      <w:r>
-        <w:rPr>
-          <w:rFonts w:ascii="Book Antiqua" w:hAnsi="Book Antiqua" w:cs="Times New Roman"/>
-          <w:i/>
-          <w:iCs/>
-          <w:highlight w:val="yellow"/>
-        </w:rPr>
-        <w:t xml:space="preserve"> de fitas</w:t>
-      </w:r>
-      <w:r>
-        <w:rPr>
-          <w:rFonts w:ascii="Book Antiqua" w:hAnsi="Book Antiqua" w:cs="Times New Roman"/>
-          <w:i/>
-          <w:iCs/>
-          <w:highlight w:val="yellow"/>
-        </w:rPr>
-        <w:t>, labirinto de fitas</w:t>
-      </w:r>
-      <w:r>
-        <w:rPr>
-          <w:rFonts w:ascii="Book Antiqua" w:hAnsi="Book Antiqua" w:cs="Times New Roman"/>
-          <w:i/>
-          <w:iCs/>
-          <w:highlight w:val="yellow"/>
-        </w:rPr>
-        <w:t xml:space="preserve"> e</w:t>
-      </w:r>
-      <w:r>
-        <w:rPr>
-          <w:rFonts w:ascii="Book Antiqua" w:hAnsi="Book Antiqua" w:cs="Times New Roman"/>
-          <w:i/>
-          <w:iCs/>
-          <w:highlight w:val="yellow"/>
-        </w:rPr>
-        <w:t xml:space="preserve"> </w:t>
-      </w:r>
-      <w:r>
-        <w:rPr>
-          <w:rFonts w:ascii="Book Antiqua" w:hAnsi="Book Antiqua" w:cs="Times New Roman"/>
-          <w:i/>
-          <w:iCs/>
-          <w:highlight w:val="yellow"/>
-        </w:rPr>
-        <w:t>bolinhas coloridas.</w:t>
-      </w:r>
-    </w:p>
-    <w:p>
-      <w:pPr>
-        <w:pStyle w:val="SemEspaamento"/>
-        <w:numPr>
-          <w:ilvl w:val="0"/>
-          <w:numId w:val="11"/>
-        </w:numPr>
-        <w:spacing w:line="276" w:lineRule="auto"/>
-        <w:jc w:val="both"/>
-        <w:rPr>
-          <w:rFonts w:ascii="Book Antiqua" w:hAnsi="Book Antiqua" w:cs="Times New Roman"/>
-          <w:i/>
-          <w:iCs/>
-          <w:highlight w:val="yellow"/>
-        </w:rPr>
-      </w:pPr>
-      <w:r>
-        <w:rPr>
-          <w:rFonts w:ascii="Book Antiqua" w:hAnsi="Book Antiqua" w:cs="Times New Roman"/>
-          <w:i/>
-          <w:iCs/>
-          <w:highlight w:val="yellow"/>
-        </w:rPr>
-        <w:t>39m</w:t>
-      </w:r>
-    </w:p>
-    <w:p>
-      <w:pPr>
-        <w:pStyle w:val="SemEspaamento"/>
-        <w:numPr>
-          <w:ilvl w:val="0"/>
-          <w:numId w:val="11"/>
-        </w:numPr>
-        <w:spacing w:line="276" w:lineRule="auto"/>
-        <w:jc w:val="both"/>
-        <w:rPr>
-          <w:rFonts w:ascii="Book Antiqua" w:hAnsi="Book Antiqua" w:cs="Times New Roman"/>
-          <w:i/>
-          <w:iCs/>
-          <w:highlight w:val="yellow"/>
-        </w:rPr>
-      </w:pPr>
-      <w:r>
-        <w:rPr>
-          <w:rFonts w:ascii="Book Antiqua" w:hAnsi="Book Antiqua" w:cs="Times New Roman"/>
-          <w:i/>
-          <w:iCs/>
-          <w:highlight w:val="yellow"/>
-        </w:rPr>
-        <w:t>Brinquedo será todo colorido com cores aleatórias</w:t>
-      </w:r>
-      <w:r>
-        <w:rPr>
-          <w:rFonts w:ascii="Book Antiqua" w:hAnsi="Book Antiqua" w:cs="Times New Roman"/>
-          <w:i/>
-          <w:iCs/>
-          <w:highlight w:val="yellow"/>
-        </w:rPr>
-        <w:t xml:space="preserve"> disponíveis em estoque.</w:t>
-      </w:r>
-    </w:p>
-    <w:p>
-      <w:pPr>
-        <w:pStyle w:val="SemEspaamento"/>
-        <w:spacing w:line="276" w:lineRule="auto"/>
-        <w:ind w:left="720"/>
-        <w:jc w:val="both"/>
-        <w:rPr>
-          <w:rFonts w:ascii="Book Antiqua" w:hAnsi="Book Antiqua" w:cs="Times New Roman"/>
-          <w:b/>
-          <w:bCs/>
-          <w:i/>
-          <w:iCs/>
-          <w:color w:val="000000" w:themeColor="text1"/>
-          <w:u w:val="single"/>
-        </w:rPr>
-      </w:pPr>
-    </w:p>
-    <w:p>
-      <w:pPr>
-        <w:pStyle w:val="SemEspaamento"/>
-        <w:numPr>
-          <w:ilvl w:val="0"/>
-          <w:numId w:val="11"/>
-        </w:numPr>
-        <w:spacing w:line="276" w:lineRule="auto"/>
-        <w:jc w:val="both"/>
-        <w:rPr>
-          <w:rFonts w:ascii="Book Antiqua" w:hAnsi="Book Antiqua" w:cs="Times New Roman"/>
-          <w:i/>
-          <w:iCs/>
-        </w:rPr>
-      </w:pPr>
-      <w:r>
-        <w:rPr>
-          <w:rFonts w:ascii="Book Antiqua" w:hAnsi="Book Antiqua" w:cs="Times New Roman"/>
-          <w:i/>
-          <w:iCs/>
-        </w:rPr>
-        <w:t>O projeto</w:t>
-      </w:r>
-      <w:r>
-        <w:rPr>
-          <w:rFonts w:ascii="Book Antiqua" w:hAnsi="Book Antiqua" w:cs="Times New Roman"/>
-          <w:i/>
-          <w:iCs/>
-        </w:rPr>
-        <w:t xml:space="preserve"> </w:t>
-      </w:r>
-      <w:r>
-        <w:rPr>
-          <w:rFonts w:ascii="Book Antiqua" w:hAnsi="Book Antiqua" w:cs="Times New Roman"/>
-          <w:i/>
-          <w:iCs/>
-        </w:rPr>
-        <w:t xml:space="preserve">será desenvolvido com materiais cuidadosamente selecionados para garantir segurança e durabilidade. O uso de tubos de aço de 2 polegadas, com espessura de chapa 14, proporciona uma base </w:t>
-      </w:r>
-      <w:r>
-        <w:rPr>
-          <w:rFonts w:ascii="Book Antiqua" w:hAnsi="Book Antiqua" w:cs="Times New Roman"/>
-          <w:i/>
-          <w:iCs/>
-        </w:rPr>
         <w:lastRenderedPageBreak/>
-        <w:t>sólida e resistente. As conexões e junções em alumínio na liga 7075, fabricadas por processo de injeção, garantem robustez e confiabilidade estrutural. O madeiramento em MDF de 15 mm, combinado com espumas de 8 mm, oferece um trajeto suave e seguro para os usuários, minimizando riscos de ferimentos. As telas de nylon com abertura de 0.5 cm proporcionam uma barreira protetora, tornando o labirinto ainda mais seguro e protegido. Para o revestimento externo, utilizamos lonas coloridas em PVC tramado, garantindo resistência e vivacidade estética. As espumas coloridas, revestindo toda a estrutura metálica, não apenas adicionam um toque de diversão, mas também funcionam como uma camada adicional de proteção para as crianças. Os atrativos e obstáculos foram projetados com materiais macios e elásticos, garantindo movimentos seguros e confortáveis para as crianças.</w:t>
-      </w:r>
-    </w:p>
-    <w:p>
-      <w:pPr>
-        <w:pStyle w:val="SemEspaamento"/>
-        <w:numPr>
-          <w:ilvl w:val="0"/>
-          <w:numId w:val="11"/>
-        </w:numPr>
-        <w:spacing w:line="276" w:lineRule="auto"/>
-        <w:jc w:val="both"/>
-        <w:rPr>
-          <w:rFonts w:ascii="Book Antiqua" w:hAnsi="Book Antiqua" w:cs="Times New Roman"/>
-          <w:i/>
-          <w:iCs/>
-        </w:rPr>
-      </w:pPr>
-      <w:r>
-        <w:rPr>
-          <w:rFonts w:ascii="Book Antiqua" w:hAnsi="Book Antiqua" w:cs="Times New Roman"/>
-          <w:i/>
-          <w:iCs/>
-        </w:rPr>
         <w:t>Todos esses elementos foram cuidadosamente integrados para garantir que o projeto atenda aos mais altos padrões de segurança do setor.</w:t>
       </w:r>
     </w:p>
@@ -2184,7 +1904,588 @@
           <w:b/>
           <w:color w:val="000000" w:themeColor="text1"/>
         </w:rPr>
+        <w:t xml:space="preserve">Parágrafo Terceiro: </w:t>
+      </w:r>
+      <w:r>
+        <w:rPr>
+          <w:rFonts w:ascii="Book Antiqua" w:hAnsi="Book Antiqua" w:cs="Times New Roman"/>
+          <w:color w:val="000000" w:themeColor="text1"/>
+        </w:rPr>
+        <w:t>O pagamento realizado deverá ser identificado pelo CPF ou CNPJ do COMPRADOR(A) e encaminhado à VENDEDORA através de seus canais de contato para fins de realização de baixa do pagamento.</w:t>
+      </w:r>
+    </w:p>
+    <w:p>
+      <w:pPr>
+        <w:pStyle w:val="SemEspaamento"/>
+        <w:spacing w:line="276" w:lineRule="auto"/>
+        <w:jc w:val="both"/>
+        <w:rPr>
+          <w:rFonts w:ascii="Book Antiqua" w:hAnsi="Book Antiqua" w:cs="Times New Roman"/>
+          <w:color w:val="000000" w:themeColor="text1"/>
+        </w:rPr>
+      </w:pPr>
+    </w:p>
+    <w:p>
+      <w:pPr>
+        <w:pStyle w:val="SemEspaamento"/>
+        <w:spacing w:line="276" w:lineRule="auto"/>
+        <w:jc w:val="both"/>
+        <w:rPr>
+          <w:rFonts w:ascii="Book Antiqua" w:hAnsi="Book Antiqua" w:cs="Times New Roman"/>
+          <w:color w:val="000000" w:themeColor="text1"/>
+        </w:rPr>
+      </w:pPr>
+      <w:r>
+        <w:rPr>
+          <w:rFonts w:ascii="Book Antiqua" w:hAnsi="Book Antiqua" w:cs="Times New Roman"/>
+          <w:b/>
+          <w:color w:val="000000" w:themeColor="text1"/>
+        </w:rPr>
+        <w:t>Parágrafo Quarto:</w:t>
+      </w:r>
+      <w:r>
+        <w:rPr>
+          <w:rFonts w:ascii="Book Antiqua" w:hAnsi="Book Antiqua" w:cs="Times New Roman"/>
+          <w:color w:val="000000" w:themeColor="text1"/>
+        </w:rPr>
+        <w:t xml:space="preserve"> Em caso de atraso no pagamento de quaisquer das parcelas acima destacadas nas datas ajustadas, haverá a incidência de multa de 2% (dois por cento) sobre o valor do débito, juros legais de 0,033% ao dia e correção monetária pelo INPC.</w:t>
+      </w:r>
+    </w:p>
+    <w:p>
+      <w:pPr>
+        <w:pStyle w:val="SemEspaamento"/>
+        <w:spacing w:line="276" w:lineRule="auto"/>
+        <w:jc w:val="both"/>
+        <w:rPr>
+          <w:rFonts w:ascii="Book Antiqua" w:hAnsi="Book Antiqua" w:cs="Times New Roman"/>
+          <w:color w:val="000000" w:themeColor="text1"/>
+        </w:rPr>
+      </w:pPr>
+    </w:p>
+    <w:p>
+      <w:pPr>
+        <w:pStyle w:val="SemEspaamento"/>
+        <w:spacing w:line="276" w:lineRule="auto"/>
+        <w:jc w:val="both"/>
+        <w:rPr>
+          <w:rFonts w:ascii="Book Antiqua" w:hAnsi="Book Antiqua" w:cs="Times New Roman"/>
+          <w:color w:val="000000" w:themeColor="text1"/>
+        </w:rPr>
+      </w:pPr>
+      <w:r>
+        <w:rPr>
+          <w:rFonts w:ascii="Book Antiqua" w:hAnsi="Book Antiqua" w:cs="Times New Roman"/>
+          <w:b/>
+          <w:color w:val="000000" w:themeColor="text1"/>
+        </w:rPr>
         <w:lastRenderedPageBreak/>
+        <w:t>Parágrafo Quinto:</w:t>
+      </w:r>
+      <w:r>
+        <w:rPr>
+          <w:rFonts w:ascii="Book Antiqua" w:hAnsi="Book Antiqua" w:cs="Times New Roman"/>
+          <w:color w:val="000000" w:themeColor="text1"/>
+        </w:rPr>
+        <w:t xml:space="preserve"> No caso de inadimplemento de qualquer das obrigações previstas nesta Cláusula por parte do COMPRADOR(A), além da incidência dos encargos estipulados na Parágrafo Quarto, haverá a inscrição desta nos órgãos de proteção ao crédito (SPC/SERASA), respeitada a notificação prévia destes para ciência das pendências existentes, pelo que na inércia, serão adotadas estas e outras providências para o recebimento, tais como protesto e cobrança judicial.</w:t>
+      </w:r>
+    </w:p>
+    <w:p>
+      <w:pPr>
+        <w:pStyle w:val="SemEspaamento"/>
+        <w:spacing w:line="276" w:lineRule="auto"/>
+        <w:jc w:val="both"/>
+        <w:rPr>
+          <w:rFonts w:ascii="Book Antiqua" w:hAnsi="Book Antiqua" w:cs="Times New Roman"/>
+          <w:color w:val="000000" w:themeColor="text1"/>
+        </w:rPr>
+      </w:pPr>
+    </w:p>
+    <w:p>
+      <w:pPr>
+        <w:pStyle w:val="SemEspaamento"/>
+        <w:spacing w:line="276" w:lineRule="auto"/>
+        <w:jc w:val="both"/>
+        <w:rPr>
+          <w:rFonts w:ascii="Book Antiqua" w:hAnsi="Book Antiqua" w:cs="Times New Roman"/>
+          <w:b/>
+          <w:color w:val="000000" w:themeColor="text1"/>
+          <w:u w:val="single"/>
+        </w:rPr>
+      </w:pPr>
+      <w:r>
+        <w:rPr>
+          <w:rFonts w:ascii="Book Antiqua" w:hAnsi="Book Antiqua" w:cs="Times New Roman"/>
+          <w:b/>
+          <w:color w:val="000000" w:themeColor="text1"/>
+          <w:u w:val="single"/>
+        </w:rPr>
+        <w:t xml:space="preserve">III </w:t>
+      </w:r>
+      <w:r>
+        <w:rPr>
+          <w:rFonts w:ascii="Book Antiqua" w:hAnsi="Book Antiqua" w:cs="Times New Roman"/>
+          <w:b/>
+          <w:color w:val="000000" w:themeColor="text1"/>
+          <w:u w:val="single"/>
+        </w:rPr>
+        <w:t>–</w:t>
+      </w:r>
+      <w:r>
+        <w:rPr>
+          <w:rFonts w:ascii="Book Antiqua" w:hAnsi="Book Antiqua" w:cs="Times New Roman"/>
+          <w:b/>
+          <w:color w:val="000000" w:themeColor="text1"/>
+          <w:u w:val="single"/>
+        </w:rPr>
+        <w:t xml:space="preserve"> DO</w:t>
+      </w:r>
+      <w:r>
+        <w:rPr>
+          <w:rFonts w:ascii="Book Antiqua" w:hAnsi="Book Antiqua" w:cs="Times New Roman"/>
+          <w:b/>
+          <w:color w:val="000000" w:themeColor="text1"/>
+          <w:u w:val="single"/>
+        </w:rPr>
+        <w:t xml:space="preserve"> RECEBIMENTO DO EQUIPAMENTO E LOCAL DA MONTAGEM</w:t>
+      </w:r>
+    </w:p>
+    <w:p>
+      <w:pPr>
+        <w:pStyle w:val="SemEspaamento"/>
+        <w:spacing w:line="276" w:lineRule="auto"/>
+        <w:jc w:val="both"/>
+        <w:rPr>
+          <w:rFonts w:ascii="Book Antiqua" w:hAnsi="Book Antiqua" w:cs="Times New Roman"/>
+          <w:color w:val="000000" w:themeColor="text1"/>
+        </w:rPr>
+      </w:pPr>
+      <w:r>
+        <w:rPr>
+          <w:rFonts w:ascii="Book Antiqua" w:hAnsi="Book Antiqua" w:cs="Times New Roman"/>
+          <w:b/>
+          <w:color w:val="000000" w:themeColor="text1"/>
+        </w:rPr>
+        <w:t xml:space="preserve">CLAÚSULA QUINTA – </w:t>
+      </w:r>
+      <w:r>
+        <w:rPr>
+          <w:rFonts w:ascii="Book Antiqua" w:hAnsi="Book Antiqua" w:cs="Times New Roman"/>
+          <w:color w:val="000000" w:themeColor="text1"/>
+        </w:rPr>
+        <w:t>Para a entrega e instalação dos produtos adquiridos, compromete-se o COMPRADOR(A) disponibilizar o local da montagem totalmente limpo, livre de entulhos ou objetos que possam atrapalhar ou impedir de qualquer forma na realização da instalação do equipamento.</w:t>
+      </w:r>
+    </w:p>
+    <w:p>
+      <w:pPr>
+        <w:pStyle w:val="SemEspaamento"/>
+        <w:spacing w:line="276" w:lineRule="auto"/>
+        <w:jc w:val="both"/>
+        <w:rPr>
+          <w:rFonts w:ascii="Book Antiqua" w:hAnsi="Book Antiqua" w:cs="Times New Roman"/>
+          <w:color w:val="000000" w:themeColor="text1"/>
+        </w:rPr>
+      </w:pPr>
+    </w:p>
+    <w:p>
+      <w:pPr>
+        <w:pStyle w:val="SemEspaamento"/>
+        <w:spacing w:line="276" w:lineRule="auto"/>
+        <w:jc w:val="both"/>
+        <w:rPr>
+          <w:rFonts w:ascii="Book Antiqua" w:hAnsi="Book Antiqua" w:cs="Times New Roman"/>
+          <w:color w:val="000000" w:themeColor="text1"/>
+        </w:rPr>
+      </w:pPr>
+      <w:r>
+        <w:rPr>
+          <w:rFonts w:ascii="Book Antiqua" w:hAnsi="Book Antiqua" w:cs="Times New Roman"/>
+          <w:b/>
+          <w:color w:val="000000" w:themeColor="text1"/>
+        </w:rPr>
+        <w:t>Parágrafo Primeiro:</w:t>
+      </w:r>
+      <w:r>
+        <w:rPr>
+          <w:rFonts w:ascii="Book Antiqua" w:hAnsi="Book Antiqua" w:cs="Times New Roman"/>
+          <w:color w:val="000000" w:themeColor="text1"/>
+        </w:rPr>
+        <w:t xml:space="preserve"> A data da instalação do equipamento será previamente ajustada entre as partes contratante</w:t>
+      </w:r>
+      <w:r>
+        <w:rPr>
+          <w:rFonts w:ascii="Book Antiqua" w:hAnsi="Book Antiqua" w:cs="Times New Roman"/>
+          <w:color w:val="000000" w:themeColor="text1"/>
+        </w:rPr>
+        <w:t>s,</w:t>
+      </w:r>
+      <w:r>
+        <w:rPr>
+          <w:rFonts w:ascii="Book Antiqua" w:hAnsi="Book Antiqua" w:cs="Times New Roman"/>
+          <w:color w:val="000000" w:themeColor="text1"/>
+        </w:rPr>
+        <w:t xml:space="preserve"> ficando </w:t>
+      </w:r>
+      <w:r>
+        <w:rPr>
+          <w:rFonts w:ascii="Book Antiqua" w:hAnsi="Book Antiqua" w:cs="Times New Roman"/>
+          <w:color w:val="000000" w:themeColor="text1"/>
+        </w:rPr>
+        <w:t>ambos cientes</w:t>
+      </w:r>
+      <w:r>
+        <w:rPr>
+          <w:rFonts w:ascii="Book Antiqua" w:hAnsi="Book Antiqua" w:cs="Times New Roman"/>
+          <w:color w:val="000000" w:themeColor="text1"/>
+        </w:rPr>
+        <w:t xml:space="preserve"> da data inicial e previsão da data final para fins de organização e planejamento.</w:t>
+      </w:r>
+    </w:p>
+    <w:p>
+      <w:pPr>
+        <w:pStyle w:val="SemEspaamento"/>
+        <w:spacing w:line="276" w:lineRule="auto"/>
+        <w:jc w:val="both"/>
+        <w:rPr>
+          <w:rFonts w:ascii="Book Antiqua" w:hAnsi="Book Antiqua" w:cs="Times New Roman"/>
+          <w:color w:val="000000" w:themeColor="text1"/>
+        </w:rPr>
+      </w:pPr>
+    </w:p>
+    <w:p>
+      <w:pPr>
+        <w:pStyle w:val="SemEspaamento"/>
+        <w:spacing w:line="276" w:lineRule="auto"/>
+        <w:jc w:val="both"/>
+        <w:rPr>
+          <w:rFonts w:ascii="Book Antiqua" w:hAnsi="Book Antiqua" w:cs="Times New Roman"/>
+          <w:color w:val="000000" w:themeColor="text1"/>
+        </w:rPr>
+      </w:pPr>
+      <w:r>
+        <w:rPr>
+          <w:rFonts w:ascii="Book Antiqua" w:hAnsi="Book Antiqua" w:cs="Times New Roman"/>
+          <w:b/>
+          <w:color w:val="000000" w:themeColor="text1"/>
+        </w:rPr>
+        <w:t>Parágrafo Segundo:</w:t>
+      </w:r>
+      <w:r>
+        <w:rPr>
+          <w:rFonts w:ascii="Book Antiqua" w:hAnsi="Book Antiqua" w:cs="Times New Roman"/>
+          <w:color w:val="000000" w:themeColor="text1"/>
+        </w:rPr>
+        <w:t xml:space="preserve"> Caso haja atraso no início da montagem por culpa do COMPRADOR(A) por qualquer razão, e, especialmente quanto à entrega do espaço para montagem nos termos do </w:t>
+      </w:r>
+      <w:r>
+        <w:rPr>
+          <w:rFonts w:ascii="Book Antiqua" w:hAnsi="Book Antiqua" w:cs="Times New Roman"/>
+          <w:i/>
+          <w:color w:val="000000" w:themeColor="text1"/>
+        </w:rPr>
+        <w:t>caput</w:t>
+      </w:r>
+      <w:r>
+        <w:rPr>
+          <w:rFonts w:ascii="Book Antiqua" w:hAnsi="Book Antiqua" w:cs="Times New Roman"/>
+          <w:color w:val="000000" w:themeColor="text1"/>
+        </w:rPr>
+        <w:t xml:space="preserve"> desta cláusula, deverá este arca</w:t>
+      </w:r>
+      <w:r>
+        <w:rPr>
+          <w:rFonts w:ascii="Book Antiqua" w:hAnsi="Book Antiqua" w:cs="Times New Roman"/>
+          <w:color w:val="000000" w:themeColor="text1"/>
+        </w:rPr>
+        <w:t>r</w:t>
+      </w:r>
+      <w:r>
+        <w:rPr>
+          <w:rFonts w:ascii="Book Antiqua" w:hAnsi="Book Antiqua" w:cs="Times New Roman"/>
+          <w:color w:val="000000" w:themeColor="text1"/>
+        </w:rPr>
+        <w:t xml:space="preserve"> com os custos sobrevindos do atraso como horas-extras, refeições, estadias dos responsáveis pela montagem, sem haver qualquer compensação em relaç</w:t>
+      </w:r>
+      <w:r>
+        <w:rPr>
+          <w:rFonts w:ascii="Book Antiqua" w:hAnsi="Book Antiqua" w:cs="Times New Roman"/>
+          <w:color w:val="000000" w:themeColor="text1"/>
+        </w:rPr>
+        <w:t>ão ao valor disposto no cont</w:t>
+      </w:r>
+      <w:r>
+        <w:rPr>
+          <w:rFonts w:ascii="Book Antiqua" w:hAnsi="Book Antiqua" w:cs="Times New Roman"/>
+          <w:color w:val="000000" w:themeColor="text1"/>
+        </w:rPr>
+        <w:t>rato</w:t>
+      </w:r>
+      <w:r>
+        <w:rPr>
+          <w:rFonts w:ascii="Book Antiqua" w:hAnsi="Book Antiqua" w:cs="Times New Roman"/>
+          <w:color w:val="000000" w:themeColor="text1"/>
+        </w:rPr>
+        <w:t xml:space="preserve"> para fins de aquisição</w:t>
+      </w:r>
+      <w:r>
+        <w:rPr>
+          <w:rFonts w:ascii="Book Antiqua" w:hAnsi="Book Antiqua" w:cs="Times New Roman"/>
+          <w:color w:val="000000" w:themeColor="text1"/>
+        </w:rPr>
+        <w:t>.</w:t>
+      </w:r>
+    </w:p>
+    <w:p>
+      <w:pPr>
+        <w:pStyle w:val="SemEspaamento"/>
+        <w:spacing w:line="276" w:lineRule="auto"/>
+        <w:jc w:val="both"/>
+        <w:rPr>
+          <w:rFonts w:ascii="Book Antiqua" w:hAnsi="Book Antiqua" w:cs="Times New Roman"/>
+          <w:color w:val="000000" w:themeColor="text1"/>
+        </w:rPr>
+      </w:pPr>
+    </w:p>
+    <w:p>
+      <w:pPr>
+        <w:pStyle w:val="SemEspaamento"/>
+        <w:spacing w:line="276" w:lineRule="auto"/>
+        <w:jc w:val="both"/>
+        <w:rPr>
+          <w:rFonts w:ascii="Book Antiqua" w:hAnsi="Book Antiqua" w:cs="Times New Roman"/>
+          <w:color w:val="000000" w:themeColor="text1"/>
+        </w:rPr>
+      </w:pPr>
+      <w:r>
+        <w:rPr>
+          <w:rFonts w:ascii="Book Antiqua" w:hAnsi="Book Antiqua" w:cs="Times New Roman"/>
+          <w:b/>
+          <w:color w:val="000000" w:themeColor="text1"/>
+        </w:rPr>
+        <w:t>Parágrafo Terceiro:</w:t>
+      </w:r>
+      <w:r>
+        <w:rPr>
+          <w:rFonts w:ascii="Book Antiqua" w:hAnsi="Book Antiqua" w:cs="Times New Roman"/>
+          <w:color w:val="000000" w:themeColor="text1"/>
+        </w:rPr>
+        <w:t xml:space="preserve"> Para a apuração dos valores a serem cobrados pelo atraso </w:t>
+      </w:r>
+      <w:r>
+        <w:rPr>
+          <w:rFonts w:ascii="Book Antiqua" w:hAnsi="Book Antiqua" w:cs="Times New Roman"/>
+          <w:color w:val="000000" w:themeColor="text1"/>
+        </w:rPr>
+        <w:t>na montagem por culpa do COMPRADOR(A), deverá a VENDEDORA apresentar os respectivos comprovantes de despesas e orçamentos na data do requerimento.</w:t>
+      </w:r>
+    </w:p>
+    <w:p>
+      <w:pPr>
+        <w:pStyle w:val="SemEspaamento"/>
+        <w:spacing w:line="276" w:lineRule="auto"/>
+        <w:jc w:val="both"/>
+        <w:rPr>
+          <w:rFonts w:ascii="Book Antiqua" w:hAnsi="Book Antiqua" w:cs="Times New Roman"/>
+          <w:color w:val="000000" w:themeColor="text1"/>
+        </w:rPr>
+      </w:pPr>
+    </w:p>
+    <w:p>
+      <w:pPr>
+        <w:pStyle w:val="SemEspaamento"/>
+        <w:spacing w:line="276" w:lineRule="auto"/>
+        <w:jc w:val="both"/>
+        <w:rPr>
+          <w:rFonts w:ascii="Book Antiqua" w:hAnsi="Book Antiqua" w:cs="Times New Roman"/>
+          <w:color w:val="000000" w:themeColor="text1"/>
+        </w:rPr>
+      </w:pPr>
+      <w:r>
+        <w:rPr>
+          <w:rFonts w:ascii="Book Antiqua" w:hAnsi="Book Antiqua" w:cs="Times New Roman"/>
+          <w:b/>
+          <w:color w:val="000000" w:themeColor="text1"/>
+        </w:rPr>
+        <w:t>CLÁUSULA SEXTA</w:t>
+      </w:r>
+      <w:r>
+        <w:rPr>
+          <w:rFonts w:ascii="Book Antiqua" w:hAnsi="Book Antiqua" w:cs="Times New Roman"/>
+          <w:color w:val="000000" w:themeColor="text1"/>
+        </w:rPr>
+        <w:t xml:space="preserve"> – Deverá o COMPRADOR(A) no ato da aquisição dos equipamentos informar à VENDEDORA quaisquer condições ou problemas</w:t>
+      </w:r>
+      <w:r>
+        <w:rPr>
+          <w:rFonts w:ascii="Book Antiqua" w:hAnsi="Book Antiqua" w:cs="Times New Roman"/>
+          <w:color w:val="000000" w:themeColor="text1"/>
+        </w:rPr>
+        <w:t xml:space="preserve"> ou características</w:t>
+      </w:r>
+      <w:r>
+        <w:rPr>
+          <w:rFonts w:ascii="Book Antiqua" w:hAnsi="Book Antiqua" w:cs="Times New Roman"/>
+          <w:color w:val="000000" w:themeColor="text1"/>
+        </w:rPr>
+        <w:t xml:space="preserve"> específic</w:t>
+      </w:r>
+      <w:r>
+        <w:rPr>
+          <w:rFonts w:ascii="Book Antiqua" w:hAnsi="Book Antiqua" w:cs="Times New Roman"/>
+          <w:color w:val="000000" w:themeColor="text1"/>
+        </w:rPr>
+        <w:t>a</w:t>
+      </w:r>
+      <w:r>
+        <w:rPr>
+          <w:rFonts w:ascii="Book Antiqua" w:hAnsi="Book Antiqua" w:cs="Times New Roman"/>
+          <w:color w:val="000000" w:themeColor="text1"/>
+        </w:rPr>
+        <w:t>s existentes no local da montagem para fins de elaboração do projeto.</w:t>
+      </w:r>
+    </w:p>
+    <w:p>
+      <w:pPr>
+        <w:pStyle w:val="SemEspaamento"/>
+        <w:spacing w:line="276" w:lineRule="auto"/>
+        <w:jc w:val="both"/>
+        <w:rPr>
+          <w:rFonts w:ascii="Book Antiqua" w:hAnsi="Book Antiqua" w:cs="Times New Roman"/>
+          <w:color w:val="000000" w:themeColor="text1"/>
+        </w:rPr>
+      </w:pPr>
+    </w:p>
+    <w:p>
+      <w:pPr>
+        <w:pStyle w:val="SemEspaamento"/>
+        <w:spacing w:line="276" w:lineRule="auto"/>
+        <w:jc w:val="both"/>
+        <w:rPr>
+          <w:rFonts w:ascii="Book Antiqua" w:hAnsi="Book Antiqua" w:cs="Times New Roman"/>
+          <w:color w:val="000000" w:themeColor="text1"/>
+        </w:rPr>
+      </w:pPr>
+      <w:r>
+        <w:rPr>
+          <w:rFonts w:ascii="Book Antiqua" w:hAnsi="Book Antiqua" w:cs="Times New Roman"/>
+          <w:b/>
+          <w:color w:val="000000" w:themeColor="text1"/>
+        </w:rPr>
+        <w:t xml:space="preserve">Parágrafo Primeiro: </w:t>
+      </w:r>
+      <w:r>
+        <w:rPr>
+          <w:rFonts w:ascii="Book Antiqua" w:hAnsi="Book Antiqua" w:cs="Times New Roman"/>
+          <w:color w:val="000000" w:themeColor="text1"/>
+        </w:rPr>
+        <w:t>As especificações acima descritas são, mas não se limita</w:t>
+      </w:r>
+      <w:r>
+        <w:rPr>
+          <w:rFonts w:ascii="Book Antiqua" w:hAnsi="Book Antiqua" w:cs="Times New Roman"/>
+          <w:color w:val="000000" w:themeColor="text1"/>
+        </w:rPr>
+        <w:t>m</w:t>
+      </w:r>
+      <w:r>
+        <w:rPr>
+          <w:rFonts w:ascii="Book Antiqua" w:hAnsi="Book Antiqua" w:cs="Times New Roman"/>
+          <w:color w:val="000000" w:themeColor="text1"/>
+        </w:rPr>
+        <w:t>,</w:t>
+      </w:r>
+      <w:r>
+        <w:rPr>
+          <w:rFonts w:ascii="Book Antiqua" w:hAnsi="Book Antiqua" w:cs="Times New Roman"/>
+          <w:color w:val="000000" w:themeColor="text1"/>
+        </w:rPr>
+        <w:t xml:space="preserve"> àquelas que de ordem estrutural como colunas, forração, pisos, madeiramento, lajes, locais impermeabilizados, divisórias</w:t>
+      </w:r>
+      <w:r>
+        <w:rPr>
+          <w:rFonts w:ascii="Book Antiqua" w:hAnsi="Book Antiqua" w:cs="Times New Roman"/>
+          <w:color w:val="000000" w:themeColor="text1"/>
+        </w:rPr>
+        <w:t>, instalação ao ar livre e etc.</w:t>
+      </w:r>
+    </w:p>
+    <w:p>
+      <w:pPr>
+        <w:pStyle w:val="SemEspaamento"/>
+        <w:spacing w:line="276" w:lineRule="auto"/>
+        <w:jc w:val="both"/>
+        <w:rPr>
+          <w:rFonts w:ascii="Book Antiqua" w:hAnsi="Book Antiqua" w:cs="Times New Roman"/>
+          <w:color w:val="000000" w:themeColor="text1"/>
+        </w:rPr>
+      </w:pPr>
+    </w:p>
+    <w:p>
+      <w:pPr>
+        <w:pStyle w:val="SemEspaamento"/>
+        <w:spacing w:line="276" w:lineRule="auto"/>
+        <w:jc w:val="both"/>
+        <w:rPr>
+          <w:rFonts w:ascii="Book Antiqua" w:hAnsi="Book Antiqua" w:cs="Times New Roman"/>
+          <w:color w:val="000000" w:themeColor="text1"/>
+        </w:rPr>
+      </w:pPr>
+      <w:r>
+        <w:rPr>
+          <w:rFonts w:ascii="Book Antiqua" w:hAnsi="Book Antiqua" w:cs="Times New Roman"/>
+          <w:b/>
+          <w:color w:val="000000" w:themeColor="text1"/>
+        </w:rPr>
+        <w:t>Parágrafo Segundo:</w:t>
+      </w:r>
+      <w:r>
+        <w:rPr>
+          <w:rFonts w:ascii="Book Antiqua" w:hAnsi="Book Antiqua" w:cs="Times New Roman"/>
+          <w:color w:val="000000" w:themeColor="text1"/>
+        </w:rPr>
+        <w:t xml:space="preserve"> Fica desde já o COMPRADOR(A) ciente de que para a instalação do equipamento adquirido é necessári</w:t>
+      </w:r>
+      <w:r>
+        <w:rPr>
+          <w:rFonts w:ascii="Book Antiqua" w:hAnsi="Book Antiqua" w:cs="Times New Roman"/>
+          <w:color w:val="000000" w:themeColor="text1"/>
+        </w:rPr>
+        <w:t>a</w:t>
+      </w:r>
+      <w:r>
+        <w:rPr>
+          <w:rFonts w:ascii="Book Antiqua" w:hAnsi="Book Antiqua" w:cs="Times New Roman"/>
+          <w:color w:val="000000" w:themeColor="text1"/>
+        </w:rPr>
+        <w:t xml:space="preserve"> a perfuração de pisos e paredes com material necessário para suportar tanto o peso quanto os movimentos realizados pelo brinquedo, devendo o COMPRADOR(A) informar previamente à VENDEDORA a existência de tubulações hidráulicas, elétricas e de ar-condicionado, não havendo qualquer responsabilidade desta, seja a que título for, caso haja perfuração ou qualquer sinistralidade no momento da montagem do equipamento. </w:t>
+      </w:r>
+    </w:p>
+    <w:p>
+      <w:pPr>
+        <w:pStyle w:val="SemEspaamento"/>
+        <w:spacing w:line="276" w:lineRule="auto"/>
+        <w:jc w:val="both"/>
+        <w:rPr>
+          <w:rFonts w:ascii="Book Antiqua" w:hAnsi="Book Antiqua" w:cs="Times New Roman"/>
+          <w:color w:val="000000" w:themeColor="text1"/>
+        </w:rPr>
+      </w:pPr>
+    </w:p>
+    <w:p>
+      <w:pPr>
+        <w:pStyle w:val="SemEspaamento"/>
+        <w:spacing w:line="276" w:lineRule="auto"/>
+        <w:jc w:val="both"/>
+        <w:rPr>
+          <w:rFonts w:ascii="Book Antiqua" w:hAnsi="Book Antiqua" w:cs="Times New Roman"/>
+          <w:color w:val="000000" w:themeColor="text1"/>
+        </w:rPr>
+      </w:pPr>
+      <w:r>
+        <w:rPr>
+          <w:rFonts w:ascii="Book Antiqua" w:hAnsi="Book Antiqua" w:cs="Times New Roman"/>
+          <w:b/>
+          <w:color w:val="000000" w:themeColor="text1"/>
+        </w:rPr>
         <w:t xml:space="preserve">Parágrafo Terceiro: </w:t>
       </w:r>
       <w:r>
@@ -2192,551 +2493,51 @@
           <w:rFonts w:ascii="Book Antiqua" w:hAnsi="Book Antiqua" w:cs="Times New Roman"/>
           <w:color w:val="000000" w:themeColor="text1"/>
         </w:rPr>
-        <w:t>O pagamento realizado deverá ser identificado pelo CPF ou CNPJ do COMPRADOR(A) e encaminhado à VENDEDORA através de seus canais de contato para fins de realização de baixa do pagamento.</w:t>
-      </w:r>
-    </w:p>
-    <w:p>
-      <w:pPr>
-        <w:pStyle w:val="SemEspaamento"/>
-        <w:spacing w:line="276" w:lineRule="auto"/>
-        <w:jc w:val="both"/>
-        <w:rPr>
-          <w:rFonts w:ascii="Book Antiqua" w:hAnsi="Book Antiqua" w:cs="Times New Roman"/>
-          <w:color w:val="000000" w:themeColor="text1"/>
-        </w:rPr>
-      </w:pPr>
-    </w:p>
-    <w:p>
-      <w:pPr>
-        <w:pStyle w:val="SemEspaamento"/>
-        <w:spacing w:line="276" w:lineRule="auto"/>
-        <w:jc w:val="both"/>
-        <w:rPr>
-          <w:rFonts w:ascii="Book Antiqua" w:hAnsi="Book Antiqua" w:cs="Times New Roman"/>
-          <w:color w:val="000000" w:themeColor="text1"/>
-        </w:rPr>
-      </w:pPr>
-      <w:r>
-        <w:rPr>
-          <w:rFonts w:ascii="Book Antiqua" w:hAnsi="Book Antiqua" w:cs="Times New Roman"/>
-          <w:b/>
-          <w:color w:val="000000" w:themeColor="text1"/>
-        </w:rPr>
-        <w:t>Parágrafo Quarto:</w:t>
-      </w:r>
-      <w:r>
-        <w:rPr>
-          <w:rFonts w:ascii="Book Antiqua" w:hAnsi="Book Antiqua" w:cs="Times New Roman"/>
-          <w:color w:val="000000" w:themeColor="text1"/>
-        </w:rPr>
-        <w:t xml:space="preserve"> Em caso de atraso no pagamento de quaisquer das parcelas acima destacadas nas datas ajustadas, haverá a incidência de multa de 2% (dois por cento) sobre o valor do débito, juros legais de 0,033% ao dia e correção monetária pelo INPC.</w:t>
-      </w:r>
-    </w:p>
-    <w:p>
-      <w:pPr>
-        <w:pStyle w:val="SemEspaamento"/>
-        <w:spacing w:line="276" w:lineRule="auto"/>
-        <w:jc w:val="both"/>
-        <w:rPr>
-          <w:rFonts w:ascii="Book Antiqua" w:hAnsi="Book Antiqua" w:cs="Times New Roman"/>
-          <w:color w:val="000000" w:themeColor="text1"/>
-        </w:rPr>
-      </w:pPr>
-    </w:p>
-    <w:p>
-      <w:pPr>
-        <w:pStyle w:val="SemEspaamento"/>
-        <w:spacing w:line="276" w:lineRule="auto"/>
-        <w:jc w:val="both"/>
-        <w:rPr>
-          <w:rFonts w:ascii="Book Antiqua" w:hAnsi="Book Antiqua" w:cs="Times New Roman"/>
-          <w:color w:val="000000" w:themeColor="text1"/>
-        </w:rPr>
-      </w:pPr>
-      <w:r>
-        <w:rPr>
-          <w:rFonts w:ascii="Book Antiqua" w:hAnsi="Book Antiqua" w:cs="Times New Roman"/>
-          <w:b/>
-          <w:color w:val="000000" w:themeColor="text1"/>
-        </w:rPr>
-        <w:t>Parágrafo Quinto:</w:t>
-      </w:r>
-      <w:r>
-        <w:rPr>
-          <w:rFonts w:ascii="Book Antiqua" w:hAnsi="Book Antiqua" w:cs="Times New Roman"/>
-          <w:color w:val="000000" w:themeColor="text1"/>
-        </w:rPr>
-        <w:t xml:space="preserve"> No caso de inadimplemento de qualquer das obrigações previstas nesta Cláusula por parte do COMPRADOR(A), além da incidência dos encargos estipulados na Parágrafo Quarto, haverá a inscrição desta nos órgãos de proteção ao crédito (SPC/SERASA), respeitada a notificação prévia destes para ciência das pendências existentes, pelo que na inércia, serão adotadas estas e outras providências para o recebimento, tais como protesto e cobrança judicial.</w:t>
-      </w:r>
-    </w:p>
-    <w:p>
-      <w:pPr>
-        <w:pStyle w:val="SemEspaamento"/>
-        <w:spacing w:line="276" w:lineRule="auto"/>
-        <w:jc w:val="both"/>
-        <w:rPr>
-          <w:rFonts w:ascii="Book Antiqua" w:hAnsi="Book Antiqua" w:cs="Times New Roman"/>
-          <w:color w:val="000000" w:themeColor="text1"/>
-        </w:rPr>
-      </w:pPr>
-    </w:p>
-    <w:p>
-      <w:pPr>
-        <w:pStyle w:val="SemEspaamento"/>
-        <w:spacing w:line="276" w:lineRule="auto"/>
-        <w:jc w:val="both"/>
-        <w:rPr>
-          <w:rFonts w:ascii="Book Antiqua" w:hAnsi="Book Antiqua" w:cs="Times New Roman"/>
-          <w:b/>
-          <w:color w:val="000000" w:themeColor="text1"/>
-          <w:u w:val="single"/>
-        </w:rPr>
-      </w:pPr>
-      <w:r>
-        <w:rPr>
-          <w:rFonts w:ascii="Book Antiqua" w:hAnsi="Book Antiqua" w:cs="Times New Roman"/>
-          <w:b/>
-          <w:color w:val="000000" w:themeColor="text1"/>
-          <w:u w:val="single"/>
-        </w:rPr>
-        <w:t xml:space="preserve">III </w:t>
-      </w:r>
-      <w:r>
-        <w:rPr>
-          <w:rFonts w:ascii="Book Antiqua" w:hAnsi="Book Antiqua" w:cs="Times New Roman"/>
-          <w:b/>
-          <w:color w:val="000000" w:themeColor="text1"/>
-          <w:u w:val="single"/>
-        </w:rPr>
-        <w:t>–</w:t>
-      </w:r>
-      <w:r>
-        <w:rPr>
-          <w:rFonts w:ascii="Book Antiqua" w:hAnsi="Book Antiqua" w:cs="Times New Roman"/>
-          <w:b/>
-          <w:color w:val="000000" w:themeColor="text1"/>
-          <w:u w:val="single"/>
-        </w:rPr>
-        <w:t xml:space="preserve"> DO</w:t>
-      </w:r>
-      <w:r>
-        <w:rPr>
-          <w:rFonts w:ascii="Book Antiqua" w:hAnsi="Book Antiqua" w:cs="Times New Roman"/>
-          <w:b/>
-          <w:color w:val="000000" w:themeColor="text1"/>
-          <w:u w:val="single"/>
-        </w:rPr>
-        <w:t xml:space="preserve"> RECEBIMENTO DO EQUIPAMENTO E LOCAL DA MONTAGEM</w:t>
-      </w:r>
-    </w:p>
-    <w:p>
-      <w:pPr>
-        <w:pStyle w:val="SemEspaamento"/>
-        <w:spacing w:line="276" w:lineRule="auto"/>
-        <w:jc w:val="both"/>
-        <w:rPr>
-          <w:rFonts w:ascii="Book Antiqua" w:hAnsi="Book Antiqua" w:cs="Times New Roman"/>
-          <w:color w:val="000000" w:themeColor="text1"/>
-        </w:rPr>
-      </w:pPr>
-      <w:r>
-        <w:rPr>
-          <w:rFonts w:ascii="Book Antiqua" w:hAnsi="Book Antiqua" w:cs="Times New Roman"/>
-          <w:b/>
-          <w:color w:val="000000" w:themeColor="text1"/>
-        </w:rPr>
-        <w:t xml:space="preserve">CLAÚSULA QUINTA – </w:t>
-      </w:r>
-      <w:r>
-        <w:rPr>
-          <w:rFonts w:ascii="Book Antiqua" w:hAnsi="Book Antiqua" w:cs="Times New Roman"/>
-          <w:color w:val="000000" w:themeColor="text1"/>
-        </w:rPr>
-        <w:t>Para a entrega e instalação dos produtos adquiridos, compromete-se o COMPRADOR(A) disponibilizar o local da montagem totalmente limpo, livre de entulhos ou objetos que possam atrapalhar ou impedir de qualquer forma na realização da instalação do equipamento.</w:t>
-      </w:r>
-    </w:p>
-    <w:p>
-      <w:pPr>
-        <w:pStyle w:val="SemEspaamento"/>
-        <w:spacing w:line="276" w:lineRule="auto"/>
-        <w:jc w:val="both"/>
-        <w:rPr>
-          <w:rFonts w:ascii="Book Antiqua" w:hAnsi="Book Antiqua" w:cs="Times New Roman"/>
-          <w:color w:val="000000" w:themeColor="text1"/>
-        </w:rPr>
-      </w:pPr>
-    </w:p>
-    <w:p>
-      <w:pPr>
-        <w:pStyle w:val="SemEspaamento"/>
-        <w:spacing w:line="276" w:lineRule="auto"/>
-        <w:jc w:val="both"/>
-        <w:rPr>
-          <w:rFonts w:ascii="Book Antiqua" w:hAnsi="Book Antiqua" w:cs="Times New Roman"/>
-          <w:color w:val="000000" w:themeColor="text1"/>
-        </w:rPr>
-      </w:pPr>
-      <w:r>
-        <w:rPr>
-          <w:rFonts w:ascii="Book Antiqua" w:hAnsi="Book Antiqua" w:cs="Times New Roman"/>
-          <w:b/>
-          <w:color w:val="000000" w:themeColor="text1"/>
-        </w:rPr>
-        <w:t>Parágrafo Primeiro:</w:t>
-      </w:r>
-      <w:r>
-        <w:rPr>
-          <w:rFonts w:ascii="Book Antiqua" w:hAnsi="Book Antiqua" w:cs="Times New Roman"/>
-          <w:color w:val="000000" w:themeColor="text1"/>
-        </w:rPr>
-        <w:t xml:space="preserve"> A data da instalação do equipamento será previamente ajustada entre as partes contratante</w:t>
-      </w:r>
-      <w:r>
-        <w:rPr>
-          <w:rFonts w:ascii="Book Antiqua" w:hAnsi="Book Antiqua" w:cs="Times New Roman"/>
-          <w:color w:val="000000" w:themeColor="text1"/>
-        </w:rPr>
-        <w:t>s,</w:t>
-      </w:r>
-      <w:r>
-        <w:rPr>
-          <w:rFonts w:ascii="Book Antiqua" w:hAnsi="Book Antiqua" w:cs="Times New Roman"/>
-          <w:color w:val="000000" w:themeColor="text1"/>
-        </w:rPr>
-        <w:t xml:space="preserve"> ficando </w:t>
-      </w:r>
-      <w:r>
-        <w:rPr>
-          <w:rFonts w:ascii="Book Antiqua" w:hAnsi="Book Antiqua" w:cs="Times New Roman"/>
-          <w:color w:val="000000" w:themeColor="text1"/>
-        </w:rPr>
-        <w:t>ambos cientes</w:t>
-      </w:r>
-      <w:r>
-        <w:rPr>
-          <w:rFonts w:ascii="Book Antiqua" w:hAnsi="Book Antiqua" w:cs="Times New Roman"/>
-          <w:color w:val="000000" w:themeColor="text1"/>
-        </w:rPr>
-        <w:t xml:space="preserve"> da data inicial e previsão da data final para fins de organização e planejamento.</w:t>
-      </w:r>
-    </w:p>
-    <w:p>
-      <w:pPr>
-        <w:pStyle w:val="SemEspaamento"/>
-        <w:spacing w:line="276" w:lineRule="auto"/>
-        <w:jc w:val="both"/>
-        <w:rPr>
-          <w:rFonts w:ascii="Book Antiqua" w:hAnsi="Book Antiqua" w:cs="Times New Roman"/>
-          <w:color w:val="000000" w:themeColor="text1"/>
-        </w:rPr>
-      </w:pPr>
-    </w:p>
-    <w:p>
-      <w:pPr>
-        <w:pStyle w:val="SemEspaamento"/>
-        <w:spacing w:line="276" w:lineRule="auto"/>
-        <w:jc w:val="both"/>
-        <w:rPr>
-          <w:rFonts w:ascii="Book Antiqua" w:hAnsi="Book Antiqua" w:cs="Times New Roman"/>
-          <w:color w:val="000000" w:themeColor="text1"/>
-        </w:rPr>
-      </w:pPr>
-      <w:r>
-        <w:rPr>
-          <w:rFonts w:ascii="Book Antiqua" w:hAnsi="Book Antiqua" w:cs="Times New Roman"/>
-          <w:b/>
-          <w:color w:val="000000" w:themeColor="text1"/>
-        </w:rPr>
-        <w:t>Parágrafo Segundo:</w:t>
-      </w:r>
-      <w:r>
-        <w:rPr>
-          <w:rFonts w:ascii="Book Antiqua" w:hAnsi="Book Antiqua" w:cs="Times New Roman"/>
-          <w:color w:val="000000" w:themeColor="text1"/>
-        </w:rPr>
-        <w:t xml:space="preserve"> Caso haja atraso no início da montagem por culpa do COMPRADOR(A) por qualquer razão, e, especialmente quanto à entrega do espaço para montagem nos termos do </w:t>
-      </w:r>
-      <w:r>
-        <w:rPr>
-          <w:rFonts w:ascii="Book Antiqua" w:hAnsi="Book Antiqua" w:cs="Times New Roman"/>
-          <w:i/>
-          <w:color w:val="000000" w:themeColor="text1"/>
-        </w:rPr>
-        <w:t>caput</w:t>
-      </w:r>
-      <w:r>
-        <w:rPr>
-          <w:rFonts w:ascii="Book Antiqua" w:hAnsi="Book Antiqua" w:cs="Times New Roman"/>
-          <w:color w:val="000000" w:themeColor="text1"/>
-        </w:rPr>
-        <w:t xml:space="preserve"> desta cláusula, deverá este arca</w:t>
-      </w:r>
-      <w:r>
-        <w:rPr>
-          <w:rFonts w:ascii="Book Antiqua" w:hAnsi="Book Antiqua" w:cs="Times New Roman"/>
-          <w:color w:val="000000" w:themeColor="text1"/>
-        </w:rPr>
-        <w:t>r</w:t>
-      </w:r>
-      <w:r>
-        <w:rPr>
-          <w:rFonts w:ascii="Book Antiqua" w:hAnsi="Book Antiqua" w:cs="Times New Roman"/>
-          <w:color w:val="000000" w:themeColor="text1"/>
-        </w:rPr>
-        <w:t xml:space="preserve"> com os custos sobrevindos do atraso como horas-extras, refeições, estadias dos responsáveis pela montagem, sem haver qualquer compensação em relaç</w:t>
-      </w:r>
-      <w:r>
-        <w:rPr>
-          <w:rFonts w:ascii="Book Antiqua" w:hAnsi="Book Antiqua" w:cs="Times New Roman"/>
-          <w:color w:val="000000" w:themeColor="text1"/>
-        </w:rPr>
-        <w:t>ão ao valor disposto no cont</w:t>
-      </w:r>
-      <w:r>
-        <w:rPr>
-          <w:rFonts w:ascii="Book Antiqua" w:hAnsi="Book Antiqua" w:cs="Times New Roman"/>
-          <w:color w:val="000000" w:themeColor="text1"/>
-        </w:rPr>
-        <w:t>rato</w:t>
-      </w:r>
-      <w:r>
-        <w:rPr>
-          <w:rFonts w:ascii="Book Antiqua" w:hAnsi="Book Antiqua" w:cs="Times New Roman"/>
-          <w:color w:val="000000" w:themeColor="text1"/>
-        </w:rPr>
-        <w:t xml:space="preserve"> para fins de aquisição</w:t>
-      </w:r>
-      <w:r>
-        <w:rPr>
-          <w:rFonts w:ascii="Book Antiqua" w:hAnsi="Book Antiqua" w:cs="Times New Roman"/>
-          <w:color w:val="000000" w:themeColor="text1"/>
-        </w:rPr>
-        <w:t>.</w:t>
-      </w:r>
-    </w:p>
-    <w:p>
-      <w:pPr>
-        <w:pStyle w:val="SemEspaamento"/>
-        <w:spacing w:line="276" w:lineRule="auto"/>
-        <w:jc w:val="both"/>
-        <w:rPr>
-          <w:rFonts w:ascii="Book Antiqua" w:hAnsi="Book Antiqua" w:cs="Times New Roman"/>
-          <w:color w:val="000000" w:themeColor="text1"/>
-        </w:rPr>
-      </w:pPr>
-    </w:p>
-    <w:p>
-      <w:pPr>
-        <w:pStyle w:val="SemEspaamento"/>
-        <w:spacing w:line="276" w:lineRule="auto"/>
-        <w:jc w:val="both"/>
-        <w:rPr>
-          <w:rFonts w:ascii="Book Antiqua" w:hAnsi="Book Antiqua" w:cs="Times New Roman"/>
-          <w:color w:val="000000" w:themeColor="text1"/>
-        </w:rPr>
-      </w:pPr>
-      <w:r>
-        <w:rPr>
-          <w:rFonts w:ascii="Book Antiqua" w:hAnsi="Book Antiqua" w:cs="Times New Roman"/>
-          <w:b/>
-          <w:color w:val="000000" w:themeColor="text1"/>
-        </w:rPr>
-        <w:t>Parágrafo Terceiro:</w:t>
-      </w:r>
-      <w:r>
-        <w:rPr>
-          <w:rFonts w:ascii="Book Antiqua" w:hAnsi="Book Antiqua" w:cs="Times New Roman"/>
-          <w:color w:val="000000" w:themeColor="text1"/>
-        </w:rPr>
-        <w:t xml:space="preserve"> Para a apuração dos valores a serem cobrados pelo atraso </w:t>
-      </w:r>
-      <w:r>
-        <w:rPr>
-          <w:rFonts w:ascii="Book Antiqua" w:hAnsi="Book Antiqua" w:cs="Times New Roman"/>
-          <w:color w:val="000000" w:themeColor="text1"/>
-        </w:rPr>
-        <w:t>na montagem por culpa do COMPRADOR(A), deverá a VENDEDORA apresentar os respectivos comprovantes de despesas e orçamentos na data do requerimento.</w:t>
-      </w:r>
-    </w:p>
-    <w:p>
-      <w:pPr>
-        <w:pStyle w:val="SemEspaamento"/>
-        <w:spacing w:line="276" w:lineRule="auto"/>
-        <w:jc w:val="both"/>
-        <w:rPr>
-          <w:rFonts w:ascii="Book Antiqua" w:hAnsi="Book Antiqua" w:cs="Times New Roman"/>
-          <w:color w:val="000000" w:themeColor="text1"/>
-        </w:rPr>
-      </w:pPr>
-    </w:p>
-    <w:p>
-      <w:pPr>
-        <w:pStyle w:val="SemEspaamento"/>
-        <w:spacing w:line="276" w:lineRule="auto"/>
-        <w:jc w:val="both"/>
-        <w:rPr>
-          <w:rFonts w:ascii="Book Antiqua" w:hAnsi="Book Antiqua" w:cs="Times New Roman"/>
-          <w:color w:val="000000" w:themeColor="text1"/>
-        </w:rPr>
-      </w:pPr>
-      <w:r>
-        <w:rPr>
-          <w:rFonts w:ascii="Book Antiqua" w:hAnsi="Book Antiqua" w:cs="Times New Roman"/>
-          <w:b/>
-          <w:color w:val="000000" w:themeColor="text1"/>
-        </w:rPr>
-        <w:t>CLÁUSULA SEXTA</w:t>
-      </w:r>
-      <w:r>
-        <w:rPr>
-          <w:rFonts w:ascii="Book Antiqua" w:hAnsi="Book Antiqua" w:cs="Times New Roman"/>
-          <w:color w:val="000000" w:themeColor="text1"/>
-        </w:rPr>
-        <w:t xml:space="preserve"> – Deverá o COMPRADOR(A) no ato da aquisição dos equipamentos informar à VENDEDORA quaisquer condições ou problemas</w:t>
-      </w:r>
-      <w:r>
-        <w:rPr>
-          <w:rFonts w:ascii="Book Antiqua" w:hAnsi="Book Antiqua" w:cs="Times New Roman"/>
-          <w:color w:val="000000" w:themeColor="text1"/>
-        </w:rPr>
-        <w:t xml:space="preserve"> ou características</w:t>
-      </w:r>
-      <w:r>
-        <w:rPr>
-          <w:rFonts w:ascii="Book Antiqua" w:hAnsi="Book Antiqua" w:cs="Times New Roman"/>
-          <w:color w:val="000000" w:themeColor="text1"/>
-        </w:rPr>
-        <w:t xml:space="preserve"> específic</w:t>
-      </w:r>
-      <w:r>
-        <w:rPr>
-          <w:rFonts w:ascii="Book Antiqua" w:hAnsi="Book Antiqua" w:cs="Times New Roman"/>
-          <w:color w:val="000000" w:themeColor="text1"/>
-        </w:rPr>
-        <w:t>a</w:t>
-      </w:r>
-      <w:r>
-        <w:rPr>
-          <w:rFonts w:ascii="Book Antiqua" w:hAnsi="Book Antiqua" w:cs="Times New Roman"/>
-          <w:color w:val="000000" w:themeColor="text1"/>
-        </w:rPr>
-        <w:t>s existentes no local da montagem para fins de elaboração do projeto.</w:t>
-      </w:r>
-    </w:p>
-    <w:p>
-      <w:pPr>
-        <w:pStyle w:val="SemEspaamento"/>
-        <w:spacing w:line="276" w:lineRule="auto"/>
-        <w:jc w:val="both"/>
-        <w:rPr>
-          <w:rFonts w:ascii="Book Antiqua" w:hAnsi="Book Antiqua" w:cs="Times New Roman"/>
-          <w:color w:val="000000" w:themeColor="text1"/>
-        </w:rPr>
-      </w:pPr>
-    </w:p>
-    <w:p>
-      <w:pPr>
-        <w:pStyle w:val="SemEspaamento"/>
-        <w:spacing w:line="276" w:lineRule="auto"/>
-        <w:jc w:val="both"/>
-        <w:rPr>
-          <w:rFonts w:ascii="Book Antiqua" w:hAnsi="Book Antiqua" w:cs="Times New Roman"/>
-          <w:color w:val="000000" w:themeColor="text1"/>
-        </w:rPr>
-      </w:pPr>
-      <w:r>
-        <w:rPr>
-          <w:rFonts w:ascii="Book Antiqua" w:hAnsi="Book Antiqua" w:cs="Times New Roman"/>
-          <w:b/>
-          <w:color w:val="000000" w:themeColor="text1"/>
-        </w:rPr>
-        <w:t xml:space="preserve">Parágrafo Primeiro: </w:t>
-      </w:r>
-      <w:r>
-        <w:rPr>
-          <w:rFonts w:ascii="Book Antiqua" w:hAnsi="Book Antiqua" w:cs="Times New Roman"/>
-          <w:color w:val="000000" w:themeColor="text1"/>
-        </w:rPr>
-        <w:t>As especificações acima descritas são, mas não se limita</w:t>
-      </w:r>
-      <w:r>
-        <w:rPr>
-          <w:rFonts w:ascii="Book Antiqua" w:hAnsi="Book Antiqua" w:cs="Times New Roman"/>
-          <w:color w:val="000000" w:themeColor="text1"/>
-        </w:rPr>
-        <w:t>m</w:t>
-      </w:r>
-      <w:r>
-        <w:rPr>
-          <w:rFonts w:ascii="Book Antiqua" w:hAnsi="Book Antiqua" w:cs="Times New Roman"/>
-          <w:color w:val="000000" w:themeColor="text1"/>
-        </w:rPr>
-        <w:t>,</w:t>
-      </w:r>
-      <w:r>
-        <w:rPr>
-          <w:rFonts w:ascii="Book Antiqua" w:hAnsi="Book Antiqua" w:cs="Times New Roman"/>
-          <w:color w:val="000000" w:themeColor="text1"/>
-        </w:rPr>
-        <w:t xml:space="preserve"> àquelas que de ordem estrutural como colunas, forração, pisos, madeiramento, lajes, locais impermeabilizados, divisórias</w:t>
-      </w:r>
-      <w:r>
-        <w:rPr>
-          <w:rFonts w:ascii="Book Antiqua" w:hAnsi="Book Antiqua" w:cs="Times New Roman"/>
-          <w:color w:val="000000" w:themeColor="text1"/>
-        </w:rPr>
-        <w:t>, instalação ao ar livre e etc.</w:t>
-      </w:r>
-    </w:p>
-    <w:p>
-      <w:pPr>
-        <w:pStyle w:val="SemEspaamento"/>
-        <w:spacing w:line="276" w:lineRule="auto"/>
-        <w:jc w:val="both"/>
-        <w:rPr>
-          <w:rFonts w:ascii="Book Antiqua" w:hAnsi="Book Antiqua" w:cs="Times New Roman"/>
-          <w:color w:val="000000" w:themeColor="text1"/>
-        </w:rPr>
-      </w:pPr>
-    </w:p>
-    <w:p>
-      <w:pPr>
-        <w:pStyle w:val="SemEspaamento"/>
-        <w:spacing w:line="276" w:lineRule="auto"/>
-        <w:jc w:val="both"/>
-        <w:rPr>
-          <w:rFonts w:ascii="Book Antiqua" w:hAnsi="Book Antiqua" w:cs="Times New Roman"/>
-          <w:color w:val="000000" w:themeColor="text1"/>
-        </w:rPr>
-      </w:pPr>
-      <w:r>
-        <w:rPr>
-          <w:rFonts w:ascii="Book Antiqua" w:hAnsi="Book Antiqua" w:cs="Times New Roman"/>
-          <w:b/>
-          <w:color w:val="000000" w:themeColor="text1"/>
-        </w:rPr>
-        <w:t>Parágrafo Segundo:</w:t>
-      </w:r>
-      <w:r>
-        <w:rPr>
-          <w:rFonts w:ascii="Book Antiqua" w:hAnsi="Book Antiqua" w:cs="Times New Roman"/>
-          <w:color w:val="000000" w:themeColor="text1"/>
-        </w:rPr>
-        <w:t xml:space="preserve"> Fica desde já o COMPRADOR(A) ciente de que para a instalação do equipamento adquirido é necessári</w:t>
-      </w:r>
-      <w:r>
-        <w:rPr>
-          <w:rFonts w:ascii="Book Antiqua" w:hAnsi="Book Antiqua" w:cs="Times New Roman"/>
-          <w:color w:val="000000" w:themeColor="text1"/>
-        </w:rPr>
-        <w:t>a</w:t>
-      </w:r>
-      <w:r>
-        <w:rPr>
-          <w:rFonts w:ascii="Book Antiqua" w:hAnsi="Book Antiqua" w:cs="Times New Roman"/>
-          <w:color w:val="000000" w:themeColor="text1"/>
-        </w:rPr>
-        <w:t xml:space="preserve"> a perfuração de pisos e paredes com material necessário para suportar tanto o peso quanto os movimentos realizados pelo brinquedo, devendo o COMPRADOR(A) informar previamente à VENDEDORA a existência de tubulações hidráulicas, elétricas e de ar-condicionado, </w:t>
+        <w:t xml:space="preserve">A VENDEDORA não será em hipótese alguma responsabilizada por problemas no local de acomodação do brinquedo que inviabilizem ou retardem a sua instalação.  </w:t>
+      </w:r>
+    </w:p>
+    <w:p>
+      <w:pPr>
+        <w:pStyle w:val="SemEspaamento"/>
+        <w:spacing w:line="276" w:lineRule="auto"/>
+        <w:jc w:val="both"/>
+        <w:rPr>
+          <w:rFonts w:ascii="Book Antiqua" w:hAnsi="Book Antiqua" w:cs="Times New Roman"/>
+          <w:color w:val="000000" w:themeColor="text1"/>
+        </w:rPr>
+      </w:pPr>
+    </w:p>
+    <w:p>
+      <w:pPr>
+        <w:pStyle w:val="SemEspaamento"/>
+        <w:spacing w:line="276" w:lineRule="auto"/>
+        <w:jc w:val="both"/>
+        <w:rPr>
+          <w:rFonts w:ascii="Book Antiqua" w:hAnsi="Book Antiqua" w:cs="Times New Roman"/>
+          <w:color w:val="000000" w:themeColor="text1"/>
+        </w:rPr>
+      </w:pPr>
+      <w:r>
+        <w:rPr>
+          <w:rFonts w:ascii="Book Antiqua" w:hAnsi="Book Antiqua" w:cs="Times New Roman"/>
+          <w:b/>
+          <w:color w:val="000000" w:themeColor="text1"/>
+        </w:rPr>
+        <w:t xml:space="preserve">CLÁUSULA SÉTIMA: </w:t>
+      </w:r>
+      <w:r>
+        <w:rPr>
+          <w:rFonts w:ascii="Book Antiqua" w:hAnsi="Book Antiqua" w:cs="Times New Roman"/>
+          <w:color w:val="000000" w:themeColor="text1"/>
+        </w:rPr>
+        <w:t xml:space="preserve">Fica ciente o COMPRADOR(A) que para a realização da montagem dos equipamentos em caso de condomínios ou locais comerciais que possuírem regimento interno quanto ao tempo </w:t>
+      </w:r>
+      <w:r>
+        <w:rPr>
+          <w:rFonts w:ascii="Book Antiqua" w:hAnsi="Book Antiqua" w:cs="Times New Roman"/>
+          <w:color w:val="000000" w:themeColor="text1"/>
+        </w:rPr>
+        <w:t xml:space="preserve">e dias específicos para trabalho, a VENDEDORA respeitará tais condições específicas não </w:t>
       </w:r>
       <w:r>
         <w:rPr>
@@ -2744,88 +2545,7 @@
           <w:color w:val="000000" w:themeColor="text1"/>
         </w:rPr>
         <w:lastRenderedPageBreak/>
-        <w:t xml:space="preserve">não havendo qualquer responsabilidade desta, seja a que título for, caso haja perfuração ou qualquer sinistralidade no momento da montagem do equipamento. </w:t>
-      </w:r>
-    </w:p>
-    <w:p>
-      <w:pPr>
-        <w:pStyle w:val="SemEspaamento"/>
-        <w:spacing w:line="276" w:lineRule="auto"/>
-        <w:jc w:val="both"/>
-        <w:rPr>
-          <w:rFonts w:ascii="Book Antiqua" w:hAnsi="Book Antiqua" w:cs="Times New Roman"/>
-          <w:color w:val="000000" w:themeColor="text1"/>
-        </w:rPr>
-      </w:pPr>
-    </w:p>
-    <w:p>
-      <w:pPr>
-        <w:pStyle w:val="SemEspaamento"/>
-        <w:spacing w:line="276" w:lineRule="auto"/>
-        <w:jc w:val="both"/>
-        <w:rPr>
-          <w:rFonts w:ascii="Book Antiqua" w:hAnsi="Book Antiqua" w:cs="Times New Roman"/>
-          <w:color w:val="000000" w:themeColor="text1"/>
-        </w:rPr>
-      </w:pPr>
-      <w:r>
-        <w:rPr>
-          <w:rFonts w:ascii="Book Antiqua" w:hAnsi="Book Antiqua" w:cs="Times New Roman"/>
-          <w:b/>
-          <w:color w:val="000000" w:themeColor="text1"/>
-        </w:rPr>
-        <w:t xml:space="preserve">Parágrafo Terceiro: </w:t>
-      </w:r>
-      <w:r>
-        <w:rPr>
-          <w:rFonts w:ascii="Book Antiqua" w:hAnsi="Book Antiqua" w:cs="Times New Roman"/>
-          <w:color w:val="000000" w:themeColor="text1"/>
-        </w:rPr>
-        <w:t xml:space="preserve">A VENDEDORA não será em hipótese alguma responsabilizada por problemas no local de acomodação do brinquedo que inviabilizem ou retardem a sua instalação.  </w:t>
-      </w:r>
-    </w:p>
-    <w:p>
-      <w:pPr>
-        <w:pStyle w:val="SemEspaamento"/>
-        <w:spacing w:line="276" w:lineRule="auto"/>
-        <w:jc w:val="both"/>
-        <w:rPr>
-          <w:rFonts w:ascii="Book Antiqua" w:hAnsi="Book Antiqua" w:cs="Times New Roman"/>
-          <w:color w:val="000000" w:themeColor="text1"/>
-        </w:rPr>
-      </w:pPr>
-    </w:p>
-    <w:p>
-      <w:pPr>
-        <w:pStyle w:val="SemEspaamento"/>
-        <w:spacing w:line="276" w:lineRule="auto"/>
-        <w:jc w:val="both"/>
-        <w:rPr>
-          <w:rFonts w:ascii="Book Antiqua" w:hAnsi="Book Antiqua" w:cs="Times New Roman"/>
-          <w:color w:val="000000" w:themeColor="text1"/>
-        </w:rPr>
-      </w:pPr>
-      <w:r>
-        <w:rPr>
-          <w:rFonts w:ascii="Book Antiqua" w:hAnsi="Book Antiqua" w:cs="Times New Roman"/>
-          <w:b/>
-          <w:color w:val="000000" w:themeColor="text1"/>
-        </w:rPr>
-        <w:t xml:space="preserve">CLÁUSULA SÉTIMA: </w:t>
-      </w:r>
-      <w:r>
-        <w:rPr>
-          <w:rFonts w:ascii="Book Antiqua" w:hAnsi="Book Antiqua" w:cs="Times New Roman"/>
-          <w:color w:val="000000" w:themeColor="text1"/>
-        </w:rPr>
-        <w:t xml:space="preserve">Fica ciente o COMPRADOR(A) que para a realização da montagem dos equipamentos em caso de condomínios ou locais comerciais que possuírem regimento interno quanto ao tempo </w:t>
-      </w:r>
-      <w:r>
-        <w:rPr>
-          <w:rFonts w:ascii="Book Antiqua" w:hAnsi="Book Antiqua" w:cs="Times New Roman"/>
-          <w:color w:val="000000" w:themeColor="text1"/>
-        </w:rPr>
-        <w:t>e dias específicos para trabalho, a VENDEDORA respeitará tais condições específicas não havendo a possibilidade de extensão do</w:t>
+        <w:t>havendo a possibilidade de extensão do</w:t>
       </w:r>
       <w:r>
         <w:rPr>
@@ -3505,213 +3225,213 @@
           <w:b/>
           <w:color w:val="000000" w:themeColor="text1"/>
         </w:rPr>
+        <w:t xml:space="preserve">CLÁUSULA DÉCIMA: </w:t>
+      </w:r>
+      <w:r>
+        <w:rPr>
+          <w:rFonts w:ascii="Book Antiqua" w:hAnsi="Book Antiqua" w:cs="Times New Roman"/>
+          <w:bCs/>
+          <w:color w:val="000000" w:themeColor="text1"/>
+        </w:rPr>
+        <w:t>Após a entrega do equipamento no local de montagem, estando este apto para a instalação</w:t>
+      </w:r>
+      <w:r>
+        <w:rPr>
+          <w:rFonts w:ascii="Book Antiqua" w:hAnsi="Book Antiqua" w:cs="Times New Roman"/>
+          <w:bCs/>
+          <w:color w:val="000000" w:themeColor="text1"/>
+        </w:rPr>
+        <w:t xml:space="preserve">, </w:t>
+      </w:r>
+      <w:r>
+        <w:rPr>
+          <w:rFonts w:ascii="Book Antiqua" w:hAnsi="Book Antiqua" w:cs="Times New Roman"/>
+          <w:bCs/>
+          <w:color w:val="000000" w:themeColor="text1"/>
+        </w:rPr>
+        <w:t xml:space="preserve">inicia-se </w:t>
+      </w:r>
+      <w:r>
+        <w:rPr>
+          <w:rFonts w:ascii="Book Antiqua" w:hAnsi="Book Antiqua" w:cs="Times New Roman"/>
+          <w:bCs/>
+          <w:color w:val="000000" w:themeColor="text1"/>
+        </w:rPr>
+        <w:t xml:space="preserve">de </w:t>
+      </w:r>
+      <w:proofErr w:type="spellStart"/>
+      <w:r>
+        <w:rPr>
+          <w:rFonts w:ascii="Book Antiqua" w:hAnsi="Book Antiqua" w:cs="Times New Roman"/>
+          <w:bCs/>
+          <w:color w:val="000000" w:themeColor="text1"/>
+        </w:rPr>
+        <w:t>de</w:t>
+      </w:r>
+      <w:proofErr w:type="spellEnd"/>
+      <w:r>
+        <w:rPr>
+          <w:rFonts w:ascii="Book Antiqua" w:hAnsi="Book Antiqua" w:cs="Times New Roman"/>
+          <w:bCs/>
+          <w:color w:val="000000" w:themeColor="text1"/>
+        </w:rPr>
+        <w:t xml:space="preserve"> </w:t>
+      </w:r>
+      <w:r>
+        <w:rPr>
+          <w:rFonts w:ascii="Book Antiqua" w:hAnsi="Book Antiqua" w:cs="Times New Roman"/>
+          <w:bCs/>
+          <w:color w:val="000000" w:themeColor="text1"/>
+        </w:rPr>
+        <w:t>imediato</w:t>
+      </w:r>
+      <w:r>
+        <w:rPr>
+          <w:rFonts w:ascii="Book Antiqua" w:hAnsi="Book Antiqua" w:cs="Times New Roman"/>
+          <w:bCs/>
+          <w:color w:val="000000" w:themeColor="text1"/>
+        </w:rPr>
+        <w:t xml:space="preserve"> para a realização do ato pela VENDEDORA, obedecidos os termos da Cláusula Quinta,</w:t>
+      </w:r>
+      <w:r>
+        <w:rPr>
+          <w:rFonts w:ascii="Book Antiqua" w:hAnsi="Book Antiqua" w:cs="Times New Roman"/>
+          <w:bCs/>
+          <w:color w:val="000000" w:themeColor="text1"/>
+        </w:rPr>
+        <w:t xml:space="preserve"> </w:t>
+      </w:r>
+      <w:r>
+        <w:rPr>
+          <w:rFonts w:ascii="Book Antiqua" w:hAnsi="Book Antiqua" w:cs="Times New Roman"/>
+          <w:bCs/>
+          <w:color w:val="000000" w:themeColor="text1"/>
+        </w:rPr>
+        <w:t>Parágrafo Primeiro.</w:t>
+      </w:r>
+    </w:p>
+    <w:p>
+      <w:pPr>
+        <w:pStyle w:val="SemEspaamento"/>
+        <w:spacing w:line="276" w:lineRule="auto"/>
+        <w:jc w:val="both"/>
+        <w:rPr>
+          <w:rFonts w:ascii="Book Antiqua" w:hAnsi="Book Antiqua" w:cs="Times New Roman"/>
+          <w:bCs/>
+          <w:color w:val="000000" w:themeColor="text1"/>
+        </w:rPr>
+      </w:pPr>
+    </w:p>
+    <w:p>
+      <w:pPr>
+        <w:pStyle w:val="SemEspaamento"/>
+        <w:spacing w:line="276" w:lineRule="auto"/>
+        <w:jc w:val="both"/>
+        <w:rPr>
+          <w:rFonts w:ascii="Book Antiqua" w:hAnsi="Book Antiqua" w:cs="Times New Roman"/>
+          <w:bCs/>
+          <w:color w:val="000000" w:themeColor="text1"/>
+        </w:rPr>
+      </w:pPr>
+      <w:r>
+        <w:rPr>
+          <w:rFonts w:ascii="Book Antiqua" w:hAnsi="Book Antiqua" w:cs="Times New Roman"/>
+          <w:b/>
+          <w:color w:val="000000" w:themeColor="text1"/>
+        </w:rPr>
+        <w:t>Parágrafo Primeiro:</w:t>
+      </w:r>
+      <w:r>
+        <w:rPr>
+          <w:rFonts w:ascii="Book Antiqua" w:hAnsi="Book Antiqua" w:cs="Times New Roman"/>
+          <w:bCs/>
+          <w:color w:val="000000" w:themeColor="text1"/>
+        </w:rPr>
+        <w:t xml:space="preserve"> Após a entrega dos equipamentos, ficará o </w:t>
+      </w:r>
+      <w:proofErr w:type="gramStart"/>
+      <w:r>
+        <w:rPr>
+          <w:rFonts w:ascii="Book Antiqua" w:hAnsi="Book Antiqua" w:cs="Times New Roman"/>
+          <w:bCs/>
+          <w:color w:val="000000" w:themeColor="text1"/>
+        </w:rPr>
+        <w:t>COMPRADOR(</w:t>
+      </w:r>
+      <w:proofErr w:type="gramEnd"/>
+      <w:r>
+        <w:rPr>
+          <w:rFonts w:ascii="Book Antiqua" w:hAnsi="Book Antiqua" w:cs="Times New Roman"/>
+          <w:bCs/>
+          <w:color w:val="000000" w:themeColor="text1"/>
+        </w:rPr>
+        <w:t>A) responsável pel</w:t>
+      </w:r>
+      <w:r>
+        <w:rPr>
+          <w:rFonts w:ascii="Book Antiqua" w:hAnsi="Book Antiqua" w:cs="Times New Roman"/>
+          <w:bCs/>
+          <w:color w:val="000000" w:themeColor="text1"/>
+        </w:rPr>
+        <w:t xml:space="preserve">a conservação deste em relação ao acondicionamento e prevenção de eventuais danos (arranhões, chuva, infiltrações e </w:t>
+      </w:r>
+      <w:proofErr w:type="spellStart"/>
+      <w:r>
+        <w:rPr>
+          <w:rFonts w:ascii="Book Antiqua" w:hAnsi="Book Antiqua" w:cs="Times New Roman"/>
+          <w:bCs/>
+          <w:color w:val="000000" w:themeColor="text1"/>
+        </w:rPr>
+        <w:t>etc</w:t>
+      </w:r>
+      <w:proofErr w:type="spellEnd"/>
+      <w:r>
+        <w:rPr>
+          <w:rFonts w:ascii="Book Antiqua" w:hAnsi="Book Antiqua" w:cs="Times New Roman"/>
+          <w:bCs/>
+          <w:color w:val="000000" w:themeColor="text1"/>
+        </w:rPr>
+        <w:t>)</w:t>
+      </w:r>
+      <w:r>
+        <w:rPr>
+          <w:rFonts w:ascii="Book Antiqua" w:hAnsi="Book Antiqua" w:cs="Times New Roman"/>
+          <w:bCs/>
+          <w:color w:val="000000" w:themeColor="text1"/>
+        </w:rPr>
+        <w:t>, não se responsabilizando a VENDEDORA por eventuais danos ocorridos após a entrega do produto no local de instalação, salvo aqueles causados no momento da montagem por seus colaboradores.</w:t>
+      </w:r>
+    </w:p>
+    <w:p>
+      <w:pPr>
+        <w:pStyle w:val="SemEspaamento"/>
+        <w:spacing w:line="276" w:lineRule="auto"/>
+        <w:jc w:val="both"/>
+        <w:rPr>
+          <w:rFonts w:ascii="Book Antiqua" w:hAnsi="Book Antiqua" w:cs="Times New Roman"/>
+          <w:bCs/>
+          <w:color w:val="000000" w:themeColor="text1"/>
+        </w:rPr>
+      </w:pPr>
+    </w:p>
+    <w:p>
+      <w:pPr>
+        <w:pStyle w:val="SemEspaamento"/>
+        <w:spacing w:line="276" w:lineRule="auto"/>
+        <w:jc w:val="both"/>
+        <w:rPr>
+          <w:rFonts w:ascii="Book Antiqua" w:hAnsi="Book Antiqua" w:cs="Times New Roman"/>
+          <w:bCs/>
+          <w:color w:val="000000" w:themeColor="text1"/>
+        </w:rPr>
+      </w:pPr>
+      <w:r>
+        <w:rPr>
+          <w:rFonts w:ascii="Book Antiqua" w:hAnsi="Book Antiqua" w:cs="Times New Roman"/>
+          <w:b/>
+          <w:color w:val="000000" w:themeColor="text1"/>
+        </w:rPr>
         <w:lastRenderedPageBreak/>
-        <w:t xml:space="preserve">CLÁUSULA DÉCIMA: </w:t>
-      </w:r>
-      <w:r>
-        <w:rPr>
-          <w:rFonts w:ascii="Book Antiqua" w:hAnsi="Book Antiqua" w:cs="Times New Roman"/>
-          <w:bCs/>
-          <w:color w:val="000000" w:themeColor="text1"/>
-        </w:rPr>
-        <w:t>Após a entrega do equipamento no local de montagem, estando este apto para a instalação</w:t>
-      </w:r>
-      <w:r>
-        <w:rPr>
-          <w:rFonts w:ascii="Book Antiqua" w:hAnsi="Book Antiqua" w:cs="Times New Roman"/>
-          <w:bCs/>
-          <w:color w:val="000000" w:themeColor="text1"/>
-        </w:rPr>
-        <w:t xml:space="preserve">, </w:t>
-      </w:r>
-      <w:r>
-        <w:rPr>
-          <w:rFonts w:ascii="Book Antiqua" w:hAnsi="Book Antiqua" w:cs="Times New Roman"/>
-          <w:bCs/>
-          <w:color w:val="000000" w:themeColor="text1"/>
-        </w:rPr>
-        <w:t xml:space="preserve">inicia-se </w:t>
-      </w:r>
-      <w:r>
-        <w:rPr>
-          <w:rFonts w:ascii="Book Antiqua" w:hAnsi="Book Antiqua" w:cs="Times New Roman"/>
-          <w:bCs/>
-          <w:color w:val="000000" w:themeColor="text1"/>
-        </w:rPr>
-        <w:t xml:space="preserve">de </w:t>
-      </w:r>
-      <w:proofErr w:type="spellStart"/>
-      <w:r>
-        <w:rPr>
-          <w:rFonts w:ascii="Book Antiqua" w:hAnsi="Book Antiqua" w:cs="Times New Roman"/>
-          <w:bCs/>
-          <w:color w:val="000000" w:themeColor="text1"/>
-        </w:rPr>
-        <w:t>de</w:t>
-      </w:r>
-      <w:proofErr w:type="spellEnd"/>
-      <w:r>
-        <w:rPr>
-          <w:rFonts w:ascii="Book Antiqua" w:hAnsi="Book Antiqua" w:cs="Times New Roman"/>
-          <w:bCs/>
-          <w:color w:val="000000" w:themeColor="text1"/>
-        </w:rPr>
-        <w:t xml:space="preserve"> </w:t>
-      </w:r>
-      <w:r>
-        <w:rPr>
-          <w:rFonts w:ascii="Book Antiqua" w:hAnsi="Book Antiqua" w:cs="Times New Roman"/>
-          <w:bCs/>
-          <w:color w:val="000000" w:themeColor="text1"/>
-        </w:rPr>
-        <w:t>imediato</w:t>
-      </w:r>
-      <w:r>
-        <w:rPr>
-          <w:rFonts w:ascii="Book Antiqua" w:hAnsi="Book Antiqua" w:cs="Times New Roman"/>
-          <w:bCs/>
-          <w:color w:val="000000" w:themeColor="text1"/>
-        </w:rPr>
-        <w:t xml:space="preserve"> para a realização do ato pela VENDEDORA, obedecidos os termos da Cláusula Quinta,</w:t>
-      </w:r>
-      <w:r>
-        <w:rPr>
-          <w:rFonts w:ascii="Book Antiqua" w:hAnsi="Book Antiqua" w:cs="Times New Roman"/>
-          <w:bCs/>
-          <w:color w:val="000000" w:themeColor="text1"/>
-        </w:rPr>
-        <w:t xml:space="preserve"> </w:t>
-      </w:r>
-      <w:r>
-        <w:rPr>
-          <w:rFonts w:ascii="Book Antiqua" w:hAnsi="Book Antiqua" w:cs="Times New Roman"/>
-          <w:bCs/>
-          <w:color w:val="000000" w:themeColor="text1"/>
-        </w:rPr>
-        <w:t>Parágrafo Primeiro.</w:t>
-      </w:r>
-    </w:p>
-    <w:p>
-      <w:pPr>
-        <w:pStyle w:val="SemEspaamento"/>
-        <w:spacing w:line="276" w:lineRule="auto"/>
-        <w:jc w:val="both"/>
-        <w:rPr>
-          <w:rFonts w:ascii="Book Antiqua" w:hAnsi="Book Antiqua" w:cs="Times New Roman"/>
-          <w:bCs/>
-          <w:color w:val="000000" w:themeColor="text1"/>
-        </w:rPr>
-      </w:pPr>
-    </w:p>
-    <w:p>
-      <w:pPr>
-        <w:pStyle w:val="SemEspaamento"/>
-        <w:spacing w:line="276" w:lineRule="auto"/>
-        <w:jc w:val="both"/>
-        <w:rPr>
-          <w:rFonts w:ascii="Book Antiqua" w:hAnsi="Book Antiqua" w:cs="Times New Roman"/>
-          <w:bCs/>
-          <w:color w:val="000000" w:themeColor="text1"/>
-        </w:rPr>
-      </w:pPr>
-      <w:r>
-        <w:rPr>
-          <w:rFonts w:ascii="Book Antiqua" w:hAnsi="Book Antiqua" w:cs="Times New Roman"/>
-          <w:b/>
-          <w:color w:val="000000" w:themeColor="text1"/>
-        </w:rPr>
-        <w:t>Parágrafo Primeiro:</w:t>
-      </w:r>
-      <w:r>
-        <w:rPr>
-          <w:rFonts w:ascii="Book Antiqua" w:hAnsi="Book Antiqua" w:cs="Times New Roman"/>
-          <w:bCs/>
-          <w:color w:val="000000" w:themeColor="text1"/>
-        </w:rPr>
-        <w:t xml:space="preserve"> Após a entrega dos equipamentos, ficará o </w:t>
-      </w:r>
-      <w:proofErr w:type="gramStart"/>
-      <w:r>
-        <w:rPr>
-          <w:rFonts w:ascii="Book Antiqua" w:hAnsi="Book Antiqua" w:cs="Times New Roman"/>
-          <w:bCs/>
-          <w:color w:val="000000" w:themeColor="text1"/>
-        </w:rPr>
-        <w:t>COMPRADOR(</w:t>
-      </w:r>
-      <w:proofErr w:type="gramEnd"/>
-      <w:r>
-        <w:rPr>
-          <w:rFonts w:ascii="Book Antiqua" w:hAnsi="Book Antiqua" w:cs="Times New Roman"/>
-          <w:bCs/>
-          <w:color w:val="000000" w:themeColor="text1"/>
-        </w:rPr>
-        <w:t>A) responsável pel</w:t>
-      </w:r>
-      <w:r>
-        <w:rPr>
-          <w:rFonts w:ascii="Book Antiqua" w:hAnsi="Book Antiqua" w:cs="Times New Roman"/>
-          <w:bCs/>
-          <w:color w:val="000000" w:themeColor="text1"/>
-        </w:rPr>
-        <w:t xml:space="preserve">a conservação deste em relação ao acondicionamento e prevenção de eventuais danos (arranhões, chuva, infiltrações e </w:t>
-      </w:r>
-      <w:proofErr w:type="spellStart"/>
-      <w:r>
-        <w:rPr>
-          <w:rFonts w:ascii="Book Antiqua" w:hAnsi="Book Antiqua" w:cs="Times New Roman"/>
-          <w:bCs/>
-          <w:color w:val="000000" w:themeColor="text1"/>
-        </w:rPr>
-        <w:t>etc</w:t>
-      </w:r>
-      <w:proofErr w:type="spellEnd"/>
-      <w:r>
-        <w:rPr>
-          <w:rFonts w:ascii="Book Antiqua" w:hAnsi="Book Antiqua" w:cs="Times New Roman"/>
-          <w:bCs/>
-          <w:color w:val="000000" w:themeColor="text1"/>
-        </w:rPr>
-        <w:t>)</w:t>
-      </w:r>
-      <w:r>
-        <w:rPr>
-          <w:rFonts w:ascii="Book Antiqua" w:hAnsi="Book Antiqua" w:cs="Times New Roman"/>
-          <w:bCs/>
-          <w:color w:val="000000" w:themeColor="text1"/>
-        </w:rPr>
-        <w:t>, não se responsabilizando a VENDEDORA por eventuais danos ocorridos após a entrega do produto no local de instalação, salvo aqueles causados no momento da montagem por seus colaboradores.</w:t>
-      </w:r>
-    </w:p>
-    <w:p>
-      <w:pPr>
-        <w:pStyle w:val="SemEspaamento"/>
-        <w:spacing w:line="276" w:lineRule="auto"/>
-        <w:jc w:val="both"/>
-        <w:rPr>
-          <w:rFonts w:ascii="Book Antiqua" w:hAnsi="Book Antiqua" w:cs="Times New Roman"/>
-          <w:bCs/>
-          <w:color w:val="000000" w:themeColor="text1"/>
-        </w:rPr>
-      </w:pPr>
-    </w:p>
-    <w:p>
-      <w:pPr>
-        <w:pStyle w:val="SemEspaamento"/>
-        <w:spacing w:line="276" w:lineRule="auto"/>
-        <w:jc w:val="both"/>
-        <w:rPr>
-          <w:rFonts w:ascii="Book Antiqua" w:hAnsi="Book Antiqua" w:cs="Times New Roman"/>
-          <w:bCs/>
-          <w:color w:val="000000" w:themeColor="text1"/>
-        </w:rPr>
-      </w:pPr>
-      <w:r>
-        <w:rPr>
-          <w:rFonts w:ascii="Book Antiqua" w:hAnsi="Book Antiqua" w:cs="Times New Roman"/>
-          <w:b/>
-          <w:color w:val="000000" w:themeColor="text1"/>
-        </w:rPr>
         <w:t>Parágrafo Segundo:</w:t>
       </w:r>
       <w:r>
@@ -4372,7 +4092,1107 @@
           <w:b/>
           <w:color w:val="000000" w:themeColor="text1"/>
         </w:rPr>
+        <w:t xml:space="preserve">Parágrafo </w:t>
+      </w:r>
+      <w:r>
+        <w:rPr>
+          <w:rFonts w:ascii="Book Antiqua" w:hAnsi="Book Antiqua" w:cs="Times New Roman"/>
+          <w:b/>
+          <w:color w:val="000000" w:themeColor="text1"/>
+        </w:rPr>
+        <w:t>Primeiro</w:t>
+      </w:r>
+      <w:r>
+        <w:rPr>
+          <w:rFonts w:ascii="Book Antiqua" w:hAnsi="Book Antiqua" w:cs="Times New Roman"/>
+          <w:b/>
+          <w:color w:val="000000" w:themeColor="text1"/>
+        </w:rPr>
+        <w:t xml:space="preserve">: </w:t>
+      </w:r>
+      <w:r>
+        <w:rPr>
+          <w:rFonts w:ascii="Book Antiqua" w:hAnsi="Book Antiqua" w:cs="Times New Roman"/>
+          <w:bCs/>
+          <w:color w:val="000000" w:themeColor="text1"/>
+        </w:rPr>
+        <w:t>Os referidos contatos farão deverão ser destacados no orçamento ou pedido, fazendo para deste para os devidos fins.</w:t>
+      </w:r>
+    </w:p>
+    <w:p>
+      <w:pPr>
+        <w:pStyle w:val="SemEspaamento"/>
+        <w:spacing w:line="276" w:lineRule="auto"/>
+        <w:jc w:val="both"/>
+        <w:rPr>
+          <w:rFonts w:ascii="Book Antiqua" w:hAnsi="Book Antiqua" w:cs="Times New Roman"/>
+          <w:bCs/>
+          <w:color w:val="000000" w:themeColor="text1"/>
+        </w:rPr>
+      </w:pPr>
+    </w:p>
+    <w:p>
+      <w:pPr>
+        <w:pStyle w:val="SemEspaamento"/>
+        <w:spacing w:line="276" w:lineRule="auto"/>
+        <w:jc w:val="both"/>
+        <w:rPr>
+          <w:rFonts w:ascii="Book Antiqua" w:hAnsi="Book Antiqua" w:cs="Times New Roman"/>
+          <w:bCs/>
+          <w:color w:val="000000" w:themeColor="text1"/>
+        </w:rPr>
+      </w:pPr>
+      <w:r>
+        <w:rPr>
+          <w:rFonts w:ascii="Book Antiqua" w:hAnsi="Book Antiqua" w:cs="Times New Roman"/>
+          <w:b/>
+          <w:color w:val="000000" w:themeColor="text1"/>
+        </w:rPr>
+        <w:t>Parágrafo Segundo:</w:t>
+      </w:r>
+      <w:r>
+        <w:rPr>
+          <w:rFonts w:ascii="Book Antiqua" w:hAnsi="Book Antiqua" w:cs="Times New Roman"/>
+          <w:bCs/>
+          <w:color w:val="000000" w:themeColor="text1"/>
+        </w:rPr>
+        <w:t xml:space="preserve"> Estando o pedido em ordem e no prazo de entrega estabelecido, o</w:t>
+      </w:r>
+      <w:r>
+        <w:rPr>
+          <w:rFonts w:ascii="Book Antiqua" w:hAnsi="Book Antiqua" w:cs="Times New Roman"/>
+          <w:bCs/>
+          <w:color w:val="000000" w:themeColor="text1"/>
+        </w:rPr>
+        <w:t xml:space="preserve"> não recebimento dos </w:t>
+      </w:r>
+      <w:r>
+        <w:rPr>
+          <w:rFonts w:ascii="Book Antiqua" w:hAnsi="Book Antiqua" w:cs="Times New Roman"/>
+          <w:bCs/>
+          <w:color w:val="000000" w:themeColor="text1"/>
+        </w:rPr>
+        <w:t>brinquedos adquiridos pelo COMPRADOR(A), seu representante legal, ou representantes nomeados</w:t>
+      </w:r>
+      <w:r>
+        <w:rPr>
+          <w:rFonts w:ascii="Book Antiqua" w:hAnsi="Book Antiqua" w:cs="Times New Roman"/>
+          <w:bCs/>
+          <w:color w:val="000000" w:themeColor="text1"/>
+        </w:rPr>
+        <w:t xml:space="preserve"> no local da instalação </w:t>
+      </w:r>
+      <w:r>
+        <w:rPr>
+          <w:rFonts w:ascii="Book Antiqua" w:hAnsi="Book Antiqua" w:cs="Times New Roman"/>
+          <w:bCs/>
+          <w:color w:val="000000" w:themeColor="text1"/>
+        </w:rPr>
+        <w:t>será entendido como por sua Culpa,</w:t>
+      </w:r>
+      <w:r>
+        <w:rPr>
+          <w:rFonts w:ascii="Book Antiqua" w:hAnsi="Book Antiqua" w:cs="Times New Roman"/>
+          <w:bCs/>
+          <w:color w:val="000000" w:themeColor="text1"/>
+        </w:rPr>
+        <w:t xml:space="preserve"> incorrendo assim nas hipóteses e consequências dispostas na Cláusula Oitava</w:t>
+      </w:r>
+      <w:r>
+        <w:rPr>
+          <w:rFonts w:ascii="Book Antiqua" w:hAnsi="Book Antiqua" w:cs="Times New Roman"/>
+          <w:bCs/>
+          <w:color w:val="000000" w:themeColor="text1"/>
+        </w:rPr>
+        <w:t xml:space="preserve"> e seguintes</w:t>
+      </w:r>
+      <w:r>
+        <w:rPr>
+          <w:rFonts w:ascii="Book Antiqua" w:hAnsi="Book Antiqua" w:cs="Times New Roman"/>
+          <w:bCs/>
+          <w:color w:val="000000" w:themeColor="text1"/>
+        </w:rPr>
+        <w:t xml:space="preserve"> deste instrumento.</w:t>
+      </w:r>
+    </w:p>
+    <w:p>
+      <w:pPr>
+        <w:pStyle w:val="SemEspaamento"/>
+        <w:spacing w:line="276" w:lineRule="auto"/>
+        <w:jc w:val="both"/>
+        <w:rPr>
+          <w:rFonts w:ascii="Book Antiqua" w:hAnsi="Book Antiqua" w:cs="Times New Roman"/>
+          <w:bCs/>
+          <w:color w:val="000000" w:themeColor="text1"/>
+        </w:rPr>
+      </w:pPr>
+    </w:p>
+    <w:p>
+      <w:pPr>
+        <w:pStyle w:val="SemEspaamento"/>
+        <w:spacing w:line="276" w:lineRule="auto"/>
+        <w:jc w:val="both"/>
+        <w:rPr>
+          <w:rFonts w:ascii="Book Antiqua" w:hAnsi="Book Antiqua" w:cs="Times New Roman"/>
+          <w:color w:val="000000" w:themeColor="text1"/>
+        </w:rPr>
+      </w:pPr>
+      <w:r>
+        <w:rPr>
+          <w:rFonts w:ascii="Book Antiqua" w:hAnsi="Book Antiqua" w:cs="Times New Roman"/>
+          <w:b/>
+          <w:color w:val="000000" w:themeColor="text1"/>
+        </w:rPr>
+        <w:t xml:space="preserve">CLÁUSULA DÉCIMA TERCEIRA: </w:t>
+      </w:r>
+      <w:r>
+        <w:rPr>
+          <w:rFonts w:ascii="Book Antiqua" w:hAnsi="Book Antiqua" w:cs="Times New Roman"/>
+          <w:color w:val="000000" w:themeColor="text1"/>
+        </w:rPr>
+        <w:t xml:space="preserve">Fica ciente o COMPRADOR(A) que caso a entrega </w:t>
+      </w:r>
+      <w:r>
+        <w:rPr>
+          <w:rFonts w:ascii="Book Antiqua" w:hAnsi="Book Antiqua" w:cs="Times New Roman"/>
+          <w:color w:val="000000" w:themeColor="text1"/>
+        </w:rPr>
+        <w:t xml:space="preserve">dos equipamentos e </w:t>
+      </w:r>
+      <w:r>
+        <w:rPr>
+          <w:rFonts w:ascii="Book Antiqua" w:hAnsi="Book Antiqua" w:cs="Times New Roman"/>
+          <w:color w:val="000000" w:themeColor="text1"/>
+        </w:rPr>
+        <w:t xml:space="preserve">realização da montagem </w:t>
+      </w:r>
+      <w:r>
+        <w:rPr>
+          <w:rFonts w:ascii="Book Antiqua" w:hAnsi="Book Antiqua" w:cs="Times New Roman"/>
+          <w:color w:val="000000" w:themeColor="text1"/>
+        </w:rPr>
+        <w:t>ocorreram em</w:t>
+      </w:r>
+      <w:r>
+        <w:rPr>
+          <w:rFonts w:ascii="Book Antiqua" w:hAnsi="Book Antiqua" w:cs="Times New Roman"/>
+          <w:color w:val="000000" w:themeColor="text1"/>
+        </w:rPr>
+        <w:t xml:space="preserve"> condomínios ou locais comerciais que </w:t>
+      </w:r>
+      <w:r>
+        <w:rPr>
+          <w:rFonts w:ascii="Book Antiqua" w:hAnsi="Book Antiqua" w:cs="Times New Roman"/>
+          <w:color w:val="000000" w:themeColor="text1"/>
+        </w:rPr>
         <w:lastRenderedPageBreak/>
+        <w:t xml:space="preserve">possuírem </w:t>
+      </w:r>
+      <w:r>
+        <w:rPr>
+          <w:rFonts w:ascii="Book Antiqua" w:hAnsi="Book Antiqua" w:cs="Times New Roman"/>
+          <w:color w:val="000000" w:themeColor="text1"/>
+        </w:rPr>
+        <w:t xml:space="preserve">necessidade de autorização prévia, esta deverá ser realizada dando-se acesso </w:t>
+      </w:r>
+      <w:r>
+        <w:rPr>
+          <w:rFonts w:ascii="Book Antiqua" w:hAnsi="Book Antiqua" w:cs="Times New Roman"/>
+          <w:color w:val="000000" w:themeColor="text1"/>
+        </w:rPr>
+        <w:t xml:space="preserve">à VENDEDORA aos locais destinados para os fins necessários de montagem, </w:t>
+      </w:r>
+      <w:r>
+        <w:rPr>
+          <w:rFonts w:ascii="Book Antiqua" w:hAnsi="Book Antiqua" w:cs="Times New Roman"/>
+          <w:color w:val="000000" w:themeColor="text1"/>
+        </w:rPr>
+        <w:t xml:space="preserve">sendo obrigação desta informar os dados das pessoas que comparecerão para montagem </w:t>
+      </w:r>
+      <w:r>
+        <w:rPr>
+          <w:rFonts w:ascii="Book Antiqua" w:hAnsi="Book Antiqua" w:cs="Times New Roman"/>
+          <w:color w:val="000000" w:themeColor="text1"/>
+        </w:rPr>
+        <w:t>no prazo indicado pela COMPRADORA.</w:t>
+      </w:r>
+    </w:p>
+    <w:p>
+      <w:pPr>
+        <w:pStyle w:val="SemEspaamento"/>
+        <w:spacing w:line="276" w:lineRule="auto"/>
+        <w:jc w:val="both"/>
+        <w:rPr>
+          <w:rFonts w:ascii="Book Antiqua" w:hAnsi="Book Antiqua" w:cs="Times New Roman"/>
+          <w:color w:val="000000" w:themeColor="text1"/>
+        </w:rPr>
+      </w:pPr>
+    </w:p>
+    <w:p>
+      <w:pPr>
+        <w:pStyle w:val="SemEspaamento"/>
+        <w:spacing w:line="276" w:lineRule="auto"/>
+        <w:jc w:val="both"/>
+        <w:rPr>
+          <w:rFonts w:ascii="Book Antiqua" w:hAnsi="Book Antiqua" w:cs="Times New Roman"/>
+          <w:bCs/>
+          <w:color w:val="000000" w:themeColor="text1"/>
+        </w:rPr>
+      </w:pPr>
+      <w:r>
+        <w:rPr>
+          <w:rFonts w:ascii="Book Antiqua" w:hAnsi="Book Antiqua" w:cs="Times New Roman"/>
+          <w:b/>
+          <w:bCs/>
+          <w:color w:val="000000" w:themeColor="text1"/>
+        </w:rPr>
+        <w:t>Parágrafo Único:</w:t>
+      </w:r>
+      <w:r>
+        <w:rPr>
+          <w:rFonts w:ascii="Book Antiqua" w:hAnsi="Book Antiqua" w:cs="Times New Roman"/>
+          <w:color w:val="000000" w:themeColor="text1"/>
+        </w:rPr>
+        <w:t xml:space="preserve"> Caso não seja realizada a liberação por parte do COMPRADOR(A) e impossibilitada a entrega ou a montagem dos equipamentos </w:t>
+      </w:r>
+      <w:r>
+        <w:rPr>
+          <w:rFonts w:ascii="Book Antiqua" w:hAnsi="Book Antiqua" w:cs="Times New Roman"/>
+          <w:bCs/>
+          <w:color w:val="000000" w:themeColor="text1"/>
+        </w:rPr>
+        <w:t>no local da instalação será entendido como por sua Culpa, incorrendo assim nas hipóteses e consequências dispostas na Cláusula Oitava e seguintes deste instrumento.</w:t>
+      </w:r>
+    </w:p>
+    <w:p>
+      <w:pPr>
+        <w:pStyle w:val="SemEspaamento"/>
+        <w:spacing w:line="276" w:lineRule="auto"/>
+        <w:jc w:val="both"/>
+        <w:rPr>
+          <w:rFonts w:ascii="Book Antiqua" w:hAnsi="Book Antiqua" w:cs="Times New Roman"/>
+          <w:color w:val="000000" w:themeColor="text1"/>
+        </w:rPr>
+      </w:pPr>
+    </w:p>
+    <w:p>
+      <w:pPr>
+        <w:pStyle w:val="SemEspaamento"/>
+        <w:spacing w:line="276" w:lineRule="auto"/>
+        <w:jc w:val="both"/>
+        <w:rPr>
+          <w:rFonts w:ascii="Book Antiqua" w:hAnsi="Book Antiqua" w:cs="Times New Roman"/>
+          <w:bCs/>
+          <w:color w:val="000000" w:themeColor="text1"/>
+        </w:rPr>
+      </w:pPr>
+      <w:r>
+        <w:rPr>
+          <w:rFonts w:ascii="Book Antiqua" w:hAnsi="Book Antiqua" w:cs="Times New Roman"/>
+          <w:b/>
+          <w:color w:val="000000" w:themeColor="text1"/>
+        </w:rPr>
+        <w:t xml:space="preserve">CLÁUSULA DÉCIMA QUARTA: </w:t>
+      </w:r>
+      <w:r>
+        <w:rPr>
+          <w:rFonts w:ascii="Book Antiqua" w:hAnsi="Book Antiqua" w:cs="Times New Roman"/>
+          <w:bCs/>
+          <w:color w:val="000000" w:themeColor="text1"/>
+        </w:rPr>
+        <w:t xml:space="preserve">Finalizada a Instalação do brinquedo no prazo contratual, o COMPRADOR(A) </w:t>
+      </w:r>
+      <w:r>
+        <w:rPr>
+          <w:rFonts w:ascii="Book Antiqua" w:hAnsi="Book Antiqua" w:cs="Times New Roman"/>
+          <w:bCs/>
+          <w:color w:val="000000" w:themeColor="text1"/>
+        </w:rPr>
+        <w:t xml:space="preserve">realizará a vistoria do equipamento e, estando em ordem a montagem, assinará TERMO DE ENTREGA E CONFORMIDADE, que fará parte do presente instrumento, </w:t>
+      </w:r>
+      <w:r>
+        <w:rPr>
+          <w:rFonts w:ascii="Book Antiqua" w:hAnsi="Book Antiqua" w:cs="Times New Roman"/>
+          <w:bCs/>
+          <w:color w:val="000000" w:themeColor="text1"/>
+        </w:rPr>
+        <w:t xml:space="preserve">para </w:t>
+      </w:r>
+      <w:r>
+        <w:rPr>
+          <w:rFonts w:ascii="Book Antiqua" w:hAnsi="Book Antiqua" w:cs="Times New Roman"/>
+          <w:color w:val="000000" w:themeColor="text1"/>
+        </w:rPr>
+        <w:t xml:space="preserve">nada mais reclamar, eis que vistoriou o mesmo, </w:t>
+      </w:r>
+      <w:r>
+        <w:rPr>
+          <w:rFonts w:ascii="Book Antiqua" w:hAnsi="Book Antiqua" w:cs="Times New Roman"/>
+          <w:bCs/>
+          <w:color w:val="000000" w:themeColor="text1"/>
+        </w:rPr>
+        <w:t xml:space="preserve">passando a partir da </w:t>
+      </w:r>
+      <w:r>
+        <w:rPr>
+          <w:rFonts w:ascii="Book Antiqua" w:hAnsi="Book Antiqua" w:cs="Times New Roman"/>
+          <w:bCs/>
+          <w:color w:val="000000" w:themeColor="text1"/>
+        </w:rPr>
+        <w:t>respectiva data o início do vigor da garantia do brinquedo contra defeitos de fabricação.</w:t>
+      </w:r>
+    </w:p>
+    <w:p>
+      <w:pPr>
+        <w:pStyle w:val="SemEspaamento"/>
+        <w:spacing w:line="276" w:lineRule="auto"/>
+        <w:jc w:val="both"/>
+        <w:rPr>
+          <w:rFonts w:ascii="Book Antiqua" w:hAnsi="Book Antiqua" w:cs="Times New Roman"/>
+          <w:bCs/>
+          <w:color w:val="000000" w:themeColor="text1"/>
+        </w:rPr>
+      </w:pPr>
+    </w:p>
+    <w:p>
+      <w:pPr>
+        <w:pStyle w:val="SemEspaamento"/>
+        <w:spacing w:line="276" w:lineRule="auto"/>
+        <w:jc w:val="both"/>
+        <w:rPr>
+          <w:rFonts w:ascii="Book Antiqua" w:hAnsi="Book Antiqua" w:cs="Times New Roman"/>
+          <w:b/>
+          <w:color w:val="000000" w:themeColor="text1"/>
+          <w:u w:val="single"/>
+        </w:rPr>
+      </w:pPr>
+      <w:r>
+        <w:rPr>
+          <w:rFonts w:ascii="Book Antiqua" w:hAnsi="Book Antiqua" w:cs="Times New Roman"/>
+          <w:b/>
+          <w:color w:val="000000" w:themeColor="text1"/>
+          <w:u w:val="single"/>
+        </w:rPr>
+        <w:t>V – DAS OBRIGAÇÕES DA VENDEDORA</w:t>
+      </w:r>
+    </w:p>
+    <w:p>
+      <w:pPr>
+        <w:pStyle w:val="SemEspaamento"/>
+        <w:spacing w:line="276" w:lineRule="auto"/>
+        <w:jc w:val="both"/>
+        <w:rPr>
+          <w:rFonts w:ascii="Book Antiqua" w:hAnsi="Book Antiqua" w:cs="Times New Roman"/>
+          <w:bCs/>
+          <w:color w:val="000000" w:themeColor="text1"/>
+        </w:rPr>
+      </w:pPr>
+      <w:r>
+        <w:rPr>
+          <w:rFonts w:ascii="Book Antiqua" w:hAnsi="Book Antiqua" w:cs="Times New Roman"/>
+          <w:b/>
+          <w:color w:val="000000" w:themeColor="text1"/>
+        </w:rPr>
+        <w:t xml:space="preserve">CLÁUSULA DÉCIMA QUINTA: </w:t>
+      </w:r>
+      <w:r>
+        <w:rPr>
+          <w:rFonts w:ascii="Book Antiqua" w:hAnsi="Book Antiqua" w:cs="Times New Roman"/>
+          <w:bCs/>
+          <w:color w:val="000000" w:themeColor="text1"/>
+        </w:rPr>
+        <w:t>São obrigações da VENDEDORA:</w:t>
+      </w:r>
+    </w:p>
+    <w:p>
+      <w:pPr>
+        <w:pStyle w:val="SemEspaamento"/>
+        <w:spacing w:line="276" w:lineRule="auto"/>
+        <w:jc w:val="both"/>
+        <w:rPr>
+          <w:rFonts w:ascii="Book Antiqua" w:hAnsi="Book Antiqua" w:cs="Times New Roman"/>
+          <w:bCs/>
+          <w:color w:val="000000" w:themeColor="text1"/>
+        </w:rPr>
+      </w:pPr>
+    </w:p>
+    <w:p>
+      <w:pPr>
+        <w:pStyle w:val="SemEspaamento"/>
+        <w:spacing w:line="276" w:lineRule="auto"/>
+        <w:jc w:val="both"/>
+        <w:rPr>
+          <w:rFonts w:ascii="Book Antiqua" w:hAnsi="Book Antiqua" w:cs="Times New Roman"/>
+          <w:bCs/>
+          <w:color w:val="000000" w:themeColor="text1"/>
+        </w:rPr>
+      </w:pPr>
+      <w:bookmarkStart w:id="2" w:name="_Hlk126854378"/>
+      <w:r>
+        <w:rPr>
+          <w:rFonts w:ascii="Book Antiqua" w:hAnsi="Book Antiqua" w:cs="Times New Roman"/>
+          <w:b/>
+          <w:color w:val="000000" w:themeColor="text1"/>
+        </w:rPr>
+        <w:t xml:space="preserve">Parágrafo Primeiro: </w:t>
+      </w:r>
+      <w:r>
+        <w:rPr>
+          <w:rFonts w:ascii="Book Antiqua" w:hAnsi="Book Antiqua" w:cs="Times New Roman"/>
+          <w:bCs/>
+          <w:color w:val="000000" w:themeColor="text1"/>
+        </w:rPr>
+        <w:t xml:space="preserve">Apresentar o catálogo de produtos e o projeto para o </w:t>
+      </w:r>
+      <w:proofErr w:type="gramStart"/>
+      <w:r>
+        <w:rPr>
+          <w:rFonts w:ascii="Book Antiqua" w:hAnsi="Book Antiqua" w:cs="Times New Roman"/>
+          <w:bCs/>
+          <w:color w:val="000000" w:themeColor="text1"/>
+        </w:rPr>
+        <w:t>COMPRADOR(</w:t>
+      </w:r>
+      <w:proofErr w:type="gramEnd"/>
+      <w:r>
+        <w:rPr>
+          <w:rFonts w:ascii="Book Antiqua" w:hAnsi="Book Antiqua" w:cs="Times New Roman"/>
+          <w:bCs/>
+          <w:color w:val="000000" w:themeColor="text1"/>
+        </w:rPr>
+        <w:t xml:space="preserve">A) discriminando a </w:t>
+      </w:r>
+      <w:r>
+        <w:rPr>
+          <w:rFonts w:ascii="Book Antiqua" w:hAnsi="Book Antiqua" w:cs="Times New Roman"/>
+          <w:bCs/>
+          <w:color w:val="000000" w:themeColor="text1"/>
+        </w:rPr>
+        <w:t>metragem e o material utilizado na fabricação do mesmo.</w:t>
+      </w:r>
+    </w:p>
+    <w:bookmarkEnd w:id="2"/>
+    <w:p>
+      <w:pPr>
+        <w:pStyle w:val="SemEspaamento"/>
+        <w:spacing w:line="276" w:lineRule="auto"/>
+        <w:jc w:val="both"/>
+        <w:rPr>
+          <w:rFonts w:ascii="Book Antiqua" w:hAnsi="Book Antiqua" w:cs="Times New Roman"/>
+          <w:bCs/>
+          <w:color w:val="000000" w:themeColor="text1"/>
+        </w:rPr>
+      </w:pPr>
+    </w:p>
+    <w:p>
+      <w:pPr>
+        <w:pStyle w:val="SemEspaamento"/>
+        <w:spacing w:line="276" w:lineRule="auto"/>
+        <w:jc w:val="both"/>
+        <w:rPr>
+          <w:rFonts w:ascii="Book Antiqua" w:hAnsi="Book Antiqua" w:cs="Times New Roman"/>
+          <w:bCs/>
+          <w:color w:val="000000" w:themeColor="text1"/>
+        </w:rPr>
+      </w:pPr>
+      <w:r>
+        <w:rPr>
+          <w:rFonts w:ascii="Book Antiqua" w:hAnsi="Book Antiqua" w:cs="Times New Roman"/>
+          <w:b/>
+          <w:color w:val="000000" w:themeColor="text1"/>
+        </w:rPr>
+        <w:t>Parágrafo Segundo:</w:t>
+      </w:r>
+      <w:r>
+        <w:rPr>
+          <w:rFonts w:ascii="Book Antiqua" w:hAnsi="Book Antiqua" w:cs="Times New Roman"/>
+          <w:bCs/>
+          <w:color w:val="000000" w:themeColor="text1"/>
+        </w:rPr>
+        <w:t xml:space="preserve"> Zelar para que os bens sejam entregues no local escolhido pelas partes em conformidade com o que prevê este Contrato</w:t>
+      </w:r>
+      <w:r>
+        <w:rPr>
+          <w:rFonts w:ascii="Book Antiqua" w:hAnsi="Book Antiqua" w:cs="Times New Roman"/>
+          <w:bCs/>
+          <w:color w:val="000000" w:themeColor="text1"/>
+        </w:rPr>
+        <w:t xml:space="preserve"> e o projeto escolhido e assinado no ato da compra.</w:t>
+      </w:r>
+    </w:p>
+    <w:p>
+      <w:pPr>
+        <w:pStyle w:val="SemEspaamento"/>
+        <w:spacing w:line="276" w:lineRule="auto"/>
+        <w:jc w:val="both"/>
+        <w:rPr>
+          <w:rFonts w:ascii="Book Antiqua" w:hAnsi="Book Antiqua" w:cs="Times New Roman"/>
+          <w:bCs/>
+          <w:color w:val="000000" w:themeColor="text1"/>
+        </w:rPr>
+      </w:pPr>
+    </w:p>
+    <w:p>
+      <w:pPr>
+        <w:pStyle w:val="SemEspaamento"/>
+        <w:spacing w:line="276" w:lineRule="auto"/>
+        <w:jc w:val="both"/>
+        <w:rPr>
+          <w:rFonts w:ascii="Book Antiqua" w:hAnsi="Book Antiqua" w:cs="Times New Roman"/>
+          <w:bCs/>
+          <w:color w:val="000000" w:themeColor="text1"/>
+        </w:rPr>
+      </w:pPr>
+      <w:r>
+        <w:rPr>
+          <w:rFonts w:ascii="Book Antiqua" w:hAnsi="Book Antiqua" w:cs="Times New Roman"/>
+          <w:b/>
+          <w:color w:val="000000" w:themeColor="text1"/>
+        </w:rPr>
+        <w:t xml:space="preserve">Parágrafo Terceiro: </w:t>
+      </w:r>
+      <w:r>
+        <w:rPr>
+          <w:rFonts w:ascii="Book Antiqua" w:hAnsi="Book Antiqua" w:cs="Times New Roman"/>
+          <w:bCs/>
+          <w:color w:val="000000" w:themeColor="text1"/>
+        </w:rPr>
+        <w:t>Entregar no local escolhido pel</w:t>
+      </w:r>
+      <w:r>
+        <w:rPr>
+          <w:rFonts w:ascii="Book Antiqua" w:hAnsi="Book Antiqua" w:cs="Times New Roman"/>
+          <w:bCs/>
+          <w:color w:val="000000" w:themeColor="text1"/>
+        </w:rPr>
+        <w:t>o COMPRADOR(A)</w:t>
+      </w:r>
+      <w:r>
+        <w:rPr>
+          <w:rFonts w:ascii="Book Antiqua" w:hAnsi="Book Antiqua" w:cs="Times New Roman"/>
+          <w:bCs/>
+          <w:color w:val="000000" w:themeColor="text1"/>
+        </w:rPr>
+        <w:t xml:space="preserve"> </w:t>
+      </w:r>
+      <w:r>
+        <w:rPr>
+          <w:rFonts w:ascii="Book Antiqua" w:hAnsi="Book Antiqua" w:cs="Times New Roman"/>
+          <w:bCs/>
+          <w:color w:val="000000" w:themeColor="text1"/>
+        </w:rPr>
+        <w:t xml:space="preserve">os equipamentos adquiridos </w:t>
+      </w:r>
+      <w:r>
+        <w:rPr>
+          <w:rFonts w:ascii="Book Antiqua" w:hAnsi="Book Antiqua" w:cs="Times New Roman"/>
+          <w:bCs/>
+          <w:color w:val="000000" w:themeColor="text1"/>
+        </w:rPr>
+        <w:t>para guarda dos bens, livre</w:t>
+      </w:r>
+      <w:r>
+        <w:rPr>
+          <w:rFonts w:ascii="Book Antiqua" w:hAnsi="Book Antiqua" w:cs="Times New Roman"/>
+          <w:bCs/>
+          <w:color w:val="000000" w:themeColor="text1"/>
+        </w:rPr>
+        <w:t>s</w:t>
+      </w:r>
+      <w:r>
+        <w:rPr>
+          <w:rFonts w:ascii="Book Antiqua" w:hAnsi="Book Antiqua" w:cs="Times New Roman"/>
+          <w:bCs/>
+          <w:color w:val="000000" w:themeColor="text1"/>
+        </w:rPr>
+        <w:t xml:space="preserve"> e desembaraçados de qualquer ônus, na data es</w:t>
+      </w:r>
+      <w:r>
+        <w:rPr>
+          <w:rFonts w:ascii="Book Antiqua" w:hAnsi="Book Antiqua" w:cs="Times New Roman"/>
+          <w:bCs/>
+          <w:color w:val="000000" w:themeColor="text1"/>
+        </w:rPr>
+        <w:t xml:space="preserve">perada </w:t>
+      </w:r>
+      <w:r>
+        <w:rPr>
+          <w:rFonts w:ascii="Book Antiqua" w:hAnsi="Book Antiqua" w:cs="Times New Roman"/>
+          <w:bCs/>
+          <w:color w:val="000000" w:themeColor="text1"/>
+        </w:rPr>
+        <w:t>neste Contrato</w:t>
+      </w:r>
+      <w:r>
+        <w:rPr>
+          <w:rFonts w:ascii="Book Antiqua" w:hAnsi="Book Antiqua" w:cs="Times New Roman"/>
+          <w:bCs/>
+          <w:color w:val="000000" w:themeColor="text1"/>
+        </w:rPr>
+        <w:t>.</w:t>
+      </w:r>
+    </w:p>
+    <w:p>
+      <w:pPr>
+        <w:pStyle w:val="SemEspaamento"/>
+        <w:spacing w:line="276" w:lineRule="auto"/>
+        <w:jc w:val="both"/>
+        <w:rPr>
+          <w:rFonts w:ascii="Book Antiqua" w:hAnsi="Book Antiqua" w:cs="Times New Roman"/>
+          <w:bCs/>
+          <w:color w:val="000000" w:themeColor="text1"/>
+        </w:rPr>
+      </w:pPr>
+    </w:p>
+    <w:p>
+      <w:pPr>
+        <w:pStyle w:val="SemEspaamento"/>
+        <w:spacing w:line="276" w:lineRule="auto"/>
+        <w:jc w:val="both"/>
+        <w:rPr>
+          <w:rFonts w:ascii="Book Antiqua" w:hAnsi="Book Antiqua" w:cs="Times New Roman"/>
+          <w:bCs/>
+          <w:color w:val="000000" w:themeColor="text1"/>
+        </w:rPr>
+      </w:pPr>
+      <w:r>
+        <w:rPr>
+          <w:rFonts w:ascii="Book Antiqua" w:hAnsi="Book Antiqua" w:cs="Times New Roman"/>
+          <w:b/>
+          <w:color w:val="000000" w:themeColor="text1"/>
+        </w:rPr>
+        <w:t xml:space="preserve">Parágrafo Quarto: </w:t>
+      </w:r>
+      <w:r>
+        <w:rPr>
+          <w:rFonts w:ascii="Book Antiqua" w:hAnsi="Book Antiqua" w:cs="Times New Roman"/>
+          <w:bCs/>
+          <w:color w:val="000000" w:themeColor="text1"/>
+        </w:rPr>
+        <w:t>Fornecer ao COMPRADOR(A) os meios de comunicação e canais de contato para fins de esclarecimentos de dúvidas</w:t>
+      </w:r>
+      <w:r>
+        <w:rPr>
+          <w:rFonts w:ascii="Book Antiqua" w:hAnsi="Book Antiqua" w:cs="Times New Roman"/>
+          <w:bCs/>
+          <w:color w:val="000000" w:themeColor="text1"/>
+        </w:rPr>
+        <w:t>, notificações e reclamações, providenciando as respostas em tempo hábil.</w:t>
+      </w:r>
+    </w:p>
+    <w:p>
+      <w:pPr>
+        <w:pStyle w:val="SemEspaamento"/>
+        <w:spacing w:line="276" w:lineRule="auto"/>
+        <w:jc w:val="both"/>
+        <w:rPr>
+          <w:rFonts w:ascii="Book Antiqua" w:hAnsi="Book Antiqua" w:cs="Times New Roman"/>
+          <w:bCs/>
+          <w:color w:val="000000" w:themeColor="text1"/>
+        </w:rPr>
+      </w:pPr>
+    </w:p>
+    <w:p>
+      <w:pPr>
+        <w:pStyle w:val="SemEspaamento"/>
+        <w:spacing w:line="276" w:lineRule="auto"/>
+        <w:jc w:val="both"/>
+        <w:rPr>
+          <w:rFonts w:ascii="Book Antiqua" w:hAnsi="Book Antiqua" w:cs="Times New Roman"/>
+          <w:bCs/>
+          <w:color w:val="000000" w:themeColor="text1"/>
+        </w:rPr>
+      </w:pPr>
+      <w:r>
+        <w:rPr>
+          <w:rFonts w:ascii="Book Antiqua" w:hAnsi="Book Antiqua" w:cs="Times New Roman"/>
+          <w:b/>
+          <w:color w:val="000000" w:themeColor="text1"/>
+        </w:rPr>
+        <w:t>Parágrafo Quinto:</w:t>
+      </w:r>
+      <w:r>
+        <w:rPr>
+          <w:rFonts w:ascii="Book Antiqua" w:hAnsi="Book Antiqua" w:cs="Times New Roman"/>
+          <w:bCs/>
+          <w:color w:val="000000" w:themeColor="text1"/>
+        </w:rPr>
+        <w:t xml:space="preserve"> Zelar pelo fiel comprimento do presente contrato e de todas as cláusulas e obrigações nele dispostas, em especial quanto aos prazos estabelecidos. </w:t>
+      </w:r>
+    </w:p>
+    <w:p>
+      <w:pPr>
+        <w:pStyle w:val="SemEspaamento"/>
+        <w:spacing w:line="276" w:lineRule="auto"/>
+        <w:jc w:val="both"/>
+        <w:rPr>
+          <w:rFonts w:ascii="Book Antiqua" w:hAnsi="Book Antiqua" w:cs="Times New Roman"/>
+          <w:bCs/>
+          <w:color w:val="000000" w:themeColor="text1"/>
+        </w:rPr>
+      </w:pPr>
+    </w:p>
+    <w:p>
+      <w:pPr>
+        <w:pStyle w:val="SemEspaamento"/>
+        <w:spacing w:line="276" w:lineRule="auto"/>
+        <w:jc w:val="both"/>
+        <w:rPr>
+          <w:rFonts w:ascii="Book Antiqua" w:hAnsi="Book Antiqua" w:cs="Times New Roman"/>
+          <w:b/>
+          <w:color w:val="000000" w:themeColor="text1"/>
+          <w:u w:val="single"/>
+        </w:rPr>
+      </w:pPr>
+      <w:r>
+        <w:rPr>
+          <w:rFonts w:ascii="Book Antiqua" w:hAnsi="Book Antiqua" w:cs="Times New Roman"/>
+          <w:b/>
+          <w:color w:val="000000" w:themeColor="text1"/>
+          <w:u w:val="single"/>
+        </w:rPr>
+        <w:t>VI – DAS OBRIGAÇÕES DA COMPRADORA</w:t>
+      </w:r>
+    </w:p>
+    <w:p>
+      <w:pPr>
+        <w:pStyle w:val="SemEspaamento"/>
+        <w:spacing w:line="276" w:lineRule="auto"/>
+        <w:jc w:val="both"/>
+        <w:rPr>
+          <w:rFonts w:ascii="Book Antiqua" w:hAnsi="Book Antiqua" w:cs="Times New Roman"/>
+          <w:bCs/>
+          <w:color w:val="000000" w:themeColor="text1"/>
+        </w:rPr>
+      </w:pPr>
+      <w:r>
+        <w:rPr>
+          <w:rFonts w:ascii="Book Antiqua" w:hAnsi="Book Antiqua" w:cs="Times New Roman"/>
+          <w:b/>
+          <w:color w:val="000000" w:themeColor="text1"/>
+        </w:rPr>
+        <w:t xml:space="preserve">CLÁUSULA DÉCIMA SEXTA: </w:t>
+      </w:r>
+      <w:r>
+        <w:rPr>
+          <w:rFonts w:ascii="Book Antiqua" w:hAnsi="Book Antiqua" w:cs="Times New Roman"/>
+          <w:bCs/>
+          <w:color w:val="000000" w:themeColor="text1"/>
+        </w:rPr>
+        <w:t>São obrigações do COMPRADOR(A):</w:t>
+      </w:r>
+    </w:p>
+    <w:p>
+      <w:pPr>
+        <w:pStyle w:val="SemEspaamento"/>
+        <w:spacing w:line="276" w:lineRule="auto"/>
+        <w:jc w:val="both"/>
+        <w:rPr>
+          <w:rFonts w:ascii="Book Antiqua" w:hAnsi="Book Antiqua" w:cs="Times New Roman"/>
+          <w:b/>
+          <w:color w:val="000000" w:themeColor="text1"/>
+        </w:rPr>
+      </w:pPr>
+    </w:p>
+    <w:p>
+      <w:pPr>
+        <w:pStyle w:val="SemEspaamento"/>
+        <w:spacing w:line="276" w:lineRule="auto"/>
+        <w:jc w:val="both"/>
+        <w:rPr>
+          <w:rFonts w:ascii="Book Antiqua" w:hAnsi="Book Antiqua" w:cs="Times New Roman"/>
+          <w:b/>
+          <w:color w:val="000000" w:themeColor="text1"/>
+        </w:rPr>
+      </w:pPr>
+      <w:r>
+        <w:rPr>
+          <w:rFonts w:ascii="Book Antiqua" w:hAnsi="Book Antiqua" w:cs="Times New Roman"/>
+          <w:b/>
+          <w:color w:val="000000" w:themeColor="text1"/>
+        </w:rPr>
+        <w:t>Parágrafo Primeiro:</w:t>
+      </w:r>
+      <w:r>
+        <w:rPr>
+          <w:rFonts w:ascii="Book Antiqua" w:hAnsi="Book Antiqua" w:cs="Times New Roman"/>
+          <w:b/>
+          <w:color w:val="000000" w:themeColor="text1"/>
+        </w:rPr>
+        <w:t xml:space="preserve"> </w:t>
+      </w:r>
+      <w:r>
+        <w:rPr>
+          <w:rFonts w:ascii="Book Antiqua" w:hAnsi="Book Antiqua" w:cs="Times New Roman"/>
+          <w:bCs/>
+          <w:color w:val="000000" w:themeColor="text1"/>
+        </w:rPr>
+        <w:t>Efetuar o pagamento dos valores descritos neste contrato nas datas e condições acima dispostos.</w:t>
+      </w:r>
+      <w:r>
+        <w:rPr>
+          <w:rFonts w:ascii="Book Antiqua" w:hAnsi="Book Antiqua" w:cs="Times New Roman"/>
+          <w:b/>
+          <w:color w:val="000000" w:themeColor="text1"/>
+        </w:rPr>
+        <w:t xml:space="preserve"> </w:t>
+      </w:r>
+    </w:p>
+    <w:p>
+      <w:pPr>
+        <w:pStyle w:val="SemEspaamento"/>
+        <w:spacing w:line="276" w:lineRule="auto"/>
+        <w:jc w:val="both"/>
+        <w:rPr>
+          <w:rFonts w:ascii="Book Antiqua" w:hAnsi="Book Antiqua" w:cs="Times New Roman"/>
+          <w:bCs/>
+          <w:color w:val="000000" w:themeColor="text1"/>
+        </w:rPr>
+      </w:pPr>
+    </w:p>
+    <w:p>
+      <w:pPr>
+        <w:pStyle w:val="SemEspaamento"/>
+        <w:spacing w:line="276" w:lineRule="auto"/>
+        <w:jc w:val="both"/>
+        <w:rPr>
+          <w:rFonts w:ascii="Book Antiqua" w:hAnsi="Book Antiqua" w:cs="Times New Roman"/>
+          <w:bCs/>
+          <w:color w:val="000000" w:themeColor="text1"/>
+        </w:rPr>
+      </w:pPr>
+      <w:r>
+        <w:rPr>
+          <w:rFonts w:ascii="Book Antiqua" w:hAnsi="Book Antiqua" w:cs="Times New Roman"/>
+          <w:b/>
+          <w:color w:val="000000" w:themeColor="text1"/>
+        </w:rPr>
+        <w:t>Parágrafo Segundo:</w:t>
+      </w:r>
+      <w:r>
+        <w:rPr>
+          <w:rFonts w:ascii="Book Antiqua" w:hAnsi="Book Antiqua" w:cs="Times New Roman"/>
+          <w:bCs/>
+          <w:color w:val="000000" w:themeColor="text1"/>
+        </w:rPr>
+        <w:t xml:space="preserve"> </w:t>
+      </w:r>
+      <w:r>
+        <w:rPr>
+          <w:rFonts w:ascii="Book Antiqua" w:hAnsi="Book Antiqua" w:cs="Times New Roman"/>
+          <w:bCs/>
+          <w:color w:val="000000" w:themeColor="text1"/>
+        </w:rPr>
+        <w:t xml:space="preserve">Assinar o projeto em para o </w:t>
+      </w:r>
+      <w:proofErr w:type="gramStart"/>
+      <w:r>
+        <w:rPr>
+          <w:rFonts w:ascii="Book Antiqua" w:hAnsi="Book Antiqua" w:cs="Times New Roman"/>
+          <w:bCs/>
+          <w:color w:val="000000" w:themeColor="text1"/>
+        </w:rPr>
+        <w:t>VENDEDORA(</w:t>
+      </w:r>
+      <w:proofErr w:type="gramEnd"/>
+      <w:r>
+        <w:rPr>
+          <w:rFonts w:ascii="Book Antiqua" w:hAnsi="Book Antiqua" w:cs="Times New Roman"/>
+          <w:bCs/>
+          <w:color w:val="000000" w:themeColor="text1"/>
+        </w:rPr>
+        <w:t xml:space="preserve">A) com a aprovação final do produto adquirido e discriminado com a metragem e o material utilizado na fabricação do mesmo, comprometendo-se em recebe-lo quando cumpridas as especificações nele contidas. </w:t>
+      </w:r>
+    </w:p>
+    <w:p>
+      <w:pPr>
+        <w:pStyle w:val="SemEspaamento"/>
+        <w:spacing w:line="276" w:lineRule="auto"/>
+        <w:jc w:val="both"/>
+        <w:rPr>
+          <w:rFonts w:ascii="Book Antiqua" w:hAnsi="Book Antiqua" w:cs="Times New Roman"/>
+          <w:bCs/>
+          <w:color w:val="000000" w:themeColor="text1"/>
+        </w:rPr>
+      </w:pPr>
+    </w:p>
+    <w:p>
+      <w:pPr>
+        <w:pStyle w:val="SemEspaamento"/>
+        <w:spacing w:line="276" w:lineRule="auto"/>
+        <w:jc w:val="both"/>
+        <w:rPr>
+          <w:rFonts w:ascii="Book Antiqua" w:hAnsi="Book Antiqua" w:cs="Times New Roman"/>
+          <w:bCs/>
+          <w:color w:val="000000" w:themeColor="text1"/>
+        </w:rPr>
+      </w:pPr>
+      <w:r>
+        <w:rPr>
+          <w:rFonts w:ascii="Book Antiqua" w:hAnsi="Book Antiqua" w:cs="Times New Roman"/>
+          <w:b/>
+          <w:color w:val="000000" w:themeColor="text1"/>
+        </w:rPr>
+        <w:lastRenderedPageBreak/>
+        <w:t>Parágrafo Terceiro:</w:t>
+      </w:r>
+      <w:r>
+        <w:rPr>
+          <w:rFonts w:ascii="Book Antiqua" w:hAnsi="Book Antiqua" w:cs="Times New Roman"/>
+          <w:bCs/>
+          <w:color w:val="000000" w:themeColor="text1"/>
+        </w:rPr>
+        <w:t xml:space="preserve"> </w:t>
+      </w:r>
+      <w:r>
+        <w:rPr>
+          <w:rFonts w:ascii="Book Antiqua" w:hAnsi="Book Antiqua" w:cs="Times New Roman"/>
+          <w:bCs/>
+          <w:color w:val="000000" w:themeColor="text1"/>
+        </w:rPr>
+        <w:t>Zelar para que os bens sejam recebidos no local escolhido pelas partes em conformidade com o que prevê este Contrato e o projeto escolhido e assinado no ato da compra, bem como para que o referido local esteja apto à montagem nos termos anteriormente dispostos.</w:t>
+      </w:r>
+    </w:p>
+    <w:p>
+      <w:pPr>
+        <w:pStyle w:val="SemEspaamento"/>
+        <w:spacing w:line="276" w:lineRule="auto"/>
+        <w:jc w:val="both"/>
+        <w:rPr>
+          <w:rFonts w:ascii="Book Antiqua" w:hAnsi="Book Antiqua" w:cs="Times New Roman"/>
+          <w:b/>
+          <w:color w:val="000000" w:themeColor="text1"/>
+        </w:rPr>
+      </w:pPr>
+    </w:p>
+    <w:p>
+      <w:pPr>
+        <w:pStyle w:val="SemEspaamento"/>
+        <w:spacing w:line="276" w:lineRule="auto"/>
+        <w:jc w:val="both"/>
+        <w:rPr>
+          <w:rFonts w:ascii="Book Antiqua" w:hAnsi="Book Antiqua" w:cs="Times New Roman"/>
+          <w:bCs/>
+          <w:color w:val="000000" w:themeColor="text1"/>
+        </w:rPr>
+      </w:pPr>
+      <w:r>
+        <w:rPr>
+          <w:rFonts w:ascii="Book Antiqua" w:hAnsi="Book Antiqua" w:cs="Times New Roman"/>
+          <w:b/>
+          <w:color w:val="000000" w:themeColor="text1"/>
+        </w:rPr>
+        <w:t xml:space="preserve">Parágrafo Quarto: </w:t>
+      </w:r>
+      <w:r>
+        <w:rPr>
+          <w:rFonts w:ascii="Book Antiqua" w:hAnsi="Book Antiqua" w:cs="Times New Roman"/>
+          <w:bCs/>
+          <w:color w:val="000000" w:themeColor="text1"/>
+        </w:rPr>
+        <w:t xml:space="preserve">Proceder à liberação dos acessos e meios para a montagem solicitados previamente pela VENDEDORA, tais como </w:t>
+      </w:r>
+      <w:r>
+        <w:rPr>
+          <w:rFonts w:ascii="Book Antiqua" w:hAnsi="Book Antiqua" w:cs="Times New Roman"/>
+          <w:color w:val="000000" w:themeColor="text1"/>
+        </w:rPr>
+        <w:t>fornecimento de energia, cabeamento, extensões elétricas e etc</w:t>
+      </w:r>
+      <w:r>
+        <w:rPr>
+          <w:rFonts w:ascii="Book Antiqua" w:hAnsi="Book Antiqua" w:cs="Times New Roman"/>
+          <w:bCs/>
+          <w:color w:val="000000" w:themeColor="text1"/>
+        </w:rPr>
+        <w:t>.</w:t>
+      </w:r>
+    </w:p>
+    <w:p>
+      <w:pPr>
+        <w:pStyle w:val="SemEspaamento"/>
+        <w:spacing w:line="276" w:lineRule="auto"/>
+        <w:jc w:val="both"/>
+        <w:rPr>
+          <w:rFonts w:ascii="Book Antiqua" w:hAnsi="Book Antiqua" w:cs="Times New Roman"/>
+          <w:b/>
+          <w:color w:val="000000" w:themeColor="text1"/>
+        </w:rPr>
+      </w:pPr>
+    </w:p>
+    <w:p>
+      <w:pPr>
+        <w:pStyle w:val="SemEspaamento"/>
+        <w:spacing w:line="276" w:lineRule="auto"/>
+        <w:jc w:val="both"/>
+        <w:rPr>
+          <w:rFonts w:ascii="Book Antiqua" w:hAnsi="Book Antiqua" w:cs="Times New Roman"/>
+          <w:bCs/>
+          <w:color w:val="000000" w:themeColor="text1"/>
+        </w:rPr>
+      </w:pPr>
+      <w:r>
+        <w:rPr>
+          <w:rFonts w:ascii="Book Antiqua" w:hAnsi="Book Antiqua" w:cs="Times New Roman"/>
+          <w:b/>
+          <w:color w:val="000000" w:themeColor="text1"/>
+        </w:rPr>
+        <w:t xml:space="preserve">Parágrafo Quinto: </w:t>
+      </w:r>
+      <w:r>
+        <w:rPr>
+          <w:rFonts w:ascii="Book Antiqua" w:hAnsi="Book Antiqua" w:cs="Times New Roman"/>
+          <w:bCs/>
+          <w:color w:val="000000" w:themeColor="text1"/>
+        </w:rPr>
+        <w:t>Fornecer à VENDEDORA</w:t>
+      </w:r>
+      <w:r>
+        <w:rPr>
+          <w:rFonts w:ascii="Book Antiqua" w:hAnsi="Book Antiqua" w:cs="Times New Roman"/>
+          <w:bCs/>
+          <w:color w:val="000000" w:themeColor="text1"/>
+        </w:rPr>
+        <w:t xml:space="preserve"> </w:t>
+      </w:r>
+      <w:r>
+        <w:rPr>
+          <w:rFonts w:ascii="Book Antiqua" w:hAnsi="Book Antiqua" w:cs="Times New Roman"/>
+          <w:bCs/>
+          <w:color w:val="000000" w:themeColor="text1"/>
+        </w:rPr>
+        <w:t>os meios de comunicação e canais de contato para fins de esclarecimentos de dúvidas, notificações e reclamações, providenciando as respostas em tempo hábil.</w:t>
+      </w:r>
+    </w:p>
+    <w:p>
+      <w:pPr>
+        <w:pStyle w:val="SemEspaamento"/>
+        <w:spacing w:line="276" w:lineRule="auto"/>
+        <w:jc w:val="both"/>
+        <w:rPr>
+          <w:rFonts w:ascii="Book Antiqua" w:hAnsi="Book Antiqua" w:cs="Times New Roman"/>
+          <w:bCs/>
+          <w:color w:val="000000" w:themeColor="text1"/>
+        </w:rPr>
+      </w:pPr>
+    </w:p>
+    <w:p>
+      <w:pPr>
+        <w:pStyle w:val="SemEspaamento"/>
+        <w:spacing w:line="276" w:lineRule="auto"/>
+        <w:jc w:val="both"/>
+        <w:rPr>
+          <w:rFonts w:ascii="Book Antiqua" w:hAnsi="Book Antiqua" w:cs="Times New Roman"/>
+          <w:bCs/>
+          <w:color w:val="000000" w:themeColor="text1"/>
+        </w:rPr>
+      </w:pPr>
+      <w:r>
+        <w:rPr>
+          <w:rFonts w:ascii="Book Antiqua" w:hAnsi="Book Antiqua" w:cs="Times New Roman"/>
+          <w:b/>
+          <w:color w:val="000000" w:themeColor="text1"/>
+        </w:rPr>
         <w:t xml:space="preserve">Parágrafo </w:t>
       </w:r>
       <w:r>
@@ -4381,12 +5201,682 @@
           <w:b/>
           <w:color w:val="000000" w:themeColor="text1"/>
         </w:rPr>
+        <w:t>Sexto</w:t>
+      </w:r>
+      <w:r>
+        <w:rPr>
+          <w:rFonts w:ascii="Book Antiqua" w:hAnsi="Book Antiqua" w:cs="Times New Roman"/>
+          <w:b/>
+          <w:color w:val="000000" w:themeColor="text1"/>
+        </w:rPr>
+        <w:t>:</w:t>
+      </w:r>
+      <w:r>
+        <w:rPr>
+          <w:rFonts w:ascii="Book Antiqua" w:hAnsi="Book Antiqua" w:cs="Times New Roman"/>
+          <w:bCs/>
+          <w:color w:val="000000" w:themeColor="text1"/>
+        </w:rPr>
+        <w:t xml:space="preserve"> </w:t>
+      </w:r>
+      <w:r>
+        <w:rPr>
+          <w:rFonts w:ascii="Book Antiqua" w:hAnsi="Book Antiqua" w:cs="Times New Roman"/>
+          <w:bCs/>
+          <w:color w:val="000000" w:themeColor="text1"/>
+        </w:rPr>
+        <w:t>Fornecer à VENDEDORA previamente todas informações referentes aos regimentos internos, acessos das vias, horários de montagem, quantitativo de pessoal autorizado ou quaisquer outras informações que seja</w:t>
+      </w:r>
+      <w:r>
+        <w:rPr>
+          <w:rFonts w:ascii="Book Antiqua" w:hAnsi="Book Antiqua" w:cs="Times New Roman"/>
+          <w:bCs/>
+          <w:color w:val="000000" w:themeColor="text1"/>
+        </w:rPr>
+        <w:t>m</w:t>
+      </w:r>
+      <w:r>
+        <w:rPr>
+          <w:rFonts w:ascii="Book Antiqua" w:hAnsi="Book Antiqua" w:cs="Times New Roman"/>
+          <w:bCs/>
+          <w:color w:val="000000" w:themeColor="text1"/>
+        </w:rPr>
+        <w:t xml:space="preserve"> úteis para a melhor efetivação tanto da entrega quanto da instalação dos produtos adquiridos.   </w:t>
+      </w:r>
+    </w:p>
+    <w:p>
+      <w:pPr>
+        <w:pStyle w:val="SemEspaamento"/>
+        <w:spacing w:line="276" w:lineRule="auto"/>
+        <w:jc w:val="both"/>
+        <w:rPr>
+          <w:rFonts w:ascii="Book Antiqua" w:hAnsi="Book Antiqua" w:cs="Times New Roman"/>
+          <w:bCs/>
+          <w:color w:val="000000" w:themeColor="text1"/>
+        </w:rPr>
+      </w:pPr>
+    </w:p>
+    <w:p>
+      <w:pPr>
+        <w:pStyle w:val="SemEspaamento"/>
+        <w:spacing w:line="276" w:lineRule="auto"/>
+        <w:jc w:val="both"/>
+        <w:rPr>
+          <w:rFonts w:ascii="Book Antiqua" w:hAnsi="Book Antiqua" w:cs="Times New Roman"/>
+          <w:bCs/>
+          <w:color w:val="000000" w:themeColor="text1"/>
+        </w:rPr>
+      </w:pPr>
+      <w:r>
+        <w:rPr>
+          <w:rFonts w:ascii="Book Antiqua" w:hAnsi="Book Antiqua" w:cs="Times New Roman"/>
+          <w:b/>
+          <w:color w:val="000000" w:themeColor="text1"/>
+        </w:rPr>
+        <w:t xml:space="preserve">Parágrafo Sétimo: </w:t>
+      </w:r>
+      <w:r>
+        <w:rPr>
+          <w:rFonts w:ascii="Book Antiqua" w:hAnsi="Book Antiqua" w:cs="Times New Roman"/>
+          <w:bCs/>
+          <w:color w:val="000000" w:themeColor="text1"/>
+        </w:rPr>
+        <w:t>Zelar pelo fiel comprimento do presente contrato e de todas as cláusulas e obrigações nele dispostas, em especial quanto</w:t>
+      </w:r>
+      <w:r>
+        <w:rPr>
+          <w:rFonts w:ascii="Book Antiqua" w:hAnsi="Book Antiqua" w:cs="Times New Roman"/>
+          <w:bCs/>
+          <w:color w:val="000000" w:themeColor="text1"/>
+        </w:rPr>
+        <w:t xml:space="preserve"> à veracidade das informações prestadas</w:t>
+      </w:r>
+      <w:r>
+        <w:rPr>
+          <w:rFonts w:ascii="Book Antiqua" w:hAnsi="Book Antiqua" w:cs="Times New Roman"/>
+          <w:bCs/>
+          <w:color w:val="000000" w:themeColor="text1"/>
+        </w:rPr>
+        <w:t>.</w:t>
+      </w:r>
+    </w:p>
+    <w:p>
+      <w:pPr>
+        <w:pStyle w:val="SemEspaamento"/>
+        <w:spacing w:line="276" w:lineRule="auto"/>
+        <w:jc w:val="both"/>
+        <w:rPr>
+          <w:rFonts w:ascii="Book Antiqua" w:hAnsi="Book Antiqua" w:cs="Times New Roman"/>
+          <w:bCs/>
+          <w:color w:val="000000" w:themeColor="text1"/>
+        </w:rPr>
+      </w:pPr>
+    </w:p>
+    <w:p>
+      <w:pPr>
+        <w:pStyle w:val="SemEspaamento"/>
+        <w:spacing w:line="276" w:lineRule="auto"/>
+        <w:jc w:val="both"/>
+        <w:rPr>
+          <w:rFonts w:ascii="Book Antiqua" w:hAnsi="Book Antiqua" w:cs="Times New Roman"/>
+          <w:b/>
+          <w:color w:val="000000" w:themeColor="text1"/>
+          <w:u w:val="single"/>
+        </w:rPr>
+      </w:pPr>
+      <w:r>
+        <w:rPr>
+          <w:rFonts w:ascii="Book Antiqua" w:hAnsi="Book Antiqua" w:cs="Times New Roman"/>
+          <w:b/>
+          <w:color w:val="000000" w:themeColor="text1"/>
+          <w:u w:val="single"/>
+        </w:rPr>
+        <w:t>VII – DA GARANTIA</w:t>
+      </w:r>
+    </w:p>
+    <w:p>
+      <w:pPr>
+        <w:pStyle w:val="SemEspaamento"/>
+        <w:spacing w:line="276" w:lineRule="auto"/>
+        <w:jc w:val="both"/>
+        <w:rPr>
+          <w:rFonts w:ascii="Book Antiqua" w:hAnsi="Book Antiqua" w:cs="Times New Roman"/>
+          <w:color w:val="000000" w:themeColor="text1"/>
+        </w:rPr>
+      </w:pPr>
+      <w:r>
+        <w:rPr>
+          <w:rFonts w:ascii="Book Antiqua" w:hAnsi="Book Antiqua" w:cs="Times New Roman"/>
+          <w:b/>
+          <w:color w:val="000000" w:themeColor="text1"/>
+        </w:rPr>
+        <w:t xml:space="preserve">CLÁUSULA DÉCIMA SÉTIMA: </w:t>
+      </w:r>
+      <w:r>
+        <w:rPr>
+          <w:rFonts w:ascii="Book Antiqua" w:hAnsi="Book Antiqua" w:cs="Times New Roman"/>
+          <w:color w:val="000000" w:themeColor="text1"/>
+        </w:rPr>
+        <w:t xml:space="preserve"> </w:t>
+      </w:r>
+      <w:r>
+        <w:rPr>
+          <w:rFonts w:ascii="Book Antiqua" w:hAnsi="Book Antiqua" w:cs="Times New Roman"/>
+          <w:color w:val="000000" w:themeColor="text1"/>
+        </w:rPr>
+        <w:t>O</w:t>
+      </w:r>
+      <w:r>
+        <w:rPr>
+          <w:rFonts w:ascii="Book Antiqua" w:hAnsi="Book Antiqua" w:cs="Times New Roman"/>
+          <w:color w:val="000000" w:themeColor="text1"/>
+        </w:rPr>
+        <w:t xml:space="preserve"> brinquedo objeto do presente contrato tem garantia de </w:t>
+      </w:r>
+      <w:r>
+        <w:rPr>
+          <w:rFonts w:ascii="Book Antiqua" w:hAnsi="Book Antiqua" w:cs="Times New Roman"/>
+          <w:color w:val="000000" w:themeColor="text1"/>
+        </w:rPr>
+        <w:t>06</w:t>
+      </w:r>
+      <w:r>
+        <w:rPr>
+          <w:rFonts w:ascii="Book Antiqua" w:hAnsi="Book Antiqua" w:cs="Times New Roman"/>
+          <w:color w:val="000000" w:themeColor="text1"/>
+        </w:rPr>
+        <w:t xml:space="preserve"> (</w:t>
+      </w:r>
+      <w:r>
+        <w:rPr>
+          <w:rFonts w:ascii="Book Antiqua" w:hAnsi="Book Antiqua" w:cs="Times New Roman"/>
+          <w:color w:val="000000" w:themeColor="text1"/>
+        </w:rPr>
+        <w:t>seis</w:t>
+      </w:r>
+      <w:r>
+        <w:rPr>
+          <w:rFonts w:ascii="Book Antiqua" w:hAnsi="Book Antiqua" w:cs="Times New Roman"/>
+          <w:color w:val="000000" w:themeColor="text1"/>
+        </w:rPr>
+        <w:t xml:space="preserve">) </w:t>
+      </w:r>
+      <w:r>
+        <w:rPr>
+          <w:rFonts w:ascii="Book Antiqua" w:hAnsi="Book Antiqua" w:cs="Times New Roman"/>
+          <w:color w:val="000000" w:themeColor="text1"/>
+        </w:rPr>
+        <w:t>meses a</w:t>
+      </w:r>
+      <w:r>
+        <w:rPr>
+          <w:rFonts w:ascii="Book Antiqua" w:hAnsi="Book Antiqua" w:cs="Times New Roman"/>
+          <w:color w:val="000000" w:themeColor="text1"/>
+        </w:rPr>
+        <w:t xml:space="preserve"> contra defeitos de fabricação, </w:t>
+      </w:r>
+      <w:r>
+        <w:rPr>
+          <w:rFonts w:ascii="Book Antiqua" w:hAnsi="Book Antiqua" w:cs="Times New Roman"/>
+          <w:color w:val="000000" w:themeColor="text1"/>
+        </w:rPr>
+        <w:t>contados da data da efetiva entrega ao (</w:t>
+      </w:r>
+      <w:proofErr w:type="gramStart"/>
+      <w:r>
+        <w:rPr>
+          <w:rFonts w:ascii="Book Antiqua" w:hAnsi="Book Antiqua" w:cs="Times New Roman"/>
+          <w:color w:val="000000" w:themeColor="text1"/>
+        </w:rPr>
+        <w:t>a)  COMPRADOR</w:t>
+      </w:r>
+      <w:proofErr w:type="gramEnd"/>
+      <w:r>
+        <w:rPr>
+          <w:rFonts w:ascii="Book Antiqua" w:hAnsi="Book Antiqua" w:cs="Times New Roman"/>
+          <w:color w:val="000000" w:themeColor="text1"/>
+        </w:rPr>
+        <w:t xml:space="preserve">(A), </w:t>
+      </w:r>
+      <w:r>
+        <w:rPr>
+          <w:rFonts w:ascii="Book Antiqua" w:hAnsi="Book Antiqua" w:cs="Times New Roman"/>
+          <w:color w:val="000000" w:themeColor="text1"/>
+        </w:rPr>
+        <w:t>observadas as condições estabelecidas no Termo de Garantia do Produto, que é parte integrante do presente instrumento.</w:t>
+      </w:r>
+    </w:p>
+    <w:p>
+      <w:pPr>
+        <w:pStyle w:val="SemEspaamento"/>
+        <w:spacing w:line="276" w:lineRule="auto"/>
+        <w:jc w:val="both"/>
+        <w:rPr>
+          <w:rFonts w:ascii="Book Antiqua" w:hAnsi="Book Antiqua" w:cs="Times New Roman"/>
+          <w:color w:val="000000" w:themeColor="text1"/>
+        </w:rPr>
+      </w:pPr>
+    </w:p>
+    <w:p>
+      <w:pPr>
+        <w:pStyle w:val="SemEspaamento"/>
+        <w:spacing w:line="276" w:lineRule="auto"/>
+        <w:jc w:val="both"/>
+        <w:rPr>
+          <w:rFonts w:ascii="Book Antiqua" w:hAnsi="Book Antiqua" w:cs="Times New Roman"/>
+          <w:color w:val="000000" w:themeColor="text1"/>
+        </w:rPr>
+      </w:pPr>
+      <w:r>
+        <w:rPr>
+          <w:rFonts w:ascii="Book Antiqua" w:hAnsi="Book Antiqua" w:cs="Times New Roman"/>
+          <w:b/>
+          <w:color w:val="000000" w:themeColor="text1"/>
+        </w:rPr>
+        <w:t>CLÁUSULA DÉCIMA OITAVA</w:t>
+      </w:r>
+      <w:r>
+        <w:rPr>
+          <w:rFonts w:ascii="Book Antiqua" w:hAnsi="Book Antiqua" w:cs="Times New Roman"/>
+          <w:color w:val="000000" w:themeColor="text1"/>
+        </w:rPr>
+        <w:t xml:space="preserve">: </w:t>
+      </w:r>
+      <w:proofErr w:type="gramStart"/>
+      <w:r>
+        <w:rPr>
+          <w:rFonts w:ascii="Book Antiqua" w:hAnsi="Book Antiqua" w:cs="Times New Roman"/>
+          <w:color w:val="000000" w:themeColor="text1"/>
+        </w:rPr>
+        <w:t>O(</w:t>
+      </w:r>
+      <w:proofErr w:type="gramEnd"/>
+      <w:r>
+        <w:rPr>
+          <w:rFonts w:ascii="Book Antiqua" w:hAnsi="Book Antiqua" w:cs="Times New Roman"/>
+          <w:color w:val="000000" w:themeColor="text1"/>
+        </w:rPr>
+        <w:t>A) COMPRADOR(A) desde já da ciência e concorda expressamente com todas as condições estabelecidas no referido documento, especialmente quanto às condições de uso, manutenção, limpeza e local de instalação, restando ciente, ainda, que o não cumprimento das determinações nele contidas</w:t>
+      </w:r>
+      <w:r>
+        <w:rPr>
+          <w:rFonts w:ascii="Book Antiqua" w:hAnsi="Book Antiqua" w:cs="Times New Roman"/>
+          <w:color w:val="000000" w:themeColor="text1"/>
+        </w:rPr>
+        <w:t xml:space="preserve"> acarretarão na perda da garantia do produto, independentemente do prazo da compra</w:t>
+      </w:r>
+      <w:r>
+        <w:rPr>
+          <w:rFonts w:ascii="Book Antiqua" w:hAnsi="Book Antiqua" w:cs="Times New Roman"/>
+          <w:color w:val="000000" w:themeColor="text1"/>
+        </w:rPr>
+        <w:t>.</w:t>
+      </w:r>
+    </w:p>
+    <w:p>
+      <w:pPr>
+        <w:pStyle w:val="SemEspaamento"/>
+        <w:spacing w:line="276" w:lineRule="auto"/>
+        <w:jc w:val="both"/>
+        <w:rPr>
+          <w:rFonts w:ascii="Book Antiqua" w:hAnsi="Book Antiqua" w:cs="Times New Roman"/>
+          <w:color w:val="000000" w:themeColor="text1"/>
+        </w:rPr>
+      </w:pPr>
+    </w:p>
+    <w:p>
+      <w:pPr>
+        <w:pStyle w:val="SemEspaamento"/>
+        <w:spacing w:line="276" w:lineRule="auto"/>
+        <w:jc w:val="both"/>
+        <w:rPr>
+          <w:rFonts w:ascii="Book Antiqua" w:hAnsi="Book Antiqua" w:cs="Times New Roman"/>
+          <w:color w:val="000000" w:themeColor="text1"/>
+        </w:rPr>
+      </w:pPr>
+      <w:r>
+        <w:rPr>
+          <w:rFonts w:ascii="Book Antiqua" w:hAnsi="Book Antiqua" w:cs="Times New Roman"/>
+          <w:b/>
+          <w:bCs/>
+          <w:color w:val="000000" w:themeColor="text1"/>
+        </w:rPr>
+        <w:t>Parágrafo Único:</w:t>
+      </w:r>
+      <w:r>
+        <w:rPr>
+          <w:rFonts w:ascii="Book Antiqua" w:hAnsi="Book Antiqua" w:cs="Times New Roman"/>
+          <w:color w:val="000000" w:themeColor="text1"/>
+        </w:rPr>
+        <w:t xml:space="preserve"> É de responsabilidade exclusiva do(a) COMPRADOR(A), cuidar e fiscalizar para que a utilização do brinquedo seja realizada de maneira correta, bem como, se estão sendo respeitados os critérios de segurança informados no ato da compra, especialmente em relação ao peso, tamanho e outros critérios a serem observados por aqueles que usam o produto.</w:t>
+      </w:r>
+    </w:p>
+    <w:p>
+      <w:pPr>
+        <w:pStyle w:val="SemEspaamento"/>
+        <w:spacing w:line="276" w:lineRule="auto"/>
+        <w:jc w:val="both"/>
+        <w:rPr>
+          <w:rFonts w:ascii="Book Antiqua" w:hAnsi="Book Antiqua" w:cs="Times New Roman"/>
+          <w:color w:val="000000" w:themeColor="text1"/>
+        </w:rPr>
+      </w:pPr>
+    </w:p>
+    <w:p>
+      <w:pPr>
+        <w:pStyle w:val="SemEspaamento"/>
+        <w:spacing w:line="276" w:lineRule="auto"/>
+        <w:jc w:val="both"/>
+        <w:rPr>
+          <w:rFonts w:ascii="Book Antiqua" w:hAnsi="Book Antiqua" w:cs="Times New Roman"/>
+          <w:color w:val="000000" w:themeColor="text1"/>
+        </w:rPr>
+      </w:pPr>
+      <w:r>
+        <w:rPr>
+          <w:rFonts w:ascii="Book Antiqua" w:hAnsi="Book Antiqua" w:cs="Times New Roman"/>
+          <w:b/>
+          <w:color w:val="000000" w:themeColor="text1"/>
+        </w:rPr>
+        <w:t>CLÁUSULA DÉCIMA NONA</w:t>
+      </w:r>
+      <w:r>
+        <w:rPr>
+          <w:rFonts w:ascii="Book Antiqua" w:hAnsi="Book Antiqua" w:cs="Times New Roman"/>
+          <w:color w:val="000000" w:themeColor="text1"/>
+        </w:rPr>
+        <w:t>: Deverá o(a) COMPRADOR(A) realizar a vistoria de revisão dos brinquedos no prazo máximo de 04 (quatro)</w:t>
+      </w:r>
+      <w:r>
+        <w:rPr>
+          <w:rFonts w:ascii="Book Antiqua" w:hAnsi="Book Antiqua" w:cs="Times New Roman"/>
+          <w:color w:val="000000" w:themeColor="text1"/>
+        </w:rPr>
+        <w:t xml:space="preserve"> </w:t>
+      </w:r>
+      <w:r>
+        <w:rPr>
+          <w:rFonts w:ascii="Book Antiqua" w:hAnsi="Book Antiqua" w:cs="Times New Roman"/>
+          <w:color w:val="000000" w:themeColor="text1"/>
+        </w:rPr>
+        <w:t>meses, durante o período da garantia, para fins de verificação do brinquedo e troca de materiais estragados ou danificados pelo desgaste natural do produto.</w:t>
+      </w:r>
+    </w:p>
+    <w:p>
+      <w:pPr>
+        <w:pStyle w:val="SemEspaamento"/>
+        <w:spacing w:line="276" w:lineRule="auto"/>
+        <w:jc w:val="both"/>
+        <w:rPr>
+          <w:rFonts w:ascii="Book Antiqua" w:hAnsi="Book Antiqua" w:cs="Times New Roman"/>
+          <w:color w:val="000000" w:themeColor="text1"/>
+        </w:rPr>
+      </w:pPr>
+    </w:p>
+    <w:p>
+      <w:pPr>
+        <w:pStyle w:val="SemEspaamento"/>
+        <w:spacing w:line="276" w:lineRule="auto"/>
+        <w:jc w:val="both"/>
+        <w:rPr>
+          <w:rFonts w:ascii="Book Antiqua" w:hAnsi="Book Antiqua" w:cs="Times New Roman"/>
+          <w:color w:val="000000" w:themeColor="text1"/>
+        </w:rPr>
+      </w:pPr>
+      <w:r>
+        <w:rPr>
+          <w:rFonts w:ascii="Book Antiqua" w:hAnsi="Book Antiqua" w:cs="Times New Roman"/>
+          <w:b/>
+          <w:bCs/>
+          <w:color w:val="000000" w:themeColor="text1"/>
+        </w:rPr>
+        <w:t xml:space="preserve">Parágrafo </w:t>
+      </w:r>
+      <w:r>
+        <w:rPr>
+          <w:rFonts w:ascii="Book Antiqua" w:hAnsi="Book Antiqua" w:cs="Times New Roman"/>
+          <w:b/>
+          <w:bCs/>
+          <w:color w:val="000000" w:themeColor="text1"/>
+        </w:rPr>
         <w:t>Primeiro</w:t>
       </w:r>
       <w:r>
         <w:rPr>
           <w:rFonts w:ascii="Book Antiqua" w:hAnsi="Book Antiqua" w:cs="Times New Roman"/>
           <w:b/>
+          <w:bCs/>
+          <w:color w:val="000000" w:themeColor="text1"/>
+        </w:rPr>
+        <w:t>:</w:t>
+      </w:r>
+      <w:r>
+        <w:rPr>
+          <w:rFonts w:ascii="Book Antiqua" w:hAnsi="Book Antiqua" w:cs="Times New Roman"/>
+          <w:color w:val="000000" w:themeColor="text1"/>
+        </w:rPr>
+        <w:t xml:space="preserve"> Correrá por conta do(a) COMPRADOR(A) as despesas necessárias para a compra e montagem dos materiais estragados ou danificados pelo desgaste natural do produto, devendo a manutenção ser realizada junto à VENDEDORA ou por empresa por ela indicada, sob pena da perda da garantia, ante o desconhecimento da qualidade e procedência dos materiais adquiridos e montados.</w:t>
+      </w:r>
+    </w:p>
+    <w:p>
+      <w:pPr>
+        <w:pStyle w:val="SemEspaamento"/>
+        <w:spacing w:line="276" w:lineRule="auto"/>
+        <w:jc w:val="both"/>
+        <w:rPr>
+          <w:rFonts w:ascii="Book Antiqua" w:hAnsi="Book Antiqua" w:cs="Times New Roman"/>
+          <w:color w:val="000000" w:themeColor="text1"/>
+        </w:rPr>
+      </w:pPr>
+      <w:r>
+        <w:rPr>
+          <w:rFonts w:ascii="Book Antiqua" w:hAnsi="Book Antiqua" w:cs="Times New Roman"/>
+          <w:b/>
+          <w:color w:val="000000" w:themeColor="text1"/>
+        </w:rPr>
+        <w:t>Parágrafo Segundo:</w:t>
+      </w:r>
+      <w:r>
+        <w:rPr>
+          <w:rFonts w:ascii="Book Antiqua" w:hAnsi="Book Antiqua" w:cs="Times New Roman"/>
+          <w:b/>
+          <w:color w:val="000000" w:themeColor="text1"/>
+        </w:rPr>
+        <w:t xml:space="preserve"> </w:t>
+      </w:r>
+      <w:r>
+        <w:rPr>
+          <w:rFonts w:ascii="Book Antiqua" w:hAnsi="Book Antiqua" w:cs="Times New Roman"/>
+          <w:color w:val="000000" w:themeColor="text1"/>
+        </w:rPr>
+        <w:t xml:space="preserve">Fica desde já ciente </w:t>
+      </w:r>
+      <w:proofErr w:type="gramStart"/>
+      <w:r>
+        <w:rPr>
+          <w:rFonts w:ascii="Book Antiqua" w:hAnsi="Book Antiqua" w:cs="Times New Roman"/>
+          <w:color w:val="000000" w:themeColor="text1"/>
+        </w:rPr>
+        <w:t>o(</w:t>
+      </w:r>
+      <w:proofErr w:type="gramEnd"/>
+      <w:r>
+        <w:rPr>
+          <w:rFonts w:ascii="Book Antiqua" w:hAnsi="Book Antiqua" w:cs="Times New Roman"/>
+          <w:color w:val="000000" w:themeColor="text1"/>
+        </w:rPr>
+        <w:t xml:space="preserve">a) COMPRADOR(a) que todos os contatos com a Vendedora para fins de agendamento de manutenção ou acionamento da garantia do produto deverão ocorrer de </w:t>
+      </w:r>
+      <w:r>
+        <w:rPr>
+          <w:rFonts w:ascii="Book Antiqua" w:hAnsi="Book Antiqua" w:cs="Times New Roman"/>
+          <w:color w:val="000000" w:themeColor="text1"/>
+        </w:rPr>
+        <w:lastRenderedPageBreak/>
+        <w:t>segunda-feira à sexta-feira, das 08 às 18hrs, excetuados os feriados nacionais ou municipais. Os contatos realizados fora do acima descrito serão respondidos no próximo dia útil subsequente e dentro do horário estabelecido.</w:t>
+      </w:r>
+    </w:p>
+    <w:p>
+      <w:pPr>
+        <w:pStyle w:val="SemEspaamento"/>
+        <w:spacing w:line="276" w:lineRule="auto"/>
+        <w:jc w:val="both"/>
+        <w:rPr>
+          <w:rFonts w:ascii="Book Antiqua" w:hAnsi="Book Antiqua" w:cs="Times New Roman"/>
+          <w:color w:val="000000" w:themeColor="text1"/>
+        </w:rPr>
+      </w:pPr>
+    </w:p>
+    <w:p>
+      <w:pPr>
+        <w:pStyle w:val="SemEspaamento"/>
+        <w:spacing w:line="276" w:lineRule="auto"/>
+        <w:jc w:val="both"/>
+        <w:rPr>
+          <w:rFonts w:ascii="Book Antiqua" w:hAnsi="Book Antiqua" w:cs="Times New Roman"/>
+          <w:color w:val="000000" w:themeColor="text1"/>
+        </w:rPr>
+      </w:pPr>
+      <w:r>
+        <w:rPr>
+          <w:rFonts w:ascii="Book Antiqua" w:hAnsi="Book Antiqua" w:cs="Times New Roman"/>
+          <w:b/>
+          <w:bCs/>
+          <w:color w:val="000000" w:themeColor="text1"/>
+        </w:rPr>
+        <w:t>CLÁUSULA VIGÉSIM</w:t>
+      </w:r>
+      <w:r>
+        <w:rPr>
+          <w:rFonts w:ascii="Book Antiqua" w:hAnsi="Book Antiqua" w:cs="Times New Roman"/>
+          <w:b/>
+          <w:bCs/>
+          <w:color w:val="000000" w:themeColor="text1"/>
+        </w:rPr>
+        <w:t>A</w:t>
+      </w:r>
+      <w:r>
+        <w:rPr>
+          <w:rFonts w:ascii="Book Antiqua" w:hAnsi="Book Antiqua" w:cs="Times New Roman"/>
+          <w:b/>
+          <w:bCs/>
+          <w:color w:val="000000" w:themeColor="text1"/>
+        </w:rPr>
+        <w:t>:</w:t>
+      </w:r>
+      <w:r>
+        <w:rPr>
+          <w:rFonts w:ascii="Book Antiqua" w:hAnsi="Book Antiqua" w:cs="Times New Roman"/>
+          <w:color w:val="000000" w:themeColor="text1"/>
+        </w:rPr>
+        <w:t xml:space="preserve"> A </w:t>
+      </w:r>
+      <w:r>
+        <w:rPr>
+          <w:rFonts w:ascii="Book Antiqua" w:hAnsi="Book Antiqua" w:cs="Times New Roman"/>
+          <w:color w:val="000000" w:themeColor="text1"/>
+        </w:rPr>
+        <w:t>VENDEDOR</w:t>
+      </w:r>
+      <w:r>
+        <w:rPr>
+          <w:rFonts w:ascii="Book Antiqua" w:hAnsi="Book Antiqua" w:cs="Times New Roman"/>
+          <w:color w:val="000000" w:themeColor="text1"/>
+        </w:rPr>
+        <w:t>A</w:t>
+      </w:r>
+      <w:r>
+        <w:rPr>
+          <w:rFonts w:ascii="Book Antiqua" w:hAnsi="Book Antiqua" w:cs="Times New Roman"/>
+          <w:color w:val="000000" w:themeColor="text1"/>
+        </w:rPr>
+        <w:t xml:space="preserve"> não se responsabilizará pelos danos causados no </w:t>
+      </w:r>
+      <w:r>
+        <w:rPr>
+          <w:rFonts w:ascii="Book Antiqua" w:hAnsi="Book Antiqua" w:cs="Times New Roman"/>
+          <w:color w:val="000000" w:themeColor="text1"/>
+        </w:rPr>
+        <w:t>brinquedo</w:t>
+      </w:r>
+      <w:r>
+        <w:rPr>
+          <w:rFonts w:ascii="Book Antiqua" w:hAnsi="Book Antiqua" w:cs="Times New Roman"/>
+          <w:color w:val="000000" w:themeColor="text1"/>
+        </w:rPr>
+        <w:t xml:space="preserve"> por negligência do</w:t>
+      </w:r>
+      <w:r>
+        <w:rPr>
+          <w:rFonts w:ascii="Book Antiqua" w:hAnsi="Book Antiqua" w:cs="Times New Roman"/>
+          <w:color w:val="000000" w:themeColor="text1"/>
+        </w:rPr>
+        <w:t>(a)</w:t>
+      </w:r>
+      <w:r>
+        <w:rPr>
+          <w:rFonts w:ascii="Book Antiqua" w:hAnsi="Book Antiqua" w:cs="Times New Roman"/>
+          <w:color w:val="000000" w:themeColor="text1"/>
+        </w:rPr>
+        <w:t xml:space="preserve"> COMPRADOR</w:t>
+      </w:r>
+      <w:r>
+        <w:rPr>
+          <w:rFonts w:ascii="Book Antiqua" w:hAnsi="Book Antiqua" w:cs="Times New Roman"/>
+          <w:color w:val="000000" w:themeColor="text1"/>
+        </w:rPr>
+        <w:t>(A)</w:t>
+      </w:r>
+      <w:r>
+        <w:rPr>
+          <w:rFonts w:ascii="Book Antiqua" w:hAnsi="Book Antiqua" w:cs="Times New Roman"/>
+          <w:color w:val="000000" w:themeColor="text1"/>
+        </w:rPr>
+        <w:t>, e por problemas decorrentes da não realização das revisões acertadas.</w:t>
+      </w:r>
+    </w:p>
+    <w:p>
+      <w:pPr>
+        <w:pStyle w:val="SemEspaamento"/>
+        <w:spacing w:line="276" w:lineRule="auto"/>
+        <w:jc w:val="both"/>
+        <w:rPr>
+          <w:rFonts w:ascii="Book Antiqua" w:hAnsi="Book Antiqua" w:cs="Times New Roman"/>
+          <w:color w:val="000000" w:themeColor="text1"/>
+        </w:rPr>
+      </w:pPr>
+    </w:p>
+    <w:p>
+      <w:pPr>
+        <w:pStyle w:val="SemEspaamento"/>
+        <w:spacing w:line="276" w:lineRule="auto"/>
+        <w:jc w:val="both"/>
+        <w:rPr>
+          <w:rFonts w:ascii="Book Antiqua" w:hAnsi="Book Antiqua" w:cs="Times New Roman"/>
+          <w:color w:val="000000" w:themeColor="text1"/>
+        </w:rPr>
+      </w:pPr>
+      <w:r>
+        <w:rPr>
+          <w:rFonts w:ascii="Book Antiqua" w:hAnsi="Book Antiqua" w:cs="Times New Roman"/>
+          <w:b/>
+          <w:bCs/>
+          <w:color w:val="000000" w:themeColor="text1"/>
+        </w:rPr>
+        <w:t xml:space="preserve">CLÁUSULA VIGÉSIMA </w:t>
+      </w:r>
+      <w:r>
+        <w:rPr>
+          <w:rFonts w:ascii="Book Antiqua" w:hAnsi="Book Antiqua" w:cs="Times New Roman"/>
+          <w:b/>
+          <w:bCs/>
+          <w:color w:val="000000" w:themeColor="text1"/>
+        </w:rPr>
+        <w:t>PRIMEIRA</w:t>
+      </w:r>
+      <w:r>
+        <w:rPr>
+          <w:rFonts w:ascii="Book Antiqua" w:hAnsi="Book Antiqua" w:cs="Times New Roman"/>
           <w:color w:val="000000" w:themeColor="text1"/>
         </w:rPr>
         <w:t xml:space="preserve">: </w:t>
@@ -4394,39 +5884,257 @@
       <w:r>
         <w:rPr>
           <w:rFonts w:ascii="Book Antiqua" w:hAnsi="Book Antiqua" w:cs="Times New Roman"/>
-          <w:bCs/>
-          <w:color w:val="000000" w:themeColor="text1"/>
-        </w:rPr>
-        <w:t>Os referidos contatos farão deverão ser destacados no orçamento ou pedido, fazendo para deste para os devidos fins.</w:t>
-      </w:r>
-    </w:p>
-    <w:p>
-      <w:pPr>
-        <w:pStyle w:val="SemEspaamento"/>
-        <w:spacing w:line="276" w:lineRule="auto"/>
-        <w:jc w:val="both"/>
-        <w:rPr>
-          <w:rFonts w:ascii="Book Antiqua" w:hAnsi="Book Antiqua" w:cs="Times New Roman"/>
-          <w:bCs/>
-          <w:color w:val="000000" w:themeColor="text1"/>
-        </w:rPr>
-      </w:pPr>
-    </w:p>
-    <w:p>
-      <w:pPr>
-        <w:pStyle w:val="SemEspaamento"/>
-        <w:spacing w:line="276" w:lineRule="auto"/>
-        <w:jc w:val="both"/>
-        <w:rPr>
-          <w:rFonts w:ascii="Book Antiqua" w:hAnsi="Book Antiqua" w:cs="Times New Roman"/>
-          <w:bCs/>
-          <w:color w:val="000000" w:themeColor="text1"/>
-        </w:rPr>
-      </w:pPr>
-      <w:r>
-        <w:rPr>
-          <w:rFonts w:ascii="Book Antiqua" w:hAnsi="Book Antiqua" w:cs="Times New Roman"/>
-          <w:b/>
+          <w:color w:val="000000" w:themeColor="text1"/>
+        </w:rPr>
+        <w:t xml:space="preserve">Cumpre </w:t>
+      </w:r>
+      <w:r>
+        <w:rPr>
+          <w:rFonts w:ascii="Book Antiqua" w:hAnsi="Book Antiqua" w:cs="Times New Roman"/>
+          <w:color w:val="000000" w:themeColor="text1"/>
+        </w:rPr>
+        <w:t>ao (</w:t>
+      </w:r>
+      <w:r>
+        <w:rPr>
+          <w:rFonts w:ascii="Book Antiqua" w:hAnsi="Book Antiqua" w:cs="Times New Roman"/>
+          <w:color w:val="000000" w:themeColor="text1"/>
+        </w:rPr>
+        <w:t>à</w:t>
+      </w:r>
+      <w:r>
+        <w:rPr>
+          <w:rFonts w:ascii="Book Antiqua" w:hAnsi="Book Antiqua" w:cs="Times New Roman"/>
+          <w:color w:val="000000" w:themeColor="text1"/>
+        </w:rPr>
+        <w:t>)</w:t>
+      </w:r>
+      <w:r>
+        <w:rPr>
+          <w:rFonts w:ascii="Book Antiqua" w:hAnsi="Book Antiqua" w:cs="Times New Roman"/>
+          <w:color w:val="000000" w:themeColor="text1"/>
+        </w:rPr>
+        <w:t xml:space="preserve"> </w:t>
+      </w:r>
+      <w:proofErr w:type="gramStart"/>
+      <w:r>
+        <w:rPr>
+          <w:rFonts w:ascii="Book Antiqua" w:hAnsi="Book Antiqua" w:cs="Times New Roman"/>
+          <w:color w:val="000000" w:themeColor="text1"/>
+        </w:rPr>
+        <w:t>COMPRADOR(</w:t>
+      </w:r>
+      <w:proofErr w:type="gramEnd"/>
+      <w:r>
+        <w:rPr>
+          <w:rFonts w:ascii="Book Antiqua" w:hAnsi="Book Antiqua" w:cs="Times New Roman"/>
+          <w:color w:val="000000" w:themeColor="text1"/>
+        </w:rPr>
+        <w:t xml:space="preserve">A), no ato da </w:t>
+      </w:r>
+      <w:r>
+        <w:rPr>
+          <w:rFonts w:ascii="Book Antiqua" w:hAnsi="Book Antiqua" w:cs="Times New Roman"/>
+          <w:color w:val="000000" w:themeColor="text1"/>
+        </w:rPr>
+        <w:t>entrega, fiscalizar</w:t>
+      </w:r>
+      <w:r>
+        <w:rPr>
+          <w:rFonts w:ascii="Book Antiqua" w:hAnsi="Book Antiqua" w:cs="Times New Roman"/>
+          <w:color w:val="000000" w:themeColor="text1"/>
+        </w:rPr>
+        <w:t xml:space="preserve"> se</w:t>
+      </w:r>
+      <w:r>
+        <w:rPr>
+          <w:rFonts w:ascii="Book Antiqua" w:hAnsi="Book Antiqua" w:cs="Times New Roman"/>
+          <w:color w:val="000000" w:themeColor="text1"/>
+        </w:rPr>
+        <w:t xml:space="preserve"> o brinquedo corresponde em suas especificações ao produto que por ela adquirido, sendo que silêncio desta acarretará na aceitação nos moldes em que se </w:t>
+      </w:r>
+      <w:r>
+        <w:rPr>
+          <w:rFonts w:ascii="Book Antiqua" w:hAnsi="Book Antiqua" w:cs="Times New Roman"/>
+          <w:color w:val="000000" w:themeColor="text1"/>
+        </w:rPr>
+        <w:t>encontrar</w:t>
+      </w:r>
+      <w:r>
+        <w:rPr>
+          <w:rFonts w:ascii="Book Antiqua" w:hAnsi="Book Antiqua" w:cs="Times New Roman"/>
+          <w:color w:val="000000" w:themeColor="text1"/>
+        </w:rPr>
+        <w:t xml:space="preserve"> no ato.</w:t>
+      </w:r>
+    </w:p>
+    <w:p>
+      <w:pPr>
+        <w:pStyle w:val="SemEspaamento"/>
+        <w:spacing w:line="276" w:lineRule="auto"/>
+        <w:jc w:val="both"/>
+        <w:rPr>
+          <w:rFonts w:ascii="Book Antiqua" w:hAnsi="Book Antiqua" w:cs="Times New Roman"/>
+          <w:color w:val="000000" w:themeColor="text1"/>
+        </w:rPr>
+      </w:pPr>
+    </w:p>
+    <w:p>
+      <w:pPr>
+        <w:pStyle w:val="SemEspaamento"/>
+        <w:spacing w:line="276" w:lineRule="auto"/>
+        <w:jc w:val="both"/>
+        <w:rPr>
+          <w:rFonts w:ascii="Book Antiqua" w:hAnsi="Book Antiqua" w:cs="Times New Roman"/>
+          <w:b/>
+          <w:color w:val="000000" w:themeColor="text1"/>
+          <w:u w:val="single"/>
+        </w:rPr>
+      </w:pPr>
+      <w:r>
+        <w:rPr>
+          <w:rFonts w:ascii="Book Antiqua" w:hAnsi="Book Antiqua" w:cs="Times New Roman"/>
+          <w:b/>
+          <w:color w:val="000000" w:themeColor="text1"/>
+          <w:u w:val="single"/>
+        </w:rPr>
+        <w:t>VII</w:t>
+      </w:r>
+      <w:r>
+        <w:rPr>
+          <w:rFonts w:ascii="Book Antiqua" w:hAnsi="Book Antiqua" w:cs="Times New Roman"/>
+          <w:b/>
+          <w:color w:val="000000" w:themeColor="text1"/>
+          <w:u w:val="single"/>
+        </w:rPr>
+        <w:t>I</w:t>
+      </w:r>
+      <w:r>
+        <w:rPr>
+          <w:rFonts w:ascii="Book Antiqua" w:hAnsi="Book Antiqua" w:cs="Times New Roman"/>
+          <w:b/>
+          <w:color w:val="000000" w:themeColor="text1"/>
+          <w:u w:val="single"/>
+        </w:rPr>
+        <w:t>- DA RESCISÃO CONTRATUAL</w:t>
+      </w:r>
+    </w:p>
+    <w:p>
+      <w:pPr>
+        <w:pStyle w:val="SemEspaamento"/>
+        <w:spacing w:line="276" w:lineRule="auto"/>
+        <w:jc w:val="both"/>
+        <w:rPr>
+          <w:rFonts w:ascii="Book Antiqua" w:hAnsi="Book Antiqua" w:cs="Times New Roman"/>
+          <w:color w:val="000000" w:themeColor="text1"/>
+        </w:rPr>
+      </w:pPr>
+      <w:r>
+        <w:rPr>
+          <w:rFonts w:ascii="Book Antiqua" w:hAnsi="Book Antiqua" w:cs="Times New Roman"/>
+          <w:b/>
+          <w:bCs/>
+          <w:color w:val="000000" w:themeColor="text1"/>
+        </w:rPr>
+        <w:t xml:space="preserve">CLÁUSULA VIGÉSIMA </w:t>
+      </w:r>
+      <w:r>
+        <w:rPr>
+          <w:rFonts w:ascii="Book Antiqua" w:hAnsi="Book Antiqua" w:cs="Times New Roman"/>
+          <w:b/>
+          <w:bCs/>
+          <w:color w:val="000000" w:themeColor="text1"/>
+        </w:rPr>
+        <w:t>SEGUNDA</w:t>
+      </w:r>
+      <w:r>
+        <w:rPr>
+          <w:rFonts w:ascii="Book Antiqua" w:hAnsi="Book Antiqua" w:cs="Times New Roman"/>
+          <w:b/>
+          <w:bCs/>
+          <w:color w:val="000000" w:themeColor="text1"/>
+        </w:rPr>
+        <w:t>:</w:t>
+      </w:r>
+      <w:r>
+        <w:rPr>
+          <w:rFonts w:ascii="Book Antiqua" w:hAnsi="Book Antiqua" w:cs="Times New Roman"/>
+          <w:color w:val="000000" w:themeColor="text1"/>
+        </w:rPr>
+        <w:t xml:space="preserve"> O presente contrato somente poderá ser rescindido por justo motivo, nos casos previstos neste contrato</w:t>
+      </w:r>
+      <w:r>
+        <w:rPr>
+          <w:rFonts w:ascii="Book Antiqua" w:hAnsi="Book Antiqua" w:cs="Times New Roman"/>
+          <w:color w:val="000000" w:themeColor="text1"/>
+        </w:rPr>
+        <w:t>.</w:t>
+      </w:r>
+    </w:p>
+    <w:p>
+      <w:pPr>
+        <w:pStyle w:val="SemEspaamento"/>
+        <w:spacing w:line="276" w:lineRule="auto"/>
+        <w:jc w:val="both"/>
+        <w:rPr>
+          <w:rFonts w:ascii="Book Antiqua" w:hAnsi="Book Antiqua" w:cs="Times New Roman"/>
+          <w:color w:val="000000" w:themeColor="text1"/>
+        </w:rPr>
+      </w:pPr>
+    </w:p>
+    <w:p>
+      <w:pPr>
+        <w:pStyle w:val="SemEspaamento"/>
+        <w:spacing w:line="276" w:lineRule="auto"/>
+        <w:jc w:val="both"/>
+        <w:rPr>
+          <w:rFonts w:ascii="Book Antiqua" w:hAnsi="Book Antiqua" w:cs="Times New Roman"/>
+          <w:color w:val="000000" w:themeColor="text1"/>
+        </w:rPr>
+      </w:pPr>
+      <w:r>
+        <w:rPr>
+          <w:rFonts w:ascii="Book Antiqua" w:hAnsi="Book Antiqua" w:cs="Times New Roman"/>
+          <w:b/>
+          <w:bCs/>
+          <w:color w:val="000000" w:themeColor="text1"/>
+        </w:rPr>
+        <w:t>Parágrafo Primeiro:</w:t>
+      </w:r>
+      <w:r>
+        <w:rPr>
+          <w:rFonts w:ascii="Book Antiqua" w:hAnsi="Book Antiqua" w:cs="Times New Roman"/>
+          <w:color w:val="000000" w:themeColor="text1"/>
+        </w:rPr>
+        <w:t xml:space="preserve"> Caso o(a) COMPRADOR(A), após o fechamento do contrato, pagamento da parcela inicial e antes da entrega do produto, desista da aquisição deverá pagar à VENDEDOR o montante correspondente à 50% (cinquenta por cento) do montante estipulado como valor do contrato, em virtude do dispêndio de valores necessário para a fabricação do brinquedo, mão de obra e impostos incidentes, sem prejuízo da necessidade de reparação por danos suportados.</w:t>
+      </w:r>
+    </w:p>
+    <w:p>
+      <w:pPr>
+        <w:pStyle w:val="SemEspaamento"/>
+        <w:spacing w:line="276" w:lineRule="auto"/>
+        <w:jc w:val="both"/>
+        <w:rPr>
+          <w:rFonts w:ascii="Book Antiqua" w:hAnsi="Book Antiqua" w:cs="Times New Roman"/>
+          <w:color w:val="000000" w:themeColor="text1"/>
+        </w:rPr>
+      </w:pPr>
+    </w:p>
+    <w:p>
+      <w:pPr>
+        <w:pStyle w:val="SemEspaamento"/>
+        <w:spacing w:line="276" w:lineRule="auto"/>
+        <w:jc w:val="both"/>
+        <w:rPr>
+          <w:rFonts w:ascii="Book Antiqua" w:hAnsi="Book Antiqua" w:cs="Times New Roman"/>
+          <w:color w:val="000000" w:themeColor="text1"/>
+        </w:rPr>
+      </w:pPr>
+      <w:r>
+        <w:rPr>
+          <w:rFonts w:ascii="Book Antiqua" w:hAnsi="Book Antiqua" w:cs="Times New Roman"/>
+          <w:b/>
+          <w:bCs/>
           <w:color w:val="000000" w:themeColor="text1"/>
         </w:rPr>
         <w:t>Parágrafo Segundo:</w:t>
@@ -4434,307 +6142,151 @@
       <w:r>
         <w:rPr>
           <w:rFonts w:ascii="Book Antiqua" w:hAnsi="Book Antiqua" w:cs="Times New Roman"/>
-          <w:bCs/>
-          <w:color w:val="000000" w:themeColor="text1"/>
-        </w:rPr>
-        <w:t xml:space="preserve"> Estando o pedido em ordem e no prazo de entrega estabelecido, o</w:t>
-      </w:r>
-      <w:r>
-        <w:rPr>
-          <w:rFonts w:ascii="Book Antiqua" w:hAnsi="Book Antiqua" w:cs="Times New Roman"/>
-          <w:bCs/>
-          <w:color w:val="000000" w:themeColor="text1"/>
-        </w:rPr>
-        <w:t xml:space="preserve"> não recebimento dos </w:t>
-      </w:r>
-      <w:r>
-        <w:rPr>
-          <w:rFonts w:ascii="Book Antiqua" w:hAnsi="Book Antiqua" w:cs="Times New Roman"/>
-          <w:bCs/>
-          <w:color w:val="000000" w:themeColor="text1"/>
-        </w:rPr>
-        <w:t>brinquedos adquiridos pelo COMPRADOR(A), seu representante legal, ou representantes nomeados</w:t>
-      </w:r>
-      <w:r>
-        <w:rPr>
-          <w:rFonts w:ascii="Book Antiqua" w:hAnsi="Book Antiqua" w:cs="Times New Roman"/>
-          <w:bCs/>
-          <w:color w:val="000000" w:themeColor="text1"/>
-        </w:rPr>
-        <w:t xml:space="preserve"> no local da instalação </w:t>
-      </w:r>
-      <w:r>
-        <w:rPr>
-          <w:rFonts w:ascii="Book Antiqua" w:hAnsi="Book Antiqua" w:cs="Times New Roman"/>
-          <w:bCs/>
-          <w:color w:val="000000" w:themeColor="text1"/>
-        </w:rPr>
-        <w:t>será entendido como por sua Culpa,</w:t>
-      </w:r>
-      <w:r>
-        <w:rPr>
-          <w:rFonts w:ascii="Book Antiqua" w:hAnsi="Book Antiqua" w:cs="Times New Roman"/>
-          <w:bCs/>
-          <w:color w:val="000000" w:themeColor="text1"/>
-        </w:rPr>
-        <w:t xml:space="preserve"> incorrendo assim nas hipóteses e consequências dispostas na Cláusula Oitava</w:t>
-      </w:r>
-      <w:r>
-        <w:rPr>
-          <w:rFonts w:ascii="Book Antiqua" w:hAnsi="Book Antiqua" w:cs="Times New Roman"/>
-          <w:bCs/>
-          <w:color w:val="000000" w:themeColor="text1"/>
-        </w:rPr>
-        <w:t xml:space="preserve"> e seguintes</w:t>
-      </w:r>
-      <w:r>
-        <w:rPr>
-          <w:rFonts w:ascii="Book Antiqua" w:hAnsi="Book Antiqua" w:cs="Times New Roman"/>
-          <w:bCs/>
-          <w:color w:val="000000" w:themeColor="text1"/>
-        </w:rPr>
-        <w:t xml:space="preserve"> deste instrumento.</w:t>
-      </w:r>
-    </w:p>
-    <w:p>
-      <w:pPr>
-        <w:pStyle w:val="SemEspaamento"/>
-        <w:spacing w:line="276" w:lineRule="auto"/>
-        <w:jc w:val="both"/>
-        <w:rPr>
-          <w:rFonts w:ascii="Book Antiqua" w:hAnsi="Book Antiqua" w:cs="Times New Roman"/>
-          <w:bCs/>
-          <w:color w:val="000000" w:themeColor="text1"/>
-        </w:rPr>
-      </w:pPr>
-    </w:p>
-    <w:p>
-      <w:pPr>
-        <w:pStyle w:val="SemEspaamento"/>
-        <w:spacing w:line="276" w:lineRule="auto"/>
-        <w:jc w:val="both"/>
-        <w:rPr>
-          <w:rFonts w:ascii="Book Antiqua" w:hAnsi="Book Antiqua" w:cs="Times New Roman"/>
-          <w:color w:val="000000" w:themeColor="text1"/>
-        </w:rPr>
-      </w:pPr>
-      <w:r>
-        <w:rPr>
-          <w:rFonts w:ascii="Book Antiqua" w:hAnsi="Book Antiqua" w:cs="Times New Roman"/>
-          <w:b/>
-          <w:color w:val="000000" w:themeColor="text1"/>
-        </w:rPr>
-        <w:t xml:space="preserve">CLÁUSULA DÉCIMA TERCEIRA: </w:t>
-      </w:r>
-      <w:r>
-        <w:rPr>
-          <w:rFonts w:ascii="Book Antiqua" w:hAnsi="Book Antiqua" w:cs="Times New Roman"/>
-          <w:color w:val="000000" w:themeColor="text1"/>
-        </w:rPr>
-        <w:t xml:space="preserve">Fica ciente o COMPRADOR(A) que caso a entrega </w:t>
-      </w:r>
-      <w:r>
-        <w:rPr>
-          <w:rFonts w:ascii="Book Antiqua" w:hAnsi="Book Antiqua" w:cs="Times New Roman"/>
-          <w:color w:val="000000" w:themeColor="text1"/>
-        </w:rPr>
-        <w:t xml:space="preserve">dos equipamentos e </w:t>
-      </w:r>
-      <w:r>
-        <w:rPr>
-          <w:rFonts w:ascii="Book Antiqua" w:hAnsi="Book Antiqua" w:cs="Times New Roman"/>
-          <w:color w:val="000000" w:themeColor="text1"/>
-        </w:rPr>
-        <w:t xml:space="preserve">realização da montagem </w:t>
-      </w:r>
-      <w:r>
-        <w:rPr>
-          <w:rFonts w:ascii="Book Antiqua" w:hAnsi="Book Antiqua" w:cs="Times New Roman"/>
-          <w:color w:val="000000" w:themeColor="text1"/>
-        </w:rPr>
-        <w:t>ocorreram em</w:t>
-      </w:r>
-      <w:r>
-        <w:rPr>
-          <w:rFonts w:ascii="Book Antiqua" w:hAnsi="Book Antiqua" w:cs="Times New Roman"/>
-          <w:color w:val="000000" w:themeColor="text1"/>
-        </w:rPr>
-        <w:t xml:space="preserve"> condomínios ou locais comerciais que possuírem </w:t>
-      </w:r>
-      <w:r>
-        <w:rPr>
-          <w:rFonts w:ascii="Book Antiqua" w:hAnsi="Book Antiqua" w:cs="Times New Roman"/>
-          <w:color w:val="000000" w:themeColor="text1"/>
-        </w:rPr>
-        <w:t xml:space="preserve">necessidade de autorização prévia, esta deverá ser realizada dando-se acesso </w:t>
-      </w:r>
-      <w:r>
-        <w:rPr>
-          <w:rFonts w:ascii="Book Antiqua" w:hAnsi="Book Antiqua" w:cs="Times New Roman"/>
-          <w:color w:val="000000" w:themeColor="text1"/>
-        </w:rPr>
-        <w:t xml:space="preserve">à VENDEDORA aos locais destinados para os fins necessários de montagem, </w:t>
-      </w:r>
-      <w:r>
-        <w:rPr>
-          <w:rFonts w:ascii="Book Antiqua" w:hAnsi="Book Antiqua" w:cs="Times New Roman"/>
-          <w:color w:val="000000" w:themeColor="text1"/>
-        </w:rPr>
-        <w:t xml:space="preserve">sendo obrigação desta informar os dados das pessoas que comparecerão para montagem </w:t>
-      </w:r>
-      <w:r>
-        <w:rPr>
-          <w:rFonts w:ascii="Book Antiqua" w:hAnsi="Book Antiqua" w:cs="Times New Roman"/>
-          <w:color w:val="000000" w:themeColor="text1"/>
-        </w:rPr>
-        <w:t>no prazo indicado pela COMPRADORA.</w:t>
-      </w:r>
-    </w:p>
-    <w:p>
-      <w:pPr>
-        <w:pStyle w:val="SemEspaamento"/>
-        <w:spacing w:line="276" w:lineRule="auto"/>
-        <w:jc w:val="both"/>
-        <w:rPr>
-          <w:rFonts w:ascii="Book Antiqua" w:hAnsi="Book Antiqua" w:cs="Times New Roman"/>
-          <w:color w:val="000000" w:themeColor="text1"/>
-        </w:rPr>
-      </w:pPr>
-    </w:p>
-    <w:p>
-      <w:pPr>
-        <w:pStyle w:val="SemEspaamento"/>
-        <w:spacing w:line="276" w:lineRule="auto"/>
-        <w:jc w:val="both"/>
-        <w:rPr>
-          <w:rFonts w:ascii="Book Antiqua" w:hAnsi="Book Antiqua" w:cs="Times New Roman"/>
-          <w:bCs/>
-          <w:color w:val="000000" w:themeColor="text1"/>
-        </w:rPr>
-      </w:pPr>
-      <w:r>
-        <w:rPr>
-          <w:rFonts w:ascii="Book Antiqua" w:hAnsi="Book Antiqua" w:cs="Times New Roman"/>
-          <w:b/>
-          <w:bCs/>
-          <w:color w:val="000000" w:themeColor="text1"/>
-        </w:rPr>
-        <w:t>Parágrafo Único:</w:t>
-      </w:r>
-      <w:r>
-        <w:rPr>
-          <w:rFonts w:ascii="Book Antiqua" w:hAnsi="Book Antiqua" w:cs="Times New Roman"/>
-          <w:color w:val="000000" w:themeColor="text1"/>
-        </w:rPr>
-        <w:t xml:space="preserve"> Caso não seja realizada a liberação por parte do COMPRADOR(A) e impossibilitada a entrega ou a montagem dos equipamentos </w:t>
-      </w:r>
-      <w:r>
-        <w:rPr>
-          <w:rFonts w:ascii="Book Antiqua" w:hAnsi="Book Antiqua" w:cs="Times New Roman"/>
-          <w:bCs/>
-          <w:color w:val="000000" w:themeColor="text1"/>
-        </w:rPr>
-        <w:t>no local da instalação será entendido como por sua Culpa, incorrendo assim nas hipóteses e consequências dispostas na Cláusula Oitava e seguintes deste instrumento.</w:t>
-      </w:r>
-    </w:p>
-    <w:p>
-      <w:pPr>
-        <w:pStyle w:val="SemEspaamento"/>
-        <w:spacing w:line="276" w:lineRule="auto"/>
-        <w:jc w:val="both"/>
-        <w:rPr>
-          <w:rFonts w:ascii="Book Antiqua" w:hAnsi="Book Antiqua" w:cs="Times New Roman"/>
-          <w:color w:val="000000" w:themeColor="text1"/>
-        </w:rPr>
-      </w:pPr>
-    </w:p>
-    <w:p>
-      <w:pPr>
-        <w:pStyle w:val="SemEspaamento"/>
-        <w:spacing w:line="276" w:lineRule="auto"/>
-        <w:jc w:val="both"/>
-        <w:rPr>
-          <w:rFonts w:ascii="Book Antiqua" w:hAnsi="Book Antiqua" w:cs="Times New Roman"/>
-          <w:bCs/>
-          <w:color w:val="000000" w:themeColor="text1"/>
-        </w:rPr>
-      </w:pPr>
-      <w:r>
-        <w:rPr>
-          <w:rFonts w:ascii="Book Antiqua" w:hAnsi="Book Antiqua" w:cs="Times New Roman"/>
-          <w:b/>
-          <w:color w:val="000000" w:themeColor="text1"/>
-        </w:rPr>
-        <w:t xml:space="preserve">CLÁUSULA DÉCIMA QUARTA: </w:t>
-      </w:r>
-      <w:r>
-        <w:rPr>
-          <w:rFonts w:ascii="Book Antiqua" w:hAnsi="Book Antiqua" w:cs="Times New Roman"/>
-          <w:bCs/>
-          <w:color w:val="000000" w:themeColor="text1"/>
-        </w:rPr>
-        <w:t xml:space="preserve">Finalizada a Instalação do brinquedo no prazo contratual, o COMPRADOR(A) </w:t>
-      </w:r>
-      <w:r>
-        <w:rPr>
-          <w:rFonts w:ascii="Book Antiqua" w:hAnsi="Book Antiqua" w:cs="Times New Roman"/>
-          <w:bCs/>
-          <w:color w:val="000000" w:themeColor="text1"/>
-        </w:rPr>
-        <w:t xml:space="preserve">realizará a vistoria do equipamento e, estando em ordem a montagem, assinará TERMO DE ENTREGA E CONFORMIDADE, que fará parte do presente instrumento, </w:t>
-      </w:r>
-      <w:r>
-        <w:rPr>
-          <w:rFonts w:ascii="Book Antiqua" w:hAnsi="Book Antiqua" w:cs="Times New Roman"/>
-          <w:bCs/>
-          <w:color w:val="000000" w:themeColor="text1"/>
-        </w:rPr>
-        <w:t xml:space="preserve">para </w:t>
-      </w:r>
-      <w:r>
-        <w:rPr>
-          <w:rFonts w:ascii="Book Antiqua" w:hAnsi="Book Antiqua" w:cs="Times New Roman"/>
-          <w:color w:val="000000" w:themeColor="text1"/>
-        </w:rPr>
-        <w:t xml:space="preserve">nada mais reclamar, eis que vistoriou o mesmo, </w:t>
-      </w:r>
-      <w:r>
-        <w:rPr>
-          <w:rFonts w:ascii="Book Antiqua" w:hAnsi="Book Antiqua" w:cs="Times New Roman"/>
-          <w:bCs/>
-          <w:color w:val="000000" w:themeColor="text1"/>
-        </w:rPr>
-        <w:t xml:space="preserve">passando a partir da </w:t>
-      </w:r>
-      <w:r>
-        <w:rPr>
-          <w:rFonts w:ascii="Book Antiqua" w:hAnsi="Book Antiqua" w:cs="Times New Roman"/>
-          <w:bCs/>
-          <w:color w:val="000000" w:themeColor="text1"/>
-        </w:rPr>
-        <w:t>respectiva data o início do vigor da garantia do brinquedo contra defeitos de fabricação.</w:t>
-      </w:r>
-    </w:p>
-    <w:p>
-      <w:pPr>
-        <w:pStyle w:val="SemEspaamento"/>
-        <w:spacing w:line="276" w:lineRule="auto"/>
-        <w:jc w:val="both"/>
-        <w:rPr>
-          <w:rFonts w:ascii="Book Antiqua" w:hAnsi="Book Antiqua" w:cs="Times New Roman"/>
-          <w:bCs/>
-          <w:color w:val="000000" w:themeColor="text1"/>
-        </w:rPr>
-      </w:pPr>
-    </w:p>
-    <w:p>
-      <w:pPr>
-        <w:pStyle w:val="SemEspaamento"/>
-        <w:spacing w:line="276" w:lineRule="auto"/>
-        <w:jc w:val="both"/>
-        <w:rPr>
-          <w:rFonts w:ascii="Book Antiqua" w:hAnsi="Book Antiqua" w:cs="Times New Roman"/>
-          <w:b/>
+          <w:color w:val="000000" w:themeColor="text1"/>
+        </w:rPr>
+        <w:t xml:space="preserve"> Caso a VENDEDORA já tenha realizado a entrega do produto e o(a) COMPRADOR(A) desista da aquisição, além do pagamento do valor estabelecido no Parágrafo Primeiro, esta deverá arcar com as despesas necessárias para a remoção</w:t>
+      </w:r>
+      <w:r>
+        <w:rPr>
+          <w:rFonts w:ascii="Book Antiqua" w:hAnsi="Book Antiqua" w:cs="Times New Roman"/>
+          <w:color w:val="000000" w:themeColor="text1"/>
+        </w:rPr>
+        <w:t>, como frete, alimentação, diárias de ajudantes e outras necessárias para a retirada do produto.</w:t>
+      </w:r>
+    </w:p>
+    <w:p>
+      <w:pPr>
+        <w:pStyle w:val="SemEspaamento"/>
+        <w:spacing w:line="276" w:lineRule="auto"/>
+        <w:jc w:val="both"/>
+        <w:rPr>
+          <w:rFonts w:ascii="Book Antiqua" w:hAnsi="Book Antiqua" w:cs="Times New Roman"/>
+          <w:color w:val="000000" w:themeColor="text1"/>
+        </w:rPr>
+      </w:pPr>
+    </w:p>
+    <w:p>
+      <w:pPr>
+        <w:pStyle w:val="SemEspaamento"/>
+        <w:spacing w:line="276" w:lineRule="auto"/>
+        <w:jc w:val="both"/>
+        <w:rPr>
+          <w:rFonts w:ascii="Book Antiqua" w:hAnsi="Book Antiqua" w:cs="Times New Roman"/>
+          <w:color w:val="000000" w:themeColor="text1"/>
+        </w:rPr>
+      </w:pPr>
+      <w:r>
+        <w:rPr>
+          <w:rFonts w:ascii="Book Antiqua" w:hAnsi="Book Antiqua" w:cs="Times New Roman"/>
+          <w:b/>
+          <w:bCs/>
+          <w:color w:val="000000" w:themeColor="text1"/>
+        </w:rPr>
+        <w:t>Parágrafo terceiro:</w:t>
+      </w:r>
+      <w:r>
+        <w:rPr>
+          <w:rFonts w:ascii="Book Antiqua" w:hAnsi="Book Antiqua" w:cs="Times New Roman"/>
+          <w:color w:val="000000" w:themeColor="text1"/>
+        </w:rPr>
+        <w:t xml:space="preserve"> Na incidência das hipóteses previstas no</w:t>
+      </w:r>
+      <w:r>
+        <w:rPr>
+          <w:rFonts w:ascii="Book Antiqua" w:hAnsi="Book Antiqua" w:cs="Times New Roman"/>
+          <w:color w:val="000000" w:themeColor="text1"/>
+        </w:rPr>
+        <w:t>s parágrafos anteriores, o valor pago pelo(a) COMPRADOR(A) a título de entrada servirá para fins de compensação do valor apurado a pago à VENDEDORA.</w:t>
+      </w:r>
+      <w:r>
+        <w:rPr>
+          <w:rFonts w:ascii="Book Antiqua" w:hAnsi="Book Antiqua" w:cs="Times New Roman"/>
+          <w:color w:val="000000" w:themeColor="text1"/>
+        </w:rPr>
+        <w:t xml:space="preserve"> </w:t>
+      </w:r>
+    </w:p>
+    <w:p>
+      <w:pPr>
+        <w:pStyle w:val="SemEspaamento"/>
+        <w:spacing w:line="276" w:lineRule="auto"/>
+        <w:jc w:val="both"/>
+        <w:rPr>
+          <w:rFonts w:ascii="Book Antiqua" w:hAnsi="Book Antiqua" w:cs="Times New Roman"/>
+          <w:color w:val="000000" w:themeColor="text1"/>
+        </w:rPr>
+      </w:pPr>
+    </w:p>
+    <w:p>
+      <w:pPr>
+        <w:pStyle w:val="SemEspaamento"/>
+        <w:spacing w:line="276" w:lineRule="auto"/>
+        <w:jc w:val="both"/>
+        <w:rPr>
+          <w:rFonts w:ascii="Book Antiqua" w:hAnsi="Book Antiqua" w:cs="Times New Roman"/>
+          <w:color w:val="000000" w:themeColor="text1"/>
+        </w:rPr>
+      </w:pPr>
+      <w:r>
+        <w:rPr>
+          <w:rFonts w:ascii="Book Antiqua" w:hAnsi="Book Antiqua" w:cs="Times New Roman"/>
+          <w:b/>
+          <w:bCs/>
+          <w:color w:val="000000" w:themeColor="text1"/>
+        </w:rPr>
+        <w:t xml:space="preserve">CLÁUSULA VIGÉSIMA </w:t>
+      </w:r>
+      <w:r>
+        <w:rPr>
+          <w:rFonts w:ascii="Book Antiqua" w:hAnsi="Book Antiqua" w:cs="Times New Roman"/>
+          <w:b/>
+          <w:bCs/>
+          <w:color w:val="000000" w:themeColor="text1"/>
+        </w:rPr>
+        <w:t>TERCEIRA</w:t>
+      </w:r>
+      <w:r>
+        <w:rPr>
+          <w:rFonts w:ascii="Book Antiqua" w:hAnsi="Book Antiqua" w:cs="Times New Roman"/>
+          <w:color w:val="000000" w:themeColor="text1"/>
+        </w:rPr>
+        <w:t xml:space="preserve">: </w:t>
+      </w:r>
+      <w:r>
+        <w:rPr>
+          <w:rFonts w:ascii="Book Antiqua" w:hAnsi="Book Antiqua" w:cs="Times New Roman"/>
+          <w:color w:val="000000" w:themeColor="text1"/>
+        </w:rPr>
+        <w:t>F</w:t>
+      </w:r>
+      <w:r>
+        <w:rPr>
+          <w:rFonts w:ascii="Book Antiqua" w:hAnsi="Book Antiqua" w:cs="Times New Roman"/>
+          <w:color w:val="000000" w:themeColor="text1"/>
+        </w:rPr>
+        <w:t>ica estabelecida a obrigatoriedade de pagamento de multa de 20% (vinte por cento), sobre o valor desta transação, cominada à parte que descumprir ou dificultar o fiel cumprimento de qualquer uma das cláusulas e condições do presente contrato, além de ficar a parte infratora sujeita ao pagamento de custas e honorários de advogado, no caso de a parte prejudicada tiver que recorrer a qualquer procedimento judicial para fazer valer os seus direitos.</w:t>
+      </w:r>
+    </w:p>
+    <w:p>
+      <w:pPr>
+        <w:pStyle w:val="SemEspaamento"/>
+        <w:spacing w:line="276" w:lineRule="auto"/>
+        <w:jc w:val="both"/>
+        <w:rPr>
+          <w:rFonts w:ascii="Book Antiqua" w:hAnsi="Book Antiqua" w:cs="Times New Roman"/>
+          <w:color w:val="000000" w:themeColor="text1"/>
+        </w:rPr>
+      </w:pPr>
+    </w:p>
+    <w:p>
+      <w:pPr>
+        <w:pStyle w:val="SemEspaamento"/>
+        <w:spacing w:line="276" w:lineRule="auto"/>
+        <w:jc w:val="both"/>
+        <w:rPr>
+          <w:rFonts w:ascii="Book Antiqua" w:hAnsi="Book Antiqua" w:cs="Times New Roman"/>
+          <w:b/>
+          <w:bCs/>
           <w:color w:val="000000" w:themeColor="text1"/>
           <w:u w:val="single"/>
         </w:rPr>
@@ -4743,135 +6295,201 @@
         <w:rPr>
           <w:rFonts w:ascii="Book Antiqua" w:hAnsi="Book Antiqua" w:cs="Times New Roman"/>
           <w:b/>
+          <w:bCs/>
           <w:color w:val="000000" w:themeColor="text1"/>
           <w:u w:val="single"/>
         </w:rPr>
-        <w:t>V – DAS OBRIGAÇÕES DA VENDEDORA</w:t>
-      </w:r>
-    </w:p>
-    <w:p>
-      <w:pPr>
-        <w:pStyle w:val="SemEspaamento"/>
-        <w:spacing w:line="276" w:lineRule="auto"/>
-        <w:jc w:val="both"/>
-        <w:rPr>
-          <w:rFonts w:ascii="Book Antiqua" w:hAnsi="Book Antiqua" w:cs="Times New Roman"/>
-          <w:bCs/>
-          <w:color w:val="000000" w:themeColor="text1"/>
-        </w:rPr>
-      </w:pPr>
-      <w:r>
-        <w:rPr>
-          <w:rFonts w:ascii="Book Antiqua" w:hAnsi="Book Antiqua" w:cs="Times New Roman"/>
-          <w:b/>
-          <w:color w:val="000000" w:themeColor="text1"/>
-        </w:rPr>
-        <w:t xml:space="preserve">CLÁUSULA DÉCIMA QUINTA: </w:t>
-      </w:r>
-      <w:r>
-        <w:rPr>
-          <w:rFonts w:ascii="Book Antiqua" w:hAnsi="Book Antiqua" w:cs="Times New Roman"/>
-          <w:bCs/>
-          <w:color w:val="000000" w:themeColor="text1"/>
-        </w:rPr>
-        <w:t>São obrigações da VENDEDORA:</w:t>
-      </w:r>
-    </w:p>
-    <w:p>
-      <w:pPr>
-        <w:pStyle w:val="SemEspaamento"/>
-        <w:spacing w:line="276" w:lineRule="auto"/>
-        <w:jc w:val="both"/>
-        <w:rPr>
-          <w:rFonts w:ascii="Book Antiqua" w:hAnsi="Book Antiqua" w:cs="Times New Roman"/>
-          <w:bCs/>
-          <w:color w:val="000000" w:themeColor="text1"/>
-        </w:rPr>
-      </w:pPr>
-    </w:p>
-    <w:p>
-      <w:pPr>
-        <w:pStyle w:val="SemEspaamento"/>
-        <w:spacing w:line="276" w:lineRule="auto"/>
-        <w:jc w:val="both"/>
-        <w:rPr>
-          <w:rFonts w:ascii="Book Antiqua" w:hAnsi="Book Antiqua" w:cs="Times New Roman"/>
-          <w:bCs/>
-          <w:color w:val="000000" w:themeColor="text1"/>
-        </w:rPr>
-      </w:pPr>
-      <w:bookmarkStart w:id="2" w:name="_Hlk126854378"/>
-      <w:r>
-        <w:rPr>
-          <w:rFonts w:ascii="Book Antiqua" w:hAnsi="Book Antiqua" w:cs="Times New Roman"/>
-          <w:b/>
-          <w:color w:val="000000" w:themeColor="text1"/>
-        </w:rPr>
-        <w:t xml:space="preserve">Parágrafo Primeiro: </w:t>
-      </w:r>
-      <w:r>
-        <w:rPr>
-          <w:rFonts w:ascii="Book Antiqua" w:hAnsi="Book Antiqua" w:cs="Times New Roman"/>
-          <w:bCs/>
-          <w:color w:val="000000" w:themeColor="text1"/>
-        </w:rPr>
-        <w:t xml:space="preserve">Apresentar o catálogo de produtos e o projeto para o </w:t>
-      </w:r>
-      <w:proofErr w:type="gramStart"/>
-      <w:r>
-        <w:rPr>
-          <w:rFonts w:ascii="Book Antiqua" w:hAnsi="Book Antiqua" w:cs="Times New Roman"/>
-          <w:bCs/>
-          <w:color w:val="000000" w:themeColor="text1"/>
-        </w:rPr>
-        <w:t>COMPRADOR(</w:t>
-      </w:r>
-      <w:proofErr w:type="gramEnd"/>
-      <w:r>
-        <w:rPr>
-          <w:rFonts w:ascii="Book Antiqua" w:hAnsi="Book Antiqua" w:cs="Times New Roman"/>
-          <w:bCs/>
-          <w:color w:val="000000" w:themeColor="text1"/>
-        </w:rPr>
-        <w:t xml:space="preserve">A) discriminando a </w:t>
-      </w:r>
-      <w:r>
-        <w:rPr>
-          <w:rFonts w:ascii="Book Antiqua" w:hAnsi="Book Antiqua" w:cs="Times New Roman"/>
-          <w:bCs/>
-          <w:color w:val="000000" w:themeColor="text1"/>
-        </w:rPr>
-        <w:t>metragem e o material utilizado na fabricação do mesmo.</w:t>
-      </w:r>
-    </w:p>
-    <w:bookmarkEnd w:id="2"/>
-    <w:p>
-      <w:pPr>
-        <w:pStyle w:val="SemEspaamento"/>
-        <w:spacing w:line="276" w:lineRule="auto"/>
-        <w:jc w:val="both"/>
-        <w:rPr>
-          <w:rFonts w:ascii="Book Antiqua" w:hAnsi="Book Antiqua" w:cs="Times New Roman"/>
-          <w:bCs/>
-          <w:color w:val="000000" w:themeColor="text1"/>
-        </w:rPr>
-      </w:pPr>
-    </w:p>
-    <w:p>
-      <w:pPr>
-        <w:pStyle w:val="SemEspaamento"/>
-        <w:spacing w:line="276" w:lineRule="auto"/>
-        <w:jc w:val="both"/>
-        <w:rPr>
-          <w:rFonts w:ascii="Book Antiqua" w:hAnsi="Book Antiqua" w:cs="Times New Roman"/>
-          <w:bCs/>
-          <w:color w:val="000000" w:themeColor="text1"/>
-        </w:rPr>
-      </w:pPr>
-      <w:r>
-        <w:rPr>
-          <w:rFonts w:ascii="Book Antiqua" w:hAnsi="Book Antiqua" w:cs="Times New Roman"/>
-          <w:b/>
+        <w:t xml:space="preserve">IX - </w:t>
+      </w:r>
+      <w:r>
+        <w:rPr>
+          <w:rFonts w:ascii="Book Antiqua" w:hAnsi="Book Antiqua" w:cs="Times New Roman"/>
+          <w:b/>
+          <w:bCs/>
+          <w:color w:val="000000" w:themeColor="text1"/>
+          <w:u w:val="single"/>
+        </w:rPr>
+        <w:t>DA LEI GERAL DE PROTEÇÃO DE DADOS</w:t>
+      </w:r>
+    </w:p>
+    <w:p>
+      <w:pPr>
+        <w:pStyle w:val="SemEspaamento"/>
+        <w:spacing w:line="276" w:lineRule="auto"/>
+        <w:jc w:val="both"/>
+        <w:rPr>
+          <w:rFonts w:ascii="Book Antiqua" w:hAnsi="Book Antiqua" w:cs="Times New Roman"/>
+          <w:color w:val="000000" w:themeColor="text1"/>
+        </w:rPr>
+      </w:pPr>
+      <w:r>
+        <w:rPr>
+          <w:rFonts w:ascii="Book Antiqua" w:hAnsi="Book Antiqua" w:cs="Times New Roman"/>
+          <w:b/>
+          <w:bCs/>
+          <w:color w:val="000000" w:themeColor="text1"/>
+        </w:rPr>
+        <w:t xml:space="preserve">CLÁUSULA VIGÉSIMA </w:t>
+      </w:r>
+      <w:r>
+        <w:rPr>
+          <w:rFonts w:ascii="Book Antiqua" w:hAnsi="Book Antiqua" w:cs="Times New Roman"/>
+          <w:b/>
+          <w:bCs/>
+          <w:color w:val="000000" w:themeColor="text1"/>
+        </w:rPr>
+        <w:t>QUARTA</w:t>
+      </w:r>
+      <w:r>
+        <w:rPr>
+          <w:rFonts w:ascii="Book Antiqua" w:hAnsi="Book Antiqua" w:cs="Times New Roman"/>
+          <w:color w:val="000000" w:themeColor="text1"/>
+        </w:rPr>
+        <w:t xml:space="preserve">: Ao assinar o presente termo, o CONTRATANTE consente e concorda que a CONTRATADA tome decisões referentes ao tratamento de seus dados pessoais e dados pessoais sensíveis do contratante, bem como do beneficiário, envolvendo operações como as que se referem a coleta, produção, recepção, classificação, utilização, acesso, reprodução, transmissão, distribuição, processamento, arquivamento, armazenamento, eliminação, avaliação ou controle da informação, modificação, comunicação, transferência, difusão ou extração, eletrônica e manualmente, informações e dados prestados pela CONTRATANTE e seus clientes (“Dados Protegidos”), </w:t>
+      </w:r>
+      <w:r>
+        <w:rPr>
+          <w:rFonts w:ascii="Book Antiqua" w:hAnsi="Book Antiqua" w:cs="Times New Roman"/>
+          <w:color w:val="000000" w:themeColor="text1"/>
+        </w:rPr>
+        <w:lastRenderedPageBreak/>
+        <w:t>exclusivamente para fins específicos de prestação dos Serviços, bem como visando à concepção e execução de trabalhos jurídicos decorrentes da contratação, nos termos da Lei 13.709/2018.</w:t>
+      </w:r>
+    </w:p>
+    <w:p>
+      <w:pPr>
+        <w:pStyle w:val="SemEspaamento"/>
+        <w:spacing w:line="276" w:lineRule="auto"/>
+        <w:jc w:val="both"/>
+        <w:rPr>
+          <w:rFonts w:ascii="Book Antiqua" w:hAnsi="Book Antiqua" w:cs="Times New Roman"/>
+          <w:color w:val="000000" w:themeColor="text1"/>
+        </w:rPr>
+      </w:pPr>
+    </w:p>
+    <w:p>
+      <w:pPr>
+        <w:pStyle w:val="SemEspaamento"/>
+        <w:spacing w:line="276" w:lineRule="auto"/>
+        <w:jc w:val="both"/>
+        <w:rPr>
+          <w:rFonts w:ascii="Book Antiqua" w:hAnsi="Book Antiqua" w:cs="Times New Roman"/>
+          <w:color w:val="000000" w:themeColor="text1"/>
+        </w:rPr>
+      </w:pPr>
+      <w:r>
+        <w:rPr>
+          <w:rFonts w:ascii="Book Antiqua" w:hAnsi="Book Antiqua" w:cs="Times New Roman"/>
+          <w:b/>
+          <w:bCs/>
+          <w:color w:val="000000" w:themeColor="text1"/>
+        </w:rPr>
+        <w:t>Parágrafo Primeiro:</w:t>
+      </w:r>
+      <w:r>
+        <w:rPr>
+          <w:rFonts w:ascii="Book Antiqua" w:hAnsi="Book Antiqua" w:cs="Times New Roman"/>
+          <w:color w:val="000000" w:themeColor="text1"/>
+        </w:rPr>
+        <w:t xml:space="preserve"> Para os fins deste contrato, embasado na Lei Geral de Proteção de Dados, considera-se: I - Dado pessoal: informação relacionada a pessoa natural identificada ou identificável;</w:t>
+      </w:r>
+      <w:r>
+        <w:rPr>
+          <w:rFonts w:ascii="Book Antiqua" w:hAnsi="Book Antiqua" w:cs="Times New Roman"/>
+          <w:color w:val="000000" w:themeColor="text1"/>
+        </w:rPr>
+        <w:t xml:space="preserve"> </w:t>
+      </w:r>
+      <w:r>
+        <w:rPr>
+          <w:rFonts w:ascii="Book Antiqua" w:hAnsi="Book Antiqua" w:cs="Times New Roman"/>
+          <w:color w:val="000000" w:themeColor="text1"/>
+        </w:rPr>
+        <w:t>II</w:t>
+      </w:r>
+      <w:r>
+        <w:rPr>
+          <w:rFonts w:ascii="Book Antiqua" w:hAnsi="Book Antiqua" w:cs="Times New Roman"/>
+          <w:color w:val="000000" w:themeColor="text1"/>
+        </w:rPr>
+        <w:t xml:space="preserve"> </w:t>
+      </w:r>
+      <w:r>
+        <w:rPr>
+          <w:rFonts w:ascii="Book Antiqua" w:hAnsi="Book Antiqua" w:cs="Times New Roman"/>
+          <w:color w:val="000000" w:themeColor="text1"/>
+        </w:rPr>
+        <w:t>- dado pessoal sensível: dado pessoal sobre origem racial ou étnica, convicção religiosa, opinião política, filiação a sindicato ou a organização de caráter religioso, filosófico ou político, dado referente à saúde, dado genético ou biométrico, quando vinculado a uma pessoa natural;</w:t>
+      </w:r>
+      <w:r>
+        <w:rPr>
+          <w:rFonts w:ascii="Book Antiqua" w:hAnsi="Book Antiqua" w:cs="Times New Roman"/>
+          <w:color w:val="000000" w:themeColor="text1"/>
+        </w:rPr>
+        <w:t xml:space="preserve"> </w:t>
+      </w:r>
+      <w:r>
+        <w:rPr>
+          <w:rFonts w:ascii="Book Antiqua" w:hAnsi="Book Antiqua" w:cs="Times New Roman"/>
+          <w:color w:val="000000" w:themeColor="text1"/>
+        </w:rPr>
+        <w:t>III</w:t>
+      </w:r>
+      <w:r>
+        <w:rPr>
+          <w:rFonts w:ascii="Book Antiqua" w:hAnsi="Book Antiqua" w:cs="Times New Roman"/>
+          <w:color w:val="000000" w:themeColor="text1"/>
+        </w:rPr>
+        <w:t xml:space="preserve"> </w:t>
+      </w:r>
+      <w:r>
+        <w:rPr>
+          <w:rFonts w:ascii="Book Antiqua" w:hAnsi="Book Antiqua" w:cs="Times New Roman"/>
+          <w:color w:val="000000" w:themeColor="text1"/>
+        </w:rPr>
+        <w:t>-controlador: pessoa natural ou jurídica, de direito público ou privado, a quem competem as decisões referentes ao tratamento de dados pessoais;</w:t>
+      </w:r>
+      <w:r>
+        <w:rPr>
+          <w:rFonts w:ascii="Book Antiqua" w:hAnsi="Book Antiqua" w:cs="Times New Roman"/>
+          <w:color w:val="000000" w:themeColor="text1"/>
+        </w:rPr>
+        <w:t xml:space="preserve"> </w:t>
+      </w:r>
+      <w:r>
+        <w:rPr>
+          <w:rFonts w:ascii="Book Antiqua" w:hAnsi="Book Antiqua" w:cs="Times New Roman"/>
+          <w:color w:val="000000" w:themeColor="text1"/>
+        </w:rPr>
+        <w:t>IV- tratamento: toda operação realizada com dados pessoais, como as que se referem a coleta, produção, recepção, classificação, utilização, acesso, reprodução, transmissão, distribuição, processamento, arquivamento, armazenamento, eliminação, avaliação ou controle da informação, modificação, comunicação, transferência, difusão ou extração;</w:t>
+      </w:r>
+    </w:p>
+    <w:p>
+      <w:pPr>
+        <w:pStyle w:val="SemEspaamento"/>
+        <w:spacing w:line="276" w:lineRule="auto"/>
+        <w:jc w:val="both"/>
+        <w:rPr>
+          <w:rFonts w:ascii="Book Antiqua" w:hAnsi="Book Antiqua" w:cs="Times New Roman"/>
+          <w:color w:val="000000" w:themeColor="text1"/>
+        </w:rPr>
+      </w:pPr>
+    </w:p>
+    <w:p>
+      <w:pPr>
+        <w:pStyle w:val="SemEspaamento"/>
+        <w:spacing w:line="276" w:lineRule="auto"/>
+        <w:jc w:val="both"/>
+        <w:rPr>
+          <w:rFonts w:ascii="Book Antiqua" w:hAnsi="Book Antiqua" w:cs="Times New Roman"/>
+          <w:color w:val="000000" w:themeColor="text1"/>
+        </w:rPr>
+      </w:pPr>
+      <w:r>
+        <w:rPr>
+          <w:rFonts w:ascii="Book Antiqua" w:hAnsi="Book Antiqua" w:cs="Times New Roman"/>
+          <w:b/>
+          <w:bCs/>
           <w:color w:val="000000" w:themeColor="text1"/>
         </w:rPr>
         <w:t>Parágrafo Segundo:</w:t>
@@ -4879,127 +6497,79 @@
       <w:r>
         <w:rPr>
           <w:rFonts w:ascii="Book Antiqua" w:hAnsi="Book Antiqua" w:cs="Times New Roman"/>
-          <w:bCs/>
-          <w:color w:val="000000" w:themeColor="text1"/>
-        </w:rPr>
-        <w:t xml:space="preserve"> Zelar para que os bens sejam entregues no local escolhido pelas partes em conformidade com o que prevê este Contrato</w:t>
-      </w:r>
-      <w:r>
-        <w:rPr>
-          <w:rFonts w:ascii="Book Antiqua" w:hAnsi="Book Antiqua" w:cs="Times New Roman"/>
-          <w:bCs/>
-          <w:color w:val="000000" w:themeColor="text1"/>
-        </w:rPr>
-        <w:t xml:space="preserve"> e o projeto escolhido e assinado no ato da compra.</w:t>
-      </w:r>
-    </w:p>
-    <w:p>
-      <w:pPr>
-        <w:pStyle w:val="SemEspaamento"/>
-        <w:spacing w:line="276" w:lineRule="auto"/>
-        <w:jc w:val="both"/>
-        <w:rPr>
-          <w:rFonts w:ascii="Book Antiqua" w:hAnsi="Book Antiqua" w:cs="Times New Roman"/>
-          <w:bCs/>
-          <w:color w:val="000000" w:themeColor="text1"/>
-        </w:rPr>
-      </w:pPr>
-    </w:p>
-    <w:p>
-      <w:pPr>
-        <w:pStyle w:val="SemEspaamento"/>
-        <w:spacing w:line="276" w:lineRule="auto"/>
-        <w:jc w:val="both"/>
-        <w:rPr>
-          <w:rFonts w:ascii="Book Antiqua" w:hAnsi="Book Antiqua" w:cs="Times New Roman"/>
-          <w:bCs/>
-          <w:color w:val="000000" w:themeColor="text1"/>
-        </w:rPr>
-      </w:pPr>
-      <w:r>
-        <w:rPr>
-          <w:rFonts w:ascii="Book Antiqua" w:hAnsi="Book Antiqua" w:cs="Times New Roman"/>
-          <w:b/>
-          <w:color w:val="000000" w:themeColor="text1"/>
-        </w:rPr>
-        <w:t xml:space="preserve">Parágrafo Terceiro: </w:t>
-      </w:r>
-      <w:r>
-        <w:rPr>
-          <w:rFonts w:ascii="Book Antiqua" w:hAnsi="Book Antiqua" w:cs="Times New Roman"/>
-          <w:bCs/>
-          <w:color w:val="000000" w:themeColor="text1"/>
-        </w:rPr>
-        <w:t>Entregar no local escolhido pel</w:t>
-      </w:r>
-      <w:r>
-        <w:rPr>
-          <w:rFonts w:ascii="Book Antiqua" w:hAnsi="Book Antiqua" w:cs="Times New Roman"/>
-          <w:bCs/>
-          <w:color w:val="000000" w:themeColor="text1"/>
-        </w:rPr>
-        <w:t>o COMPRADOR(A)</w:t>
-      </w:r>
-      <w:r>
-        <w:rPr>
-          <w:rFonts w:ascii="Book Antiqua" w:hAnsi="Book Antiqua" w:cs="Times New Roman"/>
-          <w:bCs/>
+          <w:color w:val="000000" w:themeColor="text1"/>
+        </w:rPr>
+        <w:t xml:space="preserve"> O CONTRATADO fica autorizado a coletar e a realizar o tratamento dos seguintes dados pessoais do Titular e do Beneficiário: Nome completo; Data de nascimento; Número e imagem da Carteira de Identidade (RG); Número e imagem do Cadastro de Pessoas Físicas (CPF); Número e imagem da Carteira Nacional de Habilitação (CNH); Estado civil; Nível de instrução ou escolaridade; Endereço completo; Números de telefone, WhatsApp e endereços de e-mail.</w:t>
+      </w:r>
+    </w:p>
+    <w:p>
+      <w:pPr>
+        <w:pStyle w:val="SemEspaamento"/>
+        <w:spacing w:line="276" w:lineRule="auto"/>
+        <w:jc w:val="both"/>
+        <w:rPr>
+          <w:rFonts w:ascii="Book Antiqua" w:hAnsi="Book Antiqua" w:cs="Times New Roman"/>
+          <w:color w:val="000000" w:themeColor="text1"/>
+        </w:rPr>
+      </w:pPr>
+      <w:r>
+        <w:rPr>
+          <w:rFonts w:ascii="Book Antiqua" w:hAnsi="Book Antiqua" w:cs="Times New Roman"/>
           <w:color w:val="000000" w:themeColor="text1"/>
         </w:rPr>
         <w:t xml:space="preserve"> </w:t>
       </w:r>
-      <w:r>
-        <w:rPr>
-          <w:rFonts w:ascii="Book Antiqua" w:hAnsi="Book Antiqua" w:cs="Times New Roman"/>
-          <w:bCs/>
-          <w:color w:val="000000" w:themeColor="text1"/>
-        </w:rPr>
-        <w:t xml:space="preserve">os equipamentos adquiridos </w:t>
-      </w:r>
-      <w:r>
-        <w:rPr>
-          <w:rFonts w:ascii="Book Antiqua" w:hAnsi="Book Antiqua" w:cs="Times New Roman"/>
-          <w:bCs/>
-          <w:color w:val="000000" w:themeColor="text1"/>
-        </w:rPr>
-        <w:t>para guarda dos bens, livre</w:t>
-      </w:r>
-      <w:r>
-        <w:rPr>
-          <w:rFonts w:ascii="Book Antiqua" w:hAnsi="Book Antiqua" w:cs="Times New Roman"/>
-          <w:bCs/>
-          <w:color w:val="000000" w:themeColor="text1"/>
-        </w:rPr>
-        <w:t>s</w:t>
-      </w:r>
-      <w:r>
-        <w:rPr>
-          <w:rFonts w:ascii="Book Antiqua" w:hAnsi="Book Antiqua" w:cs="Times New Roman"/>
-          <w:bCs/>
-          <w:color w:val="000000" w:themeColor="text1"/>
-        </w:rPr>
-        <w:t xml:space="preserve"> e desembaraçados de qualquer ônus, na data es</w:t>
-      </w:r>
-      <w:r>
-        <w:rPr>
-          <w:rFonts w:ascii="Book Antiqua" w:hAnsi="Book Antiqua" w:cs="Times New Roman"/>
-          <w:bCs/>
-          <w:color w:val="000000" w:themeColor="text1"/>
-        </w:rPr>
-        <w:t xml:space="preserve">perada </w:t>
-      </w:r>
-      <w:r>
-        <w:rPr>
-          <w:rFonts w:ascii="Book Antiqua" w:hAnsi="Book Antiqua" w:cs="Times New Roman"/>
-          <w:bCs/>
-          <w:color w:val="000000" w:themeColor="text1"/>
-        </w:rPr>
-        <w:t>neste Contrato</w:t>
-      </w:r>
-      <w:r>
-        <w:rPr>
-          <w:rFonts w:ascii="Book Antiqua" w:hAnsi="Book Antiqua" w:cs="Times New Roman"/>
-          <w:bCs/>
+    </w:p>
+    <w:p>
+      <w:pPr>
+        <w:pStyle w:val="SemEspaamento"/>
+        <w:spacing w:line="276" w:lineRule="auto"/>
+        <w:jc w:val="both"/>
+        <w:rPr>
+          <w:rFonts w:ascii="Book Antiqua" w:hAnsi="Book Antiqua" w:cs="Times New Roman"/>
+          <w:color w:val="000000" w:themeColor="text1"/>
+        </w:rPr>
+      </w:pPr>
+      <w:r>
+        <w:rPr>
+          <w:rFonts w:ascii="Book Antiqua" w:hAnsi="Book Antiqua" w:cs="Times New Roman"/>
+          <w:b/>
+          <w:bCs/>
+          <w:color w:val="000000" w:themeColor="text1"/>
+        </w:rPr>
+        <w:t>Parágrafo Terceiro:</w:t>
+      </w:r>
+      <w:r>
+        <w:rPr>
+          <w:rFonts w:ascii="Book Antiqua" w:hAnsi="Book Antiqua" w:cs="Times New Roman"/>
+          <w:color w:val="000000" w:themeColor="text1"/>
+        </w:rPr>
+        <w:t xml:space="preserve"> Os dados serão mantidos e armazenados pela CONTRATADA</w:t>
+      </w:r>
+      <w:r>
+        <w:rPr>
+          <w:rFonts w:ascii="Book Antiqua" w:hAnsi="Book Antiqua" w:cs="Times New Roman"/>
+          <w:color w:val="000000" w:themeColor="text1"/>
+        </w:rPr>
+        <w:t xml:space="preserve">, </w:t>
+      </w:r>
+      <w:r>
+        <w:rPr>
+          <w:rFonts w:ascii="Book Antiqua" w:hAnsi="Book Antiqua" w:cs="Times New Roman"/>
+          <w:color w:val="000000" w:themeColor="text1"/>
+        </w:rPr>
+        <w:t>preservando os direitos fundamentais de liberdade, intimidade e privacidade do CONTRATANTE e</w:t>
+      </w:r>
+      <w:r>
+        <w:rPr>
+          <w:rFonts w:ascii="Book Antiqua" w:hAnsi="Book Antiqua" w:cs="Times New Roman"/>
+          <w:color w:val="000000" w:themeColor="text1"/>
+        </w:rPr>
+        <w:t xml:space="preserve"> do (a) COMPRADOR(A)</w:t>
+      </w:r>
+      <w:r>
+        <w:rPr>
+          <w:rFonts w:ascii="Book Antiqua" w:hAnsi="Book Antiqua" w:cs="Times New Roman"/>
           <w:color w:val="000000" w:themeColor="text1"/>
         </w:rPr>
         <w:t>.</w:t>
@@ -5012,95 +6582,109 @@
         <w:jc w:val="both"/>
         <w:rPr>
           <w:rFonts w:ascii="Book Antiqua" w:hAnsi="Book Antiqua" w:cs="Times New Roman"/>
-          <w:bCs/>
-          <w:color w:val="000000" w:themeColor="text1"/>
-        </w:rPr>
-      </w:pPr>
-    </w:p>
-    <w:p>
-      <w:pPr>
-        <w:pStyle w:val="SemEspaamento"/>
-        <w:spacing w:line="276" w:lineRule="auto"/>
-        <w:jc w:val="both"/>
-        <w:rPr>
-          <w:rFonts w:ascii="Book Antiqua" w:hAnsi="Book Antiqua" w:cs="Times New Roman"/>
-          <w:bCs/>
-          <w:color w:val="000000" w:themeColor="text1"/>
-        </w:rPr>
-      </w:pPr>
-      <w:r>
-        <w:rPr>
-          <w:rFonts w:ascii="Book Antiqua" w:hAnsi="Book Antiqua" w:cs="Times New Roman"/>
-          <w:b/>
-          <w:color w:val="000000" w:themeColor="text1"/>
-        </w:rPr>
-        <w:t xml:space="preserve">Parágrafo Quarto: </w:t>
-      </w:r>
-      <w:r>
-        <w:rPr>
-          <w:rFonts w:ascii="Book Antiqua" w:hAnsi="Book Antiqua" w:cs="Times New Roman"/>
-          <w:bCs/>
-          <w:color w:val="000000" w:themeColor="text1"/>
-        </w:rPr>
-        <w:t>Fornecer ao COMPRADOR(A) os meios de comunicação e canais de contato para fins de esclarecimentos de dúvidas</w:t>
-      </w:r>
-      <w:r>
-        <w:rPr>
-          <w:rFonts w:ascii="Book Antiqua" w:hAnsi="Book Antiqua" w:cs="Times New Roman"/>
-          <w:bCs/>
-          <w:color w:val="000000" w:themeColor="text1"/>
-        </w:rPr>
-        <w:t>, notificações e reclamações, providenciando as respostas em tempo hábil.</w:t>
-      </w:r>
-    </w:p>
-    <w:p>
-      <w:pPr>
-        <w:pStyle w:val="SemEspaamento"/>
-        <w:spacing w:line="276" w:lineRule="auto"/>
-        <w:jc w:val="both"/>
-        <w:rPr>
-          <w:rFonts w:ascii="Book Antiqua" w:hAnsi="Book Antiqua" w:cs="Times New Roman"/>
-          <w:bCs/>
-          <w:color w:val="000000" w:themeColor="text1"/>
-        </w:rPr>
-      </w:pPr>
-    </w:p>
-    <w:p>
-      <w:pPr>
-        <w:pStyle w:val="SemEspaamento"/>
-        <w:spacing w:line="276" w:lineRule="auto"/>
-        <w:jc w:val="both"/>
-        <w:rPr>
-          <w:rFonts w:ascii="Book Antiqua" w:hAnsi="Book Antiqua" w:cs="Times New Roman"/>
-          <w:bCs/>
-          <w:color w:val="000000" w:themeColor="text1"/>
-        </w:rPr>
-      </w:pPr>
-      <w:r>
-        <w:rPr>
-          <w:rFonts w:ascii="Book Antiqua" w:hAnsi="Book Antiqua" w:cs="Times New Roman"/>
-          <w:b/>
-          <w:color w:val="000000" w:themeColor="text1"/>
-        </w:rPr>
-        <w:t>Parágrafo Quinto:</w:t>
-      </w:r>
-      <w:r>
-        <w:rPr>
-          <w:rFonts w:ascii="Book Antiqua" w:hAnsi="Book Antiqua" w:cs="Times New Roman"/>
-          <w:bCs/>
-          <w:color w:val="000000" w:themeColor="text1"/>
-        </w:rPr>
-        <w:t xml:space="preserve"> Zelar pelo fiel comprimento do presente contrato e de todas as cláusulas e obrigações nele dispostas, em especial quanto aos prazos estabelecidos. </w:t>
-      </w:r>
-    </w:p>
-    <w:p>
-      <w:pPr>
-        <w:pStyle w:val="SemEspaamento"/>
-        <w:spacing w:line="276" w:lineRule="auto"/>
-        <w:jc w:val="both"/>
-        <w:rPr>
-          <w:rFonts w:ascii="Book Antiqua" w:hAnsi="Book Antiqua" w:cs="Times New Roman"/>
-          <w:bCs/>
+          <w:color w:val="000000" w:themeColor="text1"/>
+        </w:rPr>
+      </w:pPr>
+    </w:p>
+    <w:p>
+      <w:pPr>
+        <w:pStyle w:val="SemEspaamento"/>
+        <w:spacing w:line="276" w:lineRule="auto"/>
+        <w:jc w:val="both"/>
+        <w:rPr>
+          <w:rFonts w:ascii="Book Antiqua" w:hAnsi="Book Antiqua" w:cs="Times New Roman"/>
+          <w:color w:val="000000" w:themeColor="text1"/>
+        </w:rPr>
+      </w:pPr>
+      <w:r>
+        <w:rPr>
+          <w:rFonts w:ascii="Book Antiqua" w:hAnsi="Book Antiqua" w:cs="Times New Roman"/>
+          <w:b/>
+          <w:bCs/>
+          <w:color w:val="000000" w:themeColor="text1"/>
+        </w:rPr>
+        <w:t xml:space="preserve">Parágrafo </w:t>
+      </w:r>
+      <w:r>
+        <w:rPr>
+          <w:rFonts w:ascii="Book Antiqua" w:hAnsi="Book Antiqua" w:cs="Times New Roman"/>
+          <w:b/>
+          <w:bCs/>
+          <w:color w:val="000000" w:themeColor="text1"/>
+        </w:rPr>
+        <w:t>Quarto</w:t>
+      </w:r>
+      <w:r>
+        <w:rPr>
+          <w:rFonts w:ascii="Book Antiqua" w:hAnsi="Book Antiqua" w:cs="Times New Roman"/>
+          <w:b/>
+          <w:bCs/>
+          <w:color w:val="000000" w:themeColor="text1"/>
+        </w:rPr>
+        <w:t>:</w:t>
+      </w:r>
+      <w:r>
+        <w:rPr>
+          <w:rFonts w:ascii="Book Antiqua" w:hAnsi="Book Antiqua" w:cs="Times New Roman"/>
+          <w:color w:val="000000" w:themeColor="text1"/>
+        </w:rPr>
+        <w:t xml:space="preserve"> O Controlador fica autorizado a compartilhar os dados pessoais do Titular com outros agentes de tratamento de dados, observados os princípios e as garantias estabelecidas pela Lei nº 13.709/2018 e 13.853/2019.</w:t>
+      </w:r>
+    </w:p>
+    <w:p>
+      <w:pPr>
+        <w:pStyle w:val="SemEspaamento"/>
+        <w:spacing w:line="276" w:lineRule="auto"/>
+        <w:jc w:val="both"/>
+        <w:rPr>
+          <w:rFonts w:ascii="Book Antiqua" w:hAnsi="Book Antiqua" w:cs="Times New Roman"/>
+          <w:color w:val="000000" w:themeColor="text1"/>
+        </w:rPr>
+      </w:pPr>
+    </w:p>
+    <w:p>
+      <w:pPr>
+        <w:pStyle w:val="SemEspaamento"/>
+        <w:spacing w:line="276" w:lineRule="auto"/>
+        <w:jc w:val="both"/>
+        <w:rPr>
+          <w:rFonts w:ascii="Book Antiqua" w:hAnsi="Book Antiqua" w:cs="Times New Roman"/>
+          <w:color w:val="000000" w:themeColor="text1"/>
+        </w:rPr>
+      </w:pPr>
+      <w:r>
+        <w:rPr>
+          <w:rFonts w:ascii="Book Antiqua" w:hAnsi="Book Antiqua" w:cs="Times New Roman"/>
+          <w:b/>
+          <w:bCs/>
+          <w:color w:val="000000" w:themeColor="text1"/>
+        </w:rPr>
+        <w:t xml:space="preserve">Parágrafo </w:t>
+      </w:r>
+      <w:r>
+        <w:rPr>
+          <w:rFonts w:ascii="Book Antiqua" w:hAnsi="Book Antiqua" w:cs="Times New Roman"/>
+          <w:b/>
+          <w:bCs/>
+          <w:color w:val="000000" w:themeColor="text1"/>
+        </w:rPr>
+        <w:t>Quinto:</w:t>
+      </w:r>
+      <w:r>
+        <w:rPr>
+          <w:rFonts w:ascii="Book Antiqua" w:hAnsi="Book Antiqua" w:cs="Times New Roman"/>
+          <w:color w:val="000000" w:themeColor="text1"/>
+        </w:rPr>
+        <w:t xml:space="preserve"> Em observância a Lei n. 13.709/2018-LGPD, a CONTRATANTE autoriza a CONTRATADA a efetuar o tratamento, comunicação e compartilhamento de seus dados pessoais e pessoais sensíveis assim como do respectivo beneficiário, com outros controladores, de forma Livre, Clara e inequívoca, atendendo a todos os procedimentos legais.</w:t>
+      </w:r>
+    </w:p>
+    <w:p>
+      <w:pPr>
+        <w:pStyle w:val="SemEspaamento"/>
+        <w:spacing w:line="276" w:lineRule="auto"/>
+        <w:jc w:val="both"/>
+        <w:rPr>
+          <w:rFonts w:ascii="Book Antiqua" w:hAnsi="Book Antiqua" w:cs="Times New Roman"/>
           <w:color w:val="000000" w:themeColor="text1"/>
         </w:rPr>
       </w:pPr>
@@ -5124,1999 +6708,149 @@
           <w:color w:val="000000" w:themeColor="text1"/>
           <w:u w:val="single"/>
         </w:rPr>
-        <w:t>VI – DAS OBRIGAÇÕES DA COMPRADORA</w:t>
-      </w:r>
-    </w:p>
-    <w:p>
-      <w:pPr>
-        <w:pStyle w:val="SemEspaamento"/>
-        <w:spacing w:line="276" w:lineRule="auto"/>
-        <w:jc w:val="both"/>
-        <w:rPr>
-          <w:rFonts w:ascii="Book Antiqua" w:hAnsi="Book Antiqua" w:cs="Times New Roman"/>
-          <w:bCs/>
-          <w:color w:val="000000" w:themeColor="text1"/>
-        </w:rPr>
-      </w:pPr>
-      <w:r>
-        <w:rPr>
-          <w:rFonts w:ascii="Book Antiqua" w:hAnsi="Book Antiqua" w:cs="Times New Roman"/>
-          <w:b/>
+        <w:t>X</w:t>
+      </w:r>
+      <w:r>
+        <w:rPr>
+          <w:rFonts w:ascii="Book Antiqua" w:hAnsi="Book Antiqua" w:cs="Times New Roman"/>
+          <w:b/>
+          <w:color w:val="000000" w:themeColor="text1"/>
+          <w:u w:val="single"/>
+        </w:rPr>
+        <w:t>- DA AUTORIZAÇÃO DE USO DE IMAGEM E DADOS</w:t>
+      </w:r>
+    </w:p>
+    <w:p>
+      <w:pPr>
+        <w:pStyle w:val="SemEspaamento"/>
+        <w:spacing w:line="276" w:lineRule="auto"/>
+        <w:jc w:val="both"/>
+        <w:rPr>
+          <w:rFonts w:ascii="Book Antiqua" w:hAnsi="Book Antiqua" w:cs="Times New Roman"/>
+          <w:color w:val="000000" w:themeColor="text1"/>
+        </w:rPr>
+      </w:pPr>
+      <w:r>
+        <w:rPr>
+          <w:rFonts w:ascii="Book Antiqua" w:hAnsi="Book Antiqua" w:cs="Times New Roman"/>
+          <w:b/>
+          <w:bCs/>
+          <w:color w:val="000000" w:themeColor="text1"/>
+        </w:rPr>
+        <w:t>CLÁUSULA VIGÉSIMA</w:t>
+      </w:r>
+      <w:r>
+        <w:rPr>
+          <w:rFonts w:ascii="Book Antiqua" w:hAnsi="Book Antiqua" w:cs="Times New Roman"/>
+          <w:b/>
+          <w:bCs/>
+          <w:color w:val="000000" w:themeColor="text1"/>
+        </w:rPr>
+        <w:t xml:space="preserve"> QUINTA</w:t>
+      </w:r>
+      <w:r>
+        <w:rPr>
+          <w:rFonts w:ascii="Book Antiqua" w:hAnsi="Book Antiqua" w:cs="Times New Roman"/>
+          <w:color w:val="000000" w:themeColor="text1"/>
+        </w:rPr>
+        <w:t>: O</w:t>
+      </w:r>
+      <w:r>
+        <w:rPr>
+          <w:rFonts w:ascii="Book Antiqua" w:hAnsi="Book Antiqua" w:cs="Times New Roman"/>
+          <w:color w:val="000000" w:themeColor="text1"/>
+        </w:rPr>
+        <w:t>(A)</w:t>
+      </w:r>
+      <w:r>
+        <w:rPr>
+          <w:rFonts w:ascii="Book Antiqua" w:hAnsi="Book Antiqua" w:cs="Times New Roman"/>
+          <w:color w:val="000000" w:themeColor="text1"/>
+        </w:rPr>
+        <w:t xml:space="preserve"> </w:t>
+      </w:r>
+      <w:r>
+        <w:rPr>
+          <w:rFonts w:ascii="Book Antiqua" w:hAnsi="Book Antiqua" w:cs="Times New Roman"/>
+          <w:color w:val="000000" w:themeColor="text1"/>
+        </w:rPr>
+        <w:t xml:space="preserve">COMPRADOR(A) </w:t>
+      </w:r>
+      <w:r>
+        <w:rPr>
+          <w:rFonts w:ascii="Book Antiqua" w:hAnsi="Book Antiqua" w:cs="Times New Roman"/>
+          <w:color w:val="000000" w:themeColor="text1"/>
+        </w:rPr>
+        <w:t xml:space="preserve">cede, gratuitamente, o direito de imagem </w:t>
+      </w:r>
+      <w:r>
+        <w:rPr>
+          <w:rFonts w:ascii="Book Antiqua" w:hAnsi="Book Antiqua" w:cs="Times New Roman"/>
+          <w:color w:val="000000" w:themeColor="text1"/>
+        </w:rPr>
+        <w:t>do local da montagem do brinquedo</w:t>
+      </w:r>
+      <w:r>
+        <w:rPr>
+          <w:rFonts w:ascii="Book Antiqua" w:hAnsi="Book Antiqua" w:cs="Times New Roman"/>
+          <w:color w:val="000000" w:themeColor="text1"/>
+        </w:rPr>
+        <w:t>, para figurar, coletivamente e (ou) individualmente, em campanhas institucionais ou publicitárias da CONTRATADA, tais como site, TV, jornais, revista, folder, outdoors, rádio, redes sociais, ficando autorizada a cessão de direitos de veiculação, não recebendo para tanto qualquer tipo de remuneração ou benefício.</w:t>
+      </w:r>
+    </w:p>
+    <w:p>
+      <w:pPr>
+        <w:pStyle w:val="SemEspaamento"/>
+        <w:spacing w:line="276" w:lineRule="auto"/>
+        <w:jc w:val="both"/>
+        <w:rPr>
+          <w:rFonts w:ascii="Book Antiqua" w:hAnsi="Book Antiqua" w:cs="Times New Roman"/>
+          <w:color w:val="000000" w:themeColor="text1"/>
+        </w:rPr>
+      </w:pPr>
+    </w:p>
+    <w:p>
+      <w:pPr>
+        <w:pStyle w:val="SemEspaamento"/>
+        <w:spacing w:line="276" w:lineRule="auto"/>
+        <w:jc w:val="both"/>
+        <w:rPr>
+          <w:rFonts w:ascii="Book Antiqua" w:hAnsi="Book Antiqua" w:cs="Times New Roman"/>
+          <w:color w:val="000000" w:themeColor="text1"/>
+        </w:rPr>
+      </w:pPr>
+      <w:r>
+        <w:rPr>
+          <w:rFonts w:ascii="Book Antiqua" w:hAnsi="Book Antiqua" w:cs="Times New Roman"/>
+          <w:b/>
+          <w:bCs/>
+          <w:color w:val="000000" w:themeColor="text1"/>
+        </w:rPr>
+        <w:t>CLÁUSULA VIGÉSIMA SE</w:t>
+      </w:r>
+      <w:r>
+        <w:rPr>
+          <w:rFonts w:ascii="Book Antiqua" w:hAnsi="Book Antiqua" w:cs="Times New Roman"/>
+          <w:b/>
+          <w:bCs/>
+          <w:color w:val="000000" w:themeColor="text1"/>
+        </w:rPr>
+        <w:t>XTA</w:t>
+      </w:r>
+      <w:r>
+        <w:rPr>
+          <w:rFonts w:ascii="Book Antiqua" w:hAnsi="Book Antiqua" w:cs="Times New Roman"/>
+          <w:color w:val="000000" w:themeColor="text1"/>
+        </w:rPr>
+        <w:t xml:space="preserve">: O CONTRATANTE autoriza a CONTRATADA a utilizar a imagem e voz do beneficiário, do qual é responsável legal, de forma presencial ou remota, de forma gratuita e sem ônus na divulgação dos trabalhos desenvolvidos pela CONTRATADA, por meio de fotos, áudios e vídeos em todos os meios de divulgação possíveis, seja em mídia impressa (livros, catálogos, revista, jornal, panfletos, folder, outdoors, entre outros), televisiva (propaganda para televisão aberta/fechada, </w:t>
+      </w:r>
+      <w:r>
+        <w:rPr>
+          <w:rFonts w:ascii="Book Antiqua" w:hAnsi="Book Antiqua" w:cs="Times New Roman"/>
           <w:color w:val="000000" w:themeColor="text1"/>
         </w:rPr>
         <w:lastRenderedPageBreak/>
-        <w:t xml:space="preserve">CLÁUSULA DÉCIMA SEXTA: </w:t>
-      </w:r>
-      <w:r>
-        <w:rPr>
-          <w:rFonts w:ascii="Book Antiqua" w:hAnsi="Book Antiqua" w:cs="Times New Roman"/>
-          <w:bCs/>
-          <w:color w:val="000000" w:themeColor="text1"/>
-        </w:rPr>
-        <w:t>São obrigações do COMPRADOR(A):</w:t>
-      </w:r>
-    </w:p>
-    <w:p>
-      <w:pPr>
-        <w:pStyle w:val="SemEspaamento"/>
-        <w:spacing w:line="276" w:lineRule="auto"/>
-        <w:jc w:val="both"/>
-        <w:rPr>
-          <w:rFonts w:ascii="Book Antiqua" w:hAnsi="Book Antiqua" w:cs="Times New Roman"/>
-          <w:b/>
-          <w:color w:val="000000" w:themeColor="text1"/>
-        </w:rPr>
-      </w:pPr>
-    </w:p>
-    <w:p>
-      <w:pPr>
-        <w:pStyle w:val="SemEspaamento"/>
-        <w:spacing w:line="276" w:lineRule="auto"/>
-        <w:jc w:val="both"/>
-        <w:rPr>
-          <w:rFonts w:ascii="Book Antiqua" w:hAnsi="Book Antiqua" w:cs="Times New Roman"/>
-          <w:b/>
-          <w:color w:val="000000" w:themeColor="text1"/>
-        </w:rPr>
-      </w:pPr>
-      <w:r>
-        <w:rPr>
-          <w:rFonts w:ascii="Book Antiqua" w:hAnsi="Book Antiqua" w:cs="Times New Roman"/>
-          <w:b/>
-          <w:color w:val="000000" w:themeColor="text1"/>
-        </w:rPr>
-        <w:t>Parágrafo Primeiro:</w:t>
-      </w:r>
-      <w:r>
-        <w:rPr>
-          <w:rFonts w:ascii="Book Antiqua" w:hAnsi="Book Antiqua" w:cs="Times New Roman"/>
-          <w:b/>
-          <w:color w:val="000000" w:themeColor="text1"/>
-        </w:rPr>
-        <w:t xml:space="preserve"> </w:t>
-      </w:r>
-      <w:r>
-        <w:rPr>
-          <w:rFonts w:ascii="Book Antiqua" w:hAnsi="Book Antiqua" w:cs="Times New Roman"/>
-          <w:bCs/>
-          <w:color w:val="000000" w:themeColor="text1"/>
-        </w:rPr>
-        <w:t>Efetuar o pagamento dos valores descritos neste contrato nas datas e condições acima dispostos.</w:t>
-      </w:r>
-      <w:r>
-        <w:rPr>
-          <w:rFonts w:ascii="Book Antiqua" w:hAnsi="Book Antiqua" w:cs="Times New Roman"/>
-          <w:b/>
-          <w:color w:val="000000" w:themeColor="text1"/>
-        </w:rPr>
-        <w:t xml:space="preserve"> </w:t>
-      </w:r>
-    </w:p>
-    <w:p>
-      <w:pPr>
-        <w:pStyle w:val="SemEspaamento"/>
-        <w:spacing w:line="276" w:lineRule="auto"/>
-        <w:jc w:val="both"/>
-        <w:rPr>
-          <w:rFonts w:ascii="Book Antiqua" w:hAnsi="Book Antiqua" w:cs="Times New Roman"/>
-          <w:bCs/>
-          <w:color w:val="000000" w:themeColor="text1"/>
-        </w:rPr>
-      </w:pPr>
-    </w:p>
-    <w:p>
-      <w:pPr>
-        <w:pStyle w:val="SemEspaamento"/>
-        <w:spacing w:line="276" w:lineRule="auto"/>
-        <w:jc w:val="both"/>
-        <w:rPr>
-          <w:rFonts w:ascii="Book Antiqua" w:hAnsi="Book Antiqua" w:cs="Times New Roman"/>
-          <w:bCs/>
-          <w:color w:val="000000" w:themeColor="text1"/>
-        </w:rPr>
-      </w:pPr>
-      <w:r>
-        <w:rPr>
-          <w:rFonts w:ascii="Book Antiqua" w:hAnsi="Book Antiqua" w:cs="Times New Roman"/>
-          <w:b/>
-          <w:color w:val="000000" w:themeColor="text1"/>
-        </w:rPr>
-        <w:t>Parágrafo Segundo:</w:t>
-      </w:r>
-      <w:r>
-        <w:rPr>
-          <w:rFonts w:ascii="Book Antiqua" w:hAnsi="Book Antiqua" w:cs="Times New Roman"/>
-          <w:bCs/>
-          <w:color w:val="000000" w:themeColor="text1"/>
-        </w:rPr>
-        <w:t xml:space="preserve"> </w:t>
-      </w:r>
-      <w:r>
-        <w:rPr>
-          <w:rFonts w:ascii="Book Antiqua" w:hAnsi="Book Antiqua" w:cs="Times New Roman"/>
-          <w:bCs/>
-          <w:color w:val="000000" w:themeColor="text1"/>
-        </w:rPr>
-        <w:t xml:space="preserve">Assinar o projeto em para o </w:t>
-      </w:r>
-      <w:proofErr w:type="gramStart"/>
-      <w:r>
-        <w:rPr>
-          <w:rFonts w:ascii="Book Antiqua" w:hAnsi="Book Antiqua" w:cs="Times New Roman"/>
-          <w:bCs/>
-          <w:color w:val="000000" w:themeColor="text1"/>
-        </w:rPr>
-        <w:t>VENDEDORA(</w:t>
-      </w:r>
-      <w:proofErr w:type="gramEnd"/>
-      <w:r>
-        <w:rPr>
-          <w:rFonts w:ascii="Book Antiqua" w:hAnsi="Book Antiqua" w:cs="Times New Roman"/>
-          <w:bCs/>
-          <w:color w:val="000000" w:themeColor="text1"/>
-        </w:rPr>
-        <w:t xml:space="preserve">A) com a aprovação final do produto adquirido e discriminado com a metragem e o material utilizado na fabricação do mesmo, comprometendo-se em recebe-lo quando cumpridas as especificações nele contidas. </w:t>
-      </w:r>
-    </w:p>
-    <w:p>
-      <w:pPr>
-        <w:pStyle w:val="SemEspaamento"/>
-        <w:spacing w:line="276" w:lineRule="auto"/>
-        <w:jc w:val="both"/>
-        <w:rPr>
-          <w:rFonts w:ascii="Book Antiqua" w:hAnsi="Book Antiqua" w:cs="Times New Roman"/>
-          <w:bCs/>
-          <w:color w:val="000000" w:themeColor="text1"/>
-        </w:rPr>
-      </w:pPr>
-    </w:p>
-    <w:p>
-      <w:pPr>
-        <w:pStyle w:val="SemEspaamento"/>
-        <w:spacing w:line="276" w:lineRule="auto"/>
-        <w:jc w:val="both"/>
-        <w:rPr>
-          <w:rFonts w:ascii="Book Antiqua" w:hAnsi="Book Antiqua" w:cs="Times New Roman"/>
-          <w:bCs/>
-          <w:color w:val="000000" w:themeColor="text1"/>
-        </w:rPr>
-      </w:pPr>
-      <w:r>
-        <w:rPr>
-          <w:rFonts w:ascii="Book Antiqua" w:hAnsi="Book Antiqua" w:cs="Times New Roman"/>
-          <w:b/>
-          <w:color w:val="000000" w:themeColor="text1"/>
-        </w:rPr>
-        <w:t>Parágrafo Terceiro:</w:t>
-      </w:r>
-      <w:r>
-        <w:rPr>
-          <w:rFonts w:ascii="Book Antiqua" w:hAnsi="Book Antiqua" w:cs="Times New Roman"/>
-          <w:bCs/>
-          <w:color w:val="000000" w:themeColor="text1"/>
-        </w:rPr>
-        <w:t xml:space="preserve"> </w:t>
-      </w:r>
-      <w:r>
-        <w:rPr>
-          <w:rFonts w:ascii="Book Antiqua" w:hAnsi="Book Antiqua" w:cs="Times New Roman"/>
-          <w:bCs/>
-          <w:color w:val="000000" w:themeColor="text1"/>
-        </w:rPr>
-        <w:t>Zelar para que os bens sejam recebidos no local escolhido pelas partes em conformidade com o que prevê este Contrato e o projeto escolhido e assinado no ato da compra, bem como para que o referido local esteja apto à montagem nos termos anteriormente dispostos.</w:t>
-      </w:r>
-    </w:p>
-    <w:p>
-      <w:pPr>
-        <w:pStyle w:val="SemEspaamento"/>
-        <w:spacing w:line="276" w:lineRule="auto"/>
-        <w:jc w:val="both"/>
-        <w:rPr>
-          <w:rFonts w:ascii="Book Antiqua" w:hAnsi="Book Antiqua" w:cs="Times New Roman"/>
-          <w:b/>
-          <w:color w:val="000000" w:themeColor="text1"/>
-        </w:rPr>
-      </w:pPr>
-    </w:p>
-    <w:p>
-      <w:pPr>
-        <w:pStyle w:val="SemEspaamento"/>
-        <w:spacing w:line="276" w:lineRule="auto"/>
-        <w:jc w:val="both"/>
-        <w:rPr>
-          <w:rFonts w:ascii="Book Antiqua" w:hAnsi="Book Antiqua" w:cs="Times New Roman"/>
-          <w:bCs/>
-          <w:color w:val="000000" w:themeColor="text1"/>
-        </w:rPr>
-      </w:pPr>
-      <w:r>
-        <w:rPr>
-          <w:rFonts w:ascii="Book Antiqua" w:hAnsi="Book Antiqua" w:cs="Times New Roman"/>
-          <w:b/>
-          <w:color w:val="000000" w:themeColor="text1"/>
-        </w:rPr>
-        <w:t xml:space="preserve">Parágrafo Quarto: </w:t>
-      </w:r>
-      <w:r>
-        <w:rPr>
-          <w:rFonts w:ascii="Book Antiqua" w:hAnsi="Book Antiqua" w:cs="Times New Roman"/>
-          <w:bCs/>
-          <w:color w:val="000000" w:themeColor="text1"/>
-        </w:rPr>
-        <w:t xml:space="preserve">Proceder à liberação dos acessos e meios para a montagem solicitados previamente pela VENDEDORA, tais como </w:t>
-      </w:r>
-      <w:r>
-        <w:rPr>
-          <w:rFonts w:ascii="Book Antiqua" w:hAnsi="Book Antiqua" w:cs="Times New Roman"/>
-          <w:color w:val="000000" w:themeColor="text1"/>
-        </w:rPr>
-        <w:t>fornecimento de energia, cabeamento, extensões elétricas e etc</w:t>
-      </w:r>
-      <w:r>
-        <w:rPr>
-          <w:rFonts w:ascii="Book Antiqua" w:hAnsi="Book Antiqua" w:cs="Times New Roman"/>
-          <w:bCs/>
-          <w:color w:val="000000" w:themeColor="text1"/>
-        </w:rPr>
-        <w:t>.</w:t>
-      </w:r>
-    </w:p>
-    <w:p>
-      <w:pPr>
-        <w:pStyle w:val="SemEspaamento"/>
-        <w:spacing w:line="276" w:lineRule="auto"/>
-        <w:jc w:val="both"/>
-        <w:rPr>
-          <w:rFonts w:ascii="Book Antiqua" w:hAnsi="Book Antiqua" w:cs="Times New Roman"/>
-          <w:b/>
-          <w:color w:val="000000" w:themeColor="text1"/>
-        </w:rPr>
-      </w:pPr>
-    </w:p>
-    <w:p>
-      <w:pPr>
-        <w:pStyle w:val="SemEspaamento"/>
-        <w:spacing w:line="276" w:lineRule="auto"/>
-        <w:jc w:val="both"/>
-        <w:rPr>
-          <w:rFonts w:ascii="Book Antiqua" w:hAnsi="Book Antiqua" w:cs="Times New Roman"/>
-          <w:bCs/>
-          <w:color w:val="000000" w:themeColor="text1"/>
-        </w:rPr>
-      </w:pPr>
-      <w:r>
-        <w:rPr>
-          <w:rFonts w:ascii="Book Antiqua" w:hAnsi="Book Antiqua" w:cs="Times New Roman"/>
-          <w:b/>
-          <w:color w:val="000000" w:themeColor="text1"/>
-        </w:rPr>
-        <w:t xml:space="preserve">Parágrafo Quinto: </w:t>
-      </w:r>
-      <w:r>
-        <w:rPr>
-          <w:rFonts w:ascii="Book Antiqua" w:hAnsi="Book Antiqua" w:cs="Times New Roman"/>
-          <w:bCs/>
-          <w:color w:val="000000" w:themeColor="text1"/>
-        </w:rPr>
-        <w:t>Fornecer à VENDEDORA</w:t>
-      </w:r>
-      <w:r>
-        <w:rPr>
-          <w:rFonts w:ascii="Book Antiqua" w:hAnsi="Book Antiqua" w:cs="Times New Roman"/>
-          <w:bCs/>
-          <w:color w:val="000000" w:themeColor="text1"/>
-        </w:rPr>
-        <w:t xml:space="preserve"> </w:t>
-      </w:r>
-      <w:r>
-        <w:rPr>
-          <w:rFonts w:ascii="Book Antiqua" w:hAnsi="Book Antiqua" w:cs="Times New Roman"/>
-          <w:bCs/>
-          <w:color w:val="000000" w:themeColor="text1"/>
-        </w:rPr>
-        <w:t>os meios de comunicação e canais de contato para fins de esclarecimentos de dúvidas, notificações e reclamações, providenciando as respostas em tempo hábil.</w:t>
-      </w:r>
-    </w:p>
-    <w:p>
-      <w:pPr>
-        <w:pStyle w:val="SemEspaamento"/>
-        <w:spacing w:line="276" w:lineRule="auto"/>
-        <w:jc w:val="both"/>
-        <w:rPr>
-          <w:rFonts w:ascii="Book Antiqua" w:hAnsi="Book Antiqua" w:cs="Times New Roman"/>
-          <w:bCs/>
-          <w:color w:val="000000" w:themeColor="text1"/>
-        </w:rPr>
-      </w:pPr>
-    </w:p>
-    <w:p>
-      <w:pPr>
-        <w:pStyle w:val="SemEspaamento"/>
-        <w:spacing w:line="276" w:lineRule="auto"/>
-        <w:jc w:val="both"/>
-        <w:rPr>
-          <w:rFonts w:ascii="Book Antiqua" w:hAnsi="Book Antiqua" w:cs="Times New Roman"/>
-          <w:bCs/>
-          <w:color w:val="000000" w:themeColor="text1"/>
-        </w:rPr>
-      </w:pPr>
-      <w:r>
-        <w:rPr>
-          <w:rFonts w:ascii="Book Antiqua" w:hAnsi="Book Antiqua" w:cs="Times New Roman"/>
-          <w:b/>
-          <w:color w:val="000000" w:themeColor="text1"/>
-        </w:rPr>
-        <w:t xml:space="preserve">Parágrafo </w:t>
-      </w:r>
-      <w:r>
-        <w:rPr>
-          <w:rFonts w:ascii="Book Antiqua" w:hAnsi="Book Antiqua" w:cs="Times New Roman"/>
-          <w:b/>
-          <w:color w:val="000000" w:themeColor="text1"/>
-        </w:rPr>
-        <w:t>Sexto</w:t>
-      </w:r>
-      <w:r>
-        <w:rPr>
-          <w:rFonts w:ascii="Book Antiqua" w:hAnsi="Book Antiqua" w:cs="Times New Roman"/>
-          <w:b/>
-          <w:color w:val="000000" w:themeColor="text1"/>
-        </w:rPr>
-        <w:t>:</w:t>
-      </w:r>
-      <w:r>
-        <w:rPr>
-          <w:rFonts w:ascii="Book Antiqua" w:hAnsi="Book Antiqua" w:cs="Times New Roman"/>
-          <w:bCs/>
-          <w:color w:val="000000" w:themeColor="text1"/>
-        </w:rPr>
-        <w:t xml:space="preserve"> </w:t>
-      </w:r>
-      <w:r>
-        <w:rPr>
-          <w:rFonts w:ascii="Book Antiqua" w:hAnsi="Book Antiqua" w:cs="Times New Roman"/>
-          <w:bCs/>
-          <w:color w:val="000000" w:themeColor="text1"/>
-        </w:rPr>
-        <w:t>Fornecer à VENDEDORA previamente todas informações referentes aos regimentos internos, acessos das vias, horários de montagem, quantitativo de pessoal autorizado ou quaisquer outras informações que seja</w:t>
-      </w:r>
-      <w:r>
-        <w:rPr>
-          <w:rFonts w:ascii="Book Antiqua" w:hAnsi="Book Antiqua" w:cs="Times New Roman"/>
-          <w:bCs/>
-          <w:color w:val="000000" w:themeColor="text1"/>
-        </w:rPr>
-        <w:t>m</w:t>
-      </w:r>
-      <w:r>
-        <w:rPr>
-          <w:rFonts w:ascii="Book Antiqua" w:hAnsi="Book Antiqua" w:cs="Times New Roman"/>
-          <w:bCs/>
-          <w:color w:val="000000" w:themeColor="text1"/>
-        </w:rPr>
-        <w:t xml:space="preserve"> úteis para a melhor efetivação tanto da entrega quanto da instalação dos produtos adquiridos.   </w:t>
-      </w:r>
-    </w:p>
-    <w:p>
-      <w:pPr>
-        <w:pStyle w:val="SemEspaamento"/>
-        <w:spacing w:line="276" w:lineRule="auto"/>
-        <w:jc w:val="both"/>
-        <w:rPr>
-          <w:rFonts w:ascii="Book Antiqua" w:hAnsi="Book Antiqua" w:cs="Times New Roman"/>
-          <w:bCs/>
-          <w:color w:val="000000" w:themeColor="text1"/>
-        </w:rPr>
-      </w:pPr>
-    </w:p>
-    <w:p>
-      <w:pPr>
-        <w:pStyle w:val="SemEspaamento"/>
-        <w:spacing w:line="276" w:lineRule="auto"/>
-        <w:jc w:val="both"/>
-        <w:rPr>
-          <w:rFonts w:ascii="Book Antiqua" w:hAnsi="Book Antiqua" w:cs="Times New Roman"/>
-          <w:bCs/>
-          <w:color w:val="000000" w:themeColor="text1"/>
-        </w:rPr>
-      </w:pPr>
-      <w:r>
-        <w:rPr>
-          <w:rFonts w:ascii="Book Antiqua" w:hAnsi="Book Antiqua" w:cs="Times New Roman"/>
-          <w:b/>
-          <w:color w:val="000000" w:themeColor="text1"/>
-        </w:rPr>
-        <w:t xml:space="preserve">Parágrafo Sétimo: </w:t>
-      </w:r>
-      <w:r>
-        <w:rPr>
-          <w:rFonts w:ascii="Book Antiqua" w:hAnsi="Book Antiqua" w:cs="Times New Roman"/>
-          <w:bCs/>
-          <w:color w:val="000000" w:themeColor="text1"/>
-        </w:rPr>
-        <w:t>Zelar pelo fiel comprimento do presente contrato e de todas as cláusulas e obrigações nele dispostas, em especial quanto</w:t>
-      </w:r>
-      <w:r>
-        <w:rPr>
-          <w:rFonts w:ascii="Book Antiqua" w:hAnsi="Book Antiqua" w:cs="Times New Roman"/>
-          <w:bCs/>
-          <w:color w:val="000000" w:themeColor="text1"/>
-        </w:rPr>
-        <w:t xml:space="preserve"> à veracidade das informações prestadas</w:t>
-      </w:r>
-      <w:r>
-        <w:rPr>
-          <w:rFonts w:ascii="Book Antiqua" w:hAnsi="Book Antiqua" w:cs="Times New Roman"/>
-          <w:bCs/>
-          <w:color w:val="000000" w:themeColor="text1"/>
-        </w:rPr>
-        <w:t>.</w:t>
-      </w:r>
-    </w:p>
-    <w:p>
-      <w:pPr>
-        <w:pStyle w:val="SemEspaamento"/>
-        <w:spacing w:line="276" w:lineRule="auto"/>
-        <w:jc w:val="both"/>
-        <w:rPr>
-          <w:rFonts w:ascii="Book Antiqua" w:hAnsi="Book Antiqua" w:cs="Times New Roman"/>
-          <w:bCs/>
-          <w:color w:val="000000" w:themeColor="text1"/>
-        </w:rPr>
-      </w:pPr>
-    </w:p>
-    <w:p>
-      <w:pPr>
-        <w:pStyle w:val="SemEspaamento"/>
-        <w:spacing w:line="276" w:lineRule="auto"/>
-        <w:jc w:val="both"/>
-        <w:rPr>
-          <w:rFonts w:ascii="Book Antiqua" w:hAnsi="Book Antiqua" w:cs="Times New Roman"/>
-          <w:b/>
-          <w:color w:val="000000" w:themeColor="text1"/>
-          <w:u w:val="single"/>
-        </w:rPr>
-      </w:pPr>
-      <w:r>
-        <w:rPr>
-          <w:rFonts w:ascii="Book Antiqua" w:hAnsi="Book Antiqua" w:cs="Times New Roman"/>
-          <w:b/>
-          <w:color w:val="000000" w:themeColor="text1"/>
-          <w:u w:val="single"/>
-        </w:rPr>
-        <w:t>VII – DA GARANTIA</w:t>
-      </w:r>
-    </w:p>
-    <w:p>
-      <w:pPr>
-        <w:pStyle w:val="SemEspaamento"/>
-        <w:spacing w:line="276" w:lineRule="auto"/>
-        <w:jc w:val="both"/>
-        <w:rPr>
-          <w:rFonts w:ascii="Book Antiqua" w:hAnsi="Book Antiqua" w:cs="Times New Roman"/>
-          <w:color w:val="000000" w:themeColor="text1"/>
-        </w:rPr>
-      </w:pPr>
-      <w:r>
-        <w:rPr>
-          <w:rFonts w:ascii="Book Antiqua" w:hAnsi="Book Antiqua" w:cs="Times New Roman"/>
-          <w:b/>
-          <w:color w:val="000000" w:themeColor="text1"/>
-        </w:rPr>
-        <w:t xml:space="preserve">CLÁUSULA DÉCIMA SÉTIMA: </w:t>
-      </w:r>
-      <w:r>
-        <w:rPr>
-          <w:rFonts w:ascii="Book Antiqua" w:hAnsi="Book Antiqua" w:cs="Times New Roman"/>
-          <w:color w:val="000000" w:themeColor="text1"/>
-        </w:rPr>
-        <w:t xml:space="preserve"> </w:t>
-      </w:r>
-      <w:r>
-        <w:rPr>
-          <w:rFonts w:ascii="Book Antiqua" w:hAnsi="Book Antiqua" w:cs="Times New Roman"/>
-          <w:color w:val="000000" w:themeColor="text1"/>
-        </w:rPr>
-        <w:t>O</w:t>
-      </w:r>
-      <w:r>
-        <w:rPr>
-          <w:rFonts w:ascii="Book Antiqua" w:hAnsi="Book Antiqua" w:cs="Times New Roman"/>
-          <w:color w:val="000000" w:themeColor="text1"/>
-        </w:rPr>
-        <w:t xml:space="preserve"> brinquedo objeto do presente contrato tem garantia de </w:t>
-      </w:r>
-      <w:r>
-        <w:rPr>
-          <w:rFonts w:ascii="Book Antiqua" w:hAnsi="Book Antiqua" w:cs="Times New Roman"/>
-          <w:color w:val="000000" w:themeColor="text1"/>
-        </w:rPr>
-        <w:t>06</w:t>
-      </w:r>
-      <w:r>
-        <w:rPr>
-          <w:rFonts w:ascii="Book Antiqua" w:hAnsi="Book Antiqua" w:cs="Times New Roman"/>
-          <w:color w:val="000000" w:themeColor="text1"/>
-        </w:rPr>
-        <w:t xml:space="preserve"> (</w:t>
-      </w:r>
-      <w:r>
-        <w:rPr>
-          <w:rFonts w:ascii="Book Antiqua" w:hAnsi="Book Antiqua" w:cs="Times New Roman"/>
-          <w:color w:val="000000" w:themeColor="text1"/>
-        </w:rPr>
-        <w:t>seis</w:t>
-      </w:r>
-      <w:r>
-        <w:rPr>
-          <w:rFonts w:ascii="Book Antiqua" w:hAnsi="Book Antiqua" w:cs="Times New Roman"/>
-          <w:color w:val="000000" w:themeColor="text1"/>
-        </w:rPr>
-        <w:t xml:space="preserve">) </w:t>
-      </w:r>
-      <w:r>
-        <w:rPr>
-          <w:rFonts w:ascii="Book Antiqua" w:hAnsi="Book Antiqua" w:cs="Times New Roman"/>
-          <w:color w:val="000000" w:themeColor="text1"/>
-        </w:rPr>
-        <w:t>meses a</w:t>
-      </w:r>
-      <w:r>
-        <w:rPr>
-          <w:rFonts w:ascii="Book Antiqua" w:hAnsi="Book Antiqua" w:cs="Times New Roman"/>
-          <w:color w:val="000000" w:themeColor="text1"/>
-        </w:rPr>
-        <w:t xml:space="preserve"> contra defeitos de fabricação, </w:t>
-      </w:r>
-      <w:r>
-        <w:rPr>
-          <w:rFonts w:ascii="Book Antiqua" w:hAnsi="Book Antiqua" w:cs="Times New Roman"/>
-          <w:color w:val="000000" w:themeColor="text1"/>
-        </w:rPr>
-        <w:t>contados da data da efetiva entrega ao (</w:t>
-      </w:r>
-      <w:proofErr w:type="gramStart"/>
-      <w:r>
-        <w:rPr>
-          <w:rFonts w:ascii="Book Antiqua" w:hAnsi="Book Antiqua" w:cs="Times New Roman"/>
-          <w:color w:val="000000" w:themeColor="text1"/>
-        </w:rPr>
-        <w:t>a)  COMPRADOR</w:t>
-      </w:r>
-      <w:proofErr w:type="gramEnd"/>
-      <w:r>
-        <w:rPr>
-          <w:rFonts w:ascii="Book Antiqua" w:hAnsi="Book Antiqua" w:cs="Times New Roman"/>
-          <w:color w:val="000000" w:themeColor="text1"/>
-        </w:rPr>
-        <w:t xml:space="preserve">(A), </w:t>
-      </w:r>
-      <w:r>
-        <w:rPr>
-          <w:rFonts w:ascii="Book Antiqua" w:hAnsi="Book Antiqua" w:cs="Times New Roman"/>
-          <w:color w:val="000000" w:themeColor="text1"/>
-        </w:rPr>
-        <w:t>observadas as condições estabelecidas no Termo de Garantia do Produto, que é parte integrante do presente instrumento.</w:t>
-      </w:r>
-    </w:p>
-    <w:p>
-      <w:pPr>
-        <w:pStyle w:val="SemEspaamento"/>
-        <w:spacing w:line="276" w:lineRule="auto"/>
-        <w:jc w:val="both"/>
-        <w:rPr>
-          <w:rFonts w:ascii="Book Antiqua" w:hAnsi="Book Antiqua" w:cs="Times New Roman"/>
-          <w:color w:val="000000" w:themeColor="text1"/>
-        </w:rPr>
-      </w:pPr>
-    </w:p>
-    <w:p>
-      <w:pPr>
-        <w:pStyle w:val="SemEspaamento"/>
-        <w:spacing w:line="276" w:lineRule="auto"/>
-        <w:jc w:val="both"/>
-        <w:rPr>
-          <w:rFonts w:ascii="Book Antiqua" w:hAnsi="Book Antiqua" w:cs="Times New Roman"/>
-          <w:color w:val="000000" w:themeColor="text1"/>
-        </w:rPr>
-      </w:pPr>
-      <w:r>
-        <w:rPr>
-          <w:rFonts w:ascii="Book Antiqua" w:hAnsi="Book Antiqua" w:cs="Times New Roman"/>
-          <w:b/>
-          <w:color w:val="000000" w:themeColor="text1"/>
-        </w:rPr>
-        <w:t>CLÁUSULA DÉCIMA OITAVA</w:t>
-      </w:r>
-      <w:r>
-        <w:rPr>
-          <w:rFonts w:ascii="Book Antiqua" w:hAnsi="Book Antiqua" w:cs="Times New Roman"/>
-          <w:color w:val="000000" w:themeColor="text1"/>
-        </w:rPr>
-        <w:t xml:space="preserve">: </w:t>
-      </w:r>
-      <w:proofErr w:type="gramStart"/>
-      <w:r>
-        <w:rPr>
-          <w:rFonts w:ascii="Book Antiqua" w:hAnsi="Book Antiqua" w:cs="Times New Roman"/>
-          <w:color w:val="000000" w:themeColor="text1"/>
-        </w:rPr>
-        <w:t>O(</w:t>
-      </w:r>
-      <w:proofErr w:type="gramEnd"/>
-      <w:r>
-        <w:rPr>
-          <w:rFonts w:ascii="Book Antiqua" w:hAnsi="Book Antiqua" w:cs="Times New Roman"/>
-          <w:color w:val="000000" w:themeColor="text1"/>
-        </w:rPr>
-        <w:t>A) COMPRADOR(A) desde já da ciência e concorda expressamente com todas as condições estabelecidas no referido documento, especialmente quanto às condições de uso, manutenção, limpeza e local de instalação, restando ciente, ainda, que o não cumprimento das determinações nele contidas</w:t>
-      </w:r>
-      <w:r>
-        <w:rPr>
-          <w:rFonts w:ascii="Book Antiqua" w:hAnsi="Book Antiqua" w:cs="Times New Roman"/>
-          <w:color w:val="000000" w:themeColor="text1"/>
-        </w:rPr>
-        <w:t xml:space="preserve"> acarretarão na perda da garantia do produto, independentemente do prazo da compra</w:t>
-      </w:r>
-      <w:r>
-        <w:rPr>
-          <w:rFonts w:ascii="Book Antiqua" w:hAnsi="Book Antiqua" w:cs="Times New Roman"/>
-          <w:color w:val="000000" w:themeColor="text1"/>
-        </w:rPr>
-        <w:t>.</w:t>
-      </w:r>
-    </w:p>
-    <w:p>
-      <w:pPr>
-        <w:pStyle w:val="SemEspaamento"/>
-        <w:spacing w:line="276" w:lineRule="auto"/>
-        <w:jc w:val="both"/>
-        <w:rPr>
-          <w:rFonts w:ascii="Book Antiqua" w:hAnsi="Book Antiqua" w:cs="Times New Roman"/>
-          <w:color w:val="000000" w:themeColor="text1"/>
-        </w:rPr>
-      </w:pPr>
-    </w:p>
-    <w:p>
-      <w:pPr>
-        <w:pStyle w:val="SemEspaamento"/>
-        <w:spacing w:line="276" w:lineRule="auto"/>
-        <w:jc w:val="both"/>
-        <w:rPr>
-          <w:rFonts w:ascii="Book Antiqua" w:hAnsi="Book Antiqua" w:cs="Times New Roman"/>
-          <w:color w:val="000000" w:themeColor="text1"/>
-        </w:rPr>
-      </w:pPr>
-      <w:r>
-        <w:rPr>
-          <w:rFonts w:ascii="Book Antiqua" w:hAnsi="Book Antiqua" w:cs="Times New Roman"/>
-          <w:b/>
-          <w:bCs/>
-          <w:color w:val="000000" w:themeColor="text1"/>
-        </w:rPr>
-        <w:t>Parágrafo Único:</w:t>
-      </w:r>
-      <w:r>
-        <w:rPr>
-          <w:rFonts w:ascii="Book Antiqua" w:hAnsi="Book Antiqua" w:cs="Times New Roman"/>
-          <w:color w:val="000000" w:themeColor="text1"/>
-        </w:rPr>
-        <w:t xml:space="preserve"> É de responsabilidade exclusiva do(a) COMPRADOR(A), cuidar e fiscalizar para que a utilização do brinquedo seja realizada de maneira correta, bem como, se estão sendo respeitados os critérios de segurança informados no ato da compra, especialmente em relação ao peso, tamanho e outros critérios a serem observados por aqueles que usam o produto.</w:t>
-      </w:r>
-    </w:p>
-    <w:p>
-      <w:pPr>
-        <w:pStyle w:val="SemEspaamento"/>
-        <w:spacing w:line="276" w:lineRule="auto"/>
-        <w:jc w:val="both"/>
-        <w:rPr>
-          <w:rFonts w:ascii="Book Antiqua" w:hAnsi="Book Antiqua" w:cs="Times New Roman"/>
-          <w:color w:val="000000" w:themeColor="text1"/>
-        </w:rPr>
-      </w:pPr>
-    </w:p>
-    <w:p>
-      <w:pPr>
-        <w:pStyle w:val="SemEspaamento"/>
-        <w:spacing w:line="276" w:lineRule="auto"/>
-        <w:jc w:val="both"/>
-        <w:rPr>
-          <w:rFonts w:ascii="Book Antiqua" w:hAnsi="Book Antiqua" w:cs="Times New Roman"/>
-          <w:color w:val="000000" w:themeColor="text1"/>
-        </w:rPr>
-      </w:pPr>
-      <w:r>
-        <w:rPr>
-          <w:rFonts w:ascii="Book Antiqua" w:hAnsi="Book Antiqua" w:cs="Times New Roman"/>
-          <w:b/>
-          <w:color w:val="000000" w:themeColor="text1"/>
-        </w:rPr>
-        <w:t>CLÁUSULA DÉCIMA NONA</w:t>
-      </w:r>
-      <w:r>
-        <w:rPr>
-          <w:rFonts w:ascii="Book Antiqua" w:hAnsi="Book Antiqua" w:cs="Times New Roman"/>
-          <w:color w:val="000000" w:themeColor="text1"/>
-        </w:rPr>
-        <w:t>: Deverá o(a) COMPRADOR(A) realizar a vistoria de revisão dos brinquedos no prazo máximo de 04 (quatro)</w:t>
-      </w:r>
-      <w:r>
-        <w:rPr>
-          <w:rFonts w:ascii="Book Antiqua" w:hAnsi="Book Antiqua" w:cs="Times New Roman"/>
-          <w:color w:val="000000" w:themeColor="text1"/>
-        </w:rPr>
-        <w:t xml:space="preserve"> </w:t>
-      </w:r>
-      <w:r>
-        <w:rPr>
-          <w:rFonts w:ascii="Book Antiqua" w:hAnsi="Book Antiqua" w:cs="Times New Roman"/>
-          <w:color w:val="000000" w:themeColor="text1"/>
-        </w:rPr>
-        <w:t xml:space="preserve">meses, durante o período da garantia, para fins de </w:t>
-      </w:r>
-      <w:r>
-        <w:rPr>
-          <w:rFonts w:ascii="Book Antiqua" w:hAnsi="Book Antiqua" w:cs="Times New Roman"/>
-          <w:color w:val="000000" w:themeColor="text1"/>
-        </w:rPr>
-        <w:lastRenderedPageBreak/>
-        <w:t>verificação do brinquedo e troca de materiais estragados ou danificados pelo desgaste natural do produto.</w:t>
-      </w:r>
-    </w:p>
-    <w:p>
-      <w:pPr>
-        <w:pStyle w:val="SemEspaamento"/>
-        <w:spacing w:line="276" w:lineRule="auto"/>
-        <w:jc w:val="both"/>
-        <w:rPr>
-          <w:rFonts w:ascii="Book Antiqua" w:hAnsi="Book Antiqua" w:cs="Times New Roman"/>
-          <w:color w:val="000000" w:themeColor="text1"/>
-        </w:rPr>
-      </w:pPr>
-    </w:p>
-    <w:p>
-      <w:pPr>
-        <w:pStyle w:val="SemEspaamento"/>
-        <w:spacing w:line="276" w:lineRule="auto"/>
-        <w:jc w:val="both"/>
-        <w:rPr>
-          <w:rFonts w:ascii="Book Antiqua" w:hAnsi="Book Antiqua" w:cs="Times New Roman"/>
-          <w:color w:val="000000" w:themeColor="text1"/>
-        </w:rPr>
-      </w:pPr>
-      <w:r>
-        <w:rPr>
-          <w:rFonts w:ascii="Book Antiqua" w:hAnsi="Book Antiqua" w:cs="Times New Roman"/>
-          <w:b/>
-          <w:bCs/>
-          <w:color w:val="000000" w:themeColor="text1"/>
-        </w:rPr>
-        <w:t xml:space="preserve">Parágrafo </w:t>
-      </w:r>
-      <w:r>
-        <w:rPr>
-          <w:rFonts w:ascii="Book Antiqua" w:hAnsi="Book Antiqua" w:cs="Times New Roman"/>
-          <w:b/>
-          <w:bCs/>
-          <w:color w:val="000000" w:themeColor="text1"/>
-        </w:rPr>
-        <w:t>Primeiro</w:t>
-      </w:r>
-      <w:r>
-        <w:rPr>
-          <w:rFonts w:ascii="Book Antiqua" w:hAnsi="Book Antiqua" w:cs="Times New Roman"/>
-          <w:b/>
-          <w:bCs/>
-          <w:color w:val="000000" w:themeColor="text1"/>
-        </w:rPr>
-        <w:t>:</w:t>
-      </w:r>
-      <w:r>
-        <w:rPr>
-          <w:rFonts w:ascii="Book Antiqua" w:hAnsi="Book Antiqua" w:cs="Times New Roman"/>
-          <w:color w:val="000000" w:themeColor="text1"/>
-        </w:rPr>
-        <w:t xml:space="preserve"> Correrá por conta do(a) COMPRADOR(A) as despesas necessárias para a compra e montagem dos materiais estragados ou danificados pelo desgaste natural do produto, devendo a manutenção ser realizada junto à VENDEDORA ou por empresa por ela indicada, sob pena da perda da garantia, ante o desconhecimento da qualidade e procedência dos materiais adquiridos e montados.</w:t>
-      </w:r>
-    </w:p>
-    <w:p>
-      <w:pPr>
-        <w:pStyle w:val="SemEspaamento"/>
-        <w:spacing w:line="276" w:lineRule="auto"/>
-        <w:jc w:val="both"/>
-        <w:rPr>
-          <w:rFonts w:ascii="Book Antiqua" w:hAnsi="Book Antiqua" w:cs="Times New Roman"/>
-          <w:color w:val="000000" w:themeColor="text1"/>
-        </w:rPr>
-      </w:pPr>
-      <w:r>
-        <w:rPr>
-          <w:rFonts w:ascii="Book Antiqua" w:hAnsi="Book Antiqua" w:cs="Times New Roman"/>
-          <w:b/>
-          <w:color w:val="000000" w:themeColor="text1"/>
-        </w:rPr>
-        <w:t>Parágrafo Segundo:</w:t>
-      </w:r>
-      <w:r>
-        <w:rPr>
-          <w:rFonts w:ascii="Book Antiqua" w:hAnsi="Book Antiqua" w:cs="Times New Roman"/>
-          <w:b/>
-          <w:color w:val="000000" w:themeColor="text1"/>
-        </w:rPr>
-        <w:t xml:space="preserve"> </w:t>
-      </w:r>
-      <w:r>
-        <w:rPr>
-          <w:rFonts w:ascii="Book Antiqua" w:hAnsi="Book Antiqua" w:cs="Times New Roman"/>
-          <w:color w:val="000000" w:themeColor="text1"/>
-        </w:rPr>
-        <w:t xml:space="preserve">Fica desde já ciente </w:t>
-      </w:r>
-      <w:proofErr w:type="gramStart"/>
-      <w:r>
-        <w:rPr>
-          <w:rFonts w:ascii="Book Antiqua" w:hAnsi="Book Antiqua" w:cs="Times New Roman"/>
-          <w:color w:val="000000" w:themeColor="text1"/>
-        </w:rPr>
-        <w:t>o(</w:t>
-      </w:r>
-      <w:proofErr w:type="gramEnd"/>
-      <w:r>
-        <w:rPr>
-          <w:rFonts w:ascii="Book Antiqua" w:hAnsi="Book Antiqua" w:cs="Times New Roman"/>
-          <w:color w:val="000000" w:themeColor="text1"/>
-        </w:rPr>
-        <w:t>a) COMPRADOR(a) que todos os contatos com a Vendedora para fins de agendamento de manutenção ou acionamento da garantia do produto deverão ocorrer de segunda-feira à sexta-feira, das 08 às 18hrs, excetuados os feriados nacionais ou municipais. Os contatos realizados fora do acima descrito serão respondidos no próximo dia útil subsequente e dentro do horário estabelecido.</w:t>
-      </w:r>
-    </w:p>
-    <w:p>
-      <w:pPr>
-        <w:pStyle w:val="SemEspaamento"/>
-        <w:spacing w:line="276" w:lineRule="auto"/>
-        <w:jc w:val="both"/>
-        <w:rPr>
-          <w:rFonts w:ascii="Book Antiqua" w:hAnsi="Book Antiqua" w:cs="Times New Roman"/>
-          <w:color w:val="000000" w:themeColor="text1"/>
-        </w:rPr>
-      </w:pPr>
-    </w:p>
-    <w:p>
-      <w:pPr>
-        <w:pStyle w:val="SemEspaamento"/>
-        <w:spacing w:line="276" w:lineRule="auto"/>
-        <w:jc w:val="both"/>
-        <w:rPr>
-          <w:rFonts w:ascii="Book Antiqua" w:hAnsi="Book Antiqua" w:cs="Times New Roman"/>
-          <w:color w:val="000000" w:themeColor="text1"/>
-        </w:rPr>
-      </w:pPr>
-      <w:r>
-        <w:rPr>
-          <w:rFonts w:ascii="Book Antiqua" w:hAnsi="Book Antiqua" w:cs="Times New Roman"/>
-          <w:b/>
-          <w:bCs/>
-          <w:color w:val="000000" w:themeColor="text1"/>
-        </w:rPr>
-        <w:t>CLÁUSULA VIGÉSIM</w:t>
-      </w:r>
-      <w:r>
-        <w:rPr>
-          <w:rFonts w:ascii="Book Antiqua" w:hAnsi="Book Antiqua" w:cs="Times New Roman"/>
-          <w:b/>
-          <w:bCs/>
-          <w:color w:val="000000" w:themeColor="text1"/>
-        </w:rPr>
-        <w:t>A</w:t>
-      </w:r>
-      <w:r>
-        <w:rPr>
-          <w:rFonts w:ascii="Book Antiqua" w:hAnsi="Book Antiqua" w:cs="Times New Roman"/>
-          <w:b/>
-          <w:bCs/>
-          <w:color w:val="000000" w:themeColor="text1"/>
-        </w:rPr>
-        <w:t>:</w:t>
-      </w:r>
-      <w:r>
-        <w:rPr>
-          <w:rFonts w:ascii="Book Antiqua" w:hAnsi="Book Antiqua" w:cs="Times New Roman"/>
-          <w:color w:val="000000" w:themeColor="text1"/>
-        </w:rPr>
-        <w:t xml:space="preserve"> A </w:t>
-      </w:r>
-      <w:r>
-        <w:rPr>
-          <w:rFonts w:ascii="Book Antiqua" w:hAnsi="Book Antiqua" w:cs="Times New Roman"/>
-          <w:color w:val="000000" w:themeColor="text1"/>
-        </w:rPr>
-        <w:t>VENDEDOR</w:t>
-      </w:r>
-      <w:r>
-        <w:rPr>
-          <w:rFonts w:ascii="Book Antiqua" w:hAnsi="Book Antiqua" w:cs="Times New Roman"/>
-          <w:color w:val="000000" w:themeColor="text1"/>
-        </w:rPr>
-        <w:t>A</w:t>
-      </w:r>
-      <w:r>
-        <w:rPr>
-          <w:rFonts w:ascii="Book Antiqua" w:hAnsi="Book Antiqua" w:cs="Times New Roman"/>
-          <w:color w:val="000000" w:themeColor="text1"/>
-        </w:rPr>
-        <w:t xml:space="preserve"> não se responsabilizará pelos danos causados no </w:t>
-      </w:r>
-      <w:r>
-        <w:rPr>
-          <w:rFonts w:ascii="Book Antiqua" w:hAnsi="Book Antiqua" w:cs="Times New Roman"/>
-          <w:color w:val="000000" w:themeColor="text1"/>
-        </w:rPr>
-        <w:t>brinquedo</w:t>
-      </w:r>
-      <w:r>
-        <w:rPr>
-          <w:rFonts w:ascii="Book Antiqua" w:hAnsi="Book Antiqua" w:cs="Times New Roman"/>
-          <w:color w:val="000000" w:themeColor="text1"/>
-        </w:rPr>
-        <w:t xml:space="preserve"> por negligência do</w:t>
-      </w:r>
-      <w:r>
-        <w:rPr>
-          <w:rFonts w:ascii="Book Antiqua" w:hAnsi="Book Antiqua" w:cs="Times New Roman"/>
-          <w:color w:val="000000" w:themeColor="text1"/>
-        </w:rPr>
-        <w:t>(a)</w:t>
-      </w:r>
-      <w:r>
-        <w:rPr>
-          <w:rFonts w:ascii="Book Antiqua" w:hAnsi="Book Antiqua" w:cs="Times New Roman"/>
-          <w:color w:val="000000" w:themeColor="text1"/>
-        </w:rPr>
-        <w:t xml:space="preserve"> COMPRADOR</w:t>
-      </w:r>
-      <w:r>
-        <w:rPr>
-          <w:rFonts w:ascii="Book Antiqua" w:hAnsi="Book Antiqua" w:cs="Times New Roman"/>
-          <w:color w:val="000000" w:themeColor="text1"/>
-        </w:rPr>
-        <w:t>(A)</w:t>
-      </w:r>
-      <w:r>
-        <w:rPr>
-          <w:rFonts w:ascii="Book Antiqua" w:hAnsi="Book Antiqua" w:cs="Times New Roman"/>
-          <w:color w:val="000000" w:themeColor="text1"/>
-        </w:rPr>
-        <w:t>, e por problemas decorrentes da não realização das revisões acertadas.</w:t>
-      </w:r>
-    </w:p>
-    <w:p>
-      <w:pPr>
-        <w:pStyle w:val="SemEspaamento"/>
-        <w:spacing w:line="276" w:lineRule="auto"/>
-        <w:jc w:val="both"/>
-        <w:rPr>
-          <w:rFonts w:ascii="Book Antiqua" w:hAnsi="Book Antiqua" w:cs="Times New Roman"/>
-          <w:color w:val="000000" w:themeColor="text1"/>
-        </w:rPr>
-      </w:pPr>
-    </w:p>
-    <w:p>
-      <w:pPr>
-        <w:pStyle w:val="SemEspaamento"/>
-        <w:spacing w:line="276" w:lineRule="auto"/>
-        <w:jc w:val="both"/>
-        <w:rPr>
-          <w:rFonts w:ascii="Book Antiqua" w:hAnsi="Book Antiqua" w:cs="Times New Roman"/>
-          <w:color w:val="000000" w:themeColor="text1"/>
-        </w:rPr>
-      </w:pPr>
-      <w:r>
-        <w:rPr>
-          <w:rFonts w:ascii="Book Antiqua" w:hAnsi="Book Antiqua" w:cs="Times New Roman"/>
-          <w:b/>
-          <w:bCs/>
-          <w:color w:val="000000" w:themeColor="text1"/>
-        </w:rPr>
-        <w:t xml:space="preserve">CLÁUSULA VIGÉSIMA </w:t>
-      </w:r>
-      <w:r>
-        <w:rPr>
-          <w:rFonts w:ascii="Book Antiqua" w:hAnsi="Book Antiqua" w:cs="Times New Roman"/>
-          <w:b/>
-          <w:bCs/>
-          <w:color w:val="000000" w:themeColor="text1"/>
-        </w:rPr>
-        <w:t>PRIMEIRA</w:t>
-      </w:r>
-      <w:r>
-        <w:rPr>
-          <w:rFonts w:ascii="Book Antiqua" w:hAnsi="Book Antiqua" w:cs="Times New Roman"/>
-          <w:color w:val="000000" w:themeColor="text1"/>
-        </w:rPr>
-        <w:t xml:space="preserve">: </w:t>
-      </w:r>
-      <w:r>
-        <w:rPr>
-          <w:rFonts w:ascii="Book Antiqua" w:hAnsi="Book Antiqua" w:cs="Times New Roman"/>
-          <w:color w:val="000000" w:themeColor="text1"/>
-        </w:rPr>
-        <w:t xml:space="preserve">Cumpre </w:t>
-      </w:r>
-      <w:r>
-        <w:rPr>
-          <w:rFonts w:ascii="Book Antiqua" w:hAnsi="Book Antiqua" w:cs="Times New Roman"/>
-          <w:color w:val="000000" w:themeColor="text1"/>
-        </w:rPr>
-        <w:t>ao (</w:t>
-      </w:r>
-      <w:r>
-        <w:rPr>
-          <w:rFonts w:ascii="Book Antiqua" w:hAnsi="Book Antiqua" w:cs="Times New Roman"/>
-          <w:color w:val="000000" w:themeColor="text1"/>
-        </w:rPr>
-        <w:t>à</w:t>
-      </w:r>
-      <w:r>
-        <w:rPr>
-          <w:rFonts w:ascii="Book Antiqua" w:hAnsi="Book Antiqua" w:cs="Times New Roman"/>
-          <w:color w:val="000000" w:themeColor="text1"/>
-        </w:rPr>
-        <w:t>)</w:t>
-      </w:r>
-      <w:r>
-        <w:rPr>
-          <w:rFonts w:ascii="Book Antiqua" w:hAnsi="Book Antiqua" w:cs="Times New Roman"/>
-          <w:color w:val="000000" w:themeColor="text1"/>
-        </w:rPr>
-        <w:t xml:space="preserve"> </w:t>
-      </w:r>
-      <w:proofErr w:type="gramStart"/>
-      <w:r>
-        <w:rPr>
-          <w:rFonts w:ascii="Book Antiqua" w:hAnsi="Book Antiqua" w:cs="Times New Roman"/>
-          <w:color w:val="000000" w:themeColor="text1"/>
-        </w:rPr>
-        <w:t>COMPRADOR(</w:t>
-      </w:r>
-      <w:proofErr w:type="gramEnd"/>
-      <w:r>
-        <w:rPr>
-          <w:rFonts w:ascii="Book Antiqua" w:hAnsi="Book Antiqua" w:cs="Times New Roman"/>
-          <w:color w:val="000000" w:themeColor="text1"/>
-        </w:rPr>
-        <w:t xml:space="preserve">A), no ato da </w:t>
-      </w:r>
-      <w:r>
-        <w:rPr>
-          <w:rFonts w:ascii="Book Antiqua" w:hAnsi="Book Antiqua" w:cs="Times New Roman"/>
-          <w:color w:val="000000" w:themeColor="text1"/>
-        </w:rPr>
-        <w:t>entrega, fiscalizar</w:t>
-      </w:r>
-      <w:r>
-        <w:rPr>
-          <w:rFonts w:ascii="Book Antiqua" w:hAnsi="Book Antiqua" w:cs="Times New Roman"/>
-          <w:color w:val="000000" w:themeColor="text1"/>
-        </w:rPr>
-        <w:t xml:space="preserve"> se</w:t>
-      </w:r>
-      <w:r>
-        <w:rPr>
-          <w:rFonts w:ascii="Book Antiqua" w:hAnsi="Book Antiqua" w:cs="Times New Roman"/>
-          <w:color w:val="000000" w:themeColor="text1"/>
-        </w:rPr>
-        <w:t xml:space="preserve"> o brinquedo corresponde em suas especificações ao produto que por ela adquirido, sendo que silêncio desta acarretará na aceitação nos moldes em que se </w:t>
-      </w:r>
-      <w:r>
-        <w:rPr>
-          <w:rFonts w:ascii="Book Antiqua" w:hAnsi="Book Antiqua" w:cs="Times New Roman"/>
-          <w:color w:val="000000" w:themeColor="text1"/>
-        </w:rPr>
-        <w:t>encontrar</w:t>
-      </w:r>
-      <w:r>
-        <w:rPr>
-          <w:rFonts w:ascii="Book Antiqua" w:hAnsi="Book Antiqua" w:cs="Times New Roman"/>
-          <w:color w:val="000000" w:themeColor="text1"/>
-        </w:rPr>
-        <w:t xml:space="preserve"> no ato.</w:t>
-      </w:r>
-    </w:p>
-    <w:p>
-      <w:pPr>
-        <w:pStyle w:val="SemEspaamento"/>
-        <w:spacing w:line="276" w:lineRule="auto"/>
-        <w:jc w:val="both"/>
-        <w:rPr>
-          <w:rFonts w:ascii="Book Antiqua" w:hAnsi="Book Antiqua" w:cs="Times New Roman"/>
-          <w:color w:val="000000" w:themeColor="text1"/>
-        </w:rPr>
-      </w:pPr>
-    </w:p>
-    <w:p>
-      <w:pPr>
-        <w:pStyle w:val="SemEspaamento"/>
-        <w:spacing w:line="276" w:lineRule="auto"/>
-        <w:jc w:val="both"/>
-        <w:rPr>
-          <w:rFonts w:ascii="Book Antiqua" w:hAnsi="Book Antiqua" w:cs="Times New Roman"/>
-          <w:b/>
-          <w:color w:val="000000" w:themeColor="text1"/>
-          <w:u w:val="single"/>
-        </w:rPr>
-      </w:pPr>
-      <w:r>
-        <w:rPr>
-          <w:rFonts w:ascii="Book Antiqua" w:hAnsi="Book Antiqua" w:cs="Times New Roman"/>
-          <w:b/>
-          <w:color w:val="000000" w:themeColor="text1"/>
-          <w:u w:val="single"/>
-        </w:rPr>
-        <w:t>VII</w:t>
-      </w:r>
-      <w:r>
-        <w:rPr>
-          <w:rFonts w:ascii="Book Antiqua" w:hAnsi="Book Antiqua" w:cs="Times New Roman"/>
-          <w:b/>
-          <w:color w:val="000000" w:themeColor="text1"/>
-          <w:u w:val="single"/>
-        </w:rPr>
-        <w:t>I</w:t>
-      </w:r>
-      <w:r>
-        <w:rPr>
-          <w:rFonts w:ascii="Book Antiqua" w:hAnsi="Book Antiqua" w:cs="Times New Roman"/>
-          <w:b/>
-          <w:color w:val="000000" w:themeColor="text1"/>
-          <w:u w:val="single"/>
-        </w:rPr>
-        <w:t>- DA RESCISÃO CONTRATUAL</w:t>
-      </w:r>
-    </w:p>
-    <w:p>
-      <w:pPr>
-        <w:pStyle w:val="SemEspaamento"/>
-        <w:spacing w:line="276" w:lineRule="auto"/>
-        <w:jc w:val="both"/>
-        <w:rPr>
-          <w:rFonts w:ascii="Book Antiqua" w:hAnsi="Book Antiqua" w:cs="Times New Roman"/>
-          <w:color w:val="000000" w:themeColor="text1"/>
-        </w:rPr>
-      </w:pPr>
-      <w:r>
-        <w:rPr>
-          <w:rFonts w:ascii="Book Antiqua" w:hAnsi="Book Antiqua" w:cs="Times New Roman"/>
-          <w:b/>
-          <w:bCs/>
-          <w:color w:val="000000" w:themeColor="text1"/>
-        </w:rPr>
-        <w:t xml:space="preserve">CLÁUSULA VIGÉSIMA </w:t>
-      </w:r>
-      <w:r>
-        <w:rPr>
-          <w:rFonts w:ascii="Book Antiqua" w:hAnsi="Book Antiqua" w:cs="Times New Roman"/>
-          <w:b/>
-          <w:bCs/>
-          <w:color w:val="000000" w:themeColor="text1"/>
-        </w:rPr>
-        <w:t>SEGUNDA</w:t>
-      </w:r>
-      <w:r>
-        <w:rPr>
-          <w:rFonts w:ascii="Book Antiqua" w:hAnsi="Book Antiqua" w:cs="Times New Roman"/>
-          <w:b/>
-          <w:bCs/>
-          <w:color w:val="000000" w:themeColor="text1"/>
-        </w:rPr>
-        <w:t>:</w:t>
-      </w:r>
-      <w:r>
-        <w:rPr>
-          <w:rFonts w:ascii="Book Antiqua" w:hAnsi="Book Antiqua" w:cs="Times New Roman"/>
-          <w:color w:val="000000" w:themeColor="text1"/>
-        </w:rPr>
-        <w:t xml:space="preserve"> O presente contrato somente poderá ser rescindido por justo motivo, nos casos previstos neste contrato</w:t>
-      </w:r>
-      <w:r>
-        <w:rPr>
-          <w:rFonts w:ascii="Book Antiqua" w:hAnsi="Book Antiqua" w:cs="Times New Roman"/>
-          <w:color w:val="000000" w:themeColor="text1"/>
-        </w:rPr>
-        <w:t>.</w:t>
-      </w:r>
-    </w:p>
-    <w:p>
-      <w:pPr>
-        <w:pStyle w:val="SemEspaamento"/>
-        <w:spacing w:line="276" w:lineRule="auto"/>
-        <w:jc w:val="both"/>
-        <w:rPr>
-          <w:rFonts w:ascii="Book Antiqua" w:hAnsi="Book Antiqua" w:cs="Times New Roman"/>
-          <w:color w:val="000000" w:themeColor="text1"/>
-        </w:rPr>
-      </w:pPr>
-    </w:p>
-    <w:p>
-      <w:pPr>
-        <w:pStyle w:val="SemEspaamento"/>
-        <w:spacing w:line="276" w:lineRule="auto"/>
-        <w:jc w:val="both"/>
-        <w:rPr>
-          <w:rFonts w:ascii="Book Antiqua" w:hAnsi="Book Antiqua" w:cs="Times New Roman"/>
-          <w:color w:val="000000" w:themeColor="text1"/>
-        </w:rPr>
-      </w:pPr>
-      <w:r>
-        <w:rPr>
-          <w:rFonts w:ascii="Book Antiqua" w:hAnsi="Book Antiqua" w:cs="Times New Roman"/>
-          <w:b/>
-          <w:bCs/>
-          <w:color w:val="000000" w:themeColor="text1"/>
-        </w:rPr>
-        <w:t>Parágrafo Primeiro:</w:t>
-      </w:r>
-      <w:r>
-        <w:rPr>
-          <w:rFonts w:ascii="Book Antiqua" w:hAnsi="Book Antiqua" w:cs="Times New Roman"/>
-          <w:color w:val="000000" w:themeColor="text1"/>
-        </w:rPr>
-        <w:t xml:space="preserve"> Caso o(a) COMPRADOR(A), após o fechamento do contrato, pagamento da parcela inicial e antes da entrega do produto, desista da aquisição deverá pagar à VENDEDOR o montante correspondente à 50% (cinquenta por cento) do montante estipulado como valor do contrato, em virtude do dispêndio de valores necessário para a fabricação do brinquedo, mão de obra e impostos incidentes, sem prejuízo da necessidade de reparação por danos suportados.</w:t>
-      </w:r>
-    </w:p>
-    <w:p>
-      <w:pPr>
-        <w:pStyle w:val="SemEspaamento"/>
-        <w:spacing w:line="276" w:lineRule="auto"/>
-        <w:jc w:val="both"/>
-        <w:rPr>
-          <w:rFonts w:ascii="Book Antiqua" w:hAnsi="Book Antiqua" w:cs="Times New Roman"/>
-          <w:color w:val="000000" w:themeColor="text1"/>
-        </w:rPr>
-      </w:pPr>
-    </w:p>
-    <w:p>
-      <w:pPr>
-        <w:pStyle w:val="SemEspaamento"/>
-        <w:spacing w:line="276" w:lineRule="auto"/>
-        <w:jc w:val="both"/>
-        <w:rPr>
-          <w:rFonts w:ascii="Book Antiqua" w:hAnsi="Book Antiqua" w:cs="Times New Roman"/>
-          <w:color w:val="000000" w:themeColor="text1"/>
-        </w:rPr>
-      </w:pPr>
-      <w:r>
-        <w:rPr>
-          <w:rFonts w:ascii="Book Antiqua" w:hAnsi="Book Antiqua" w:cs="Times New Roman"/>
-          <w:b/>
-          <w:bCs/>
-          <w:color w:val="000000" w:themeColor="text1"/>
-        </w:rPr>
-        <w:t>Parágrafo Segundo:</w:t>
-      </w:r>
-      <w:r>
-        <w:rPr>
-          <w:rFonts w:ascii="Book Antiqua" w:hAnsi="Book Antiqua" w:cs="Times New Roman"/>
-          <w:color w:val="000000" w:themeColor="text1"/>
-        </w:rPr>
-        <w:t xml:space="preserve"> Caso a VENDEDORA já tenha realizado a entrega do produto e o(a) COMPRADOR(A) desista da aquisição, além do pagamento do valor estabelecido no Parágrafo Primeiro, esta deverá arcar com as despesas necessárias para a remoção</w:t>
-      </w:r>
-      <w:r>
-        <w:rPr>
-          <w:rFonts w:ascii="Book Antiqua" w:hAnsi="Book Antiqua" w:cs="Times New Roman"/>
-          <w:color w:val="000000" w:themeColor="text1"/>
-        </w:rPr>
-        <w:t>, como frete, alimentação, diárias de ajudantes e outras necessárias para a retirada do produto.</w:t>
-      </w:r>
-    </w:p>
-    <w:p>
-      <w:pPr>
-        <w:pStyle w:val="SemEspaamento"/>
-        <w:spacing w:line="276" w:lineRule="auto"/>
-        <w:jc w:val="both"/>
-        <w:rPr>
-          <w:rFonts w:ascii="Book Antiqua" w:hAnsi="Book Antiqua" w:cs="Times New Roman"/>
-          <w:color w:val="000000" w:themeColor="text1"/>
-        </w:rPr>
-      </w:pPr>
-    </w:p>
-    <w:p>
-      <w:pPr>
-        <w:pStyle w:val="SemEspaamento"/>
-        <w:spacing w:line="276" w:lineRule="auto"/>
-        <w:jc w:val="both"/>
-        <w:rPr>
-          <w:rFonts w:ascii="Book Antiqua" w:hAnsi="Book Antiqua" w:cs="Times New Roman"/>
-          <w:color w:val="000000" w:themeColor="text1"/>
-        </w:rPr>
-      </w:pPr>
-      <w:r>
-        <w:rPr>
-          <w:rFonts w:ascii="Book Antiqua" w:hAnsi="Book Antiqua" w:cs="Times New Roman"/>
-          <w:b/>
-          <w:bCs/>
-          <w:color w:val="000000" w:themeColor="text1"/>
-        </w:rPr>
-        <w:t>Parágrafo terceiro:</w:t>
-      </w:r>
-      <w:r>
-        <w:rPr>
-          <w:rFonts w:ascii="Book Antiqua" w:hAnsi="Book Antiqua" w:cs="Times New Roman"/>
-          <w:color w:val="000000" w:themeColor="text1"/>
-        </w:rPr>
-        <w:t xml:space="preserve"> Na incidência das hipóteses previstas no</w:t>
-      </w:r>
-      <w:r>
-        <w:rPr>
-          <w:rFonts w:ascii="Book Antiqua" w:hAnsi="Book Antiqua" w:cs="Times New Roman"/>
-          <w:color w:val="000000" w:themeColor="text1"/>
-        </w:rPr>
-        <w:t>s parágrafos anteriores, o valor pago pelo(a) COMPRADOR(A) a título de entrada servirá para fins de compensação do valor apurado a pago à VENDEDORA.</w:t>
-      </w:r>
-      <w:r>
-        <w:rPr>
-          <w:rFonts w:ascii="Book Antiqua" w:hAnsi="Book Antiqua" w:cs="Times New Roman"/>
-          <w:color w:val="000000" w:themeColor="text1"/>
-        </w:rPr>
-        <w:t xml:space="preserve"> </w:t>
-      </w:r>
-    </w:p>
-    <w:p>
-      <w:pPr>
-        <w:pStyle w:val="SemEspaamento"/>
-        <w:spacing w:line="276" w:lineRule="auto"/>
-        <w:jc w:val="both"/>
-        <w:rPr>
-          <w:rFonts w:ascii="Book Antiqua" w:hAnsi="Book Antiqua" w:cs="Times New Roman"/>
-          <w:color w:val="000000" w:themeColor="text1"/>
-        </w:rPr>
-      </w:pPr>
-    </w:p>
-    <w:p>
-      <w:pPr>
-        <w:pStyle w:val="SemEspaamento"/>
-        <w:spacing w:line="276" w:lineRule="auto"/>
-        <w:jc w:val="both"/>
-        <w:rPr>
-          <w:rFonts w:ascii="Book Antiqua" w:hAnsi="Book Antiqua" w:cs="Times New Roman"/>
-          <w:color w:val="000000" w:themeColor="text1"/>
-        </w:rPr>
-      </w:pPr>
-      <w:r>
-        <w:rPr>
-          <w:rFonts w:ascii="Book Antiqua" w:hAnsi="Book Antiqua" w:cs="Times New Roman"/>
-          <w:b/>
-          <w:bCs/>
-          <w:color w:val="000000" w:themeColor="text1"/>
-        </w:rPr>
-        <w:t xml:space="preserve">CLÁUSULA VIGÉSIMA </w:t>
-      </w:r>
-      <w:r>
-        <w:rPr>
-          <w:rFonts w:ascii="Book Antiqua" w:hAnsi="Book Antiqua" w:cs="Times New Roman"/>
-          <w:b/>
-          <w:bCs/>
-          <w:color w:val="000000" w:themeColor="text1"/>
-        </w:rPr>
-        <w:t>TERCEIRA</w:t>
-      </w:r>
-      <w:r>
-        <w:rPr>
-          <w:rFonts w:ascii="Book Antiqua" w:hAnsi="Book Antiqua" w:cs="Times New Roman"/>
-          <w:color w:val="000000" w:themeColor="text1"/>
-        </w:rPr>
-        <w:t xml:space="preserve">: </w:t>
-      </w:r>
-      <w:r>
-        <w:rPr>
-          <w:rFonts w:ascii="Book Antiqua" w:hAnsi="Book Antiqua" w:cs="Times New Roman"/>
-          <w:color w:val="000000" w:themeColor="text1"/>
-        </w:rPr>
-        <w:t>F</w:t>
-      </w:r>
-      <w:r>
-        <w:rPr>
-          <w:rFonts w:ascii="Book Antiqua" w:hAnsi="Book Antiqua" w:cs="Times New Roman"/>
-          <w:color w:val="000000" w:themeColor="text1"/>
-        </w:rPr>
-        <w:t>ica estabelecida a obrigatoriedade de pagamento de multa de 20% (vinte por cento), sobre o valor desta transação, cominada à parte que descumprir ou dificultar o fiel cumprimento de qualquer uma das cláusulas e condições do presente contrato, além de ficar a parte infratora sujeita ao pagamento de custas e honorários de advogado, no caso de a parte prejudicada tiver que recorrer a qualquer procedimento judicial para fazer valer os seus direitos.</w:t>
-      </w:r>
-    </w:p>
-    <w:p>
-      <w:pPr>
-        <w:pStyle w:val="SemEspaamento"/>
-        <w:spacing w:line="276" w:lineRule="auto"/>
-        <w:jc w:val="both"/>
-        <w:rPr>
-          <w:rFonts w:ascii="Book Antiqua" w:hAnsi="Book Antiqua" w:cs="Times New Roman"/>
-          <w:color w:val="000000" w:themeColor="text1"/>
-        </w:rPr>
-      </w:pPr>
-    </w:p>
-    <w:p>
-      <w:pPr>
-        <w:pStyle w:val="SemEspaamento"/>
-        <w:spacing w:line="276" w:lineRule="auto"/>
-        <w:jc w:val="both"/>
-        <w:rPr>
-          <w:rFonts w:ascii="Book Antiqua" w:hAnsi="Book Antiqua" w:cs="Times New Roman"/>
-          <w:b/>
-          <w:bCs/>
-          <w:color w:val="000000" w:themeColor="text1"/>
-          <w:u w:val="single"/>
-        </w:rPr>
-      </w:pPr>
-      <w:r>
-        <w:rPr>
-          <w:rFonts w:ascii="Book Antiqua" w:hAnsi="Book Antiqua" w:cs="Times New Roman"/>
-          <w:b/>
-          <w:bCs/>
-          <w:color w:val="000000" w:themeColor="text1"/>
-          <w:u w:val="single"/>
-        </w:rPr>
-        <w:lastRenderedPageBreak/>
-        <w:t xml:space="preserve">IX - </w:t>
-      </w:r>
-      <w:r>
-        <w:rPr>
-          <w:rFonts w:ascii="Book Antiqua" w:hAnsi="Book Antiqua" w:cs="Times New Roman"/>
-          <w:b/>
-          <w:bCs/>
-          <w:color w:val="000000" w:themeColor="text1"/>
-          <w:u w:val="single"/>
-        </w:rPr>
-        <w:t>DA LEI GERAL DE PROTEÇÃO DE DADOS</w:t>
-      </w:r>
-    </w:p>
-    <w:p>
-      <w:pPr>
-        <w:pStyle w:val="SemEspaamento"/>
-        <w:spacing w:line="276" w:lineRule="auto"/>
-        <w:jc w:val="both"/>
-        <w:rPr>
-          <w:rFonts w:ascii="Book Antiqua" w:hAnsi="Book Antiqua" w:cs="Times New Roman"/>
-          <w:color w:val="000000" w:themeColor="text1"/>
-        </w:rPr>
-      </w:pPr>
-      <w:r>
-        <w:rPr>
-          <w:rFonts w:ascii="Book Antiqua" w:hAnsi="Book Antiqua" w:cs="Times New Roman"/>
-          <w:b/>
-          <w:bCs/>
-          <w:color w:val="000000" w:themeColor="text1"/>
-        </w:rPr>
-        <w:t xml:space="preserve">CLÁUSULA VIGÉSIMA </w:t>
-      </w:r>
-      <w:r>
-        <w:rPr>
-          <w:rFonts w:ascii="Book Antiqua" w:hAnsi="Book Antiqua" w:cs="Times New Roman"/>
-          <w:b/>
-          <w:bCs/>
-          <w:color w:val="000000" w:themeColor="text1"/>
-        </w:rPr>
-        <w:t>QUARTA</w:t>
-      </w:r>
-      <w:r>
-        <w:rPr>
-          <w:rFonts w:ascii="Book Antiqua" w:hAnsi="Book Antiqua" w:cs="Times New Roman"/>
-          <w:color w:val="000000" w:themeColor="text1"/>
-        </w:rPr>
-        <w:t>: Ao assinar o presente termo, o CONTRATANTE consente e concorda que a CONTRATADA tome decisões referentes ao tratamento de seus dados pessoais e dados pessoais sensíveis do contratante, bem como do beneficiário, envolvendo operações como as que se referem a coleta, produção, recepção, classificação, utilização, acesso, reprodução, transmissão, distribuição, processamento, arquivamento, armazenamento, eliminação, avaliação ou controle da informação, modificação, comunicação, transferência, difusão ou extração, eletrônica e manualmente, informações e dados prestados pela CONTRATANTE e seus clientes (“Dados Protegidos”), exclusivamente para fins específicos de prestação dos Serviços, bem como visando à concepção e execução de trabalhos jurídicos decorrentes da contratação, nos termos da Lei 13.709/2018.</w:t>
-      </w:r>
-    </w:p>
-    <w:p>
-      <w:pPr>
-        <w:pStyle w:val="SemEspaamento"/>
-        <w:spacing w:line="276" w:lineRule="auto"/>
-        <w:jc w:val="both"/>
-        <w:rPr>
-          <w:rFonts w:ascii="Book Antiqua" w:hAnsi="Book Antiqua" w:cs="Times New Roman"/>
-          <w:color w:val="000000" w:themeColor="text1"/>
-        </w:rPr>
-      </w:pPr>
-    </w:p>
-    <w:p>
-      <w:pPr>
-        <w:pStyle w:val="SemEspaamento"/>
-        <w:spacing w:line="276" w:lineRule="auto"/>
-        <w:jc w:val="both"/>
-        <w:rPr>
-          <w:rFonts w:ascii="Book Antiqua" w:hAnsi="Book Antiqua" w:cs="Times New Roman"/>
-          <w:color w:val="000000" w:themeColor="text1"/>
-        </w:rPr>
-      </w:pPr>
-      <w:r>
-        <w:rPr>
-          <w:rFonts w:ascii="Book Antiqua" w:hAnsi="Book Antiqua" w:cs="Times New Roman"/>
-          <w:b/>
-          <w:bCs/>
-          <w:color w:val="000000" w:themeColor="text1"/>
-        </w:rPr>
-        <w:t>Parágrafo Primeiro:</w:t>
-      </w:r>
-      <w:r>
-        <w:rPr>
-          <w:rFonts w:ascii="Book Antiqua" w:hAnsi="Book Antiqua" w:cs="Times New Roman"/>
-          <w:color w:val="000000" w:themeColor="text1"/>
-        </w:rPr>
-        <w:t xml:space="preserve"> Para os fins deste contrato, embasado na Lei Geral de Proteção de Dados, considera-se: I - Dado pessoal: informação relacionada a pessoa natural identificada ou identificável;</w:t>
-      </w:r>
-      <w:r>
-        <w:rPr>
-          <w:rFonts w:ascii="Book Antiqua" w:hAnsi="Book Antiqua" w:cs="Times New Roman"/>
-          <w:color w:val="000000" w:themeColor="text1"/>
-        </w:rPr>
-        <w:t xml:space="preserve"> </w:t>
-      </w:r>
-      <w:r>
-        <w:rPr>
-          <w:rFonts w:ascii="Book Antiqua" w:hAnsi="Book Antiqua" w:cs="Times New Roman"/>
-          <w:color w:val="000000" w:themeColor="text1"/>
-        </w:rPr>
-        <w:t>II</w:t>
-      </w:r>
-      <w:r>
-        <w:rPr>
-          <w:rFonts w:ascii="Book Antiqua" w:hAnsi="Book Antiqua" w:cs="Times New Roman"/>
-          <w:color w:val="000000" w:themeColor="text1"/>
-        </w:rPr>
-        <w:t xml:space="preserve"> </w:t>
-      </w:r>
-      <w:r>
-        <w:rPr>
-          <w:rFonts w:ascii="Book Antiqua" w:hAnsi="Book Antiqua" w:cs="Times New Roman"/>
-          <w:color w:val="000000" w:themeColor="text1"/>
-        </w:rPr>
-        <w:t>- dado pessoal sensível: dado pessoal sobre origem racial ou étnica, convicção religiosa, opinião política, filiação a sindicato ou a organização de caráter religioso, filosófico ou político, dado referente à saúde, dado genético ou biométrico, quando vinculado a uma pessoa natural;</w:t>
-      </w:r>
-      <w:r>
-        <w:rPr>
-          <w:rFonts w:ascii="Book Antiqua" w:hAnsi="Book Antiqua" w:cs="Times New Roman"/>
-          <w:color w:val="000000" w:themeColor="text1"/>
-        </w:rPr>
-        <w:t xml:space="preserve"> </w:t>
-      </w:r>
-      <w:r>
-        <w:rPr>
-          <w:rFonts w:ascii="Book Antiqua" w:hAnsi="Book Antiqua" w:cs="Times New Roman"/>
-          <w:color w:val="000000" w:themeColor="text1"/>
-        </w:rPr>
-        <w:t>III</w:t>
-      </w:r>
-      <w:r>
-        <w:rPr>
-          <w:rFonts w:ascii="Book Antiqua" w:hAnsi="Book Antiqua" w:cs="Times New Roman"/>
-          <w:color w:val="000000" w:themeColor="text1"/>
-        </w:rPr>
-        <w:t xml:space="preserve"> </w:t>
-      </w:r>
-      <w:r>
-        <w:rPr>
-          <w:rFonts w:ascii="Book Antiqua" w:hAnsi="Book Antiqua" w:cs="Times New Roman"/>
-          <w:color w:val="000000" w:themeColor="text1"/>
-        </w:rPr>
-        <w:t>-controlador: pessoa natural ou jurídica, de direito público ou privado, a quem competem as decisões referentes ao tratamento de dados pessoais;</w:t>
-      </w:r>
-      <w:r>
-        <w:rPr>
-          <w:rFonts w:ascii="Book Antiqua" w:hAnsi="Book Antiqua" w:cs="Times New Roman"/>
-          <w:color w:val="000000" w:themeColor="text1"/>
-        </w:rPr>
-        <w:t xml:space="preserve"> </w:t>
-      </w:r>
-      <w:r>
-        <w:rPr>
-          <w:rFonts w:ascii="Book Antiqua" w:hAnsi="Book Antiqua" w:cs="Times New Roman"/>
-          <w:color w:val="000000" w:themeColor="text1"/>
-        </w:rPr>
-        <w:t>IV- tratamento: toda operação realizada com dados pessoais, como as que se referem a coleta, produção, recepção, classificação, utilização, acesso, reprodução, transmissão, distribuição, processamento, arquivamento, armazenamento, eliminação, avaliação ou controle da informação, modificação, comunicação, transferência, difusão ou extração;</w:t>
-      </w:r>
-    </w:p>
-    <w:p>
-      <w:pPr>
-        <w:pStyle w:val="SemEspaamento"/>
-        <w:spacing w:line="276" w:lineRule="auto"/>
-        <w:jc w:val="both"/>
-        <w:rPr>
-          <w:rFonts w:ascii="Book Antiqua" w:hAnsi="Book Antiqua" w:cs="Times New Roman"/>
-          <w:color w:val="000000" w:themeColor="text1"/>
-        </w:rPr>
-      </w:pPr>
-    </w:p>
-    <w:p>
-      <w:pPr>
-        <w:pStyle w:val="SemEspaamento"/>
-        <w:spacing w:line="276" w:lineRule="auto"/>
-        <w:jc w:val="both"/>
-        <w:rPr>
-          <w:rFonts w:ascii="Book Antiqua" w:hAnsi="Book Antiqua" w:cs="Times New Roman"/>
-          <w:color w:val="000000" w:themeColor="text1"/>
-        </w:rPr>
-      </w:pPr>
-      <w:r>
-        <w:rPr>
-          <w:rFonts w:ascii="Book Antiqua" w:hAnsi="Book Antiqua" w:cs="Times New Roman"/>
-          <w:b/>
-          <w:bCs/>
-          <w:color w:val="000000" w:themeColor="text1"/>
-        </w:rPr>
-        <w:t>Parágrafo Segundo:</w:t>
-      </w:r>
-      <w:r>
-        <w:rPr>
-          <w:rFonts w:ascii="Book Antiqua" w:hAnsi="Book Antiqua" w:cs="Times New Roman"/>
-          <w:color w:val="000000" w:themeColor="text1"/>
-        </w:rPr>
-        <w:t xml:space="preserve"> O CONTRATADO fica autorizado a coletar e a realizar o tratamento dos seguintes dados pessoais do Titular e do Beneficiário: Nome completo; Data de nascimento; Número e imagem da Carteira de Identidade (RG); Número e imagem do Cadastro de Pessoas Físicas (CPF); Número e imagem da Carteira Nacional de Habilitação (CNH); Estado civil; Nível de instrução ou escolaridade; Endereço completo; Números de telefone, WhatsApp e endereços de e-mail.</w:t>
-      </w:r>
-    </w:p>
-    <w:p>
-      <w:pPr>
-        <w:pStyle w:val="SemEspaamento"/>
-        <w:spacing w:line="276" w:lineRule="auto"/>
-        <w:jc w:val="both"/>
-        <w:rPr>
-          <w:rFonts w:ascii="Book Antiqua" w:hAnsi="Book Antiqua" w:cs="Times New Roman"/>
-          <w:color w:val="000000" w:themeColor="text1"/>
-        </w:rPr>
-      </w:pPr>
-      <w:r>
-        <w:rPr>
-          <w:rFonts w:ascii="Book Antiqua" w:hAnsi="Book Antiqua" w:cs="Times New Roman"/>
-          <w:color w:val="000000" w:themeColor="text1"/>
-        </w:rPr>
-        <w:t xml:space="preserve"> </w:t>
-      </w:r>
-    </w:p>
-    <w:p>
-      <w:pPr>
-        <w:pStyle w:val="SemEspaamento"/>
-        <w:spacing w:line="276" w:lineRule="auto"/>
-        <w:jc w:val="both"/>
-        <w:rPr>
-          <w:rFonts w:ascii="Book Antiqua" w:hAnsi="Book Antiqua" w:cs="Times New Roman"/>
-          <w:color w:val="000000" w:themeColor="text1"/>
-        </w:rPr>
-      </w:pPr>
-      <w:r>
-        <w:rPr>
-          <w:rFonts w:ascii="Book Antiqua" w:hAnsi="Book Antiqua" w:cs="Times New Roman"/>
-          <w:b/>
-          <w:bCs/>
-          <w:color w:val="000000" w:themeColor="text1"/>
-        </w:rPr>
-        <w:t>Parágrafo Terceiro:</w:t>
-      </w:r>
-      <w:r>
-        <w:rPr>
-          <w:rFonts w:ascii="Book Antiqua" w:hAnsi="Book Antiqua" w:cs="Times New Roman"/>
-          <w:color w:val="000000" w:themeColor="text1"/>
-        </w:rPr>
-        <w:t xml:space="preserve"> Os dados serão mantidos e armazenados pela CONTRATADA</w:t>
-      </w:r>
-      <w:r>
-        <w:rPr>
-          <w:rFonts w:ascii="Book Antiqua" w:hAnsi="Book Antiqua" w:cs="Times New Roman"/>
-          <w:color w:val="000000" w:themeColor="text1"/>
-        </w:rPr>
-        <w:t xml:space="preserve">, </w:t>
-      </w:r>
-      <w:r>
-        <w:rPr>
-          <w:rFonts w:ascii="Book Antiqua" w:hAnsi="Book Antiqua" w:cs="Times New Roman"/>
-          <w:color w:val="000000" w:themeColor="text1"/>
-        </w:rPr>
-        <w:t>preservando os direitos fundamentais de liberdade, intimidade e privacidade do CONTRATANTE e</w:t>
-      </w:r>
-      <w:r>
-        <w:rPr>
-          <w:rFonts w:ascii="Book Antiqua" w:hAnsi="Book Antiqua" w:cs="Times New Roman"/>
-          <w:color w:val="000000" w:themeColor="text1"/>
-        </w:rPr>
-        <w:t xml:space="preserve"> do (a) COMPRADOR(A)</w:t>
-      </w:r>
-      <w:r>
-        <w:rPr>
-          <w:rFonts w:ascii="Book Antiqua" w:hAnsi="Book Antiqua" w:cs="Times New Roman"/>
-          <w:color w:val="000000" w:themeColor="text1"/>
-        </w:rPr>
-        <w:t>.</w:t>
-      </w:r>
-    </w:p>
-    <w:p>
-      <w:pPr>
-        <w:pStyle w:val="SemEspaamento"/>
-        <w:spacing w:line="276" w:lineRule="auto"/>
-        <w:jc w:val="both"/>
-        <w:rPr>
-          <w:rFonts w:ascii="Book Antiqua" w:hAnsi="Book Antiqua" w:cs="Times New Roman"/>
-          <w:color w:val="000000" w:themeColor="text1"/>
-        </w:rPr>
-      </w:pPr>
-    </w:p>
-    <w:p>
-      <w:pPr>
-        <w:pStyle w:val="SemEspaamento"/>
-        <w:spacing w:line="276" w:lineRule="auto"/>
-        <w:jc w:val="both"/>
-        <w:rPr>
-          <w:rFonts w:ascii="Book Antiqua" w:hAnsi="Book Antiqua" w:cs="Times New Roman"/>
-          <w:color w:val="000000" w:themeColor="text1"/>
-        </w:rPr>
-      </w:pPr>
-      <w:r>
-        <w:rPr>
-          <w:rFonts w:ascii="Book Antiqua" w:hAnsi="Book Antiqua" w:cs="Times New Roman"/>
-          <w:b/>
-          <w:bCs/>
-          <w:color w:val="000000" w:themeColor="text1"/>
-        </w:rPr>
-        <w:t xml:space="preserve">Parágrafo </w:t>
-      </w:r>
-      <w:r>
-        <w:rPr>
-          <w:rFonts w:ascii="Book Antiqua" w:hAnsi="Book Antiqua" w:cs="Times New Roman"/>
-          <w:b/>
-          <w:bCs/>
-          <w:color w:val="000000" w:themeColor="text1"/>
-        </w:rPr>
-        <w:t>Quarto</w:t>
-      </w:r>
-      <w:r>
-        <w:rPr>
-          <w:rFonts w:ascii="Book Antiqua" w:hAnsi="Book Antiqua" w:cs="Times New Roman"/>
-          <w:b/>
-          <w:bCs/>
-          <w:color w:val="000000" w:themeColor="text1"/>
-        </w:rPr>
-        <w:t>:</w:t>
-      </w:r>
-      <w:r>
-        <w:rPr>
-          <w:rFonts w:ascii="Book Antiqua" w:hAnsi="Book Antiqua" w:cs="Times New Roman"/>
-          <w:color w:val="000000" w:themeColor="text1"/>
-        </w:rPr>
-        <w:t xml:space="preserve"> O Controlador fica autorizado a compartilhar os dados pessoais do Titular com outros agentes de tratamento de dados, observados os princípios e as garantias estabelecidas pela Lei nº 13.709/2018 e 13.853/2019.</w:t>
-      </w:r>
-    </w:p>
-    <w:p>
-      <w:pPr>
-        <w:pStyle w:val="SemEspaamento"/>
-        <w:spacing w:line="276" w:lineRule="auto"/>
-        <w:jc w:val="both"/>
-        <w:rPr>
-          <w:rFonts w:ascii="Book Antiqua" w:hAnsi="Book Antiqua" w:cs="Times New Roman"/>
-          <w:color w:val="000000" w:themeColor="text1"/>
-        </w:rPr>
-      </w:pPr>
-    </w:p>
-    <w:p>
-      <w:pPr>
-        <w:pStyle w:val="SemEspaamento"/>
-        <w:spacing w:line="276" w:lineRule="auto"/>
-        <w:jc w:val="both"/>
-        <w:rPr>
-          <w:rFonts w:ascii="Book Antiqua" w:hAnsi="Book Antiqua" w:cs="Times New Roman"/>
-          <w:color w:val="000000" w:themeColor="text1"/>
-        </w:rPr>
-      </w:pPr>
-      <w:r>
-        <w:rPr>
-          <w:rFonts w:ascii="Book Antiqua" w:hAnsi="Book Antiqua" w:cs="Times New Roman"/>
-          <w:b/>
-          <w:bCs/>
-          <w:color w:val="000000" w:themeColor="text1"/>
-        </w:rPr>
-        <w:t xml:space="preserve">Parágrafo </w:t>
-      </w:r>
-      <w:r>
-        <w:rPr>
-          <w:rFonts w:ascii="Book Antiqua" w:hAnsi="Book Antiqua" w:cs="Times New Roman"/>
-          <w:b/>
-          <w:bCs/>
-          <w:color w:val="000000" w:themeColor="text1"/>
-        </w:rPr>
-        <w:t>Quinto:</w:t>
-      </w:r>
-      <w:r>
-        <w:rPr>
-          <w:rFonts w:ascii="Book Antiqua" w:hAnsi="Book Antiqua" w:cs="Times New Roman"/>
-          <w:color w:val="000000" w:themeColor="text1"/>
-        </w:rPr>
-        <w:t xml:space="preserve"> Em observância a Lei n. 13.709/2018-LGPD, a CONTRATANTE autoriza a CONTRATADA a efetuar o tratamento, comunicação e compartilhamento de seus dados pessoais e pessoais sensíveis assim como do respectivo beneficiário, com outros controladores, de forma Livre, Clara e inequívoca, atendendo a todos os procedimentos legais.</w:t>
-      </w:r>
-    </w:p>
-    <w:p>
-      <w:pPr>
-        <w:pStyle w:val="SemEspaamento"/>
-        <w:spacing w:line="276" w:lineRule="auto"/>
-        <w:jc w:val="both"/>
-        <w:rPr>
-          <w:rFonts w:ascii="Book Antiqua" w:hAnsi="Book Antiqua" w:cs="Times New Roman"/>
-          <w:color w:val="000000" w:themeColor="text1"/>
-        </w:rPr>
-      </w:pPr>
-    </w:p>
-    <w:p>
-      <w:pPr>
-        <w:pStyle w:val="SemEspaamento"/>
-        <w:spacing w:line="276" w:lineRule="auto"/>
-        <w:jc w:val="both"/>
-        <w:rPr>
-          <w:rFonts w:ascii="Book Antiqua" w:hAnsi="Book Antiqua" w:cs="Times New Roman"/>
-          <w:b/>
-          <w:color w:val="000000" w:themeColor="text1"/>
-          <w:u w:val="single"/>
-        </w:rPr>
-      </w:pPr>
-      <w:r>
-        <w:rPr>
-          <w:rFonts w:ascii="Book Antiqua" w:hAnsi="Book Antiqua" w:cs="Times New Roman"/>
-          <w:b/>
-          <w:color w:val="000000" w:themeColor="text1"/>
-          <w:u w:val="single"/>
-        </w:rPr>
-        <w:t>X</w:t>
-      </w:r>
-      <w:r>
-        <w:rPr>
-          <w:rFonts w:ascii="Book Antiqua" w:hAnsi="Book Antiqua" w:cs="Times New Roman"/>
-          <w:b/>
-          <w:color w:val="000000" w:themeColor="text1"/>
-          <w:u w:val="single"/>
-        </w:rPr>
-        <w:t>- DA AUTORIZAÇÃO DE USO DE IMAGEM E DADOS</w:t>
-      </w:r>
-    </w:p>
-    <w:p>
-      <w:pPr>
-        <w:pStyle w:val="SemEspaamento"/>
-        <w:spacing w:line="276" w:lineRule="auto"/>
-        <w:jc w:val="both"/>
-        <w:rPr>
-          <w:rFonts w:ascii="Book Antiqua" w:hAnsi="Book Antiqua" w:cs="Times New Roman"/>
-          <w:color w:val="000000" w:themeColor="text1"/>
-        </w:rPr>
-      </w:pPr>
-      <w:r>
-        <w:rPr>
-          <w:rFonts w:ascii="Book Antiqua" w:hAnsi="Book Antiqua" w:cs="Times New Roman"/>
-          <w:b/>
-          <w:bCs/>
-          <w:color w:val="000000" w:themeColor="text1"/>
-        </w:rPr>
-        <w:t>CLÁUSULA VIGÉSIMA</w:t>
-      </w:r>
-      <w:r>
-        <w:rPr>
-          <w:rFonts w:ascii="Book Antiqua" w:hAnsi="Book Antiqua" w:cs="Times New Roman"/>
-          <w:b/>
-          <w:bCs/>
-          <w:color w:val="000000" w:themeColor="text1"/>
-        </w:rPr>
-        <w:t xml:space="preserve"> QUINTA</w:t>
-      </w:r>
-      <w:r>
-        <w:rPr>
-          <w:rFonts w:ascii="Book Antiqua" w:hAnsi="Book Antiqua" w:cs="Times New Roman"/>
-          <w:color w:val="000000" w:themeColor="text1"/>
-        </w:rPr>
-        <w:t>: O</w:t>
-      </w:r>
-      <w:r>
-        <w:rPr>
-          <w:rFonts w:ascii="Book Antiqua" w:hAnsi="Book Antiqua" w:cs="Times New Roman"/>
-          <w:color w:val="000000" w:themeColor="text1"/>
-        </w:rPr>
-        <w:t>(A)</w:t>
-      </w:r>
-      <w:r>
-        <w:rPr>
-          <w:rFonts w:ascii="Book Antiqua" w:hAnsi="Book Antiqua" w:cs="Times New Roman"/>
-          <w:color w:val="000000" w:themeColor="text1"/>
-        </w:rPr>
-        <w:t xml:space="preserve"> </w:t>
-      </w:r>
-      <w:r>
-        <w:rPr>
-          <w:rFonts w:ascii="Book Antiqua" w:hAnsi="Book Antiqua" w:cs="Times New Roman"/>
-          <w:color w:val="000000" w:themeColor="text1"/>
-        </w:rPr>
-        <w:t xml:space="preserve">COMPRADOR(A) </w:t>
-      </w:r>
-      <w:r>
-        <w:rPr>
-          <w:rFonts w:ascii="Book Antiqua" w:hAnsi="Book Antiqua" w:cs="Times New Roman"/>
-          <w:color w:val="000000" w:themeColor="text1"/>
-        </w:rPr>
-        <w:t xml:space="preserve">cede, gratuitamente, o direito de imagem </w:t>
-      </w:r>
-      <w:r>
-        <w:rPr>
-          <w:rFonts w:ascii="Book Antiqua" w:hAnsi="Book Antiqua" w:cs="Times New Roman"/>
-          <w:color w:val="000000" w:themeColor="text1"/>
-        </w:rPr>
-        <w:t>do local da montagem do brinquedo</w:t>
-      </w:r>
-      <w:r>
-        <w:rPr>
-          <w:rFonts w:ascii="Book Antiqua" w:hAnsi="Book Antiqua" w:cs="Times New Roman"/>
-          <w:color w:val="000000" w:themeColor="text1"/>
-        </w:rPr>
-        <w:t xml:space="preserve">, para figurar, coletivamente e (ou) individualmente, em campanhas institucionais ou publicitárias da CONTRATADA, tais como site, TV, jornais, revista, </w:t>
-      </w:r>
-      <w:r>
-        <w:rPr>
-          <w:rFonts w:ascii="Book Antiqua" w:hAnsi="Book Antiqua" w:cs="Times New Roman"/>
-          <w:color w:val="000000" w:themeColor="text1"/>
-        </w:rPr>
-        <w:lastRenderedPageBreak/>
-        <w:t>folder, outdoors, rádio, redes sociais, ficando autorizada a cessão de direitos de veiculação, não recebendo para tanto qualquer tipo de remuneração ou benefício.</w:t>
-      </w:r>
-    </w:p>
-    <w:p>
-      <w:pPr>
-        <w:pStyle w:val="SemEspaamento"/>
-        <w:spacing w:line="276" w:lineRule="auto"/>
-        <w:jc w:val="both"/>
-        <w:rPr>
-          <w:rFonts w:ascii="Book Antiqua" w:hAnsi="Book Antiqua" w:cs="Times New Roman"/>
-          <w:color w:val="000000" w:themeColor="text1"/>
-        </w:rPr>
-      </w:pPr>
-    </w:p>
-    <w:p>
-      <w:pPr>
-        <w:pStyle w:val="SemEspaamento"/>
-        <w:spacing w:line="276" w:lineRule="auto"/>
-        <w:jc w:val="both"/>
-        <w:rPr>
-          <w:rFonts w:ascii="Book Antiqua" w:hAnsi="Book Antiqua" w:cs="Times New Roman"/>
-          <w:color w:val="000000" w:themeColor="text1"/>
-        </w:rPr>
-      </w:pPr>
-      <w:r>
-        <w:rPr>
-          <w:rFonts w:ascii="Book Antiqua" w:hAnsi="Book Antiqua" w:cs="Times New Roman"/>
-          <w:b/>
-          <w:bCs/>
-          <w:color w:val="000000" w:themeColor="text1"/>
-        </w:rPr>
-        <w:t>CLÁUSULA VIGÉSIMA SE</w:t>
-      </w:r>
-      <w:r>
-        <w:rPr>
-          <w:rFonts w:ascii="Book Antiqua" w:hAnsi="Book Antiqua" w:cs="Times New Roman"/>
-          <w:b/>
-          <w:bCs/>
-          <w:color w:val="000000" w:themeColor="text1"/>
-        </w:rPr>
-        <w:t>XTA</w:t>
-      </w:r>
-      <w:r>
-        <w:rPr>
-          <w:rFonts w:ascii="Book Antiqua" w:hAnsi="Book Antiqua" w:cs="Times New Roman"/>
-          <w:color w:val="000000" w:themeColor="text1"/>
-        </w:rPr>
-        <w:t>: O CONTRATANTE autoriza a CONTRATADA a utilizar a imagem e voz do beneficiário, do qual é responsável legal, de forma presencial ou remota, de forma gratuita e sem ônus na divulgação dos trabalhos desenvolvidos pela CONTRATADA, por meio de fotos, áudios e vídeos em todos os meios de divulgação possíveis, seja em mídia impressa (livros, catálogos, revista, jornal, panfletos, folder, outdoors, entre outros), televisiva (propaganda para televisão aberta/fechada, vídeos, filmes, entre outros), radiofônica (programa de rádio, podcasts, entre outros), escrita, falada, na internet, incluindo redes sociais</w:t>
+        <w:t>vídeos, filmes, entre outros), radiofônica (programa de rádio, podcasts, entre outros), escrita, falada, na internet, incluindo redes sociais</w:t>
       </w:r>
       <w:r>
         <w:rPr>
@@ -7625,6 +7359,116 @@
           <w:bCs/>
           <w:color w:val="000000" w:themeColor="text1"/>
         </w:rPr>
+        <w:t xml:space="preserve">CLÁUSULA </w:t>
+      </w:r>
+      <w:r>
+        <w:rPr>
+          <w:rFonts w:ascii="Book Antiqua" w:hAnsi="Book Antiqua" w:cs="Times New Roman"/>
+          <w:b/>
+          <w:bCs/>
+          <w:color w:val="000000" w:themeColor="text1"/>
+        </w:rPr>
+        <w:t>TRIGÉSIMA</w:t>
+      </w:r>
+      <w:r>
+        <w:rPr>
+          <w:rFonts w:ascii="Book Antiqua" w:hAnsi="Book Antiqua" w:cs="Times New Roman"/>
+          <w:b/>
+          <w:bCs/>
+          <w:color w:val="000000" w:themeColor="text1"/>
+        </w:rPr>
+        <w:t>:</w:t>
+      </w:r>
+      <w:r>
+        <w:rPr>
+          <w:rFonts w:ascii="Book Antiqua" w:hAnsi="Book Antiqua" w:cs="Times New Roman"/>
+          <w:color w:val="000000" w:themeColor="text1"/>
+        </w:rPr>
+        <w:t xml:space="preserve"> A CONTRATANTE declara para todos os fins que não faz uso, direto ou indireto, de mão-de-obra infanto-juvenil ou trabalho forçado em suas atividades; Garante ambiente de trabalho seguro e saudável, possuindo Programa de Segurança, Saúde e Meio Ambiente; Garante a liberdade de associação sindical dos seus empregados; Não permite qualquer tipo de ato ou situação discriminatória; Não permite práticas disciplinares abusivas; Conhece e aplica a legislação vigente, principalmente, mas não se limitando, a trabalhista, ambiental.</w:t>
+      </w:r>
+    </w:p>
+    <w:p>
+      <w:pPr>
+        <w:pStyle w:val="SemEspaamento"/>
+        <w:spacing w:line="276" w:lineRule="auto"/>
+        <w:jc w:val="both"/>
+        <w:rPr>
+          <w:rFonts w:ascii="Book Antiqua" w:hAnsi="Book Antiqua" w:cs="Times New Roman"/>
+          <w:color w:val="000000" w:themeColor="text1"/>
+        </w:rPr>
+      </w:pPr>
+    </w:p>
+    <w:p>
+      <w:pPr>
+        <w:pStyle w:val="SemEspaamento"/>
+        <w:spacing w:line="276" w:lineRule="auto"/>
+        <w:jc w:val="both"/>
+        <w:rPr>
+          <w:rFonts w:ascii="Book Antiqua" w:hAnsi="Book Antiqua" w:cs="Times New Roman"/>
+          <w:b/>
+          <w:bCs/>
+          <w:color w:val="000000" w:themeColor="text1"/>
+          <w:u w:val="single"/>
+        </w:rPr>
+      </w:pPr>
+      <w:r>
+        <w:rPr>
+          <w:rFonts w:ascii="Book Antiqua" w:hAnsi="Book Antiqua" w:cs="Times New Roman"/>
+          <w:b/>
+          <w:bCs/>
+          <w:color w:val="000000" w:themeColor="text1"/>
+          <w:u w:val="single"/>
+        </w:rPr>
+        <w:t>XI</w:t>
+      </w:r>
+      <w:r>
+        <w:rPr>
+          <w:rFonts w:ascii="Book Antiqua" w:hAnsi="Book Antiqua" w:cs="Times New Roman"/>
+          <w:b/>
+          <w:bCs/>
+          <w:color w:val="000000" w:themeColor="text1"/>
+          <w:u w:val="single"/>
+        </w:rPr>
+        <w:t>V</w:t>
+      </w:r>
+      <w:r>
+        <w:rPr>
+          <w:rFonts w:ascii="Book Antiqua" w:hAnsi="Book Antiqua" w:cs="Times New Roman"/>
+          <w:b/>
+          <w:bCs/>
+          <w:color w:val="000000" w:themeColor="text1"/>
+          <w:u w:val="single"/>
+        </w:rPr>
+        <w:t xml:space="preserve"> - </w:t>
+      </w:r>
+      <w:r>
+        <w:rPr>
+          <w:rFonts w:ascii="Book Antiqua" w:hAnsi="Book Antiqua" w:cs="Times New Roman"/>
+          <w:b/>
+          <w:bCs/>
+          <w:color w:val="000000" w:themeColor="text1"/>
+          <w:u w:val="single"/>
+        </w:rPr>
+        <w:t>PROCEDIMENTOS DA POLÍTICA ANTICORRUPÇÃO</w:t>
+      </w:r>
+    </w:p>
+    <w:p>
+      <w:pPr>
+        <w:pStyle w:val="SemEspaamento"/>
+        <w:spacing w:line="276" w:lineRule="auto"/>
+        <w:jc w:val="both"/>
+        <w:rPr>
+          <w:rFonts w:ascii="Book Antiqua" w:hAnsi="Book Antiqua" w:cs="Times New Roman"/>
+          <w:color w:val="000000" w:themeColor="text1"/>
+        </w:rPr>
+      </w:pPr>
+      <w:r>
+        <w:rPr>
+          <w:rFonts w:ascii="Book Antiqua" w:hAnsi="Book Antiqua" w:cs="Times New Roman"/>
+          <w:b/>
+          <w:bCs/>
+          <w:color w:val="000000" w:themeColor="text1"/>
+        </w:rPr>
         <w:lastRenderedPageBreak/>
         <w:t xml:space="preserve">CLÁUSULA </w:t>
       </w:r>
@@ -7635,7 +7479,45 @@
           <w:bCs/>
           <w:color w:val="000000" w:themeColor="text1"/>
         </w:rPr>
-        <w:t>TRIGÉSIMA</w:t>
+        <w:t>TRIGÉSIMA PRIMEIRA</w:t>
+      </w:r>
+      <w:r>
+        <w:rPr>
+          <w:rFonts w:ascii="Book Antiqua" w:hAnsi="Book Antiqua" w:cs="Times New Roman"/>
+          <w:color w:val="000000" w:themeColor="text1"/>
+        </w:rPr>
+        <w:t>: A CONTRATANTE durante o prazo de vigência deste Contrato e por um período de 05 (cinco) anos após a conclusão ou rescisão dos termos e condições contratuais, concorda em preservar os livros, dados e registros que documentam com exatidão e integridade todos os serviços realizados, pagamentos recebidos ou feitos e gastos incorridos junto a FORNECEDORA ou de algum modo relacionados com a execução deste Contrato.</w:t>
+      </w:r>
+    </w:p>
+    <w:p>
+      <w:pPr>
+        <w:pStyle w:val="SemEspaamento"/>
+        <w:spacing w:line="276" w:lineRule="auto"/>
+        <w:jc w:val="both"/>
+        <w:rPr>
+          <w:rFonts w:ascii="Book Antiqua" w:hAnsi="Book Antiqua" w:cs="Times New Roman"/>
+          <w:color w:val="000000" w:themeColor="text1"/>
+        </w:rPr>
+      </w:pPr>
+    </w:p>
+    <w:p>
+      <w:pPr>
+        <w:pStyle w:val="SemEspaamento"/>
+        <w:spacing w:line="276" w:lineRule="auto"/>
+        <w:jc w:val="both"/>
+        <w:rPr>
+          <w:rFonts w:ascii="Book Antiqua" w:hAnsi="Book Antiqua" w:cs="Times New Roman"/>
+          <w:color w:val="000000" w:themeColor="text1"/>
+        </w:rPr>
+      </w:pPr>
+      <w:r>
+        <w:rPr>
+          <w:rFonts w:ascii="Book Antiqua" w:hAnsi="Book Antiqua" w:cs="Times New Roman"/>
+          <w:b/>
+          <w:bCs/>
+          <w:color w:val="000000" w:themeColor="text1"/>
+        </w:rPr>
+        <w:t>Parágrafo Único</w:t>
       </w:r>
       <w:r>
         <w:rPr>
@@ -7651,19 +7533,8 @@
           <w:rFonts w:ascii="Book Antiqua" w:hAnsi="Book Antiqua" w:cs="Times New Roman"/>
           <w:color w:val="000000" w:themeColor="text1"/>
         </w:rPr>
-        <w:t xml:space="preserve"> A CONTRATANTE declara para todos os fins que não faz uso, direto ou indireto, de mão-de-obra infanto-juvenil ou trabalho forçado em suas atividades; Garante ambiente de trabalho seguro e saudável, possuindo Programa de Segurança, Saúde e Meio Ambiente; Garante a liberdade de associação sindical dos seus empregados; Não permite qualquer tipo de ato ou situação discriminatória; Não permite práticas disciplinares abusivas; Conhece e aplica a legislação vigente, principalmente, mas não se limitando, a trabalhista, ambiental.</w:t>
-      </w:r>
-    </w:p>
-    <w:p>
-      <w:pPr>
-        <w:pStyle w:val="SemEspaamento"/>
-        <w:spacing w:line="276" w:lineRule="auto"/>
-        <w:jc w:val="both"/>
-        <w:rPr>
-          <w:rFonts w:ascii="Book Antiqua" w:hAnsi="Book Antiqua" w:cs="Times New Roman"/>
-          <w:color w:val="000000" w:themeColor="text1"/>
-        </w:rPr>
-      </w:pPr>
+        <w:t xml:space="preserve"> Sem prejuízo das demais condições rescisórias previstas neste Contrato, caso ocorra alguma violação a representação, garantias, cláusulas, condições ou ainda quebra de qualquer termo substancial de qualquer outro contrato pela CONTRATANTE, e que guarde relação aos propósitos da Política de Anticorrupção, a CONTRATADA poderá, segundo seus próprios critérios e complementando quaisquer outros recursos constantes na lei ou neste Contrato, rescindir imediatamente este Contrato sem a obrigação de cumprimento de aviso prévio e pagamento de indenização, bem como a CONTRATANTE concorda em isentar e indenizar a CONTRATADA de toda e qualquer alegação, perda ou dano decorrente ou relacionado a tal violação. Na hipótese acima, todos os pedidos pendentes à CONTRATADA em relação ao objeto contratado serão imediatamente suspensos e/ou cancelados a critério desta.</w:t>
+      </w:r>
     </w:p>
     <w:p>
       <w:pPr>
@@ -7678,7 +7549,12 @@
           <w:u w:val="single"/>
         </w:rPr>
       </w:pPr>
-      <w:r>
+    </w:p>
+    <w:p>
+      <w:pPr>
+        <w:pStyle w:val="SemEspaamento"/>
+        <w:spacing w:line="276" w:lineRule="auto"/>
+        <w:jc w:val="both"/>
         <w:rPr>
           <w:rFonts w:ascii="Book Antiqua" w:hAnsi="Book Antiqua" w:cs="Times New Roman"/>
           <w:b/>
@@ -7686,8 +7562,7 @@
           <w:color w:val="000000" w:themeColor="text1"/>
           <w:u w:val="single"/>
         </w:rPr>
-        <w:t>XI</w:t>
-      </w:r>
+      </w:pPr>
       <w:r>
         <w:rPr>
           <w:rFonts w:ascii="Book Antiqua" w:hAnsi="Book Antiqua" w:cs="Times New Roman"/>
@@ -7696,7 +7571,7 @@
           <w:color w:val="000000" w:themeColor="text1"/>
           <w:u w:val="single"/>
         </w:rPr>
-        <w:t>V</w:t>
+        <w:t xml:space="preserve">XV - </w:t>
       </w:r>
       <w:r>
         <w:rPr>
@@ -7706,7 +7581,7 @@
           <w:color w:val="000000" w:themeColor="text1"/>
           <w:u w:val="single"/>
         </w:rPr>
-        <w:t xml:space="preserve"> - </w:t>
+        <w:t>DISPOSIÇÕES GERAIS</w:t>
       </w:r>
       <w:r>
         <w:rPr>
@@ -7716,7 +7591,7 @@
           <w:color w:val="000000" w:themeColor="text1"/>
           <w:u w:val="single"/>
         </w:rPr>
-        <w:t>PROCEDIMENTOS DA POLÍTICA ANTICORRUPÇÃO</w:t>
+        <w:t>:</w:t>
       </w:r>
     </w:p>
     <w:p>
@@ -7745,51 +7620,212 @@
           <w:bCs/>
           <w:color w:val="000000" w:themeColor="text1"/>
         </w:rPr>
-        <w:t>TRIGÉSIMA PRIMEIRA</w:t>
-      </w:r>
-      <w:r>
-        <w:rPr>
-          <w:rFonts w:ascii="Book Antiqua" w:hAnsi="Book Antiqua" w:cs="Times New Roman"/>
-          <w:color w:val="000000" w:themeColor="text1"/>
-        </w:rPr>
-        <w:t>: A CONTRATANTE durante o prazo de vigência deste Contrato e por um período de 05 (cinco) anos após a conclusão ou rescisão dos termos e condições contratuais, concorda em preservar os livros, dados e registros que documentam com exatidão e integridade todos os serviços realizados, pagamentos recebidos ou feitos e gastos incorridos junto a FORNECEDORA ou de algum modo relacionados com a execução deste Contrato.</w:t>
-      </w:r>
-    </w:p>
-    <w:p>
-      <w:pPr>
-        <w:pStyle w:val="SemEspaamento"/>
-        <w:spacing w:line="276" w:lineRule="auto"/>
-        <w:jc w:val="both"/>
-        <w:rPr>
-          <w:rFonts w:ascii="Book Antiqua" w:hAnsi="Book Antiqua" w:cs="Times New Roman"/>
-          <w:color w:val="000000" w:themeColor="text1"/>
-        </w:rPr>
-      </w:pPr>
-    </w:p>
-    <w:p>
-      <w:pPr>
-        <w:pStyle w:val="SemEspaamento"/>
-        <w:spacing w:line="276" w:lineRule="auto"/>
-        <w:jc w:val="both"/>
-        <w:rPr>
-          <w:rFonts w:ascii="Book Antiqua" w:hAnsi="Book Antiqua" w:cs="Times New Roman"/>
-          <w:color w:val="000000" w:themeColor="text1"/>
-        </w:rPr>
-      </w:pPr>
-      <w:r>
-        <w:rPr>
-          <w:rFonts w:ascii="Book Antiqua" w:hAnsi="Book Antiqua" w:cs="Times New Roman"/>
-          <w:b/>
-          <w:bCs/>
-          <w:color w:val="000000" w:themeColor="text1"/>
-        </w:rPr>
-        <w:t>Parágrafo Único</w:t>
-      </w:r>
-      <w:r>
-        <w:rPr>
-          <w:rFonts w:ascii="Book Antiqua" w:hAnsi="Book Antiqua" w:cs="Times New Roman"/>
-          <w:b/>
-          <w:bCs/>
+        <w:t>TRIGÉSIMA SEGUNDA</w:t>
+      </w:r>
+      <w:r>
+        <w:rPr>
+          <w:rFonts w:ascii="Book Antiqua" w:hAnsi="Book Antiqua" w:cs="Times New Roman"/>
+          <w:color w:val="000000" w:themeColor="text1"/>
+        </w:rPr>
+        <w:t>: O projeto será iniciado somente após a assinatura do contrato e o pagamento da parcela inicial definida de forma integral.</w:t>
+      </w:r>
+    </w:p>
+    <w:p>
+      <w:pPr>
+        <w:pStyle w:val="SemEspaamento"/>
+        <w:spacing w:line="276" w:lineRule="auto"/>
+        <w:jc w:val="both"/>
+        <w:rPr>
+          <w:rFonts w:ascii="Book Antiqua" w:hAnsi="Book Antiqua" w:cs="Times New Roman"/>
+          <w:color w:val="000000" w:themeColor="text1"/>
+        </w:rPr>
+      </w:pPr>
+    </w:p>
+    <w:p>
+      <w:pPr>
+        <w:pStyle w:val="SemEspaamento"/>
+        <w:spacing w:line="276" w:lineRule="auto"/>
+        <w:jc w:val="both"/>
+        <w:rPr>
+          <w:rFonts w:ascii="Book Antiqua" w:hAnsi="Book Antiqua" w:cs="Times New Roman"/>
+          <w:color w:val="000000" w:themeColor="text1"/>
+        </w:rPr>
+      </w:pPr>
+      <w:r>
+        <w:rPr>
+          <w:rFonts w:ascii="Book Antiqua" w:hAnsi="Book Antiqua" w:cs="Times New Roman"/>
+          <w:b/>
+          <w:bCs/>
+          <w:color w:val="000000" w:themeColor="text1"/>
+        </w:rPr>
+        <w:t>CLÁUSULA TRIGÉSIMA TERCEIRA:</w:t>
+      </w:r>
+      <w:r>
+        <w:rPr>
+          <w:rFonts w:ascii="Book Antiqua" w:hAnsi="Book Antiqua" w:cs="Times New Roman"/>
+          <w:color w:val="000000" w:themeColor="text1"/>
+        </w:rPr>
+        <w:t xml:space="preserve"> </w:t>
+      </w:r>
+      <w:r>
+        <w:rPr>
+          <w:rFonts w:ascii="Book Antiqua" w:hAnsi="Book Antiqua" w:cs="Times New Roman"/>
+          <w:color w:val="000000" w:themeColor="text1"/>
+        </w:rPr>
+        <w:t>Qualquer modificação, alteração ou acréscimo pertinente ao presente Contrato s</w:t>
+      </w:r>
+      <w:r>
+        <w:rPr>
+          <w:rFonts w:ascii="Book Antiqua" w:hAnsi="Book Antiqua" w:cs="Times New Roman"/>
+          <w:color w:val="000000" w:themeColor="text1"/>
+        </w:rPr>
+        <w:t xml:space="preserve">omente </w:t>
+      </w:r>
+      <w:r>
+        <w:rPr>
+          <w:rFonts w:ascii="Book Antiqua" w:hAnsi="Book Antiqua" w:cs="Times New Roman"/>
+          <w:color w:val="000000" w:themeColor="text1"/>
+        </w:rPr>
+        <w:t>será admitida mediante a formalização de Termo Aditivo entre as Partes com a</w:t>
+      </w:r>
+      <w:r>
+        <w:rPr>
+          <w:rFonts w:ascii="Book Antiqua" w:hAnsi="Book Antiqua" w:cs="Times New Roman"/>
+          <w:color w:val="000000" w:themeColor="text1"/>
+        </w:rPr>
+        <w:t xml:space="preserve"> </w:t>
+      </w:r>
+      <w:r>
+        <w:rPr>
+          <w:rFonts w:ascii="Book Antiqua" w:hAnsi="Book Antiqua" w:cs="Times New Roman"/>
+          <w:color w:val="000000" w:themeColor="text1"/>
+        </w:rPr>
+        <w:t>finalidade específica;</w:t>
+      </w:r>
+    </w:p>
+    <w:p>
+      <w:pPr>
+        <w:pStyle w:val="SemEspaamento"/>
+        <w:spacing w:line="276" w:lineRule="auto"/>
+        <w:jc w:val="both"/>
+        <w:rPr>
+          <w:rFonts w:ascii="Book Antiqua" w:hAnsi="Book Antiqua" w:cs="Times New Roman"/>
+          <w:color w:val="000000" w:themeColor="text1"/>
+        </w:rPr>
+      </w:pPr>
+    </w:p>
+    <w:p>
+      <w:pPr>
+        <w:pStyle w:val="SemEspaamento"/>
+        <w:spacing w:line="276" w:lineRule="auto"/>
+        <w:jc w:val="both"/>
+        <w:rPr>
+          <w:rFonts w:ascii="Book Antiqua" w:hAnsi="Book Antiqua" w:cs="Times New Roman"/>
+          <w:color w:val="000000" w:themeColor="text1"/>
+        </w:rPr>
+      </w:pPr>
+      <w:r>
+        <w:rPr>
+          <w:rFonts w:ascii="Book Antiqua" w:hAnsi="Book Antiqua" w:cs="Times New Roman"/>
+          <w:b/>
+          <w:bCs/>
+          <w:color w:val="000000" w:themeColor="text1"/>
+        </w:rPr>
+        <w:t>CLÁUSULA TRIGÉSIMA QUARTA:</w:t>
+      </w:r>
+      <w:r>
+        <w:rPr>
+          <w:rFonts w:ascii="Book Antiqua" w:hAnsi="Book Antiqua" w:cs="Times New Roman"/>
+          <w:color w:val="000000" w:themeColor="text1"/>
+        </w:rPr>
+        <w:t xml:space="preserve"> </w:t>
+      </w:r>
+      <w:r>
+        <w:rPr>
+          <w:rFonts w:ascii="Book Antiqua" w:hAnsi="Book Antiqua" w:cs="Times New Roman"/>
+          <w:color w:val="000000" w:themeColor="text1"/>
+        </w:rPr>
+        <w:t xml:space="preserve">todos os comunicados entre as partes deverão ser realizados por meios convencionais e </w:t>
+      </w:r>
+      <w:r>
+        <w:rPr>
+          <w:rFonts w:ascii="Book Antiqua" w:hAnsi="Book Antiqua" w:cs="Times New Roman"/>
+          <w:color w:val="000000" w:themeColor="text1"/>
+        </w:rPr>
+        <w:t>legítimos (E</w:t>
+      </w:r>
+      <w:r>
+        <w:rPr>
+          <w:rFonts w:ascii="Book Antiqua" w:hAnsi="Book Antiqua" w:cs="Times New Roman"/>
+          <w:color w:val="000000" w:themeColor="text1"/>
+        </w:rPr>
+        <w:t>-</w:t>
+      </w:r>
+      <w:r>
+        <w:rPr>
+          <w:rFonts w:ascii="Book Antiqua" w:hAnsi="Book Antiqua" w:cs="Times New Roman"/>
+          <w:color w:val="000000" w:themeColor="text1"/>
+        </w:rPr>
+        <w:t xml:space="preserve">mails, </w:t>
+      </w:r>
+      <w:r>
+        <w:rPr>
+          <w:rFonts w:ascii="Book Antiqua" w:hAnsi="Book Antiqua" w:cs="Times New Roman"/>
+          <w:color w:val="000000" w:themeColor="text1"/>
+        </w:rPr>
+        <w:t>N</w:t>
+      </w:r>
+      <w:r>
+        <w:rPr>
+          <w:rFonts w:ascii="Book Antiqua" w:hAnsi="Book Antiqua" w:cs="Times New Roman"/>
+          <w:color w:val="000000" w:themeColor="text1"/>
+        </w:rPr>
+        <w:t>otificação, carta, WhatsApp) desde que previamente ajustados, sob pena de não reconhecimento</w:t>
+      </w:r>
+      <w:r>
+        <w:rPr>
+          <w:rFonts w:ascii="Book Antiqua" w:hAnsi="Book Antiqua" w:cs="Times New Roman"/>
+          <w:color w:val="000000" w:themeColor="text1"/>
+        </w:rPr>
+        <w:t xml:space="preserve"> e não validação para os fins que se destinam neste contrato.</w:t>
+      </w:r>
+      <w:r>
+        <w:rPr>
+          <w:rFonts w:ascii="Book Antiqua" w:hAnsi="Book Antiqua" w:cs="Times New Roman"/>
+          <w:color w:val="000000" w:themeColor="text1"/>
+        </w:rPr>
+        <w:t xml:space="preserve"> </w:t>
+      </w:r>
+      <w:r>
+        <w:rPr>
+          <w:rFonts w:ascii="Book Antiqua" w:hAnsi="Book Antiqua" w:cs="Times New Roman"/>
+          <w:color w:val="000000" w:themeColor="text1"/>
+        </w:rPr>
+        <w:t xml:space="preserve"> </w:t>
+      </w:r>
+    </w:p>
+    <w:p>
+      <w:pPr>
+        <w:pStyle w:val="SemEspaamento"/>
+        <w:spacing w:line="276" w:lineRule="auto"/>
+        <w:jc w:val="both"/>
+        <w:rPr>
+          <w:rFonts w:ascii="Book Antiqua" w:hAnsi="Book Antiqua" w:cs="Times New Roman"/>
+          <w:color w:val="000000" w:themeColor="text1"/>
+        </w:rPr>
+      </w:pPr>
+      <w:r>
+        <w:rPr>
+          <w:rFonts w:ascii="Book Antiqua" w:hAnsi="Book Antiqua" w:cs="Times New Roman"/>
+          <w:b/>
+          <w:bCs/>
+          <w:color w:val="000000" w:themeColor="text1"/>
+        </w:rPr>
+        <w:t>CLÁUSULA TRIGÉSIMA QUINTA</w:t>
+      </w:r>
+      <w:r>
+        <w:rPr>
+          <w:rFonts w:ascii="Book Antiqua" w:hAnsi="Book Antiqua" w:cs="Times New Roman"/>
           <w:color w:val="000000" w:themeColor="text1"/>
         </w:rPr>
         <w:t>:</w:t>
@@ -7799,138 +7835,6 @@
           <w:rFonts w:ascii="Book Antiqua" w:hAnsi="Book Antiqua" w:cs="Times New Roman"/>
           <w:color w:val="000000" w:themeColor="text1"/>
         </w:rPr>
-        <w:t xml:space="preserve"> Sem prejuízo das demais condições rescisórias previstas neste Contrato, caso ocorra alguma violação a representação, garantias, cláusulas, condições ou ainda quebra de qualquer termo substancial de qualquer outro contrato pela CONTRATANTE, e que guarde relação aos propósitos da Política de Anticorrupção, a CONTRATADA poderá, segundo seus próprios critérios e complementando quaisquer outros recursos constantes na lei ou neste Contrato, rescindir imediatamente este Contrato sem a obrigação de cumprimento de aviso prévio e pagamento de indenização, bem como a CONTRATANTE concorda em isentar e indenizar a CONTRATADA de toda e qualquer alegação, perda ou dano decorrente ou relacionado a tal violação. Na hipótese acima, todos os pedidos pendentes à CONTRATADA em relação ao objeto contratado serão imediatamente suspensos e/ou cancelados a critério desta.</w:t>
-      </w:r>
-    </w:p>
-    <w:p>
-      <w:pPr>
-        <w:pStyle w:val="SemEspaamento"/>
-        <w:spacing w:line="276" w:lineRule="auto"/>
-        <w:jc w:val="both"/>
-        <w:rPr>
-          <w:rFonts w:ascii="Book Antiqua" w:hAnsi="Book Antiqua" w:cs="Times New Roman"/>
-          <w:b/>
-          <w:bCs/>
-          <w:color w:val="000000" w:themeColor="text1"/>
-          <w:u w:val="single"/>
-        </w:rPr>
-      </w:pPr>
-    </w:p>
-    <w:p>
-      <w:pPr>
-        <w:pStyle w:val="SemEspaamento"/>
-        <w:spacing w:line="276" w:lineRule="auto"/>
-        <w:jc w:val="both"/>
-        <w:rPr>
-          <w:rFonts w:ascii="Book Antiqua" w:hAnsi="Book Antiqua" w:cs="Times New Roman"/>
-          <w:b/>
-          <w:bCs/>
-          <w:color w:val="000000" w:themeColor="text1"/>
-          <w:u w:val="single"/>
-        </w:rPr>
-      </w:pPr>
-      <w:r>
-        <w:rPr>
-          <w:rFonts w:ascii="Book Antiqua" w:hAnsi="Book Antiqua" w:cs="Times New Roman"/>
-          <w:b/>
-          <w:bCs/>
-          <w:color w:val="000000" w:themeColor="text1"/>
-          <w:u w:val="single"/>
-        </w:rPr>
-        <w:t xml:space="preserve">XV - </w:t>
-      </w:r>
-      <w:r>
-        <w:rPr>
-          <w:rFonts w:ascii="Book Antiqua" w:hAnsi="Book Antiqua" w:cs="Times New Roman"/>
-          <w:b/>
-          <w:bCs/>
-          <w:color w:val="000000" w:themeColor="text1"/>
-          <w:u w:val="single"/>
-        </w:rPr>
-        <w:t>DISPOSIÇÕES GERAIS</w:t>
-      </w:r>
-      <w:r>
-        <w:rPr>
-          <w:rFonts w:ascii="Book Antiqua" w:hAnsi="Book Antiqua" w:cs="Times New Roman"/>
-          <w:b/>
-          <w:bCs/>
-          <w:color w:val="000000" w:themeColor="text1"/>
-          <w:u w:val="single"/>
-        </w:rPr>
-        <w:t>:</w:t>
-      </w:r>
-    </w:p>
-    <w:p>
-      <w:pPr>
-        <w:pStyle w:val="SemEspaamento"/>
-        <w:spacing w:line="276" w:lineRule="auto"/>
-        <w:jc w:val="both"/>
-        <w:rPr>
-          <w:rFonts w:ascii="Book Antiqua" w:hAnsi="Book Antiqua" w:cs="Times New Roman"/>
-          <w:color w:val="000000" w:themeColor="text1"/>
-        </w:rPr>
-      </w:pPr>
-      <w:r>
-        <w:rPr>
-          <w:rFonts w:ascii="Book Antiqua" w:hAnsi="Book Antiqua" w:cs="Times New Roman"/>
-          <w:b/>
-          <w:bCs/>
-          <w:color w:val="000000" w:themeColor="text1"/>
-        </w:rPr>
-        <w:t xml:space="preserve">CLÁUSULA </w:t>
-      </w:r>
-      <w:r>
-        <w:rPr>
-          <w:rFonts w:ascii="Book Antiqua" w:hAnsi="Book Antiqua" w:cs="Times New Roman"/>
-          <w:b/>
-          <w:bCs/>
-          <w:color w:val="000000" w:themeColor="text1"/>
-        </w:rPr>
-        <w:t>TRIGÉSIMA SEGUNDA</w:t>
-      </w:r>
-      <w:r>
-        <w:rPr>
-          <w:rFonts w:ascii="Book Antiqua" w:hAnsi="Book Antiqua" w:cs="Times New Roman"/>
-          <w:color w:val="000000" w:themeColor="text1"/>
-        </w:rPr>
-        <w:t>: O projeto será iniciado somente após a assinatura do contrato e o pagamento da parcela inicial definida de forma integral.</w:t>
-      </w:r>
-    </w:p>
-    <w:p>
-      <w:pPr>
-        <w:pStyle w:val="SemEspaamento"/>
-        <w:spacing w:line="276" w:lineRule="auto"/>
-        <w:jc w:val="both"/>
-        <w:rPr>
-          <w:rFonts w:ascii="Book Antiqua" w:hAnsi="Book Antiqua" w:cs="Times New Roman"/>
-          <w:color w:val="000000" w:themeColor="text1"/>
-        </w:rPr>
-      </w:pPr>
-    </w:p>
-    <w:p>
-      <w:pPr>
-        <w:pStyle w:val="SemEspaamento"/>
-        <w:spacing w:line="276" w:lineRule="auto"/>
-        <w:jc w:val="both"/>
-        <w:rPr>
-          <w:rFonts w:ascii="Book Antiqua" w:hAnsi="Book Antiqua" w:cs="Times New Roman"/>
-          <w:color w:val="000000" w:themeColor="text1"/>
-        </w:rPr>
-      </w:pPr>
-      <w:r>
-        <w:rPr>
-          <w:rFonts w:ascii="Book Antiqua" w:hAnsi="Book Antiqua" w:cs="Times New Roman"/>
-          <w:b/>
-          <w:bCs/>
-          <w:color w:val="000000" w:themeColor="text1"/>
-        </w:rPr>
-        <w:t>CLÁUSULA TRIGÉSIMA TERCEIRA:</w:t>
-      </w:r>
-      <w:r>
-        <w:rPr>
-          <w:rFonts w:ascii="Book Antiqua" w:hAnsi="Book Antiqua" w:cs="Times New Roman"/>
-          <w:color w:val="000000" w:themeColor="text1"/>
-        </w:rPr>
         <w:t xml:space="preserve"> </w:t>
       </w:r>
       <w:r>
@@ -7938,176 +7842,6 @@
           <w:rFonts w:ascii="Book Antiqua" w:hAnsi="Book Antiqua" w:cs="Times New Roman"/>
           <w:color w:val="000000" w:themeColor="text1"/>
         </w:rPr>
-        <w:t>Qualquer modificação, alteração ou acréscimo pertinente ao presente Contrato s</w:t>
-      </w:r>
-      <w:r>
-        <w:rPr>
-          <w:rFonts w:ascii="Book Antiqua" w:hAnsi="Book Antiqua" w:cs="Times New Roman"/>
-          <w:color w:val="000000" w:themeColor="text1"/>
-        </w:rPr>
-        <w:t xml:space="preserve">omente </w:t>
-      </w:r>
-      <w:r>
-        <w:rPr>
-          <w:rFonts w:ascii="Book Antiqua" w:hAnsi="Book Antiqua" w:cs="Times New Roman"/>
-          <w:color w:val="000000" w:themeColor="text1"/>
-        </w:rPr>
-        <w:t>será admitida mediante a formalização de Termo Aditivo entre as Partes com a</w:t>
-      </w:r>
-      <w:r>
-        <w:rPr>
-          <w:rFonts w:ascii="Book Antiqua" w:hAnsi="Book Antiqua" w:cs="Times New Roman"/>
-          <w:color w:val="000000" w:themeColor="text1"/>
-        </w:rPr>
-        <w:t xml:space="preserve"> </w:t>
-      </w:r>
-      <w:r>
-        <w:rPr>
-          <w:rFonts w:ascii="Book Antiqua" w:hAnsi="Book Antiqua" w:cs="Times New Roman"/>
-          <w:color w:val="000000" w:themeColor="text1"/>
-        </w:rPr>
-        <w:t>finalidade específica;</w:t>
-      </w:r>
-    </w:p>
-    <w:p>
-      <w:pPr>
-        <w:pStyle w:val="SemEspaamento"/>
-        <w:spacing w:line="276" w:lineRule="auto"/>
-        <w:jc w:val="both"/>
-        <w:rPr>
-          <w:rFonts w:ascii="Book Antiqua" w:hAnsi="Book Antiqua" w:cs="Times New Roman"/>
-          <w:color w:val="000000" w:themeColor="text1"/>
-        </w:rPr>
-      </w:pPr>
-    </w:p>
-    <w:p>
-      <w:pPr>
-        <w:pStyle w:val="SemEspaamento"/>
-        <w:spacing w:line="276" w:lineRule="auto"/>
-        <w:jc w:val="both"/>
-        <w:rPr>
-          <w:rFonts w:ascii="Book Antiqua" w:hAnsi="Book Antiqua" w:cs="Times New Roman"/>
-          <w:color w:val="000000" w:themeColor="text1"/>
-        </w:rPr>
-      </w:pPr>
-      <w:r>
-        <w:rPr>
-          <w:rFonts w:ascii="Book Antiqua" w:hAnsi="Book Antiqua" w:cs="Times New Roman"/>
-          <w:b/>
-          <w:bCs/>
-          <w:color w:val="000000" w:themeColor="text1"/>
-        </w:rPr>
-        <w:t>CLÁUSULA TRIGÉSIMA QUARTA:</w:t>
-      </w:r>
-      <w:r>
-        <w:rPr>
-          <w:rFonts w:ascii="Book Antiqua" w:hAnsi="Book Antiqua" w:cs="Times New Roman"/>
-          <w:color w:val="000000" w:themeColor="text1"/>
-        </w:rPr>
-        <w:t xml:space="preserve"> </w:t>
-      </w:r>
-      <w:r>
-        <w:rPr>
-          <w:rFonts w:ascii="Book Antiqua" w:hAnsi="Book Antiqua" w:cs="Times New Roman"/>
-          <w:color w:val="000000" w:themeColor="text1"/>
-        </w:rPr>
-        <w:t xml:space="preserve">todos os comunicados entre as partes deverão ser realizados por meios convencionais e </w:t>
-      </w:r>
-      <w:r>
-        <w:rPr>
-          <w:rFonts w:ascii="Book Antiqua" w:hAnsi="Book Antiqua" w:cs="Times New Roman"/>
-          <w:color w:val="000000" w:themeColor="text1"/>
-        </w:rPr>
-        <w:t>legítimos (E</w:t>
-      </w:r>
-      <w:r>
-        <w:rPr>
-          <w:rFonts w:ascii="Book Antiqua" w:hAnsi="Book Antiqua" w:cs="Times New Roman"/>
-          <w:color w:val="000000" w:themeColor="text1"/>
-        </w:rPr>
-        <w:t>-</w:t>
-      </w:r>
-      <w:r>
-        <w:rPr>
-          <w:rFonts w:ascii="Book Antiqua" w:hAnsi="Book Antiqua" w:cs="Times New Roman"/>
-          <w:color w:val="000000" w:themeColor="text1"/>
-        </w:rPr>
-        <w:t xml:space="preserve">mails, </w:t>
-      </w:r>
-      <w:r>
-        <w:rPr>
-          <w:rFonts w:ascii="Book Antiqua" w:hAnsi="Book Antiqua" w:cs="Times New Roman"/>
-          <w:color w:val="000000" w:themeColor="text1"/>
-        </w:rPr>
-        <w:t>N</w:t>
-      </w:r>
-      <w:r>
-        <w:rPr>
-          <w:rFonts w:ascii="Book Antiqua" w:hAnsi="Book Antiqua" w:cs="Times New Roman"/>
-          <w:color w:val="000000" w:themeColor="text1"/>
-        </w:rPr>
-        <w:t>otificação, carta, WhatsApp) desde que previamente ajustados, sob pena de não reconhecimento</w:t>
-      </w:r>
-      <w:r>
-        <w:rPr>
-          <w:rFonts w:ascii="Book Antiqua" w:hAnsi="Book Antiqua" w:cs="Times New Roman"/>
-          <w:color w:val="000000" w:themeColor="text1"/>
-        </w:rPr>
-        <w:t xml:space="preserve"> e não validação para os fins que se destinam neste contrato.</w:t>
-      </w:r>
-      <w:r>
-        <w:rPr>
-          <w:rFonts w:ascii="Book Antiqua" w:hAnsi="Book Antiqua" w:cs="Times New Roman"/>
-          <w:color w:val="000000" w:themeColor="text1"/>
-        </w:rPr>
-        <w:t xml:space="preserve"> </w:t>
-      </w:r>
-      <w:r>
-        <w:rPr>
-          <w:rFonts w:ascii="Book Antiqua" w:hAnsi="Book Antiqua" w:cs="Times New Roman"/>
-          <w:color w:val="000000" w:themeColor="text1"/>
-        </w:rPr>
-        <w:t xml:space="preserve"> </w:t>
-      </w:r>
-    </w:p>
-    <w:p>
-      <w:pPr>
-        <w:pStyle w:val="SemEspaamento"/>
-        <w:spacing w:line="276" w:lineRule="auto"/>
-        <w:jc w:val="both"/>
-        <w:rPr>
-          <w:rFonts w:ascii="Book Antiqua" w:hAnsi="Book Antiqua" w:cs="Times New Roman"/>
-          <w:color w:val="000000" w:themeColor="text1"/>
-        </w:rPr>
-      </w:pPr>
-      <w:r>
-        <w:rPr>
-          <w:rFonts w:ascii="Book Antiqua" w:hAnsi="Book Antiqua" w:cs="Times New Roman"/>
-          <w:b/>
-          <w:bCs/>
-          <w:color w:val="000000" w:themeColor="text1"/>
-        </w:rPr>
-        <w:t>CLÁUSULA TRIGÉSIMA QUINTA</w:t>
-      </w:r>
-      <w:r>
-        <w:rPr>
-          <w:rFonts w:ascii="Book Antiqua" w:hAnsi="Book Antiqua" w:cs="Times New Roman"/>
-          <w:color w:val="000000" w:themeColor="text1"/>
-        </w:rPr>
-        <w:t>:</w:t>
-      </w:r>
-      <w:r>
-        <w:rPr>
-          <w:rFonts w:ascii="Book Antiqua" w:hAnsi="Book Antiqua" w:cs="Times New Roman"/>
-          <w:color w:val="000000" w:themeColor="text1"/>
-        </w:rPr>
-        <w:t xml:space="preserve"> </w:t>
-      </w:r>
-      <w:r>
-        <w:rPr>
-          <w:rFonts w:ascii="Book Antiqua" w:hAnsi="Book Antiqua" w:cs="Times New Roman"/>
-          <w:color w:val="000000" w:themeColor="text1"/>
-        </w:rPr>
         <w:t xml:space="preserve">Declara o </w:t>
       </w:r>
       <w:r>
@@ -8254,6 +7988,7 @@
           <w:bCs/>
           <w:color w:val="000000" w:themeColor="text1"/>
         </w:rPr>
+        <w:lastRenderedPageBreak/>
         <w:t xml:space="preserve">Parágrafo </w:t>
       </w:r>
       <w:r>
@@ -9098,7 +8833,7 @@
                                   <w:sz w:val="28"/>
                                   <w:szCs w:val="28"/>
                                 </w:rPr>
-                                <w:t>6</w:t>
+                                <w:t>13</w:t>
                               </w:r>
                               <w:r>
                                 <w:rPr>
@@ -9174,7 +8909,7 @@
                             <w:sz w:val="28"/>
                             <w:szCs w:val="28"/>
                           </w:rPr>
-                          <w:t>6</w:t>
+                          <w:t>13</w:t>
                         </w:r>
                         <w:r>
                           <w:rPr>
@@ -10019,6 +9754,119 @@
     </w:lvl>
   </w:abstractNum>
   <w:abstractNum w:abstractNumId="7" w15:restartNumberingAfterBreak="0">
+    <w:nsid w:val="46520678"/>
+    <w:multiLevelType w:val="hybridMultilevel"/>
+    <w:tmpl w:val="D86AF862"/>
+    <w:lvl w:ilvl="0" w:tplc="04160001">
+      <w:start w:val="1"/>
+      <w:numFmt w:val="bullet"/>
+      <w:lvlText w:val=""/>
+      <w:lvlJc w:val="left"/>
+      <w:pPr>
+        <w:ind w:left="720" w:hanging="360"/>
+      </w:pPr>
+      <w:rPr>
+        <w:rFonts w:ascii="Symbol" w:hAnsi="Symbol" w:hint="default"/>
+      </w:rPr>
+    </w:lvl>
+    <w:lvl w:ilvl="1" w:tplc="04160003" w:tentative="1">
+      <w:start w:val="1"/>
+      <w:numFmt w:val="bullet"/>
+      <w:lvlText w:val="o"/>
+      <w:lvlJc w:val="left"/>
+      <w:pPr>
+        <w:ind w:left="1440" w:hanging="360"/>
+      </w:pPr>
+      <w:rPr>
+        <w:rFonts w:ascii="Courier New" w:hAnsi="Courier New" w:cs="Courier New" w:hint="default"/>
+      </w:rPr>
+    </w:lvl>
+    <w:lvl w:ilvl="2" w:tplc="04160005" w:tentative="1">
+      <w:start w:val="1"/>
+      <w:numFmt w:val="bullet"/>
+      <w:lvlText w:val=""/>
+      <w:lvlJc w:val="left"/>
+      <w:pPr>
+        <w:ind w:left="2160" w:hanging="360"/>
+      </w:pPr>
+      <w:rPr>
+        <w:rFonts w:ascii="Wingdings" w:hAnsi="Wingdings" w:hint="default"/>
+      </w:rPr>
+    </w:lvl>
+    <w:lvl w:ilvl="3" w:tplc="04160001" w:tentative="1">
+      <w:start w:val="1"/>
+      <w:numFmt w:val="bullet"/>
+      <w:lvlText w:val=""/>
+      <w:lvlJc w:val="left"/>
+      <w:pPr>
+        <w:ind w:left="2880" w:hanging="360"/>
+      </w:pPr>
+      <w:rPr>
+        <w:rFonts w:ascii="Symbol" w:hAnsi="Symbol" w:hint="default"/>
+      </w:rPr>
+    </w:lvl>
+    <w:lvl w:ilvl="4" w:tplc="04160003" w:tentative="1">
+      <w:start w:val="1"/>
+      <w:numFmt w:val="bullet"/>
+      <w:lvlText w:val="o"/>
+      <w:lvlJc w:val="left"/>
+      <w:pPr>
+        <w:ind w:left="3600" w:hanging="360"/>
+      </w:pPr>
+      <w:rPr>
+        <w:rFonts w:ascii="Courier New" w:hAnsi="Courier New" w:cs="Courier New" w:hint="default"/>
+      </w:rPr>
+    </w:lvl>
+    <w:lvl w:ilvl="5" w:tplc="04160005" w:tentative="1">
+      <w:start w:val="1"/>
+      <w:numFmt w:val="bullet"/>
+      <w:lvlText w:val=""/>
+      <w:lvlJc w:val="left"/>
+      <w:pPr>
+        <w:ind w:left="4320" w:hanging="360"/>
+      </w:pPr>
+      <w:rPr>
+        <w:rFonts w:ascii="Wingdings" w:hAnsi="Wingdings" w:hint="default"/>
+      </w:rPr>
+    </w:lvl>
+    <w:lvl w:ilvl="6" w:tplc="04160001" w:tentative="1">
+      <w:start w:val="1"/>
+      <w:numFmt w:val="bullet"/>
+      <w:lvlText w:val=""/>
+      <w:lvlJc w:val="left"/>
+      <w:pPr>
+        <w:ind w:left="5040" w:hanging="360"/>
+      </w:pPr>
+      <w:rPr>
+        <w:rFonts w:ascii="Symbol" w:hAnsi="Symbol" w:hint="default"/>
+      </w:rPr>
+    </w:lvl>
+    <w:lvl w:ilvl="7" w:tplc="04160003" w:tentative="1">
+      <w:start w:val="1"/>
+      <w:numFmt w:val="bullet"/>
+      <w:lvlText w:val="o"/>
+      <w:lvlJc w:val="left"/>
+      <w:pPr>
+        <w:ind w:left="5760" w:hanging="360"/>
+      </w:pPr>
+      <w:rPr>
+        <w:rFonts w:ascii="Courier New" w:hAnsi="Courier New" w:cs="Courier New" w:hint="default"/>
+      </w:rPr>
+    </w:lvl>
+    <w:lvl w:ilvl="8" w:tplc="04160005" w:tentative="1">
+      <w:start w:val="1"/>
+      <w:numFmt w:val="bullet"/>
+      <w:lvlText w:val=""/>
+      <w:lvlJc w:val="left"/>
+      <w:pPr>
+        <w:ind w:left="6480" w:hanging="360"/>
+      </w:pPr>
+      <w:rPr>
+        <w:rFonts w:ascii="Wingdings" w:hAnsi="Wingdings" w:hint="default"/>
+      </w:rPr>
+    </w:lvl>
+  </w:abstractNum>
+  <w:abstractNum w:abstractNumId="8" w15:restartNumberingAfterBreak="0">
     <w:nsid w:val="4E0424BA"/>
     <w:multiLevelType w:val="hybridMultilevel"/>
     <w:tmpl w:val="ECAC125C"/>
@@ -10107,7 +9955,7 @@
       </w:pPr>
     </w:lvl>
   </w:abstractNum>
-  <w:abstractNum w:abstractNumId="8" w15:restartNumberingAfterBreak="0">
+  <w:abstractNum w:abstractNumId="9" w15:restartNumberingAfterBreak="0">
     <w:nsid w:val="5DF70591"/>
     <w:multiLevelType w:val="hybridMultilevel"/>
     <w:tmpl w:val="660414DE"/>
@@ -10220,7 +10068,7 @@
       </w:rPr>
     </w:lvl>
   </w:abstractNum>
-  <w:abstractNum w:abstractNumId="9" w15:restartNumberingAfterBreak="0">
+  <w:abstractNum w:abstractNumId="10" w15:restartNumberingAfterBreak="0">
     <w:nsid w:val="63306CA5"/>
     <w:multiLevelType w:val="hybridMultilevel"/>
     <w:tmpl w:val="8458C86C"/>
@@ -10306,7 +10154,7 @@
       </w:pPr>
     </w:lvl>
   </w:abstractNum>
-  <w:abstractNum w:abstractNumId="10" w15:restartNumberingAfterBreak="0">
+  <w:abstractNum w:abstractNumId="11" w15:restartNumberingAfterBreak="0">
     <w:nsid w:val="738455C7"/>
     <w:multiLevelType w:val="hybridMultilevel"/>
     <w:tmpl w:val="D8EC52BC"/>
@@ -10395,7 +10243,7 @@
       </w:pPr>
     </w:lvl>
   </w:abstractNum>
-  <w:abstractNum w:abstractNumId="11" w15:restartNumberingAfterBreak="0">
+  <w:abstractNum w:abstractNumId="12" w15:restartNumberingAfterBreak="0">
     <w:nsid w:val="7942287F"/>
     <w:multiLevelType w:val="hybridMultilevel"/>
     <w:tmpl w:val="31B0937E"/>
@@ -10488,13 +10336,13 @@
     <w:abstractNumId w:val="5"/>
   </w:num>
   <w:num w:numId="2">
-    <w:abstractNumId w:val="7"/>
+    <w:abstractNumId w:val="8"/>
   </w:num>
   <w:num w:numId="3">
-    <w:abstractNumId w:val="11"/>
+    <w:abstractNumId w:val="12"/>
   </w:num>
   <w:num w:numId="4">
-    <w:abstractNumId w:val="9"/>
+    <w:abstractNumId w:val="10"/>
   </w:num>
   <w:num w:numId="5">
     <w:abstractNumId w:val="4"/>
@@ -10503,10 +10351,10 @@
     <w:abstractNumId w:val="2"/>
   </w:num>
   <w:num w:numId="7">
-    <w:abstractNumId w:val="10"/>
+    <w:abstractNumId w:val="11"/>
   </w:num>
   <w:num w:numId="8">
-    <w:abstractNumId w:val="8"/>
+    <w:abstractNumId w:val="9"/>
   </w:num>
   <w:num w:numId="9">
     <w:abstractNumId w:val="6"/>
@@ -10519,6 +10367,9 @@
   </w:num>
   <w:num w:numId="12">
     <w:abstractNumId w:val="1"/>
+  </w:num>
+  <w:num w:numId="13">
+    <w:abstractNumId w:val="7"/>
   </w:num>
 </w:numbering>
 </file>
@@ -11457,7 +11308,7 @@
 </file>
 
 <file path=customXml/itemProps1.xml><?xml version="1.0" encoding="utf-8"?>
-<ds:datastoreItem xmlns:ds="http://schemas.openxmlformats.org/officeDocument/2006/customXml" ds:itemID="{71ED8BA0-5BDF-4F58-8736-ED8B8B2B62FF}">
+<ds:datastoreItem xmlns:ds="http://schemas.openxmlformats.org/officeDocument/2006/customXml" ds:itemID="{E7F93EAE-8ADB-4B5E-BD10-E9A2B9EE7056}">
   <ds:schemaRefs>
     <ds:schemaRef ds:uri="http://schemas.openxmlformats.org/officeDocument/2006/bibliography"/>
   </ds:schemaRefs>

--- a/contrato.docx
+++ b/contrato.docx
@@ -991,7 +991,6 @@
           <w:rFonts w:ascii="Book Antiqua" w:hAnsi="Book Antiqua" w:cs="Times New Roman"/>
           <w:i/>
           <w:iCs/>
-          <w:highlight w:val="yellow"/>
         </w:rPr>
         <w:t>Brinquedo será todo colorido com cores aleatórias</w:t>
       </w:r>
@@ -1000,7 +999,6 @@
           <w:rFonts w:ascii="Book Antiqua" w:hAnsi="Book Antiqua" w:cs="Times New Roman"/>
           <w:i/>
           <w:iCs/>
-          <w:highlight w:val="yellow"/>
         </w:rPr>
         <w:t xml:space="preserve"> disponíveis em estoque.</w:t>
       </w:r>
@@ -1022,8 +1020,6 @@
           <w:sz w:val="18"/>
         </w:rPr>
       </w:pPr>
-      <w:bookmarkStart w:id="0" w:name="_GoBack"/>
-      <w:bookmarkEnd w:id="0"/>
       <w:r>
         <w:rPr>
           <w:rFonts w:ascii="Book Antiqua" w:hAnsi="Book Antiqua" w:cs="Times New Roman"/>
@@ -1493,141 +1489,116 @@
           <w:rFonts w:ascii="Book Antiqua" w:hAnsi="Book Antiqua" w:cs="Times New Roman"/>
           <w:color w:val="000000" w:themeColor="text1"/>
         </w:rPr>
-        <w:t xml:space="preserve">Para a aquisição do equipamento acima disposto, a COMPRADOR(A) pagará à VENDENDORA o valor líquido </w:t>
-      </w:r>
-      <w:r>
-        <w:rPr>
-          <w:rFonts w:ascii="Book Antiqua" w:hAnsi="Book Antiqua" w:cs="Times New Roman"/>
-        </w:rPr>
-        <w:t xml:space="preserve">de </w:t>
-      </w:r>
-      <w:r>
-        <w:rPr>
-          <w:rFonts w:ascii="Book Antiqua" w:hAnsi="Book Antiqua" w:cs="Times New Roman"/>
-          <w:b/>
-          <w:bCs/>
-          <w:i/>
-          <w:iCs/>
-          <w:highlight w:val="yellow"/>
-          <w:u w:val="single"/>
-        </w:rPr>
-        <w:t xml:space="preserve">R$ </w:t>
-      </w:r>
-      <w:r>
-        <w:rPr>
-          <w:rFonts w:ascii="Book Antiqua" w:hAnsi="Book Antiqua" w:cs="Times New Roman"/>
-          <w:b/>
-          <w:bCs/>
-          <w:i/>
-          <w:iCs/>
-          <w:highlight w:val="yellow"/>
-          <w:u w:val="single"/>
-        </w:rPr>
-        <w:t>13.200,00</w:t>
-      </w:r>
-      <w:r>
-        <w:rPr>
-          <w:rFonts w:ascii="Book Antiqua" w:hAnsi="Book Antiqua" w:cs="Times New Roman"/>
-          <w:b/>
-          <w:bCs/>
-          <w:i/>
-          <w:iCs/>
-          <w:highlight w:val="yellow"/>
-          <w:u w:val="single"/>
+        <w:t xml:space="preserve">Para a aquisição do equipamento acima disposto, a </w:t>
+      </w:r>
+      <w:proofErr w:type="gramStart"/>
+      <w:r>
+        <w:rPr>
+          <w:rFonts w:ascii="Book Antiqua" w:hAnsi="Book Antiqua" w:cs="Times New Roman"/>
+          <w:color w:val="000000" w:themeColor="text1"/>
+        </w:rPr>
+        <w:t>COMPRADOR(</w:t>
+      </w:r>
+      <w:proofErr w:type="gramEnd"/>
+      <w:r>
+        <w:rPr>
+          <w:rFonts w:ascii="Book Antiqua" w:hAnsi="Book Antiqua" w:cs="Times New Roman"/>
+          <w:color w:val="000000" w:themeColor="text1"/>
+        </w:rPr>
+        <w:t xml:space="preserve">A) pagará à VENDENDORA o valor líquido </w:t>
+      </w:r>
+      <w:r>
+        <w:rPr>
+          <w:rFonts w:ascii="Book Antiqua" w:hAnsi="Book Antiqua" w:cs="Times New Roman"/>
+        </w:rPr>
+        <w:t>de</w:t>
+      </w:r>
+      <w:r>
+        <w:rPr>
+          <w:rFonts w:ascii="Book Antiqua" w:hAnsi="Book Antiqua" w:cs="Times New Roman"/>
+        </w:rPr>
+        <w:t xml:space="preserve"> </w:t>
+      </w:r>
+      <w:r>
+        <w:rPr>
+          <w:b/>
+          <w:bCs/>
+          <w:sz w:val="28"/>
+        </w:rPr>
+        <w:t xml:space="preserve">{{ </w:t>
+      </w:r>
+      <w:r>
+        <w:rPr>
+          <w:b/>
+          <w:bCs/>
+          <w:sz w:val="28"/>
+        </w:rPr>
+        <w:t>VALOR_TOTAL</w:t>
+      </w:r>
+      <w:r>
+        <w:rPr>
+          <w:b/>
+          <w:bCs/>
+          <w:sz w:val="28"/>
+        </w:rPr>
+        <w:t xml:space="preserve"> }}</w:t>
+      </w:r>
+      <w:r>
+        <w:rPr>
+          <w:b/>
+          <w:bCs/>
+          <w:sz w:val="28"/>
         </w:rPr>
         <w:t xml:space="preserve"> (</w:t>
       </w:r>
       <w:r>
         <w:rPr>
-          <w:rFonts w:ascii="Book Antiqua" w:hAnsi="Book Antiqua" w:cs="Times New Roman"/>
-          <w:b/>
-          <w:bCs/>
-          <w:i/>
-          <w:iCs/>
-          <w:highlight w:val="yellow"/>
-          <w:u w:val="single"/>
-        </w:rPr>
-        <w:t>treze</w:t>
-      </w:r>
-      <w:r>
-        <w:rPr>
-          <w:rFonts w:ascii="Book Antiqua" w:hAnsi="Book Antiqua" w:cs="Times New Roman"/>
-          <w:b/>
-          <w:bCs/>
-          <w:i/>
-          <w:iCs/>
-          <w:highlight w:val="yellow"/>
-          <w:u w:val="single"/>
-        </w:rPr>
-        <w:t xml:space="preserve"> mil</w:t>
-      </w:r>
-      <w:r>
-        <w:rPr>
-          <w:rFonts w:ascii="Book Antiqua" w:hAnsi="Book Antiqua" w:cs="Times New Roman"/>
-          <w:b/>
-          <w:bCs/>
-          <w:i/>
-          <w:iCs/>
-          <w:highlight w:val="yellow"/>
-          <w:u w:val="single"/>
-        </w:rPr>
-        <w:t xml:space="preserve">, </w:t>
-      </w:r>
-      <w:r>
-        <w:rPr>
-          <w:rFonts w:ascii="Book Antiqua" w:hAnsi="Book Antiqua" w:cs="Times New Roman"/>
-          <w:b/>
-          <w:bCs/>
-          <w:i/>
-          <w:iCs/>
-          <w:highlight w:val="yellow"/>
-          <w:u w:val="single"/>
-        </w:rPr>
-        <w:t>duzentos</w:t>
-      </w:r>
-      <w:r>
-        <w:rPr>
-          <w:rFonts w:ascii="Book Antiqua" w:hAnsi="Book Antiqua" w:cs="Times New Roman"/>
-          <w:b/>
-          <w:bCs/>
-          <w:i/>
-          <w:iCs/>
-          <w:highlight w:val="yellow"/>
-          <w:u w:val="single"/>
-        </w:rPr>
-        <w:t xml:space="preserve"> </w:t>
-      </w:r>
-      <w:r>
-        <w:rPr>
-          <w:rFonts w:ascii="Book Antiqua" w:hAnsi="Book Antiqua" w:cs="Times New Roman"/>
-          <w:b/>
-          <w:bCs/>
-          <w:i/>
-          <w:iCs/>
-          <w:highlight w:val="yellow"/>
-          <w:u w:val="single"/>
-        </w:rPr>
-        <w:t>reais</w:t>
-      </w:r>
-      <w:r>
-        <w:rPr>
-          <w:rFonts w:ascii="Book Antiqua" w:hAnsi="Book Antiqua" w:cs="Times New Roman"/>
-          <w:b/>
-          <w:bCs/>
-          <w:i/>
-          <w:iCs/>
-          <w:highlight w:val="yellow"/>
-          <w:u w:val="single"/>
-        </w:rPr>
-        <w:t>)</w:t>
-      </w:r>
-      <w:r>
-        <w:rPr>
-          <w:rFonts w:ascii="Book Antiqua" w:hAnsi="Book Antiqua" w:cs="Times New Roman"/>
-          <w:highlight w:val="yellow"/>
+          <w:b/>
+          <w:bCs/>
+          <w:sz w:val="28"/>
+        </w:rPr>
+        <w:t xml:space="preserve">{{ </w:t>
+      </w:r>
+      <w:r>
+        <w:rPr>
+          <w:b/>
+          <w:bCs/>
+          <w:sz w:val="28"/>
+        </w:rPr>
+        <w:t>VALOR_</w:t>
+      </w:r>
+      <w:r>
+        <w:rPr>
+          <w:b/>
+          <w:bCs/>
+          <w:sz w:val="28"/>
+        </w:rPr>
+        <w:t>EXTENSO</w:t>
+      </w:r>
+      <w:r>
+        <w:rPr>
+          <w:b/>
+          <w:bCs/>
+          <w:sz w:val="28"/>
+        </w:rPr>
+        <w:t xml:space="preserve"> }}</w:t>
+      </w:r>
+      <w:r>
+        <w:rPr>
+          <w:b/>
+          <w:bCs/>
+          <w:sz w:val="28"/>
+        </w:rPr>
+        <w:t xml:space="preserve"> )</w:t>
+      </w:r>
+      <w:r>
+        <w:rPr>
+          <w:rFonts w:ascii="Book Antiqua" w:hAnsi="Book Antiqua" w:cs="Times New Roman"/>
         </w:rPr>
         <w:t>,</w:t>
       </w:r>
+      <w:bookmarkStart w:id="0" w:name="_GoBack"/>
+      <w:bookmarkEnd w:id="0"/>
       <w:r>
         <w:rPr>
           <w:rFonts w:ascii="Book Antiqua" w:hAnsi="Book Antiqua" w:cs="Times New Roman"/>
@@ -1978,574 +1949,573 @@
           <w:b/>
           <w:color w:val="000000" w:themeColor="text1"/>
         </w:rPr>
+        <w:t>Parágrafo Quinto:</w:t>
+      </w:r>
+      <w:r>
+        <w:rPr>
+          <w:rFonts w:ascii="Book Antiqua" w:hAnsi="Book Antiqua" w:cs="Times New Roman"/>
+          <w:color w:val="000000" w:themeColor="text1"/>
+        </w:rPr>
+        <w:t xml:space="preserve"> No caso de inadimplemento de qualquer das obrigações previstas nesta Cláusula por parte do COMPRADOR(A), além da incidência dos encargos estipulados na Parágrafo Quarto, haverá a inscrição desta nos órgãos de proteção ao crédito (SPC/SERASA), respeitada a notificação prévia destes para ciência das pendências existentes, pelo que na inércia, serão adotadas estas e outras providências para o recebimento, tais como protesto e cobrança judicial.</w:t>
+      </w:r>
+    </w:p>
+    <w:p>
+      <w:pPr>
+        <w:pStyle w:val="SemEspaamento"/>
+        <w:spacing w:line="276" w:lineRule="auto"/>
+        <w:jc w:val="both"/>
+        <w:rPr>
+          <w:rFonts w:ascii="Book Antiqua" w:hAnsi="Book Antiqua" w:cs="Times New Roman"/>
+          <w:color w:val="000000" w:themeColor="text1"/>
+        </w:rPr>
+      </w:pPr>
+    </w:p>
+    <w:p>
+      <w:pPr>
+        <w:pStyle w:val="SemEspaamento"/>
+        <w:spacing w:line="276" w:lineRule="auto"/>
+        <w:jc w:val="both"/>
+        <w:rPr>
+          <w:rFonts w:ascii="Book Antiqua" w:hAnsi="Book Antiqua" w:cs="Times New Roman"/>
+          <w:b/>
+          <w:color w:val="000000" w:themeColor="text1"/>
+          <w:u w:val="single"/>
+        </w:rPr>
+      </w:pPr>
+      <w:r>
+        <w:rPr>
+          <w:rFonts w:ascii="Book Antiqua" w:hAnsi="Book Antiqua" w:cs="Times New Roman"/>
+          <w:b/>
+          <w:color w:val="000000" w:themeColor="text1"/>
+          <w:u w:val="single"/>
+        </w:rPr>
+        <w:t xml:space="preserve">III </w:t>
+      </w:r>
+      <w:r>
+        <w:rPr>
+          <w:rFonts w:ascii="Book Antiqua" w:hAnsi="Book Antiqua" w:cs="Times New Roman"/>
+          <w:b/>
+          <w:color w:val="000000" w:themeColor="text1"/>
+          <w:u w:val="single"/>
+        </w:rPr>
+        <w:t>–</w:t>
+      </w:r>
+      <w:r>
+        <w:rPr>
+          <w:rFonts w:ascii="Book Antiqua" w:hAnsi="Book Antiqua" w:cs="Times New Roman"/>
+          <w:b/>
+          <w:color w:val="000000" w:themeColor="text1"/>
+          <w:u w:val="single"/>
+        </w:rPr>
+        <w:t xml:space="preserve"> DO</w:t>
+      </w:r>
+      <w:r>
+        <w:rPr>
+          <w:rFonts w:ascii="Book Antiqua" w:hAnsi="Book Antiqua" w:cs="Times New Roman"/>
+          <w:b/>
+          <w:color w:val="000000" w:themeColor="text1"/>
+          <w:u w:val="single"/>
+        </w:rPr>
+        <w:t xml:space="preserve"> RECEBIMENTO DO EQUIPAMENTO E LOCAL DA MONTAGEM</w:t>
+      </w:r>
+    </w:p>
+    <w:p>
+      <w:pPr>
+        <w:pStyle w:val="SemEspaamento"/>
+        <w:spacing w:line="276" w:lineRule="auto"/>
+        <w:jc w:val="both"/>
+        <w:rPr>
+          <w:rFonts w:ascii="Book Antiqua" w:hAnsi="Book Antiqua" w:cs="Times New Roman"/>
+          <w:color w:val="000000" w:themeColor="text1"/>
+        </w:rPr>
+      </w:pPr>
+      <w:r>
+        <w:rPr>
+          <w:rFonts w:ascii="Book Antiqua" w:hAnsi="Book Antiqua" w:cs="Times New Roman"/>
+          <w:b/>
+          <w:color w:val="000000" w:themeColor="text1"/>
+        </w:rPr>
+        <w:t xml:space="preserve">CLAÚSULA QUINTA – </w:t>
+      </w:r>
+      <w:r>
+        <w:rPr>
+          <w:rFonts w:ascii="Book Antiqua" w:hAnsi="Book Antiqua" w:cs="Times New Roman"/>
+          <w:color w:val="000000" w:themeColor="text1"/>
+        </w:rPr>
+        <w:t>Para a entrega e instalação dos produtos adquiridos, compromete-se o COMPRADOR(A) disponibilizar o local da montagem totalmente limpo, livre de entulhos ou objetos que possam atrapalhar ou impedir de qualquer forma na realização da instalação do equipamento.</w:t>
+      </w:r>
+    </w:p>
+    <w:p>
+      <w:pPr>
+        <w:pStyle w:val="SemEspaamento"/>
+        <w:spacing w:line="276" w:lineRule="auto"/>
+        <w:jc w:val="both"/>
+        <w:rPr>
+          <w:rFonts w:ascii="Book Antiqua" w:hAnsi="Book Antiqua" w:cs="Times New Roman"/>
+          <w:color w:val="000000" w:themeColor="text1"/>
+        </w:rPr>
+      </w:pPr>
+    </w:p>
+    <w:p>
+      <w:pPr>
+        <w:pStyle w:val="SemEspaamento"/>
+        <w:spacing w:line="276" w:lineRule="auto"/>
+        <w:jc w:val="both"/>
+        <w:rPr>
+          <w:rFonts w:ascii="Book Antiqua" w:hAnsi="Book Antiqua" w:cs="Times New Roman"/>
+          <w:color w:val="000000" w:themeColor="text1"/>
+        </w:rPr>
+      </w:pPr>
+      <w:r>
+        <w:rPr>
+          <w:rFonts w:ascii="Book Antiqua" w:hAnsi="Book Antiqua" w:cs="Times New Roman"/>
+          <w:b/>
+          <w:color w:val="000000" w:themeColor="text1"/>
+        </w:rPr>
+        <w:t>Parágrafo Primeiro:</w:t>
+      </w:r>
+      <w:r>
+        <w:rPr>
+          <w:rFonts w:ascii="Book Antiqua" w:hAnsi="Book Antiqua" w:cs="Times New Roman"/>
+          <w:color w:val="000000" w:themeColor="text1"/>
+        </w:rPr>
+        <w:t xml:space="preserve"> A data da instalação do equipamento será previamente ajustada entre as partes contratante</w:t>
+      </w:r>
+      <w:r>
+        <w:rPr>
+          <w:rFonts w:ascii="Book Antiqua" w:hAnsi="Book Antiqua" w:cs="Times New Roman"/>
+          <w:color w:val="000000" w:themeColor="text1"/>
+        </w:rPr>
+        <w:t>s,</w:t>
+      </w:r>
+      <w:r>
+        <w:rPr>
+          <w:rFonts w:ascii="Book Antiqua" w:hAnsi="Book Antiqua" w:cs="Times New Roman"/>
+          <w:color w:val="000000" w:themeColor="text1"/>
+        </w:rPr>
+        <w:t xml:space="preserve"> ficando </w:t>
+      </w:r>
+      <w:r>
+        <w:rPr>
+          <w:rFonts w:ascii="Book Antiqua" w:hAnsi="Book Antiqua" w:cs="Times New Roman"/>
+          <w:color w:val="000000" w:themeColor="text1"/>
+        </w:rPr>
+        <w:t>ambos cientes</w:t>
+      </w:r>
+      <w:r>
+        <w:rPr>
+          <w:rFonts w:ascii="Book Antiqua" w:hAnsi="Book Antiqua" w:cs="Times New Roman"/>
+          <w:color w:val="000000" w:themeColor="text1"/>
+        </w:rPr>
+        <w:t xml:space="preserve"> da data inicial e previsão da data final para fins de organização e planejamento.</w:t>
+      </w:r>
+    </w:p>
+    <w:p>
+      <w:pPr>
+        <w:pStyle w:val="SemEspaamento"/>
+        <w:spacing w:line="276" w:lineRule="auto"/>
+        <w:jc w:val="both"/>
+        <w:rPr>
+          <w:rFonts w:ascii="Book Antiqua" w:hAnsi="Book Antiqua" w:cs="Times New Roman"/>
+          <w:color w:val="000000" w:themeColor="text1"/>
+        </w:rPr>
+      </w:pPr>
+    </w:p>
+    <w:p>
+      <w:pPr>
+        <w:pStyle w:val="SemEspaamento"/>
+        <w:spacing w:line="276" w:lineRule="auto"/>
+        <w:jc w:val="both"/>
+        <w:rPr>
+          <w:rFonts w:ascii="Book Antiqua" w:hAnsi="Book Antiqua" w:cs="Times New Roman"/>
+          <w:color w:val="000000" w:themeColor="text1"/>
+        </w:rPr>
+      </w:pPr>
+      <w:r>
+        <w:rPr>
+          <w:rFonts w:ascii="Book Antiqua" w:hAnsi="Book Antiqua" w:cs="Times New Roman"/>
+          <w:b/>
+          <w:color w:val="000000" w:themeColor="text1"/>
+        </w:rPr>
+        <w:t>Parágrafo Segundo:</w:t>
+      </w:r>
+      <w:r>
+        <w:rPr>
+          <w:rFonts w:ascii="Book Antiqua" w:hAnsi="Book Antiqua" w:cs="Times New Roman"/>
+          <w:color w:val="000000" w:themeColor="text1"/>
+        </w:rPr>
+        <w:t xml:space="preserve"> Caso haja atraso no início da montagem por culpa do COMPRADOR(A) por qualquer razão, e, especialmente quanto à entrega do espaço para montagem nos termos do </w:t>
+      </w:r>
+      <w:r>
+        <w:rPr>
+          <w:rFonts w:ascii="Book Antiqua" w:hAnsi="Book Antiqua" w:cs="Times New Roman"/>
+          <w:i/>
+          <w:color w:val="000000" w:themeColor="text1"/>
+        </w:rPr>
+        <w:t>caput</w:t>
+      </w:r>
+      <w:r>
+        <w:rPr>
+          <w:rFonts w:ascii="Book Antiqua" w:hAnsi="Book Antiqua" w:cs="Times New Roman"/>
+          <w:color w:val="000000" w:themeColor="text1"/>
+        </w:rPr>
+        <w:t xml:space="preserve"> desta cláusula, deverá este arca</w:t>
+      </w:r>
+      <w:r>
+        <w:rPr>
+          <w:rFonts w:ascii="Book Antiqua" w:hAnsi="Book Antiqua" w:cs="Times New Roman"/>
+          <w:color w:val="000000" w:themeColor="text1"/>
+        </w:rPr>
+        <w:t>r</w:t>
+      </w:r>
+      <w:r>
+        <w:rPr>
+          <w:rFonts w:ascii="Book Antiqua" w:hAnsi="Book Antiqua" w:cs="Times New Roman"/>
+          <w:color w:val="000000" w:themeColor="text1"/>
+        </w:rPr>
+        <w:t xml:space="preserve"> com os custos sobrevindos do atraso como horas-extras, refeições, estadias dos responsáveis pela montagem, sem haver qualquer compensação em relaç</w:t>
+      </w:r>
+      <w:r>
+        <w:rPr>
+          <w:rFonts w:ascii="Book Antiqua" w:hAnsi="Book Antiqua" w:cs="Times New Roman"/>
+          <w:color w:val="000000" w:themeColor="text1"/>
+        </w:rPr>
+        <w:t>ão ao valor disposto no cont</w:t>
+      </w:r>
+      <w:r>
+        <w:rPr>
+          <w:rFonts w:ascii="Book Antiqua" w:hAnsi="Book Antiqua" w:cs="Times New Roman"/>
+          <w:color w:val="000000" w:themeColor="text1"/>
+        </w:rPr>
+        <w:t>rato</w:t>
+      </w:r>
+      <w:r>
+        <w:rPr>
+          <w:rFonts w:ascii="Book Antiqua" w:hAnsi="Book Antiqua" w:cs="Times New Roman"/>
+          <w:color w:val="000000" w:themeColor="text1"/>
+        </w:rPr>
+        <w:t xml:space="preserve"> para fins de aquisição</w:t>
+      </w:r>
+      <w:r>
+        <w:rPr>
+          <w:rFonts w:ascii="Book Antiqua" w:hAnsi="Book Antiqua" w:cs="Times New Roman"/>
+          <w:color w:val="000000" w:themeColor="text1"/>
+        </w:rPr>
+        <w:t>.</w:t>
+      </w:r>
+    </w:p>
+    <w:p>
+      <w:pPr>
+        <w:pStyle w:val="SemEspaamento"/>
+        <w:spacing w:line="276" w:lineRule="auto"/>
+        <w:jc w:val="both"/>
+        <w:rPr>
+          <w:rFonts w:ascii="Book Antiqua" w:hAnsi="Book Antiqua" w:cs="Times New Roman"/>
+          <w:color w:val="000000" w:themeColor="text1"/>
+        </w:rPr>
+      </w:pPr>
+    </w:p>
+    <w:p>
+      <w:pPr>
+        <w:pStyle w:val="SemEspaamento"/>
+        <w:spacing w:line="276" w:lineRule="auto"/>
+        <w:jc w:val="both"/>
+        <w:rPr>
+          <w:rFonts w:ascii="Book Antiqua" w:hAnsi="Book Antiqua" w:cs="Times New Roman"/>
+          <w:color w:val="000000" w:themeColor="text1"/>
+        </w:rPr>
+      </w:pPr>
+      <w:r>
+        <w:rPr>
+          <w:rFonts w:ascii="Book Antiqua" w:hAnsi="Book Antiqua" w:cs="Times New Roman"/>
+          <w:b/>
+          <w:color w:val="000000" w:themeColor="text1"/>
+        </w:rPr>
+        <w:t>Parágrafo Terceiro:</w:t>
+      </w:r>
+      <w:r>
+        <w:rPr>
+          <w:rFonts w:ascii="Book Antiqua" w:hAnsi="Book Antiqua" w:cs="Times New Roman"/>
+          <w:color w:val="000000" w:themeColor="text1"/>
+        </w:rPr>
+        <w:t xml:space="preserve"> Para a apuração dos valores a serem cobrados pelo atraso </w:t>
+      </w:r>
+      <w:r>
+        <w:rPr>
+          <w:rFonts w:ascii="Book Antiqua" w:hAnsi="Book Antiqua" w:cs="Times New Roman"/>
+          <w:color w:val="000000" w:themeColor="text1"/>
+        </w:rPr>
+        <w:t>na montagem por culpa do COMPRADOR(A), deverá a VENDEDORA apresentar os respectivos comprovantes de despesas e orçamentos na data do requerimento.</w:t>
+      </w:r>
+    </w:p>
+    <w:p>
+      <w:pPr>
+        <w:pStyle w:val="SemEspaamento"/>
+        <w:spacing w:line="276" w:lineRule="auto"/>
+        <w:jc w:val="both"/>
+        <w:rPr>
+          <w:rFonts w:ascii="Book Antiqua" w:hAnsi="Book Antiqua" w:cs="Times New Roman"/>
+          <w:color w:val="000000" w:themeColor="text1"/>
+        </w:rPr>
+      </w:pPr>
+    </w:p>
+    <w:p>
+      <w:pPr>
+        <w:pStyle w:val="SemEspaamento"/>
+        <w:spacing w:line="276" w:lineRule="auto"/>
+        <w:jc w:val="both"/>
+        <w:rPr>
+          <w:rFonts w:ascii="Book Antiqua" w:hAnsi="Book Antiqua" w:cs="Times New Roman"/>
+          <w:color w:val="000000" w:themeColor="text1"/>
+        </w:rPr>
+      </w:pPr>
+      <w:r>
+        <w:rPr>
+          <w:rFonts w:ascii="Book Antiqua" w:hAnsi="Book Antiqua" w:cs="Times New Roman"/>
+          <w:b/>
+          <w:color w:val="000000" w:themeColor="text1"/>
+        </w:rPr>
+        <w:t>CLÁUSULA SEXTA</w:t>
+      </w:r>
+      <w:r>
+        <w:rPr>
+          <w:rFonts w:ascii="Book Antiqua" w:hAnsi="Book Antiqua" w:cs="Times New Roman"/>
+          <w:color w:val="000000" w:themeColor="text1"/>
+        </w:rPr>
+        <w:t xml:space="preserve"> – Deverá o COMPRADOR(A) no ato da aquisição dos equipamentos informar à VENDEDORA quaisquer condições ou problemas</w:t>
+      </w:r>
+      <w:r>
+        <w:rPr>
+          <w:rFonts w:ascii="Book Antiqua" w:hAnsi="Book Antiqua" w:cs="Times New Roman"/>
+          <w:color w:val="000000" w:themeColor="text1"/>
+        </w:rPr>
+        <w:t xml:space="preserve"> ou características</w:t>
+      </w:r>
+      <w:r>
+        <w:rPr>
+          <w:rFonts w:ascii="Book Antiqua" w:hAnsi="Book Antiqua" w:cs="Times New Roman"/>
+          <w:color w:val="000000" w:themeColor="text1"/>
+        </w:rPr>
+        <w:t xml:space="preserve"> específic</w:t>
+      </w:r>
+      <w:r>
+        <w:rPr>
+          <w:rFonts w:ascii="Book Antiqua" w:hAnsi="Book Antiqua" w:cs="Times New Roman"/>
+          <w:color w:val="000000" w:themeColor="text1"/>
+        </w:rPr>
+        <w:t>a</w:t>
+      </w:r>
+      <w:r>
+        <w:rPr>
+          <w:rFonts w:ascii="Book Antiqua" w:hAnsi="Book Antiqua" w:cs="Times New Roman"/>
+          <w:color w:val="000000" w:themeColor="text1"/>
+        </w:rPr>
+        <w:t>s existentes no local da montagem para fins de elaboração do projeto.</w:t>
+      </w:r>
+    </w:p>
+    <w:p>
+      <w:pPr>
+        <w:pStyle w:val="SemEspaamento"/>
+        <w:spacing w:line="276" w:lineRule="auto"/>
+        <w:jc w:val="both"/>
+        <w:rPr>
+          <w:rFonts w:ascii="Book Antiqua" w:hAnsi="Book Antiqua" w:cs="Times New Roman"/>
+          <w:color w:val="000000" w:themeColor="text1"/>
+        </w:rPr>
+      </w:pPr>
+    </w:p>
+    <w:p>
+      <w:pPr>
+        <w:pStyle w:val="SemEspaamento"/>
+        <w:spacing w:line="276" w:lineRule="auto"/>
+        <w:jc w:val="both"/>
+        <w:rPr>
+          <w:rFonts w:ascii="Book Antiqua" w:hAnsi="Book Antiqua" w:cs="Times New Roman"/>
+          <w:color w:val="000000" w:themeColor="text1"/>
+        </w:rPr>
+      </w:pPr>
+      <w:r>
+        <w:rPr>
+          <w:rFonts w:ascii="Book Antiqua" w:hAnsi="Book Antiqua" w:cs="Times New Roman"/>
+          <w:b/>
+          <w:color w:val="000000" w:themeColor="text1"/>
+        </w:rPr>
+        <w:t xml:space="preserve">Parágrafo Primeiro: </w:t>
+      </w:r>
+      <w:r>
+        <w:rPr>
+          <w:rFonts w:ascii="Book Antiqua" w:hAnsi="Book Antiqua" w:cs="Times New Roman"/>
+          <w:color w:val="000000" w:themeColor="text1"/>
+        </w:rPr>
+        <w:t>As especificações acima descritas são, mas não se limita</w:t>
+      </w:r>
+      <w:r>
+        <w:rPr>
+          <w:rFonts w:ascii="Book Antiqua" w:hAnsi="Book Antiqua" w:cs="Times New Roman"/>
+          <w:color w:val="000000" w:themeColor="text1"/>
+        </w:rPr>
+        <w:t>m</w:t>
+      </w:r>
+      <w:r>
+        <w:rPr>
+          <w:rFonts w:ascii="Book Antiqua" w:hAnsi="Book Antiqua" w:cs="Times New Roman"/>
+          <w:color w:val="000000" w:themeColor="text1"/>
+        </w:rPr>
+        <w:t>,</w:t>
+      </w:r>
+      <w:r>
+        <w:rPr>
+          <w:rFonts w:ascii="Book Antiqua" w:hAnsi="Book Antiqua" w:cs="Times New Roman"/>
+          <w:color w:val="000000" w:themeColor="text1"/>
+        </w:rPr>
+        <w:t xml:space="preserve"> àquelas que de ordem estrutural como colunas, forração, pisos, madeiramento, lajes, locais impermeabilizados, divisórias</w:t>
+      </w:r>
+      <w:r>
+        <w:rPr>
+          <w:rFonts w:ascii="Book Antiqua" w:hAnsi="Book Antiqua" w:cs="Times New Roman"/>
+          <w:color w:val="000000" w:themeColor="text1"/>
+        </w:rPr>
+        <w:t>, instalação ao ar livre e etc.</w:t>
+      </w:r>
+    </w:p>
+    <w:p>
+      <w:pPr>
+        <w:pStyle w:val="SemEspaamento"/>
+        <w:spacing w:line="276" w:lineRule="auto"/>
+        <w:jc w:val="both"/>
+        <w:rPr>
+          <w:rFonts w:ascii="Book Antiqua" w:hAnsi="Book Antiqua" w:cs="Times New Roman"/>
+          <w:color w:val="000000" w:themeColor="text1"/>
+        </w:rPr>
+      </w:pPr>
+    </w:p>
+    <w:p>
+      <w:pPr>
+        <w:pStyle w:val="SemEspaamento"/>
+        <w:spacing w:line="276" w:lineRule="auto"/>
+        <w:jc w:val="both"/>
+        <w:rPr>
+          <w:rFonts w:ascii="Book Antiqua" w:hAnsi="Book Antiqua" w:cs="Times New Roman"/>
+          <w:color w:val="000000" w:themeColor="text1"/>
+        </w:rPr>
+      </w:pPr>
+      <w:r>
+        <w:rPr>
+          <w:rFonts w:ascii="Book Antiqua" w:hAnsi="Book Antiqua" w:cs="Times New Roman"/>
+          <w:b/>
+          <w:color w:val="000000" w:themeColor="text1"/>
+        </w:rPr>
+        <w:t>Parágrafo Segundo:</w:t>
+      </w:r>
+      <w:r>
+        <w:rPr>
+          <w:rFonts w:ascii="Book Antiqua" w:hAnsi="Book Antiqua" w:cs="Times New Roman"/>
+          <w:color w:val="000000" w:themeColor="text1"/>
+        </w:rPr>
+        <w:t xml:space="preserve"> Fica desde já o COMPRADOR(A) ciente de que para a instalação do equipamento adquirido é necessári</w:t>
+      </w:r>
+      <w:r>
+        <w:rPr>
+          <w:rFonts w:ascii="Book Antiqua" w:hAnsi="Book Antiqua" w:cs="Times New Roman"/>
+          <w:color w:val="000000" w:themeColor="text1"/>
+        </w:rPr>
+        <w:t>a</w:t>
+      </w:r>
+      <w:r>
+        <w:rPr>
+          <w:rFonts w:ascii="Book Antiqua" w:hAnsi="Book Antiqua" w:cs="Times New Roman"/>
+          <w:color w:val="000000" w:themeColor="text1"/>
+        </w:rPr>
+        <w:t xml:space="preserve"> a perfuração de pisos e paredes com material necessário para suportar tanto o peso quanto os movimentos realizados pelo brinquedo, devendo o COMPRADOR(A) informar previamente à VENDEDORA a existência de tubulações hidráulicas, elétricas e de ar-condicionado, não havendo qualquer responsabilidade desta, seja a que título for, caso haja perfuração ou qualquer sinistralidade no momento da montagem do equipamento. </w:t>
+      </w:r>
+    </w:p>
+    <w:p>
+      <w:pPr>
+        <w:pStyle w:val="SemEspaamento"/>
+        <w:spacing w:line="276" w:lineRule="auto"/>
+        <w:jc w:val="both"/>
+        <w:rPr>
+          <w:rFonts w:ascii="Book Antiqua" w:hAnsi="Book Antiqua" w:cs="Times New Roman"/>
+          <w:color w:val="000000" w:themeColor="text1"/>
+        </w:rPr>
+      </w:pPr>
+    </w:p>
+    <w:p>
+      <w:pPr>
+        <w:pStyle w:val="SemEspaamento"/>
+        <w:spacing w:line="276" w:lineRule="auto"/>
+        <w:jc w:val="both"/>
+        <w:rPr>
+          <w:rFonts w:ascii="Book Antiqua" w:hAnsi="Book Antiqua" w:cs="Times New Roman"/>
+          <w:color w:val="000000" w:themeColor="text1"/>
+        </w:rPr>
+      </w:pPr>
+      <w:r>
+        <w:rPr>
+          <w:rFonts w:ascii="Book Antiqua" w:hAnsi="Book Antiqua" w:cs="Times New Roman"/>
+          <w:b/>
+          <w:color w:val="000000" w:themeColor="text1"/>
+        </w:rPr>
+        <w:t xml:space="preserve">Parágrafo Terceiro: </w:t>
+      </w:r>
+      <w:r>
+        <w:rPr>
+          <w:rFonts w:ascii="Book Antiqua" w:hAnsi="Book Antiqua" w:cs="Times New Roman"/>
+          <w:color w:val="000000" w:themeColor="text1"/>
+        </w:rPr>
+        <w:t xml:space="preserve">A VENDEDORA não será em hipótese alguma responsabilizada por problemas no local de acomodação do brinquedo que inviabilizem ou retardem a sua instalação.  </w:t>
+      </w:r>
+    </w:p>
+    <w:p>
+      <w:pPr>
+        <w:pStyle w:val="SemEspaamento"/>
+        <w:spacing w:line="276" w:lineRule="auto"/>
+        <w:jc w:val="both"/>
+        <w:rPr>
+          <w:rFonts w:ascii="Book Antiqua" w:hAnsi="Book Antiqua" w:cs="Times New Roman"/>
+          <w:color w:val="000000" w:themeColor="text1"/>
+        </w:rPr>
+      </w:pPr>
+    </w:p>
+    <w:p>
+      <w:pPr>
+        <w:pStyle w:val="SemEspaamento"/>
+        <w:spacing w:line="276" w:lineRule="auto"/>
+        <w:jc w:val="both"/>
+        <w:rPr>
+          <w:rFonts w:ascii="Book Antiqua" w:hAnsi="Book Antiqua" w:cs="Times New Roman"/>
+          <w:color w:val="000000" w:themeColor="text1"/>
+        </w:rPr>
+      </w:pPr>
+      <w:r>
+        <w:rPr>
+          <w:rFonts w:ascii="Book Antiqua" w:hAnsi="Book Antiqua" w:cs="Times New Roman"/>
+          <w:b/>
+          <w:color w:val="000000" w:themeColor="text1"/>
+        </w:rPr>
+        <w:t xml:space="preserve">CLÁUSULA SÉTIMA: </w:t>
+      </w:r>
+      <w:r>
+        <w:rPr>
+          <w:rFonts w:ascii="Book Antiqua" w:hAnsi="Book Antiqua" w:cs="Times New Roman"/>
+          <w:color w:val="000000" w:themeColor="text1"/>
+        </w:rPr>
+        <w:t xml:space="preserve">Fica ciente o COMPRADOR(A) que para a realização da montagem dos equipamentos em caso de condomínios ou locais comerciais que possuírem regimento interno quanto </w:t>
+      </w:r>
+      <w:r>
+        <w:rPr>
+          <w:rFonts w:ascii="Book Antiqua" w:hAnsi="Book Antiqua" w:cs="Times New Roman"/>
+          <w:color w:val="000000" w:themeColor="text1"/>
+        </w:rPr>
         <w:lastRenderedPageBreak/>
-        <w:t>Parágrafo Quinto:</w:t>
-      </w:r>
-      <w:r>
-        <w:rPr>
-          <w:rFonts w:ascii="Book Antiqua" w:hAnsi="Book Antiqua" w:cs="Times New Roman"/>
-          <w:color w:val="000000" w:themeColor="text1"/>
-        </w:rPr>
-        <w:t xml:space="preserve"> No caso de inadimplemento de qualquer das obrigações previstas nesta Cláusula por parte do COMPRADOR(A), além da incidência dos encargos estipulados na Parágrafo Quarto, haverá a inscrição desta nos órgãos de proteção ao crédito (SPC/SERASA), respeitada a notificação prévia destes para ciência das pendências existentes, pelo que na inércia, serão adotadas estas e outras providências para o recebimento, tais como protesto e cobrança judicial.</w:t>
-      </w:r>
-    </w:p>
-    <w:p>
-      <w:pPr>
-        <w:pStyle w:val="SemEspaamento"/>
-        <w:spacing w:line="276" w:lineRule="auto"/>
-        <w:jc w:val="both"/>
-        <w:rPr>
-          <w:rFonts w:ascii="Book Antiqua" w:hAnsi="Book Antiqua" w:cs="Times New Roman"/>
-          <w:color w:val="000000" w:themeColor="text1"/>
-        </w:rPr>
-      </w:pPr>
-    </w:p>
-    <w:p>
-      <w:pPr>
-        <w:pStyle w:val="SemEspaamento"/>
-        <w:spacing w:line="276" w:lineRule="auto"/>
-        <w:jc w:val="both"/>
-        <w:rPr>
-          <w:rFonts w:ascii="Book Antiqua" w:hAnsi="Book Antiqua" w:cs="Times New Roman"/>
-          <w:b/>
-          <w:color w:val="000000" w:themeColor="text1"/>
-          <w:u w:val="single"/>
-        </w:rPr>
-      </w:pPr>
-      <w:r>
-        <w:rPr>
-          <w:rFonts w:ascii="Book Antiqua" w:hAnsi="Book Antiqua" w:cs="Times New Roman"/>
-          <w:b/>
-          <w:color w:val="000000" w:themeColor="text1"/>
-          <w:u w:val="single"/>
-        </w:rPr>
-        <w:t xml:space="preserve">III </w:t>
-      </w:r>
-      <w:r>
-        <w:rPr>
-          <w:rFonts w:ascii="Book Antiqua" w:hAnsi="Book Antiqua" w:cs="Times New Roman"/>
-          <w:b/>
-          <w:color w:val="000000" w:themeColor="text1"/>
-          <w:u w:val="single"/>
-        </w:rPr>
-        <w:t>–</w:t>
-      </w:r>
-      <w:r>
-        <w:rPr>
-          <w:rFonts w:ascii="Book Antiqua" w:hAnsi="Book Antiqua" w:cs="Times New Roman"/>
-          <w:b/>
-          <w:color w:val="000000" w:themeColor="text1"/>
-          <w:u w:val="single"/>
-        </w:rPr>
-        <w:t xml:space="preserve"> DO</w:t>
-      </w:r>
-      <w:r>
-        <w:rPr>
-          <w:rFonts w:ascii="Book Antiqua" w:hAnsi="Book Antiqua" w:cs="Times New Roman"/>
-          <w:b/>
-          <w:color w:val="000000" w:themeColor="text1"/>
-          <w:u w:val="single"/>
-        </w:rPr>
-        <w:t xml:space="preserve"> RECEBIMENTO DO EQUIPAMENTO E LOCAL DA MONTAGEM</w:t>
-      </w:r>
-    </w:p>
-    <w:p>
-      <w:pPr>
-        <w:pStyle w:val="SemEspaamento"/>
-        <w:spacing w:line="276" w:lineRule="auto"/>
-        <w:jc w:val="both"/>
-        <w:rPr>
-          <w:rFonts w:ascii="Book Antiqua" w:hAnsi="Book Antiqua" w:cs="Times New Roman"/>
-          <w:color w:val="000000" w:themeColor="text1"/>
-        </w:rPr>
-      </w:pPr>
-      <w:r>
-        <w:rPr>
-          <w:rFonts w:ascii="Book Antiqua" w:hAnsi="Book Antiqua" w:cs="Times New Roman"/>
-          <w:b/>
-          <w:color w:val="000000" w:themeColor="text1"/>
-        </w:rPr>
-        <w:t xml:space="preserve">CLAÚSULA QUINTA – </w:t>
-      </w:r>
-      <w:r>
-        <w:rPr>
-          <w:rFonts w:ascii="Book Antiqua" w:hAnsi="Book Antiqua" w:cs="Times New Roman"/>
-          <w:color w:val="000000" w:themeColor="text1"/>
-        </w:rPr>
-        <w:t>Para a entrega e instalação dos produtos adquiridos, compromete-se o COMPRADOR(A) disponibilizar o local da montagem totalmente limpo, livre de entulhos ou objetos que possam atrapalhar ou impedir de qualquer forma na realização da instalação do equipamento.</w:t>
-      </w:r>
-    </w:p>
-    <w:p>
-      <w:pPr>
-        <w:pStyle w:val="SemEspaamento"/>
-        <w:spacing w:line="276" w:lineRule="auto"/>
-        <w:jc w:val="both"/>
-        <w:rPr>
-          <w:rFonts w:ascii="Book Antiqua" w:hAnsi="Book Antiqua" w:cs="Times New Roman"/>
-          <w:color w:val="000000" w:themeColor="text1"/>
-        </w:rPr>
-      </w:pPr>
-    </w:p>
-    <w:p>
-      <w:pPr>
-        <w:pStyle w:val="SemEspaamento"/>
-        <w:spacing w:line="276" w:lineRule="auto"/>
-        <w:jc w:val="both"/>
-        <w:rPr>
-          <w:rFonts w:ascii="Book Antiqua" w:hAnsi="Book Antiqua" w:cs="Times New Roman"/>
-          <w:color w:val="000000" w:themeColor="text1"/>
-        </w:rPr>
-      </w:pPr>
-      <w:r>
-        <w:rPr>
-          <w:rFonts w:ascii="Book Antiqua" w:hAnsi="Book Antiqua" w:cs="Times New Roman"/>
-          <w:b/>
-          <w:color w:val="000000" w:themeColor="text1"/>
-        </w:rPr>
-        <w:t>Parágrafo Primeiro:</w:t>
-      </w:r>
-      <w:r>
-        <w:rPr>
-          <w:rFonts w:ascii="Book Antiqua" w:hAnsi="Book Antiqua" w:cs="Times New Roman"/>
-          <w:color w:val="000000" w:themeColor="text1"/>
-        </w:rPr>
-        <w:t xml:space="preserve"> A data da instalação do equipamento será previamente ajustada entre as partes contratante</w:t>
-      </w:r>
-      <w:r>
-        <w:rPr>
-          <w:rFonts w:ascii="Book Antiqua" w:hAnsi="Book Antiqua" w:cs="Times New Roman"/>
-          <w:color w:val="000000" w:themeColor="text1"/>
-        </w:rPr>
-        <w:t>s,</w:t>
-      </w:r>
-      <w:r>
-        <w:rPr>
-          <w:rFonts w:ascii="Book Antiqua" w:hAnsi="Book Antiqua" w:cs="Times New Roman"/>
-          <w:color w:val="000000" w:themeColor="text1"/>
-        </w:rPr>
-        <w:t xml:space="preserve"> ficando </w:t>
-      </w:r>
-      <w:r>
-        <w:rPr>
-          <w:rFonts w:ascii="Book Antiqua" w:hAnsi="Book Antiqua" w:cs="Times New Roman"/>
-          <w:color w:val="000000" w:themeColor="text1"/>
-        </w:rPr>
-        <w:t>ambos cientes</w:t>
-      </w:r>
-      <w:r>
-        <w:rPr>
-          <w:rFonts w:ascii="Book Antiqua" w:hAnsi="Book Antiqua" w:cs="Times New Roman"/>
-          <w:color w:val="000000" w:themeColor="text1"/>
-        </w:rPr>
-        <w:t xml:space="preserve"> da data inicial e previsão da data final para fins de organização e planejamento.</w:t>
-      </w:r>
-    </w:p>
-    <w:p>
-      <w:pPr>
-        <w:pStyle w:val="SemEspaamento"/>
-        <w:spacing w:line="276" w:lineRule="auto"/>
-        <w:jc w:val="both"/>
-        <w:rPr>
-          <w:rFonts w:ascii="Book Antiqua" w:hAnsi="Book Antiqua" w:cs="Times New Roman"/>
-          <w:color w:val="000000" w:themeColor="text1"/>
-        </w:rPr>
-      </w:pPr>
-    </w:p>
-    <w:p>
-      <w:pPr>
-        <w:pStyle w:val="SemEspaamento"/>
-        <w:spacing w:line="276" w:lineRule="auto"/>
-        <w:jc w:val="both"/>
-        <w:rPr>
-          <w:rFonts w:ascii="Book Antiqua" w:hAnsi="Book Antiqua" w:cs="Times New Roman"/>
-          <w:color w:val="000000" w:themeColor="text1"/>
-        </w:rPr>
-      </w:pPr>
-      <w:r>
-        <w:rPr>
-          <w:rFonts w:ascii="Book Antiqua" w:hAnsi="Book Antiqua" w:cs="Times New Roman"/>
-          <w:b/>
-          <w:color w:val="000000" w:themeColor="text1"/>
-        </w:rPr>
-        <w:t>Parágrafo Segundo:</w:t>
-      </w:r>
-      <w:r>
-        <w:rPr>
-          <w:rFonts w:ascii="Book Antiqua" w:hAnsi="Book Antiqua" w:cs="Times New Roman"/>
-          <w:color w:val="000000" w:themeColor="text1"/>
-        </w:rPr>
-        <w:t xml:space="preserve"> Caso haja atraso no início da montagem por culpa do COMPRADOR(A) por qualquer razão, e, especialmente quanto à entrega do espaço para montagem nos termos do </w:t>
-      </w:r>
-      <w:r>
-        <w:rPr>
-          <w:rFonts w:ascii="Book Antiqua" w:hAnsi="Book Antiqua" w:cs="Times New Roman"/>
-          <w:i/>
-          <w:color w:val="000000" w:themeColor="text1"/>
-        </w:rPr>
-        <w:t>caput</w:t>
-      </w:r>
-      <w:r>
-        <w:rPr>
-          <w:rFonts w:ascii="Book Antiqua" w:hAnsi="Book Antiqua" w:cs="Times New Roman"/>
-          <w:color w:val="000000" w:themeColor="text1"/>
-        </w:rPr>
-        <w:t xml:space="preserve"> desta cláusula, deverá este arca</w:t>
-      </w:r>
-      <w:r>
-        <w:rPr>
-          <w:rFonts w:ascii="Book Antiqua" w:hAnsi="Book Antiqua" w:cs="Times New Roman"/>
-          <w:color w:val="000000" w:themeColor="text1"/>
-        </w:rPr>
-        <w:t>r</w:t>
-      </w:r>
-      <w:r>
-        <w:rPr>
-          <w:rFonts w:ascii="Book Antiqua" w:hAnsi="Book Antiqua" w:cs="Times New Roman"/>
-          <w:color w:val="000000" w:themeColor="text1"/>
-        </w:rPr>
-        <w:t xml:space="preserve"> com os custos sobrevindos do atraso como horas-extras, refeições, estadias dos responsáveis pela montagem, sem haver qualquer compensação em relaç</w:t>
-      </w:r>
-      <w:r>
-        <w:rPr>
-          <w:rFonts w:ascii="Book Antiqua" w:hAnsi="Book Antiqua" w:cs="Times New Roman"/>
-          <w:color w:val="000000" w:themeColor="text1"/>
-        </w:rPr>
-        <w:t>ão ao valor disposto no cont</w:t>
-      </w:r>
-      <w:r>
-        <w:rPr>
-          <w:rFonts w:ascii="Book Antiqua" w:hAnsi="Book Antiqua" w:cs="Times New Roman"/>
-          <w:color w:val="000000" w:themeColor="text1"/>
-        </w:rPr>
-        <w:t>rato</w:t>
-      </w:r>
-      <w:r>
-        <w:rPr>
-          <w:rFonts w:ascii="Book Antiqua" w:hAnsi="Book Antiqua" w:cs="Times New Roman"/>
-          <w:color w:val="000000" w:themeColor="text1"/>
-        </w:rPr>
-        <w:t xml:space="preserve"> para fins de aquisição</w:t>
-      </w:r>
-      <w:r>
-        <w:rPr>
-          <w:rFonts w:ascii="Book Antiqua" w:hAnsi="Book Antiqua" w:cs="Times New Roman"/>
-          <w:color w:val="000000" w:themeColor="text1"/>
-        </w:rPr>
-        <w:t>.</w:t>
-      </w:r>
-    </w:p>
-    <w:p>
-      <w:pPr>
-        <w:pStyle w:val="SemEspaamento"/>
-        <w:spacing w:line="276" w:lineRule="auto"/>
-        <w:jc w:val="both"/>
-        <w:rPr>
-          <w:rFonts w:ascii="Book Antiqua" w:hAnsi="Book Antiqua" w:cs="Times New Roman"/>
-          <w:color w:val="000000" w:themeColor="text1"/>
-        </w:rPr>
-      </w:pPr>
-    </w:p>
-    <w:p>
-      <w:pPr>
-        <w:pStyle w:val="SemEspaamento"/>
-        <w:spacing w:line="276" w:lineRule="auto"/>
-        <w:jc w:val="both"/>
-        <w:rPr>
-          <w:rFonts w:ascii="Book Antiqua" w:hAnsi="Book Antiqua" w:cs="Times New Roman"/>
-          <w:color w:val="000000" w:themeColor="text1"/>
-        </w:rPr>
-      </w:pPr>
-      <w:r>
-        <w:rPr>
-          <w:rFonts w:ascii="Book Antiqua" w:hAnsi="Book Antiqua" w:cs="Times New Roman"/>
-          <w:b/>
-          <w:color w:val="000000" w:themeColor="text1"/>
-        </w:rPr>
-        <w:t>Parágrafo Terceiro:</w:t>
-      </w:r>
-      <w:r>
-        <w:rPr>
-          <w:rFonts w:ascii="Book Antiqua" w:hAnsi="Book Antiqua" w:cs="Times New Roman"/>
-          <w:color w:val="000000" w:themeColor="text1"/>
-        </w:rPr>
-        <w:t xml:space="preserve"> Para a apuração dos valores a serem cobrados pelo atraso </w:t>
-      </w:r>
-      <w:r>
-        <w:rPr>
-          <w:rFonts w:ascii="Book Antiqua" w:hAnsi="Book Antiqua" w:cs="Times New Roman"/>
-          <w:color w:val="000000" w:themeColor="text1"/>
-        </w:rPr>
-        <w:t>na montagem por culpa do COMPRADOR(A), deverá a VENDEDORA apresentar os respectivos comprovantes de despesas e orçamentos na data do requerimento.</w:t>
-      </w:r>
-    </w:p>
-    <w:p>
-      <w:pPr>
-        <w:pStyle w:val="SemEspaamento"/>
-        <w:spacing w:line="276" w:lineRule="auto"/>
-        <w:jc w:val="both"/>
-        <w:rPr>
-          <w:rFonts w:ascii="Book Antiqua" w:hAnsi="Book Antiqua" w:cs="Times New Roman"/>
-          <w:color w:val="000000" w:themeColor="text1"/>
-        </w:rPr>
-      </w:pPr>
-    </w:p>
-    <w:p>
-      <w:pPr>
-        <w:pStyle w:val="SemEspaamento"/>
-        <w:spacing w:line="276" w:lineRule="auto"/>
-        <w:jc w:val="both"/>
-        <w:rPr>
-          <w:rFonts w:ascii="Book Antiqua" w:hAnsi="Book Antiqua" w:cs="Times New Roman"/>
-          <w:color w:val="000000" w:themeColor="text1"/>
-        </w:rPr>
-      </w:pPr>
-      <w:r>
-        <w:rPr>
-          <w:rFonts w:ascii="Book Antiqua" w:hAnsi="Book Antiqua" w:cs="Times New Roman"/>
-          <w:b/>
-          <w:color w:val="000000" w:themeColor="text1"/>
-        </w:rPr>
-        <w:t>CLÁUSULA SEXTA</w:t>
-      </w:r>
-      <w:r>
-        <w:rPr>
-          <w:rFonts w:ascii="Book Antiqua" w:hAnsi="Book Antiqua" w:cs="Times New Roman"/>
-          <w:color w:val="000000" w:themeColor="text1"/>
-        </w:rPr>
-        <w:t xml:space="preserve"> – Deverá o COMPRADOR(A) no ato da aquisição dos equipamentos informar à VENDEDORA quaisquer condições ou problemas</w:t>
-      </w:r>
-      <w:r>
-        <w:rPr>
-          <w:rFonts w:ascii="Book Antiqua" w:hAnsi="Book Antiqua" w:cs="Times New Roman"/>
-          <w:color w:val="000000" w:themeColor="text1"/>
-        </w:rPr>
-        <w:t xml:space="preserve"> ou características</w:t>
-      </w:r>
-      <w:r>
-        <w:rPr>
-          <w:rFonts w:ascii="Book Antiqua" w:hAnsi="Book Antiqua" w:cs="Times New Roman"/>
-          <w:color w:val="000000" w:themeColor="text1"/>
-        </w:rPr>
-        <w:t xml:space="preserve"> específic</w:t>
-      </w:r>
-      <w:r>
-        <w:rPr>
-          <w:rFonts w:ascii="Book Antiqua" w:hAnsi="Book Antiqua" w:cs="Times New Roman"/>
-          <w:color w:val="000000" w:themeColor="text1"/>
-        </w:rPr>
-        <w:t>a</w:t>
-      </w:r>
-      <w:r>
-        <w:rPr>
-          <w:rFonts w:ascii="Book Antiqua" w:hAnsi="Book Antiqua" w:cs="Times New Roman"/>
-          <w:color w:val="000000" w:themeColor="text1"/>
-        </w:rPr>
-        <w:t>s existentes no local da montagem para fins de elaboração do projeto.</w:t>
-      </w:r>
-    </w:p>
-    <w:p>
-      <w:pPr>
-        <w:pStyle w:val="SemEspaamento"/>
-        <w:spacing w:line="276" w:lineRule="auto"/>
-        <w:jc w:val="both"/>
-        <w:rPr>
-          <w:rFonts w:ascii="Book Antiqua" w:hAnsi="Book Antiqua" w:cs="Times New Roman"/>
-          <w:color w:val="000000" w:themeColor="text1"/>
-        </w:rPr>
-      </w:pPr>
-    </w:p>
-    <w:p>
-      <w:pPr>
-        <w:pStyle w:val="SemEspaamento"/>
-        <w:spacing w:line="276" w:lineRule="auto"/>
-        <w:jc w:val="both"/>
-        <w:rPr>
-          <w:rFonts w:ascii="Book Antiqua" w:hAnsi="Book Antiqua" w:cs="Times New Roman"/>
-          <w:color w:val="000000" w:themeColor="text1"/>
-        </w:rPr>
-      </w:pPr>
-      <w:r>
-        <w:rPr>
-          <w:rFonts w:ascii="Book Antiqua" w:hAnsi="Book Antiqua" w:cs="Times New Roman"/>
-          <w:b/>
-          <w:color w:val="000000" w:themeColor="text1"/>
-        </w:rPr>
-        <w:t xml:space="preserve">Parágrafo Primeiro: </w:t>
-      </w:r>
-      <w:r>
-        <w:rPr>
-          <w:rFonts w:ascii="Book Antiqua" w:hAnsi="Book Antiqua" w:cs="Times New Roman"/>
-          <w:color w:val="000000" w:themeColor="text1"/>
-        </w:rPr>
-        <w:t>As especificações acima descritas são, mas não se limita</w:t>
-      </w:r>
-      <w:r>
-        <w:rPr>
-          <w:rFonts w:ascii="Book Antiqua" w:hAnsi="Book Antiqua" w:cs="Times New Roman"/>
-          <w:color w:val="000000" w:themeColor="text1"/>
-        </w:rPr>
-        <w:t>m</w:t>
-      </w:r>
-      <w:r>
-        <w:rPr>
-          <w:rFonts w:ascii="Book Antiqua" w:hAnsi="Book Antiqua" w:cs="Times New Roman"/>
-          <w:color w:val="000000" w:themeColor="text1"/>
-        </w:rPr>
-        <w:t>,</w:t>
-      </w:r>
-      <w:r>
-        <w:rPr>
-          <w:rFonts w:ascii="Book Antiqua" w:hAnsi="Book Antiqua" w:cs="Times New Roman"/>
-          <w:color w:val="000000" w:themeColor="text1"/>
-        </w:rPr>
-        <w:t xml:space="preserve"> àquelas que de ordem estrutural como colunas, forração, pisos, madeiramento, lajes, locais impermeabilizados, divisórias</w:t>
-      </w:r>
-      <w:r>
-        <w:rPr>
-          <w:rFonts w:ascii="Book Antiqua" w:hAnsi="Book Antiqua" w:cs="Times New Roman"/>
-          <w:color w:val="000000" w:themeColor="text1"/>
-        </w:rPr>
-        <w:t>, instalação ao ar livre e etc.</w:t>
-      </w:r>
-    </w:p>
-    <w:p>
-      <w:pPr>
-        <w:pStyle w:val="SemEspaamento"/>
-        <w:spacing w:line="276" w:lineRule="auto"/>
-        <w:jc w:val="both"/>
-        <w:rPr>
-          <w:rFonts w:ascii="Book Antiqua" w:hAnsi="Book Antiqua" w:cs="Times New Roman"/>
-          <w:color w:val="000000" w:themeColor="text1"/>
-        </w:rPr>
-      </w:pPr>
-    </w:p>
-    <w:p>
-      <w:pPr>
-        <w:pStyle w:val="SemEspaamento"/>
-        <w:spacing w:line="276" w:lineRule="auto"/>
-        <w:jc w:val="both"/>
-        <w:rPr>
-          <w:rFonts w:ascii="Book Antiqua" w:hAnsi="Book Antiqua" w:cs="Times New Roman"/>
-          <w:color w:val="000000" w:themeColor="text1"/>
-        </w:rPr>
-      </w:pPr>
-      <w:r>
-        <w:rPr>
-          <w:rFonts w:ascii="Book Antiqua" w:hAnsi="Book Antiqua" w:cs="Times New Roman"/>
-          <w:b/>
-          <w:color w:val="000000" w:themeColor="text1"/>
-        </w:rPr>
-        <w:t>Parágrafo Segundo:</w:t>
-      </w:r>
-      <w:r>
-        <w:rPr>
-          <w:rFonts w:ascii="Book Antiqua" w:hAnsi="Book Antiqua" w:cs="Times New Roman"/>
-          <w:color w:val="000000" w:themeColor="text1"/>
-        </w:rPr>
-        <w:t xml:space="preserve"> Fica desde já o COMPRADOR(A) ciente de que para a instalação do equipamento adquirido é necessári</w:t>
-      </w:r>
-      <w:r>
-        <w:rPr>
-          <w:rFonts w:ascii="Book Antiqua" w:hAnsi="Book Antiqua" w:cs="Times New Roman"/>
-          <w:color w:val="000000" w:themeColor="text1"/>
-        </w:rPr>
-        <w:t>a</w:t>
-      </w:r>
-      <w:r>
-        <w:rPr>
-          <w:rFonts w:ascii="Book Antiqua" w:hAnsi="Book Antiqua" w:cs="Times New Roman"/>
-          <w:color w:val="000000" w:themeColor="text1"/>
-        </w:rPr>
-        <w:t xml:space="preserve"> a perfuração de pisos e paredes com material necessário para suportar tanto o peso quanto os movimentos realizados pelo brinquedo, devendo o COMPRADOR(A) informar previamente à VENDEDORA a existência de tubulações hidráulicas, elétricas e de ar-condicionado, não havendo qualquer responsabilidade desta, seja a que título for, caso haja perfuração ou qualquer sinistralidade no momento da montagem do equipamento. </w:t>
-      </w:r>
-    </w:p>
-    <w:p>
-      <w:pPr>
-        <w:pStyle w:val="SemEspaamento"/>
-        <w:spacing w:line="276" w:lineRule="auto"/>
-        <w:jc w:val="both"/>
-        <w:rPr>
-          <w:rFonts w:ascii="Book Antiqua" w:hAnsi="Book Antiqua" w:cs="Times New Roman"/>
-          <w:color w:val="000000" w:themeColor="text1"/>
-        </w:rPr>
-      </w:pPr>
-    </w:p>
-    <w:p>
-      <w:pPr>
-        <w:pStyle w:val="SemEspaamento"/>
-        <w:spacing w:line="276" w:lineRule="auto"/>
-        <w:jc w:val="both"/>
-        <w:rPr>
-          <w:rFonts w:ascii="Book Antiqua" w:hAnsi="Book Antiqua" w:cs="Times New Roman"/>
-          <w:color w:val="000000" w:themeColor="text1"/>
-        </w:rPr>
-      </w:pPr>
-      <w:r>
-        <w:rPr>
-          <w:rFonts w:ascii="Book Antiqua" w:hAnsi="Book Antiqua" w:cs="Times New Roman"/>
-          <w:b/>
-          <w:color w:val="000000" w:themeColor="text1"/>
-        </w:rPr>
-        <w:t xml:space="preserve">Parágrafo Terceiro: </w:t>
-      </w:r>
-      <w:r>
-        <w:rPr>
-          <w:rFonts w:ascii="Book Antiqua" w:hAnsi="Book Antiqua" w:cs="Times New Roman"/>
-          <w:color w:val="000000" w:themeColor="text1"/>
-        </w:rPr>
-        <w:t xml:space="preserve">A VENDEDORA não será em hipótese alguma responsabilizada por problemas no local de acomodação do brinquedo que inviabilizem ou retardem a sua instalação.  </w:t>
-      </w:r>
-    </w:p>
-    <w:p>
-      <w:pPr>
-        <w:pStyle w:val="SemEspaamento"/>
-        <w:spacing w:line="276" w:lineRule="auto"/>
-        <w:jc w:val="both"/>
-        <w:rPr>
-          <w:rFonts w:ascii="Book Antiqua" w:hAnsi="Book Antiqua" w:cs="Times New Roman"/>
-          <w:color w:val="000000" w:themeColor="text1"/>
-        </w:rPr>
-      </w:pPr>
-    </w:p>
-    <w:p>
-      <w:pPr>
-        <w:pStyle w:val="SemEspaamento"/>
-        <w:spacing w:line="276" w:lineRule="auto"/>
-        <w:jc w:val="both"/>
-        <w:rPr>
-          <w:rFonts w:ascii="Book Antiqua" w:hAnsi="Book Antiqua" w:cs="Times New Roman"/>
-          <w:color w:val="000000" w:themeColor="text1"/>
-        </w:rPr>
-      </w:pPr>
-      <w:r>
-        <w:rPr>
-          <w:rFonts w:ascii="Book Antiqua" w:hAnsi="Book Antiqua" w:cs="Times New Roman"/>
-          <w:b/>
-          <w:color w:val="000000" w:themeColor="text1"/>
-        </w:rPr>
-        <w:t xml:space="preserve">CLÁUSULA SÉTIMA: </w:t>
-      </w:r>
-      <w:r>
-        <w:rPr>
-          <w:rFonts w:ascii="Book Antiqua" w:hAnsi="Book Antiqua" w:cs="Times New Roman"/>
-          <w:color w:val="000000" w:themeColor="text1"/>
-        </w:rPr>
-        <w:t xml:space="preserve">Fica ciente o COMPRADOR(A) que para a realização da montagem dos equipamentos em caso de condomínios ou locais comerciais que possuírem regimento interno quanto ao tempo </w:t>
-      </w:r>
-      <w:r>
-        <w:rPr>
-          <w:rFonts w:ascii="Book Antiqua" w:hAnsi="Book Antiqua" w:cs="Times New Roman"/>
-          <w:color w:val="000000" w:themeColor="text1"/>
-        </w:rPr>
-        <w:t xml:space="preserve">e dias específicos para trabalho, a VENDEDORA respeitará tais condições específicas não </w:t>
-      </w:r>
-      <w:r>
-        <w:rPr>
-          <w:rFonts w:ascii="Book Antiqua" w:hAnsi="Book Antiqua" w:cs="Times New Roman"/>
-          <w:color w:val="000000" w:themeColor="text1"/>
-        </w:rPr>
-        <w:lastRenderedPageBreak/>
-        <w:t>havendo a possibilidade de extensão do</w:t>
+        <w:t xml:space="preserve">ao tempo </w:t>
+      </w:r>
+      <w:r>
+        <w:rPr>
+          <w:rFonts w:ascii="Book Antiqua" w:hAnsi="Book Antiqua" w:cs="Times New Roman"/>
+          <w:color w:val="000000" w:themeColor="text1"/>
+        </w:rPr>
+        <w:t>e dias específicos para trabalho, a VENDEDORA respeitará tais condições específicas não havendo a possibilidade de extensão do</w:t>
       </w:r>
       <w:r>
         <w:rPr>
@@ -8833,7 +8803,7 @@
                                   <w:sz w:val="28"/>
                                   <w:szCs w:val="28"/>
                                 </w:rPr>
-                                <w:t>13</w:t>
+                                <w:t>4</w:t>
                               </w:r>
                               <w:r>
                                 <w:rPr>
@@ -8909,7 +8879,7 @@
                             <w:sz w:val="28"/>
                             <w:szCs w:val="28"/>
                           </w:rPr>
-                          <w:t>13</w:t>
+                          <w:t>4</w:t>
                         </w:r>
                         <w:r>
                           <w:rPr>
@@ -11308,7 +11278,7 @@
 </file>
 
 <file path=customXml/itemProps1.xml><?xml version="1.0" encoding="utf-8"?>
-<ds:datastoreItem xmlns:ds="http://schemas.openxmlformats.org/officeDocument/2006/customXml" ds:itemID="{E7F93EAE-8ADB-4B5E-BD10-E9A2B9EE7056}">
+<ds:datastoreItem xmlns:ds="http://schemas.openxmlformats.org/officeDocument/2006/customXml" ds:itemID="{30702669-304B-4318-A617-F351DEADBEE7}">
   <ds:schemaRefs>
     <ds:schemaRef ds:uri="http://schemas.openxmlformats.org/officeDocument/2006/bibliography"/>
   </ds:schemaRefs>

--- a/contrato.docx
+++ b/contrato.docx
@@ -1489,23 +1489,7 @@
           <w:rFonts w:ascii="Book Antiqua" w:hAnsi="Book Antiqua" w:cs="Times New Roman"/>
           <w:color w:val="000000" w:themeColor="text1"/>
         </w:rPr>
-        <w:t xml:space="preserve">Para a aquisição do equipamento acima disposto, a </w:t>
-      </w:r>
-      <w:proofErr w:type="gramStart"/>
-      <w:r>
-        <w:rPr>
-          <w:rFonts w:ascii="Book Antiqua" w:hAnsi="Book Antiqua" w:cs="Times New Roman"/>
-          <w:color w:val="000000" w:themeColor="text1"/>
-        </w:rPr>
-        <w:t>COMPRADOR(</w:t>
-      </w:r>
-      <w:proofErr w:type="gramEnd"/>
-      <w:r>
-        <w:rPr>
-          <w:rFonts w:ascii="Book Antiqua" w:hAnsi="Book Antiqua" w:cs="Times New Roman"/>
-          <w:color w:val="000000" w:themeColor="text1"/>
-        </w:rPr>
-        <w:t xml:space="preserve">A) pagará à VENDENDORA o valor líquido </w:t>
+        <w:t xml:space="preserve">Para a aquisição do equipamento acima disposto, a COMPRADOR(A) pagará à VENDENDORA o valor líquido </w:t>
       </w:r>
       <w:r>
         <w:rPr>
@@ -1557,48 +1541,48 @@
           <w:bCs/>
           <w:sz w:val="28"/>
         </w:rPr>
-        <w:t xml:space="preserve">{{ </w:t>
-      </w:r>
-      <w:r>
-        <w:rPr>
-          <w:b/>
-          <w:bCs/>
-          <w:sz w:val="28"/>
-        </w:rPr>
-        <w:t>VALOR_</w:t>
-      </w:r>
-      <w:r>
-        <w:rPr>
-          <w:b/>
-          <w:bCs/>
-          <w:sz w:val="28"/>
-        </w:rPr>
-        <w:t>EXTENSO</w:t>
-      </w:r>
-      <w:r>
-        <w:rPr>
-          <w:b/>
-          <w:bCs/>
-          <w:sz w:val="28"/>
-        </w:rPr>
-        <w:t xml:space="preserve"> }}</w:t>
-      </w:r>
-      <w:r>
-        <w:rPr>
-          <w:b/>
-          <w:bCs/>
-          <w:sz w:val="28"/>
-        </w:rPr>
-        <w:t xml:space="preserve"> )</w:t>
-      </w:r>
-      <w:r>
-        <w:rPr>
-          <w:rFonts w:ascii="Book Antiqua" w:hAnsi="Book Antiqua" w:cs="Times New Roman"/>
-        </w:rPr>
-        <w:t>,</w:t>
+        <w:t xml:space="preserve"> </w:t>
       </w:r>
       <w:bookmarkStart w:id="0" w:name="_GoBack"/>
       <w:bookmarkEnd w:id="0"/>
+      <w:r>
+        <w:rPr>
+          <w:b/>
+          <w:bCs/>
+          <w:sz w:val="28"/>
+        </w:rPr>
+        <w:t xml:space="preserve">{{ </w:t>
+      </w:r>
+      <w:r>
+        <w:rPr>
+          <w:b/>
+          <w:bCs/>
+          <w:sz w:val="28"/>
+        </w:rPr>
+        <w:t>VALOR_EXTENSO</w:t>
+      </w:r>
+      <w:r>
+        <w:rPr>
+          <w:b/>
+          <w:bCs/>
+          <w:sz w:val="28"/>
+        </w:rPr>
+        <w:t xml:space="preserve"> }}</w:t>
+      </w:r>
+      <w:r>
+        <w:rPr>
+          <w:b/>
+          <w:bCs/>
+          <w:sz w:val="28"/>
+        </w:rPr>
+        <w:t xml:space="preserve"> )</w:t>
+      </w:r>
+      <w:r>
+        <w:rPr>
+          <w:rFonts w:ascii="Book Antiqua" w:hAnsi="Book Antiqua" w:cs="Times New Roman"/>
+        </w:rPr>
+        <w:t>,</w:t>
+      </w:r>
       <w:r>
         <w:rPr>
           <w:rFonts w:ascii="Book Antiqua" w:hAnsi="Book Antiqua" w:cs="Times New Roman"/>
@@ -8803,7 +8787,7 @@
                                   <w:sz w:val="28"/>
                                   <w:szCs w:val="28"/>
                                 </w:rPr>
-                                <w:t>4</w:t>
+                                <w:t>13</w:t>
                               </w:r>
                               <w:r>
                                 <w:rPr>
@@ -8879,7 +8863,7 @@
                             <w:sz w:val="28"/>
                             <w:szCs w:val="28"/>
                           </w:rPr>
-                          <w:t>4</w:t>
+                          <w:t>13</w:t>
                         </w:r>
                         <w:r>
                           <w:rPr>
@@ -11278,7 +11262,7 @@
 </file>
 
 <file path=customXml/itemProps1.xml><?xml version="1.0" encoding="utf-8"?>
-<ds:datastoreItem xmlns:ds="http://schemas.openxmlformats.org/officeDocument/2006/customXml" ds:itemID="{30702669-304B-4318-A617-F351DEADBEE7}">
+<ds:datastoreItem xmlns:ds="http://schemas.openxmlformats.org/officeDocument/2006/customXml" ds:itemID="{9C94B100-7423-4770-AA4C-C5A701747360}">
   <ds:schemaRefs>
     <ds:schemaRef ds:uri="http://schemas.openxmlformats.org/officeDocument/2006/bibliography"/>
   </ds:schemaRefs>

--- a/contrato.docx
+++ b/contrato.docx
@@ -1543,8 +1543,6 @@
         </w:rPr>
         <w:t xml:space="preserve"> </w:t>
       </w:r>
-      <w:bookmarkStart w:id="0" w:name="_GoBack"/>
-      <w:bookmarkEnd w:id="0"/>
       <w:r>
         <w:rPr>
           <w:b/>
@@ -1756,7 +1754,7 @@
           <w:color w:val="000000" w:themeColor="text1"/>
         </w:rPr>
       </w:pPr>
-      <w:bookmarkStart w:id="1" w:name="_Hlk174707443"/>
+      <w:bookmarkStart w:id="0" w:name="_Hlk174707443"/>
     </w:p>
     <w:p>
       <w:pPr>
@@ -1842,7 +1840,7 @@
         </w:rPr>
       </w:pPr>
     </w:p>
-    <w:bookmarkEnd w:id="1"/>
+    <w:bookmarkEnd w:id="0"/>
     <w:p>
       <w:pPr>
         <w:pStyle w:val="SemEspaamento"/>
@@ -4481,7 +4479,7 @@
           <w:color w:val="000000" w:themeColor="text1"/>
         </w:rPr>
       </w:pPr>
-      <w:bookmarkStart w:id="2" w:name="_Hlk126854378"/>
+      <w:bookmarkStart w:id="1" w:name="_Hlk126854378"/>
       <w:r>
         <w:rPr>
           <w:rFonts w:ascii="Book Antiqua" w:hAnsi="Book Antiqua" w:cs="Times New Roman"/>
@@ -4525,7 +4523,7 @@
         <w:t>metragem e o material utilizado na fabricação do mesmo.</w:t>
       </w:r>
     </w:p>
-    <w:bookmarkEnd w:id="2"/>
+    <w:bookmarkEnd w:id="1"/>
     <w:p>
       <w:pPr>
         <w:pStyle w:val="SemEspaamento"/>
@@ -8322,83 +8320,47 @@
         </w:rPr>
         <w:t xml:space="preserve"> </w:t>
       </w:r>
-      <w:r>
-        <w:rPr>
-          <w:rFonts w:ascii="Book Antiqua" w:hAnsi="Book Antiqua" w:cs="Times New Roman"/>
-          <w:color w:val="000000" w:themeColor="text1"/>
-          <w:highlight w:val="yellow"/>
-        </w:rPr>
-        <w:t>29</w:t>
-      </w:r>
-      <w:r>
-        <w:rPr>
-          <w:rFonts w:ascii="Book Antiqua" w:hAnsi="Book Antiqua" w:cs="Times New Roman"/>
-          <w:color w:val="000000" w:themeColor="text1"/>
-          <w:highlight w:val="yellow"/>
+      <w:proofErr w:type="gramStart"/>
+      <w:r>
+        <w:rPr>
+          <w:b/>
+          <w:bCs/>
+          <w:sz w:val="28"/>
+        </w:rPr>
+        <w:t xml:space="preserve">{{ </w:t>
+      </w:r>
+      <w:r>
+        <w:rPr>
+          <w:b/>
+          <w:bCs/>
+          <w:sz w:val="28"/>
+        </w:rPr>
+        <w:t>DATA</w:t>
+      </w:r>
+      <w:proofErr w:type="gramEnd"/>
+      <w:r>
+        <w:rPr>
+          <w:b/>
+          <w:bCs/>
+          <w:sz w:val="28"/>
+        </w:rPr>
+        <w:t>_CONTRATO</w:t>
+      </w:r>
+      <w:r>
+        <w:rPr>
+          <w:b/>
+          <w:bCs/>
+          <w:sz w:val="28"/>
+        </w:rPr>
+        <w:t xml:space="preserve"> }}</w:t>
+      </w:r>
+      <w:r>
+        <w:rPr>
+          <w:rFonts w:ascii="Book Antiqua" w:hAnsi="Book Antiqua" w:cs="Times New Roman"/>
+          <w:color w:val="000000" w:themeColor="text1"/>
         </w:rPr>
         <w:t xml:space="preserve"> </w:t>
       </w:r>
-      <w:r>
-        <w:rPr>
-          <w:rFonts w:ascii="Book Antiqua" w:hAnsi="Book Antiqua" w:cs="Times New Roman"/>
-          <w:color w:val="000000" w:themeColor="text1"/>
-          <w:highlight w:val="yellow"/>
-        </w:rPr>
-        <w:t>de</w:t>
-      </w:r>
-      <w:r>
-        <w:rPr>
-          <w:rFonts w:ascii="Book Antiqua" w:hAnsi="Book Antiqua" w:cs="Times New Roman"/>
-          <w:color w:val="000000" w:themeColor="text1"/>
-          <w:highlight w:val="yellow"/>
-        </w:rPr>
-        <w:t xml:space="preserve"> </w:t>
-      </w:r>
-      <w:r>
-        <w:rPr>
-          <w:rFonts w:ascii="Book Antiqua" w:hAnsi="Book Antiqua" w:cs="Times New Roman"/>
-          <w:color w:val="000000" w:themeColor="text1"/>
-          <w:highlight w:val="yellow"/>
-        </w:rPr>
-        <w:t>janeiro</w:t>
-      </w:r>
-      <w:r>
-        <w:rPr>
-          <w:rFonts w:ascii="Book Antiqua" w:hAnsi="Book Antiqua" w:cs="Times New Roman"/>
-          <w:color w:val="000000" w:themeColor="text1"/>
-          <w:highlight w:val="yellow"/>
-        </w:rPr>
-        <w:t xml:space="preserve"> </w:t>
-      </w:r>
-      <w:r>
-        <w:rPr>
-          <w:rFonts w:ascii="Book Antiqua" w:hAnsi="Book Antiqua" w:cs="Times New Roman"/>
-          <w:color w:val="000000" w:themeColor="text1"/>
-          <w:highlight w:val="yellow"/>
-        </w:rPr>
-        <w:t>de</w:t>
-      </w:r>
-      <w:r>
-        <w:rPr>
-          <w:rFonts w:ascii="Book Antiqua" w:hAnsi="Book Antiqua" w:cs="Times New Roman"/>
-          <w:color w:val="000000" w:themeColor="text1"/>
-        </w:rPr>
-        <w:t xml:space="preserve"> 202</w:t>
-      </w:r>
-      <w:r>
-        <w:rPr>
-          <w:rFonts w:ascii="Book Antiqua" w:hAnsi="Book Antiqua" w:cs="Times New Roman"/>
-          <w:color w:val="000000" w:themeColor="text1"/>
-        </w:rPr>
-        <w:t>6</w:t>
-      </w:r>
-      <w:r>
-        <w:rPr>
-          <w:rFonts w:ascii="Book Antiqua" w:hAnsi="Book Antiqua" w:cs="Times New Roman"/>
-          <w:color w:val="000000" w:themeColor="text1"/>
-        </w:rPr>
-        <w:t>.</w:t>
-      </w:r>
     </w:p>
     <w:p>
       <w:pPr>
@@ -8461,21 +8423,11 @@
         <w:jc w:val="center"/>
         <w:rPr>
           <w:rFonts w:ascii="Book Antiqua" w:hAnsi="Book Antiqua" w:cs="Times New Roman"/>
-          <w:b/>
-          <w:bCs/>
-          <w:color w:val="000000" w:themeColor="text1"/>
-        </w:rPr>
-      </w:pPr>
-      <w:r>
-        <w:rPr>
-          <w:rFonts w:ascii="Book Antiqua" w:hAnsi="Book Antiqua" w:cs="Times New Roman"/>
-          <w:b/>
-          <w:bCs/>
-          <w:color w:val="000000" w:themeColor="text1"/>
-          <w:highlight w:val="yellow"/>
-        </w:rPr>
-        <w:t>50.477.311 VICTORIA SOUZA ROCHA</w:t>
-      </w:r>
+          <w:color w:val="000000" w:themeColor="text1"/>
+        </w:rPr>
+      </w:pPr>
+      <w:bookmarkStart w:id="2" w:name="_GoBack"/>
+      <w:bookmarkEnd w:id="2"/>
     </w:p>
     <w:p>
       <w:pPr>
@@ -8787,7 +8739,7 @@
                                   <w:sz w:val="28"/>
                                   <w:szCs w:val="28"/>
                                 </w:rPr>
-                                <w:t>13</w:t>
+                                <w:t>10</w:t>
                               </w:r>
                               <w:r>
                                 <w:rPr>
@@ -8863,7 +8815,7 @@
                             <w:sz w:val="28"/>
                             <w:szCs w:val="28"/>
                           </w:rPr>
-                          <w:t>13</w:t>
+                          <w:t>10</w:t>
                         </w:r>
                         <w:r>
                           <w:rPr>
@@ -11262,7 +11214,7 @@
 </file>
 
 <file path=customXml/itemProps1.xml><?xml version="1.0" encoding="utf-8"?>
-<ds:datastoreItem xmlns:ds="http://schemas.openxmlformats.org/officeDocument/2006/customXml" ds:itemID="{9C94B100-7423-4770-AA4C-C5A701747360}">
+<ds:datastoreItem xmlns:ds="http://schemas.openxmlformats.org/officeDocument/2006/customXml" ds:itemID="{0D3B4BD4-624F-4F00-A307-1CAAD64AEB98}">
   <ds:schemaRefs>
     <ds:schemaRef ds:uri="http://schemas.openxmlformats.org/officeDocument/2006/bibliography"/>
   </ds:schemaRefs>

--- a/contrato.docx
+++ b/contrato.docx
@@ -940,33 +940,6 @@
           <w:i/>
         </w:rPr>
         <w:t>_PRODUTO }}</w:t>
-      </w:r>
-    </w:p>
-    <w:p>
-      <w:pPr>
-        <w:pStyle w:val="SemEspaamento"/>
-        <w:numPr>
-          <w:ilvl w:val="0"/>
-          <w:numId w:val="13"/>
-        </w:numPr>
-        <w:spacing w:line="276" w:lineRule="auto"/>
-        <w:jc w:val="both"/>
-        <w:rPr>
-          <w:rFonts w:ascii="Book Antiqua" w:hAnsi="Book Antiqua" w:cs="Times New Roman"/>
-          <w:b/>
-          <w:i/>
-          <w:color w:val="000000" w:themeColor="text1"/>
-          <w:sz w:val="18"/>
-        </w:rPr>
-      </w:pPr>
-      <w:r>
-        <w:rPr>
-          <w:rFonts w:ascii="Book Antiqua" w:hAnsi="Book Antiqua" w:cs="Times New Roman"/>
-          <w:i/>
-          <w:iCs/>
-          <w:highlight w:val="yellow"/>
-        </w:rPr>
-        <w:t>39m</w:t>
       </w:r>
     </w:p>
     <w:p>
@@ -8422,12 +8395,68 @@
         <w:spacing w:line="276" w:lineRule="auto"/>
         <w:jc w:val="center"/>
         <w:rPr>
-          <w:rFonts w:ascii="Book Antiqua" w:hAnsi="Book Antiqua" w:cs="Times New Roman"/>
-          <w:color w:val="000000" w:themeColor="text1"/>
-        </w:rPr>
-      </w:pPr>
+          <w:b/>
+          <w:sz w:val="28"/>
+        </w:rPr>
+      </w:pPr>
+      <w:proofErr w:type="gramStart"/>
+      <w:r>
+        <w:rPr>
+          <w:b/>
+          <w:sz w:val="28"/>
+        </w:rPr>
+        <w:t>{{ NOME</w:t>
+      </w:r>
+      <w:proofErr w:type="gramEnd"/>
+      <w:r>
+        <w:rPr>
+          <w:b/>
+          <w:sz w:val="28"/>
+        </w:rPr>
+        <w:t>_EMPRESARIAL }}</w:t>
+      </w:r>
+    </w:p>
+    <w:p>
+      <w:pPr>
+        <w:pStyle w:val="SemEspaamento"/>
+        <w:spacing w:line="276" w:lineRule="auto"/>
+        <w:jc w:val="center"/>
+        <w:rPr>
+          <w:b/>
+          <w:sz w:val="28"/>
+        </w:rPr>
+      </w:pPr>
+      <w:r>
+        <w:rPr>
+          <w:b/>
+          <w:sz w:val="28"/>
+        </w:rPr>
+        <w:t>{{ CNPJ }}</w:t>
+      </w:r>
       <w:bookmarkStart w:id="2" w:name="_GoBack"/>
       <w:bookmarkEnd w:id="2"/>
+    </w:p>
+    <w:p>
+      <w:pPr>
+        <w:pStyle w:val="SemEspaamento"/>
+        <w:spacing w:line="276" w:lineRule="auto"/>
+        <w:jc w:val="center"/>
+        <w:rPr>
+          <w:rFonts w:ascii="Book Antiqua" w:hAnsi="Book Antiqua" w:cs="Times New Roman"/>
+          <w:color w:val="000000" w:themeColor="text1"/>
+        </w:rPr>
+      </w:pPr>
+    </w:p>
+    <w:p>
+      <w:pPr>
+        <w:pStyle w:val="SemEspaamento"/>
+        <w:spacing w:line="276" w:lineRule="auto"/>
+        <w:jc w:val="center"/>
+        <w:rPr>
+          <w:rFonts w:ascii="Book Antiqua" w:hAnsi="Book Antiqua" w:cs="Times New Roman"/>
+          <w:color w:val="000000" w:themeColor="text1"/>
+        </w:rPr>
+      </w:pPr>
     </w:p>
     <w:p>
       <w:pPr>
@@ -8739,7 +8768,7 @@
                                   <w:sz w:val="28"/>
                                   <w:szCs w:val="28"/>
                                 </w:rPr>
-                                <w:t>10</w:t>
+                                <w:t>13</w:t>
                               </w:r>
                               <w:r>
                                 <w:rPr>
@@ -8815,7 +8844,7 @@
                             <w:sz w:val="28"/>
                             <w:szCs w:val="28"/>
                           </w:rPr>
-                          <w:t>10</w:t>
+                          <w:t>13</w:t>
                         </w:r>
                         <w:r>
                           <w:rPr>
@@ -11214,7 +11243,7 @@
 </file>
 
 <file path=customXml/itemProps1.xml><?xml version="1.0" encoding="utf-8"?>
-<ds:datastoreItem xmlns:ds="http://schemas.openxmlformats.org/officeDocument/2006/customXml" ds:itemID="{0D3B4BD4-624F-4F00-A307-1CAAD64AEB98}">
+<ds:datastoreItem xmlns:ds="http://schemas.openxmlformats.org/officeDocument/2006/customXml" ds:itemID="{3AAE1D48-C924-494B-A99F-B5966BE8578C}">
   <ds:schemaRefs>
     <ds:schemaRef ds:uri="http://schemas.openxmlformats.org/officeDocument/2006/bibliography"/>
   </ds:schemaRefs>

--- a/contrato.docx
+++ b/contrato.docx
@@ -376,19 +376,6 @@
           <w:sz w:val="28"/>
         </w:rPr>
         <w:t xml:space="preserve"> }}</w:t>
-      </w:r>
-      <w:r>
-        <w:rPr>
-          <w:b/>
-        </w:rPr>
-        <w:t xml:space="preserve"> , </w:t>
-      </w:r>
-      <w:r>
-        <w:rPr>
-          <w:b/>
-          <w:bCs/>
-        </w:rPr>
-        <w:t>{{ numero }} , {{ complemento }} - {{ bairro }}</w:t>
       </w:r>
     </w:p>
     <w:p>
@@ -1610,104 +1597,73 @@
       <w:pPr>
         <w:pStyle w:val="SemEspaamento"/>
         <w:spacing w:line="276" w:lineRule="auto"/>
-        <w:jc w:val="both"/>
-        <w:rPr>
-          <w:rFonts w:ascii="Book Antiqua" w:hAnsi="Book Antiqua" w:cs="Times New Roman"/>
-        </w:rPr>
-      </w:pPr>
-    </w:p>
-    <w:p>
-      <w:pPr>
-        <w:pStyle w:val="SemEspaamento"/>
-        <w:numPr>
-          <w:ilvl w:val="0"/>
-          <w:numId w:val="9"/>
-        </w:numPr>
-        <w:spacing w:line="276" w:lineRule="auto"/>
-        <w:jc w:val="both"/>
-        <w:rPr>
-          <w:rFonts w:ascii="Book Antiqua" w:hAnsi="Book Antiqua" w:cs="Times New Roman"/>
-          <w:i/>
-          <w:iCs/>
-          <w:color w:val="000000" w:themeColor="text1"/>
-          <w:highlight w:val="yellow"/>
-        </w:rPr>
-      </w:pPr>
-      <w:r>
-        <w:rPr>
-          <w:rFonts w:ascii="Book Antiqua" w:hAnsi="Book Antiqua" w:cs="Times New Roman"/>
-          <w:i/>
-          <w:iCs/>
-          <w:color w:val="000000" w:themeColor="text1"/>
-          <w:highlight w:val="yellow"/>
-        </w:rPr>
-        <w:t>Entrada no valor R$ 6.250,00 (seis mil, duzentos e cinquenta reais), a ser paga via PIX no ato da assinatura do presente contrato; para dar início a produção.</w:t>
-      </w:r>
-    </w:p>
-    <w:p>
-      <w:pPr>
-        <w:pStyle w:val="NormalWeb"/>
-        <w:numPr>
-          <w:ilvl w:val="0"/>
-          <w:numId w:val="9"/>
-        </w:numPr>
-        <w:spacing w:before="0" w:beforeAutospacing="0" w:after="0" w:afterAutospacing="0"/>
-        <w:jc w:val="both"/>
-        <w:textAlignment w:val="baseline"/>
-        <w:rPr>
-          <w:rFonts w:ascii="Book Antiqua" w:hAnsi="Book Antiqua"/>
-          <w:i/>
-          <w:iCs/>
-          <w:color w:val="000000"/>
-          <w:sz w:val="22"/>
-          <w:szCs w:val="22"/>
-          <w:highlight w:val="yellow"/>
-        </w:rPr>
-      </w:pPr>
-      <w:r>
-        <w:rPr>
-          <w:rFonts w:ascii="Book Antiqua" w:hAnsi="Book Antiqua"/>
-          <w:i/>
-          <w:iCs/>
-          <w:color w:val="000000"/>
-          <w:sz w:val="22"/>
-          <w:szCs w:val="22"/>
-          <w:highlight w:val="yellow"/>
-        </w:rPr>
-        <w:t>Segunda Parcela no valor de R$ 6.250,00 (seis mil, duzentos e cinquenta reais), a ser pago via PIX no dia do envio do material no início da montagem do equipamento no local da instalação.</w:t>
-      </w:r>
-    </w:p>
-    <w:p>
-      <w:pPr>
-        <w:pStyle w:val="SemEspaamento"/>
-        <w:spacing w:line="276" w:lineRule="auto"/>
-        <w:ind w:left="778"/>
-        <w:jc w:val="both"/>
-        <w:rPr>
-          <w:rFonts w:ascii="Book Antiqua" w:hAnsi="Book Antiqua" w:cs="Times New Roman"/>
-          <w:i/>
-          <w:iCs/>
-          <w:color w:val="000000" w:themeColor="text1"/>
-        </w:rPr>
-      </w:pPr>
-    </w:p>
-    <w:p>
-      <w:pPr>
-        <w:pStyle w:val="SemEspaamento"/>
-        <w:spacing w:line="276" w:lineRule="auto"/>
-        <w:jc w:val="both"/>
-        <w:rPr>
-          <w:rFonts w:ascii="Book Antiqua" w:hAnsi="Book Antiqua" w:cs="Times New Roman"/>
-          <w:color w:val="000000" w:themeColor="text1"/>
-        </w:rPr>
-      </w:pPr>
-      <w:r>
-        <w:rPr>
-          <w:rFonts w:ascii="Book Antiqua" w:hAnsi="Book Antiqua" w:cs="Times New Roman"/>
-          <w:b/>
-          <w:color w:val="000000" w:themeColor="text1"/>
-        </w:rPr>
-        <w:t>Parágrafo Segundo:</w:t>
+        <w:jc w:val="center"/>
+        <w:rPr>
+          <w:rFonts w:ascii="Book Antiqua" w:hAnsi="Book Antiqua" w:cs="Times New Roman"/>
+          <w:b/>
+          <w:bCs/>
+          <w:color w:val="000000" w:themeColor="text1"/>
+        </w:rPr>
+      </w:pPr>
+      <w:proofErr w:type="gramStart"/>
+      <w:r>
+        <w:rPr>
+          <w:b/>
+          <w:sz w:val="28"/>
+        </w:rPr>
+        <w:t>{{ LOGRADOURO</w:t>
+      </w:r>
+      <w:proofErr w:type="gramEnd"/>
+      <w:r>
+        <w:rPr>
+          <w:b/>
+          <w:sz w:val="28"/>
+        </w:rPr>
+        <w:t xml:space="preserve"> }}</w:t>
+      </w:r>
+    </w:p>
+    <w:p>
+      <w:pPr>
+        <w:pStyle w:val="SemEspaamento"/>
+        <w:spacing w:line="276" w:lineRule="auto"/>
+        <w:jc w:val="center"/>
+        <w:rPr>
+          <w:rFonts w:ascii="Book Antiqua" w:hAnsi="Book Antiqua" w:cs="Times New Roman"/>
+          <w:b/>
+          <w:bCs/>
+          <w:color w:val="000000" w:themeColor="text1"/>
+        </w:rPr>
+      </w:pPr>
+      <w:bookmarkStart w:id="0" w:name="_GoBack"/>
+      <w:bookmarkEnd w:id="0"/>
+    </w:p>
+    <w:p>
+      <w:pPr>
+        <w:pStyle w:val="SemEspaamento"/>
+        <w:spacing w:line="276" w:lineRule="auto"/>
+        <w:jc w:val="both"/>
+        <w:rPr>
+          <w:rFonts w:ascii="Book Antiqua" w:hAnsi="Book Antiqua" w:cs="Times New Roman"/>
+          <w:color w:val="000000" w:themeColor="text1"/>
+        </w:rPr>
+      </w:pPr>
+      <w:proofErr w:type="gramStart"/>
+      <w:r>
+        <w:rPr>
+          <w:rFonts w:ascii="Book Antiqua" w:hAnsi="Book Antiqua" w:cs="Times New Roman"/>
+          <w:b/>
+          <w:color w:val="000000" w:themeColor="text1"/>
+        </w:rPr>
+        <w:t>Parágrafo Segundo</w:t>
+      </w:r>
+      <w:proofErr w:type="gramEnd"/>
+      <w:r>
+        <w:rPr>
+          <w:rFonts w:ascii="Book Antiqua" w:hAnsi="Book Antiqua" w:cs="Times New Roman"/>
+          <w:b/>
+          <w:color w:val="000000" w:themeColor="text1"/>
+        </w:rPr>
+        <w:t>:</w:t>
       </w:r>
       <w:r>
         <w:rPr>
@@ -1727,7 +1683,7 @@
           <w:color w:val="000000" w:themeColor="text1"/>
         </w:rPr>
       </w:pPr>
-      <w:bookmarkStart w:id="0" w:name="_Hlk174707443"/>
+      <w:bookmarkStart w:id="1" w:name="_Hlk174707443"/>
     </w:p>
     <w:p>
       <w:pPr>
@@ -1813,7 +1769,7 @@
         </w:rPr>
       </w:pPr>
     </w:p>
-    <w:bookmarkEnd w:id="0"/>
+    <w:bookmarkEnd w:id="1"/>
     <w:p>
       <w:pPr>
         <w:pStyle w:val="SemEspaamento"/>
@@ -1911,7 +1867,15 @@
           <w:rFonts w:ascii="Book Antiqua" w:hAnsi="Book Antiqua" w:cs="Times New Roman"/>
           <w:color w:val="000000" w:themeColor="text1"/>
         </w:rPr>
-        <w:t xml:space="preserve"> No caso de inadimplemento de qualquer das obrigações previstas nesta Cláusula por parte do COMPRADOR(A), além da incidência dos encargos estipulados na Parágrafo Quarto, haverá a inscrição desta nos órgãos de proteção ao crédito (SPC/SERASA), respeitada a notificação prévia destes para ciência das pendências existentes, pelo que na inércia, serão adotadas estas e outras providências para o recebimento, tais como protesto e cobrança judicial.</w:t>
+        <w:t xml:space="preserve"> No caso de inadimplemento de qualquer das obrigações previstas nesta Cláusula por parte do COMPRADOR(A), além da incidência dos encargos estipulados na Parágrafo Quarto, haverá a inscrição desta nos órgãos de proteção ao crédito (SPC/SERASA), respeitada a notificação </w:t>
+      </w:r>
+      <w:r>
+        <w:rPr>
+          <w:rFonts w:ascii="Book Antiqua" w:hAnsi="Book Antiqua" w:cs="Times New Roman"/>
+          <w:color w:val="000000" w:themeColor="text1"/>
+        </w:rPr>
+        <w:lastRenderedPageBreak/>
+        <w:t>prévia destes para ciência das pendências existentes, pelo que na inércia, serão adotadas estas e outras providências para o recebimento, tais como protesto e cobrança judicial.</w:t>
       </w:r>
     </w:p>
     <w:p>
@@ -2455,79 +2419,72 @@
           <w:rFonts w:ascii="Book Antiqua" w:hAnsi="Book Antiqua" w:cs="Times New Roman"/>
           <w:color w:val="000000" w:themeColor="text1"/>
         </w:rPr>
-        <w:t xml:space="preserve">Fica ciente o COMPRADOR(A) que para a realização da montagem dos equipamentos em caso de condomínios ou locais comerciais que possuírem regimento interno quanto </w:t>
-      </w:r>
-      <w:r>
-        <w:rPr>
-          <w:rFonts w:ascii="Book Antiqua" w:hAnsi="Book Antiqua" w:cs="Times New Roman"/>
+        <w:t xml:space="preserve">Fica ciente o COMPRADOR(A) que para a realização da montagem dos equipamentos em caso de condomínios ou locais comerciais que possuírem regimento interno quanto ao tempo </w:t>
+      </w:r>
+      <w:r>
+        <w:rPr>
+          <w:rFonts w:ascii="Book Antiqua" w:hAnsi="Book Antiqua" w:cs="Times New Roman"/>
+          <w:color w:val="000000" w:themeColor="text1"/>
+        </w:rPr>
+        <w:t>e dias específicos para trabalho, a VENDEDORA respeitará tais condições específicas não havendo a possibilidade de extensão do</w:t>
+      </w:r>
+      <w:r>
+        <w:rPr>
+          <w:rFonts w:ascii="Book Antiqua" w:hAnsi="Book Antiqua" w:cs="Times New Roman"/>
+          <w:color w:val="000000" w:themeColor="text1"/>
+        </w:rPr>
+        <w:t>s</w:t>
+      </w:r>
+      <w:r>
+        <w:rPr>
+          <w:rFonts w:ascii="Book Antiqua" w:hAnsi="Book Antiqua" w:cs="Times New Roman"/>
+          <w:color w:val="000000" w:themeColor="text1"/>
+        </w:rPr>
+        <w:t xml:space="preserve"> horários de trabalho, ainda que o COMPRADOR(A) se responsabilize quanto a multa e</w:t>
+      </w:r>
+      <w:r>
+        <w:rPr>
+          <w:rFonts w:ascii="Book Antiqua" w:hAnsi="Book Antiqua" w:cs="Times New Roman"/>
+          <w:color w:val="000000" w:themeColor="text1"/>
+        </w:rPr>
+        <w:t>/</w:t>
+      </w:r>
+      <w:r>
+        <w:rPr>
+          <w:rFonts w:ascii="Book Antiqua" w:hAnsi="Book Antiqua" w:cs="Times New Roman"/>
+          <w:color w:val="000000" w:themeColor="text1"/>
+        </w:rPr>
+        <w:t>ou advertências que possa vir a sofrer.</w:t>
+      </w:r>
+    </w:p>
+    <w:p>
+      <w:pPr>
+        <w:pStyle w:val="SemEspaamento"/>
+        <w:spacing w:line="276" w:lineRule="auto"/>
+        <w:jc w:val="both"/>
+        <w:rPr>
+          <w:rFonts w:ascii="Book Antiqua" w:hAnsi="Book Antiqua" w:cs="Times New Roman"/>
+          <w:color w:val="000000" w:themeColor="text1"/>
+        </w:rPr>
+      </w:pPr>
+    </w:p>
+    <w:p>
+      <w:pPr>
+        <w:pStyle w:val="SemEspaamento"/>
+        <w:spacing w:line="276" w:lineRule="auto"/>
+        <w:jc w:val="both"/>
+        <w:rPr>
+          <w:rFonts w:ascii="Book Antiqua" w:hAnsi="Book Antiqua" w:cs="Times New Roman"/>
+          <w:color w:val="000000" w:themeColor="text1"/>
+        </w:rPr>
+      </w:pPr>
+      <w:r>
+        <w:rPr>
+          <w:rFonts w:ascii="Book Antiqua" w:hAnsi="Book Antiqua" w:cs="Times New Roman"/>
+          <w:b/>
           <w:color w:val="000000" w:themeColor="text1"/>
         </w:rPr>
         <w:lastRenderedPageBreak/>
-        <w:t xml:space="preserve">ao tempo </w:t>
-      </w:r>
-      <w:r>
-        <w:rPr>
-          <w:rFonts w:ascii="Book Antiqua" w:hAnsi="Book Antiqua" w:cs="Times New Roman"/>
-          <w:color w:val="000000" w:themeColor="text1"/>
-        </w:rPr>
-        <w:t>e dias específicos para trabalho, a VENDEDORA respeitará tais condições específicas não havendo a possibilidade de extensão do</w:t>
-      </w:r>
-      <w:r>
-        <w:rPr>
-          <w:rFonts w:ascii="Book Antiqua" w:hAnsi="Book Antiqua" w:cs="Times New Roman"/>
-          <w:color w:val="000000" w:themeColor="text1"/>
-        </w:rPr>
-        <w:t>s</w:t>
-      </w:r>
-      <w:r>
-        <w:rPr>
-          <w:rFonts w:ascii="Book Antiqua" w:hAnsi="Book Antiqua" w:cs="Times New Roman"/>
-          <w:color w:val="000000" w:themeColor="text1"/>
-        </w:rPr>
-        <w:t xml:space="preserve"> horários de trabalho, ainda que o COMPRADOR(A) se responsabilize quanto a multa e</w:t>
-      </w:r>
-      <w:r>
-        <w:rPr>
-          <w:rFonts w:ascii="Book Antiqua" w:hAnsi="Book Antiqua" w:cs="Times New Roman"/>
-          <w:color w:val="000000" w:themeColor="text1"/>
-        </w:rPr>
-        <w:t>/</w:t>
-      </w:r>
-      <w:r>
-        <w:rPr>
-          <w:rFonts w:ascii="Book Antiqua" w:hAnsi="Book Antiqua" w:cs="Times New Roman"/>
-          <w:color w:val="000000" w:themeColor="text1"/>
-        </w:rPr>
-        <w:t>ou advertências que possa vir a sofrer.</w:t>
-      </w:r>
-    </w:p>
-    <w:p>
-      <w:pPr>
-        <w:pStyle w:val="SemEspaamento"/>
-        <w:spacing w:line="276" w:lineRule="auto"/>
-        <w:jc w:val="both"/>
-        <w:rPr>
-          <w:rFonts w:ascii="Book Antiqua" w:hAnsi="Book Antiqua" w:cs="Times New Roman"/>
-          <w:color w:val="000000" w:themeColor="text1"/>
-        </w:rPr>
-      </w:pPr>
-    </w:p>
-    <w:p>
-      <w:pPr>
-        <w:pStyle w:val="SemEspaamento"/>
-        <w:spacing w:line="276" w:lineRule="auto"/>
-        <w:jc w:val="both"/>
-        <w:rPr>
-          <w:rFonts w:ascii="Book Antiqua" w:hAnsi="Book Antiqua" w:cs="Times New Roman"/>
-          <w:color w:val="000000" w:themeColor="text1"/>
-        </w:rPr>
-      </w:pPr>
-      <w:r>
-        <w:rPr>
-          <w:rFonts w:ascii="Book Antiqua" w:hAnsi="Book Antiqua" w:cs="Times New Roman"/>
-          <w:b/>
-          <w:color w:val="000000" w:themeColor="text1"/>
-        </w:rPr>
         <w:t>CLÁUSULA OITAVA:</w:t>
       </w:r>
       <w:r>
@@ -2882,7 +2839,25 @@
           <w:bCs/>
           <w:color w:val="000000" w:themeColor="text1"/>
         </w:rPr>
-        <w:t xml:space="preserve">o COMPRADOR(A) junto à vendedora serão entregues </w:t>
+        <w:t xml:space="preserve">o </w:t>
+      </w:r>
+      <w:proofErr w:type="gramStart"/>
+      <w:r>
+        <w:rPr>
+          <w:rFonts w:ascii="Book Antiqua" w:hAnsi="Book Antiqua" w:cs="Times New Roman"/>
+          <w:bCs/>
+          <w:color w:val="000000" w:themeColor="text1"/>
+        </w:rPr>
+        <w:t>COMPRADOR(</w:t>
+      </w:r>
+      <w:proofErr w:type="gramEnd"/>
+      <w:r>
+        <w:rPr>
+          <w:rFonts w:ascii="Book Antiqua" w:hAnsi="Book Antiqua" w:cs="Times New Roman"/>
+          <w:bCs/>
+          <w:color w:val="000000" w:themeColor="text1"/>
+        </w:rPr>
+        <w:t xml:space="preserve">A) junto à vendedora serão entregues </w:t>
       </w:r>
       <w:r>
         <w:rPr>
@@ -2905,7 +2880,6 @@
           <w:rFonts w:ascii="Book Antiqua" w:hAnsi="Book Antiqua" w:cs="Times New Roman"/>
           <w:bCs/>
           <w:color w:val="000000" w:themeColor="text1"/>
-          <w:highlight w:val="yellow"/>
         </w:rPr>
         <w:t>até</w:t>
       </w:r>
@@ -2914,45 +2888,29 @@
           <w:rFonts w:ascii="Book Antiqua" w:hAnsi="Book Antiqua" w:cs="Times New Roman"/>
           <w:bCs/>
           <w:color w:val="000000" w:themeColor="text1"/>
-          <w:highlight w:val="yellow"/>
         </w:rPr>
         <w:t xml:space="preserve"> </w:t>
       </w:r>
       <w:r>
         <w:rPr>
-          <w:rFonts w:ascii="Book Antiqua" w:hAnsi="Book Antiqua" w:cs="Times New Roman"/>
-          <w:bCs/>
-          <w:color w:val="000000" w:themeColor="text1"/>
-          <w:highlight w:val="yellow"/>
-        </w:rPr>
-        <w:t>15</w:t>
-      </w:r>
-      <w:r>
-        <w:rPr>
-          <w:rFonts w:ascii="Book Antiqua" w:hAnsi="Book Antiqua" w:cs="Times New Roman"/>
-          <w:bCs/>
-          <w:color w:val="000000" w:themeColor="text1"/>
-          <w:highlight w:val="yellow"/>
-        </w:rPr>
-        <w:t xml:space="preserve"> (</w:t>
-      </w:r>
-      <w:r>
-        <w:rPr>
-          <w:rFonts w:ascii="Book Antiqua" w:hAnsi="Book Antiqua" w:cs="Times New Roman"/>
-          <w:bCs/>
-          <w:color w:val="000000" w:themeColor="text1"/>
-          <w:highlight w:val="yellow"/>
-        </w:rPr>
-        <w:t>quinze</w:t>
-      </w:r>
-      <w:r>
-        <w:rPr>
-          <w:rFonts w:ascii="Book Antiqua" w:hAnsi="Book Antiqua" w:cs="Times New Roman"/>
-          <w:bCs/>
-          <w:color w:val="000000" w:themeColor="text1"/>
-          <w:highlight w:val="yellow"/>
-        </w:rPr>
-        <w:t>)</w:t>
+          <w:b/>
+          <w:sz w:val="28"/>
+        </w:rPr>
+        <w:t xml:space="preserve">{{ </w:t>
+      </w:r>
+      <w:r>
+        <w:rPr>
+          <w:b/>
+          <w:sz w:val="28"/>
+        </w:rPr>
+        <w:t>PRAZO_ENTREGA</w:t>
+      </w:r>
+      <w:r>
+        <w:rPr>
+          <w:b/>
+          <w:sz w:val="28"/>
+        </w:rPr>
+        <w:t xml:space="preserve"> }}</w:t>
       </w:r>
       <w:r>
         <w:rPr>
@@ -3356,55 +3314,55 @@
           <w:b/>
           <w:color w:val="000000" w:themeColor="text1"/>
         </w:rPr>
+        <w:t>Parágrafo Segundo:</w:t>
+      </w:r>
+      <w:r>
+        <w:rPr>
+          <w:rFonts w:ascii="Book Antiqua" w:hAnsi="Book Antiqua" w:cs="Times New Roman"/>
+          <w:bCs/>
+          <w:color w:val="000000" w:themeColor="text1"/>
+        </w:rPr>
+        <w:t xml:space="preserve"> Fica estabelecido entre as partes que é terminantemente proibida a utilização do</w:t>
+      </w:r>
+      <w:r>
+        <w:rPr>
+          <w:rFonts w:ascii="Book Antiqua" w:hAnsi="Book Antiqua" w:cs="Times New Roman"/>
+          <w:bCs/>
+          <w:color w:val="000000" w:themeColor="text1"/>
+        </w:rPr>
+        <w:t xml:space="preserve"> brinquedo antes da efetiva entrega pela VENDEDORA ao COMPRADOR(A), não se responsabilizando aquela por quaisquer problemas ocorridos pelo uso durante o período não autorizado.</w:t>
+      </w:r>
+    </w:p>
+    <w:p>
+      <w:pPr>
+        <w:pStyle w:val="SemEspaamento"/>
+        <w:spacing w:line="276" w:lineRule="auto"/>
+        <w:jc w:val="both"/>
+        <w:rPr>
+          <w:rFonts w:ascii="Book Antiqua" w:hAnsi="Book Antiqua" w:cs="Times New Roman"/>
+          <w:bCs/>
+          <w:color w:val="000000" w:themeColor="text1"/>
+        </w:rPr>
+      </w:pPr>
+    </w:p>
+    <w:p>
+      <w:pPr>
+        <w:pStyle w:val="SemEspaamento"/>
+        <w:spacing w:line="276" w:lineRule="auto"/>
+        <w:jc w:val="both"/>
+        <w:rPr>
+          <w:rFonts w:ascii="Book Antiqua" w:hAnsi="Book Antiqua" w:cs="Times New Roman"/>
+          <w:bCs/>
+          <w:color w:val="000000" w:themeColor="text1"/>
+        </w:rPr>
+      </w:pPr>
+      <w:r>
+        <w:rPr>
+          <w:rFonts w:ascii="Book Antiqua" w:hAnsi="Book Antiqua" w:cs="Times New Roman"/>
+          <w:b/>
+          <w:color w:val="000000" w:themeColor="text1"/>
+        </w:rPr>
         <w:lastRenderedPageBreak/>
-        <w:t>Parágrafo Segundo:</w:t>
-      </w:r>
-      <w:r>
-        <w:rPr>
-          <w:rFonts w:ascii="Book Antiqua" w:hAnsi="Book Antiqua" w:cs="Times New Roman"/>
-          <w:bCs/>
-          <w:color w:val="000000" w:themeColor="text1"/>
-        </w:rPr>
-        <w:t xml:space="preserve"> Fica estabelecido entre as partes que é terminantemente proibida a utilização do</w:t>
-      </w:r>
-      <w:r>
-        <w:rPr>
-          <w:rFonts w:ascii="Book Antiqua" w:hAnsi="Book Antiqua" w:cs="Times New Roman"/>
-          <w:bCs/>
-          <w:color w:val="000000" w:themeColor="text1"/>
-        </w:rPr>
-        <w:t xml:space="preserve"> brinquedo antes da efetiva entrega pela VENDEDORA ao COMPRADOR(A), não se responsabilizando aquela por quaisquer problemas ocorridos pelo uso durante o período não autorizado.</w:t>
-      </w:r>
-    </w:p>
-    <w:p>
-      <w:pPr>
-        <w:pStyle w:val="SemEspaamento"/>
-        <w:spacing w:line="276" w:lineRule="auto"/>
-        <w:jc w:val="both"/>
-        <w:rPr>
-          <w:rFonts w:ascii="Book Antiqua" w:hAnsi="Book Antiqua" w:cs="Times New Roman"/>
-          <w:bCs/>
-          <w:color w:val="000000" w:themeColor="text1"/>
-        </w:rPr>
-      </w:pPr>
-    </w:p>
-    <w:p>
-      <w:pPr>
-        <w:pStyle w:val="SemEspaamento"/>
-        <w:spacing w:line="276" w:lineRule="auto"/>
-        <w:jc w:val="both"/>
-        <w:rPr>
-          <w:rFonts w:ascii="Book Antiqua" w:hAnsi="Book Antiqua" w:cs="Times New Roman"/>
-          <w:bCs/>
-          <w:color w:val="000000" w:themeColor="text1"/>
-        </w:rPr>
-      </w:pPr>
-      <w:r>
-        <w:rPr>
-          <w:rFonts w:ascii="Book Antiqua" w:hAnsi="Book Antiqua" w:cs="Times New Roman"/>
-          <w:b/>
-          <w:color w:val="000000" w:themeColor="text1"/>
-        </w:rPr>
         <w:t>Parágrafo Terceiro:</w:t>
       </w:r>
       <w:r>
@@ -4203,64 +4161,1251 @@
           <w:rFonts w:ascii="Book Antiqua" w:hAnsi="Book Antiqua" w:cs="Times New Roman"/>
           <w:color w:val="000000" w:themeColor="text1"/>
         </w:rPr>
-        <w:t xml:space="preserve"> condomínios ou locais comerciais que </w:t>
-      </w:r>
-      <w:r>
-        <w:rPr>
-          <w:rFonts w:ascii="Book Antiqua" w:hAnsi="Book Antiqua" w:cs="Times New Roman"/>
+        <w:t xml:space="preserve"> condomínios ou locais comerciais que possuírem </w:t>
+      </w:r>
+      <w:r>
+        <w:rPr>
+          <w:rFonts w:ascii="Book Antiqua" w:hAnsi="Book Antiqua" w:cs="Times New Roman"/>
+          <w:color w:val="000000" w:themeColor="text1"/>
+        </w:rPr>
+        <w:t xml:space="preserve">necessidade de autorização prévia, esta deverá ser realizada dando-se acesso </w:t>
+      </w:r>
+      <w:r>
+        <w:rPr>
+          <w:rFonts w:ascii="Book Antiqua" w:hAnsi="Book Antiqua" w:cs="Times New Roman"/>
+          <w:color w:val="000000" w:themeColor="text1"/>
+        </w:rPr>
+        <w:t xml:space="preserve">à VENDEDORA aos locais destinados para os fins necessários de montagem, </w:t>
+      </w:r>
+      <w:r>
+        <w:rPr>
+          <w:rFonts w:ascii="Book Antiqua" w:hAnsi="Book Antiqua" w:cs="Times New Roman"/>
+          <w:color w:val="000000" w:themeColor="text1"/>
+        </w:rPr>
+        <w:t xml:space="preserve">sendo obrigação desta informar os dados das pessoas que comparecerão para montagem </w:t>
+      </w:r>
+      <w:r>
+        <w:rPr>
+          <w:rFonts w:ascii="Book Antiqua" w:hAnsi="Book Antiqua" w:cs="Times New Roman"/>
+          <w:color w:val="000000" w:themeColor="text1"/>
+        </w:rPr>
+        <w:t>no prazo indicado pela COMPRADORA.</w:t>
+      </w:r>
+    </w:p>
+    <w:p>
+      <w:pPr>
+        <w:pStyle w:val="SemEspaamento"/>
+        <w:spacing w:line="276" w:lineRule="auto"/>
+        <w:jc w:val="both"/>
+        <w:rPr>
+          <w:rFonts w:ascii="Book Antiqua" w:hAnsi="Book Antiqua" w:cs="Times New Roman"/>
+          <w:color w:val="000000" w:themeColor="text1"/>
+        </w:rPr>
+      </w:pPr>
+    </w:p>
+    <w:p>
+      <w:pPr>
+        <w:pStyle w:val="SemEspaamento"/>
+        <w:spacing w:line="276" w:lineRule="auto"/>
+        <w:jc w:val="both"/>
+        <w:rPr>
+          <w:rFonts w:ascii="Book Antiqua" w:hAnsi="Book Antiqua" w:cs="Times New Roman"/>
+          <w:bCs/>
+          <w:color w:val="000000" w:themeColor="text1"/>
+        </w:rPr>
+      </w:pPr>
+      <w:r>
+        <w:rPr>
+          <w:rFonts w:ascii="Book Antiqua" w:hAnsi="Book Antiqua" w:cs="Times New Roman"/>
+          <w:b/>
+          <w:bCs/>
+          <w:color w:val="000000" w:themeColor="text1"/>
+        </w:rPr>
+        <w:t>Parágrafo Único:</w:t>
+      </w:r>
+      <w:r>
+        <w:rPr>
+          <w:rFonts w:ascii="Book Antiqua" w:hAnsi="Book Antiqua" w:cs="Times New Roman"/>
+          <w:color w:val="000000" w:themeColor="text1"/>
+        </w:rPr>
+        <w:t xml:space="preserve"> Caso não seja realizada a liberação por parte do COMPRADOR(A) e impossibilitada a entrega ou a montagem dos equipamentos </w:t>
+      </w:r>
+      <w:r>
+        <w:rPr>
+          <w:rFonts w:ascii="Book Antiqua" w:hAnsi="Book Antiqua" w:cs="Times New Roman"/>
+          <w:bCs/>
+          <w:color w:val="000000" w:themeColor="text1"/>
+        </w:rPr>
+        <w:t>no local da instalação será entendido como por sua Culpa, incorrendo assim nas hipóteses e consequências dispostas na Cláusula Oitava e seguintes deste instrumento.</w:t>
+      </w:r>
+    </w:p>
+    <w:p>
+      <w:pPr>
+        <w:pStyle w:val="SemEspaamento"/>
+        <w:spacing w:line="276" w:lineRule="auto"/>
+        <w:jc w:val="both"/>
+        <w:rPr>
+          <w:rFonts w:ascii="Book Antiqua" w:hAnsi="Book Antiqua" w:cs="Times New Roman"/>
+          <w:color w:val="000000" w:themeColor="text1"/>
+        </w:rPr>
+      </w:pPr>
+    </w:p>
+    <w:p>
+      <w:pPr>
+        <w:pStyle w:val="SemEspaamento"/>
+        <w:spacing w:line="276" w:lineRule="auto"/>
+        <w:jc w:val="both"/>
+        <w:rPr>
+          <w:rFonts w:ascii="Book Antiqua" w:hAnsi="Book Antiqua" w:cs="Times New Roman"/>
+          <w:bCs/>
+          <w:color w:val="000000" w:themeColor="text1"/>
+        </w:rPr>
+      </w:pPr>
+      <w:r>
+        <w:rPr>
+          <w:rFonts w:ascii="Book Antiqua" w:hAnsi="Book Antiqua" w:cs="Times New Roman"/>
+          <w:b/>
+          <w:color w:val="000000" w:themeColor="text1"/>
+        </w:rPr>
+        <w:t xml:space="preserve">CLÁUSULA DÉCIMA QUARTA: </w:t>
+      </w:r>
+      <w:r>
+        <w:rPr>
+          <w:rFonts w:ascii="Book Antiqua" w:hAnsi="Book Antiqua" w:cs="Times New Roman"/>
+          <w:bCs/>
+          <w:color w:val="000000" w:themeColor="text1"/>
+        </w:rPr>
+        <w:t xml:space="preserve">Finalizada a Instalação do brinquedo no prazo contratual, o COMPRADOR(A) </w:t>
+      </w:r>
+      <w:r>
+        <w:rPr>
+          <w:rFonts w:ascii="Book Antiqua" w:hAnsi="Book Antiqua" w:cs="Times New Roman"/>
+          <w:bCs/>
+          <w:color w:val="000000" w:themeColor="text1"/>
+        </w:rPr>
+        <w:t xml:space="preserve">realizará a vistoria do equipamento e, estando em ordem a montagem, assinará TERMO DE ENTREGA E CONFORMIDADE, que fará parte do presente instrumento, </w:t>
+      </w:r>
+      <w:r>
+        <w:rPr>
+          <w:rFonts w:ascii="Book Antiqua" w:hAnsi="Book Antiqua" w:cs="Times New Roman"/>
+          <w:bCs/>
+          <w:color w:val="000000" w:themeColor="text1"/>
+        </w:rPr>
+        <w:t xml:space="preserve">para </w:t>
+      </w:r>
+      <w:r>
+        <w:rPr>
+          <w:rFonts w:ascii="Book Antiqua" w:hAnsi="Book Antiqua" w:cs="Times New Roman"/>
+          <w:color w:val="000000" w:themeColor="text1"/>
+        </w:rPr>
+        <w:t xml:space="preserve">nada mais reclamar, eis que vistoriou o mesmo, </w:t>
+      </w:r>
+      <w:r>
+        <w:rPr>
+          <w:rFonts w:ascii="Book Antiqua" w:hAnsi="Book Antiqua" w:cs="Times New Roman"/>
+          <w:bCs/>
+          <w:color w:val="000000" w:themeColor="text1"/>
+        </w:rPr>
+        <w:t xml:space="preserve">passando a partir da </w:t>
+      </w:r>
+      <w:r>
+        <w:rPr>
+          <w:rFonts w:ascii="Book Antiqua" w:hAnsi="Book Antiqua" w:cs="Times New Roman"/>
+          <w:bCs/>
+          <w:color w:val="000000" w:themeColor="text1"/>
+        </w:rPr>
+        <w:t>respectiva data o início do vigor da garantia do brinquedo contra defeitos de fabricação.</w:t>
+      </w:r>
+    </w:p>
+    <w:p>
+      <w:pPr>
+        <w:pStyle w:val="SemEspaamento"/>
+        <w:spacing w:line="276" w:lineRule="auto"/>
+        <w:jc w:val="both"/>
+        <w:rPr>
+          <w:rFonts w:ascii="Book Antiqua" w:hAnsi="Book Antiqua" w:cs="Times New Roman"/>
+          <w:bCs/>
+          <w:color w:val="000000" w:themeColor="text1"/>
+        </w:rPr>
+      </w:pPr>
+    </w:p>
+    <w:p>
+      <w:pPr>
+        <w:pStyle w:val="SemEspaamento"/>
+        <w:spacing w:line="276" w:lineRule="auto"/>
+        <w:jc w:val="both"/>
+        <w:rPr>
+          <w:rFonts w:ascii="Book Antiqua" w:hAnsi="Book Antiqua" w:cs="Times New Roman"/>
+          <w:b/>
+          <w:color w:val="000000" w:themeColor="text1"/>
+          <w:u w:val="single"/>
+        </w:rPr>
+      </w:pPr>
+      <w:r>
+        <w:rPr>
+          <w:rFonts w:ascii="Book Antiqua" w:hAnsi="Book Antiqua" w:cs="Times New Roman"/>
+          <w:b/>
+          <w:color w:val="000000" w:themeColor="text1"/>
+          <w:u w:val="single"/>
+        </w:rPr>
+        <w:t>V – DAS OBRIGAÇÕES DA VENDEDORA</w:t>
+      </w:r>
+    </w:p>
+    <w:p>
+      <w:pPr>
+        <w:pStyle w:val="SemEspaamento"/>
+        <w:spacing w:line="276" w:lineRule="auto"/>
+        <w:jc w:val="both"/>
+        <w:rPr>
+          <w:rFonts w:ascii="Book Antiqua" w:hAnsi="Book Antiqua" w:cs="Times New Roman"/>
+          <w:bCs/>
+          <w:color w:val="000000" w:themeColor="text1"/>
+        </w:rPr>
+      </w:pPr>
+      <w:r>
+        <w:rPr>
+          <w:rFonts w:ascii="Book Antiqua" w:hAnsi="Book Antiqua" w:cs="Times New Roman"/>
+          <w:b/>
+          <w:color w:val="000000" w:themeColor="text1"/>
+        </w:rPr>
+        <w:t xml:space="preserve">CLÁUSULA DÉCIMA QUINTA: </w:t>
+      </w:r>
+      <w:r>
+        <w:rPr>
+          <w:rFonts w:ascii="Book Antiqua" w:hAnsi="Book Antiqua" w:cs="Times New Roman"/>
+          <w:bCs/>
+          <w:color w:val="000000" w:themeColor="text1"/>
+        </w:rPr>
+        <w:t>São obrigações da VENDEDORA:</w:t>
+      </w:r>
+    </w:p>
+    <w:p>
+      <w:pPr>
+        <w:pStyle w:val="SemEspaamento"/>
+        <w:spacing w:line="276" w:lineRule="auto"/>
+        <w:jc w:val="both"/>
+        <w:rPr>
+          <w:rFonts w:ascii="Book Antiqua" w:hAnsi="Book Antiqua" w:cs="Times New Roman"/>
+          <w:bCs/>
+          <w:color w:val="000000" w:themeColor="text1"/>
+        </w:rPr>
+      </w:pPr>
+    </w:p>
+    <w:p>
+      <w:pPr>
+        <w:pStyle w:val="SemEspaamento"/>
+        <w:spacing w:line="276" w:lineRule="auto"/>
+        <w:jc w:val="both"/>
+        <w:rPr>
+          <w:rFonts w:ascii="Book Antiqua" w:hAnsi="Book Antiqua" w:cs="Times New Roman"/>
+          <w:bCs/>
+          <w:color w:val="000000" w:themeColor="text1"/>
+        </w:rPr>
+      </w:pPr>
+      <w:bookmarkStart w:id="2" w:name="_Hlk126854378"/>
+      <w:r>
+        <w:rPr>
+          <w:rFonts w:ascii="Book Antiqua" w:hAnsi="Book Antiqua" w:cs="Times New Roman"/>
+          <w:b/>
+          <w:color w:val="000000" w:themeColor="text1"/>
+        </w:rPr>
+        <w:t xml:space="preserve">Parágrafo Primeiro: </w:t>
+      </w:r>
+      <w:r>
+        <w:rPr>
+          <w:rFonts w:ascii="Book Antiqua" w:hAnsi="Book Antiqua" w:cs="Times New Roman"/>
+          <w:bCs/>
+          <w:color w:val="000000" w:themeColor="text1"/>
+        </w:rPr>
+        <w:t xml:space="preserve">Apresentar o catálogo de produtos e o projeto para o </w:t>
+      </w:r>
+      <w:proofErr w:type="gramStart"/>
+      <w:r>
+        <w:rPr>
+          <w:rFonts w:ascii="Book Antiqua" w:hAnsi="Book Antiqua" w:cs="Times New Roman"/>
+          <w:bCs/>
+          <w:color w:val="000000" w:themeColor="text1"/>
+        </w:rPr>
+        <w:t>COMPRADOR(</w:t>
+      </w:r>
+      <w:proofErr w:type="gramEnd"/>
+      <w:r>
+        <w:rPr>
+          <w:rFonts w:ascii="Book Antiqua" w:hAnsi="Book Antiqua" w:cs="Times New Roman"/>
+          <w:bCs/>
+          <w:color w:val="000000" w:themeColor="text1"/>
+        </w:rPr>
+        <w:t xml:space="preserve">A) discriminando a </w:t>
+      </w:r>
+      <w:r>
+        <w:rPr>
+          <w:rFonts w:ascii="Book Antiqua" w:hAnsi="Book Antiqua" w:cs="Times New Roman"/>
+          <w:bCs/>
+          <w:color w:val="000000" w:themeColor="text1"/>
+        </w:rPr>
+        <w:t>metragem e o material utilizado na fabricação do mesmo.</w:t>
+      </w:r>
+    </w:p>
+    <w:bookmarkEnd w:id="2"/>
+    <w:p>
+      <w:pPr>
+        <w:pStyle w:val="SemEspaamento"/>
+        <w:spacing w:line="276" w:lineRule="auto"/>
+        <w:jc w:val="both"/>
+        <w:rPr>
+          <w:rFonts w:ascii="Book Antiqua" w:hAnsi="Book Antiqua" w:cs="Times New Roman"/>
+          <w:bCs/>
+          <w:color w:val="000000" w:themeColor="text1"/>
+        </w:rPr>
+      </w:pPr>
+    </w:p>
+    <w:p>
+      <w:pPr>
+        <w:pStyle w:val="SemEspaamento"/>
+        <w:spacing w:line="276" w:lineRule="auto"/>
+        <w:jc w:val="both"/>
+        <w:rPr>
+          <w:rFonts w:ascii="Book Antiqua" w:hAnsi="Book Antiqua" w:cs="Times New Roman"/>
+          <w:bCs/>
+          <w:color w:val="000000" w:themeColor="text1"/>
+        </w:rPr>
+      </w:pPr>
+      <w:r>
+        <w:rPr>
+          <w:rFonts w:ascii="Book Antiqua" w:hAnsi="Book Antiqua" w:cs="Times New Roman"/>
+          <w:b/>
+          <w:color w:val="000000" w:themeColor="text1"/>
+        </w:rPr>
+        <w:t>Parágrafo Segundo:</w:t>
+      </w:r>
+      <w:r>
+        <w:rPr>
+          <w:rFonts w:ascii="Book Antiqua" w:hAnsi="Book Antiqua" w:cs="Times New Roman"/>
+          <w:bCs/>
+          <w:color w:val="000000" w:themeColor="text1"/>
+        </w:rPr>
+        <w:t xml:space="preserve"> Zelar para que os bens sejam entregues no local escolhido pelas partes em conformidade com o que prevê este Contrato</w:t>
+      </w:r>
+      <w:r>
+        <w:rPr>
+          <w:rFonts w:ascii="Book Antiqua" w:hAnsi="Book Antiqua" w:cs="Times New Roman"/>
+          <w:bCs/>
+          <w:color w:val="000000" w:themeColor="text1"/>
+        </w:rPr>
+        <w:t xml:space="preserve"> e o projeto escolhido e assinado no ato da compra.</w:t>
+      </w:r>
+    </w:p>
+    <w:p>
+      <w:pPr>
+        <w:pStyle w:val="SemEspaamento"/>
+        <w:spacing w:line="276" w:lineRule="auto"/>
+        <w:jc w:val="both"/>
+        <w:rPr>
+          <w:rFonts w:ascii="Book Antiqua" w:hAnsi="Book Antiqua" w:cs="Times New Roman"/>
+          <w:bCs/>
+          <w:color w:val="000000" w:themeColor="text1"/>
+        </w:rPr>
+      </w:pPr>
+    </w:p>
+    <w:p>
+      <w:pPr>
+        <w:pStyle w:val="SemEspaamento"/>
+        <w:spacing w:line="276" w:lineRule="auto"/>
+        <w:jc w:val="both"/>
+        <w:rPr>
+          <w:rFonts w:ascii="Book Antiqua" w:hAnsi="Book Antiqua" w:cs="Times New Roman"/>
+          <w:bCs/>
+          <w:color w:val="000000" w:themeColor="text1"/>
+        </w:rPr>
+      </w:pPr>
+      <w:r>
+        <w:rPr>
+          <w:rFonts w:ascii="Book Antiqua" w:hAnsi="Book Antiqua" w:cs="Times New Roman"/>
+          <w:b/>
+          <w:color w:val="000000" w:themeColor="text1"/>
+        </w:rPr>
+        <w:t xml:space="preserve">Parágrafo Terceiro: </w:t>
+      </w:r>
+      <w:r>
+        <w:rPr>
+          <w:rFonts w:ascii="Book Antiqua" w:hAnsi="Book Antiqua" w:cs="Times New Roman"/>
+          <w:bCs/>
+          <w:color w:val="000000" w:themeColor="text1"/>
+        </w:rPr>
+        <w:t>Entregar no local escolhido pel</w:t>
+      </w:r>
+      <w:r>
+        <w:rPr>
+          <w:rFonts w:ascii="Book Antiqua" w:hAnsi="Book Antiqua" w:cs="Times New Roman"/>
+          <w:bCs/>
+          <w:color w:val="000000" w:themeColor="text1"/>
+        </w:rPr>
+        <w:t>o COMPRADOR(A)</w:t>
+      </w:r>
+      <w:r>
+        <w:rPr>
+          <w:rFonts w:ascii="Book Antiqua" w:hAnsi="Book Antiqua" w:cs="Times New Roman"/>
+          <w:bCs/>
+          <w:color w:val="000000" w:themeColor="text1"/>
+        </w:rPr>
+        <w:t xml:space="preserve"> </w:t>
+      </w:r>
+      <w:r>
+        <w:rPr>
+          <w:rFonts w:ascii="Book Antiqua" w:hAnsi="Book Antiqua" w:cs="Times New Roman"/>
+          <w:bCs/>
+          <w:color w:val="000000" w:themeColor="text1"/>
+        </w:rPr>
+        <w:t xml:space="preserve">os equipamentos adquiridos </w:t>
+      </w:r>
+      <w:r>
+        <w:rPr>
+          <w:rFonts w:ascii="Book Antiqua" w:hAnsi="Book Antiqua" w:cs="Times New Roman"/>
+          <w:bCs/>
+          <w:color w:val="000000" w:themeColor="text1"/>
+        </w:rPr>
+        <w:t>para guarda dos bens, livre</w:t>
+      </w:r>
+      <w:r>
+        <w:rPr>
+          <w:rFonts w:ascii="Book Antiqua" w:hAnsi="Book Antiqua" w:cs="Times New Roman"/>
+          <w:bCs/>
+          <w:color w:val="000000" w:themeColor="text1"/>
+        </w:rPr>
+        <w:t>s</w:t>
+      </w:r>
+      <w:r>
+        <w:rPr>
+          <w:rFonts w:ascii="Book Antiqua" w:hAnsi="Book Antiqua" w:cs="Times New Roman"/>
+          <w:bCs/>
+          <w:color w:val="000000" w:themeColor="text1"/>
+        </w:rPr>
+        <w:t xml:space="preserve"> e desembaraçados de qualquer ônus, na data es</w:t>
+      </w:r>
+      <w:r>
+        <w:rPr>
+          <w:rFonts w:ascii="Book Antiqua" w:hAnsi="Book Antiqua" w:cs="Times New Roman"/>
+          <w:bCs/>
+          <w:color w:val="000000" w:themeColor="text1"/>
+        </w:rPr>
+        <w:t xml:space="preserve">perada </w:t>
+      </w:r>
+      <w:r>
+        <w:rPr>
+          <w:rFonts w:ascii="Book Antiqua" w:hAnsi="Book Antiqua" w:cs="Times New Roman"/>
+          <w:bCs/>
+          <w:color w:val="000000" w:themeColor="text1"/>
+        </w:rPr>
+        <w:t>neste Contrato</w:t>
+      </w:r>
+      <w:r>
+        <w:rPr>
+          <w:rFonts w:ascii="Book Antiqua" w:hAnsi="Book Antiqua" w:cs="Times New Roman"/>
+          <w:bCs/>
+          <w:color w:val="000000" w:themeColor="text1"/>
+        </w:rPr>
+        <w:t>.</w:t>
+      </w:r>
+    </w:p>
+    <w:p>
+      <w:pPr>
+        <w:pStyle w:val="SemEspaamento"/>
+        <w:spacing w:line="276" w:lineRule="auto"/>
+        <w:jc w:val="both"/>
+        <w:rPr>
+          <w:rFonts w:ascii="Book Antiqua" w:hAnsi="Book Antiqua" w:cs="Times New Roman"/>
+          <w:bCs/>
+          <w:color w:val="000000" w:themeColor="text1"/>
+        </w:rPr>
+      </w:pPr>
+    </w:p>
+    <w:p>
+      <w:pPr>
+        <w:pStyle w:val="SemEspaamento"/>
+        <w:spacing w:line="276" w:lineRule="auto"/>
+        <w:jc w:val="both"/>
+        <w:rPr>
+          <w:rFonts w:ascii="Book Antiqua" w:hAnsi="Book Antiqua" w:cs="Times New Roman"/>
+          <w:bCs/>
+          <w:color w:val="000000" w:themeColor="text1"/>
+        </w:rPr>
+      </w:pPr>
+      <w:r>
+        <w:rPr>
+          <w:rFonts w:ascii="Book Antiqua" w:hAnsi="Book Antiqua" w:cs="Times New Roman"/>
+          <w:b/>
+          <w:color w:val="000000" w:themeColor="text1"/>
+        </w:rPr>
+        <w:t xml:space="preserve">Parágrafo Quarto: </w:t>
+      </w:r>
+      <w:r>
+        <w:rPr>
+          <w:rFonts w:ascii="Book Antiqua" w:hAnsi="Book Antiqua" w:cs="Times New Roman"/>
+          <w:bCs/>
+          <w:color w:val="000000" w:themeColor="text1"/>
+        </w:rPr>
+        <w:t>Fornecer ao COMPRADOR(A) os meios de comunicação e canais de contato para fins de esclarecimentos de dúvidas</w:t>
+      </w:r>
+      <w:r>
+        <w:rPr>
+          <w:rFonts w:ascii="Book Antiqua" w:hAnsi="Book Antiqua" w:cs="Times New Roman"/>
+          <w:bCs/>
+          <w:color w:val="000000" w:themeColor="text1"/>
+        </w:rPr>
+        <w:t>, notificações e reclamações, providenciando as respostas em tempo hábil.</w:t>
+      </w:r>
+    </w:p>
+    <w:p>
+      <w:pPr>
+        <w:pStyle w:val="SemEspaamento"/>
+        <w:spacing w:line="276" w:lineRule="auto"/>
+        <w:jc w:val="both"/>
+        <w:rPr>
+          <w:rFonts w:ascii="Book Antiqua" w:hAnsi="Book Antiqua" w:cs="Times New Roman"/>
+          <w:bCs/>
+          <w:color w:val="000000" w:themeColor="text1"/>
+        </w:rPr>
+      </w:pPr>
+    </w:p>
+    <w:p>
+      <w:pPr>
+        <w:pStyle w:val="SemEspaamento"/>
+        <w:spacing w:line="276" w:lineRule="auto"/>
+        <w:jc w:val="both"/>
+        <w:rPr>
+          <w:rFonts w:ascii="Book Antiqua" w:hAnsi="Book Antiqua" w:cs="Times New Roman"/>
+          <w:bCs/>
+          <w:color w:val="000000" w:themeColor="text1"/>
+        </w:rPr>
+      </w:pPr>
+      <w:r>
+        <w:rPr>
+          <w:rFonts w:ascii="Book Antiqua" w:hAnsi="Book Antiqua" w:cs="Times New Roman"/>
+          <w:b/>
+          <w:color w:val="000000" w:themeColor="text1"/>
+        </w:rPr>
+        <w:t>Parágrafo Quinto:</w:t>
+      </w:r>
+      <w:r>
+        <w:rPr>
+          <w:rFonts w:ascii="Book Antiqua" w:hAnsi="Book Antiqua" w:cs="Times New Roman"/>
+          <w:bCs/>
+          <w:color w:val="000000" w:themeColor="text1"/>
+        </w:rPr>
+        <w:t xml:space="preserve"> Zelar pelo fiel comprimento do presente contrato e de todas as cláusulas e obrigações nele dispostas, em especial quanto aos prazos estabelecidos. </w:t>
+      </w:r>
+    </w:p>
+    <w:p>
+      <w:pPr>
+        <w:pStyle w:val="SemEspaamento"/>
+        <w:spacing w:line="276" w:lineRule="auto"/>
+        <w:jc w:val="both"/>
+        <w:rPr>
+          <w:rFonts w:ascii="Book Antiqua" w:hAnsi="Book Antiqua" w:cs="Times New Roman"/>
+          <w:bCs/>
+          <w:color w:val="000000" w:themeColor="text1"/>
+        </w:rPr>
+      </w:pPr>
+    </w:p>
+    <w:p>
+      <w:pPr>
+        <w:pStyle w:val="SemEspaamento"/>
+        <w:spacing w:line="276" w:lineRule="auto"/>
+        <w:jc w:val="both"/>
+        <w:rPr>
+          <w:rFonts w:ascii="Book Antiqua" w:hAnsi="Book Antiqua" w:cs="Times New Roman"/>
+          <w:b/>
+          <w:color w:val="000000" w:themeColor="text1"/>
+          <w:u w:val="single"/>
+        </w:rPr>
+      </w:pPr>
+      <w:r>
+        <w:rPr>
+          <w:rFonts w:ascii="Book Antiqua" w:hAnsi="Book Antiqua" w:cs="Times New Roman"/>
+          <w:b/>
+          <w:color w:val="000000" w:themeColor="text1"/>
+          <w:u w:val="single"/>
+        </w:rPr>
+        <w:t>VI – DAS OBRIGAÇÕES DA COMPRADORA</w:t>
+      </w:r>
+    </w:p>
+    <w:p>
+      <w:pPr>
+        <w:pStyle w:val="SemEspaamento"/>
+        <w:spacing w:line="276" w:lineRule="auto"/>
+        <w:jc w:val="both"/>
+        <w:rPr>
+          <w:rFonts w:ascii="Book Antiqua" w:hAnsi="Book Antiqua" w:cs="Times New Roman"/>
+          <w:bCs/>
+          <w:color w:val="000000" w:themeColor="text1"/>
+        </w:rPr>
+      </w:pPr>
+      <w:r>
+        <w:rPr>
+          <w:rFonts w:ascii="Book Antiqua" w:hAnsi="Book Antiqua" w:cs="Times New Roman"/>
+          <w:b/>
+          <w:color w:val="000000" w:themeColor="text1"/>
+        </w:rPr>
+        <w:t xml:space="preserve">CLÁUSULA DÉCIMA SEXTA: </w:t>
+      </w:r>
+      <w:r>
+        <w:rPr>
+          <w:rFonts w:ascii="Book Antiqua" w:hAnsi="Book Antiqua" w:cs="Times New Roman"/>
+          <w:bCs/>
+          <w:color w:val="000000" w:themeColor="text1"/>
+        </w:rPr>
+        <w:t>São obrigações do COMPRADOR(A):</w:t>
+      </w:r>
+    </w:p>
+    <w:p>
+      <w:pPr>
+        <w:pStyle w:val="SemEspaamento"/>
+        <w:spacing w:line="276" w:lineRule="auto"/>
+        <w:jc w:val="both"/>
+        <w:rPr>
+          <w:rFonts w:ascii="Book Antiqua" w:hAnsi="Book Antiqua" w:cs="Times New Roman"/>
+          <w:b/>
+          <w:color w:val="000000" w:themeColor="text1"/>
+        </w:rPr>
+      </w:pPr>
+    </w:p>
+    <w:p>
+      <w:pPr>
+        <w:pStyle w:val="SemEspaamento"/>
+        <w:spacing w:line="276" w:lineRule="auto"/>
+        <w:jc w:val="both"/>
+        <w:rPr>
+          <w:rFonts w:ascii="Book Antiqua" w:hAnsi="Book Antiqua" w:cs="Times New Roman"/>
+          <w:b/>
+          <w:color w:val="000000" w:themeColor="text1"/>
+        </w:rPr>
+      </w:pPr>
+      <w:r>
+        <w:rPr>
+          <w:rFonts w:ascii="Book Antiqua" w:hAnsi="Book Antiqua" w:cs="Times New Roman"/>
+          <w:b/>
+          <w:color w:val="000000" w:themeColor="text1"/>
+        </w:rPr>
+        <w:t>Parágrafo Primeiro:</w:t>
+      </w:r>
+      <w:r>
+        <w:rPr>
+          <w:rFonts w:ascii="Book Antiqua" w:hAnsi="Book Antiqua" w:cs="Times New Roman"/>
+          <w:b/>
+          <w:color w:val="000000" w:themeColor="text1"/>
+        </w:rPr>
+        <w:t xml:space="preserve"> </w:t>
+      </w:r>
+      <w:r>
+        <w:rPr>
+          <w:rFonts w:ascii="Book Antiqua" w:hAnsi="Book Antiqua" w:cs="Times New Roman"/>
+          <w:bCs/>
+          <w:color w:val="000000" w:themeColor="text1"/>
+        </w:rPr>
+        <w:t>Efetuar o pagamento dos valores descritos neste contrato nas datas e condições acima dispostos.</w:t>
+      </w:r>
+      <w:r>
+        <w:rPr>
+          <w:rFonts w:ascii="Book Antiqua" w:hAnsi="Book Antiqua" w:cs="Times New Roman"/>
+          <w:b/>
+          <w:color w:val="000000" w:themeColor="text1"/>
+        </w:rPr>
+        <w:t xml:space="preserve"> </w:t>
+      </w:r>
+    </w:p>
+    <w:p>
+      <w:pPr>
+        <w:pStyle w:val="SemEspaamento"/>
+        <w:spacing w:line="276" w:lineRule="auto"/>
+        <w:jc w:val="both"/>
+        <w:rPr>
+          <w:rFonts w:ascii="Book Antiqua" w:hAnsi="Book Antiqua" w:cs="Times New Roman"/>
+          <w:bCs/>
+          <w:color w:val="000000" w:themeColor="text1"/>
+        </w:rPr>
+      </w:pPr>
+    </w:p>
+    <w:p>
+      <w:pPr>
+        <w:pStyle w:val="SemEspaamento"/>
+        <w:spacing w:line="276" w:lineRule="auto"/>
+        <w:jc w:val="both"/>
+        <w:rPr>
+          <w:rFonts w:ascii="Book Antiqua" w:hAnsi="Book Antiqua" w:cs="Times New Roman"/>
+          <w:bCs/>
+          <w:color w:val="000000" w:themeColor="text1"/>
+        </w:rPr>
+      </w:pPr>
+      <w:r>
+        <w:rPr>
+          <w:rFonts w:ascii="Book Antiqua" w:hAnsi="Book Antiqua" w:cs="Times New Roman"/>
+          <w:b/>
+          <w:color w:val="000000" w:themeColor="text1"/>
+        </w:rPr>
+        <w:t>Parágrafo Segundo:</w:t>
+      </w:r>
+      <w:r>
+        <w:rPr>
+          <w:rFonts w:ascii="Book Antiqua" w:hAnsi="Book Antiqua" w:cs="Times New Roman"/>
+          <w:bCs/>
+          <w:color w:val="000000" w:themeColor="text1"/>
+        </w:rPr>
+        <w:t xml:space="preserve"> </w:t>
+      </w:r>
+      <w:r>
+        <w:rPr>
+          <w:rFonts w:ascii="Book Antiqua" w:hAnsi="Book Antiqua" w:cs="Times New Roman"/>
+          <w:bCs/>
+          <w:color w:val="000000" w:themeColor="text1"/>
+        </w:rPr>
+        <w:t xml:space="preserve">Assinar o projeto em para o </w:t>
+      </w:r>
+      <w:proofErr w:type="gramStart"/>
+      <w:r>
+        <w:rPr>
+          <w:rFonts w:ascii="Book Antiqua" w:hAnsi="Book Antiqua" w:cs="Times New Roman"/>
+          <w:bCs/>
+          <w:color w:val="000000" w:themeColor="text1"/>
+        </w:rPr>
+        <w:t>VENDEDORA(</w:t>
+      </w:r>
+      <w:proofErr w:type="gramEnd"/>
+      <w:r>
+        <w:rPr>
+          <w:rFonts w:ascii="Book Antiqua" w:hAnsi="Book Antiqua" w:cs="Times New Roman"/>
+          <w:bCs/>
+          <w:color w:val="000000" w:themeColor="text1"/>
+        </w:rPr>
+        <w:t xml:space="preserve">A) com a aprovação final do produto adquirido e discriminado com a metragem e o material utilizado na fabricação do mesmo, comprometendo-se em recebe-lo quando cumpridas as especificações nele contidas. </w:t>
+      </w:r>
+    </w:p>
+    <w:p>
+      <w:pPr>
+        <w:pStyle w:val="SemEspaamento"/>
+        <w:spacing w:line="276" w:lineRule="auto"/>
+        <w:jc w:val="both"/>
+        <w:rPr>
+          <w:rFonts w:ascii="Book Antiqua" w:hAnsi="Book Antiqua" w:cs="Times New Roman"/>
+          <w:bCs/>
+          <w:color w:val="000000" w:themeColor="text1"/>
+        </w:rPr>
+      </w:pPr>
+    </w:p>
+    <w:p>
+      <w:pPr>
+        <w:pStyle w:val="SemEspaamento"/>
+        <w:spacing w:line="276" w:lineRule="auto"/>
+        <w:jc w:val="both"/>
+        <w:rPr>
+          <w:rFonts w:ascii="Book Antiqua" w:hAnsi="Book Antiqua" w:cs="Times New Roman"/>
+          <w:bCs/>
+          <w:color w:val="000000" w:themeColor="text1"/>
+        </w:rPr>
+      </w:pPr>
+      <w:r>
+        <w:rPr>
+          <w:rFonts w:ascii="Book Antiqua" w:hAnsi="Book Antiqua" w:cs="Times New Roman"/>
+          <w:b/>
+          <w:color w:val="000000" w:themeColor="text1"/>
+        </w:rPr>
+        <w:t>Parágrafo Terceiro:</w:t>
+      </w:r>
+      <w:r>
+        <w:rPr>
+          <w:rFonts w:ascii="Book Antiqua" w:hAnsi="Book Antiqua" w:cs="Times New Roman"/>
+          <w:bCs/>
+          <w:color w:val="000000" w:themeColor="text1"/>
+        </w:rPr>
+        <w:t xml:space="preserve"> </w:t>
+      </w:r>
+      <w:r>
+        <w:rPr>
+          <w:rFonts w:ascii="Book Antiqua" w:hAnsi="Book Antiqua" w:cs="Times New Roman"/>
+          <w:bCs/>
+          <w:color w:val="000000" w:themeColor="text1"/>
+        </w:rPr>
+        <w:t>Zelar para que os bens sejam recebidos no local escolhido pelas partes em conformidade com o que prevê este Contrato e o projeto escolhido e assinado no ato da compra, bem como para que o referido local esteja apto à montagem nos termos anteriormente dispostos.</w:t>
+      </w:r>
+    </w:p>
+    <w:p>
+      <w:pPr>
+        <w:pStyle w:val="SemEspaamento"/>
+        <w:spacing w:line="276" w:lineRule="auto"/>
+        <w:jc w:val="both"/>
+        <w:rPr>
+          <w:rFonts w:ascii="Book Antiqua" w:hAnsi="Book Antiqua" w:cs="Times New Roman"/>
+          <w:b/>
+          <w:color w:val="000000" w:themeColor="text1"/>
+        </w:rPr>
+      </w:pPr>
+    </w:p>
+    <w:p>
+      <w:pPr>
+        <w:pStyle w:val="SemEspaamento"/>
+        <w:spacing w:line="276" w:lineRule="auto"/>
+        <w:jc w:val="both"/>
+        <w:rPr>
+          <w:rFonts w:ascii="Book Antiqua" w:hAnsi="Book Antiqua" w:cs="Times New Roman"/>
+          <w:bCs/>
+          <w:color w:val="000000" w:themeColor="text1"/>
+        </w:rPr>
+      </w:pPr>
+      <w:r>
+        <w:rPr>
+          <w:rFonts w:ascii="Book Antiqua" w:hAnsi="Book Antiqua" w:cs="Times New Roman"/>
+          <w:b/>
           <w:color w:val="000000" w:themeColor="text1"/>
         </w:rPr>
         <w:lastRenderedPageBreak/>
-        <w:t xml:space="preserve">possuírem </w:t>
-      </w:r>
-      <w:r>
-        <w:rPr>
-          <w:rFonts w:ascii="Book Antiqua" w:hAnsi="Book Antiqua" w:cs="Times New Roman"/>
-          <w:color w:val="000000" w:themeColor="text1"/>
-        </w:rPr>
-        <w:t xml:space="preserve">necessidade de autorização prévia, esta deverá ser realizada dando-se acesso </w:t>
-      </w:r>
-      <w:r>
-        <w:rPr>
-          <w:rFonts w:ascii="Book Antiqua" w:hAnsi="Book Antiqua" w:cs="Times New Roman"/>
-          <w:color w:val="000000" w:themeColor="text1"/>
-        </w:rPr>
-        <w:t xml:space="preserve">à VENDEDORA aos locais destinados para os fins necessários de montagem, </w:t>
-      </w:r>
-      <w:r>
-        <w:rPr>
-          <w:rFonts w:ascii="Book Antiqua" w:hAnsi="Book Antiqua" w:cs="Times New Roman"/>
-          <w:color w:val="000000" w:themeColor="text1"/>
-        </w:rPr>
-        <w:t xml:space="preserve">sendo obrigação desta informar os dados das pessoas que comparecerão para montagem </w:t>
-      </w:r>
-      <w:r>
-        <w:rPr>
-          <w:rFonts w:ascii="Book Antiqua" w:hAnsi="Book Antiqua" w:cs="Times New Roman"/>
-          <w:color w:val="000000" w:themeColor="text1"/>
-        </w:rPr>
-        <w:t>no prazo indicado pela COMPRADORA.</w:t>
-      </w:r>
-    </w:p>
-    <w:p>
-      <w:pPr>
-        <w:pStyle w:val="SemEspaamento"/>
-        <w:spacing w:line="276" w:lineRule="auto"/>
-        <w:jc w:val="both"/>
-        <w:rPr>
-          <w:rFonts w:ascii="Book Antiqua" w:hAnsi="Book Antiqua" w:cs="Times New Roman"/>
-          <w:color w:val="000000" w:themeColor="text1"/>
-        </w:rPr>
-      </w:pPr>
-    </w:p>
-    <w:p>
-      <w:pPr>
-        <w:pStyle w:val="SemEspaamento"/>
-        <w:spacing w:line="276" w:lineRule="auto"/>
-        <w:jc w:val="both"/>
-        <w:rPr>
-          <w:rFonts w:ascii="Book Antiqua" w:hAnsi="Book Antiqua" w:cs="Times New Roman"/>
-          <w:bCs/>
+        <w:t xml:space="preserve">Parágrafo Quarto: </w:t>
+      </w:r>
+      <w:r>
+        <w:rPr>
+          <w:rFonts w:ascii="Book Antiqua" w:hAnsi="Book Antiqua" w:cs="Times New Roman"/>
+          <w:bCs/>
+          <w:color w:val="000000" w:themeColor="text1"/>
+        </w:rPr>
+        <w:t xml:space="preserve">Proceder à liberação dos acessos e meios para a montagem solicitados previamente pela VENDEDORA, tais como </w:t>
+      </w:r>
+      <w:r>
+        <w:rPr>
+          <w:rFonts w:ascii="Book Antiqua" w:hAnsi="Book Antiqua" w:cs="Times New Roman"/>
+          <w:color w:val="000000" w:themeColor="text1"/>
+        </w:rPr>
+        <w:t>fornecimento de energia, cabeamento, extensões elétricas e etc</w:t>
+      </w:r>
+      <w:r>
+        <w:rPr>
+          <w:rFonts w:ascii="Book Antiqua" w:hAnsi="Book Antiqua" w:cs="Times New Roman"/>
+          <w:bCs/>
+          <w:color w:val="000000" w:themeColor="text1"/>
+        </w:rPr>
+        <w:t>.</w:t>
+      </w:r>
+    </w:p>
+    <w:p>
+      <w:pPr>
+        <w:pStyle w:val="SemEspaamento"/>
+        <w:spacing w:line="276" w:lineRule="auto"/>
+        <w:jc w:val="both"/>
+        <w:rPr>
+          <w:rFonts w:ascii="Book Antiqua" w:hAnsi="Book Antiqua" w:cs="Times New Roman"/>
+          <w:b/>
+          <w:color w:val="000000" w:themeColor="text1"/>
+        </w:rPr>
+      </w:pPr>
+    </w:p>
+    <w:p>
+      <w:pPr>
+        <w:pStyle w:val="SemEspaamento"/>
+        <w:spacing w:line="276" w:lineRule="auto"/>
+        <w:jc w:val="both"/>
+        <w:rPr>
+          <w:rFonts w:ascii="Book Antiqua" w:hAnsi="Book Antiqua" w:cs="Times New Roman"/>
+          <w:bCs/>
+          <w:color w:val="000000" w:themeColor="text1"/>
+        </w:rPr>
+      </w:pPr>
+      <w:r>
+        <w:rPr>
+          <w:rFonts w:ascii="Book Antiqua" w:hAnsi="Book Antiqua" w:cs="Times New Roman"/>
+          <w:b/>
+          <w:color w:val="000000" w:themeColor="text1"/>
+        </w:rPr>
+        <w:t xml:space="preserve">Parágrafo Quinto: </w:t>
+      </w:r>
+      <w:r>
+        <w:rPr>
+          <w:rFonts w:ascii="Book Antiqua" w:hAnsi="Book Antiqua" w:cs="Times New Roman"/>
+          <w:bCs/>
+          <w:color w:val="000000" w:themeColor="text1"/>
+        </w:rPr>
+        <w:t>Fornecer à VENDEDORA</w:t>
+      </w:r>
+      <w:r>
+        <w:rPr>
+          <w:rFonts w:ascii="Book Antiqua" w:hAnsi="Book Antiqua" w:cs="Times New Roman"/>
+          <w:bCs/>
+          <w:color w:val="000000" w:themeColor="text1"/>
+        </w:rPr>
+        <w:t xml:space="preserve"> </w:t>
+      </w:r>
+      <w:r>
+        <w:rPr>
+          <w:rFonts w:ascii="Book Antiqua" w:hAnsi="Book Antiqua" w:cs="Times New Roman"/>
+          <w:bCs/>
+          <w:color w:val="000000" w:themeColor="text1"/>
+        </w:rPr>
+        <w:t>os meios de comunicação e canais de contato para fins de esclarecimentos de dúvidas, notificações e reclamações, providenciando as respostas em tempo hábil.</w:t>
+      </w:r>
+    </w:p>
+    <w:p>
+      <w:pPr>
+        <w:pStyle w:val="SemEspaamento"/>
+        <w:spacing w:line="276" w:lineRule="auto"/>
+        <w:jc w:val="both"/>
+        <w:rPr>
+          <w:rFonts w:ascii="Book Antiqua" w:hAnsi="Book Antiqua" w:cs="Times New Roman"/>
+          <w:bCs/>
+          <w:color w:val="000000" w:themeColor="text1"/>
+        </w:rPr>
+      </w:pPr>
+    </w:p>
+    <w:p>
+      <w:pPr>
+        <w:pStyle w:val="SemEspaamento"/>
+        <w:spacing w:line="276" w:lineRule="auto"/>
+        <w:jc w:val="both"/>
+        <w:rPr>
+          <w:rFonts w:ascii="Book Antiqua" w:hAnsi="Book Antiqua" w:cs="Times New Roman"/>
+          <w:bCs/>
+          <w:color w:val="000000" w:themeColor="text1"/>
+        </w:rPr>
+      </w:pPr>
+      <w:r>
+        <w:rPr>
+          <w:rFonts w:ascii="Book Antiqua" w:hAnsi="Book Antiqua" w:cs="Times New Roman"/>
+          <w:b/>
+          <w:color w:val="000000" w:themeColor="text1"/>
+        </w:rPr>
+        <w:t xml:space="preserve">Parágrafo </w:t>
+      </w:r>
+      <w:r>
+        <w:rPr>
+          <w:rFonts w:ascii="Book Antiqua" w:hAnsi="Book Antiqua" w:cs="Times New Roman"/>
+          <w:b/>
+          <w:color w:val="000000" w:themeColor="text1"/>
+        </w:rPr>
+        <w:t>Sexto</w:t>
+      </w:r>
+      <w:r>
+        <w:rPr>
+          <w:rFonts w:ascii="Book Antiqua" w:hAnsi="Book Antiqua" w:cs="Times New Roman"/>
+          <w:b/>
+          <w:color w:val="000000" w:themeColor="text1"/>
+        </w:rPr>
+        <w:t>:</w:t>
+      </w:r>
+      <w:r>
+        <w:rPr>
+          <w:rFonts w:ascii="Book Antiqua" w:hAnsi="Book Antiqua" w:cs="Times New Roman"/>
+          <w:bCs/>
+          <w:color w:val="000000" w:themeColor="text1"/>
+        </w:rPr>
+        <w:t xml:space="preserve"> </w:t>
+      </w:r>
+      <w:r>
+        <w:rPr>
+          <w:rFonts w:ascii="Book Antiqua" w:hAnsi="Book Antiqua" w:cs="Times New Roman"/>
+          <w:bCs/>
+          <w:color w:val="000000" w:themeColor="text1"/>
+        </w:rPr>
+        <w:t>Fornecer à VENDEDORA previamente todas informações referentes aos regimentos internos, acessos das vias, horários de montagem, quantitativo de pessoal autorizado ou quaisquer outras informações que seja</w:t>
+      </w:r>
+      <w:r>
+        <w:rPr>
+          <w:rFonts w:ascii="Book Antiqua" w:hAnsi="Book Antiqua" w:cs="Times New Roman"/>
+          <w:bCs/>
+          <w:color w:val="000000" w:themeColor="text1"/>
+        </w:rPr>
+        <w:t>m</w:t>
+      </w:r>
+      <w:r>
+        <w:rPr>
+          <w:rFonts w:ascii="Book Antiqua" w:hAnsi="Book Antiqua" w:cs="Times New Roman"/>
+          <w:bCs/>
+          <w:color w:val="000000" w:themeColor="text1"/>
+        </w:rPr>
+        <w:t xml:space="preserve"> úteis para a melhor efetivação tanto da entrega quanto da instalação dos produtos adquiridos.   </w:t>
+      </w:r>
+    </w:p>
+    <w:p>
+      <w:pPr>
+        <w:pStyle w:val="SemEspaamento"/>
+        <w:spacing w:line="276" w:lineRule="auto"/>
+        <w:jc w:val="both"/>
+        <w:rPr>
+          <w:rFonts w:ascii="Book Antiqua" w:hAnsi="Book Antiqua" w:cs="Times New Roman"/>
+          <w:bCs/>
+          <w:color w:val="000000" w:themeColor="text1"/>
+        </w:rPr>
+      </w:pPr>
+    </w:p>
+    <w:p>
+      <w:pPr>
+        <w:pStyle w:val="SemEspaamento"/>
+        <w:spacing w:line="276" w:lineRule="auto"/>
+        <w:jc w:val="both"/>
+        <w:rPr>
+          <w:rFonts w:ascii="Book Antiqua" w:hAnsi="Book Antiqua" w:cs="Times New Roman"/>
+          <w:bCs/>
+          <w:color w:val="000000" w:themeColor="text1"/>
+        </w:rPr>
+      </w:pPr>
+      <w:r>
+        <w:rPr>
+          <w:rFonts w:ascii="Book Antiqua" w:hAnsi="Book Antiqua" w:cs="Times New Roman"/>
+          <w:b/>
+          <w:color w:val="000000" w:themeColor="text1"/>
+        </w:rPr>
+        <w:t xml:space="preserve">Parágrafo Sétimo: </w:t>
+      </w:r>
+      <w:r>
+        <w:rPr>
+          <w:rFonts w:ascii="Book Antiqua" w:hAnsi="Book Antiqua" w:cs="Times New Roman"/>
+          <w:bCs/>
+          <w:color w:val="000000" w:themeColor="text1"/>
+        </w:rPr>
+        <w:t>Zelar pelo fiel comprimento do presente contrato e de todas as cláusulas e obrigações nele dispostas, em especial quanto</w:t>
+      </w:r>
+      <w:r>
+        <w:rPr>
+          <w:rFonts w:ascii="Book Antiqua" w:hAnsi="Book Antiqua" w:cs="Times New Roman"/>
+          <w:bCs/>
+          <w:color w:val="000000" w:themeColor="text1"/>
+        </w:rPr>
+        <w:t xml:space="preserve"> à veracidade das informações prestadas</w:t>
+      </w:r>
+      <w:r>
+        <w:rPr>
+          <w:rFonts w:ascii="Book Antiqua" w:hAnsi="Book Antiqua" w:cs="Times New Roman"/>
+          <w:bCs/>
+          <w:color w:val="000000" w:themeColor="text1"/>
+        </w:rPr>
+        <w:t>.</w:t>
+      </w:r>
+    </w:p>
+    <w:p>
+      <w:pPr>
+        <w:pStyle w:val="SemEspaamento"/>
+        <w:spacing w:line="276" w:lineRule="auto"/>
+        <w:jc w:val="both"/>
+        <w:rPr>
+          <w:rFonts w:ascii="Book Antiqua" w:hAnsi="Book Antiqua" w:cs="Times New Roman"/>
+          <w:bCs/>
+          <w:color w:val="000000" w:themeColor="text1"/>
+        </w:rPr>
+      </w:pPr>
+    </w:p>
+    <w:p>
+      <w:pPr>
+        <w:pStyle w:val="SemEspaamento"/>
+        <w:spacing w:line="276" w:lineRule="auto"/>
+        <w:jc w:val="both"/>
+        <w:rPr>
+          <w:rFonts w:ascii="Book Antiqua" w:hAnsi="Book Antiqua" w:cs="Times New Roman"/>
+          <w:b/>
+          <w:color w:val="000000" w:themeColor="text1"/>
+          <w:u w:val="single"/>
+        </w:rPr>
+      </w:pPr>
+      <w:r>
+        <w:rPr>
+          <w:rFonts w:ascii="Book Antiqua" w:hAnsi="Book Antiqua" w:cs="Times New Roman"/>
+          <w:b/>
+          <w:color w:val="000000" w:themeColor="text1"/>
+          <w:u w:val="single"/>
+        </w:rPr>
+        <w:t>VII – DA GARANTIA</w:t>
+      </w:r>
+    </w:p>
+    <w:p>
+      <w:pPr>
+        <w:pStyle w:val="SemEspaamento"/>
+        <w:spacing w:line="276" w:lineRule="auto"/>
+        <w:jc w:val="both"/>
+        <w:rPr>
+          <w:rFonts w:ascii="Book Antiqua" w:hAnsi="Book Antiqua" w:cs="Times New Roman"/>
+          <w:color w:val="000000" w:themeColor="text1"/>
+        </w:rPr>
+      </w:pPr>
+      <w:r>
+        <w:rPr>
+          <w:rFonts w:ascii="Book Antiqua" w:hAnsi="Book Antiqua" w:cs="Times New Roman"/>
+          <w:b/>
+          <w:color w:val="000000" w:themeColor="text1"/>
+        </w:rPr>
+        <w:t xml:space="preserve">CLÁUSULA DÉCIMA SÉTIMA: </w:t>
+      </w:r>
+      <w:r>
+        <w:rPr>
+          <w:rFonts w:ascii="Book Antiqua" w:hAnsi="Book Antiqua" w:cs="Times New Roman"/>
+          <w:color w:val="000000" w:themeColor="text1"/>
+        </w:rPr>
+        <w:t xml:space="preserve"> </w:t>
+      </w:r>
+      <w:r>
+        <w:rPr>
+          <w:rFonts w:ascii="Book Antiqua" w:hAnsi="Book Antiqua" w:cs="Times New Roman"/>
+          <w:color w:val="000000" w:themeColor="text1"/>
+        </w:rPr>
+        <w:t>O</w:t>
+      </w:r>
+      <w:r>
+        <w:rPr>
+          <w:rFonts w:ascii="Book Antiqua" w:hAnsi="Book Antiqua" w:cs="Times New Roman"/>
+          <w:color w:val="000000" w:themeColor="text1"/>
+        </w:rPr>
+        <w:t xml:space="preserve"> brinquedo objeto do presente contrato tem garantia de </w:t>
+      </w:r>
+      <w:r>
+        <w:rPr>
+          <w:rFonts w:ascii="Book Antiqua" w:hAnsi="Book Antiqua" w:cs="Times New Roman"/>
+          <w:color w:val="000000" w:themeColor="text1"/>
+        </w:rPr>
+        <w:t>06</w:t>
+      </w:r>
+      <w:r>
+        <w:rPr>
+          <w:rFonts w:ascii="Book Antiqua" w:hAnsi="Book Antiqua" w:cs="Times New Roman"/>
+          <w:color w:val="000000" w:themeColor="text1"/>
+        </w:rPr>
+        <w:t xml:space="preserve"> (</w:t>
+      </w:r>
+      <w:r>
+        <w:rPr>
+          <w:rFonts w:ascii="Book Antiqua" w:hAnsi="Book Antiqua" w:cs="Times New Roman"/>
+          <w:color w:val="000000" w:themeColor="text1"/>
+        </w:rPr>
+        <w:t>seis</w:t>
+      </w:r>
+      <w:r>
+        <w:rPr>
+          <w:rFonts w:ascii="Book Antiqua" w:hAnsi="Book Antiqua" w:cs="Times New Roman"/>
+          <w:color w:val="000000" w:themeColor="text1"/>
+        </w:rPr>
+        <w:t xml:space="preserve">) </w:t>
+      </w:r>
+      <w:r>
+        <w:rPr>
+          <w:rFonts w:ascii="Book Antiqua" w:hAnsi="Book Antiqua" w:cs="Times New Roman"/>
+          <w:color w:val="000000" w:themeColor="text1"/>
+        </w:rPr>
+        <w:t>meses a</w:t>
+      </w:r>
+      <w:r>
+        <w:rPr>
+          <w:rFonts w:ascii="Book Antiqua" w:hAnsi="Book Antiqua" w:cs="Times New Roman"/>
+          <w:color w:val="000000" w:themeColor="text1"/>
+        </w:rPr>
+        <w:t xml:space="preserve"> contra defeitos de fabricação, </w:t>
+      </w:r>
+      <w:r>
+        <w:rPr>
+          <w:rFonts w:ascii="Book Antiqua" w:hAnsi="Book Antiqua" w:cs="Times New Roman"/>
+          <w:color w:val="000000" w:themeColor="text1"/>
+        </w:rPr>
+        <w:t>contados da data da efetiva entrega ao (</w:t>
+      </w:r>
+      <w:proofErr w:type="gramStart"/>
+      <w:r>
+        <w:rPr>
+          <w:rFonts w:ascii="Book Antiqua" w:hAnsi="Book Antiqua" w:cs="Times New Roman"/>
+          <w:color w:val="000000" w:themeColor="text1"/>
+        </w:rPr>
+        <w:t>a)  COMPRADOR</w:t>
+      </w:r>
+      <w:proofErr w:type="gramEnd"/>
+      <w:r>
+        <w:rPr>
+          <w:rFonts w:ascii="Book Antiqua" w:hAnsi="Book Antiqua" w:cs="Times New Roman"/>
+          <w:color w:val="000000" w:themeColor="text1"/>
+        </w:rPr>
+        <w:t xml:space="preserve">(A), </w:t>
+      </w:r>
+      <w:r>
+        <w:rPr>
+          <w:rFonts w:ascii="Book Antiqua" w:hAnsi="Book Antiqua" w:cs="Times New Roman"/>
+          <w:color w:val="000000" w:themeColor="text1"/>
+        </w:rPr>
+        <w:t>observadas as condições estabelecidas no Termo de Garantia do Produto, que é parte integrante do presente instrumento.</w:t>
+      </w:r>
+    </w:p>
+    <w:p>
+      <w:pPr>
+        <w:pStyle w:val="SemEspaamento"/>
+        <w:spacing w:line="276" w:lineRule="auto"/>
+        <w:jc w:val="both"/>
+        <w:rPr>
+          <w:rFonts w:ascii="Book Antiqua" w:hAnsi="Book Antiqua" w:cs="Times New Roman"/>
+          <w:color w:val="000000" w:themeColor="text1"/>
+        </w:rPr>
+      </w:pPr>
+    </w:p>
+    <w:p>
+      <w:pPr>
+        <w:pStyle w:val="SemEspaamento"/>
+        <w:spacing w:line="276" w:lineRule="auto"/>
+        <w:jc w:val="both"/>
+        <w:rPr>
+          <w:rFonts w:ascii="Book Antiqua" w:hAnsi="Book Antiqua" w:cs="Times New Roman"/>
+          <w:color w:val="000000" w:themeColor="text1"/>
+        </w:rPr>
+      </w:pPr>
+      <w:r>
+        <w:rPr>
+          <w:rFonts w:ascii="Book Antiqua" w:hAnsi="Book Antiqua" w:cs="Times New Roman"/>
+          <w:b/>
+          <w:color w:val="000000" w:themeColor="text1"/>
+        </w:rPr>
+        <w:t>CLÁUSULA DÉCIMA OITAVA</w:t>
+      </w:r>
+      <w:r>
+        <w:rPr>
+          <w:rFonts w:ascii="Book Antiqua" w:hAnsi="Book Antiqua" w:cs="Times New Roman"/>
+          <w:color w:val="000000" w:themeColor="text1"/>
+        </w:rPr>
+        <w:t xml:space="preserve">: </w:t>
+      </w:r>
+      <w:proofErr w:type="gramStart"/>
+      <w:r>
+        <w:rPr>
+          <w:rFonts w:ascii="Book Antiqua" w:hAnsi="Book Antiqua" w:cs="Times New Roman"/>
+          <w:color w:val="000000" w:themeColor="text1"/>
+        </w:rPr>
+        <w:t>O(</w:t>
+      </w:r>
+      <w:proofErr w:type="gramEnd"/>
+      <w:r>
+        <w:rPr>
+          <w:rFonts w:ascii="Book Antiqua" w:hAnsi="Book Antiqua" w:cs="Times New Roman"/>
+          <w:color w:val="000000" w:themeColor="text1"/>
+        </w:rPr>
+        <w:t>A) COMPRADOR(A) desde já da ciência e concorda expressamente com todas as condições estabelecidas no referido documento, especialmente quanto às condições de uso, manutenção, limpeza e local de instalação, restando ciente, ainda, que o não cumprimento das determinações nele contidas</w:t>
+      </w:r>
+      <w:r>
+        <w:rPr>
+          <w:rFonts w:ascii="Book Antiqua" w:hAnsi="Book Antiqua" w:cs="Times New Roman"/>
+          <w:color w:val="000000" w:themeColor="text1"/>
+        </w:rPr>
+        <w:t xml:space="preserve"> acarretarão na perda da garantia do produto, independentemente do prazo da compra</w:t>
+      </w:r>
+      <w:r>
+        <w:rPr>
+          <w:rFonts w:ascii="Book Antiqua" w:hAnsi="Book Antiqua" w:cs="Times New Roman"/>
+          <w:color w:val="000000" w:themeColor="text1"/>
+        </w:rPr>
+        <w:t>.</w:t>
+      </w:r>
+    </w:p>
+    <w:p>
+      <w:pPr>
+        <w:pStyle w:val="SemEspaamento"/>
+        <w:spacing w:line="276" w:lineRule="auto"/>
+        <w:jc w:val="both"/>
+        <w:rPr>
+          <w:rFonts w:ascii="Book Antiqua" w:hAnsi="Book Antiqua" w:cs="Times New Roman"/>
+          <w:color w:val="000000" w:themeColor="text1"/>
+        </w:rPr>
+      </w:pPr>
+    </w:p>
+    <w:p>
+      <w:pPr>
+        <w:pStyle w:val="SemEspaamento"/>
+        <w:spacing w:line="276" w:lineRule="auto"/>
+        <w:jc w:val="both"/>
+        <w:rPr>
+          <w:rFonts w:ascii="Book Antiqua" w:hAnsi="Book Antiqua" w:cs="Times New Roman"/>
           <w:color w:val="000000" w:themeColor="text1"/>
         </w:rPr>
       </w:pPr>
@@ -4278,103 +5423,426 @@
           <w:rFonts w:ascii="Book Antiqua" w:hAnsi="Book Antiqua" w:cs="Times New Roman"/>
           <w:color w:val="000000" w:themeColor="text1"/>
         </w:rPr>
-        <w:t xml:space="preserve"> Caso não seja realizada a liberação por parte do COMPRADOR(A) e impossibilitada a entrega ou a montagem dos equipamentos </w:t>
-      </w:r>
-      <w:r>
-        <w:rPr>
-          <w:rFonts w:ascii="Book Antiqua" w:hAnsi="Book Antiqua" w:cs="Times New Roman"/>
-          <w:bCs/>
-          <w:color w:val="000000" w:themeColor="text1"/>
-        </w:rPr>
-        <w:t>no local da instalação será entendido como por sua Culpa, incorrendo assim nas hipóteses e consequências dispostas na Cláusula Oitava e seguintes deste instrumento.</w:t>
-      </w:r>
-    </w:p>
-    <w:p>
-      <w:pPr>
-        <w:pStyle w:val="SemEspaamento"/>
-        <w:spacing w:line="276" w:lineRule="auto"/>
-        <w:jc w:val="both"/>
-        <w:rPr>
-          <w:rFonts w:ascii="Book Antiqua" w:hAnsi="Book Antiqua" w:cs="Times New Roman"/>
-          <w:color w:val="000000" w:themeColor="text1"/>
-        </w:rPr>
-      </w:pPr>
-    </w:p>
-    <w:p>
-      <w:pPr>
-        <w:pStyle w:val="SemEspaamento"/>
-        <w:spacing w:line="276" w:lineRule="auto"/>
-        <w:jc w:val="both"/>
-        <w:rPr>
-          <w:rFonts w:ascii="Book Antiqua" w:hAnsi="Book Antiqua" w:cs="Times New Roman"/>
-          <w:bCs/>
-          <w:color w:val="000000" w:themeColor="text1"/>
-        </w:rPr>
-      </w:pPr>
-      <w:r>
-        <w:rPr>
-          <w:rFonts w:ascii="Book Antiqua" w:hAnsi="Book Antiqua" w:cs="Times New Roman"/>
-          <w:b/>
-          <w:color w:val="000000" w:themeColor="text1"/>
-        </w:rPr>
-        <w:t xml:space="preserve">CLÁUSULA DÉCIMA QUARTA: </w:t>
-      </w:r>
-      <w:r>
-        <w:rPr>
-          <w:rFonts w:ascii="Book Antiqua" w:hAnsi="Book Antiqua" w:cs="Times New Roman"/>
-          <w:bCs/>
-          <w:color w:val="000000" w:themeColor="text1"/>
-        </w:rPr>
-        <w:t xml:space="preserve">Finalizada a Instalação do brinquedo no prazo contratual, o COMPRADOR(A) </w:t>
-      </w:r>
-      <w:r>
-        <w:rPr>
-          <w:rFonts w:ascii="Book Antiqua" w:hAnsi="Book Antiqua" w:cs="Times New Roman"/>
-          <w:bCs/>
-          <w:color w:val="000000" w:themeColor="text1"/>
-        </w:rPr>
-        <w:t xml:space="preserve">realizará a vistoria do equipamento e, estando em ordem a montagem, assinará TERMO DE ENTREGA E CONFORMIDADE, que fará parte do presente instrumento, </w:t>
-      </w:r>
-      <w:r>
-        <w:rPr>
-          <w:rFonts w:ascii="Book Antiqua" w:hAnsi="Book Antiqua" w:cs="Times New Roman"/>
-          <w:bCs/>
-          <w:color w:val="000000" w:themeColor="text1"/>
-        </w:rPr>
-        <w:t xml:space="preserve">para </w:t>
-      </w:r>
-      <w:r>
-        <w:rPr>
-          <w:rFonts w:ascii="Book Antiqua" w:hAnsi="Book Antiqua" w:cs="Times New Roman"/>
-          <w:color w:val="000000" w:themeColor="text1"/>
-        </w:rPr>
-        <w:t xml:space="preserve">nada mais reclamar, eis que vistoriou o mesmo, </w:t>
-      </w:r>
-      <w:r>
-        <w:rPr>
-          <w:rFonts w:ascii="Book Antiqua" w:hAnsi="Book Antiqua" w:cs="Times New Roman"/>
-          <w:bCs/>
-          <w:color w:val="000000" w:themeColor="text1"/>
-        </w:rPr>
-        <w:t xml:space="preserve">passando a partir da </w:t>
-      </w:r>
-      <w:r>
-        <w:rPr>
-          <w:rFonts w:ascii="Book Antiqua" w:hAnsi="Book Antiqua" w:cs="Times New Roman"/>
-          <w:bCs/>
-          <w:color w:val="000000" w:themeColor="text1"/>
-        </w:rPr>
-        <w:t>respectiva data o início do vigor da garantia do brinquedo contra defeitos de fabricação.</w:t>
-      </w:r>
-    </w:p>
-    <w:p>
-      <w:pPr>
-        <w:pStyle w:val="SemEspaamento"/>
-        <w:spacing w:line="276" w:lineRule="auto"/>
-        <w:jc w:val="both"/>
-        <w:rPr>
-          <w:rFonts w:ascii="Book Antiqua" w:hAnsi="Book Antiqua" w:cs="Times New Roman"/>
-          <w:bCs/>
+        <w:t xml:space="preserve"> É de responsabilidade exclusiva do(a) COMPRADOR(A), cuidar e fiscalizar para que a utilização do brinquedo seja realizada de maneira correta, bem como, se estão sendo respeitados os critérios de segurança informados no ato da compra, especialmente em relação ao peso, tamanho e outros critérios a serem observados por aqueles que usam o produto.</w:t>
+      </w:r>
+    </w:p>
+    <w:p>
+      <w:pPr>
+        <w:pStyle w:val="SemEspaamento"/>
+        <w:spacing w:line="276" w:lineRule="auto"/>
+        <w:jc w:val="both"/>
+        <w:rPr>
+          <w:rFonts w:ascii="Book Antiqua" w:hAnsi="Book Antiqua" w:cs="Times New Roman"/>
+          <w:color w:val="000000" w:themeColor="text1"/>
+        </w:rPr>
+      </w:pPr>
+    </w:p>
+    <w:p>
+      <w:pPr>
+        <w:pStyle w:val="SemEspaamento"/>
+        <w:spacing w:line="276" w:lineRule="auto"/>
+        <w:jc w:val="both"/>
+        <w:rPr>
+          <w:rFonts w:ascii="Book Antiqua" w:hAnsi="Book Antiqua" w:cs="Times New Roman"/>
+          <w:color w:val="000000" w:themeColor="text1"/>
+        </w:rPr>
+      </w:pPr>
+      <w:r>
+        <w:rPr>
+          <w:rFonts w:ascii="Book Antiqua" w:hAnsi="Book Antiqua" w:cs="Times New Roman"/>
+          <w:b/>
+          <w:color w:val="000000" w:themeColor="text1"/>
+        </w:rPr>
+        <w:t>CLÁUSULA DÉCIMA NONA</w:t>
+      </w:r>
+      <w:r>
+        <w:rPr>
+          <w:rFonts w:ascii="Book Antiqua" w:hAnsi="Book Antiqua" w:cs="Times New Roman"/>
+          <w:color w:val="000000" w:themeColor="text1"/>
+        </w:rPr>
+        <w:t>: Deverá o(a) COMPRADOR(A) realizar a vistoria de revisão dos brinquedos no prazo máximo de 04 (quatro)</w:t>
+      </w:r>
+      <w:r>
+        <w:rPr>
+          <w:rFonts w:ascii="Book Antiqua" w:hAnsi="Book Antiqua" w:cs="Times New Roman"/>
+          <w:color w:val="000000" w:themeColor="text1"/>
+        </w:rPr>
+        <w:t xml:space="preserve"> </w:t>
+      </w:r>
+      <w:r>
+        <w:rPr>
+          <w:rFonts w:ascii="Book Antiqua" w:hAnsi="Book Antiqua" w:cs="Times New Roman"/>
+          <w:color w:val="000000" w:themeColor="text1"/>
+        </w:rPr>
+        <w:t>meses, durante o período da garantia, para fins de verificação do brinquedo e troca de materiais estragados ou danificados pelo desgaste natural do produto.</w:t>
+      </w:r>
+    </w:p>
+    <w:p>
+      <w:pPr>
+        <w:pStyle w:val="SemEspaamento"/>
+        <w:spacing w:line="276" w:lineRule="auto"/>
+        <w:jc w:val="both"/>
+        <w:rPr>
+          <w:rFonts w:ascii="Book Antiqua" w:hAnsi="Book Antiqua" w:cs="Times New Roman"/>
+          <w:color w:val="000000" w:themeColor="text1"/>
+        </w:rPr>
+      </w:pPr>
+    </w:p>
+    <w:p>
+      <w:pPr>
+        <w:pStyle w:val="SemEspaamento"/>
+        <w:spacing w:line="276" w:lineRule="auto"/>
+        <w:jc w:val="both"/>
+        <w:rPr>
+          <w:rFonts w:ascii="Book Antiqua" w:hAnsi="Book Antiqua" w:cs="Times New Roman"/>
+          <w:color w:val="000000" w:themeColor="text1"/>
+        </w:rPr>
+      </w:pPr>
+      <w:r>
+        <w:rPr>
+          <w:rFonts w:ascii="Book Antiqua" w:hAnsi="Book Antiqua" w:cs="Times New Roman"/>
+          <w:b/>
+          <w:bCs/>
+          <w:color w:val="000000" w:themeColor="text1"/>
+        </w:rPr>
+        <w:t xml:space="preserve">Parágrafo </w:t>
+      </w:r>
+      <w:r>
+        <w:rPr>
+          <w:rFonts w:ascii="Book Antiqua" w:hAnsi="Book Antiqua" w:cs="Times New Roman"/>
+          <w:b/>
+          <w:bCs/>
+          <w:color w:val="000000" w:themeColor="text1"/>
+        </w:rPr>
+        <w:t>Primeiro</w:t>
+      </w:r>
+      <w:r>
+        <w:rPr>
+          <w:rFonts w:ascii="Book Antiqua" w:hAnsi="Book Antiqua" w:cs="Times New Roman"/>
+          <w:b/>
+          <w:bCs/>
+          <w:color w:val="000000" w:themeColor="text1"/>
+        </w:rPr>
+        <w:t>:</w:t>
+      </w:r>
+      <w:r>
+        <w:rPr>
+          <w:rFonts w:ascii="Book Antiqua" w:hAnsi="Book Antiqua" w:cs="Times New Roman"/>
+          <w:color w:val="000000" w:themeColor="text1"/>
+        </w:rPr>
+        <w:t xml:space="preserve"> Correrá por conta do(a) COMPRADOR(A) as despesas necessárias para a compra e montagem dos materiais estragados ou danificados pelo desgaste natural do produto, devendo a manutenção ser realizada junto à VENDEDORA ou por empresa por ela indicada, sob pena da perda da garantia, ante o desconhecimento da qualidade e procedência dos materiais adquiridos e montados.</w:t>
+      </w:r>
+    </w:p>
+    <w:p>
+      <w:pPr>
+        <w:pStyle w:val="SemEspaamento"/>
+        <w:spacing w:line="276" w:lineRule="auto"/>
+        <w:jc w:val="both"/>
+        <w:rPr>
+          <w:rFonts w:ascii="Book Antiqua" w:hAnsi="Book Antiqua" w:cs="Times New Roman"/>
+          <w:color w:val="000000" w:themeColor="text1"/>
+        </w:rPr>
+      </w:pPr>
+      <w:r>
+        <w:rPr>
+          <w:rFonts w:ascii="Book Antiqua" w:hAnsi="Book Antiqua" w:cs="Times New Roman"/>
+          <w:b/>
+          <w:color w:val="000000" w:themeColor="text1"/>
+        </w:rPr>
+        <w:t>Parágrafo Segundo:</w:t>
+      </w:r>
+      <w:r>
+        <w:rPr>
+          <w:rFonts w:ascii="Book Antiqua" w:hAnsi="Book Antiqua" w:cs="Times New Roman"/>
+          <w:b/>
+          <w:color w:val="000000" w:themeColor="text1"/>
+        </w:rPr>
+        <w:t xml:space="preserve"> </w:t>
+      </w:r>
+      <w:r>
+        <w:rPr>
+          <w:rFonts w:ascii="Book Antiqua" w:hAnsi="Book Antiqua" w:cs="Times New Roman"/>
+          <w:color w:val="000000" w:themeColor="text1"/>
+        </w:rPr>
+        <w:t xml:space="preserve">Fica desde já ciente </w:t>
+      </w:r>
+      <w:proofErr w:type="gramStart"/>
+      <w:r>
+        <w:rPr>
+          <w:rFonts w:ascii="Book Antiqua" w:hAnsi="Book Antiqua" w:cs="Times New Roman"/>
+          <w:color w:val="000000" w:themeColor="text1"/>
+        </w:rPr>
+        <w:t>o(</w:t>
+      </w:r>
+      <w:proofErr w:type="gramEnd"/>
+      <w:r>
+        <w:rPr>
+          <w:rFonts w:ascii="Book Antiqua" w:hAnsi="Book Antiqua" w:cs="Times New Roman"/>
+          <w:color w:val="000000" w:themeColor="text1"/>
+        </w:rPr>
+        <w:t>a) COMPRADOR(a) que todos os contatos com a Vendedora para fins de agendamento de manutenção ou acionamento da garantia do produto deverão ocorrer de segunda-feira à sexta-feira, das 08 às 18hrs, excetuados os feriados nacionais ou municipais. Os contatos realizados fora do acima descrito serão respondidos no próximo dia útil subsequente e dentro do horário estabelecido.</w:t>
+      </w:r>
+    </w:p>
+    <w:p>
+      <w:pPr>
+        <w:pStyle w:val="SemEspaamento"/>
+        <w:spacing w:line="276" w:lineRule="auto"/>
+        <w:jc w:val="both"/>
+        <w:rPr>
+          <w:rFonts w:ascii="Book Antiqua" w:hAnsi="Book Antiqua" w:cs="Times New Roman"/>
+          <w:color w:val="000000" w:themeColor="text1"/>
+        </w:rPr>
+      </w:pPr>
+    </w:p>
+    <w:p>
+      <w:pPr>
+        <w:pStyle w:val="SemEspaamento"/>
+        <w:spacing w:line="276" w:lineRule="auto"/>
+        <w:jc w:val="both"/>
+        <w:rPr>
+          <w:rFonts w:ascii="Book Antiqua" w:hAnsi="Book Antiqua" w:cs="Times New Roman"/>
+          <w:color w:val="000000" w:themeColor="text1"/>
+        </w:rPr>
+      </w:pPr>
+      <w:r>
+        <w:rPr>
+          <w:rFonts w:ascii="Book Antiqua" w:hAnsi="Book Antiqua" w:cs="Times New Roman"/>
+          <w:b/>
+          <w:bCs/>
+          <w:color w:val="000000" w:themeColor="text1"/>
+        </w:rPr>
+        <w:lastRenderedPageBreak/>
+        <w:t>CLÁUSULA VIGÉSIM</w:t>
+      </w:r>
+      <w:r>
+        <w:rPr>
+          <w:rFonts w:ascii="Book Antiqua" w:hAnsi="Book Antiqua" w:cs="Times New Roman"/>
+          <w:b/>
+          <w:bCs/>
+          <w:color w:val="000000" w:themeColor="text1"/>
+        </w:rPr>
+        <w:t>A</w:t>
+      </w:r>
+      <w:r>
+        <w:rPr>
+          <w:rFonts w:ascii="Book Antiqua" w:hAnsi="Book Antiqua" w:cs="Times New Roman"/>
+          <w:b/>
+          <w:bCs/>
+          <w:color w:val="000000" w:themeColor="text1"/>
+        </w:rPr>
+        <w:t>:</w:t>
+      </w:r>
+      <w:r>
+        <w:rPr>
+          <w:rFonts w:ascii="Book Antiqua" w:hAnsi="Book Antiqua" w:cs="Times New Roman"/>
+          <w:color w:val="000000" w:themeColor="text1"/>
+        </w:rPr>
+        <w:t xml:space="preserve"> A </w:t>
+      </w:r>
+      <w:r>
+        <w:rPr>
+          <w:rFonts w:ascii="Book Antiqua" w:hAnsi="Book Antiqua" w:cs="Times New Roman"/>
+          <w:color w:val="000000" w:themeColor="text1"/>
+        </w:rPr>
+        <w:t>VENDEDOR</w:t>
+      </w:r>
+      <w:r>
+        <w:rPr>
+          <w:rFonts w:ascii="Book Antiqua" w:hAnsi="Book Antiqua" w:cs="Times New Roman"/>
+          <w:color w:val="000000" w:themeColor="text1"/>
+        </w:rPr>
+        <w:t>A</w:t>
+      </w:r>
+      <w:r>
+        <w:rPr>
+          <w:rFonts w:ascii="Book Antiqua" w:hAnsi="Book Antiqua" w:cs="Times New Roman"/>
+          <w:color w:val="000000" w:themeColor="text1"/>
+        </w:rPr>
+        <w:t xml:space="preserve"> não se responsabilizará pelos danos causados no </w:t>
+      </w:r>
+      <w:r>
+        <w:rPr>
+          <w:rFonts w:ascii="Book Antiqua" w:hAnsi="Book Antiqua" w:cs="Times New Roman"/>
+          <w:color w:val="000000" w:themeColor="text1"/>
+        </w:rPr>
+        <w:t>brinquedo</w:t>
+      </w:r>
+      <w:r>
+        <w:rPr>
+          <w:rFonts w:ascii="Book Antiqua" w:hAnsi="Book Antiqua" w:cs="Times New Roman"/>
+          <w:color w:val="000000" w:themeColor="text1"/>
+        </w:rPr>
+        <w:t xml:space="preserve"> por negligência do</w:t>
+      </w:r>
+      <w:r>
+        <w:rPr>
+          <w:rFonts w:ascii="Book Antiqua" w:hAnsi="Book Antiqua" w:cs="Times New Roman"/>
+          <w:color w:val="000000" w:themeColor="text1"/>
+        </w:rPr>
+        <w:t>(a)</w:t>
+      </w:r>
+      <w:r>
+        <w:rPr>
+          <w:rFonts w:ascii="Book Antiqua" w:hAnsi="Book Antiqua" w:cs="Times New Roman"/>
+          <w:color w:val="000000" w:themeColor="text1"/>
+        </w:rPr>
+        <w:t xml:space="preserve"> COMPRADOR</w:t>
+      </w:r>
+      <w:r>
+        <w:rPr>
+          <w:rFonts w:ascii="Book Antiqua" w:hAnsi="Book Antiqua" w:cs="Times New Roman"/>
+          <w:color w:val="000000" w:themeColor="text1"/>
+        </w:rPr>
+        <w:t>(A)</w:t>
+      </w:r>
+      <w:r>
+        <w:rPr>
+          <w:rFonts w:ascii="Book Antiqua" w:hAnsi="Book Antiqua" w:cs="Times New Roman"/>
+          <w:color w:val="000000" w:themeColor="text1"/>
+        </w:rPr>
+        <w:t>, e por problemas decorrentes da não realização das revisões acertadas.</w:t>
+      </w:r>
+    </w:p>
+    <w:p>
+      <w:pPr>
+        <w:pStyle w:val="SemEspaamento"/>
+        <w:spacing w:line="276" w:lineRule="auto"/>
+        <w:jc w:val="both"/>
+        <w:rPr>
+          <w:rFonts w:ascii="Book Antiqua" w:hAnsi="Book Antiqua" w:cs="Times New Roman"/>
+          <w:color w:val="000000" w:themeColor="text1"/>
+        </w:rPr>
+      </w:pPr>
+    </w:p>
+    <w:p>
+      <w:pPr>
+        <w:pStyle w:val="SemEspaamento"/>
+        <w:spacing w:line="276" w:lineRule="auto"/>
+        <w:jc w:val="both"/>
+        <w:rPr>
+          <w:rFonts w:ascii="Book Antiqua" w:hAnsi="Book Antiqua" w:cs="Times New Roman"/>
+          <w:color w:val="000000" w:themeColor="text1"/>
+        </w:rPr>
+      </w:pPr>
+      <w:r>
+        <w:rPr>
+          <w:rFonts w:ascii="Book Antiqua" w:hAnsi="Book Antiqua" w:cs="Times New Roman"/>
+          <w:b/>
+          <w:bCs/>
+          <w:color w:val="000000" w:themeColor="text1"/>
+        </w:rPr>
+        <w:t xml:space="preserve">CLÁUSULA VIGÉSIMA </w:t>
+      </w:r>
+      <w:r>
+        <w:rPr>
+          <w:rFonts w:ascii="Book Antiqua" w:hAnsi="Book Antiqua" w:cs="Times New Roman"/>
+          <w:b/>
+          <w:bCs/>
+          <w:color w:val="000000" w:themeColor="text1"/>
+        </w:rPr>
+        <w:t>PRIMEIRA</w:t>
+      </w:r>
+      <w:r>
+        <w:rPr>
+          <w:rFonts w:ascii="Book Antiqua" w:hAnsi="Book Antiqua" w:cs="Times New Roman"/>
+          <w:color w:val="000000" w:themeColor="text1"/>
+        </w:rPr>
+        <w:t xml:space="preserve">: </w:t>
+      </w:r>
+      <w:r>
+        <w:rPr>
+          <w:rFonts w:ascii="Book Antiqua" w:hAnsi="Book Antiqua" w:cs="Times New Roman"/>
+          <w:color w:val="000000" w:themeColor="text1"/>
+        </w:rPr>
+        <w:t xml:space="preserve">Cumpre </w:t>
+      </w:r>
+      <w:r>
+        <w:rPr>
+          <w:rFonts w:ascii="Book Antiqua" w:hAnsi="Book Antiqua" w:cs="Times New Roman"/>
+          <w:color w:val="000000" w:themeColor="text1"/>
+        </w:rPr>
+        <w:t>ao (</w:t>
+      </w:r>
+      <w:r>
+        <w:rPr>
+          <w:rFonts w:ascii="Book Antiqua" w:hAnsi="Book Antiqua" w:cs="Times New Roman"/>
+          <w:color w:val="000000" w:themeColor="text1"/>
+        </w:rPr>
+        <w:t>à</w:t>
+      </w:r>
+      <w:r>
+        <w:rPr>
+          <w:rFonts w:ascii="Book Antiqua" w:hAnsi="Book Antiqua" w:cs="Times New Roman"/>
+          <w:color w:val="000000" w:themeColor="text1"/>
+        </w:rPr>
+        <w:t>)</w:t>
+      </w:r>
+      <w:r>
+        <w:rPr>
+          <w:rFonts w:ascii="Book Antiqua" w:hAnsi="Book Antiqua" w:cs="Times New Roman"/>
+          <w:color w:val="000000" w:themeColor="text1"/>
+        </w:rPr>
+        <w:t xml:space="preserve"> </w:t>
+      </w:r>
+      <w:proofErr w:type="gramStart"/>
+      <w:r>
+        <w:rPr>
+          <w:rFonts w:ascii="Book Antiqua" w:hAnsi="Book Antiqua" w:cs="Times New Roman"/>
+          <w:color w:val="000000" w:themeColor="text1"/>
+        </w:rPr>
+        <w:t>COMPRADOR(</w:t>
+      </w:r>
+      <w:proofErr w:type="gramEnd"/>
+      <w:r>
+        <w:rPr>
+          <w:rFonts w:ascii="Book Antiqua" w:hAnsi="Book Antiqua" w:cs="Times New Roman"/>
+          <w:color w:val="000000" w:themeColor="text1"/>
+        </w:rPr>
+        <w:t xml:space="preserve">A), no ato da </w:t>
+      </w:r>
+      <w:r>
+        <w:rPr>
+          <w:rFonts w:ascii="Book Antiqua" w:hAnsi="Book Antiqua" w:cs="Times New Roman"/>
+          <w:color w:val="000000" w:themeColor="text1"/>
+        </w:rPr>
+        <w:t>entrega, fiscalizar</w:t>
+      </w:r>
+      <w:r>
+        <w:rPr>
+          <w:rFonts w:ascii="Book Antiqua" w:hAnsi="Book Antiqua" w:cs="Times New Roman"/>
+          <w:color w:val="000000" w:themeColor="text1"/>
+        </w:rPr>
+        <w:t xml:space="preserve"> se</w:t>
+      </w:r>
+      <w:r>
+        <w:rPr>
+          <w:rFonts w:ascii="Book Antiqua" w:hAnsi="Book Antiqua" w:cs="Times New Roman"/>
+          <w:color w:val="000000" w:themeColor="text1"/>
+        </w:rPr>
+        <w:t xml:space="preserve"> o brinquedo corresponde em suas especificações ao produto que por ela adquirido, sendo que silêncio desta acarretará na aceitação nos moldes em que se </w:t>
+      </w:r>
+      <w:r>
+        <w:rPr>
+          <w:rFonts w:ascii="Book Antiqua" w:hAnsi="Book Antiqua" w:cs="Times New Roman"/>
+          <w:color w:val="000000" w:themeColor="text1"/>
+        </w:rPr>
+        <w:t>encontrar</w:t>
+      </w:r>
+      <w:r>
+        <w:rPr>
+          <w:rFonts w:ascii="Book Antiqua" w:hAnsi="Book Antiqua" w:cs="Times New Roman"/>
+          <w:color w:val="000000" w:themeColor="text1"/>
+        </w:rPr>
+        <w:t xml:space="preserve"> no ato.</w:t>
+      </w:r>
+    </w:p>
+    <w:p>
+      <w:pPr>
+        <w:pStyle w:val="SemEspaamento"/>
+        <w:spacing w:line="276" w:lineRule="auto"/>
+        <w:jc w:val="both"/>
+        <w:rPr>
+          <w:rFonts w:ascii="Book Antiqua" w:hAnsi="Book Antiqua" w:cs="Times New Roman"/>
           <w:color w:val="000000" w:themeColor="text1"/>
         </w:rPr>
       </w:pPr>
@@ -4398,132 +5866,143 @@
           <w:color w:val="000000" w:themeColor="text1"/>
           <w:u w:val="single"/>
         </w:rPr>
-        <w:t>V – DAS OBRIGAÇÕES DA VENDEDORA</w:t>
-      </w:r>
-    </w:p>
-    <w:p>
-      <w:pPr>
-        <w:pStyle w:val="SemEspaamento"/>
-        <w:spacing w:line="276" w:lineRule="auto"/>
-        <w:jc w:val="both"/>
-        <w:rPr>
-          <w:rFonts w:ascii="Book Antiqua" w:hAnsi="Book Antiqua" w:cs="Times New Roman"/>
-          <w:bCs/>
-          <w:color w:val="000000" w:themeColor="text1"/>
-        </w:rPr>
-      </w:pPr>
-      <w:r>
-        <w:rPr>
-          <w:rFonts w:ascii="Book Antiqua" w:hAnsi="Book Antiqua" w:cs="Times New Roman"/>
-          <w:b/>
-          <w:color w:val="000000" w:themeColor="text1"/>
-        </w:rPr>
-        <w:t xml:space="preserve">CLÁUSULA DÉCIMA QUINTA: </w:t>
-      </w:r>
-      <w:r>
-        <w:rPr>
-          <w:rFonts w:ascii="Book Antiqua" w:hAnsi="Book Antiqua" w:cs="Times New Roman"/>
-          <w:bCs/>
-          <w:color w:val="000000" w:themeColor="text1"/>
-        </w:rPr>
-        <w:t>São obrigações da VENDEDORA:</w:t>
-      </w:r>
-    </w:p>
-    <w:p>
-      <w:pPr>
-        <w:pStyle w:val="SemEspaamento"/>
-        <w:spacing w:line="276" w:lineRule="auto"/>
-        <w:jc w:val="both"/>
-        <w:rPr>
-          <w:rFonts w:ascii="Book Antiqua" w:hAnsi="Book Antiqua" w:cs="Times New Roman"/>
-          <w:bCs/>
-          <w:color w:val="000000" w:themeColor="text1"/>
-        </w:rPr>
-      </w:pPr>
-    </w:p>
-    <w:p>
-      <w:pPr>
-        <w:pStyle w:val="SemEspaamento"/>
-        <w:spacing w:line="276" w:lineRule="auto"/>
-        <w:jc w:val="both"/>
-        <w:rPr>
-          <w:rFonts w:ascii="Book Antiqua" w:hAnsi="Book Antiqua" w:cs="Times New Roman"/>
-          <w:bCs/>
-          <w:color w:val="000000" w:themeColor="text1"/>
-        </w:rPr>
-      </w:pPr>
-      <w:bookmarkStart w:id="1" w:name="_Hlk126854378"/>
-      <w:r>
-        <w:rPr>
-          <w:rFonts w:ascii="Book Antiqua" w:hAnsi="Book Antiqua" w:cs="Times New Roman"/>
-          <w:b/>
-          <w:color w:val="000000" w:themeColor="text1"/>
-        </w:rPr>
-        <w:t xml:space="preserve">Parágrafo Primeiro: </w:t>
-      </w:r>
-      <w:r>
-        <w:rPr>
-          <w:rFonts w:ascii="Book Antiqua" w:hAnsi="Book Antiqua" w:cs="Times New Roman"/>
-          <w:bCs/>
-          <w:color w:val="000000" w:themeColor="text1"/>
-        </w:rPr>
-        <w:t xml:space="preserve">Apresentar o catálogo de produtos e o projeto para o </w:t>
-      </w:r>
-      <w:proofErr w:type="gramStart"/>
-      <w:r>
-        <w:rPr>
-          <w:rFonts w:ascii="Book Antiqua" w:hAnsi="Book Antiqua" w:cs="Times New Roman"/>
-          <w:bCs/>
-          <w:color w:val="000000" w:themeColor="text1"/>
-        </w:rPr>
-        <w:t>COMPRADOR(</w:t>
-      </w:r>
-      <w:proofErr w:type="gramEnd"/>
-      <w:r>
-        <w:rPr>
-          <w:rFonts w:ascii="Book Antiqua" w:hAnsi="Book Antiqua" w:cs="Times New Roman"/>
-          <w:bCs/>
-          <w:color w:val="000000" w:themeColor="text1"/>
-        </w:rPr>
-        <w:t xml:space="preserve">A) discriminando a </w:t>
-      </w:r>
-      <w:r>
-        <w:rPr>
-          <w:rFonts w:ascii="Book Antiqua" w:hAnsi="Book Antiqua" w:cs="Times New Roman"/>
-          <w:bCs/>
-          <w:color w:val="000000" w:themeColor="text1"/>
-        </w:rPr>
-        <w:t>metragem e o material utilizado na fabricação do mesmo.</w:t>
-      </w:r>
-    </w:p>
-    <w:bookmarkEnd w:id="1"/>
-    <w:p>
-      <w:pPr>
-        <w:pStyle w:val="SemEspaamento"/>
-        <w:spacing w:line="276" w:lineRule="auto"/>
-        <w:jc w:val="both"/>
-        <w:rPr>
-          <w:rFonts w:ascii="Book Antiqua" w:hAnsi="Book Antiqua" w:cs="Times New Roman"/>
-          <w:bCs/>
-          <w:color w:val="000000" w:themeColor="text1"/>
-        </w:rPr>
-      </w:pPr>
-    </w:p>
-    <w:p>
-      <w:pPr>
-        <w:pStyle w:val="SemEspaamento"/>
-        <w:spacing w:line="276" w:lineRule="auto"/>
-        <w:jc w:val="both"/>
-        <w:rPr>
-          <w:rFonts w:ascii="Book Antiqua" w:hAnsi="Book Antiqua" w:cs="Times New Roman"/>
-          <w:bCs/>
-          <w:color w:val="000000" w:themeColor="text1"/>
-        </w:rPr>
-      </w:pPr>
-      <w:r>
-        <w:rPr>
-          <w:rFonts w:ascii="Book Antiqua" w:hAnsi="Book Antiqua" w:cs="Times New Roman"/>
-          <w:b/>
+        <w:t>VII</w:t>
+      </w:r>
+      <w:r>
+        <w:rPr>
+          <w:rFonts w:ascii="Book Antiqua" w:hAnsi="Book Antiqua" w:cs="Times New Roman"/>
+          <w:b/>
+          <w:color w:val="000000" w:themeColor="text1"/>
+          <w:u w:val="single"/>
+        </w:rPr>
+        <w:t>I</w:t>
+      </w:r>
+      <w:r>
+        <w:rPr>
+          <w:rFonts w:ascii="Book Antiqua" w:hAnsi="Book Antiqua" w:cs="Times New Roman"/>
+          <w:b/>
+          <w:color w:val="000000" w:themeColor="text1"/>
+          <w:u w:val="single"/>
+        </w:rPr>
+        <w:t>- DA RESCISÃO CONTRATUAL</w:t>
+      </w:r>
+    </w:p>
+    <w:p>
+      <w:pPr>
+        <w:pStyle w:val="SemEspaamento"/>
+        <w:spacing w:line="276" w:lineRule="auto"/>
+        <w:jc w:val="both"/>
+        <w:rPr>
+          <w:rFonts w:ascii="Book Antiqua" w:hAnsi="Book Antiqua" w:cs="Times New Roman"/>
+          <w:color w:val="000000" w:themeColor="text1"/>
+        </w:rPr>
+      </w:pPr>
+      <w:r>
+        <w:rPr>
+          <w:rFonts w:ascii="Book Antiqua" w:hAnsi="Book Antiqua" w:cs="Times New Roman"/>
+          <w:b/>
+          <w:bCs/>
+          <w:color w:val="000000" w:themeColor="text1"/>
+        </w:rPr>
+        <w:t xml:space="preserve">CLÁUSULA VIGÉSIMA </w:t>
+      </w:r>
+      <w:r>
+        <w:rPr>
+          <w:rFonts w:ascii="Book Antiqua" w:hAnsi="Book Antiqua" w:cs="Times New Roman"/>
+          <w:b/>
+          <w:bCs/>
+          <w:color w:val="000000" w:themeColor="text1"/>
+        </w:rPr>
+        <w:t>SEGUNDA</w:t>
+      </w:r>
+      <w:r>
+        <w:rPr>
+          <w:rFonts w:ascii="Book Antiqua" w:hAnsi="Book Antiqua" w:cs="Times New Roman"/>
+          <w:b/>
+          <w:bCs/>
+          <w:color w:val="000000" w:themeColor="text1"/>
+        </w:rPr>
+        <w:t>:</w:t>
+      </w:r>
+      <w:r>
+        <w:rPr>
+          <w:rFonts w:ascii="Book Antiqua" w:hAnsi="Book Antiqua" w:cs="Times New Roman"/>
+          <w:color w:val="000000" w:themeColor="text1"/>
+        </w:rPr>
+        <w:t xml:space="preserve"> O presente contrato somente poderá ser rescindido por justo motivo, nos casos previstos neste contrato</w:t>
+      </w:r>
+      <w:r>
+        <w:rPr>
+          <w:rFonts w:ascii="Book Antiqua" w:hAnsi="Book Antiqua" w:cs="Times New Roman"/>
+          <w:color w:val="000000" w:themeColor="text1"/>
+        </w:rPr>
+        <w:t>.</w:t>
+      </w:r>
+    </w:p>
+    <w:p>
+      <w:pPr>
+        <w:pStyle w:val="SemEspaamento"/>
+        <w:spacing w:line="276" w:lineRule="auto"/>
+        <w:jc w:val="both"/>
+        <w:rPr>
+          <w:rFonts w:ascii="Book Antiqua" w:hAnsi="Book Antiqua" w:cs="Times New Roman"/>
+          <w:color w:val="000000" w:themeColor="text1"/>
+        </w:rPr>
+      </w:pPr>
+    </w:p>
+    <w:p>
+      <w:pPr>
+        <w:pStyle w:val="SemEspaamento"/>
+        <w:spacing w:line="276" w:lineRule="auto"/>
+        <w:jc w:val="both"/>
+        <w:rPr>
+          <w:rFonts w:ascii="Book Antiqua" w:hAnsi="Book Antiqua" w:cs="Times New Roman"/>
+          <w:color w:val="000000" w:themeColor="text1"/>
+        </w:rPr>
+      </w:pPr>
+      <w:r>
+        <w:rPr>
+          <w:rFonts w:ascii="Book Antiqua" w:hAnsi="Book Antiqua" w:cs="Times New Roman"/>
+          <w:b/>
+          <w:bCs/>
+          <w:color w:val="000000" w:themeColor="text1"/>
+        </w:rPr>
+        <w:t>Parágrafo Primeiro:</w:t>
+      </w:r>
+      <w:r>
+        <w:rPr>
+          <w:rFonts w:ascii="Book Antiqua" w:hAnsi="Book Antiqua" w:cs="Times New Roman"/>
+          <w:color w:val="000000" w:themeColor="text1"/>
+        </w:rPr>
+        <w:t xml:space="preserve"> Caso o(a) COMPRADOR(A), após o fechamento do contrato, pagamento da parcela inicial e antes da entrega do produto, desista da aquisição deverá pagar à VENDEDOR o montante correspondente à 50% (cinquenta por cento) do montante estipulado como valor do contrato, em virtude do dispêndio de valores necessário para a fabricação do brinquedo, mão de obra e impostos incidentes, sem prejuízo da necessidade de reparação por danos suportados.</w:t>
+      </w:r>
+    </w:p>
+    <w:p>
+      <w:pPr>
+        <w:pStyle w:val="SemEspaamento"/>
+        <w:spacing w:line="276" w:lineRule="auto"/>
+        <w:jc w:val="both"/>
+        <w:rPr>
+          <w:rFonts w:ascii="Book Antiqua" w:hAnsi="Book Antiqua" w:cs="Times New Roman"/>
+          <w:color w:val="000000" w:themeColor="text1"/>
+        </w:rPr>
+      </w:pPr>
+    </w:p>
+    <w:p>
+      <w:pPr>
+        <w:pStyle w:val="SemEspaamento"/>
+        <w:spacing w:line="276" w:lineRule="auto"/>
+        <w:jc w:val="both"/>
+        <w:rPr>
+          <w:rFonts w:ascii="Book Antiqua" w:hAnsi="Book Antiqua" w:cs="Times New Roman"/>
+          <w:color w:val="000000" w:themeColor="text1"/>
+        </w:rPr>
+      </w:pPr>
+      <w:r>
+        <w:rPr>
+          <w:rFonts w:ascii="Book Antiqua" w:hAnsi="Book Antiqua" w:cs="Times New Roman"/>
+          <w:b/>
+          <w:bCs/>
           <w:color w:val="000000" w:themeColor="text1"/>
         </w:rPr>
         <w:t>Parágrafo Segundo:</w:t>
@@ -4531,127 +6010,427 @@
       <w:r>
         <w:rPr>
           <w:rFonts w:ascii="Book Antiqua" w:hAnsi="Book Antiqua" w:cs="Times New Roman"/>
-          <w:bCs/>
-          <w:color w:val="000000" w:themeColor="text1"/>
-        </w:rPr>
-        <w:t xml:space="preserve"> Zelar para que os bens sejam entregues no local escolhido pelas partes em conformidade com o que prevê este Contrato</w:t>
-      </w:r>
-      <w:r>
-        <w:rPr>
-          <w:rFonts w:ascii="Book Antiqua" w:hAnsi="Book Antiqua" w:cs="Times New Roman"/>
-          <w:bCs/>
-          <w:color w:val="000000" w:themeColor="text1"/>
-        </w:rPr>
-        <w:t xml:space="preserve"> e o projeto escolhido e assinado no ato da compra.</w:t>
-      </w:r>
-    </w:p>
-    <w:p>
-      <w:pPr>
-        <w:pStyle w:val="SemEspaamento"/>
-        <w:spacing w:line="276" w:lineRule="auto"/>
-        <w:jc w:val="both"/>
-        <w:rPr>
-          <w:rFonts w:ascii="Book Antiqua" w:hAnsi="Book Antiqua" w:cs="Times New Roman"/>
-          <w:bCs/>
-          <w:color w:val="000000" w:themeColor="text1"/>
-        </w:rPr>
-      </w:pPr>
-    </w:p>
-    <w:p>
-      <w:pPr>
-        <w:pStyle w:val="SemEspaamento"/>
-        <w:spacing w:line="276" w:lineRule="auto"/>
-        <w:jc w:val="both"/>
-        <w:rPr>
-          <w:rFonts w:ascii="Book Antiqua" w:hAnsi="Book Antiqua" w:cs="Times New Roman"/>
-          <w:bCs/>
-          <w:color w:val="000000" w:themeColor="text1"/>
-        </w:rPr>
-      </w:pPr>
-      <w:r>
-        <w:rPr>
-          <w:rFonts w:ascii="Book Antiqua" w:hAnsi="Book Antiqua" w:cs="Times New Roman"/>
-          <w:b/>
-          <w:color w:val="000000" w:themeColor="text1"/>
-        </w:rPr>
-        <w:t xml:space="preserve">Parágrafo Terceiro: </w:t>
-      </w:r>
-      <w:r>
-        <w:rPr>
-          <w:rFonts w:ascii="Book Antiqua" w:hAnsi="Book Antiqua" w:cs="Times New Roman"/>
-          <w:bCs/>
-          <w:color w:val="000000" w:themeColor="text1"/>
-        </w:rPr>
-        <w:t>Entregar no local escolhido pel</w:t>
-      </w:r>
-      <w:r>
-        <w:rPr>
-          <w:rFonts w:ascii="Book Antiqua" w:hAnsi="Book Antiqua" w:cs="Times New Roman"/>
-          <w:bCs/>
-          <w:color w:val="000000" w:themeColor="text1"/>
-        </w:rPr>
-        <w:t>o COMPRADOR(A)</w:t>
-      </w:r>
-      <w:r>
-        <w:rPr>
-          <w:rFonts w:ascii="Book Antiqua" w:hAnsi="Book Antiqua" w:cs="Times New Roman"/>
-          <w:bCs/>
+          <w:color w:val="000000" w:themeColor="text1"/>
+        </w:rPr>
+        <w:t xml:space="preserve"> Caso a VENDEDORA já tenha realizado a entrega do produto e o(a) COMPRADOR(A) desista da aquisição, além do pagamento do valor estabelecido no Parágrafo Primeiro, esta deverá arcar com as despesas necessárias para a remoção</w:t>
+      </w:r>
+      <w:r>
+        <w:rPr>
+          <w:rFonts w:ascii="Book Antiqua" w:hAnsi="Book Antiqua" w:cs="Times New Roman"/>
+          <w:color w:val="000000" w:themeColor="text1"/>
+        </w:rPr>
+        <w:t>, como frete, alimentação, diárias de ajudantes e outras necessárias para a retirada do produto.</w:t>
+      </w:r>
+    </w:p>
+    <w:p>
+      <w:pPr>
+        <w:pStyle w:val="SemEspaamento"/>
+        <w:spacing w:line="276" w:lineRule="auto"/>
+        <w:jc w:val="both"/>
+        <w:rPr>
+          <w:rFonts w:ascii="Book Antiqua" w:hAnsi="Book Antiqua" w:cs="Times New Roman"/>
+          <w:color w:val="000000" w:themeColor="text1"/>
+        </w:rPr>
+      </w:pPr>
+    </w:p>
+    <w:p>
+      <w:pPr>
+        <w:pStyle w:val="SemEspaamento"/>
+        <w:spacing w:line="276" w:lineRule="auto"/>
+        <w:jc w:val="both"/>
+        <w:rPr>
+          <w:rFonts w:ascii="Book Antiqua" w:hAnsi="Book Antiqua" w:cs="Times New Roman"/>
+          <w:color w:val="000000" w:themeColor="text1"/>
+        </w:rPr>
+      </w:pPr>
+      <w:r>
+        <w:rPr>
+          <w:rFonts w:ascii="Book Antiqua" w:hAnsi="Book Antiqua" w:cs="Times New Roman"/>
+          <w:b/>
+          <w:bCs/>
+          <w:color w:val="000000" w:themeColor="text1"/>
+        </w:rPr>
+        <w:t>Parágrafo terceiro:</w:t>
+      </w:r>
+      <w:r>
+        <w:rPr>
+          <w:rFonts w:ascii="Book Antiqua" w:hAnsi="Book Antiqua" w:cs="Times New Roman"/>
+          <w:color w:val="000000" w:themeColor="text1"/>
+        </w:rPr>
+        <w:t xml:space="preserve"> Na incidência das hipóteses previstas no</w:t>
+      </w:r>
+      <w:r>
+        <w:rPr>
+          <w:rFonts w:ascii="Book Antiqua" w:hAnsi="Book Antiqua" w:cs="Times New Roman"/>
+          <w:color w:val="000000" w:themeColor="text1"/>
+        </w:rPr>
+        <w:t>s parágrafos anteriores, o valor pago pelo(a) COMPRADOR(A) a título de entrada servirá para fins de compensação do valor apurado a pago à VENDEDORA.</w:t>
+      </w:r>
+      <w:r>
+        <w:rPr>
+          <w:rFonts w:ascii="Book Antiqua" w:hAnsi="Book Antiqua" w:cs="Times New Roman"/>
           <w:color w:val="000000" w:themeColor="text1"/>
         </w:rPr>
         <w:t xml:space="preserve"> </w:t>
       </w:r>
-      <w:r>
-        <w:rPr>
-          <w:rFonts w:ascii="Book Antiqua" w:hAnsi="Book Antiqua" w:cs="Times New Roman"/>
-          <w:bCs/>
-          <w:color w:val="000000" w:themeColor="text1"/>
-        </w:rPr>
-        <w:t xml:space="preserve">os equipamentos adquiridos </w:t>
-      </w:r>
-      <w:r>
-        <w:rPr>
-          <w:rFonts w:ascii="Book Antiqua" w:hAnsi="Book Antiqua" w:cs="Times New Roman"/>
-          <w:bCs/>
-          <w:color w:val="000000" w:themeColor="text1"/>
-        </w:rPr>
-        <w:t>para guarda dos bens, livre</w:t>
-      </w:r>
-      <w:r>
-        <w:rPr>
-          <w:rFonts w:ascii="Book Antiqua" w:hAnsi="Book Antiqua" w:cs="Times New Roman"/>
-          <w:bCs/>
-          <w:color w:val="000000" w:themeColor="text1"/>
-        </w:rPr>
-        <w:t>s</w:t>
-      </w:r>
-      <w:r>
-        <w:rPr>
-          <w:rFonts w:ascii="Book Antiqua" w:hAnsi="Book Antiqua" w:cs="Times New Roman"/>
-          <w:bCs/>
-          <w:color w:val="000000" w:themeColor="text1"/>
-        </w:rPr>
-        <w:t xml:space="preserve"> e desembaraçados de qualquer ônus, na data es</w:t>
-      </w:r>
-      <w:r>
-        <w:rPr>
-          <w:rFonts w:ascii="Book Antiqua" w:hAnsi="Book Antiqua" w:cs="Times New Roman"/>
-          <w:bCs/>
-          <w:color w:val="000000" w:themeColor="text1"/>
-        </w:rPr>
-        <w:t xml:space="preserve">perada </w:t>
-      </w:r>
-      <w:r>
-        <w:rPr>
-          <w:rFonts w:ascii="Book Antiqua" w:hAnsi="Book Antiqua" w:cs="Times New Roman"/>
-          <w:bCs/>
-          <w:color w:val="000000" w:themeColor="text1"/>
-        </w:rPr>
-        <w:t>neste Contrato</w:t>
-      </w:r>
-      <w:r>
-        <w:rPr>
-          <w:rFonts w:ascii="Book Antiqua" w:hAnsi="Book Antiqua" w:cs="Times New Roman"/>
-          <w:bCs/>
+    </w:p>
+    <w:p>
+      <w:pPr>
+        <w:pStyle w:val="SemEspaamento"/>
+        <w:spacing w:line="276" w:lineRule="auto"/>
+        <w:jc w:val="both"/>
+        <w:rPr>
+          <w:rFonts w:ascii="Book Antiqua" w:hAnsi="Book Antiqua" w:cs="Times New Roman"/>
+          <w:color w:val="000000" w:themeColor="text1"/>
+        </w:rPr>
+      </w:pPr>
+    </w:p>
+    <w:p>
+      <w:pPr>
+        <w:pStyle w:val="SemEspaamento"/>
+        <w:spacing w:line="276" w:lineRule="auto"/>
+        <w:jc w:val="both"/>
+        <w:rPr>
+          <w:rFonts w:ascii="Book Antiqua" w:hAnsi="Book Antiqua" w:cs="Times New Roman"/>
+          <w:color w:val="000000" w:themeColor="text1"/>
+        </w:rPr>
+      </w:pPr>
+      <w:r>
+        <w:rPr>
+          <w:rFonts w:ascii="Book Antiqua" w:hAnsi="Book Antiqua" w:cs="Times New Roman"/>
+          <w:b/>
+          <w:bCs/>
+          <w:color w:val="000000" w:themeColor="text1"/>
+        </w:rPr>
+        <w:t xml:space="preserve">CLÁUSULA VIGÉSIMA </w:t>
+      </w:r>
+      <w:r>
+        <w:rPr>
+          <w:rFonts w:ascii="Book Antiqua" w:hAnsi="Book Antiqua" w:cs="Times New Roman"/>
+          <w:b/>
+          <w:bCs/>
+          <w:color w:val="000000" w:themeColor="text1"/>
+        </w:rPr>
+        <w:t>TERCEIRA</w:t>
+      </w:r>
+      <w:r>
+        <w:rPr>
+          <w:rFonts w:ascii="Book Antiqua" w:hAnsi="Book Antiqua" w:cs="Times New Roman"/>
+          <w:color w:val="000000" w:themeColor="text1"/>
+        </w:rPr>
+        <w:t xml:space="preserve">: </w:t>
+      </w:r>
+      <w:r>
+        <w:rPr>
+          <w:rFonts w:ascii="Book Antiqua" w:hAnsi="Book Antiqua" w:cs="Times New Roman"/>
+          <w:color w:val="000000" w:themeColor="text1"/>
+        </w:rPr>
+        <w:t>F</w:t>
+      </w:r>
+      <w:r>
+        <w:rPr>
+          <w:rFonts w:ascii="Book Antiqua" w:hAnsi="Book Antiqua" w:cs="Times New Roman"/>
+          <w:color w:val="000000" w:themeColor="text1"/>
+        </w:rPr>
+        <w:t>ica estabelecida a obrigatoriedade de pagamento de multa de 20% (vinte por cento), sobre o valor desta transação, cominada à parte que descumprir ou dificultar o fiel cumprimento de qualquer uma das cláusulas e condições do presente contrato, além de ficar a parte infratora sujeita ao pagamento de custas e honorários de advogado, no caso de a parte prejudicada tiver que recorrer a qualquer procedimento judicial para fazer valer os seus direitos.</w:t>
+      </w:r>
+    </w:p>
+    <w:p>
+      <w:pPr>
+        <w:pStyle w:val="SemEspaamento"/>
+        <w:spacing w:line="276" w:lineRule="auto"/>
+        <w:jc w:val="both"/>
+        <w:rPr>
+          <w:rFonts w:ascii="Book Antiqua" w:hAnsi="Book Antiqua" w:cs="Times New Roman"/>
+          <w:color w:val="000000" w:themeColor="text1"/>
+        </w:rPr>
+      </w:pPr>
+    </w:p>
+    <w:p>
+      <w:pPr>
+        <w:pStyle w:val="SemEspaamento"/>
+        <w:spacing w:line="276" w:lineRule="auto"/>
+        <w:jc w:val="both"/>
+        <w:rPr>
+          <w:rFonts w:ascii="Book Antiqua" w:hAnsi="Book Antiqua" w:cs="Times New Roman"/>
+          <w:b/>
+          <w:bCs/>
+          <w:color w:val="000000" w:themeColor="text1"/>
+          <w:u w:val="single"/>
+        </w:rPr>
+      </w:pPr>
+      <w:r>
+        <w:rPr>
+          <w:rFonts w:ascii="Book Antiqua" w:hAnsi="Book Antiqua" w:cs="Times New Roman"/>
+          <w:b/>
+          <w:bCs/>
+          <w:color w:val="000000" w:themeColor="text1"/>
+          <w:u w:val="single"/>
+        </w:rPr>
+        <w:t xml:space="preserve">IX - </w:t>
+      </w:r>
+      <w:r>
+        <w:rPr>
+          <w:rFonts w:ascii="Book Antiqua" w:hAnsi="Book Antiqua" w:cs="Times New Roman"/>
+          <w:b/>
+          <w:bCs/>
+          <w:color w:val="000000" w:themeColor="text1"/>
+          <w:u w:val="single"/>
+        </w:rPr>
+        <w:t>DA LEI GERAL DE PROTEÇÃO DE DADOS</w:t>
+      </w:r>
+    </w:p>
+    <w:p>
+      <w:pPr>
+        <w:pStyle w:val="SemEspaamento"/>
+        <w:spacing w:line="276" w:lineRule="auto"/>
+        <w:jc w:val="both"/>
+        <w:rPr>
+          <w:rFonts w:ascii="Book Antiqua" w:hAnsi="Book Antiqua" w:cs="Times New Roman"/>
+          <w:color w:val="000000" w:themeColor="text1"/>
+        </w:rPr>
+      </w:pPr>
+      <w:r>
+        <w:rPr>
+          <w:rFonts w:ascii="Book Antiqua" w:hAnsi="Book Antiqua" w:cs="Times New Roman"/>
+          <w:b/>
+          <w:bCs/>
+          <w:color w:val="000000" w:themeColor="text1"/>
+        </w:rPr>
+        <w:t xml:space="preserve">CLÁUSULA VIGÉSIMA </w:t>
+      </w:r>
+      <w:r>
+        <w:rPr>
+          <w:rFonts w:ascii="Book Antiqua" w:hAnsi="Book Antiqua" w:cs="Times New Roman"/>
+          <w:b/>
+          <w:bCs/>
+          <w:color w:val="000000" w:themeColor="text1"/>
+        </w:rPr>
+        <w:t>QUARTA</w:t>
+      </w:r>
+      <w:r>
+        <w:rPr>
+          <w:rFonts w:ascii="Book Antiqua" w:hAnsi="Book Antiqua" w:cs="Times New Roman"/>
+          <w:color w:val="000000" w:themeColor="text1"/>
+        </w:rPr>
+        <w:t>: Ao assinar o presente termo, o CONTRATANTE consente e concorda que a CONTRATADA tome decisões referentes ao tratamento de seus dados pessoais e dados pessoais sensíveis do contratante, bem como do beneficiário, envolvendo operações como as que se referem a coleta, produção, recepção, classificação, utilização, acesso, reprodução, transmissão, distribuição, processamento, arquivamento, armazenamento, eliminação, avaliação ou controle da informação, modificação, comunicação, transferência, difusão ou extração, eletrônica e manualmente, informações e dados prestados pela CONTRATANTE e seus clientes (“Dados Protegidos”), exclusivamente para fins específicos de prestação dos Serviços, bem como visando à concepção e execução de trabalhos jurídicos decorrentes da contratação, nos termos da Lei 13.709/2018.</w:t>
+      </w:r>
+    </w:p>
+    <w:p>
+      <w:pPr>
+        <w:pStyle w:val="SemEspaamento"/>
+        <w:spacing w:line="276" w:lineRule="auto"/>
+        <w:jc w:val="both"/>
+        <w:rPr>
+          <w:rFonts w:ascii="Book Antiqua" w:hAnsi="Book Antiqua" w:cs="Times New Roman"/>
+          <w:color w:val="000000" w:themeColor="text1"/>
+        </w:rPr>
+      </w:pPr>
+    </w:p>
+    <w:p>
+      <w:pPr>
+        <w:pStyle w:val="SemEspaamento"/>
+        <w:spacing w:line="276" w:lineRule="auto"/>
+        <w:jc w:val="both"/>
+        <w:rPr>
+          <w:rFonts w:ascii="Book Antiqua" w:hAnsi="Book Antiqua" w:cs="Times New Roman"/>
+          <w:color w:val="000000" w:themeColor="text1"/>
+        </w:rPr>
+      </w:pPr>
+      <w:r>
+        <w:rPr>
+          <w:rFonts w:ascii="Book Antiqua" w:hAnsi="Book Antiqua" w:cs="Times New Roman"/>
+          <w:b/>
+          <w:bCs/>
+          <w:color w:val="000000" w:themeColor="text1"/>
+        </w:rPr>
+        <w:t>Parágrafo Primeiro:</w:t>
+      </w:r>
+      <w:r>
+        <w:rPr>
+          <w:rFonts w:ascii="Book Antiqua" w:hAnsi="Book Antiqua" w:cs="Times New Roman"/>
+          <w:color w:val="000000" w:themeColor="text1"/>
+        </w:rPr>
+        <w:t xml:space="preserve"> Para os fins deste contrato, embasado na Lei Geral de Proteção de Dados, considera-se: I - Dado pessoal: informação relacionada a pessoa natural identificada ou identificável;</w:t>
+      </w:r>
+      <w:r>
+        <w:rPr>
+          <w:rFonts w:ascii="Book Antiqua" w:hAnsi="Book Antiqua" w:cs="Times New Roman"/>
+          <w:color w:val="000000" w:themeColor="text1"/>
+        </w:rPr>
+        <w:t xml:space="preserve"> </w:t>
+      </w:r>
+      <w:r>
+        <w:rPr>
+          <w:rFonts w:ascii="Book Antiqua" w:hAnsi="Book Antiqua" w:cs="Times New Roman"/>
+          <w:color w:val="000000" w:themeColor="text1"/>
+        </w:rPr>
+        <w:t>II</w:t>
+      </w:r>
+      <w:r>
+        <w:rPr>
+          <w:rFonts w:ascii="Book Antiqua" w:hAnsi="Book Antiqua" w:cs="Times New Roman"/>
+          <w:color w:val="000000" w:themeColor="text1"/>
+        </w:rPr>
+        <w:t xml:space="preserve"> </w:t>
+      </w:r>
+      <w:r>
+        <w:rPr>
+          <w:rFonts w:ascii="Book Antiqua" w:hAnsi="Book Antiqua" w:cs="Times New Roman"/>
+          <w:color w:val="000000" w:themeColor="text1"/>
+        </w:rPr>
+        <w:lastRenderedPageBreak/>
+        <w:t>- dado pessoal sensível: dado pessoal sobre origem racial ou étnica, convicção religiosa, opinião política, filiação a sindicato ou a organização de caráter religioso, filosófico ou político, dado referente à saúde, dado genético ou biométrico, quando vinculado a uma pessoa natural;</w:t>
+      </w:r>
+      <w:r>
+        <w:rPr>
+          <w:rFonts w:ascii="Book Antiqua" w:hAnsi="Book Antiqua" w:cs="Times New Roman"/>
+          <w:color w:val="000000" w:themeColor="text1"/>
+        </w:rPr>
+        <w:t xml:space="preserve"> </w:t>
+      </w:r>
+      <w:r>
+        <w:rPr>
+          <w:rFonts w:ascii="Book Antiqua" w:hAnsi="Book Antiqua" w:cs="Times New Roman"/>
+          <w:color w:val="000000" w:themeColor="text1"/>
+        </w:rPr>
+        <w:t>III</w:t>
+      </w:r>
+      <w:r>
+        <w:rPr>
+          <w:rFonts w:ascii="Book Antiqua" w:hAnsi="Book Antiqua" w:cs="Times New Roman"/>
+          <w:color w:val="000000" w:themeColor="text1"/>
+        </w:rPr>
+        <w:t xml:space="preserve"> </w:t>
+      </w:r>
+      <w:r>
+        <w:rPr>
+          <w:rFonts w:ascii="Book Antiqua" w:hAnsi="Book Antiqua" w:cs="Times New Roman"/>
+          <w:color w:val="000000" w:themeColor="text1"/>
+        </w:rPr>
+        <w:t>-controlador: pessoa natural ou jurídica, de direito público ou privado, a quem competem as decisões referentes ao tratamento de dados pessoais;</w:t>
+      </w:r>
+      <w:r>
+        <w:rPr>
+          <w:rFonts w:ascii="Book Antiqua" w:hAnsi="Book Antiqua" w:cs="Times New Roman"/>
+          <w:color w:val="000000" w:themeColor="text1"/>
+        </w:rPr>
+        <w:t xml:space="preserve"> </w:t>
+      </w:r>
+      <w:r>
+        <w:rPr>
+          <w:rFonts w:ascii="Book Antiqua" w:hAnsi="Book Antiqua" w:cs="Times New Roman"/>
+          <w:color w:val="000000" w:themeColor="text1"/>
+        </w:rPr>
+        <w:t>IV- tratamento: toda operação realizada com dados pessoais, como as que se referem a coleta, produção, recepção, classificação, utilização, acesso, reprodução, transmissão, distribuição, processamento, arquivamento, armazenamento, eliminação, avaliação ou controle da informação, modificação, comunicação, transferência, difusão ou extração;</w:t>
+      </w:r>
+    </w:p>
+    <w:p>
+      <w:pPr>
+        <w:pStyle w:val="SemEspaamento"/>
+        <w:spacing w:line="276" w:lineRule="auto"/>
+        <w:jc w:val="both"/>
+        <w:rPr>
+          <w:rFonts w:ascii="Book Antiqua" w:hAnsi="Book Antiqua" w:cs="Times New Roman"/>
+          <w:color w:val="000000" w:themeColor="text1"/>
+        </w:rPr>
+      </w:pPr>
+    </w:p>
+    <w:p>
+      <w:pPr>
+        <w:pStyle w:val="SemEspaamento"/>
+        <w:spacing w:line="276" w:lineRule="auto"/>
+        <w:jc w:val="both"/>
+        <w:rPr>
+          <w:rFonts w:ascii="Book Antiqua" w:hAnsi="Book Antiqua" w:cs="Times New Roman"/>
+          <w:color w:val="000000" w:themeColor="text1"/>
+        </w:rPr>
+      </w:pPr>
+      <w:r>
+        <w:rPr>
+          <w:rFonts w:ascii="Book Antiqua" w:hAnsi="Book Antiqua" w:cs="Times New Roman"/>
+          <w:b/>
+          <w:bCs/>
+          <w:color w:val="000000" w:themeColor="text1"/>
+        </w:rPr>
+        <w:t>Parágrafo Segundo:</w:t>
+      </w:r>
+      <w:r>
+        <w:rPr>
+          <w:rFonts w:ascii="Book Antiqua" w:hAnsi="Book Antiqua" w:cs="Times New Roman"/>
+          <w:color w:val="000000" w:themeColor="text1"/>
+        </w:rPr>
+        <w:t xml:space="preserve"> O CONTRATADO fica autorizado a coletar e a realizar o tratamento dos seguintes dados pessoais do Titular e do Beneficiário: Nome completo; Data de nascimento; Número e imagem da Carteira de Identidade (RG); Número e imagem do Cadastro de Pessoas Físicas (CPF); Número e imagem da Carteira Nacional de Habilitação (CNH); Estado civil; Nível de instrução ou escolaridade; Endereço completo; Números de telefone, WhatsApp e endereços de e-mail.</w:t>
+      </w:r>
+    </w:p>
+    <w:p>
+      <w:pPr>
+        <w:pStyle w:val="SemEspaamento"/>
+        <w:spacing w:line="276" w:lineRule="auto"/>
+        <w:jc w:val="both"/>
+        <w:rPr>
+          <w:rFonts w:ascii="Book Antiqua" w:hAnsi="Book Antiqua" w:cs="Times New Roman"/>
+          <w:color w:val="000000" w:themeColor="text1"/>
+        </w:rPr>
+      </w:pPr>
+      <w:r>
+        <w:rPr>
+          <w:rFonts w:ascii="Book Antiqua" w:hAnsi="Book Antiqua" w:cs="Times New Roman"/>
+          <w:color w:val="000000" w:themeColor="text1"/>
+        </w:rPr>
+        <w:t xml:space="preserve"> </w:t>
+      </w:r>
+    </w:p>
+    <w:p>
+      <w:pPr>
+        <w:pStyle w:val="SemEspaamento"/>
+        <w:spacing w:line="276" w:lineRule="auto"/>
+        <w:jc w:val="both"/>
+        <w:rPr>
+          <w:rFonts w:ascii="Book Antiqua" w:hAnsi="Book Antiqua" w:cs="Times New Roman"/>
+          <w:color w:val="000000" w:themeColor="text1"/>
+        </w:rPr>
+      </w:pPr>
+      <w:r>
+        <w:rPr>
+          <w:rFonts w:ascii="Book Antiqua" w:hAnsi="Book Antiqua" w:cs="Times New Roman"/>
+          <w:b/>
+          <w:bCs/>
+          <w:color w:val="000000" w:themeColor="text1"/>
+        </w:rPr>
+        <w:t>Parágrafo Terceiro:</w:t>
+      </w:r>
+      <w:r>
+        <w:rPr>
+          <w:rFonts w:ascii="Book Antiqua" w:hAnsi="Book Antiqua" w:cs="Times New Roman"/>
+          <w:color w:val="000000" w:themeColor="text1"/>
+        </w:rPr>
+        <w:t xml:space="preserve"> Os dados serão mantidos e armazenados pela CONTRATADA</w:t>
+      </w:r>
+      <w:r>
+        <w:rPr>
+          <w:rFonts w:ascii="Book Antiqua" w:hAnsi="Book Antiqua" w:cs="Times New Roman"/>
+          <w:color w:val="000000" w:themeColor="text1"/>
+        </w:rPr>
+        <w:t xml:space="preserve">, </w:t>
+      </w:r>
+      <w:r>
+        <w:rPr>
+          <w:rFonts w:ascii="Book Antiqua" w:hAnsi="Book Antiqua" w:cs="Times New Roman"/>
+          <w:color w:val="000000" w:themeColor="text1"/>
+        </w:rPr>
+        <w:t>preservando os direitos fundamentais de liberdade, intimidade e privacidade do CONTRATANTE e</w:t>
+      </w:r>
+      <w:r>
+        <w:rPr>
+          <w:rFonts w:ascii="Book Antiqua" w:hAnsi="Book Antiqua" w:cs="Times New Roman"/>
+          <w:color w:val="000000" w:themeColor="text1"/>
+        </w:rPr>
+        <w:t xml:space="preserve"> do (a) COMPRADOR(A)</w:t>
+      </w:r>
+      <w:r>
+        <w:rPr>
+          <w:rFonts w:ascii="Book Antiqua" w:hAnsi="Book Antiqua" w:cs="Times New Roman"/>
           <w:color w:val="000000" w:themeColor="text1"/>
         </w:rPr>
         <w:t>.</w:t>
@@ -4664,95 +6443,109 @@
         <w:jc w:val="both"/>
         <w:rPr>
           <w:rFonts w:ascii="Book Antiqua" w:hAnsi="Book Antiqua" w:cs="Times New Roman"/>
-          <w:bCs/>
-          <w:color w:val="000000" w:themeColor="text1"/>
-        </w:rPr>
-      </w:pPr>
-    </w:p>
-    <w:p>
-      <w:pPr>
-        <w:pStyle w:val="SemEspaamento"/>
-        <w:spacing w:line="276" w:lineRule="auto"/>
-        <w:jc w:val="both"/>
-        <w:rPr>
-          <w:rFonts w:ascii="Book Antiqua" w:hAnsi="Book Antiqua" w:cs="Times New Roman"/>
-          <w:bCs/>
-          <w:color w:val="000000" w:themeColor="text1"/>
-        </w:rPr>
-      </w:pPr>
-      <w:r>
-        <w:rPr>
-          <w:rFonts w:ascii="Book Antiqua" w:hAnsi="Book Antiqua" w:cs="Times New Roman"/>
-          <w:b/>
-          <w:color w:val="000000" w:themeColor="text1"/>
-        </w:rPr>
-        <w:t xml:space="preserve">Parágrafo Quarto: </w:t>
-      </w:r>
-      <w:r>
-        <w:rPr>
-          <w:rFonts w:ascii="Book Antiqua" w:hAnsi="Book Antiqua" w:cs="Times New Roman"/>
-          <w:bCs/>
-          <w:color w:val="000000" w:themeColor="text1"/>
-        </w:rPr>
-        <w:t>Fornecer ao COMPRADOR(A) os meios de comunicação e canais de contato para fins de esclarecimentos de dúvidas</w:t>
-      </w:r>
-      <w:r>
-        <w:rPr>
-          <w:rFonts w:ascii="Book Antiqua" w:hAnsi="Book Antiqua" w:cs="Times New Roman"/>
-          <w:bCs/>
-          <w:color w:val="000000" w:themeColor="text1"/>
-        </w:rPr>
-        <w:t>, notificações e reclamações, providenciando as respostas em tempo hábil.</w:t>
-      </w:r>
-    </w:p>
-    <w:p>
-      <w:pPr>
-        <w:pStyle w:val="SemEspaamento"/>
-        <w:spacing w:line="276" w:lineRule="auto"/>
-        <w:jc w:val="both"/>
-        <w:rPr>
-          <w:rFonts w:ascii="Book Antiqua" w:hAnsi="Book Antiqua" w:cs="Times New Roman"/>
-          <w:bCs/>
-          <w:color w:val="000000" w:themeColor="text1"/>
-        </w:rPr>
-      </w:pPr>
-    </w:p>
-    <w:p>
-      <w:pPr>
-        <w:pStyle w:val="SemEspaamento"/>
-        <w:spacing w:line="276" w:lineRule="auto"/>
-        <w:jc w:val="both"/>
-        <w:rPr>
-          <w:rFonts w:ascii="Book Antiqua" w:hAnsi="Book Antiqua" w:cs="Times New Roman"/>
-          <w:bCs/>
-          <w:color w:val="000000" w:themeColor="text1"/>
-        </w:rPr>
-      </w:pPr>
-      <w:r>
-        <w:rPr>
-          <w:rFonts w:ascii="Book Antiqua" w:hAnsi="Book Antiqua" w:cs="Times New Roman"/>
-          <w:b/>
-          <w:color w:val="000000" w:themeColor="text1"/>
-        </w:rPr>
-        <w:t>Parágrafo Quinto:</w:t>
-      </w:r>
-      <w:r>
-        <w:rPr>
-          <w:rFonts w:ascii="Book Antiqua" w:hAnsi="Book Antiqua" w:cs="Times New Roman"/>
-          <w:bCs/>
-          <w:color w:val="000000" w:themeColor="text1"/>
-        </w:rPr>
-        <w:t xml:space="preserve"> Zelar pelo fiel comprimento do presente contrato e de todas as cláusulas e obrigações nele dispostas, em especial quanto aos prazos estabelecidos. </w:t>
-      </w:r>
-    </w:p>
-    <w:p>
-      <w:pPr>
-        <w:pStyle w:val="SemEspaamento"/>
-        <w:spacing w:line="276" w:lineRule="auto"/>
-        <w:jc w:val="both"/>
-        <w:rPr>
-          <w:rFonts w:ascii="Book Antiqua" w:hAnsi="Book Antiqua" w:cs="Times New Roman"/>
-          <w:bCs/>
+          <w:color w:val="000000" w:themeColor="text1"/>
+        </w:rPr>
+      </w:pPr>
+    </w:p>
+    <w:p>
+      <w:pPr>
+        <w:pStyle w:val="SemEspaamento"/>
+        <w:spacing w:line="276" w:lineRule="auto"/>
+        <w:jc w:val="both"/>
+        <w:rPr>
+          <w:rFonts w:ascii="Book Antiqua" w:hAnsi="Book Antiqua" w:cs="Times New Roman"/>
+          <w:color w:val="000000" w:themeColor="text1"/>
+        </w:rPr>
+      </w:pPr>
+      <w:r>
+        <w:rPr>
+          <w:rFonts w:ascii="Book Antiqua" w:hAnsi="Book Antiqua" w:cs="Times New Roman"/>
+          <w:b/>
+          <w:bCs/>
+          <w:color w:val="000000" w:themeColor="text1"/>
+        </w:rPr>
+        <w:t xml:space="preserve">Parágrafo </w:t>
+      </w:r>
+      <w:r>
+        <w:rPr>
+          <w:rFonts w:ascii="Book Antiqua" w:hAnsi="Book Antiqua" w:cs="Times New Roman"/>
+          <w:b/>
+          <w:bCs/>
+          <w:color w:val="000000" w:themeColor="text1"/>
+        </w:rPr>
+        <w:t>Quarto</w:t>
+      </w:r>
+      <w:r>
+        <w:rPr>
+          <w:rFonts w:ascii="Book Antiqua" w:hAnsi="Book Antiqua" w:cs="Times New Roman"/>
+          <w:b/>
+          <w:bCs/>
+          <w:color w:val="000000" w:themeColor="text1"/>
+        </w:rPr>
+        <w:t>:</w:t>
+      </w:r>
+      <w:r>
+        <w:rPr>
+          <w:rFonts w:ascii="Book Antiqua" w:hAnsi="Book Antiqua" w:cs="Times New Roman"/>
+          <w:color w:val="000000" w:themeColor="text1"/>
+        </w:rPr>
+        <w:t xml:space="preserve"> O Controlador fica autorizado a compartilhar os dados pessoais do Titular com outros agentes de tratamento de dados, observados os princípios e as garantias estabelecidas pela Lei nº 13.709/2018 e 13.853/2019.</w:t>
+      </w:r>
+    </w:p>
+    <w:p>
+      <w:pPr>
+        <w:pStyle w:val="SemEspaamento"/>
+        <w:spacing w:line="276" w:lineRule="auto"/>
+        <w:jc w:val="both"/>
+        <w:rPr>
+          <w:rFonts w:ascii="Book Antiqua" w:hAnsi="Book Antiqua" w:cs="Times New Roman"/>
+          <w:color w:val="000000" w:themeColor="text1"/>
+        </w:rPr>
+      </w:pPr>
+    </w:p>
+    <w:p>
+      <w:pPr>
+        <w:pStyle w:val="SemEspaamento"/>
+        <w:spacing w:line="276" w:lineRule="auto"/>
+        <w:jc w:val="both"/>
+        <w:rPr>
+          <w:rFonts w:ascii="Book Antiqua" w:hAnsi="Book Antiqua" w:cs="Times New Roman"/>
+          <w:color w:val="000000" w:themeColor="text1"/>
+        </w:rPr>
+      </w:pPr>
+      <w:r>
+        <w:rPr>
+          <w:rFonts w:ascii="Book Antiqua" w:hAnsi="Book Antiqua" w:cs="Times New Roman"/>
+          <w:b/>
+          <w:bCs/>
+          <w:color w:val="000000" w:themeColor="text1"/>
+        </w:rPr>
+        <w:t xml:space="preserve">Parágrafo </w:t>
+      </w:r>
+      <w:r>
+        <w:rPr>
+          <w:rFonts w:ascii="Book Antiqua" w:hAnsi="Book Antiqua" w:cs="Times New Roman"/>
+          <w:b/>
+          <w:bCs/>
+          <w:color w:val="000000" w:themeColor="text1"/>
+        </w:rPr>
+        <w:t>Quinto:</w:t>
+      </w:r>
+      <w:r>
+        <w:rPr>
+          <w:rFonts w:ascii="Book Antiqua" w:hAnsi="Book Antiqua" w:cs="Times New Roman"/>
+          <w:color w:val="000000" w:themeColor="text1"/>
+        </w:rPr>
+        <w:t xml:space="preserve"> Em observância a Lei n. 13.709/2018-LGPD, a CONTRATANTE autoriza a CONTRATADA a efetuar o tratamento, comunicação e compartilhamento de seus dados pessoais e pessoais sensíveis assim como do respectivo beneficiário, com outros controladores, de forma Livre, Clara e inequívoca, atendendo a todos os procedimentos legais.</w:t>
+      </w:r>
+    </w:p>
+    <w:p>
+      <w:pPr>
+        <w:pStyle w:val="SemEspaamento"/>
+        <w:spacing w:line="276" w:lineRule="auto"/>
+        <w:jc w:val="both"/>
+        <w:rPr>
+          <w:rFonts w:ascii="Book Antiqua" w:hAnsi="Book Antiqua" w:cs="Times New Roman"/>
           <w:color w:val="000000" w:themeColor="text1"/>
         </w:rPr>
       </w:pPr>
@@ -4776,72 +6569,63 @@
           <w:color w:val="000000" w:themeColor="text1"/>
           <w:u w:val="single"/>
         </w:rPr>
-        <w:t>VI – DAS OBRIGAÇÕES DA COMPRADORA</w:t>
-      </w:r>
-    </w:p>
-    <w:p>
-      <w:pPr>
-        <w:pStyle w:val="SemEspaamento"/>
-        <w:spacing w:line="276" w:lineRule="auto"/>
-        <w:jc w:val="both"/>
-        <w:rPr>
-          <w:rFonts w:ascii="Book Antiqua" w:hAnsi="Book Antiqua" w:cs="Times New Roman"/>
-          <w:bCs/>
-          <w:color w:val="000000" w:themeColor="text1"/>
-        </w:rPr>
-      </w:pPr>
-      <w:r>
-        <w:rPr>
-          <w:rFonts w:ascii="Book Antiqua" w:hAnsi="Book Antiqua" w:cs="Times New Roman"/>
-          <w:b/>
-          <w:color w:val="000000" w:themeColor="text1"/>
-        </w:rPr>
-        <w:t xml:space="preserve">CLÁUSULA DÉCIMA SEXTA: </w:t>
-      </w:r>
-      <w:r>
-        <w:rPr>
-          <w:rFonts w:ascii="Book Antiqua" w:hAnsi="Book Antiqua" w:cs="Times New Roman"/>
-          <w:bCs/>
-          <w:color w:val="000000" w:themeColor="text1"/>
-        </w:rPr>
-        <w:t>São obrigações do COMPRADOR(A):</w:t>
-      </w:r>
-    </w:p>
-    <w:p>
-      <w:pPr>
-        <w:pStyle w:val="SemEspaamento"/>
-        <w:spacing w:line="276" w:lineRule="auto"/>
-        <w:jc w:val="both"/>
-        <w:rPr>
-          <w:rFonts w:ascii="Book Antiqua" w:hAnsi="Book Antiqua" w:cs="Times New Roman"/>
-          <w:b/>
-          <w:color w:val="000000" w:themeColor="text1"/>
-        </w:rPr>
-      </w:pPr>
-    </w:p>
-    <w:p>
-      <w:pPr>
-        <w:pStyle w:val="SemEspaamento"/>
-        <w:spacing w:line="276" w:lineRule="auto"/>
-        <w:jc w:val="both"/>
-        <w:rPr>
-          <w:rFonts w:ascii="Book Antiqua" w:hAnsi="Book Antiqua" w:cs="Times New Roman"/>
-          <w:b/>
-          <w:color w:val="000000" w:themeColor="text1"/>
-        </w:rPr>
-      </w:pPr>
-      <w:r>
-        <w:rPr>
-          <w:rFonts w:ascii="Book Antiqua" w:hAnsi="Book Antiqua" w:cs="Times New Roman"/>
-          <w:b/>
-          <w:color w:val="000000" w:themeColor="text1"/>
-        </w:rPr>
-        <w:t>Parágrafo Primeiro:</w:t>
-      </w:r>
-      <w:r>
-        <w:rPr>
-          <w:rFonts w:ascii="Book Antiqua" w:hAnsi="Book Antiqua" w:cs="Times New Roman"/>
-          <w:b/>
+        <w:t>X</w:t>
+      </w:r>
+      <w:r>
+        <w:rPr>
+          <w:rFonts w:ascii="Book Antiqua" w:hAnsi="Book Antiqua" w:cs="Times New Roman"/>
+          <w:b/>
+          <w:color w:val="000000" w:themeColor="text1"/>
+          <w:u w:val="single"/>
+        </w:rPr>
+        <w:t>- DA AUTORIZAÇÃO DE USO DE IMAGEM E DADOS</w:t>
+      </w:r>
+    </w:p>
+    <w:p>
+      <w:pPr>
+        <w:pStyle w:val="SemEspaamento"/>
+        <w:spacing w:line="276" w:lineRule="auto"/>
+        <w:jc w:val="both"/>
+        <w:rPr>
+          <w:rFonts w:ascii="Book Antiqua" w:hAnsi="Book Antiqua" w:cs="Times New Roman"/>
+          <w:color w:val="000000" w:themeColor="text1"/>
+        </w:rPr>
+      </w:pPr>
+      <w:r>
+        <w:rPr>
+          <w:rFonts w:ascii="Book Antiqua" w:hAnsi="Book Antiqua" w:cs="Times New Roman"/>
+          <w:b/>
+          <w:bCs/>
+          <w:color w:val="000000" w:themeColor="text1"/>
+        </w:rPr>
+        <w:t>CLÁUSULA VIGÉSIMA</w:t>
+      </w:r>
+      <w:r>
+        <w:rPr>
+          <w:rFonts w:ascii="Book Antiqua" w:hAnsi="Book Antiqua" w:cs="Times New Roman"/>
+          <w:b/>
+          <w:bCs/>
+          <w:color w:val="000000" w:themeColor="text1"/>
+        </w:rPr>
+        <w:t xml:space="preserve"> QUINTA</w:t>
+      </w:r>
+      <w:r>
+        <w:rPr>
+          <w:rFonts w:ascii="Book Antiqua" w:hAnsi="Book Antiqua" w:cs="Times New Roman"/>
+          <w:color w:val="000000" w:themeColor="text1"/>
+        </w:rPr>
+        <w:t>: O</w:t>
+      </w:r>
+      <w:r>
+        <w:rPr>
+          <w:rFonts w:ascii="Book Antiqua" w:hAnsi="Book Antiqua" w:cs="Times New Roman"/>
+          <w:color w:val="000000" w:themeColor="text1"/>
+        </w:rPr>
+        <w:t>(A)</w:t>
+      </w:r>
+      <w:r>
+        <w:rPr>
+          <w:rFonts w:ascii="Book Antiqua" w:hAnsi="Book Antiqua" w:cs="Times New Roman"/>
           <w:color w:val="000000" w:themeColor="text1"/>
         </w:rPr>
         <w:t xml:space="preserve"> </w:t>
@@ -4849,2006 +6633,158 @@
       <w:r>
         <w:rPr>
           <w:rFonts w:ascii="Book Antiqua" w:hAnsi="Book Antiqua" w:cs="Times New Roman"/>
-          <w:bCs/>
-          <w:color w:val="000000" w:themeColor="text1"/>
-        </w:rPr>
-        <w:t>Efetuar o pagamento dos valores descritos neste contrato nas datas e condições acima dispostos.</w:t>
-      </w:r>
-      <w:r>
-        <w:rPr>
-          <w:rFonts w:ascii="Book Antiqua" w:hAnsi="Book Antiqua" w:cs="Times New Roman"/>
-          <w:b/>
-          <w:color w:val="000000" w:themeColor="text1"/>
-        </w:rPr>
-        <w:t xml:space="preserve"> </w:t>
-      </w:r>
-    </w:p>
-    <w:p>
-      <w:pPr>
-        <w:pStyle w:val="SemEspaamento"/>
-        <w:spacing w:line="276" w:lineRule="auto"/>
-        <w:jc w:val="both"/>
-        <w:rPr>
-          <w:rFonts w:ascii="Book Antiqua" w:hAnsi="Book Antiqua" w:cs="Times New Roman"/>
-          <w:bCs/>
-          <w:color w:val="000000" w:themeColor="text1"/>
-        </w:rPr>
-      </w:pPr>
-    </w:p>
-    <w:p>
-      <w:pPr>
-        <w:pStyle w:val="SemEspaamento"/>
-        <w:spacing w:line="276" w:lineRule="auto"/>
-        <w:jc w:val="both"/>
-        <w:rPr>
-          <w:rFonts w:ascii="Book Antiqua" w:hAnsi="Book Antiqua" w:cs="Times New Roman"/>
-          <w:bCs/>
-          <w:color w:val="000000" w:themeColor="text1"/>
-        </w:rPr>
-      </w:pPr>
-      <w:r>
-        <w:rPr>
-          <w:rFonts w:ascii="Book Antiqua" w:hAnsi="Book Antiqua" w:cs="Times New Roman"/>
-          <w:b/>
-          <w:color w:val="000000" w:themeColor="text1"/>
-        </w:rPr>
-        <w:t>Parágrafo Segundo:</w:t>
-      </w:r>
-      <w:r>
-        <w:rPr>
-          <w:rFonts w:ascii="Book Antiqua" w:hAnsi="Book Antiqua" w:cs="Times New Roman"/>
-          <w:bCs/>
-          <w:color w:val="000000" w:themeColor="text1"/>
-        </w:rPr>
-        <w:t xml:space="preserve"> </w:t>
-      </w:r>
-      <w:r>
-        <w:rPr>
-          <w:rFonts w:ascii="Book Antiqua" w:hAnsi="Book Antiqua" w:cs="Times New Roman"/>
-          <w:bCs/>
-          <w:color w:val="000000" w:themeColor="text1"/>
-        </w:rPr>
-        <w:t xml:space="preserve">Assinar o projeto em para o </w:t>
-      </w:r>
-      <w:proofErr w:type="gramStart"/>
-      <w:r>
-        <w:rPr>
-          <w:rFonts w:ascii="Book Antiqua" w:hAnsi="Book Antiqua" w:cs="Times New Roman"/>
-          <w:bCs/>
-          <w:color w:val="000000" w:themeColor="text1"/>
-        </w:rPr>
-        <w:t>VENDEDORA(</w:t>
-      </w:r>
-      <w:proofErr w:type="gramEnd"/>
-      <w:r>
-        <w:rPr>
-          <w:rFonts w:ascii="Book Antiqua" w:hAnsi="Book Antiqua" w:cs="Times New Roman"/>
-          <w:bCs/>
-          <w:color w:val="000000" w:themeColor="text1"/>
-        </w:rPr>
-        <w:t xml:space="preserve">A) com a aprovação final do produto adquirido e discriminado com a metragem e o material utilizado na fabricação do mesmo, comprometendo-se em recebe-lo quando cumpridas as especificações nele contidas. </w:t>
-      </w:r>
-    </w:p>
-    <w:p>
-      <w:pPr>
-        <w:pStyle w:val="SemEspaamento"/>
-        <w:spacing w:line="276" w:lineRule="auto"/>
-        <w:jc w:val="both"/>
-        <w:rPr>
-          <w:rFonts w:ascii="Book Antiqua" w:hAnsi="Book Antiqua" w:cs="Times New Roman"/>
-          <w:bCs/>
-          <w:color w:val="000000" w:themeColor="text1"/>
-        </w:rPr>
-      </w:pPr>
-    </w:p>
-    <w:p>
-      <w:pPr>
-        <w:pStyle w:val="SemEspaamento"/>
-        <w:spacing w:line="276" w:lineRule="auto"/>
-        <w:jc w:val="both"/>
-        <w:rPr>
-          <w:rFonts w:ascii="Book Antiqua" w:hAnsi="Book Antiqua" w:cs="Times New Roman"/>
-          <w:bCs/>
-          <w:color w:val="000000" w:themeColor="text1"/>
-        </w:rPr>
-      </w:pPr>
-      <w:r>
-        <w:rPr>
-          <w:rFonts w:ascii="Book Antiqua" w:hAnsi="Book Antiqua" w:cs="Times New Roman"/>
-          <w:b/>
+          <w:color w:val="000000" w:themeColor="text1"/>
+        </w:rPr>
+        <w:t xml:space="preserve">COMPRADOR(A) </w:t>
+      </w:r>
+      <w:r>
+        <w:rPr>
+          <w:rFonts w:ascii="Book Antiqua" w:hAnsi="Book Antiqua" w:cs="Times New Roman"/>
+          <w:color w:val="000000" w:themeColor="text1"/>
+        </w:rPr>
+        <w:t xml:space="preserve">cede, gratuitamente, o direito de imagem </w:t>
+      </w:r>
+      <w:r>
+        <w:rPr>
+          <w:rFonts w:ascii="Book Antiqua" w:hAnsi="Book Antiqua" w:cs="Times New Roman"/>
+          <w:color w:val="000000" w:themeColor="text1"/>
+        </w:rPr>
+        <w:t>do local da montagem do brinquedo</w:t>
+      </w:r>
+      <w:r>
+        <w:rPr>
+          <w:rFonts w:ascii="Book Antiqua" w:hAnsi="Book Antiqua" w:cs="Times New Roman"/>
+          <w:color w:val="000000" w:themeColor="text1"/>
+        </w:rPr>
+        <w:t>, para figurar, coletivamente e (ou) individualmente, em campanhas institucionais ou publicitárias da CONTRATADA, tais como site, TV, jornais, revista, folder, outdoors, rádio, redes sociais, ficando autorizada a cessão de direitos de veiculação, não recebendo para tanto qualquer tipo de remuneração ou benefício.</w:t>
+      </w:r>
+    </w:p>
+    <w:p>
+      <w:pPr>
+        <w:pStyle w:val="SemEspaamento"/>
+        <w:spacing w:line="276" w:lineRule="auto"/>
+        <w:jc w:val="both"/>
+        <w:rPr>
+          <w:rFonts w:ascii="Book Antiqua" w:hAnsi="Book Antiqua" w:cs="Times New Roman"/>
+          <w:color w:val="000000" w:themeColor="text1"/>
+        </w:rPr>
+      </w:pPr>
+    </w:p>
+    <w:p>
+      <w:pPr>
+        <w:pStyle w:val="SemEspaamento"/>
+        <w:spacing w:line="276" w:lineRule="auto"/>
+        <w:jc w:val="both"/>
+        <w:rPr>
+          <w:rFonts w:ascii="Book Antiqua" w:hAnsi="Book Antiqua" w:cs="Times New Roman"/>
+          <w:color w:val="000000" w:themeColor="text1"/>
+        </w:rPr>
+      </w:pPr>
+      <w:r>
+        <w:rPr>
+          <w:rFonts w:ascii="Book Antiqua" w:hAnsi="Book Antiqua" w:cs="Times New Roman"/>
+          <w:b/>
+          <w:bCs/>
+          <w:color w:val="000000" w:themeColor="text1"/>
+        </w:rPr>
+        <w:t>CLÁUSULA VIGÉSIMA SE</w:t>
+      </w:r>
+      <w:r>
+        <w:rPr>
+          <w:rFonts w:ascii="Book Antiqua" w:hAnsi="Book Antiqua" w:cs="Times New Roman"/>
+          <w:b/>
+          <w:bCs/>
+          <w:color w:val="000000" w:themeColor="text1"/>
+        </w:rPr>
+        <w:t>XTA</w:t>
+      </w:r>
+      <w:r>
+        <w:rPr>
+          <w:rFonts w:ascii="Book Antiqua" w:hAnsi="Book Antiqua" w:cs="Times New Roman"/>
+          <w:color w:val="000000" w:themeColor="text1"/>
+        </w:rPr>
+        <w:t>: O CONTRATANTE autoriza a CONTRATADA a utilizar a imagem e voz do beneficiário, do qual é responsável legal, de forma presencial ou remota, de forma gratuita e sem ônus na divulgação dos trabalhos desenvolvidos pela CONTRATADA, por meio de fotos, áudios e vídeos em todos os meios de divulgação possíveis, seja em mídia impressa (livros, catálogos, revista, jornal, panfletos, folder, outdoors, entre outros), televisiva (propaganda para televisão aberta/fechada, vídeos, filmes, entre outros), radiofônica (programa de rádio, podcasts, entre outros), escrita, falada, na internet, incluindo redes sociais</w:t>
+      </w:r>
+      <w:r>
+        <w:rPr>
+          <w:rFonts w:ascii="Book Antiqua" w:hAnsi="Book Antiqua" w:cs="Times New Roman"/>
+          <w:color w:val="000000" w:themeColor="text1"/>
+        </w:rPr>
+        <w:t>.</w:t>
+      </w:r>
+    </w:p>
+    <w:p>
+      <w:pPr>
+        <w:pStyle w:val="SemEspaamento"/>
+        <w:spacing w:line="276" w:lineRule="auto"/>
+        <w:jc w:val="both"/>
+        <w:rPr>
+          <w:rFonts w:ascii="Book Antiqua" w:hAnsi="Book Antiqua" w:cs="Times New Roman"/>
+          <w:color w:val="000000" w:themeColor="text1"/>
+        </w:rPr>
+      </w:pPr>
+    </w:p>
+    <w:p>
+      <w:pPr>
+        <w:pStyle w:val="SemEspaamento"/>
+        <w:spacing w:line="276" w:lineRule="auto"/>
+        <w:jc w:val="both"/>
+        <w:rPr>
+          <w:rFonts w:ascii="Book Antiqua" w:hAnsi="Book Antiqua" w:cs="Times New Roman"/>
+          <w:color w:val="000000" w:themeColor="text1"/>
+        </w:rPr>
+      </w:pPr>
+      <w:r>
+        <w:rPr>
+          <w:rFonts w:ascii="Book Antiqua" w:hAnsi="Book Antiqua" w:cs="Times New Roman"/>
+          <w:b/>
+          <w:bCs/>
+          <w:color w:val="000000" w:themeColor="text1"/>
+        </w:rPr>
+        <w:t>Parágrafo Único</w:t>
+      </w:r>
+      <w:r>
+        <w:rPr>
+          <w:rFonts w:ascii="Book Antiqua" w:hAnsi="Book Antiqua" w:cs="Times New Roman"/>
+          <w:color w:val="000000" w:themeColor="text1"/>
+        </w:rPr>
+        <w:t xml:space="preserve">: O(A) </w:t>
+      </w:r>
+      <w:r>
+        <w:rPr>
+          <w:rFonts w:ascii="Book Antiqua" w:hAnsi="Book Antiqua" w:cs="Times New Roman"/>
+          <w:color w:val="000000" w:themeColor="text1"/>
+        </w:rPr>
+        <w:t>COMPRADOR(A)</w:t>
+      </w:r>
+      <w:r>
+        <w:rPr>
+          <w:rFonts w:ascii="Book Antiqua" w:hAnsi="Book Antiqua" w:cs="Times New Roman"/>
+          <w:color w:val="000000" w:themeColor="text1"/>
+        </w:rPr>
+        <w:t xml:space="preserve"> declara-se ciente de que a </w:t>
+      </w:r>
+      <w:r>
+        <w:rPr>
+          <w:rFonts w:ascii="Book Antiqua" w:hAnsi="Book Antiqua" w:cs="Times New Roman"/>
+          <w:color w:val="000000" w:themeColor="text1"/>
+        </w:rPr>
+        <w:t>VENDENDORA</w:t>
+      </w:r>
+      <w:r>
+        <w:rPr>
+          <w:rFonts w:ascii="Book Antiqua" w:hAnsi="Book Antiqua" w:cs="Times New Roman"/>
+          <w:color w:val="000000" w:themeColor="text1"/>
+        </w:rPr>
+        <w:t xml:space="preserve"> poderá reproduzir, editar, introduzir no mercado, armazenar, distribuir, executar, transmitir, criar trabalhos </w:t>
+      </w:r>
+      <w:r>
+        <w:rPr>
+          <w:rFonts w:ascii="Book Antiqua" w:hAnsi="Book Antiqua" w:cs="Times New Roman"/>
           <w:color w:val="000000" w:themeColor="text1"/>
         </w:rPr>
         <w:lastRenderedPageBreak/>
-        <w:t>Parágrafo Terceiro:</w:t>
-      </w:r>
-      <w:r>
-        <w:rPr>
-          <w:rFonts w:ascii="Book Antiqua" w:hAnsi="Book Antiqua" w:cs="Times New Roman"/>
-          <w:bCs/>
-          <w:color w:val="000000" w:themeColor="text1"/>
-        </w:rPr>
-        <w:t xml:space="preserve"> </w:t>
-      </w:r>
-      <w:r>
-        <w:rPr>
-          <w:rFonts w:ascii="Book Antiqua" w:hAnsi="Book Antiqua" w:cs="Times New Roman"/>
-          <w:bCs/>
-          <w:color w:val="000000" w:themeColor="text1"/>
-        </w:rPr>
-        <w:t>Zelar para que os bens sejam recebidos no local escolhido pelas partes em conformidade com o que prevê este Contrato e o projeto escolhido e assinado no ato da compra, bem como para que o referido local esteja apto à montagem nos termos anteriormente dispostos.</w:t>
-      </w:r>
-    </w:p>
-    <w:p>
-      <w:pPr>
-        <w:pStyle w:val="SemEspaamento"/>
-        <w:spacing w:line="276" w:lineRule="auto"/>
-        <w:jc w:val="both"/>
-        <w:rPr>
-          <w:rFonts w:ascii="Book Antiqua" w:hAnsi="Book Antiqua" w:cs="Times New Roman"/>
-          <w:b/>
-          <w:color w:val="000000" w:themeColor="text1"/>
-        </w:rPr>
-      </w:pPr>
-    </w:p>
-    <w:p>
-      <w:pPr>
-        <w:pStyle w:val="SemEspaamento"/>
-        <w:spacing w:line="276" w:lineRule="auto"/>
-        <w:jc w:val="both"/>
-        <w:rPr>
-          <w:rFonts w:ascii="Book Antiqua" w:hAnsi="Book Antiqua" w:cs="Times New Roman"/>
-          <w:bCs/>
-          <w:color w:val="000000" w:themeColor="text1"/>
-        </w:rPr>
-      </w:pPr>
-      <w:r>
-        <w:rPr>
-          <w:rFonts w:ascii="Book Antiqua" w:hAnsi="Book Antiqua" w:cs="Times New Roman"/>
-          <w:b/>
-          <w:color w:val="000000" w:themeColor="text1"/>
-        </w:rPr>
-        <w:t xml:space="preserve">Parágrafo Quarto: </w:t>
-      </w:r>
-      <w:r>
-        <w:rPr>
-          <w:rFonts w:ascii="Book Antiqua" w:hAnsi="Book Antiqua" w:cs="Times New Roman"/>
-          <w:bCs/>
-          <w:color w:val="000000" w:themeColor="text1"/>
-        </w:rPr>
-        <w:t xml:space="preserve">Proceder à liberação dos acessos e meios para a montagem solicitados previamente pela VENDEDORA, tais como </w:t>
-      </w:r>
-      <w:r>
-        <w:rPr>
-          <w:rFonts w:ascii="Book Antiqua" w:hAnsi="Book Antiqua" w:cs="Times New Roman"/>
-          <w:color w:val="000000" w:themeColor="text1"/>
-        </w:rPr>
-        <w:t>fornecimento de energia, cabeamento, extensões elétricas e etc</w:t>
-      </w:r>
-      <w:r>
-        <w:rPr>
-          <w:rFonts w:ascii="Book Antiqua" w:hAnsi="Book Antiqua" w:cs="Times New Roman"/>
-          <w:bCs/>
-          <w:color w:val="000000" w:themeColor="text1"/>
-        </w:rPr>
-        <w:t>.</w:t>
-      </w:r>
-    </w:p>
-    <w:p>
-      <w:pPr>
-        <w:pStyle w:val="SemEspaamento"/>
-        <w:spacing w:line="276" w:lineRule="auto"/>
-        <w:jc w:val="both"/>
-        <w:rPr>
-          <w:rFonts w:ascii="Book Antiqua" w:hAnsi="Book Antiqua" w:cs="Times New Roman"/>
-          <w:b/>
-          <w:color w:val="000000" w:themeColor="text1"/>
-        </w:rPr>
-      </w:pPr>
-    </w:p>
-    <w:p>
-      <w:pPr>
-        <w:pStyle w:val="SemEspaamento"/>
-        <w:spacing w:line="276" w:lineRule="auto"/>
-        <w:jc w:val="both"/>
-        <w:rPr>
-          <w:rFonts w:ascii="Book Antiqua" w:hAnsi="Book Antiqua" w:cs="Times New Roman"/>
-          <w:bCs/>
-          <w:color w:val="000000" w:themeColor="text1"/>
-        </w:rPr>
-      </w:pPr>
-      <w:r>
-        <w:rPr>
-          <w:rFonts w:ascii="Book Antiqua" w:hAnsi="Book Antiqua" w:cs="Times New Roman"/>
-          <w:b/>
-          <w:color w:val="000000" w:themeColor="text1"/>
-        </w:rPr>
-        <w:t xml:space="preserve">Parágrafo Quinto: </w:t>
-      </w:r>
-      <w:r>
-        <w:rPr>
-          <w:rFonts w:ascii="Book Antiqua" w:hAnsi="Book Antiqua" w:cs="Times New Roman"/>
-          <w:bCs/>
-          <w:color w:val="000000" w:themeColor="text1"/>
-        </w:rPr>
-        <w:t>Fornecer à VENDEDORA</w:t>
-      </w:r>
-      <w:r>
-        <w:rPr>
-          <w:rFonts w:ascii="Book Antiqua" w:hAnsi="Book Antiqua" w:cs="Times New Roman"/>
-          <w:bCs/>
-          <w:color w:val="000000" w:themeColor="text1"/>
-        </w:rPr>
-        <w:t xml:space="preserve"> </w:t>
-      </w:r>
-      <w:r>
-        <w:rPr>
-          <w:rFonts w:ascii="Book Antiqua" w:hAnsi="Book Antiqua" w:cs="Times New Roman"/>
-          <w:bCs/>
-          <w:color w:val="000000" w:themeColor="text1"/>
-        </w:rPr>
-        <w:t>os meios de comunicação e canais de contato para fins de esclarecimentos de dúvidas, notificações e reclamações, providenciando as respostas em tempo hábil.</w:t>
-      </w:r>
-    </w:p>
-    <w:p>
-      <w:pPr>
-        <w:pStyle w:val="SemEspaamento"/>
-        <w:spacing w:line="276" w:lineRule="auto"/>
-        <w:jc w:val="both"/>
-        <w:rPr>
-          <w:rFonts w:ascii="Book Antiqua" w:hAnsi="Book Antiqua" w:cs="Times New Roman"/>
-          <w:bCs/>
-          <w:color w:val="000000" w:themeColor="text1"/>
-        </w:rPr>
-      </w:pPr>
-    </w:p>
-    <w:p>
-      <w:pPr>
-        <w:pStyle w:val="SemEspaamento"/>
-        <w:spacing w:line="276" w:lineRule="auto"/>
-        <w:jc w:val="both"/>
-        <w:rPr>
-          <w:rFonts w:ascii="Book Antiqua" w:hAnsi="Book Antiqua" w:cs="Times New Roman"/>
-          <w:bCs/>
-          <w:color w:val="000000" w:themeColor="text1"/>
-        </w:rPr>
-      </w:pPr>
-      <w:r>
-        <w:rPr>
-          <w:rFonts w:ascii="Book Antiqua" w:hAnsi="Book Antiqua" w:cs="Times New Roman"/>
-          <w:b/>
-          <w:color w:val="000000" w:themeColor="text1"/>
-        </w:rPr>
-        <w:t xml:space="preserve">Parágrafo </w:t>
-      </w:r>
-      <w:r>
-        <w:rPr>
-          <w:rFonts w:ascii="Book Antiqua" w:hAnsi="Book Antiqua" w:cs="Times New Roman"/>
-          <w:b/>
-          <w:color w:val="000000" w:themeColor="text1"/>
-        </w:rPr>
-        <w:t>Sexto</w:t>
-      </w:r>
-      <w:r>
-        <w:rPr>
-          <w:rFonts w:ascii="Book Antiqua" w:hAnsi="Book Antiqua" w:cs="Times New Roman"/>
-          <w:b/>
-          <w:color w:val="000000" w:themeColor="text1"/>
-        </w:rPr>
-        <w:t>:</w:t>
-      </w:r>
-      <w:r>
-        <w:rPr>
-          <w:rFonts w:ascii="Book Antiqua" w:hAnsi="Book Antiqua" w:cs="Times New Roman"/>
-          <w:bCs/>
-          <w:color w:val="000000" w:themeColor="text1"/>
-        </w:rPr>
-        <w:t xml:space="preserve"> </w:t>
-      </w:r>
-      <w:r>
-        <w:rPr>
-          <w:rFonts w:ascii="Book Antiqua" w:hAnsi="Book Antiqua" w:cs="Times New Roman"/>
-          <w:bCs/>
-          <w:color w:val="000000" w:themeColor="text1"/>
-        </w:rPr>
-        <w:t>Fornecer à VENDEDORA previamente todas informações referentes aos regimentos internos, acessos das vias, horários de montagem, quantitativo de pessoal autorizado ou quaisquer outras informações que seja</w:t>
-      </w:r>
-      <w:r>
-        <w:rPr>
-          <w:rFonts w:ascii="Book Antiqua" w:hAnsi="Book Antiqua" w:cs="Times New Roman"/>
-          <w:bCs/>
-          <w:color w:val="000000" w:themeColor="text1"/>
-        </w:rPr>
-        <w:t>m</w:t>
-      </w:r>
-      <w:r>
-        <w:rPr>
-          <w:rFonts w:ascii="Book Antiqua" w:hAnsi="Book Antiqua" w:cs="Times New Roman"/>
-          <w:bCs/>
-          <w:color w:val="000000" w:themeColor="text1"/>
-        </w:rPr>
-        <w:t xml:space="preserve"> úteis para a melhor efetivação tanto da entrega quanto da instalação dos produtos adquiridos.   </w:t>
-      </w:r>
-    </w:p>
-    <w:p>
-      <w:pPr>
-        <w:pStyle w:val="SemEspaamento"/>
-        <w:spacing w:line="276" w:lineRule="auto"/>
-        <w:jc w:val="both"/>
-        <w:rPr>
-          <w:rFonts w:ascii="Book Antiqua" w:hAnsi="Book Antiqua" w:cs="Times New Roman"/>
-          <w:bCs/>
-          <w:color w:val="000000" w:themeColor="text1"/>
-        </w:rPr>
-      </w:pPr>
-    </w:p>
-    <w:p>
-      <w:pPr>
-        <w:pStyle w:val="SemEspaamento"/>
-        <w:spacing w:line="276" w:lineRule="auto"/>
-        <w:jc w:val="both"/>
-        <w:rPr>
-          <w:rFonts w:ascii="Book Antiqua" w:hAnsi="Book Antiqua" w:cs="Times New Roman"/>
-          <w:bCs/>
-          <w:color w:val="000000" w:themeColor="text1"/>
-        </w:rPr>
-      </w:pPr>
-      <w:r>
-        <w:rPr>
-          <w:rFonts w:ascii="Book Antiqua" w:hAnsi="Book Antiqua" w:cs="Times New Roman"/>
-          <w:b/>
-          <w:color w:val="000000" w:themeColor="text1"/>
-        </w:rPr>
-        <w:t xml:space="preserve">Parágrafo Sétimo: </w:t>
-      </w:r>
-      <w:r>
-        <w:rPr>
-          <w:rFonts w:ascii="Book Antiqua" w:hAnsi="Book Antiqua" w:cs="Times New Roman"/>
-          <w:bCs/>
-          <w:color w:val="000000" w:themeColor="text1"/>
-        </w:rPr>
-        <w:t>Zelar pelo fiel comprimento do presente contrato e de todas as cláusulas e obrigações nele dispostas, em especial quanto</w:t>
-      </w:r>
-      <w:r>
-        <w:rPr>
-          <w:rFonts w:ascii="Book Antiqua" w:hAnsi="Book Antiqua" w:cs="Times New Roman"/>
-          <w:bCs/>
-          <w:color w:val="000000" w:themeColor="text1"/>
-        </w:rPr>
-        <w:t xml:space="preserve"> à veracidade das informações prestadas</w:t>
-      </w:r>
-      <w:r>
-        <w:rPr>
-          <w:rFonts w:ascii="Book Antiqua" w:hAnsi="Book Antiqua" w:cs="Times New Roman"/>
-          <w:bCs/>
-          <w:color w:val="000000" w:themeColor="text1"/>
-        </w:rPr>
-        <w:t>.</w:t>
-      </w:r>
-    </w:p>
-    <w:p>
-      <w:pPr>
-        <w:pStyle w:val="SemEspaamento"/>
-        <w:spacing w:line="276" w:lineRule="auto"/>
-        <w:jc w:val="both"/>
-        <w:rPr>
-          <w:rFonts w:ascii="Book Antiqua" w:hAnsi="Book Antiqua" w:cs="Times New Roman"/>
-          <w:bCs/>
-          <w:color w:val="000000" w:themeColor="text1"/>
-        </w:rPr>
-      </w:pPr>
-    </w:p>
-    <w:p>
-      <w:pPr>
-        <w:pStyle w:val="SemEspaamento"/>
-        <w:spacing w:line="276" w:lineRule="auto"/>
-        <w:jc w:val="both"/>
-        <w:rPr>
-          <w:rFonts w:ascii="Book Antiqua" w:hAnsi="Book Antiqua" w:cs="Times New Roman"/>
-          <w:b/>
-          <w:color w:val="000000" w:themeColor="text1"/>
-          <w:u w:val="single"/>
-        </w:rPr>
-      </w:pPr>
-      <w:r>
-        <w:rPr>
-          <w:rFonts w:ascii="Book Antiqua" w:hAnsi="Book Antiqua" w:cs="Times New Roman"/>
-          <w:b/>
-          <w:color w:val="000000" w:themeColor="text1"/>
-          <w:u w:val="single"/>
-        </w:rPr>
-        <w:t>VII – DA GARANTIA</w:t>
-      </w:r>
-    </w:p>
-    <w:p>
-      <w:pPr>
-        <w:pStyle w:val="SemEspaamento"/>
-        <w:spacing w:line="276" w:lineRule="auto"/>
-        <w:jc w:val="both"/>
-        <w:rPr>
-          <w:rFonts w:ascii="Book Antiqua" w:hAnsi="Book Antiqua" w:cs="Times New Roman"/>
-          <w:color w:val="000000" w:themeColor="text1"/>
-        </w:rPr>
-      </w:pPr>
-      <w:r>
-        <w:rPr>
-          <w:rFonts w:ascii="Book Antiqua" w:hAnsi="Book Antiqua" w:cs="Times New Roman"/>
-          <w:b/>
-          <w:color w:val="000000" w:themeColor="text1"/>
-        </w:rPr>
-        <w:t xml:space="preserve">CLÁUSULA DÉCIMA SÉTIMA: </w:t>
-      </w:r>
-      <w:r>
-        <w:rPr>
-          <w:rFonts w:ascii="Book Antiqua" w:hAnsi="Book Antiqua" w:cs="Times New Roman"/>
-          <w:color w:val="000000" w:themeColor="text1"/>
-        </w:rPr>
-        <w:t xml:space="preserve"> </w:t>
-      </w:r>
-      <w:r>
-        <w:rPr>
-          <w:rFonts w:ascii="Book Antiqua" w:hAnsi="Book Antiqua" w:cs="Times New Roman"/>
-          <w:color w:val="000000" w:themeColor="text1"/>
-        </w:rPr>
-        <w:t>O</w:t>
-      </w:r>
-      <w:r>
-        <w:rPr>
-          <w:rFonts w:ascii="Book Antiqua" w:hAnsi="Book Antiqua" w:cs="Times New Roman"/>
-          <w:color w:val="000000" w:themeColor="text1"/>
-        </w:rPr>
-        <w:t xml:space="preserve"> brinquedo objeto do presente contrato tem garantia de </w:t>
-      </w:r>
-      <w:r>
-        <w:rPr>
-          <w:rFonts w:ascii="Book Antiqua" w:hAnsi="Book Antiqua" w:cs="Times New Roman"/>
-          <w:color w:val="000000" w:themeColor="text1"/>
-        </w:rPr>
-        <w:t>06</w:t>
-      </w:r>
-      <w:r>
-        <w:rPr>
-          <w:rFonts w:ascii="Book Antiqua" w:hAnsi="Book Antiqua" w:cs="Times New Roman"/>
-          <w:color w:val="000000" w:themeColor="text1"/>
-        </w:rPr>
-        <w:t xml:space="preserve"> (</w:t>
-      </w:r>
-      <w:r>
-        <w:rPr>
-          <w:rFonts w:ascii="Book Antiqua" w:hAnsi="Book Antiqua" w:cs="Times New Roman"/>
-          <w:color w:val="000000" w:themeColor="text1"/>
-        </w:rPr>
-        <w:t>seis</w:t>
-      </w:r>
-      <w:r>
-        <w:rPr>
-          <w:rFonts w:ascii="Book Antiqua" w:hAnsi="Book Antiqua" w:cs="Times New Roman"/>
-          <w:color w:val="000000" w:themeColor="text1"/>
-        </w:rPr>
-        <w:t xml:space="preserve">) </w:t>
-      </w:r>
-      <w:r>
-        <w:rPr>
-          <w:rFonts w:ascii="Book Antiqua" w:hAnsi="Book Antiqua" w:cs="Times New Roman"/>
-          <w:color w:val="000000" w:themeColor="text1"/>
-        </w:rPr>
-        <w:t>meses a</w:t>
-      </w:r>
-      <w:r>
-        <w:rPr>
-          <w:rFonts w:ascii="Book Antiqua" w:hAnsi="Book Antiqua" w:cs="Times New Roman"/>
-          <w:color w:val="000000" w:themeColor="text1"/>
-        </w:rPr>
-        <w:t xml:space="preserve"> contra defeitos de fabricação, </w:t>
-      </w:r>
-      <w:r>
-        <w:rPr>
-          <w:rFonts w:ascii="Book Antiqua" w:hAnsi="Book Antiqua" w:cs="Times New Roman"/>
-          <w:color w:val="000000" w:themeColor="text1"/>
-        </w:rPr>
-        <w:t>contados da data da efetiva entrega ao (</w:t>
-      </w:r>
-      <w:proofErr w:type="gramStart"/>
-      <w:r>
-        <w:rPr>
-          <w:rFonts w:ascii="Book Antiqua" w:hAnsi="Book Antiqua" w:cs="Times New Roman"/>
-          <w:color w:val="000000" w:themeColor="text1"/>
-        </w:rPr>
-        <w:t>a)  COMPRADOR</w:t>
-      </w:r>
-      <w:proofErr w:type="gramEnd"/>
-      <w:r>
-        <w:rPr>
-          <w:rFonts w:ascii="Book Antiqua" w:hAnsi="Book Antiqua" w:cs="Times New Roman"/>
-          <w:color w:val="000000" w:themeColor="text1"/>
-        </w:rPr>
-        <w:t xml:space="preserve">(A), </w:t>
-      </w:r>
-      <w:r>
-        <w:rPr>
-          <w:rFonts w:ascii="Book Antiqua" w:hAnsi="Book Antiqua" w:cs="Times New Roman"/>
-          <w:color w:val="000000" w:themeColor="text1"/>
-        </w:rPr>
-        <w:t>observadas as condições estabelecidas no Termo de Garantia do Produto, que é parte integrante do presente instrumento.</w:t>
-      </w:r>
-    </w:p>
-    <w:p>
-      <w:pPr>
-        <w:pStyle w:val="SemEspaamento"/>
-        <w:spacing w:line="276" w:lineRule="auto"/>
-        <w:jc w:val="both"/>
-        <w:rPr>
-          <w:rFonts w:ascii="Book Antiqua" w:hAnsi="Book Antiqua" w:cs="Times New Roman"/>
-          <w:color w:val="000000" w:themeColor="text1"/>
-        </w:rPr>
-      </w:pPr>
-    </w:p>
-    <w:p>
-      <w:pPr>
-        <w:pStyle w:val="SemEspaamento"/>
-        <w:spacing w:line="276" w:lineRule="auto"/>
-        <w:jc w:val="both"/>
-        <w:rPr>
-          <w:rFonts w:ascii="Book Antiqua" w:hAnsi="Book Antiqua" w:cs="Times New Roman"/>
-          <w:color w:val="000000" w:themeColor="text1"/>
-        </w:rPr>
-      </w:pPr>
-      <w:r>
-        <w:rPr>
-          <w:rFonts w:ascii="Book Antiqua" w:hAnsi="Book Antiqua" w:cs="Times New Roman"/>
-          <w:b/>
-          <w:color w:val="000000" w:themeColor="text1"/>
-        </w:rPr>
-        <w:t>CLÁUSULA DÉCIMA OITAVA</w:t>
-      </w:r>
-      <w:r>
-        <w:rPr>
-          <w:rFonts w:ascii="Book Antiqua" w:hAnsi="Book Antiqua" w:cs="Times New Roman"/>
-          <w:color w:val="000000" w:themeColor="text1"/>
-        </w:rPr>
-        <w:t xml:space="preserve">: </w:t>
-      </w:r>
-      <w:proofErr w:type="gramStart"/>
-      <w:r>
-        <w:rPr>
-          <w:rFonts w:ascii="Book Antiqua" w:hAnsi="Book Antiqua" w:cs="Times New Roman"/>
-          <w:color w:val="000000" w:themeColor="text1"/>
-        </w:rPr>
-        <w:t>O(</w:t>
-      </w:r>
-      <w:proofErr w:type="gramEnd"/>
-      <w:r>
-        <w:rPr>
-          <w:rFonts w:ascii="Book Antiqua" w:hAnsi="Book Antiqua" w:cs="Times New Roman"/>
-          <w:color w:val="000000" w:themeColor="text1"/>
-        </w:rPr>
-        <w:t>A) COMPRADOR(A) desde já da ciência e concorda expressamente com todas as condições estabelecidas no referido documento, especialmente quanto às condições de uso, manutenção, limpeza e local de instalação, restando ciente, ainda, que o não cumprimento das determinações nele contidas</w:t>
-      </w:r>
-      <w:r>
-        <w:rPr>
-          <w:rFonts w:ascii="Book Antiqua" w:hAnsi="Book Antiqua" w:cs="Times New Roman"/>
-          <w:color w:val="000000" w:themeColor="text1"/>
-        </w:rPr>
-        <w:t xml:space="preserve"> acarretarão na perda da garantia do produto, independentemente do prazo da compra</w:t>
-      </w:r>
-      <w:r>
-        <w:rPr>
-          <w:rFonts w:ascii="Book Antiqua" w:hAnsi="Book Antiqua" w:cs="Times New Roman"/>
-          <w:color w:val="000000" w:themeColor="text1"/>
-        </w:rPr>
-        <w:t>.</w:t>
-      </w:r>
-    </w:p>
-    <w:p>
-      <w:pPr>
-        <w:pStyle w:val="SemEspaamento"/>
-        <w:spacing w:line="276" w:lineRule="auto"/>
-        <w:jc w:val="both"/>
-        <w:rPr>
-          <w:rFonts w:ascii="Book Antiqua" w:hAnsi="Book Antiqua" w:cs="Times New Roman"/>
-          <w:color w:val="000000" w:themeColor="text1"/>
-        </w:rPr>
-      </w:pPr>
-    </w:p>
-    <w:p>
-      <w:pPr>
-        <w:pStyle w:val="SemEspaamento"/>
-        <w:spacing w:line="276" w:lineRule="auto"/>
-        <w:jc w:val="both"/>
-        <w:rPr>
-          <w:rFonts w:ascii="Book Antiqua" w:hAnsi="Book Antiqua" w:cs="Times New Roman"/>
-          <w:color w:val="000000" w:themeColor="text1"/>
-        </w:rPr>
-      </w:pPr>
-      <w:r>
-        <w:rPr>
-          <w:rFonts w:ascii="Book Antiqua" w:hAnsi="Book Antiqua" w:cs="Times New Roman"/>
-          <w:b/>
-          <w:bCs/>
-          <w:color w:val="000000" w:themeColor="text1"/>
-        </w:rPr>
-        <w:t>Parágrafo Único:</w:t>
-      </w:r>
-      <w:r>
-        <w:rPr>
-          <w:rFonts w:ascii="Book Antiqua" w:hAnsi="Book Antiqua" w:cs="Times New Roman"/>
-          <w:color w:val="000000" w:themeColor="text1"/>
-        </w:rPr>
-        <w:t xml:space="preserve"> É de responsabilidade exclusiva do(a) COMPRADOR(A), cuidar e fiscalizar para que a utilização do brinquedo seja realizada de maneira correta, bem como, se estão sendo respeitados os critérios de segurança informados no ato da compra, especialmente em relação ao peso, tamanho e outros critérios a serem observados por aqueles que usam o produto.</w:t>
-      </w:r>
-    </w:p>
-    <w:p>
-      <w:pPr>
-        <w:pStyle w:val="SemEspaamento"/>
-        <w:spacing w:line="276" w:lineRule="auto"/>
-        <w:jc w:val="both"/>
-        <w:rPr>
-          <w:rFonts w:ascii="Book Antiqua" w:hAnsi="Book Antiqua" w:cs="Times New Roman"/>
-          <w:color w:val="000000" w:themeColor="text1"/>
-        </w:rPr>
-      </w:pPr>
-    </w:p>
-    <w:p>
-      <w:pPr>
-        <w:pStyle w:val="SemEspaamento"/>
-        <w:spacing w:line="276" w:lineRule="auto"/>
-        <w:jc w:val="both"/>
-        <w:rPr>
-          <w:rFonts w:ascii="Book Antiqua" w:hAnsi="Book Antiqua" w:cs="Times New Roman"/>
-          <w:color w:val="000000" w:themeColor="text1"/>
-        </w:rPr>
-      </w:pPr>
-      <w:r>
-        <w:rPr>
-          <w:rFonts w:ascii="Book Antiqua" w:hAnsi="Book Antiqua" w:cs="Times New Roman"/>
-          <w:b/>
-          <w:color w:val="000000" w:themeColor="text1"/>
-        </w:rPr>
-        <w:t>CLÁUSULA DÉCIMA NONA</w:t>
-      </w:r>
-      <w:r>
-        <w:rPr>
-          <w:rFonts w:ascii="Book Antiqua" w:hAnsi="Book Antiqua" w:cs="Times New Roman"/>
-          <w:color w:val="000000" w:themeColor="text1"/>
-        </w:rPr>
-        <w:t>: Deverá o(a) COMPRADOR(A) realizar a vistoria de revisão dos brinquedos no prazo máximo de 04 (quatro)</w:t>
-      </w:r>
-      <w:r>
-        <w:rPr>
-          <w:rFonts w:ascii="Book Antiqua" w:hAnsi="Book Antiqua" w:cs="Times New Roman"/>
-          <w:color w:val="000000" w:themeColor="text1"/>
-        </w:rPr>
-        <w:t xml:space="preserve"> </w:t>
-      </w:r>
-      <w:r>
-        <w:rPr>
-          <w:rFonts w:ascii="Book Antiqua" w:hAnsi="Book Antiqua" w:cs="Times New Roman"/>
-          <w:color w:val="000000" w:themeColor="text1"/>
-        </w:rPr>
-        <w:t>meses, durante o período da garantia, para fins de verificação do brinquedo e troca de materiais estragados ou danificados pelo desgaste natural do produto.</w:t>
-      </w:r>
-    </w:p>
-    <w:p>
-      <w:pPr>
-        <w:pStyle w:val="SemEspaamento"/>
-        <w:spacing w:line="276" w:lineRule="auto"/>
-        <w:jc w:val="both"/>
-        <w:rPr>
-          <w:rFonts w:ascii="Book Antiqua" w:hAnsi="Book Antiqua" w:cs="Times New Roman"/>
-          <w:color w:val="000000" w:themeColor="text1"/>
-        </w:rPr>
-      </w:pPr>
-    </w:p>
-    <w:p>
-      <w:pPr>
-        <w:pStyle w:val="SemEspaamento"/>
-        <w:spacing w:line="276" w:lineRule="auto"/>
-        <w:jc w:val="both"/>
-        <w:rPr>
-          <w:rFonts w:ascii="Book Antiqua" w:hAnsi="Book Antiqua" w:cs="Times New Roman"/>
-          <w:color w:val="000000" w:themeColor="text1"/>
-        </w:rPr>
-      </w:pPr>
-      <w:r>
-        <w:rPr>
-          <w:rFonts w:ascii="Book Antiqua" w:hAnsi="Book Antiqua" w:cs="Times New Roman"/>
-          <w:b/>
-          <w:bCs/>
-          <w:color w:val="000000" w:themeColor="text1"/>
-        </w:rPr>
-        <w:t xml:space="preserve">Parágrafo </w:t>
-      </w:r>
-      <w:r>
-        <w:rPr>
-          <w:rFonts w:ascii="Book Antiqua" w:hAnsi="Book Antiqua" w:cs="Times New Roman"/>
-          <w:b/>
-          <w:bCs/>
-          <w:color w:val="000000" w:themeColor="text1"/>
-        </w:rPr>
-        <w:t>Primeiro</w:t>
-      </w:r>
-      <w:r>
-        <w:rPr>
-          <w:rFonts w:ascii="Book Antiqua" w:hAnsi="Book Antiqua" w:cs="Times New Roman"/>
-          <w:b/>
-          <w:bCs/>
-          <w:color w:val="000000" w:themeColor="text1"/>
-        </w:rPr>
-        <w:t>:</w:t>
-      </w:r>
-      <w:r>
-        <w:rPr>
-          <w:rFonts w:ascii="Book Antiqua" w:hAnsi="Book Antiqua" w:cs="Times New Roman"/>
-          <w:color w:val="000000" w:themeColor="text1"/>
-        </w:rPr>
-        <w:t xml:space="preserve"> Correrá por conta do(a) COMPRADOR(A) as despesas necessárias para a compra e montagem dos materiais estragados ou danificados pelo desgaste natural do produto, devendo a manutenção ser realizada junto à VENDEDORA ou por empresa por ela indicada, sob pena da perda da garantia, ante o desconhecimento da qualidade e procedência dos materiais adquiridos e montados.</w:t>
-      </w:r>
-    </w:p>
-    <w:p>
-      <w:pPr>
-        <w:pStyle w:val="SemEspaamento"/>
-        <w:spacing w:line="276" w:lineRule="auto"/>
-        <w:jc w:val="both"/>
-        <w:rPr>
-          <w:rFonts w:ascii="Book Antiqua" w:hAnsi="Book Antiqua" w:cs="Times New Roman"/>
-          <w:color w:val="000000" w:themeColor="text1"/>
-        </w:rPr>
-      </w:pPr>
-      <w:r>
-        <w:rPr>
-          <w:rFonts w:ascii="Book Antiqua" w:hAnsi="Book Antiqua" w:cs="Times New Roman"/>
-          <w:b/>
-          <w:color w:val="000000" w:themeColor="text1"/>
-        </w:rPr>
-        <w:t>Parágrafo Segundo:</w:t>
-      </w:r>
-      <w:r>
-        <w:rPr>
-          <w:rFonts w:ascii="Book Antiqua" w:hAnsi="Book Antiqua" w:cs="Times New Roman"/>
-          <w:b/>
-          <w:color w:val="000000" w:themeColor="text1"/>
-        </w:rPr>
-        <w:t xml:space="preserve"> </w:t>
-      </w:r>
-      <w:r>
-        <w:rPr>
-          <w:rFonts w:ascii="Book Antiqua" w:hAnsi="Book Antiqua" w:cs="Times New Roman"/>
-          <w:color w:val="000000" w:themeColor="text1"/>
-        </w:rPr>
-        <w:t xml:space="preserve">Fica desde já ciente </w:t>
-      </w:r>
-      <w:proofErr w:type="gramStart"/>
-      <w:r>
-        <w:rPr>
-          <w:rFonts w:ascii="Book Antiqua" w:hAnsi="Book Antiqua" w:cs="Times New Roman"/>
-          <w:color w:val="000000" w:themeColor="text1"/>
-        </w:rPr>
-        <w:t>o(</w:t>
-      </w:r>
-      <w:proofErr w:type="gramEnd"/>
-      <w:r>
-        <w:rPr>
-          <w:rFonts w:ascii="Book Antiqua" w:hAnsi="Book Antiqua" w:cs="Times New Roman"/>
-          <w:color w:val="000000" w:themeColor="text1"/>
-        </w:rPr>
-        <w:t xml:space="preserve">a) COMPRADOR(a) que todos os contatos com a Vendedora para fins de agendamento de manutenção ou acionamento da garantia do produto deverão ocorrer de </w:t>
-      </w:r>
-      <w:r>
-        <w:rPr>
-          <w:rFonts w:ascii="Book Antiqua" w:hAnsi="Book Antiqua" w:cs="Times New Roman"/>
-          <w:color w:val="000000" w:themeColor="text1"/>
-        </w:rPr>
-        <w:lastRenderedPageBreak/>
-        <w:t>segunda-feira à sexta-feira, das 08 às 18hrs, excetuados os feriados nacionais ou municipais. Os contatos realizados fora do acima descrito serão respondidos no próximo dia útil subsequente e dentro do horário estabelecido.</w:t>
-      </w:r>
-    </w:p>
-    <w:p>
-      <w:pPr>
-        <w:pStyle w:val="SemEspaamento"/>
-        <w:spacing w:line="276" w:lineRule="auto"/>
-        <w:jc w:val="both"/>
-        <w:rPr>
-          <w:rFonts w:ascii="Book Antiqua" w:hAnsi="Book Antiqua" w:cs="Times New Roman"/>
-          <w:color w:val="000000" w:themeColor="text1"/>
-        </w:rPr>
-      </w:pPr>
-    </w:p>
-    <w:p>
-      <w:pPr>
-        <w:pStyle w:val="SemEspaamento"/>
-        <w:spacing w:line="276" w:lineRule="auto"/>
-        <w:jc w:val="both"/>
-        <w:rPr>
-          <w:rFonts w:ascii="Book Antiqua" w:hAnsi="Book Antiqua" w:cs="Times New Roman"/>
-          <w:color w:val="000000" w:themeColor="text1"/>
-        </w:rPr>
-      </w:pPr>
-      <w:r>
-        <w:rPr>
-          <w:rFonts w:ascii="Book Antiqua" w:hAnsi="Book Antiqua" w:cs="Times New Roman"/>
-          <w:b/>
-          <w:bCs/>
-          <w:color w:val="000000" w:themeColor="text1"/>
-        </w:rPr>
-        <w:t>CLÁUSULA VIGÉSIM</w:t>
-      </w:r>
-      <w:r>
-        <w:rPr>
-          <w:rFonts w:ascii="Book Antiqua" w:hAnsi="Book Antiqua" w:cs="Times New Roman"/>
-          <w:b/>
-          <w:bCs/>
-          <w:color w:val="000000" w:themeColor="text1"/>
-        </w:rPr>
-        <w:t>A</w:t>
-      </w:r>
-      <w:r>
-        <w:rPr>
-          <w:rFonts w:ascii="Book Antiqua" w:hAnsi="Book Antiqua" w:cs="Times New Roman"/>
-          <w:b/>
-          <w:bCs/>
-          <w:color w:val="000000" w:themeColor="text1"/>
-        </w:rPr>
-        <w:t>:</w:t>
-      </w:r>
-      <w:r>
-        <w:rPr>
-          <w:rFonts w:ascii="Book Antiqua" w:hAnsi="Book Antiqua" w:cs="Times New Roman"/>
-          <w:color w:val="000000" w:themeColor="text1"/>
-        </w:rPr>
-        <w:t xml:space="preserve"> A </w:t>
-      </w:r>
-      <w:r>
-        <w:rPr>
-          <w:rFonts w:ascii="Book Antiqua" w:hAnsi="Book Antiqua" w:cs="Times New Roman"/>
-          <w:color w:val="000000" w:themeColor="text1"/>
-        </w:rPr>
-        <w:t>VENDEDOR</w:t>
-      </w:r>
-      <w:r>
-        <w:rPr>
-          <w:rFonts w:ascii="Book Antiqua" w:hAnsi="Book Antiqua" w:cs="Times New Roman"/>
-          <w:color w:val="000000" w:themeColor="text1"/>
-        </w:rPr>
-        <w:t>A</w:t>
-      </w:r>
-      <w:r>
-        <w:rPr>
-          <w:rFonts w:ascii="Book Antiqua" w:hAnsi="Book Antiqua" w:cs="Times New Roman"/>
-          <w:color w:val="000000" w:themeColor="text1"/>
-        </w:rPr>
-        <w:t xml:space="preserve"> não se responsabilizará pelos danos causados no </w:t>
-      </w:r>
-      <w:r>
-        <w:rPr>
-          <w:rFonts w:ascii="Book Antiqua" w:hAnsi="Book Antiqua" w:cs="Times New Roman"/>
-          <w:color w:val="000000" w:themeColor="text1"/>
-        </w:rPr>
-        <w:t>brinquedo</w:t>
-      </w:r>
-      <w:r>
-        <w:rPr>
-          <w:rFonts w:ascii="Book Antiqua" w:hAnsi="Book Antiqua" w:cs="Times New Roman"/>
-          <w:color w:val="000000" w:themeColor="text1"/>
-        </w:rPr>
-        <w:t xml:space="preserve"> por negligência do</w:t>
-      </w:r>
-      <w:r>
-        <w:rPr>
-          <w:rFonts w:ascii="Book Antiqua" w:hAnsi="Book Antiqua" w:cs="Times New Roman"/>
-          <w:color w:val="000000" w:themeColor="text1"/>
-        </w:rPr>
-        <w:t>(a)</w:t>
-      </w:r>
-      <w:r>
-        <w:rPr>
-          <w:rFonts w:ascii="Book Antiqua" w:hAnsi="Book Antiqua" w:cs="Times New Roman"/>
-          <w:color w:val="000000" w:themeColor="text1"/>
-        </w:rPr>
-        <w:t xml:space="preserve"> COMPRADOR</w:t>
-      </w:r>
-      <w:r>
-        <w:rPr>
-          <w:rFonts w:ascii="Book Antiqua" w:hAnsi="Book Antiqua" w:cs="Times New Roman"/>
-          <w:color w:val="000000" w:themeColor="text1"/>
-        </w:rPr>
-        <w:t>(A)</w:t>
-      </w:r>
-      <w:r>
-        <w:rPr>
-          <w:rFonts w:ascii="Book Antiqua" w:hAnsi="Book Antiqua" w:cs="Times New Roman"/>
-          <w:color w:val="000000" w:themeColor="text1"/>
-        </w:rPr>
-        <w:t>, e por problemas decorrentes da não realização das revisões acertadas.</w:t>
-      </w:r>
-    </w:p>
-    <w:p>
-      <w:pPr>
-        <w:pStyle w:val="SemEspaamento"/>
-        <w:spacing w:line="276" w:lineRule="auto"/>
-        <w:jc w:val="both"/>
-        <w:rPr>
-          <w:rFonts w:ascii="Book Antiqua" w:hAnsi="Book Antiqua" w:cs="Times New Roman"/>
-          <w:color w:val="000000" w:themeColor="text1"/>
-        </w:rPr>
-      </w:pPr>
-    </w:p>
-    <w:p>
-      <w:pPr>
-        <w:pStyle w:val="SemEspaamento"/>
-        <w:spacing w:line="276" w:lineRule="auto"/>
-        <w:jc w:val="both"/>
-        <w:rPr>
-          <w:rFonts w:ascii="Book Antiqua" w:hAnsi="Book Antiqua" w:cs="Times New Roman"/>
-          <w:color w:val="000000" w:themeColor="text1"/>
-        </w:rPr>
-      </w:pPr>
-      <w:r>
-        <w:rPr>
-          <w:rFonts w:ascii="Book Antiqua" w:hAnsi="Book Antiqua" w:cs="Times New Roman"/>
-          <w:b/>
-          <w:bCs/>
-          <w:color w:val="000000" w:themeColor="text1"/>
-        </w:rPr>
-        <w:t xml:space="preserve">CLÁUSULA VIGÉSIMA </w:t>
-      </w:r>
-      <w:r>
-        <w:rPr>
-          <w:rFonts w:ascii="Book Antiqua" w:hAnsi="Book Antiqua" w:cs="Times New Roman"/>
-          <w:b/>
-          <w:bCs/>
-          <w:color w:val="000000" w:themeColor="text1"/>
-        </w:rPr>
-        <w:t>PRIMEIRA</w:t>
-      </w:r>
-      <w:r>
-        <w:rPr>
-          <w:rFonts w:ascii="Book Antiqua" w:hAnsi="Book Antiqua" w:cs="Times New Roman"/>
-          <w:color w:val="000000" w:themeColor="text1"/>
-        </w:rPr>
-        <w:t xml:space="preserve">: </w:t>
-      </w:r>
-      <w:r>
-        <w:rPr>
-          <w:rFonts w:ascii="Book Antiqua" w:hAnsi="Book Antiqua" w:cs="Times New Roman"/>
-          <w:color w:val="000000" w:themeColor="text1"/>
-        </w:rPr>
-        <w:t xml:space="preserve">Cumpre </w:t>
-      </w:r>
-      <w:r>
-        <w:rPr>
-          <w:rFonts w:ascii="Book Antiqua" w:hAnsi="Book Antiqua" w:cs="Times New Roman"/>
-          <w:color w:val="000000" w:themeColor="text1"/>
-        </w:rPr>
-        <w:t>ao (</w:t>
-      </w:r>
-      <w:r>
-        <w:rPr>
-          <w:rFonts w:ascii="Book Antiqua" w:hAnsi="Book Antiqua" w:cs="Times New Roman"/>
-          <w:color w:val="000000" w:themeColor="text1"/>
-        </w:rPr>
-        <w:t>à</w:t>
-      </w:r>
-      <w:r>
-        <w:rPr>
-          <w:rFonts w:ascii="Book Antiqua" w:hAnsi="Book Antiqua" w:cs="Times New Roman"/>
-          <w:color w:val="000000" w:themeColor="text1"/>
-        </w:rPr>
-        <w:t>)</w:t>
-      </w:r>
-      <w:r>
-        <w:rPr>
-          <w:rFonts w:ascii="Book Antiqua" w:hAnsi="Book Antiqua" w:cs="Times New Roman"/>
-          <w:color w:val="000000" w:themeColor="text1"/>
-        </w:rPr>
-        <w:t xml:space="preserve"> </w:t>
-      </w:r>
-      <w:proofErr w:type="gramStart"/>
-      <w:r>
-        <w:rPr>
-          <w:rFonts w:ascii="Book Antiqua" w:hAnsi="Book Antiqua" w:cs="Times New Roman"/>
-          <w:color w:val="000000" w:themeColor="text1"/>
-        </w:rPr>
-        <w:t>COMPRADOR(</w:t>
-      </w:r>
-      <w:proofErr w:type="gramEnd"/>
-      <w:r>
-        <w:rPr>
-          <w:rFonts w:ascii="Book Antiqua" w:hAnsi="Book Antiqua" w:cs="Times New Roman"/>
-          <w:color w:val="000000" w:themeColor="text1"/>
-        </w:rPr>
-        <w:t xml:space="preserve">A), no ato da </w:t>
-      </w:r>
-      <w:r>
-        <w:rPr>
-          <w:rFonts w:ascii="Book Antiqua" w:hAnsi="Book Antiqua" w:cs="Times New Roman"/>
-          <w:color w:val="000000" w:themeColor="text1"/>
-        </w:rPr>
-        <w:t>entrega, fiscalizar</w:t>
-      </w:r>
-      <w:r>
-        <w:rPr>
-          <w:rFonts w:ascii="Book Antiqua" w:hAnsi="Book Antiqua" w:cs="Times New Roman"/>
-          <w:color w:val="000000" w:themeColor="text1"/>
-        </w:rPr>
-        <w:t xml:space="preserve"> se</w:t>
-      </w:r>
-      <w:r>
-        <w:rPr>
-          <w:rFonts w:ascii="Book Antiqua" w:hAnsi="Book Antiqua" w:cs="Times New Roman"/>
-          <w:color w:val="000000" w:themeColor="text1"/>
-        </w:rPr>
-        <w:t xml:space="preserve"> o brinquedo corresponde em suas especificações ao produto que por ela adquirido, sendo que silêncio desta acarretará na aceitação nos moldes em que se </w:t>
-      </w:r>
-      <w:r>
-        <w:rPr>
-          <w:rFonts w:ascii="Book Antiqua" w:hAnsi="Book Antiqua" w:cs="Times New Roman"/>
-          <w:color w:val="000000" w:themeColor="text1"/>
-        </w:rPr>
-        <w:t>encontrar</w:t>
-      </w:r>
-      <w:r>
-        <w:rPr>
-          <w:rFonts w:ascii="Book Antiqua" w:hAnsi="Book Antiqua" w:cs="Times New Roman"/>
-          <w:color w:val="000000" w:themeColor="text1"/>
-        </w:rPr>
-        <w:t xml:space="preserve"> no ato.</w:t>
-      </w:r>
-    </w:p>
-    <w:p>
-      <w:pPr>
-        <w:pStyle w:val="SemEspaamento"/>
-        <w:spacing w:line="276" w:lineRule="auto"/>
-        <w:jc w:val="both"/>
-        <w:rPr>
-          <w:rFonts w:ascii="Book Antiqua" w:hAnsi="Book Antiqua" w:cs="Times New Roman"/>
-          <w:color w:val="000000" w:themeColor="text1"/>
-        </w:rPr>
-      </w:pPr>
-    </w:p>
-    <w:p>
-      <w:pPr>
-        <w:pStyle w:val="SemEspaamento"/>
-        <w:spacing w:line="276" w:lineRule="auto"/>
-        <w:jc w:val="both"/>
-        <w:rPr>
-          <w:rFonts w:ascii="Book Antiqua" w:hAnsi="Book Antiqua" w:cs="Times New Roman"/>
-          <w:b/>
-          <w:color w:val="000000" w:themeColor="text1"/>
-          <w:u w:val="single"/>
-        </w:rPr>
-      </w:pPr>
-      <w:r>
-        <w:rPr>
-          <w:rFonts w:ascii="Book Antiqua" w:hAnsi="Book Antiqua" w:cs="Times New Roman"/>
-          <w:b/>
-          <w:color w:val="000000" w:themeColor="text1"/>
-          <w:u w:val="single"/>
-        </w:rPr>
-        <w:t>VII</w:t>
-      </w:r>
-      <w:r>
-        <w:rPr>
-          <w:rFonts w:ascii="Book Antiqua" w:hAnsi="Book Antiqua" w:cs="Times New Roman"/>
-          <w:b/>
-          <w:color w:val="000000" w:themeColor="text1"/>
-          <w:u w:val="single"/>
-        </w:rPr>
-        <w:t>I</w:t>
-      </w:r>
-      <w:r>
-        <w:rPr>
-          <w:rFonts w:ascii="Book Antiqua" w:hAnsi="Book Antiqua" w:cs="Times New Roman"/>
-          <w:b/>
-          <w:color w:val="000000" w:themeColor="text1"/>
-          <w:u w:val="single"/>
-        </w:rPr>
-        <w:t>- DA RESCISÃO CONTRATUAL</w:t>
-      </w:r>
-    </w:p>
-    <w:p>
-      <w:pPr>
-        <w:pStyle w:val="SemEspaamento"/>
-        <w:spacing w:line="276" w:lineRule="auto"/>
-        <w:jc w:val="both"/>
-        <w:rPr>
-          <w:rFonts w:ascii="Book Antiqua" w:hAnsi="Book Antiqua" w:cs="Times New Roman"/>
-          <w:color w:val="000000" w:themeColor="text1"/>
-        </w:rPr>
-      </w:pPr>
-      <w:r>
-        <w:rPr>
-          <w:rFonts w:ascii="Book Antiqua" w:hAnsi="Book Antiqua" w:cs="Times New Roman"/>
-          <w:b/>
-          <w:bCs/>
-          <w:color w:val="000000" w:themeColor="text1"/>
-        </w:rPr>
-        <w:t xml:space="preserve">CLÁUSULA VIGÉSIMA </w:t>
-      </w:r>
-      <w:r>
-        <w:rPr>
-          <w:rFonts w:ascii="Book Antiqua" w:hAnsi="Book Antiqua" w:cs="Times New Roman"/>
-          <w:b/>
-          <w:bCs/>
-          <w:color w:val="000000" w:themeColor="text1"/>
-        </w:rPr>
-        <w:t>SEGUNDA</w:t>
-      </w:r>
-      <w:r>
-        <w:rPr>
-          <w:rFonts w:ascii="Book Antiqua" w:hAnsi="Book Antiqua" w:cs="Times New Roman"/>
-          <w:b/>
-          <w:bCs/>
-          <w:color w:val="000000" w:themeColor="text1"/>
-        </w:rPr>
-        <w:t>:</w:t>
-      </w:r>
-      <w:r>
-        <w:rPr>
-          <w:rFonts w:ascii="Book Antiqua" w:hAnsi="Book Antiqua" w:cs="Times New Roman"/>
-          <w:color w:val="000000" w:themeColor="text1"/>
-        </w:rPr>
-        <w:t xml:space="preserve"> O presente contrato somente poderá ser rescindido por justo motivo, nos casos previstos neste contrato</w:t>
-      </w:r>
-      <w:r>
-        <w:rPr>
-          <w:rFonts w:ascii="Book Antiqua" w:hAnsi="Book Antiqua" w:cs="Times New Roman"/>
-          <w:color w:val="000000" w:themeColor="text1"/>
-        </w:rPr>
-        <w:t>.</w:t>
-      </w:r>
-    </w:p>
-    <w:p>
-      <w:pPr>
-        <w:pStyle w:val="SemEspaamento"/>
-        <w:spacing w:line="276" w:lineRule="auto"/>
-        <w:jc w:val="both"/>
-        <w:rPr>
-          <w:rFonts w:ascii="Book Antiqua" w:hAnsi="Book Antiqua" w:cs="Times New Roman"/>
-          <w:color w:val="000000" w:themeColor="text1"/>
-        </w:rPr>
-      </w:pPr>
-    </w:p>
-    <w:p>
-      <w:pPr>
-        <w:pStyle w:val="SemEspaamento"/>
-        <w:spacing w:line="276" w:lineRule="auto"/>
-        <w:jc w:val="both"/>
-        <w:rPr>
-          <w:rFonts w:ascii="Book Antiqua" w:hAnsi="Book Antiqua" w:cs="Times New Roman"/>
-          <w:color w:val="000000" w:themeColor="text1"/>
-        </w:rPr>
-      </w:pPr>
-      <w:r>
-        <w:rPr>
-          <w:rFonts w:ascii="Book Antiqua" w:hAnsi="Book Antiqua" w:cs="Times New Roman"/>
-          <w:b/>
-          <w:bCs/>
-          <w:color w:val="000000" w:themeColor="text1"/>
-        </w:rPr>
-        <w:t>Parágrafo Primeiro:</w:t>
-      </w:r>
-      <w:r>
-        <w:rPr>
-          <w:rFonts w:ascii="Book Antiqua" w:hAnsi="Book Antiqua" w:cs="Times New Roman"/>
-          <w:color w:val="000000" w:themeColor="text1"/>
-        </w:rPr>
-        <w:t xml:space="preserve"> Caso o(a) COMPRADOR(A), após o fechamento do contrato, pagamento da parcela inicial e antes da entrega do produto, desista da aquisição deverá pagar à VENDEDOR o montante correspondente à 50% (cinquenta por cento) do montante estipulado como valor do contrato, em virtude do dispêndio de valores necessário para a fabricação do brinquedo, mão de obra e impostos incidentes, sem prejuízo da necessidade de reparação por danos suportados.</w:t>
-      </w:r>
-    </w:p>
-    <w:p>
-      <w:pPr>
-        <w:pStyle w:val="SemEspaamento"/>
-        <w:spacing w:line="276" w:lineRule="auto"/>
-        <w:jc w:val="both"/>
-        <w:rPr>
-          <w:rFonts w:ascii="Book Antiqua" w:hAnsi="Book Antiqua" w:cs="Times New Roman"/>
-          <w:color w:val="000000" w:themeColor="text1"/>
-        </w:rPr>
-      </w:pPr>
-    </w:p>
-    <w:p>
-      <w:pPr>
-        <w:pStyle w:val="SemEspaamento"/>
-        <w:spacing w:line="276" w:lineRule="auto"/>
-        <w:jc w:val="both"/>
-        <w:rPr>
-          <w:rFonts w:ascii="Book Antiqua" w:hAnsi="Book Antiqua" w:cs="Times New Roman"/>
-          <w:color w:val="000000" w:themeColor="text1"/>
-        </w:rPr>
-      </w:pPr>
-      <w:r>
-        <w:rPr>
-          <w:rFonts w:ascii="Book Antiqua" w:hAnsi="Book Antiqua" w:cs="Times New Roman"/>
-          <w:b/>
-          <w:bCs/>
-          <w:color w:val="000000" w:themeColor="text1"/>
-        </w:rPr>
-        <w:t>Parágrafo Segundo:</w:t>
-      </w:r>
-      <w:r>
-        <w:rPr>
-          <w:rFonts w:ascii="Book Antiqua" w:hAnsi="Book Antiqua" w:cs="Times New Roman"/>
-          <w:color w:val="000000" w:themeColor="text1"/>
-        </w:rPr>
-        <w:t xml:space="preserve"> Caso a VENDEDORA já tenha realizado a entrega do produto e o(a) COMPRADOR(A) desista da aquisição, além do pagamento do valor estabelecido no Parágrafo Primeiro, esta deverá arcar com as despesas necessárias para a remoção</w:t>
-      </w:r>
-      <w:r>
-        <w:rPr>
-          <w:rFonts w:ascii="Book Antiqua" w:hAnsi="Book Antiqua" w:cs="Times New Roman"/>
-          <w:color w:val="000000" w:themeColor="text1"/>
-        </w:rPr>
-        <w:t>, como frete, alimentação, diárias de ajudantes e outras necessárias para a retirada do produto.</w:t>
-      </w:r>
-    </w:p>
-    <w:p>
-      <w:pPr>
-        <w:pStyle w:val="SemEspaamento"/>
-        <w:spacing w:line="276" w:lineRule="auto"/>
-        <w:jc w:val="both"/>
-        <w:rPr>
-          <w:rFonts w:ascii="Book Antiqua" w:hAnsi="Book Antiqua" w:cs="Times New Roman"/>
-          <w:color w:val="000000" w:themeColor="text1"/>
-        </w:rPr>
-      </w:pPr>
-    </w:p>
-    <w:p>
-      <w:pPr>
-        <w:pStyle w:val="SemEspaamento"/>
-        <w:spacing w:line="276" w:lineRule="auto"/>
-        <w:jc w:val="both"/>
-        <w:rPr>
-          <w:rFonts w:ascii="Book Antiqua" w:hAnsi="Book Antiqua" w:cs="Times New Roman"/>
-          <w:color w:val="000000" w:themeColor="text1"/>
-        </w:rPr>
-      </w:pPr>
-      <w:r>
-        <w:rPr>
-          <w:rFonts w:ascii="Book Antiqua" w:hAnsi="Book Antiqua" w:cs="Times New Roman"/>
-          <w:b/>
-          <w:bCs/>
-          <w:color w:val="000000" w:themeColor="text1"/>
-        </w:rPr>
-        <w:t>Parágrafo terceiro:</w:t>
-      </w:r>
-      <w:r>
-        <w:rPr>
-          <w:rFonts w:ascii="Book Antiqua" w:hAnsi="Book Antiqua" w:cs="Times New Roman"/>
-          <w:color w:val="000000" w:themeColor="text1"/>
-        </w:rPr>
-        <w:t xml:space="preserve"> Na incidência das hipóteses previstas no</w:t>
-      </w:r>
-      <w:r>
-        <w:rPr>
-          <w:rFonts w:ascii="Book Antiqua" w:hAnsi="Book Antiqua" w:cs="Times New Roman"/>
-          <w:color w:val="000000" w:themeColor="text1"/>
-        </w:rPr>
-        <w:t>s parágrafos anteriores, o valor pago pelo(a) COMPRADOR(A) a título de entrada servirá para fins de compensação do valor apurado a pago à VENDEDORA.</w:t>
-      </w:r>
-      <w:r>
-        <w:rPr>
-          <w:rFonts w:ascii="Book Antiqua" w:hAnsi="Book Antiqua" w:cs="Times New Roman"/>
-          <w:color w:val="000000" w:themeColor="text1"/>
-        </w:rPr>
-        <w:t xml:space="preserve"> </w:t>
-      </w:r>
-    </w:p>
-    <w:p>
-      <w:pPr>
-        <w:pStyle w:val="SemEspaamento"/>
-        <w:spacing w:line="276" w:lineRule="auto"/>
-        <w:jc w:val="both"/>
-        <w:rPr>
-          <w:rFonts w:ascii="Book Antiqua" w:hAnsi="Book Antiqua" w:cs="Times New Roman"/>
-          <w:color w:val="000000" w:themeColor="text1"/>
-        </w:rPr>
-      </w:pPr>
-    </w:p>
-    <w:p>
-      <w:pPr>
-        <w:pStyle w:val="SemEspaamento"/>
-        <w:spacing w:line="276" w:lineRule="auto"/>
-        <w:jc w:val="both"/>
-        <w:rPr>
-          <w:rFonts w:ascii="Book Antiqua" w:hAnsi="Book Antiqua" w:cs="Times New Roman"/>
-          <w:color w:val="000000" w:themeColor="text1"/>
-        </w:rPr>
-      </w:pPr>
-      <w:r>
-        <w:rPr>
-          <w:rFonts w:ascii="Book Antiqua" w:hAnsi="Book Antiqua" w:cs="Times New Roman"/>
-          <w:b/>
-          <w:bCs/>
-          <w:color w:val="000000" w:themeColor="text1"/>
-        </w:rPr>
-        <w:t xml:space="preserve">CLÁUSULA VIGÉSIMA </w:t>
-      </w:r>
-      <w:r>
-        <w:rPr>
-          <w:rFonts w:ascii="Book Antiqua" w:hAnsi="Book Antiqua" w:cs="Times New Roman"/>
-          <w:b/>
-          <w:bCs/>
-          <w:color w:val="000000" w:themeColor="text1"/>
-        </w:rPr>
-        <w:t>TERCEIRA</w:t>
-      </w:r>
-      <w:r>
-        <w:rPr>
-          <w:rFonts w:ascii="Book Antiqua" w:hAnsi="Book Antiqua" w:cs="Times New Roman"/>
-          <w:color w:val="000000" w:themeColor="text1"/>
-        </w:rPr>
-        <w:t xml:space="preserve">: </w:t>
-      </w:r>
-      <w:r>
-        <w:rPr>
-          <w:rFonts w:ascii="Book Antiqua" w:hAnsi="Book Antiqua" w:cs="Times New Roman"/>
-          <w:color w:val="000000" w:themeColor="text1"/>
-        </w:rPr>
-        <w:t>F</w:t>
-      </w:r>
-      <w:r>
-        <w:rPr>
-          <w:rFonts w:ascii="Book Antiqua" w:hAnsi="Book Antiqua" w:cs="Times New Roman"/>
-          <w:color w:val="000000" w:themeColor="text1"/>
-        </w:rPr>
-        <w:t>ica estabelecida a obrigatoriedade de pagamento de multa de 20% (vinte por cento), sobre o valor desta transação, cominada à parte que descumprir ou dificultar o fiel cumprimento de qualquer uma das cláusulas e condições do presente contrato, além de ficar a parte infratora sujeita ao pagamento de custas e honorários de advogado, no caso de a parte prejudicada tiver que recorrer a qualquer procedimento judicial para fazer valer os seus direitos.</w:t>
-      </w:r>
-    </w:p>
-    <w:p>
-      <w:pPr>
-        <w:pStyle w:val="SemEspaamento"/>
-        <w:spacing w:line="276" w:lineRule="auto"/>
-        <w:jc w:val="both"/>
-        <w:rPr>
-          <w:rFonts w:ascii="Book Antiqua" w:hAnsi="Book Antiqua" w:cs="Times New Roman"/>
-          <w:color w:val="000000" w:themeColor="text1"/>
-        </w:rPr>
-      </w:pPr>
-    </w:p>
-    <w:p>
-      <w:pPr>
-        <w:pStyle w:val="SemEspaamento"/>
-        <w:spacing w:line="276" w:lineRule="auto"/>
-        <w:jc w:val="both"/>
-        <w:rPr>
-          <w:rFonts w:ascii="Book Antiqua" w:hAnsi="Book Antiqua" w:cs="Times New Roman"/>
-          <w:b/>
-          <w:bCs/>
-          <w:color w:val="000000" w:themeColor="text1"/>
-          <w:u w:val="single"/>
-        </w:rPr>
-      </w:pPr>
-      <w:r>
-        <w:rPr>
-          <w:rFonts w:ascii="Book Antiqua" w:hAnsi="Book Antiqua" w:cs="Times New Roman"/>
-          <w:b/>
-          <w:bCs/>
-          <w:color w:val="000000" w:themeColor="text1"/>
-          <w:u w:val="single"/>
-        </w:rPr>
-        <w:t xml:space="preserve">IX - </w:t>
-      </w:r>
-      <w:r>
-        <w:rPr>
-          <w:rFonts w:ascii="Book Antiqua" w:hAnsi="Book Antiqua" w:cs="Times New Roman"/>
-          <w:b/>
-          <w:bCs/>
-          <w:color w:val="000000" w:themeColor="text1"/>
-          <w:u w:val="single"/>
-        </w:rPr>
-        <w:t>DA LEI GERAL DE PROTEÇÃO DE DADOS</w:t>
-      </w:r>
-    </w:p>
-    <w:p>
-      <w:pPr>
-        <w:pStyle w:val="SemEspaamento"/>
-        <w:spacing w:line="276" w:lineRule="auto"/>
-        <w:jc w:val="both"/>
-        <w:rPr>
-          <w:rFonts w:ascii="Book Antiqua" w:hAnsi="Book Antiqua" w:cs="Times New Roman"/>
-          <w:color w:val="000000" w:themeColor="text1"/>
-        </w:rPr>
-      </w:pPr>
-      <w:r>
-        <w:rPr>
-          <w:rFonts w:ascii="Book Antiqua" w:hAnsi="Book Antiqua" w:cs="Times New Roman"/>
-          <w:b/>
-          <w:bCs/>
-          <w:color w:val="000000" w:themeColor="text1"/>
-        </w:rPr>
-        <w:t xml:space="preserve">CLÁUSULA VIGÉSIMA </w:t>
-      </w:r>
-      <w:r>
-        <w:rPr>
-          <w:rFonts w:ascii="Book Antiqua" w:hAnsi="Book Antiqua" w:cs="Times New Roman"/>
-          <w:b/>
-          <w:bCs/>
-          <w:color w:val="000000" w:themeColor="text1"/>
-        </w:rPr>
-        <w:t>QUARTA</w:t>
-      </w:r>
-      <w:r>
-        <w:rPr>
-          <w:rFonts w:ascii="Book Antiqua" w:hAnsi="Book Antiqua" w:cs="Times New Roman"/>
-          <w:color w:val="000000" w:themeColor="text1"/>
-        </w:rPr>
-        <w:t xml:space="preserve">: Ao assinar o presente termo, o CONTRATANTE consente e concorda que a CONTRATADA tome decisões referentes ao tratamento de seus dados pessoais e dados pessoais sensíveis do contratante, bem como do beneficiário, envolvendo operações como as que se referem a coleta, produção, recepção, classificação, utilização, acesso, reprodução, transmissão, distribuição, processamento, arquivamento, armazenamento, eliminação, avaliação ou controle da informação, modificação, comunicação, transferência, difusão ou extração, eletrônica e manualmente, informações e dados prestados pela CONTRATANTE e seus clientes (“Dados Protegidos”), </w:t>
-      </w:r>
-      <w:r>
-        <w:rPr>
-          <w:rFonts w:ascii="Book Antiqua" w:hAnsi="Book Antiqua" w:cs="Times New Roman"/>
-          <w:color w:val="000000" w:themeColor="text1"/>
-        </w:rPr>
-        <w:lastRenderedPageBreak/>
-        <w:t>exclusivamente para fins específicos de prestação dos Serviços, bem como visando à concepção e execução de trabalhos jurídicos decorrentes da contratação, nos termos da Lei 13.709/2018.</w:t>
-      </w:r>
-    </w:p>
-    <w:p>
-      <w:pPr>
-        <w:pStyle w:val="SemEspaamento"/>
-        <w:spacing w:line="276" w:lineRule="auto"/>
-        <w:jc w:val="both"/>
-        <w:rPr>
-          <w:rFonts w:ascii="Book Antiqua" w:hAnsi="Book Antiqua" w:cs="Times New Roman"/>
-          <w:color w:val="000000" w:themeColor="text1"/>
-        </w:rPr>
-      </w:pPr>
-    </w:p>
-    <w:p>
-      <w:pPr>
-        <w:pStyle w:val="SemEspaamento"/>
-        <w:spacing w:line="276" w:lineRule="auto"/>
-        <w:jc w:val="both"/>
-        <w:rPr>
-          <w:rFonts w:ascii="Book Antiqua" w:hAnsi="Book Antiqua" w:cs="Times New Roman"/>
-          <w:color w:val="000000" w:themeColor="text1"/>
-        </w:rPr>
-      </w:pPr>
-      <w:r>
-        <w:rPr>
-          <w:rFonts w:ascii="Book Antiqua" w:hAnsi="Book Antiqua" w:cs="Times New Roman"/>
-          <w:b/>
-          <w:bCs/>
-          <w:color w:val="000000" w:themeColor="text1"/>
-        </w:rPr>
-        <w:t>Parágrafo Primeiro:</w:t>
-      </w:r>
-      <w:r>
-        <w:rPr>
-          <w:rFonts w:ascii="Book Antiqua" w:hAnsi="Book Antiqua" w:cs="Times New Roman"/>
-          <w:color w:val="000000" w:themeColor="text1"/>
-        </w:rPr>
-        <w:t xml:space="preserve"> Para os fins deste contrato, embasado na Lei Geral de Proteção de Dados, considera-se: I - Dado pessoal: informação relacionada a pessoa natural identificada ou identificável;</w:t>
-      </w:r>
-      <w:r>
-        <w:rPr>
-          <w:rFonts w:ascii="Book Antiqua" w:hAnsi="Book Antiqua" w:cs="Times New Roman"/>
-          <w:color w:val="000000" w:themeColor="text1"/>
-        </w:rPr>
-        <w:t xml:space="preserve"> </w:t>
-      </w:r>
-      <w:r>
-        <w:rPr>
-          <w:rFonts w:ascii="Book Antiqua" w:hAnsi="Book Antiqua" w:cs="Times New Roman"/>
-          <w:color w:val="000000" w:themeColor="text1"/>
-        </w:rPr>
-        <w:t>II</w:t>
-      </w:r>
-      <w:r>
-        <w:rPr>
-          <w:rFonts w:ascii="Book Antiqua" w:hAnsi="Book Antiqua" w:cs="Times New Roman"/>
-          <w:color w:val="000000" w:themeColor="text1"/>
-        </w:rPr>
-        <w:t xml:space="preserve"> </w:t>
-      </w:r>
-      <w:r>
-        <w:rPr>
-          <w:rFonts w:ascii="Book Antiqua" w:hAnsi="Book Antiqua" w:cs="Times New Roman"/>
-          <w:color w:val="000000" w:themeColor="text1"/>
-        </w:rPr>
-        <w:t>- dado pessoal sensível: dado pessoal sobre origem racial ou étnica, convicção religiosa, opinião política, filiação a sindicato ou a organização de caráter religioso, filosófico ou político, dado referente à saúde, dado genético ou biométrico, quando vinculado a uma pessoa natural;</w:t>
-      </w:r>
-      <w:r>
-        <w:rPr>
-          <w:rFonts w:ascii="Book Antiqua" w:hAnsi="Book Antiqua" w:cs="Times New Roman"/>
-          <w:color w:val="000000" w:themeColor="text1"/>
-        </w:rPr>
-        <w:t xml:space="preserve"> </w:t>
-      </w:r>
-      <w:r>
-        <w:rPr>
-          <w:rFonts w:ascii="Book Antiqua" w:hAnsi="Book Antiqua" w:cs="Times New Roman"/>
-          <w:color w:val="000000" w:themeColor="text1"/>
-        </w:rPr>
-        <w:t>III</w:t>
-      </w:r>
-      <w:r>
-        <w:rPr>
-          <w:rFonts w:ascii="Book Antiqua" w:hAnsi="Book Antiqua" w:cs="Times New Roman"/>
-          <w:color w:val="000000" w:themeColor="text1"/>
-        </w:rPr>
-        <w:t xml:space="preserve"> </w:t>
-      </w:r>
-      <w:r>
-        <w:rPr>
-          <w:rFonts w:ascii="Book Antiqua" w:hAnsi="Book Antiqua" w:cs="Times New Roman"/>
-          <w:color w:val="000000" w:themeColor="text1"/>
-        </w:rPr>
-        <w:t>-controlador: pessoa natural ou jurídica, de direito público ou privado, a quem competem as decisões referentes ao tratamento de dados pessoais;</w:t>
-      </w:r>
-      <w:r>
-        <w:rPr>
-          <w:rFonts w:ascii="Book Antiqua" w:hAnsi="Book Antiqua" w:cs="Times New Roman"/>
-          <w:color w:val="000000" w:themeColor="text1"/>
-        </w:rPr>
-        <w:t xml:space="preserve"> </w:t>
-      </w:r>
-      <w:r>
-        <w:rPr>
-          <w:rFonts w:ascii="Book Antiqua" w:hAnsi="Book Antiqua" w:cs="Times New Roman"/>
-          <w:color w:val="000000" w:themeColor="text1"/>
-        </w:rPr>
-        <w:t>IV- tratamento: toda operação realizada com dados pessoais, como as que se referem a coleta, produção, recepção, classificação, utilização, acesso, reprodução, transmissão, distribuição, processamento, arquivamento, armazenamento, eliminação, avaliação ou controle da informação, modificação, comunicação, transferência, difusão ou extração;</w:t>
-      </w:r>
-    </w:p>
-    <w:p>
-      <w:pPr>
-        <w:pStyle w:val="SemEspaamento"/>
-        <w:spacing w:line="276" w:lineRule="auto"/>
-        <w:jc w:val="both"/>
-        <w:rPr>
-          <w:rFonts w:ascii="Book Antiqua" w:hAnsi="Book Antiqua" w:cs="Times New Roman"/>
-          <w:color w:val="000000" w:themeColor="text1"/>
-        </w:rPr>
-      </w:pPr>
-    </w:p>
-    <w:p>
-      <w:pPr>
-        <w:pStyle w:val="SemEspaamento"/>
-        <w:spacing w:line="276" w:lineRule="auto"/>
-        <w:jc w:val="both"/>
-        <w:rPr>
-          <w:rFonts w:ascii="Book Antiqua" w:hAnsi="Book Antiqua" w:cs="Times New Roman"/>
-          <w:color w:val="000000" w:themeColor="text1"/>
-        </w:rPr>
-      </w:pPr>
-      <w:r>
-        <w:rPr>
-          <w:rFonts w:ascii="Book Antiqua" w:hAnsi="Book Antiqua" w:cs="Times New Roman"/>
-          <w:b/>
-          <w:bCs/>
-          <w:color w:val="000000" w:themeColor="text1"/>
-        </w:rPr>
-        <w:t>Parágrafo Segundo:</w:t>
-      </w:r>
-      <w:r>
-        <w:rPr>
-          <w:rFonts w:ascii="Book Antiqua" w:hAnsi="Book Antiqua" w:cs="Times New Roman"/>
-          <w:color w:val="000000" w:themeColor="text1"/>
-        </w:rPr>
-        <w:t xml:space="preserve"> O CONTRATADO fica autorizado a coletar e a realizar o tratamento dos seguintes dados pessoais do Titular e do Beneficiário: Nome completo; Data de nascimento; Número e imagem da Carteira de Identidade (RG); Número e imagem do Cadastro de Pessoas Físicas (CPF); Número e imagem da Carteira Nacional de Habilitação (CNH); Estado civil; Nível de instrução ou escolaridade; Endereço completo; Números de telefone, WhatsApp e endereços de e-mail.</w:t>
-      </w:r>
-    </w:p>
-    <w:p>
-      <w:pPr>
-        <w:pStyle w:val="SemEspaamento"/>
-        <w:spacing w:line="276" w:lineRule="auto"/>
-        <w:jc w:val="both"/>
-        <w:rPr>
-          <w:rFonts w:ascii="Book Antiqua" w:hAnsi="Book Antiqua" w:cs="Times New Roman"/>
-          <w:color w:val="000000" w:themeColor="text1"/>
-        </w:rPr>
-      </w:pPr>
-      <w:r>
-        <w:rPr>
-          <w:rFonts w:ascii="Book Antiqua" w:hAnsi="Book Antiqua" w:cs="Times New Roman"/>
-          <w:color w:val="000000" w:themeColor="text1"/>
-        </w:rPr>
-        <w:t xml:space="preserve"> </w:t>
-      </w:r>
-    </w:p>
-    <w:p>
-      <w:pPr>
-        <w:pStyle w:val="SemEspaamento"/>
-        <w:spacing w:line="276" w:lineRule="auto"/>
-        <w:jc w:val="both"/>
-        <w:rPr>
-          <w:rFonts w:ascii="Book Antiqua" w:hAnsi="Book Antiqua" w:cs="Times New Roman"/>
-          <w:color w:val="000000" w:themeColor="text1"/>
-        </w:rPr>
-      </w:pPr>
-      <w:r>
-        <w:rPr>
-          <w:rFonts w:ascii="Book Antiqua" w:hAnsi="Book Antiqua" w:cs="Times New Roman"/>
-          <w:b/>
-          <w:bCs/>
-          <w:color w:val="000000" w:themeColor="text1"/>
-        </w:rPr>
-        <w:t>Parágrafo Terceiro:</w:t>
-      </w:r>
-      <w:r>
-        <w:rPr>
-          <w:rFonts w:ascii="Book Antiqua" w:hAnsi="Book Antiqua" w:cs="Times New Roman"/>
-          <w:color w:val="000000" w:themeColor="text1"/>
-        </w:rPr>
-        <w:t xml:space="preserve"> Os dados serão mantidos e armazenados pela CONTRATADA</w:t>
-      </w:r>
-      <w:r>
-        <w:rPr>
-          <w:rFonts w:ascii="Book Antiqua" w:hAnsi="Book Antiqua" w:cs="Times New Roman"/>
-          <w:color w:val="000000" w:themeColor="text1"/>
-        </w:rPr>
-        <w:t xml:space="preserve">, </w:t>
-      </w:r>
-      <w:r>
-        <w:rPr>
-          <w:rFonts w:ascii="Book Antiqua" w:hAnsi="Book Antiqua" w:cs="Times New Roman"/>
-          <w:color w:val="000000" w:themeColor="text1"/>
-        </w:rPr>
-        <w:t>preservando os direitos fundamentais de liberdade, intimidade e privacidade do CONTRATANTE e</w:t>
-      </w:r>
-      <w:r>
-        <w:rPr>
-          <w:rFonts w:ascii="Book Antiqua" w:hAnsi="Book Antiqua" w:cs="Times New Roman"/>
-          <w:color w:val="000000" w:themeColor="text1"/>
-        </w:rPr>
-        <w:t xml:space="preserve"> do (a) COMPRADOR(A)</w:t>
-      </w:r>
-      <w:r>
-        <w:rPr>
-          <w:rFonts w:ascii="Book Antiqua" w:hAnsi="Book Antiqua" w:cs="Times New Roman"/>
-          <w:color w:val="000000" w:themeColor="text1"/>
-        </w:rPr>
-        <w:t>.</w:t>
-      </w:r>
-    </w:p>
-    <w:p>
-      <w:pPr>
-        <w:pStyle w:val="SemEspaamento"/>
-        <w:spacing w:line="276" w:lineRule="auto"/>
-        <w:jc w:val="both"/>
-        <w:rPr>
-          <w:rFonts w:ascii="Book Antiqua" w:hAnsi="Book Antiqua" w:cs="Times New Roman"/>
-          <w:color w:val="000000" w:themeColor="text1"/>
-        </w:rPr>
-      </w:pPr>
-    </w:p>
-    <w:p>
-      <w:pPr>
-        <w:pStyle w:val="SemEspaamento"/>
-        <w:spacing w:line="276" w:lineRule="auto"/>
-        <w:jc w:val="both"/>
-        <w:rPr>
-          <w:rFonts w:ascii="Book Antiqua" w:hAnsi="Book Antiqua" w:cs="Times New Roman"/>
-          <w:color w:val="000000" w:themeColor="text1"/>
-        </w:rPr>
-      </w:pPr>
-      <w:r>
-        <w:rPr>
-          <w:rFonts w:ascii="Book Antiqua" w:hAnsi="Book Antiqua" w:cs="Times New Roman"/>
-          <w:b/>
-          <w:bCs/>
-          <w:color w:val="000000" w:themeColor="text1"/>
-        </w:rPr>
-        <w:t xml:space="preserve">Parágrafo </w:t>
-      </w:r>
-      <w:r>
-        <w:rPr>
-          <w:rFonts w:ascii="Book Antiqua" w:hAnsi="Book Antiqua" w:cs="Times New Roman"/>
-          <w:b/>
-          <w:bCs/>
-          <w:color w:val="000000" w:themeColor="text1"/>
-        </w:rPr>
-        <w:t>Quarto</w:t>
-      </w:r>
-      <w:r>
-        <w:rPr>
-          <w:rFonts w:ascii="Book Antiqua" w:hAnsi="Book Antiqua" w:cs="Times New Roman"/>
-          <w:b/>
-          <w:bCs/>
-          <w:color w:val="000000" w:themeColor="text1"/>
-        </w:rPr>
-        <w:t>:</w:t>
-      </w:r>
-      <w:r>
-        <w:rPr>
-          <w:rFonts w:ascii="Book Antiqua" w:hAnsi="Book Antiqua" w:cs="Times New Roman"/>
-          <w:color w:val="000000" w:themeColor="text1"/>
-        </w:rPr>
-        <w:t xml:space="preserve"> O Controlador fica autorizado a compartilhar os dados pessoais do Titular com outros agentes de tratamento de dados, observados os princípios e as garantias estabelecidas pela Lei nº 13.709/2018 e 13.853/2019.</w:t>
-      </w:r>
-    </w:p>
-    <w:p>
-      <w:pPr>
-        <w:pStyle w:val="SemEspaamento"/>
-        <w:spacing w:line="276" w:lineRule="auto"/>
-        <w:jc w:val="both"/>
-        <w:rPr>
-          <w:rFonts w:ascii="Book Antiqua" w:hAnsi="Book Antiqua" w:cs="Times New Roman"/>
-          <w:color w:val="000000" w:themeColor="text1"/>
-        </w:rPr>
-      </w:pPr>
-    </w:p>
-    <w:p>
-      <w:pPr>
-        <w:pStyle w:val="SemEspaamento"/>
-        <w:spacing w:line="276" w:lineRule="auto"/>
-        <w:jc w:val="both"/>
-        <w:rPr>
-          <w:rFonts w:ascii="Book Antiqua" w:hAnsi="Book Antiqua" w:cs="Times New Roman"/>
-          <w:color w:val="000000" w:themeColor="text1"/>
-        </w:rPr>
-      </w:pPr>
-      <w:r>
-        <w:rPr>
-          <w:rFonts w:ascii="Book Antiqua" w:hAnsi="Book Antiqua" w:cs="Times New Roman"/>
-          <w:b/>
-          <w:bCs/>
-          <w:color w:val="000000" w:themeColor="text1"/>
-        </w:rPr>
-        <w:t xml:space="preserve">Parágrafo </w:t>
-      </w:r>
-      <w:r>
-        <w:rPr>
-          <w:rFonts w:ascii="Book Antiqua" w:hAnsi="Book Antiqua" w:cs="Times New Roman"/>
-          <w:b/>
-          <w:bCs/>
-          <w:color w:val="000000" w:themeColor="text1"/>
-        </w:rPr>
-        <w:t>Quinto:</w:t>
-      </w:r>
-      <w:r>
-        <w:rPr>
-          <w:rFonts w:ascii="Book Antiqua" w:hAnsi="Book Antiqua" w:cs="Times New Roman"/>
-          <w:color w:val="000000" w:themeColor="text1"/>
-        </w:rPr>
-        <w:t xml:space="preserve"> Em observância a Lei n. 13.709/2018-LGPD, a CONTRATANTE autoriza a CONTRATADA a efetuar o tratamento, comunicação e compartilhamento de seus dados pessoais e pessoais sensíveis assim como do respectivo beneficiário, com outros controladores, de forma Livre, Clara e inequívoca, atendendo a todos os procedimentos legais.</w:t>
-      </w:r>
-    </w:p>
-    <w:p>
-      <w:pPr>
-        <w:pStyle w:val="SemEspaamento"/>
-        <w:spacing w:line="276" w:lineRule="auto"/>
-        <w:jc w:val="both"/>
-        <w:rPr>
-          <w:rFonts w:ascii="Book Antiqua" w:hAnsi="Book Antiqua" w:cs="Times New Roman"/>
-          <w:color w:val="000000" w:themeColor="text1"/>
-        </w:rPr>
-      </w:pPr>
-    </w:p>
-    <w:p>
-      <w:pPr>
-        <w:pStyle w:val="SemEspaamento"/>
-        <w:spacing w:line="276" w:lineRule="auto"/>
-        <w:jc w:val="both"/>
-        <w:rPr>
-          <w:rFonts w:ascii="Book Antiqua" w:hAnsi="Book Antiqua" w:cs="Times New Roman"/>
-          <w:b/>
-          <w:color w:val="000000" w:themeColor="text1"/>
-          <w:u w:val="single"/>
-        </w:rPr>
-      </w:pPr>
-      <w:r>
-        <w:rPr>
-          <w:rFonts w:ascii="Book Antiqua" w:hAnsi="Book Antiqua" w:cs="Times New Roman"/>
-          <w:b/>
-          <w:color w:val="000000" w:themeColor="text1"/>
-          <w:u w:val="single"/>
-        </w:rPr>
-        <w:t>X</w:t>
-      </w:r>
-      <w:r>
-        <w:rPr>
-          <w:rFonts w:ascii="Book Antiqua" w:hAnsi="Book Antiqua" w:cs="Times New Roman"/>
-          <w:b/>
-          <w:color w:val="000000" w:themeColor="text1"/>
-          <w:u w:val="single"/>
-        </w:rPr>
-        <w:t>- DA AUTORIZAÇÃO DE USO DE IMAGEM E DADOS</w:t>
-      </w:r>
-    </w:p>
-    <w:p>
-      <w:pPr>
-        <w:pStyle w:val="SemEspaamento"/>
-        <w:spacing w:line="276" w:lineRule="auto"/>
-        <w:jc w:val="both"/>
-        <w:rPr>
-          <w:rFonts w:ascii="Book Antiqua" w:hAnsi="Book Antiqua" w:cs="Times New Roman"/>
-          <w:color w:val="000000" w:themeColor="text1"/>
-        </w:rPr>
-      </w:pPr>
-      <w:r>
-        <w:rPr>
-          <w:rFonts w:ascii="Book Antiqua" w:hAnsi="Book Antiqua" w:cs="Times New Roman"/>
-          <w:b/>
-          <w:bCs/>
-          <w:color w:val="000000" w:themeColor="text1"/>
-        </w:rPr>
-        <w:t>CLÁUSULA VIGÉSIMA</w:t>
-      </w:r>
-      <w:r>
-        <w:rPr>
-          <w:rFonts w:ascii="Book Antiqua" w:hAnsi="Book Antiqua" w:cs="Times New Roman"/>
-          <w:b/>
-          <w:bCs/>
-          <w:color w:val="000000" w:themeColor="text1"/>
-        </w:rPr>
-        <w:t xml:space="preserve"> QUINTA</w:t>
-      </w:r>
-      <w:r>
-        <w:rPr>
-          <w:rFonts w:ascii="Book Antiqua" w:hAnsi="Book Antiqua" w:cs="Times New Roman"/>
-          <w:color w:val="000000" w:themeColor="text1"/>
-        </w:rPr>
-        <w:t>: O</w:t>
-      </w:r>
-      <w:r>
-        <w:rPr>
-          <w:rFonts w:ascii="Book Antiqua" w:hAnsi="Book Antiqua" w:cs="Times New Roman"/>
-          <w:color w:val="000000" w:themeColor="text1"/>
-        </w:rPr>
-        <w:t>(A)</w:t>
-      </w:r>
-      <w:r>
-        <w:rPr>
-          <w:rFonts w:ascii="Book Antiqua" w:hAnsi="Book Antiqua" w:cs="Times New Roman"/>
-          <w:color w:val="000000" w:themeColor="text1"/>
-        </w:rPr>
-        <w:t xml:space="preserve"> </w:t>
-      </w:r>
-      <w:r>
-        <w:rPr>
-          <w:rFonts w:ascii="Book Antiqua" w:hAnsi="Book Antiqua" w:cs="Times New Roman"/>
-          <w:color w:val="000000" w:themeColor="text1"/>
-        </w:rPr>
-        <w:t xml:space="preserve">COMPRADOR(A) </w:t>
-      </w:r>
-      <w:r>
-        <w:rPr>
-          <w:rFonts w:ascii="Book Antiqua" w:hAnsi="Book Antiqua" w:cs="Times New Roman"/>
-          <w:color w:val="000000" w:themeColor="text1"/>
-        </w:rPr>
-        <w:t xml:space="preserve">cede, gratuitamente, o direito de imagem </w:t>
-      </w:r>
-      <w:r>
-        <w:rPr>
-          <w:rFonts w:ascii="Book Antiqua" w:hAnsi="Book Antiqua" w:cs="Times New Roman"/>
-          <w:color w:val="000000" w:themeColor="text1"/>
-        </w:rPr>
-        <w:t>do local da montagem do brinquedo</w:t>
-      </w:r>
-      <w:r>
-        <w:rPr>
-          <w:rFonts w:ascii="Book Antiqua" w:hAnsi="Book Antiqua" w:cs="Times New Roman"/>
-          <w:color w:val="000000" w:themeColor="text1"/>
-        </w:rPr>
-        <w:t>, para figurar, coletivamente e (ou) individualmente, em campanhas institucionais ou publicitárias da CONTRATADA, tais como site, TV, jornais, revista, folder, outdoors, rádio, redes sociais, ficando autorizada a cessão de direitos de veiculação, não recebendo para tanto qualquer tipo de remuneração ou benefício.</w:t>
-      </w:r>
-    </w:p>
-    <w:p>
-      <w:pPr>
-        <w:pStyle w:val="SemEspaamento"/>
-        <w:spacing w:line="276" w:lineRule="auto"/>
-        <w:jc w:val="both"/>
-        <w:rPr>
-          <w:rFonts w:ascii="Book Antiqua" w:hAnsi="Book Antiqua" w:cs="Times New Roman"/>
-          <w:color w:val="000000" w:themeColor="text1"/>
-        </w:rPr>
-      </w:pPr>
-    </w:p>
-    <w:p>
-      <w:pPr>
-        <w:pStyle w:val="SemEspaamento"/>
-        <w:spacing w:line="276" w:lineRule="auto"/>
-        <w:jc w:val="both"/>
-        <w:rPr>
-          <w:rFonts w:ascii="Book Antiqua" w:hAnsi="Book Antiqua" w:cs="Times New Roman"/>
-          <w:color w:val="000000" w:themeColor="text1"/>
-        </w:rPr>
-      </w:pPr>
-      <w:r>
-        <w:rPr>
-          <w:rFonts w:ascii="Book Antiqua" w:hAnsi="Book Antiqua" w:cs="Times New Roman"/>
-          <w:b/>
-          <w:bCs/>
-          <w:color w:val="000000" w:themeColor="text1"/>
-        </w:rPr>
-        <w:t>CLÁUSULA VIGÉSIMA SE</w:t>
-      </w:r>
-      <w:r>
-        <w:rPr>
-          <w:rFonts w:ascii="Book Antiqua" w:hAnsi="Book Antiqua" w:cs="Times New Roman"/>
-          <w:b/>
-          <w:bCs/>
-          <w:color w:val="000000" w:themeColor="text1"/>
-        </w:rPr>
-        <w:t>XTA</w:t>
-      </w:r>
-      <w:r>
-        <w:rPr>
-          <w:rFonts w:ascii="Book Antiqua" w:hAnsi="Book Antiqua" w:cs="Times New Roman"/>
-          <w:color w:val="000000" w:themeColor="text1"/>
-        </w:rPr>
-        <w:t xml:space="preserve">: O CONTRATANTE autoriza a CONTRATADA a utilizar a imagem e voz do beneficiário, do qual é responsável legal, de forma presencial ou remota, de forma gratuita e sem ônus na divulgação dos trabalhos desenvolvidos pela CONTRATADA, por meio de fotos, áudios e vídeos em todos os meios de divulgação possíveis, seja em mídia impressa (livros, catálogos, revista, jornal, panfletos, folder, outdoors, entre outros), televisiva (propaganda para televisão aberta/fechada, </w:t>
-      </w:r>
-      <w:r>
-        <w:rPr>
-          <w:rFonts w:ascii="Book Antiqua" w:hAnsi="Book Antiqua" w:cs="Times New Roman"/>
-          <w:color w:val="000000" w:themeColor="text1"/>
-        </w:rPr>
-        <w:lastRenderedPageBreak/>
-        <w:t>vídeos, filmes, entre outros), radiofônica (programa de rádio, podcasts, entre outros), escrita, falada, na internet, incluindo redes sociais</w:t>
-      </w:r>
-      <w:r>
-        <w:rPr>
-          <w:rFonts w:ascii="Book Antiqua" w:hAnsi="Book Antiqua" w:cs="Times New Roman"/>
-          <w:color w:val="000000" w:themeColor="text1"/>
-        </w:rPr>
-        <w:t>.</w:t>
-      </w:r>
-    </w:p>
-    <w:p>
-      <w:pPr>
-        <w:pStyle w:val="SemEspaamento"/>
-        <w:spacing w:line="276" w:lineRule="auto"/>
-        <w:jc w:val="both"/>
-        <w:rPr>
-          <w:rFonts w:ascii="Book Antiqua" w:hAnsi="Book Antiqua" w:cs="Times New Roman"/>
-          <w:color w:val="000000" w:themeColor="text1"/>
-        </w:rPr>
-      </w:pPr>
-    </w:p>
-    <w:p>
-      <w:pPr>
-        <w:pStyle w:val="SemEspaamento"/>
-        <w:spacing w:line="276" w:lineRule="auto"/>
-        <w:jc w:val="both"/>
-        <w:rPr>
-          <w:rFonts w:ascii="Book Antiqua" w:hAnsi="Book Antiqua" w:cs="Times New Roman"/>
-          <w:color w:val="000000" w:themeColor="text1"/>
-        </w:rPr>
-      </w:pPr>
-      <w:r>
-        <w:rPr>
-          <w:rFonts w:ascii="Book Antiqua" w:hAnsi="Book Antiqua" w:cs="Times New Roman"/>
-          <w:b/>
-          <w:bCs/>
-          <w:color w:val="000000" w:themeColor="text1"/>
-        </w:rPr>
-        <w:t>Parágrafo Único</w:t>
-      </w:r>
-      <w:r>
-        <w:rPr>
-          <w:rFonts w:ascii="Book Antiqua" w:hAnsi="Book Antiqua" w:cs="Times New Roman"/>
-          <w:color w:val="000000" w:themeColor="text1"/>
-        </w:rPr>
-        <w:t xml:space="preserve">: O(A) </w:t>
-      </w:r>
-      <w:r>
-        <w:rPr>
-          <w:rFonts w:ascii="Book Antiqua" w:hAnsi="Book Antiqua" w:cs="Times New Roman"/>
-          <w:color w:val="000000" w:themeColor="text1"/>
-        </w:rPr>
-        <w:t>COMPRADOR(A)</w:t>
-      </w:r>
-      <w:r>
-        <w:rPr>
-          <w:rFonts w:ascii="Book Antiqua" w:hAnsi="Book Antiqua" w:cs="Times New Roman"/>
-          <w:color w:val="000000" w:themeColor="text1"/>
-        </w:rPr>
-        <w:t xml:space="preserve"> declara-se ciente de que a </w:t>
-      </w:r>
-      <w:r>
-        <w:rPr>
-          <w:rFonts w:ascii="Book Antiqua" w:hAnsi="Book Antiqua" w:cs="Times New Roman"/>
-          <w:color w:val="000000" w:themeColor="text1"/>
-        </w:rPr>
-        <w:t>VENDENDORA</w:t>
-      </w:r>
-      <w:r>
-        <w:rPr>
-          <w:rFonts w:ascii="Book Antiqua" w:hAnsi="Book Antiqua" w:cs="Times New Roman"/>
-          <w:color w:val="000000" w:themeColor="text1"/>
-        </w:rPr>
-        <w:t xml:space="preserve"> poderá reproduzir, editar, introduzir no mercado, armazenar, distribuir, executar, transmitir, criar trabalhos derivados e baseados nas imagens, voz e sons disponibilizados, o que fica desde já autorizado pelo(a) CONTRATANTE.</w:t>
+        <w:t>derivados e baseados nas imagens, voz e sons disponibilizados, o que fica desde já autorizado pelo(a) CONTRATANTE.</w:t>
       </w:r>
     </w:p>
     <w:p>
@@ -7394,7 +7330,148 @@
           <w:bCs/>
           <w:color w:val="000000" w:themeColor="text1"/>
         </w:rPr>
+        <w:t xml:space="preserve">CLÁUSULA </w:t>
+      </w:r>
+      <w:r>
+        <w:rPr>
+          <w:rFonts w:ascii="Book Antiqua" w:hAnsi="Book Antiqua" w:cs="Times New Roman"/>
+          <w:b/>
+          <w:bCs/>
+          <w:color w:val="000000" w:themeColor="text1"/>
+        </w:rPr>
+        <w:t>TRIGÉSIMA PRIMEIRA</w:t>
+      </w:r>
+      <w:r>
+        <w:rPr>
+          <w:rFonts w:ascii="Book Antiqua" w:hAnsi="Book Antiqua" w:cs="Times New Roman"/>
+          <w:color w:val="000000" w:themeColor="text1"/>
+        </w:rPr>
+        <w:t>: A CONTRATANTE durante o prazo de vigência deste Contrato e por um período de 05 (cinco) anos após a conclusão ou rescisão dos termos e condições contratuais, concorda em preservar os livros, dados e registros que documentam com exatidão e integridade todos os serviços realizados, pagamentos recebidos ou feitos e gastos incorridos junto a FORNECEDORA ou de algum modo relacionados com a execução deste Contrato.</w:t>
+      </w:r>
+    </w:p>
+    <w:p>
+      <w:pPr>
+        <w:pStyle w:val="SemEspaamento"/>
+        <w:spacing w:line="276" w:lineRule="auto"/>
+        <w:jc w:val="both"/>
+        <w:rPr>
+          <w:rFonts w:ascii="Book Antiqua" w:hAnsi="Book Antiqua" w:cs="Times New Roman"/>
+          <w:color w:val="000000" w:themeColor="text1"/>
+        </w:rPr>
+      </w:pPr>
+    </w:p>
+    <w:p>
+      <w:pPr>
+        <w:pStyle w:val="SemEspaamento"/>
+        <w:spacing w:line="276" w:lineRule="auto"/>
+        <w:jc w:val="both"/>
+        <w:rPr>
+          <w:rFonts w:ascii="Book Antiqua" w:hAnsi="Book Antiqua" w:cs="Times New Roman"/>
+          <w:color w:val="000000" w:themeColor="text1"/>
+        </w:rPr>
+      </w:pPr>
+      <w:r>
+        <w:rPr>
+          <w:rFonts w:ascii="Book Antiqua" w:hAnsi="Book Antiqua" w:cs="Times New Roman"/>
+          <w:b/>
+          <w:bCs/>
+          <w:color w:val="000000" w:themeColor="text1"/>
+        </w:rPr>
         <w:lastRenderedPageBreak/>
+        <w:t>Parágrafo Único</w:t>
+      </w:r>
+      <w:r>
+        <w:rPr>
+          <w:rFonts w:ascii="Book Antiqua" w:hAnsi="Book Antiqua" w:cs="Times New Roman"/>
+          <w:b/>
+          <w:bCs/>
+          <w:color w:val="000000" w:themeColor="text1"/>
+        </w:rPr>
+        <w:t>:</w:t>
+      </w:r>
+      <w:r>
+        <w:rPr>
+          <w:rFonts w:ascii="Book Antiqua" w:hAnsi="Book Antiqua" w:cs="Times New Roman"/>
+          <w:color w:val="000000" w:themeColor="text1"/>
+        </w:rPr>
+        <w:t xml:space="preserve"> Sem prejuízo das demais condições rescisórias previstas neste Contrato, caso ocorra alguma violação a representação, garantias, cláusulas, condições ou ainda quebra de qualquer termo substancial de qualquer outro contrato pela CONTRATANTE, e que guarde relação aos propósitos da Política de Anticorrupção, a CONTRATADA poderá, segundo seus próprios critérios e complementando quaisquer outros recursos constantes na lei ou neste Contrato, rescindir imediatamente este Contrato sem a obrigação de cumprimento de aviso prévio e pagamento de indenização, bem como a CONTRATANTE concorda em isentar e indenizar a CONTRATADA de toda e qualquer alegação, perda ou dano decorrente ou relacionado a tal violação. Na hipótese acima, todos os pedidos pendentes à CONTRATADA em relação ao objeto contratado serão imediatamente suspensos e/ou cancelados a critério desta.</w:t>
+      </w:r>
+    </w:p>
+    <w:p>
+      <w:pPr>
+        <w:pStyle w:val="SemEspaamento"/>
+        <w:spacing w:line="276" w:lineRule="auto"/>
+        <w:jc w:val="both"/>
+        <w:rPr>
+          <w:rFonts w:ascii="Book Antiqua" w:hAnsi="Book Antiqua" w:cs="Times New Roman"/>
+          <w:b/>
+          <w:bCs/>
+          <w:color w:val="000000" w:themeColor="text1"/>
+          <w:u w:val="single"/>
+        </w:rPr>
+      </w:pPr>
+    </w:p>
+    <w:p>
+      <w:pPr>
+        <w:pStyle w:val="SemEspaamento"/>
+        <w:spacing w:line="276" w:lineRule="auto"/>
+        <w:jc w:val="both"/>
+        <w:rPr>
+          <w:rFonts w:ascii="Book Antiqua" w:hAnsi="Book Antiqua" w:cs="Times New Roman"/>
+          <w:b/>
+          <w:bCs/>
+          <w:color w:val="000000" w:themeColor="text1"/>
+          <w:u w:val="single"/>
+        </w:rPr>
+      </w:pPr>
+      <w:r>
+        <w:rPr>
+          <w:rFonts w:ascii="Book Antiqua" w:hAnsi="Book Antiqua" w:cs="Times New Roman"/>
+          <w:b/>
+          <w:bCs/>
+          <w:color w:val="000000" w:themeColor="text1"/>
+          <w:u w:val="single"/>
+        </w:rPr>
+        <w:t xml:space="preserve">XV - </w:t>
+      </w:r>
+      <w:r>
+        <w:rPr>
+          <w:rFonts w:ascii="Book Antiqua" w:hAnsi="Book Antiqua" w:cs="Times New Roman"/>
+          <w:b/>
+          <w:bCs/>
+          <w:color w:val="000000" w:themeColor="text1"/>
+          <w:u w:val="single"/>
+        </w:rPr>
+        <w:t>DISPOSIÇÕES GERAIS</w:t>
+      </w:r>
+      <w:r>
+        <w:rPr>
+          <w:rFonts w:ascii="Book Antiqua" w:hAnsi="Book Antiqua" w:cs="Times New Roman"/>
+          <w:b/>
+          <w:bCs/>
+          <w:color w:val="000000" w:themeColor="text1"/>
+          <w:u w:val="single"/>
+        </w:rPr>
+        <w:t>:</w:t>
+      </w:r>
+    </w:p>
+    <w:p>
+      <w:pPr>
+        <w:pStyle w:val="SemEspaamento"/>
+        <w:spacing w:line="276" w:lineRule="auto"/>
+        <w:jc w:val="both"/>
+        <w:rPr>
+          <w:rFonts w:ascii="Book Antiqua" w:hAnsi="Book Antiqua" w:cs="Times New Roman"/>
+          <w:color w:val="000000" w:themeColor="text1"/>
+        </w:rPr>
+      </w:pPr>
+      <w:r>
+        <w:rPr>
+          <w:rFonts w:ascii="Book Antiqua" w:hAnsi="Book Antiqua" w:cs="Times New Roman"/>
+          <w:b/>
+          <w:bCs/>
+          <w:color w:val="000000" w:themeColor="text1"/>
+        </w:rPr>
         <w:t xml:space="preserve">CLÁUSULA </w:t>
       </w:r>
       <w:r>
@@ -7404,51 +7481,212 @@
           <w:bCs/>
           <w:color w:val="000000" w:themeColor="text1"/>
         </w:rPr>
-        <w:t>TRIGÉSIMA PRIMEIRA</w:t>
-      </w:r>
-      <w:r>
-        <w:rPr>
-          <w:rFonts w:ascii="Book Antiqua" w:hAnsi="Book Antiqua" w:cs="Times New Roman"/>
-          <w:color w:val="000000" w:themeColor="text1"/>
-        </w:rPr>
-        <w:t>: A CONTRATANTE durante o prazo de vigência deste Contrato e por um período de 05 (cinco) anos após a conclusão ou rescisão dos termos e condições contratuais, concorda em preservar os livros, dados e registros que documentam com exatidão e integridade todos os serviços realizados, pagamentos recebidos ou feitos e gastos incorridos junto a FORNECEDORA ou de algum modo relacionados com a execução deste Contrato.</w:t>
-      </w:r>
-    </w:p>
-    <w:p>
-      <w:pPr>
-        <w:pStyle w:val="SemEspaamento"/>
-        <w:spacing w:line="276" w:lineRule="auto"/>
-        <w:jc w:val="both"/>
-        <w:rPr>
-          <w:rFonts w:ascii="Book Antiqua" w:hAnsi="Book Antiqua" w:cs="Times New Roman"/>
-          <w:color w:val="000000" w:themeColor="text1"/>
-        </w:rPr>
-      </w:pPr>
-    </w:p>
-    <w:p>
-      <w:pPr>
-        <w:pStyle w:val="SemEspaamento"/>
-        <w:spacing w:line="276" w:lineRule="auto"/>
-        <w:jc w:val="both"/>
-        <w:rPr>
-          <w:rFonts w:ascii="Book Antiqua" w:hAnsi="Book Antiqua" w:cs="Times New Roman"/>
-          <w:color w:val="000000" w:themeColor="text1"/>
-        </w:rPr>
-      </w:pPr>
-      <w:r>
-        <w:rPr>
-          <w:rFonts w:ascii="Book Antiqua" w:hAnsi="Book Antiqua" w:cs="Times New Roman"/>
-          <w:b/>
-          <w:bCs/>
-          <w:color w:val="000000" w:themeColor="text1"/>
-        </w:rPr>
-        <w:t>Parágrafo Único</w:t>
-      </w:r>
-      <w:r>
-        <w:rPr>
-          <w:rFonts w:ascii="Book Antiqua" w:hAnsi="Book Antiqua" w:cs="Times New Roman"/>
-          <w:b/>
-          <w:bCs/>
+        <w:t>TRIGÉSIMA SEGUNDA</w:t>
+      </w:r>
+      <w:r>
+        <w:rPr>
+          <w:rFonts w:ascii="Book Antiqua" w:hAnsi="Book Antiqua" w:cs="Times New Roman"/>
+          <w:color w:val="000000" w:themeColor="text1"/>
+        </w:rPr>
+        <w:t>: O projeto será iniciado somente após a assinatura do contrato e o pagamento da parcela inicial definida de forma integral.</w:t>
+      </w:r>
+    </w:p>
+    <w:p>
+      <w:pPr>
+        <w:pStyle w:val="SemEspaamento"/>
+        <w:spacing w:line="276" w:lineRule="auto"/>
+        <w:jc w:val="both"/>
+        <w:rPr>
+          <w:rFonts w:ascii="Book Antiqua" w:hAnsi="Book Antiqua" w:cs="Times New Roman"/>
+          <w:color w:val="000000" w:themeColor="text1"/>
+        </w:rPr>
+      </w:pPr>
+    </w:p>
+    <w:p>
+      <w:pPr>
+        <w:pStyle w:val="SemEspaamento"/>
+        <w:spacing w:line="276" w:lineRule="auto"/>
+        <w:jc w:val="both"/>
+        <w:rPr>
+          <w:rFonts w:ascii="Book Antiqua" w:hAnsi="Book Antiqua" w:cs="Times New Roman"/>
+          <w:color w:val="000000" w:themeColor="text1"/>
+        </w:rPr>
+      </w:pPr>
+      <w:r>
+        <w:rPr>
+          <w:rFonts w:ascii="Book Antiqua" w:hAnsi="Book Antiqua" w:cs="Times New Roman"/>
+          <w:b/>
+          <w:bCs/>
+          <w:color w:val="000000" w:themeColor="text1"/>
+        </w:rPr>
+        <w:t>CLÁUSULA TRIGÉSIMA TERCEIRA:</w:t>
+      </w:r>
+      <w:r>
+        <w:rPr>
+          <w:rFonts w:ascii="Book Antiqua" w:hAnsi="Book Antiqua" w:cs="Times New Roman"/>
+          <w:color w:val="000000" w:themeColor="text1"/>
+        </w:rPr>
+        <w:t xml:space="preserve"> </w:t>
+      </w:r>
+      <w:r>
+        <w:rPr>
+          <w:rFonts w:ascii="Book Antiqua" w:hAnsi="Book Antiqua" w:cs="Times New Roman"/>
+          <w:color w:val="000000" w:themeColor="text1"/>
+        </w:rPr>
+        <w:t>Qualquer modificação, alteração ou acréscimo pertinente ao presente Contrato s</w:t>
+      </w:r>
+      <w:r>
+        <w:rPr>
+          <w:rFonts w:ascii="Book Antiqua" w:hAnsi="Book Antiqua" w:cs="Times New Roman"/>
+          <w:color w:val="000000" w:themeColor="text1"/>
+        </w:rPr>
+        <w:t xml:space="preserve">omente </w:t>
+      </w:r>
+      <w:r>
+        <w:rPr>
+          <w:rFonts w:ascii="Book Antiqua" w:hAnsi="Book Antiqua" w:cs="Times New Roman"/>
+          <w:color w:val="000000" w:themeColor="text1"/>
+        </w:rPr>
+        <w:t>será admitida mediante a formalização de Termo Aditivo entre as Partes com a</w:t>
+      </w:r>
+      <w:r>
+        <w:rPr>
+          <w:rFonts w:ascii="Book Antiqua" w:hAnsi="Book Antiqua" w:cs="Times New Roman"/>
+          <w:color w:val="000000" w:themeColor="text1"/>
+        </w:rPr>
+        <w:t xml:space="preserve"> </w:t>
+      </w:r>
+      <w:r>
+        <w:rPr>
+          <w:rFonts w:ascii="Book Antiqua" w:hAnsi="Book Antiqua" w:cs="Times New Roman"/>
+          <w:color w:val="000000" w:themeColor="text1"/>
+        </w:rPr>
+        <w:t>finalidade específica;</w:t>
+      </w:r>
+    </w:p>
+    <w:p>
+      <w:pPr>
+        <w:pStyle w:val="SemEspaamento"/>
+        <w:spacing w:line="276" w:lineRule="auto"/>
+        <w:jc w:val="both"/>
+        <w:rPr>
+          <w:rFonts w:ascii="Book Antiqua" w:hAnsi="Book Antiqua" w:cs="Times New Roman"/>
+          <w:color w:val="000000" w:themeColor="text1"/>
+        </w:rPr>
+      </w:pPr>
+    </w:p>
+    <w:p>
+      <w:pPr>
+        <w:pStyle w:val="SemEspaamento"/>
+        <w:spacing w:line="276" w:lineRule="auto"/>
+        <w:jc w:val="both"/>
+        <w:rPr>
+          <w:rFonts w:ascii="Book Antiqua" w:hAnsi="Book Antiqua" w:cs="Times New Roman"/>
+          <w:color w:val="000000" w:themeColor="text1"/>
+        </w:rPr>
+      </w:pPr>
+      <w:r>
+        <w:rPr>
+          <w:rFonts w:ascii="Book Antiqua" w:hAnsi="Book Antiqua" w:cs="Times New Roman"/>
+          <w:b/>
+          <w:bCs/>
+          <w:color w:val="000000" w:themeColor="text1"/>
+        </w:rPr>
+        <w:t>CLÁUSULA TRIGÉSIMA QUARTA:</w:t>
+      </w:r>
+      <w:r>
+        <w:rPr>
+          <w:rFonts w:ascii="Book Antiqua" w:hAnsi="Book Antiqua" w:cs="Times New Roman"/>
+          <w:color w:val="000000" w:themeColor="text1"/>
+        </w:rPr>
+        <w:t xml:space="preserve"> </w:t>
+      </w:r>
+      <w:r>
+        <w:rPr>
+          <w:rFonts w:ascii="Book Antiqua" w:hAnsi="Book Antiqua" w:cs="Times New Roman"/>
+          <w:color w:val="000000" w:themeColor="text1"/>
+        </w:rPr>
+        <w:t xml:space="preserve">todos os comunicados entre as partes deverão ser realizados por meios convencionais e </w:t>
+      </w:r>
+      <w:r>
+        <w:rPr>
+          <w:rFonts w:ascii="Book Antiqua" w:hAnsi="Book Antiqua" w:cs="Times New Roman"/>
+          <w:color w:val="000000" w:themeColor="text1"/>
+        </w:rPr>
+        <w:t>legítimos (E</w:t>
+      </w:r>
+      <w:r>
+        <w:rPr>
+          <w:rFonts w:ascii="Book Antiqua" w:hAnsi="Book Antiqua" w:cs="Times New Roman"/>
+          <w:color w:val="000000" w:themeColor="text1"/>
+        </w:rPr>
+        <w:t>-</w:t>
+      </w:r>
+      <w:r>
+        <w:rPr>
+          <w:rFonts w:ascii="Book Antiqua" w:hAnsi="Book Antiqua" w:cs="Times New Roman"/>
+          <w:color w:val="000000" w:themeColor="text1"/>
+        </w:rPr>
+        <w:t xml:space="preserve">mails, </w:t>
+      </w:r>
+      <w:r>
+        <w:rPr>
+          <w:rFonts w:ascii="Book Antiqua" w:hAnsi="Book Antiqua" w:cs="Times New Roman"/>
+          <w:color w:val="000000" w:themeColor="text1"/>
+        </w:rPr>
+        <w:t>N</w:t>
+      </w:r>
+      <w:r>
+        <w:rPr>
+          <w:rFonts w:ascii="Book Antiqua" w:hAnsi="Book Antiqua" w:cs="Times New Roman"/>
+          <w:color w:val="000000" w:themeColor="text1"/>
+        </w:rPr>
+        <w:t>otificação, carta, WhatsApp) desde que previamente ajustados, sob pena de não reconhecimento</w:t>
+      </w:r>
+      <w:r>
+        <w:rPr>
+          <w:rFonts w:ascii="Book Antiqua" w:hAnsi="Book Antiqua" w:cs="Times New Roman"/>
+          <w:color w:val="000000" w:themeColor="text1"/>
+        </w:rPr>
+        <w:t xml:space="preserve"> e não validação para os fins que se destinam neste contrato.</w:t>
+      </w:r>
+      <w:r>
+        <w:rPr>
+          <w:rFonts w:ascii="Book Antiqua" w:hAnsi="Book Antiqua" w:cs="Times New Roman"/>
+          <w:color w:val="000000" w:themeColor="text1"/>
+        </w:rPr>
+        <w:t xml:space="preserve"> </w:t>
+      </w:r>
+      <w:r>
+        <w:rPr>
+          <w:rFonts w:ascii="Book Antiqua" w:hAnsi="Book Antiqua" w:cs="Times New Roman"/>
+          <w:color w:val="000000" w:themeColor="text1"/>
+        </w:rPr>
+        <w:t xml:space="preserve"> </w:t>
+      </w:r>
+    </w:p>
+    <w:p>
+      <w:pPr>
+        <w:pStyle w:val="SemEspaamento"/>
+        <w:spacing w:line="276" w:lineRule="auto"/>
+        <w:jc w:val="both"/>
+        <w:rPr>
+          <w:rFonts w:ascii="Book Antiqua" w:hAnsi="Book Antiqua" w:cs="Times New Roman"/>
+          <w:color w:val="000000" w:themeColor="text1"/>
+        </w:rPr>
+      </w:pPr>
+      <w:r>
+        <w:rPr>
+          <w:rFonts w:ascii="Book Antiqua" w:hAnsi="Book Antiqua" w:cs="Times New Roman"/>
+          <w:b/>
+          <w:bCs/>
+          <w:color w:val="000000" w:themeColor="text1"/>
+        </w:rPr>
+        <w:t>CLÁUSULA TRIGÉSIMA QUINTA</w:t>
+      </w:r>
+      <w:r>
+        <w:rPr>
+          <w:rFonts w:ascii="Book Antiqua" w:hAnsi="Book Antiqua" w:cs="Times New Roman"/>
           <w:color w:val="000000" w:themeColor="text1"/>
         </w:rPr>
         <w:t>:</w:t>
@@ -7458,132 +7696,530 @@
           <w:rFonts w:ascii="Book Antiqua" w:hAnsi="Book Antiqua" w:cs="Times New Roman"/>
           <w:color w:val="000000" w:themeColor="text1"/>
         </w:rPr>
-        <w:t xml:space="preserve"> Sem prejuízo das demais condições rescisórias previstas neste Contrato, caso ocorra alguma violação a representação, garantias, cláusulas, condições ou ainda quebra de qualquer termo substancial de qualquer outro contrato pela CONTRATANTE, e que guarde relação aos propósitos da Política de Anticorrupção, a CONTRATADA poderá, segundo seus próprios critérios e complementando quaisquer outros recursos constantes na lei ou neste Contrato, rescindir imediatamente este Contrato sem a obrigação de cumprimento de aviso prévio e pagamento de indenização, bem como a CONTRATANTE concorda em isentar e indenizar a CONTRATADA de toda e qualquer alegação, perda ou dano decorrente ou relacionado a tal violação. Na hipótese acima, todos os pedidos pendentes à CONTRATADA em relação ao objeto contratado serão imediatamente suspensos e/ou cancelados a critério desta.</w:t>
-      </w:r>
-    </w:p>
-    <w:p>
-      <w:pPr>
-        <w:pStyle w:val="SemEspaamento"/>
-        <w:spacing w:line="276" w:lineRule="auto"/>
-        <w:jc w:val="both"/>
-        <w:rPr>
-          <w:rFonts w:ascii="Book Antiqua" w:hAnsi="Book Antiqua" w:cs="Times New Roman"/>
-          <w:b/>
-          <w:bCs/>
-          <w:color w:val="000000" w:themeColor="text1"/>
-          <w:u w:val="single"/>
-        </w:rPr>
-      </w:pPr>
-    </w:p>
-    <w:p>
-      <w:pPr>
-        <w:pStyle w:val="SemEspaamento"/>
-        <w:spacing w:line="276" w:lineRule="auto"/>
-        <w:jc w:val="both"/>
-        <w:rPr>
-          <w:rFonts w:ascii="Book Antiqua" w:hAnsi="Book Antiqua" w:cs="Times New Roman"/>
-          <w:b/>
-          <w:bCs/>
-          <w:color w:val="000000" w:themeColor="text1"/>
-          <w:u w:val="single"/>
-        </w:rPr>
-      </w:pPr>
-      <w:r>
-        <w:rPr>
-          <w:rFonts w:ascii="Book Antiqua" w:hAnsi="Book Antiqua" w:cs="Times New Roman"/>
-          <w:b/>
-          <w:bCs/>
-          <w:color w:val="000000" w:themeColor="text1"/>
-          <w:u w:val="single"/>
-        </w:rPr>
-        <w:t xml:space="preserve">XV - </w:t>
-      </w:r>
-      <w:r>
-        <w:rPr>
-          <w:rFonts w:ascii="Book Antiqua" w:hAnsi="Book Antiqua" w:cs="Times New Roman"/>
-          <w:b/>
-          <w:bCs/>
-          <w:color w:val="000000" w:themeColor="text1"/>
-          <w:u w:val="single"/>
-        </w:rPr>
-        <w:t>DISPOSIÇÕES GERAIS</w:t>
-      </w:r>
-      <w:r>
-        <w:rPr>
-          <w:rFonts w:ascii="Book Antiqua" w:hAnsi="Book Antiqua" w:cs="Times New Roman"/>
-          <w:b/>
-          <w:bCs/>
-          <w:color w:val="000000" w:themeColor="text1"/>
-          <w:u w:val="single"/>
+        <w:t xml:space="preserve"> </w:t>
+      </w:r>
+      <w:r>
+        <w:rPr>
+          <w:rFonts w:ascii="Book Antiqua" w:hAnsi="Book Antiqua" w:cs="Times New Roman"/>
+          <w:color w:val="000000" w:themeColor="text1"/>
+        </w:rPr>
+        <w:t xml:space="preserve">Declara o </w:t>
+      </w:r>
+      <w:r>
+        <w:rPr>
+          <w:rFonts w:ascii="Book Antiqua" w:hAnsi="Book Antiqua" w:cs="Times New Roman"/>
+          <w:color w:val="000000" w:themeColor="text1"/>
+        </w:rPr>
+        <w:t>CONTRATANTE</w:t>
+      </w:r>
+      <w:r>
+        <w:rPr>
+          <w:rFonts w:ascii="Book Antiqua" w:hAnsi="Book Antiqua" w:cs="Times New Roman"/>
+          <w:color w:val="000000" w:themeColor="text1"/>
+        </w:rPr>
+        <w:t xml:space="preserve"> ter tido a oportunidade de fazer perguntas, que foram respondidas satisfatoriamente e de ter recebido todos os esclarecimentos necessários à compreensão dos aspectos ligados ao serviço que está contratando. Confirma ainda ter recebido todas as explicações, lido, compreendido e concordado com tudo que lhe foi esclarecido, e que lhe foi dada a oportunidade de anular ou questionar qualquer parágrafo ou palavras com as quais não concordasse.</w:t>
+      </w:r>
+    </w:p>
+    <w:p>
+      <w:pPr>
+        <w:pStyle w:val="SemEspaamento"/>
+        <w:spacing w:line="276" w:lineRule="auto"/>
+        <w:jc w:val="both"/>
+        <w:rPr>
+          <w:rFonts w:ascii="Book Antiqua" w:hAnsi="Book Antiqua" w:cs="Times New Roman"/>
+          <w:color w:val="000000" w:themeColor="text1"/>
+        </w:rPr>
+      </w:pPr>
+    </w:p>
+    <w:p>
+      <w:pPr>
+        <w:pStyle w:val="SemEspaamento"/>
+        <w:spacing w:line="276" w:lineRule="auto"/>
+        <w:jc w:val="both"/>
+        <w:rPr>
+          <w:rFonts w:ascii="Book Antiqua" w:hAnsi="Book Antiqua" w:cs="Times New Roman"/>
+          <w:color w:val="000000" w:themeColor="text1"/>
+        </w:rPr>
+      </w:pPr>
+      <w:r>
+        <w:rPr>
+          <w:rFonts w:ascii="Book Antiqua" w:hAnsi="Book Antiqua" w:cs="Times New Roman"/>
+          <w:b/>
+          <w:bCs/>
+          <w:color w:val="000000" w:themeColor="text1"/>
+        </w:rPr>
+        <w:t>CLÁUSULA TRIGÉSIMA SEXTA</w:t>
+      </w:r>
+      <w:r>
+        <w:rPr>
+          <w:rFonts w:ascii="Book Antiqua" w:hAnsi="Book Antiqua" w:cs="Times New Roman"/>
+          <w:color w:val="000000" w:themeColor="text1"/>
+        </w:rPr>
+        <w:t xml:space="preserve">: </w:t>
+      </w:r>
+      <w:r>
+        <w:rPr>
+          <w:rFonts w:ascii="Book Antiqua" w:hAnsi="Book Antiqua" w:cs="Times New Roman"/>
+          <w:color w:val="000000" w:themeColor="text1"/>
+        </w:rPr>
+        <w:t>O presente Contrato é celebrado de comum acordo entre as partes, que concordam e dão ciência a todos os seus termos, assumindo plena eficácia e força de título executivo extrajudicial.</w:t>
+      </w:r>
+    </w:p>
+    <w:p>
+      <w:pPr>
+        <w:pStyle w:val="SemEspaamento"/>
+        <w:spacing w:line="276" w:lineRule="auto"/>
+        <w:jc w:val="both"/>
+        <w:rPr>
+          <w:rFonts w:ascii="Book Antiqua" w:hAnsi="Book Antiqua" w:cs="Times New Roman"/>
+          <w:color w:val="000000" w:themeColor="text1"/>
+        </w:rPr>
+      </w:pPr>
+    </w:p>
+    <w:p>
+      <w:pPr>
+        <w:pStyle w:val="SemEspaamento"/>
+        <w:spacing w:line="276" w:lineRule="auto"/>
+        <w:jc w:val="both"/>
+        <w:rPr>
+          <w:rFonts w:ascii="Book Antiqua" w:hAnsi="Book Antiqua" w:cs="Times New Roman"/>
+          <w:color w:val="000000" w:themeColor="text1"/>
+        </w:rPr>
+      </w:pPr>
+      <w:r>
+        <w:rPr>
+          <w:rFonts w:ascii="Book Antiqua" w:hAnsi="Book Antiqua" w:cs="Times New Roman"/>
+          <w:b/>
+          <w:bCs/>
+          <w:color w:val="000000" w:themeColor="text1"/>
+        </w:rPr>
+        <w:t xml:space="preserve">Parágrafo </w:t>
+      </w:r>
+      <w:r>
+        <w:rPr>
+          <w:rFonts w:ascii="Book Antiqua" w:hAnsi="Book Antiqua" w:cs="Times New Roman"/>
+          <w:b/>
+          <w:bCs/>
+          <w:color w:val="000000" w:themeColor="text1"/>
+        </w:rPr>
+        <w:t>Primeiro</w:t>
+      </w:r>
+      <w:r>
+        <w:rPr>
+          <w:rFonts w:ascii="Book Antiqua" w:hAnsi="Book Antiqua" w:cs="Times New Roman"/>
+          <w:b/>
+          <w:bCs/>
+          <w:color w:val="000000" w:themeColor="text1"/>
+        </w:rPr>
+        <w:t xml:space="preserve">: </w:t>
+      </w:r>
+      <w:r>
+        <w:rPr>
+          <w:rFonts w:ascii="Book Antiqua" w:hAnsi="Book Antiqua" w:cs="Times New Roman"/>
+          <w:color w:val="000000" w:themeColor="text1"/>
+        </w:rPr>
+        <w:t>O presente instrumento é irrevogável, irretratável e consubstancia todo o acordo constante neste instrumento e somente poderá ser alterado ou modificado, mediante documento público, formalmente em ordem e devidamente assinado pelas partes, que passará a fazer parte integrante do presente instrumento, para todos os fins de direito.</w:t>
+      </w:r>
+    </w:p>
+    <w:p>
+      <w:pPr>
+        <w:pStyle w:val="SemEspaamento"/>
+        <w:spacing w:line="276" w:lineRule="auto"/>
+        <w:jc w:val="both"/>
+        <w:rPr>
+          <w:rFonts w:ascii="Book Antiqua" w:hAnsi="Book Antiqua" w:cs="Times New Roman"/>
+          <w:color w:val="000000" w:themeColor="text1"/>
+        </w:rPr>
+      </w:pPr>
+    </w:p>
+    <w:p>
+      <w:pPr>
+        <w:pStyle w:val="SemEspaamento"/>
+        <w:spacing w:line="276" w:lineRule="auto"/>
+        <w:jc w:val="both"/>
+        <w:rPr>
+          <w:rFonts w:ascii="Book Antiqua" w:hAnsi="Book Antiqua" w:cs="Times New Roman"/>
+          <w:color w:val="000000" w:themeColor="text1"/>
+        </w:rPr>
+      </w:pPr>
+      <w:r>
+        <w:rPr>
+          <w:rFonts w:ascii="Book Antiqua" w:hAnsi="Book Antiqua" w:cs="Times New Roman"/>
+          <w:b/>
+          <w:bCs/>
+          <w:color w:val="000000" w:themeColor="text1"/>
+        </w:rPr>
+        <w:t xml:space="preserve">Parágrafo </w:t>
+      </w:r>
+      <w:r>
+        <w:rPr>
+          <w:rFonts w:ascii="Book Antiqua" w:hAnsi="Book Antiqua" w:cs="Times New Roman"/>
+          <w:b/>
+          <w:bCs/>
+          <w:color w:val="000000" w:themeColor="text1"/>
+        </w:rPr>
+        <w:t>Segundo</w:t>
+      </w:r>
+      <w:r>
+        <w:rPr>
+          <w:rFonts w:ascii="Book Antiqua" w:hAnsi="Book Antiqua" w:cs="Times New Roman"/>
+          <w:b/>
+          <w:bCs/>
+          <w:color w:val="000000" w:themeColor="text1"/>
         </w:rPr>
         <w:t>:</w:t>
       </w:r>
-    </w:p>
-    <w:p>
-      <w:pPr>
-        <w:pStyle w:val="SemEspaamento"/>
-        <w:spacing w:line="276" w:lineRule="auto"/>
-        <w:jc w:val="both"/>
-        <w:rPr>
-          <w:rFonts w:ascii="Book Antiqua" w:hAnsi="Book Antiqua" w:cs="Times New Roman"/>
-          <w:color w:val="000000" w:themeColor="text1"/>
-        </w:rPr>
-      </w:pPr>
-      <w:r>
-        <w:rPr>
-          <w:rFonts w:ascii="Book Antiqua" w:hAnsi="Book Antiqua" w:cs="Times New Roman"/>
-          <w:b/>
-          <w:bCs/>
-          <w:color w:val="000000" w:themeColor="text1"/>
-        </w:rPr>
-        <w:t xml:space="preserve">CLÁUSULA </w:t>
-      </w:r>
-      <w:r>
-        <w:rPr>
-          <w:rFonts w:ascii="Book Antiqua" w:hAnsi="Book Antiqua" w:cs="Times New Roman"/>
-          <w:b/>
-          <w:bCs/>
-          <w:color w:val="000000" w:themeColor="text1"/>
-        </w:rPr>
-        <w:t>TRIGÉSIMA SEGUNDA</w:t>
-      </w:r>
-      <w:r>
-        <w:rPr>
-          <w:rFonts w:ascii="Book Antiqua" w:hAnsi="Book Antiqua" w:cs="Times New Roman"/>
-          <w:color w:val="000000" w:themeColor="text1"/>
-        </w:rPr>
-        <w:t>: O projeto será iniciado somente após a assinatura do contrato e o pagamento da parcela inicial definida de forma integral.</w:t>
-      </w:r>
-    </w:p>
-    <w:p>
-      <w:pPr>
-        <w:pStyle w:val="SemEspaamento"/>
-        <w:spacing w:line="276" w:lineRule="auto"/>
-        <w:jc w:val="both"/>
-        <w:rPr>
-          <w:rFonts w:ascii="Book Antiqua" w:hAnsi="Book Antiqua" w:cs="Times New Roman"/>
-          <w:color w:val="000000" w:themeColor="text1"/>
-        </w:rPr>
-      </w:pPr>
-    </w:p>
-    <w:p>
-      <w:pPr>
-        <w:pStyle w:val="SemEspaamento"/>
-        <w:spacing w:line="276" w:lineRule="auto"/>
-        <w:jc w:val="both"/>
-        <w:rPr>
-          <w:rFonts w:ascii="Book Antiqua" w:hAnsi="Book Antiqua" w:cs="Times New Roman"/>
-          <w:color w:val="000000" w:themeColor="text1"/>
-        </w:rPr>
-      </w:pPr>
-      <w:r>
-        <w:rPr>
-          <w:rFonts w:ascii="Book Antiqua" w:hAnsi="Book Antiqua" w:cs="Times New Roman"/>
-          <w:b/>
-          <w:bCs/>
-          <w:color w:val="000000" w:themeColor="text1"/>
-        </w:rPr>
-        <w:t>CLÁUSULA TRIGÉSIMA TERCEIRA:</w:t>
+      <w:r>
+        <w:rPr>
+          <w:rFonts w:ascii="Book Antiqua" w:hAnsi="Book Antiqua" w:cs="Times New Roman"/>
+          <w:color w:val="000000" w:themeColor="text1"/>
+        </w:rPr>
+        <w:t xml:space="preserve"> O presente instrumento constitui o entendimento integral entre as partes contratantes revogam expressamente todas e quaisquer anteriores tratativas ou discussões entre elas em relação ao objeto deste instrumento.</w:t>
+      </w:r>
+    </w:p>
+    <w:p>
+      <w:pPr>
+        <w:pStyle w:val="SemEspaamento"/>
+        <w:spacing w:line="276" w:lineRule="auto"/>
+        <w:jc w:val="both"/>
+        <w:rPr>
+          <w:rFonts w:ascii="Book Antiqua" w:hAnsi="Book Antiqua" w:cs="Times New Roman"/>
+          <w:color w:val="000000" w:themeColor="text1"/>
+        </w:rPr>
+      </w:pPr>
+    </w:p>
+    <w:p>
+      <w:pPr>
+        <w:pStyle w:val="SemEspaamento"/>
+        <w:spacing w:line="276" w:lineRule="auto"/>
+        <w:jc w:val="both"/>
+        <w:rPr>
+          <w:rFonts w:ascii="Book Antiqua" w:hAnsi="Book Antiqua" w:cs="Times New Roman"/>
+          <w:color w:val="000000" w:themeColor="text1"/>
+        </w:rPr>
+      </w:pPr>
+      <w:r>
+        <w:rPr>
+          <w:rFonts w:ascii="Book Antiqua" w:hAnsi="Book Antiqua" w:cs="Times New Roman"/>
+          <w:b/>
+          <w:bCs/>
+          <w:color w:val="000000" w:themeColor="text1"/>
+        </w:rPr>
+        <w:t xml:space="preserve">Parágrafo </w:t>
+      </w:r>
+      <w:r>
+        <w:rPr>
+          <w:rFonts w:ascii="Book Antiqua" w:hAnsi="Book Antiqua" w:cs="Times New Roman"/>
+          <w:b/>
+          <w:bCs/>
+          <w:color w:val="000000" w:themeColor="text1"/>
+        </w:rPr>
+        <w:t>Terceiro</w:t>
+      </w:r>
+      <w:r>
+        <w:rPr>
+          <w:rFonts w:ascii="Book Antiqua" w:hAnsi="Book Antiqua" w:cs="Times New Roman"/>
+          <w:b/>
+          <w:bCs/>
+          <w:color w:val="000000" w:themeColor="text1"/>
+        </w:rPr>
+        <w:t>:</w:t>
+      </w:r>
+      <w:r>
+        <w:rPr>
+          <w:rFonts w:ascii="Book Antiqua" w:hAnsi="Book Antiqua" w:cs="Times New Roman"/>
+          <w:color w:val="000000" w:themeColor="text1"/>
+        </w:rPr>
+        <w:t xml:space="preserve"> Fica claro e expressamente estabelecido que não constitua novação a abstenção por parte da CONTRATADA do exercício de qualquer direito ou faculdade que lhe é assegurada neste instrumento, nem a concordância com o atraso no cumprimento de quaisquer obrigações por parte da CONTRATANTE.</w:t>
+      </w:r>
+    </w:p>
+    <w:p>
+      <w:pPr>
+        <w:pStyle w:val="SemEspaamento"/>
+        <w:spacing w:line="276" w:lineRule="auto"/>
+        <w:jc w:val="both"/>
+        <w:rPr>
+          <w:rFonts w:ascii="Book Antiqua" w:hAnsi="Book Antiqua" w:cs="Times New Roman"/>
+          <w:color w:val="000000" w:themeColor="text1"/>
+        </w:rPr>
+      </w:pPr>
+    </w:p>
+    <w:p>
+      <w:pPr>
+        <w:pStyle w:val="SemEspaamento"/>
+        <w:spacing w:line="276" w:lineRule="auto"/>
+        <w:jc w:val="both"/>
+        <w:rPr>
+          <w:rFonts w:ascii="Book Antiqua" w:hAnsi="Book Antiqua" w:cs="Times New Roman"/>
+          <w:color w:val="000000" w:themeColor="text1"/>
+        </w:rPr>
+      </w:pPr>
+      <w:r>
+        <w:rPr>
+          <w:rFonts w:ascii="Book Antiqua" w:hAnsi="Book Antiqua" w:cs="Times New Roman"/>
+          <w:b/>
+          <w:bCs/>
+          <w:color w:val="000000" w:themeColor="text1"/>
+        </w:rPr>
+        <w:t xml:space="preserve">Parágrafo </w:t>
+      </w:r>
+      <w:r>
+        <w:rPr>
+          <w:rFonts w:ascii="Book Antiqua" w:hAnsi="Book Antiqua" w:cs="Times New Roman"/>
+          <w:b/>
+          <w:bCs/>
+          <w:color w:val="000000" w:themeColor="text1"/>
+        </w:rPr>
+        <w:t>Quarto</w:t>
+      </w:r>
+      <w:r>
+        <w:rPr>
+          <w:rFonts w:ascii="Book Antiqua" w:hAnsi="Book Antiqua" w:cs="Times New Roman"/>
+          <w:b/>
+          <w:bCs/>
+          <w:color w:val="000000" w:themeColor="text1"/>
+        </w:rPr>
+        <w:t>:</w:t>
+      </w:r>
+      <w:r>
+        <w:rPr>
+          <w:rFonts w:ascii="Book Antiqua" w:hAnsi="Book Antiqua" w:cs="Times New Roman"/>
+          <w:color w:val="000000" w:themeColor="text1"/>
+        </w:rPr>
+        <w:t xml:space="preserve"> Todas as obrigações assumidas no presente instrumento são exigíveis nos prazos e pela forma convencionados, independentemente de qualquer aviso, interpelação ou notificação judicial ou extrajudicial e qualquer tolerância quanto ao cumprimento das disposições aqui estipuladas não será considerada como novação contratual.</w:t>
+      </w:r>
+    </w:p>
+    <w:p>
+      <w:pPr>
+        <w:pStyle w:val="SemEspaamento"/>
+        <w:spacing w:line="276" w:lineRule="auto"/>
+        <w:jc w:val="both"/>
+        <w:rPr>
+          <w:rFonts w:ascii="Book Antiqua" w:hAnsi="Book Antiqua" w:cs="Times New Roman"/>
+          <w:color w:val="000000" w:themeColor="text1"/>
+        </w:rPr>
+      </w:pPr>
+    </w:p>
+    <w:p>
+      <w:pPr>
+        <w:pStyle w:val="SemEspaamento"/>
+        <w:spacing w:line="276" w:lineRule="auto"/>
+        <w:jc w:val="both"/>
+        <w:rPr>
+          <w:rFonts w:ascii="Book Antiqua" w:hAnsi="Book Antiqua" w:cs="Times New Roman"/>
+          <w:color w:val="000000" w:themeColor="text1"/>
+        </w:rPr>
+      </w:pPr>
+      <w:r>
+        <w:rPr>
+          <w:rFonts w:ascii="Book Antiqua" w:hAnsi="Book Antiqua" w:cs="Times New Roman"/>
+          <w:b/>
+          <w:bCs/>
+          <w:color w:val="000000" w:themeColor="text1"/>
+        </w:rPr>
+        <w:t>CLÁUSULA TRIGÉSIMA SÉTIMA:</w:t>
+      </w:r>
+      <w:r>
+        <w:rPr>
+          <w:rFonts w:ascii="Book Antiqua" w:hAnsi="Book Antiqua" w:cs="Times New Roman"/>
+          <w:color w:val="000000" w:themeColor="text1"/>
+        </w:rPr>
+        <w:t xml:space="preserve"> O presente termo passa a vigorar entre as partes a partir de sua assinatura, sendo irrevogável e irretratável, obrigando </w:t>
+      </w:r>
+      <w:r>
+        <w:rPr>
+          <w:rFonts w:ascii="Book Antiqua" w:hAnsi="Book Antiqua" w:cs="Times New Roman"/>
+          <w:color w:val="000000" w:themeColor="text1"/>
+        </w:rPr>
+        <w:t xml:space="preserve">no cumprimento de todas as obrigações nele dispostas </w:t>
+      </w:r>
+      <w:r>
+        <w:rPr>
+          <w:rFonts w:ascii="Book Antiqua" w:hAnsi="Book Antiqua" w:cs="Times New Roman"/>
+          <w:color w:val="000000" w:themeColor="text1"/>
+        </w:rPr>
+        <w:t>não apenas as partes contratantes, como também os seus herdeiros e sucessores</w:t>
+      </w:r>
+      <w:r>
+        <w:rPr>
+          <w:rFonts w:ascii="Book Antiqua" w:hAnsi="Book Antiqua" w:cs="Times New Roman"/>
+          <w:color w:val="000000" w:themeColor="text1"/>
+        </w:rPr>
+        <w:t>, bem como os representantes legais em caso de Pessoas Jurídicas ou entes despersonalizados.</w:t>
+      </w:r>
+    </w:p>
+    <w:p>
+      <w:pPr>
+        <w:pStyle w:val="SemEspaamento"/>
+        <w:spacing w:line="276" w:lineRule="auto"/>
+        <w:jc w:val="both"/>
+        <w:rPr>
+          <w:rFonts w:ascii="Book Antiqua" w:hAnsi="Book Antiqua" w:cs="Times New Roman"/>
+          <w:color w:val="000000" w:themeColor="text1"/>
+        </w:rPr>
+      </w:pPr>
+    </w:p>
+    <w:p>
+      <w:pPr>
+        <w:pStyle w:val="SemEspaamento"/>
+        <w:spacing w:line="276" w:lineRule="auto"/>
+        <w:jc w:val="both"/>
+        <w:rPr>
+          <w:rFonts w:ascii="Book Antiqua" w:hAnsi="Book Antiqua" w:cs="Times New Roman"/>
+          <w:b/>
+          <w:color w:val="000000" w:themeColor="text1"/>
+        </w:rPr>
+      </w:pPr>
+      <w:r>
+        <w:rPr>
+          <w:rFonts w:ascii="Book Antiqua" w:hAnsi="Book Antiqua" w:cs="Times New Roman"/>
+          <w:b/>
+          <w:color w:val="000000" w:themeColor="text1"/>
+        </w:rPr>
+        <w:t>X</w:t>
+      </w:r>
+      <w:r>
+        <w:rPr>
+          <w:rFonts w:ascii="Book Antiqua" w:hAnsi="Book Antiqua" w:cs="Times New Roman"/>
+          <w:b/>
+          <w:color w:val="000000" w:themeColor="text1"/>
+        </w:rPr>
+        <w:t>V</w:t>
+      </w:r>
+      <w:r>
+        <w:rPr>
+          <w:rFonts w:ascii="Book Antiqua" w:hAnsi="Book Antiqua" w:cs="Times New Roman"/>
+          <w:b/>
+          <w:color w:val="000000" w:themeColor="text1"/>
+        </w:rPr>
+        <w:t>I - DO FORO</w:t>
+      </w:r>
+    </w:p>
+    <w:p>
+      <w:pPr>
+        <w:pStyle w:val="SemEspaamento"/>
+        <w:spacing w:line="276" w:lineRule="auto"/>
+        <w:jc w:val="both"/>
+        <w:rPr>
+          <w:rFonts w:ascii="Book Antiqua" w:hAnsi="Book Antiqua" w:cs="Times New Roman"/>
+          <w:color w:val="000000" w:themeColor="text1"/>
+        </w:rPr>
+      </w:pPr>
+      <w:r>
+        <w:rPr>
+          <w:rFonts w:ascii="Book Antiqua" w:hAnsi="Book Antiqua" w:cs="Times New Roman"/>
+          <w:b/>
+          <w:bCs/>
+          <w:color w:val="000000" w:themeColor="text1"/>
+        </w:rPr>
+        <w:t>CLÁUSULA TRIGÉSIMA OITAVA</w:t>
+      </w:r>
+      <w:r>
+        <w:rPr>
+          <w:rFonts w:ascii="Book Antiqua" w:hAnsi="Book Antiqua" w:cs="Times New Roman"/>
+          <w:color w:val="000000" w:themeColor="text1"/>
+        </w:rPr>
+        <w:t>: Fica eleito, de comum acordo, o foro da Comarca de Anápolis, estado de Goiás, com renúncia expressa a qualquer outro, por mais privilegiado que seja, para solução de eventuais litígios resultantes deste contrato.</w:t>
+      </w:r>
+    </w:p>
+    <w:p>
+      <w:pPr>
+        <w:pStyle w:val="SemEspaamento"/>
+        <w:spacing w:line="276" w:lineRule="auto"/>
+        <w:jc w:val="both"/>
+        <w:rPr>
+          <w:rFonts w:ascii="Book Antiqua" w:hAnsi="Book Antiqua" w:cs="Times New Roman"/>
+          <w:color w:val="000000" w:themeColor="text1"/>
+        </w:rPr>
+      </w:pPr>
+    </w:p>
+    <w:p>
+      <w:pPr>
+        <w:pStyle w:val="SemEspaamento"/>
+        <w:spacing w:line="276" w:lineRule="auto"/>
+        <w:jc w:val="both"/>
+        <w:rPr>
+          <w:rFonts w:ascii="Book Antiqua" w:hAnsi="Book Antiqua" w:cs="Times New Roman"/>
+          <w:color w:val="000000" w:themeColor="text1"/>
+        </w:rPr>
+      </w:pPr>
+      <w:r>
+        <w:rPr>
+          <w:rFonts w:ascii="Book Antiqua" w:hAnsi="Book Antiqua" w:cs="Times New Roman"/>
+          <w:color w:val="000000" w:themeColor="text1"/>
+        </w:rPr>
+        <w:t>E por estarem justos e acordad</w:t>
+      </w:r>
+      <w:r>
+        <w:rPr>
+          <w:rFonts w:ascii="Book Antiqua" w:hAnsi="Book Antiqua" w:cs="Times New Roman"/>
+          <w:color w:val="000000" w:themeColor="text1"/>
+        </w:rPr>
+        <w:t>a</w:t>
+      </w:r>
+      <w:r>
+        <w:rPr>
+          <w:rFonts w:ascii="Book Antiqua" w:hAnsi="Book Antiqua" w:cs="Times New Roman"/>
+          <w:color w:val="000000" w:themeColor="text1"/>
+        </w:rPr>
+        <w:t>s</w:t>
+      </w:r>
+      <w:r>
+        <w:rPr>
+          <w:rFonts w:ascii="Book Antiqua" w:hAnsi="Book Antiqua" w:cs="Times New Roman"/>
+          <w:color w:val="000000" w:themeColor="text1"/>
+        </w:rPr>
+        <w:t>, as partes</w:t>
+      </w:r>
+      <w:r>
+        <w:rPr>
+          <w:rFonts w:ascii="Book Antiqua" w:hAnsi="Book Antiqua" w:cs="Times New Roman"/>
+          <w:color w:val="000000" w:themeColor="text1"/>
+        </w:rPr>
+        <w:t xml:space="preserve"> aceitam as cláusulas, condições, teor e forma pública de conhecimento do presente </w:t>
+      </w:r>
+      <w:r>
+        <w:rPr>
+          <w:rFonts w:ascii="Book Antiqua" w:hAnsi="Book Antiqua" w:cs="Times New Roman"/>
+          <w:color w:val="000000" w:themeColor="text1"/>
+        </w:rPr>
+        <w:t>c</w:t>
+      </w:r>
+      <w:r>
+        <w:rPr>
+          <w:rFonts w:ascii="Book Antiqua" w:hAnsi="Book Antiqua" w:cs="Times New Roman"/>
+          <w:color w:val="000000" w:themeColor="text1"/>
+        </w:rPr>
+        <w:t>ontrato.</w:t>
+      </w:r>
+    </w:p>
+    <w:p>
+      <w:pPr>
+        <w:pStyle w:val="SemEspaamento"/>
+        <w:spacing w:line="276" w:lineRule="auto"/>
+        <w:jc w:val="both"/>
+        <w:rPr>
+          <w:rFonts w:ascii="Book Antiqua" w:hAnsi="Book Antiqua" w:cs="Times New Roman"/>
+          <w:color w:val="000000" w:themeColor="text1"/>
+        </w:rPr>
+      </w:pPr>
+    </w:p>
+    <w:p>
+      <w:pPr>
+        <w:pStyle w:val="SemEspaamento"/>
+        <w:spacing w:line="276" w:lineRule="auto"/>
+        <w:jc w:val="both"/>
+        <w:rPr>
+          <w:rFonts w:ascii="Book Antiqua" w:hAnsi="Book Antiqua" w:cs="Times New Roman"/>
+          <w:color w:val="000000" w:themeColor="text1"/>
+        </w:rPr>
+      </w:pPr>
+      <w:r>
+        <w:rPr>
+          <w:rFonts w:ascii="Book Antiqua" w:hAnsi="Book Antiqua" w:cs="Times New Roman"/>
+          <w:color w:val="000000" w:themeColor="text1"/>
+        </w:rPr>
+        <w:t>Anápolis,</w:t>
       </w:r>
       <w:r>
         <w:rPr>
@@ -7592,26 +8228,39 @@
         </w:rPr>
         <w:t xml:space="preserve"> </w:t>
       </w:r>
-      <w:r>
-        <w:rPr>
-          <w:rFonts w:ascii="Book Antiqua" w:hAnsi="Book Antiqua" w:cs="Times New Roman"/>
-          <w:color w:val="000000" w:themeColor="text1"/>
-        </w:rPr>
-        <w:t>Qualquer modificação, alteração ou acréscimo pertinente ao presente Contrato s</w:t>
-      </w:r>
-      <w:r>
-        <w:rPr>
-          <w:rFonts w:ascii="Book Antiqua" w:hAnsi="Book Antiqua" w:cs="Times New Roman"/>
-          <w:color w:val="000000" w:themeColor="text1"/>
-        </w:rPr>
-        <w:t xml:space="preserve">omente </w:t>
-      </w:r>
-      <w:r>
-        <w:rPr>
-          <w:rFonts w:ascii="Book Antiqua" w:hAnsi="Book Antiqua" w:cs="Times New Roman"/>
-          <w:color w:val="000000" w:themeColor="text1"/>
-        </w:rPr>
-        <w:t>será admitida mediante a formalização de Termo Aditivo entre as Partes com a</w:t>
+      <w:proofErr w:type="gramStart"/>
+      <w:r>
+        <w:rPr>
+          <w:b/>
+          <w:bCs/>
+          <w:sz w:val="28"/>
+        </w:rPr>
+        <w:t xml:space="preserve">{{ </w:t>
+      </w:r>
+      <w:r>
+        <w:rPr>
+          <w:b/>
+          <w:bCs/>
+          <w:sz w:val="28"/>
+        </w:rPr>
+        <w:t>DATA</w:t>
+      </w:r>
+      <w:proofErr w:type="gramEnd"/>
+      <w:r>
+        <w:rPr>
+          <w:b/>
+          <w:bCs/>
+          <w:sz w:val="28"/>
+        </w:rPr>
+        <w:t>_CONTRATO</w:t>
+      </w:r>
+      <w:r>
+        <w:rPr>
+          <w:b/>
+          <w:bCs/>
+          <w:sz w:val="28"/>
+        </w:rPr>
+        <w:t xml:space="preserve"> }}</w:t>
       </w:r>
       <w:r>
         <w:rPr>
@@ -7620,821 +8269,105 @@
         </w:rPr>
         <w:t xml:space="preserve"> </w:t>
       </w:r>
-      <w:r>
-        <w:rPr>
-          <w:rFonts w:ascii="Book Antiqua" w:hAnsi="Book Antiqua" w:cs="Times New Roman"/>
-          <w:color w:val="000000" w:themeColor="text1"/>
-        </w:rPr>
-        <w:t>finalidade específica;</w:t>
-      </w:r>
-    </w:p>
-    <w:p>
-      <w:pPr>
-        <w:pStyle w:val="SemEspaamento"/>
-        <w:spacing w:line="276" w:lineRule="auto"/>
-        <w:jc w:val="both"/>
-        <w:rPr>
-          <w:rFonts w:ascii="Book Antiqua" w:hAnsi="Book Antiqua" w:cs="Times New Roman"/>
-          <w:color w:val="000000" w:themeColor="text1"/>
-        </w:rPr>
-      </w:pPr>
-    </w:p>
-    <w:p>
-      <w:pPr>
-        <w:pStyle w:val="SemEspaamento"/>
-        <w:spacing w:line="276" w:lineRule="auto"/>
-        <w:jc w:val="both"/>
-        <w:rPr>
-          <w:rFonts w:ascii="Book Antiqua" w:hAnsi="Book Antiqua" w:cs="Times New Roman"/>
-          <w:color w:val="000000" w:themeColor="text1"/>
-        </w:rPr>
-      </w:pPr>
-      <w:r>
-        <w:rPr>
-          <w:rFonts w:ascii="Book Antiqua" w:hAnsi="Book Antiqua" w:cs="Times New Roman"/>
-          <w:b/>
-          <w:bCs/>
-          <w:color w:val="000000" w:themeColor="text1"/>
-        </w:rPr>
-        <w:t>CLÁUSULA TRIGÉSIMA QUARTA:</w:t>
-      </w:r>
-      <w:r>
-        <w:rPr>
-          <w:rFonts w:ascii="Book Antiqua" w:hAnsi="Book Antiqua" w:cs="Times New Roman"/>
-          <w:color w:val="000000" w:themeColor="text1"/>
-        </w:rPr>
-        <w:t xml:space="preserve"> </w:t>
-      </w:r>
-      <w:r>
-        <w:rPr>
-          <w:rFonts w:ascii="Book Antiqua" w:hAnsi="Book Antiqua" w:cs="Times New Roman"/>
-          <w:color w:val="000000" w:themeColor="text1"/>
-        </w:rPr>
-        <w:t xml:space="preserve">todos os comunicados entre as partes deverão ser realizados por meios convencionais e </w:t>
-      </w:r>
-      <w:r>
-        <w:rPr>
-          <w:rFonts w:ascii="Book Antiqua" w:hAnsi="Book Antiqua" w:cs="Times New Roman"/>
-          <w:color w:val="000000" w:themeColor="text1"/>
-        </w:rPr>
-        <w:t>legítimos (E</w:t>
-      </w:r>
-      <w:r>
-        <w:rPr>
-          <w:rFonts w:ascii="Book Antiqua" w:hAnsi="Book Antiqua" w:cs="Times New Roman"/>
-          <w:color w:val="000000" w:themeColor="text1"/>
-        </w:rPr>
-        <w:t>-</w:t>
-      </w:r>
-      <w:r>
-        <w:rPr>
-          <w:rFonts w:ascii="Book Antiqua" w:hAnsi="Book Antiqua" w:cs="Times New Roman"/>
-          <w:color w:val="000000" w:themeColor="text1"/>
-        </w:rPr>
-        <w:t xml:space="preserve">mails, </w:t>
-      </w:r>
-      <w:r>
-        <w:rPr>
-          <w:rFonts w:ascii="Book Antiqua" w:hAnsi="Book Antiqua" w:cs="Times New Roman"/>
-          <w:color w:val="000000" w:themeColor="text1"/>
-        </w:rPr>
-        <w:t>N</w:t>
-      </w:r>
-      <w:r>
-        <w:rPr>
-          <w:rFonts w:ascii="Book Antiqua" w:hAnsi="Book Antiqua" w:cs="Times New Roman"/>
-          <w:color w:val="000000" w:themeColor="text1"/>
-        </w:rPr>
-        <w:t>otificação, carta, WhatsApp) desde que previamente ajustados, sob pena de não reconhecimento</w:t>
-      </w:r>
-      <w:r>
-        <w:rPr>
-          <w:rFonts w:ascii="Book Antiqua" w:hAnsi="Book Antiqua" w:cs="Times New Roman"/>
-          <w:color w:val="000000" w:themeColor="text1"/>
-        </w:rPr>
-        <w:t xml:space="preserve"> e não validação para os fins que se destinam neste contrato.</w:t>
-      </w:r>
-      <w:r>
-        <w:rPr>
-          <w:rFonts w:ascii="Book Antiqua" w:hAnsi="Book Antiqua" w:cs="Times New Roman"/>
-          <w:color w:val="000000" w:themeColor="text1"/>
-        </w:rPr>
-        <w:t xml:space="preserve"> </w:t>
-      </w:r>
-      <w:r>
-        <w:rPr>
-          <w:rFonts w:ascii="Book Antiqua" w:hAnsi="Book Antiqua" w:cs="Times New Roman"/>
-          <w:color w:val="000000" w:themeColor="text1"/>
-        </w:rPr>
-        <w:t xml:space="preserve"> </w:t>
-      </w:r>
-    </w:p>
-    <w:p>
-      <w:pPr>
-        <w:pStyle w:val="SemEspaamento"/>
-        <w:spacing w:line="276" w:lineRule="auto"/>
-        <w:jc w:val="both"/>
-        <w:rPr>
-          <w:rFonts w:ascii="Book Antiqua" w:hAnsi="Book Antiqua" w:cs="Times New Roman"/>
-          <w:color w:val="000000" w:themeColor="text1"/>
-        </w:rPr>
-      </w:pPr>
-      <w:r>
-        <w:rPr>
-          <w:rFonts w:ascii="Book Antiqua" w:hAnsi="Book Antiqua" w:cs="Times New Roman"/>
-          <w:b/>
-          <w:bCs/>
-          <w:color w:val="000000" w:themeColor="text1"/>
-        </w:rPr>
-        <w:t>CLÁUSULA TRIGÉSIMA QUINTA</w:t>
-      </w:r>
-      <w:r>
-        <w:rPr>
-          <w:rFonts w:ascii="Book Antiqua" w:hAnsi="Book Antiqua" w:cs="Times New Roman"/>
-          <w:color w:val="000000" w:themeColor="text1"/>
-        </w:rPr>
-        <w:t>:</w:t>
-      </w:r>
-      <w:r>
-        <w:rPr>
-          <w:rFonts w:ascii="Book Antiqua" w:hAnsi="Book Antiqua" w:cs="Times New Roman"/>
-          <w:color w:val="000000" w:themeColor="text1"/>
-        </w:rPr>
-        <w:t xml:space="preserve"> </w:t>
-      </w:r>
-      <w:r>
-        <w:rPr>
-          <w:rFonts w:ascii="Book Antiqua" w:hAnsi="Book Antiqua" w:cs="Times New Roman"/>
-          <w:color w:val="000000" w:themeColor="text1"/>
-        </w:rPr>
-        <w:t xml:space="preserve">Declara o </w:t>
-      </w:r>
-      <w:r>
-        <w:rPr>
-          <w:rFonts w:ascii="Book Antiqua" w:hAnsi="Book Antiqua" w:cs="Times New Roman"/>
-          <w:color w:val="000000" w:themeColor="text1"/>
-        </w:rPr>
-        <w:t>CONTRATANTE</w:t>
-      </w:r>
-      <w:r>
-        <w:rPr>
-          <w:rFonts w:ascii="Book Antiqua" w:hAnsi="Book Antiqua" w:cs="Times New Roman"/>
-          <w:color w:val="000000" w:themeColor="text1"/>
-        </w:rPr>
-        <w:t xml:space="preserve"> ter tido a oportunidade de fazer perguntas, que foram respondidas satisfatoriamente e de ter recebido todos os esclarecimentos necessários à compreensão dos aspectos ligados ao serviço que está contratando. Confirma ainda ter recebido todas as explicações, lido, compreendido e concordado com tudo que lhe foi esclarecido, e que lhe foi dada a oportunidade de anular ou questionar qualquer parágrafo ou palavras com as quais não concordasse.</w:t>
-      </w:r>
-    </w:p>
-    <w:p>
-      <w:pPr>
-        <w:pStyle w:val="SemEspaamento"/>
-        <w:spacing w:line="276" w:lineRule="auto"/>
-        <w:jc w:val="both"/>
-        <w:rPr>
-          <w:rFonts w:ascii="Book Antiqua" w:hAnsi="Book Antiqua" w:cs="Times New Roman"/>
-          <w:color w:val="000000" w:themeColor="text1"/>
-        </w:rPr>
-      </w:pPr>
-    </w:p>
-    <w:p>
-      <w:pPr>
-        <w:pStyle w:val="SemEspaamento"/>
-        <w:spacing w:line="276" w:lineRule="auto"/>
-        <w:jc w:val="both"/>
-        <w:rPr>
-          <w:rFonts w:ascii="Book Antiqua" w:hAnsi="Book Antiqua" w:cs="Times New Roman"/>
-          <w:color w:val="000000" w:themeColor="text1"/>
-        </w:rPr>
-      </w:pPr>
-      <w:r>
-        <w:rPr>
-          <w:rFonts w:ascii="Book Antiqua" w:hAnsi="Book Antiqua" w:cs="Times New Roman"/>
-          <w:b/>
-          <w:bCs/>
-          <w:color w:val="000000" w:themeColor="text1"/>
-        </w:rPr>
-        <w:t>CLÁUSULA TRIGÉSIMA SEXTA</w:t>
-      </w:r>
-      <w:r>
-        <w:rPr>
-          <w:rFonts w:ascii="Book Antiqua" w:hAnsi="Book Antiqua" w:cs="Times New Roman"/>
-          <w:color w:val="000000" w:themeColor="text1"/>
-        </w:rPr>
-        <w:t xml:space="preserve">: </w:t>
-      </w:r>
-      <w:r>
-        <w:rPr>
-          <w:rFonts w:ascii="Book Antiqua" w:hAnsi="Book Antiqua" w:cs="Times New Roman"/>
-          <w:color w:val="000000" w:themeColor="text1"/>
-        </w:rPr>
-        <w:t>O presente Contrato é celebrado de comum acordo entre as partes, que concordam e dão ciência a todos os seus termos, assumindo plena eficácia e força de título executivo extrajudicial.</w:t>
-      </w:r>
-    </w:p>
-    <w:p>
-      <w:pPr>
-        <w:pStyle w:val="SemEspaamento"/>
-        <w:spacing w:line="276" w:lineRule="auto"/>
-        <w:jc w:val="both"/>
-        <w:rPr>
-          <w:rFonts w:ascii="Book Antiqua" w:hAnsi="Book Antiqua" w:cs="Times New Roman"/>
-          <w:color w:val="000000" w:themeColor="text1"/>
-        </w:rPr>
-      </w:pPr>
-    </w:p>
-    <w:p>
-      <w:pPr>
-        <w:pStyle w:val="SemEspaamento"/>
-        <w:spacing w:line="276" w:lineRule="auto"/>
-        <w:jc w:val="both"/>
-        <w:rPr>
-          <w:rFonts w:ascii="Book Antiqua" w:hAnsi="Book Antiqua" w:cs="Times New Roman"/>
-          <w:color w:val="000000" w:themeColor="text1"/>
-        </w:rPr>
-      </w:pPr>
-      <w:r>
-        <w:rPr>
-          <w:rFonts w:ascii="Book Antiqua" w:hAnsi="Book Antiqua" w:cs="Times New Roman"/>
-          <w:b/>
-          <w:bCs/>
-          <w:color w:val="000000" w:themeColor="text1"/>
-        </w:rPr>
-        <w:t xml:space="preserve">Parágrafo </w:t>
-      </w:r>
-      <w:r>
-        <w:rPr>
-          <w:rFonts w:ascii="Book Antiqua" w:hAnsi="Book Antiqua" w:cs="Times New Roman"/>
-          <w:b/>
-          <w:bCs/>
-          <w:color w:val="000000" w:themeColor="text1"/>
-        </w:rPr>
-        <w:t>Primeiro</w:t>
-      </w:r>
-      <w:r>
-        <w:rPr>
-          <w:rFonts w:ascii="Book Antiqua" w:hAnsi="Book Antiqua" w:cs="Times New Roman"/>
-          <w:b/>
-          <w:bCs/>
-          <w:color w:val="000000" w:themeColor="text1"/>
-        </w:rPr>
-        <w:t xml:space="preserve">: </w:t>
-      </w:r>
-      <w:r>
-        <w:rPr>
-          <w:rFonts w:ascii="Book Antiqua" w:hAnsi="Book Antiqua" w:cs="Times New Roman"/>
-          <w:color w:val="000000" w:themeColor="text1"/>
-        </w:rPr>
-        <w:t>O presente instrumento é irrevogável, irretratável e consubstancia todo o acordo constante neste instrumento e somente poderá ser alterado ou modificado, mediante documento público, formalmente em ordem e devidamente assinado pelas partes, que passará a fazer parte integrante do presente instrumento, para todos os fins de direito.</w:t>
-      </w:r>
-    </w:p>
-    <w:p>
-      <w:pPr>
-        <w:pStyle w:val="SemEspaamento"/>
-        <w:spacing w:line="276" w:lineRule="auto"/>
-        <w:jc w:val="both"/>
-        <w:rPr>
-          <w:rFonts w:ascii="Book Antiqua" w:hAnsi="Book Antiqua" w:cs="Times New Roman"/>
-          <w:color w:val="000000" w:themeColor="text1"/>
-        </w:rPr>
-      </w:pPr>
-    </w:p>
-    <w:p>
-      <w:pPr>
-        <w:pStyle w:val="SemEspaamento"/>
-        <w:spacing w:line="276" w:lineRule="auto"/>
-        <w:jc w:val="both"/>
-        <w:rPr>
-          <w:rFonts w:ascii="Book Antiqua" w:hAnsi="Book Antiqua" w:cs="Times New Roman"/>
-          <w:color w:val="000000" w:themeColor="text1"/>
-        </w:rPr>
-      </w:pPr>
-      <w:r>
-        <w:rPr>
-          <w:rFonts w:ascii="Book Antiqua" w:hAnsi="Book Antiqua" w:cs="Times New Roman"/>
-          <w:b/>
-          <w:bCs/>
-          <w:color w:val="000000" w:themeColor="text1"/>
-        </w:rPr>
-        <w:lastRenderedPageBreak/>
-        <w:t xml:space="preserve">Parágrafo </w:t>
-      </w:r>
-      <w:r>
-        <w:rPr>
-          <w:rFonts w:ascii="Book Antiqua" w:hAnsi="Book Antiqua" w:cs="Times New Roman"/>
-          <w:b/>
-          <w:bCs/>
-          <w:color w:val="000000" w:themeColor="text1"/>
-        </w:rPr>
-        <w:t>Segundo</w:t>
-      </w:r>
-      <w:r>
-        <w:rPr>
-          <w:rFonts w:ascii="Book Antiqua" w:hAnsi="Book Antiqua" w:cs="Times New Roman"/>
-          <w:b/>
-          <w:bCs/>
-          <w:color w:val="000000" w:themeColor="text1"/>
-        </w:rPr>
-        <w:t>:</w:t>
-      </w:r>
-      <w:r>
-        <w:rPr>
-          <w:rFonts w:ascii="Book Antiqua" w:hAnsi="Book Antiqua" w:cs="Times New Roman"/>
-          <w:color w:val="000000" w:themeColor="text1"/>
-        </w:rPr>
-        <w:t xml:space="preserve"> O presente instrumento constitui o entendimento integral entre as partes contratantes revogam expressamente todas e quaisquer anteriores tratativas ou discussões entre elas em relação ao objeto deste instrumento.</w:t>
-      </w:r>
-    </w:p>
-    <w:p>
-      <w:pPr>
-        <w:pStyle w:val="SemEspaamento"/>
-        <w:spacing w:line="276" w:lineRule="auto"/>
-        <w:jc w:val="both"/>
-        <w:rPr>
-          <w:rFonts w:ascii="Book Antiqua" w:hAnsi="Book Antiqua" w:cs="Times New Roman"/>
-          <w:color w:val="000000" w:themeColor="text1"/>
-        </w:rPr>
-      </w:pPr>
-    </w:p>
-    <w:p>
-      <w:pPr>
-        <w:pStyle w:val="SemEspaamento"/>
-        <w:spacing w:line="276" w:lineRule="auto"/>
-        <w:jc w:val="both"/>
-        <w:rPr>
-          <w:rFonts w:ascii="Book Antiqua" w:hAnsi="Book Antiqua" w:cs="Times New Roman"/>
-          <w:color w:val="000000" w:themeColor="text1"/>
-        </w:rPr>
-      </w:pPr>
-      <w:r>
-        <w:rPr>
-          <w:rFonts w:ascii="Book Antiqua" w:hAnsi="Book Antiqua" w:cs="Times New Roman"/>
-          <w:b/>
-          <w:bCs/>
-          <w:color w:val="000000" w:themeColor="text1"/>
-        </w:rPr>
-        <w:t xml:space="preserve">Parágrafo </w:t>
-      </w:r>
-      <w:r>
-        <w:rPr>
-          <w:rFonts w:ascii="Book Antiqua" w:hAnsi="Book Antiqua" w:cs="Times New Roman"/>
-          <w:b/>
-          <w:bCs/>
-          <w:color w:val="000000" w:themeColor="text1"/>
-        </w:rPr>
-        <w:t>Terceiro</w:t>
-      </w:r>
-      <w:r>
-        <w:rPr>
-          <w:rFonts w:ascii="Book Antiqua" w:hAnsi="Book Antiqua" w:cs="Times New Roman"/>
-          <w:b/>
-          <w:bCs/>
-          <w:color w:val="000000" w:themeColor="text1"/>
-        </w:rPr>
-        <w:t>:</w:t>
-      </w:r>
-      <w:r>
-        <w:rPr>
-          <w:rFonts w:ascii="Book Antiqua" w:hAnsi="Book Antiqua" w:cs="Times New Roman"/>
-          <w:color w:val="000000" w:themeColor="text1"/>
-        </w:rPr>
-        <w:t xml:space="preserve"> Fica claro e expressamente estabelecido que não constitua novação a abstenção por parte da CONTRATADA do exercício de qualquer direito ou faculdade que lhe é assegurada neste instrumento, nem a concordância com o atraso no cumprimento de quaisquer obrigações por parte da CONTRATANTE.</w:t>
-      </w:r>
-    </w:p>
-    <w:p>
-      <w:pPr>
-        <w:pStyle w:val="SemEspaamento"/>
-        <w:spacing w:line="276" w:lineRule="auto"/>
-        <w:jc w:val="both"/>
-        <w:rPr>
-          <w:rFonts w:ascii="Book Antiqua" w:hAnsi="Book Antiqua" w:cs="Times New Roman"/>
-          <w:color w:val="000000" w:themeColor="text1"/>
-        </w:rPr>
-      </w:pPr>
-    </w:p>
-    <w:p>
-      <w:pPr>
-        <w:pStyle w:val="SemEspaamento"/>
-        <w:spacing w:line="276" w:lineRule="auto"/>
-        <w:jc w:val="both"/>
-        <w:rPr>
-          <w:rFonts w:ascii="Book Antiqua" w:hAnsi="Book Antiqua" w:cs="Times New Roman"/>
-          <w:color w:val="000000" w:themeColor="text1"/>
-        </w:rPr>
-      </w:pPr>
-      <w:r>
-        <w:rPr>
-          <w:rFonts w:ascii="Book Antiqua" w:hAnsi="Book Antiqua" w:cs="Times New Roman"/>
-          <w:b/>
-          <w:bCs/>
-          <w:color w:val="000000" w:themeColor="text1"/>
-        </w:rPr>
-        <w:t xml:space="preserve">Parágrafo </w:t>
-      </w:r>
-      <w:r>
-        <w:rPr>
-          <w:rFonts w:ascii="Book Antiqua" w:hAnsi="Book Antiqua" w:cs="Times New Roman"/>
-          <w:b/>
-          <w:bCs/>
-          <w:color w:val="000000" w:themeColor="text1"/>
-        </w:rPr>
-        <w:t>Quarto</w:t>
-      </w:r>
-      <w:r>
-        <w:rPr>
-          <w:rFonts w:ascii="Book Antiqua" w:hAnsi="Book Antiqua" w:cs="Times New Roman"/>
-          <w:b/>
-          <w:bCs/>
-          <w:color w:val="000000" w:themeColor="text1"/>
-        </w:rPr>
-        <w:t>:</w:t>
-      </w:r>
-      <w:r>
-        <w:rPr>
-          <w:rFonts w:ascii="Book Antiqua" w:hAnsi="Book Antiqua" w:cs="Times New Roman"/>
-          <w:color w:val="000000" w:themeColor="text1"/>
-        </w:rPr>
-        <w:t xml:space="preserve"> Todas as obrigações assumidas no presente instrumento são exigíveis nos prazos e pela forma convencionados, independentemente de qualquer aviso, interpelação ou notificação judicial ou extrajudicial e qualquer tolerância quanto ao cumprimento das disposições aqui estipuladas não será considerada como novação contratual.</w:t>
-      </w:r>
-    </w:p>
-    <w:p>
-      <w:pPr>
-        <w:pStyle w:val="SemEspaamento"/>
-        <w:spacing w:line="276" w:lineRule="auto"/>
-        <w:jc w:val="both"/>
-        <w:rPr>
-          <w:rFonts w:ascii="Book Antiqua" w:hAnsi="Book Antiqua" w:cs="Times New Roman"/>
-          <w:color w:val="000000" w:themeColor="text1"/>
-        </w:rPr>
-      </w:pPr>
-    </w:p>
-    <w:p>
-      <w:pPr>
-        <w:pStyle w:val="SemEspaamento"/>
-        <w:spacing w:line="276" w:lineRule="auto"/>
-        <w:jc w:val="both"/>
-        <w:rPr>
-          <w:rFonts w:ascii="Book Antiqua" w:hAnsi="Book Antiqua" w:cs="Times New Roman"/>
-          <w:color w:val="000000" w:themeColor="text1"/>
-        </w:rPr>
-      </w:pPr>
-      <w:r>
-        <w:rPr>
-          <w:rFonts w:ascii="Book Antiqua" w:hAnsi="Book Antiqua" w:cs="Times New Roman"/>
-          <w:b/>
-          <w:bCs/>
-          <w:color w:val="000000" w:themeColor="text1"/>
-        </w:rPr>
-        <w:t>CLÁUSULA TRIGÉSIMA SÉTIMA:</w:t>
-      </w:r>
-      <w:r>
-        <w:rPr>
-          <w:rFonts w:ascii="Book Antiqua" w:hAnsi="Book Antiqua" w:cs="Times New Roman"/>
-          <w:color w:val="000000" w:themeColor="text1"/>
-        </w:rPr>
-        <w:t xml:space="preserve"> O presente termo passa a vigorar entre as partes a partir de sua assinatura, sendo irrevogável e irretratável, obrigando </w:t>
-      </w:r>
-      <w:r>
-        <w:rPr>
-          <w:rFonts w:ascii="Book Antiqua" w:hAnsi="Book Antiqua" w:cs="Times New Roman"/>
-          <w:color w:val="000000" w:themeColor="text1"/>
-        </w:rPr>
-        <w:t xml:space="preserve">no cumprimento de todas as obrigações nele dispostas </w:t>
-      </w:r>
-      <w:r>
-        <w:rPr>
-          <w:rFonts w:ascii="Book Antiqua" w:hAnsi="Book Antiqua" w:cs="Times New Roman"/>
-          <w:color w:val="000000" w:themeColor="text1"/>
-        </w:rPr>
-        <w:t>não apenas as partes contratantes, como também os seus herdeiros e sucessores</w:t>
-      </w:r>
-      <w:r>
-        <w:rPr>
-          <w:rFonts w:ascii="Book Antiqua" w:hAnsi="Book Antiqua" w:cs="Times New Roman"/>
-          <w:color w:val="000000" w:themeColor="text1"/>
-        </w:rPr>
-        <w:t>, bem como os representantes legais em caso de Pessoas Jurídicas ou entes despersonalizados.</w:t>
-      </w:r>
-    </w:p>
-    <w:p>
-      <w:pPr>
-        <w:pStyle w:val="SemEspaamento"/>
-        <w:spacing w:line="276" w:lineRule="auto"/>
-        <w:jc w:val="both"/>
-        <w:rPr>
-          <w:rFonts w:ascii="Book Antiqua" w:hAnsi="Book Antiqua" w:cs="Times New Roman"/>
-          <w:color w:val="000000" w:themeColor="text1"/>
-        </w:rPr>
-      </w:pPr>
-    </w:p>
-    <w:p>
-      <w:pPr>
-        <w:pStyle w:val="SemEspaamento"/>
-        <w:spacing w:line="276" w:lineRule="auto"/>
-        <w:jc w:val="both"/>
-        <w:rPr>
-          <w:rFonts w:ascii="Book Antiqua" w:hAnsi="Book Antiqua" w:cs="Times New Roman"/>
-          <w:b/>
-          <w:color w:val="000000" w:themeColor="text1"/>
-        </w:rPr>
-      </w:pPr>
-      <w:r>
-        <w:rPr>
-          <w:rFonts w:ascii="Book Antiqua" w:hAnsi="Book Antiqua" w:cs="Times New Roman"/>
-          <w:b/>
-          <w:color w:val="000000" w:themeColor="text1"/>
-        </w:rPr>
-        <w:t>X</w:t>
-      </w:r>
-      <w:r>
-        <w:rPr>
-          <w:rFonts w:ascii="Book Antiqua" w:hAnsi="Book Antiqua" w:cs="Times New Roman"/>
-          <w:b/>
-          <w:color w:val="000000" w:themeColor="text1"/>
-        </w:rPr>
-        <w:t>V</w:t>
-      </w:r>
-      <w:r>
-        <w:rPr>
-          <w:rFonts w:ascii="Book Antiqua" w:hAnsi="Book Antiqua" w:cs="Times New Roman"/>
-          <w:b/>
-          <w:color w:val="000000" w:themeColor="text1"/>
-        </w:rPr>
-        <w:t>I - DO FORO</w:t>
-      </w:r>
-    </w:p>
-    <w:p>
-      <w:pPr>
-        <w:pStyle w:val="SemEspaamento"/>
-        <w:spacing w:line="276" w:lineRule="auto"/>
-        <w:jc w:val="both"/>
-        <w:rPr>
-          <w:rFonts w:ascii="Book Antiqua" w:hAnsi="Book Antiqua" w:cs="Times New Roman"/>
-          <w:color w:val="000000" w:themeColor="text1"/>
-        </w:rPr>
-      </w:pPr>
-      <w:r>
-        <w:rPr>
-          <w:rFonts w:ascii="Book Antiqua" w:hAnsi="Book Antiqua" w:cs="Times New Roman"/>
-          <w:b/>
-          <w:bCs/>
-          <w:color w:val="000000" w:themeColor="text1"/>
-        </w:rPr>
-        <w:t>CLÁUSULA TRIGÉSIMA OITAVA</w:t>
-      </w:r>
-      <w:r>
-        <w:rPr>
-          <w:rFonts w:ascii="Book Antiqua" w:hAnsi="Book Antiqua" w:cs="Times New Roman"/>
-          <w:color w:val="000000" w:themeColor="text1"/>
-        </w:rPr>
-        <w:t>: Fica eleito, de comum acordo, o foro da Comarca de Anápolis, estado de Goiás, com renúncia expressa a qualquer outro, por mais privilegiado que seja, para solução de eventuais litígios resultantes deste contrato.</w:t>
-      </w:r>
-    </w:p>
-    <w:p>
-      <w:pPr>
-        <w:pStyle w:val="SemEspaamento"/>
-        <w:spacing w:line="276" w:lineRule="auto"/>
-        <w:jc w:val="both"/>
-        <w:rPr>
-          <w:rFonts w:ascii="Book Antiqua" w:hAnsi="Book Antiqua" w:cs="Times New Roman"/>
-          <w:color w:val="000000" w:themeColor="text1"/>
-        </w:rPr>
-      </w:pPr>
-    </w:p>
-    <w:p>
-      <w:pPr>
-        <w:pStyle w:val="SemEspaamento"/>
-        <w:spacing w:line="276" w:lineRule="auto"/>
-        <w:jc w:val="both"/>
-        <w:rPr>
-          <w:rFonts w:ascii="Book Antiqua" w:hAnsi="Book Antiqua" w:cs="Times New Roman"/>
-          <w:color w:val="000000" w:themeColor="text1"/>
-        </w:rPr>
-      </w:pPr>
-      <w:r>
-        <w:rPr>
-          <w:rFonts w:ascii="Book Antiqua" w:hAnsi="Book Antiqua" w:cs="Times New Roman"/>
-          <w:color w:val="000000" w:themeColor="text1"/>
-        </w:rPr>
-        <w:t>E por estarem justos e acordad</w:t>
-      </w:r>
-      <w:r>
-        <w:rPr>
-          <w:rFonts w:ascii="Book Antiqua" w:hAnsi="Book Antiqua" w:cs="Times New Roman"/>
-          <w:color w:val="000000" w:themeColor="text1"/>
-        </w:rPr>
-        <w:t>a</w:t>
-      </w:r>
-      <w:r>
-        <w:rPr>
-          <w:rFonts w:ascii="Book Antiqua" w:hAnsi="Book Antiqua" w:cs="Times New Roman"/>
-          <w:color w:val="000000" w:themeColor="text1"/>
-        </w:rPr>
-        <w:t>s</w:t>
-      </w:r>
-      <w:r>
-        <w:rPr>
-          <w:rFonts w:ascii="Book Antiqua" w:hAnsi="Book Antiqua" w:cs="Times New Roman"/>
-          <w:color w:val="000000" w:themeColor="text1"/>
-        </w:rPr>
-        <w:t>, as partes</w:t>
-      </w:r>
-      <w:r>
-        <w:rPr>
-          <w:rFonts w:ascii="Book Antiqua" w:hAnsi="Book Antiqua" w:cs="Times New Roman"/>
-          <w:color w:val="000000" w:themeColor="text1"/>
-        </w:rPr>
-        <w:t xml:space="preserve"> aceitam as cláusulas, condições, teor e forma pública de conhecimento do presente </w:t>
-      </w:r>
-      <w:r>
-        <w:rPr>
-          <w:rFonts w:ascii="Book Antiqua" w:hAnsi="Book Antiqua" w:cs="Times New Roman"/>
-          <w:color w:val="000000" w:themeColor="text1"/>
-        </w:rPr>
-        <w:t>c</w:t>
-      </w:r>
-      <w:r>
-        <w:rPr>
-          <w:rFonts w:ascii="Book Antiqua" w:hAnsi="Book Antiqua" w:cs="Times New Roman"/>
-          <w:color w:val="000000" w:themeColor="text1"/>
-        </w:rPr>
-        <w:t>ontrato.</w:t>
-      </w:r>
-    </w:p>
-    <w:p>
-      <w:pPr>
-        <w:pStyle w:val="SemEspaamento"/>
-        <w:spacing w:line="276" w:lineRule="auto"/>
-        <w:jc w:val="both"/>
-        <w:rPr>
-          <w:rFonts w:ascii="Book Antiqua" w:hAnsi="Book Antiqua" w:cs="Times New Roman"/>
-          <w:color w:val="000000" w:themeColor="text1"/>
-        </w:rPr>
-      </w:pPr>
-    </w:p>
-    <w:p>
-      <w:pPr>
-        <w:pStyle w:val="SemEspaamento"/>
-        <w:spacing w:line="276" w:lineRule="auto"/>
-        <w:jc w:val="both"/>
-        <w:rPr>
-          <w:rFonts w:ascii="Book Antiqua" w:hAnsi="Book Antiqua" w:cs="Times New Roman"/>
-          <w:color w:val="000000" w:themeColor="text1"/>
-        </w:rPr>
-      </w:pPr>
-      <w:r>
-        <w:rPr>
-          <w:rFonts w:ascii="Book Antiqua" w:hAnsi="Book Antiqua" w:cs="Times New Roman"/>
-          <w:color w:val="000000" w:themeColor="text1"/>
-        </w:rPr>
-        <w:t>Anápolis,</w:t>
-      </w:r>
-      <w:r>
-        <w:rPr>
-          <w:rFonts w:ascii="Book Antiqua" w:hAnsi="Book Antiqua" w:cs="Times New Roman"/>
-          <w:color w:val="000000" w:themeColor="text1"/>
-        </w:rPr>
-        <w:t xml:space="preserve"> </w:t>
-      </w:r>
+    </w:p>
+    <w:p>
+      <w:pPr>
+        <w:pStyle w:val="SemEspaamento"/>
+        <w:spacing w:line="276" w:lineRule="auto"/>
+        <w:jc w:val="both"/>
+        <w:rPr>
+          <w:rFonts w:ascii="Book Antiqua" w:hAnsi="Book Antiqua" w:cs="Times New Roman"/>
+          <w:color w:val="000000" w:themeColor="text1"/>
+        </w:rPr>
+      </w:pPr>
+    </w:p>
+    <w:p>
+      <w:pPr>
+        <w:pStyle w:val="SemEspaamento"/>
+        <w:spacing w:line="276" w:lineRule="auto"/>
+        <w:jc w:val="both"/>
+        <w:rPr>
+          <w:rFonts w:ascii="Book Antiqua" w:hAnsi="Book Antiqua" w:cs="Times New Roman"/>
+          <w:color w:val="000000" w:themeColor="text1"/>
+        </w:rPr>
+      </w:pPr>
+    </w:p>
+    <w:p>
+      <w:pPr>
+        <w:pStyle w:val="SemEspaamento"/>
+        <w:spacing w:line="276" w:lineRule="auto"/>
+        <w:jc w:val="center"/>
+        <w:rPr>
+          <w:rFonts w:ascii="Book Antiqua" w:hAnsi="Book Antiqua" w:cs="Times New Roman"/>
+          <w:color w:val="000000" w:themeColor="text1"/>
+        </w:rPr>
+      </w:pPr>
+      <w:r>
+        <w:rPr>
+          <w:rFonts w:ascii="Book Antiqua" w:hAnsi="Book Antiqua" w:cs="Times New Roman"/>
+          <w:color w:val="000000" w:themeColor="text1"/>
+        </w:rPr>
+        <w:t>_________________________</w:t>
+      </w:r>
+      <w:r>
+        <w:rPr>
+          <w:rFonts w:ascii="Book Antiqua" w:hAnsi="Book Antiqua" w:cs="Times New Roman"/>
+          <w:color w:val="000000" w:themeColor="text1"/>
+        </w:rPr>
+        <w:t>_____</w:t>
+      </w:r>
+      <w:r>
+        <w:rPr>
+          <w:rFonts w:ascii="Book Antiqua" w:hAnsi="Book Antiqua" w:cs="Times New Roman"/>
+          <w:color w:val="000000" w:themeColor="text1"/>
+        </w:rPr>
+        <w:t>______</w:t>
+      </w:r>
+    </w:p>
+    <w:p>
+      <w:pPr>
+        <w:pStyle w:val="SemEspaamento"/>
+        <w:spacing w:line="276" w:lineRule="auto"/>
+        <w:jc w:val="center"/>
+        <w:rPr>
+          <w:b/>
+          <w:sz w:val="28"/>
+        </w:rPr>
+      </w:pPr>
       <w:proofErr w:type="gramStart"/>
       <w:r>
         <w:rPr>
           <w:b/>
-          <w:bCs/>
           <w:sz w:val="28"/>
         </w:rPr>
-        <w:t xml:space="preserve">{{ </w:t>
-      </w:r>
-      <w:r>
-        <w:rPr>
-          <w:b/>
-          <w:bCs/>
+        <w:t>{{ NOME</w:t>
+      </w:r>
+      <w:proofErr w:type="gramEnd"/>
+      <w:r>
+        <w:rPr>
+          <w:b/>
           <w:sz w:val="28"/>
         </w:rPr>
-        <w:t>DATA</w:t>
-      </w:r>
-      <w:proofErr w:type="gramEnd"/>
-      <w:r>
-        <w:rPr>
-          <w:b/>
-          <w:bCs/>
+        <w:t>_EMPRESARIAL }}</w:t>
+      </w:r>
+    </w:p>
+    <w:p>
+      <w:pPr>
+        <w:pStyle w:val="SemEspaamento"/>
+        <w:spacing w:line="276" w:lineRule="auto"/>
+        <w:jc w:val="center"/>
+        <w:rPr>
+          <w:b/>
           <w:sz w:val="28"/>
         </w:rPr>
-        <w:t>_CONTRATO</w:t>
-      </w:r>
-      <w:r>
-        <w:rPr>
-          <w:b/>
-          <w:bCs/>
+      </w:pPr>
+      <w:r>
+        <w:rPr>
+          <w:b/>
           <w:sz w:val="28"/>
         </w:rPr>
-        <w:t xml:space="preserve"> }}</w:t>
-      </w:r>
-      <w:r>
-        <w:rPr>
-          <w:rFonts w:ascii="Book Antiqua" w:hAnsi="Book Antiqua" w:cs="Times New Roman"/>
-          <w:color w:val="000000" w:themeColor="text1"/>
-        </w:rPr>
-        <w:t xml:space="preserve"> </w:t>
-      </w:r>
-    </w:p>
-    <w:p>
-      <w:pPr>
-        <w:pStyle w:val="SemEspaamento"/>
-        <w:spacing w:line="276" w:lineRule="auto"/>
-        <w:jc w:val="both"/>
-        <w:rPr>
-          <w:rFonts w:ascii="Book Antiqua" w:hAnsi="Book Antiqua" w:cs="Times New Roman"/>
-          <w:color w:val="000000" w:themeColor="text1"/>
-        </w:rPr>
-      </w:pPr>
-    </w:p>
-    <w:p>
-      <w:pPr>
-        <w:pStyle w:val="SemEspaamento"/>
-        <w:spacing w:line="276" w:lineRule="auto"/>
-        <w:jc w:val="both"/>
-        <w:rPr>
-          <w:rFonts w:ascii="Book Antiqua" w:hAnsi="Book Antiqua" w:cs="Times New Roman"/>
-          <w:color w:val="000000" w:themeColor="text1"/>
-        </w:rPr>
-      </w:pPr>
-    </w:p>
-    <w:p>
-      <w:pPr>
-        <w:pStyle w:val="SemEspaamento"/>
-        <w:spacing w:line="276" w:lineRule="auto"/>
-        <w:jc w:val="center"/>
-        <w:rPr>
-          <w:rFonts w:ascii="Book Antiqua" w:hAnsi="Book Antiqua" w:cs="Times New Roman"/>
-          <w:color w:val="000000" w:themeColor="text1"/>
-        </w:rPr>
-      </w:pPr>
-      <w:r>
-        <w:rPr>
-          <w:rFonts w:ascii="Book Antiqua" w:hAnsi="Book Antiqua" w:cs="Times New Roman"/>
-          <w:color w:val="000000" w:themeColor="text1"/>
-        </w:rPr>
-        <w:t>_________________________</w:t>
-      </w:r>
-      <w:r>
-        <w:rPr>
-          <w:rFonts w:ascii="Book Antiqua" w:hAnsi="Book Antiqua" w:cs="Times New Roman"/>
-          <w:color w:val="000000" w:themeColor="text1"/>
-        </w:rPr>
-        <w:t>_____</w:t>
-      </w:r>
-      <w:r>
-        <w:rPr>
-          <w:rFonts w:ascii="Book Antiqua" w:hAnsi="Book Antiqua" w:cs="Times New Roman"/>
-          <w:color w:val="000000" w:themeColor="text1"/>
-        </w:rPr>
-        <w:t>______</w:t>
-      </w:r>
-    </w:p>
-    <w:p>
-      <w:pPr>
-        <w:pStyle w:val="SemEspaamento"/>
-        <w:spacing w:line="276" w:lineRule="auto"/>
-        <w:jc w:val="center"/>
-        <w:rPr>
-          <w:b/>
-          <w:sz w:val="28"/>
-        </w:rPr>
-      </w:pPr>
-      <w:proofErr w:type="gramStart"/>
-      <w:r>
-        <w:rPr>
-          <w:b/>
-          <w:sz w:val="28"/>
-        </w:rPr>
-        <w:t>{{ NOME</w:t>
-      </w:r>
-      <w:proofErr w:type="gramEnd"/>
-      <w:r>
-        <w:rPr>
-          <w:b/>
-          <w:sz w:val="28"/>
-        </w:rPr>
-        <w:t>_EMPRESARIAL }}</w:t>
-      </w:r>
-    </w:p>
-    <w:p>
-      <w:pPr>
-        <w:pStyle w:val="SemEspaamento"/>
-        <w:spacing w:line="276" w:lineRule="auto"/>
-        <w:jc w:val="center"/>
-        <w:rPr>
-          <w:b/>
-          <w:sz w:val="28"/>
-        </w:rPr>
-      </w:pPr>
-      <w:r>
-        <w:rPr>
-          <w:b/>
-          <w:sz w:val="28"/>
-        </w:rPr>
         <w:t>{{ CNPJ }}</w:t>
       </w:r>
-      <w:bookmarkStart w:id="2" w:name="_GoBack"/>
-      <w:bookmarkEnd w:id="2"/>
     </w:p>
     <w:p>
       <w:pPr>
@@ -11243,7 +11176,7 @@
 </file>
 
 <file path=customXml/itemProps1.xml><?xml version="1.0" encoding="utf-8"?>
-<ds:datastoreItem xmlns:ds="http://schemas.openxmlformats.org/officeDocument/2006/customXml" ds:itemID="{3AAE1D48-C924-494B-A99F-B5966BE8578C}">
+<ds:datastoreItem xmlns:ds="http://schemas.openxmlformats.org/officeDocument/2006/customXml" ds:itemID="{6EB14F62-7D6A-4464-8EFE-32A4CE769D32}">
   <ds:schemaRefs>
     <ds:schemaRef ds:uri="http://schemas.openxmlformats.org/officeDocument/2006/bibliography"/>
   </ds:schemaRefs>

--- a/contrato.docx
+++ b/contrato.docx
@@ -932,6 +932,21 @@
     <w:p>
       <w:pPr>
         <w:pStyle w:val="SemEspaamento"/>
+        <w:spacing w:line="276" w:lineRule="auto"/>
+        <w:ind w:left="720"/>
+        <w:jc w:val="both"/>
+        <w:rPr>
+          <w:rFonts w:ascii="Book Antiqua" w:hAnsi="Book Antiqua" w:cs="Times New Roman"/>
+          <w:b/>
+          <w:i/>
+          <w:color w:val="000000" w:themeColor="text1"/>
+          <w:sz w:val="18"/>
+        </w:rPr>
+      </w:pPr>
+    </w:p>
+    <w:p>
+      <w:pPr>
+        <w:pStyle w:val="SemEspaamento"/>
         <w:numPr>
           <w:ilvl w:val="0"/>
           <w:numId w:val="13"/>
@@ -962,6 +977,21 @@
         </w:rPr>
         <w:t xml:space="preserve"> disponíveis em estoque.</w:t>
       </w:r>
+    </w:p>
+    <w:p>
+      <w:pPr>
+        <w:pStyle w:val="SemEspaamento"/>
+        <w:spacing w:line="276" w:lineRule="auto"/>
+        <w:ind w:left="720"/>
+        <w:jc w:val="both"/>
+        <w:rPr>
+          <w:rFonts w:ascii="Book Antiqua" w:hAnsi="Book Antiqua" w:cs="Times New Roman"/>
+          <w:b/>
+          <w:i/>
+          <w:color w:val="000000" w:themeColor="text1"/>
+          <w:sz w:val="18"/>
+        </w:rPr>
+      </w:pPr>
     </w:p>
     <w:p>
       <w:pPr>
@@ -1605,37 +1635,42 @@
           <w:color w:val="000000" w:themeColor="text1"/>
         </w:rPr>
       </w:pPr>
-      <w:proofErr w:type="gramStart"/>
       <w:r>
         <w:rPr>
           <w:b/>
           <w:sz w:val="28"/>
         </w:rPr>
-        <w:t>{{ LOGRADOURO</w:t>
-      </w:r>
-      <w:proofErr w:type="gramEnd"/>
+        <w:t xml:space="preserve">{{ </w:t>
+      </w:r>
       <w:r>
         <w:rPr>
           <w:b/>
           <w:sz w:val="28"/>
         </w:rPr>
-        <w:t xml:space="preserve"> }}</w:t>
-      </w:r>
-    </w:p>
-    <w:p>
-      <w:pPr>
-        <w:pStyle w:val="SemEspaamento"/>
-        <w:spacing w:line="276" w:lineRule="auto"/>
-        <w:jc w:val="center"/>
-        <w:rPr>
-          <w:rFonts w:ascii="Book Antiqua" w:hAnsi="Book Antiqua" w:cs="Times New Roman"/>
-          <w:b/>
-          <w:bCs/>
-          <w:color w:val="000000" w:themeColor="text1"/>
-        </w:rPr>
-      </w:pPr>
+        <w:t>CONDICOES_PAGAMENTO</w:t>
+      </w:r>
       <w:bookmarkStart w:id="0" w:name="_GoBack"/>
       <w:bookmarkEnd w:id="0"/>
+      <w:r>
+        <w:rPr>
+          <w:b/>
+          <w:sz w:val="28"/>
+        </w:rPr>
+        <w:t xml:space="preserve"> }}</w:t>
+      </w:r>
+    </w:p>
+    <w:p>
+      <w:pPr>
+        <w:pStyle w:val="SemEspaamento"/>
+        <w:spacing w:line="276" w:lineRule="auto"/>
+        <w:jc w:val="center"/>
+        <w:rPr>
+          <w:rFonts w:ascii="Book Antiqua" w:hAnsi="Book Antiqua" w:cs="Times New Roman"/>
+          <w:b/>
+          <w:bCs/>
+          <w:color w:val="000000" w:themeColor="text1"/>
+        </w:rPr>
+      </w:pPr>
     </w:p>
     <w:p>
       <w:pPr>
@@ -11176,7 +11211,7 @@
 </file>
 
 <file path=customXml/itemProps1.xml><?xml version="1.0" encoding="utf-8"?>
-<ds:datastoreItem xmlns:ds="http://schemas.openxmlformats.org/officeDocument/2006/customXml" ds:itemID="{6EB14F62-7D6A-4464-8EFE-32A4CE769D32}">
+<ds:datastoreItem xmlns:ds="http://schemas.openxmlformats.org/officeDocument/2006/customXml" ds:itemID="{E0D18B09-E6F1-49F6-80CA-DFA54D3A4C98}">
   <ds:schemaRefs>
     <ds:schemaRef ds:uri="http://schemas.openxmlformats.org/officeDocument/2006/bibliography"/>
   </ds:schemaRefs>

--- a/contrato.docx
+++ b/contrato.docx
@@ -1691,8 +1691,6 @@
         </w:rPr>
         <w:t xml:space="preserve"> }}</w:t>
       </w:r>
-      <w:bookmarkStart w:id="0" w:name="_GoBack"/>
-      <w:bookmarkEnd w:id="0"/>
     </w:p>
     <w:p>
       <w:pPr>
@@ -1753,7 +1751,7 @@
           <w:color w:val="000000" w:themeColor="text1"/>
         </w:rPr>
       </w:pPr>
-      <w:bookmarkStart w:id="1" w:name="_Hlk174707443"/>
+      <w:bookmarkStart w:id="0" w:name="_Hlk174707443"/>
     </w:p>
     <w:p>
       <w:pPr>
@@ -1839,7 +1837,7 @@
         </w:rPr>
       </w:pPr>
     </w:p>
-    <w:bookmarkEnd w:id="1"/>
+    <w:bookmarkEnd w:id="0"/>
     <w:p>
       <w:pPr>
         <w:pStyle w:val="SemEspaamento"/>
@@ -4480,7 +4478,7 @@
           <w:color w:val="000000" w:themeColor="text1"/>
         </w:rPr>
       </w:pPr>
-      <w:bookmarkStart w:id="2" w:name="_Hlk126854378"/>
+      <w:bookmarkStart w:id="1" w:name="_Hlk126854378"/>
       <w:r>
         <w:rPr>
           <w:rFonts w:ascii="Book Antiqua" w:hAnsi="Book Antiqua" w:cs="Times New Roman"/>
@@ -4524,7 +4522,7 @@
         <w:t>metragem e o material utilizado na fabricação do mesmo.</w:t>
       </w:r>
     </w:p>
-    <w:bookmarkEnd w:id="2"/>
+    <w:bookmarkEnd w:id="1"/>
     <w:p>
       <w:pPr>
         <w:pStyle w:val="SemEspaamento"/>
@@ -8543,14 +8541,43 @@
     </w:p>
     <w:p>
       <w:pPr>
+        <w:widowControl/>
+        <w:autoSpaceDE/>
+        <w:autoSpaceDN/>
+        <w:spacing w:after="160" w:line="259" w:lineRule="auto"/>
+        <w:rPr>
+          <w:rFonts w:ascii="Book Antiqua" w:eastAsiaTheme="minorHAnsi" w:hAnsi="Book Antiqua" w:cs="Times New Roman"/>
+          <w:color w:val="000000" w:themeColor="text1"/>
+        </w:rPr>
+      </w:pPr>
+      <w:r>
+        <w:rPr>
+          <w:rFonts w:ascii="Book Antiqua" w:hAnsi="Book Antiqua" w:cs="Times New Roman"/>
+          <w:color w:val="000000" w:themeColor="text1"/>
+        </w:rPr>
+        <w:br w:type="page"/>
+      </w:r>
+    </w:p>
+    <w:p>
+      <w:pPr>
         <w:pStyle w:val="SemEspaamento"/>
         <w:spacing w:line="276" w:lineRule="auto"/>
         <w:jc w:val="center"/>
         <w:rPr>
-          <w:rFonts w:ascii="Book Antiqua" w:hAnsi="Book Antiqua" w:cs="Times New Roman"/>
-          <w:color w:val="000000" w:themeColor="text1"/>
-        </w:rPr>
-      </w:pPr>
+          <w:b/>
+          <w:bCs/>
+          <w:sz w:val="28"/>
+        </w:rPr>
+      </w:pPr>
+      <w:r>
+        <w:rPr>
+          <w:b/>
+          <w:bCs/>
+          <w:sz w:val="28"/>
+        </w:rPr>
+        <w:lastRenderedPageBreak/>
+        <w:t>IMAGEM ILUSTRATIVA DO PROJETO</w:t>
+      </w:r>
     </w:p>
     <w:p>
       <w:pPr>
@@ -8558,10 +8585,47 @@
         <w:spacing w:line="276" w:lineRule="auto"/>
         <w:jc w:val="center"/>
         <w:rPr>
-          <w:rFonts w:ascii="Book Antiqua" w:hAnsi="Book Antiqua" w:cs="Times New Roman"/>
-          <w:color w:val="000000" w:themeColor="text1"/>
-        </w:rPr>
-      </w:pPr>
+          <w:b/>
+          <w:sz w:val="28"/>
+        </w:rPr>
+      </w:pPr>
+      <w:r>
+        <w:rPr>
+          <w:b/>
+          <w:sz w:val="28"/>
+        </w:rPr>
+        <w:t xml:space="preserve">{{ </w:t>
+      </w:r>
+      <w:r>
+        <w:rPr>
+          <w:b/>
+          <w:sz w:val="28"/>
+        </w:rPr>
+        <w:t>IMAGEM</w:t>
+      </w:r>
+      <w:r>
+        <w:rPr>
+          <w:b/>
+          <w:sz w:val="28"/>
+        </w:rPr>
+        <w:t>_</w:t>
+      </w:r>
+      <w:r>
+        <w:rPr>
+          <w:b/>
+          <w:sz w:val="28"/>
+        </w:rPr>
+        <w:t>PROJETO</w:t>
+      </w:r>
+      <w:bookmarkStart w:id="2" w:name="_GoBack"/>
+      <w:bookmarkEnd w:id="2"/>
+      <w:r>
+        <w:rPr>
+          <w:b/>
+          <w:sz w:val="28"/>
+        </w:rPr>
+        <w:t xml:space="preserve"> }}</w:t>
+      </w:r>
     </w:p>
     <w:p>
       <w:pPr>
@@ -8574,88 +8638,9 @@
         </w:rPr>
       </w:pPr>
     </w:p>
-    <w:p>
-      <w:pPr>
-        <w:pStyle w:val="SemEspaamento"/>
-        <w:spacing w:line="276" w:lineRule="auto"/>
-        <w:jc w:val="center"/>
-        <w:rPr>
-          <w:rFonts w:ascii="Book Antiqua" w:hAnsi="Book Antiqua" w:cs="Times New Roman"/>
-          <w:color w:val="000000" w:themeColor="text1"/>
-        </w:rPr>
-      </w:pPr>
-      <w:r>
-        <w:rPr>
-          <w:rFonts w:ascii="Book Antiqua" w:hAnsi="Book Antiqua" w:cs="Times New Roman"/>
-          <w:color w:val="000000" w:themeColor="text1"/>
-        </w:rPr>
-        <w:t>IMAGEM ILUSTRATIVA.</w:t>
-      </w:r>
-    </w:p>
-    <w:p>
-      <w:pPr>
-        <w:pStyle w:val="SemEspaamento"/>
-        <w:spacing w:line="276" w:lineRule="auto"/>
-        <w:jc w:val="center"/>
-        <w:rPr>
-          <w:rFonts w:ascii="Book Antiqua" w:hAnsi="Book Antiqua" w:cs="Times New Roman"/>
-          <w:color w:val="000000" w:themeColor="text1"/>
-        </w:rPr>
-      </w:pPr>
-      <w:r>
-        <w:rPr>
-          <w:rFonts w:ascii="Book Antiqua" w:hAnsi="Book Antiqua" w:cs="Times New Roman"/>
-          <w:noProof/>
-          <w:color w:val="000000" w:themeColor="text1"/>
-          <w:lang w:eastAsia="pt-BR"/>
-        </w:rPr>
-        <w:lastRenderedPageBreak/>
-        <w:drawing>
-          <wp:inline distT="0" distB="0" distL="0" distR="0" wp14:anchorId="5AD4C2B4" wp14:editId="29A6E1E6">
-            <wp:extent cx="6300470" cy="4670425"/>
-            <wp:effectExtent l="0" t="0" r="5080" b="0"/>
-            <wp:docPr id="1543329541" name="Imagem 2"/>
-            <wp:cNvGraphicFramePr>
-              <a:graphicFrameLocks xmlns:a="http://schemas.openxmlformats.org/drawingml/2006/main" noChangeAspect="1"/>
-            </wp:cNvGraphicFramePr>
-            <a:graphic xmlns:a="http://schemas.openxmlformats.org/drawingml/2006/main">
-              <a:graphicData uri="http://schemas.openxmlformats.org/drawingml/2006/picture">
-                <pic:pic xmlns:pic="http://schemas.openxmlformats.org/drawingml/2006/picture">
-                  <pic:nvPicPr>
-                    <pic:cNvPr id="1543329541" name="Imagem 1543329541"/>
-                    <pic:cNvPicPr/>
-                  </pic:nvPicPr>
-                  <pic:blipFill>
-                    <a:blip r:embed="rId9" cstate="print">
-                      <a:extLst>
-                        <a:ext uri="{28A0092B-C50C-407E-A947-70E740481C1C}">
-                          <a14:useLocalDpi xmlns:a14="http://schemas.microsoft.com/office/drawing/2010/main" val="0"/>
-                        </a:ext>
-                      </a:extLst>
-                    </a:blip>
-                    <a:stretch>
-                      <a:fillRect/>
-                    </a:stretch>
-                  </pic:blipFill>
-                  <pic:spPr>
-                    <a:xfrm>
-                      <a:off x="0" y="0"/>
-                      <a:ext cx="6300470" cy="4670425"/>
-                    </a:xfrm>
-                    <a:prstGeom prst="rect">
-                      <a:avLst/>
-                    </a:prstGeom>
-                  </pic:spPr>
-                </pic:pic>
-              </a:graphicData>
-            </a:graphic>
-          </wp:inline>
-        </w:drawing>
-      </w:r>
-    </w:p>
     <w:sectPr>
-      <w:headerReference w:type="default" r:id="rId10"/>
-      <w:footerReference w:type="default" r:id="rId11"/>
+      <w:headerReference w:type="default" r:id="rId9"/>
+      <w:footerReference w:type="default" r:id="rId10"/>
       <w:pgSz w:w="11906" w:h="16838"/>
       <w:pgMar w:top="567" w:right="991" w:bottom="709" w:left="993" w:header="426" w:footer="403" w:gutter="0"/>
       <w:cols w:space="708"/>
@@ -8794,7 +8779,7 @@
                                   <w:sz w:val="28"/>
                                   <w:szCs w:val="28"/>
                                 </w:rPr>
-                                <w:t>13</w:t>
+                                <w:t>9</w:t>
                               </w:r>
                               <w:r>
                                 <w:rPr>
@@ -8870,7 +8855,7 @@
                             <w:sz w:val="28"/>
                             <w:szCs w:val="28"/>
                           </w:rPr>
-                          <w:t>13</w:t>
+                          <w:t>9</w:t>
                         </w:r>
                         <w:r>
                           <w:rPr>
@@ -11269,7 +11254,7 @@
 </file>
 
 <file path=customXml/itemProps1.xml><?xml version="1.0" encoding="utf-8"?>
-<ds:datastoreItem xmlns:ds="http://schemas.openxmlformats.org/officeDocument/2006/customXml" ds:itemID="{09CBCEBC-A6FD-43F4-9DAD-8700336475D8}">
+<ds:datastoreItem xmlns:ds="http://schemas.openxmlformats.org/officeDocument/2006/customXml" ds:itemID="{459838CA-E83B-475A-8376-272F18AA09A5}">
   <ds:schemaRefs>
     <ds:schemaRef ds:uri="http://schemas.openxmlformats.org/officeDocument/2006/bibliography"/>
   </ds:schemaRefs>
